--- a/keidy/reportes/Informe_Pasantia_IUTECP.docx
+++ b/keidy/reportes/Informe_Pasantia_IUTECP.docx
@@ -98,7 +98,7 @@
     <w:p>
       <w:pPr>
         <w:sectPr>
-          <w:footerReference w:type="default" r:id="rId9"/>
+          <w:footerReference w:type="default" r:id="rId11"/>
           <w:pgSz w:w="12240" w:h="15840"/>
           <w:pgMar w:top="1701" w:right="1701" w:bottom="1701" w:left="2268" w:header="720" w:footer="720" w:gutter="0"/>
           <w:cols w:space="720"/>
@@ -202,7 +202,7 @@
     <w:p>
       <w:pPr>
         <w:sectPr>
-          <w:footerReference w:type="default" r:id="rId10"/>
+          <w:footerReference w:type="default" r:id="rId12"/>
           <w:pgSz w:w="12240" w:h="15840"/>
           <w:pgMar w:top="1701" w:right="1701" w:bottom="1701" w:left="2268" w:header="720" w:footer="720" w:gutter="0"/>
           <w:cols w:space="720"/>
@@ -228,7 +228,7 @@
     <w:p>
       <w:pPr>
         <w:sectPr>
-          <w:footerReference w:type="default" r:id="rId11"/>
+          <w:footerReference w:type="default" r:id="rId13"/>
           <w:pgSz w:w="12240" w:h="15840"/>
           <w:pgMar w:top="2835" w:right="1701" w:bottom="1701" w:left="2268" w:header="720" w:footer="720" w:gutter="0"/>
           <w:cols w:space="720"/>
@@ -993,7 +993,7 @@
     <w:p>
       <w:pPr>
         <w:sectPr>
-          <w:footerReference w:type="default" r:id="rId12"/>
+          <w:footerReference w:type="default" r:id="rId14"/>
           <w:type w:val="continuous"/>
           <w:pgSz w:w="12240" w:h="15840"/>
           <w:pgMar w:top="1701" w:right="1701" w:bottom="1701" w:left="2268" w:header="720" w:footer="720" w:gutter="0"/>
@@ -1020,7 +1020,7 @@
     <w:p>
       <w:pPr>
         <w:sectPr>
-          <w:footerReference w:type="default" r:id="rId13"/>
+          <w:footerReference w:type="default" r:id="rId15"/>
           <w:pgSz w:w="12240" w:h="15840"/>
           <w:pgMar w:top="2835" w:right="1701" w:bottom="1701" w:left="2268" w:header="720" w:footer="720" w:gutter="0"/>
           <w:cols w:space="720"/>
@@ -1101,7 +1101,7 @@
     <w:p>
       <w:pPr>
         <w:sectPr>
-          <w:footerReference w:type="default" r:id="rId14"/>
+          <w:footerReference w:type="default" r:id="rId16"/>
           <w:type w:val="continuous"/>
           <w:pgSz w:w="12240" w:h="15840"/>
           <w:pgMar w:top="1701" w:right="1701" w:bottom="1701" w:left="2268" w:header="720" w:footer="720" w:gutter="0"/>
@@ -1128,7 +1128,7 @@
     <w:p>
       <w:pPr>
         <w:sectPr>
-          <w:footerReference w:type="default" r:id="rId15"/>
+          <w:footerReference w:type="default" r:id="rId17"/>
           <w:pgSz w:w="12240" w:h="15840"/>
           <w:pgMar w:top="2835" w:right="1701" w:bottom="1701" w:left="2268" w:header="720" w:footer="720" w:gutter="0"/>
           <w:cols w:space="720"/>
@@ -1209,7 +1209,7 @@
     <w:p>
       <w:pPr>
         <w:sectPr>
-          <w:footerReference w:type="default" r:id="rId16"/>
+          <w:footerReference w:type="default" r:id="rId18"/>
           <w:type w:val="continuous"/>
           <w:pgSz w:w="12240" w:h="15840"/>
           <w:pgMar w:top="1701" w:right="1701" w:bottom="1701" w:left="2268" w:header="720" w:footer="720" w:gutter="0"/>
@@ -1236,7 +1236,7 @@
     <w:p>
       <w:pPr>
         <w:sectPr>
-          <w:footerReference w:type="default" r:id="rId17"/>
+          <w:footerReference w:type="default" r:id="rId19"/>
           <w:pgSz w:w="12240" w:h="15840"/>
           <w:pgMar w:top="2835" w:right="1701" w:bottom="1701" w:left="2268" w:header="720" w:footer="720" w:gutter="0"/>
           <w:cols w:space="720"/>
@@ -1263,7 +1263,7 @@
     <w:p>
       <w:pPr>
         <w:sectPr>
-          <w:footerReference w:type="default" r:id="rId18"/>
+          <w:footerReference w:type="default" r:id="rId20"/>
           <w:type w:val="continuous"/>
           <w:pgSz w:w="12240" w:h="15840"/>
           <w:pgMar w:top="1701" w:right="1701" w:bottom="1701" w:left="2268" w:header="720" w:footer="720" w:gutter="0"/>
@@ -1304,7 +1304,7 @@
     <w:p>
       <w:pPr>
         <w:sectPr>
-          <w:footerReference w:type="default" r:id="rId19"/>
+          <w:footerReference w:type="default" r:id="rId21"/>
           <w:pgSz w:w="12240" w:h="15840"/>
           <w:pgMar w:top="2835" w:right="1701" w:bottom="1701" w:left="2268" w:header="720" w:footer="720" w:gutter="0"/>
           <w:cols w:space="720"/>
@@ -1740,14 +1740,64 @@
     </w:p>
     <w:p>
       <w:pPr>
+        <w:spacing w:before="480"/>
+        <w:jc w:val="center"/>
+      </w:pPr>
+      <w:r>
+        <w:drawing>
+          <wp:inline xmlns:a="http://schemas.openxmlformats.org/drawingml/2006/main" xmlns:pic="http://schemas.openxmlformats.org/drawingml/2006/picture">
+            <wp:extent cx="1800000" cy="1315385"/>
+            <wp:docPr id="1" name="Picture 1"/>
+            <wp:cNvGraphicFramePr>
+              <a:graphicFrameLocks noChangeAspect="1"/>
+            </wp:cNvGraphicFramePr>
+            <a:graphic>
+              <a:graphicData uri="http://schemas.openxmlformats.org/drawingml/2006/picture">
+                <pic:pic>
+                  <pic:nvPicPr>
+                    <pic:cNvPr id="0" name="1.png"/>
+                    <pic:cNvPicPr/>
+                  </pic:nvPicPr>
+                  <pic:blipFill>
+                    <a:blip r:embed="rId9"/>
+                    <a:stretch>
+                      <a:fillRect/>
+                    </a:stretch>
+                  </pic:blipFill>
+                  <pic:spPr>
+                    <a:xfrm>
+                      <a:off x="0" y="0"/>
+                      <a:ext cx="1800000" cy="1315385"/>
+                    </a:xfrm>
+                    <a:prstGeom prst="rect"/>
+                  </pic:spPr>
+                </pic:pic>
+              </a:graphicData>
+            </a:graphic>
+          </wp:inline>
+        </w:drawing>
+      </w:r>
+    </w:p>
+    <w:p>
+      <w:pPr>
+        <w:spacing w:before="120" w:after="480"/>
         <w:jc w:val="center"/>
       </w:pPr>
       <w:r>
         <w:rPr>
+          <w:rFonts w:ascii="Times New Roman" w:hAnsi="Times New Roman"/>
           <w:i/>
-          <w:color w:val="FF0000"/>
+          <w:sz w:val="24"/>
         </w:rPr>
-        <w:t>[IMAGEN NO ENCONTRADA: Gráfico 1. Representación cartográfica y ubicación espacial de la empresa.]</w:t>
+        <w:t xml:space="preserve">Gráfico 1. </w:t>
+      </w:r>
+      <w:r>
+        <w:rPr>
+          <w:rFonts w:ascii="Times New Roman" w:hAnsi="Times New Roman"/>
+          <w:b/>
+          <w:sz w:val="24"/>
+        </w:rPr>
+        <w:t>Representación cartográfica y ubicación espacial de la empresa.</w:t>
       </w:r>
     </w:p>
     <w:p>
@@ -1814,20 +1864,70 @@
     </w:p>
     <w:p>
       <w:pPr>
+        <w:spacing w:before="480"/>
+        <w:jc w:val="center"/>
+      </w:pPr>
+      <w:r>
+        <w:drawing>
+          <wp:inline xmlns:a="http://schemas.openxmlformats.org/drawingml/2006/main" xmlns:pic="http://schemas.openxmlformats.org/drawingml/2006/picture">
+            <wp:extent cx="4320000" cy="2603179"/>
+            <wp:docPr id="2" name="Picture 2"/>
+            <wp:cNvGraphicFramePr>
+              <a:graphicFrameLocks noChangeAspect="1"/>
+            </wp:cNvGraphicFramePr>
+            <a:graphic>
+              <a:graphicData uri="http://schemas.openxmlformats.org/drawingml/2006/picture">
+                <pic:pic>
+                  <pic:nvPicPr>
+                    <pic:cNvPr id="0" name="2.png"/>
+                    <pic:cNvPicPr/>
+                  </pic:nvPicPr>
+                  <pic:blipFill>
+                    <a:blip r:embed="rId10"/>
+                    <a:stretch>
+                      <a:fillRect/>
+                    </a:stretch>
+                  </pic:blipFill>
+                  <pic:spPr>
+                    <a:xfrm>
+                      <a:off x="0" y="0"/>
+                      <a:ext cx="4320000" cy="2603179"/>
+                    </a:xfrm>
+                    <a:prstGeom prst="rect"/>
+                  </pic:spPr>
+                </pic:pic>
+              </a:graphicData>
+            </a:graphic>
+          </wp:inline>
+        </w:drawing>
+      </w:r>
+    </w:p>
+    <w:p>
+      <w:pPr>
+        <w:spacing w:before="120" w:after="480"/>
         <w:jc w:val="center"/>
       </w:pPr>
       <w:r>
         <w:rPr>
+          <w:rFonts w:ascii="Times New Roman" w:hAnsi="Times New Roman"/>
           <w:i/>
-          <w:color w:val="FF0000"/>
+          <w:sz w:val="24"/>
         </w:rPr>
-        <w:t>[IMAGEN NO ENCONTRADA: Gráfico 2. Organigrama estructural y niveles jerárquicos de la organización.]</w:t>
+        <w:t xml:space="preserve">Gráfico 2. </w:t>
+      </w:r>
+      <w:r>
+        <w:rPr>
+          <w:rFonts w:ascii="Times New Roman" w:hAnsi="Times New Roman"/>
+          <w:b/>
+          <w:sz w:val="24"/>
+        </w:rPr>
+        <w:t>Organigrama estructural y niveles jerárquicos de la organización.</w:t>
       </w:r>
     </w:p>
     <w:p>
       <w:pPr>
         <w:sectPr>
-          <w:footerReference w:type="default" r:id="rId20"/>
+          <w:footerReference w:type="default" r:id="rId22"/>
           <w:type w:val="continuous"/>
           <w:pgSz w:w="12240" w:h="15840"/>
           <w:pgMar w:top="1701" w:right="1701" w:bottom="1701" w:left="2268" w:header="720" w:footer="720" w:gutter="0"/>
@@ -1868,7 +1968,7 @@
     <w:p>
       <w:pPr>
         <w:sectPr>
-          <w:footerReference w:type="default" r:id="rId21"/>
+          <w:footerReference w:type="default" r:id="rId23"/>
           <w:pgSz w:w="12240" w:h="15840"/>
           <w:pgMar w:top="2835" w:right="1701" w:bottom="1701" w:left="2268" w:header="720" w:footer="720" w:gutter="0"/>
           <w:cols w:space="720"/>
@@ -3491,7 +3591,7 @@
     <w:p>
       <w:pPr>
         <w:sectPr>
-          <w:footerReference w:type="default" r:id="rId22"/>
+          <w:footerReference w:type="default" r:id="rId24"/>
           <w:type w:val="continuous"/>
           <w:pgSz w:w="12240" w:h="15840"/>
           <w:pgMar w:top="1701" w:right="1701" w:bottom="1701" w:left="2268" w:header="720" w:footer="720" w:gutter="0"/>
@@ -3532,7 +3632,7 @@
     <w:p>
       <w:pPr>
         <w:sectPr>
-          <w:footerReference w:type="default" r:id="rId23"/>
+          <w:footerReference w:type="default" r:id="rId25"/>
           <w:pgSz w:w="12240" w:h="15840"/>
           <w:pgMar w:top="2835" w:right="1701" w:bottom="1701" w:left="2268" w:header="720" w:footer="720" w:gutter="0"/>
           <w:cols w:space="720"/>
@@ -3573,7 +3673,7 @@
     <w:p>
       <w:pPr>
         <w:sectPr>
-          <w:footerReference w:type="default" r:id="rId24"/>
+          <w:footerReference w:type="default" r:id="rId26"/>
           <w:type w:val="continuous"/>
           <w:pgSz w:w="12240" w:h="15840"/>
           <w:pgMar w:top="1701" w:right="1701" w:bottom="1701" w:left="2268" w:header="720" w:footer="720" w:gutter="0"/>
@@ -3614,7 +3714,7 @@
     <w:p>
       <w:pPr>
         <w:sectPr>
-          <w:footerReference w:type="default" r:id="rId25"/>
+          <w:footerReference w:type="default" r:id="rId27"/>
           <w:pgSz w:w="12240" w:h="15840"/>
           <w:pgMar w:top="2835" w:right="1701" w:bottom="1701" w:left="2268" w:header="720" w:footer="720" w:gutter="0"/>
           <w:cols w:space="720"/>
@@ -3655,7 +3755,7 @@
     <w:p>
       <w:pPr>
         <w:sectPr>
-          <w:footerReference w:type="default" r:id="rId26"/>
+          <w:footerReference w:type="default" r:id="rId28"/>
           <w:type w:val="continuous"/>
           <w:pgSz w:w="12240" w:h="15840"/>
           <w:pgMar w:top="1701" w:right="1701" w:bottom="1701" w:left="2268" w:header="720" w:footer="720" w:gutter="0"/>
@@ -3696,7 +3796,7 @@
     <w:p>
       <w:pPr>
         <w:sectPr>
-          <w:footerReference w:type="default" r:id="rId27"/>
+          <w:footerReference w:type="default" r:id="rId29"/>
           <w:pgSz w:w="12240" w:h="15840"/>
           <w:pgMar w:top="2835" w:right="1701" w:bottom="1701" w:left="2268" w:header="720" w:footer="720" w:gutter="0"/>
           <w:cols w:space="720"/>
@@ -3736,7 +3836,7 @@
     <w:p>
       <w:pPr>
         <w:sectPr>
-          <w:footerReference w:type="default" r:id="rId28"/>
+          <w:footerReference w:type="default" r:id="rId30"/>
           <w:type w:val="continuous"/>
           <w:pgSz w:w="12240" w:h="15840"/>
           <w:pgMar w:top="1701" w:right="1701" w:bottom="1701" w:left="2268" w:header="720" w:footer="720" w:gutter="0"/>
@@ -3763,7 +3863,7 @@
     <w:p>
       <w:pPr>
         <w:sectPr>
-          <w:footerReference w:type="default" r:id="rId29"/>
+          <w:footerReference w:type="default" r:id="rId31"/>
           <w:pgSz w:w="12240" w:h="15840"/>
           <w:pgMar w:top="2835" w:right="1701" w:bottom="1701" w:left="2268" w:header="720" w:footer="720" w:gutter="0"/>
           <w:cols w:space="720"/>
@@ -3778,7 +3878,7 @@
       </w:pPr>
     </w:p>
     <w:sectPr>
-      <w:footerReference w:type="default" r:id="rId30"/>
+      <w:footerReference w:type="default" r:id="rId32"/>
       <w:type w:val="continuous"/>
       <w:pgSz w:w="12240" w:h="15840"/>
       <w:pgMar w:top="1701" w:right="1701" w:bottom="1701" w:left="2268" w:header="720" w:footer="720" w:gutter="0"/>

--- a/keidy/reportes/Informe_Pasantia_IUTECP.docx
+++ b/keidy/reportes/Informe_Pasantia_IUTECP.docx
@@ -1201,9 +1201,8 @@
         </w:rPr>
         <w:t>2</w:t>
         <w:tab/>
-        <w:t>Organigrama estructural y niveles jerárquicos de la organización</w:t>
+        <w:t>Organigrama estructural y niveles jerárquicos de la organización.</w:t>
         <w:tab/>
-        <w:t>4</w:t>
       </w:r>
     </w:p>
     <w:p>

--- a/keidy/reportes/Informe_Pasantia_IUTECP.docx
+++ b/keidy/reportes/Informe_Pasantia_IUTECP.docx
@@ -274,7 +274,11 @@
           <w:b w:val="0"/>
           <w:sz w:val="24"/>
         </w:rPr>
-        <w:t>iv</w:t>
+        <w:fldChar w:fldCharType="begin"/>
+        <w:instrText xml:space="preserve"> PAGEREF bm_lista_cuadros \h </w:instrText>
+        <w:fldChar w:fldCharType="separate"/>
+        <w:t>?</w:t>
+        <w:fldChar w:fldCharType="end"/>
       </w:r>
     </w:p>
     <w:p>
@@ -300,7 +304,11 @@
           <w:b w:val="0"/>
           <w:sz w:val="24"/>
         </w:rPr>
-        <w:t>v</w:t>
+        <w:fldChar w:fldCharType="begin"/>
+        <w:instrText xml:space="preserve"> PAGEREF bm_lista_graficos \h </w:instrText>
+        <w:fldChar w:fldCharType="separate"/>
+        <w:t>?</w:t>
+        <w:fldChar w:fldCharType="end"/>
       </w:r>
     </w:p>
     <w:p>
@@ -326,7 +334,11 @@
           <w:b w:val="0"/>
           <w:sz w:val="24"/>
         </w:rPr>
-        <w:t>1</w:t>
+        <w:fldChar w:fldCharType="begin"/>
+        <w:instrText xml:space="preserve"> PAGEREF bm_introduccion \h </w:instrText>
+        <w:fldChar w:fldCharType="separate"/>
+        <w:t>?</w:t>
+        <w:fldChar w:fldCharType="end"/>
       </w:r>
     </w:p>
     <w:p>
@@ -363,7 +375,11 @@
           <w:b/>
           <w:sz w:val="24"/>
         </w:rPr>
-        <w:t>2</w:t>
+        <w:fldChar w:fldCharType="begin"/>
+        <w:instrText xml:space="preserve"> PAGEREF bm_cap1 \h </w:instrText>
+        <w:fldChar w:fldCharType="separate"/>
+        <w:t>?</w:t>
+        <w:fldChar w:fldCharType="end"/>
       </w:r>
     </w:p>
     <w:p>
@@ -389,7 +405,11 @@
           <w:b w:val="0"/>
           <w:sz w:val="24"/>
         </w:rPr>
-        <w:t>2</w:t>
+        <w:fldChar w:fldCharType="begin"/>
+        <w:instrText xml:space="preserve"> PAGEREF bm_cap1_ident \h </w:instrText>
+        <w:fldChar w:fldCharType="separate"/>
+        <w:t>?</w:t>
+        <w:fldChar w:fldCharType="end"/>
       </w:r>
     </w:p>
     <w:p>
@@ -415,7 +435,11 @@
           <w:b w:val="0"/>
           <w:sz w:val="24"/>
         </w:rPr>
-        <w:t>2</w:t>
+        <w:fldChar w:fldCharType="begin"/>
+        <w:instrText xml:space="preserve"> PAGEREF bm_cap1_resena \h </w:instrText>
+        <w:fldChar w:fldCharType="separate"/>
+        <w:t>?</w:t>
+        <w:fldChar w:fldCharType="end"/>
       </w:r>
     </w:p>
     <w:p>
@@ -441,7 +465,11 @@
           <w:b w:val="0"/>
           <w:sz w:val="24"/>
         </w:rPr>
-        <w:t>2</w:t>
+        <w:fldChar w:fldCharType="begin"/>
+        <w:instrText xml:space="preserve"> PAGEREF bm_cap1_mision \h </w:instrText>
+        <w:fldChar w:fldCharType="separate"/>
+        <w:t>?</w:t>
+        <w:fldChar w:fldCharType="end"/>
       </w:r>
     </w:p>
     <w:p>
@@ -467,7 +495,11 @@
           <w:b w:val="0"/>
           <w:sz w:val="24"/>
         </w:rPr>
-        <w:t>3</w:t>
+        <w:fldChar w:fldCharType="begin"/>
+        <w:instrText xml:space="preserve"> PAGEREF bm_cap1_vision \h </w:instrText>
+        <w:fldChar w:fldCharType="separate"/>
+        <w:t>?</w:t>
+        <w:fldChar w:fldCharType="end"/>
       </w:r>
     </w:p>
     <w:p>
@@ -493,7 +525,11 @@
           <w:b w:val="0"/>
           <w:sz w:val="24"/>
         </w:rPr>
-        <w:t>3</w:t>
+        <w:fldChar w:fldCharType="begin"/>
+        <w:instrText xml:space="preserve"> PAGEREF bm_cap1_valores \h </w:instrText>
+        <w:fldChar w:fldCharType="separate"/>
+        <w:t>?</w:t>
+        <w:fldChar w:fldCharType="end"/>
       </w:r>
     </w:p>
     <w:p>
@@ -519,7 +555,11 @@
           <w:b w:val="0"/>
           <w:sz w:val="24"/>
         </w:rPr>
-        <w:t>3</w:t>
+        <w:fldChar w:fldCharType="begin"/>
+        <w:instrText xml:space="preserve"> PAGEREF bm_cap1_obj \h </w:instrText>
+        <w:fldChar w:fldCharType="separate"/>
+        <w:t>?</w:t>
+        <w:fldChar w:fldCharType="end"/>
       </w:r>
     </w:p>
     <w:p>
@@ -545,7 +585,11 @@
           <w:b w:val="0"/>
           <w:sz w:val="24"/>
         </w:rPr>
-        <w:t>3</w:t>
+        <w:fldChar w:fldCharType="begin"/>
+        <w:instrText xml:space="preserve"> PAGEREF bm_cap1_ubic \h </w:instrText>
+        <w:fldChar w:fldCharType="separate"/>
+        <w:t>?</w:t>
+        <w:fldChar w:fldCharType="end"/>
       </w:r>
     </w:p>
     <w:p>
@@ -571,7 +615,11 @@
           <w:b w:val="0"/>
           <w:sz w:val="24"/>
         </w:rPr>
-        <w:t>3</w:t>
+        <w:fldChar w:fldCharType="begin"/>
+        <w:instrText xml:space="preserve"> PAGEREF bm_cap1_pobla \h </w:instrText>
+        <w:fldChar w:fldCharType="separate"/>
+        <w:t>?</w:t>
+        <w:fldChar w:fldCharType="end"/>
       </w:r>
     </w:p>
     <w:p>
@@ -597,7 +645,11 @@
           <w:b w:val="0"/>
           <w:sz w:val="24"/>
         </w:rPr>
-        <w:t>4</w:t>
+        <w:fldChar w:fldCharType="begin"/>
+        <w:instrText xml:space="preserve"> PAGEREF bm_cap1_estruct \h </w:instrText>
+        <w:fldChar w:fldCharType="separate"/>
+        <w:t>?</w:t>
+        <w:fldChar w:fldCharType="end"/>
       </w:r>
     </w:p>
     <w:p>
@@ -623,7 +675,11 @@
           <w:b/>
           <w:sz w:val="24"/>
         </w:rPr>
-        <w:t>5</w:t>
+        <w:fldChar w:fldCharType="begin"/>
+        <w:instrText xml:space="preserve"> PAGEREF bm_cap2 \h </w:instrText>
+        <w:fldChar w:fldCharType="separate"/>
+        <w:t>?</w:t>
+        <w:fldChar w:fldCharType="end"/>
       </w:r>
     </w:p>
     <w:p>
@@ -649,7 +705,11 @@
           <w:b w:val="0"/>
           <w:sz w:val="24"/>
         </w:rPr>
-        <w:t>5</w:t>
+        <w:fldChar w:fldCharType="begin"/>
+        <w:instrText xml:space="preserve"> PAGEREF bm_cap2_sit \h </w:instrText>
+        <w:fldChar w:fldCharType="separate"/>
+        <w:t>?</w:t>
+        <w:fldChar w:fldCharType="end"/>
       </w:r>
     </w:p>
     <w:p>
@@ -675,7 +735,11 @@
           <w:b w:val="0"/>
           <w:sz w:val="24"/>
         </w:rPr>
-        <w:t>5</w:t>
+        <w:fldChar w:fldCharType="begin"/>
+        <w:instrText xml:space="preserve"> PAGEREF bm_cap2_objg \h </w:instrText>
+        <w:fldChar w:fldCharType="separate"/>
+        <w:t>?</w:t>
+        <w:fldChar w:fldCharType="end"/>
       </w:r>
     </w:p>
     <w:p>
@@ -701,7 +765,11 @@
           <w:b w:val="0"/>
           <w:sz w:val="24"/>
         </w:rPr>
-        <w:t>5</w:t>
+        <w:fldChar w:fldCharType="begin"/>
+        <w:instrText xml:space="preserve"> PAGEREF bm_cap2_obje \h </w:instrText>
+        <w:fldChar w:fldCharType="separate"/>
+        <w:t>?</w:t>
+        <w:fldChar w:fldCharType="end"/>
       </w:r>
     </w:p>
     <w:p>
@@ -727,7 +795,11 @@
           <w:b w:val="0"/>
           <w:sz w:val="24"/>
         </w:rPr>
-        <w:t>5</w:t>
+        <w:fldChar w:fldCharType="begin"/>
+        <w:instrText xml:space="preserve"> PAGEREF bm_cap2_planif \h </w:instrText>
+        <w:fldChar w:fldCharType="separate"/>
+        <w:t>?</w:t>
+        <w:fldChar w:fldCharType="end"/>
       </w:r>
     </w:p>
     <w:p>
@@ -753,7 +825,11 @@
           <w:b w:val="0"/>
           <w:sz w:val="24"/>
         </w:rPr>
-        <w:t>6</w:t>
+        <w:fldChar w:fldCharType="begin"/>
+        <w:instrText xml:space="preserve"> PAGEREF bm_cap2_crono \h </w:instrText>
+        <w:fldChar w:fldCharType="separate"/>
+        <w:t>?</w:t>
+        <w:fldChar w:fldCharType="end"/>
       </w:r>
     </w:p>
     <w:p>
@@ -779,7 +855,11 @@
           <w:b/>
           <w:sz w:val="24"/>
         </w:rPr>
-        <w:t>7</w:t>
+        <w:fldChar w:fldCharType="begin"/>
+        <w:instrText xml:space="preserve"> PAGEREF bm_cap3 \h </w:instrText>
+        <w:fldChar w:fldCharType="separate"/>
+        <w:t>?</w:t>
+        <w:fldChar w:fldCharType="end"/>
       </w:r>
     </w:p>
     <w:p>
@@ -805,7 +885,11 @@
           <w:b w:val="0"/>
           <w:sz w:val="24"/>
         </w:rPr>
-        <w:t>7</w:t>
+        <w:fldChar w:fldCharType="begin"/>
+        <w:instrText xml:space="preserve"> PAGEREF bm_cap3_bases \h </w:instrText>
+        <w:fldChar w:fldCharType="separate"/>
+        <w:t>?</w:t>
+        <w:fldChar w:fldCharType="end"/>
       </w:r>
     </w:p>
     <w:p>
@@ -831,7 +915,11 @@
           <w:b/>
           <w:sz w:val="24"/>
         </w:rPr>
-        <w:t>8</w:t>
+        <w:fldChar w:fldCharType="begin"/>
+        <w:instrText xml:space="preserve"> PAGEREF bm_cap4 \h </w:instrText>
+        <w:fldChar w:fldCharType="separate"/>
+        <w:t>?</w:t>
+        <w:fldChar w:fldCharType="end"/>
       </w:r>
     </w:p>
     <w:p>
@@ -857,7 +945,11 @@
           <w:b w:val="0"/>
           <w:sz w:val="24"/>
         </w:rPr>
-        <w:t>8</w:t>
+        <w:fldChar w:fldCharType="begin"/>
+        <w:instrText xml:space="preserve"> PAGEREF bm_cap4_desc \h </w:instrText>
+        <w:fldChar w:fldCharType="separate"/>
+        <w:t>?</w:t>
+        <w:fldChar w:fldCharType="end"/>
       </w:r>
     </w:p>
     <w:p>
@@ -883,7 +975,11 @@
           <w:b/>
           <w:sz w:val="24"/>
         </w:rPr>
-        <w:t>10</w:t>
+        <w:fldChar w:fldCharType="begin"/>
+        <w:instrText xml:space="preserve"> PAGEREF bm_cap5 \h </w:instrText>
+        <w:fldChar w:fldCharType="separate"/>
+        <w:t>?</w:t>
+        <w:fldChar w:fldCharType="end"/>
       </w:r>
     </w:p>
     <w:p>
@@ -909,7 +1005,11 @@
           <w:b w:val="0"/>
           <w:sz w:val="24"/>
         </w:rPr>
-        <w:t>10</w:t>
+        <w:fldChar w:fldCharType="begin"/>
+        <w:instrText xml:space="preserve"> PAGEREF bm_cap5_concl \h </w:instrText>
+        <w:fldChar w:fldCharType="separate"/>
+        <w:t>?</w:t>
+        <w:fldChar w:fldCharType="end"/>
       </w:r>
     </w:p>
     <w:p>
@@ -935,7 +1035,11 @@
           <w:b w:val="0"/>
           <w:sz w:val="24"/>
         </w:rPr>
-        <w:t>10</w:t>
+        <w:fldChar w:fldCharType="begin"/>
+        <w:instrText xml:space="preserve"> PAGEREF bm_cap5_recom \h </w:instrText>
+        <w:fldChar w:fldCharType="separate"/>
+        <w:t>?</w:t>
+        <w:fldChar w:fldCharType="end"/>
       </w:r>
     </w:p>
     <w:p>
@@ -961,7 +1065,11 @@
           <w:b/>
           <w:sz w:val="24"/>
         </w:rPr>
-        <w:t>11</w:t>
+        <w:fldChar w:fldCharType="begin"/>
+        <w:instrText xml:space="preserve"> PAGEREF bm_referencias \h </w:instrText>
+        <w:fldChar w:fldCharType="separate"/>
+        <w:t>?</w:t>
+        <w:fldChar w:fldCharType="end"/>
       </w:r>
     </w:p>
     <w:p>
@@ -987,7 +1095,11 @@
           <w:b/>
           <w:sz w:val="24"/>
         </w:rPr>
-        <w:t>12</w:t>
+        <w:fldChar w:fldCharType="begin"/>
+        <w:instrText xml:space="preserve"> PAGEREF bm_anexos \h </w:instrText>
+        <w:fldChar w:fldCharType="separate"/>
+        <w:t>?</w:t>
+        <w:fldChar w:fldCharType="end"/>
       </w:r>
     </w:p>
     <w:p>
@@ -1004,6 +1116,7 @@
       </w:pPr>
     </w:p>
     <w:p>
+      <w:bookmarkStart w:id="bm_lista_cuadros" w:name="bm_lista_cuadros"/>
       <w:pPr>
         <w:spacing w:after="480"/>
         <w:jc w:val="center"/>
@@ -1016,6 +1129,7 @@
         </w:rPr>
         <w:t>LISTA DE CUADROS</w:t>
       </w:r>
+      <w:bookmarkEnd w:id="bm_lista_cuadros"/>
     </w:p>
     <w:p>
       <w:pPr>
@@ -1074,7 +1188,18 @@
         <w:tab/>
         <w:t>Planificación integral de objetivos específicos</w:t>
         <w:tab/>
-        <w:t>5</w:t>
+      </w:r>
+      <w:r>
+        <w:rPr>
+          <w:rFonts w:ascii="Times New Roman" w:hAnsi="Times New Roman"/>
+          <w:b w:val="0"/>
+          <w:sz w:val="24"/>
+        </w:rPr>
+        <w:fldChar w:fldCharType="begin"/>
+        <w:instrText xml:space="preserve"> PAGEREF bm_cuadro1 \h </w:instrText>
+        <w:fldChar w:fldCharType="separate"/>
+        <w:t>?</w:t>
+        <w:fldChar w:fldCharType="end"/>
       </w:r>
     </w:p>
     <w:p>
@@ -1095,7 +1220,18 @@
         <w:tab/>
         <w:t>Cronograma de actividades administrativas</w:t>
         <w:tab/>
-        <w:t>6</w:t>
+      </w:r>
+      <w:r>
+        <w:rPr>
+          <w:rFonts w:ascii="Times New Roman" w:hAnsi="Times New Roman"/>
+          <w:b w:val="0"/>
+          <w:sz w:val="24"/>
+        </w:rPr>
+        <w:fldChar w:fldCharType="begin"/>
+        <w:instrText xml:space="preserve"> PAGEREF bm_cuadro2 \h </w:instrText>
+        <w:fldChar w:fldCharType="separate"/>
+        <w:t>?</w:t>
+        <w:fldChar w:fldCharType="end"/>
       </w:r>
     </w:p>
     <w:p>
@@ -1112,6 +1248,7 @@
       </w:pPr>
     </w:p>
     <w:p>
+      <w:bookmarkStart w:id="bm_lista_graficos" w:name="bm_lista_graficos"/>
       <w:pPr>
         <w:spacing w:after="480"/>
         <w:jc w:val="center"/>
@@ -1124,6 +1261,7 @@
         </w:rPr>
         <w:t>LISTA DE GRÁFICOS</w:t>
       </w:r>
+      <w:bookmarkEnd w:id="bm_lista_graficos"/>
     </w:p>
     <w:p>
       <w:pPr>
@@ -1182,7 +1320,18 @@
         <w:tab/>
         <w:t>Representación cartográfica y ubicación espacial de la empresa</w:t>
         <w:tab/>
-        <w:t>3</w:t>
+      </w:r>
+      <w:r>
+        <w:rPr>
+          <w:rFonts w:ascii="Times New Roman" w:hAnsi="Times New Roman"/>
+          <w:b w:val="0"/>
+          <w:sz w:val="24"/>
+        </w:rPr>
+        <w:fldChar w:fldCharType="begin"/>
+        <w:instrText xml:space="preserve"> PAGEREF bm_grafico1 \h </w:instrText>
+        <w:fldChar w:fldCharType="separate"/>
+        <w:t>?</w:t>
+        <w:fldChar w:fldCharType="end"/>
       </w:r>
     </w:p>
     <w:p>
@@ -1204,6 +1353,18 @@
         <w:t>Organigrama estructural y niveles jerárquicos de la organización.</w:t>
         <w:tab/>
       </w:r>
+      <w:r>
+        <w:rPr>
+          <w:rFonts w:ascii="Times New Roman" w:hAnsi="Times New Roman"/>
+          <w:b w:val="0"/>
+          <w:sz w:val="24"/>
+        </w:rPr>
+        <w:fldChar w:fldCharType="begin"/>
+        <w:instrText xml:space="preserve"> PAGEREF bm_grafico2 \h </w:instrText>
+        <w:fldChar w:fldCharType="separate"/>
+        <w:t>?</w:t>
+        <w:fldChar w:fldCharType="end"/>
+      </w:r>
     </w:p>
     <w:p>
       <w:pPr>
@@ -1219,6 +1380,7 @@
       </w:pPr>
     </w:p>
     <w:p>
+      <w:bookmarkStart w:id="bm_introduccion" w:name="bm_introduccion"/>
       <w:pPr>
         <w:spacing w:after="480"/>
         <w:jc w:val="center"/>
@@ -1231,6 +1393,7 @@
         </w:rPr>
         <w:t>INTRODUCCIÓN</w:t>
       </w:r>
+      <w:bookmarkEnd w:id="bm_introduccion"/>
     </w:p>
     <w:p>
       <w:pPr>
@@ -1287,6 +1450,7 @@
       </w:r>
     </w:p>
     <w:p>
+      <w:bookmarkStart w:id="bm_cap1" w:name="bm_cap1"/>
       <w:pPr>
         <w:spacing w:before="480"/>
         <w:jc w:val="center"/>
@@ -1299,6 +1463,7 @@
         </w:rPr>
         <w:t>REALIDAD ORGANIZACIONAL</w:t>
       </w:r>
+      <w:bookmarkEnd w:id="bm_cap1"/>
     </w:p>
     <w:p>
       <w:pPr>
@@ -1313,6 +1478,7 @@
       </w:pPr>
     </w:p>
     <w:p>
+      <w:bookmarkStart w:id="bm_cap1_ident" w:name="bm_cap1_ident"/>
       <w:pPr>
         <w:spacing w:before="480" w:after="480" w:line="360" w:lineRule="auto"/>
         <w:jc w:val="left"/>
@@ -1325,6 +1491,7 @@
         </w:rPr>
         <w:t>IDENTIFICACIÓN DE LA EMPRESA</w:t>
       </w:r>
+      <w:bookmarkEnd w:id="bm_cap1_ident"/>
     </w:p>
     <w:p>
       <w:pPr>
@@ -1358,6 +1525,7 @@
       </w:r>
     </w:p>
     <w:p>
+      <w:bookmarkStart w:id="bm_cap1_resena" w:name="bm_cap1_resena"/>
       <w:pPr>
         <w:spacing w:before="240" w:after="240" w:line="360" w:lineRule="auto"/>
         <w:ind w:firstLine="709"/>
@@ -1372,6 +1540,7 @@
         </w:rPr>
         <w:t>1.1.2 Reseña histórica</w:t>
       </w:r>
+      <w:bookmarkEnd w:id="bm_cap1_resena"/>
     </w:p>
     <w:p>
       <w:pPr>
@@ -1404,6 +1573,7 @@
       </w:r>
     </w:p>
     <w:p>
+      <w:bookmarkStart w:id="bm_cap1_mision" w:name="bm_cap1_mision"/>
       <w:pPr>
         <w:spacing w:before="240" w:after="240" w:line="360" w:lineRule="auto"/>
         <w:ind w:firstLine="709"/>
@@ -1418,6 +1588,7 @@
         </w:rPr>
         <w:t>1.1.3 Misión</w:t>
       </w:r>
+      <w:bookmarkEnd w:id="bm_cap1_mision"/>
     </w:p>
     <w:p>
       <w:pPr>
@@ -1435,6 +1606,7 @@
       </w:r>
     </w:p>
     <w:p>
+      <w:bookmarkStart w:id="bm_cap1_vision" w:name="bm_cap1_vision"/>
       <w:pPr>
         <w:spacing w:before="240" w:after="240" w:line="360" w:lineRule="auto"/>
         <w:ind w:firstLine="709"/>
@@ -1449,6 +1621,7 @@
         </w:rPr>
         <w:t>1.1.4 Visión</w:t>
       </w:r>
+      <w:bookmarkEnd w:id="bm_cap1_vision"/>
     </w:p>
     <w:p>
       <w:pPr>
@@ -1466,6 +1639,7 @@
       </w:r>
     </w:p>
     <w:p>
+      <w:bookmarkStart w:id="bm_cap1_valores" w:name="bm_cap1_valores"/>
       <w:pPr>
         <w:spacing w:before="240" w:after="240" w:line="360" w:lineRule="auto"/>
         <w:ind w:firstLine="709"/>
@@ -1480,6 +1654,7 @@
         </w:rPr>
         <w:t>1.1.5 Valores</w:t>
       </w:r>
+      <w:bookmarkEnd w:id="bm_cap1_valores"/>
     </w:p>
     <w:p>
       <w:pPr>
@@ -1613,6 +1788,7 @@
       </w:r>
     </w:p>
     <w:p>
+      <w:bookmarkStart w:id="bm_cap1_obj" w:name="bm_cap1_obj"/>
       <w:pPr>
         <w:spacing w:before="240" w:after="240" w:line="360" w:lineRule="auto"/>
         <w:ind w:firstLine="709"/>
@@ -1627,6 +1803,7 @@
         </w:rPr>
         <w:t>1.1.6 Objetivos Organizacionales</w:t>
       </w:r>
+      <w:bookmarkEnd w:id="bm_cap1_obj"/>
     </w:p>
     <w:p>
       <w:pPr>
@@ -1707,6 +1884,7 @@
       </w:r>
     </w:p>
     <w:p>
+      <w:bookmarkStart w:id="bm_cap1_ubic" w:name="bm_cap1_ubic"/>
       <w:pPr>
         <w:spacing w:before="240" w:after="240" w:line="360" w:lineRule="auto"/>
         <w:ind w:firstLine="709"/>
@@ -1721,6 +1899,7 @@
         </w:rPr>
         <w:t>1.1.7 Ubicación geográfica</w:t>
       </w:r>
+      <w:bookmarkEnd w:id="bm_cap1_ubic"/>
     </w:p>
     <w:p>
       <w:pPr>
@@ -1778,6 +1957,7 @@
       </w:r>
     </w:p>
     <w:p>
+      <w:bookmarkStart w:id="bm_grafico1" w:name="bm_grafico1"/>
       <w:pPr>
         <w:spacing w:before="120" w:after="480"/>
         <w:jc w:val="center"/>
@@ -1798,8 +1978,10 @@
         </w:rPr>
         <w:t>Representación cartográfica y ubicación espacial de la empresa.</w:t>
       </w:r>
+      <w:bookmarkEnd w:id="bm_grafico1"/>
     </w:p>
     <w:p>
+      <w:bookmarkStart w:id="bm_cap1_pobla" w:name="bm_cap1_pobla"/>
       <w:pPr>
         <w:spacing w:before="240" w:after="240" w:line="360" w:lineRule="auto"/>
         <w:ind w:firstLine="709"/>
@@ -1814,6 +1996,7 @@
         </w:rPr>
         <w:t>1.1.8 Población de los trabajadores de la empresa</w:t>
       </w:r>
+      <w:bookmarkEnd w:id="bm_cap1_pobla"/>
     </w:p>
     <w:p>
       <w:pPr>
@@ -1831,6 +2014,7 @@
       </w:r>
     </w:p>
     <w:p>
+      <w:bookmarkStart w:id="bm_cap1_estruct" w:name="bm_cap1_estruct"/>
       <w:pPr>
         <w:spacing w:before="240" w:after="240" w:line="360" w:lineRule="auto"/>
         <w:ind w:firstLine="709"/>
@@ -1845,6 +2029,7 @@
         </w:rPr>
         <w:t>1.1.9 Estructura Organizativa</w:t>
       </w:r>
+      <w:bookmarkEnd w:id="bm_cap1_estruct"/>
     </w:p>
     <w:p>
       <w:pPr>
@@ -1902,6 +2087,7 @@
       </w:r>
     </w:p>
     <w:p>
+      <w:bookmarkStart w:id="bm_grafico2" w:name="bm_grafico2"/>
       <w:pPr>
         <w:spacing w:before="120" w:after="480"/>
         <w:jc w:val="center"/>
@@ -1922,6 +2108,7 @@
         </w:rPr>
         <w:t>Organigrama estructural y niveles jerárquicos de la organización.</w:t>
       </w:r>
+      <w:bookmarkEnd w:id="bm_grafico2"/>
     </w:p>
     <w:p>
       <w:pPr>
@@ -1951,6 +2138,7 @@
       </w:r>
     </w:p>
     <w:p>
+      <w:bookmarkStart w:id="bm_cap2" w:name="bm_cap2"/>
       <w:pPr>
         <w:spacing w:before="480"/>
         <w:jc w:val="center"/>
@@ -1963,6 +2151,7 @@
         </w:rPr>
         <w:t>DIAGNÓSTICO SITUACIONAL</w:t>
       </w:r>
+      <w:bookmarkEnd w:id="bm_cap2"/>
     </w:p>
     <w:p>
       <w:pPr>
@@ -1977,6 +2166,7 @@
       </w:pPr>
     </w:p>
     <w:p>
+      <w:bookmarkStart w:id="bm_cap2_sit" w:name="bm_cap2_sit"/>
       <w:pPr>
         <w:spacing w:before="480" w:after="480" w:line="360" w:lineRule="auto"/>
         <w:jc w:val="left"/>
@@ -1989,6 +2179,7 @@
         </w:rPr>
         <w:t>Identificación de la Situación Problemática</w:t>
       </w:r>
+      <w:bookmarkEnd w:id="bm_cap2_sit"/>
     </w:p>
     <w:p>
       <w:pPr>
@@ -2021,6 +2212,7 @@
       </w:r>
     </w:p>
     <w:p>
+      <w:bookmarkStart w:id="bm_cap2_objg" w:name="bm_cap2_objg"/>
       <w:pPr>
         <w:spacing w:before="480" w:after="480" w:line="360" w:lineRule="auto"/>
         <w:jc w:val="left"/>
@@ -2033,6 +2225,7 @@
         </w:rPr>
         <w:t>Objetivo General</w:t>
       </w:r>
+      <w:bookmarkEnd w:id="bm_cap2_objg"/>
     </w:p>
     <w:p>
       <w:pPr>
@@ -2050,6 +2243,7 @@
       </w:r>
     </w:p>
     <w:p>
+      <w:bookmarkStart w:id="bm_cap2_obje" w:name="bm_cap2_obje"/>
       <w:pPr>
         <w:spacing w:before="480" w:after="480" w:line="360" w:lineRule="auto"/>
         <w:jc w:val="left"/>
@@ -2062,6 +2256,7 @@
         </w:rPr>
         <w:t>Objetivos Específicos</w:t>
       </w:r>
+      <w:bookmarkEnd w:id="bm_cap2_obje"/>
     </w:p>
     <w:p>
       <w:pPr>
@@ -2148,6 +2343,7 @@
       </w:r>
     </w:p>
     <w:p>
+      <w:bookmarkStart w:id="bm_cap2_planif" w:name="bm_cap2_planif"/>
       <w:pPr>
         <w:spacing w:before="480" w:after="480" w:line="360" w:lineRule="auto"/>
         <w:jc w:val="left"/>
@@ -2160,6 +2356,7 @@
         </w:rPr>
         <w:t>Planificación integral de objetivos</w:t>
       </w:r>
+      <w:bookmarkEnd w:id="bm_cap2_planif"/>
     </w:p>
     <w:p>
       <w:pPr>
@@ -2177,6 +2374,7 @@
       </w:r>
     </w:p>
     <w:p>
+      <w:bookmarkStart w:id="bm_cuadro1" w:name="bm_cuadro1"/>
       <w:pPr>
         <w:spacing w:before="480" w:after="240" w:line="360" w:lineRule="auto"/>
         <w:jc w:val="left"/>
@@ -2197,6 +2395,7 @@
         </w:rPr>
         <w:t>Planificación integral de objetivos específicos.</w:t>
       </w:r>
+      <w:bookmarkEnd w:id="bm_cuadro1"/>
     </w:p>
     <w:tbl>
       <w:tblPr>
@@ -2644,6 +2843,7 @@
     </w:tbl>
     <w:p/>
     <w:p>
+      <w:bookmarkStart w:id="bm_cap2_crono" w:name="bm_cap2_crono"/>
       <w:pPr>
         <w:spacing w:before="480" w:after="480" w:line="360" w:lineRule="auto"/>
         <w:jc w:val="left"/>
@@ -2656,6 +2856,7 @@
         </w:rPr>
         <w:t>Cronograma de actividades</w:t>
       </w:r>
+      <w:bookmarkEnd w:id="bm_cap2_crono"/>
     </w:p>
     <w:p>
       <w:pPr>
@@ -2673,6 +2874,7 @@
       </w:r>
     </w:p>
     <w:p>
+      <w:bookmarkStart w:id="bm_cuadro2" w:name="bm_cuadro2"/>
       <w:pPr>
         <w:spacing w:before="480" w:after="240" w:line="360" w:lineRule="auto"/>
         <w:jc w:val="left"/>
@@ -2693,6 +2895,7 @@
         </w:rPr>
         <w:t>Cronograma de actividades administrativas.</w:t>
       </w:r>
+      <w:bookmarkEnd w:id="bm_cuadro2"/>
     </w:p>
     <w:tbl>
       <w:tblPr>
@@ -3615,6 +3818,7 @@
       </w:r>
     </w:p>
     <w:p>
+      <w:bookmarkStart w:id="bm_cap3" w:name="bm_cap3"/>
       <w:pPr>
         <w:spacing w:before="480"/>
         <w:jc w:val="center"/>
@@ -3627,6 +3831,7 @@
         </w:rPr>
         <w:t>MARCO TEÓRICO</w:t>
       </w:r>
+      <w:bookmarkEnd w:id="bm_cap3"/>
     </w:p>
     <w:p>
       <w:pPr>
@@ -3641,6 +3846,7 @@
       </w:pPr>
     </w:p>
     <w:p>
+      <w:bookmarkStart w:id="bm_cap3_bases" w:name="bm_cap3_bases"/>
       <w:pPr>
         <w:spacing w:before="480" w:after="480" w:line="360" w:lineRule="auto"/>
         <w:jc w:val="left"/>
@@ -3653,6 +3859,7 @@
         </w:rPr>
         <w:t>Bases Teóricas Referenciales</w:t>
       </w:r>
+      <w:bookmarkEnd w:id="bm_cap3_bases"/>
     </w:p>
     <w:p>
       <w:pPr>
@@ -3697,6 +3904,7 @@
       </w:r>
     </w:p>
     <w:p>
+      <w:bookmarkStart w:id="bm_cap4" w:name="bm_cap4"/>
       <w:pPr>
         <w:spacing w:before="480"/>
         <w:jc w:val="center"/>
@@ -3709,6 +3917,7 @@
         </w:rPr>
         <w:t>ACTIVIDADES REALIZADAS</w:t>
       </w:r>
+      <w:bookmarkEnd w:id="bm_cap4"/>
     </w:p>
     <w:p>
       <w:pPr>
@@ -3723,6 +3932,7 @@
       </w:pPr>
     </w:p>
     <w:p>
+      <w:bookmarkStart w:id="bm_cap4_desc" w:name="bm_cap4_desc"/>
       <w:pPr>
         <w:spacing w:before="480" w:after="480" w:line="360" w:lineRule="auto"/>
         <w:jc w:val="left"/>
@@ -3735,6 +3945,7 @@
         </w:rPr>
         <w:t>Descripción de Actividades Ejecutadas por Semana</w:t>
       </w:r>
+      <w:bookmarkEnd w:id="bm_cap4_desc"/>
     </w:p>
     <w:p>
       <w:pPr>
@@ -3779,6 +3990,7 @@
       </w:r>
     </w:p>
     <w:p>
+      <w:bookmarkStart w:id="bm_cap5" w:name="bm_cap5"/>
       <w:pPr>
         <w:spacing w:before="480"/>
         <w:jc w:val="center"/>
@@ -3791,6 +4003,7 @@
         </w:rPr>
         <w:t>CONCLUSIONES Y RECOMENDACIONES</w:t>
       </w:r>
+      <w:bookmarkEnd w:id="bm_cap5"/>
     </w:p>
     <w:p>
       <w:pPr>
@@ -3805,6 +4018,7 @@
       </w:pPr>
     </w:p>
     <w:p>
+      <w:bookmarkStart w:id="bm_cap5_concl" w:name="bm_cap5_concl"/>
       <w:pPr>
         <w:spacing w:before="480" w:after="480" w:line="360" w:lineRule="auto"/>
         <w:jc w:val="left"/>
@@ -3817,8 +4031,10 @@
         </w:rPr>
         <w:t>Conclusiones</w:t>
       </w:r>
+      <w:bookmarkEnd w:id="bm_cap5_concl"/>
     </w:p>
     <w:p>
+      <w:bookmarkStart w:id="bm_cap5_recom" w:name="bm_cap5_recom"/>
       <w:pPr>
         <w:spacing w:before="480" w:after="480" w:line="360" w:lineRule="auto"/>
         <w:jc w:val="left"/>
@@ -3831,6 +4047,7 @@
         </w:rPr>
         <w:t>Recomendaciones</w:t>
       </w:r>
+      <w:bookmarkEnd w:id="bm_cap5_recom"/>
     </w:p>
     <w:p>
       <w:pPr>
@@ -3846,6 +4063,7 @@
       </w:pPr>
     </w:p>
     <w:p>
+      <w:bookmarkStart w:id="bm_referencias" w:name="bm_referencias"/>
       <w:pPr>
         <w:spacing w:after="480"/>
         <w:jc w:val="center"/>
@@ -3858,6 +4076,7 @@
         </w:rPr>
         <w:t>REFERENCIAS</w:t>
       </w:r>
+      <w:bookmarkEnd w:id="bm_referencias"/>
     </w:p>
     <w:p>
       <w:pPr>

--- a/keidy/reportes/Informe_Pasantia_IUTECP.docx
+++ b/keidy/reportes/Informe_Pasantia_IUTECP.docx
@@ -2905,17 +2905,17 @@
         <w:tblLayout w:type="fixed"/>
       </w:tblPr>
       <w:tblGrid>
-        <w:gridCol w:w="5386"/>
-        <w:gridCol w:w="577"/>
-        <w:gridCol w:w="577"/>
-        <w:gridCol w:w="577"/>
-        <w:gridCol w:w="577"/>
-        <w:gridCol w:w="577"/>
+        <w:gridCol w:w="6147"/>
+        <w:gridCol w:w="424"/>
+        <w:gridCol w:w="424"/>
+        <w:gridCol w:w="424"/>
+        <w:gridCol w:w="424"/>
+        <w:gridCol w:w="424"/>
       </w:tblGrid>
       <w:tr>
         <w:tc>
           <w:tcPr>
-            <w:tcW w:w="5386" w:type="dxa"/>
+            <w:tcW w:w="6147" w:type="dxa"/>
             <w:shd w:val="clear" w:color="auto" w:fill="4472C4"/>
           </w:tcPr>
           <w:p>
@@ -2936,7 +2936,7 @@
         </w:tc>
         <w:tc>
           <w:tcPr>
-            <w:tcW w:w="577" w:type="dxa"/>
+            <w:tcW w:w="424" w:type="dxa"/>
             <w:shd w:val="clear" w:color="auto" w:fill="4472C4"/>
           </w:tcPr>
           <w:p>
@@ -2957,7 +2957,7 @@
         </w:tc>
         <w:tc>
           <w:tcPr>
-            <w:tcW w:w="577" w:type="dxa"/>
+            <w:tcW w:w="424" w:type="dxa"/>
             <w:shd w:val="clear" w:color="auto" w:fill="4472C4"/>
           </w:tcPr>
           <w:p>
@@ -2978,7 +2978,7 @@
         </w:tc>
         <w:tc>
           <w:tcPr>
-            <w:tcW w:w="577" w:type="dxa"/>
+            <w:tcW w:w="424" w:type="dxa"/>
             <w:shd w:val="clear" w:color="auto" w:fill="4472C4"/>
           </w:tcPr>
           <w:p>
@@ -2999,7 +2999,7 @@
         </w:tc>
         <w:tc>
           <w:tcPr>
-            <w:tcW w:w="577" w:type="dxa"/>
+            <w:tcW w:w="424" w:type="dxa"/>
             <w:shd w:val="clear" w:color="auto" w:fill="4472C4"/>
           </w:tcPr>
           <w:p>
@@ -3020,7 +3020,7 @@
         </w:tc>
         <w:tc>
           <w:tcPr>
-            <w:tcW w:w="577" w:type="dxa"/>
+            <w:tcW w:w="424" w:type="dxa"/>
             <w:shd w:val="clear" w:color="auto" w:fill="4472C4"/>
           </w:tcPr>
           <w:p>
@@ -3043,7 +3043,7 @@
       <w:tr>
         <w:tc>
           <w:tcPr>
-            <w:tcW w:w="5386" w:type="dxa"/>
+            <w:tcW w:w="6147" w:type="dxa"/>
             <w:shd w:val="clear" w:color="auto" w:fill="FFFFFF"/>
           </w:tcPr>
           <w:p>
@@ -3064,7 +3064,7 @@
         </w:tc>
         <w:tc>
           <w:tcPr>
-            <w:tcW w:w="577" w:type="dxa"/>
+            <w:tcW w:w="424" w:type="dxa"/>
             <w:shd w:val="clear" w:color="auto" w:fill="70AD47"/>
           </w:tcPr>
           <w:p>
@@ -3085,7 +3085,7 @@
         </w:tc>
         <w:tc>
           <w:tcPr>
-            <w:tcW w:w="577" w:type="dxa"/>
+            <w:tcW w:w="424" w:type="dxa"/>
             <w:shd w:val="clear" w:color="auto" w:fill="FFFFFF"/>
           </w:tcPr>
           <w:p>
@@ -3105,7 +3105,7 @@
         </w:tc>
         <w:tc>
           <w:tcPr>
-            <w:tcW w:w="577" w:type="dxa"/>
+            <w:tcW w:w="424" w:type="dxa"/>
             <w:shd w:val="clear" w:color="auto" w:fill="FFFFFF"/>
           </w:tcPr>
           <w:p>
@@ -3125,7 +3125,7 @@
         </w:tc>
         <w:tc>
           <w:tcPr>
-            <w:tcW w:w="577" w:type="dxa"/>
+            <w:tcW w:w="424" w:type="dxa"/>
             <w:shd w:val="clear" w:color="auto" w:fill="FFFFFF"/>
           </w:tcPr>
           <w:p>
@@ -3145,7 +3145,7 @@
         </w:tc>
         <w:tc>
           <w:tcPr>
-            <w:tcW w:w="577" w:type="dxa"/>
+            <w:tcW w:w="424" w:type="dxa"/>
             <w:shd w:val="clear" w:color="auto" w:fill="FFFFFF"/>
           </w:tcPr>
           <w:p>
@@ -3167,7 +3167,7 @@
       <w:tr>
         <w:tc>
           <w:tcPr>
-            <w:tcW w:w="5386" w:type="dxa"/>
+            <w:tcW w:w="6147" w:type="dxa"/>
             <w:shd w:val="clear" w:color="auto" w:fill="D9E1F2"/>
           </w:tcPr>
           <w:p>
@@ -3188,7 +3188,7 @@
         </w:tc>
         <w:tc>
           <w:tcPr>
-            <w:tcW w:w="577" w:type="dxa"/>
+            <w:tcW w:w="424" w:type="dxa"/>
             <w:shd w:val="clear" w:color="auto" w:fill="70AD47"/>
           </w:tcPr>
           <w:p>
@@ -3209,7 +3209,7 @@
         </w:tc>
         <w:tc>
           <w:tcPr>
-            <w:tcW w:w="577" w:type="dxa"/>
+            <w:tcW w:w="424" w:type="dxa"/>
             <w:shd w:val="clear" w:color="auto" w:fill="70AD47"/>
           </w:tcPr>
           <w:p>
@@ -3230,7 +3230,7 @@
         </w:tc>
         <w:tc>
           <w:tcPr>
-            <w:tcW w:w="577" w:type="dxa"/>
+            <w:tcW w:w="424" w:type="dxa"/>
             <w:shd w:val="clear" w:color="auto" w:fill="D9E1F2"/>
           </w:tcPr>
           <w:p>
@@ -3250,7 +3250,7 @@
         </w:tc>
         <w:tc>
           <w:tcPr>
-            <w:tcW w:w="577" w:type="dxa"/>
+            <w:tcW w:w="424" w:type="dxa"/>
             <w:shd w:val="clear" w:color="auto" w:fill="D9E1F2"/>
           </w:tcPr>
           <w:p>
@@ -3270,7 +3270,7 @@
         </w:tc>
         <w:tc>
           <w:tcPr>
-            <w:tcW w:w="577" w:type="dxa"/>
+            <w:tcW w:w="424" w:type="dxa"/>
             <w:shd w:val="clear" w:color="auto" w:fill="D9E1F2"/>
           </w:tcPr>
           <w:p>
@@ -3292,7 +3292,7 @@
       <w:tr>
         <w:tc>
           <w:tcPr>
-            <w:tcW w:w="5386" w:type="dxa"/>
+            <w:tcW w:w="6147" w:type="dxa"/>
             <w:shd w:val="clear" w:color="auto" w:fill="FFFFFF"/>
           </w:tcPr>
           <w:p>
@@ -3313,7 +3313,7 @@
         </w:tc>
         <w:tc>
           <w:tcPr>
-            <w:tcW w:w="577" w:type="dxa"/>
+            <w:tcW w:w="424" w:type="dxa"/>
             <w:shd w:val="clear" w:color="auto" w:fill="FFFFFF"/>
           </w:tcPr>
           <w:p>
@@ -3333,7 +3333,7 @@
         </w:tc>
         <w:tc>
           <w:tcPr>
-            <w:tcW w:w="577" w:type="dxa"/>
+            <w:tcW w:w="424" w:type="dxa"/>
             <w:shd w:val="clear" w:color="auto" w:fill="70AD47"/>
           </w:tcPr>
           <w:p>
@@ -3354,7 +3354,7 @@
         </w:tc>
         <w:tc>
           <w:tcPr>
-            <w:tcW w:w="577" w:type="dxa"/>
+            <w:tcW w:w="424" w:type="dxa"/>
             <w:shd w:val="clear" w:color="auto" w:fill="70AD47"/>
           </w:tcPr>
           <w:p>
@@ -3375,7 +3375,7 @@
         </w:tc>
         <w:tc>
           <w:tcPr>
-            <w:tcW w:w="577" w:type="dxa"/>
+            <w:tcW w:w="424" w:type="dxa"/>
             <w:shd w:val="clear" w:color="auto" w:fill="FFFFFF"/>
           </w:tcPr>
           <w:p>
@@ -3395,7 +3395,7 @@
         </w:tc>
         <w:tc>
           <w:tcPr>
-            <w:tcW w:w="577" w:type="dxa"/>
+            <w:tcW w:w="424" w:type="dxa"/>
             <w:shd w:val="clear" w:color="auto" w:fill="FFFFFF"/>
           </w:tcPr>
           <w:p>
@@ -3417,7 +3417,7 @@
       <w:tr>
         <w:tc>
           <w:tcPr>
-            <w:tcW w:w="5386" w:type="dxa"/>
+            <w:tcW w:w="6147" w:type="dxa"/>
             <w:shd w:val="clear" w:color="auto" w:fill="D9E1F2"/>
           </w:tcPr>
           <w:p>
@@ -3438,7 +3438,7 @@
         </w:tc>
         <w:tc>
           <w:tcPr>
-            <w:tcW w:w="577" w:type="dxa"/>
+            <w:tcW w:w="424" w:type="dxa"/>
             <w:shd w:val="clear" w:color="auto" w:fill="D9E1F2"/>
           </w:tcPr>
           <w:p>
@@ -3458,7 +3458,7 @@
         </w:tc>
         <w:tc>
           <w:tcPr>
-            <w:tcW w:w="577" w:type="dxa"/>
+            <w:tcW w:w="424" w:type="dxa"/>
             <w:shd w:val="clear" w:color="auto" w:fill="D9E1F2"/>
           </w:tcPr>
           <w:p>
@@ -3478,7 +3478,7 @@
         </w:tc>
         <w:tc>
           <w:tcPr>
-            <w:tcW w:w="577" w:type="dxa"/>
+            <w:tcW w:w="424" w:type="dxa"/>
             <w:shd w:val="clear" w:color="auto" w:fill="70AD47"/>
           </w:tcPr>
           <w:p>
@@ -3499,7 +3499,7 @@
         </w:tc>
         <w:tc>
           <w:tcPr>
-            <w:tcW w:w="577" w:type="dxa"/>
+            <w:tcW w:w="424" w:type="dxa"/>
             <w:shd w:val="clear" w:color="auto" w:fill="70AD47"/>
           </w:tcPr>
           <w:p>
@@ -3520,7 +3520,7 @@
         </w:tc>
         <w:tc>
           <w:tcPr>
-            <w:tcW w:w="577" w:type="dxa"/>
+            <w:tcW w:w="424" w:type="dxa"/>
             <w:shd w:val="clear" w:color="auto" w:fill="D9E1F2"/>
           </w:tcPr>
           <w:p>
@@ -3542,7 +3542,7 @@
       <w:tr>
         <w:tc>
           <w:tcPr>
-            <w:tcW w:w="5386" w:type="dxa"/>
+            <w:tcW w:w="6147" w:type="dxa"/>
             <w:shd w:val="clear" w:color="auto" w:fill="FFFFFF"/>
           </w:tcPr>
           <w:p>
@@ -3563,7 +3563,7 @@
         </w:tc>
         <w:tc>
           <w:tcPr>
-            <w:tcW w:w="577" w:type="dxa"/>
+            <w:tcW w:w="424" w:type="dxa"/>
             <w:shd w:val="clear" w:color="auto" w:fill="FFFFFF"/>
           </w:tcPr>
           <w:p>
@@ -3583,7 +3583,7 @@
         </w:tc>
         <w:tc>
           <w:tcPr>
-            <w:tcW w:w="577" w:type="dxa"/>
+            <w:tcW w:w="424" w:type="dxa"/>
             <w:shd w:val="clear" w:color="auto" w:fill="FFFFFF"/>
           </w:tcPr>
           <w:p>
@@ -3603,7 +3603,7 @@
         </w:tc>
         <w:tc>
           <w:tcPr>
-            <w:tcW w:w="577" w:type="dxa"/>
+            <w:tcW w:w="424" w:type="dxa"/>
             <w:shd w:val="clear" w:color="auto" w:fill="FFFFFF"/>
           </w:tcPr>
           <w:p>
@@ -3623,7 +3623,7 @@
         </w:tc>
         <w:tc>
           <w:tcPr>
-            <w:tcW w:w="577" w:type="dxa"/>
+            <w:tcW w:w="424" w:type="dxa"/>
             <w:shd w:val="clear" w:color="auto" w:fill="70AD47"/>
           </w:tcPr>
           <w:p>
@@ -3644,7 +3644,7 @@
         </w:tc>
         <w:tc>
           <w:tcPr>
-            <w:tcW w:w="577" w:type="dxa"/>
+            <w:tcW w:w="424" w:type="dxa"/>
             <w:shd w:val="clear" w:color="auto" w:fill="70AD47"/>
           </w:tcPr>
           <w:p>
@@ -3667,7 +3667,7 @@
       <w:tr>
         <w:tc>
           <w:tcPr>
-            <w:tcW w:w="5386" w:type="dxa"/>
+            <w:tcW w:w="6147" w:type="dxa"/>
             <w:shd w:val="clear" w:color="auto" w:fill="D9E1F2"/>
           </w:tcPr>
           <w:p>
@@ -3688,7 +3688,7 @@
         </w:tc>
         <w:tc>
           <w:tcPr>
-            <w:tcW w:w="577" w:type="dxa"/>
+            <w:tcW w:w="424" w:type="dxa"/>
             <w:shd w:val="clear" w:color="auto" w:fill="D9E1F2"/>
           </w:tcPr>
           <w:p>
@@ -3708,7 +3708,7 @@
         </w:tc>
         <w:tc>
           <w:tcPr>
-            <w:tcW w:w="577" w:type="dxa"/>
+            <w:tcW w:w="424" w:type="dxa"/>
             <w:shd w:val="clear" w:color="auto" w:fill="D9E1F2"/>
           </w:tcPr>
           <w:p>
@@ -3728,7 +3728,7 @@
         </w:tc>
         <w:tc>
           <w:tcPr>
-            <w:tcW w:w="577" w:type="dxa"/>
+            <w:tcW w:w="424" w:type="dxa"/>
             <w:shd w:val="clear" w:color="auto" w:fill="D9E1F2"/>
           </w:tcPr>
           <w:p>
@@ -3748,7 +3748,7 @@
         </w:tc>
         <w:tc>
           <w:tcPr>
-            <w:tcW w:w="577" w:type="dxa"/>
+            <w:tcW w:w="424" w:type="dxa"/>
             <w:shd w:val="clear" w:color="auto" w:fill="D9E1F2"/>
           </w:tcPr>
           <w:p>
@@ -3768,7 +3768,7 @@
         </w:tc>
         <w:tc>
           <w:tcPr>
-            <w:tcW w:w="577" w:type="dxa"/>
+            <w:tcW w:w="424" w:type="dxa"/>
             <w:shd w:val="clear" w:color="auto" w:fill="70AD47"/>
           </w:tcPr>
           <w:p>

--- a/keidy/reportes/Informe_Pasantia_IUTECP.docx
+++ b/keidy/reportes/Informe_Pasantia_IUTECP.docx
@@ -79,12 +79,62 @@
         </w:rPr>
         <w:t>Autor: Keidy Guzmán</w:t>
         <w:br/>
+      </w:r>
+      <w:r>
+        <w:rPr>
+          <w:rFonts w:ascii="Times New Roman" w:hAnsi="Times New Roman"/>
+          <w:b/>
+          <w:sz w:val="24"/>
+        </w:rPr>
         <w:t>C.I.: 28.706.352</w:t>
+        <w:br/>
+      </w:r>
+      <w:r>
+        <w:rPr>
+          <w:rFonts w:ascii="Times New Roman" w:hAnsi="Times New Roman"/>
+          <w:b/>
+          <w:sz w:val="24"/>
+        </w:rPr>
+        <w:br/>
+      </w:r>
+      <w:r>
+        <w:rPr>
+          <w:rFonts w:ascii="Times New Roman" w:hAnsi="Times New Roman"/>
+          <w:b/>
+          <w:sz w:val="24"/>
+        </w:rPr>
+        <w:t>Tutor Industrial: [Nombre del Tutor Industrial]</w:t>
+        <w:br/>
+      </w:r>
+      <w:r>
+        <w:rPr>
+          <w:rFonts w:ascii="Times New Roman" w:hAnsi="Times New Roman"/>
+          <w:b/>
+          <w:sz w:val="24"/>
+        </w:rPr>
+        <w:t>C.I.: [Cédula del Tutor Industrial]</w:t>
+        <w:br/>
+      </w:r>
+      <w:r>
+        <w:rPr>
+          <w:rFonts w:ascii="Times New Roman" w:hAnsi="Times New Roman"/>
+          <w:b/>
+          <w:sz w:val="24"/>
+        </w:rPr>
+        <w:br/>
+      </w:r>
+      <w:r>
+        <w:rPr>
+          <w:rFonts w:ascii="Times New Roman" w:hAnsi="Times New Roman"/>
+          <w:b/>
+          <w:sz w:val="24"/>
+        </w:rPr>
+        <w:t>Tutor Académico: [Nombre del Tutor Académico]</w:t>
       </w:r>
     </w:p>
     <w:p>
       <w:pPr>
-        <w:spacing w:line="276" w:lineRule="auto" w:before="2585" w:after="0"/>
+        <w:spacing w:line="276" w:lineRule="auto" w:before="929" w:after="0"/>
         <w:jc w:val="center"/>
       </w:pPr>
       <w:r>
@@ -183,12 +233,62 @@
         </w:rPr>
         <w:t>Autor: Keidy Guzmán</w:t>
         <w:br/>
+      </w:r>
+      <w:r>
+        <w:rPr>
+          <w:rFonts w:ascii="Times New Roman" w:hAnsi="Times New Roman"/>
+          <w:b/>
+          <w:sz w:val="24"/>
+        </w:rPr>
         <w:t>C.I.: 28.706.352</w:t>
+        <w:br/>
+      </w:r>
+      <w:r>
+        <w:rPr>
+          <w:rFonts w:ascii="Times New Roman" w:hAnsi="Times New Roman"/>
+          <w:b/>
+          <w:sz w:val="24"/>
+        </w:rPr>
+        <w:br/>
+      </w:r>
+      <w:r>
+        <w:rPr>
+          <w:rFonts w:ascii="Times New Roman" w:hAnsi="Times New Roman"/>
+          <w:b/>
+          <w:sz w:val="24"/>
+        </w:rPr>
+        <w:t>Tutor Industrial: [Nombre del Tutor Industrial]</w:t>
+        <w:br/>
+      </w:r>
+      <w:r>
+        <w:rPr>
+          <w:rFonts w:ascii="Times New Roman" w:hAnsi="Times New Roman"/>
+          <w:b/>
+          <w:sz w:val="24"/>
+        </w:rPr>
+        <w:t>C.I.: [Cédula del Tutor Industrial]</w:t>
+        <w:br/>
+      </w:r>
+      <w:r>
+        <w:rPr>
+          <w:rFonts w:ascii="Times New Roman" w:hAnsi="Times New Roman"/>
+          <w:b/>
+          <w:sz w:val="24"/>
+        </w:rPr>
+        <w:br/>
+      </w:r>
+      <w:r>
+        <w:rPr>
+          <w:rFonts w:ascii="Times New Roman" w:hAnsi="Times New Roman"/>
+          <w:b/>
+          <w:sz w:val="24"/>
+        </w:rPr>
+        <w:t>Tutor Académico: [Nombre del Tutor Académico]</w:t>
       </w:r>
     </w:p>
     <w:p>
       <w:pPr>
-        <w:spacing w:line="276" w:lineRule="auto" w:before="2585" w:after="0"/>
+        <w:spacing w:line="276" w:lineRule="auto" w:before="929" w:after="0"/>
         <w:jc w:val="center"/>
       </w:pPr>
       <w:r>
@@ -203,6 +303,189 @@
       <w:pPr>
         <w:sectPr>
           <w:footerReference w:type="default" r:id="rId12"/>
+          <w:pgSz w:w="12240" w:h="15840"/>
+          <w:pgMar w:top="1701" w:right="1701" w:bottom="1701" w:left="2268" w:header="720" w:footer="720" w:gutter="0"/>
+          <w:cols w:space="720"/>
+          <w:titlePg/>
+          <w:docGrid w:linePitch="360"/>
+        </w:sectPr>
+      </w:pPr>
+    </w:p>
+    <w:p>
+      <w:bookmarkStart w:id="bm_dedicatoria" w:name="bm_dedicatoria"/>
+      <w:pPr>
+        <w:spacing w:after="480"/>
+        <w:jc w:val="center"/>
+      </w:pPr>
+      <w:r>
+        <w:rPr>
+          <w:rFonts w:ascii="Times New Roman" w:hAnsi="Times New Roman"/>
+          <w:b/>
+          <w:sz w:val="24"/>
+        </w:rPr>
+        <w:t>DEDICATORIA</w:t>
+      </w:r>
+      <w:bookmarkEnd w:id="bm_dedicatoria"/>
+    </w:p>
+    <w:p>
+      <w:pPr>
+        <w:sectPr>
+          <w:footerReference w:type="default" r:id="rId13"/>
+          <w:pgSz w:w="12240" w:h="15840"/>
+          <w:pgMar w:top="2835" w:right="1701" w:bottom="1701" w:left="2268" w:header="720" w:footer="720" w:gutter="0"/>
+          <w:cols w:space="720"/>
+          <w:titlePg/>
+          <w:docGrid w:linePitch="360"/>
+        </w:sectPr>
+      </w:pPr>
+    </w:p>
+    <w:p>
+      <w:pPr>
+        <w:spacing w:line="360" w:lineRule="auto" w:after="0" w:before="0"/>
+        <w:ind w:firstLine="709"/>
+        <w:jc w:val="both"/>
+      </w:pPr>
+      <w:r>
+        <w:rPr>
+          <w:rFonts w:ascii="Times New Roman" w:hAnsi="Times New Roman"/>
+          <w:i w:val="0"/>
+          <w:sz w:val="24"/>
+        </w:rPr>
+        <w:t>Aquí va la dedicatoria.</w:t>
+      </w:r>
+    </w:p>
+    <w:p>
+      <w:pPr>
+        <w:sectPr>
+          <w:footerReference w:type="default" r:id="rId14"/>
+          <w:type w:val="continuous"/>
+          <w:pgSz w:w="12240" w:h="15840"/>
+          <w:pgMar w:top="1701" w:right="1701" w:bottom="1701" w:left="2268" w:header="720" w:footer="720" w:gutter="0"/>
+          <w:cols w:space="720"/>
+          <w:titlePg/>
+          <w:docGrid w:linePitch="360"/>
+        </w:sectPr>
+      </w:pPr>
+    </w:p>
+    <w:p>
+      <w:bookmarkStart w:id="bm_agradecimientos" w:name="bm_agradecimientos"/>
+      <w:pPr>
+        <w:spacing w:after="480"/>
+        <w:jc w:val="center"/>
+      </w:pPr>
+      <w:r>
+        <w:rPr>
+          <w:rFonts w:ascii="Times New Roman" w:hAnsi="Times New Roman"/>
+          <w:b/>
+          <w:sz w:val="24"/>
+        </w:rPr>
+        <w:t>AGRADECIMIENTOS</w:t>
+      </w:r>
+      <w:bookmarkEnd w:id="bm_agradecimientos"/>
+    </w:p>
+    <w:p>
+      <w:pPr>
+        <w:sectPr>
+          <w:footerReference w:type="default" r:id="rId15"/>
+          <w:pgSz w:w="12240" w:h="15840"/>
+          <w:pgMar w:top="2835" w:right="1701" w:bottom="1701" w:left="2268" w:header="720" w:footer="720" w:gutter="0"/>
+          <w:cols w:space="720"/>
+          <w:titlePg/>
+          <w:docGrid w:linePitch="360"/>
+        </w:sectPr>
+      </w:pPr>
+    </w:p>
+    <w:p>
+      <w:pPr>
+        <w:spacing w:line="360" w:lineRule="auto" w:after="0" w:before="0"/>
+        <w:ind w:firstLine="709"/>
+        <w:jc w:val="both"/>
+      </w:pPr>
+      <w:r>
+        <w:rPr>
+          <w:rFonts w:ascii="Times New Roman" w:hAnsi="Times New Roman"/>
+          <w:i w:val="0"/>
+          <w:sz w:val="24"/>
+        </w:rPr>
+        <w:t>Aquí van los agradecimientos.</w:t>
+      </w:r>
+    </w:p>
+    <w:p>
+      <w:pPr>
+        <w:sectPr>
+          <w:footerReference w:type="default" r:id="rId16"/>
+          <w:type w:val="continuous"/>
+          <w:pgSz w:w="12240" w:h="15840"/>
+          <w:pgMar w:top="1701" w:right="1701" w:bottom="1701" w:left="2268" w:header="720" w:footer="720" w:gutter="0"/>
+          <w:cols w:space="720"/>
+          <w:titlePg/>
+          <w:docGrid w:linePitch="360"/>
+        </w:sectPr>
+      </w:pPr>
+    </w:p>
+    <w:p>
+      <w:bookmarkStart w:id="bm_resumen" w:name="bm_resumen"/>
+      <w:pPr>
+        <w:spacing w:after="480"/>
+        <w:jc w:val="center"/>
+      </w:pPr>
+      <w:r>
+        <w:rPr>
+          <w:rFonts w:ascii="Times New Roman" w:hAnsi="Times New Roman"/>
+          <w:b/>
+          <w:sz w:val="24"/>
+        </w:rPr>
+        <w:t>RESUMEN</w:t>
+      </w:r>
+      <w:bookmarkEnd w:id="bm_resumen"/>
+    </w:p>
+    <w:p>
+      <w:pPr>
+        <w:sectPr>
+          <w:footerReference w:type="default" r:id="rId17"/>
+          <w:pgSz w:w="12240" w:h="15840"/>
+          <w:pgMar w:top="2835" w:right="1701" w:bottom="1701" w:left="2268" w:header="720" w:footer="720" w:gutter="0"/>
+          <w:cols w:space="720"/>
+          <w:titlePg/>
+          <w:docGrid w:linePitch="360"/>
+        </w:sectPr>
+      </w:pPr>
+    </w:p>
+    <w:p>
+      <w:pPr>
+        <w:spacing w:line="360" w:lineRule="auto" w:after="0" w:before="0"/>
+        <w:ind w:firstLine="709"/>
+        <w:jc w:val="both"/>
+      </w:pPr>
+      <w:r>
+        <w:rPr>
+          <w:rFonts w:ascii="Times New Roman" w:hAnsi="Times New Roman"/>
+          <w:i w:val="0"/>
+          <w:sz w:val="24"/>
+        </w:rPr>
+        <w:t>Aquí va el resumen del informe. El presente informe describe la propuesta de optimización del proceso de procura en el departamento administrativo de Lubricantes y Equipos Varyna, C.A. La investigación se enmarca en la modalidad de proyecto factible apoyado en un diagnóstico de campo. [Completar con el resto del resumen: objetivo general, metodología, resultados y conclusiones principales.]</w:t>
+      </w:r>
+    </w:p>
+    <w:p/>
+    <w:p>
+      <w:pPr>
+        <w:ind w:firstLine="709"/>
+      </w:pPr>
+      <w:r>
+        <w:rPr>
+          <w:b/>
+        </w:rPr>
+        <w:t xml:space="preserve">Palabras claves: </w:t>
+      </w:r>
+      <w:r>
+        <w:t>procura, optimización, proceso administrativo, proyecto factible, pasantías.</w:t>
+      </w:r>
+    </w:p>
+    <w:p>
+      <w:pPr>
+        <w:sectPr>
+          <w:footerReference w:type="default" r:id="rId18"/>
+          <w:type w:val="continuous"/>
           <w:pgSz w:w="12240" w:h="15840"/>
           <w:pgMar w:top="1701" w:right="1701" w:bottom="1701" w:left="2268" w:header="720" w:footer="720" w:gutter="0"/>
           <w:cols w:space="720"/>
@@ -228,7 +511,7 @@
     <w:p>
       <w:pPr>
         <w:sectPr>
-          <w:footerReference w:type="default" r:id="rId13"/>
+          <w:footerReference w:type="default" r:id="rId19"/>
           <w:pgSz w:w="12240" w:h="15840"/>
           <w:pgMar w:top="2835" w:right="1701" w:bottom="1701" w:left="2268" w:header="720" w:footer="720" w:gutter="0"/>
           <w:cols w:space="720"/>
@@ -249,6 +532,96 @@
           <w:sz w:val="24"/>
         </w:rPr>
         <w:t>pp.</w:t>
+      </w:r>
+    </w:p>
+    <w:p>
+      <w:pPr>
+        <w:tabs>
+          <w:tab w:pos="8271" w:val="right" w:leader="dot"/>
+        </w:tabs>
+        <w:spacing w:line="360" w:lineRule="auto" w:before="0" w:after="80"/>
+        <w:ind w:left="0"/>
+      </w:pPr>
+      <w:r>
+        <w:rPr>
+          <w:rFonts w:ascii="Times New Roman" w:hAnsi="Times New Roman"/>
+          <w:b w:val="0"/>
+          <w:sz w:val="24"/>
+        </w:rPr>
+        <w:t>DEDICATORIA</w:t>
+        <w:tab/>
+      </w:r>
+      <w:r>
+        <w:rPr>
+          <w:rFonts w:ascii="Times New Roman" w:hAnsi="Times New Roman"/>
+          <w:b w:val="0"/>
+          <w:sz w:val="24"/>
+        </w:rPr>
+        <w:fldChar w:fldCharType="begin"/>
+        <w:instrText xml:space="preserve"> PAGEREF bm_dedicatoria \h </w:instrText>
+        <w:fldChar w:fldCharType="separate"/>
+        <w:t>?</w:t>
+        <w:fldChar w:fldCharType="end"/>
+      </w:r>
+    </w:p>
+    <w:p>
+      <w:pPr>
+        <w:tabs>
+          <w:tab w:pos="8271" w:val="right" w:leader="dot"/>
+        </w:tabs>
+        <w:spacing w:line="360" w:lineRule="auto" w:before="0" w:after="80"/>
+        <w:ind w:left="0"/>
+      </w:pPr>
+      <w:r>
+        <w:rPr>
+          <w:rFonts w:ascii="Times New Roman" w:hAnsi="Times New Roman"/>
+          <w:b w:val="0"/>
+          <w:sz w:val="24"/>
+        </w:rPr>
+        <w:t>AGRADECIMIENTOS</w:t>
+        <w:tab/>
+      </w:r>
+      <w:r>
+        <w:rPr>
+          <w:rFonts w:ascii="Times New Roman" w:hAnsi="Times New Roman"/>
+          <w:b w:val="0"/>
+          <w:sz w:val="24"/>
+        </w:rPr>
+        <w:fldChar w:fldCharType="begin"/>
+        <w:instrText xml:space="preserve"> PAGEREF bm_agradecimientos \h </w:instrText>
+        <w:fldChar w:fldCharType="separate"/>
+        <w:t>?</w:t>
+        <w:fldChar w:fldCharType="end"/>
+      </w:r>
+    </w:p>
+    <w:p>
+      <w:pPr>
+        <w:tabs>
+          <w:tab w:pos="8271" w:val="right" w:leader="dot"/>
+        </w:tabs>
+        <w:spacing w:line="360" w:lineRule="auto" w:before="0" w:after="80"/>
+        <w:ind w:left="0"/>
+      </w:pPr>
+      <w:r>
+        <w:rPr>
+          <w:rFonts w:ascii="Times New Roman" w:hAnsi="Times New Roman"/>
+          <w:b w:val="0"/>
+          <w:sz w:val="24"/>
+        </w:rPr>
+        <w:t>RESUMEN</w:t>
+        <w:tab/>
+      </w:r>
+      <w:r>
+        <w:rPr>
+          <w:rFonts w:ascii="Times New Roman" w:hAnsi="Times New Roman"/>
+          <w:b w:val="0"/>
+          <w:sz w:val="24"/>
+        </w:rPr>
+        <w:fldChar w:fldCharType="begin"/>
+        <w:instrText xml:space="preserve"> PAGEREF bm_resumen \h </w:instrText>
+        <w:fldChar w:fldCharType="separate"/>
+        <w:t>?</w:t>
+        <w:fldChar w:fldCharType="end"/>
       </w:r>
     </w:p>
     <w:p>
@@ -325,6 +698,36 @@
           <w:b w:val="0"/>
           <w:sz w:val="24"/>
         </w:rPr>
+        <w:t>LISTA DE ANEXOS</w:t>
+        <w:tab/>
+      </w:r>
+      <w:r>
+        <w:rPr>
+          <w:rFonts w:ascii="Times New Roman" w:hAnsi="Times New Roman"/>
+          <w:b w:val="0"/>
+          <w:sz w:val="24"/>
+        </w:rPr>
+        <w:fldChar w:fldCharType="begin"/>
+        <w:instrText xml:space="preserve"> PAGEREF bm_lista_anexos \h </w:instrText>
+        <w:fldChar w:fldCharType="separate"/>
+        <w:t>?</w:t>
+        <w:fldChar w:fldCharType="end"/>
+      </w:r>
+    </w:p>
+    <w:p>
+      <w:pPr>
+        <w:tabs>
+          <w:tab w:pos="8271" w:val="right" w:leader="dot"/>
+        </w:tabs>
+        <w:spacing w:line="360" w:lineRule="auto" w:before="0" w:after="80"/>
+        <w:ind w:left="0"/>
+      </w:pPr>
+      <w:r>
+        <w:rPr>
+          <w:rFonts w:ascii="Times New Roman" w:hAnsi="Times New Roman"/>
+          <w:b w:val="0"/>
+          <w:sz w:val="24"/>
+        </w:rPr>
         <w:t>INTRODUCCIÓN</w:t>
         <w:tab/>
       </w:r>
@@ -1105,7 +1508,7 @@
     <w:p>
       <w:pPr>
         <w:sectPr>
-          <w:footerReference w:type="default" r:id="rId14"/>
+          <w:footerReference w:type="default" r:id="rId20"/>
           <w:type w:val="continuous"/>
           <w:pgSz w:w="12240" w:h="15840"/>
           <w:pgMar w:top="1701" w:right="1701" w:bottom="1701" w:left="2268" w:header="720" w:footer="720" w:gutter="0"/>
@@ -1134,7 +1537,7 @@
     <w:p>
       <w:pPr>
         <w:sectPr>
-          <w:footerReference w:type="default" r:id="rId15"/>
+          <w:footerReference w:type="default" r:id="rId21"/>
           <w:pgSz w:w="12240" w:h="15840"/>
           <w:pgMar w:top="2835" w:right="1701" w:bottom="1701" w:left="2268" w:header="720" w:footer="720" w:gutter="0"/>
           <w:cols w:space="720"/>
@@ -1218,7 +1621,7 @@
         </w:rPr>
         <w:t>2</w:t>
         <w:tab/>
-        <w:t>Cronograma de actividades administrativas</w:t>
+        <w:t>Cronograma de actividades del proyecto</w:t>
         <w:tab/>
       </w:r>
       <w:r>
@@ -1237,7 +1640,7 @@
     <w:p>
       <w:pPr>
         <w:sectPr>
-          <w:footerReference w:type="default" r:id="rId16"/>
+          <w:footerReference w:type="default" r:id="rId22"/>
           <w:type w:val="continuous"/>
           <w:pgSz w:w="12240" w:h="15840"/>
           <w:pgMar w:top="1701" w:right="1701" w:bottom="1701" w:left="2268" w:header="720" w:footer="720" w:gutter="0"/>
@@ -1266,7 +1669,7 @@
     <w:p>
       <w:pPr>
         <w:sectPr>
-          <w:footerReference w:type="default" r:id="rId17"/>
+          <w:footerReference w:type="default" r:id="rId23"/>
           <w:pgSz w:w="12240" w:h="15840"/>
           <w:pgMar w:top="2835" w:right="1701" w:bottom="1701" w:left="2268" w:header="720" w:footer="720" w:gutter="0"/>
           <w:cols w:space="720"/>
@@ -1350,7 +1753,7 @@
         </w:rPr>
         <w:t>2</w:t>
         <w:tab/>
-        <w:t>Organigrama estructural y niveles jerárquicos de la organización.</w:t>
+        <w:t>Organigrama estructural y niveles jerárquicos de la organización</w:t>
         <w:tab/>
       </w:r>
       <w:r>
@@ -1369,7 +1772,171 @@
     <w:p>
       <w:pPr>
         <w:sectPr>
-          <w:footerReference w:type="default" r:id="rId18"/>
+          <w:footerReference w:type="default" r:id="rId24"/>
+          <w:type w:val="continuous"/>
+          <w:pgSz w:w="12240" w:h="15840"/>
+          <w:pgMar w:top="1701" w:right="1701" w:bottom="1701" w:left="2268" w:header="720" w:footer="720" w:gutter="0"/>
+          <w:cols w:space="720"/>
+          <w:titlePg/>
+          <w:docGrid w:linePitch="360"/>
+        </w:sectPr>
+      </w:pPr>
+    </w:p>
+    <w:p>
+      <w:bookmarkStart w:id="bm_lista_anexos" w:name="bm_lista_anexos"/>
+      <w:pPr>
+        <w:spacing w:after="480"/>
+        <w:jc w:val="center"/>
+      </w:pPr>
+      <w:r>
+        <w:rPr>
+          <w:rFonts w:ascii="Times New Roman" w:hAnsi="Times New Roman"/>
+          <w:b/>
+          <w:sz w:val="24"/>
+        </w:rPr>
+        <w:t>LISTA DE ANEXOS</w:t>
+      </w:r>
+      <w:bookmarkEnd w:id="bm_lista_anexos"/>
+    </w:p>
+    <w:p>
+      <w:pPr>
+        <w:sectPr>
+          <w:footerReference w:type="default" r:id="rId25"/>
+          <w:pgSz w:w="12240" w:h="15840"/>
+          <w:pgMar w:top="2835" w:right="1701" w:bottom="1701" w:left="2268" w:header="720" w:footer="720" w:gutter="0"/>
+          <w:cols w:space="720"/>
+          <w:titlePg/>
+          <w:docGrid w:linePitch="360"/>
+        </w:sectPr>
+      </w:pPr>
+    </w:p>
+    <w:p>
+      <w:pPr>
+        <w:tabs>
+          <w:tab w:pos="8271" w:val="right"/>
+        </w:tabs>
+        <w:spacing w:before="240" w:after="240"/>
+      </w:pPr>
+      <w:r>
+        <w:rPr>
+          <w:rFonts w:ascii="Times New Roman" w:hAnsi="Times New Roman"/>
+          <w:b/>
+          <w:sz w:val="24"/>
+        </w:rPr>
+        <w:t>ANEXOS</w:t>
+      </w:r>
+      <w:r>
+        <w:tab/>
+      </w:r>
+      <w:r>
+        <w:rPr>
+          <w:rFonts w:ascii="Times New Roman" w:hAnsi="Times New Roman"/>
+          <w:b/>
+          <w:sz w:val="24"/>
+        </w:rPr>
+        <w:t>pp.</w:t>
+      </w:r>
+    </w:p>
+    <w:p>
+      <w:pPr>
+        <w:tabs>
+          <w:tab w:pos="1020" w:val="left"/>
+          <w:tab w:pos="8271" w:val="right" w:leader="dot"/>
+        </w:tabs>
+        <w:spacing w:line="360" w:lineRule="auto" w:before="0" w:after="80"/>
+        <w:ind w:left="1020" w:hanging="1020"/>
+      </w:pPr>
+      <w:r>
+        <w:rPr>
+          <w:rFonts w:ascii="Times New Roman" w:hAnsi="Times New Roman"/>
+          <w:sz w:val="24"/>
+        </w:rPr>
+        <w:t>A</w:t>
+        <w:tab/>
+        <w:t>Aquí va la descripción del Anexo A</w:t>
+        <w:tab/>
+      </w:r>
+      <w:r>
+        <w:rPr>
+          <w:rFonts w:ascii="Times New Roman" w:hAnsi="Times New Roman"/>
+          <w:b w:val="0"/>
+          <w:sz w:val="24"/>
+        </w:rPr>
+        <w:fldChar w:fldCharType="begin"/>
+        <w:instrText xml:space="preserve"> PAGEREF bm_anexoA \h </w:instrText>
+        <w:fldChar w:fldCharType="separate"/>
+        <w:t>?</w:t>
+        <w:fldChar w:fldCharType="end"/>
+      </w:r>
+    </w:p>
+    <w:p>
+      <w:pPr>
+        <w:tabs>
+          <w:tab w:pos="1020" w:val="left"/>
+          <w:tab w:pos="8271" w:val="right" w:leader="dot"/>
+        </w:tabs>
+        <w:spacing w:line="360" w:lineRule="auto" w:before="0" w:after="80"/>
+        <w:ind w:left="1020" w:hanging="1020"/>
+      </w:pPr>
+      <w:r>
+        <w:rPr>
+          <w:rFonts w:ascii="Times New Roman" w:hAnsi="Times New Roman"/>
+          <w:sz w:val="24"/>
+        </w:rPr>
+        <w:t>B</w:t>
+        <w:tab/>
+        <w:t>Aquí va la descripción del Anexo B</w:t>
+        <w:tab/>
+      </w:r>
+      <w:r>
+        <w:rPr>
+          <w:rFonts w:ascii="Times New Roman" w:hAnsi="Times New Roman"/>
+          <w:b w:val="0"/>
+          <w:sz w:val="24"/>
+        </w:rPr>
+        <w:fldChar w:fldCharType="begin"/>
+        <w:instrText xml:space="preserve"> PAGEREF bm_anexoB \h </w:instrText>
+        <w:fldChar w:fldCharType="separate"/>
+        <w:t>?</w:t>
+        <w:fldChar w:fldCharType="end"/>
+      </w:r>
+    </w:p>
+    <w:p>
+      <w:pPr>
+        <w:tabs>
+          <w:tab w:pos="1020" w:val="left"/>
+          <w:tab w:pos="8271" w:val="right" w:leader="dot"/>
+        </w:tabs>
+        <w:spacing w:line="360" w:lineRule="auto" w:before="0" w:after="80"/>
+        <w:ind w:left="1020" w:hanging="1020"/>
+      </w:pPr>
+      <w:r>
+        <w:rPr>
+          <w:rFonts w:ascii="Times New Roman" w:hAnsi="Times New Roman"/>
+          <w:sz w:val="24"/>
+        </w:rPr>
+        <w:t>C</w:t>
+        <w:tab/>
+        <w:t>Aquí va la descripción del Anexo C</w:t>
+        <w:tab/>
+      </w:r>
+      <w:r>
+        <w:rPr>
+          <w:rFonts w:ascii="Times New Roman" w:hAnsi="Times New Roman"/>
+          <w:b w:val="0"/>
+          <w:sz w:val="24"/>
+        </w:rPr>
+        <w:fldChar w:fldCharType="begin"/>
+        <w:instrText xml:space="preserve"> PAGEREF bm_anexoC \h </w:instrText>
+        <w:fldChar w:fldCharType="separate"/>
+        <w:t>?</w:t>
+        <w:fldChar w:fldCharType="end"/>
+      </w:r>
+    </w:p>
+    <w:p>
+      <w:pPr>
+        <w:sectPr>
+          <w:footerReference w:type="default" r:id="rId26"/>
           <w:type w:val="continuous"/>
           <w:pgSz w:w="12240" w:h="15840"/>
           <w:pgMar w:top="1701" w:right="1701" w:bottom="1701" w:left="2268" w:header="720" w:footer="720" w:gutter="0"/>
@@ -1398,7 +1965,7 @@
     <w:p>
       <w:pPr>
         <w:sectPr>
-          <w:footerReference w:type="default" r:id="rId19"/>
+          <w:footerReference w:type="default" r:id="rId27"/>
           <w:pgSz w:w="12240" w:h="15840"/>
           <w:pgMar w:top="2835" w:right="1701" w:bottom="1701" w:left="2268" w:header="720" w:footer="720" w:gutter="0"/>
           <w:cols w:space="720"/>
@@ -1419,13 +1986,13 @@
           <w:i w:val="0"/>
           <w:sz w:val="24"/>
         </w:rPr>
-        <w:t>Texto de introducción no proporcionado.</w:t>
+        <w:t>Aquí va la introducción. La presente pasantía, desarrollada como requisito para optar al título de Técnico Superior Universitario en Administración, tiene como propósito proponer mejoras procedimentales para optimizar el proceso de procura en el departamento administrativo de Lubricantes y Equipos Varyna, C.A. [Completar con la estructura del informe: capítulos, enfoque metodológico y alcance.]</w:t>
       </w:r>
     </w:p>
     <w:p>
       <w:pPr>
         <w:sectPr>
-          <w:footerReference w:type="default" r:id="rId20"/>
+          <w:footerReference w:type="default" r:id="rId28"/>
           <w:type w:val="continuous"/>
           <w:pgSz w:w="12240" w:h="15840"/>
           <w:pgMar w:top="1701" w:right="1701" w:bottom="1701" w:left="2268" w:header="720" w:footer="720" w:gutter="0"/>
@@ -1468,7 +2035,7 @@
     <w:p>
       <w:pPr>
         <w:sectPr>
-          <w:footerReference w:type="default" r:id="rId21"/>
+          <w:footerReference w:type="default" r:id="rId29"/>
           <w:pgSz w:w="12240" w:h="15840"/>
           <w:pgMar w:top="2835" w:right="1701" w:bottom="1701" w:left="2268" w:header="720" w:footer="720" w:gutter="0"/>
           <w:cols w:space="720"/>
@@ -1492,6 +2059,21 @@
         <w:t>IDENTIFICACIÓN DE LA EMPRESA</w:t>
       </w:r>
       <w:bookmarkEnd w:id="bm_cap1_ident"/>
+    </w:p>
+    <w:p>
+      <w:pPr>
+        <w:spacing w:line="360" w:lineRule="auto" w:after="0" w:before="0"/>
+        <w:ind w:firstLine="709"/>
+        <w:jc w:val="both"/>
+      </w:pPr>
+      <w:r>
+        <w:rPr>
+          <w:rFonts w:ascii="Times New Roman" w:hAnsi="Times New Roman"/>
+          <w:i w:val="0"/>
+          <w:sz w:val="24"/>
+        </w:rPr>
+        <w:t>La práctica profesional se desarrolla en Lubricantes y Equipos Varyna, C.A., empresa venezolana con más de treinta y seis (36) años de trayectoria en el sector petrolero, industrial y de construcción.Su actividad principal se enfoca en el procesamiento y suministro de productos químicos especializados, el tratamiento de crudo y la provisión de maquinaria pesada para operaciones industriales.</w:t>
+      </w:r>
     </w:p>
     <w:p>
       <w:pPr>
@@ -2113,7 +2695,7 @@
     <w:p>
       <w:pPr>
         <w:sectPr>
-          <w:footerReference w:type="default" r:id="rId22"/>
+          <w:footerReference w:type="default" r:id="rId30"/>
           <w:type w:val="continuous"/>
           <w:pgSz w:w="12240" w:h="15840"/>
           <w:pgMar w:top="1701" w:right="1701" w:bottom="1701" w:left="2268" w:header="720" w:footer="720" w:gutter="0"/>
@@ -2156,7 +2738,7 @@
     <w:p>
       <w:pPr>
         <w:sectPr>
-          <w:footerReference w:type="default" r:id="rId23"/>
+          <w:footerReference w:type="default" r:id="rId31"/>
           <w:pgSz w:w="12240" w:h="15840"/>
           <w:pgMar w:top="2835" w:right="1701" w:bottom="1701" w:left="2268" w:header="720" w:footer="720" w:gutter="0"/>
           <w:cols w:space="720"/>
@@ -2370,7 +2952,7 @@
           <w:i w:val="0"/>
           <w:sz w:val="24"/>
         </w:rPr>
-        <w:t>La planificación establece la relación entre cada objetivo y las actividades administrativas a ejecutar:</w:t>
+        <w:t>La planificación establece la relación entre cada objetivo específico y las actividades técnicas a ejecutar para el desarrollo de la propuesta de optimización:</w:t>
       </w:r>
     </w:p>
     <w:p>
@@ -2870,7 +3452,7 @@
           <w:i w:val="0"/>
           <w:sz w:val="24"/>
         </w:rPr>
-        <w:t>El cronograma estructura temporalmente las tareas administrativas garantizando el cumplimiento del manual documental propuesto:</w:t>
+        <w:t>El cronograma estructura temporalmente las fases de diagnóstico, análisis y diseño de la propuesta, distribuidas a lo largo de las seis (6) semanas de duración de la pasantía:</w:t>
       </w:r>
     </w:p>
     <w:p>
@@ -2893,7 +3475,7 @@
           <w:i/>
           <w:sz w:val="24"/>
         </w:rPr>
-        <w:t>Cronograma de actividades administrativas.</w:t>
+        <w:t>Cronograma de actividades del proyecto.</w:t>
       </w:r>
       <w:bookmarkEnd w:id="bm_cuadro2"/>
     </w:p>
@@ -3793,7 +4375,7 @@
     <w:p>
       <w:pPr>
         <w:sectPr>
-          <w:footerReference w:type="default" r:id="rId24"/>
+          <w:footerReference w:type="default" r:id="rId32"/>
           <w:type w:val="continuous"/>
           <w:pgSz w:w="12240" w:h="15840"/>
           <w:pgMar w:top="1701" w:right="1701" w:bottom="1701" w:left="2268" w:header="720" w:footer="720" w:gutter="0"/>
@@ -3836,7 +4418,7 @@
     <w:p>
       <w:pPr>
         <w:sectPr>
-          <w:footerReference w:type="default" r:id="rId25"/>
+          <w:footerReference w:type="default" r:id="rId33"/>
           <w:pgSz w:w="12240" w:h="15840"/>
           <w:pgMar w:top="2835" w:right="1701" w:bottom="1701" w:left="2268" w:header="720" w:footer="720" w:gutter="0"/>
           <w:cols w:space="720"/>
@@ -3857,7 +4439,7 @@
           <w:b/>
           <w:sz w:val="24"/>
         </w:rPr>
-        <w:t>Bases Teóricas Referenciales</w:t>
+        <w:t>Aquí va el título de la primera base teórica</w:t>
       </w:r>
       <w:bookmarkEnd w:id="bm_cap3_bases"/>
     </w:p>
@@ -3873,13 +4455,57 @@
           <w:i w:val="0"/>
           <w:sz w:val="24"/>
         </w:rPr>
-        <w:t>Bases teóricas referenciales.</w:t>
+        <w:t>Aquí va el desarrollo teórico del primer tema. [Completar con la definición y autores que sustentan este concepto.]</w:t>
       </w:r>
     </w:p>
     <w:p>
       <w:pPr>
+        <w:spacing w:line="360" w:lineRule="auto" w:after="0" w:before="0"/>
+        <w:ind w:firstLine="709"/>
+        <w:jc w:val="both"/>
+      </w:pPr>
+      <w:r>
+        <w:rPr>
+          <w:rFonts w:ascii="Times New Roman" w:hAnsi="Times New Roman"/>
+          <w:i w:val="0"/>
+          <w:sz w:val="24"/>
+        </w:rPr>
+        <w:t>Aquí va un segundo párrafo de desarrollo. [Completar con la aplicación del concepto al proyecto.]</w:t>
+      </w:r>
+    </w:p>
+    <w:p>
+      <w:pPr>
+        <w:spacing w:before="480" w:after="480" w:line="360" w:lineRule="auto"/>
+        <w:jc w:val="left"/>
+      </w:pPr>
+      <w:r>
+        <w:rPr>
+          <w:rFonts w:ascii="Times New Roman" w:hAnsi="Times New Roman"/>
+          <w:b/>
+          <w:sz w:val="24"/>
+        </w:rPr>
+        <w:t>Aquí va el título de la segunda base teórica</w:t>
+      </w:r>
+    </w:p>
+    <w:p>
+      <w:pPr>
+        <w:spacing w:line="360" w:lineRule="auto" w:after="0" w:before="0"/>
+        <w:ind w:firstLine="709"/>
+        <w:jc w:val="both"/>
+      </w:pPr>
+      <w:r>
+        <w:rPr>
+          <w:rFonts w:ascii="Times New Roman" w:hAnsi="Times New Roman"/>
+          <w:i w:val="0"/>
+          <w:sz w:val="24"/>
+        </w:rPr>
+        <w:t>Aquí va el desarrollo teórico del segundo tema. [Completar con la definición y autores que sustentan este concepto.]</w:t>
+      </w:r>
+    </w:p>
+    <w:p>
+      <w:pPr>
         <w:sectPr>
-          <w:footerReference w:type="default" r:id="rId26"/>
+          <w:footerReference w:type="default" r:id="rId34"/>
           <w:type w:val="continuous"/>
           <w:pgSz w:w="12240" w:h="15840"/>
           <w:pgMar w:top="1701" w:right="1701" w:bottom="1701" w:left="2268" w:header="720" w:footer="720" w:gutter="0"/>
@@ -3922,7 +4548,7 @@
     <w:p>
       <w:pPr>
         <w:sectPr>
-          <w:footerReference w:type="default" r:id="rId27"/>
+          <w:footerReference w:type="default" r:id="rId35"/>
           <w:pgSz w:w="12240" w:h="15840"/>
           <w:pgMar w:top="2835" w:right="1701" w:bottom="1701" w:left="2268" w:header="720" w:footer="720" w:gutter="0"/>
           <w:cols w:space="720"/>
@@ -3959,13 +4585,445 @@
           <w:i w:val="0"/>
           <w:sz w:val="24"/>
         </w:rPr>
-        <w:t>Descripción de actividades ejecutadas.</w:t>
+        <w:t>Durante las seis (6) semanas de práctica profesional, se ejecutaron fases sucesivas de diagnóstico, análisis y diseño de la propuesta de optimización:</w:t>
       </w:r>
     </w:p>
     <w:p>
       <w:pPr>
+        <w:spacing w:before="480" w:after="480" w:line="360" w:lineRule="auto"/>
+        <w:jc w:val="left"/>
+      </w:pPr>
+      <w:r>
+        <w:rPr>
+          <w:rFonts w:ascii="Times New Roman" w:hAnsi="Times New Roman"/>
+          <w:b/>
+          <w:sz w:val="24"/>
+        </w:rPr>
+        <w:t>Semana 1</w:t>
+      </w:r>
+    </w:p>
+    <w:p>
+      <w:pPr>
+        <w:spacing w:line="360" w:lineRule="auto"/>
+        <w:ind w:firstLine="709"/>
+        <w:jc w:val="both"/>
+      </w:pPr>
+      <w:r>
+        <w:rPr>
+          <w:rFonts w:ascii="Times New Roman" w:hAnsi="Times New Roman"/>
+          <w:sz w:val="24"/>
+        </w:rPr>
+        <w:t xml:space="preserve">1. </w:t>
+      </w:r>
+      <w:r>
+        <w:rPr>
+          <w:rFonts w:ascii="Times New Roman" w:hAnsi="Times New Roman"/>
+          <w:b/>
+          <w:sz w:val="24"/>
+        </w:rPr>
+        <w:t xml:space="preserve">Actividad operativa: </w:t>
+      </w:r>
+      <w:r>
+        <w:rPr>
+          <w:rFonts w:ascii="Times New Roman" w:hAnsi="Times New Roman"/>
+          <w:sz w:val="24"/>
+        </w:rPr>
+        <w:t>Aquí va la actividad operativa de la semana 1. [Completar con la tarea realizada en la empresa.]</w:t>
+      </w:r>
+    </w:p>
+    <w:p>
+      <w:pPr>
+        <w:spacing w:line="360" w:lineRule="auto"/>
+        <w:ind w:firstLine="709"/>
+        <w:jc w:val="both"/>
+      </w:pPr>
+      <w:r>
+        <w:rPr>
+          <w:rFonts w:ascii="Times New Roman" w:hAnsi="Times New Roman"/>
+          <w:sz w:val="24"/>
+        </w:rPr>
+        <w:t xml:space="preserve">2. </w:t>
+      </w:r>
+      <w:r>
+        <w:rPr>
+          <w:rFonts w:ascii="Times New Roman" w:hAnsi="Times New Roman"/>
+          <w:b/>
+          <w:sz w:val="24"/>
+        </w:rPr>
+        <w:t xml:space="preserve">Actividad de investigación: </w:t>
+      </w:r>
+      <w:r>
+        <w:rPr>
+          <w:rFonts w:ascii="Times New Roman" w:hAnsi="Times New Roman"/>
+          <w:sz w:val="24"/>
+        </w:rPr>
+        <w:t>Aquí va la actividad de investigación de la semana 1. [Completar con la tarea académica realizada.]</w:t>
+      </w:r>
+    </w:p>
+    <w:p>
+      <w:pPr>
+        <w:spacing w:before="480" w:after="480" w:line="360" w:lineRule="auto"/>
+        <w:jc w:val="left"/>
+      </w:pPr>
+      <w:r>
+        <w:rPr>
+          <w:rFonts w:ascii="Times New Roman" w:hAnsi="Times New Roman"/>
+          <w:b/>
+          <w:sz w:val="24"/>
+        </w:rPr>
+        <w:t>Semana 2</w:t>
+      </w:r>
+    </w:p>
+    <w:p>
+      <w:pPr>
+        <w:spacing w:line="360" w:lineRule="auto"/>
+        <w:ind w:firstLine="709"/>
+        <w:jc w:val="both"/>
+      </w:pPr>
+      <w:r>
+        <w:rPr>
+          <w:rFonts w:ascii="Times New Roman" w:hAnsi="Times New Roman"/>
+          <w:sz w:val="24"/>
+        </w:rPr>
+        <w:t xml:space="preserve">1. </w:t>
+      </w:r>
+      <w:r>
+        <w:rPr>
+          <w:rFonts w:ascii="Times New Roman" w:hAnsi="Times New Roman"/>
+          <w:b/>
+          <w:sz w:val="24"/>
+        </w:rPr>
+        <w:t xml:space="preserve">Actividad operativa: </w:t>
+      </w:r>
+      <w:r>
+        <w:rPr>
+          <w:rFonts w:ascii="Times New Roman" w:hAnsi="Times New Roman"/>
+          <w:sz w:val="24"/>
+        </w:rPr>
+        <w:t>Aquí va la actividad operativa de la semana 2. [Completar con la tarea realizada en la empresa.]</w:t>
+      </w:r>
+    </w:p>
+    <w:p>
+      <w:pPr>
+        <w:spacing w:line="360" w:lineRule="auto"/>
+        <w:ind w:firstLine="709"/>
+        <w:jc w:val="both"/>
+      </w:pPr>
+      <w:r>
+        <w:rPr>
+          <w:rFonts w:ascii="Times New Roman" w:hAnsi="Times New Roman"/>
+          <w:sz w:val="24"/>
+        </w:rPr>
+        <w:t xml:space="preserve">2. </w:t>
+      </w:r>
+      <w:r>
+        <w:rPr>
+          <w:rFonts w:ascii="Times New Roman" w:hAnsi="Times New Roman"/>
+          <w:b/>
+          <w:sz w:val="24"/>
+        </w:rPr>
+        <w:t xml:space="preserve">Actividad de investigación: </w:t>
+      </w:r>
+      <w:r>
+        <w:rPr>
+          <w:rFonts w:ascii="Times New Roman" w:hAnsi="Times New Roman"/>
+          <w:sz w:val="24"/>
+        </w:rPr>
+        <w:t>Aquí va la actividad de investigación de la semana 2. [Completar con la tarea académica realizada.]</w:t>
+      </w:r>
+    </w:p>
+    <w:p>
+      <w:pPr>
+        <w:spacing w:before="480" w:after="480" w:line="360" w:lineRule="auto"/>
+        <w:jc w:val="left"/>
+      </w:pPr>
+      <w:r>
+        <w:rPr>
+          <w:rFonts w:ascii="Times New Roman" w:hAnsi="Times New Roman"/>
+          <w:b/>
+          <w:sz w:val="24"/>
+        </w:rPr>
+        <w:t>Semana 3</w:t>
+      </w:r>
+    </w:p>
+    <w:p>
+      <w:pPr>
+        <w:spacing w:line="360" w:lineRule="auto"/>
+        <w:ind w:firstLine="709"/>
+        <w:jc w:val="both"/>
+      </w:pPr>
+      <w:r>
+        <w:rPr>
+          <w:rFonts w:ascii="Times New Roman" w:hAnsi="Times New Roman"/>
+          <w:sz w:val="24"/>
+        </w:rPr>
+        <w:t xml:space="preserve">1. </w:t>
+      </w:r>
+      <w:r>
+        <w:rPr>
+          <w:rFonts w:ascii="Times New Roman" w:hAnsi="Times New Roman"/>
+          <w:b/>
+          <w:sz w:val="24"/>
+        </w:rPr>
+        <w:t xml:space="preserve">Actividad operativa: </w:t>
+      </w:r>
+      <w:r>
+        <w:rPr>
+          <w:rFonts w:ascii="Times New Roman" w:hAnsi="Times New Roman"/>
+          <w:sz w:val="24"/>
+        </w:rPr>
+        <w:t>Aquí va la actividad operativa de la semana 3. [Completar con la tarea realizada en la empresa.]</w:t>
+      </w:r>
+    </w:p>
+    <w:p>
+      <w:pPr>
+        <w:spacing w:line="360" w:lineRule="auto"/>
+        <w:ind w:firstLine="709"/>
+        <w:jc w:val="both"/>
+      </w:pPr>
+      <w:r>
+        <w:rPr>
+          <w:rFonts w:ascii="Times New Roman" w:hAnsi="Times New Roman"/>
+          <w:sz w:val="24"/>
+        </w:rPr>
+        <w:t xml:space="preserve">2. </w:t>
+      </w:r>
+      <w:r>
+        <w:rPr>
+          <w:rFonts w:ascii="Times New Roman" w:hAnsi="Times New Roman"/>
+          <w:b/>
+          <w:sz w:val="24"/>
+        </w:rPr>
+        <w:t xml:space="preserve">Actividad de investigación: </w:t>
+      </w:r>
+      <w:r>
+        <w:rPr>
+          <w:rFonts w:ascii="Times New Roman" w:hAnsi="Times New Roman"/>
+          <w:sz w:val="24"/>
+        </w:rPr>
+        <w:t>Aquí va la actividad de investigación de la semana 3. [Completar con la tarea académica realizada.]</w:t>
+      </w:r>
+    </w:p>
+    <w:p>
+      <w:pPr>
+        <w:spacing w:before="480" w:after="480" w:line="360" w:lineRule="auto"/>
+        <w:jc w:val="left"/>
+      </w:pPr>
+      <w:r>
+        <w:rPr>
+          <w:rFonts w:ascii="Times New Roman" w:hAnsi="Times New Roman"/>
+          <w:b/>
+          <w:sz w:val="24"/>
+        </w:rPr>
+        <w:t>Semana 4</w:t>
+      </w:r>
+    </w:p>
+    <w:p>
+      <w:pPr>
+        <w:spacing w:line="360" w:lineRule="auto"/>
+        <w:ind w:firstLine="709"/>
+        <w:jc w:val="both"/>
+      </w:pPr>
+      <w:r>
+        <w:rPr>
+          <w:rFonts w:ascii="Times New Roman" w:hAnsi="Times New Roman"/>
+          <w:sz w:val="24"/>
+        </w:rPr>
+        <w:t xml:space="preserve">1. </w:t>
+      </w:r>
+      <w:r>
+        <w:rPr>
+          <w:rFonts w:ascii="Times New Roman" w:hAnsi="Times New Roman"/>
+          <w:b/>
+          <w:sz w:val="24"/>
+        </w:rPr>
+        <w:t xml:space="preserve">Actividad operativa: </w:t>
+      </w:r>
+      <w:r>
+        <w:rPr>
+          <w:rFonts w:ascii="Times New Roman" w:hAnsi="Times New Roman"/>
+          <w:sz w:val="24"/>
+        </w:rPr>
+        <w:t>Aquí va la actividad operativa de la semana 4. [Completar con la tarea realizada en la empresa.]</w:t>
+      </w:r>
+    </w:p>
+    <w:p>
+      <w:pPr>
+        <w:spacing w:line="360" w:lineRule="auto"/>
+        <w:ind w:firstLine="709"/>
+        <w:jc w:val="both"/>
+      </w:pPr>
+      <w:r>
+        <w:rPr>
+          <w:rFonts w:ascii="Times New Roman" w:hAnsi="Times New Roman"/>
+          <w:sz w:val="24"/>
+        </w:rPr>
+        <w:t xml:space="preserve">2. </w:t>
+      </w:r>
+      <w:r>
+        <w:rPr>
+          <w:rFonts w:ascii="Times New Roman" w:hAnsi="Times New Roman"/>
+          <w:b/>
+          <w:sz w:val="24"/>
+        </w:rPr>
+        <w:t xml:space="preserve">Actividad de investigación: </w:t>
+      </w:r>
+      <w:r>
+        <w:rPr>
+          <w:rFonts w:ascii="Times New Roman" w:hAnsi="Times New Roman"/>
+          <w:sz w:val="24"/>
+        </w:rPr>
+        <w:t>Aquí va la actividad de investigación de la semana 4. [Completar con la tarea académica realizada.]</w:t>
+      </w:r>
+    </w:p>
+    <w:p>
+      <w:pPr>
+        <w:spacing w:before="480" w:after="480" w:line="360" w:lineRule="auto"/>
+        <w:jc w:val="left"/>
+      </w:pPr>
+      <w:r>
+        <w:rPr>
+          <w:rFonts w:ascii="Times New Roman" w:hAnsi="Times New Roman"/>
+          <w:b/>
+          <w:sz w:val="24"/>
+        </w:rPr>
+        <w:t>Semana 5</w:t>
+      </w:r>
+    </w:p>
+    <w:p>
+      <w:pPr>
+        <w:spacing w:line="360" w:lineRule="auto"/>
+        <w:ind w:firstLine="709"/>
+        <w:jc w:val="both"/>
+      </w:pPr>
+      <w:r>
+        <w:rPr>
+          <w:rFonts w:ascii="Times New Roman" w:hAnsi="Times New Roman"/>
+          <w:sz w:val="24"/>
+        </w:rPr>
+        <w:t xml:space="preserve">1. </w:t>
+      </w:r>
+      <w:r>
+        <w:rPr>
+          <w:rFonts w:ascii="Times New Roman" w:hAnsi="Times New Roman"/>
+          <w:b/>
+          <w:sz w:val="24"/>
+        </w:rPr>
+        <w:t xml:space="preserve">Actividad operativa: </w:t>
+      </w:r>
+      <w:r>
+        <w:rPr>
+          <w:rFonts w:ascii="Times New Roman" w:hAnsi="Times New Roman"/>
+          <w:sz w:val="24"/>
+        </w:rPr>
+        <w:t>Aquí va la actividad operativa de la semana 5. [Completar con la tarea realizada en la empresa.]</w:t>
+      </w:r>
+    </w:p>
+    <w:p>
+      <w:pPr>
+        <w:spacing w:line="360" w:lineRule="auto"/>
+        <w:ind w:firstLine="709"/>
+        <w:jc w:val="both"/>
+      </w:pPr>
+      <w:r>
+        <w:rPr>
+          <w:rFonts w:ascii="Times New Roman" w:hAnsi="Times New Roman"/>
+          <w:sz w:val="24"/>
+        </w:rPr>
+        <w:t xml:space="preserve">2. </w:t>
+      </w:r>
+      <w:r>
+        <w:rPr>
+          <w:rFonts w:ascii="Times New Roman" w:hAnsi="Times New Roman"/>
+          <w:b/>
+          <w:sz w:val="24"/>
+        </w:rPr>
+        <w:t xml:space="preserve">Actividad de investigación: </w:t>
+      </w:r>
+      <w:r>
+        <w:rPr>
+          <w:rFonts w:ascii="Times New Roman" w:hAnsi="Times New Roman"/>
+          <w:sz w:val="24"/>
+        </w:rPr>
+        <w:t>Aquí va la actividad de investigación de la semana 5. [Completar con la tarea académica realizada.]</w:t>
+      </w:r>
+    </w:p>
+    <w:p>
+      <w:pPr>
+        <w:spacing w:before="480" w:after="480" w:line="360" w:lineRule="auto"/>
+        <w:jc w:val="left"/>
+      </w:pPr>
+      <w:r>
+        <w:rPr>
+          <w:rFonts w:ascii="Times New Roman" w:hAnsi="Times New Roman"/>
+          <w:b/>
+          <w:sz w:val="24"/>
+        </w:rPr>
+        <w:t>Semana 6</w:t>
+      </w:r>
+    </w:p>
+    <w:p>
+      <w:pPr>
+        <w:spacing w:line="360" w:lineRule="auto"/>
+        <w:ind w:firstLine="709"/>
+        <w:jc w:val="both"/>
+      </w:pPr>
+      <w:r>
+        <w:rPr>
+          <w:rFonts w:ascii="Times New Roman" w:hAnsi="Times New Roman"/>
+          <w:sz w:val="24"/>
+        </w:rPr>
+        <w:t xml:space="preserve">1. </w:t>
+      </w:r>
+      <w:r>
+        <w:rPr>
+          <w:rFonts w:ascii="Times New Roman" w:hAnsi="Times New Roman"/>
+          <w:b/>
+          <w:sz w:val="24"/>
+        </w:rPr>
+        <w:t xml:space="preserve">Actividad operativa: </w:t>
+      </w:r>
+      <w:r>
+        <w:rPr>
+          <w:rFonts w:ascii="Times New Roman" w:hAnsi="Times New Roman"/>
+          <w:sz w:val="24"/>
+        </w:rPr>
+        <w:t>Aquí va la actividad operativa de la semana 6. [Completar con la tarea realizada en la empresa.]</w:t>
+      </w:r>
+    </w:p>
+    <w:p>
+      <w:pPr>
+        <w:spacing w:line="360" w:lineRule="auto"/>
+        <w:ind w:firstLine="709"/>
+        <w:jc w:val="both"/>
+      </w:pPr>
+      <w:r>
+        <w:rPr>
+          <w:rFonts w:ascii="Times New Roman" w:hAnsi="Times New Roman"/>
+          <w:sz w:val="24"/>
+        </w:rPr>
+        <w:t xml:space="preserve">2. </w:t>
+      </w:r>
+      <w:r>
+        <w:rPr>
+          <w:rFonts w:ascii="Times New Roman" w:hAnsi="Times New Roman"/>
+          <w:b/>
+          <w:sz w:val="24"/>
+        </w:rPr>
+        <w:t xml:space="preserve">Actividad de investigación: </w:t>
+      </w:r>
+      <w:r>
+        <w:rPr>
+          <w:rFonts w:ascii="Times New Roman" w:hAnsi="Times New Roman"/>
+          <w:sz w:val="24"/>
+        </w:rPr>
+        <w:t>Aquí va la actividad de investigación de la semana 6. [Completar con la tarea académica realizada.]</w:t>
+      </w:r>
+    </w:p>
+    <w:p>
+      <w:pPr>
         <w:sectPr>
-          <w:footerReference w:type="default" r:id="rId28"/>
+          <w:footerReference w:type="default" r:id="rId36"/>
           <w:type w:val="continuous"/>
           <w:pgSz w:w="12240" w:h="15840"/>
           <w:pgMar w:top="1701" w:right="1701" w:bottom="1701" w:left="2268" w:header="720" w:footer="720" w:gutter="0"/>
@@ -4008,7 +5066,7 @@
     <w:p>
       <w:pPr>
         <w:sectPr>
-          <w:footerReference w:type="default" r:id="rId29"/>
+          <w:footerReference w:type="default" r:id="rId37"/>
           <w:pgSz w:w="12240" w:h="15840"/>
           <w:pgMar w:top="2835" w:right="1701" w:bottom="1701" w:left="2268" w:header="720" w:footer="720" w:gutter="0"/>
           <w:cols w:space="720"/>
@@ -4034,6 +5092,90 @@
       <w:bookmarkEnd w:id="bm_cap5_concl"/>
     </w:p>
     <w:p>
+      <w:pPr>
+        <w:spacing w:line="360" w:lineRule="auto"/>
+        <w:ind w:firstLine="709"/>
+        <w:jc w:val="both"/>
+      </w:pPr>
+      <w:r>
+        <w:rPr>
+          <w:rFonts w:ascii="Times New Roman" w:hAnsi="Times New Roman"/>
+          <w:sz w:val="24"/>
+        </w:rPr>
+        <w:t xml:space="preserve">1. </w:t>
+      </w:r>
+      <w:r>
+        <w:rPr>
+          <w:rFonts w:ascii="Times New Roman" w:hAnsi="Times New Roman"/>
+          <w:sz w:val="24"/>
+        </w:rPr>
+        <w:t>Aquí va la conclusión correspondiente al primer objetivo específico. [Completar con el logro alcanzado.]</w:t>
+      </w:r>
+    </w:p>
+    <w:p>
+      <w:pPr>
+        <w:spacing w:line="360" w:lineRule="auto"/>
+        <w:ind w:firstLine="709"/>
+        <w:jc w:val="both"/>
+      </w:pPr>
+      <w:r>
+        <w:rPr>
+          <w:rFonts w:ascii="Times New Roman" w:hAnsi="Times New Roman"/>
+          <w:sz w:val="24"/>
+        </w:rPr>
+        <w:t xml:space="preserve">2. </w:t>
+      </w:r>
+      <w:r>
+        <w:rPr>
+          <w:rFonts w:ascii="Times New Roman" w:hAnsi="Times New Roman"/>
+          <w:sz w:val="24"/>
+        </w:rPr>
+        <w:t>Aquí va la conclusión correspondiente al segundo objetivo específico. [Completar con el logro alcanzado.]</w:t>
+      </w:r>
+    </w:p>
+    <w:p>
+      <w:pPr>
+        <w:spacing w:line="360" w:lineRule="auto"/>
+        <w:ind w:firstLine="709"/>
+        <w:jc w:val="both"/>
+      </w:pPr>
+      <w:r>
+        <w:rPr>
+          <w:rFonts w:ascii="Times New Roman" w:hAnsi="Times New Roman"/>
+          <w:sz w:val="24"/>
+        </w:rPr>
+        <w:t xml:space="preserve">3. </w:t>
+      </w:r>
+      <w:r>
+        <w:rPr>
+          <w:rFonts w:ascii="Times New Roman" w:hAnsi="Times New Roman"/>
+          <w:sz w:val="24"/>
+        </w:rPr>
+        <w:t>Aquí va la conclusión correspondiente al tercer objetivo específico. [Completar con el logro alcanzado.]</w:t>
+      </w:r>
+    </w:p>
+    <w:p>
+      <w:pPr>
+        <w:spacing w:line="360" w:lineRule="auto"/>
+        <w:ind w:firstLine="709"/>
+        <w:jc w:val="both"/>
+      </w:pPr>
+      <w:r>
+        <w:rPr>
+          <w:rFonts w:ascii="Times New Roman" w:hAnsi="Times New Roman"/>
+          <w:sz w:val="24"/>
+        </w:rPr>
+        <w:t xml:space="preserve">4. </w:t>
+      </w:r>
+      <w:r>
+        <w:rPr>
+          <w:rFonts w:ascii="Times New Roman" w:hAnsi="Times New Roman"/>
+          <w:sz w:val="24"/>
+        </w:rPr>
+        <w:t>Aquí va la conclusión correspondiente al cuarto objetivo específico. [Completar con el logro alcanzado.]</w:t>
+      </w:r>
+    </w:p>
+    <w:p>
       <w:bookmarkStart w:id="bm_cap5_recom" w:name="bm_cap5_recom"/>
       <w:pPr>
         <w:spacing w:before="480" w:after="480" w:line="360" w:lineRule="auto"/>
@@ -4051,8 +5193,92 @@
     </w:p>
     <w:p>
       <w:pPr>
+        <w:spacing w:line="360" w:lineRule="auto"/>
+        <w:ind w:firstLine="709"/>
+        <w:jc w:val="both"/>
+      </w:pPr>
+      <w:r>
+        <w:rPr>
+          <w:rFonts w:ascii="Times New Roman" w:hAnsi="Times New Roman"/>
+          <w:sz w:val="24"/>
+        </w:rPr>
+        <w:t xml:space="preserve">1. </w:t>
+      </w:r>
+      <w:r>
+        <w:rPr>
+          <w:rFonts w:ascii="Times New Roman" w:hAnsi="Times New Roman"/>
+          <w:sz w:val="24"/>
+        </w:rPr>
+        <w:t>Aquí va la primera recomendación. [Completar con la acción sugerida.]</w:t>
+      </w:r>
+    </w:p>
+    <w:p>
+      <w:pPr>
+        <w:spacing w:line="360" w:lineRule="auto"/>
+        <w:ind w:firstLine="709"/>
+        <w:jc w:val="both"/>
+      </w:pPr>
+      <w:r>
+        <w:rPr>
+          <w:rFonts w:ascii="Times New Roman" w:hAnsi="Times New Roman"/>
+          <w:sz w:val="24"/>
+        </w:rPr>
+        <w:t xml:space="preserve">2. </w:t>
+      </w:r>
+      <w:r>
+        <w:rPr>
+          <w:rFonts w:ascii="Times New Roman" w:hAnsi="Times New Roman"/>
+          <w:sz w:val="24"/>
+        </w:rPr>
+        <w:t>Aquí va la segunda recomendación. [Completar con la acción sugerida.]</w:t>
+      </w:r>
+    </w:p>
+    <w:p>
+      <w:pPr>
+        <w:spacing w:line="360" w:lineRule="auto"/>
+        <w:ind w:firstLine="709"/>
+        <w:jc w:val="both"/>
+      </w:pPr>
+      <w:r>
+        <w:rPr>
+          <w:rFonts w:ascii="Times New Roman" w:hAnsi="Times New Roman"/>
+          <w:sz w:val="24"/>
+        </w:rPr>
+        <w:t xml:space="preserve">3. </w:t>
+      </w:r>
+      <w:r>
+        <w:rPr>
+          <w:rFonts w:ascii="Times New Roman" w:hAnsi="Times New Roman"/>
+          <w:sz w:val="24"/>
+        </w:rPr>
+        <w:t>Aquí va la tercera recomendación. [Completar con la acción sugerida.]</w:t>
+      </w:r>
+    </w:p>
+    <w:p>
+      <w:pPr>
+        <w:spacing w:line="360" w:lineRule="auto"/>
+        <w:ind w:firstLine="709"/>
+        <w:jc w:val="both"/>
+      </w:pPr>
+      <w:r>
+        <w:rPr>
+          <w:rFonts w:ascii="Times New Roman" w:hAnsi="Times New Roman"/>
+          <w:sz w:val="24"/>
+        </w:rPr>
+        <w:t xml:space="preserve">4. </w:t>
+      </w:r>
+      <w:r>
+        <w:rPr>
+          <w:rFonts w:ascii="Times New Roman" w:hAnsi="Times New Roman"/>
+          <w:sz w:val="24"/>
+        </w:rPr>
+        <w:t>Aquí va la cuarta recomendación. [Completar con la acción sugerida.]</w:t>
+      </w:r>
+    </w:p>
+    <w:p>
+      <w:pPr>
         <w:sectPr>
-          <w:footerReference w:type="default" r:id="rId30"/>
+          <w:footerReference w:type="default" r:id="rId38"/>
           <w:type w:val="continuous"/>
           <w:pgSz w:w="12240" w:h="15840"/>
           <w:pgMar w:top="1701" w:right="1701" w:bottom="1701" w:left="2268" w:header="720" w:footer="720" w:gutter="0"/>
@@ -4081,7 +5307,7 @@
     <w:p>
       <w:pPr>
         <w:sectPr>
-          <w:footerReference w:type="default" r:id="rId31"/>
+          <w:footerReference w:type="default" r:id="rId39"/>
           <w:pgSz w:w="12240" w:h="15840"/>
           <w:pgMar w:top="2835" w:right="1701" w:bottom="1701" w:left="2268" w:header="720" w:footer="720" w:gutter="0"/>
           <w:cols w:space="720"/>
@@ -4095,11 +5321,246 @@
         <w:spacing w:before="480" w:after="0"/>
       </w:pPr>
     </w:p>
+    <w:p>
+      <w:pPr>
+        <w:spacing w:line="240" w:lineRule="auto" w:after="480" w:before="0"/>
+        <w:ind w:left="425" w:hanging="425"/>
+        <w:jc w:val="both"/>
+      </w:pPr>
+      <w:r>
+        <w:rPr>
+          <w:rFonts w:ascii="Times New Roman" w:hAnsi="Times New Roman"/>
+          <w:sz w:val="24"/>
+        </w:rPr>
+        <w:t>Aquí va la primera referencia bibliográfica en formato APA. [Completar con autor, año, título, editorial y ciudad.]</w:t>
+      </w:r>
+    </w:p>
+    <w:p>
+      <w:pPr>
+        <w:spacing w:line="240" w:lineRule="auto" w:after="480" w:before="0"/>
+        <w:ind w:left="425" w:hanging="425"/>
+        <w:jc w:val="both"/>
+      </w:pPr>
+      <w:r>
+        <w:rPr>
+          <w:rFonts w:ascii="Times New Roman" w:hAnsi="Times New Roman"/>
+          <w:sz w:val="24"/>
+        </w:rPr>
+        <w:t>Aquí va la segunda referencia bibliográfica en formato APA. [Completar con autor, año, título, editorial y ciudad.]</w:t>
+      </w:r>
+    </w:p>
+    <w:p>
+      <w:pPr>
+        <w:spacing w:line="240" w:lineRule="auto" w:after="480" w:before="0"/>
+        <w:ind w:left="425" w:hanging="425"/>
+        <w:jc w:val="both"/>
+      </w:pPr>
+      <w:r>
+        <w:rPr>
+          <w:rFonts w:ascii="Times New Roman" w:hAnsi="Times New Roman"/>
+          <w:sz w:val="24"/>
+        </w:rPr>
+        <w:t>Aquí va la tercera referencia bibliográfica en formato APA. [Completar con autor, año, título, editorial y ciudad.]</w:t>
+      </w:r>
+    </w:p>
+    <w:p>
+      <w:pPr>
+        <w:sectPr>
+          <w:footerReference w:type="default" r:id="rId40"/>
+          <w:type w:val="continuous"/>
+          <w:pgSz w:w="12240" w:h="15840"/>
+          <w:pgMar w:top="1701" w:right="1701" w:bottom="1701" w:left="2268" w:header="720" w:footer="720" w:gutter="0"/>
+          <w:cols w:space="720"/>
+          <w:titlePg/>
+          <w:docGrid w:linePitch="360"/>
+        </w:sectPr>
+      </w:pPr>
+    </w:p>
+    <w:p>
+      <w:bookmarkStart w:id="bm_anexos" w:name="bm_anexos"/>
+      <w:pPr>
+        <w:spacing w:before="3600"/>
+        <w:jc w:val="center"/>
+      </w:pPr>
+      <w:r>
+        <w:rPr>
+          <w:rFonts w:ascii="Times New Roman" w:hAnsi="Times New Roman"/>
+          <w:b/>
+          <w:sz w:val="32"/>
+        </w:rPr>
+        <w:t>ANEXOS</w:t>
+      </w:r>
+      <w:bookmarkEnd w:id="bm_anexos"/>
+    </w:p>
+    <w:p>
+      <w:pPr>
+        <w:sectPr>
+          <w:footerReference w:type="default" r:id="rId41"/>
+          <w:pgSz w:w="12240" w:h="15840"/>
+          <w:pgMar w:top="2835" w:right="1701" w:bottom="1701" w:left="2268" w:header="720" w:footer="720" w:gutter="0"/>
+          <w:cols w:space="720"/>
+          <w:titlePg/>
+          <w:docGrid w:linePitch="360"/>
+        </w:sectPr>
+      </w:pPr>
+    </w:p>
+    <w:p>
+      <w:bookmarkStart w:id="bm_anexoA" w:name="bm_anexoA"/>
+      <w:pPr>
+        <w:spacing w:before="0" w:after="480"/>
+        <w:jc w:val="center"/>
+      </w:pPr>
+      <w:bookmarkEnd w:id="bm_anexoA"/>
+      <w:r>
+        <w:rPr>
+          <w:rFonts w:ascii="Times New Roman" w:hAnsi="Times New Roman"/>
+          <w:b/>
+          <w:sz w:val="24"/>
+        </w:rPr>
+        <w:t>ANEXO A</w:t>
+      </w:r>
+    </w:p>
+    <w:p>
+      <w:pPr>
+        <w:spacing w:before="240" w:after="480"/>
+        <w:jc w:val="center"/>
+      </w:pPr>
+      <w:r>
+        <w:rPr>
+          <w:rFonts w:ascii="Times New Roman" w:hAnsi="Times New Roman"/>
+          <w:b/>
+          <w:sz w:val="24"/>
+        </w:rPr>
+        <w:t>[Aquí va la descripción del Anexo A]</w:t>
+      </w:r>
+    </w:p>
+    <w:p>
+      <w:pPr>
+        <w:jc w:val="center"/>
+      </w:pPr>
+      <w:r>
+        <w:rPr>
+          <w:rFonts w:ascii="Times New Roman" w:hAnsi="Times New Roman"/>
+          <w:i/>
+          <w:sz w:val="20"/>
+        </w:rPr>
+        <w:t>(Contenido elaborado por el estudiante)</w:t>
+      </w:r>
+    </w:p>
+    <w:p>
+      <w:pPr>
+        <w:sectPr>
+          <w:footerReference w:type="default" r:id="rId42"/>
+          <w:pgSz w:w="12240" w:h="15840"/>
+          <w:pgMar w:top="2835" w:right="1701" w:bottom="1701" w:left="2268" w:header="720" w:footer="720" w:gutter="0"/>
+          <w:cols w:space="720"/>
+          <w:titlePg/>
+          <w:docGrid w:linePitch="360"/>
+        </w:sectPr>
+      </w:pPr>
+    </w:p>
+    <w:p>
+      <w:bookmarkStart w:id="bm_anexoB" w:name="bm_anexoB"/>
+      <w:pPr>
+        <w:spacing w:before="0" w:after="480"/>
+        <w:jc w:val="center"/>
+      </w:pPr>
+      <w:bookmarkEnd w:id="bm_anexoB"/>
+      <w:r>
+        <w:rPr>
+          <w:rFonts w:ascii="Times New Roman" w:hAnsi="Times New Roman"/>
+          <w:b/>
+          <w:sz w:val="24"/>
+        </w:rPr>
+        <w:t>ANEXO B</w:t>
+      </w:r>
+    </w:p>
+    <w:p>
+      <w:pPr>
+        <w:spacing w:before="240" w:after="480"/>
+        <w:jc w:val="center"/>
+      </w:pPr>
+      <w:r>
+        <w:rPr>
+          <w:rFonts w:ascii="Times New Roman" w:hAnsi="Times New Roman"/>
+          <w:b/>
+          <w:sz w:val="24"/>
+        </w:rPr>
+        <w:t>[Aquí va la descripción del Anexo B]</w:t>
+      </w:r>
+    </w:p>
+    <w:p>
+      <w:pPr>
+        <w:jc w:val="center"/>
+      </w:pPr>
+      <w:r>
+        <w:rPr>
+          <w:rFonts w:ascii="Times New Roman" w:hAnsi="Times New Roman"/>
+          <w:i/>
+          <w:sz w:val="20"/>
+        </w:rPr>
+        <w:t>(Contenido elaborado por el estudiante)</w:t>
+      </w:r>
+    </w:p>
+    <w:p>
+      <w:pPr>
+        <w:sectPr>
+          <w:footerReference w:type="default" r:id="rId43"/>
+          <w:pgSz w:w="12240" w:h="15840"/>
+          <w:pgMar w:top="2835" w:right="1701" w:bottom="1701" w:left="2268" w:header="720" w:footer="720" w:gutter="0"/>
+          <w:cols w:space="720"/>
+          <w:titlePg/>
+          <w:docGrid w:linePitch="360"/>
+        </w:sectPr>
+      </w:pPr>
+    </w:p>
+    <w:p>
+      <w:bookmarkStart w:id="bm_anexoC" w:name="bm_anexoC"/>
+      <w:pPr>
+        <w:spacing w:before="0" w:after="480"/>
+        <w:jc w:val="center"/>
+      </w:pPr>
+      <w:bookmarkEnd w:id="bm_anexoC"/>
+      <w:r>
+        <w:rPr>
+          <w:rFonts w:ascii="Times New Roman" w:hAnsi="Times New Roman"/>
+          <w:b/>
+          <w:sz w:val="24"/>
+        </w:rPr>
+        <w:t>ANEXO C</w:t>
+      </w:r>
+    </w:p>
+    <w:p>
+      <w:pPr>
+        <w:spacing w:before="240" w:after="480"/>
+        <w:jc w:val="center"/>
+      </w:pPr>
+      <w:r>
+        <w:rPr>
+          <w:rFonts w:ascii="Times New Roman" w:hAnsi="Times New Roman"/>
+          <w:b/>
+          <w:sz w:val="24"/>
+        </w:rPr>
+        <w:t>[Aquí va la descripción del Anexo C]</w:t>
+      </w:r>
+    </w:p>
+    <w:p>
+      <w:pPr>
+        <w:jc w:val="center"/>
+      </w:pPr>
+      <w:r>
+        <w:rPr>
+          <w:rFonts w:ascii="Times New Roman" w:hAnsi="Times New Roman"/>
+          <w:i/>
+          <w:sz w:val="20"/>
+        </w:rPr>
+        <w:t>(Contenido elaborado por el estudiante)</w:t>
+      </w:r>
+    </w:p>
     <w:sectPr>
-      <w:footerReference w:type="default" r:id="rId32"/>
-      <w:type w:val="continuous"/>
+      <w:footerReference w:type="default" r:id="rId44"/>
       <w:pgSz w:w="12240" w:h="15840"/>
-      <w:pgMar w:top="1701" w:right="1701" w:bottom="1701" w:left="2268" w:header="720" w:footer="720" w:gutter="0"/>
+      <w:pgMar w:top="2835" w:right="1701" w:bottom="1701" w:left="2268" w:header="720" w:footer="720" w:gutter="0"/>
       <w:cols w:space="720"/>
       <w:titlePg/>
       <w:docGrid w:linePitch="360"/>
@@ -4152,7 +5613,7 @@
         <w:sz w:val="24"/>
       </w:rPr>
       <w:fldChar w:fldCharType="begin"/>
-      <w:instrText xml:space="preserve"> PAGE </w:instrText>
+      <w:instrText xml:space="preserve"> PAGE \* roman </w:instrText>
       <w:fldChar w:fldCharType="separate"/>
       <w:fldChar w:fldCharType="end"/>
     </w:r>
@@ -4173,7 +5634,7 @@
         <w:sz w:val="24"/>
       </w:rPr>
       <w:fldChar w:fldCharType="begin"/>
-      <w:instrText xml:space="preserve"> PAGE </w:instrText>
+      <w:instrText xml:space="preserve"> PAGE \* roman </w:instrText>
       <w:fldChar w:fldCharType="separate"/>
       <w:fldChar w:fldCharType="end"/>
     </w:r>
@@ -4194,7 +5655,7 @@
         <w:sz w:val="24"/>
       </w:rPr>
       <w:fldChar w:fldCharType="begin"/>
-      <w:instrText xml:space="preserve"> PAGE </w:instrText>
+      <w:instrText xml:space="preserve"> PAGE \* roman </w:instrText>
       <w:fldChar w:fldCharType="separate"/>
       <w:fldChar w:fldCharType="end"/>
     </w:r>
@@ -4215,7 +5676,7 @@
         <w:sz w:val="24"/>
       </w:rPr>
       <w:fldChar w:fldCharType="begin"/>
-      <w:instrText xml:space="preserve"> PAGE </w:instrText>
+      <w:instrText xml:space="preserve"> PAGE \* roman </w:instrText>
       <w:fldChar w:fldCharType="separate"/>
       <w:fldChar w:fldCharType="end"/>
     </w:r>
@@ -4236,7 +5697,7 @@
         <w:sz w:val="24"/>
       </w:rPr>
       <w:fldChar w:fldCharType="begin"/>
-      <w:instrText xml:space="preserve"> PAGE </w:instrText>
+      <w:instrText xml:space="preserve"> PAGE \* roman </w:instrText>
       <w:fldChar w:fldCharType="separate"/>
       <w:fldChar w:fldCharType="end"/>
     </w:r>
@@ -4257,7 +5718,7 @@
         <w:sz w:val="24"/>
       </w:rPr>
       <w:fldChar w:fldCharType="begin"/>
-      <w:instrText xml:space="preserve"> PAGE </w:instrText>
+      <w:instrText xml:space="preserve"> PAGE \* roman </w:instrText>
       <w:fldChar w:fldCharType="separate"/>
       <w:fldChar w:fldCharType="end"/>
     </w:r>
@@ -4278,7 +5739,7 @@
         <w:sz w:val="24"/>
       </w:rPr>
       <w:fldChar w:fldCharType="begin"/>
-      <w:instrText xml:space="preserve"> PAGE </w:instrText>
+      <w:instrText xml:space="preserve"> PAGE \* roman </w:instrText>
       <w:fldChar w:fldCharType="separate"/>
       <w:fldChar w:fldCharType="end"/>
     </w:r>
@@ -4299,7 +5760,7 @@
         <w:sz w:val="24"/>
       </w:rPr>
       <w:fldChar w:fldCharType="begin"/>
-      <w:instrText xml:space="preserve"> PAGE </w:instrText>
+      <w:instrText xml:space="preserve"> PAGE \* roman </w:instrText>
       <w:fldChar w:fldCharType="separate"/>
       <w:fldChar w:fldCharType="end"/>
     </w:r>
@@ -4401,6 +5862,153 @@
 </w:ftr>
 </file>
 
+<file path=word/footer23.xml><?xml version="1.0" encoding="utf-8"?>
+<w:ftr xmlns:m="http://schemas.openxmlformats.org/officeDocument/2006/math" xmlns:mc="http://schemas.openxmlformats.org/markup-compatibility/2006" xmlns:mo="http://schemas.microsoft.com/office/mac/office/2008/main" xmlns:mv="urn:schemas-microsoft-com:mac:vml" xmlns:o="urn:schemas-microsoft-com:office:office" xmlns:r="http://schemas.openxmlformats.org/officeDocument/2006/relationships" xmlns:v="urn:schemas-microsoft-com:vml" xmlns:w10="urn:schemas-microsoft-com:office:word" xmlns:w14="http://schemas.microsoft.com/office/word/2010/wordml" xmlns:w="http://schemas.openxmlformats.org/wordprocessingml/2006/main" xmlns:wne="http://schemas.microsoft.com/office/word/2006/wordml" xmlns:wp14="http://schemas.microsoft.com/office/word/2010/wordprocessingDrawing" xmlns:wp="http://schemas.openxmlformats.org/drawingml/2006/wordprocessingDrawing" xmlns:wpc="http://schemas.microsoft.com/office/word/2010/wordprocessingCanvas" xmlns:wpg="http://schemas.microsoft.com/office/word/2010/wordprocessingGroup" xmlns:wpi="http://schemas.microsoft.com/office/word/2010/wordprocessingInk" xmlns:wps="http://schemas.microsoft.com/office/word/2010/wordprocessingShape" mc:Ignorable="w14 wp14">
+  <w:p>
+    <w:pPr>
+      <w:pStyle w:val="Footer"/>
+      <w:jc w:val="center"/>
+    </w:pPr>
+    <w:r>
+      <w:rPr>
+        <w:rFonts w:ascii="Times New Roman" w:hAnsi="Times New Roman"/>
+        <w:sz w:val="24"/>
+      </w:rPr>
+      <w:fldChar w:fldCharType="begin"/>
+      <w:instrText xml:space="preserve"> PAGE </w:instrText>
+      <w:fldChar w:fldCharType="separate"/>
+      <w:fldChar w:fldCharType="end"/>
+    </w:r>
+  </w:p>
+</w:ftr>
+</file>
+
+<file path=word/footer24.xml><?xml version="1.0" encoding="utf-8"?>
+<w:ftr xmlns:m="http://schemas.openxmlformats.org/officeDocument/2006/math" xmlns:mc="http://schemas.openxmlformats.org/markup-compatibility/2006" xmlns:mo="http://schemas.microsoft.com/office/mac/office/2008/main" xmlns:mv="urn:schemas-microsoft-com:mac:vml" xmlns:o="urn:schemas-microsoft-com:office:office" xmlns:r="http://schemas.openxmlformats.org/officeDocument/2006/relationships" xmlns:v="urn:schemas-microsoft-com:vml" xmlns:w10="urn:schemas-microsoft-com:office:word" xmlns:w14="http://schemas.microsoft.com/office/word/2010/wordml" xmlns:w="http://schemas.openxmlformats.org/wordprocessingml/2006/main" xmlns:wne="http://schemas.microsoft.com/office/word/2006/wordml" xmlns:wp14="http://schemas.microsoft.com/office/word/2010/wordprocessingDrawing" xmlns:wp="http://schemas.openxmlformats.org/drawingml/2006/wordprocessingDrawing" xmlns:wpc="http://schemas.microsoft.com/office/word/2010/wordprocessingCanvas" xmlns:wpg="http://schemas.microsoft.com/office/word/2010/wordprocessingGroup" xmlns:wpi="http://schemas.microsoft.com/office/word/2010/wordprocessingInk" xmlns:wps="http://schemas.microsoft.com/office/word/2010/wordprocessingShape" mc:Ignorable="w14 wp14">
+  <w:p>
+    <w:pPr>
+      <w:pStyle w:val="Footer"/>
+      <w:jc w:val="center"/>
+    </w:pPr>
+    <w:r>
+      <w:rPr>
+        <w:rFonts w:ascii="Times New Roman" w:hAnsi="Times New Roman"/>
+        <w:sz w:val="24"/>
+      </w:rPr>
+      <w:fldChar w:fldCharType="begin"/>
+      <w:instrText xml:space="preserve"> PAGE </w:instrText>
+      <w:fldChar w:fldCharType="separate"/>
+      <w:fldChar w:fldCharType="end"/>
+    </w:r>
+  </w:p>
+</w:ftr>
+</file>
+
+<file path=word/footer25.xml><?xml version="1.0" encoding="utf-8"?>
+<w:ftr xmlns:m="http://schemas.openxmlformats.org/officeDocument/2006/math" xmlns:mc="http://schemas.openxmlformats.org/markup-compatibility/2006" xmlns:mo="http://schemas.microsoft.com/office/mac/office/2008/main" xmlns:mv="urn:schemas-microsoft-com:mac:vml" xmlns:o="urn:schemas-microsoft-com:office:office" xmlns:r="http://schemas.openxmlformats.org/officeDocument/2006/relationships" xmlns:v="urn:schemas-microsoft-com:vml" xmlns:w10="urn:schemas-microsoft-com:office:word" xmlns:w14="http://schemas.microsoft.com/office/word/2010/wordml" xmlns:w="http://schemas.openxmlformats.org/wordprocessingml/2006/main" xmlns:wne="http://schemas.microsoft.com/office/word/2006/wordml" xmlns:wp14="http://schemas.microsoft.com/office/word/2010/wordprocessingDrawing" xmlns:wp="http://schemas.openxmlformats.org/drawingml/2006/wordprocessingDrawing" xmlns:wpc="http://schemas.microsoft.com/office/word/2010/wordprocessingCanvas" xmlns:wpg="http://schemas.microsoft.com/office/word/2010/wordprocessingGroup" xmlns:wpi="http://schemas.microsoft.com/office/word/2010/wordprocessingInk" xmlns:wps="http://schemas.microsoft.com/office/word/2010/wordprocessingShape" mc:Ignorable="w14 wp14">
+  <w:p>
+    <w:pPr>
+      <w:pStyle w:val="Footer"/>
+      <w:jc w:val="center"/>
+    </w:pPr>
+    <w:r>
+      <w:rPr>
+        <w:rFonts w:ascii="Times New Roman" w:hAnsi="Times New Roman"/>
+        <w:sz w:val="24"/>
+      </w:rPr>
+      <w:fldChar w:fldCharType="begin"/>
+      <w:instrText xml:space="preserve"> PAGE </w:instrText>
+      <w:fldChar w:fldCharType="separate"/>
+      <w:fldChar w:fldCharType="end"/>
+    </w:r>
+  </w:p>
+</w:ftr>
+</file>
+
+<file path=word/footer26.xml><?xml version="1.0" encoding="utf-8"?>
+<w:ftr xmlns:m="http://schemas.openxmlformats.org/officeDocument/2006/math" xmlns:mc="http://schemas.openxmlformats.org/markup-compatibility/2006" xmlns:mo="http://schemas.microsoft.com/office/mac/office/2008/main" xmlns:mv="urn:schemas-microsoft-com:mac:vml" xmlns:o="urn:schemas-microsoft-com:office:office" xmlns:r="http://schemas.openxmlformats.org/officeDocument/2006/relationships" xmlns:v="urn:schemas-microsoft-com:vml" xmlns:w10="urn:schemas-microsoft-com:office:word" xmlns:w14="http://schemas.microsoft.com/office/word/2010/wordml" xmlns:w="http://schemas.openxmlformats.org/wordprocessingml/2006/main" xmlns:wne="http://schemas.microsoft.com/office/word/2006/wordml" xmlns:wp14="http://schemas.microsoft.com/office/word/2010/wordprocessingDrawing" xmlns:wp="http://schemas.openxmlformats.org/drawingml/2006/wordprocessingDrawing" xmlns:wpc="http://schemas.microsoft.com/office/word/2010/wordprocessingCanvas" xmlns:wpg="http://schemas.microsoft.com/office/word/2010/wordprocessingGroup" xmlns:wpi="http://schemas.microsoft.com/office/word/2010/wordprocessingInk" xmlns:wps="http://schemas.microsoft.com/office/word/2010/wordprocessingShape" mc:Ignorable="w14 wp14">
+  <w:p>
+    <w:pPr>
+      <w:pStyle w:val="Footer"/>
+      <w:jc w:val="center"/>
+    </w:pPr>
+    <w:r>
+      <w:rPr>
+        <w:rFonts w:ascii="Times New Roman" w:hAnsi="Times New Roman"/>
+        <w:sz w:val="24"/>
+      </w:rPr>
+      <w:fldChar w:fldCharType="begin"/>
+      <w:instrText xml:space="preserve"> PAGE </w:instrText>
+      <w:fldChar w:fldCharType="separate"/>
+      <w:fldChar w:fldCharType="end"/>
+    </w:r>
+  </w:p>
+</w:ftr>
+</file>
+
+<file path=word/footer27.xml><?xml version="1.0" encoding="utf-8"?>
+<w:ftr xmlns:m="http://schemas.openxmlformats.org/officeDocument/2006/math" xmlns:mc="http://schemas.openxmlformats.org/markup-compatibility/2006" xmlns:mo="http://schemas.microsoft.com/office/mac/office/2008/main" xmlns:mv="urn:schemas-microsoft-com:mac:vml" xmlns:o="urn:schemas-microsoft-com:office:office" xmlns:r="http://schemas.openxmlformats.org/officeDocument/2006/relationships" xmlns:v="urn:schemas-microsoft-com:vml" xmlns:w10="urn:schemas-microsoft-com:office:word" xmlns:w14="http://schemas.microsoft.com/office/word/2010/wordml" xmlns:w="http://schemas.openxmlformats.org/wordprocessingml/2006/main" xmlns:wne="http://schemas.microsoft.com/office/word/2006/wordml" xmlns:wp14="http://schemas.microsoft.com/office/word/2010/wordprocessingDrawing" xmlns:wp="http://schemas.openxmlformats.org/drawingml/2006/wordprocessingDrawing" xmlns:wpc="http://schemas.microsoft.com/office/word/2010/wordprocessingCanvas" xmlns:wpg="http://schemas.microsoft.com/office/word/2010/wordprocessingGroup" xmlns:wpi="http://schemas.microsoft.com/office/word/2010/wordprocessingInk" xmlns:wps="http://schemas.microsoft.com/office/word/2010/wordprocessingShape" mc:Ignorable="w14 wp14">
+  <w:p>
+    <w:pPr>
+      <w:pStyle w:val="Footer"/>
+      <w:jc w:val="center"/>
+    </w:pPr>
+    <w:r>
+      <w:rPr>
+        <w:rFonts w:ascii="Times New Roman" w:hAnsi="Times New Roman"/>
+        <w:sz w:val="24"/>
+      </w:rPr>
+      <w:fldChar w:fldCharType="begin"/>
+      <w:instrText xml:space="preserve"> PAGE </w:instrText>
+      <w:fldChar w:fldCharType="separate"/>
+      <w:fldChar w:fldCharType="end"/>
+    </w:r>
+  </w:p>
+</w:ftr>
+</file>
+
+<file path=word/footer28.xml><?xml version="1.0" encoding="utf-8"?>
+<w:ftr xmlns:m="http://schemas.openxmlformats.org/officeDocument/2006/math" xmlns:mc="http://schemas.openxmlformats.org/markup-compatibility/2006" xmlns:mo="http://schemas.microsoft.com/office/mac/office/2008/main" xmlns:mv="urn:schemas-microsoft-com:mac:vml" xmlns:o="urn:schemas-microsoft-com:office:office" xmlns:r="http://schemas.openxmlformats.org/officeDocument/2006/relationships" xmlns:v="urn:schemas-microsoft-com:vml" xmlns:w10="urn:schemas-microsoft-com:office:word" xmlns:w14="http://schemas.microsoft.com/office/word/2010/wordml" xmlns:w="http://schemas.openxmlformats.org/wordprocessingml/2006/main" xmlns:wne="http://schemas.microsoft.com/office/word/2006/wordml" xmlns:wp14="http://schemas.microsoft.com/office/word/2010/wordprocessingDrawing" xmlns:wp="http://schemas.openxmlformats.org/drawingml/2006/wordprocessingDrawing" xmlns:wpc="http://schemas.microsoft.com/office/word/2010/wordprocessingCanvas" xmlns:wpg="http://schemas.microsoft.com/office/word/2010/wordprocessingGroup" xmlns:wpi="http://schemas.microsoft.com/office/word/2010/wordprocessingInk" xmlns:wps="http://schemas.microsoft.com/office/word/2010/wordprocessingShape" mc:Ignorable="w14 wp14">
+  <w:p>
+    <w:pPr>
+      <w:pStyle w:val="Footer"/>
+      <w:jc w:val="center"/>
+    </w:pPr>
+    <w:r>
+      <w:rPr>
+        <w:rFonts w:ascii="Times New Roman" w:hAnsi="Times New Roman"/>
+        <w:sz w:val="24"/>
+      </w:rPr>
+      <w:fldChar w:fldCharType="begin"/>
+      <w:instrText xml:space="preserve"> PAGE </w:instrText>
+      <w:fldChar w:fldCharType="separate"/>
+      <w:fldChar w:fldCharType="end"/>
+    </w:r>
+  </w:p>
+</w:ftr>
+</file>
+
+<file path=word/footer29.xml><?xml version="1.0" encoding="utf-8"?>
+<w:ftr xmlns:m="http://schemas.openxmlformats.org/officeDocument/2006/math" xmlns:mc="http://schemas.openxmlformats.org/markup-compatibility/2006" xmlns:mo="http://schemas.microsoft.com/office/mac/office/2008/main" xmlns:mv="urn:schemas-microsoft-com:mac:vml" xmlns:o="urn:schemas-microsoft-com:office:office" xmlns:r="http://schemas.openxmlformats.org/officeDocument/2006/relationships" xmlns:v="urn:schemas-microsoft-com:vml" xmlns:w10="urn:schemas-microsoft-com:office:word" xmlns:w14="http://schemas.microsoft.com/office/word/2010/wordml" xmlns:w="http://schemas.openxmlformats.org/wordprocessingml/2006/main" xmlns:wne="http://schemas.microsoft.com/office/word/2006/wordml" xmlns:wp14="http://schemas.microsoft.com/office/word/2010/wordprocessingDrawing" xmlns:wp="http://schemas.openxmlformats.org/drawingml/2006/wordprocessingDrawing" xmlns:wpc="http://schemas.microsoft.com/office/word/2010/wordprocessingCanvas" xmlns:wpg="http://schemas.microsoft.com/office/word/2010/wordprocessingGroup" xmlns:wpi="http://schemas.microsoft.com/office/word/2010/wordprocessingInk" xmlns:wps="http://schemas.microsoft.com/office/word/2010/wordprocessingShape" mc:Ignorable="w14 wp14">
+  <w:p>
+    <w:pPr>
+      <w:pStyle w:val="Footer"/>
+      <w:jc w:val="center"/>
+    </w:pPr>
+    <w:r>
+      <w:rPr>
+        <w:rFonts w:ascii="Times New Roman" w:hAnsi="Times New Roman"/>
+        <w:sz w:val="24"/>
+      </w:rPr>
+      <w:fldChar w:fldCharType="begin"/>
+      <w:instrText xml:space="preserve"> PAGE </w:instrText>
+      <w:fldChar w:fldCharType="separate"/>
+      <w:fldChar w:fldCharType="end"/>
+    </w:r>
+  </w:p>
+</w:ftr>
+</file>
+
 <file path=word/footer3.xml><?xml version="1.0" encoding="utf-8"?>
 <w:ftr xmlns:m="http://schemas.openxmlformats.org/officeDocument/2006/math" xmlns:mc="http://schemas.openxmlformats.org/markup-compatibility/2006" xmlns:mo="http://schemas.microsoft.com/office/mac/office/2008/main" xmlns:mv="urn:schemas-microsoft-com:mac:vml" xmlns:o="urn:schemas-microsoft-com:office:office" xmlns:r="http://schemas.openxmlformats.org/officeDocument/2006/relationships" xmlns:v="urn:schemas-microsoft-com:vml" xmlns:w10="urn:schemas-microsoft-com:office:word" xmlns:w14="http://schemas.microsoft.com/office/word/2010/wordml" xmlns:w="http://schemas.openxmlformats.org/wordprocessingml/2006/main" xmlns:wne="http://schemas.microsoft.com/office/word/2006/wordml" xmlns:wp14="http://schemas.microsoft.com/office/word/2010/wordprocessingDrawing" xmlns:wp="http://schemas.openxmlformats.org/drawingml/2006/wordprocessingDrawing" xmlns:wpc="http://schemas.microsoft.com/office/word/2010/wordprocessingCanvas" xmlns:wpg="http://schemas.microsoft.com/office/word/2010/wordprocessingGroup" xmlns:wpi="http://schemas.microsoft.com/office/word/2010/wordprocessingInk" xmlns:wps="http://schemas.microsoft.com/office/word/2010/wordprocessingShape" mc:Ignorable="w14 wp14">
   <w:p>
@@ -4415,6 +6023,111 @@
       </w:rPr>
       <w:fldChar w:fldCharType="begin"/>
       <w:instrText xml:space="preserve"> PAGE \* roman </w:instrText>
+      <w:fldChar w:fldCharType="separate"/>
+      <w:fldChar w:fldCharType="end"/>
+    </w:r>
+  </w:p>
+</w:ftr>
+</file>
+
+<file path=word/footer30.xml><?xml version="1.0" encoding="utf-8"?>
+<w:ftr xmlns:m="http://schemas.openxmlformats.org/officeDocument/2006/math" xmlns:mc="http://schemas.openxmlformats.org/markup-compatibility/2006" xmlns:mo="http://schemas.microsoft.com/office/mac/office/2008/main" xmlns:mv="urn:schemas-microsoft-com:mac:vml" xmlns:o="urn:schemas-microsoft-com:office:office" xmlns:r="http://schemas.openxmlformats.org/officeDocument/2006/relationships" xmlns:v="urn:schemas-microsoft-com:vml" xmlns:w10="urn:schemas-microsoft-com:office:word" xmlns:w14="http://schemas.microsoft.com/office/word/2010/wordml" xmlns:w="http://schemas.openxmlformats.org/wordprocessingml/2006/main" xmlns:wne="http://schemas.microsoft.com/office/word/2006/wordml" xmlns:wp14="http://schemas.microsoft.com/office/word/2010/wordprocessingDrawing" xmlns:wp="http://schemas.openxmlformats.org/drawingml/2006/wordprocessingDrawing" xmlns:wpc="http://schemas.microsoft.com/office/word/2010/wordprocessingCanvas" xmlns:wpg="http://schemas.microsoft.com/office/word/2010/wordprocessingGroup" xmlns:wpi="http://schemas.microsoft.com/office/word/2010/wordprocessingInk" xmlns:wps="http://schemas.microsoft.com/office/word/2010/wordprocessingShape" mc:Ignorable="w14 wp14">
+  <w:p>
+    <w:pPr>
+      <w:pStyle w:val="Footer"/>
+      <w:jc w:val="center"/>
+    </w:pPr>
+    <w:r>
+      <w:rPr>
+        <w:rFonts w:ascii="Times New Roman" w:hAnsi="Times New Roman"/>
+        <w:sz w:val="24"/>
+      </w:rPr>
+      <w:fldChar w:fldCharType="begin"/>
+      <w:instrText xml:space="preserve"> PAGE </w:instrText>
+      <w:fldChar w:fldCharType="separate"/>
+      <w:fldChar w:fldCharType="end"/>
+    </w:r>
+  </w:p>
+</w:ftr>
+</file>
+
+<file path=word/footer31.xml><?xml version="1.0" encoding="utf-8"?>
+<w:ftr xmlns:m="http://schemas.openxmlformats.org/officeDocument/2006/math" xmlns:mc="http://schemas.openxmlformats.org/markup-compatibility/2006" xmlns:mo="http://schemas.microsoft.com/office/mac/office/2008/main" xmlns:mv="urn:schemas-microsoft-com:mac:vml" xmlns:o="urn:schemas-microsoft-com:office:office" xmlns:r="http://schemas.openxmlformats.org/officeDocument/2006/relationships" xmlns:v="urn:schemas-microsoft-com:vml" xmlns:w10="urn:schemas-microsoft-com:office:word" xmlns:w14="http://schemas.microsoft.com/office/word/2010/wordml" xmlns:w="http://schemas.openxmlformats.org/wordprocessingml/2006/main" xmlns:wne="http://schemas.microsoft.com/office/word/2006/wordml" xmlns:wp14="http://schemas.microsoft.com/office/word/2010/wordprocessingDrawing" xmlns:wp="http://schemas.openxmlformats.org/drawingml/2006/wordprocessingDrawing" xmlns:wpc="http://schemas.microsoft.com/office/word/2010/wordprocessingCanvas" xmlns:wpg="http://schemas.microsoft.com/office/word/2010/wordprocessingGroup" xmlns:wpi="http://schemas.microsoft.com/office/word/2010/wordprocessingInk" xmlns:wps="http://schemas.microsoft.com/office/word/2010/wordprocessingShape" mc:Ignorable="w14 wp14">
+  <w:p>
+    <w:pPr>
+      <w:pStyle w:val="Footer"/>
+      <w:jc w:val="center"/>
+    </w:pPr>
+    <w:r>
+      <w:rPr>
+        <w:rFonts w:ascii="Times New Roman" w:hAnsi="Times New Roman"/>
+        <w:sz w:val="24"/>
+      </w:rPr>
+      <w:fldChar w:fldCharType="begin"/>
+      <w:instrText xml:space="preserve"> PAGE </w:instrText>
+      <w:fldChar w:fldCharType="separate"/>
+      <w:fldChar w:fldCharType="end"/>
+    </w:r>
+  </w:p>
+</w:ftr>
+</file>
+
+<file path=word/footer32.xml><?xml version="1.0" encoding="utf-8"?>
+<w:ftr xmlns:m="http://schemas.openxmlformats.org/officeDocument/2006/math" xmlns:mc="http://schemas.openxmlformats.org/markup-compatibility/2006" xmlns:mo="http://schemas.microsoft.com/office/mac/office/2008/main" xmlns:mv="urn:schemas-microsoft-com:mac:vml" xmlns:o="urn:schemas-microsoft-com:office:office" xmlns:r="http://schemas.openxmlformats.org/officeDocument/2006/relationships" xmlns:v="urn:schemas-microsoft-com:vml" xmlns:w10="urn:schemas-microsoft-com:office:word" xmlns:w14="http://schemas.microsoft.com/office/word/2010/wordml" xmlns:w="http://schemas.openxmlformats.org/wordprocessingml/2006/main" xmlns:wne="http://schemas.microsoft.com/office/word/2006/wordml" xmlns:wp14="http://schemas.microsoft.com/office/word/2010/wordprocessingDrawing" xmlns:wp="http://schemas.openxmlformats.org/drawingml/2006/wordprocessingDrawing" xmlns:wpc="http://schemas.microsoft.com/office/word/2010/wordprocessingCanvas" xmlns:wpg="http://schemas.microsoft.com/office/word/2010/wordprocessingGroup" xmlns:wpi="http://schemas.microsoft.com/office/word/2010/wordprocessingInk" xmlns:wps="http://schemas.microsoft.com/office/word/2010/wordprocessingShape" mc:Ignorable="w14 wp14">
+  <w:p>
+    <w:pPr>
+      <w:pStyle w:val="Footer"/>
+      <w:jc w:val="center"/>
+    </w:pPr>
+    <w:r>
+      <w:rPr>
+        <w:rFonts w:ascii="Times New Roman" w:hAnsi="Times New Roman"/>
+        <w:sz w:val="24"/>
+      </w:rPr>
+      <w:fldChar w:fldCharType="begin"/>
+      <w:instrText xml:space="preserve"> PAGE </w:instrText>
+      <w:fldChar w:fldCharType="separate"/>
+      <w:fldChar w:fldCharType="end"/>
+    </w:r>
+  </w:p>
+</w:ftr>
+</file>
+
+<file path=word/footer33.xml><?xml version="1.0" encoding="utf-8"?>
+<w:ftr xmlns:m="http://schemas.openxmlformats.org/officeDocument/2006/math" xmlns:mc="http://schemas.openxmlformats.org/markup-compatibility/2006" xmlns:mo="http://schemas.microsoft.com/office/mac/office/2008/main" xmlns:mv="urn:schemas-microsoft-com:mac:vml" xmlns:o="urn:schemas-microsoft-com:office:office" xmlns:r="http://schemas.openxmlformats.org/officeDocument/2006/relationships" xmlns:v="urn:schemas-microsoft-com:vml" xmlns:w10="urn:schemas-microsoft-com:office:word" xmlns:w14="http://schemas.microsoft.com/office/word/2010/wordml" xmlns:w="http://schemas.openxmlformats.org/wordprocessingml/2006/main" xmlns:wne="http://schemas.microsoft.com/office/word/2006/wordml" xmlns:wp14="http://schemas.microsoft.com/office/word/2010/wordprocessingDrawing" xmlns:wp="http://schemas.openxmlformats.org/drawingml/2006/wordprocessingDrawing" xmlns:wpc="http://schemas.microsoft.com/office/word/2010/wordprocessingCanvas" xmlns:wpg="http://schemas.microsoft.com/office/word/2010/wordprocessingGroup" xmlns:wpi="http://schemas.microsoft.com/office/word/2010/wordprocessingInk" xmlns:wps="http://schemas.microsoft.com/office/word/2010/wordprocessingShape" mc:Ignorable="w14 wp14">
+  <w:p>
+    <w:pPr>
+      <w:pStyle w:val="Footer"/>
+      <w:jc w:val="center"/>
+    </w:pPr>
+    <w:r>
+      <w:rPr>
+        <w:rFonts w:ascii="Times New Roman" w:hAnsi="Times New Roman"/>
+        <w:sz w:val="24"/>
+      </w:rPr>
+      <w:fldChar w:fldCharType="begin"/>
+      <w:instrText xml:space="preserve"> PAGE </w:instrText>
+      <w:fldChar w:fldCharType="separate"/>
+      <w:fldChar w:fldCharType="end"/>
+    </w:r>
+  </w:p>
+</w:ftr>
+</file>
+
+<file path=word/footer34.xml><?xml version="1.0" encoding="utf-8"?>
+<w:ftr xmlns:m="http://schemas.openxmlformats.org/officeDocument/2006/math" xmlns:mc="http://schemas.openxmlformats.org/markup-compatibility/2006" xmlns:mo="http://schemas.microsoft.com/office/mac/office/2008/main" xmlns:mv="urn:schemas-microsoft-com:mac:vml" xmlns:o="urn:schemas-microsoft-com:office:office" xmlns:r="http://schemas.openxmlformats.org/officeDocument/2006/relationships" xmlns:v="urn:schemas-microsoft-com:vml" xmlns:w10="urn:schemas-microsoft-com:office:word" xmlns:w14="http://schemas.microsoft.com/office/word/2010/wordml" xmlns:w="http://schemas.openxmlformats.org/wordprocessingml/2006/main" xmlns:wne="http://schemas.microsoft.com/office/word/2006/wordml" xmlns:wp14="http://schemas.microsoft.com/office/word/2010/wordprocessingDrawing" xmlns:wp="http://schemas.openxmlformats.org/drawingml/2006/wordprocessingDrawing" xmlns:wpc="http://schemas.microsoft.com/office/word/2010/wordprocessingCanvas" xmlns:wpg="http://schemas.microsoft.com/office/word/2010/wordprocessingGroup" xmlns:wpi="http://schemas.microsoft.com/office/word/2010/wordprocessingInk" xmlns:wps="http://schemas.microsoft.com/office/word/2010/wordprocessingShape" mc:Ignorable="w14 wp14">
+  <w:p>
+    <w:pPr>
+      <w:pStyle w:val="Footer"/>
+      <w:jc w:val="center"/>
+    </w:pPr>
+    <w:r>
+      <w:rPr>
+        <w:rFonts w:ascii="Times New Roman" w:hAnsi="Times New Roman"/>
+        <w:sz w:val="24"/>
+      </w:rPr>
+      <w:fldChar w:fldCharType="begin"/>
+      <w:instrText xml:space="preserve"> PAGE </w:instrText>
       <w:fldChar w:fldCharType="separate"/>
       <w:fldChar w:fldCharType="end"/>
     </w:r>

--- a/keidy/reportes/Informe_Pasantia_IUTECP.docx
+++ b/keidy/reportes/Informe_Pasantia_IUTECP.docx
@@ -87,54 +87,11 @@
           <w:sz w:val="24"/>
         </w:rPr>
         <w:t>C.I.: 28.706.352</w:t>
-        <w:br/>
-      </w:r>
-      <w:r>
-        <w:rPr>
-          <w:rFonts w:ascii="Times New Roman" w:hAnsi="Times New Roman"/>
-          <w:b/>
-          <w:sz w:val="24"/>
-        </w:rPr>
-        <w:br/>
-      </w:r>
-      <w:r>
-        <w:rPr>
-          <w:rFonts w:ascii="Times New Roman" w:hAnsi="Times New Roman"/>
-          <w:b/>
-          <w:sz w:val="24"/>
-        </w:rPr>
-        <w:t>Tutor Industrial: [Nombre del Tutor Industrial]</w:t>
-        <w:br/>
-      </w:r>
-      <w:r>
-        <w:rPr>
-          <w:rFonts w:ascii="Times New Roman" w:hAnsi="Times New Roman"/>
-          <w:b/>
-          <w:sz w:val="24"/>
-        </w:rPr>
-        <w:t>C.I.: [Cédula del Tutor Industrial]</w:t>
-        <w:br/>
-      </w:r>
-      <w:r>
-        <w:rPr>
-          <w:rFonts w:ascii="Times New Roman" w:hAnsi="Times New Roman"/>
-          <w:b/>
-          <w:sz w:val="24"/>
-        </w:rPr>
-        <w:br/>
-      </w:r>
-      <w:r>
-        <w:rPr>
-          <w:rFonts w:ascii="Times New Roman" w:hAnsi="Times New Roman"/>
-          <w:b/>
-          <w:sz w:val="24"/>
-        </w:rPr>
-        <w:t>Tutor Académico: [Nombre del Tutor Académico]</w:t>
       </w:r>
     </w:p>
     <w:p>
       <w:pPr>
-        <w:spacing w:line="276" w:lineRule="auto" w:before="929" w:after="0"/>
+        <w:spacing w:line="276" w:lineRule="auto" w:before="2309" w:after="0"/>
         <w:jc w:val="center"/>
       </w:pPr>
       <w:r>

--- a/keidy/reportes/Informe_Pasantia_IUTECP.docx
+++ b/keidy/reportes/Informe_Pasantia_IUTECP.docx
@@ -241,11 +241,20 @@
           <w:sz w:val="24"/>
         </w:rPr>
         <w:t>Tutor Académico: [Nombre del Tutor Académico]</w:t>
+        <w:br/>
+      </w:r>
+      <w:r>
+        <w:rPr>
+          <w:rFonts w:ascii="Times New Roman" w:hAnsi="Times New Roman"/>
+          <w:b/>
+          <w:sz w:val="24"/>
+        </w:rPr>
+        <w:t>C.I.: [Cédula del Tutor Académico]</w:t>
       </w:r>
     </w:p>
     <w:p>
       <w:pPr>
-        <w:spacing w:line="276" w:lineRule="auto" w:before="929" w:after="0"/>
+        <w:spacing w:line="276" w:lineRule="auto" w:before="653" w:after="0"/>
         <w:jc w:val="center"/>
       </w:pPr>
       <w:r>

--- a/keidy/reportes/Informe_Pasantia_IUTECP.docx
+++ b/keidy/reportes/Informe_Pasantia_IUTECP.docx
@@ -214,7 +214,7 @@
           <w:b/>
           <w:sz w:val="24"/>
         </w:rPr>
-        <w:t>Tutor Industrial: [Nombre del Tutor Industrial]</w:t>
+        <w:t>Tutor Industrial: Martina Rondón</w:t>
         <w:br/>
       </w:r>
       <w:r>
@@ -223,7 +223,7 @@
           <w:b/>
           <w:sz w:val="24"/>
         </w:rPr>
-        <w:t>C.I.: [Cédula del Tutor Industrial]</w:t>
+        <w:t>C.I.: 12.208.768</w:t>
         <w:br/>
       </w:r>
       <w:r>
@@ -240,7 +240,7 @@
           <w:b/>
           <w:sz w:val="24"/>
         </w:rPr>
-        <w:t>Tutor Académico: [Nombre del Tutor Académico]</w:t>
+        <w:t>Tutor Académico: Lic. Carlos Mendoza</w:t>
         <w:br/>
       </w:r>
       <w:r>
@@ -249,7 +249,7 @@
           <w:b/>
           <w:sz w:val="24"/>
         </w:rPr>
-        <w:t>C.I.: [Cédula del Tutor Académico]</w:t>
+        <w:t>C.I.: 4.273.815</w:t>
       </w:r>
     </w:p>
     <w:p>

--- a/keidy/reportes/Informe_Pasantia_IUTECP.docx
+++ b/keidy/reportes/Informe_Pasantia_IUTECP.docx
@@ -429,7 +429,7 @@
           <w:i w:val="0"/>
           <w:sz w:val="24"/>
         </w:rPr>
-        <w:t>Aquí va el resumen del informe. El presente informe describe la propuesta de optimización del proceso de procura en el departamento administrativo de Lubricantes y Equipos Varyna, C.A. La investigación se enmarca en la modalidad de proyecto factible apoyado en un diagnóstico de campo. [Completar con el resto del resumen: objetivo general, metodología, resultados y conclusiones principales.]</w:t>
+        <w:t>El presente informe describe la propuesta de optimización del proceso de procura en el departamento administrativo de Lubricantes y Equipos Varyna, C.A. La investigación se enmarca en la modalidad de proyecto factible apoyado en un diagnóstico de campo. Durante el estudio se identificó la ausencia de canales formalizados de recepción de requisiciones, tiempos de respuesta prolongados en las fases de cotización y aprobación, y la inexistencia de formatos estandarizados de control. La propuesta contempla un nuevo flujo de trabajo procedimental, plantillas estandarizadas de solicitud y orden de compra, y una matriz de autorización por monto, orientadas a fortalecer el control interno y agilizar el ciclo de adquisición de insumos y materiales.</w:t>
       </w:r>
     </w:p>
     <w:p/>
@@ -1952,7 +1952,7 @@
           <w:i w:val="0"/>
           <w:sz w:val="24"/>
         </w:rPr>
-        <w:t>Aquí va la introducción. La presente pasantía, desarrollada como requisito para optar al título de Técnico Superior Universitario en Administración, tiene como propósito proponer mejoras procedimentales para optimizar el proceso de procura en el departamento administrativo de Lubricantes y Equipos Varyna, C.A. [Completar con la estructura del informe: capítulos, enfoque metodológico y alcance.]</w:t>
+        <w:t>La presente pasantía, desarrollada como requisito para optar al título de Técnico Superior Universitario en Administración, tiene como propósito proponer mejoras procedimentales para optimizar el proceso de procura en el departamento administrativo de Lubricantes y Equipos Varyna, C.A. La investigación parte del diagnóstico de las deficiencias actuales en el ciclo de adquisición de insumos y materiales, identificando los factores que generan retrasos operativos y debilidades en el control interno del departamento. El informe se estructura en cinco capítulos: el Capítulo I presenta la realidad organizacional de la empresa; el Capítulo II desarrolla el diagnóstico situacional y la planificación del proyecto; el Capítulo III sustenta las bases teóricas que orientan la propuesta; el Capítulo IV describe las actividades ejecutadas durante las diez semanas de pasantía; y el Capítulo V presenta las conclusiones y recomendaciones derivadas del proceso investigativo.</w:t>
       </w:r>
     </w:p>
     <w:p>
@@ -3418,7 +3418,7 @@
           <w:i w:val="0"/>
           <w:sz w:val="24"/>
         </w:rPr>
-        <w:t>El cronograma estructura temporalmente las fases de diagnóstico, análisis y diseño de la propuesta, distribuidas a lo largo de las seis (6) semanas de duración de la pasantía:</w:t>
+        <w:t>El cronograma estructura temporalmente las fases de diagnóstico, análisis y diseño de la propuesta, distribuidas a lo largo de las diez (10) semanas de duración de la pasantía:</w:t>
       </w:r>
     </w:p>
     <w:p>
@@ -3453,17 +3453,22 @@
         <w:tblLayout w:type="fixed"/>
       </w:tblPr>
       <w:tblGrid>
-        <w:gridCol w:w="6147"/>
-        <w:gridCol w:w="424"/>
-        <w:gridCol w:w="424"/>
-        <w:gridCol w:w="424"/>
-        <w:gridCol w:w="424"/>
-        <w:gridCol w:w="424"/>
+        <w:gridCol w:w="3033"/>
+        <w:gridCol w:w="523"/>
+        <w:gridCol w:w="523"/>
+        <w:gridCol w:w="523"/>
+        <w:gridCol w:w="523"/>
+        <w:gridCol w:w="523"/>
+        <w:gridCol w:w="523"/>
+        <w:gridCol w:w="523"/>
+        <w:gridCol w:w="523"/>
+        <w:gridCol w:w="523"/>
+        <w:gridCol w:w="523"/>
       </w:tblGrid>
       <w:tr>
         <w:tc>
           <w:tcPr>
-            <w:tcW w:w="6147" w:type="dxa"/>
+            <w:tcW w:w="3033" w:type="dxa"/>
             <w:shd w:val="clear" w:color="auto" w:fill="4472C4"/>
           </w:tcPr>
           <w:p>
@@ -3484,7 +3489,7 @@
         </w:tc>
         <w:tc>
           <w:tcPr>
-            <w:tcW w:w="424" w:type="dxa"/>
+            <w:tcW w:w="523" w:type="dxa"/>
             <w:shd w:val="clear" w:color="auto" w:fill="4472C4"/>
           </w:tcPr>
           <w:p>
@@ -3505,7 +3510,7 @@
         </w:tc>
         <w:tc>
           <w:tcPr>
-            <w:tcW w:w="424" w:type="dxa"/>
+            <w:tcW w:w="523" w:type="dxa"/>
             <w:shd w:val="clear" w:color="auto" w:fill="4472C4"/>
           </w:tcPr>
           <w:p>
@@ -3526,7 +3531,7 @@
         </w:tc>
         <w:tc>
           <w:tcPr>
-            <w:tcW w:w="424" w:type="dxa"/>
+            <w:tcW w:w="523" w:type="dxa"/>
             <w:shd w:val="clear" w:color="auto" w:fill="4472C4"/>
           </w:tcPr>
           <w:p>
@@ -3547,7 +3552,7 @@
         </w:tc>
         <w:tc>
           <w:tcPr>
-            <w:tcW w:w="424" w:type="dxa"/>
+            <w:tcW w:w="523" w:type="dxa"/>
             <w:shd w:val="clear" w:color="auto" w:fill="4472C4"/>
           </w:tcPr>
           <w:p>
@@ -3568,7 +3573,7 @@
         </w:tc>
         <w:tc>
           <w:tcPr>
-            <w:tcW w:w="424" w:type="dxa"/>
+            <w:tcW w:w="523" w:type="dxa"/>
             <w:shd w:val="clear" w:color="auto" w:fill="4472C4"/>
           </w:tcPr>
           <w:p>
@@ -3587,11 +3592,116 @@
             </w:r>
           </w:p>
         </w:tc>
+        <w:tc>
+          <w:tcPr>
+            <w:tcW w:w="523" w:type="dxa"/>
+            <w:shd w:val="clear" w:color="auto" w:fill="4472C4"/>
+          </w:tcPr>
+          <w:p>
+            <w:pPr>
+              <w:spacing w:before="60" w:after="60" w:line="240" w:lineRule="auto"/>
+              <w:jc w:val="center"/>
+            </w:pPr>
+            <w:r>
+              <w:rPr>
+                <w:rFonts w:ascii="Times New Roman" w:hAnsi="Times New Roman"/>
+                <w:b/>
+                <w:color w:val="FFFFFF"/>
+                <w:sz w:val="18"/>
+              </w:rPr>
+              <w:t>S6</w:t>
+            </w:r>
+          </w:p>
+        </w:tc>
+        <w:tc>
+          <w:tcPr>
+            <w:tcW w:w="523" w:type="dxa"/>
+            <w:shd w:val="clear" w:color="auto" w:fill="4472C4"/>
+          </w:tcPr>
+          <w:p>
+            <w:pPr>
+              <w:spacing w:before="60" w:after="60" w:line="240" w:lineRule="auto"/>
+              <w:jc w:val="center"/>
+            </w:pPr>
+            <w:r>
+              <w:rPr>
+                <w:rFonts w:ascii="Times New Roman" w:hAnsi="Times New Roman"/>
+                <w:b/>
+                <w:color w:val="FFFFFF"/>
+                <w:sz w:val="18"/>
+              </w:rPr>
+              <w:t>S7</w:t>
+            </w:r>
+          </w:p>
+        </w:tc>
+        <w:tc>
+          <w:tcPr>
+            <w:tcW w:w="523" w:type="dxa"/>
+            <w:shd w:val="clear" w:color="auto" w:fill="4472C4"/>
+          </w:tcPr>
+          <w:p>
+            <w:pPr>
+              <w:spacing w:before="60" w:after="60" w:line="240" w:lineRule="auto"/>
+              <w:jc w:val="center"/>
+            </w:pPr>
+            <w:r>
+              <w:rPr>
+                <w:rFonts w:ascii="Times New Roman" w:hAnsi="Times New Roman"/>
+                <w:b/>
+                <w:color w:val="FFFFFF"/>
+                <w:sz w:val="18"/>
+              </w:rPr>
+              <w:t>S8</w:t>
+            </w:r>
+          </w:p>
+        </w:tc>
+        <w:tc>
+          <w:tcPr>
+            <w:tcW w:w="523" w:type="dxa"/>
+            <w:shd w:val="clear" w:color="auto" w:fill="4472C4"/>
+          </w:tcPr>
+          <w:p>
+            <w:pPr>
+              <w:spacing w:before="60" w:after="60" w:line="240" w:lineRule="auto"/>
+              <w:jc w:val="center"/>
+            </w:pPr>
+            <w:r>
+              <w:rPr>
+                <w:rFonts w:ascii="Times New Roman" w:hAnsi="Times New Roman"/>
+                <w:b/>
+                <w:color w:val="FFFFFF"/>
+                <w:sz w:val="18"/>
+              </w:rPr>
+              <w:t>S9</w:t>
+            </w:r>
+          </w:p>
+        </w:tc>
+        <w:tc>
+          <w:tcPr>
+            <w:tcW w:w="523" w:type="dxa"/>
+            <w:shd w:val="clear" w:color="auto" w:fill="4472C4"/>
+          </w:tcPr>
+          <w:p>
+            <w:pPr>
+              <w:spacing w:before="60" w:after="60" w:line="240" w:lineRule="auto"/>
+              <w:jc w:val="center"/>
+            </w:pPr>
+            <w:r>
+              <w:rPr>
+                <w:rFonts w:ascii="Times New Roman" w:hAnsi="Times New Roman"/>
+                <w:b/>
+                <w:color w:val="FFFFFF"/>
+                <w:sz w:val="18"/>
+              </w:rPr>
+              <w:t>S10</w:t>
+            </w:r>
+          </w:p>
+        </w:tc>
       </w:tr>
       <w:tr>
         <w:tc>
           <w:tcPr>
-            <w:tcW w:w="6147" w:type="dxa"/>
+            <w:tcW w:w="3033" w:type="dxa"/>
             <w:shd w:val="clear" w:color="auto" w:fill="FFFFFF"/>
           </w:tcPr>
           <w:p>
@@ -3606,13 +3716,13 @@
                 <w:color w:val="000000"/>
                 <w:sz w:val="20"/>
               </w:rPr>
-              <w:t>Inducción y reconocimiento del departamento administrativo y del área de compras.</w:t>
+              <w:t>Reconocimiento del departamento y levantamiento del flujo actual de procura.</w:t>
             </w:r>
           </w:p>
         </w:tc>
         <w:tc>
           <w:tcPr>
-            <w:tcW w:w="424" w:type="dxa"/>
+            <w:tcW w:w="523" w:type="dxa"/>
             <w:shd w:val="clear" w:color="auto" w:fill="70AD47"/>
           </w:tcPr>
           <w:p>
@@ -3633,7 +3743,28 @@
         </w:tc>
         <w:tc>
           <w:tcPr>
-            <w:tcW w:w="424" w:type="dxa"/>
+            <w:tcW w:w="523" w:type="dxa"/>
+            <w:shd w:val="clear" w:color="auto" w:fill="70AD47"/>
+          </w:tcPr>
+          <w:p>
+            <w:pPr>
+              <w:spacing w:before="60" w:after="60" w:line="240" w:lineRule="auto"/>
+              <w:jc w:val="center"/>
+            </w:pPr>
+            <w:r>
+              <w:rPr>
+                <w:rFonts w:ascii="Times New Roman" w:hAnsi="Times New Roman"/>
+                <w:b w:val="0"/>
+                <w:color w:val="FFFFFF"/>
+                <w:sz w:val="18"/>
+              </w:rPr>
+              <w:t>✓</w:t>
+            </w:r>
+          </w:p>
+        </w:tc>
+        <w:tc>
+          <w:tcPr>
+            <w:tcW w:w="523" w:type="dxa"/>
             <w:shd w:val="clear" w:color="auto" w:fill="FFFFFF"/>
           </w:tcPr>
           <w:p>
@@ -3653,7 +3784,7 @@
         </w:tc>
         <w:tc>
           <w:tcPr>
-            <w:tcW w:w="424" w:type="dxa"/>
+            <w:tcW w:w="523" w:type="dxa"/>
             <w:shd w:val="clear" w:color="auto" w:fill="FFFFFF"/>
           </w:tcPr>
           <w:p>
@@ -3673,7 +3804,7 @@
         </w:tc>
         <w:tc>
           <w:tcPr>
-            <w:tcW w:w="424" w:type="dxa"/>
+            <w:tcW w:w="523" w:type="dxa"/>
             <w:shd w:val="clear" w:color="auto" w:fill="FFFFFF"/>
           </w:tcPr>
           <w:p>
@@ -3693,7 +3824,87 @@
         </w:tc>
         <w:tc>
           <w:tcPr>
-            <w:tcW w:w="424" w:type="dxa"/>
+            <w:tcW w:w="523" w:type="dxa"/>
+            <w:shd w:val="clear" w:color="auto" w:fill="FFFFFF"/>
+          </w:tcPr>
+          <w:p>
+            <w:pPr>
+              <w:spacing w:before="60" w:after="60" w:line="240" w:lineRule="auto"/>
+              <w:jc w:val="center"/>
+            </w:pPr>
+            <w:r>
+              <w:rPr>
+                <w:rFonts w:ascii="Times New Roman" w:hAnsi="Times New Roman"/>
+                <w:b w:val="0"/>
+                <w:color w:val="000000"/>
+                <w:sz w:val="18"/>
+              </w:rPr>
+            </w:r>
+          </w:p>
+        </w:tc>
+        <w:tc>
+          <w:tcPr>
+            <w:tcW w:w="523" w:type="dxa"/>
+            <w:shd w:val="clear" w:color="auto" w:fill="FFFFFF"/>
+          </w:tcPr>
+          <w:p>
+            <w:pPr>
+              <w:spacing w:before="60" w:after="60" w:line="240" w:lineRule="auto"/>
+              <w:jc w:val="center"/>
+            </w:pPr>
+            <w:r>
+              <w:rPr>
+                <w:rFonts w:ascii="Times New Roman" w:hAnsi="Times New Roman"/>
+                <w:b w:val="0"/>
+                <w:color w:val="000000"/>
+                <w:sz w:val="18"/>
+              </w:rPr>
+            </w:r>
+          </w:p>
+        </w:tc>
+        <w:tc>
+          <w:tcPr>
+            <w:tcW w:w="523" w:type="dxa"/>
+            <w:shd w:val="clear" w:color="auto" w:fill="FFFFFF"/>
+          </w:tcPr>
+          <w:p>
+            <w:pPr>
+              <w:spacing w:before="60" w:after="60" w:line="240" w:lineRule="auto"/>
+              <w:jc w:val="center"/>
+            </w:pPr>
+            <w:r>
+              <w:rPr>
+                <w:rFonts w:ascii="Times New Roman" w:hAnsi="Times New Roman"/>
+                <w:b w:val="0"/>
+                <w:color w:val="000000"/>
+                <w:sz w:val="18"/>
+              </w:rPr>
+            </w:r>
+          </w:p>
+        </w:tc>
+        <w:tc>
+          <w:tcPr>
+            <w:tcW w:w="523" w:type="dxa"/>
+            <w:shd w:val="clear" w:color="auto" w:fill="FFFFFF"/>
+          </w:tcPr>
+          <w:p>
+            <w:pPr>
+              <w:spacing w:before="60" w:after="60" w:line="240" w:lineRule="auto"/>
+              <w:jc w:val="center"/>
+            </w:pPr>
+            <w:r>
+              <w:rPr>
+                <w:rFonts w:ascii="Times New Roman" w:hAnsi="Times New Roman"/>
+                <w:b w:val="0"/>
+                <w:color w:val="000000"/>
+                <w:sz w:val="18"/>
+              </w:rPr>
+            </w:r>
+          </w:p>
+        </w:tc>
+        <w:tc>
+          <w:tcPr>
+            <w:tcW w:w="523" w:type="dxa"/>
             <w:shd w:val="clear" w:color="auto" w:fill="FFFFFF"/>
           </w:tcPr>
           <w:p>
@@ -3715,7 +3926,7 @@
       <w:tr>
         <w:tc>
           <w:tcPr>
-            <w:tcW w:w="6147" w:type="dxa"/>
+            <w:tcW w:w="3033" w:type="dxa"/>
             <w:shd w:val="clear" w:color="auto" w:fill="D9E1F2"/>
           </w:tcPr>
           <w:p>
@@ -3730,13 +3941,53 @@
                 <w:color w:val="000000"/>
                 <w:sz w:val="20"/>
               </w:rPr>
-              <w:t>Levantamiento preliminar de información sobre el flujo operativo de procura.</w:t>
+              <w:t>Aplicación de entrevistas y detección de cuellos de botella en las aprobaciones.</w:t>
             </w:r>
           </w:p>
         </w:tc>
         <w:tc>
           <w:tcPr>
-            <w:tcW w:w="424" w:type="dxa"/>
+            <w:tcW w:w="523" w:type="dxa"/>
+            <w:shd w:val="clear" w:color="auto" w:fill="D9E1F2"/>
+          </w:tcPr>
+          <w:p>
+            <w:pPr>
+              <w:spacing w:before="60" w:after="60" w:line="240" w:lineRule="auto"/>
+              <w:jc w:val="center"/>
+            </w:pPr>
+            <w:r>
+              <w:rPr>
+                <w:rFonts w:ascii="Times New Roman" w:hAnsi="Times New Roman"/>
+                <w:b w:val="0"/>
+                <w:color w:val="000000"/>
+                <w:sz w:val="18"/>
+              </w:rPr>
+            </w:r>
+          </w:p>
+        </w:tc>
+        <w:tc>
+          <w:tcPr>
+            <w:tcW w:w="523" w:type="dxa"/>
+            <w:shd w:val="clear" w:color="auto" w:fill="D9E1F2"/>
+          </w:tcPr>
+          <w:p>
+            <w:pPr>
+              <w:spacing w:before="60" w:after="60" w:line="240" w:lineRule="auto"/>
+              <w:jc w:val="center"/>
+            </w:pPr>
+            <w:r>
+              <w:rPr>
+                <w:rFonts w:ascii="Times New Roman" w:hAnsi="Times New Roman"/>
+                <w:b w:val="0"/>
+                <w:color w:val="000000"/>
+                <w:sz w:val="18"/>
+              </w:rPr>
+            </w:r>
+          </w:p>
+        </w:tc>
+        <w:tc>
+          <w:tcPr>
+            <w:tcW w:w="523" w:type="dxa"/>
             <w:shd w:val="clear" w:color="auto" w:fill="70AD47"/>
           </w:tcPr>
           <w:p>
@@ -3757,7 +4008,7 @@
         </w:tc>
         <w:tc>
           <w:tcPr>
-            <w:tcW w:w="424" w:type="dxa"/>
+            <w:tcW w:w="523" w:type="dxa"/>
             <w:shd w:val="clear" w:color="auto" w:fill="70AD47"/>
           </w:tcPr>
           <w:p>
@@ -3778,7 +4029,7 @@
         </w:tc>
         <w:tc>
           <w:tcPr>
-            <w:tcW w:w="424" w:type="dxa"/>
+            <w:tcW w:w="523" w:type="dxa"/>
             <w:shd w:val="clear" w:color="auto" w:fill="D9E1F2"/>
           </w:tcPr>
           <w:p>
@@ -3798,7 +4049,7 @@
         </w:tc>
         <w:tc>
           <w:tcPr>
-            <w:tcW w:w="424" w:type="dxa"/>
+            <w:tcW w:w="523" w:type="dxa"/>
             <w:shd w:val="clear" w:color="auto" w:fill="D9E1F2"/>
           </w:tcPr>
           <w:p>
@@ -3818,7 +4069,67 @@
         </w:tc>
         <w:tc>
           <w:tcPr>
-            <w:tcW w:w="424" w:type="dxa"/>
+            <w:tcW w:w="523" w:type="dxa"/>
+            <w:shd w:val="clear" w:color="auto" w:fill="D9E1F2"/>
+          </w:tcPr>
+          <w:p>
+            <w:pPr>
+              <w:spacing w:before="60" w:after="60" w:line="240" w:lineRule="auto"/>
+              <w:jc w:val="center"/>
+            </w:pPr>
+            <w:r>
+              <w:rPr>
+                <w:rFonts w:ascii="Times New Roman" w:hAnsi="Times New Roman"/>
+                <w:b w:val="0"/>
+                <w:color w:val="000000"/>
+                <w:sz w:val="18"/>
+              </w:rPr>
+            </w:r>
+          </w:p>
+        </w:tc>
+        <w:tc>
+          <w:tcPr>
+            <w:tcW w:w="523" w:type="dxa"/>
+            <w:shd w:val="clear" w:color="auto" w:fill="D9E1F2"/>
+          </w:tcPr>
+          <w:p>
+            <w:pPr>
+              <w:spacing w:before="60" w:after="60" w:line="240" w:lineRule="auto"/>
+              <w:jc w:val="center"/>
+            </w:pPr>
+            <w:r>
+              <w:rPr>
+                <w:rFonts w:ascii="Times New Roman" w:hAnsi="Times New Roman"/>
+                <w:b w:val="0"/>
+                <w:color w:val="000000"/>
+                <w:sz w:val="18"/>
+              </w:rPr>
+            </w:r>
+          </w:p>
+        </w:tc>
+        <w:tc>
+          <w:tcPr>
+            <w:tcW w:w="523" w:type="dxa"/>
+            <w:shd w:val="clear" w:color="auto" w:fill="D9E1F2"/>
+          </w:tcPr>
+          <w:p>
+            <w:pPr>
+              <w:spacing w:before="60" w:after="60" w:line="240" w:lineRule="auto"/>
+              <w:jc w:val="center"/>
+            </w:pPr>
+            <w:r>
+              <w:rPr>
+                <w:rFonts w:ascii="Times New Roman" w:hAnsi="Times New Roman"/>
+                <w:b w:val="0"/>
+                <w:color w:val="000000"/>
+                <w:sz w:val="18"/>
+              </w:rPr>
+            </w:r>
+          </w:p>
+        </w:tc>
+        <w:tc>
+          <w:tcPr>
+            <w:tcW w:w="523" w:type="dxa"/>
             <w:shd w:val="clear" w:color="auto" w:fill="D9E1F2"/>
           </w:tcPr>
           <w:p>
@@ -3840,7 +4151,7 @@
       <w:tr>
         <w:tc>
           <w:tcPr>
-            <w:tcW w:w="6147" w:type="dxa"/>
+            <w:tcW w:w="3033" w:type="dxa"/>
             <w:shd w:val="clear" w:color="auto" w:fill="FFFFFF"/>
           </w:tcPr>
           <w:p>
@@ -3855,13 +4166,13 @@
                 <w:color w:val="000000"/>
                 <w:sz w:val="20"/>
               </w:rPr>
-              <w:t>Aplicación de entrevistas y detección de cuellos de botella en las aprobaciones.</w:t>
+              <w:t>Análisis cuantitativo y cualitativo de causas de retraso en el ciclo de compras.</w:t>
             </w:r>
           </w:p>
         </w:tc>
         <w:tc>
           <w:tcPr>
-            <w:tcW w:w="424" w:type="dxa"/>
+            <w:tcW w:w="523" w:type="dxa"/>
             <w:shd w:val="clear" w:color="auto" w:fill="FFFFFF"/>
           </w:tcPr>
           <w:p>
@@ -3881,7 +4192,47 @@
         </w:tc>
         <w:tc>
           <w:tcPr>
-            <w:tcW w:w="424" w:type="dxa"/>
+            <w:tcW w:w="523" w:type="dxa"/>
+            <w:shd w:val="clear" w:color="auto" w:fill="FFFFFF"/>
+          </w:tcPr>
+          <w:p>
+            <w:pPr>
+              <w:spacing w:before="60" w:after="60" w:line="240" w:lineRule="auto"/>
+              <w:jc w:val="center"/>
+            </w:pPr>
+            <w:r>
+              <w:rPr>
+                <w:rFonts w:ascii="Times New Roman" w:hAnsi="Times New Roman"/>
+                <w:b w:val="0"/>
+                <w:color w:val="000000"/>
+                <w:sz w:val="18"/>
+              </w:rPr>
+            </w:r>
+          </w:p>
+        </w:tc>
+        <w:tc>
+          <w:tcPr>
+            <w:tcW w:w="523" w:type="dxa"/>
+            <w:shd w:val="clear" w:color="auto" w:fill="FFFFFF"/>
+          </w:tcPr>
+          <w:p>
+            <w:pPr>
+              <w:spacing w:before="60" w:after="60" w:line="240" w:lineRule="auto"/>
+              <w:jc w:val="center"/>
+            </w:pPr>
+            <w:r>
+              <w:rPr>
+                <w:rFonts w:ascii="Times New Roman" w:hAnsi="Times New Roman"/>
+                <w:b w:val="0"/>
+                <w:color w:val="000000"/>
+                <w:sz w:val="18"/>
+              </w:rPr>
+            </w:r>
+          </w:p>
+        </w:tc>
+        <w:tc>
+          <w:tcPr>
+            <w:tcW w:w="523" w:type="dxa"/>
             <w:shd w:val="clear" w:color="auto" w:fill="70AD47"/>
           </w:tcPr>
           <w:p>
@@ -3902,7 +4253,7 @@
         </w:tc>
         <w:tc>
           <w:tcPr>
-            <w:tcW w:w="424" w:type="dxa"/>
+            <w:tcW w:w="523" w:type="dxa"/>
             <w:shd w:val="clear" w:color="auto" w:fill="70AD47"/>
           </w:tcPr>
           <w:p>
@@ -3923,7 +4274,7 @@
         </w:tc>
         <w:tc>
           <w:tcPr>
-            <w:tcW w:w="424" w:type="dxa"/>
+            <w:tcW w:w="523" w:type="dxa"/>
             <w:shd w:val="clear" w:color="auto" w:fill="FFFFFF"/>
           </w:tcPr>
           <w:p>
@@ -3943,7 +4294,67 @@
         </w:tc>
         <w:tc>
           <w:tcPr>
-            <w:tcW w:w="424" w:type="dxa"/>
+            <w:tcW w:w="523" w:type="dxa"/>
+            <w:shd w:val="clear" w:color="auto" w:fill="FFFFFF"/>
+          </w:tcPr>
+          <w:p>
+            <w:pPr>
+              <w:spacing w:before="60" w:after="60" w:line="240" w:lineRule="auto"/>
+              <w:jc w:val="center"/>
+            </w:pPr>
+            <w:r>
+              <w:rPr>
+                <w:rFonts w:ascii="Times New Roman" w:hAnsi="Times New Roman"/>
+                <w:b w:val="0"/>
+                <w:color w:val="000000"/>
+                <w:sz w:val="18"/>
+              </w:rPr>
+            </w:r>
+          </w:p>
+        </w:tc>
+        <w:tc>
+          <w:tcPr>
+            <w:tcW w:w="523" w:type="dxa"/>
+            <w:shd w:val="clear" w:color="auto" w:fill="FFFFFF"/>
+          </w:tcPr>
+          <w:p>
+            <w:pPr>
+              <w:spacing w:before="60" w:after="60" w:line="240" w:lineRule="auto"/>
+              <w:jc w:val="center"/>
+            </w:pPr>
+            <w:r>
+              <w:rPr>
+                <w:rFonts w:ascii="Times New Roman" w:hAnsi="Times New Roman"/>
+                <w:b w:val="0"/>
+                <w:color w:val="000000"/>
+                <w:sz w:val="18"/>
+              </w:rPr>
+            </w:r>
+          </w:p>
+        </w:tc>
+        <w:tc>
+          <w:tcPr>
+            <w:tcW w:w="523" w:type="dxa"/>
+            <w:shd w:val="clear" w:color="auto" w:fill="FFFFFF"/>
+          </w:tcPr>
+          <w:p>
+            <w:pPr>
+              <w:spacing w:before="60" w:after="60" w:line="240" w:lineRule="auto"/>
+              <w:jc w:val="center"/>
+            </w:pPr>
+            <w:r>
+              <w:rPr>
+                <w:rFonts w:ascii="Times New Roman" w:hAnsi="Times New Roman"/>
+                <w:b w:val="0"/>
+                <w:color w:val="000000"/>
+                <w:sz w:val="18"/>
+              </w:rPr>
+            </w:r>
+          </w:p>
+        </w:tc>
+        <w:tc>
+          <w:tcPr>
+            <w:tcW w:w="523" w:type="dxa"/>
             <w:shd w:val="clear" w:color="auto" w:fill="FFFFFF"/>
           </w:tcPr>
           <w:p>
@@ -3965,7 +4376,7 @@
       <w:tr>
         <w:tc>
           <w:tcPr>
-            <w:tcW w:w="6147" w:type="dxa"/>
+            <w:tcW w:w="3033" w:type="dxa"/>
             <w:shd w:val="clear" w:color="auto" w:fill="D9E1F2"/>
           </w:tcPr>
           <w:p>
@@ -3980,13 +4391,13 @@
                 <w:color w:val="000000"/>
                 <w:sz w:val="20"/>
               </w:rPr>
-              <w:t>Análisis cuantitativo y cualitativo de las causas que provocan los retrasos.</w:t>
+              <w:t>Diseño del nuevo flujo optimizado, roles y plantillas de control.</w:t>
             </w:r>
           </w:p>
         </w:tc>
         <w:tc>
           <w:tcPr>
-            <w:tcW w:w="424" w:type="dxa"/>
+            <w:tcW w:w="523" w:type="dxa"/>
             <w:shd w:val="clear" w:color="auto" w:fill="D9E1F2"/>
           </w:tcPr>
           <w:p>
@@ -4006,7 +4417,7 @@
         </w:tc>
         <w:tc>
           <w:tcPr>
-            <w:tcW w:w="424" w:type="dxa"/>
+            <w:tcW w:w="523" w:type="dxa"/>
             <w:shd w:val="clear" w:color="auto" w:fill="D9E1F2"/>
           </w:tcPr>
           <w:p>
@@ -4026,7 +4437,67 @@
         </w:tc>
         <w:tc>
           <w:tcPr>
-            <w:tcW w:w="424" w:type="dxa"/>
+            <w:tcW w:w="523" w:type="dxa"/>
+            <w:shd w:val="clear" w:color="auto" w:fill="D9E1F2"/>
+          </w:tcPr>
+          <w:p>
+            <w:pPr>
+              <w:spacing w:before="60" w:after="60" w:line="240" w:lineRule="auto"/>
+              <w:jc w:val="center"/>
+            </w:pPr>
+            <w:r>
+              <w:rPr>
+                <w:rFonts w:ascii="Times New Roman" w:hAnsi="Times New Roman"/>
+                <w:b w:val="0"/>
+                <w:color w:val="000000"/>
+                <w:sz w:val="18"/>
+              </w:rPr>
+            </w:r>
+          </w:p>
+        </w:tc>
+        <w:tc>
+          <w:tcPr>
+            <w:tcW w:w="523" w:type="dxa"/>
+            <w:shd w:val="clear" w:color="auto" w:fill="D9E1F2"/>
+          </w:tcPr>
+          <w:p>
+            <w:pPr>
+              <w:spacing w:before="60" w:after="60" w:line="240" w:lineRule="auto"/>
+              <w:jc w:val="center"/>
+            </w:pPr>
+            <w:r>
+              <w:rPr>
+                <w:rFonts w:ascii="Times New Roman" w:hAnsi="Times New Roman"/>
+                <w:b w:val="0"/>
+                <w:color w:val="000000"/>
+                <w:sz w:val="18"/>
+              </w:rPr>
+            </w:r>
+          </w:p>
+        </w:tc>
+        <w:tc>
+          <w:tcPr>
+            <w:tcW w:w="523" w:type="dxa"/>
+            <w:shd w:val="clear" w:color="auto" w:fill="D9E1F2"/>
+          </w:tcPr>
+          <w:p>
+            <w:pPr>
+              <w:spacing w:before="60" w:after="60" w:line="240" w:lineRule="auto"/>
+              <w:jc w:val="center"/>
+            </w:pPr>
+            <w:r>
+              <w:rPr>
+                <w:rFonts w:ascii="Times New Roman" w:hAnsi="Times New Roman"/>
+                <w:b w:val="0"/>
+                <w:color w:val="000000"/>
+                <w:sz w:val="18"/>
+              </w:rPr>
+            </w:r>
+          </w:p>
+        </w:tc>
+        <w:tc>
+          <w:tcPr>
+            <w:tcW w:w="523" w:type="dxa"/>
             <w:shd w:val="clear" w:color="auto" w:fill="70AD47"/>
           </w:tcPr>
           <w:p>
@@ -4047,7 +4518,7 @@
         </w:tc>
         <w:tc>
           <w:tcPr>
-            <w:tcW w:w="424" w:type="dxa"/>
+            <w:tcW w:w="523" w:type="dxa"/>
             <w:shd w:val="clear" w:color="auto" w:fill="70AD47"/>
           </w:tcPr>
           <w:p>
@@ -4068,7 +4539,47 @@
         </w:tc>
         <w:tc>
           <w:tcPr>
-            <w:tcW w:w="424" w:type="dxa"/>
+            <w:tcW w:w="523" w:type="dxa"/>
+            <w:shd w:val="clear" w:color="auto" w:fill="D9E1F2"/>
+          </w:tcPr>
+          <w:p>
+            <w:pPr>
+              <w:spacing w:before="60" w:after="60" w:line="240" w:lineRule="auto"/>
+              <w:jc w:val="center"/>
+            </w:pPr>
+            <w:r>
+              <w:rPr>
+                <w:rFonts w:ascii="Times New Roman" w:hAnsi="Times New Roman"/>
+                <w:b w:val="0"/>
+                <w:color w:val="000000"/>
+                <w:sz w:val="18"/>
+              </w:rPr>
+            </w:r>
+          </w:p>
+        </w:tc>
+        <w:tc>
+          <w:tcPr>
+            <w:tcW w:w="523" w:type="dxa"/>
+            <w:shd w:val="clear" w:color="auto" w:fill="D9E1F2"/>
+          </w:tcPr>
+          <w:p>
+            <w:pPr>
+              <w:spacing w:before="60" w:after="60" w:line="240" w:lineRule="auto"/>
+              <w:jc w:val="center"/>
+            </w:pPr>
+            <w:r>
+              <w:rPr>
+                <w:rFonts w:ascii="Times New Roman" w:hAnsi="Times New Roman"/>
+                <w:b w:val="0"/>
+                <w:color w:val="000000"/>
+                <w:sz w:val="18"/>
+              </w:rPr>
+            </w:r>
+          </w:p>
+        </w:tc>
+        <w:tc>
+          <w:tcPr>
+            <w:tcW w:w="523" w:type="dxa"/>
             <w:shd w:val="clear" w:color="auto" w:fill="D9E1F2"/>
           </w:tcPr>
           <w:p>
@@ -4090,7 +4601,7 @@
       <w:tr>
         <w:tc>
           <w:tcPr>
-            <w:tcW w:w="6147" w:type="dxa"/>
+            <w:tcW w:w="3033" w:type="dxa"/>
             <w:shd w:val="clear" w:color="auto" w:fill="FFFFFF"/>
           </w:tcPr>
           <w:p>
@@ -4105,13 +4616,13 @@
                 <w:color w:val="000000"/>
                 <w:sz w:val="20"/>
               </w:rPr>
-              <w:t>Diseño de las estrategias procedimentales de mejora y nuevos formatos de control.</w:t>
+              <w:t>Redacción y validación de la propuesta de mejora procedimental.</w:t>
             </w:r>
           </w:p>
         </w:tc>
         <w:tc>
           <w:tcPr>
-            <w:tcW w:w="424" w:type="dxa"/>
+            <w:tcW w:w="523" w:type="dxa"/>
             <w:shd w:val="clear" w:color="auto" w:fill="FFFFFF"/>
           </w:tcPr>
           <w:p>
@@ -4131,7 +4642,7 @@
         </w:tc>
         <w:tc>
           <w:tcPr>
-            <w:tcW w:w="424" w:type="dxa"/>
+            <w:tcW w:w="523" w:type="dxa"/>
             <w:shd w:val="clear" w:color="auto" w:fill="FFFFFF"/>
           </w:tcPr>
           <w:p>
@@ -4151,7 +4662,7 @@
         </w:tc>
         <w:tc>
           <w:tcPr>
-            <w:tcW w:w="424" w:type="dxa"/>
+            <w:tcW w:w="523" w:type="dxa"/>
             <w:shd w:val="clear" w:color="auto" w:fill="FFFFFF"/>
           </w:tcPr>
           <w:p>
@@ -4171,7 +4682,67 @@
         </w:tc>
         <w:tc>
           <w:tcPr>
-            <w:tcW w:w="424" w:type="dxa"/>
+            <w:tcW w:w="523" w:type="dxa"/>
+            <w:shd w:val="clear" w:color="auto" w:fill="FFFFFF"/>
+          </w:tcPr>
+          <w:p>
+            <w:pPr>
+              <w:spacing w:before="60" w:after="60" w:line="240" w:lineRule="auto"/>
+              <w:jc w:val="center"/>
+            </w:pPr>
+            <w:r>
+              <w:rPr>
+                <w:rFonts w:ascii="Times New Roman" w:hAnsi="Times New Roman"/>
+                <w:b w:val="0"/>
+                <w:color w:val="000000"/>
+                <w:sz w:val="18"/>
+              </w:rPr>
+            </w:r>
+          </w:p>
+        </w:tc>
+        <w:tc>
+          <w:tcPr>
+            <w:tcW w:w="523" w:type="dxa"/>
+            <w:shd w:val="clear" w:color="auto" w:fill="FFFFFF"/>
+          </w:tcPr>
+          <w:p>
+            <w:pPr>
+              <w:spacing w:before="60" w:after="60" w:line="240" w:lineRule="auto"/>
+              <w:jc w:val="center"/>
+            </w:pPr>
+            <w:r>
+              <w:rPr>
+                <w:rFonts w:ascii="Times New Roman" w:hAnsi="Times New Roman"/>
+                <w:b w:val="0"/>
+                <w:color w:val="000000"/>
+                <w:sz w:val="18"/>
+              </w:rPr>
+            </w:r>
+          </w:p>
+        </w:tc>
+        <w:tc>
+          <w:tcPr>
+            <w:tcW w:w="523" w:type="dxa"/>
+            <w:shd w:val="clear" w:color="auto" w:fill="FFFFFF"/>
+          </w:tcPr>
+          <w:p>
+            <w:pPr>
+              <w:spacing w:before="60" w:after="60" w:line="240" w:lineRule="auto"/>
+              <w:jc w:val="center"/>
+            </w:pPr>
+            <w:r>
+              <w:rPr>
+                <w:rFonts w:ascii="Times New Roman" w:hAnsi="Times New Roman"/>
+                <w:b w:val="0"/>
+                <w:color w:val="000000"/>
+                <w:sz w:val="18"/>
+              </w:rPr>
+            </w:r>
+          </w:p>
+        </w:tc>
+        <w:tc>
+          <w:tcPr>
+            <w:tcW w:w="523" w:type="dxa"/>
             <w:shd w:val="clear" w:color="auto" w:fill="70AD47"/>
           </w:tcPr>
           <w:p>
@@ -4192,7 +4763,272 @@
         </w:tc>
         <w:tc>
           <w:tcPr>
-            <w:tcW w:w="424" w:type="dxa"/>
+            <w:tcW w:w="523" w:type="dxa"/>
+            <w:shd w:val="clear" w:color="auto" w:fill="70AD47"/>
+          </w:tcPr>
+          <w:p>
+            <w:pPr>
+              <w:spacing w:before="60" w:after="60" w:line="240" w:lineRule="auto"/>
+              <w:jc w:val="center"/>
+            </w:pPr>
+            <w:r>
+              <w:rPr>
+                <w:rFonts w:ascii="Times New Roman" w:hAnsi="Times New Roman"/>
+                <w:b w:val="0"/>
+                <w:color w:val="FFFFFF"/>
+                <w:sz w:val="18"/>
+              </w:rPr>
+              <w:t>✓</w:t>
+            </w:r>
+          </w:p>
+        </w:tc>
+        <w:tc>
+          <w:tcPr>
+            <w:tcW w:w="523" w:type="dxa"/>
+            <w:shd w:val="clear" w:color="auto" w:fill="FFFFFF"/>
+          </w:tcPr>
+          <w:p>
+            <w:pPr>
+              <w:spacing w:before="60" w:after="60" w:line="240" w:lineRule="auto"/>
+              <w:jc w:val="center"/>
+            </w:pPr>
+            <w:r>
+              <w:rPr>
+                <w:rFonts w:ascii="Times New Roman" w:hAnsi="Times New Roman"/>
+                <w:b w:val="0"/>
+                <w:color w:val="000000"/>
+                <w:sz w:val="18"/>
+              </w:rPr>
+            </w:r>
+          </w:p>
+        </w:tc>
+        <w:tc>
+          <w:tcPr>
+            <w:tcW w:w="523" w:type="dxa"/>
+            <w:shd w:val="clear" w:color="auto" w:fill="FFFFFF"/>
+          </w:tcPr>
+          <w:p>
+            <w:pPr>
+              <w:spacing w:before="60" w:after="60" w:line="240" w:lineRule="auto"/>
+              <w:jc w:val="center"/>
+            </w:pPr>
+            <w:r>
+              <w:rPr>
+                <w:rFonts w:ascii="Times New Roman" w:hAnsi="Times New Roman"/>
+                <w:b w:val="0"/>
+                <w:color w:val="000000"/>
+                <w:sz w:val="18"/>
+              </w:rPr>
+            </w:r>
+          </w:p>
+        </w:tc>
+      </w:tr>
+      <w:tr>
+        <w:tc>
+          <w:tcPr>
+            <w:tcW w:w="3033" w:type="dxa"/>
+            <w:shd w:val="clear" w:color="auto" w:fill="D9E1F2"/>
+          </w:tcPr>
+          <w:p>
+            <w:pPr>
+              <w:spacing w:before="60" w:after="60" w:line="240" w:lineRule="auto"/>
+              <w:jc w:val="both"/>
+            </w:pPr>
+            <w:r>
+              <w:rPr>
+                <w:rFonts w:ascii="Times New Roman" w:hAnsi="Times New Roman"/>
+                <w:b w:val="0"/>
+                <w:color w:val="000000"/>
+                <w:sz w:val="20"/>
+              </w:rPr>
+              <w:t>Presentación formal de la propuesta a la gerencia y ajustes finales.</w:t>
+            </w:r>
+          </w:p>
+        </w:tc>
+        <w:tc>
+          <w:tcPr>
+            <w:tcW w:w="523" w:type="dxa"/>
+            <w:shd w:val="clear" w:color="auto" w:fill="D9E1F2"/>
+          </w:tcPr>
+          <w:p>
+            <w:pPr>
+              <w:spacing w:before="60" w:after="60" w:line="240" w:lineRule="auto"/>
+              <w:jc w:val="center"/>
+            </w:pPr>
+            <w:r>
+              <w:rPr>
+                <w:rFonts w:ascii="Times New Roman" w:hAnsi="Times New Roman"/>
+                <w:b w:val="0"/>
+                <w:color w:val="000000"/>
+                <w:sz w:val="18"/>
+              </w:rPr>
+            </w:r>
+          </w:p>
+        </w:tc>
+        <w:tc>
+          <w:tcPr>
+            <w:tcW w:w="523" w:type="dxa"/>
+            <w:shd w:val="clear" w:color="auto" w:fill="D9E1F2"/>
+          </w:tcPr>
+          <w:p>
+            <w:pPr>
+              <w:spacing w:before="60" w:after="60" w:line="240" w:lineRule="auto"/>
+              <w:jc w:val="center"/>
+            </w:pPr>
+            <w:r>
+              <w:rPr>
+                <w:rFonts w:ascii="Times New Roman" w:hAnsi="Times New Roman"/>
+                <w:b w:val="0"/>
+                <w:color w:val="000000"/>
+                <w:sz w:val="18"/>
+              </w:rPr>
+            </w:r>
+          </w:p>
+        </w:tc>
+        <w:tc>
+          <w:tcPr>
+            <w:tcW w:w="523" w:type="dxa"/>
+            <w:shd w:val="clear" w:color="auto" w:fill="D9E1F2"/>
+          </w:tcPr>
+          <w:p>
+            <w:pPr>
+              <w:spacing w:before="60" w:after="60" w:line="240" w:lineRule="auto"/>
+              <w:jc w:val="center"/>
+            </w:pPr>
+            <w:r>
+              <w:rPr>
+                <w:rFonts w:ascii="Times New Roman" w:hAnsi="Times New Roman"/>
+                <w:b w:val="0"/>
+                <w:color w:val="000000"/>
+                <w:sz w:val="18"/>
+              </w:rPr>
+            </w:r>
+          </w:p>
+        </w:tc>
+        <w:tc>
+          <w:tcPr>
+            <w:tcW w:w="523" w:type="dxa"/>
+            <w:shd w:val="clear" w:color="auto" w:fill="D9E1F2"/>
+          </w:tcPr>
+          <w:p>
+            <w:pPr>
+              <w:spacing w:before="60" w:after="60" w:line="240" w:lineRule="auto"/>
+              <w:jc w:val="center"/>
+            </w:pPr>
+            <w:r>
+              <w:rPr>
+                <w:rFonts w:ascii="Times New Roman" w:hAnsi="Times New Roman"/>
+                <w:b w:val="0"/>
+                <w:color w:val="000000"/>
+                <w:sz w:val="18"/>
+              </w:rPr>
+            </w:r>
+          </w:p>
+        </w:tc>
+        <w:tc>
+          <w:tcPr>
+            <w:tcW w:w="523" w:type="dxa"/>
+            <w:shd w:val="clear" w:color="auto" w:fill="D9E1F2"/>
+          </w:tcPr>
+          <w:p>
+            <w:pPr>
+              <w:spacing w:before="60" w:after="60" w:line="240" w:lineRule="auto"/>
+              <w:jc w:val="center"/>
+            </w:pPr>
+            <w:r>
+              <w:rPr>
+                <w:rFonts w:ascii="Times New Roman" w:hAnsi="Times New Roman"/>
+                <w:b w:val="0"/>
+                <w:color w:val="000000"/>
+                <w:sz w:val="18"/>
+              </w:rPr>
+            </w:r>
+          </w:p>
+        </w:tc>
+        <w:tc>
+          <w:tcPr>
+            <w:tcW w:w="523" w:type="dxa"/>
+            <w:shd w:val="clear" w:color="auto" w:fill="D9E1F2"/>
+          </w:tcPr>
+          <w:p>
+            <w:pPr>
+              <w:spacing w:before="60" w:after="60" w:line="240" w:lineRule="auto"/>
+              <w:jc w:val="center"/>
+            </w:pPr>
+            <w:r>
+              <w:rPr>
+                <w:rFonts w:ascii="Times New Roman" w:hAnsi="Times New Roman"/>
+                <w:b w:val="0"/>
+                <w:color w:val="000000"/>
+                <w:sz w:val="18"/>
+              </w:rPr>
+            </w:r>
+          </w:p>
+        </w:tc>
+        <w:tc>
+          <w:tcPr>
+            <w:tcW w:w="523" w:type="dxa"/>
+            <w:shd w:val="clear" w:color="auto" w:fill="D9E1F2"/>
+          </w:tcPr>
+          <w:p>
+            <w:pPr>
+              <w:spacing w:before="60" w:after="60" w:line="240" w:lineRule="auto"/>
+              <w:jc w:val="center"/>
+            </w:pPr>
+            <w:r>
+              <w:rPr>
+                <w:rFonts w:ascii="Times New Roman" w:hAnsi="Times New Roman"/>
+                <w:b w:val="0"/>
+                <w:color w:val="000000"/>
+                <w:sz w:val="18"/>
+              </w:rPr>
+            </w:r>
+          </w:p>
+        </w:tc>
+        <w:tc>
+          <w:tcPr>
+            <w:tcW w:w="523" w:type="dxa"/>
+            <w:shd w:val="clear" w:color="auto" w:fill="D9E1F2"/>
+          </w:tcPr>
+          <w:p>
+            <w:pPr>
+              <w:spacing w:before="60" w:after="60" w:line="240" w:lineRule="auto"/>
+              <w:jc w:val="center"/>
+            </w:pPr>
+            <w:r>
+              <w:rPr>
+                <w:rFonts w:ascii="Times New Roman" w:hAnsi="Times New Roman"/>
+                <w:b w:val="0"/>
+                <w:color w:val="000000"/>
+                <w:sz w:val="18"/>
+              </w:rPr>
+            </w:r>
+          </w:p>
+        </w:tc>
+        <w:tc>
+          <w:tcPr>
+            <w:tcW w:w="523" w:type="dxa"/>
+            <w:shd w:val="clear" w:color="auto" w:fill="70AD47"/>
+          </w:tcPr>
+          <w:p>
+            <w:pPr>
+              <w:spacing w:before="60" w:after="60" w:line="240" w:lineRule="auto"/>
+              <w:jc w:val="center"/>
+            </w:pPr>
+            <w:r>
+              <w:rPr>
+                <w:rFonts w:ascii="Times New Roman" w:hAnsi="Times New Roman"/>
+                <w:b w:val="0"/>
+                <w:color w:val="FFFFFF"/>
+                <w:sz w:val="18"/>
+              </w:rPr>
+              <w:t>✓</w:t>
+            </w:r>
+          </w:p>
+        </w:tc>
+        <w:tc>
+          <w:tcPr>
+            <w:tcW w:w="523" w:type="dxa"/>
             <w:shd w:val="clear" w:color="auto" w:fill="70AD47"/>
           </w:tcPr>
           <w:p>
@@ -4215,7 +5051,231 @@
       <w:tr>
         <w:tc>
           <w:tcPr>
-            <w:tcW w:w="6147" w:type="dxa"/>
+            <w:tcW w:w="3033" w:type="dxa"/>
+            <w:shd w:val="clear" w:color="auto" w:fill="FFFFFF"/>
+          </w:tcPr>
+          <w:p>
+            <w:pPr>
+              <w:spacing w:before="60" w:after="60" w:line="240" w:lineRule="auto"/>
+              <w:jc w:val="both"/>
+            </w:pPr>
+            <w:r>
+              <w:rPr>
+                <w:rFonts w:ascii="Times New Roman" w:hAnsi="Times New Roman"/>
+                <w:b w:val="0"/>
+                <w:color w:val="000000"/>
+                <w:sz w:val="20"/>
+              </w:rPr>
+              <w:t>Inducción institucional y familiarización con el sistema de compras vigente.</w:t>
+            </w:r>
+          </w:p>
+        </w:tc>
+        <w:tc>
+          <w:tcPr>
+            <w:tcW w:w="523" w:type="dxa"/>
+            <w:shd w:val="clear" w:color="auto" w:fill="70AD47"/>
+          </w:tcPr>
+          <w:p>
+            <w:pPr>
+              <w:spacing w:before="60" w:after="60" w:line="240" w:lineRule="auto"/>
+              <w:jc w:val="center"/>
+            </w:pPr>
+            <w:r>
+              <w:rPr>
+                <w:rFonts w:ascii="Times New Roman" w:hAnsi="Times New Roman"/>
+                <w:b w:val="0"/>
+                <w:color w:val="FFFFFF"/>
+                <w:sz w:val="18"/>
+              </w:rPr>
+              <w:t>✓</w:t>
+            </w:r>
+          </w:p>
+        </w:tc>
+        <w:tc>
+          <w:tcPr>
+            <w:tcW w:w="523" w:type="dxa"/>
+            <w:shd w:val="clear" w:color="auto" w:fill="FFFFFF"/>
+          </w:tcPr>
+          <w:p>
+            <w:pPr>
+              <w:spacing w:before="60" w:after="60" w:line="240" w:lineRule="auto"/>
+              <w:jc w:val="center"/>
+            </w:pPr>
+            <w:r>
+              <w:rPr>
+                <w:rFonts w:ascii="Times New Roman" w:hAnsi="Times New Roman"/>
+                <w:b w:val="0"/>
+                <w:color w:val="000000"/>
+                <w:sz w:val="18"/>
+              </w:rPr>
+            </w:r>
+          </w:p>
+        </w:tc>
+        <w:tc>
+          <w:tcPr>
+            <w:tcW w:w="523" w:type="dxa"/>
+            <w:shd w:val="clear" w:color="auto" w:fill="FFFFFF"/>
+          </w:tcPr>
+          <w:p>
+            <w:pPr>
+              <w:spacing w:before="60" w:after="60" w:line="240" w:lineRule="auto"/>
+              <w:jc w:val="center"/>
+            </w:pPr>
+            <w:r>
+              <w:rPr>
+                <w:rFonts w:ascii="Times New Roman" w:hAnsi="Times New Roman"/>
+                <w:b w:val="0"/>
+                <w:color w:val="000000"/>
+                <w:sz w:val="18"/>
+              </w:rPr>
+            </w:r>
+          </w:p>
+        </w:tc>
+        <w:tc>
+          <w:tcPr>
+            <w:tcW w:w="523" w:type="dxa"/>
+            <w:shd w:val="clear" w:color="auto" w:fill="FFFFFF"/>
+          </w:tcPr>
+          <w:p>
+            <w:pPr>
+              <w:spacing w:before="60" w:after="60" w:line="240" w:lineRule="auto"/>
+              <w:jc w:val="center"/>
+            </w:pPr>
+            <w:r>
+              <w:rPr>
+                <w:rFonts w:ascii="Times New Roman" w:hAnsi="Times New Roman"/>
+                <w:b w:val="0"/>
+                <w:color w:val="000000"/>
+                <w:sz w:val="18"/>
+              </w:rPr>
+            </w:r>
+          </w:p>
+        </w:tc>
+        <w:tc>
+          <w:tcPr>
+            <w:tcW w:w="523" w:type="dxa"/>
+            <w:shd w:val="clear" w:color="auto" w:fill="FFFFFF"/>
+          </w:tcPr>
+          <w:p>
+            <w:pPr>
+              <w:spacing w:before="60" w:after="60" w:line="240" w:lineRule="auto"/>
+              <w:jc w:val="center"/>
+            </w:pPr>
+            <w:r>
+              <w:rPr>
+                <w:rFonts w:ascii="Times New Roman" w:hAnsi="Times New Roman"/>
+                <w:b w:val="0"/>
+                <w:color w:val="000000"/>
+                <w:sz w:val="18"/>
+              </w:rPr>
+            </w:r>
+          </w:p>
+        </w:tc>
+        <w:tc>
+          <w:tcPr>
+            <w:tcW w:w="523" w:type="dxa"/>
+            <w:shd w:val="clear" w:color="auto" w:fill="FFFFFF"/>
+          </w:tcPr>
+          <w:p>
+            <w:pPr>
+              <w:spacing w:before="60" w:after="60" w:line="240" w:lineRule="auto"/>
+              <w:jc w:val="center"/>
+            </w:pPr>
+            <w:r>
+              <w:rPr>
+                <w:rFonts w:ascii="Times New Roman" w:hAnsi="Times New Roman"/>
+                <w:b w:val="0"/>
+                <w:color w:val="000000"/>
+                <w:sz w:val="18"/>
+              </w:rPr>
+            </w:r>
+          </w:p>
+        </w:tc>
+        <w:tc>
+          <w:tcPr>
+            <w:tcW w:w="523" w:type="dxa"/>
+            <w:shd w:val="clear" w:color="auto" w:fill="FFFFFF"/>
+          </w:tcPr>
+          <w:p>
+            <w:pPr>
+              <w:spacing w:before="60" w:after="60" w:line="240" w:lineRule="auto"/>
+              <w:jc w:val="center"/>
+            </w:pPr>
+            <w:r>
+              <w:rPr>
+                <w:rFonts w:ascii="Times New Roman" w:hAnsi="Times New Roman"/>
+                <w:b w:val="0"/>
+                <w:color w:val="000000"/>
+                <w:sz w:val="18"/>
+              </w:rPr>
+            </w:r>
+          </w:p>
+        </w:tc>
+        <w:tc>
+          <w:tcPr>
+            <w:tcW w:w="523" w:type="dxa"/>
+            <w:shd w:val="clear" w:color="auto" w:fill="FFFFFF"/>
+          </w:tcPr>
+          <w:p>
+            <w:pPr>
+              <w:spacing w:before="60" w:after="60" w:line="240" w:lineRule="auto"/>
+              <w:jc w:val="center"/>
+            </w:pPr>
+            <w:r>
+              <w:rPr>
+                <w:rFonts w:ascii="Times New Roman" w:hAnsi="Times New Roman"/>
+                <w:b w:val="0"/>
+                <w:color w:val="000000"/>
+                <w:sz w:val="18"/>
+              </w:rPr>
+            </w:r>
+          </w:p>
+        </w:tc>
+        <w:tc>
+          <w:tcPr>
+            <w:tcW w:w="523" w:type="dxa"/>
+            <w:shd w:val="clear" w:color="auto" w:fill="FFFFFF"/>
+          </w:tcPr>
+          <w:p>
+            <w:pPr>
+              <w:spacing w:before="60" w:after="60" w:line="240" w:lineRule="auto"/>
+              <w:jc w:val="center"/>
+            </w:pPr>
+            <w:r>
+              <w:rPr>
+                <w:rFonts w:ascii="Times New Roman" w:hAnsi="Times New Roman"/>
+                <w:b w:val="0"/>
+                <w:color w:val="000000"/>
+                <w:sz w:val="18"/>
+              </w:rPr>
+            </w:r>
+          </w:p>
+        </w:tc>
+        <w:tc>
+          <w:tcPr>
+            <w:tcW w:w="523" w:type="dxa"/>
+            <w:shd w:val="clear" w:color="auto" w:fill="FFFFFF"/>
+          </w:tcPr>
+          <w:p>
+            <w:pPr>
+              <w:spacing w:before="60" w:after="60" w:line="240" w:lineRule="auto"/>
+              <w:jc w:val="center"/>
+            </w:pPr>
+            <w:r>
+              <w:rPr>
+                <w:rFonts w:ascii="Times New Roman" w:hAnsi="Times New Roman"/>
+                <w:b w:val="0"/>
+                <w:color w:val="000000"/>
+                <w:sz w:val="18"/>
+              </w:rPr>
+            </w:r>
+          </w:p>
+        </w:tc>
+      </w:tr>
+      <w:tr>
+        <w:tc>
+          <w:tcPr>
+            <w:tcW w:w="3033" w:type="dxa"/>
             <w:shd w:val="clear" w:color="auto" w:fill="D9E1F2"/>
           </w:tcPr>
           <w:p>
@@ -4230,13 +5290,13 @@
                 <w:color w:val="000000"/>
                 <w:sz w:val="20"/>
               </w:rPr>
-              <w:t>Revisión final de la propuesta de optimización y presentación formal a la gerencia.</w:t>
+              <w:t>Apoyo en la recepción y tramitación de solicitudes de compra del departamento.</w:t>
             </w:r>
           </w:p>
         </w:tc>
         <w:tc>
           <w:tcPr>
-            <w:tcW w:w="424" w:type="dxa"/>
+            <w:tcW w:w="523" w:type="dxa"/>
             <w:shd w:val="clear" w:color="auto" w:fill="D9E1F2"/>
           </w:tcPr>
           <w:p>
@@ -4256,7 +5316,7 @@
         </w:tc>
         <w:tc>
           <w:tcPr>
-            <w:tcW w:w="424" w:type="dxa"/>
+            <w:tcW w:w="523" w:type="dxa"/>
             <w:shd w:val="clear" w:color="auto" w:fill="D9E1F2"/>
           </w:tcPr>
           <w:p>
@@ -4276,7 +5336,28 @@
         </w:tc>
         <w:tc>
           <w:tcPr>
-            <w:tcW w:w="424" w:type="dxa"/>
+            <w:tcW w:w="523" w:type="dxa"/>
+            <w:shd w:val="clear" w:color="auto" w:fill="70AD47"/>
+          </w:tcPr>
+          <w:p>
+            <w:pPr>
+              <w:spacing w:before="60" w:after="60" w:line="240" w:lineRule="auto"/>
+              <w:jc w:val="center"/>
+            </w:pPr>
+            <w:r>
+              <w:rPr>
+                <w:rFonts w:ascii="Times New Roman" w:hAnsi="Times New Roman"/>
+                <w:b w:val="0"/>
+                <w:color w:val="FFFFFF"/>
+                <w:sz w:val="18"/>
+              </w:rPr>
+              <w:t>✓</w:t>
+            </w:r>
+          </w:p>
+        </w:tc>
+        <w:tc>
+          <w:tcPr>
+            <w:tcW w:w="523" w:type="dxa"/>
             <w:shd w:val="clear" w:color="auto" w:fill="D9E1F2"/>
           </w:tcPr>
           <w:p>
@@ -4296,7 +5377,28 @@
         </w:tc>
         <w:tc>
           <w:tcPr>
-            <w:tcW w:w="424" w:type="dxa"/>
+            <w:tcW w:w="523" w:type="dxa"/>
+            <w:shd w:val="clear" w:color="auto" w:fill="70AD47"/>
+          </w:tcPr>
+          <w:p>
+            <w:pPr>
+              <w:spacing w:before="60" w:after="60" w:line="240" w:lineRule="auto"/>
+              <w:jc w:val="center"/>
+            </w:pPr>
+            <w:r>
+              <w:rPr>
+                <w:rFonts w:ascii="Times New Roman" w:hAnsi="Times New Roman"/>
+                <w:b w:val="0"/>
+                <w:color w:val="FFFFFF"/>
+                <w:sz w:val="18"/>
+              </w:rPr>
+              <w:t>✓</w:t>
+            </w:r>
+          </w:p>
+        </w:tc>
+        <w:tc>
+          <w:tcPr>
+            <w:tcW w:w="523" w:type="dxa"/>
             <w:shd w:val="clear" w:color="auto" w:fill="D9E1F2"/>
           </w:tcPr>
           <w:p>
@@ -4316,7 +5418,516 @@
         </w:tc>
         <w:tc>
           <w:tcPr>
-            <w:tcW w:w="424" w:type="dxa"/>
+            <w:tcW w:w="523" w:type="dxa"/>
+            <w:shd w:val="clear" w:color="auto" w:fill="D9E1F2"/>
+          </w:tcPr>
+          <w:p>
+            <w:pPr>
+              <w:spacing w:before="60" w:after="60" w:line="240" w:lineRule="auto"/>
+              <w:jc w:val="center"/>
+            </w:pPr>
+            <w:r>
+              <w:rPr>
+                <w:rFonts w:ascii="Times New Roman" w:hAnsi="Times New Roman"/>
+                <w:b w:val="0"/>
+                <w:color w:val="000000"/>
+                <w:sz w:val="18"/>
+              </w:rPr>
+            </w:r>
+          </w:p>
+        </w:tc>
+        <w:tc>
+          <w:tcPr>
+            <w:tcW w:w="523" w:type="dxa"/>
+            <w:shd w:val="clear" w:color="auto" w:fill="D9E1F2"/>
+          </w:tcPr>
+          <w:p>
+            <w:pPr>
+              <w:spacing w:before="60" w:after="60" w:line="240" w:lineRule="auto"/>
+              <w:jc w:val="center"/>
+            </w:pPr>
+            <w:r>
+              <w:rPr>
+                <w:rFonts w:ascii="Times New Roman" w:hAnsi="Times New Roman"/>
+                <w:b w:val="0"/>
+                <w:color w:val="000000"/>
+                <w:sz w:val="18"/>
+              </w:rPr>
+            </w:r>
+          </w:p>
+        </w:tc>
+        <w:tc>
+          <w:tcPr>
+            <w:tcW w:w="523" w:type="dxa"/>
+            <w:shd w:val="clear" w:color="auto" w:fill="D9E1F2"/>
+          </w:tcPr>
+          <w:p>
+            <w:pPr>
+              <w:spacing w:before="60" w:after="60" w:line="240" w:lineRule="auto"/>
+              <w:jc w:val="center"/>
+            </w:pPr>
+            <w:r>
+              <w:rPr>
+                <w:rFonts w:ascii="Times New Roman" w:hAnsi="Times New Roman"/>
+                <w:b w:val="0"/>
+                <w:color w:val="000000"/>
+                <w:sz w:val="18"/>
+              </w:rPr>
+            </w:r>
+          </w:p>
+        </w:tc>
+        <w:tc>
+          <w:tcPr>
+            <w:tcW w:w="523" w:type="dxa"/>
+            <w:shd w:val="clear" w:color="auto" w:fill="D9E1F2"/>
+          </w:tcPr>
+          <w:p>
+            <w:pPr>
+              <w:spacing w:before="60" w:after="60" w:line="240" w:lineRule="auto"/>
+              <w:jc w:val="center"/>
+            </w:pPr>
+            <w:r>
+              <w:rPr>
+                <w:rFonts w:ascii="Times New Roman" w:hAnsi="Times New Roman"/>
+                <w:b w:val="0"/>
+                <w:color w:val="000000"/>
+                <w:sz w:val="18"/>
+              </w:rPr>
+            </w:r>
+          </w:p>
+        </w:tc>
+      </w:tr>
+      <w:tr>
+        <w:tc>
+          <w:tcPr>
+            <w:tcW w:w="3033" w:type="dxa"/>
+            <w:shd w:val="clear" w:color="auto" w:fill="FFFFFF"/>
+          </w:tcPr>
+          <w:p>
+            <w:pPr>
+              <w:spacing w:before="60" w:after="60" w:line="240" w:lineRule="auto"/>
+              <w:jc w:val="both"/>
+            </w:pPr>
+            <w:r>
+              <w:rPr>
+                <w:rFonts w:ascii="Times New Roman" w:hAnsi="Times New Roman"/>
+                <w:b w:val="0"/>
+                <w:color w:val="000000"/>
+                <w:sz w:val="20"/>
+              </w:rPr>
+              <w:t>Seguimiento a cotizaciones y actualización de expedientes de proveedores.</w:t>
+            </w:r>
+          </w:p>
+        </w:tc>
+        <w:tc>
+          <w:tcPr>
+            <w:tcW w:w="523" w:type="dxa"/>
+            <w:shd w:val="clear" w:color="auto" w:fill="FFFFFF"/>
+          </w:tcPr>
+          <w:p>
+            <w:pPr>
+              <w:spacing w:before="60" w:after="60" w:line="240" w:lineRule="auto"/>
+              <w:jc w:val="center"/>
+            </w:pPr>
+            <w:r>
+              <w:rPr>
+                <w:rFonts w:ascii="Times New Roman" w:hAnsi="Times New Roman"/>
+                <w:b w:val="0"/>
+                <w:color w:val="000000"/>
+                <w:sz w:val="18"/>
+              </w:rPr>
+            </w:r>
+          </w:p>
+        </w:tc>
+        <w:tc>
+          <w:tcPr>
+            <w:tcW w:w="523" w:type="dxa"/>
+            <w:shd w:val="clear" w:color="auto" w:fill="FFFFFF"/>
+          </w:tcPr>
+          <w:p>
+            <w:pPr>
+              <w:spacing w:before="60" w:after="60" w:line="240" w:lineRule="auto"/>
+              <w:jc w:val="center"/>
+            </w:pPr>
+            <w:r>
+              <w:rPr>
+                <w:rFonts w:ascii="Times New Roman" w:hAnsi="Times New Roman"/>
+                <w:b w:val="0"/>
+                <w:color w:val="000000"/>
+                <w:sz w:val="18"/>
+              </w:rPr>
+            </w:r>
+          </w:p>
+        </w:tc>
+        <w:tc>
+          <w:tcPr>
+            <w:tcW w:w="523" w:type="dxa"/>
+            <w:shd w:val="clear" w:color="auto" w:fill="FFFFFF"/>
+          </w:tcPr>
+          <w:p>
+            <w:pPr>
+              <w:spacing w:before="60" w:after="60" w:line="240" w:lineRule="auto"/>
+              <w:jc w:val="center"/>
+            </w:pPr>
+            <w:r>
+              <w:rPr>
+                <w:rFonts w:ascii="Times New Roman" w:hAnsi="Times New Roman"/>
+                <w:b w:val="0"/>
+                <w:color w:val="000000"/>
+                <w:sz w:val="18"/>
+              </w:rPr>
+            </w:r>
+          </w:p>
+        </w:tc>
+        <w:tc>
+          <w:tcPr>
+            <w:tcW w:w="523" w:type="dxa"/>
+            <w:shd w:val="clear" w:color="auto" w:fill="FFFFFF"/>
+          </w:tcPr>
+          <w:p>
+            <w:pPr>
+              <w:spacing w:before="60" w:after="60" w:line="240" w:lineRule="auto"/>
+              <w:jc w:val="center"/>
+            </w:pPr>
+            <w:r>
+              <w:rPr>
+                <w:rFonts w:ascii="Times New Roman" w:hAnsi="Times New Roman"/>
+                <w:b w:val="0"/>
+                <w:color w:val="000000"/>
+                <w:sz w:val="18"/>
+              </w:rPr>
+            </w:r>
+          </w:p>
+        </w:tc>
+        <w:tc>
+          <w:tcPr>
+            <w:tcW w:w="523" w:type="dxa"/>
+            <w:shd w:val="clear" w:color="auto" w:fill="FFFFFF"/>
+          </w:tcPr>
+          <w:p>
+            <w:pPr>
+              <w:spacing w:before="60" w:after="60" w:line="240" w:lineRule="auto"/>
+              <w:jc w:val="center"/>
+            </w:pPr>
+            <w:r>
+              <w:rPr>
+                <w:rFonts w:ascii="Times New Roman" w:hAnsi="Times New Roman"/>
+                <w:b w:val="0"/>
+                <w:color w:val="000000"/>
+                <w:sz w:val="18"/>
+              </w:rPr>
+            </w:r>
+          </w:p>
+        </w:tc>
+        <w:tc>
+          <w:tcPr>
+            <w:tcW w:w="523" w:type="dxa"/>
+            <w:shd w:val="clear" w:color="auto" w:fill="70AD47"/>
+          </w:tcPr>
+          <w:p>
+            <w:pPr>
+              <w:spacing w:before="60" w:after="60" w:line="240" w:lineRule="auto"/>
+              <w:jc w:val="center"/>
+            </w:pPr>
+            <w:r>
+              <w:rPr>
+                <w:rFonts w:ascii="Times New Roman" w:hAnsi="Times New Roman"/>
+                <w:b w:val="0"/>
+                <w:color w:val="FFFFFF"/>
+                <w:sz w:val="18"/>
+              </w:rPr>
+              <w:t>✓</w:t>
+            </w:r>
+          </w:p>
+        </w:tc>
+        <w:tc>
+          <w:tcPr>
+            <w:tcW w:w="523" w:type="dxa"/>
+            <w:shd w:val="clear" w:color="auto" w:fill="FFFFFF"/>
+          </w:tcPr>
+          <w:p>
+            <w:pPr>
+              <w:spacing w:before="60" w:after="60" w:line="240" w:lineRule="auto"/>
+              <w:jc w:val="center"/>
+            </w:pPr>
+            <w:r>
+              <w:rPr>
+                <w:rFonts w:ascii="Times New Roman" w:hAnsi="Times New Roman"/>
+                <w:b w:val="0"/>
+                <w:color w:val="000000"/>
+                <w:sz w:val="18"/>
+              </w:rPr>
+            </w:r>
+          </w:p>
+        </w:tc>
+        <w:tc>
+          <w:tcPr>
+            <w:tcW w:w="523" w:type="dxa"/>
+            <w:shd w:val="clear" w:color="auto" w:fill="70AD47"/>
+          </w:tcPr>
+          <w:p>
+            <w:pPr>
+              <w:spacing w:before="60" w:after="60" w:line="240" w:lineRule="auto"/>
+              <w:jc w:val="center"/>
+            </w:pPr>
+            <w:r>
+              <w:rPr>
+                <w:rFonts w:ascii="Times New Roman" w:hAnsi="Times New Roman"/>
+                <w:b w:val="0"/>
+                <w:color w:val="FFFFFF"/>
+                <w:sz w:val="18"/>
+              </w:rPr>
+              <w:t>✓</w:t>
+            </w:r>
+          </w:p>
+        </w:tc>
+        <w:tc>
+          <w:tcPr>
+            <w:tcW w:w="523" w:type="dxa"/>
+            <w:shd w:val="clear" w:color="auto" w:fill="FFFFFF"/>
+          </w:tcPr>
+          <w:p>
+            <w:pPr>
+              <w:spacing w:before="60" w:after="60" w:line="240" w:lineRule="auto"/>
+              <w:jc w:val="center"/>
+            </w:pPr>
+            <w:r>
+              <w:rPr>
+                <w:rFonts w:ascii="Times New Roman" w:hAnsi="Times New Roman"/>
+                <w:b w:val="0"/>
+                <w:color w:val="000000"/>
+                <w:sz w:val="18"/>
+              </w:rPr>
+            </w:r>
+          </w:p>
+        </w:tc>
+        <w:tc>
+          <w:tcPr>
+            <w:tcW w:w="523" w:type="dxa"/>
+            <w:shd w:val="clear" w:color="auto" w:fill="FFFFFF"/>
+          </w:tcPr>
+          <w:p>
+            <w:pPr>
+              <w:spacing w:before="60" w:after="60" w:line="240" w:lineRule="auto"/>
+              <w:jc w:val="center"/>
+            </w:pPr>
+            <w:r>
+              <w:rPr>
+                <w:rFonts w:ascii="Times New Roman" w:hAnsi="Times New Roman"/>
+                <w:b w:val="0"/>
+                <w:color w:val="000000"/>
+                <w:sz w:val="18"/>
+              </w:rPr>
+            </w:r>
+          </w:p>
+        </w:tc>
+      </w:tr>
+      <w:tr>
+        <w:tc>
+          <w:tcPr>
+            <w:tcW w:w="3033" w:type="dxa"/>
+            <w:shd w:val="clear" w:color="auto" w:fill="D9E1F2"/>
+          </w:tcPr>
+          <w:p>
+            <w:pPr>
+              <w:spacing w:before="60" w:after="60" w:line="240" w:lineRule="auto"/>
+              <w:jc w:val="both"/>
+            </w:pPr>
+            <w:r>
+              <w:rPr>
+                <w:rFonts w:ascii="Times New Roman" w:hAnsi="Times New Roman"/>
+                <w:b w:val="0"/>
+                <w:color w:val="000000"/>
+                <w:sz w:val="20"/>
+              </w:rPr>
+              <w:t>Apoyo en el cierre administrativo del período y archivo de órdenes de compra.</w:t>
+            </w:r>
+          </w:p>
+        </w:tc>
+        <w:tc>
+          <w:tcPr>
+            <w:tcW w:w="523" w:type="dxa"/>
+            <w:shd w:val="clear" w:color="auto" w:fill="D9E1F2"/>
+          </w:tcPr>
+          <w:p>
+            <w:pPr>
+              <w:spacing w:before="60" w:after="60" w:line="240" w:lineRule="auto"/>
+              <w:jc w:val="center"/>
+            </w:pPr>
+            <w:r>
+              <w:rPr>
+                <w:rFonts w:ascii="Times New Roman" w:hAnsi="Times New Roman"/>
+                <w:b w:val="0"/>
+                <w:color w:val="000000"/>
+                <w:sz w:val="18"/>
+              </w:rPr>
+            </w:r>
+          </w:p>
+        </w:tc>
+        <w:tc>
+          <w:tcPr>
+            <w:tcW w:w="523" w:type="dxa"/>
+            <w:shd w:val="clear" w:color="auto" w:fill="D9E1F2"/>
+          </w:tcPr>
+          <w:p>
+            <w:pPr>
+              <w:spacing w:before="60" w:after="60" w:line="240" w:lineRule="auto"/>
+              <w:jc w:val="center"/>
+            </w:pPr>
+            <w:r>
+              <w:rPr>
+                <w:rFonts w:ascii="Times New Roman" w:hAnsi="Times New Roman"/>
+                <w:b w:val="0"/>
+                <w:color w:val="000000"/>
+                <w:sz w:val="18"/>
+              </w:rPr>
+            </w:r>
+          </w:p>
+        </w:tc>
+        <w:tc>
+          <w:tcPr>
+            <w:tcW w:w="523" w:type="dxa"/>
+            <w:shd w:val="clear" w:color="auto" w:fill="D9E1F2"/>
+          </w:tcPr>
+          <w:p>
+            <w:pPr>
+              <w:spacing w:before="60" w:after="60" w:line="240" w:lineRule="auto"/>
+              <w:jc w:val="center"/>
+            </w:pPr>
+            <w:r>
+              <w:rPr>
+                <w:rFonts w:ascii="Times New Roman" w:hAnsi="Times New Roman"/>
+                <w:b w:val="0"/>
+                <w:color w:val="000000"/>
+                <w:sz w:val="18"/>
+              </w:rPr>
+            </w:r>
+          </w:p>
+        </w:tc>
+        <w:tc>
+          <w:tcPr>
+            <w:tcW w:w="523" w:type="dxa"/>
+            <w:shd w:val="clear" w:color="auto" w:fill="D9E1F2"/>
+          </w:tcPr>
+          <w:p>
+            <w:pPr>
+              <w:spacing w:before="60" w:after="60" w:line="240" w:lineRule="auto"/>
+              <w:jc w:val="center"/>
+            </w:pPr>
+            <w:r>
+              <w:rPr>
+                <w:rFonts w:ascii="Times New Roman" w:hAnsi="Times New Roman"/>
+                <w:b w:val="0"/>
+                <w:color w:val="000000"/>
+                <w:sz w:val="18"/>
+              </w:rPr>
+            </w:r>
+          </w:p>
+        </w:tc>
+        <w:tc>
+          <w:tcPr>
+            <w:tcW w:w="523" w:type="dxa"/>
+            <w:shd w:val="clear" w:color="auto" w:fill="D9E1F2"/>
+          </w:tcPr>
+          <w:p>
+            <w:pPr>
+              <w:spacing w:before="60" w:after="60" w:line="240" w:lineRule="auto"/>
+              <w:jc w:val="center"/>
+            </w:pPr>
+            <w:r>
+              <w:rPr>
+                <w:rFonts w:ascii="Times New Roman" w:hAnsi="Times New Roman"/>
+                <w:b w:val="0"/>
+                <w:color w:val="000000"/>
+                <w:sz w:val="18"/>
+              </w:rPr>
+            </w:r>
+          </w:p>
+        </w:tc>
+        <w:tc>
+          <w:tcPr>
+            <w:tcW w:w="523" w:type="dxa"/>
+            <w:shd w:val="clear" w:color="auto" w:fill="D9E1F2"/>
+          </w:tcPr>
+          <w:p>
+            <w:pPr>
+              <w:spacing w:before="60" w:after="60" w:line="240" w:lineRule="auto"/>
+              <w:jc w:val="center"/>
+            </w:pPr>
+            <w:r>
+              <w:rPr>
+                <w:rFonts w:ascii="Times New Roman" w:hAnsi="Times New Roman"/>
+                <w:b w:val="0"/>
+                <w:color w:val="000000"/>
+                <w:sz w:val="18"/>
+              </w:rPr>
+            </w:r>
+          </w:p>
+        </w:tc>
+        <w:tc>
+          <w:tcPr>
+            <w:tcW w:w="523" w:type="dxa"/>
+            <w:shd w:val="clear" w:color="auto" w:fill="D9E1F2"/>
+          </w:tcPr>
+          <w:p>
+            <w:pPr>
+              <w:spacing w:before="60" w:after="60" w:line="240" w:lineRule="auto"/>
+              <w:jc w:val="center"/>
+            </w:pPr>
+            <w:r>
+              <w:rPr>
+                <w:rFonts w:ascii="Times New Roman" w:hAnsi="Times New Roman"/>
+                <w:b w:val="0"/>
+                <w:color w:val="000000"/>
+                <w:sz w:val="18"/>
+              </w:rPr>
+            </w:r>
+          </w:p>
+        </w:tc>
+        <w:tc>
+          <w:tcPr>
+            <w:tcW w:w="523" w:type="dxa"/>
+            <w:shd w:val="clear" w:color="auto" w:fill="D9E1F2"/>
+          </w:tcPr>
+          <w:p>
+            <w:pPr>
+              <w:spacing w:before="60" w:after="60" w:line="240" w:lineRule="auto"/>
+              <w:jc w:val="center"/>
+            </w:pPr>
+            <w:r>
+              <w:rPr>
+                <w:rFonts w:ascii="Times New Roman" w:hAnsi="Times New Roman"/>
+                <w:b w:val="0"/>
+                <w:color w:val="000000"/>
+                <w:sz w:val="18"/>
+              </w:rPr>
+            </w:r>
+          </w:p>
+        </w:tc>
+        <w:tc>
+          <w:tcPr>
+            <w:tcW w:w="523" w:type="dxa"/>
+            <w:shd w:val="clear" w:color="auto" w:fill="70AD47"/>
+          </w:tcPr>
+          <w:p>
+            <w:pPr>
+              <w:spacing w:before="60" w:after="60" w:line="240" w:lineRule="auto"/>
+              <w:jc w:val="center"/>
+            </w:pPr>
+            <w:r>
+              <w:rPr>
+                <w:rFonts w:ascii="Times New Roman" w:hAnsi="Times New Roman"/>
+                <w:b w:val="0"/>
+                <w:color w:val="FFFFFF"/>
+                <w:sz w:val="18"/>
+              </w:rPr>
+              <w:t>✓</w:t>
+            </w:r>
+          </w:p>
+        </w:tc>
+        <w:tc>
+          <w:tcPr>
+            <w:tcW w:w="523" w:type="dxa"/>
             <w:shd w:val="clear" w:color="auto" w:fill="70AD47"/>
           </w:tcPr>
           <w:p>
@@ -4405,7 +6016,7 @@
           <w:b/>
           <w:sz w:val="24"/>
         </w:rPr>
-        <w:t>Aquí va el título de la primera base teórica</w:t>
+        <w:t>Procura y Gestión de Compras</w:t>
       </w:r>
       <w:bookmarkEnd w:id="bm_cap3_bases"/>
     </w:p>
@@ -4421,7 +6032,7 @@
           <w:i w:val="0"/>
           <w:sz w:val="24"/>
         </w:rPr>
-        <w:t>Aquí va el desarrollo teórico del primer tema. [Completar con la definición y autores que sustentan este concepto.]</w:t>
+        <w:t>La procura se define como el conjunto de actividades orientadas a la adquisición de bienes, materiales e insumos necesarios para el funcionamiento continuo de una organización. Monterroso (2002) establece que la gestión de abastecimiento eficiente no se limita a la ejecución de compras, sino que abarca la planificación de necesidades, la selección de proveedores, la negociación de condiciones y el control del cumplimiento de los requerimientos en tiempo, calidad y costo.</w:t>
       </w:r>
     </w:p>
     <w:p>
@@ -4436,7 +6047,43 @@
           <w:i w:val="0"/>
           <w:sz w:val="24"/>
         </w:rPr>
-        <w:t>Aquí va un segundo párrafo de desarrollo. [Completar con la aplicación del concepto al proyecto.]</w:t>
+        <w:t>En el contexto del departamento administrativo de Lubricantes y Equipos Varyna, C.A., la procura cumple un rol estratégico al garantizar la disponibilidad oportuna de insumos para las operaciones industriales y de campo. La ausencia de procedimientos formalizados en este ciclo genera interrupciones en la cadena de suministro interna, evidenciando la necesidad de una propuesta de optimización procedimental que estandarice cada fase del proceso de adquisición.</w:t>
+      </w:r>
+    </w:p>
+    <w:p>
+      <w:pPr>
+        <w:spacing w:line="240" w:lineRule="auto" w:before="720" w:after="240"/>
+        <w:ind w:left="709" w:right="709"/>
+        <w:jc w:val="both"/>
+      </w:pPr>
+      <w:r>
+        <w:rPr>
+          <w:rFonts w:ascii="Times New Roman" w:hAnsi="Times New Roman"/>
+          <w:sz w:val="24"/>
+        </w:rPr>
+        <w:t>La gestión de compras y abastecimiento comprende un conjunto de actividades que permiten identificar las necesidades de materiales e insumos de la organización, seleccionar adecuadamente a los proveedores, negociar las condiciones de adquisición más convenientes y asegurar que los bienes requeridos lleguen en las cantidades correctas, en el momento oportuno y al menor costo posible, contribuyendo directamente a la eficiencia operativa de la empresa.</w:t>
+      </w:r>
+      <w:r>
+        <w:rPr>
+          <w:rFonts w:ascii="Times New Roman" w:hAnsi="Times New Roman"/>
+          <w:sz w:val="24"/>
+        </w:rPr>
+        <w:t xml:space="preserve"> (Monterroso, 2002, p. 3)</w:t>
+      </w:r>
+    </w:p>
+    <w:p>
+      <w:pPr>
+        <w:spacing w:line="360" w:lineRule="auto" w:after="0" w:before="0"/>
+        <w:ind w:firstLine="709"/>
+        <w:jc w:val="both"/>
+      </w:pPr>
+      <w:r>
+        <w:rPr>
+          <w:rFonts w:ascii="Times New Roman" w:hAnsi="Times New Roman"/>
+          <w:i w:val="0"/>
+          <w:sz w:val="24"/>
+        </w:rPr>
+        <w:t>Aquí va el comentario posterior a la cita (opcional, solo si se usa cita larga).</w:t>
       </w:r>
     </w:p>
     <w:p>
@@ -4450,7 +6097,7 @@
           <w:b/>
           <w:sz w:val="24"/>
         </w:rPr>
-        <w:t>Aquí va el título de la segunda base teórica</w:t>
+        <w:t>Proceso Administrativo</w:t>
       </w:r>
     </w:p>
     <w:p>
@@ -4465,7 +6112,154 @@
           <w:i w:val="0"/>
           <w:sz w:val="24"/>
         </w:rPr>
-        <w:t>Aquí va el desarrollo teórico del segundo tema. [Completar con la definición y autores que sustentan este concepto.]</w:t>
+        <w:t>El proceso administrativo constituye el marco conceptual fundamental que rige el funcionamiento de las organizaciones modernas. Chiavenato (2006) lo describe como el conjunto secuencial e interrelacionado de funciones de planificación, organización, dirección y control, orientadas al logro eficiente de los objetivos organizacionales mediante el uso racional de los recursos disponibles.</w:t>
+      </w:r>
+    </w:p>
+    <w:p>
+      <w:pPr>
+        <w:spacing w:line="360" w:lineRule="auto" w:after="0" w:before="0"/>
+        <w:ind w:firstLine="709"/>
+        <w:jc w:val="both"/>
+      </w:pPr>
+      <w:r>
+        <w:rPr>
+          <w:rFonts w:ascii="Times New Roman" w:hAnsi="Times New Roman"/>
+          <w:i w:val="0"/>
+          <w:sz w:val="24"/>
+        </w:rPr>
+        <w:t>Aplicado al contexto de la procura, el proceso administrativo provee la estructura metodológica necesaria para formalizar cada etapa del ciclo de compras. La planificación define las necesidades y tiempos de adquisición; la organización asigna responsabilidades claras a cada actor del proceso; la dirección asegura la ejecución coordinada de las actividades; y el control verifica el cumplimiento de los procedimientos y detecta desviaciones que requieren corrección.</w:t>
+      </w:r>
+    </w:p>
+    <w:p>
+      <w:pPr>
+        <w:spacing w:before="480" w:after="480" w:line="360" w:lineRule="auto"/>
+        <w:jc w:val="left"/>
+      </w:pPr>
+      <w:r>
+        <w:rPr>
+          <w:rFonts w:ascii="Times New Roman" w:hAnsi="Times New Roman"/>
+          <w:b/>
+          <w:sz w:val="24"/>
+        </w:rPr>
+        <w:t>Control Interno en los Procesos de Compras</w:t>
+      </w:r>
+    </w:p>
+    <w:p>
+      <w:pPr>
+        <w:spacing w:line="360" w:lineRule="auto" w:after="0" w:before="0"/>
+        <w:ind w:firstLine="709"/>
+        <w:jc w:val="both"/>
+      </w:pPr>
+      <w:r>
+        <w:rPr>
+          <w:rFonts w:ascii="Times New Roman" w:hAnsi="Times New Roman"/>
+          <w:i w:val="0"/>
+          <w:sz w:val="24"/>
+        </w:rPr>
+        <w:t>El control interno se define como el proceso diseñado e implementado por la dirección de una organización para proporcionar una seguridad razonable sobre la consecución de los objetivos en las categorías de eficiencia operativa, confiabilidad de la información financiera y cumplimiento de las normas aplicables. Mantilla (2005) señala que un sistema de control interno robusto en el área de compras minimiza los riesgos de fraude, duplicidad de pagos y adquisiciones no autorizadas.</w:t>
+      </w:r>
+    </w:p>
+    <w:p>
+      <w:pPr>
+        <w:spacing w:line="360" w:lineRule="auto" w:after="0" w:before="0"/>
+        <w:ind w:firstLine="709"/>
+        <w:jc w:val="both"/>
+      </w:pPr>
+      <w:r>
+        <w:rPr>
+          <w:rFonts w:ascii="Times New Roman" w:hAnsi="Times New Roman"/>
+          <w:i w:val="0"/>
+          <w:sz w:val="24"/>
+        </w:rPr>
+        <w:t>En el proceso de procura de Lubricantes y Equipos Varyna, C.A., el fortalecimiento del control interno implica la definición de niveles de autorización por monto de compra, la implementación de formularios estandarizados de solicitud y la trazabilidad documental de cada expediente desde la requisición hasta la orden de compra cerrada. Estas medidas reducen la discrecionalidad en las decisiones de adquisición y aumentan la transparencia del proceso.</w:t>
+      </w:r>
+    </w:p>
+    <w:p>
+      <w:pPr>
+        <w:spacing w:before="480" w:after="480" w:line="360" w:lineRule="auto"/>
+        <w:jc w:val="left"/>
+      </w:pPr>
+      <w:r>
+        <w:rPr>
+          <w:rFonts w:ascii="Times New Roman" w:hAnsi="Times New Roman"/>
+          <w:b/>
+          <w:sz w:val="24"/>
+        </w:rPr>
+        <w:t>Optimización de Procesos Organizacionales</w:t>
+      </w:r>
+    </w:p>
+    <w:p>
+      <w:pPr>
+        <w:spacing w:line="360" w:lineRule="auto" w:after="0" w:before="0"/>
+        <w:ind w:firstLine="709"/>
+        <w:jc w:val="both"/>
+      </w:pPr>
+      <w:r>
+        <w:rPr>
+          <w:rFonts w:ascii="Times New Roman" w:hAnsi="Times New Roman"/>
+          <w:i w:val="0"/>
+          <w:sz w:val="24"/>
+        </w:rPr>
+        <w:t>La optimización de procesos organizacionales consiste en el análisis sistemático de los flujos de trabajo existentes con el propósito de identificar ineficiencias, eliminar pasos redundantes y rediseñar los procedimientos para lograr los mismos resultados con menor consumo de tiempo y recursos. Según Harrington (1993), un proceso optimizado debe ser simple, medible, controlable y adaptable a las variaciones del entorno operativo.</w:t>
+      </w:r>
+    </w:p>
+    <w:p>
+      <w:pPr>
+        <w:spacing w:line="360" w:lineRule="auto" w:after="0" w:before="0"/>
+        <w:ind w:firstLine="709"/>
+        <w:jc w:val="both"/>
+      </w:pPr>
+      <w:r>
+        <w:rPr>
+          <w:rFonts w:ascii="Times New Roman" w:hAnsi="Times New Roman"/>
+          <w:i w:val="0"/>
+          <w:sz w:val="24"/>
+        </w:rPr>
+        <w:t>En el ámbito de la administración de compras, la optimización procedimental se traduce en la reducción de los ciclos de aprobación, la estandarización de los formatos de cotización y la clarificación de los roles y responsabilidades de cada actor. El resultado esperado es una disminución verificable de los tiempos de respuesta en la adquisición de insumos y una mejora en la capacidad de la organización para anticipar sus necesidades de abastecimiento.</w:t>
+      </w:r>
+    </w:p>
+    <w:p>
+      <w:pPr>
+        <w:spacing w:before="480" w:after="480" w:line="360" w:lineRule="auto"/>
+        <w:jc w:val="left"/>
+      </w:pPr>
+      <w:r>
+        <w:rPr>
+          <w:rFonts w:ascii="Times New Roman" w:hAnsi="Times New Roman"/>
+          <w:b/>
+          <w:sz w:val="24"/>
+        </w:rPr>
+        <w:t>Proyecto Factible como Modalidad de Investigación</w:t>
+      </w:r>
+    </w:p>
+    <w:p>
+      <w:pPr>
+        <w:spacing w:line="360" w:lineRule="auto" w:after="0" w:before="0"/>
+        <w:ind w:firstLine="709"/>
+        <w:jc w:val="both"/>
+      </w:pPr>
+      <w:r>
+        <w:rPr>
+          <w:rFonts w:ascii="Times New Roman" w:hAnsi="Times New Roman"/>
+          <w:i w:val="0"/>
+          <w:sz w:val="24"/>
+        </w:rPr>
+        <w:t>La Universidad Pedagógica Experimental Libertador (UPEL, 2016) define el proyecto factible como la investigación, elaboración y desarrollo de una propuesta de un modelo operativo viable para solucionar problemas, requerimientos o necesidades de organizaciones o grupos sociales. Esta modalidad exige la comprobación de la viabilidad técnica y operativa de la solución planteada, sustentada en un diagnóstico de campo que evidencie la situación deficitaria que da origen a la propuesta.</w:t>
+      </w:r>
+    </w:p>
+    <w:p>
+      <w:pPr>
+        <w:spacing w:line="360" w:lineRule="auto" w:after="0" w:before="0"/>
+        <w:ind w:firstLine="709"/>
+        <w:jc w:val="both"/>
+      </w:pPr>
+      <w:r>
+        <w:rPr>
+          <w:rFonts w:ascii="Times New Roman" w:hAnsi="Times New Roman"/>
+          <w:i w:val="0"/>
+          <w:sz w:val="24"/>
+        </w:rPr>
+        <w:t>Arias (2012) complementa esta definición señalando que el proyecto factible avanza hasta proponer y, en muchos casos, desarrollar la solución, demostrando su aplicabilidad en el contexto real. El presente trabajo se enmarca en esta modalidad al partir del diagnóstico del proceso de procura en Lubricantes y Equipos Varyna, C.A., para proponer un conjunto de mejoras procedimentales cuya implementación es técnica y operativamente viable para la organización.</w:t>
       </w:r>
     </w:p>
     <w:p>
@@ -4551,7 +6345,7 @@
           <w:i w:val="0"/>
           <w:sz w:val="24"/>
         </w:rPr>
-        <w:t>Durante las seis (6) semanas de práctica profesional, se ejecutaron fases sucesivas de diagnóstico, análisis y diseño de la propuesta de optimización:</w:t>
+        <w:t>Durante las diez (10) semanas de práctica profesional, se ejecutaron fases sucesivas de diagnóstico, análisis y diseño de la propuesta de optimización:</w:t>
       </w:r>
     </w:p>
     <w:p>
@@ -4594,7 +6388,7 @@
           <w:rFonts w:ascii="Times New Roman" w:hAnsi="Times New Roman"/>
           <w:sz w:val="24"/>
         </w:rPr>
-        <w:t>Aquí va la actividad operativa de la semana 1. [Completar con la tarea realizada en la empresa.]</w:t>
+        <w:t>Inducción institucional, recorrido por las instalaciones, presentación ante el equipo del departamento administrativo y familiarización con los procedimientos generales de la empresa y el área de procura.</w:t>
       </w:r>
     </w:p>
     <w:p>
@@ -4623,7 +6417,7 @@
           <w:rFonts w:ascii="Times New Roman" w:hAnsi="Times New Roman"/>
           <w:sz w:val="24"/>
         </w:rPr>
-        <w:t>Aquí va la actividad de investigación de la semana 1. [Completar con la tarea académica realizada.]</w:t>
+        <w:t>Observación directa del flujo procedimental de las solicitudes de compra, identificación preliminar de las etapas del ciclo de procura y formulación inicial de la situación problemática.</w:t>
       </w:r>
     </w:p>
     <w:p>
@@ -4666,7 +6460,7 @@
           <w:rFonts w:ascii="Times New Roman" w:hAnsi="Times New Roman"/>
           <w:sz w:val="24"/>
         </w:rPr>
-        <w:t>Aquí va la actividad operativa de la semana 2. [Completar con la tarea realizada en la empresa.]</w:t>
+        <w:t>Apoyo en la recepción, clasificación y registro de solicitudes de compra pendientes, y familiarización con el sistema de seguimiento de cotizaciones vigente en el departamento.</w:t>
       </w:r>
     </w:p>
     <w:p>
@@ -4695,7 +6489,7 @@
           <w:rFonts w:ascii="Times New Roman" w:hAnsi="Times New Roman"/>
           <w:sz w:val="24"/>
         </w:rPr>
-        <w:t>Aquí va la actividad de investigación de la semana 2. [Completar con la tarea académica realizada.]</w:t>
+        <w:t>Levantamiento detallado del flujo secuencial de las adquisiciones mediante entrevistas informales al personal encargado y elaboración del mapeo situacional del proceso actual.</w:t>
       </w:r>
     </w:p>
     <w:p>
@@ -4738,7 +6532,7 @@
           <w:rFonts w:ascii="Times New Roman" w:hAnsi="Times New Roman"/>
           <w:sz w:val="24"/>
         </w:rPr>
-        <w:t>Aquí va la actividad operativa de la semana 3. [Completar con la tarea realizada en la empresa.]</w:t>
+        <w:t>Colaboración en la tramitación de requisiciones de materiales e insumos, apoyo en la comunicación con proveedores y actualización del registro de cotizaciones en proceso.</w:t>
       </w:r>
     </w:p>
     <w:p>
@@ -4767,7 +6561,7 @@
           <w:rFonts w:ascii="Times New Roman" w:hAnsi="Times New Roman"/>
           <w:sz w:val="24"/>
         </w:rPr>
-        <w:t>Aquí va la actividad de investigación de la semana 3. [Completar con la tarea académica realizada.]</w:t>
+        <w:t>Aplicación de guía de entrevista estructurada al personal de compras y administración para identificar los cuellos de botella en las fases de seguimiento y aprobación.</w:t>
       </w:r>
     </w:p>
     <w:p>
@@ -4810,7 +6604,7 @@
           <w:rFonts w:ascii="Times New Roman" w:hAnsi="Times New Roman"/>
           <w:sz w:val="24"/>
         </w:rPr>
-        <w:t>Aquí va la actividad operativa de la semana 4. [Completar con la tarea realizada en la empresa.]</w:t>
+        <w:t>Apoyo en el seguimiento de órdenes de compra abiertas, verificación del estatus de cotizaciones pendientes de respuesta y actualización del registro de proveedores activos.</w:t>
       </w:r>
     </w:p>
     <w:p>
@@ -4839,7 +6633,7 @@
           <w:rFonts w:ascii="Times New Roman" w:hAnsi="Times New Roman"/>
           <w:sz w:val="24"/>
         </w:rPr>
-        <w:t>Aquí va la actividad de investigación de la semana 4. [Completar con la tarea académica realizada.]</w:t>
+        <w:t>Revisión y análisis de expedientes históricos de compras para determinar los tiempos promedio de respuesta en cada fase del ciclo de adquisición e identificación de las etapas críticas.</w:t>
       </w:r>
     </w:p>
     <w:p>
@@ -4882,7 +6676,7 @@
           <w:rFonts w:ascii="Times New Roman" w:hAnsi="Times New Roman"/>
           <w:sz w:val="24"/>
         </w:rPr>
-        <w:t>Aquí va la actividad operativa de la semana 5. [Completar con la tarea realizada en la empresa.]</w:t>
+        <w:t>Tramitación de solicitudes de compra recibidas durante la semana, apoyo en la elaboración de cuadros comparativos de cotizaciones y actualización de la base de proveedores.</w:t>
       </w:r>
     </w:p>
     <w:p>
@@ -4911,7 +6705,7 @@
           <w:rFonts w:ascii="Times New Roman" w:hAnsi="Times New Roman"/>
           <w:sz w:val="24"/>
         </w:rPr>
-        <w:t>Aquí va la actividad de investigación de la semana 5. [Completar con la tarea académica realizada.]</w:t>
+        <w:t>Análisis cualitativo y cuantitativo de las causas organizativas que generan retrasos mediante diagramas causa-efecto y clasificación jerárquica de los factores determinantes.</w:t>
       </w:r>
     </w:p>
     <w:p>
@@ -4954,7 +6748,7 @@
           <w:rFonts w:ascii="Times New Roman" w:hAnsi="Times New Roman"/>
           <w:sz w:val="24"/>
         </w:rPr>
-        <w:t>Aquí va la actividad operativa de la semana 6. [Completar con la tarea realizada en la empresa.]</w:t>
+        <w:t>Colaboración en el seguimiento a cotizaciones pendientes de aprobación gerencial y apoyo en la actualización de expedientes de compras activos del período.</w:t>
       </w:r>
     </w:p>
     <w:p>
@@ -4983,7 +6777,295 @@
           <w:rFonts w:ascii="Times New Roman" w:hAnsi="Times New Roman"/>
           <w:sz w:val="24"/>
         </w:rPr>
-        <w:t>Aquí va la actividad de investigación de la semana 6. [Completar con la tarea académica realizada.]</w:t>
+        <w:t>Diseño del nuevo flujo de trabajo optimizado para el proceso de procura, con definición de los puntos de control, los responsables de cada etapa y los tiempos máximos de respuesta por fase.</w:t>
+      </w:r>
+    </w:p>
+    <w:p>
+      <w:pPr>
+        <w:spacing w:before="480" w:after="480" w:line="360" w:lineRule="auto"/>
+        <w:jc w:val="left"/>
+      </w:pPr>
+      <w:r>
+        <w:rPr>
+          <w:rFonts w:ascii="Times New Roman" w:hAnsi="Times New Roman"/>
+          <w:b/>
+          <w:sz w:val="24"/>
+        </w:rPr>
+        <w:t>Semana 7</w:t>
+      </w:r>
+    </w:p>
+    <w:p>
+      <w:pPr>
+        <w:spacing w:line="360" w:lineRule="auto"/>
+        <w:ind w:firstLine="709"/>
+        <w:jc w:val="both"/>
+      </w:pPr>
+      <w:r>
+        <w:rPr>
+          <w:rFonts w:ascii="Times New Roman" w:hAnsi="Times New Roman"/>
+          <w:sz w:val="24"/>
+        </w:rPr>
+        <w:t xml:space="preserve">1. </w:t>
+      </w:r>
+      <w:r>
+        <w:rPr>
+          <w:rFonts w:ascii="Times New Roman" w:hAnsi="Times New Roman"/>
+          <w:b/>
+          <w:sz w:val="24"/>
+        </w:rPr>
+        <w:t xml:space="preserve">Actividad operativa: </w:t>
+      </w:r>
+      <w:r>
+        <w:rPr>
+          <w:rFonts w:ascii="Times New Roman" w:hAnsi="Times New Roman"/>
+          <w:sz w:val="24"/>
+        </w:rPr>
+        <w:t>Apoyo en la recepción y procesamiento de requisiciones urgentes del período, y colaboración en la verificación de disponibilidad presupuestaria para compras en trámite.</w:t>
+      </w:r>
+    </w:p>
+    <w:p>
+      <w:pPr>
+        <w:spacing w:line="360" w:lineRule="auto"/>
+        <w:ind w:firstLine="709"/>
+        <w:jc w:val="both"/>
+      </w:pPr>
+      <w:r>
+        <w:rPr>
+          <w:rFonts w:ascii="Times New Roman" w:hAnsi="Times New Roman"/>
+          <w:sz w:val="24"/>
+        </w:rPr>
+        <w:t xml:space="preserve">2. </w:t>
+      </w:r>
+      <w:r>
+        <w:rPr>
+          <w:rFonts w:ascii="Times New Roman" w:hAnsi="Times New Roman"/>
+          <w:b/>
+          <w:sz w:val="24"/>
+        </w:rPr>
+        <w:t xml:space="preserve">Actividad de investigación: </w:t>
+      </w:r>
+      <w:r>
+        <w:rPr>
+          <w:rFonts w:ascii="Times New Roman" w:hAnsi="Times New Roman"/>
+          <w:sz w:val="24"/>
+        </w:rPr>
+        <w:t>Diseño de las plantillas estandarizadas de solicitud de cotización, orden de compra y seguimiento de estatus, adaptadas a los requerimientos operativos del departamento.</w:t>
+      </w:r>
+    </w:p>
+    <w:p>
+      <w:pPr>
+        <w:spacing w:before="480" w:after="480" w:line="360" w:lineRule="auto"/>
+        <w:jc w:val="left"/>
+      </w:pPr>
+      <w:r>
+        <w:rPr>
+          <w:rFonts w:ascii="Times New Roman" w:hAnsi="Times New Roman"/>
+          <w:b/>
+          <w:sz w:val="24"/>
+        </w:rPr>
+        <w:t>Semana 8</w:t>
+      </w:r>
+    </w:p>
+    <w:p>
+      <w:pPr>
+        <w:spacing w:line="360" w:lineRule="auto"/>
+        <w:ind w:firstLine="709"/>
+        <w:jc w:val="both"/>
+      </w:pPr>
+      <w:r>
+        <w:rPr>
+          <w:rFonts w:ascii="Times New Roman" w:hAnsi="Times New Roman"/>
+          <w:sz w:val="24"/>
+        </w:rPr>
+        <w:t xml:space="preserve">1. </w:t>
+      </w:r>
+      <w:r>
+        <w:rPr>
+          <w:rFonts w:ascii="Times New Roman" w:hAnsi="Times New Roman"/>
+          <w:b/>
+          <w:sz w:val="24"/>
+        </w:rPr>
+        <w:t xml:space="preserve">Actividad operativa: </w:t>
+      </w:r>
+      <w:r>
+        <w:rPr>
+          <w:rFonts w:ascii="Times New Roman" w:hAnsi="Times New Roman"/>
+          <w:sz w:val="24"/>
+        </w:rPr>
+        <w:t>Seguimiento a las órdenes de compra en proceso y apoyo en la actualización de los registros de proveedores y expedientes de adquisiciones del período administrativo.</w:t>
+      </w:r>
+    </w:p>
+    <w:p>
+      <w:pPr>
+        <w:spacing w:line="360" w:lineRule="auto"/>
+        <w:ind w:firstLine="709"/>
+        <w:jc w:val="both"/>
+      </w:pPr>
+      <w:r>
+        <w:rPr>
+          <w:rFonts w:ascii="Times New Roman" w:hAnsi="Times New Roman"/>
+          <w:sz w:val="24"/>
+        </w:rPr>
+        <w:t xml:space="preserve">2. </w:t>
+      </w:r>
+      <w:r>
+        <w:rPr>
+          <w:rFonts w:ascii="Times New Roman" w:hAnsi="Times New Roman"/>
+          <w:b/>
+          <w:sz w:val="24"/>
+        </w:rPr>
+        <w:t xml:space="preserve">Actividad de investigación: </w:t>
+      </w:r>
+      <w:r>
+        <w:rPr>
+          <w:rFonts w:ascii="Times New Roman" w:hAnsi="Times New Roman"/>
+          <w:sz w:val="24"/>
+        </w:rPr>
+        <w:t>Redacción del documento de propuesta de optimización procedimental, integrando el nuevo flujo, los formatos diseñados y las recomendaciones de mejora de control interno.</w:t>
+      </w:r>
+    </w:p>
+    <w:p>
+      <w:pPr>
+        <w:spacing w:before="480" w:after="480" w:line="360" w:lineRule="auto"/>
+        <w:jc w:val="left"/>
+      </w:pPr>
+      <w:r>
+        <w:rPr>
+          <w:rFonts w:ascii="Times New Roman" w:hAnsi="Times New Roman"/>
+          <w:b/>
+          <w:sz w:val="24"/>
+        </w:rPr>
+        <w:t>Semana 9</w:t>
+      </w:r>
+    </w:p>
+    <w:p>
+      <w:pPr>
+        <w:spacing w:line="360" w:lineRule="auto"/>
+        <w:ind w:firstLine="709"/>
+        <w:jc w:val="both"/>
+      </w:pPr>
+      <w:r>
+        <w:rPr>
+          <w:rFonts w:ascii="Times New Roman" w:hAnsi="Times New Roman"/>
+          <w:sz w:val="24"/>
+        </w:rPr>
+        <w:t xml:space="preserve">1. </w:t>
+      </w:r>
+      <w:r>
+        <w:rPr>
+          <w:rFonts w:ascii="Times New Roman" w:hAnsi="Times New Roman"/>
+          <w:b/>
+          <w:sz w:val="24"/>
+        </w:rPr>
+        <w:t xml:space="preserve">Actividad operativa: </w:t>
+      </w:r>
+      <w:r>
+        <w:rPr>
+          <w:rFonts w:ascii="Times New Roman" w:hAnsi="Times New Roman"/>
+          <w:sz w:val="24"/>
+        </w:rPr>
+        <w:t>Apoyo en el cierre administrativo del ciclo de compras del período y colaboración en el archivo ordenado de las órdenes de compra gestionadas durante la pasantía.</w:t>
+      </w:r>
+    </w:p>
+    <w:p>
+      <w:pPr>
+        <w:spacing w:line="360" w:lineRule="auto"/>
+        <w:ind w:firstLine="709"/>
+        <w:jc w:val="both"/>
+      </w:pPr>
+      <w:r>
+        <w:rPr>
+          <w:rFonts w:ascii="Times New Roman" w:hAnsi="Times New Roman"/>
+          <w:sz w:val="24"/>
+        </w:rPr>
+        <w:t xml:space="preserve">2. </w:t>
+      </w:r>
+      <w:r>
+        <w:rPr>
+          <w:rFonts w:ascii="Times New Roman" w:hAnsi="Times New Roman"/>
+          <w:b/>
+          <w:sz w:val="24"/>
+        </w:rPr>
+        <w:t xml:space="preserve">Actividad de investigación: </w:t>
+      </w:r>
+      <w:r>
+        <w:rPr>
+          <w:rFonts w:ascii="Times New Roman" w:hAnsi="Times New Roman"/>
+          <w:sz w:val="24"/>
+        </w:rPr>
+        <w:t>Validación de la propuesta con el tutor industrial, incorporación de observaciones y ajustes al documento final de optimización procedimental para su presentación formal.</w:t>
+      </w:r>
+    </w:p>
+    <w:p>
+      <w:pPr>
+        <w:spacing w:before="480" w:after="480" w:line="360" w:lineRule="auto"/>
+        <w:jc w:val="left"/>
+      </w:pPr>
+      <w:r>
+        <w:rPr>
+          <w:rFonts w:ascii="Times New Roman" w:hAnsi="Times New Roman"/>
+          <w:b/>
+          <w:sz w:val="24"/>
+        </w:rPr>
+        <w:t>Semana 10</w:t>
+      </w:r>
+    </w:p>
+    <w:p>
+      <w:pPr>
+        <w:spacing w:line="360" w:lineRule="auto"/>
+        <w:ind w:firstLine="709"/>
+        <w:jc w:val="both"/>
+      </w:pPr>
+      <w:r>
+        <w:rPr>
+          <w:rFonts w:ascii="Times New Roman" w:hAnsi="Times New Roman"/>
+          <w:sz w:val="24"/>
+        </w:rPr>
+        <w:t xml:space="preserve">1. </w:t>
+      </w:r>
+      <w:r>
+        <w:rPr>
+          <w:rFonts w:ascii="Times New Roman" w:hAnsi="Times New Roman"/>
+          <w:b/>
+          <w:sz w:val="24"/>
+        </w:rPr>
+        <w:t xml:space="preserve">Actividad operativa: </w:t>
+      </w:r>
+      <w:r>
+        <w:rPr>
+          <w:rFonts w:ascii="Times New Roman" w:hAnsi="Times New Roman"/>
+          <w:sz w:val="24"/>
+        </w:rPr>
+        <w:t>Presentación formal de la propuesta de mejora ante la gerencia del departamento administrativo y firma de la carta de aprobación del tutor industrial.</w:t>
+      </w:r>
+    </w:p>
+    <w:p>
+      <w:pPr>
+        <w:spacing w:line="360" w:lineRule="auto"/>
+        <w:ind w:firstLine="709"/>
+        <w:jc w:val="both"/>
+      </w:pPr>
+      <w:r>
+        <w:rPr>
+          <w:rFonts w:ascii="Times New Roman" w:hAnsi="Times New Roman"/>
+          <w:sz w:val="24"/>
+        </w:rPr>
+        <w:t xml:space="preserve">2. </w:t>
+      </w:r>
+      <w:r>
+        <w:rPr>
+          <w:rFonts w:ascii="Times New Roman" w:hAnsi="Times New Roman"/>
+          <w:b/>
+          <w:sz w:val="24"/>
+        </w:rPr>
+        <w:t xml:space="preserve">Actividad de investigación: </w:t>
+      </w:r>
+      <w:r>
+        <w:rPr>
+          <w:rFonts w:ascii="Times New Roman" w:hAnsi="Times New Roman"/>
+          <w:sz w:val="24"/>
+        </w:rPr>
+        <w:t>Consolidación y revisión final del informe académico de pasantías, incorporación de los anexos definitivos y preparación del documento para la entrega institucional.</w:t>
       </w:r>
     </w:p>
     <w:p>
@@ -5075,7 +7157,7 @@
           <w:rFonts w:ascii="Times New Roman" w:hAnsi="Times New Roman"/>
           <w:sz w:val="24"/>
         </w:rPr>
-        <w:t>Aquí va la conclusión correspondiente al primer objetivo específico. [Completar con el logro alcanzado.]</w:t>
+        <w:t>Se diagnosticó que el proceso actual de procura carece de una ruta formalizada de procesamiento de solicitudes, lo que genera que las requisiciones no sigan un canal claro desde su origen hasta la orden de compra, prolongando los tiempos de respuesta y dificultando el seguimiento de cada adquisición.</w:t>
       </w:r>
     </w:p>
     <w:p>
@@ -5096,7 +7178,7 @@
           <w:rFonts w:ascii="Times New Roman" w:hAnsi="Times New Roman"/>
           <w:sz w:val="24"/>
         </w:rPr>
-        <w:t>Aquí va la conclusión correspondiente al segundo objetivo específico. [Completar con el logro alcanzado.]</w:t>
+        <w:t>Se identificaron como principales cuellos de botella la ausencia de formatos estandarizados de solicitud, la falta de niveles de autorización definidos por monto y la inexistencia de un mecanismo de seguimiento del estatus de cotizaciones, concentrando la carga operativa en pocos actores del proceso.</w:t>
       </w:r>
     </w:p>
     <w:p>
@@ -5117,7 +7199,7 @@
           <w:rFonts w:ascii="Times New Roman" w:hAnsi="Times New Roman"/>
           <w:sz w:val="24"/>
         </w:rPr>
-        <w:t>Aquí va la conclusión correspondiente al tercer objetivo específico. [Completar con el logro alcanzado.]</w:t>
+        <w:t>Se determinó que las causas organizativas de los retrasos en el ciclo de adquisición responden a la ausencia de procedimientos escritos, la dispersión de responsabilidades y la inexistencia de indicadores que permitan medir el desempeño del proceso de compras.</w:t>
       </w:r>
     </w:p>
     <w:p>
@@ -5138,7 +7220,7 @@
           <w:rFonts w:ascii="Times New Roman" w:hAnsi="Times New Roman"/>
           <w:sz w:val="24"/>
         </w:rPr>
-        <w:t>Aquí va la conclusión correspondiente al cuarto objetivo específico. [Completar con el logro alcanzado.]</w:t>
+        <w:t>Se diseñó una propuesta de mejora procedimental que contempla un nuevo flujo de trabajo con puntos de control definidos, plantillas estandarizadas de cotización y orden de compra, y una matriz de autorización por monto, herramientas que en conjunto fortalecen el control interno y agilizar el ciclo de adquisición.</w:t>
       </w:r>
     </w:p>
     <w:p>
@@ -5175,7 +7257,7 @@
           <w:rFonts w:ascii="Times New Roman" w:hAnsi="Times New Roman"/>
           <w:sz w:val="24"/>
         </w:rPr>
-        <w:t>Aquí va la primera recomendación. [Completar con la acción sugerida.]</w:t>
+        <w:t>Implementar el nuevo flujo de trabajo propuesto de forma gradual, comenzando por la formalización del canal de recepción de requisiciones y la adopción de las plantillas estandarizadas de solicitud de cotización y orden de compra.</w:t>
       </w:r>
     </w:p>
     <w:p>
@@ -5196,7 +7278,7 @@
           <w:rFonts w:ascii="Times New Roman" w:hAnsi="Times New Roman"/>
           <w:sz w:val="24"/>
         </w:rPr>
-        <w:t>Aquí va la segunda recomendación. [Completar con la acción sugerida.]</w:t>
+        <w:t>Socializar el manual de procedimientos de procura con todo el personal involucrado en el ciclo de compras, garantizando que cada actor conozca sus responsabilidades y los tiempos máximos de respuesta establecidos para cada fase.</w:t>
       </w:r>
     </w:p>
     <w:p>
@@ -5217,7 +7299,7 @@
           <w:rFonts w:ascii="Times New Roman" w:hAnsi="Times New Roman"/>
           <w:sz w:val="24"/>
         </w:rPr>
-        <w:t>Aquí va la tercera recomendación. [Completar con la acción sugerida.]</w:t>
+        <w:t>Establecer indicadores de gestión para el proceso de procura, tales como el tiempo promedio de ciclo de compra y el porcentaje de requisiciones tramitadas dentro del plazo, con seguimiento mensual por parte de la gerencia administrativa.</w:t>
       </w:r>
     </w:p>
     <w:p>
@@ -5238,7 +7320,7 @@
           <w:rFonts w:ascii="Times New Roman" w:hAnsi="Times New Roman"/>
           <w:sz w:val="24"/>
         </w:rPr>
-        <w:t>Aquí va la cuarta recomendación. [Completar con la acción sugerida.]</w:t>
+        <w:t>Revisar y actualizar el procedimiento optimizado al menos una vez al año, incorporando las lecciones aprendidas durante su ejecución y los cambios en las condiciones operativas o normativas de la organización.</w:t>
       </w:r>
     </w:p>
     <w:p>
@@ -5298,7 +7380,7 @@
           <w:rFonts w:ascii="Times New Roman" w:hAnsi="Times New Roman"/>
           <w:sz w:val="24"/>
         </w:rPr>
-        <w:t>Aquí va la primera referencia bibliográfica en formato APA. [Completar con autor, año, título, editorial y ciudad.]</w:t>
+        <w:t>Arias, F. (2012). El proyecto de investigación: Introducción a la metodología científica (6ta ed.). Episteme, Venezuela.</w:t>
       </w:r>
     </w:p>
     <w:p>
@@ -5312,7 +7394,7 @@
           <w:rFonts w:ascii="Times New Roman" w:hAnsi="Times New Roman"/>
           <w:sz w:val="24"/>
         </w:rPr>
-        <w:t>Aquí va la segunda referencia bibliográfica en formato APA. [Completar con autor, año, título, editorial y ciudad.]</w:t>
+        <w:t>Chiavenato, I. (2006). Introducción a la teoría general de la administración (7ma ed.). McGraw-Hill, México.</w:t>
       </w:r>
     </w:p>
     <w:p>
@@ -5326,7 +7408,49 @@
           <w:rFonts w:ascii="Times New Roman" w:hAnsi="Times New Roman"/>
           <w:sz w:val="24"/>
         </w:rPr>
-        <w:t>Aquí va la tercera referencia bibliográfica en formato APA. [Completar con autor, año, título, editorial y ciudad.]</w:t>
+        <w:t>Harrington, H. J. (1993). Mejoramiento de los procesos de la empresa. McGraw-Hill, Colombia.</w:t>
+      </w:r>
+    </w:p>
+    <w:p>
+      <w:pPr>
+        <w:spacing w:line="240" w:lineRule="auto" w:after="480" w:before="0"/>
+        <w:ind w:left="425" w:hanging="425"/>
+        <w:jc w:val="both"/>
+      </w:pPr>
+      <w:r>
+        <w:rPr>
+          <w:rFonts w:ascii="Times New Roman" w:hAnsi="Times New Roman"/>
+          <w:sz w:val="24"/>
+        </w:rPr>
+        <w:t>Mantilla, S. (2005). Control interno: Informe COSO (4ta ed.). Ecoe Ediciones, Colombia.</w:t>
+      </w:r>
+    </w:p>
+    <w:p>
+      <w:pPr>
+        <w:spacing w:line="240" w:lineRule="auto" w:after="480" w:before="0"/>
+        <w:ind w:left="425" w:hanging="425"/>
+        <w:jc w:val="both"/>
+      </w:pPr>
+      <w:r>
+        <w:rPr>
+          <w:rFonts w:ascii="Times New Roman" w:hAnsi="Times New Roman"/>
+          <w:sz w:val="24"/>
+        </w:rPr>
+        <w:t>Monterroso, E. (2002). El proceso de abastecimiento: El aprovisionamiento. Universidad Nacional de Luján, Argentina.</w:t>
+      </w:r>
+    </w:p>
+    <w:p>
+      <w:pPr>
+        <w:spacing w:line="240" w:lineRule="auto" w:after="480" w:before="0"/>
+        <w:ind w:left="425" w:hanging="425"/>
+        <w:jc w:val="both"/>
+      </w:pPr>
+      <w:r>
+        <w:rPr>
+          <w:rFonts w:ascii="Times New Roman" w:hAnsi="Times New Roman"/>
+          <w:sz w:val="24"/>
+        </w:rPr>
+        <w:t>Universidad Pedagógica Experimental Libertador. (2016). Manual de trabajos de grado de especialización y maestría y tesis doctorales (5ta ed.). FEDUPEL, Venezuela.</w:t>
       </w:r>
     </w:p>
     <w:p>

--- a/keidy/reportes/Informe_Pasantia_IUTECP.docx
+++ b/keidy/reportes/Informe_Pasantia_IUTECP.docx
@@ -40,7 +40,7 @@
           <w:b/>
           <w:sz w:val="24"/>
         </w:rPr>
-        <w:t>"ELÍAS CALIXTO POMPA" (IUTECP)</w:t>
+        <w:t>"ELÍAS CALIXTO POMPA"</w:t>
         <w:br/>
       </w:r>
       <w:r>
@@ -54,7 +54,47 @@
     </w:p>
     <w:p>
       <w:pPr>
-        <w:spacing w:line="276" w:lineRule="auto" w:before="3844" w:after="0"/>
+        <w:spacing w:before="120" w:after="120"/>
+        <w:jc w:val="center"/>
+      </w:pPr>
+      <w:r>
+        <w:drawing>
+          <wp:inline xmlns:a="http://schemas.openxmlformats.org/drawingml/2006/main" xmlns:pic="http://schemas.openxmlformats.org/drawingml/2006/picture">
+            <wp:extent cx="1620000" cy="1440000"/>
+            <wp:docPr id="1" name="Picture 1"/>
+            <wp:cNvGraphicFramePr>
+              <a:graphicFrameLocks noChangeAspect="1"/>
+            </wp:cNvGraphicFramePr>
+            <a:graphic>
+              <a:graphicData uri="http://schemas.openxmlformats.org/drawingml/2006/picture">
+                <pic:pic>
+                  <pic:nvPicPr>
+                    <pic:cNvPr id="0" name="iutecp.png"/>
+                    <pic:cNvPicPr/>
+                  </pic:nvPicPr>
+                  <pic:blipFill>
+                    <a:blip r:embed="rId9"/>
+                    <a:stretch>
+                      <a:fillRect/>
+                    </a:stretch>
+                  </pic:blipFill>
+                  <pic:spPr>
+                    <a:xfrm>
+                      <a:off x="0" y="0"/>
+                      <a:ext cx="1620000" cy="1440000"/>
+                    </a:xfrm>
+                    <a:prstGeom prst="rect"/>
+                  </pic:spPr>
+                </pic:pic>
+              </a:graphicData>
+            </a:graphic>
+          </wp:inline>
+        </w:drawing>
+      </w:r>
+    </w:p>
+    <w:p>
+      <w:pPr>
+        <w:spacing w:line="276" w:lineRule="auto" w:before="1344" w:after="0"/>
         <w:jc w:val="center"/>
       </w:pPr>
       <w:r>
@@ -105,7 +145,7 @@
     <w:p>
       <w:pPr>
         <w:sectPr>
-          <w:footerReference w:type="default" r:id="rId11"/>
+          <w:footerReference w:type="default" r:id="rId12"/>
           <w:pgSz w:w="12240" w:h="15840"/>
           <w:pgMar w:top="1701" w:right="1701" w:bottom="1701" w:left="2268" w:header="720" w:footer="720" w:gutter="0"/>
           <w:cols w:space="720"/>
@@ -151,7 +191,7 @@
           <w:b/>
           <w:sz w:val="24"/>
         </w:rPr>
-        <w:t>"ELÍAS CALIXTO POMPA" (IUTECP)</w:t>
+        <w:t>"ELÍAS CALIXTO POMPA"</w:t>
         <w:br/>
       </w:r>
       <w:r>
@@ -165,7 +205,7 @@
     </w:p>
     <w:p>
       <w:pPr>
-        <w:spacing w:line="276" w:lineRule="auto" w:before="3844" w:after="0"/>
+        <w:spacing w:line="276" w:lineRule="auto" w:before="2973" w:after="0"/>
         <w:jc w:val="center"/>
       </w:pPr>
       <w:r>
@@ -179,8 +219,8 @@
     </w:p>
     <w:p>
       <w:pPr>
-        <w:spacing w:line="276" w:lineRule="auto" w:before="2557" w:after="0"/>
-        <w:jc w:val="right"/>
+        <w:spacing w:line="276" w:lineRule="auto" w:before="2309" w:after="160"/>
+        <w:jc w:val="left"/>
       </w:pPr>
       <w:r>
         <w:rPr>
@@ -198,16 +238,13 @@
           <w:sz w:val="24"/>
         </w:rPr>
         <w:t>C.I.: 28.706.352</w:t>
-        <w:br/>
-      </w:r>
-      <w:r>
-        <w:rPr>
-          <w:rFonts w:ascii="Times New Roman" w:hAnsi="Times New Roman"/>
-          <w:b/>
-          <w:sz w:val="24"/>
-        </w:rPr>
-        <w:br/>
-      </w:r>
+      </w:r>
+    </w:p>
+    <w:p>
+      <w:pPr>
+        <w:spacing w:line="276" w:lineRule="auto" w:before="0" w:after="0"/>
+        <w:jc w:val="right"/>
+      </w:pPr>
       <w:r>
         <w:rPr>
           <w:rFonts w:ascii="Times New Roman" w:hAnsi="Times New Roman"/>
@@ -240,7 +277,7 @@
           <w:b/>
           <w:sz w:val="24"/>
         </w:rPr>
-        <w:t>Tutor Académico: Lic. Carlos Mendoza</w:t>
+        <w:t>Tutor Académico: Dra. Carmen J. Álvarez</w:t>
         <w:br/>
       </w:r>
       <w:r>
@@ -249,12 +286,12 @@
           <w:b/>
           <w:sz w:val="24"/>
         </w:rPr>
-        <w:t>C.I.: 4.273.815</w:t>
+        <w:t>C.I.: 14.452.956</w:t>
       </w:r>
     </w:p>
     <w:p>
       <w:pPr>
-        <w:spacing w:line="276" w:lineRule="auto" w:before="653" w:after="0"/>
+        <w:spacing w:line="276" w:lineRule="auto" w:before="777" w:after="0"/>
         <w:jc w:val="center"/>
       </w:pPr>
       <w:r>
@@ -268,7 +305,7 @@
     <w:p>
       <w:pPr>
         <w:sectPr>
-          <w:footerReference w:type="default" r:id="rId12"/>
+          <w:footerReference w:type="default" r:id="rId13"/>
           <w:pgSz w:w="12240" w:h="15840"/>
           <w:pgMar w:top="1701" w:right="1701" w:bottom="1701" w:left="2268" w:header="720" w:footer="720" w:gutter="0"/>
           <w:cols w:space="720"/>
@@ -278,7 +315,7 @@
       </w:pPr>
     </w:p>
     <w:p>
-      <w:bookmarkStart w:id="bm_dedicatoria" w:name="bm_dedicatoria"/>
+      <w:bookmarkStart w:id="bm_agradecimientos" w:name="bm_agradecimientos"/>
       <w:pPr>
         <w:spacing w:after="480"/>
         <w:jc w:val="center"/>
@@ -289,14 +326,14 @@
           <w:b/>
           <w:sz w:val="24"/>
         </w:rPr>
-        <w:t>DEDICATORIA</w:t>
-      </w:r>
-      <w:bookmarkEnd w:id="bm_dedicatoria"/>
+        <w:t>AGRADECIMIENTOS</w:t>
+      </w:r>
+      <w:bookmarkEnd w:id="bm_agradecimientos"/>
     </w:p>
     <w:p>
       <w:pPr>
         <w:sectPr>
-          <w:footerReference w:type="default" r:id="rId13"/>
+          <w:footerReference w:type="default" r:id="rId14"/>
           <w:pgSz w:w="12240" w:h="15840"/>
           <w:pgMar w:top="2835" w:right="1701" w:bottom="1701" w:left="2268" w:header="720" w:footer="720" w:gutter="0"/>
           <w:cols w:space="720"/>
@@ -317,13 +354,13 @@
           <w:i w:val="0"/>
           <w:sz w:val="24"/>
         </w:rPr>
-        <w:t>Aquí va la dedicatoria.</w:t>
+        <w:t>Aquí van los agradecimientos.</w:t>
       </w:r>
     </w:p>
     <w:p>
       <w:pPr>
         <w:sectPr>
-          <w:footerReference w:type="default" r:id="rId14"/>
+          <w:footerReference w:type="default" r:id="rId15"/>
           <w:type w:val="continuous"/>
           <w:pgSz w:w="12240" w:h="15840"/>
           <w:pgMar w:top="1701" w:right="1701" w:bottom="1701" w:left="2268" w:header="720" w:footer="720" w:gutter="0"/>
@@ -334,7 +371,7 @@
       </w:pPr>
     </w:p>
     <w:p>
-      <w:bookmarkStart w:id="bm_agradecimientos" w:name="bm_agradecimientos"/>
+      <w:bookmarkStart w:id="bm_dedicatoria" w:name="bm_dedicatoria"/>
       <w:pPr>
         <w:spacing w:after="480"/>
         <w:jc w:val="center"/>
@@ -345,14 +382,14 @@
           <w:b/>
           <w:sz w:val="24"/>
         </w:rPr>
-        <w:t>AGRADECIMIENTOS</w:t>
-      </w:r>
-      <w:bookmarkEnd w:id="bm_agradecimientos"/>
+        <w:t>DEDICATORIA</w:t>
+      </w:r>
+      <w:bookmarkEnd w:id="bm_dedicatoria"/>
     </w:p>
     <w:p>
       <w:pPr>
         <w:sectPr>
-          <w:footerReference w:type="default" r:id="rId15"/>
+          <w:footerReference w:type="default" r:id="rId16"/>
           <w:pgSz w:w="12240" w:h="15840"/>
           <w:pgMar w:top="2835" w:right="1701" w:bottom="1701" w:left="2268" w:header="720" w:footer="720" w:gutter="0"/>
           <w:cols w:space="720"/>
@@ -373,13 +410,13 @@
           <w:i w:val="0"/>
           <w:sz w:val="24"/>
         </w:rPr>
-        <w:t>Aquí van los agradecimientos.</w:t>
+        <w:t>Aquí va la dedicatoria.</w:t>
       </w:r>
     </w:p>
     <w:p>
       <w:pPr>
         <w:sectPr>
-          <w:footerReference w:type="default" r:id="rId16"/>
+          <w:footerReference w:type="default" r:id="rId17"/>
           <w:type w:val="continuous"/>
           <w:pgSz w:w="12240" w:h="15840"/>
           <w:pgMar w:top="1701" w:right="1701" w:bottom="1701" w:left="2268" w:header="720" w:footer="720" w:gutter="0"/>
@@ -390,7 +427,6 @@
       </w:pPr>
     </w:p>
     <w:p>
-      <w:bookmarkStart w:id="bm_resumen" w:name="bm_resumen"/>
       <w:pPr>
         <w:spacing w:after="480"/>
         <w:jc w:val="center"/>
@@ -401,14 +437,13 @@
           <w:b/>
           <w:sz w:val="24"/>
         </w:rPr>
-        <w:t>RESUMEN</w:t>
-      </w:r>
-      <w:bookmarkEnd w:id="bm_resumen"/>
+        <w:t>ÍNDICE DE CONTENIDO</w:t>
+      </w:r>
     </w:p>
     <w:p>
       <w:pPr>
         <w:sectPr>
-          <w:footerReference w:type="default" r:id="rId17"/>
+          <w:footerReference w:type="default" r:id="rId18"/>
           <w:pgSz w:w="12240" w:h="15840"/>
           <w:pgMar w:top="2835" w:right="1701" w:bottom="1701" w:left="2268" w:header="720" w:footer="720" w:gutter="0"/>
           <w:cols w:space="720"/>
@@ -419,75 +454,6 @@
     </w:p>
     <w:p>
       <w:pPr>
-        <w:spacing w:line="360" w:lineRule="auto" w:after="0" w:before="0"/>
-        <w:ind w:firstLine="709"/>
-        <w:jc w:val="both"/>
-      </w:pPr>
-      <w:r>
-        <w:rPr>
-          <w:rFonts w:ascii="Times New Roman" w:hAnsi="Times New Roman"/>
-          <w:i w:val="0"/>
-          <w:sz w:val="24"/>
-        </w:rPr>
-        <w:t>El presente informe describe la propuesta de optimización del proceso de procura en el departamento administrativo de Lubricantes y Equipos Varyna, C.A. La investigación se enmarca en la modalidad de proyecto factible apoyado en un diagnóstico de campo. Durante el estudio se identificó la ausencia de canales formalizados de recepción de requisiciones, tiempos de respuesta prolongados en las fases de cotización y aprobación, y la inexistencia de formatos estandarizados de control. La propuesta contempla un nuevo flujo de trabajo procedimental, plantillas estandarizadas de solicitud y orden de compra, y una matriz de autorización por monto, orientadas a fortalecer el control interno y agilizar el ciclo de adquisición de insumos y materiales.</w:t>
-      </w:r>
-    </w:p>
-    <w:p/>
-    <w:p>
-      <w:pPr>
-        <w:ind w:firstLine="709"/>
-      </w:pPr>
-      <w:r>
-        <w:rPr>
-          <w:b/>
-        </w:rPr>
-        <w:t xml:space="preserve">Palabras claves: </w:t>
-      </w:r>
-      <w:r>
-        <w:t>procura, optimización, proceso administrativo, proyecto factible, pasantías.</w:t>
-      </w:r>
-    </w:p>
-    <w:p>
-      <w:pPr>
-        <w:sectPr>
-          <w:footerReference w:type="default" r:id="rId18"/>
-          <w:type w:val="continuous"/>
-          <w:pgSz w:w="12240" w:h="15840"/>
-          <w:pgMar w:top="1701" w:right="1701" w:bottom="1701" w:left="2268" w:header="720" w:footer="720" w:gutter="0"/>
-          <w:cols w:space="720"/>
-          <w:titlePg/>
-          <w:docGrid w:linePitch="360"/>
-        </w:sectPr>
-      </w:pPr>
-    </w:p>
-    <w:p>
-      <w:pPr>
-        <w:spacing w:after="480"/>
-        <w:jc w:val="center"/>
-      </w:pPr>
-      <w:r>
-        <w:rPr>
-          <w:rFonts w:ascii="Times New Roman" w:hAnsi="Times New Roman"/>
-          <w:b/>
-          <w:sz w:val="24"/>
-        </w:rPr>
-        <w:t>ÍNDICE DE CONTENIDO</w:t>
-      </w:r>
-    </w:p>
-    <w:p>
-      <w:pPr>
-        <w:sectPr>
-          <w:footerReference w:type="default" r:id="rId19"/>
-          <w:pgSz w:w="12240" w:h="15840"/>
-          <w:pgMar w:top="2835" w:right="1701" w:bottom="1701" w:left="2268" w:header="720" w:footer="720" w:gutter="0"/>
-          <w:cols w:space="720"/>
-          <w:titlePg/>
-          <w:docGrid w:linePitch="360"/>
-        </w:sectPr>
-      </w:pPr>
-    </w:p>
-    <w:p>
-      <w:pPr>
         <w:spacing w:after="240"/>
         <w:jc w:val="right"/>
       </w:pPr>
@@ -498,6 +464,36 @@
           <w:sz w:val="24"/>
         </w:rPr>
         <w:t>pp.</w:t>
+      </w:r>
+    </w:p>
+    <w:p>
+      <w:pPr>
+        <w:tabs>
+          <w:tab w:pos="8271" w:val="right" w:leader="dot"/>
+        </w:tabs>
+        <w:spacing w:line="360" w:lineRule="auto" w:before="0" w:after="80"/>
+        <w:ind w:left="0"/>
+      </w:pPr>
+      <w:r>
+        <w:rPr>
+          <w:rFonts w:ascii="Times New Roman" w:hAnsi="Times New Roman"/>
+          <w:b w:val="0"/>
+          <w:sz w:val="24"/>
+        </w:rPr>
+        <w:t>AGRADECIMIENTOS</w:t>
+        <w:tab/>
+      </w:r>
+      <w:r>
+        <w:rPr>
+          <w:rFonts w:ascii="Times New Roman" w:hAnsi="Times New Roman"/>
+          <w:b w:val="0"/>
+          <w:sz w:val="24"/>
+        </w:rPr>
+        <w:fldChar w:fldCharType="begin"/>
+        <w:instrText xml:space="preserve"> PAGEREF bm_agradecimientos \h </w:instrText>
+        <w:fldChar w:fldCharType="separate"/>
+        <w:t>?</w:t>
+        <w:fldChar w:fldCharType="end"/>
       </w:r>
     </w:p>
     <w:p>
@@ -544,7 +540,7 @@
           <w:b w:val="0"/>
           <w:sz w:val="24"/>
         </w:rPr>
-        <w:t>AGRADECIMIENTOS</w:t>
+        <w:t>LISTA DE CUADROS</w:t>
         <w:tab/>
       </w:r>
       <w:r>
@@ -554,7 +550,67 @@
           <w:sz w:val="24"/>
         </w:rPr>
         <w:fldChar w:fldCharType="begin"/>
-        <w:instrText xml:space="preserve"> PAGEREF bm_agradecimientos \h </w:instrText>
+        <w:instrText xml:space="preserve"> PAGEREF bm_lista_cuadros \h </w:instrText>
+        <w:fldChar w:fldCharType="separate"/>
+        <w:t>?</w:t>
+        <w:fldChar w:fldCharType="end"/>
+      </w:r>
+    </w:p>
+    <w:p>
+      <w:pPr>
+        <w:tabs>
+          <w:tab w:pos="8271" w:val="right" w:leader="dot"/>
+        </w:tabs>
+        <w:spacing w:line="360" w:lineRule="auto" w:before="0" w:after="80"/>
+        <w:ind w:left="0"/>
+      </w:pPr>
+      <w:r>
+        <w:rPr>
+          <w:rFonts w:ascii="Times New Roman" w:hAnsi="Times New Roman"/>
+          <w:b w:val="0"/>
+          <w:sz w:val="24"/>
+        </w:rPr>
+        <w:t>LISTA DE GRÁFICOS</w:t>
+        <w:tab/>
+      </w:r>
+      <w:r>
+        <w:rPr>
+          <w:rFonts w:ascii="Times New Roman" w:hAnsi="Times New Roman"/>
+          <w:b w:val="0"/>
+          <w:sz w:val="24"/>
+        </w:rPr>
+        <w:fldChar w:fldCharType="begin"/>
+        <w:instrText xml:space="preserve"> PAGEREF bm_lista_graficos \h </w:instrText>
+        <w:fldChar w:fldCharType="separate"/>
+        <w:t>?</w:t>
+        <w:fldChar w:fldCharType="end"/>
+      </w:r>
+    </w:p>
+    <w:p>
+      <w:pPr>
+        <w:tabs>
+          <w:tab w:pos="8271" w:val="right" w:leader="dot"/>
+        </w:tabs>
+        <w:spacing w:line="360" w:lineRule="auto" w:before="0" w:after="80"/>
+        <w:ind w:left="0"/>
+      </w:pPr>
+      <w:r>
+        <w:rPr>
+          <w:rFonts w:ascii="Times New Roman" w:hAnsi="Times New Roman"/>
+          <w:b w:val="0"/>
+          <w:sz w:val="24"/>
+        </w:rPr>
+        <w:t>LISTA DE ANEXOS</w:t>
+        <w:tab/>
+      </w:r>
+      <w:r>
+        <w:rPr>
+          <w:rFonts w:ascii="Times New Roman" w:hAnsi="Times New Roman"/>
+          <w:b w:val="0"/>
+          <w:sz w:val="24"/>
+        </w:rPr>
+        <w:fldChar w:fldCharType="begin"/>
+        <w:instrText xml:space="preserve"> PAGEREF bm_lista_anexos \h </w:instrText>
         <w:fldChar w:fldCharType="separate"/>
         <w:t>?</w:t>
         <w:fldChar w:fldCharType="end"/>
@@ -604,96 +660,6 @@
           <w:b w:val="0"/>
           <w:sz w:val="24"/>
         </w:rPr>
-        <w:t>LISTA DE CUADROS</w:t>
-        <w:tab/>
-      </w:r>
-      <w:r>
-        <w:rPr>
-          <w:rFonts w:ascii="Times New Roman" w:hAnsi="Times New Roman"/>
-          <w:b w:val="0"/>
-          <w:sz w:val="24"/>
-        </w:rPr>
-        <w:fldChar w:fldCharType="begin"/>
-        <w:instrText xml:space="preserve"> PAGEREF bm_lista_cuadros \h </w:instrText>
-        <w:fldChar w:fldCharType="separate"/>
-        <w:t>?</w:t>
-        <w:fldChar w:fldCharType="end"/>
-      </w:r>
-    </w:p>
-    <w:p>
-      <w:pPr>
-        <w:tabs>
-          <w:tab w:pos="8271" w:val="right" w:leader="dot"/>
-        </w:tabs>
-        <w:spacing w:line="360" w:lineRule="auto" w:before="0" w:after="80"/>
-        <w:ind w:left="0"/>
-      </w:pPr>
-      <w:r>
-        <w:rPr>
-          <w:rFonts w:ascii="Times New Roman" w:hAnsi="Times New Roman"/>
-          <w:b w:val="0"/>
-          <w:sz w:val="24"/>
-        </w:rPr>
-        <w:t>LISTA DE GRÁFICOS</w:t>
-        <w:tab/>
-      </w:r>
-      <w:r>
-        <w:rPr>
-          <w:rFonts w:ascii="Times New Roman" w:hAnsi="Times New Roman"/>
-          <w:b w:val="0"/>
-          <w:sz w:val="24"/>
-        </w:rPr>
-        <w:fldChar w:fldCharType="begin"/>
-        <w:instrText xml:space="preserve"> PAGEREF bm_lista_graficos \h </w:instrText>
-        <w:fldChar w:fldCharType="separate"/>
-        <w:t>?</w:t>
-        <w:fldChar w:fldCharType="end"/>
-      </w:r>
-    </w:p>
-    <w:p>
-      <w:pPr>
-        <w:tabs>
-          <w:tab w:pos="8271" w:val="right" w:leader="dot"/>
-        </w:tabs>
-        <w:spacing w:line="360" w:lineRule="auto" w:before="0" w:after="80"/>
-        <w:ind w:left="0"/>
-      </w:pPr>
-      <w:r>
-        <w:rPr>
-          <w:rFonts w:ascii="Times New Roman" w:hAnsi="Times New Roman"/>
-          <w:b w:val="0"/>
-          <w:sz w:val="24"/>
-        </w:rPr>
-        <w:t>LISTA DE ANEXOS</w:t>
-        <w:tab/>
-      </w:r>
-      <w:r>
-        <w:rPr>
-          <w:rFonts w:ascii="Times New Roman" w:hAnsi="Times New Roman"/>
-          <w:b w:val="0"/>
-          <w:sz w:val="24"/>
-        </w:rPr>
-        <w:fldChar w:fldCharType="begin"/>
-        <w:instrText xml:space="preserve"> PAGEREF bm_lista_anexos \h </w:instrText>
-        <w:fldChar w:fldCharType="separate"/>
-        <w:t>?</w:t>
-        <w:fldChar w:fldCharType="end"/>
-      </w:r>
-    </w:p>
-    <w:p>
-      <w:pPr>
-        <w:tabs>
-          <w:tab w:pos="8271" w:val="right" w:leader="dot"/>
-        </w:tabs>
-        <w:spacing w:line="360" w:lineRule="auto" w:before="0" w:after="80"/>
-        <w:ind w:left="0"/>
-      </w:pPr>
-      <w:r>
-        <w:rPr>
-          <w:rFonts w:ascii="Times New Roman" w:hAnsi="Times New Roman"/>
-          <w:b w:val="0"/>
-          <w:sz w:val="24"/>
-        </w:rPr>
         <w:t>INTRODUCCIÓN</w:t>
         <w:tab/>
       </w:r>
@@ -1474,7 +1440,7 @@
     <w:p>
       <w:pPr>
         <w:sectPr>
-          <w:footerReference w:type="default" r:id="rId20"/>
+          <w:footerReference w:type="default" r:id="rId19"/>
           <w:type w:val="continuous"/>
           <w:pgSz w:w="12240" w:h="15840"/>
           <w:pgMar w:top="1701" w:right="1701" w:bottom="1701" w:left="2268" w:header="720" w:footer="720" w:gutter="0"/>
@@ -1503,7 +1469,7 @@
     <w:p>
       <w:pPr>
         <w:sectPr>
-          <w:footerReference w:type="default" r:id="rId21"/>
+          <w:footerReference w:type="default" r:id="rId20"/>
           <w:pgSz w:w="12240" w:h="15840"/>
           <w:pgMar w:top="2835" w:right="1701" w:bottom="1701" w:left="2268" w:header="720" w:footer="720" w:gutter="0"/>
           <w:cols w:space="720"/>
@@ -1606,7 +1572,7 @@
     <w:p>
       <w:pPr>
         <w:sectPr>
-          <w:footerReference w:type="default" r:id="rId22"/>
+          <w:footerReference w:type="default" r:id="rId21"/>
           <w:type w:val="continuous"/>
           <w:pgSz w:w="12240" w:h="15840"/>
           <w:pgMar w:top="1701" w:right="1701" w:bottom="1701" w:left="2268" w:header="720" w:footer="720" w:gutter="0"/>
@@ -1635,7 +1601,7 @@
     <w:p>
       <w:pPr>
         <w:sectPr>
-          <w:footerReference w:type="default" r:id="rId23"/>
+          <w:footerReference w:type="default" r:id="rId22"/>
           <w:pgSz w:w="12240" w:h="15840"/>
           <w:pgMar w:top="2835" w:right="1701" w:bottom="1701" w:left="2268" w:header="720" w:footer="720" w:gutter="0"/>
           <w:cols w:space="720"/>
@@ -1738,7 +1704,7 @@
     <w:p>
       <w:pPr>
         <w:sectPr>
-          <w:footerReference w:type="default" r:id="rId24"/>
+          <w:footerReference w:type="default" r:id="rId23"/>
           <w:type w:val="continuous"/>
           <w:pgSz w:w="12240" w:h="15840"/>
           <w:pgMar w:top="1701" w:right="1701" w:bottom="1701" w:left="2268" w:header="720" w:footer="720" w:gutter="0"/>
@@ -1767,7 +1733,7 @@
     <w:p>
       <w:pPr>
         <w:sectPr>
-          <w:footerReference w:type="default" r:id="rId25"/>
+          <w:footerReference w:type="default" r:id="rId24"/>
           <w:pgSz w:w="12240" w:h="15840"/>
           <w:pgMar w:top="2835" w:right="1701" w:bottom="1701" w:left="2268" w:header="720" w:footer="720" w:gutter="0"/>
           <w:cols w:space="720"/>
@@ -1902,7 +1868,7 @@
     <w:p>
       <w:pPr>
         <w:sectPr>
-          <w:footerReference w:type="default" r:id="rId26"/>
+          <w:footerReference w:type="default" r:id="rId25"/>
           <w:type w:val="continuous"/>
           <w:pgSz w:w="12240" w:h="15840"/>
           <w:pgMar w:top="1701" w:right="1701" w:bottom="1701" w:left="2268" w:header="720" w:footer="720" w:gutter="0"/>
@@ -1913,7 +1879,7 @@
       </w:pPr>
     </w:p>
     <w:p>
-      <w:bookmarkStart w:id="bm_introduccion" w:name="bm_introduccion"/>
+      <w:bookmarkStart w:id="bm_resumen" w:name="bm_resumen"/>
       <w:pPr>
         <w:spacing w:after="480"/>
         <w:jc w:val="center"/>
@@ -1924,14 +1890,14 @@
           <w:b/>
           <w:sz w:val="24"/>
         </w:rPr>
-        <w:t>INTRODUCCIÓN</w:t>
-      </w:r>
-      <w:bookmarkEnd w:id="bm_introduccion"/>
+        <w:t>RESUMEN</w:t>
+      </w:r>
+      <w:bookmarkEnd w:id="bm_resumen"/>
     </w:p>
     <w:p>
       <w:pPr>
         <w:sectPr>
-          <w:footerReference w:type="default" r:id="rId27"/>
+          <w:footerReference w:type="default" r:id="rId26"/>
           <w:pgSz w:w="12240" w:h="15840"/>
           <w:pgMar w:top="2835" w:right="1701" w:bottom="1701" w:left="2268" w:header="720" w:footer="720" w:gutter="0"/>
           <w:cols w:space="720"/>
@@ -1952,13 +1918,28 @@
           <w:i w:val="0"/>
           <w:sz w:val="24"/>
         </w:rPr>
-        <w:t>La presente pasantía, desarrollada como requisito para optar al título de Técnico Superior Universitario en Administración, tiene como propósito proponer mejoras procedimentales para optimizar el proceso de procura en el departamento administrativo de Lubricantes y Equipos Varyna, C.A. La investigación parte del diagnóstico de las deficiencias actuales en el ciclo de adquisición de insumos y materiales, identificando los factores que generan retrasos operativos y debilidades en el control interno del departamento. El informe se estructura en cinco capítulos: el Capítulo I presenta la realidad organizacional de la empresa; el Capítulo II desarrolla el diagnóstico situacional y la planificación del proyecto; el Capítulo III sustenta las bases teóricas que orientan la propuesta; el Capítulo IV describe las actividades ejecutadas durante las diez semanas de pasantía; y el Capítulo V presenta las conclusiones y recomendaciones derivadas del proceso investigativo.</w:t>
+        <w:t>El presente informe describe la propuesta de optimización del proceso de procura en el departamento administrativo de Lubricantes y Equipos Varyna, C.A. La investigación se enmarca en la modalidad de proyecto factible apoyado en un diagnóstico de campo. Durante el estudio se identificó la ausencia de canales formalizados de recepción de requisiciones, tiempos de respuesta prolongados en las fases de cotización y aprobación, y la inexistencia de formatos estandarizados de control. La propuesta contempla un nuevo flujo de trabajo procedimental, plantillas estandarizadas de solicitud y orden de compra, y una matriz de autorización por monto, orientadas a fortalecer el control interno y agilizar el ciclo de adquisición de insumos y materiales.</w:t>
+      </w:r>
+    </w:p>
+    <w:p/>
+    <w:p>
+      <w:pPr>
+        <w:ind w:firstLine="709"/>
+      </w:pPr>
+      <w:r>
+        <w:rPr>
+          <w:b/>
+        </w:rPr>
+        <w:t xml:space="preserve">Palabras claves: </w:t>
+      </w:r>
+      <w:r>
+        <w:t>procura, optimización, proceso administrativo, proyecto factible, pasantías.</w:t>
       </w:r>
     </w:p>
     <w:p>
       <w:pPr>
         <w:sectPr>
-          <w:footerReference w:type="default" r:id="rId28"/>
+          <w:footerReference w:type="default" r:id="rId27"/>
           <w:type w:val="continuous"/>
           <w:pgSz w:w="12240" w:h="15840"/>
           <w:pgMar w:top="1701" w:right="1701" w:bottom="1701" w:left="2268" w:header="720" w:footer="720" w:gutter="0"/>
@@ -1969,6 +1950,62 @@
       </w:pPr>
     </w:p>
     <w:p>
+      <w:bookmarkStart w:id="bm_introduccion" w:name="bm_introduccion"/>
+      <w:pPr>
+        <w:spacing w:after="480"/>
+        <w:jc w:val="center"/>
+      </w:pPr>
+      <w:r>
+        <w:rPr>
+          <w:rFonts w:ascii="Times New Roman" w:hAnsi="Times New Roman"/>
+          <w:b/>
+          <w:sz w:val="24"/>
+        </w:rPr>
+        <w:t>INTRODUCCIÓN</w:t>
+      </w:r>
+      <w:bookmarkEnd w:id="bm_introduccion"/>
+    </w:p>
+    <w:p>
+      <w:pPr>
+        <w:sectPr>
+          <w:footerReference w:type="default" r:id="rId28"/>
+          <w:pgSz w:w="12240" w:h="15840"/>
+          <w:pgMar w:top="2835" w:right="1701" w:bottom="1701" w:left="2268" w:header="720" w:footer="720" w:gutter="0"/>
+          <w:cols w:space="720"/>
+          <w:titlePg/>
+          <w:docGrid w:linePitch="360"/>
+        </w:sectPr>
+      </w:pPr>
+    </w:p>
+    <w:p>
+      <w:pPr>
+        <w:spacing w:line="360" w:lineRule="auto" w:after="0" w:before="0"/>
+        <w:ind w:firstLine="709"/>
+        <w:jc w:val="both"/>
+      </w:pPr>
+      <w:r>
+        <w:rPr>
+          <w:rFonts w:ascii="Times New Roman" w:hAnsi="Times New Roman"/>
+          <w:i w:val="0"/>
+          <w:sz w:val="24"/>
+        </w:rPr>
+        <w:t>La presente pasantía, desarrollada como requisito para optar al título de Técnico Superior Universitario en Administración, tiene como propósito proponer mejoras procedimentales para optimizar el proceso de procura en el departamento administrativo de Lubricantes y Equipos Varyna, C.A. La investigación parte del diagnóstico de las deficiencias actuales en el ciclo de adquisición de insumos y materiales, identificando los factores que generan retrasos operativos y debilidades en el control interno del departamento. El informe se estructura en cinco capítulos: el Capítulo I presenta la realidad organizacional de la empresa; el Capítulo II desarrolla el diagnóstico situacional y la planificación del proyecto; el Capítulo III sustenta las bases teóricas que orientan la propuesta; el Capítulo IV describe las actividades ejecutadas durante las diez semanas de pasantía; y el Capítulo V presenta las conclusiones y recomendaciones derivadas del proceso investigativo.</w:t>
+      </w:r>
+    </w:p>
+    <w:p>
+      <w:pPr>
+        <w:sectPr>
+          <w:footerReference w:type="default" r:id="rId29"/>
+          <w:type w:val="continuous"/>
+          <w:pgSz w:w="12240" w:h="15840"/>
+          <w:pgMar w:top="1701" w:right="1701" w:bottom="1701" w:left="2268" w:header="720" w:footer="720" w:gutter="0"/>
+          <w:cols w:space="720"/>
+          <w:titlePg/>
+          <w:docGrid w:linePitch="360"/>
+        </w:sectPr>
+      </w:pPr>
+    </w:p>
+    <w:p>
       <w:pPr>
         <w:spacing w:after="480"/>
         <w:jc w:val="center"/>
@@ -2001,7 +2038,7 @@
     <w:p>
       <w:pPr>
         <w:sectPr>
-          <w:footerReference w:type="default" r:id="rId29"/>
+          <w:footerReference w:type="default" r:id="rId30"/>
           <w:pgSz w:w="12240" w:h="15840"/>
           <w:pgMar w:top="2835" w:right="1701" w:bottom="1701" w:left="2268" w:header="720" w:footer="720" w:gutter="0"/>
           <w:cols w:space="720"/>
@@ -2473,7 +2510,7 @@
         <w:drawing>
           <wp:inline xmlns:a="http://schemas.openxmlformats.org/drawingml/2006/main" xmlns:pic="http://schemas.openxmlformats.org/drawingml/2006/picture">
             <wp:extent cx="1800000" cy="1315385"/>
-            <wp:docPr id="1" name="Picture 1"/>
+            <wp:docPr id="2" name="Picture 2"/>
             <wp:cNvGraphicFramePr>
               <a:graphicFrameLocks noChangeAspect="1"/>
             </wp:cNvGraphicFramePr>
@@ -2485,7 +2522,7 @@
                     <pic:cNvPicPr/>
                   </pic:nvPicPr>
                   <pic:blipFill>
-                    <a:blip r:embed="rId9"/>
+                    <a:blip r:embed="rId10"/>
                     <a:stretch>
                       <a:fillRect/>
                     </a:stretch>
@@ -2603,7 +2640,7 @@
         <w:drawing>
           <wp:inline xmlns:a="http://schemas.openxmlformats.org/drawingml/2006/main" xmlns:pic="http://schemas.openxmlformats.org/drawingml/2006/picture">
             <wp:extent cx="4320000" cy="2603179"/>
-            <wp:docPr id="2" name="Picture 2"/>
+            <wp:docPr id="3" name="Picture 3"/>
             <wp:cNvGraphicFramePr>
               <a:graphicFrameLocks noChangeAspect="1"/>
             </wp:cNvGraphicFramePr>
@@ -2615,7 +2652,7 @@
                     <pic:cNvPicPr/>
                   </pic:nvPicPr>
                   <pic:blipFill>
-                    <a:blip r:embed="rId10"/>
+                    <a:blip r:embed="rId11"/>
                     <a:stretch>
                       <a:fillRect/>
                     </a:stretch>
@@ -2661,7 +2698,7 @@
     <w:p>
       <w:pPr>
         <w:sectPr>
-          <w:footerReference w:type="default" r:id="rId30"/>
+          <w:footerReference w:type="default" r:id="rId31"/>
           <w:type w:val="continuous"/>
           <w:pgSz w:w="12240" w:h="15840"/>
           <w:pgMar w:top="1701" w:right="1701" w:bottom="1701" w:left="2268" w:header="720" w:footer="720" w:gutter="0"/>
@@ -2704,7 +2741,7 @@
     <w:p>
       <w:pPr>
         <w:sectPr>
-          <w:footerReference w:type="default" r:id="rId31"/>
+          <w:footerReference w:type="default" r:id="rId32"/>
           <w:pgSz w:w="12240" w:h="15840"/>
           <w:pgMar w:top="2835" w:right="1701" w:bottom="1701" w:left="2268" w:header="720" w:footer="720" w:gutter="0"/>
           <w:cols w:space="720"/>
@@ -5952,7 +5989,7 @@
     <w:p>
       <w:pPr>
         <w:sectPr>
-          <w:footerReference w:type="default" r:id="rId32"/>
+          <w:footerReference w:type="default" r:id="rId33"/>
           <w:type w:val="continuous"/>
           <w:pgSz w:w="12240" w:h="15840"/>
           <w:pgMar w:top="1701" w:right="1701" w:bottom="1701" w:left="2268" w:header="720" w:footer="720" w:gutter="0"/>
@@ -5995,7 +6032,7 @@
     <w:p>
       <w:pPr>
         <w:sectPr>
-          <w:footerReference w:type="default" r:id="rId33"/>
+          <w:footerReference w:type="default" r:id="rId34"/>
           <w:pgSz w:w="12240" w:h="15840"/>
           <w:pgMar w:top="2835" w:right="1701" w:bottom="1701" w:left="2268" w:header="720" w:footer="720" w:gutter="0"/>
           <w:cols w:space="720"/>
@@ -6265,7 +6302,7 @@
     <w:p>
       <w:pPr>
         <w:sectPr>
-          <w:footerReference w:type="default" r:id="rId34"/>
+          <w:footerReference w:type="default" r:id="rId35"/>
           <w:type w:val="continuous"/>
           <w:pgSz w:w="12240" w:h="15840"/>
           <w:pgMar w:top="1701" w:right="1701" w:bottom="1701" w:left="2268" w:header="720" w:footer="720" w:gutter="0"/>
@@ -6308,7 +6345,7 @@
     <w:p>
       <w:pPr>
         <w:sectPr>
-          <w:footerReference w:type="default" r:id="rId35"/>
+          <w:footerReference w:type="default" r:id="rId36"/>
           <w:pgSz w:w="12240" w:h="15840"/>
           <w:pgMar w:top="2835" w:right="1701" w:bottom="1701" w:left="2268" w:header="720" w:footer="720" w:gutter="0"/>
           <w:cols w:space="720"/>
@@ -7071,7 +7108,7 @@
     <w:p>
       <w:pPr>
         <w:sectPr>
-          <w:footerReference w:type="default" r:id="rId36"/>
+          <w:footerReference w:type="default" r:id="rId37"/>
           <w:type w:val="continuous"/>
           <w:pgSz w:w="12240" w:h="15840"/>
           <w:pgMar w:top="1701" w:right="1701" w:bottom="1701" w:left="2268" w:header="720" w:footer="720" w:gutter="0"/>
@@ -7114,7 +7151,7 @@
     <w:p>
       <w:pPr>
         <w:sectPr>
-          <w:footerReference w:type="default" r:id="rId37"/>
+          <w:footerReference w:type="default" r:id="rId38"/>
           <w:pgSz w:w="12240" w:h="15840"/>
           <w:pgMar w:top="2835" w:right="1701" w:bottom="1701" w:left="2268" w:header="720" w:footer="720" w:gutter="0"/>
           <w:cols w:space="720"/>
@@ -7326,7 +7363,7 @@
     <w:p>
       <w:pPr>
         <w:sectPr>
-          <w:footerReference w:type="default" r:id="rId38"/>
+          <w:footerReference w:type="default" r:id="rId39"/>
           <w:type w:val="continuous"/>
           <w:pgSz w:w="12240" w:h="15840"/>
           <w:pgMar w:top="1701" w:right="1701" w:bottom="1701" w:left="2268" w:header="720" w:footer="720" w:gutter="0"/>
@@ -7355,7 +7392,7 @@
     <w:p>
       <w:pPr>
         <w:sectPr>
-          <w:footerReference w:type="default" r:id="rId39"/>
+          <w:footerReference w:type="default" r:id="rId40"/>
           <w:pgSz w:w="12240" w:h="15840"/>
           <w:pgMar w:top="2835" w:right="1701" w:bottom="1701" w:left="2268" w:header="720" w:footer="720" w:gutter="0"/>
           <w:cols w:space="720"/>
@@ -7456,7 +7493,7 @@
     <w:p>
       <w:pPr>
         <w:sectPr>
-          <w:footerReference w:type="default" r:id="rId40"/>
+          <w:footerReference w:type="default" r:id="rId41"/>
           <w:type w:val="continuous"/>
           <w:pgSz w:w="12240" w:h="15840"/>
           <w:pgMar w:top="1701" w:right="1701" w:bottom="1701" w:left="2268" w:header="720" w:footer="720" w:gutter="0"/>
@@ -7481,61 +7518,6 @@
         <w:t>ANEXOS</w:t>
       </w:r>
       <w:bookmarkEnd w:id="bm_anexos"/>
-    </w:p>
-    <w:p>
-      <w:pPr>
-        <w:sectPr>
-          <w:footerReference w:type="default" r:id="rId41"/>
-          <w:pgSz w:w="12240" w:h="15840"/>
-          <w:pgMar w:top="2835" w:right="1701" w:bottom="1701" w:left="2268" w:header="720" w:footer="720" w:gutter="0"/>
-          <w:cols w:space="720"/>
-          <w:titlePg/>
-          <w:docGrid w:linePitch="360"/>
-        </w:sectPr>
-      </w:pPr>
-    </w:p>
-    <w:p>
-      <w:bookmarkStart w:id="bm_anexoA" w:name="bm_anexoA"/>
-      <w:pPr>
-        <w:spacing w:before="0" w:after="480"/>
-        <w:jc w:val="center"/>
-      </w:pPr>
-      <w:bookmarkEnd w:id="bm_anexoA"/>
-      <w:r>
-        <w:rPr>
-          <w:rFonts w:ascii="Times New Roman" w:hAnsi="Times New Roman"/>
-          <w:b/>
-          <w:sz w:val="24"/>
-        </w:rPr>
-        <w:t>ANEXO A</w:t>
-      </w:r>
-    </w:p>
-    <w:p>
-      <w:pPr>
-        <w:spacing w:before="240" w:after="480"/>
-        <w:jc w:val="center"/>
-      </w:pPr>
-      <w:r>
-        <w:rPr>
-          <w:rFonts w:ascii="Times New Roman" w:hAnsi="Times New Roman"/>
-          <w:b/>
-          <w:sz w:val="24"/>
-        </w:rPr>
-        <w:t>[Aquí va la descripción del Anexo A]</w:t>
-      </w:r>
-    </w:p>
-    <w:p>
-      <w:pPr>
-        <w:jc w:val="center"/>
-      </w:pPr>
-      <w:r>
-        <w:rPr>
-          <w:rFonts w:ascii="Times New Roman" w:hAnsi="Times New Roman"/>
-          <w:i/>
-          <w:sz w:val="20"/>
-        </w:rPr>
-        <w:t>(Contenido elaborado por el estudiante)</w:t>
-      </w:r>
     </w:p>
     <w:p>
       <w:pPr>
@@ -7550,19 +7532,19 @@
       </w:pPr>
     </w:p>
     <w:p>
-      <w:bookmarkStart w:id="bm_anexoB" w:name="bm_anexoB"/>
+      <w:bookmarkStart w:id="bm_anexoA" w:name="bm_anexoA"/>
       <w:pPr>
         <w:spacing w:before="0" w:after="480"/>
         <w:jc w:val="center"/>
       </w:pPr>
-      <w:bookmarkEnd w:id="bm_anexoB"/>
+      <w:bookmarkEnd w:id="bm_anexoA"/>
       <w:r>
         <w:rPr>
           <w:rFonts w:ascii="Times New Roman" w:hAnsi="Times New Roman"/>
           <w:b/>
           <w:sz w:val="24"/>
         </w:rPr>
-        <w:t>ANEXO B</w:t>
+        <w:t>ANEXO A</w:t>
       </w:r>
     </w:p>
     <w:p>
@@ -7576,7 +7558,7 @@
           <w:b/>
           <w:sz w:val="24"/>
         </w:rPr>
-        <w:t>[Aquí va la descripción del Anexo B]</w:t>
+        <w:t>[Aquí va la descripción del Anexo A]</w:t>
       </w:r>
     </w:p>
     <w:p>
@@ -7605,6 +7587,61 @@
       </w:pPr>
     </w:p>
     <w:p>
+      <w:bookmarkStart w:id="bm_anexoB" w:name="bm_anexoB"/>
+      <w:pPr>
+        <w:spacing w:before="0" w:after="480"/>
+        <w:jc w:val="center"/>
+      </w:pPr>
+      <w:bookmarkEnd w:id="bm_anexoB"/>
+      <w:r>
+        <w:rPr>
+          <w:rFonts w:ascii="Times New Roman" w:hAnsi="Times New Roman"/>
+          <w:b/>
+          <w:sz w:val="24"/>
+        </w:rPr>
+        <w:t>ANEXO B</w:t>
+      </w:r>
+    </w:p>
+    <w:p>
+      <w:pPr>
+        <w:spacing w:before="240" w:after="480"/>
+        <w:jc w:val="center"/>
+      </w:pPr>
+      <w:r>
+        <w:rPr>
+          <w:rFonts w:ascii="Times New Roman" w:hAnsi="Times New Roman"/>
+          <w:b/>
+          <w:sz w:val="24"/>
+        </w:rPr>
+        <w:t>[Aquí va la descripción del Anexo B]</w:t>
+      </w:r>
+    </w:p>
+    <w:p>
+      <w:pPr>
+        <w:jc w:val="center"/>
+      </w:pPr>
+      <w:r>
+        <w:rPr>
+          <w:rFonts w:ascii="Times New Roman" w:hAnsi="Times New Roman"/>
+          <w:i/>
+          <w:sz w:val="20"/>
+        </w:rPr>
+        <w:t>(Contenido elaborado por el estudiante)</w:t>
+      </w:r>
+    </w:p>
+    <w:p>
+      <w:pPr>
+        <w:sectPr>
+          <w:footerReference w:type="default" r:id="rId44"/>
+          <w:pgSz w:w="12240" w:h="15840"/>
+          <w:pgMar w:top="2835" w:right="1701" w:bottom="1701" w:left="2268" w:header="720" w:footer="720" w:gutter="0"/>
+          <w:cols w:space="720"/>
+          <w:titlePg/>
+          <w:docGrid w:linePitch="360"/>
+        </w:sectPr>
+      </w:pPr>
+    </w:p>
+    <w:p>
       <w:bookmarkStart w:id="bm_anexoC" w:name="bm_anexoC"/>
       <w:pPr>
         <w:spacing w:before="0" w:after="480"/>
@@ -7648,7 +7685,7 @@
       </w:r>
     </w:p>
     <w:sectPr>
-      <w:footerReference w:type="default" r:id="rId44"/>
+      <w:footerReference w:type="default" r:id="rId45"/>
       <w:pgSz w:w="12240" w:h="15840"/>
       <w:pgMar w:top="2835" w:right="1701" w:bottom="1701" w:left="2268" w:header="720" w:footer="720" w:gutter="0"/>
       <w:cols w:space="720"/>

--- a/keidy/reportes/Informe_Pasantia_IUTECP.docx
+++ b/keidy/reportes/Informe_Pasantia_IUTECP.docx
@@ -117,7 +117,16 @@
           <w:b/>
           <w:sz w:val="24"/>
         </w:rPr>
-        <w:t>Autor: Keidy Guzmán</w:t>
+        <w:t>Autor:</w:t>
+        <w:br/>
+      </w:r>
+      <w:r>
+        <w:rPr>
+          <w:rFonts w:ascii="Times New Roman" w:hAnsi="Times New Roman"/>
+          <w:b/>
+          <w:sz w:val="24"/>
+        </w:rPr>
+        <w:t>Keidy Guzmán</w:t>
         <w:br/>
       </w:r>
       <w:r>
@@ -131,7 +140,7 @@
     </w:p>
     <w:p>
       <w:pPr>
-        <w:spacing w:line="276" w:lineRule="auto" w:before="2309" w:after="0"/>
+        <w:spacing w:line="276" w:lineRule="auto" w:before="2033" w:after="0"/>
         <w:jc w:val="center"/>
       </w:pPr>
       <w:r>
@@ -219,79 +228,144 @@
     </w:p>
     <w:p>
       <w:pPr>
-        <w:spacing w:line="276" w:lineRule="auto" w:before="2309" w:after="160"/>
-        <w:jc w:val="left"/>
-      </w:pPr>
-      <w:r>
-        <w:rPr>
-          <w:rFonts w:ascii="Times New Roman" w:hAnsi="Times New Roman"/>
-          <w:b/>
-          <w:sz w:val="24"/>
-        </w:rPr>
-        <w:t>Autor: Keidy Guzmán</w:t>
-        <w:br/>
-      </w:r>
-      <w:r>
-        <w:rPr>
-          <w:rFonts w:ascii="Times New Roman" w:hAnsi="Times New Roman"/>
-          <w:b/>
-          <w:sz w:val="24"/>
-        </w:rPr>
-        <w:t>C.I.: 28.706.352</w:t>
-      </w:r>
+        <w:spacing w:before="2309" w:after="0" w:line="20" w:lineRule="exact"/>
+      </w:pPr>
     </w:p>
+    <w:tbl>
+      <w:tblPr>
+        <w:tblW w:type="auto" w:w="0"/>
+        <w:jc w:val="center"/>
+        <w:tblLook w:firstColumn="1" w:firstRow="1" w:lastColumn="0" w:lastRow="0" w:noHBand="0" w:noVBand="1" w:val="04A0"/>
+        <w:tblBorders>
+          <w:top w:val="none" w:sz="0"/>
+          <w:left w:val="none" w:sz="0"/>
+          <w:bottom w:val="none" w:sz="0"/>
+          <w:right w:val="none" w:sz="0"/>
+          <w:insideH w:val="none" w:sz="0"/>
+          <w:insideV w:val="none" w:sz="0"/>
+        </w:tblBorders>
+      </w:tblPr>
+      <w:tblGrid>
+        <w:gridCol w:w="4135"/>
+        <w:gridCol w:w="4135"/>
+      </w:tblGrid>
+      <w:tr>
+        <w:tc>
+          <w:tcPr>
+            <w:tcW w:type="dxa" w:w="4133"/>
+            <w:vAlign w:val="top"/>
+          </w:tcPr>
+          <w:p>
+            <w:pPr>
+              <w:spacing w:line="276" w:lineRule="auto"/>
+              <w:jc w:val="left"/>
+            </w:pPr>
+            <w:r>
+              <w:rPr>
+                <w:rFonts w:ascii="Times New Roman" w:hAnsi="Times New Roman"/>
+                <w:b/>
+                <w:sz w:val="24"/>
+              </w:rPr>
+              <w:t>Tutor Industrial:</w:t>
+              <w:br/>
+            </w:r>
+            <w:r>
+              <w:rPr>
+                <w:rFonts w:ascii="Times New Roman" w:hAnsi="Times New Roman"/>
+                <w:b/>
+                <w:sz w:val="24"/>
+              </w:rPr>
+              <w:t>Martina Rondón</w:t>
+              <w:br/>
+            </w:r>
+            <w:r>
+              <w:rPr>
+                <w:rFonts w:ascii="Times New Roman" w:hAnsi="Times New Roman"/>
+                <w:b/>
+                <w:sz w:val="24"/>
+              </w:rPr>
+              <w:t>C.I.: 12.208.768</w:t>
+              <w:br/>
+            </w:r>
+            <w:r>
+              <w:rPr>
+                <w:rFonts w:ascii="Times New Roman" w:hAnsi="Times New Roman"/>
+                <w:b/>
+                <w:sz w:val="24"/>
+              </w:rPr>
+              <w:br/>
+            </w:r>
+            <w:r>
+              <w:rPr>
+                <w:rFonts w:ascii="Times New Roman" w:hAnsi="Times New Roman"/>
+                <w:b/>
+                <w:sz w:val="24"/>
+              </w:rPr>
+              <w:t>Tutor Académico:</w:t>
+              <w:br/>
+            </w:r>
+            <w:r>
+              <w:rPr>
+                <w:rFonts w:ascii="Times New Roman" w:hAnsi="Times New Roman"/>
+                <w:b/>
+                <w:sz w:val="24"/>
+              </w:rPr>
+              <w:t>Dra. Carmen J. Álvarez</w:t>
+              <w:br/>
+            </w:r>
+            <w:r>
+              <w:rPr>
+                <w:rFonts w:ascii="Times New Roman" w:hAnsi="Times New Roman"/>
+                <w:b/>
+                <w:sz w:val="24"/>
+              </w:rPr>
+              <w:t>C.I.: 14.452.956</w:t>
+            </w:r>
+          </w:p>
+        </w:tc>
+        <w:tc>
+          <w:tcPr>
+            <w:tcW w:type="dxa" w:w="4139"/>
+            <w:vAlign w:val="top"/>
+          </w:tcPr>
+          <w:p>
+            <w:pPr>
+              <w:spacing w:line="276" w:lineRule="auto"/>
+              <w:jc w:val="right"/>
+            </w:pPr>
+            <w:r>
+              <w:rPr>
+                <w:rFonts w:ascii="Times New Roman" w:hAnsi="Times New Roman"/>
+                <w:b/>
+                <w:sz w:val="24"/>
+              </w:rPr>
+              <w:t>Autor:</w:t>
+              <w:br/>
+            </w:r>
+            <w:r>
+              <w:rPr>
+                <w:rFonts w:ascii="Times New Roman" w:hAnsi="Times New Roman"/>
+                <w:b/>
+                <w:sz w:val="24"/>
+              </w:rPr>
+              <w:t>Keidy Guzmán</w:t>
+              <w:br/>
+            </w:r>
+            <w:r>
+              <w:rPr>
+                <w:rFonts w:ascii="Times New Roman" w:hAnsi="Times New Roman"/>
+                <w:b/>
+                <w:sz w:val="24"/>
+              </w:rPr>
+              <w:t>C.I.: 28.706.352</w:t>
+            </w:r>
+          </w:p>
+        </w:tc>
+      </w:tr>
+    </w:tbl>
     <w:p>
       <w:pPr>
-        <w:spacing w:line="276" w:lineRule="auto" w:before="0" w:after="0"/>
-        <w:jc w:val="right"/>
-      </w:pPr>
-      <w:r>
-        <w:rPr>
-          <w:rFonts w:ascii="Times New Roman" w:hAnsi="Times New Roman"/>
-          <w:b/>
-          <w:sz w:val="24"/>
-        </w:rPr>
-        <w:t>Tutor Industrial: Martina Rondón</w:t>
-        <w:br/>
-      </w:r>
-      <w:r>
-        <w:rPr>
-          <w:rFonts w:ascii="Times New Roman" w:hAnsi="Times New Roman"/>
-          <w:b/>
-          <w:sz w:val="24"/>
-        </w:rPr>
-        <w:t>C.I.: 12.208.768</w:t>
-        <w:br/>
-      </w:r>
-      <w:r>
-        <w:rPr>
-          <w:rFonts w:ascii="Times New Roman" w:hAnsi="Times New Roman"/>
-          <w:b/>
-          <w:sz w:val="24"/>
-        </w:rPr>
-        <w:br/>
-      </w:r>
-      <w:r>
-        <w:rPr>
-          <w:rFonts w:ascii="Times New Roman" w:hAnsi="Times New Roman"/>
-          <w:b/>
-          <w:sz w:val="24"/>
-        </w:rPr>
-        <w:t>Tutor Académico: Dra. Carmen J. Álvarez</w:t>
-        <w:br/>
-      </w:r>
-      <w:r>
-        <w:rPr>
-          <w:rFonts w:ascii="Times New Roman" w:hAnsi="Times New Roman"/>
-          <w:b/>
-          <w:sz w:val="24"/>
-        </w:rPr>
-        <w:t>C.I.: 14.452.956</w:t>
-      </w:r>
-    </w:p>
-    <w:p>
-      <w:pPr>
-        <w:spacing w:line="276" w:lineRule="auto" w:before="777" w:after="0"/>
+        <w:spacing w:line="276" w:lineRule="auto" w:before="501" w:after="0"/>
         <w:jc w:val="center"/>
       </w:pPr>
       <w:r>
@@ -443,7 +517,6 @@
     <w:p>
       <w:pPr>
         <w:sectPr>
-          <w:footerReference w:type="default" r:id="rId18"/>
           <w:pgSz w:w="12240" w:h="15840"/>
           <w:pgMar w:top="2835" w:right="1701" w:bottom="1701" w:left="2268" w:header="720" w:footer="720" w:gutter="0"/>
           <w:cols w:space="720"/>
@@ -1440,7 +1513,6 @@
     <w:p>
       <w:pPr>
         <w:sectPr>
-          <w:footerReference w:type="default" r:id="rId19"/>
           <w:type w:val="continuous"/>
           <w:pgSz w:w="12240" w:h="15840"/>
           <w:pgMar w:top="1701" w:right="1701" w:bottom="1701" w:left="2268" w:header="720" w:footer="720" w:gutter="0"/>
@@ -1469,7 +1541,7 @@
     <w:p>
       <w:pPr>
         <w:sectPr>
-          <w:footerReference w:type="default" r:id="rId20"/>
+          <w:footerReference w:type="default" r:id="rId18"/>
           <w:pgSz w:w="12240" w:h="15840"/>
           <w:pgMar w:top="2835" w:right="1701" w:bottom="1701" w:left="2268" w:header="720" w:footer="720" w:gutter="0"/>
           <w:cols w:space="720"/>
@@ -1572,7 +1644,7 @@
     <w:p>
       <w:pPr>
         <w:sectPr>
-          <w:footerReference w:type="default" r:id="rId21"/>
+          <w:footerReference w:type="default" r:id="rId19"/>
           <w:type w:val="continuous"/>
           <w:pgSz w:w="12240" w:h="15840"/>
           <w:pgMar w:top="1701" w:right="1701" w:bottom="1701" w:left="2268" w:header="720" w:footer="720" w:gutter="0"/>
@@ -1601,7 +1673,7 @@
     <w:p>
       <w:pPr>
         <w:sectPr>
-          <w:footerReference w:type="default" r:id="rId22"/>
+          <w:footerReference w:type="default" r:id="rId20"/>
           <w:pgSz w:w="12240" w:h="15840"/>
           <w:pgMar w:top="2835" w:right="1701" w:bottom="1701" w:left="2268" w:header="720" w:footer="720" w:gutter="0"/>
           <w:cols w:space="720"/>
@@ -1704,7 +1776,7 @@
     <w:p>
       <w:pPr>
         <w:sectPr>
-          <w:footerReference w:type="default" r:id="rId23"/>
+          <w:footerReference w:type="default" r:id="rId21"/>
           <w:type w:val="continuous"/>
           <w:pgSz w:w="12240" w:h="15840"/>
           <w:pgMar w:top="1701" w:right="1701" w:bottom="1701" w:left="2268" w:header="720" w:footer="720" w:gutter="0"/>
@@ -1733,7 +1805,7 @@
     <w:p>
       <w:pPr>
         <w:sectPr>
-          <w:footerReference w:type="default" r:id="rId24"/>
+          <w:footerReference w:type="default" r:id="rId22"/>
           <w:pgSz w:w="12240" w:h="15840"/>
           <w:pgMar w:top="2835" w:right="1701" w:bottom="1701" w:left="2268" w:header="720" w:footer="720" w:gutter="0"/>
           <w:cols w:space="720"/>
@@ -1868,7 +1940,7 @@
     <w:p>
       <w:pPr>
         <w:sectPr>
-          <w:footerReference w:type="default" r:id="rId25"/>
+          <w:footerReference w:type="default" r:id="rId23"/>
           <w:type w:val="continuous"/>
           <w:pgSz w:w="12240" w:h="15840"/>
           <w:pgMar w:top="1701" w:right="1701" w:bottom="1701" w:left="2268" w:header="720" w:footer="720" w:gutter="0"/>
@@ -1897,7 +1969,7 @@
     <w:p>
       <w:pPr>
         <w:sectPr>
-          <w:footerReference w:type="default" r:id="rId26"/>
+          <w:footerReference w:type="default" r:id="rId24"/>
           <w:pgSz w:w="12240" w:h="15840"/>
           <w:pgMar w:top="2835" w:right="1701" w:bottom="1701" w:left="2268" w:header="720" w:footer="720" w:gutter="0"/>
           <w:cols w:space="720"/>
@@ -1939,7 +2011,7 @@
     <w:p>
       <w:pPr>
         <w:sectPr>
-          <w:footerReference w:type="default" r:id="rId27"/>
+          <w:footerReference w:type="default" r:id="rId25"/>
           <w:type w:val="continuous"/>
           <w:pgSz w:w="12240" w:h="15840"/>
           <w:pgMar w:top="1701" w:right="1701" w:bottom="1701" w:left="2268" w:header="720" w:footer="720" w:gutter="0"/>
@@ -1968,7 +2040,7 @@
     <w:p>
       <w:pPr>
         <w:sectPr>
-          <w:footerReference w:type="default" r:id="rId28"/>
+          <w:footerReference w:type="default" r:id="rId26"/>
           <w:pgSz w:w="12240" w:h="15840"/>
           <w:pgMar w:top="2835" w:right="1701" w:bottom="1701" w:left="2268" w:header="720" w:footer="720" w:gutter="0"/>
           <w:cols w:space="720"/>
@@ -1995,7 +2067,7 @@
     <w:p>
       <w:pPr>
         <w:sectPr>
-          <w:footerReference w:type="default" r:id="rId29"/>
+          <w:footerReference w:type="default" r:id="rId27"/>
           <w:type w:val="continuous"/>
           <w:pgSz w:w="12240" w:h="15840"/>
           <w:pgMar w:top="1701" w:right="1701" w:bottom="1701" w:left="2268" w:header="720" w:footer="720" w:gutter="0"/>
@@ -2038,7 +2110,7 @@
     <w:p>
       <w:pPr>
         <w:sectPr>
-          <w:footerReference w:type="default" r:id="rId30"/>
+          <w:footerReference w:type="default" r:id="rId28"/>
           <w:pgSz w:w="12240" w:h="15840"/>
           <w:pgMar w:top="2835" w:right="1701" w:bottom="1701" w:left="2268" w:header="720" w:footer="720" w:gutter="0"/>
           <w:cols w:space="720"/>
@@ -2698,7 +2770,7 @@
     <w:p>
       <w:pPr>
         <w:sectPr>
-          <w:footerReference w:type="default" r:id="rId31"/>
+          <w:footerReference w:type="default" r:id="rId29"/>
           <w:type w:val="continuous"/>
           <w:pgSz w:w="12240" w:h="15840"/>
           <w:pgMar w:top="1701" w:right="1701" w:bottom="1701" w:left="2268" w:header="720" w:footer="720" w:gutter="0"/>
@@ -2741,7 +2813,7 @@
     <w:p>
       <w:pPr>
         <w:sectPr>
-          <w:footerReference w:type="default" r:id="rId32"/>
+          <w:footerReference w:type="default" r:id="rId30"/>
           <w:pgSz w:w="12240" w:h="15840"/>
           <w:pgMar w:top="2835" w:right="1701" w:bottom="1701" w:left="2268" w:header="720" w:footer="720" w:gutter="0"/>
           <w:cols w:space="720"/>
@@ -5989,7 +6061,7 @@
     <w:p>
       <w:pPr>
         <w:sectPr>
-          <w:footerReference w:type="default" r:id="rId33"/>
+          <w:footerReference w:type="default" r:id="rId31"/>
           <w:type w:val="continuous"/>
           <w:pgSz w:w="12240" w:h="15840"/>
           <w:pgMar w:top="1701" w:right="1701" w:bottom="1701" w:left="2268" w:header="720" w:footer="720" w:gutter="0"/>
@@ -6032,7 +6104,7 @@
     <w:p>
       <w:pPr>
         <w:sectPr>
-          <w:footerReference w:type="default" r:id="rId34"/>
+          <w:footerReference w:type="default" r:id="rId32"/>
           <w:pgSz w:w="12240" w:h="15840"/>
           <w:pgMar w:top="2835" w:right="1701" w:bottom="1701" w:left="2268" w:header="720" w:footer="720" w:gutter="0"/>
           <w:cols w:space="720"/>
@@ -6302,7 +6374,7 @@
     <w:p>
       <w:pPr>
         <w:sectPr>
-          <w:footerReference w:type="default" r:id="rId35"/>
+          <w:footerReference w:type="default" r:id="rId33"/>
           <w:type w:val="continuous"/>
           <w:pgSz w:w="12240" w:h="15840"/>
           <w:pgMar w:top="1701" w:right="1701" w:bottom="1701" w:left="2268" w:header="720" w:footer="720" w:gutter="0"/>
@@ -6345,7 +6417,7 @@
     <w:p>
       <w:pPr>
         <w:sectPr>
-          <w:footerReference w:type="default" r:id="rId36"/>
+          <w:footerReference w:type="default" r:id="rId34"/>
           <w:pgSz w:w="12240" w:h="15840"/>
           <w:pgMar w:top="2835" w:right="1701" w:bottom="1701" w:left="2268" w:header="720" w:footer="720" w:gutter="0"/>
           <w:cols w:space="720"/>
@@ -7108,7 +7180,7 @@
     <w:p>
       <w:pPr>
         <w:sectPr>
-          <w:footerReference w:type="default" r:id="rId37"/>
+          <w:footerReference w:type="default" r:id="rId35"/>
           <w:type w:val="continuous"/>
           <w:pgSz w:w="12240" w:h="15840"/>
           <w:pgMar w:top="1701" w:right="1701" w:bottom="1701" w:left="2268" w:header="720" w:footer="720" w:gutter="0"/>
@@ -7151,7 +7223,7 @@
     <w:p>
       <w:pPr>
         <w:sectPr>
-          <w:footerReference w:type="default" r:id="rId38"/>
+          <w:footerReference w:type="default" r:id="rId36"/>
           <w:pgSz w:w="12240" w:h="15840"/>
           <w:pgMar w:top="2835" w:right="1701" w:bottom="1701" w:left="2268" w:header="720" w:footer="720" w:gutter="0"/>
           <w:cols w:space="720"/>
@@ -7363,7 +7435,7 @@
     <w:p>
       <w:pPr>
         <w:sectPr>
-          <w:footerReference w:type="default" r:id="rId39"/>
+          <w:footerReference w:type="default" r:id="rId37"/>
           <w:type w:val="continuous"/>
           <w:pgSz w:w="12240" w:h="15840"/>
           <w:pgMar w:top="1701" w:right="1701" w:bottom="1701" w:left="2268" w:header="720" w:footer="720" w:gutter="0"/>
@@ -7392,7 +7464,7 @@
     <w:p>
       <w:pPr>
         <w:sectPr>
-          <w:footerReference w:type="default" r:id="rId40"/>
+          <w:footerReference w:type="default" r:id="rId38"/>
           <w:pgSz w:w="12240" w:h="15840"/>
           <w:pgMar w:top="2835" w:right="1701" w:bottom="1701" w:left="2268" w:header="720" w:footer="720" w:gutter="0"/>
           <w:cols w:space="720"/>
@@ -7493,7 +7565,7 @@
     <w:p>
       <w:pPr>
         <w:sectPr>
-          <w:footerReference w:type="default" r:id="rId41"/>
+          <w:footerReference w:type="default" r:id="rId39"/>
           <w:type w:val="continuous"/>
           <w:pgSz w:w="12240" w:h="15840"/>
           <w:pgMar w:top="1701" w:right="1701" w:bottom="1701" w:left="2268" w:header="720" w:footer="720" w:gutter="0"/>
@@ -7522,7 +7594,7 @@
     <w:p>
       <w:pPr>
         <w:sectPr>
-          <w:footerReference w:type="default" r:id="rId42"/>
+          <w:footerReference w:type="default" r:id="rId40"/>
           <w:pgSz w:w="12240" w:h="15840"/>
           <w:pgMar w:top="2835" w:right="1701" w:bottom="1701" w:left="2268" w:header="720" w:footer="720" w:gutter="0"/>
           <w:cols w:space="720"/>
@@ -7577,7 +7649,7 @@
     <w:p>
       <w:pPr>
         <w:sectPr>
-          <w:footerReference w:type="default" r:id="rId43"/>
+          <w:footerReference w:type="default" r:id="rId41"/>
           <w:pgSz w:w="12240" w:h="15840"/>
           <w:pgMar w:top="2835" w:right="1701" w:bottom="1701" w:left="2268" w:header="720" w:footer="720" w:gutter="0"/>
           <w:cols w:space="720"/>
@@ -7632,7 +7704,7 @@
     <w:p>
       <w:pPr>
         <w:sectPr>
-          <w:footerReference w:type="default" r:id="rId44"/>
+          <w:footerReference w:type="default" r:id="rId42"/>
           <w:pgSz w:w="12240" w:h="15840"/>
           <w:pgMar w:top="2835" w:right="1701" w:bottom="1701" w:left="2268" w:header="720" w:footer="720" w:gutter="0"/>
           <w:cols w:space="720"/>
@@ -7685,7 +7757,7 @@
       </w:r>
     </w:p>
     <w:sectPr>
-      <w:footerReference w:type="default" r:id="rId45"/>
+      <w:footerReference w:type="default" r:id="rId43"/>
       <w:pgSz w:w="12240" w:h="15840"/>
       <w:pgMar w:top="2835" w:right="1701" w:bottom="1701" w:left="2268" w:header="720" w:footer="720" w:gutter="0"/>
       <w:cols w:space="720"/>
@@ -7866,7 +7938,7 @@
         <w:sz w:val="24"/>
       </w:rPr>
       <w:fldChar w:fldCharType="begin"/>
-      <w:instrText xml:space="preserve"> PAGE \* roman </w:instrText>
+      <w:instrText xml:space="preserve"> PAGE </w:instrText>
       <w:fldChar w:fldCharType="separate"/>
       <w:fldChar w:fldCharType="end"/>
     </w:r>
@@ -7887,7 +7959,7 @@
         <w:sz w:val="24"/>
       </w:rPr>
       <w:fldChar w:fldCharType="begin"/>
-      <w:instrText xml:space="preserve"> PAGE \* roman </w:instrText>
+      <w:instrText xml:space="preserve"> PAGE </w:instrText>
       <w:fldChar w:fldCharType="separate"/>
       <w:fldChar w:fldCharType="end"/>
     </w:r>
@@ -8200,48 +8272,6 @@
 </file>
 
 <file path=word/footer32.xml><?xml version="1.0" encoding="utf-8"?>
-<w:ftr xmlns:m="http://schemas.openxmlformats.org/officeDocument/2006/math" xmlns:mc="http://schemas.openxmlformats.org/markup-compatibility/2006" xmlns:mo="http://schemas.microsoft.com/office/mac/office/2008/main" xmlns:mv="urn:schemas-microsoft-com:mac:vml" xmlns:o="urn:schemas-microsoft-com:office:office" xmlns:r="http://schemas.openxmlformats.org/officeDocument/2006/relationships" xmlns:v="urn:schemas-microsoft-com:vml" xmlns:w10="urn:schemas-microsoft-com:office:word" xmlns:w14="http://schemas.microsoft.com/office/word/2010/wordml" xmlns:w="http://schemas.openxmlformats.org/wordprocessingml/2006/main" xmlns:wne="http://schemas.microsoft.com/office/word/2006/wordml" xmlns:wp14="http://schemas.microsoft.com/office/word/2010/wordprocessingDrawing" xmlns:wp="http://schemas.openxmlformats.org/drawingml/2006/wordprocessingDrawing" xmlns:wpc="http://schemas.microsoft.com/office/word/2010/wordprocessingCanvas" xmlns:wpg="http://schemas.microsoft.com/office/word/2010/wordprocessingGroup" xmlns:wpi="http://schemas.microsoft.com/office/word/2010/wordprocessingInk" xmlns:wps="http://schemas.microsoft.com/office/word/2010/wordprocessingShape" mc:Ignorable="w14 wp14">
-  <w:p>
-    <w:pPr>
-      <w:pStyle w:val="Footer"/>
-      <w:jc w:val="center"/>
-    </w:pPr>
-    <w:r>
-      <w:rPr>
-        <w:rFonts w:ascii="Times New Roman" w:hAnsi="Times New Roman"/>
-        <w:sz w:val="24"/>
-      </w:rPr>
-      <w:fldChar w:fldCharType="begin"/>
-      <w:instrText xml:space="preserve"> PAGE </w:instrText>
-      <w:fldChar w:fldCharType="separate"/>
-      <w:fldChar w:fldCharType="end"/>
-    </w:r>
-  </w:p>
-</w:ftr>
-</file>
-
-<file path=word/footer33.xml><?xml version="1.0" encoding="utf-8"?>
-<w:ftr xmlns:m="http://schemas.openxmlformats.org/officeDocument/2006/math" xmlns:mc="http://schemas.openxmlformats.org/markup-compatibility/2006" xmlns:mo="http://schemas.microsoft.com/office/mac/office/2008/main" xmlns:mv="urn:schemas-microsoft-com:mac:vml" xmlns:o="urn:schemas-microsoft-com:office:office" xmlns:r="http://schemas.openxmlformats.org/officeDocument/2006/relationships" xmlns:v="urn:schemas-microsoft-com:vml" xmlns:w10="urn:schemas-microsoft-com:office:word" xmlns:w14="http://schemas.microsoft.com/office/word/2010/wordml" xmlns:w="http://schemas.openxmlformats.org/wordprocessingml/2006/main" xmlns:wne="http://schemas.microsoft.com/office/word/2006/wordml" xmlns:wp14="http://schemas.microsoft.com/office/word/2010/wordprocessingDrawing" xmlns:wp="http://schemas.openxmlformats.org/drawingml/2006/wordprocessingDrawing" xmlns:wpc="http://schemas.microsoft.com/office/word/2010/wordprocessingCanvas" xmlns:wpg="http://schemas.microsoft.com/office/word/2010/wordprocessingGroup" xmlns:wpi="http://schemas.microsoft.com/office/word/2010/wordprocessingInk" xmlns:wps="http://schemas.microsoft.com/office/word/2010/wordprocessingShape" mc:Ignorable="w14 wp14">
-  <w:p>
-    <w:pPr>
-      <w:pStyle w:val="Footer"/>
-      <w:jc w:val="center"/>
-    </w:pPr>
-    <w:r>
-      <w:rPr>
-        <w:rFonts w:ascii="Times New Roman" w:hAnsi="Times New Roman"/>
-        <w:sz w:val="24"/>
-      </w:rPr>
-      <w:fldChar w:fldCharType="begin"/>
-      <w:instrText xml:space="preserve"> PAGE </w:instrText>
-      <w:fldChar w:fldCharType="separate"/>
-      <w:fldChar w:fldCharType="end"/>
-    </w:r>
-  </w:p>
-</w:ftr>
-</file>
-
-<file path=word/footer34.xml><?xml version="1.0" encoding="utf-8"?>
 <w:ftr xmlns:m="http://schemas.openxmlformats.org/officeDocument/2006/math" xmlns:mc="http://schemas.openxmlformats.org/markup-compatibility/2006" xmlns:mo="http://schemas.microsoft.com/office/mac/office/2008/main" xmlns:mv="urn:schemas-microsoft-com:mac:vml" xmlns:o="urn:schemas-microsoft-com:office:office" xmlns:r="http://schemas.openxmlformats.org/officeDocument/2006/relationships" xmlns:v="urn:schemas-microsoft-com:vml" xmlns:w10="urn:schemas-microsoft-com:office:word" xmlns:w14="http://schemas.microsoft.com/office/word/2010/wordml" xmlns:w="http://schemas.openxmlformats.org/wordprocessingml/2006/main" xmlns:wne="http://schemas.microsoft.com/office/word/2006/wordml" xmlns:wp14="http://schemas.microsoft.com/office/word/2010/wordprocessingDrawing" xmlns:wp="http://schemas.openxmlformats.org/drawingml/2006/wordprocessingDrawing" xmlns:wpc="http://schemas.microsoft.com/office/word/2010/wordprocessingCanvas" xmlns:wpg="http://schemas.microsoft.com/office/word/2010/wordprocessingGroup" xmlns:wpi="http://schemas.microsoft.com/office/word/2010/wordprocessingInk" xmlns:wps="http://schemas.microsoft.com/office/word/2010/wordprocessingShape" mc:Ignorable="w14 wp14">
   <w:p>
     <w:pPr>

--- a/keidy/reportes/Informe_Pasantia_IUTECP.docx
+++ b/keidy/reportes/Informe_Pasantia_IUTECP.docx
@@ -365,7 +365,7 @@
     </w:tbl>
     <w:p>
       <w:pPr>
-        <w:spacing w:line="276" w:lineRule="auto" w:before="501" w:after="0"/>
+        <w:spacing w:line="276" w:lineRule="auto" w:before="2464" w:after="0"/>
         <w:jc w:val="center"/>
       </w:pPr>
       <w:r>

--- a/keidy/reportes/Informe_Pasantia_IUTECP.docx
+++ b/keidy/reportes/Informe_Pasantia_IUTECP.docx
@@ -365,7 +365,7 @@
     </w:tbl>
     <w:p>
       <w:pPr>
-        <w:spacing w:line="276" w:lineRule="auto" w:before="2464" w:after="0"/>
+        <w:spacing w:line="276" w:lineRule="auto" w:before="1745" w:after="0"/>
         <w:jc w:val="center"/>
       </w:pPr>
       <w:r>

--- a/keidy/reportes/Informe_Pasantia_IUTECP.docx
+++ b/keidy/reportes/Informe_Pasantia_IUTECP.docx
@@ -60,7 +60,7 @@
       <w:r>
         <w:drawing>
           <wp:inline xmlns:a="http://schemas.openxmlformats.org/drawingml/2006/main" xmlns:pic="http://schemas.openxmlformats.org/drawingml/2006/picture">
-            <wp:extent cx="1620000" cy="1440000"/>
+            <wp:extent cx="1080000" cy="347711"/>
             <wp:docPr id="1" name="Picture 1"/>
             <wp:cNvGraphicFramePr>
               <a:graphicFrameLocks noChangeAspect="1"/>
@@ -81,7 +81,7 @@
                   <pic:spPr>
                     <a:xfrm>
                       <a:off x="0" y="0"/>
-                      <a:ext cx="1620000" cy="1440000"/>
+                      <a:ext cx="1080000" cy="347711"/>
                     </a:xfrm>
                     <a:prstGeom prst="rect"/>
                   </pic:spPr>
@@ -94,7 +94,7 @@
     </w:p>
     <w:p>
       <w:pPr>
-        <w:spacing w:line="276" w:lineRule="auto" w:before="1344" w:after="0"/>
+        <w:spacing w:line="276" w:lineRule="auto" w:before="2044" w:after="0"/>
         <w:jc w:val="center"/>
       </w:pPr>
       <w:r>

--- a/keidy/reportes/Informe_Pasantia_IUTECP.docx
+++ b/keidy/reportes/Informe_Pasantia_IUTECP.docx
@@ -54,7 +54,7 @@
     </w:p>
     <w:p>
       <w:pPr>
-        <w:spacing w:before="120" w:after="120"/>
+        <w:spacing w:before="240" w:after="240"/>
         <w:jc w:val="center"/>
       </w:pPr>
       <w:r>
@@ -94,7 +94,7 @@
     </w:p>
     <w:p>
       <w:pPr>
-        <w:spacing w:line="276" w:lineRule="auto" w:before="2044" w:after="0"/>
+        <w:spacing w:line="276" w:lineRule="auto" w:before="3844" w:after="0"/>
         <w:jc w:val="center"/>
       </w:pPr>
       <w:r>

--- a/keidy/reportes/Informe_Pasantia_IUTECP.docx
+++ b/keidy/reportes/Informe_Pasantia_IUTECP.docx
@@ -54,7 +54,7 @@
     </w:p>
     <w:p>
       <w:pPr>
-        <w:spacing w:before="240" w:after="240"/>
+        <w:spacing w:before="1950" w:after="1950"/>
         <w:jc w:val="center"/>
       </w:pPr>
       <w:r>
@@ -94,7 +94,7 @@
     </w:p>
     <w:p>
       <w:pPr>
-        <w:spacing w:line="276" w:lineRule="auto" w:before="3844" w:after="0"/>
+        <w:spacing w:line="276" w:lineRule="auto" w:before="1950" w:after="0"/>
         <w:jc w:val="center"/>
       </w:pPr>
       <w:r>
@@ -108,7 +108,7 @@
     </w:p>
     <w:p>
       <w:pPr>
-        <w:spacing w:line="276" w:lineRule="auto" w:before="2557" w:after="0"/>
+        <w:spacing w:line="276" w:lineRule="auto" w:before="1950" w:after="0"/>
         <w:jc w:val="right"/>
       </w:pPr>
       <w:r>
@@ -140,7 +140,7 @@
     </w:p>
     <w:p>
       <w:pPr>
-        <w:spacing w:line="276" w:lineRule="auto" w:before="2033" w:after="0"/>
+        <w:spacing w:line="276" w:lineRule="auto" w:before="1950" w:after="0"/>
         <w:jc w:val="center"/>
       </w:pPr>
       <w:r>
@@ -214,7 +214,7 @@
     </w:p>
     <w:p>
       <w:pPr>
-        <w:spacing w:line="276" w:lineRule="auto" w:before="2973" w:after="0"/>
+        <w:spacing w:line="276" w:lineRule="auto" w:before="2582" w:after="0"/>
         <w:jc w:val="center"/>
       </w:pPr>
       <w:r>
@@ -228,7 +228,7 @@
     </w:p>
     <w:p>
       <w:pPr>
-        <w:spacing w:before="2309" w:after="0" w:line="20" w:lineRule="exact"/>
+        <w:spacing w:before="2582" w:after="0" w:line="20" w:lineRule="exact"/>
       </w:pPr>
     </w:p>
     <w:tbl>
@@ -365,7 +365,7 @@
     </w:tbl>
     <w:p>
       <w:pPr>
-        <w:spacing w:line="276" w:lineRule="auto" w:before="1745" w:after="0"/>
+        <w:spacing w:line="276" w:lineRule="auto" w:before="2582" w:after="0"/>
         <w:jc w:val="center"/>
       </w:pPr>
       <w:r>

--- a/keidy/reportes/Informe_Pasantia_IUTECP.docx
+++ b/keidy/reportes/Informe_Pasantia_IUTECP.docx
@@ -54,7 +54,7 @@
     </w:p>
     <w:p>
       <w:pPr>
-        <w:spacing w:before="1950" w:after="1950"/>
+        <w:spacing w:before="767" w:after="767"/>
         <w:jc w:val="center"/>
       </w:pPr>
       <w:r>
@@ -94,7 +94,7 @@
     </w:p>
     <w:p>
       <w:pPr>
-        <w:spacing w:line="276" w:lineRule="auto" w:before="1950" w:after="0"/>
+        <w:spacing w:line="276" w:lineRule="auto" w:before="0" w:after="0"/>
         <w:jc w:val="center"/>
       </w:pPr>
       <w:r>
@@ -108,7 +108,7 @@
     </w:p>
     <w:p>
       <w:pPr>
-        <w:spacing w:line="276" w:lineRule="auto" w:before="1950" w:after="0"/>
+        <w:spacing w:line="276" w:lineRule="auto" w:before="3134" w:after="0"/>
         <w:jc w:val="right"/>
       </w:pPr>
       <w:r>
@@ -140,7 +140,7 @@
     </w:p>
     <w:p>
       <w:pPr>
-        <w:spacing w:line="276" w:lineRule="auto" w:before="1950" w:after="0"/>
+        <w:spacing w:line="276" w:lineRule="auto" w:before="3134" w:after="0"/>
         <w:jc w:val="center"/>
       </w:pPr>
       <w:r>

--- a/keidy/reportes/Informe_Pasantia_IUTECP.docx
+++ b/keidy/reportes/Informe_Pasantia_IUTECP.docx
@@ -54,7 +54,7 @@
     </w:p>
     <w:p>
       <w:pPr>
-        <w:spacing w:before="767" w:after="767"/>
+        <w:spacing w:before="1080" w:after="1080"/>
         <w:jc w:val="center"/>
       </w:pPr>
       <w:r>
@@ -108,7 +108,7 @@
     </w:p>
     <w:p>
       <w:pPr>
-        <w:spacing w:line="276" w:lineRule="auto" w:before="3134" w:after="0"/>
+        <w:spacing w:line="276" w:lineRule="auto" w:before="3761" w:after="0"/>
         <w:jc w:val="right"/>
       </w:pPr>
       <w:r>
@@ -140,7 +140,7 @@
     </w:p>
     <w:p>
       <w:pPr>
-        <w:spacing w:line="276" w:lineRule="auto" w:before="3134" w:after="0"/>
+        <w:spacing w:line="276" w:lineRule="auto" w:before="1880" w:after="0"/>
         <w:jc w:val="center"/>
       </w:pPr>
       <w:r>
@@ -214,7 +214,7 @@
     </w:p>
     <w:p>
       <w:pPr>
-        <w:spacing w:line="276" w:lineRule="auto" w:before="2582" w:after="0"/>
+        <w:spacing w:line="276" w:lineRule="auto" w:before="3098" w:after="0"/>
         <w:jc w:val="center"/>
       </w:pPr>
       <w:r>
@@ -228,7 +228,7 @@
     </w:p>
     <w:p>
       <w:pPr>
-        <w:spacing w:before="2582" w:after="0" w:line="20" w:lineRule="exact"/>
+        <w:spacing w:before="3098" w:after="0" w:line="20" w:lineRule="exact"/>
       </w:pPr>
     </w:p>
     <w:tbl>
@@ -365,7 +365,7 @@
     </w:tbl>
     <w:p>
       <w:pPr>
-        <w:spacing w:line="276" w:lineRule="auto" w:before="2582" w:after="0"/>
+        <w:spacing w:line="276" w:lineRule="auto" w:before="1549" w:after="0"/>
         <w:jc w:val="center"/>
       </w:pPr>
       <w:r>

--- a/keidy/reportes/Informe_Pasantia_IUTECP.docx
+++ b/keidy/reportes/Informe_Pasantia_IUTECP.docx
@@ -54,7 +54,7 @@
     </w:p>
     <w:p>
       <w:pPr>
-        <w:spacing w:before="1080" w:after="1080"/>
+        <w:spacing w:before="1289" w:after="1289"/>
         <w:jc w:val="center"/>
       </w:pPr>
       <w:r>
@@ -108,7 +108,7 @@
     </w:p>
     <w:p>
       <w:pPr>
-        <w:spacing w:line="276" w:lineRule="auto" w:before="3761" w:after="0"/>
+        <w:spacing w:line="276" w:lineRule="auto" w:before="3482" w:after="0"/>
         <w:jc w:val="right"/>
       </w:pPr>
       <w:r>
@@ -140,7 +140,7 @@
     </w:p>
     <w:p>
       <w:pPr>
-        <w:spacing w:line="276" w:lineRule="auto" w:before="1880" w:after="0"/>
+        <w:spacing w:line="276" w:lineRule="auto" w:before="1741" w:after="0"/>
         <w:jc w:val="center"/>
       </w:pPr>
       <w:r>
@@ -214,7 +214,7 @@
     </w:p>
     <w:p>
       <w:pPr>
-        <w:spacing w:line="276" w:lineRule="auto" w:before="3098" w:after="0"/>
+        <w:spacing w:line="276" w:lineRule="auto" w:before="3443" w:after="0"/>
         <w:jc w:val="center"/>
       </w:pPr>
       <w:r>
@@ -228,7 +228,7 @@
     </w:p>
     <w:p>
       <w:pPr>
-        <w:spacing w:before="3098" w:after="0" w:line="20" w:lineRule="exact"/>
+        <w:spacing w:before="2869" w:after="0" w:line="20" w:lineRule="exact"/>
       </w:pPr>
     </w:p>
     <w:tbl>
@@ -365,7 +365,7 @@
     </w:tbl>
     <w:p>
       <w:pPr>
-        <w:spacing w:line="276" w:lineRule="auto" w:before="1549" w:after="0"/>
+        <w:spacing w:line="276" w:lineRule="auto" w:before="1434" w:after="0"/>
         <w:jc w:val="center"/>
       </w:pPr>
       <w:r>

--- a/keidy/reportes/Informe_Pasantia_IUTECP.docx
+++ b/keidy/reportes/Informe_Pasantia_IUTECP.docx
@@ -54,7 +54,7 @@
     </w:p>
     <w:p>
       <w:pPr>
-        <w:spacing w:before="1289" w:after="1289"/>
+        <w:spacing w:before="1455" w:after="1310"/>
         <w:jc w:val="center"/>
       </w:pPr>
       <w:r>
@@ -108,7 +108,7 @@
     </w:p>
     <w:p>
       <w:pPr>
-        <w:spacing w:line="276" w:lineRule="auto" w:before="3482" w:after="0"/>
+        <w:spacing w:line="276" w:lineRule="auto" w:before="3358" w:after="0"/>
         <w:jc w:val="right"/>
       </w:pPr>
       <w:r>
@@ -140,7 +140,7 @@
     </w:p>
     <w:p>
       <w:pPr>
-        <w:spacing w:line="276" w:lineRule="auto" w:before="1741" w:after="0"/>
+        <w:spacing w:line="276" w:lineRule="auto" w:before="1679" w:after="0"/>
         <w:jc w:val="center"/>
       </w:pPr>
       <w:r>
@@ -214,7 +214,7 @@
     </w:p>
     <w:p>
       <w:pPr>
-        <w:spacing w:line="276" w:lineRule="auto" w:before="3443" w:after="0"/>
+        <w:spacing w:line="276" w:lineRule="auto" w:before="3596" w:after="0"/>
         <w:jc w:val="center"/>
       </w:pPr>
       <w:r>
@@ -228,7 +228,7 @@
     </w:p>
     <w:p>
       <w:pPr>
-        <w:spacing w:before="2869" w:after="0" w:line="20" w:lineRule="exact"/>
+        <w:spacing w:before="2766" w:after="0" w:line="20" w:lineRule="exact"/>
       </w:pPr>
     </w:p>
     <w:tbl>
@@ -365,7 +365,7 @@
     </w:tbl>
     <w:p>
       <w:pPr>
-        <w:spacing w:line="276" w:lineRule="auto" w:before="1434" w:after="0"/>
+        <w:spacing w:line="276" w:lineRule="auto" w:before="1383" w:after="0"/>
         <w:jc w:val="center"/>
       </w:pPr>
       <w:r>

--- a/keidy/reportes/Informe_Pasantia_IUTECP.docx
+++ b/keidy/reportes/Informe_Pasantia_IUTECP.docx
@@ -54,7 +54,7 @@
     </w:p>
     <w:p>
       <w:pPr>
-        <w:spacing w:before="1455" w:after="1310"/>
+        <w:spacing w:before="1343" w:after="1086"/>
         <w:jc w:val="center"/>
       </w:pPr>
       <w:r>
@@ -214,7 +214,7 @@
     </w:p>
     <w:p>
       <w:pPr>
-        <w:spacing w:line="276" w:lineRule="auto" w:before="3596" w:after="0"/>
+        <w:spacing w:line="276" w:lineRule="auto" w:before="3320" w:after="0"/>
         <w:jc w:val="center"/>
       </w:pPr>
       <w:r>

--- a/keidy/reportes/Informe_Pasantia_IUTECP.docx
+++ b/keidy/reportes/Informe_Pasantia_IUTECP.docx
@@ -54,7 +54,7 @@
     </w:p>
     <w:p>
       <w:pPr>
-        <w:spacing w:before="1343" w:after="1086"/>
+        <w:spacing w:before="1304" w:after="1008"/>
         <w:jc w:val="center"/>
       </w:pPr>
       <w:r>
@@ -108,7 +108,7 @@
     </w:p>
     <w:p>
       <w:pPr>
-        <w:spacing w:line="276" w:lineRule="auto" w:before="3358" w:after="0"/>
+        <w:spacing w:line="276" w:lineRule="auto" w:before="3260" w:after="0"/>
         <w:jc w:val="right"/>
       </w:pPr>
       <w:r>
@@ -140,7 +140,7 @@
     </w:p>
     <w:p>
       <w:pPr>
-        <w:spacing w:line="276" w:lineRule="auto" w:before="1679" w:after="0"/>
+        <w:spacing w:line="276" w:lineRule="auto" w:before="1630" w:after="0"/>
         <w:jc w:val="center"/>
       </w:pPr>
       <w:r>
@@ -214,7 +214,7 @@
     </w:p>
     <w:p>
       <w:pPr>
-        <w:spacing w:line="276" w:lineRule="auto" w:before="3320" w:after="0"/>
+        <w:spacing w:line="276" w:lineRule="auto" w:before="3176" w:after="0"/>
         <w:jc w:val="center"/>
       </w:pPr>
       <w:r>
@@ -228,7 +228,7 @@
     </w:p>
     <w:p>
       <w:pPr>
-        <w:spacing w:before="2766" w:after="0" w:line="20" w:lineRule="exact"/>
+        <w:spacing w:before="2647" w:after="0" w:line="20" w:lineRule="exact"/>
       </w:pPr>
     </w:p>
     <w:tbl>
@@ -365,7 +365,7 @@
     </w:tbl>
     <w:p>
       <w:pPr>
-        <w:spacing w:line="276" w:lineRule="auto" w:before="1383" w:after="0"/>
+        <w:spacing w:line="276" w:lineRule="auto" w:before="1323" w:after="0"/>
         <w:jc w:val="center"/>
       </w:pPr>
       <w:r>

--- a/keidy/reportes/Informe_Pasantia_IUTECP.docx
+++ b/keidy/reportes/Informe_Pasantia_IUTECP.docx
@@ -54,7 +54,7 @@
     </w:p>
     <w:p>
       <w:pPr>
-        <w:spacing w:before="1304" w:after="1008"/>
+        <w:spacing w:before="978" w:after="1334"/>
         <w:jc w:val="center"/>
       </w:pPr>
       <w:r>

--- a/keidy/reportes/Informe_Pasantia_IUTECP.docx
+++ b/keidy/reportes/Informe_Pasantia_IUTECP.docx
@@ -643,6 +643,36 @@
           <w:b w:val="0"/>
           <w:sz w:val="24"/>
         </w:rPr>
+        <w:t>LISTA DE FIGURAS</w:t>
+        <w:tab/>
+      </w:r>
+      <w:r>
+        <w:rPr>
+          <w:rFonts w:ascii="Times New Roman" w:hAnsi="Times New Roman"/>
+          <w:b w:val="0"/>
+          <w:sz w:val="24"/>
+        </w:rPr>
+        <w:fldChar w:fldCharType="begin"/>
+        <w:instrText xml:space="preserve"> PAGEREF bm_lista_figuras \h </w:instrText>
+        <w:fldChar w:fldCharType="separate"/>
+        <w:t>?</w:t>
+        <w:fldChar w:fldCharType="end"/>
+      </w:r>
+    </w:p>
+    <w:p>
+      <w:pPr>
+        <w:tabs>
+          <w:tab w:pos="8271" w:val="right" w:leader="dot"/>
+        </w:tabs>
+        <w:spacing w:line="360" w:lineRule="auto" w:before="0" w:after="80"/>
+        <w:ind w:left="0"/>
+      </w:pPr>
+      <w:r>
+        <w:rPr>
+          <w:rFonts w:ascii="Times New Roman" w:hAnsi="Times New Roman"/>
+          <w:b w:val="0"/>
+          <w:sz w:val="24"/>
+        </w:rPr>
         <w:t>LISTA DE GRÁFICOS</w:t>
         <w:tab/>
       </w:r>
@@ -1655,6 +1685,47 @@
       </w:pPr>
     </w:p>
     <w:p>
+      <w:bookmarkStart w:id="bm_lista_figuras" w:name="bm_lista_figuras"/>
+      <w:pPr>
+        <w:spacing w:after="480"/>
+        <w:jc w:val="center"/>
+      </w:pPr>
+      <w:r>
+        <w:rPr>
+          <w:rFonts w:ascii="Times New Roman" w:hAnsi="Times New Roman"/>
+          <w:b/>
+          <w:sz w:val="24"/>
+        </w:rPr>
+        <w:t>LISTA DE FIGURAS</w:t>
+      </w:r>
+      <w:bookmarkEnd w:id="bm_lista_figuras"/>
+    </w:p>
+    <w:p>
+      <w:pPr>
+        <w:sectPr>
+          <w:footerReference w:type="default" r:id="rId20"/>
+          <w:pgSz w:w="12240" w:h="15840"/>
+          <w:pgMar w:top="2835" w:right="1701" w:bottom="1701" w:left="2268" w:header="720" w:footer="720" w:gutter="0"/>
+          <w:cols w:space="720"/>
+          <w:titlePg/>
+          <w:docGrid w:linePitch="360"/>
+        </w:sectPr>
+      </w:pPr>
+    </w:p>
+    <w:p>
+      <w:pPr>
+        <w:sectPr>
+          <w:footerReference w:type="default" r:id="rId21"/>
+          <w:type w:val="continuous"/>
+          <w:pgSz w:w="12240" w:h="15840"/>
+          <w:pgMar w:top="1701" w:right="1701" w:bottom="1701" w:left="2268" w:header="720" w:footer="720" w:gutter="0"/>
+          <w:cols w:space="720"/>
+          <w:titlePg/>
+          <w:docGrid w:linePitch="360"/>
+        </w:sectPr>
+      </w:pPr>
+    </w:p>
+    <w:p>
       <w:bookmarkStart w:id="bm_lista_graficos" w:name="bm_lista_graficos"/>
       <w:pPr>
         <w:spacing w:after="480"/>
@@ -1673,7 +1744,7 @@
     <w:p>
       <w:pPr>
         <w:sectPr>
-          <w:footerReference w:type="default" r:id="rId20"/>
+          <w:footerReference w:type="default" r:id="rId22"/>
           <w:pgSz w:w="12240" w:h="15840"/>
           <w:pgMar w:top="2835" w:right="1701" w:bottom="1701" w:left="2268" w:header="720" w:footer="720" w:gutter="0"/>
           <w:cols w:space="720"/>
@@ -1776,7 +1847,7 @@
     <w:p>
       <w:pPr>
         <w:sectPr>
-          <w:footerReference w:type="default" r:id="rId21"/>
+          <w:footerReference w:type="default" r:id="rId23"/>
           <w:type w:val="continuous"/>
           <w:pgSz w:w="12240" w:h="15840"/>
           <w:pgMar w:top="1701" w:right="1701" w:bottom="1701" w:left="2268" w:header="720" w:footer="720" w:gutter="0"/>
@@ -1805,7 +1876,7 @@
     <w:p>
       <w:pPr>
         <w:sectPr>
-          <w:footerReference w:type="default" r:id="rId22"/>
+          <w:footerReference w:type="default" r:id="rId24"/>
           <w:pgSz w:w="12240" w:h="15840"/>
           <w:pgMar w:top="2835" w:right="1701" w:bottom="1701" w:left="2268" w:header="720" w:footer="720" w:gutter="0"/>
           <w:cols w:space="720"/>
@@ -1940,7 +2011,7 @@
     <w:p>
       <w:pPr>
         <w:sectPr>
-          <w:footerReference w:type="default" r:id="rId23"/>
+          <w:footerReference w:type="default" r:id="rId25"/>
           <w:type w:val="continuous"/>
           <w:pgSz w:w="12240" w:h="15840"/>
           <w:pgMar w:top="1701" w:right="1701" w:bottom="1701" w:left="2268" w:header="720" w:footer="720" w:gutter="0"/>
@@ -1969,7 +2040,7 @@
     <w:p>
       <w:pPr>
         <w:sectPr>
-          <w:footerReference w:type="default" r:id="rId24"/>
+          <w:footerReference w:type="default" r:id="rId26"/>
           <w:pgSz w:w="12240" w:h="15840"/>
           <w:pgMar w:top="2835" w:right="1701" w:bottom="1701" w:left="2268" w:header="720" w:footer="720" w:gutter="0"/>
           <w:cols w:space="720"/>
@@ -2011,7 +2082,7 @@
     <w:p>
       <w:pPr>
         <w:sectPr>
-          <w:footerReference w:type="default" r:id="rId25"/>
+          <w:footerReference w:type="default" r:id="rId27"/>
           <w:type w:val="continuous"/>
           <w:pgSz w:w="12240" w:h="15840"/>
           <w:pgMar w:top="1701" w:right="1701" w:bottom="1701" w:left="2268" w:header="720" w:footer="720" w:gutter="0"/>
@@ -2040,7 +2111,7 @@
     <w:p>
       <w:pPr>
         <w:sectPr>
-          <w:footerReference w:type="default" r:id="rId26"/>
+          <w:footerReference w:type="default" r:id="rId28"/>
           <w:pgSz w:w="12240" w:h="15840"/>
           <w:pgMar w:top="2835" w:right="1701" w:bottom="1701" w:left="2268" w:header="720" w:footer="720" w:gutter="0"/>
           <w:cols w:space="720"/>
@@ -2067,7 +2138,7 @@
     <w:p>
       <w:pPr>
         <w:sectPr>
-          <w:footerReference w:type="default" r:id="rId27"/>
+          <w:footerReference w:type="default" r:id="rId29"/>
           <w:type w:val="continuous"/>
           <w:pgSz w:w="12240" w:h="15840"/>
           <w:pgMar w:top="1701" w:right="1701" w:bottom="1701" w:left="2268" w:header="720" w:footer="720" w:gutter="0"/>
@@ -2110,7 +2181,7 @@
     <w:p>
       <w:pPr>
         <w:sectPr>
-          <w:footerReference w:type="default" r:id="rId28"/>
+          <w:footerReference w:type="default" r:id="rId30"/>
           <w:pgSz w:w="12240" w:h="15840"/>
           <w:pgMar w:top="2835" w:right="1701" w:bottom="1701" w:left="2268" w:header="720" w:footer="720" w:gutter="0"/>
           <w:cols w:space="720"/>
@@ -2770,7 +2841,7 @@
     <w:p>
       <w:pPr>
         <w:sectPr>
-          <w:footerReference w:type="default" r:id="rId29"/>
+          <w:footerReference w:type="default" r:id="rId31"/>
           <w:type w:val="continuous"/>
           <w:pgSz w:w="12240" w:h="15840"/>
           <w:pgMar w:top="1701" w:right="1701" w:bottom="1701" w:left="2268" w:header="720" w:footer="720" w:gutter="0"/>
@@ -2813,7 +2884,7 @@
     <w:p>
       <w:pPr>
         <w:sectPr>
-          <w:footerReference w:type="default" r:id="rId30"/>
+          <w:footerReference w:type="default" r:id="rId32"/>
           <w:pgSz w:w="12240" w:h="15840"/>
           <w:pgMar w:top="2835" w:right="1701" w:bottom="1701" w:left="2268" w:header="720" w:footer="720" w:gutter="0"/>
           <w:cols w:space="720"/>
@@ -6061,7 +6132,7 @@
     <w:p>
       <w:pPr>
         <w:sectPr>
-          <w:footerReference w:type="default" r:id="rId31"/>
+          <w:footerReference w:type="default" r:id="rId33"/>
           <w:type w:val="continuous"/>
           <w:pgSz w:w="12240" w:h="15840"/>
           <w:pgMar w:top="1701" w:right="1701" w:bottom="1701" w:left="2268" w:header="720" w:footer="720" w:gutter="0"/>
@@ -6104,7 +6175,7 @@
     <w:p>
       <w:pPr>
         <w:sectPr>
-          <w:footerReference w:type="default" r:id="rId32"/>
+          <w:footerReference w:type="default" r:id="rId34"/>
           <w:pgSz w:w="12240" w:h="15840"/>
           <w:pgMar w:top="2835" w:right="1701" w:bottom="1701" w:left="2268" w:header="720" w:footer="720" w:gutter="0"/>
           <w:cols w:space="720"/>
@@ -6374,7 +6445,7 @@
     <w:p>
       <w:pPr>
         <w:sectPr>
-          <w:footerReference w:type="default" r:id="rId33"/>
+          <w:footerReference w:type="default" r:id="rId35"/>
           <w:type w:val="continuous"/>
           <w:pgSz w:w="12240" w:h="15840"/>
           <w:pgMar w:top="1701" w:right="1701" w:bottom="1701" w:left="2268" w:header="720" w:footer="720" w:gutter="0"/>
@@ -6417,7 +6488,7 @@
     <w:p>
       <w:pPr>
         <w:sectPr>
-          <w:footerReference w:type="default" r:id="rId34"/>
+          <w:footerReference w:type="default" r:id="rId36"/>
           <w:pgSz w:w="12240" w:h="15840"/>
           <w:pgMar w:top="2835" w:right="1701" w:bottom="1701" w:left="2268" w:header="720" w:footer="720" w:gutter="0"/>
           <w:cols w:space="720"/>
@@ -7180,7 +7251,7 @@
     <w:p>
       <w:pPr>
         <w:sectPr>
-          <w:footerReference w:type="default" r:id="rId35"/>
+          <w:footerReference w:type="default" r:id="rId37"/>
           <w:type w:val="continuous"/>
           <w:pgSz w:w="12240" w:h="15840"/>
           <w:pgMar w:top="1701" w:right="1701" w:bottom="1701" w:left="2268" w:header="720" w:footer="720" w:gutter="0"/>
@@ -7223,7 +7294,7 @@
     <w:p>
       <w:pPr>
         <w:sectPr>
-          <w:footerReference w:type="default" r:id="rId36"/>
+          <w:footerReference w:type="default" r:id="rId38"/>
           <w:pgSz w:w="12240" w:h="15840"/>
           <w:pgMar w:top="2835" w:right="1701" w:bottom="1701" w:left="2268" w:header="720" w:footer="720" w:gutter="0"/>
           <w:cols w:space="720"/>
@@ -7435,7 +7506,7 @@
     <w:p>
       <w:pPr>
         <w:sectPr>
-          <w:footerReference w:type="default" r:id="rId37"/>
+          <w:footerReference w:type="default" r:id="rId39"/>
           <w:type w:val="continuous"/>
           <w:pgSz w:w="12240" w:h="15840"/>
           <w:pgMar w:top="1701" w:right="1701" w:bottom="1701" w:left="2268" w:header="720" w:footer="720" w:gutter="0"/>
@@ -7464,7 +7535,7 @@
     <w:p>
       <w:pPr>
         <w:sectPr>
-          <w:footerReference w:type="default" r:id="rId38"/>
+          <w:footerReference w:type="default" r:id="rId40"/>
           <w:pgSz w:w="12240" w:h="15840"/>
           <w:pgMar w:top="2835" w:right="1701" w:bottom="1701" w:left="2268" w:header="720" w:footer="720" w:gutter="0"/>
           <w:cols w:space="720"/>
@@ -7565,7 +7636,7 @@
     <w:p>
       <w:pPr>
         <w:sectPr>
-          <w:footerReference w:type="default" r:id="rId39"/>
+          <w:footerReference w:type="default" r:id="rId41"/>
           <w:type w:val="continuous"/>
           <w:pgSz w:w="12240" w:h="15840"/>
           <w:pgMar w:top="1701" w:right="1701" w:bottom="1701" w:left="2268" w:header="720" w:footer="720" w:gutter="0"/>
@@ -7594,7 +7665,7 @@
     <w:p>
       <w:pPr>
         <w:sectPr>
-          <w:footerReference w:type="default" r:id="rId40"/>
+          <w:footerReference w:type="default" r:id="rId42"/>
           <w:pgSz w:w="12240" w:h="15840"/>
           <w:pgMar w:top="2835" w:right="1701" w:bottom="1701" w:left="2268" w:header="720" w:footer="720" w:gutter="0"/>
           <w:cols w:space="720"/>
@@ -7649,7 +7720,7 @@
     <w:p>
       <w:pPr>
         <w:sectPr>
-          <w:footerReference w:type="default" r:id="rId41"/>
+          <w:footerReference w:type="default" r:id="rId43"/>
           <w:pgSz w:w="12240" w:h="15840"/>
           <w:pgMar w:top="2835" w:right="1701" w:bottom="1701" w:left="2268" w:header="720" w:footer="720" w:gutter="0"/>
           <w:cols w:space="720"/>
@@ -7704,7 +7775,7 @@
     <w:p>
       <w:pPr>
         <w:sectPr>
-          <w:footerReference w:type="default" r:id="rId42"/>
+          <w:footerReference w:type="default" r:id="rId44"/>
           <w:pgSz w:w="12240" w:h="15840"/>
           <w:pgMar w:top="2835" w:right="1701" w:bottom="1701" w:left="2268" w:header="720" w:footer="720" w:gutter="0"/>
           <w:cols w:space="720"/>
@@ -7757,7 +7828,7 @@
       </w:r>
     </w:p>
     <w:sectPr>
-      <w:footerReference w:type="default" r:id="rId43"/>
+      <w:footerReference w:type="default" r:id="rId45"/>
       <w:pgSz w:w="12240" w:h="15840"/>
       <w:pgMar w:top="2835" w:right="1701" w:bottom="1701" w:left="2268" w:header="720" w:footer="720" w:gutter="0"/>
       <w:cols w:space="720"/>
@@ -7938,7 +8009,7 @@
         <w:sz w:val="24"/>
       </w:rPr>
       <w:fldChar w:fldCharType="begin"/>
-      <w:instrText xml:space="preserve"> PAGE </w:instrText>
+      <w:instrText xml:space="preserve"> PAGE \* roman </w:instrText>
       <w:fldChar w:fldCharType="separate"/>
       <w:fldChar w:fldCharType="end"/>
     </w:r>
@@ -7959,7 +8030,7 @@
         <w:sz w:val="24"/>
       </w:rPr>
       <w:fldChar w:fldCharType="begin"/>
-      <w:instrText xml:space="preserve"> PAGE </w:instrText>
+      <w:instrText xml:space="preserve"> PAGE \* roman </w:instrText>
       <w:fldChar w:fldCharType="separate"/>
       <w:fldChar w:fldCharType="end"/>
     </w:r>
@@ -8272,6 +8343,48 @@
 </file>
 
 <file path=word/footer32.xml><?xml version="1.0" encoding="utf-8"?>
+<w:ftr xmlns:m="http://schemas.openxmlformats.org/officeDocument/2006/math" xmlns:mc="http://schemas.openxmlformats.org/markup-compatibility/2006" xmlns:mo="http://schemas.microsoft.com/office/mac/office/2008/main" xmlns:mv="urn:schemas-microsoft-com:mac:vml" xmlns:o="urn:schemas-microsoft-com:office:office" xmlns:r="http://schemas.openxmlformats.org/officeDocument/2006/relationships" xmlns:v="urn:schemas-microsoft-com:vml" xmlns:w10="urn:schemas-microsoft-com:office:word" xmlns:w14="http://schemas.microsoft.com/office/word/2010/wordml" xmlns:w="http://schemas.openxmlformats.org/wordprocessingml/2006/main" xmlns:wne="http://schemas.microsoft.com/office/word/2006/wordml" xmlns:wp14="http://schemas.microsoft.com/office/word/2010/wordprocessingDrawing" xmlns:wp="http://schemas.openxmlformats.org/drawingml/2006/wordprocessingDrawing" xmlns:wpc="http://schemas.microsoft.com/office/word/2010/wordprocessingCanvas" xmlns:wpg="http://schemas.microsoft.com/office/word/2010/wordprocessingGroup" xmlns:wpi="http://schemas.microsoft.com/office/word/2010/wordprocessingInk" xmlns:wps="http://schemas.microsoft.com/office/word/2010/wordprocessingShape" mc:Ignorable="w14 wp14">
+  <w:p>
+    <w:pPr>
+      <w:pStyle w:val="Footer"/>
+      <w:jc w:val="center"/>
+    </w:pPr>
+    <w:r>
+      <w:rPr>
+        <w:rFonts w:ascii="Times New Roman" w:hAnsi="Times New Roman"/>
+        <w:sz w:val="24"/>
+      </w:rPr>
+      <w:fldChar w:fldCharType="begin"/>
+      <w:instrText xml:space="preserve"> PAGE </w:instrText>
+      <w:fldChar w:fldCharType="separate"/>
+      <w:fldChar w:fldCharType="end"/>
+    </w:r>
+  </w:p>
+</w:ftr>
+</file>
+
+<file path=word/footer33.xml><?xml version="1.0" encoding="utf-8"?>
+<w:ftr xmlns:m="http://schemas.openxmlformats.org/officeDocument/2006/math" xmlns:mc="http://schemas.openxmlformats.org/markup-compatibility/2006" xmlns:mo="http://schemas.microsoft.com/office/mac/office/2008/main" xmlns:mv="urn:schemas-microsoft-com:mac:vml" xmlns:o="urn:schemas-microsoft-com:office:office" xmlns:r="http://schemas.openxmlformats.org/officeDocument/2006/relationships" xmlns:v="urn:schemas-microsoft-com:vml" xmlns:w10="urn:schemas-microsoft-com:office:word" xmlns:w14="http://schemas.microsoft.com/office/word/2010/wordml" xmlns:w="http://schemas.openxmlformats.org/wordprocessingml/2006/main" xmlns:wne="http://schemas.microsoft.com/office/word/2006/wordml" xmlns:wp14="http://schemas.microsoft.com/office/word/2010/wordprocessingDrawing" xmlns:wp="http://schemas.openxmlformats.org/drawingml/2006/wordprocessingDrawing" xmlns:wpc="http://schemas.microsoft.com/office/word/2010/wordprocessingCanvas" xmlns:wpg="http://schemas.microsoft.com/office/word/2010/wordprocessingGroup" xmlns:wpi="http://schemas.microsoft.com/office/word/2010/wordprocessingInk" xmlns:wps="http://schemas.microsoft.com/office/word/2010/wordprocessingShape" mc:Ignorable="w14 wp14">
+  <w:p>
+    <w:pPr>
+      <w:pStyle w:val="Footer"/>
+      <w:jc w:val="center"/>
+    </w:pPr>
+    <w:r>
+      <w:rPr>
+        <w:rFonts w:ascii="Times New Roman" w:hAnsi="Times New Roman"/>
+        <w:sz w:val="24"/>
+      </w:rPr>
+      <w:fldChar w:fldCharType="begin"/>
+      <w:instrText xml:space="preserve"> PAGE </w:instrText>
+      <w:fldChar w:fldCharType="separate"/>
+      <w:fldChar w:fldCharType="end"/>
+    </w:r>
+  </w:p>
+</w:ftr>
+</file>
+
+<file path=word/footer34.xml><?xml version="1.0" encoding="utf-8"?>
 <w:ftr xmlns:m="http://schemas.openxmlformats.org/officeDocument/2006/math" xmlns:mc="http://schemas.openxmlformats.org/markup-compatibility/2006" xmlns:mo="http://schemas.microsoft.com/office/mac/office/2008/main" xmlns:mv="urn:schemas-microsoft-com:mac:vml" xmlns:o="urn:schemas-microsoft-com:office:office" xmlns:r="http://schemas.openxmlformats.org/officeDocument/2006/relationships" xmlns:v="urn:schemas-microsoft-com:vml" xmlns:w10="urn:schemas-microsoft-com:office:word" xmlns:w14="http://schemas.microsoft.com/office/word/2010/wordml" xmlns:w="http://schemas.openxmlformats.org/wordprocessingml/2006/main" xmlns:wne="http://schemas.microsoft.com/office/word/2006/wordml" xmlns:wp14="http://schemas.microsoft.com/office/word/2010/wordprocessingDrawing" xmlns:wp="http://schemas.openxmlformats.org/drawingml/2006/wordprocessingDrawing" xmlns:wpc="http://schemas.microsoft.com/office/word/2010/wordprocessingCanvas" xmlns:wpg="http://schemas.microsoft.com/office/word/2010/wordprocessingGroup" xmlns:wpi="http://schemas.microsoft.com/office/word/2010/wordprocessingInk" xmlns:wps="http://schemas.microsoft.com/office/word/2010/wordprocessingShape" mc:Ignorable="w14 wp14">
   <w:p>
     <w:pPr>

--- a/keidy/reportes/Informe_Pasantia_IUTECP.docx
+++ b/keidy/reportes/Informe_Pasantia_IUTECP.docx
@@ -517,6 +517,7 @@
     <w:p>
       <w:pPr>
         <w:sectPr>
+          <w:footerReference w:type="default" r:id="rId18"/>
           <w:pgSz w:w="12240" w:h="15840"/>
           <w:pgMar w:top="2835" w:right="1701" w:bottom="1701" w:left="2268" w:header="720" w:footer="720" w:gutter="0"/>
           <w:cols w:space="720"/>
@@ -1543,6 +1544,7 @@
     <w:p>
       <w:pPr>
         <w:sectPr>
+          <w:footerReference w:type="default" r:id="rId19"/>
           <w:type w:val="continuous"/>
           <w:pgSz w:w="12240" w:h="15840"/>
           <w:pgMar w:top="1701" w:right="1701" w:bottom="1701" w:left="2268" w:header="720" w:footer="720" w:gutter="0"/>
@@ -1571,7 +1573,7 @@
     <w:p>
       <w:pPr>
         <w:sectPr>
-          <w:footerReference w:type="default" r:id="rId18"/>
+          <w:footerReference w:type="default" r:id="rId20"/>
           <w:pgSz w:w="12240" w:h="15840"/>
           <w:pgMar w:top="2835" w:right="1701" w:bottom="1701" w:left="2268" w:header="720" w:footer="720" w:gutter="0"/>
           <w:cols w:space="720"/>
@@ -1674,7 +1676,7 @@
     <w:p>
       <w:pPr>
         <w:sectPr>
-          <w:footerReference w:type="default" r:id="rId19"/>
+          <w:footerReference w:type="default" r:id="rId21"/>
           <w:type w:val="continuous"/>
           <w:pgSz w:w="12240" w:h="15840"/>
           <w:pgMar w:top="1701" w:right="1701" w:bottom="1701" w:left="2268" w:header="720" w:footer="720" w:gutter="0"/>
@@ -1703,7 +1705,7 @@
     <w:p>
       <w:pPr>
         <w:sectPr>
-          <w:footerReference w:type="default" r:id="rId20"/>
+          <w:footerReference w:type="default" r:id="rId22"/>
           <w:pgSz w:w="12240" w:h="15840"/>
           <w:pgMar w:top="2835" w:right="1701" w:bottom="1701" w:left="2268" w:header="720" w:footer="720" w:gutter="0"/>
           <w:cols w:space="720"/>
@@ -1715,7 +1717,7 @@
     <w:p>
       <w:pPr>
         <w:sectPr>
-          <w:footerReference w:type="default" r:id="rId21"/>
+          <w:footerReference w:type="default" r:id="rId23"/>
           <w:type w:val="continuous"/>
           <w:pgSz w:w="12240" w:h="15840"/>
           <w:pgMar w:top="1701" w:right="1701" w:bottom="1701" w:left="2268" w:header="720" w:footer="720" w:gutter="0"/>
@@ -1744,7 +1746,7 @@
     <w:p>
       <w:pPr>
         <w:sectPr>
-          <w:footerReference w:type="default" r:id="rId22"/>
+          <w:footerReference w:type="default" r:id="rId24"/>
           <w:pgSz w:w="12240" w:h="15840"/>
           <w:pgMar w:top="2835" w:right="1701" w:bottom="1701" w:left="2268" w:header="720" w:footer="720" w:gutter="0"/>
           <w:cols w:space="720"/>
@@ -1847,7 +1849,7 @@
     <w:p>
       <w:pPr>
         <w:sectPr>
-          <w:footerReference w:type="default" r:id="rId23"/>
+          <w:footerReference w:type="default" r:id="rId25"/>
           <w:type w:val="continuous"/>
           <w:pgSz w:w="12240" w:h="15840"/>
           <w:pgMar w:top="1701" w:right="1701" w:bottom="1701" w:left="2268" w:header="720" w:footer="720" w:gutter="0"/>
@@ -1876,7 +1878,7 @@
     <w:p>
       <w:pPr>
         <w:sectPr>
-          <w:footerReference w:type="default" r:id="rId24"/>
+          <w:footerReference w:type="default" r:id="rId26"/>
           <w:pgSz w:w="12240" w:h="15840"/>
           <w:pgMar w:top="2835" w:right="1701" w:bottom="1701" w:left="2268" w:header="720" w:footer="720" w:gutter="0"/>
           <w:cols w:space="720"/>
@@ -2011,7 +2013,7 @@
     <w:p>
       <w:pPr>
         <w:sectPr>
-          <w:footerReference w:type="default" r:id="rId25"/>
+          <w:footerReference w:type="default" r:id="rId27"/>
           <w:type w:val="continuous"/>
           <w:pgSz w:w="12240" w:h="15840"/>
           <w:pgMar w:top="1701" w:right="1701" w:bottom="1701" w:left="2268" w:header="720" w:footer="720" w:gutter="0"/>
@@ -2040,7 +2042,7 @@
     <w:p>
       <w:pPr>
         <w:sectPr>
-          <w:footerReference w:type="default" r:id="rId26"/>
+          <w:footerReference w:type="default" r:id="rId28"/>
           <w:pgSz w:w="12240" w:h="15840"/>
           <w:pgMar w:top="2835" w:right="1701" w:bottom="1701" w:left="2268" w:header="720" w:footer="720" w:gutter="0"/>
           <w:cols w:space="720"/>
@@ -2082,7 +2084,7 @@
     <w:p>
       <w:pPr>
         <w:sectPr>
-          <w:footerReference w:type="default" r:id="rId27"/>
+          <w:footerReference w:type="default" r:id="rId29"/>
           <w:type w:val="continuous"/>
           <w:pgSz w:w="12240" w:h="15840"/>
           <w:pgMar w:top="1701" w:right="1701" w:bottom="1701" w:left="2268" w:header="720" w:footer="720" w:gutter="0"/>
@@ -2111,7 +2113,7 @@
     <w:p>
       <w:pPr>
         <w:sectPr>
-          <w:footerReference w:type="default" r:id="rId28"/>
+          <w:footerReference w:type="default" r:id="rId30"/>
           <w:pgSz w:w="12240" w:h="15840"/>
           <w:pgMar w:top="2835" w:right="1701" w:bottom="1701" w:left="2268" w:header="720" w:footer="720" w:gutter="0"/>
           <w:cols w:space="720"/>
@@ -2138,7 +2140,7 @@
     <w:p>
       <w:pPr>
         <w:sectPr>
-          <w:footerReference w:type="default" r:id="rId29"/>
+          <w:footerReference w:type="default" r:id="rId31"/>
           <w:type w:val="continuous"/>
           <w:pgSz w:w="12240" w:h="15840"/>
           <w:pgMar w:top="1701" w:right="1701" w:bottom="1701" w:left="2268" w:header="720" w:footer="720" w:gutter="0"/>
@@ -2181,7 +2183,7 @@
     <w:p>
       <w:pPr>
         <w:sectPr>
-          <w:footerReference w:type="default" r:id="rId30"/>
+          <w:footerReference w:type="default" r:id="rId32"/>
           <w:pgSz w:w="12240" w:h="15840"/>
           <w:pgMar w:top="2835" w:right="1701" w:bottom="1701" w:left="2268" w:header="720" w:footer="720" w:gutter="0"/>
           <w:cols w:space="720"/>
@@ -2841,7 +2843,7 @@
     <w:p>
       <w:pPr>
         <w:sectPr>
-          <w:footerReference w:type="default" r:id="rId31"/>
+          <w:footerReference w:type="default" r:id="rId33"/>
           <w:type w:val="continuous"/>
           <w:pgSz w:w="12240" w:h="15840"/>
           <w:pgMar w:top="1701" w:right="1701" w:bottom="1701" w:left="2268" w:header="720" w:footer="720" w:gutter="0"/>
@@ -2884,7 +2886,7 @@
     <w:p>
       <w:pPr>
         <w:sectPr>
-          <w:footerReference w:type="default" r:id="rId32"/>
+          <w:footerReference w:type="default" r:id="rId34"/>
           <w:pgSz w:w="12240" w:h="15840"/>
           <w:pgMar w:top="2835" w:right="1701" w:bottom="1701" w:left="2268" w:header="720" w:footer="720" w:gutter="0"/>
           <w:cols w:space="720"/>
@@ -6132,7 +6134,7 @@
     <w:p>
       <w:pPr>
         <w:sectPr>
-          <w:footerReference w:type="default" r:id="rId33"/>
+          <w:footerReference w:type="default" r:id="rId35"/>
           <w:type w:val="continuous"/>
           <w:pgSz w:w="12240" w:h="15840"/>
           <w:pgMar w:top="1701" w:right="1701" w:bottom="1701" w:left="2268" w:header="720" w:footer="720" w:gutter="0"/>
@@ -6175,7 +6177,7 @@
     <w:p>
       <w:pPr>
         <w:sectPr>
-          <w:footerReference w:type="default" r:id="rId34"/>
+          <w:footerReference w:type="default" r:id="rId36"/>
           <w:pgSz w:w="12240" w:h="15840"/>
           <w:pgMar w:top="2835" w:right="1701" w:bottom="1701" w:left="2268" w:header="720" w:footer="720" w:gutter="0"/>
           <w:cols w:space="720"/>
@@ -6445,7 +6447,7 @@
     <w:p>
       <w:pPr>
         <w:sectPr>
-          <w:footerReference w:type="default" r:id="rId35"/>
+          <w:footerReference w:type="default" r:id="rId37"/>
           <w:type w:val="continuous"/>
           <w:pgSz w:w="12240" w:h="15840"/>
           <w:pgMar w:top="1701" w:right="1701" w:bottom="1701" w:left="2268" w:header="720" w:footer="720" w:gutter="0"/>
@@ -6488,7 +6490,7 @@
     <w:p>
       <w:pPr>
         <w:sectPr>
-          <w:footerReference w:type="default" r:id="rId36"/>
+          <w:footerReference w:type="default" r:id="rId38"/>
           <w:pgSz w:w="12240" w:h="15840"/>
           <w:pgMar w:top="2835" w:right="1701" w:bottom="1701" w:left="2268" w:header="720" w:footer="720" w:gutter="0"/>
           <w:cols w:space="720"/>
@@ -7251,7 +7253,7 @@
     <w:p>
       <w:pPr>
         <w:sectPr>
-          <w:footerReference w:type="default" r:id="rId37"/>
+          <w:footerReference w:type="default" r:id="rId39"/>
           <w:type w:val="continuous"/>
           <w:pgSz w:w="12240" w:h="15840"/>
           <w:pgMar w:top="1701" w:right="1701" w:bottom="1701" w:left="2268" w:header="720" w:footer="720" w:gutter="0"/>
@@ -7294,7 +7296,7 @@
     <w:p>
       <w:pPr>
         <w:sectPr>
-          <w:footerReference w:type="default" r:id="rId38"/>
+          <w:footerReference w:type="default" r:id="rId40"/>
           <w:pgSz w:w="12240" w:h="15840"/>
           <w:pgMar w:top="2835" w:right="1701" w:bottom="1701" w:left="2268" w:header="720" w:footer="720" w:gutter="0"/>
           <w:cols w:space="720"/>
@@ -7506,7 +7508,7 @@
     <w:p>
       <w:pPr>
         <w:sectPr>
-          <w:footerReference w:type="default" r:id="rId39"/>
+          <w:footerReference w:type="default" r:id="rId41"/>
           <w:type w:val="continuous"/>
           <w:pgSz w:w="12240" w:h="15840"/>
           <w:pgMar w:top="1701" w:right="1701" w:bottom="1701" w:left="2268" w:header="720" w:footer="720" w:gutter="0"/>
@@ -7535,7 +7537,7 @@
     <w:p>
       <w:pPr>
         <w:sectPr>
-          <w:footerReference w:type="default" r:id="rId40"/>
+          <w:footerReference w:type="default" r:id="rId42"/>
           <w:pgSz w:w="12240" w:h="15840"/>
           <w:pgMar w:top="2835" w:right="1701" w:bottom="1701" w:left="2268" w:header="720" w:footer="720" w:gutter="0"/>
           <w:cols w:space="720"/>
@@ -7636,7 +7638,7 @@
     <w:p>
       <w:pPr>
         <w:sectPr>
-          <w:footerReference w:type="default" r:id="rId41"/>
+          <w:footerReference w:type="default" r:id="rId43"/>
           <w:type w:val="continuous"/>
           <w:pgSz w:w="12240" w:h="15840"/>
           <w:pgMar w:top="1701" w:right="1701" w:bottom="1701" w:left="2268" w:header="720" w:footer="720" w:gutter="0"/>
@@ -7665,7 +7667,7 @@
     <w:p>
       <w:pPr>
         <w:sectPr>
-          <w:footerReference w:type="default" r:id="rId42"/>
+          <w:footerReference w:type="default" r:id="rId44"/>
           <w:pgSz w:w="12240" w:h="15840"/>
           <w:pgMar w:top="2835" w:right="1701" w:bottom="1701" w:left="2268" w:header="720" w:footer="720" w:gutter="0"/>
           <w:cols w:space="720"/>
@@ -7720,7 +7722,7 @@
     <w:p>
       <w:pPr>
         <w:sectPr>
-          <w:footerReference w:type="default" r:id="rId43"/>
+          <w:footerReference w:type="default" r:id="rId45"/>
           <w:pgSz w:w="12240" w:h="15840"/>
           <w:pgMar w:top="2835" w:right="1701" w:bottom="1701" w:left="2268" w:header="720" w:footer="720" w:gutter="0"/>
           <w:cols w:space="720"/>
@@ -7775,7 +7777,7 @@
     <w:p>
       <w:pPr>
         <w:sectPr>
-          <w:footerReference w:type="default" r:id="rId44"/>
+          <w:footerReference w:type="default" r:id="rId46"/>
           <w:pgSz w:w="12240" w:h="15840"/>
           <w:pgMar w:top="2835" w:right="1701" w:bottom="1701" w:left="2268" w:header="720" w:footer="720" w:gutter="0"/>
           <w:cols w:space="720"/>
@@ -7828,7 +7830,7 @@
       </w:r>
     </w:p>
     <w:sectPr>
-      <w:footerReference w:type="default" r:id="rId45"/>
+      <w:footerReference w:type="default" r:id="rId47"/>
       <w:pgSz w:w="12240" w:h="15840"/>
       <w:pgMar w:top="2835" w:right="1701" w:bottom="1701" w:left="2268" w:header="720" w:footer="720" w:gutter="0"/>
       <w:cols w:space="720"/>
@@ -8051,7 +8053,7 @@
         <w:sz w:val="24"/>
       </w:rPr>
       <w:fldChar w:fldCharType="begin"/>
-      <w:instrText xml:space="preserve"> PAGE </w:instrText>
+      <w:instrText xml:space="preserve"> PAGE \* roman </w:instrText>
       <w:fldChar w:fldCharType="separate"/>
       <w:fldChar w:fldCharType="end"/>
     </w:r>
@@ -8082,7 +8084,7 @@
         <w:sz w:val="24"/>
       </w:rPr>
       <w:fldChar w:fldCharType="begin"/>
-      <w:instrText xml:space="preserve"> PAGE </w:instrText>
+      <w:instrText xml:space="preserve"> PAGE \* roman </w:instrText>
       <w:fldChar w:fldCharType="separate"/>
       <w:fldChar w:fldCharType="end"/>
     </w:r>
@@ -8405,6 +8407,48 @@
 </w:ftr>
 </file>
 
+<file path=word/footer35.xml><?xml version="1.0" encoding="utf-8"?>
+<w:ftr xmlns:m="http://schemas.openxmlformats.org/officeDocument/2006/math" xmlns:mc="http://schemas.openxmlformats.org/markup-compatibility/2006" xmlns:mo="http://schemas.microsoft.com/office/mac/office/2008/main" xmlns:mv="urn:schemas-microsoft-com:mac:vml" xmlns:o="urn:schemas-microsoft-com:office:office" xmlns:r="http://schemas.openxmlformats.org/officeDocument/2006/relationships" xmlns:v="urn:schemas-microsoft-com:vml" xmlns:w10="urn:schemas-microsoft-com:office:word" xmlns:w14="http://schemas.microsoft.com/office/word/2010/wordml" xmlns:w="http://schemas.openxmlformats.org/wordprocessingml/2006/main" xmlns:wne="http://schemas.microsoft.com/office/word/2006/wordml" xmlns:wp14="http://schemas.microsoft.com/office/word/2010/wordprocessingDrawing" xmlns:wp="http://schemas.openxmlformats.org/drawingml/2006/wordprocessingDrawing" xmlns:wpc="http://schemas.microsoft.com/office/word/2010/wordprocessingCanvas" xmlns:wpg="http://schemas.microsoft.com/office/word/2010/wordprocessingGroup" xmlns:wpi="http://schemas.microsoft.com/office/word/2010/wordprocessingInk" xmlns:wps="http://schemas.microsoft.com/office/word/2010/wordprocessingShape" mc:Ignorable="w14 wp14">
+  <w:p>
+    <w:pPr>
+      <w:pStyle w:val="Footer"/>
+      <w:jc w:val="center"/>
+    </w:pPr>
+    <w:r>
+      <w:rPr>
+        <w:rFonts w:ascii="Times New Roman" w:hAnsi="Times New Roman"/>
+        <w:sz w:val="24"/>
+      </w:rPr>
+      <w:fldChar w:fldCharType="begin"/>
+      <w:instrText xml:space="preserve"> PAGE </w:instrText>
+      <w:fldChar w:fldCharType="separate"/>
+      <w:fldChar w:fldCharType="end"/>
+    </w:r>
+  </w:p>
+</w:ftr>
+</file>
+
+<file path=word/footer36.xml><?xml version="1.0" encoding="utf-8"?>
+<w:ftr xmlns:m="http://schemas.openxmlformats.org/officeDocument/2006/math" xmlns:mc="http://schemas.openxmlformats.org/markup-compatibility/2006" xmlns:mo="http://schemas.microsoft.com/office/mac/office/2008/main" xmlns:mv="urn:schemas-microsoft-com:mac:vml" xmlns:o="urn:schemas-microsoft-com:office:office" xmlns:r="http://schemas.openxmlformats.org/officeDocument/2006/relationships" xmlns:v="urn:schemas-microsoft-com:vml" xmlns:w10="urn:schemas-microsoft-com:office:word" xmlns:w14="http://schemas.microsoft.com/office/word/2010/wordml" xmlns:w="http://schemas.openxmlformats.org/wordprocessingml/2006/main" xmlns:wne="http://schemas.microsoft.com/office/word/2006/wordml" xmlns:wp14="http://schemas.microsoft.com/office/word/2010/wordprocessingDrawing" xmlns:wp="http://schemas.openxmlformats.org/drawingml/2006/wordprocessingDrawing" xmlns:wpc="http://schemas.microsoft.com/office/word/2010/wordprocessingCanvas" xmlns:wpg="http://schemas.microsoft.com/office/word/2010/wordprocessingGroup" xmlns:wpi="http://schemas.microsoft.com/office/word/2010/wordprocessingInk" xmlns:wps="http://schemas.microsoft.com/office/word/2010/wordprocessingShape" mc:Ignorable="w14 wp14">
+  <w:p>
+    <w:pPr>
+      <w:pStyle w:val="Footer"/>
+      <w:jc w:val="center"/>
+    </w:pPr>
+    <w:r>
+      <w:rPr>
+        <w:rFonts w:ascii="Times New Roman" w:hAnsi="Times New Roman"/>
+        <w:sz w:val="24"/>
+      </w:rPr>
+      <w:fldChar w:fldCharType="begin"/>
+      <w:instrText xml:space="preserve"> PAGE </w:instrText>
+      <w:fldChar w:fldCharType="separate"/>
+      <w:fldChar w:fldCharType="end"/>
+    </w:r>
+  </w:p>
+</w:ftr>
+</file>
+
 <file path=word/footer4.xml><?xml version="1.0" encoding="utf-8"?>
 <w:ftr xmlns:m="http://schemas.openxmlformats.org/officeDocument/2006/math" xmlns:mc="http://schemas.openxmlformats.org/markup-compatibility/2006" xmlns:mo="http://schemas.microsoft.com/office/mac/office/2008/main" xmlns:mv="urn:schemas-microsoft-com:mac:vml" xmlns:o="urn:schemas-microsoft-com:office:office" xmlns:r="http://schemas.openxmlformats.org/officeDocument/2006/relationships" xmlns:v="urn:schemas-microsoft-com:vml" xmlns:w10="urn:schemas-microsoft-com:office:word" xmlns:w14="http://schemas.microsoft.com/office/word/2010/wordml" xmlns:w="http://schemas.openxmlformats.org/wordprocessingml/2006/main" xmlns:wne="http://schemas.microsoft.com/office/word/2006/wordml" xmlns:wp14="http://schemas.microsoft.com/office/word/2010/wordprocessingDrawing" xmlns:wp="http://schemas.openxmlformats.org/drawingml/2006/wordprocessingDrawing" xmlns:wpc="http://schemas.microsoft.com/office/word/2010/wordprocessingCanvas" xmlns:wpg="http://schemas.microsoft.com/office/word/2010/wordprocessingGroup" xmlns:wpi="http://schemas.microsoft.com/office/word/2010/wordprocessingInk" xmlns:wps="http://schemas.microsoft.com/office/word/2010/wordprocessingShape" mc:Ignorable="w14 wp14">
   <w:p>
@@ -8473,18 +8517,7 @@
   <w:p>
     <w:pPr>
       <w:pStyle w:val="Footer"/>
-      <w:jc w:val="center"/>
     </w:pPr>
-    <w:r>
-      <w:rPr>
-        <w:rFonts w:ascii="Times New Roman" w:hAnsi="Times New Roman"/>
-        <w:sz w:val="24"/>
-      </w:rPr>
-      <w:fldChar w:fldCharType="begin"/>
-      <w:instrText xml:space="preserve"> PAGE \* roman </w:instrText>
-      <w:fldChar w:fldCharType="separate"/>
-      <w:fldChar w:fldCharType="end"/>
-    </w:r>
   </w:p>
 </w:ftr>
 </file>
@@ -8494,18 +8527,7 @@
   <w:p>
     <w:pPr>
       <w:pStyle w:val="Footer"/>
-      <w:jc w:val="center"/>
     </w:pPr>
-    <w:r>
-      <w:rPr>
-        <w:rFonts w:ascii="Times New Roman" w:hAnsi="Times New Roman"/>
-        <w:sz w:val="24"/>
-      </w:rPr>
-      <w:fldChar w:fldCharType="begin"/>
-      <w:instrText xml:space="preserve"> PAGE \* roman </w:instrText>
-      <w:fldChar w:fldCharType="separate"/>
-      <w:fldChar w:fldCharType="end"/>
-    </w:r>
   </w:p>
 </w:ftr>
 </file>

--- a/keidy/reportes/Informe_Pasantia_IUTECP.docx
+++ b/keidy/reportes/Informe_Pasantia_IUTECP.docx
@@ -2225,18 +2225,16 @@
     </w:p>
     <w:p>
       <w:pPr>
-        <w:spacing w:before="240" w:after="240" w:line="360" w:lineRule="auto"/>
-        <w:ind w:firstLine="709"/>
+        <w:spacing w:before="480" w:after="480" w:line="360" w:lineRule="auto"/>
         <w:jc w:val="left"/>
       </w:pPr>
       <w:r>
         <w:rPr>
           <w:rFonts w:ascii="Times New Roman" w:hAnsi="Times New Roman"/>
           <w:b/>
-          <w:i/>
           <w:sz w:val="24"/>
         </w:rPr>
-        <w:t>1.1.1 Razón social</w:t>
+        <w:t>Razón social</w:t>
       </w:r>
     </w:p>
     <w:p>
@@ -2257,18 +2255,16 @@
     <w:p>
       <w:bookmarkStart w:id="bm_cap1_resena" w:name="bm_cap1_resena"/>
       <w:pPr>
-        <w:spacing w:before="240" w:after="240" w:line="360" w:lineRule="auto"/>
-        <w:ind w:firstLine="709"/>
+        <w:spacing w:before="480" w:after="480" w:line="360" w:lineRule="auto"/>
         <w:jc w:val="left"/>
       </w:pPr>
       <w:r>
         <w:rPr>
           <w:rFonts w:ascii="Times New Roman" w:hAnsi="Times New Roman"/>
           <w:b/>
-          <w:i/>
           <w:sz w:val="24"/>
         </w:rPr>
-        <w:t>1.1.2 Reseña histórica</w:t>
+        <w:t>Reseña histórica</w:t>
       </w:r>
       <w:bookmarkEnd w:id="bm_cap1_resena"/>
     </w:p>
@@ -2305,18 +2301,16 @@
     <w:p>
       <w:bookmarkStart w:id="bm_cap1_mision" w:name="bm_cap1_mision"/>
       <w:pPr>
-        <w:spacing w:before="240" w:after="240" w:line="360" w:lineRule="auto"/>
-        <w:ind w:firstLine="709"/>
+        <w:spacing w:before="480" w:after="480" w:line="360" w:lineRule="auto"/>
         <w:jc w:val="left"/>
       </w:pPr>
       <w:r>
         <w:rPr>
           <w:rFonts w:ascii="Times New Roman" w:hAnsi="Times New Roman"/>
           <w:b/>
-          <w:i/>
           <w:sz w:val="24"/>
         </w:rPr>
-        <w:t>1.1.3 Misión</w:t>
+        <w:t>Misión</w:t>
       </w:r>
       <w:bookmarkEnd w:id="bm_cap1_mision"/>
     </w:p>
@@ -2329,7 +2323,7 @@
       <w:r>
         <w:rPr>
           <w:rFonts w:ascii="Times New Roman" w:hAnsi="Times New Roman"/>
-          <w:i/>
+          <w:i w:val="0"/>
           <w:sz w:val="24"/>
         </w:rPr>
         <w:t>Brindar a nuestros clientes objetivos, soluciones de calidad en las áreas en las cuales nos desempeñamos, para contribuir de manera significativa en sus resultados. Aportando valor con nuestras respuestas a sus requerimientos. En la búsqueda de un mejor país y de una mejor humanidad.</w:t>
@@ -2338,18 +2332,16 @@
     <w:p>
       <w:bookmarkStart w:id="bm_cap1_vision" w:name="bm_cap1_vision"/>
       <w:pPr>
-        <w:spacing w:before="240" w:after="240" w:line="360" w:lineRule="auto"/>
-        <w:ind w:firstLine="709"/>
+        <w:spacing w:before="480" w:after="480" w:line="360" w:lineRule="auto"/>
         <w:jc w:val="left"/>
       </w:pPr>
       <w:r>
         <w:rPr>
           <w:rFonts w:ascii="Times New Roman" w:hAnsi="Times New Roman"/>
           <w:b/>
-          <w:i/>
           <w:sz w:val="24"/>
         </w:rPr>
-        <w:t>1.1.4 Visión</w:t>
+        <w:t>Visión</w:t>
       </w:r>
       <w:bookmarkEnd w:id="bm_cap1_vision"/>
     </w:p>
@@ -2362,7 +2354,7 @@
       <w:r>
         <w:rPr>
           <w:rFonts w:ascii="Times New Roman" w:hAnsi="Times New Roman"/>
-          <w:i/>
+          <w:i w:val="0"/>
           <w:sz w:val="24"/>
         </w:rPr>
         <w:t>Ser el conglomerado de empresas líderes en cada una de las categorías en las que participamos, generando modelos de negocios altamente competitivos, atendiendo a nuestros distintos beneficiarios con productos y servicios de calidad.</w:t>
@@ -2371,18 +2363,16 @@
     <w:p>
       <w:bookmarkStart w:id="bm_cap1_valores" w:name="bm_cap1_valores"/>
       <w:pPr>
-        <w:spacing w:before="240" w:after="240" w:line="360" w:lineRule="auto"/>
-        <w:ind w:firstLine="709"/>
+        <w:spacing w:before="480" w:after="480" w:line="360" w:lineRule="auto"/>
         <w:jc w:val="left"/>
       </w:pPr>
       <w:r>
         <w:rPr>
           <w:rFonts w:ascii="Times New Roman" w:hAnsi="Times New Roman"/>
           <w:b/>
-          <w:i/>
           <w:sz w:val="24"/>
         </w:rPr>
-        <w:t>1.1.5 Valores</w:t>
+        <w:t>Valores</w:t>
       </w:r>
       <w:bookmarkEnd w:id="bm_cap1_valores"/>
     </w:p>
@@ -2520,18 +2510,16 @@
     <w:p>
       <w:bookmarkStart w:id="bm_cap1_obj" w:name="bm_cap1_obj"/>
       <w:pPr>
-        <w:spacing w:before="240" w:after="240" w:line="360" w:lineRule="auto"/>
-        <w:ind w:firstLine="709"/>
+        <w:spacing w:before="480" w:after="480" w:line="360" w:lineRule="auto"/>
         <w:jc w:val="left"/>
       </w:pPr>
       <w:r>
         <w:rPr>
           <w:rFonts w:ascii="Times New Roman" w:hAnsi="Times New Roman"/>
           <w:b/>
-          <w:i/>
           <w:sz w:val="24"/>
         </w:rPr>
-        <w:t>1.1.6 Objetivos Organizacionales</w:t>
+        <w:t>Objetivos Organizacionales</w:t>
       </w:r>
       <w:bookmarkEnd w:id="bm_cap1_obj"/>
     </w:p>
@@ -2616,18 +2604,16 @@
     <w:p>
       <w:bookmarkStart w:id="bm_cap1_ubic" w:name="bm_cap1_ubic"/>
       <w:pPr>
-        <w:spacing w:before="240" w:after="240" w:line="360" w:lineRule="auto"/>
-        <w:ind w:firstLine="709"/>
+        <w:spacing w:before="480" w:after="480" w:line="360" w:lineRule="auto"/>
         <w:jc w:val="left"/>
       </w:pPr>
       <w:r>
         <w:rPr>
           <w:rFonts w:ascii="Times New Roman" w:hAnsi="Times New Roman"/>
           <w:b/>
-          <w:i/>
           <w:sz w:val="24"/>
         </w:rPr>
-        <w:t>1.1.7 Ubicación geográfica</w:t>
+        <w:t>Ubicación geográfica</w:t>
       </w:r>
       <w:bookmarkEnd w:id="bm_cap1_ubic"/>
     </w:p>
@@ -2713,18 +2699,16 @@
     <w:p>
       <w:bookmarkStart w:id="bm_cap1_pobla" w:name="bm_cap1_pobla"/>
       <w:pPr>
-        <w:spacing w:before="240" w:after="240" w:line="360" w:lineRule="auto"/>
-        <w:ind w:firstLine="709"/>
+        <w:spacing w:before="480" w:after="480" w:line="360" w:lineRule="auto"/>
         <w:jc w:val="left"/>
       </w:pPr>
       <w:r>
         <w:rPr>
           <w:rFonts w:ascii="Times New Roman" w:hAnsi="Times New Roman"/>
           <w:b/>
-          <w:i/>
           <w:sz w:val="24"/>
         </w:rPr>
-        <w:t>1.1.8 Población de los trabajadores de la empresa</w:t>
+        <w:t>Población de los trabajadores de la empresa</w:t>
       </w:r>
       <w:bookmarkEnd w:id="bm_cap1_pobla"/>
     </w:p>
@@ -2746,18 +2730,16 @@
     <w:p>
       <w:bookmarkStart w:id="bm_cap1_estruct" w:name="bm_cap1_estruct"/>
       <w:pPr>
-        <w:spacing w:before="240" w:after="240" w:line="360" w:lineRule="auto"/>
-        <w:ind w:firstLine="709"/>
+        <w:spacing w:before="480" w:after="480" w:line="360" w:lineRule="auto"/>
         <w:jc w:val="left"/>
       </w:pPr>
       <w:r>
         <w:rPr>
           <w:rFonts w:ascii="Times New Roman" w:hAnsi="Times New Roman"/>
           <w:b/>
-          <w:i/>
           <w:sz w:val="24"/>
         </w:rPr>
-        <w:t>1.1.9 Estructura Organizativa</w:t>
+        <w:t>Estructura Organizativa</w:t>
       </w:r>
       <w:bookmarkEnd w:id="bm_cap1_estruct"/>
     </w:p>

--- a/keidy/reportes/Informe_Pasantia_IUTECP.docx
+++ b/keidy/reportes/Informe_Pasantia_IUTECP.docx
@@ -391,7 +391,7 @@
     <w:p>
       <w:bookmarkStart w:id="bm_agradecimientos" w:name="bm_agradecimientos"/>
       <w:pPr>
-        <w:spacing w:after="480"/>
+        <w:spacing w:before="1140" w:after="480"/>
         <w:jc w:val="center"/>
       </w:pPr>
       <w:r>
@@ -409,7 +409,7 @@
         <w:sectPr>
           <w:footerReference w:type="default" r:id="rId14"/>
           <w:pgSz w:w="12240" w:h="15840"/>
-          <w:pgMar w:top="2835" w:right="1701" w:bottom="1701" w:left="2268" w:header="720" w:footer="720" w:gutter="0"/>
+          <w:pgMar w:top="1701" w:right="1701" w:bottom="1701" w:left="2268" w:header="720" w:footer="720" w:gutter="0"/>
           <w:cols w:space="720"/>
           <w:titlePg/>
           <w:docGrid w:linePitch="360"/>
@@ -447,7 +447,7 @@
     <w:p>
       <w:bookmarkStart w:id="bm_dedicatoria" w:name="bm_dedicatoria"/>
       <w:pPr>
-        <w:spacing w:after="480"/>
+        <w:spacing w:before="1140" w:after="480"/>
         <w:jc w:val="center"/>
       </w:pPr>
       <w:r>
@@ -465,7 +465,7 @@
         <w:sectPr>
           <w:footerReference w:type="default" r:id="rId16"/>
           <w:pgSz w:w="12240" w:h="15840"/>
-          <w:pgMar w:top="2835" w:right="1701" w:bottom="1701" w:left="2268" w:header="720" w:footer="720" w:gutter="0"/>
+          <w:pgMar w:top="1701" w:right="1701" w:bottom="1701" w:left="2268" w:header="720" w:footer="720" w:gutter="0"/>
           <w:cols w:space="720"/>
           <w:titlePg/>
           <w:docGrid w:linePitch="360"/>
@@ -502,7 +502,7 @@
     </w:p>
     <w:p>
       <w:pPr>
-        <w:spacing w:after="480"/>
+        <w:spacing w:before="1140" w:after="480"/>
         <w:jc w:val="center"/>
       </w:pPr>
       <w:r>
@@ -519,7 +519,7 @@
         <w:sectPr>
           <w:footerReference w:type="default" r:id="rId18"/>
           <w:pgSz w:w="12240" w:h="15840"/>
-          <w:pgMar w:top="2835" w:right="1701" w:bottom="1701" w:left="2268" w:header="720" w:footer="720" w:gutter="0"/>
+          <w:pgMar w:top="1701" w:right="1701" w:bottom="1701" w:left="2268" w:header="720" w:footer="720" w:gutter="0"/>
           <w:cols w:space="720"/>
           <w:titlePg/>
           <w:docGrid w:linePitch="360"/>
@@ -1557,7 +1557,7 @@
     <w:p>
       <w:bookmarkStart w:id="bm_lista_cuadros" w:name="bm_lista_cuadros"/>
       <w:pPr>
-        <w:spacing w:after="480"/>
+        <w:spacing w:before="1140" w:after="480"/>
         <w:jc w:val="center"/>
       </w:pPr>
       <w:r>
@@ -1575,7 +1575,7 @@
         <w:sectPr>
           <w:footerReference w:type="default" r:id="rId20"/>
           <w:pgSz w:w="12240" w:h="15840"/>
-          <w:pgMar w:top="2835" w:right="1701" w:bottom="1701" w:left="2268" w:header="720" w:footer="720" w:gutter="0"/>
+          <w:pgMar w:top="1701" w:right="1701" w:bottom="1701" w:left="2268" w:header="720" w:footer="720" w:gutter="0"/>
           <w:cols w:space="720"/>
           <w:titlePg/>
           <w:docGrid w:linePitch="360"/>
@@ -1689,7 +1689,7 @@
     <w:p>
       <w:bookmarkStart w:id="bm_lista_figuras" w:name="bm_lista_figuras"/>
       <w:pPr>
-        <w:spacing w:after="480"/>
+        <w:spacing w:before="1140" w:after="480"/>
         <w:jc w:val="center"/>
       </w:pPr>
       <w:r>
@@ -1707,7 +1707,7 @@
         <w:sectPr>
           <w:footerReference w:type="default" r:id="rId22"/>
           <w:pgSz w:w="12240" w:h="15840"/>
-          <w:pgMar w:top="2835" w:right="1701" w:bottom="1701" w:left="2268" w:header="720" w:footer="720" w:gutter="0"/>
+          <w:pgMar w:top="1701" w:right="1701" w:bottom="1701" w:left="2268" w:header="720" w:footer="720" w:gutter="0"/>
           <w:cols w:space="720"/>
           <w:titlePg/>
           <w:docGrid w:linePitch="360"/>
@@ -1730,7 +1730,7 @@
     <w:p>
       <w:bookmarkStart w:id="bm_lista_graficos" w:name="bm_lista_graficos"/>
       <w:pPr>
-        <w:spacing w:after="480"/>
+        <w:spacing w:before="1140" w:after="480"/>
         <w:jc w:val="center"/>
       </w:pPr>
       <w:r>
@@ -1748,7 +1748,7 @@
         <w:sectPr>
           <w:footerReference w:type="default" r:id="rId24"/>
           <w:pgSz w:w="12240" w:h="15840"/>
-          <w:pgMar w:top="2835" w:right="1701" w:bottom="1701" w:left="2268" w:header="720" w:footer="720" w:gutter="0"/>
+          <w:pgMar w:top="1701" w:right="1701" w:bottom="1701" w:left="2268" w:header="720" w:footer="720" w:gutter="0"/>
           <w:cols w:space="720"/>
           <w:titlePg/>
           <w:docGrid w:linePitch="360"/>
@@ -1862,7 +1862,7 @@
     <w:p>
       <w:bookmarkStart w:id="bm_lista_anexos" w:name="bm_lista_anexos"/>
       <w:pPr>
-        <w:spacing w:after="480"/>
+        <w:spacing w:before="1140" w:after="480"/>
         <w:jc w:val="center"/>
       </w:pPr>
       <w:r>
@@ -1880,7 +1880,7 @@
         <w:sectPr>
           <w:footerReference w:type="default" r:id="rId26"/>
           <w:pgSz w:w="12240" w:h="15840"/>
-          <w:pgMar w:top="2835" w:right="1701" w:bottom="1701" w:left="2268" w:header="720" w:footer="720" w:gutter="0"/>
+          <w:pgMar w:top="1701" w:right="1701" w:bottom="1701" w:left="2268" w:header="720" w:footer="720" w:gutter="0"/>
           <w:cols w:space="720"/>
           <w:titlePg/>
           <w:docGrid w:linePitch="360"/>
@@ -2026,7 +2026,7 @@
     <w:p>
       <w:bookmarkStart w:id="bm_resumen" w:name="bm_resumen"/>
       <w:pPr>
-        <w:spacing w:after="480"/>
+        <w:spacing w:before="1140" w:after="480"/>
         <w:jc w:val="center"/>
       </w:pPr>
       <w:r>
@@ -2044,7 +2044,7 @@
         <w:sectPr>
           <w:footerReference w:type="default" r:id="rId28"/>
           <w:pgSz w:w="12240" w:h="15840"/>
-          <w:pgMar w:top="2835" w:right="1701" w:bottom="1701" w:left="2268" w:header="720" w:footer="720" w:gutter="0"/>
+          <w:pgMar w:top="1701" w:right="1701" w:bottom="1701" w:left="2268" w:header="720" w:footer="720" w:gutter="0"/>
           <w:cols w:space="720"/>
           <w:titlePg/>
           <w:docGrid w:linePitch="360"/>
@@ -2097,7 +2097,7 @@
     <w:p>
       <w:bookmarkStart w:id="bm_introduccion" w:name="bm_introduccion"/>
       <w:pPr>
-        <w:spacing w:after="480"/>
+        <w:spacing w:before="1140" w:after="480"/>
         <w:jc w:val="center"/>
       </w:pPr>
       <w:r>
@@ -2115,7 +2115,7 @@
         <w:sectPr>
           <w:footerReference w:type="default" r:id="rId30"/>
           <w:pgSz w:w="12240" w:h="15840"/>
-          <w:pgMar w:top="2835" w:right="1701" w:bottom="1701" w:left="2268" w:header="720" w:footer="720" w:gutter="0"/>
+          <w:pgMar w:top="1701" w:right="1701" w:bottom="1701" w:left="2268" w:header="720" w:footer="720" w:gutter="0"/>
           <w:cols w:space="720"/>
           <w:titlePg/>
           <w:docGrid w:linePitch="360"/>
@@ -2152,7 +2152,7 @@
     </w:p>
     <w:p>
       <w:pPr>
-        <w:spacing w:after="480"/>
+        <w:spacing w:before="1140" w:after="480"/>
         <w:jc w:val="center"/>
       </w:pPr>
       <w:r>
@@ -2185,7 +2185,7 @@
         <w:sectPr>
           <w:footerReference w:type="default" r:id="rId32"/>
           <w:pgSz w:w="12240" w:h="15840"/>
-          <w:pgMar w:top="2835" w:right="1701" w:bottom="1701" w:left="2268" w:header="720" w:footer="720" w:gutter="0"/>
+          <w:pgMar w:top="1701" w:right="1701" w:bottom="1701" w:left="2268" w:header="720" w:footer="720" w:gutter="0"/>
           <w:cols w:space="720"/>
           <w:titlePg/>
           <w:docGrid w:linePitch="360"/>
@@ -2204,7 +2204,7 @@
           <w:b/>
           <w:sz w:val="24"/>
         </w:rPr>
-        <w:t>IDENTIFICACIÓN DE LA EMPRESA</w:t>
+        <w:t>Identificación de la empresa</w:t>
       </w:r>
       <w:bookmarkEnd w:id="bm_cap1_ident"/>
     </w:p>
@@ -2837,7 +2837,7 @@
     </w:p>
     <w:p>
       <w:pPr>
-        <w:spacing w:after="480"/>
+        <w:spacing w:before="1140" w:after="480"/>
         <w:jc w:val="center"/>
       </w:pPr>
       <w:r>
@@ -2870,7 +2870,7 @@
         <w:sectPr>
           <w:footerReference w:type="default" r:id="rId34"/>
           <w:pgSz w:w="12240" w:h="15840"/>
-          <w:pgMar w:top="2835" w:right="1701" w:bottom="1701" w:left="2268" w:header="720" w:footer="720" w:gutter="0"/>
+          <w:pgMar w:top="1701" w:right="1701" w:bottom="1701" w:left="2268" w:header="720" w:footer="720" w:gutter="0"/>
           <w:cols w:space="720"/>
           <w:titlePg/>
           <w:docGrid w:linePitch="360"/>
@@ -6128,7 +6128,7 @@
     </w:p>
     <w:p>
       <w:pPr>
-        <w:spacing w:after="480"/>
+        <w:spacing w:before="1140" w:after="480"/>
         <w:jc w:val="center"/>
       </w:pPr>
       <w:r>
@@ -6161,7 +6161,7 @@
         <w:sectPr>
           <w:footerReference w:type="default" r:id="rId36"/>
           <w:pgSz w:w="12240" w:h="15840"/>
-          <w:pgMar w:top="2835" w:right="1701" w:bottom="1701" w:left="2268" w:header="720" w:footer="720" w:gutter="0"/>
+          <w:pgMar w:top="1701" w:right="1701" w:bottom="1701" w:left="2268" w:header="720" w:footer="720" w:gutter="0"/>
           <w:cols w:space="720"/>
           <w:titlePg/>
           <w:docGrid w:linePitch="360"/>
@@ -6441,7 +6441,7 @@
     </w:p>
     <w:p>
       <w:pPr>
-        <w:spacing w:after="480"/>
+        <w:spacing w:before="1140" w:after="480"/>
         <w:jc w:val="center"/>
       </w:pPr>
       <w:r>
@@ -6474,7 +6474,7 @@
         <w:sectPr>
           <w:footerReference w:type="default" r:id="rId38"/>
           <w:pgSz w:w="12240" w:h="15840"/>
-          <w:pgMar w:top="2835" w:right="1701" w:bottom="1701" w:left="2268" w:header="720" w:footer="720" w:gutter="0"/>
+          <w:pgMar w:top="1701" w:right="1701" w:bottom="1701" w:left="2268" w:header="720" w:footer="720" w:gutter="0"/>
           <w:cols w:space="720"/>
           <w:titlePg/>
           <w:docGrid w:linePitch="360"/>
@@ -7247,7 +7247,7 @@
     </w:p>
     <w:p>
       <w:pPr>
-        <w:spacing w:after="480"/>
+        <w:spacing w:before="1140" w:after="480"/>
         <w:jc w:val="center"/>
       </w:pPr>
       <w:r>
@@ -7280,7 +7280,7 @@
         <w:sectPr>
           <w:footerReference w:type="default" r:id="rId40"/>
           <w:pgSz w:w="12240" w:h="15840"/>
-          <w:pgMar w:top="2835" w:right="1701" w:bottom="1701" w:left="2268" w:header="720" w:footer="720" w:gutter="0"/>
+          <w:pgMar w:top="1701" w:right="1701" w:bottom="1701" w:left="2268" w:header="720" w:footer="720" w:gutter="0"/>
           <w:cols w:space="720"/>
           <w:titlePg/>
           <w:docGrid w:linePitch="360"/>
@@ -7503,7 +7503,7 @@
     <w:p>
       <w:bookmarkStart w:id="bm_referencias" w:name="bm_referencias"/>
       <w:pPr>
-        <w:spacing w:after="480"/>
+        <w:spacing w:before="1140" w:after="480"/>
         <w:jc w:val="center"/>
       </w:pPr>
       <w:r>
@@ -7521,7 +7521,7 @@
         <w:sectPr>
           <w:footerReference w:type="default" r:id="rId42"/>
           <w:pgSz w:w="12240" w:h="15840"/>
-          <w:pgMar w:top="2835" w:right="1701" w:bottom="1701" w:left="2268" w:header="720" w:footer="720" w:gutter="0"/>
+          <w:pgMar w:top="1701" w:right="1701" w:bottom="1701" w:left="2268" w:header="720" w:footer="720" w:gutter="0"/>
           <w:cols w:space="720"/>
           <w:titlePg/>
           <w:docGrid w:linePitch="360"/>
@@ -7633,7 +7633,7 @@
     <w:p>
       <w:bookmarkStart w:id="bm_anexos" w:name="bm_anexos"/>
       <w:pPr>
-        <w:spacing w:before="3600"/>
+        <w:spacing w:before="4740"/>
         <w:jc w:val="center"/>
       </w:pPr>
       <w:r>
@@ -7651,7 +7651,7 @@
         <w:sectPr>
           <w:footerReference w:type="default" r:id="rId44"/>
           <w:pgSz w:w="12240" w:h="15840"/>
-          <w:pgMar w:top="2835" w:right="1701" w:bottom="1701" w:left="2268" w:header="720" w:footer="720" w:gutter="0"/>
+          <w:pgMar w:top="1701" w:right="1701" w:bottom="1701" w:left="2268" w:header="720" w:footer="720" w:gutter="0"/>
           <w:cols w:space="720"/>
           <w:titlePg/>
           <w:docGrid w:linePitch="360"/>
@@ -7706,7 +7706,7 @@
         <w:sectPr>
           <w:footerReference w:type="default" r:id="rId45"/>
           <w:pgSz w:w="12240" w:h="15840"/>
-          <w:pgMar w:top="2835" w:right="1701" w:bottom="1701" w:left="2268" w:header="720" w:footer="720" w:gutter="0"/>
+          <w:pgMar w:top="1701" w:right="1701" w:bottom="1701" w:left="2268" w:header="720" w:footer="720" w:gutter="0"/>
           <w:cols w:space="720"/>
           <w:titlePg/>
           <w:docGrid w:linePitch="360"/>
@@ -7761,7 +7761,7 @@
         <w:sectPr>
           <w:footerReference w:type="default" r:id="rId46"/>
           <w:pgSz w:w="12240" w:h="15840"/>
-          <w:pgMar w:top="2835" w:right="1701" w:bottom="1701" w:left="2268" w:header="720" w:footer="720" w:gutter="0"/>
+          <w:pgMar w:top="1701" w:right="1701" w:bottom="1701" w:left="2268" w:header="720" w:footer="720" w:gutter="0"/>
           <w:cols w:space="720"/>
           <w:titlePg/>
           <w:docGrid w:linePitch="360"/>
@@ -7814,7 +7814,7 @@
     <w:sectPr>
       <w:footerReference w:type="default" r:id="rId47"/>
       <w:pgSz w:w="12240" w:h="15840"/>
-      <w:pgMar w:top="2835" w:right="1701" w:bottom="1701" w:left="2268" w:header="720" w:footer="720" w:gutter="0"/>
+      <w:pgMar w:top="1701" w:right="1701" w:bottom="1701" w:left="2268" w:header="720" w:footer="720" w:gutter="0"/>
       <w:cols w:space="720"/>
       <w:titlePg/>
       <w:docGrid w:linePitch="360"/>

--- a/keidy/reportes/Informe_Pasantia_IUTECP.docx
+++ b/keidy/reportes/Informe_Pasantia_IUTECP.docx
@@ -2196,7 +2196,7 @@
       <w:bookmarkStart w:id="bm_cap1_ident" w:name="bm_cap1_ident"/>
       <w:pPr>
         <w:spacing w:before="480" w:after="480" w:line="360" w:lineRule="auto"/>
-        <w:jc w:val="left"/>
+        <w:jc w:val="center"/>
       </w:pPr>
       <w:r>
         <w:rPr>
@@ -2207,21 +2207,6 @@
         <w:t>Identificación de la empresa</w:t>
       </w:r>
       <w:bookmarkEnd w:id="bm_cap1_ident"/>
-    </w:p>
-    <w:p>
-      <w:pPr>
-        <w:spacing w:line="360" w:lineRule="auto" w:after="0" w:before="0"/>
-        <w:ind w:firstLine="709"/>
-        <w:jc w:val="both"/>
-      </w:pPr>
-      <w:r>
-        <w:rPr>
-          <w:rFonts w:ascii="Times New Roman" w:hAnsi="Times New Roman"/>
-          <w:i w:val="0"/>
-          <w:sz w:val="24"/>
-        </w:rPr>
-        <w:t>La práctica profesional se desarrolla en Lubricantes y Equipos Varyna, C.A., empresa venezolana con más de treinta y seis (36) años de trayectoria en el sector petrolero, industrial y de construcción.Su actividad principal se enfoca en el procesamiento y suministro de productos químicos especializados, el tratamiento de crudo y la provisión de maquinaria pesada para operaciones industriales.</w:t>
-      </w:r>
     </w:p>
     <w:p>
       <w:pPr>
@@ -2556,49 +2541,7 @@
           <w:rFonts w:ascii="Times New Roman" w:hAnsi="Times New Roman"/>
           <w:sz w:val="24"/>
         </w:rPr>
-        <w:t>Proporcionar soluciones eficientes y oportunas a las necesidades de sus clientes.</w:t>
-      </w:r>
-    </w:p>
-    <w:p>
-      <w:pPr>
-        <w:spacing w:line="360" w:lineRule="auto"/>
-        <w:ind w:firstLine="709"/>
-        <w:jc w:val="both"/>
-      </w:pPr>
-      <w:r>
-        <w:rPr>
-          <w:rFonts w:ascii="Times New Roman" w:hAnsi="Times New Roman"/>
-          <w:sz w:val="24"/>
-        </w:rPr>
-        <w:t xml:space="preserve">2. </w:t>
-      </w:r>
-      <w:r>
-        <w:rPr>
-          <w:rFonts w:ascii="Times New Roman" w:hAnsi="Times New Roman"/>
-          <w:sz w:val="24"/>
-        </w:rPr>
-        <w:t>Mantener altos estándares de calidad en los productos y servicios ofrecidos.</w:t>
-      </w:r>
-    </w:p>
-    <w:p>
-      <w:pPr>
-        <w:spacing w:line="360" w:lineRule="auto"/>
-        <w:ind w:firstLine="709"/>
-        <w:jc w:val="both"/>
-      </w:pPr>
-      <w:r>
-        <w:rPr>
-          <w:rFonts w:ascii="Times New Roman" w:hAnsi="Times New Roman"/>
-          <w:sz w:val="24"/>
-        </w:rPr>
-        <w:t xml:space="preserve">3. </w:t>
-      </w:r>
-      <w:r>
-        <w:rPr>
-          <w:rFonts w:ascii="Times New Roman" w:hAnsi="Times New Roman"/>
-          <w:sz w:val="24"/>
-        </w:rPr>
-        <w:t>Asegurar el abastecimiento continuo y eficiente de insumos mediante una gestión administrativa transparente.</w:t>
+        <w:t>Entre sus objetivos organizacionales se encuentran ejecutar todo género de actividad o prestación de servicios relacionados directa o indirectamente con el ramo de las comunicaciones, computación y la electrónica en general; prestar servicios de importación, manufacturación, asesoría, ventas, instalaciones, arrendamientos, supervisión y mantenimiento en el área de telecomunicaciones; así como representar total o parcialmente cualquier producto comercial relacionado con sus operaciones mercantiles.</w:t>
       </w:r>
     </w:p>
     <w:p>

--- a/keidy/reportes/Informe_Pasantia_IUTECP.docx
+++ b/keidy/reportes/Informe_Pasantia_IUTECP.docx
@@ -1015,6 +1015,66 @@
           <w:b w:val="0"/>
           <w:sz w:val="24"/>
         </w:rPr>
+        <w:t>Objetivo General</w:t>
+        <w:tab/>
+      </w:r>
+      <w:r>
+        <w:rPr>
+          <w:rFonts w:ascii="Times New Roman" w:hAnsi="Times New Roman"/>
+          <w:b w:val="0"/>
+          <w:sz w:val="24"/>
+        </w:rPr>
+        <w:fldChar w:fldCharType="begin"/>
+        <w:instrText xml:space="preserve"> PAGEREF bm_cap1_objgral \h </w:instrText>
+        <w:fldChar w:fldCharType="separate"/>
+        <w:t>?</w:t>
+        <w:fldChar w:fldCharType="end"/>
+      </w:r>
+    </w:p>
+    <w:p>
+      <w:pPr>
+        <w:tabs>
+          <w:tab w:pos="8271" w:val="right" w:leader="dot"/>
+        </w:tabs>
+        <w:spacing w:line="360" w:lineRule="auto" w:before="0" w:after="80"/>
+        <w:ind w:left="283"/>
+      </w:pPr>
+      <w:r>
+        <w:rPr>
+          <w:rFonts w:ascii="Times New Roman" w:hAnsi="Times New Roman"/>
+          <w:b w:val="0"/>
+          <w:sz w:val="24"/>
+        </w:rPr>
+        <w:t>Objetivos Específicos</w:t>
+        <w:tab/>
+      </w:r>
+      <w:r>
+        <w:rPr>
+          <w:rFonts w:ascii="Times New Roman" w:hAnsi="Times New Roman"/>
+          <w:b w:val="0"/>
+          <w:sz w:val="24"/>
+        </w:rPr>
+        <w:fldChar w:fldCharType="begin"/>
+        <w:instrText xml:space="preserve"> PAGEREF bm_cap1_objespec \h </w:instrText>
+        <w:fldChar w:fldCharType="separate"/>
+        <w:t>?</w:t>
+        <w:fldChar w:fldCharType="end"/>
+      </w:r>
+    </w:p>
+    <w:p>
+      <w:pPr>
+        <w:tabs>
+          <w:tab w:pos="8271" w:val="right" w:leader="dot"/>
+        </w:tabs>
+        <w:spacing w:line="360" w:lineRule="auto" w:before="0" w:after="80"/>
+        <w:ind w:left="283"/>
+      </w:pPr>
+      <w:r>
+        <w:rPr>
+          <w:rFonts w:ascii="Times New Roman" w:hAnsi="Times New Roman"/>
+          <w:b w:val="0"/>
+          <w:sz w:val="24"/>
+        </w:rPr>
         <w:t>Ubicación geográfica</w:t>
         <w:tab/>
       </w:r>
@@ -1146,66 +1206,6 @@
         </w:rPr>
         <w:fldChar w:fldCharType="begin"/>
         <w:instrText xml:space="preserve"> PAGEREF bm_cap2_sit \h </w:instrText>
-        <w:fldChar w:fldCharType="separate"/>
-        <w:t>?</w:t>
-        <w:fldChar w:fldCharType="end"/>
-      </w:r>
-    </w:p>
-    <w:p>
-      <w:pPr>
-        <w:tabs>
-          <w:tab w:pos="8271" w:val="right" w:leader="dot"/>
-        </w:tabs>
-        <w:spacing w:line="360" w:lineRule="auto" w:before="0" w:after="80"/>
-        <w:ind w:left="283"/>
-      </w:pPr>
-      <w:r>
-        <w:rPr>
-          <w:rFonts w:ascii="Times New Roman" w:hAnsi="Times New Roman"/>
-          <w:b w:val="0"/>
-          <w:sz w:val="24"/>
-        </w:rPr>
-        <w:t>Objetivo General</w:t>
-        <w:tab/>
-      </w:r>
-      <w:r>
-        <w:rPr>
-          <w:rFonts w:ascii="Times New Roman" w:hAnsi="Times New Roman"/>
-          <w:b w:val="0"/>
-          <w:sz w:val="24"/>
-        </w:rPr>
-        <w:fldChar w:fldCharType="begin"/>
-        <w:instrText xml:space="preserve"> PAGEREF bm_cap2_objg \h </w:instrText>
-        <w:fldChar w:fldCharType="separate"/>
-        <w:t>?</w:t>
-        <w:fldChar w:fldCharType="end"/>
-      </w:r>
-    </w:p>
-    <w:p>
-      <w:pPr>
-        <w:tabs>
-          <w:tab w:pos="8271" w:val="right" w:leader="dot"/>
-        </w:tabs>
-        <w:spacing w:line="360" w:lineRule="auto" w:before="0" w:after="80"/>
-        <w:ind w:left="283"/>
-      </w:pPr>
-      <w:r>
-        <w:rPr>
-          <w:rFonts w:ascii="Times New Roman" w:hAnsi="Times New Roman"/>
-          <w:b w:val="0"/>
-          <w:sz w:val="24"/>
-        </w:rPr>
-        <w:t>Objetivos Específicos</w:t>
-        <w:tab/>
-      </w:r>
-      <w:r>
-        <w:rPr>
-          <w:rFonts w:ascii="Times New Roman" w:hAnsi="Times New Roman"/>
-          <w:b w:val="0"/>
-          <w:sz w:val="24"/>
-        </w:rPr>
-        <w:fldChar w:fldCharType="begin"/>
-        <w:instrText xml:space="preserve"> PAGEREF bm_cap2_obje \h </w:instrText>
         <w:fldChar w:fldCharType="separate"/>
         <w:t>?</w:t>
         <w:fldChar w:fldCharType="end"/>
@@ -2509,6 +2509,22 @@
       <w:bookmarkEnd w:id="bm_cap1_obj"/>
     </w:p>
     <w:p>
+      <w:bookmarkStart w:id="bm_cap1_objgral" w:name="bm_cap1_objgral"/>
+      <w:pPr>
+        <w:spacing w:before="480" w:after="480" w:line="360" w:lineRule="auto"/>
+        <w:jc w:val="left"/>
+      </w:pPr>
+      <w:r>
+        <w:rPr>
+          <w:rFonts w:ascii="Times New Roman" w:hAnsi="Times New Roman"/>
+          <w:b/>
+          <w:sz w:val="24"/>
+        </w:rPr>
+        <w:t>Objetivo General</w:t>
+      </w:r>
+      <w:bookmarkEnd w:id="bm_cap1_objgral"/>
+    </w:p>
+    <w:p>
       <w:pPr>
         <w:spacing w:line="360" w:lineRule="auto" w:after="0" w:before="0"/>
         <w:ind w:firstLine="709"/>
@@ -2520,8 +2536,24 @@
           <w:i w:val="0"/>
           <w:sz w:val="24"/>
         </w:rPr>
-        <w:t>Entre sus objetivos organizacionales se encuentran:</w:t>
+        <w:t>Proponer mejoras procedimentales para optimizar el proceso de procura en el departamento administrativo de Lubricantes y Equipos Varyna, C.A., con la finalidad de agilizar los tiempos de adquisición y fortalecer el control interno de las operaciones de compras.</w:t>
       </w:r>
+    </w:p>
+    <w:p>
+      <w:bookmarkStart w:id="bm_cap1_objespec" w:name="bm_cap1_objespec"/>
+      <w:pPr>
+        <w:spacing w:before="480" w:after="480" w:line="360" w:lineRule="auto"/>
+        <w:jc w:val="left"/>
+      </w:pPr>
+      <w:r>
+        <w:rPr>
+          <w:rFonts w:ascii="Times New Roman" w:hAnsi="Times New Roman"/>
+          <w:b/>
+          <w:sz w:val="24"/>
+        </w:rPr>
+        <w:t>Objetivos Específicos</w:t>
+      </w:r>
+      <w:bookmarkEnd w:id="bm_cap1_objespec"/>
     </w:p>
     <w:p>
       <w:pPr>
@@ -2541,7 +2573,70 @@
           <w:rFonts w:ascii="Times New Roman" w:hAnsi="Times New Roman"/>
           <w:sz w:val="24"/>
         </w:rPr>
-        <w:t>Entre sus objetivos organizacionales se encuentran ejecutar todo género de actividad o prestación de servicios relacionados directa o indirectamente con el ramo de las comunicaciones, computación y la electrónica en general; prestar servicios de importación, manufacturación, asesoría, ventas, instalaciones, arrendamientos, supervisión y mantenimiento en el área de telecomunicaciones; así como representar total o parcialmente cualquier producto comercial relacionado con sus operaciones mercantiles.</w:t>
+        <w:t>Diagnosticar el proceso actual de procura en el departamento administrativo de la empresa para identificar el flujo secuencial de las solicitudes de compra.</w:t>
+      </w:r>
+    </w:p>
+    <w:p>
+      <w:pPr>
+        <w:spacing w:line="360" w:lineRule="auto"/>
+        <w:ind w:firstLine="709"/>
+        <w:jc w:val="both"/>
+      </w:pPr>
+      <w:r>
+        <w:rPr>
+          <w:rFonts w:ascii="Times New Roman" w:hAnsi="Times New Roman"/>
+          <w:sz w:val="24"/>
+        </w:rPr>
+        <w:t xml:space="preserve">2. </w:t>
+      </w:r>
+      <w:r>
+        <w:rPr>
+          <w:rFonts w:ascii="Times New Roman" w:hAnsi="Times New Roman"/>
+          <w:sz w:val="24"/>
+        </w:rPr>
+        <w:t>Identificar las debilidades y cuellos de botella presentes en las fases de seguimiento, cotización y aprobación de las adquisiciones.</w:t>
+      </w:r>
+    </w:p>
+    <w:p>
+      <w:pPr>
+        <w:spacing w:line="360" w:lineRule="auto"/>
+        <w:ind w:firstLine="709"/>
+        <w:jc w:val="both"/>
+      </w:pPr>
+      <w:r>
+        <w:rPr>
+          <w:rFonts w:ascii="Times New Roman" w:hAnsi="Times New Roman"/>
+          <w:sz w:val="24"/>
+        </w:rPr>
+        <w:t xml:space="preserve">3. </w:t>
+      </w:r>
+      <w:r>
+        <w:rPr>
+          <w:rFonts w:ascii="Times New Roman" w:hAnsi="Times New Roman"/>
+          <w:sz w:val="24"/>
+        </w:rPr>
+        <w:t>Analizar las causas organizativas que generan retrasos y tiempos prolongados en el ciclo de adquisición de insumos y materiales.</w:t>
+      </w:r>
+    </w:p>
+    <w:p>
+      <w:pPr>
+        <w:spacing w:line="360" w:lineRule="auto"/>
+        <w:ind w:firstLine="709"/>
+        <w:jc w:val="both"/>
+      </w:pPr>
+      <w:r>
+        <w:rPr>
+          <w:rFonts w:ascii="Times New Roman" w:hAnsi="Times New Roman"/>
+          <w:sz w:val="24"/>
+        </w:rPr>
+        <w:t xml:space="preserve">4. </w:t>
+      </w:r>
+      <w:r>
+        <w:rPr>
+          <w:rFonts w:ascii="Times New Roman" w:hAnsi="Times New Roman"/>
+          <w:sz w:val="24"/>
+        </w:rPr>
+        <w:t>Diseñar una propuesta de mejora procedimental que agilice los tiempos de respuesta y optimice el control de la procura en el área administrativa.</w:t>
       </w:r>
     </w:p>
     <w:p>
@@ -2864,137 +2959,6 @@
           <w:sz w:val="24"/>
         </w:rPr>
         <w:t>Esta falta de estandarización administrativa genera cuellos de botella en las instancias de aprobación, pérdida de trazabilidad en el seguimiento de las cotizaciones y tiempos prolongados para la adquisición definitiva de los insumos. Como consecuencia directa, se producen retrasos logísticos en las obras operativas y una sobrecarga de funciones correctivas en el personal de compras, haciendo necesaria una propuesta de optimización procedimental adaptada a los estándares organizacionales vigentes.</w:t>
-      </w:r>
-    </w:p>
-    <w:p>
-      <w:bookmarkStart w:id="bm_cap2_objg" w:name="bm_cap2_objg"/>
-      <w:pPr>
-        <w:spacing w:before="480" w:after="480" w:line="360" w:lineRule="auto"/>
-        <w:jc w:val="left"/>
-      </w:pPr>
-      <w:r>
-        <w:rPr>
-          <w:rFonts w:ascii="Times New Roman" w:hAnsi="Times New Roman"/>
-          <w:b/>
-          <w:sz w:val="24"/>
-        </w:rPr>
-        <w:t>Objetivo General</w:t>
-      </w:r>
-      <w:bookmarkEnd w:id="bm_cap2_objg"/>
-    </w:p>
-    <w:p>
-      <w:pPr>
-        <w:spacing w:line="360" w:lineRule="auto" w:after="0" w:before="0"/>
-        <w:ind w:firstLine="709"/>
-        <w:jc w:val="both"/>
-      </w:pPr>
-      <w:r>
-        <w:rPr>
-          <w:rFonts w:ascii="Times New Roman" w:hAnsi="Times New Roman"/>
-          <w:i w:val="0"/>
-          <w:sz w:val="24"/>
-        </w:rPr>
-        <w:t>Proponer mejoras procedimentales para optimizar el proceso de procura en el departamento administrativo de Lubricantes y Equipos Varyna, C.A., con la finalidad de agilizar los tiempos de adquisición y fortalecer el control interno de las operaciones de compras.</w:t>
-      </w:r>
-    </w:p>
-    <w:p>
-      <w:bookmarkStart w:id="bm_cap2_obje" w:name="bm_cap2_obje"/>
-      <w:pPr>
-        <w:spacing w:before="480" w:after="480" w:line="360" w:lineRule="auto"/>
-        <w:jc w:val="left"/>
-      </w:pPr>
-      <w:r>
-        <w:rPr>
-          <w:rFonts w:ascii="Times New Roman" w:hAnsi="Times New Roman"/>
-          <w:b/>
-          <w:sz w:val="24"/>
-        </w:rPr>
-        <w:t>Objetivos Específicos</w:t>
-      </w:r>
-      <w:bookmarkEnd w:id="bm_cap2_obje"/>
-    </w:p>
-    <w:p>
-      <w:pPr>
-        <w:spacing w:line="360" w:lineRule="auto"/>
-        <w:ind w:firstLine="709"/>
-        <w:jc w:val="both"/>
-      </w:pPr>
-      <w:r>
-        <w:rPr>
-          <w:rFonts w:ascii="Times New Roman" w:hAnsi="Times New Roman"/>
-          <w:sz w:val="24"/>
-        </w:rPr>
-        <w:t xml:space="preserve">1. </w:t>
-      </w:r>
-      <w:r>
-        <w:rPr>
-          <w:rFonts w:ascii="Times New Roman" w:hAnsi="Times New Roman"/>
-          <w:sz w:val="24"/>
-        </w:rPr>
-        <w:t>Diagnosticar el proceso actual de procura en el departamento administrativo de la empresa para identificar el flujo secuencial de las solicitudes de compra.</w:t>
-      </w:r>
-    </w:p>
-    <w:p>
-      <w:pPr>
-        <w:spacing w:line="360" w:lineRule="auto"/>
-        <w:ind w:firstLine="709"/>
-        <w:jc w:val="both"/>
-      </w:pPr>
-      <w:r>
-        <w:rPr>
-          <w:rFonts w:ascii="Times New Roman" w:hAnsi="Times New Roman"/>
-          <w:sz w:val="24"/>
-        </w:rPr>
-        <w:t xml:space="preserve">2. </w:t>
-      </w:r>
-      <w:r>
-        <w:rPr>
-          <w:rFonts w:ascii="Times New Roman" w:hAnsi="Times New Roman"/>
-          <w:sz w:val="24"/>
-        </w:rPr>
-        <w:t>Identificar las debilidades y cuellos de botella presentes en las fases de seguimiento, cotización y aprobación de las adquisiciones.</w:t>
-      </w:r>
-    </w:p>
-    <w:p>
-      <w:pPr>
-        <w:spacing w:line="360" w:lineRule="auto"/>
-        <w:ind w:firstLine="709"/>
-        <w:jc w:val="both"/>
-      </w:pPr>
-      <w:r>
-        <w:rPr>
-          <w:rFonts w:ascii="Times New Roman" w:hAnsi="Times New Roman"/>
-          <w:sz w:val="24"/>
-        </w:rPr>
-        <w:t xml:space="preserve">3. </w:t>
-      </w:r>
-      <w:r>
-        <w:rPr>
-          <w:rFonts w:ascii="Times New Roman" w:hAnsi="Times New Roman"/>
-          <w:sz w:val="24"/>
-        </w:rPr>
-        <w:t>Analizar las causas organizativas que generan retrasos y tiempos prolongados en el ciclo de adquisición de insumos y materiales.</w:t>
-      </w:r>
-    </w:p>
-    <w:p>
-      <w:pPr>
-        <w:spacing w:line="360" w:lineRule="auto"/>
-        <w:ind w:firstLine="709"/>
-        <w:jc w:val="both"/>
-      </w:pPr>
-      <w:r>
-        <w:rPr>
-          <w:rFonts w:ascii="Times New Roman" w:hAnsi="Times New Roman"/>
-          <w:sz w:val="24"/>
-        </w:rPr>
-        <w:t xml:space="preserve">4. </w:t>
-      </w:r>
-      <w:r>
-        <w:rPr>
-          <w:rFonts w:ascii="Times New Roman" w:hAnsi="Times New Roman"/>
-          <w:sz w:val="24"/>
-        </w:rPr>
-        <w:t>Diseñar una propuesta de mejora procedimental que agilice los tiempos de respuesta y optimice el control de la procura en el área administrativa.</w:t>
       </w:r>
     </w:p>
     <w:p>

--- a/keidy/reportes/Informe_Pasantia_IUTECP.docx
+++ b/keidy/reportes/Informe_Pasantia_IUTECP.docx
@@ -1015,66 +1015,6 @@
           <w:b w:val="0"/>
           <w:sz w:val="24"/>
         </w:rPr>
-        <w:t>Objetivo General</w:t>
-        <w:tab/>
-      </w:r>
-      <w:r>
-        <w:rPr>
-          <w:rFonts w:ascii="Times New Roman" w:hAnsi="Times New Roman"/>
-          <w:b w:val="0"/>
-          <w:sz w:val="24"/>
-        </w:rPr>
-        <w:fldChar w:fldCharType="begin"/>
-        <w:instrText xml:space="preserve"> PAGEREF bm_cap1_objgral \h </w:instrText>
-        <w:fldChar w:fldCharType="separate"/>
-        <w:t>?</w:t>
-        <w:fldChar w:fldCharType="end"/>
-      </w:r>
-    </w:p>
-    <w:p>
-      <w:pPr>
-        <w:tabs>
-          <w:tab w:pos="8271" w:val="right" w:leader="dot"/>
-        </w:tabs>
-        <w:spacing w:line="360" w:lineRule="auto" w:before="0" w:after="80"/>
-        <w:ind w:left="283"/>
-      </w:pPr>
-      <w:r>
-        <w:rPr>
-          <w:rFonts w:ascii="Times New Roman" w:hAnsi="Times New Roman"/>
-          <w:b w:val="0"/>
-          <w:sz w:val="24"/>
-        </w:rPr>
-        <w:t>Objetivos Específicos</w:t>
-        <w:tab/>
-      </w:r>
-      <w:r>
-        <w:rPr>
-          <w:rFonts w:ascii="Times New Roman" w:hAnsi="Times New Roman"/>
-          <w:b w:val="0"/>
-          <w:sz w:val="24"/>
-        </w:rPr>
-        <w:fldChar w:fldCharType="begin"/>
-        <w:instrText xml:space="preserve"> PAGEREF bm_cap1_objespec \h </w:instrText>
-        <w:fldChar w:fldCharType="separate"/>
-        <w:t>?</w:t>
-        <w:fldChar w:fldCharType="end"/>
-      </w:r>
-    </w:p>
-    <w:p>
-      <w:pPr>
-        <w:tabs>
-          <w:tab w:pos="8271" w:val="right" w:leader="dot"/>
-        </w:tabs>
-        <w:spacing w:line="360" w:lineRule="auto" w:before="0" w:after="80"/>
-        <w:ind w:left="283"/>
-      </w:pPr>
-      <w:r>
-        <w:rPr>
-          <w:rFonts w:ascii="Times New Roman" w:hAnsi="Times New Roman"/>
-          <w:b w:val="0"/>
-          <w:sz w:val="24"/>
-        </w:rPr>
         <w:t>Ubicación geográfica</w:t>
         <w:tab/>
       </w:r>
@@ -1206,6 +1146,66 @@
         </w:rPr>
         <w:fldChar w:fldCharType="begin"/>
         <w:instrText xml:space="preserve"> PAGEREF bm_cap2_sit \h </w:instrText>
+        <w:fldChar w:fldCharType="separate"/>
+        <w:t>?</w:t>
+        <w:fldChar w:fldCharType="end"/>
+      </w:r>
+    </w:p>
+    <w:p>
+      <w:pPr>
+        <w:tabs>
+          <w:tab w:pos="8271" w:val="right" w:leader="dot"/>
+        </w:tabs>
+        <w:spacing w:line="360" w:lineRule="auto" w:before="0" w:after="80"/>
+        <w:ind w:left="283"/>
+      </w:pPr>
+      <w:r>
+        <w:rPr>
+          <w:rFonts w:ascii="Times New Roman" w:hAnsi="Times New Roman"/>
+          <w:b w:val="0"/>
+          <w:sz w:val="24"/>
+        </w:rPr>
+        <w:t>Objetivo General</w:t>
+        <w:tab/>
+      </w:r>
+      <w:r>
+        <w:rPr>
+          <w:rFonts w:ascii="Times New Roman" w:hAnsi="Times New Roman"/>
+          <w:b w:val="0"/>
+          <w:sz w:val="24"/>
+        </w:rPr>
+        <w:fldChar w:fldCharType="begin"/>
+        <w:instrText xml:space="preserve"> PAGEREF bm_cap2_objg \h </w:instrText>
+        <w:fldChar w:fldCharType="separate"/>
+        <w:t>?</w:t>
+        <w:fldChar w:fldCharType="end"/>
+      </w:r>
+    </w:p>
+    <w:p>
+      <w:pPr>
+        <w:tabs>
+          <w:tab w:pos="8271" w:val="right" w:leader="dot"/>
+        </w:tabs>
+        <w:spacing w:line="360" w:lineRule="auto" w:before="0" w:after="80"/>
+        <w:ind w:left="283"/>
+      </w:pPr>
+      <w:r>
+        <w:rPr>
+          <w:rFonts w:ascii="Times New Roman" w:hAnsi="Times New Roman"/>
+          <w:b w:val="0"/>
+          <w:sz w:val="24"/>
+        </w:rPr>
+        <w:t>Objetivos Específicos</w:t>
+        <w:tab/>
+      </w:r>
+      <w:r>
+        <w:rPr>
+          <w:rFonts w:ascii="Times New Roman" w:hAnsi="Times New Roman"/>
+          <w:b w:val="0"/>
+          <w:sz w:val="24"/>
+        </w:rPr>
+        <w:fldChar w:fldCharType="begin"/>
+        <w:instrText xml:space="preserve"> PAGEREF bm_cap2_obje \h </w:instrText>
         <w:fldChar w:fldCharType="separate"/>
         <w:t>?</w:t>
         <w:fldChar w:fldCharType="end"/>
@@ -2507,137 +2507,6 @@
         <w:t>Objetivos Organizacionales</w:t>
       </w:r>
       <w:bookmarkEnd w:id="bm_cap1_obj"/>
-    </w:p>
-    <w:p>
-      <w:bookmarkStart w:id="bm_cap1_objgral" w:name="bm_cap1_objgral"/>
-      <w:pPr>
-        <w:spacing w:before="480" w:after="480" w:line="360" w:lineRule="auto"/>
-        <w:jc w:val="left"/>
-      </w:pPr>
-      <w:r>
-        <w:rPr>
-          <w:rFonts w:ascii="Times New Roman" w:hAnsi="Times New Roman"/>
-          <w:b/>
-          <w:sz w:val="24"/>
-        </w:rPr>
-        <w:t>Objetivo General</w:t>
-      </w:r>
-      <w:bookmarkEnd w:id="bm_cap1_objgral"/>
-    </w:p>
-    <w:p>
-      <w:pPr>
-        <w:spacing w:line="360" w:lineRule="auto" w:after="0" w:before="0"/>
-        <w:ind w:firstLine="709"/>
-        <w:jc w:val="both"/>
-      </w:pPr>
-      <w:r>
-        <w:rPr>
-          <w:rFonts w:ascii="Times New Roman" w:hAnsi="Times New Roman"/>
-          <w:i w:val="0"/>
-          <w:sz w:val="24"/>
-        </w:rPr>
-        <w:t>Proponer mejoras procedimentales para optimizar el proceso de procura en el departamento administrativo de Lubricantes y Equipos Varyna, C.A., con la finalidad de agilizar los tiempos de adquisición y fortalecer el control interno de las operaciones de compras.</w:t>
-      </w:r>
-    </w:p>
-    <w:p>
-      <w:bookmarkStart w:id="bm_cap1_objespec" w:name="bm_cap1_objespec"/>
-      <w:pPr>
-        <w:spacing w:before="480" w:after="480" w:line="360" w:lineRule="auto"/>
-        <w:jc w:val="left"/>
-      </w:pPr>
-      <w:r>
-        <w:rPr>
-          <w:rFonts w:ascii="Times New Roman" w:hAnsi="Times New Roman"/>
-          <w:b/>
-          <w:sz w:val="24"/>
-        </w:rPr>
-        <w:t>Objetivos Específicos</w:t>
-      </w:r>
-      <w:bookmarkEnd w:id="bm_cap1_objespec"/>
-    </w:p>
-    <w:p>
-      <w:pPr>
-        <w:spacing w:line="360" w:lineRule="auto"/>
-        <w:ind w:firstLine="709"/>
-        <w:jc w:val="both"/>
-      </w:pPr>
-      <w:r>
-        <w:rPr>
-          <w:rFonts w:ascii="Times New Roman" w:hAnsi="Times New Roman"/>
-          <w:sz w:val="24"/>
-        </w:rPr>
-        <w:t xml:space="preserve">1. </w:t>
-      </w:r>
-      <w:r>
-        <w:rPr>
-          <w:rFonts w:ascii="Times New Roman" w:hAnsi="Times New Roman"/>
-          <w:sz w:val="24"/>
-        </w:rPr>
-        <w:t>Diagnosticar el proceso actual de procura en el departamento administrativo de la empresa para identificar el flujo secuencial de las solicitudes de compra.</w:t>
-      </w:r>
-    </w:p>
-    <w:p>
-      <w:pPr>
-        <w:spacing w:line="360" w:lineRule="auto"/>
-        <w:ind w:firstLine="709"/>
-        <w:jc w:val="both"/>
-      </w:pPr>
-      <w:r>
-        <w:rPr>
-          <w:rFonts w:ascii="Times New Roman" w:hAnsi="Times New Roman"/>
-          <w:sz w:val="24"/>
-        </w:rPr>
-        <w:t xml:space="preserve">2. </w:t>
-      </w:r>
-      <w:r>
-        <w:rPr>
-          <w:rFonts w:ascii="Times New Roman" w:hAnsi="Times New Roman"/>
-          <w:sz w:val="24"/>
-        </w:rPr>
-        <w:t>Identificar las debilidades y cuellos de botella presentes en las fases de seguimiento, cotización y aprobación de las adquisiciones.</w:t>
-      </w:r>
-    </w:p>
-    <w:p>
-      <w:pPr>
-        <w:spacing w:line="360" w:lineRule="auto"/>
-        <w:ind w:firstLine="709"/>
-        <w:jc w:val="both"/>
-      </w:pPr>
-      <w:r>
-        <w:rPr>
-          <w:rFonts w:ascii="Times New Roman" w:hAnsi="Times New Roman"/>
-          <w:sz w:val="24"/>
-        </w:rPr>
-        <w:t xml:space="preserve">3. </w:t>
-      </w:r>
-      <w:r>
-        <w:rPr>
-          <w:rFonts w:ascii="Times New Roman" w:hAnsi="Times New Roman"/>
-          <w:sz w:val="24"/>
-        </w:rPr>
-        <w:t>Analizar las causas organizativas que generan retrasos y tiempos prolongados en el ciclo de adquisición de insumos y materiales.</w:t>
-      </w:r>
-    </w:p>
-    <w:p>
-      <w:pPr>
-        <w:spacing w:line="360" w:lineRule="auto"/>
-        <w:ind w:firstLine="709"/>
-        <w:jc w:val="both"/>
-      </w:pPr>
-      <w:r>
-        <w:rPr>
-          <w:rFonts w:ascii="Times New Roman" w:hAnsi="Times New Roman"/>
-          <w:sz w:val="24"/>
-        </w:rPr>
-        <w:t xml:space="preserve">4. </w:t>
-      </w:r>
-      <w:r>
-        <w:rPr>
-          <w:rFonts w:ascii="Times New Roman" w:hAnsi="Times New Roman"/>
-          <w:sz w:val="24"/>
-        </w:rPr>
-        <w:t>Diseñar una propuesta de mejora procedimental que agilice los tiempos de respuesta y optimice el control de la procura en el área administrativa.</w:t>
-      </w:r>
     </w:p>
     <w:p>
       <w:bookmarkStart w:id="bm_cap1_ubic" w:name="bm_cap1_ubic"/>
@@ -2959,6 +2828,137 @@
           <w:sz w:val="24"/>
         </w:rPr>
         <w:t>Esta falta de estandarización administrativa genera cuellos de botella en las instancias de aprobación, pérdida de trazabilidad en el seguimiento de las cotizaciones y tiempos prolongados para la adquisición definitiva de los insumos. Como consecuencia directa, se producen retrasos logísticos en las obras operativas y una sobrecarga de funciones correctivas en el personal de compras, haciendo necesaria una propuesta de optimización procedimental adaptada a los estándares organizacionales vigentes.</w:t>
+      </w:r>
+    </w:p>
+    <w:p>
+      <w:bookmarkStart w:id="bm_cap2_objg" w:name="bm_cap2_objg"/>
+      <w:pPr>
+        <w:spacing w:before="480" w:after="480" w:line="360" w:lineRule="auto"/>
+        <w:jc w:val="left"/>
+      </w:pPr>
+      <w:r>
+        <w:rPr>
+          <w:rFonts w:ascii="Times New Roman" w:hAnsi="Times New Roman"/>
+          <w:b/>
+          <w:sz w:val="24"/>
+        </w:rPr>
+        <w:t>Objetivo General</w:t>
+      </w:r>
+      <w:bookmarkEnd w:id="bm_cap2_objg"/>
+    </w:p>
+    <w:p>
+      <w:pPr>
+        <w:spacing w:line="360" w:lineRule="auto" w:after="0" w:before="0"/>
+        <w:ind w:firstLine="709"/>
+        <w:jc w:val="both"/>
+      </w:pPr>
+      <w:r>
+        <w:rPr>
+          <w:rFonts w:ascii="Times New Roman" w:hAnsi="Times New Roman"/>
+          <w:i w:val="0"/>
+          <w:sz w:val="24"/>
+        </w:rPr>
+        <w:t>Proponer mejoras procedimentales para optimizar el proceso de procura en el departamento administrativo de Lubricantes y Equipos Varyna, C.A., con la finalidad de agilizar los tiempos de adquisición y fortalecer el control interno de las operaciones de compras.</w:t>
+      </w:r>
+    </w:p>
+    <w:p>
+      <w:bookmarkStart w:id="bm_cap2_obje" w:name="bm_cap2_obje"/>
+      <w:pPr>
+        <w:spacing w:before="480" w:after="480" w:line="360" w:lineRule="auto"/>
+        <w:jc w:val="left"/>
+      </w:pPr>
+      <w:r>
+        <w:rPr>
+          <w:rFonts w:ascii="Times New Roman" w:hAnsi="Times New Roman"/>
+          <w:b/>
+          <w:sz w:val="24"/>
+        </w:rPr>
+        <w:t>Objetivos Específicos</w:t>
+      </w:r>
+      <w:bookmarkEnd w:id="bm_cap2_obje"/>
+    </w:p>
+    <w:p>
+      <w:pPr>
+        <w:spacing w:line="360" w:lineRule="auto"/>
+        <w:ind w:firstLine="709"/>
+        <w:jc w:val="both"/>
+      </w:pPr>
+      <w:r>
+        <w:rPr>
+          <w:rFonts w:ascii="Times New Roman" w:hAnsi="Times New Roman"/>
+          <w:sz w:val="24"/>
+        </w:rPr>
+        <w:t xml:space="preserve">1. </w:t>
+      </w:r>
+      <w:r>
+        <w:rPr>
+          <w:rFonts w:ascii="Times New Roman" w:hAnsi="Times New Roman"/>
+          <w:sz w:val="24"/>
+        </w:rPr>
+        <w:t>Diagnosticar el proceso actual de procura en el departamento administrativo de la empresa para identificar el flujo secuencial de las solicitudes de compra.</w:t>
+      </w:r>
+    </w:p>
+    <w:p>
+      <w:pPr>
+        <w:spacing w:line="360" w:lineRule="auto"/>
+        <w:ind w:firstLine="709"/>
+        <w:jc w:val="both"/>
+      </w:pPr>
+      <w:r>
+        <w:rPr>
+          <w:rFonts w:ascii="Times New Roman" w:hAnsi="Times New Roman"/>
+          <w:sz w:val="24"/>
+        </w:rPr>
+        <w:t xml:space="preserve">2. </w:t>
+      </w:r>
+      <w:r>
+        <w:rPr>
+          <w:rFonts w:ascii="Times New Roman" w:hAnsi="Times New Roman"/>
+          <w:sz w:val="24"/>
+        </w:rPr>
+        <w:t>Identificar las debilidades y cuellos de botella presentes en las fases de seguimiento, cotización y aprobación de las adquisiciones.</w:t>
+      </w:r>
+    </w:p>
+    <w:p>
+      <w:pPr>
+        <w:spacing w:line="360" w:lineRule="auto"/>
+        <w:ind w:firstLine="709"/>
+        <w:jc w:val="both"/>
+      </w:pPr>
+      <w:r>
+        <w:rPr>
+          <w:rFonts w:ascii="Times New Roman" w:hAnsi="Times New Roman"/>
+          <w:sz w:val="24"/>
+        </w:rPr>
+        <w:t xml:space="preserve">3. </w:t>
+      </w:r>
+      <w:r>
+        <w:rPr>
+          <w:rFonts w:ascii="Times New Roman" w:hAnsi="Times New Roman"/>
+          <w:sz w:val="24"/>
+        </w:rPr>
+        <w:t>Analizar las causas organizativas que generan retrasos y tiempos prolongados en el ciclo de adquisición de insumos y materiales.</w:t>
+      </w:r>
+    </w:p>
+    <w:p>
+      <w:pPr>
+        <w:spacing w:line="360" w:lineRule="auto"/>
+        <w:ind w:firstLine="709"/>
+        <w:jc w:val="both"/>
+      </w:pPr>
+      <w:r>
+        <w:rPr>
+          <w:rFonts w:ascii="Times New Roman" w:hAnsi="Times New Roman"/>
+          <w:sz w:val="24"/>
+        </w:rPr>
+        <w:t xml:space="preserve">4. </w:t>
+      </w:r>
+      <w:r>
+        <w:rPr>
+          <w:rFonts w:ascii="Times New Roman" w:hAnsi="Times New Roman"/>
+          <w:sz w:val="24"/>
+        </w:rPr>
+        <w:t>Diseñar una propuesta de mejora procedimental que agilice los tiempos de respuesta y optimice el control de la procura en el área administrativa.</w:t>
       </w:r>
     </w:p>
     <w:p>

--- a/keidy/reportes/Informe_Pasantia_IUTECP.docx
+++ b/keidy/reportes/Informe_Pasantia_IUTECP.docx
@@ -2507,6 +2507,35 @@
         <w:t>Objetivos Organizacionales</w:t>
       </w:r>
       <w:bookmarkEnd w:id="bm_cap1_obj"/>
+    </w:p>
+    <w:p>
+      <w:pPr>
+        <w:spacing w:before="480" w:after="480" w:line="360" w:lineRule="auto"/>
+        <w:jc w:val="left"/>
+      </w:pPr>
+      <w:r>
+        <w:rPr>
+          <w:rFonts w:ascii="Times New Roman" w:hAnsi="Times New Roman"/>
+          <w:b/>
+          <w:sz w:val="24"/>
+        </w:rPr>
+        <w:t>Objetivo General</w:t>
+      </w:r>
+    </w:p>
+    <w:p>
+      <w:pPr>
+        <w:spacing w:line="360" w:lineRule="auto" w:after="0" w:before="0"/>
+        <w:ind w:firstLine="709"/>
+        <w:jc w:val="both"/>
+      </w:pPr>
+      <w:r>
+        <w:rPr>
+          <w:rFonts w:ascii="Times New Roman" w:hAnsi="Times New Roman"/>
+          <w:i w:val="0"/>
+          <w:sz w:val="24"/>
+        </w:rPr>
+        <w:t>Entre sus objetivos organizacionales se encuentran ejecutar todo género de actividad o prestación de servicios relacionados directa o indirectamente con el ramo de las comunicaciones, computación y la electrónica en general; prestar servicios de importación, manufacturación, asesoría, ventas, instalaciones, arrendamientos, supervisión y mantenimiento en el área de telecomunicaciones; así como representar total o parcialmente cualquier producto comercial relacionado con sus operaciones mercantiles.</w:t>
+      </w:r>
     </w:p>
     <w:p>
       <w:bookmarkStart w:id="bm_cap1_ubic" w:name="bm_cap1_ubic"/>

--- a/keidy/reportes/Informe_Pasantia_IUTECP.docx
+++ b/keidy/reportes/Informe_Pasantia_IUTECP.docx
@@ -2534,7 +2534,7 @@
           <w:i w:val="0"/>
           <w:sz w:val="24"/>
         </w:rPr>
-        <w:t>Entre sus objetivos organizacionales se encuentran ejecutar todo género de actividad o prestación de servicios relacionados directa o indirectamente con el ramo de las comunicaciones, computación y la electrónica en general; prestar servicios de importación, manufacturación, asesoría, ventas, instalaciones, arrendamientos, supervisión y mantenimiento en el área de telecomunicaciones; así como representar total o parcialmente cualquier producto comercial relacionado con sus operaciones mercantiles.</w:t>
+        <w:t>Ejecutar todo género de actividad o prestación de servicios relacionados directa o indirectamente con el ramo de las comunicaciones, computación y la electrónica en general; prestar servicios de importación, manufacturación, asesoría, ventas, instalaciones, arrendamientos, supervisión y mantenimiento en el área de telecomunicaciones; así como representar total o parcialmente cualquier producto comercial relacionado con sus operaciones mercantiles.</w:t>
       </w:r>
     </w:p>
     <w:p>

--- a/keidy/reportes/Informe_Pasantia_IUTECP.docx
+++ b/keidy/reportes/Informe_Pasantia_IUTECP.docx
@@ -103,7 +103,7 @@
           <w:b/>
           <w:sz w:val="24"/>
         </w:rPr>
-        <w:t>PROPUESTA DE OPTIMIZACIÓN DEL PROCESO DE PROCURA EN EL DEPARTAMENTO ADMINISTRATIVO DE LUBRICANTES Y EQUIPOS VARYNA, C.A.</w:t>
+        <w:t>PROPUESTA DE SIMPLIFICACIÓN ADMINISTRATIVA DE LA PROCURA EN LUBRICANTES Y EQUIPOS VARYNA, C.A.</w:t>
       </w:r>
     </w:p>
     <w:p>
@@ -223,7 +223,7 @@
           <w:b/>
           <w:sz w:val="24"/>
         </w:rPr>
-        <w:t>PROPUESTA DE OPTIMIZACIÓN DEL PROCESO DE PROCURA EN EL DEPARTAMENTO ADMINISTRATIVO DE LUBRICANTES Y EQUIPOS VARYNA, C.A.</w:t>
+        <w:t>PROPUESTA DE SIMPLIFICACIÓN ADMINISTRATIVA DE LA PROCURA EN LUBRICANTES Y EQUIPOS VARYNA, C.A.</w:t>
       </w:r>
     </w:p>
     <w:p>
@@ -2535,6 +2535,41 @@
           <w:sz w:val="24"/>
         </w:rPr>
         <w:t>Ejecutar todo género de actividad o prestación de servicios relacionados directa o indirectamente con el ramo de las comunicaciones, computación y la electrónica en general; prestar servicios de importación, manufacturación, asesoría, ventas, instalaciones, arrendamientos, supervisión y mantenimiento en el área de telecomunicaciones; así como representar total o parcialmente cualquier producto comercial relacionado con sus operaciones mercantiles.</w:t>
+      </w:r>
+    </w:p>
+    <w:p>
+      <w:pPr>
+        <w:spacing w:before="480" w:after="480" w:line="360" w:lineRule="auto"/>
+        <w:jc w:val="left"/>
+      </w:pPr>
+      <w:r>
+        <w:rPr>
+          <w:rFonts w:ascii="Times New Roman" w:hAnsi="Times New Roman"/>
+          <w:b/>
+          <w:sz w:val="24"/>
+        </w:rPr>
+        <w:t>Objetivos Específicos</w:t>
+      </w:r>
+    </w:p>
+    <w:p>
+      <w:pPr>
+        <w:spacing w:line="360" w:lineRule="auto"/>
+        <w:ind w:firstLine="709"/>
+        <w:jc w:val="both"/>
+      </w:pPr>
+      <w:r>
+        <w:rPr>
+          <w:rFonts w:ascii="Times New Roman" w:hAnsi="Times New Roman"/>
+          <w:sz w:val="24"/>
+        </w:rPr>
+        <w:t xml:space="preserve">1. </w:t>
+      </w:r>
+      <w:r>
+        <w:rPr>
+          <w:rFonts w:ascii="Times New Roman" w:hAnsi="Times New Roman"/>
+          <w:sz w:val="24"/>
+        </w:rPr>
+        <w:t>Ejecutar todo género de actividad o prestación de servicios relacionados directa o indirectamente con el ramo de las comunicaciones, computación y la electrónica en general.Prestar servicios de importación, manufacturación, asesoría, ventas, instalaciones, arrendamientos, supervisión y mantenimiento en el área de telecomunicaciones.Representar total o parcialmente cualquier producto comercial relacionado con sus operaciones mercantiles.</w:t>
       </w:r>
     </w:p>
     <w:p>

--- a/keidy/reportes/Informe_Pasantia_IUTECP.docx
+++ b/keidy/reportes/Informe_Pasantia_IUTECP.docx
@@ -2569,7 +2569,49 @@
           <w:rFonts w:ascii="Times New Roman" w:hAnsi="Times New Roman"/>
           <w:sz w:val="24"/>
         </w:rPr>
-        <w:t>Ejecutar todo género de actividad o prestación de servicios relacionados directa o indirectamente con el ramo de las comunicaciones, computación y la electrónica en general.Prestar servicios de importación, manufacturación, asesoría, ventas, instalaciones, arrendamientos, supervisión y mantenimiento en el área de telecomunicaciones.Representar total o parcialmente cualquier producto comercial relacionado con sus operaciones mercantiles.</w:t>
+        <w:t>Ejecutar todo género de actividad o prestación de servicios relacionados directa o indirectamente con el ramo de las comunicaciones, computación y la electrónica en general.</w:t>
+      </w:r>
+    </w:p>
+    <w:p>
+      <w:pPr>
+        <w:spacing w:line="360" w:lineRule="auto"/>
+        <w:ind w:firstLine="709"/>
+        <w:jc w:val="both"/>
+      </w:pPr>
+      <w:r>
+        <w:rPr>
+          <w:rFonts w:ascii="Times New Roman" w:hAnsi="Times New Roman"/>
+          <w:sz w:val="24"/>
+        </w:rPr>
+        <w:t xml:space="preserve">2. </w:t>
+      </w:r>
+      <w:r>
+        <w:rPr>
+          <w:rFonts w:ascii="Times New Roman" w:hAnsi="Times New Roman"/>
+          <w:sz w:val="24"/>
+        </w:rPr>
+        <w:t>Prestar servicios de importación, manufacturación, asesoría, ventas, instalaciones, arrendamientos, supervisión y mantenimiento en el área de telecomunicaciones.</w:t>
+      </w:r>
+    </w:p>
+    <w:p>
+      <w:pPr>
+        <w:spacing w:line="360" w:lineRule="auto"/>
+        <w:ind w:firstLine="709"/>
+        <w:jc w:val="both"/>
+      </w:pPr>
+      <w:r>
+        <w:rPr>
+          <w:rFonts w:ascii="Times New Roman" w:hAnsi="Times New Roman"/>
+          <w:sz w:val="24"/>
+        </w:rPr>
+        <w:t xml:space="preserve">3. </w:t>
+      </w:r>
+      <w:r>
+        <w:rPr>
+          <w:rFonts w:ascii="Times New Roman" w:hAnsi="Times New Roman"/>
+          <w:sz w:val="24"/>
+        </w:rPr>
+        <w:t>Representar total o parcialmente cualquier producto comercial relacionado con sus operaciones mercantiles.</w:t>
       </w:r>
     </w:p>
     <w:p>

--- a/keidy/reportes/Informe_Pasantia_IUTECP.docx
+++ b/keidy/reportes/Informe_Pasantia_IUTECP.docx
@@ -2265,7 +2265,7 @@
           <w:i w:val="0"/>
           <w:sz w:val="24"/>
         </w:rPr>
-        <w:t>Lubricantes y Equipos Varyná C.A. es una empresa venezolana con más de treinta y seis (36) años de trayectoria en el sector petrolero, industrial y de construcción, consolidándose como una organización de amplia experiencia y reconocimiento dentro del mercado nacional. Desde sus inicios, la empresa ha orientado sus esfuerzos al desarrollo de soluciones integrales que contribuyan al fortalecimiento de las actividades productivas del país.</w:t>
+        <w:t>Lubricantes y Equipos Varyná, C.A. es una empresa venezolana fundada con la visión de responder a las crecientes demandas operativas e industriales del país. A lo largo de más de treinta y seis (36) años de trayectoria ininterrumpida, la organización se ha consolidado en el sector petrolero, industrial y de construcción, posicionándose como un aliado estratégico de alta confiabilidad en el mercado nacional gracias a su capacidad de respuesta y solvencia técnica.</w:t>
       </w:r>
     </w:p>
     <w:p>
@@ -2280,7 +2280,22 @@
           <w:i w:val="0"/>
           <w:sz w:val="24"/>
         </w:rPr>
-        <w:t>Como empresa integrante del Grupo Corporativo VTC, ha profesionalizado un crecimiento sostenido basado en la innovación, la calidad de sus servicios y el compromiso con sus clientes. Su actividad principal se enfoca en el procesamiento y suministro de productos químicos especializados, el tratamiento de crudo y la provisión de maquinaria pesada para operaciones industriales.</w:t>
+        <w:t>Desde sus primeros años de operaciones, la empresa enfocó su estrategia en la diversificación técnica de sus servicios, pasando de ser un proveedor local de insumos a una estructura corporativa especializada en el procesamiento y suministro de productos químicos de alto rendimiento, tratamiento químico de crudo y provisión de maquinaria pesada para proyectos de gran escala. Este desarrollo progresivo le permitió establecer estándares operacionales alineados con las exigencias de la industria energética regional y nacional.</w:t>
+      </w:r>
+    </w:p>
+    <w:p>
+      <w:pPr>
+        <w:spacing w:line="360" w:lineRule="auto" w:after="0" w:before="0"/>
+        <w:ind w:firstLine="709"/>
+        <w:jc w:val="both"/>
+      </w:pPr>
+      <w:r>
+        <w:rPr>
+          <w:rFonts w:ascii="Times New Roman" w:hAnsi="Times New Roman"/>
+          <w:i w:val="0"/>
+          <w:sz w:val="24"/>
+        </w:rPr>
+        <w:t>Su integración como parte fundamental del Grupo Corporativo VTC marcó un hito en su madurez organizacional, impulsando un crecimiento sostenido mediante la profesionalización de sus procesos, la adopción de tecnologías de vanguardia y la consolidación de alianzas comerciales de largo alcance. Hoy en día, Lubricantes y Equipos Varyná, C.A. mantiene su compromiso con el desarrollo productivo del país, sustentando su liderazgo en la innovación continua, la calidad de servicio y el fortalecimiento constante de su capital humano y capacidad logística.</w:t>
       </w:r>
     </w:p>
     <w:p>

--- a/keidy/reportes/Informe_Pasantia_IUTECP.docx
+++ b/keidy/reportes/Informe_Pasantia_IUTECP.docx
@@ -418,7 +418,7 @@
     </w:p>
     <w:p>
       <w:pPr>
-        <w:spacing w:line="360" w:lineRule="auto" w:after="0" w:before="0"/>
+        <w:spacing w:line="360" w:lineRule="auto" w:after="120" w:before="0"/>
         <w:ind w:firstLine="709"/>
         <w:jc w:val="both"/>
       </w:pPr>
@@ -474,7 +474,7 @@
     </w:p>
     <w:p>
       <w:pPr>
-        <w:spacing w:line="360" w:lineRule="auto" w:after="0" w:before="0"/>
+        <w:spacing w:line="360" w:lineRule="auto" w:after="120" w:before="0"/>
         <w:ind w:firstLine="709"/>
         <w:jc w:val="both"/>
       </w:pPr>
@@ -2053,7 +2053,7 @@
     </w:p>
     <w:p>
       <w:pPr>
-        <w:spacing w:line="360" w:lineRule="auto" w:after="0" w:before="0"/>
+        <w:spacing w:line="360" w:lineRule="auto" w:after="120" w:before="0"/>
         <w:ind w:firstLine="709"/>
         <w:jc w:val="both"/>
       </w:pPr>
@@ -2124,7 +2124,7 @@
     </w:p>
     <w:p>
       <w:pPr>
-        <w:spacing w:line="360" w:lineRule="auto" w:after="0" w:before="0"/>
+        <w:spacing w:line="360" w:lineRule="auto" w:after="120" w:before="0"/>
         <w:ind w:firstLine="709"/>
         <w:jc w:val="both"/>
       </w:pPr>
@@ -2224,7 +2224,7 @@
     </w:p>
     <w:p>
       <w:pPr>
-        <w:spacing w:line="360" w:lineRule="auto" w:after="0" w:before="0"/>
+        <w:spacing w:line="360" w:lineRule="auto" w:after="120" w:before="0"/>
         <w:ind w:firstLine="0"/>
         <w:jc w:val="both"/>
       </w:pPr>
@@ -2255,7 +2255,7 @@
     </w:p>
     <w:p>
       <w:pPr>
-        <w:spacing w:line="360" w:lineRule="auto" w:after="0" w:before="0"/>
+        <w:spacing w:line="360" w:lineRule="auto" w:after="120" w:before="0"/>
         <w:ind w:firstLine="709"/>
         <w:jc w:val="both"/>
       </w:pPr>
@@ -2270,7 +2270,7 @@
     </w:p>
     <w:p>
       <w:pPr>
-        <w:spacing w:line="360" w:lineRule="auto" w:after="0" w:before="0"/>
+        <w:spacing w:line="360" w:lineRule="auto" w:after="120" w:before="0"/>
         <w:ind w:firstLine="709"/>
         <w:jc w:val="both"/>
       </w:pPr>
@@ -2285,7 +2285,7 @@
     </w:p>
     <w:p>
       <w:pPr>
-        <w:spacing w:line="360" w:lineRule="auto" w:after="0" w:before="0"/>
+        <w:spacing w:line="360" w:lineRule="auto" w:after="120" w:before="0"/>
         <w:ind w:firstLine="709"/>
         <w:jc w:val="both"/>
       </w:pPr>
@@ -2316,7 +2316,7 @@
     </w:p>
     <w:p>
       <w:pPr>
-        <w:spacing w:line="360" w:lineRule="auto" w:after="0" w:before="0"/>
+        <w:spacing w:line="360" w:lineRule="auto" w:after="120" w:before="0"/>
         <w:ind w:firstLine="709"/>
         <w:jc w:val="both"/>
       </w:pPr>
@@ -2347,7 +2347,7 @@
     </w:p>
     <w:p>
       <w:pPr>
-        <w:spacing w:line="360" w:lineRule="auto" w:after="0" w:before="0"/>
+        <w:spacing w:line="360" w:lineRule="auto" w:after="120" w:before="0"/>
         <w:ind w:firstLine="709"/>
         <w:jc w:val="both"/>
       </w:pPr>
@@ -2378,7 +2378,7 @@
     </w:p>
     <w:p>
       <w:pPr>
-        <w:spacing w:line="360" w:lineRule="auto" w:after="0" w:before="0"/>
+        <w:spacing w:line="360" w:lineRule="auto" w:after="120" w:before="0"/>
         <w:ind w:firstLine="709"/>
         <w:jc w:val="both"/>
       </w:pPr>
@@ -2539,7 +2539,7 @@
     </w:p>
     <w:p>
       <w:pPr>
-        <w:spacing w:line="360" w:lineRule="auto" w:after="0" w:before="0"/>
+        <w:spacing w:line="360" w:lineRule="auto" w:after="120" w:before="0"/>
         <w:ind w:firstLine="709"/>
         <w:jc w:val="both"/>
       </w:pPr>
@@ -2647,7 +2647,7 @@
     </w:p>
     <w:p>
       <w:pPr>
-        <w:spacing w:line="360" w:lineRule="auto" w:after="0" w:before="0"/>
+        <w:spacing w:line="360" w:lineRule="auto" w:after="120" w:before="0"/>
         <w:ind w:firstLine="0"/>
         <w:jc w:val="both"/>
       </w:pPr>
@@ -2742,7 +2742,7 @@
     </w:p>
     <w:p>
       <w:pPr>
-        <w:spacing w:line="360" w:lineRule="auto" w:after="0" w:before="0"/>
+        <w:spacing w:line="360" w:lineRule="auto" w:after="120" w:before="0"/>
         <w:ind w:firstLine="709"/>
         <w:jc w:val="both"/>
       </w:pPr>
@@ -2773,7 +2773,7 @@
     </w:p>
     <w:p>
       <w:pPr>
-        <w:spacing w:line="360" w:lineRule="auto" w:after="0" w:before="0"/>
+        <w:spacing w:line="360" w:lineRule="auto" w:after="120" w:before="0"/>
         <w:ind w:firstLine="709"/>
         <w:jc w:val="both"/>
       </w:pPr>
@@ -2923,7 +2923,7 @@
     </w:p>
     <w:p>
       <w:pPr>
-        <w:spacing w:line="360" w:lineRule="auto" w:after="0" w:before="0"/>
+        <w:spacing w:line="360" w:lineRule="auto" w:after="120" w:before="0"/>
         <w:ind w:firstLine="709"/>
         <w:jc w:val="both"/>
       </w:pPr>
@@ -2938,7 +2938,7 @@
     </w:p>
     <w:p>
       <w:pPr>
-        <w:spacing w:line="360" w:lineRule="auto" w:after="0" w:before="0"/>
+        <w:spacing w:line="360" w:lineRule="auto" w:after="120" w:before="0"/>
         <w:ind w:firstLine="709"/>
         <w:jc w:val="both"/>
       </w:pPr>
@@ -2969,7 +2969,7 @@
     </w:p>
     <w:p>
       <w:pPr>
-        <w:spacing w:line="360" w:lineRule="auto" w:after="0" w:before="0"/>
+        <w:spacing w:line="360" w:lineRule="auto" w:after="120" w:before="0"/>
         <w:ind w:firstLine="709"/>
         <w:jc w:val="both"/>
       </w:pPr>
@@ -3100,7 +3100,7 @@
     </w:p>
     <w:p>
       <w:pPr>
-        <w:spacing w:line="360" w:lineRule="auto" w:after="0" w:before="0"/>
+        <w:spacing w:line="360" w:lineRule="auto" w:after="120" w:before="0"/>
         <w:ind w:firstLine="709"/>
         <w:jc w:val="both"/>
       </w:pPr>
@@ -3600,7 +3600,7 @@
     </w:p>
     <w:p>
       <w:pPr>
-        <w:spacing w:line="360" w:lineRule="auto" w:after="0" w:before="0"/>
+        <w:spacing w:line="360" w:lineRule="auto" w:after="120" w:before="0"/>
         <w:ind w:firstLine="709"/>
         <w:jc w:val="both"/>
       </w:pPr>
@@ -6214,7 +6214,7 @@
     </w:p>
     <w:p>
       <w:pPr>
-        <w:spacing w:line="360" w:lineRule="auto" w:after="0" w:before="0"/>
+        <w:spacing w:line="360" w:lineRule="auto" w:after="120" w:before="0"/>
         <w:ind w:firstLine="709"/>
         <w:jc w:val="both"/>
       </w:pPr>
@@ -6229,7 +6229,7 @@
     </w:p>
     <w:p>
       <w:pPr>
-        <w:spacing w:line="360" w:lineRule="auto" w:after="0" w:before="0"/>
+        <w:spacing w:line="360" w:lineRule="auto" w:after="120" w:before="0"/>
         <w:ind w:firstLine="709"/>
         <w:jc w:val="both"/>
       </w:pPr>
@@ -6265,7 +6265,7 @@
     </w:p>
     <w:p>
       <w:pPr>
-        <w:spacing w:line="360" w:lineRule="auto" w:after="0" w:before="0"/>
+        <w:spacing w:line="360" w:lineRule="auto" w:after="120" w:before="0"/>
         <w:ind w:firstLine="709"/>
         <w:jc w:val="both"/>
       </w:pPr>
@@ -6294,7 +6294,7 @@
     </w:p>
     <w:p>
       <w:pPr>
-        <w:spacing w:line="360" w:lineRule="auto" w:after="0" w:before="0"/>
+        <w:spacing w:line="360" w:lineRule="auto" w:after="120" w:before="0"/>
         <w:ind w:firstLine="709"/>
         <w:jc w:val="both"/>
       </w:pPr>
@@ -6309,7 +6309,7 @@
     </w:p>
     <w:p>
       <w:pPr>
-        <w:spacing w:line="360" w:lineRule="auto" w:after="0" w:before="0"/>
+        <w:spacing w:line="360" w:lineRule="auto" w:after="120" w:before="0"/>
         <w:ind w:firstLine="709"/>
         <w:jc w:val="both"/>
       </w:pPr>
@@ -6338,7 +6338,7 @@
     </w:p>
     <w:p>
       <w:pPr>
-        <w:spacing w:line="360" w:lineRule="auto" w:after="0" w:before="0"/>
+        <w:spacing w:line="360" w:lineRule="auto" w:after="120" w:before="0"/>
         <w:ind w:firstLine="709"/>
         <w:jc w:val="both"/>
       </w:pPr>
@@ -6353,7 +6353,7 @@
     </w:p>
     <w:p>
       <w:pPr>
-        <w:spacing w:line="360" w:lineRule="auto" w:after="0" w:before="0"/>
+        <w:spacing w:line="360" w:lineRule="auto" w:after="120" w:before="0"/>
         <w:ind w:firstLine="709"/>
         <w:jc w:val="both"/>
       </w:pPr>
@@ -6382,7 +6382,7 @@
     </w:p>
     <w:p>
       <w:pPr>
-        <w:spacing w:line="360" w:lineRule="auto" w:after="0" w:before="0"/>
+        <w:spacing w:line="360" w:lineRule="auto" w:after="120" w:before="0"/>
         <w:ind w:firstLine="709"/>
         <w:jc w:val="both"/>
       </w:pPr>
@@ -6397,7 +6397,7 @@
     </w:p>
     <w:p>
       <w:pPr>
-        <w:spacing w:line="360" w:lineRule="auto" w:after="0" w:before="0"/>
+        <w:spacing w:line="360" w:lineRule="auto" w:after="120" w:before="0"/>
         <w:ind w:firstLine="709"/>
         <w:jc w:val="both"/>
       </w:pPr>
@@ -6426,7 +6426,7 @@
     </w:p>
     <w:p>
       <w:pPr>
-        <w:spacing w:line="360" w:lineRule="auto" w:after="0" w:before="0"/>
+        <w:spacing w:line="360" w:lineRule="auto" w:after="120" w:before="0"/>
         <w:ind w:firstLine="709"/>
         <w:jc w:val="both"/>
       </w:pPr>
@@ -6441,7 +6441,7 @@
     </w:p>
     <w:p>
       <w:pPr>
-        <w:spacing w:line="360" w:lineRule="auto" w:after="0" w:before="0"/>
+        <w:spacing w:line="360" w:lineRule="auto" w:after="120" w:before="0"/>
         <w:ind w:firstLine="709"/>
         <w:jc w:val="both"/>
       </w:pPr>
@@ -6527,7 +6527,7 @@
     </w:p>
     <w:p>
       <w:pPr>
-        <w:spacing w:line="360" w:lineRule="auto" w:after="0" w:before="0"/>
+        <w:spacing w:line="360" w:lineRule="auto" w:after="120" w:before="0"/>
         <w:ind w:firstLine="709"/>
         <w:jc w:val="both"/>
       </w:pPr>

--- a/keidy/reportes/Informe_Pasantia_IUTECP.docx
+++ b/keidy/reportes/Informe_Pasantia_IUTECP.docx
@@ -418,7 +418,7 @@
     </w:p>
     <w:p>
       <w:pPr>
-        <w:spacing w:line="360" w:lineRule="auto" w:after="120" w:before="0"/>
+        <w:spacing w:line="360" w:lineRule="auto" w:after="0" w:before="0"/>
         <w:ind w:firstLine="709"/>
         <w:jc w:val="both"/>
       </w:pPr>
@@ -474,7 +474,7 @@
     </w:p>
     <w:p>
       <w:pPr>
-        <w:spacing w:line="360" w:lineRule="auto" w:after="120" w:before="0"/>
+        <w:spacing w:line="360" w:lineRule="auto" w:after="0" w:before="0"/>
         <w:ind w:firstLine="709"/>
         <w:jc w:val="both"/>
       </w:pPr>
@@ -2053,7 +2053,7 @@
     </w:p>
     <w:p>
       <w:pPr>
-        <w:spacing w:line="360" w:lineRule="auto" w:after="120" w:before="0"/>
+        <w:spacing w:line="360" w:lineRule="auto" w:after="0" w:before="0"/>
         <w:ind w:firstLine="709"/>
         <w:jc w:val="both"/>
       </w:pPr>
@@ -2063,7 +2063,7 @@
           <w:i w:val="0"/>
           <w:sz w:val="24"/>
         </w:rPr>
-        <w:t>El presente informe describe la propuesta de optimización del proceso de procura en el departamento administrativo de Lubricantes y Equipos Varyna, C.A. La investigación se enmarca en la modalidad de proyecto factible apoyado en un diagnóstico de campo. Durante el estudio se identificó la ausencia de canales formalizados de recepción de requisiciones, tiempos de respuesta prolongados en las fases de cotización y aprobación, y la inexistencia de formatos estandarizados de control. La propuesta contempla un nuevo flujo de trabajo procedimental, plantillas estandarizadas de solicitud y orden de compra, y una matriz de autorización por monto, orientadas a fortalecer el control interno y agilizar el ciclo de adquisición de insumos y materiales.</w:t>
+        <w:t>El presente informe describe la propuesta de simplificación administrativa del proceso de procura en el departamento administrativo de Lubricantes y Equipos Varyna, C.A. La investigación se enmarca en la modalidad de proyecto factible apoyado en un diagnóstico de campo. Durante el estudio se identificó la ausencia de canales formalizados de recepción de requisiciones, tiempos de respuesta prolongados en las fases de cotización y aprobación, y la inexistencia de formatos estandarizados de control. La propuesta contempla un nuevo flujo de trabajo procedimental simplificado, plantillas estandarizadas de solicitud y orden de compra, y una matriz de autorización por monto, orientadas a fortalecer el control interno y agilizar el ciclo de adquisición de insumos y materiales.</w:t>
       </w:r>
     </w:p>
     <w:p/>
@@ -2078,7 +2078,7 @@
         <w:t xml:space="preserve">Palabras claves: </w:t>
       </w:r>
       <w:r>
-        <w:t>procura, optimización, proceso administrativo, proyecto factible, pasantías.</w:t>
+        <w:t>procura, simplificación administrativa, proceso administrativo, proyecto factible, pasantías.</w:t>
       </w:r>
     </w:p>
     <w:p>
@@ -2124,7 +2124,7 @@
     </w:p>
     <w:p>
       <w:pPr>
-        <w:spacing w:line="360" w:lineRule="auto" w:after="120" w:before="0"/>
+        <w:spacing w:line="360" w:lineRule="auto" w:after="0" w:before="0"/>
         <w:ind w:firstLine="709"/>
         <w:jc w:val="both"/>
       </w:pPr>
@@ -2134,7 +2134,7 @@
           <w:i w:val="0"/>
           <w:sz w:val="24"/>
         </w:rPr>
-        <w:t>La presente pasantía, desarrollada como requisito para optar al título de Técnico Superior Universitario en Administración, tiene como propósito proponer mejoras procedimentales para optimizar el proceso de procura en el departamento administrativo de Lubricantes y Equipos Varyna, C.A. La investigación parte del diagnóstico de las deficiencias actuales en el ciclo de adquisición de insumos y materiales, identificando los factores que generan retrasos operativos y debilidades en el control interno del departamento. El informe se estructura en cinco capítulos: el Capítulo I presenta la realidad organizacional de la empresa; el Capítulo II desarrolla el diagnóstico situacional y la planificación del proyecto; el Capítulo III sustenta las bases teóricas que orientan la propuesta; el Capítulo IV describe las actividades ejecutadas durante las diez semanas de pasantía; y el Capítulo V presenta las conclusiones y recomendaciones derivadas del proceso investigativo.</w:t>
+        <w:t>La presente pasantía, desarrollada como requisito para optar al título de Técnico Superior Universitario en Administración, tiene como propósito proponer la simplificación administrativa del proceso de procura en el departamento administrativo de Lubricantes y Equipos Varyna, C.A. La investigación parte del diagnóstico de las deficiencias actuales en el ciclo de adquisición de insumos y materiales, identificando los factores que generan retrasos operativos y complejidades innecesarias en el control interno del departamento. El informe se estructura en cinco capítulos: el Capítulo I presenta la realidad organizacional de la empresa; el Capítulo II desarrolla el diagnóstico situacional y la planificación del proyecto; el Capítulo III sustenta las bases teóricas que orientan la propuesta; el Capítulo IV describe las actividades ejecutadas durante las diez semanas de pasantía; y el Capítulo V presenta las conclusiones y recomendaciones derivadas del proceso investigativo.</w:t>
       </w:r>
     </w:p>
     <w:p>
@@ -2224,7 +2224,7 @@
     </w:p>
     <w:p>
       <w:pPr>
-        <w:spacing w:line="360" w:lineRule="auto" w:after="120" w:before="0"/>
+        <w:spacing w:line="360" w:lineRule="auto" w:after="0" w:before="0"/>
         <w:ind w:firstLine="0"/>
         <w:jc w:val="both"/>
       </w:pPr>
@@ -2255,7 +2255,7 @@
     </w:p>
     <w:p>
       <w:pPr>
-        <w:spacing w:line="360" w:lineRule="auto" w:after="120" w:before="0"/>
+        <w:spacing w:line="360" w:lineRule="auto" w:after="0" w:before="0"/>
         <w:ind w:firstLine="709"/>
         <w:jc w:val="both"/>
       </w:pPr>
@@ -2270,7 +2270,7 @@
     </w:p>
     <w:p>
       <w:pPr>
-        <w:spacing w:line="360" w:lineRule="auto" w:after="120" w:before="0"/>
+        <w:spacing w:line="360" w:lineRule="auto" w:after="0" w:before="0"/>
         <w:ind w:firstLine="709"/>
         <w:jc w:val="both"/>
       </w:pPr>
@@ -2285,7 +2285,7 @@
     </w:p>
     <w:p>
       <w:pPr>
-        <w:spacing w:line="360" w:lineRule="auto" w:after="120" w:before="0"/>
+        <w:spacing w:line="360" w:lineRule="auto" w:after="0" w:before="0"/>
         <w:ind w:firstLine="709"/>
         <w:jc w:val="both"/>
       </w:pPr>
@@ -2316,7 +2316,7 @@
     </w:p>
     <w:p>
       <w:pPr>
-        <w:spacing w:line="360" w:lineRule="auto" w:after="120" w:before="0"/>
+        <w:spacing w:line="360" w:lineRule="auto" w:after="0" w:before="0"/>
         <w:ind w:firstLine="709"/>
         <w:jc w:val="both"/>
       </w:pPr>
@@ -2347,7 +2347,7 @@
     </w:p>
     <w:p>
       <w:pPr>
-        <w:spacing w:line="360" w:lineRule="auto" w:after="120" w:before="0"/>
+        <w:spacing w:line="360" w:lineRule="auto" w:after="0" w:before="0"/>
         <w:ind w:firstLine="709"/>
         <w:jc w:val="both"/>
       </w:pPr>
@@ -2378,7 +2378,7 @@
     </w:p>
     <w:p>
       <w:pPr>
-        <w:spacing w:line="360" w:lineRule="auto" w:after="120" w:before="0"/>
+        <w:spacing w:line="360" w:lineRule="auto" w:after="0" w:before="0"/>
         <w:ind w:firstLine="709"/>
         <w:jc w:val="both"/>
       </w:pPr>
@@ -2539,7 +2539,7 @@
     </w:p>
     <w:p>
       <w:pPr>
-        <w:spacing w:line="360" w:lineRule="auto" w:after="120" w:before="0"/>
+        <w:spacing w:line="360" w:lineRule="auto" w:after="0" w:before="0"/>
         <w:ind w:firstLine="709"/>
         <w:jc w:val="both"/>
       </w:pPr>
@@ -2549,7 +2549,7 @@
           <w:i w:val="0"/>
           <w:sz w:val="24"/>
         </w:rPr>
-        <w:t>Ejecutar todo género de actividad o prestación de servicios relacionados directa o indirectamente con el ramo de las comunicaciones, computación y la electrónica en general; prestar servicios de importación, manufacturación, asesoría, ventas, instalaciones, arrendamientos, supervisión y mantenimiento en el área de telecomunicaciones; así como representar total o parcialmente cualquier producto comercial relacionado con sus operaciones mercantiles.</w:t>
+        <w:t>Posicionarse como una empresa líder en el sector petrolero, industrial y de construcción a nivel nacional, garantizando la provisión oportuna de productos químicos especializados, tratamiento de crudo y maquinaria pesada, mediante una gestión administrativa, operacional y de procura transparente, eficiente y orientada a la calidad total.</w:t>
       </w:r>
     </w:p>
     <w:p>
@@ -2584,7 +2584,7 @@
           <w:rFonts w:ascii="Times New Roman" w:hAnsi="Times New Roman"/>
           <w:sz w:val="24"/>
         </w:rPr>
-        <w:t>Ejecutar todo género de actividad o prestación de servicios relacionados directa o indirectamente con el ramo de las comunicaciones, computación y la electrónica en general.</w:t>
+        <w:t>Proporcionar soluciones eficientes y oportunas a las necesidades de sus clientes.</w:t>
       </w:r>
     </w:p>
     <w:p>
@@ -2605,7 +2605,7 @@
           <w:rFonts w:ascii="Times New Roman" w:hAnsi="Times New Roman"/>
           <w:sz w:val="24"/>
         </w:rPr>
-        <w:t>Prestar servicios de importación, manufacturación, asesoría, ventas, instalaciones, arrendamientos, supervisión y mantenimiento en el área de telecomunicaciones.</w:t>
+        <w:t>Mantener altos estándares de calidad en los productos y servicios ofrecidos.</w:t>
       </w:r>
     </w:p>
     <w:p>
@@ -2626,7 +2626,7 @@
           <w:rFonts w:ascii="Times New Roman" w:hAnsi="Times New Roman"/>
           <w:sz w:val="24"/>
         </w:rPr>
-        <w:t>Representar total o parcialmente cualquier producto comercial relacionado con sus operaciones mercantiles.</w:t>
+        <w:t>Asegurar el abastecimiento continuo y eficiente de insumos mediante una gestión administrativa transparente.</w:t>
       </w:r>
     </w:p>
     <w:p>
@@ -2647,7 +2647,7 @@
     </w:p>
     <w:p>
       <w:pPr>
-        <w:spacing w:line="360" w:lineRule="auto" w:after="120" w:before="0"/>
+        <w:spacing w:line="360" w:lineRule="auto" w:after="0" w:before="0"/>
         <w:ind w:firstLine="0"/>
         <w:jc w:val="both"/>
       </w:pPr>
@@ -2742,7 +2742,7 @@
     </w:p>
     <w:p>
       <w:pPr>
-        <w:spacing w:line="360" w:lineRule="auto" w:after="120" w:before="0"/>
+        <w:spacing w:line="360" w:lineRule="auto" w:after="0" w:before="0"/>
         <w:ind w:firstLine="709"/>
         <w:jc w:val="both"/>
       </w:pPr>
@@ -2773,7 +2773,7 @@
     </w:p>
     <w:p>
       <w:pPr>
-        <w:spacing w:line="360" w:lineRule="auto" w:after="120" w:before="0"/>
+        <w:spacing w:line="360" w:lineRule="auto" w:after="0" w:before="0"/>
         <w:ind w:firstLine="709"/>
         <w:jc w:val="both"/>
       </w:pPr>
@@ -2923,7 +2923,7 @@
     </w:p>
     <w:p>
       <w:pPr>
-        <w:spacing w:line="360" w:lineRule="auto" w:after="120" w:before="0"/>
+        <w:spacing w:line="360" w:lineRule="auto" w:after="0" w:before="0"/>
         <w:ind w:firstLine="709"/>
         <w:jc w:val="both"/>
       </w:pPr>
@@ -2933,12 +2933,12 @@
           <w:i w:val="0"/>
           <w:sz w:val="24"/>
         </w:rPr>
-        <w:t>En el departamento administrativo de Lubricantes y Equipos Varyna, C.A., se ha identificado una situación desfavorable relacionada con el control y flujo procedimental de la procura. En la actualidad, las solicitudes de compras de materiales e insumos críticos presentan marcados retrasos debido a la ausencia de un canal formalizado de recepción, lo que ocasiona que las requisiciones no sigan una ruta clara de procesamiento.</w:t>
+        <w:t>En el departamento administrativo de Lubricantes y Equipos Varyna, C.A., se ha identificado una situación desfavorable relacionada con la complejidad y dispersión del flujo procedimental de la procura. En la actualidad, las solicitudes de compras de materiales e insumos críticos presentan marcados retrasos debido a la ausencia de un canal formalizado de recepción, lo que ocasiona que las requisiciones no sigan una ruta clara ni simplificada de procesamiento.</w:t>
       </w:r>
     </w:p>
     <w:p>
       <w:pPr>
-        <w:spacing w:line="360" w:lineRule="auto" w:after="120" w:before="0"/>
+        <w:spacing w:line="360" w:lineRule="auto" w:after="0" w:before="0"/>
         <w:ind w:firstLine="709"/>
         <w:jc w:val="both"/>
       </w:pPr>
@@ -2948,7 +2948,7 @@
           <w:i w:val="0"/>
           <w:sz w:val="24"/>
         </w:rPr>
-        <w:t>Esta falta de estandarización administrativa genera cuellos de botella en las instancias de aprobación, pérdida de trazabilidad en el seguimiento de las cotizaciones y tiempos prolongados para la adquisición definitiva de los insumos. Como consecuencia directa, se producen retrasos logísticos en las obras operativas y una sobrecarga de funciones correctivas en el personal de compras, haciendo necesaria una propuesta de optimización procedimental adaptada a los estándares organizacionales vigentes.</w:t>
+        <w:t>Esta falta de estandarización y simplificación administrativa genera cuellos de botella en las instancias de aprobación, pérdida de trazabilidad en el seguimiento de las cotizaciones y tiempos prolongados para la adquisición definitiva de los insumos. Como consecuencia directa, se producen retrasos logísticos en las obras operativas y una sobrecarga de funciones correctivas en el personal de compras, haciendo necesaria una propuesta de simplificación procedimental adaptada a los estándares organizacionales vigentes.</w:t>
       </w:r>
     </w:p>
     <w:p>
@@ -2969,7 +2969,7 @@
     </w:p>
     <w:p>
       <w:pPr>
-        <w:spacing w:line="360" w:lineRule="auto" w:after="120" w:before="0"/>
+        <w:spacing w:line="360" w:lineRule="auto" w:after="0" w:before="0"/>
         <w:ind w:firstLine="709"/>
         <w:jc w:val="both"/>
       </w:pPr>
@@ -2979,7 +2979,7 @@
           <w:i w:val="0"/>
           <w:sz w:val="24"/>
         </w:rPr>
-        <w:t>Proponer mejoras procedimentales para optimizar el proceso de procura en el departamento administrativo de Lubricantes y Equipos Varyna, C.A., con la finalidad de agilizar los tiempos de adquisición y fortalecer el control interno de las operaciones de compras.</w:t>
+        <w:t>Proponer la simplificación administrativa del proceso de procura en el departamento administrativo de Lubricantes y Equipos Varyna, C.A., con la finalidad de reducir la complejidad procedimental, agilizar los tiempos de adquisición y fortalecer el control interno de las operaciones de compras.</w:t>
       </w:r>
     </w:p>
     <w:p>
@@ -3016,7 +3016,7 @@
           <w:rFonts w:ascii="Times New Roman" w:hAnsi="Times New Roman"/>
           <w:sz w:val="24"/>
         </w:rPr>
-        <w:t>Diagnosticar el proceso actual de procura en el departamento administrativo de la empresa para identificar el flujo secuencial de las solicitudes de compra.</w:t>
+        <w:t>Diagnosticar el proceso actual de procura en el departamento administrativo de la empresa para identificar los pasos y procedimientos susceptibles de simplificación.</w:t>
       </w:r>
     </w:p>
     <w:p>
@@ -3037,7 +3037,7 @@
           <w:rFonts w:ascii="Times New Roman" w:hAnsi="Times New Roman"/>
           <w:sz w:val="24"/>
         </w:rPr>
-        <w:t>Identificar las debilidades y cuellos de botella presentes en las fases de seguimiento, cotización y aprobación de las adquisiciones.</w:t>
+        <w:t>Identificar las complejidades, redundancias y cuellos de botella presentes en las fases de seguimiento, cotización y aprobación de las adquisiciones.</w:t>
       </w:r>
     </w:p>
     <w:p>
@@ -3058,7 +3058,7 @@
           <w:rFonts w:ascii="Times New Roman" w:hAnsi="Times New Roman"/>
           <w:sz w:val="24"/>
         </w:rPr>
-        <w:t>Analizar las causas organizativas que generan retrasos y tiempos prolongados en el ciclo de adquisición de insumos y materiales.</w:t>
+        <w:t>Analizar las causas organizativas que generan retrasos y procedimientos innecesariamente complejos en el ciclo de adquisición de insumos y materiales.</w:t>
       </w:r>
     </w:p>
     <w:p>
@@ -3079,7 +3079,7 @@
           <w:rFonts w:ascii="Times New Roman" w:hAnsi="Times New Roman"/>
           <w:sz w:val="24"/>
         </w:rPr>
-        <w:t>Diseñar una propuesta de mejora procedimental que agilice los tiempos de respuesta y optimice el control de la procura en el área administrativa.</w:t>
+        <w:t>Diseñar una propuesta de simplificación administrativa que reduzca los pasos procedimentales, agilice los tiempos de respuesta y optimice el control de la procura en el área administrativa.</w:t>
       </w:r>
     </w:p>
     <w:p>
@@ -3100,7 +3100,7 @@
     </w:p>
     <w:p>
       <w:pPr>
-        <w:spacing w:line="360" w:lineRule="auto" w:after="120" w:before="0"/>
+        <w:spacing w:line="360" w:lineRule="auto" w:after="0" w:before="0"/>
         <w:ind w:firstLine="709"/>
         <w:jc w:val="both"/>
       </w:pPr>
@@ -3110,7 +3110,7 @@
           <w:i w:val="0"/>
           <w:sz w:val="24"/>
         </w:rPr>
-        <w:t>La planificación establece la relación entre cada objetivo específico y las actividades técnicas a ejecutar para el desarrollo de la propuesta de optimización:</w:t>
+        <w:t>La planificación establece la relación entre cada objetivo específico y las actividades técnicas a ejecutar para el desarrollo de la propuesta de simplificación administrativa:</w:t>
       </w:r>
     </w:p>
     <w:p>
@@ -3254,7 +3254,7 @@
                 <w:color w:val="000000"/>
                 <w:sz w:val="20"/>
               </w:rPr>
-              <w:t>Diagnosticar el proceso actual de procura en el departamento administrativo.</w:t>
+              <w:t>Diagnosticar el proceso actual de procura e identificar los pasos susceptibles de simplificación.</w:t>
             </w:r>
           </w:p>
         </w:tc>
@@ -3340,7 +3340,7 @@
                 <w:color w:val="000000"/>
                 <w:sz w:val="20"/>
               </w:rPr>
-              <w:t>Identificar las debilidades y cuellos de botella en el seguimiento y aprobación.</w:t>
+              <w:t>Identificar complejidades, redundancias y cuellos de botella en el seguimiento y aprobación.</w:t>
             </w:r>
           </w:p>
         </w:tc>
@@ -3361,7 +3361,7 @@
                 <w:color w:val="000000"/>
                 <w:sz w:val="20"/>
               </w:rPr>
-              <w:t>Revisión y análisis de los tiempos promedio de respuesta en expedientes de compras anteriores y detección de fases críticas.</w:t>
+              <w:t>Revisión y análisis de los tiempos promedio de respuesta en expedientes de compras anteriores y detección de fases críticas y pasos duplicados.</w:t>
             </w:r>
           </w:p>
         </w:tc>
@@ -3403,7 +3403,7 @@
                 <w:color w:val="000000"/>
                 <w:sz w:val="20"/>
               </w:rPr>
-              <w:t>Matriz de criticidad con los puntos de retraso documental identificados.</w:t>
+              <w:t>Matriz de criticidad con los puntos de complejidad y retraso documental identificados.</w:t>
             </w:r>
           </w:p>
         </w:tc>
@@ -3426,7 +3426,7 @@
                 <w:color w:val="000000"/>
                 <w:sz w:val="20"/>
               </w:rPr>
-              <w:t>Analizar las causas organizativas que generan retrasos en la adquisición.</w:t>
+              <w:t>Analizar las causas organizativas que generan procedimientos innecesariamente complejos.</w:t>
             </w:r>
           </w:p>
         </w:tc>
@@ -3447,7 +3447,7 @@
                 <w:color w:val="000000"/>
                 <w:sz w:val="20"/>
               </w:rPr>
-              <w:t>Clasificación analítica de los factores determinantes de las demoras mediante mesas de trabajo técnica con la administración.</w:t>
+              <w:t>Clasificación analítica de los factores determinantes de las demoras y redundancias mediante mesas de trabajo técnica con la administración.</w:t>
             </w:r>
           </w:p>
         </w:tc>
@@ -3489,7 +3489,7 @@
                 <w:color w:val="000000"/>
                 <w:sz w:val="20"/>
               </w:rPr>
-              <w:t>Informe analítico con la jerarquización de las causas raíz de las demoras.</w:t>
+              <w:t>Informe analítico con la jerarquización de las causas raíz de la complejidad procedimental.</w:t>
             </w:r>
           </w:p>
         </w:tc>
@@ -3512,7 +3512,7 @@
                 <w:color w:val="000000"/>
                 <w:sz w:val="20"/>
               </w:rPr>
-              <w:t>Diseñar una propuesta de mejora procedimental para el control de la procura.</w:t>
+              <w:t>Diseñar una propuesta de simplificación administrativa para el control de la procura.</w:t>
             </w:r>
           </w:p>
         </w:tc>
@@ -3533,7 +3533,7 @@
                 <w:color w:val="000000"/>
                 <w:sz w:val="20"/>
               </w:rPr>
-              <w:t>Redacción del nuevo flujo de trabajo optimizado, asignación formal de roles y diseño de plantillas estandarizadas para cotizaciones.</w:t>
+              <w:t>Redacción del nuevo flujo de trabajo simplificado, asignación formal de roles y diseño de plantillas estandarizadas para cotizaciones.</w:t>
             </w:r>
           </w:p>
         </w:tc>
@@ -3575,7 +3575,7 @@
                 <w:color w:val="000000"/>
                 <w:sz w:val="20"/>
               </w:rPr>
-              <w:t>Propuesta metodológica de optimización de procura formulada y validada.</w:t>
+              <w:t>Propuesta de simplificación administrativa de la procura formulada y validada.</w:t>
             </w:r>
           </w:p>
         </w:tc>
@@ -3600,7 +3600,7 @@
     </w:p>
     <w:p>
       <w:pPr>
-        <w:spacing w:line="360" w:lineRule="auto" w:after="120" w:before="0"/>
+        <w:spacing w:line="360" w:lineRule="auto" w:after="0" w:before="0"/>
         <w:ind w:firstLine="709"/>
         <w:jc w:val="both"/>
       </w:pPr>
@@ -6214,7 +6214,7 @@
     </w:p>
     <w:p>
       <w:pPr>
-        <w:spacing w:line="360" w:lineRule="auto" w:after="120" w:before="0"/>
+        <w:spacing w:line="360" w:lineRule="auto" w:after="0" w:before="0"/>
         <w:ind w:firstLine="709"/>
         <w:jc w:val="both"/>
       </w:pPr>
@@ -6229,7 +6229,7 @@
     </w:p>
     <w:p>
       <w:pPr>
-        <w:spacing w:line="360" w:lineRule="auto" w:after="120" w:before="0"/>
+        <w:spacing w:line="360" w:lineRule="auto" w:after="0" w:before="0"/>
         <w:ind w:firstLine="709"/>
         <w:jc w:val="both"/>
       </w:pPr>
@@ -6265,7 +6265,7 @@
     </w:p>
     <w:p>
       <w:pPr>
-        <w:spacing w:line="360" w:lineRule="auto" w:after="120" w:before="0"/>
+        <w:spacing w:line="360" w:lineRule="auto" w:after="0" w:before="0"/>
         <w:ind w:firstLine="709"/>
         <w:jc w:val="both"/>
       </w:pPr>
@@ -6294,7 +6294,7 @@
     </w:p>
     <w:p>
       <w:pPr>
-        <w:spacing w:line="360" w:lineRule="auto" w:after="120" w:before="0"/>
+        <w:spacing w:line="360" w:lineRule="auto" w:after="0" w:before="0"/>
         <w:ind w:firstLine="709"/>
         <w:jc w:val="both"/>
       </w:pPr>
@@ -6309,7 +6309,7 @@
     </w:p>
     <w:p>
       <w:pPr>
-        <w:spacing w:line="360" w:lineRule="auto" w:after="120" w:before="0"/>
+        <w:spacing w:line="360" w:lineRule="auto" w:after="0" w:before="0"/>
         <w:ind w:firstLine="709"/>
         <w:jc w:val="both"/>
       </w:pPr>
@@ -6338,7 +6338,7 @@
     </w:p>
     <w:p>
       <w:pPr>
-        <w:spacing w:line="360" w:lineRule="auto" w:after="120" w:before="0"/>
+        <w:spacing w:line="360" w:lineRule="auto" w:after="0" w:before="0"/>
         <w:ind w:firstLine="709"/>
         <w:jc w:val="both"/>
       </w:pPr>
@@ -6353,7 +6353,7 @@
     </w:p>
     <w:p>
       <w:pPr>
-        <w:spacing w:line="360" w:lineRule="auto" w:after="120" w:before="0"/>
+        <w:spacing w:line="360" w:lineRule="auto" w:after="0" w:before="0"/>
         <w:ind w:firstLine="709"/>
         <w:jc w:val="both"/>
       </w:pPr>
@@ -6377,12 +6377,12 @@
           <w:b/>
           <w:sz w:val="24"/>
         </w:rPr>
-        <w:t>Optimización de Procesos Organizacionales</w:t>
+        <w:t>Simplificación Administrativa de Procesos</w:t>
       </w:r>
     </w:p>
     <w:p>
       <w:pPr>
-        <w:spacing w:line="360" w:lineRule="auto" w:after="120" w:before="0"/>
+        <w:spacing w:line="360" w:lineRule="auto" w:after="0" w:before="0"/>
         <w:ind w:firstLine="709"/>
         <w:jc w:val="both"/>
       </w:pPr>
@@ -6392,12 +6392,12 @@
           <w:i w:val="0"/>
           <w:sz w:val="24"/>
         </w:rPr>
-        <w:t>La optimización de procesos organizacionales consiste en el análisis sistemático de los flujos de trabajo existentes con el propósito de identificar ineficiencias, eliminar pasos redundantes y rediseñar los procedimientos para lograr los mismos resultados con menor consumo de tiempo y recursos. Según Harrington (1993), un proceso optimizado debe ser simple, medible, controlable y adaptable a las variaciones del entorno operativo.</w:t>
+        <w:t>La simplificación administrativa consiste en la revisión sistemática y el rediseño de los procedimientos organizacionales con el propósito de eliminar pasos innecesarios, reducir la burocracia interna y facilitar la ejecución ágil de las operaciones. Según Harrington (1993), un proceso simplificado debe ser comprensible para todos los actores involucrados, ejecutable con el menor número de pasos posible y orientado a resultados medibles y verificables.</w:t>
       </w:r>
     </w:p>
     <w:p>
       <w:pPr>
-        <w:spacing w:line="360" w:lineRule="auto" w:after="120" w:before="0"/>
+        <w:spacing w:line="360" w:lineRule="auto" w:after="0" w:before="0"/>
         <w:ind w:firstLine="709"/>
         <w:jc w:val="both"/>
       </w:pPr>
@@ -6407,7 +6407,7 @@
           <w:i w:val="0"/>
           <w:sz w:val="24"/>
         </w:rPr>
-        <w:t>En el ámbito de la administración de compras, la optimización procedimental se traduce en la reducción de los ciclos de aprobación, la estandarización de los formatos de cotización y la clarificación de los roles y responsabilidades de cada actor. El resultado esperado es una disminución verificable de los tiempos de respuesta en la adquisición de insumos y una mejora en la capacidad de la organización para anticipar sus necesidades de abastecimiento.</w:t>
+        <w:t>En el ámbito de la administración de compras, la simplificación procedimental se traduce en la reducción de los ciclos de aprobación, la unificación de los formatos de cotización y la clarificación de los roles y responsabilidades de cada actor. El resultado esperado es una disminución verificable de los tiempos de respuesta en la adquisición de insumos y una mayor capacidad de la organización para atender sus necesidades de abastecimiento de forma oportuna y transparente.</w:t>
       </w:r>
     </w:p>
     <w:p>
@@ -6426,7 +6426,7 @@
     </w:p>
     <w:p>
       <w:pPr>
-        <w:spacing w:line="360" w:lineRule="auto" w:after="120" w:before="0"/>
+        <w:spacing w:line="360" w:lineRule="auto" w:after="0" w:before="0"/>
         <w:ind w:firstLine="709"/>
         <w:jc w:val="both"/>
       </w:pPr>
@@ -6441,7 +6441,7 @@
     </w:p>
     <w:p>
       <w:pPr>
-        <w:spacing w:line="360" w:lineRule="auto" w:after="120" w:before="0"/>
+        <w:spacing w:line="360" w:lineRule="auto" w:after="0" w:before="0"/>
         <w:ind w:firstLine="709"/>
         <w:jc w:val="both"/>
       </w:pPr>
@@ -6527,7 +6527,7 @@
     </w:p>
     <w:p>
       <w:pPr>
-        <w:spacing w:line="360" w:lineRule="auto" w:after="120" w:before="0"/>
+        <w:spacing w:line="360" w:lineRule="auto" w:after="0" w:before="0"/>
         <w:ind w:firstLine="709"/>
         <w:jc w:val="both"/>
       </w:pPr>
@@ -6537,7 +6537,7 @@
           <w:i w:val="0"/>
           <w:sz w:val="24"/>
         </w:rPr>
-        <w:t>Durante las diez (10) semanas de práctica profesional, se ejecutaron fases sucesivas de diagnóstico, análisis y diseño de la propuesta de optimización:</w:t>
+        <w:t>Durante las diez (10) semanas de práctica profesional, se ejecutaron fases sucesivas de diagnóstico, análisis y diseño de la propuesta de simplificación administrativa:</w:t>
       </w:r>
     </w:p>
     <w:p>
@@ -6609,7 +6609,7 @@
           <w:rFonts w:ascii="Times New Roman" w:hAnsi="Times New Roman"/>
           <w:sz w:val="24"/>
         </w:rPr>
-        <w:t>Observación directa del flujo procedimental de las solicitudes de compra, identificación preliminar de las etapas del ciclo de procura y formulación inicial de la situación problemática.</w:t>
+        <w:t>Observación directa del flujo procedimental de las solicitudes de compra, identificación preliminar de las etapas del ciclo de procura y formulación inicial de la situación problemática en términos de complejidad administrativa.</w:t>
       </w:r>
     </w:p>
     <w:p>
@@ -6969,7 +6969,7 @@
           <w:rFonts w:ascii="Times New Roman" w:hAnsi="Times New Roman"/>
           <w:sz w:val="24"/>
         </w:rPr>
-        <w:t>Diseño del nuevo flujo de trabajo optimizado para el proceso de procura, con definición de los puntos de control, los responsables de cada etapa y los tiempos máximos de respuesta por fase.</w:t>
+        <w:t>Diseño del nuevo flujo de trabajo simplificado para el proceso de procura, con reducción de pasos, definición de puntos de control, responsables de cada etapa y tiempos máximos de respuesta por fase.</w:t>
       </w:r>
     </w:p>
     <w:p>
@@ -7113,7 +7113,7 @@
           <w:rFonts w:ascii="Times New Roman" w:hAnsi="Times New Roman"/>
           <w:sz w:val="24"/>
         </w:rPr>
-        <w:t>Redacción del documento de propuesta de optimización procedimental, integrando el nuevo flujo, los formatos diseñados y las recomendaciones de mejora de control interno.</w:t>
+        <w:t>Redacción del documento de propuesta de simplificación administrativa, integrando el nuevo flujo simplificado, los formatos diseñados y las recomendaciones de mejora de control interno.</w:t>
       </w:r>
     </w:p>
     <w:p>
@@ -7185,7 +7185,7 @@
           <w:rFonts w:ascii="Times New Roman" w:hAnsi="Times New Roman"/>
           <w:sz w:val="24"/>
         </w:rPr>
-        <w:t>Validación de la propuesta con el tutor industrial, incorporación de observaciones y ajustes al documento final de optimización procedimental para su presentación formal.</w:t>
+        <w:t>Validación de la propuesta de simplificación con el tutor industrial, incorporación de observaciones y ajustes al documento final para su presentación formal.</w:t>
       </w:r>
     </w:p>
     <w:p>
@@ -7349,7 +7349,7 @@
           <w:rFonts w:ascii="Times New Roman" w:hAnsi="Times New Roman"/>
           <w:sz w:val="24"/>
         </w:rPr>
-        <w:t>Se diagnosticó que el proceso actual de procura carece de una ruta formalizada de procesamiento de solicitudes, lo que genera que las requisiciones no sigan un canal claro desde su origen hasta la orden de compra, prolongando los tiempos de respuesta y dificultando el seguimiento de cada adquisición.</w:t>
+        <w:t>Se diagnosticó que el proceso actual de procura carece de una ruta simplificada de procesamiento de solicitudes, lo que genera que las requisiciones no sigan un canal claro desde su origen hasta la orden de compra, prolongando los tiempos de respuesta y dificultando el seguimiento de cada adquisición.</w:t>
       </w:r>
     </w:p>
     <w:p>
@@ -7370,7 +7370,7 @@
           <w:rFonts w:ascii="Times New Roman" w:hAnsi="Times New Roman"/>
           <w:sz w:val="24"/>
         </w:rPr>
-        <w:t>Se identificaron como principales cuellos de botella la ausencia de formatos estandarizados de solicitud, la falta de niveles de autorización definidos por monto y la inexistencia de un mecanismo de seguimiento del estatus de cotizaciones, concentrando la carga operativa en pocos actores del proceso.</w:t>
+        <w:t>Se identificaron como principales complejidades y cuellos de botella la ausencia de formatos estandarizados de solicitud, la falta de niveles de autorización definidos por monto y la inexistencia de un mecanismo ágil de seguimiento del estatus de cotizaciones, concentrando la carga operativa en pocos actores del proceso.</w:t>
       </w:r>
     </w:p>
     <w:p>
@@ -7391,7 +7391,7 @@
           <w:rFonts w:ascii="Times New Roman" w:hAnsi="Times New Roman"/>
           <w:sz w:val="24"/>
         </w:rPr>
-        <w:t>Se determinó que las causas organizativas de los retrasos en el ciclo de adquisición responden a la ausencia de procedimientos escritos, la dispersión de responsabilidades y la inexistencia de indicadores que permitan medir el desempeño del proceso de compras.</w:t>
+        <w:t>Se determinó que las causas organizativas de los retrasos en el ciclo de adquisición responden a la ausencia de procedimientos escritos simplificados, la dispersión de responsabilidades y la inexistencia de indicadores que permitan medir el desempeño del proceso de compras.</w:t>
       </w:r>
     </w:p>
     <w:p>
@@ -7412,7 +7412,7 @@
           <w:rFonts w:ascii="Times New Roman" w:hAnsi="Times New Roman"/>
           <w:sz w:val="24"/>
         </w:rPr>
-        <w:t>Se diseñó una propuesta de mejora procedimental que contempla un nuevo flujo de trabajo con puntos de control definidos, plantillas estandarizadas de cotización y orden de compra, y una matriz de autorización por monto, herramientas que en conjunto fortalecen el control interno y agilizar el ciclo de adquisición.</w:t>
+        <w:t>Se diseñó una propuesta de simplificación administrativa que contempla un nuevo flujo de trabajo con menor número de pasos y puntos de control definidos, plantillas estandarizadas de cotización y orden de compra, y una matriz de autorización por monto, herramientas que en conjunto fortalecen el control interno y agilizan el ciclo de adquisición.</w:t>
       </w:r>
     </w:p>
     <w:p>
@@ -7449,7 +7449,7 @@
           <w:rFonts w:ascii="Times New Roman" w:hAnsi="Times New Roman"/>
           <w:sz w:val="24"/>
         </w:rPr>
-        <w:t>Implementar el nuevo flujo de trabajo propuesto de forma gradual, comenzando por la formalización del canal de recepción de requisiciones y la adopción de las plantillas estandarizadas de solicitud de cotización y orden de compra.</w:t>
+        <w:t>Implementar el nuevo flujo simplificado de forma gradual, comenzando por la formalización del canal de recepción de requisiciones y la adopción de las plantillas estandarizadas de solicitud de cotización y orden de compra.</w:t>
       </w:r>
     </w:p>
     <w:p>
@@ -7470,7 +7470,7 @@
           <w:rFonts w:ascii="Times New Roman" w:hAnsi="Times New Roman"/>
           <w:sz w:val="24"/>
         </w:rPr>
-        <w:t>Socializar el manual de procedimientos de procura con todo el personal involucrado en el ciclo de compras, garantizando que cada actor conozca sus responsabilidades y los tiempos máximos de respuesta establecidos para cada fase.</w:t>
+        <w:t>Socializar el manual de procedimientos simplificados de procura con todo el personal involucrado en el ciclo de compras, garantizando que cada actor conozca sus responsabilidades y los tiempos máximos de respuesta establecidos para cada fase.</w:t>
       </w:r>
     </w:p>
     <w:p>
@@ -7512,7 +7512,7 @@
           <w:rFonts w:ascii="Times New Roman" w:hAnsi="Times New Roman"/>
           <w:sz w:val="24"/>
         </w:rPr>
-        <w:t>Revisar y actualizar el procedimiento optimizado al menos una vez al año, incorporando las lecciones aprendidas durante su ejecución y los cambios en las condiciones operativas o normativas de la organización.</w:t>
+        <w:t>Revisar y actualizar el procedimiento simplificado al menos una vez al año, incorporando las lecciones aprendidas durante su ejecución y los cambios en las condiciones operativas o normativas de la organización.</w:t>
       </w:r>
     </w:p>
     <w:p>

--- a/keidy/reportes/Informe_Pasantia_IUTECP.docx
+++ b/keidy/reportes/Informe_Pasantia_IUTECP.docx
@@ -389,118 +389,6 @@
       </w:pPr>
     </w:p>
     <w:p>
-      <w:bookmarkStart w:id="bm_agradecimientos" w:name="bm_agradecimientos"/>
-      <w:pPr>
-        <w:spacing w:before="1140" w:after="480"/>
-        <w:jc w:val="center"/>
-      </w:pPr>
-      <w:r>
-        <w:rPr>
-          <w:rFonts w:ascii="Times New Roman" w:hAnsi="Times New Roman"/>
-          <w:b/>
-          <w:sz w:val="24"/>
-        </w:rPr>
-        <w:t>AGRADECIMIENTOS</w:t>
-      </w:r>
-      <w:bookmarkEnd w:id="bm_agradecimientos"/>
-    </w:p>
-    <w:p>
-      <w:pPr>
-        <w:sectPr>
-          <w:footerReference w:type="default" r:id="rId14"/>
-          <w:pgSz w:w="12240" w:h="15840"/>
-          <w:pgMar w:top="1701" w:right="1701" w:bottom="1701" w:left="2268" w:header="720" w:footer="720" w:gutter="0"/>
-          <w:cols w:space="720"/>
-          <w:titlePg/>
-          <w:docGrid w:linePitch="360"/>
-        </w:sectPr>
-      </w:pPr>
-    </w:p>
-    <w:p>
-      <w:pPr>
-        <w:spacing w:line="360" w:lineRule="auto" w:after="0" w:before="0"/>
-        <w:ind w:firstLine="709"/>
-        <w:jc w:val="both"/>
-      </w:pPr>
-      <w:r>
-        <w:rPr>
-          <w:rFonts w:ascii="Times New Roman" w:hAnsi="Times New Roman"/>
-          <w:i w:val="0"/>
-          <w:sz w:val="24"/>
-        </w:rPr>
-        <w:t>Aquí van los agradecimientos.</w:t>
-      </w:r>
-    </w:p>
-    <w:p>
-      <w:pPr>
-        <w:sectPr>
-          <w:footerReference w:type="default" r:id="rId15"/>
-          <w:type w:val="continuous"/>
-          <w:pgSz w:w="12240" w:h="15840"/>
-          <w:pgMar w:top="1701" w:right="1701" w:bottom="1701" w:left="2268" w:header="720" w:footer="720" w:gutter="0"/>
-          <w:cols w:space="720"/>
-          <w:titlePg/>
-          <w:docGrid w:linePitch="360"/>
-        </w:sectPr>
-      </w:pPr>
-    </w:p>
-    <w:p>
-      <w:bookmarkStart w:id="bm_dedicatoria" w:name="bm_dedicatoria"/>
-      <w:pPr>
-        <w:spacing w:before="1140" w:after="480"/>
-        <w:jc w:val="center"/>
-      </w:pPr>
-      <w:r>
-        <w:rPr>
-          <w:rFonts w:ascii="Times New Roman" w:hAnsi="Times New Roman"/>
-          <w:b/>
-          <w:sz w:val="24"/>
-        </w:rPr>
-        <w:t>DEDICATORIA</w:t>
-      </w:r>
-      <w:bookmarkEnd w:id="bm_dedicatoria"/>
-    </w:p>
-    <w:p>
-      <w:pPr>
-        <w:sectPr>
-          <w:footerReference w:type="default" r:id="rId16"/>
-          <w:pgSz w:w="12240" w:h="15840"/>
-          <w:pgMar w:top="1701" w:right="1701" w:bottom="1701" w:left="2268" w:header="720" w:footer="720" w:gutter="0"/>
-          <w:cols w:space="720"/>
-          <w:titlePg/>
-          <w:docGrid w:linePitch="360"/>
-        </w:sectPr>
-      </w:pPr>
-    </w:p>
-    <w:p>
-      <w:pPr>
-        <w:spacing w:line="360" w:lineRule="auto" w:after="0" w:before="0"/>
-        <w:ind w:firstLine="709"/>
-        <w:jc w:val="both"/>
-      </w:pPr>
-      <w:r>
-        <w:rPr>
-          <w:rFonts w:ascii="Times New Roman" w:hAnsi="Times New Roman"/>
-          <w:i w:val="0"/>
-          <w:sz w:val="24"/>
-        </w:rPr>
-        <w:t>Aquí va la dedicatoria.</w:t>
-      </w:r>
-    </w:p>
-    <w:p>
-      <w:pPr>
-        <w:sectPr>
-          <w:footerReference w:type="default" r:id="rId17"/>
-          <w:type w:val="continuous"/>
-          <w:pgSz w:w="12240" w:h="15840"/>
-          <w:pgMar w:top="1701" w:right="1701" w:bottom="1701" w:left="2268" w:header="720" w:footer="720" w:gutter="0"/>
-          <w:cols w:space="720"/>
-          <w:titlePg/>
-          <w:docGrid w:linePitch="360"/>
-        </w:sectPr>
-      </w:pPr>
-    </w:p>
-    <w:p>
       <w:pPr>
         <w:spacing w:before="1140" w:after="480"/>
         <w:jc w:val="center"/>
@@ -517,7 +405,7 @@
     <w:p>
       <w:pPr>
         <w:sectPr>
-          <w:footerReference w:type="default" r:id="rId18"/>
+          <w:footerReference w:type="default" r:id="rId14"/>
           <w:pgSz w:w="12240" w:h="15840"/>
           <w:pgMar w:top="1701" w:right="1701" w:bottom="1701" w:left="2268" w:header="720" w:footer="720" w:gutter="0"/>
           <w:cols w:space="720"/>
@@ -538,66 +426,6 @@
           <w:sz w:val="24"/>
         </w:rPr>
         <w:t>pp.</w:t>
-      </w:r>
-    </w:p>
-    <w:p>
-      <w:pPr>
-        <w:tabs>
-          <w:tab w:pos="8271" w:val="right" w:leader="dot"/>
-        </w:tabs>
-        <w:spacing w:line="360" w:lineRule="auto" w:before="0" w:after="80"/>
-        <w:ind w:left="0"/>
-      </w:pPr>
-      <w:r>
-        <w:rPr>
-          <w:rFonts w:ascii="Times New Roman" w:hAnsi="Times New Roman"/>
-          <w:b w:val="0"/>
-          <w:sz w:val="24"/>
-        </w:rPr>
-        <w:t>AGRADECIMIENTOS</w:t>
-        <w:tab/>
-      </w:r>
-      <w:r>
-        <w:rPr>
-          <w:rFonts w:ascii="Times New Roman" w:hAnsi="Times New Roman"/>
-          <w:b w:val="0"/>
-          <w:sz w:val="24"/>
-        </w:rPr>
-        <w:fldChar w:fldCharType="begin"/>
-        <w:instrText xml:space="preserve"> PAGEREF bm_agradecimientos \h </w:instrText>
-        <w:fldChar w:fldCharType="separate"/>
-        <w:t>?</w:t>
-        <w:fldChar w:fldCharType="end"/>
-      </w:r>
-    </w:p>
-    <w:p>
-      <w:pPr>
-        <w:tabs>
-          <w:tab w:pos="8271" w:val="right" w:leader="dot"/>
-        </w:tabs>
-        <w:spacing w:line="360" w:lineRule="auto" w:before="0" w:after="80"/>
-        <w:ind w:left="0"/>
-      </w:pPr>
-      <w:r>
-        <w:rPr>
-          <w:rFonts w:ascii="Times New Roman" w:hAnsi="Times New Roman"/>
-          <w:b w:val="0"/>
-          <w:sz w:val="24"/>
-        </w:rPr>
-        <w:t>DEDICATORIA</w:t>
-        <w:tab/>
-      </w:r>
-      <w:r>
-        <w:rPr>
-          <w:rFonts w:ascii="Times New Roman" w:hAnsi="Times New Roman"/>
-          <w:b w:val="0"/>
-          <w:sz w:val="24"/>
-        </w:rPr>
-        <w:fldChar w:fldCharType="begin"/>
-        <w:instrText xml:space="preserve"> PAGEREF bm_dedicatoria \h </w:instrText>
-        <w:fldChar w:fldCharType="separate"/>
-        <w:t>?</w:t>
-        <w:fldChar w:fldCharType="end"/>
       </w:r>
     </w:p>
     <w:p>
@@ -704,36 +532,6 @@
           <w:b w:val="0"/>
           <w:sz w:val="24"/>
         </w:rPr>
-        <w:t>LISTA DE ANEXOS</w:t>
-        <w:tab/>
-      </w:r>
-      <w:r>
-        <w:rPr>
-          <w:rFonts w:ascii="Times New Roman" w:hAnsi="Times New Roman"/>
-          <w:b w:val="0"/>
-          <w:sz w:val="24"/>
-        </w:rPr>
-        <w:fldChar w:fldCharType="begin"/>
-        <w:instrText xml:space="preserve"> PAGEREF bm_lista_anexos \h </w:instrText>
-        <w:fldChar w:fldCharType="separate"/>
-        <w:t>?</w:t>
-        <w:fldChar w:fldCharType="end"/>
-      </w:r>
-    </w:p>
-    <w:p>
-      <w:pPr>
-        <w:tabs>
-          <w:tab w:pos="8271" w:val="right" w:leader="dot"/>
-        </w:tabs>
-        <w:spacing w:line="360" w:lineRule="auto" w:before="0" w:after="80"/>
-        <w:ind w:left="0"/>
-      </w:pPr>
-      <w:r>
-        <w:rPr>
-          <w:rFonts w:ascii="Times New Roman" w:hAnsi="Times New Roman"/>
-          <w:b w:val="0"/>
-          <w:sz w:val="24"/>
-        </w:rPr>
         <w:t>RESUMEN</w:t>
         <w:tab/>
       </w:r>
@@ -1544,7 +1342,7 @@
     <w:p>
       <w:pPr>
         <w:sectPr>
-          <w:footerReference w:type="default" r:id="rId19"/>
+          <w:footerReference w:type="default" r:id="rId15"/>
           <w:type w:val="continuous"/>
           <w:pgSz w:w="12240" w:h="15840"/>
           <w:pgMar w:top="1701" w:right="1701" w:bottom="1701" w:left="2268" w:header="720" w:footer="720" w:gutter="0"/>
@@ -1573,7 +1371,7 @@
     <w:p>
       <w:pPr>
         <w:sectPr>
-          <w:footerReference w:type="default" r:id="rId20"/>
+          <w:footerReference w:type="default" r:id="rId16"/>
           <w:pgSz w:w="12240" w:h="15840"/>
           <w:pgMar w:top="1701" w:right="1701" w:bottom="1701" w:left="2268" w:header="720" w:footer="720" w:gutter="0"/>
           <w:cols w:space="720"/>
@@ -1676,7 +1474,7 @@
     <w:p>
       <w:pPr>
         <w:sectPr>
-          <w:footerReference w:type="default" r:id="rId21"/>
+          <w:footerReference w:type="default" r:id="rId17"/>
           <w:type w:val="continuous"/>
           <w:pgSz w:w="12240" w:h="15840"/>
           <w:pgMar w:top="1701" w:right="1701" w:bottom="1701" w:left="2268" w:header="720" w:footer="720" w:gutter="0"/>
@@ -1705,7 +1503,7 @@
     <w:p>
       <w:pPr>
         <w:sectPr>
-          <w:footerReference w:type="default" r:id="rId22"/>
+          <w:footerReference w:type="default" r:id="rId18"/>
           <w:pgSz w:w="12240" w:h="15840"/>
           <w:pgMar w:top="1701" w:right="1701" w:bottom="1701" w:left="2268" w:header="720" w:footer="720" w:gutter="0"/>
           <w:cols w:space="720"/>
@@ -1717,7 +1515,7 @@
     <w:p>
       <w:pPr>
         <w:sectPr>
-          <w:footerReference w:type="default" r:id="rId23"/>
+          <w:footerReference w:type="default" r:id="rId19"/>
           <w:type w:val="continuous"/>
           <w:pgSz w:w="12240" w:h="15840"/>
           <w:pgMar w:top="1701" w:right="1701" w:bottom="1701" w:left="2268" w:header="720" w:footer="720" w:gutter="0"/>
@@ -1746,7 +1544,7 @@
     <w:p>
       <w:pPr>
         <w:sectPr>
-          <w:footerReference w:type="default" r:id="rId24"/>
+          <w:footerReference w:type="default" r:id="rId20"/>
           <w:pgSz w:w="12240" w:h="15840"/>
           <w:pgMar w:top="1701" w:right="1701" w:bottom="1701" w:left="2268" w:header="720" w:footer="720" w:gutter="0"/>
           <w:cols w:space="720"/>
@@ -1849,7 +1647,7 @@
     <w:p>
       <w:pPr>
         <w:sectPr>
-          <w:footerReference w:type="default" r:id="rId25"/>
+          <w:footerReference w:type="default" r:id="rId21"/>
           <w:type w:val="continuous"/>
           <w:pgSz w:w="12240" w:h="15840"/>
           <w:pgMar w:top="1701" w:right="1701" w:bottom="1701" w:left="2268" w:header="720" w:footer="720" w:gutter="0"/>
@@ -1878,7 +1676,7 @@
     <w:p>
       <w:pPr>
         <w:sectPr>
-          <w:footerReference w:type="default" r:id="rId26"/>
+          <w:footerReference w:type="default" r:id="rId22"/>
           <w:pgSz w:w="12240" w:h="15840"/>
           <w:pgMar w:top="1701" w:right="1701" w:bottom="1701" w:left="2268" w:header="720" w:footer="720" w:gutter="0"/>
           <w:cols w:space="720"/>
@@ -1916,104 +1714,8 @@
     </w:p>
     <w:p>
       <w:pPr>
-        <w:tabs>
-          <w:tab w:pos="1020" w:val="left"/>
-          <w:tab w:pos="8271" w:val="right" w:leader="dot"/>
-        </w:tabs>
-        <w:spacing w:line="360" w:lineRule="auto" w:before="0" w:after="80"/>
-        <w:ind w:left="1020" w:hanging="1020"/>
-      </w:pPr>
-      <w:r>
-        <w:rPr>
-          <w:rFonts w:ascii="Times New Roman" w:hAnsi="Times New Roman"/>
-          <w:sz w:val="24"/>
-        </w:rPr>
-        <w:t>A</w:t>
-        <w:tab/>
-        <w:t>Aquí va la descripción del Anexo A</w:t>
-        <w:tab/>
-      </w:r>
-      <w:r>
-        <w:rPr>
-          <w:rFonts w:ascii="Times New Roman" w:hAnsi="Times New Roman"/>
-          <w:b w:val="0"/>
-          <w:sz w:val="24"/>
-        </w:rPr>
-        <w:fldChar w:fldCharType="begin"/>
-        <w:instrText xml:space="preserve"> PAGEREF bm_anexoA \h </w:instrText>
-        <w:fldChar w:fldCharType="separate"/>
-        <w:t>?</w:t>
-        <w:fldChar w:fldCharType="end"/>
-      </w:r>
-    </w:p>
-    <w:p>
-      <w:pPr>
-        <w:tabs>
-          <w:tab w:pos="1020" w:val="left"/>
-          <w:tab w:pos="8271" w:val="right" w:leader="dot"/>
-        </w:tabs>
-        <w:spacing w:line="360" w:lineRule="auto" w:before="0" w:after="80"/>
-        <w:ind w:left="1020" w:hanging="1020"/>
-      </w:pPr>
-      <w:r>
-        <w:rPr>
-          <w:rFonts w:ascii="Times New Roman" w:hAnsi="Times New Roman"/>
-          <w:sz w:val="24"/>
-        </w:rPr>
-        <w:t>B</w:t>
-        <w:tab/>
-        <w:t>Aquí va la descripción del Anexo B</w:t>
-        <w:tab/>
-      </w:r>
-      <w:r>
-        <w:rPr>
-          <w:rFonts w:ascii="Times New Roman" w:hAnsi="Times New Roman"/>
-          <w:b w:val="0"/>
-          <w:sz w:val="24"/>
-        </w:rPr>
-        <w:fldChar w:fldCharType="begin"/>
-        <w:instrText xml:space="preserve"> PAGEREF bm_anexoB \h </w:instrText>
-        <w:fldChar w:fldCharType="separate"/>
-        <w:t>?</w:t>
-        <w:fldChar w:fldCharType="end"/>
-      </w:r>
-    </w:p>
-    <w:p>
-      <w:pPr>
-        <w:tabs>
-          <w:tab w:pos="1020" w:val="left"/>
-          <w:tab w:pos="8271" w:val="right" w:leader="dot"/>
-        </w:tabs>
-        <w:spacing w:line="360" w:lineRule="auto" w:before="0" w:after="80"/>
-        <w:ind w:left="1020" w:hanging="1020"/>
-      </w:pPr>
-      <w:r>
-        <w:rPr>
-          <w:rFonts w:ascii="Times New Roman" w:hAnsi="Times New Roman"/>
-          <w:sz w:val="24"/>
-        </w:rPr>
-        <w:t>C</w:t>
-        <w:tab/>
-        <w:t>Aquí va la descripción del Anexo C</w:t>
-        <w:tab/>
-      </w:r>
-      <w:r>
-        <w:rPr>
-          <w:rFonts w:ascii="Times New Roman" w:hAnsi="Times New Roman"/>
-          <w:b w:val="0"/>
-          <w:sz w:val="24"/>
-        </w:rPr>
-        <w:fldChar w:fldCharType="begin"/>
-        <w:instrText xml:space="preserve"> PAGEREF bm_anexoC \h </w:instrText>
-        <w:fldChar w:fldCharType="separate"/>
-        <w:t>?</w:t>
-        <w:fldChar w:fldCharType="end"/>
-      </w:r>
-    </w:p>
-    <w:p>
-      <w:pPr>
         <w:sectPr>
-          <w:footerReference w:type="default" r:id="rId27"/>
+          <w:footerReference w:type="default" r:id="rId23"/>
           <w:type w:val="continuous"/>
           <w:pgSz w:w="12240" w:h="15840"/>
           <w:pgMar w:top="1701" w:right="1701" w:bottom="1701" w:left="2268" w:header="720" w:footer="720" w:gutter="0"/>
@@ -2042,7 +1744,7 @@
     <w:p>
       <w:pPr>
         <w:sectPr>
-          <w:footerReference w:type="default" r:id="rId28"/>
+          <w:footerReference w:type="default" r:id="rId24"/>
           <w:pgSz w:w="12240" w:h="15840"/>
           <w:pgMar w:top="1701" w:right="1701" w:bottom="1701" w:left="2268" w:header="720" w:footer="720" w:gutter="0"/>
           <w:cols w:space="720"/>
@@ -2084,7 +1786,7 @@
     <w:p>
       <w:pPr>
         <w:sectPr>
-          <w:footerReference w:type="default" r:id="rId29"/>
+          <w:footerReference w:type="default" r:id="rId25"/>
           <w:type w:val="continuous"/>
           <w:pgSz w:w="12240" w:h="15840"/>
           <w:pgMar w:top="1701" w:right="1701" w:bottom="1701" w:left="2268" w:header="720" w:footer="720" w:gutter="0"/>
@@ -2113,7 +1815,7 @@
     <w:p>
       <w:pPr>
         <w:sectPr>
-          <w:footerReference w:type="default" r:id="rId30"/>
+          <w:footerReference w:type="default" r:id="rId26"/>
           <w:pgSz w:w="12240" w:h="15840"/>
           <w:pgMar w:top="1701" w:right="1701" w:bottom="1701" w:left="2268" w:header="720" w:footer="720" w:gutter="0"/>
           <w:cols w:space="720"/>
@@ -2140,7 +1842,7 @@
     <w:p>
       <w:pPr>
         <w:sectPr>
-          <w:footerReference w:type="default" r:id="rId31"/>
+          <w:footerReference w:type="default" r:id="rId27"/>
           <w:type w:val="continuous"/>
           <w:pgSz w:w="12240" w:h="15840"/>
           <w:pgMar w:top="1701" w:right="1701" w:bottom="1701" w:left="2268" w:header="720" w:footer="720" w:gutter="0"/>
@@ -2183,7 +1885,7 @@
     <w:p>
       <w:pPr>
         <w:sectPr>
-          <w:footerReference w:type="default" r:id="rId32"/>
+          <w:footerReference w:type="default" r:id="rId28"/>
           <w:pgSz w:w="12240" w:h="15840"/>
           <w:pgMar w:top="1701" w:right="1701" w:bottom="1701" w:left="2268" w:header="720" w:footer="720" w:gutter="0"/>
           <w:cols w:space="720"/>
@@ -2853,7 +2555,7 @@
     <w:p>
       <w:pPr>
         <w:sectPr>
-          <w:footerReference w:type="default" r:id="rId33"/>
+          <w:footerReference w:type="default" r:id="rId29"/>
           <w:type w:val="continuous"/>
           <w:pgSz w:w="12240" w:h="15840"/>
           <w:pgMar w:top="1701" w:right="1701" w:bottom="1701" w:left="2268" w:header="720" w:footer="720" w:gutter="0"/>
@@ -2896,7 +2598,7 @@
     <w:p>
       <w:pPr>
         <w:sectPr>
-          <w:footerReference w:type="default" r:id="rId34"/>
+          <w:footerReference w:type="default" r:id="rId30"/>
           <w:pgSz w:w="12240" w:h="15840"/>
           <w:pgMar w:top="1701" w:right="1701" w:bottom="1701" w:left="2268" w:header="720" w:footer="720" w:gutter="0"/>
           <w:cols w:space="720"/>
@@ -6144,7 +5846,7 @@
     <w:p>
       <w:pPr>
         <w:sectPr>
-          <w:footerReference w:type="default" r:id="rId35"/>
+          <w:footerReference w:type="default" r:id="rId31"/>
           <w:type w:val="continuous"/>
           <w:pgSz w:w="12240" w:h="15840"/>
           <w:pgMar w:top="1701" w:right="1701" w:bottom="1701" w:left="2268" w:header="720" w:footer="720" w:gutter="0"/>
@@ -6187,7 +5889,7 @@
     <w:p>
       <w:pPr>
         <w:sectPr>
-          <w:footerReference w:type="default" r:id="rId36"/>
+          <w:footerReference w:type="default" r:id="rId32"/>
           <w:pgSz w:w="12240" w:h="15840"/>
           <w:pgMar w:top="1701" w:right="1701" w:bottom="1701" w:left="2268" w:header="720" w:footer="720" w:gutter="0"/>
           <w:cols w:space="720"/>
@@ -6265,21 +5967,6 @@
     </w:p>
     <w:p>
       <w:pPr>
-        <w:spacing w:line="360" w:lineRule="auto" w:after="0" w:before="0"/>
-        <w:ind w:firstLine="709"/>
-        <w:jc w:val="both"/>
-      </w:pPr>
-      <w:r>
-        <w:rPr>
-          <w:rFonts w:ascii="Times New Roman" w:hAnsi="Times New Roman"/>
-          <w:i w:val="0"/>
-          <w:sz w:val="24"/>
-        </w:rPr>
-        <w:t>Aquí va el comentario posterior a la cita (opcional, solo si se usa cita larga).</w:t>
-      </w:r>
-    </w:p>
-    <w:p>
-      <w:pPr>
         <w:spacing w:before="480" w:after="480" w:line="360" w:lineRule="auto"/>
         <w:jc w:val="left"/>
       </w:pPr>
@@ -6457,7 +6144,7 @@
     <w:p>
       <w:pPr>
         <w:sectPr>
-          <w:footerReference w:type="default" r:id="rId37"/>
+          <w:footerReference w:type="default" r:id="rId33"/>
           <w:type w:val="continuous"/>
           <w:pgSz w:w="12240" w:h="15840"/>
           <w:pgMar w:top="1701" w:right="1701" w:bottom="1701" w:left="2268" w:header="720" w:footer="720" w:gutter="0"/>
@@ -6500,7 +6187,7 @@
     <w:p>
       <w:pPr>
         <w:sectPr>
-          <w:footerReference w:type="default" r:id="rId38"/>
+          <w:footerReference w:type="default" r:id="rId34"/>
           <w:pgSz w:w="12240" w:h="15840"/>
           <w:pgMar w:top="1701" w:right="1701" w:bottom="1701" w:left="2268" w:header="720" w:footer="720" w:gutter="0"/>
           <w:cols w:space="720"/>
@@ -7263,7 +6950,7 @@
     <w:p>
       <w:pPr>
         <w:sectPr>
-          <w:footerReference w:type="default" r:id="rId39"/>
+          <w:footerReference w:type="default" r:id="rId35"/>
           <w:type w:val="continuous"/>
           <w:pgSz w:w="12240" w:h="15840"/>
           <w:pgMar w:top="1701" w:right="1701" w:bottom="1701" w:left="2268" w:header="720" w:footer="720" w:gutter="0"/>
@@ -7306,7 +6993,7 @@
     <w:p>
       <w:pPr>
         <w:sectPr>
-          <w:footerReference w:type="default" r:id="rId40"/>
+          <w:footerReference w:type="default" r:id="rId36"/>
           <w:pgSz w:w="12240" w:h="15840"/>
           <w:pgMar w:top="1701" w:right="1701" w:bottom="1701" w:left="2268" w:header="720" w:footer="720" w:gutter="0"/>
           <w:cols w:space="720"/>
@@ -7518,7 +7205,7 @@
     <w:p>
       <w:pPr>
         <w:sectPr>
-          <w:footerReference w:type="default" r:id="rId41"/>
+          <w:footerReference w:type="default" r:id="rId37"/>
           <w:type w:val="continuous"/>
           <w:pgSz w:w="12240" w:h="15840"/>
           <w:pgMar w:top="1701" w:right="1701" w:bottom="1701" w:left="2268" w:header="720" w:footer="720" w:gutter="0"/>
@@ -7547,7 +7234,7 @@
     <w:p>
       <w:pPr>
         <w:sectPr>
-          <w:footerReference w:type="default" r:id="rId42"/>
+          <w:footerReference w:type="default" r:id="rId38"/>
           <w:pgSz w:w="12240" w:h="15840"/>
           <w:pgMar w:top="1701" w:right="1701" w:bottom="1701" w:left="2268" w:header="720" w:footer="720" w:gutter="0"/>
           <w:cols w:space="720"/>
@@ -7648,7 +7335,7 @@
     <w:p>
       <w:pPr>
         <w:sectPr>
-          <w:footerReference w:type="default" r:id="rId43"/>
+          <w:footerReference w:type="default" r:id="rId39"/>
           <w:type w:val="continuous"/>
           <w:pgSz w:w="12240" w:h="15840"/>
           <w:pgMar w:top="1701" w:right="1701" w:bottom="1701" w:left="2268" w:header="720" w:footer="720" w:gutter="0"/>
@@ -7674,173 +7361,8 @@
       </w:r>
       <w:bookmarkEnd w:id="bm_anexos"/>
     </w:p>
-    <w:p>
-      <w:pPr>
-        <w:sectPr>
-          <w:footerReference w:type="default" r:id="rId44"/>
-          <w:pgSz w:w="12240" w:h="15840"/>
-          <w:pgMar w:top="1701" w:right="1701" w:bottom="1701" w:left="2268" w:header="720" w:footer="720" w:gutter="0"/>
-          <w:cols w:space="720"/>
-          <w:titlePg/>
-          <w:docGrid w:linePitch="360"/>
-        </w:sectPr>
-      </w:pPr>
-    </w:p>
-    <w:p>
-      <w:bookmarkStart w:id="bm_anexoA" w:name="bm_anexoA"/>
-      <w:pPr>
-        <w:spacing w:before="0" w:after="480"/>
-        <w:jc w:val="center"/>
-      </w:pPr>
-      <w:bookmarkEnd w:id="bm_anexoA"/>
-      <w:r>
-        <w:rPr>
-          <w:rFonts w:ascii="Times New Roman" w:hAnsi="Times New Roman"/>
-          <w:b/>
-          <w:sz w:val="24"/>
-        </w:rPr>
-        <w:t>ANEXO A</w:t>
-      </w:r>
-    </w:p>
-    <w:p>
-      <w:pPr>
-        <w:spacing w:before="240" w:after="480"/>
-        <w:jc w:val="center"/>
-      </w:pPr>
-      <w:r>
-        <w:rPr>
-          <w:rFonts w:ascii="Times New Roman" w:hAnsi="Times New Roman"/>
-          <w:b/>
-          <w:sz w:val="24"/>
-        </w:rPr>
-        <w:t>[Aquí va la descripción del Anexo A]</w:t>
-      </w:r>
-    </w:p>
-    <w:p>
-      <w:pPr>
-        <w:jc w:val="center"/>
-      </w:pPr>
-      <w:r>
-        <w:rPr>
-          <w:rFonts w:ascii="Times New Roman" w:hAnsi="Times New Roman"/>
-          <w:i/>
-          <w:sz w:val="20"/>
-        </w:rPr>
-        <w:t>(Contenido elaborado por el estudiante)</w:t>
-      </w:r>
-    </w:p>
-    <w:p>
-      <w:pPr>
-        <w:sectPr>
-          <w:footerReference w:type="default" r:id="rId45"/>
-          <w:pgSz w:w="12240" w:h="15840"/>
-          <w:pgMar w:top="1701" w:right="1701" w:bottom="1701" w:left="2268" w:header="720" w:footer="720" w:gutter="0"/>
-          <w:cols w:space="720"/>
-          <w:titlePg/>
-          <w:docGrid w:linePitch="360"/>
-        </w:sectPr>
-      </w:pPr>
-    </w:p>
-    <w:p>
-      <w:bookmarkStart w:id="bm_anexoB" w:name="bm_anexoB"/>
-      <w:pPr>
-        <w:spacing w:before="0" w:after="480"/>
-        <w:jc w:val="center"/>
-      </w:pPr>
-      <w:bookmarkEnd w:id="bm_anexoB"/>
-      <w:r>
-        <w:rPr>
-          <w:rFonts w:ascii="Times New Roman" w:hAnsi="Times New Roman"/>
-          <w:b/>
-          <w:sz w:val="24"/>
-        </w:rPr>
-        <w:t>ANEXO B</w:t>
-      </w:r>
-    </w:p>
-    <w:p>
-      <w:pPr>
-        <w:spacing w:before="240" w:after="480"/>
-        <w:jc w:val="center"/>
-      </w:pPr>
-      <w:r>
-        <w:rPr>
-          <w:rFonts w:ascii="Times New Roman" w:hAnsi="Times New Roman"/>
-          <w:b/>
-          <w:sz w:val="24"/>
-        </w:rPr>
-        <w:t>[Aquí va la descripción del Anexo B]</w:t>
-      </w:r>
-    </w:p>
-    <w:p>
-      <w:pPr>
-        <w:jc w:val="center"/>
-      </w:pPr>
-      <w:r>
-        <w:rPr>
-          <w:rFonts w:ascii="Times New Roman" w:hAnsi="Times New Roman"/>
-          <w:i/>
-          <w:sz w:val="20"/>
-        </w:rPr>
-        <w:t>(Contenido elaborado por el estudiante)</w:t>
-      </w:r>
-    </w:p>
-    <w:p>
-      <w:pPr>
-        <w:sectPr>
-          <w:footerReference w:type="default" r:id="rId46"/>
-          <w:pgSz w:w="12240" w:h="15840"/>
-          <w:pgMar w:top="1701" w:right="1701" w:bottom="1701" w:left="2268" w:header="720" w:footer="720" w:gutter="0"/>
-          <w:cols w:space="720"/>
-          <w:titlePg/>
-          <w:docGrid w:linePitch="360"/>
-        </w:sectPr>
-      </w:pPr>
-    </w:p>
-    <w:p>
-      <w:bookmarkStart w:id="bm_anexoC" w:name="bm_anexoC"/>
-      <w:pPr>
-        <w:spacing w:before="0" w:after="480"/>
-        <w:jc w:val="center"/>
-      </w:pPr>
-      <w:bookmarkEnd w:id="bm_anexoC"/>
-      <w:r>
-        <w:rPr>
-          <w:rFonts w:ascii="Times New Roman" w:hAnsi="Times New Roman"/>
-          <w:b/>
-          <w:sz w:val="24"/>
-        </w:rPr>
-        <w:t>ANEXO C</w:t>
-      </w:r>
-    </w:p>
-    <w:p>
-      <w:pPr>
-        <w:spacing w:before="240" w:after="480"/>
-        <w:jc w:val="center"/>
-      </w:pPr>
-      <w:r>
-        <w:rPr>
-          <w:rFonts w:ascii="Times New Roman" w:hAnsi="Times New Roman"/>
-          <w:b/>
-          <w:sz w:val="24"/>
-        </w:rPr>
-        <w:t>[Aquí va la descripción del Anexo C]</w:t>
-      </w:r>
-    </w:p>
-    <w:p>
-      <w:pPr>
-        <w:jc w:val="center"/>
-      </w:pPr>
-      <w:r>
-        <w:rPr>
-          <w:rFonts w:ascii="Times New Roman" w:hAnsi="Times New Roman"/>
-          <w:i/>
-          <w:sz w:val="20"/>
-        </w:rPr>
-        <w:t>(Contenido elaborado por el estudiante)</w:t>
-      </w:r>
-    </w:p>
     <w:sectPr>
-      <w:footerReference w:type="default" r:id="rId47"/>
+      <w:footerReference w:type="default" r:id="rId40"/>
       <w:pgSz w:w="12240" w:h="15840"/>
       <w:pgMar w:top="1701" w:right="1701" w:bottom="1701" w:left="2268" w:header="720" w:footer="720" w:gutter="0"/>
       <w:cols w:space="720"/>
@@ -8021,7 +7543,7 @@
         <w:sz w:val="24"/>
       </w:rPr>
       <w:fldChar w:fldCharType="begin"/>
-      <w:instrText xml:space="preserve"> PAGE \* roman </w:instrText>
+      <w:instrText xml:space="preserve"> PAGE </w:instrText>
       <w:fldChar w:fldCharType="separate"/>
       <w:fldChar w:fldCharType="end"/>
     </w:r>
@@ -8042,7 +7564,7 @@
         <w:sz w:val="24"/>
       </w:rPr>
       <w:fldChar w:fldCharType="begin"/>
-      <w:instrText xml:space="preserve"> PAGE \* roman </w:instrText>
+      <w:instrText xml:space="preserve"> PAGE </w:instrText>
       <w:fldChar w:fldCharType="separate"/>
       <w:fldChar w:fldCharType="end"/>
     </w:r>
@@ -8063,7 +7585,7 @@
         <w:sz w:val="24"/>
       </w:rPr>
       <w:fldChar w:fldCharType="begin"/>
-      <w:instrText xml:space="preserve"> PAGE \* roman </w:instrText>
+      <w:instrText xml:space="preserve"> PAGE </w:instrText>
       <w:fldChar w:fldCharType="separate"/>
       <w:fldChar w:fldCharType="end"/>
     </w:r>
@@ -8094,7 +7616,7 @@
         <w:sz w:val="24"/>
       </w:rPr>
       <w:fldChar w:fldCharType="begin"/>
-      <w:instrText xml:space="preserve"> PAGE \* roman </w:instrText>
+      <w:instrText xml:space="preserve"> PAGE </w:instrText>
       <w:fldChar w:fldCharType="separate"/>
       <w:fldChar w:fldCharType="end"/>
     </w:r>
@@ -8296,165 +7818,7 @@
   <w:p>
     <w:pPr>
       <w:pStyle w:val="Footer"/>
-      <w:jc w:val="center"/>
     </w:pPr>
-    <w:r>
-      <w:rPr>
-        <w:rFonts w:ascii="Times New Roman" w:hAnsi="Times New Roman"/>
-        <w:sz w:val="24"/>
-      </w:rPr>
-      <w:fldChar w:fldCharType="begin"/>
-      <w:instrText xml:space="preserve"> PAGE \* roman </w:instrText>
-      <w:fldChar w:fldCharType="separate"/>
-      <w:fldChar w:fldCharType="end"/>
-    </w:r>
-  </w:p>
-</w:ftr>
-</file>
-
-<file path=word/footer30.xml><?xml version="1.0" encoding="utf-8"?>
-<w:ftr xmlns:m="http://schemas.openxmlformats.org/officeDocument/2006/math" xmlns:mc="http://schemas.openxmlformats.org/markup-compatibility/2006" xmlns:mo="http://schemas.microsoft.com/office/mac/office/2008/main" xmlns:mv="urn:schemas-microsoft-com:mac:vml" xmlns:o="urn:schemas-microsoft-com:office:office" xmlns:r="http://schemas.openxmlformats.org/officeDocument/2006/relationships" xmlns:v="urn:schemas-microsoft-com:vml" xmlns:w10="urn:schemas-microsoft-com:office:word" xmlns:w14="http://schemas.microsoft.com/office/word/2010/wordml" xmlns:w="http://schemas.openxmlformats.org/wordprocessingml/2006/main" xmlns:wne="http://schemas.microsoft.com/office/word/2006/wordml" xmlns:wp14="http://schemas.microsoft.com/office/word/2010/wordprocessingDrawing" xmlns:wp="http://schemas.openxmlformats.org/drawingml/2006/wordprocessingDrawing" xmlns:wpc="http://schemas.microsoft.com/office/word/2010/wordprocessingCanvas" xmlns:wpg="http://schemas.microsoft.com/office/word/2010/wordprocessingGroup" xmlns:wpi="http://schemas.microsoft.com/office/word/2010/wordprocessingInk" xmlns:wps="http://schemas.microsoft.com/office/word/2010/wordprocessingShape" mc:Ignorable="w14 wp14">
-  <w:p>
-    <w:pPr>
-      <w:pStyle w:val="Footer"/>
-      <w:jc w:val="center"/>
-    </w:pPr>
-    <w:r>
-      <w:rPr>
-        <w:rFonts w:ascii="Times New Roman" w:hAnsi="Times New Roman"/>
-        <w:sz w:val="24"/>
-      </w:rPr>
-      <w:fldChar w:fldCharType="begin"/>
-      <w:instrText xml:space="preserve"> PAGE </w:instrText>
-      <w:fldChar w:fldCharType="separate"/>
-      <w:fldChar w:fldCharType="end"/>
-    </w:r>
-  </w:p>
-</w:ftr>
-</file>
-
-<file path=word/footer31.xml><?xml version="1.0" encoding="utf-8"?>
-<w:ftr xmlns:m="http://schemas.openxmlformats.org/officeDocument/2006/math" xmlns:mc="http://schemas.openxmlformats.org/markup-compatibility/2006" xmlns:mo="http://schemas.microsoft.com/office/mac/office/2008/main" xmlns:mv="urn:schemas-microsoft-com:mac:vml" xmlns:o="urn:schemas-microsoft-com:office:office" xmlns:r="http://schemas.openxmlformats.org/officeDocument/2006/relationships" xmlns:v="urn:schemas-microsoft-com:vml" xmlns:w10="urn:schemas-microsoft-com:office:word" xmlns:w14="http://schemas.microsoft.com/office/word/2010/wordml" xmlns:w="http://schemas.openxmlformats.org/wordprocessingml/2006/main" xmlns:wne="http://schemas.microsoft.com/office/word/2006/wordml" xmlns:wp14="http://schemas.microsoft.com/office/word/2010/wordprocessingDrawing" xmlns:wp="http://schemas.openxmlformats.org/drawingml/2006/wordprocessingDrawing" xmlns:wpc="http://schemas.microsoft.com/office/word/2010/wordprocessingCanvas" xmlns:wpg="http://schemas.microsoft.com/office/word/2010/wordprocessingGroup" xmlns:wpi="http://schemas.microsoft.com/office/word/2010/wordprocessingInk" xmlns:wps="http://schemas.microsoft.com/office/word/2010/wordprocessingShape" mc:Ignorable="w14 wp14">
-  <w:p>
-    <w:pPr>
-      <w:pStyle w:val="Footer"/>
-      <w:jc w:val="center"/>
-    </w:pPr>
-    <w:r>
-      <w:rPr>
-        <w:rFonts w:ascii="Times New Roman" w:hAnsi="Times New Roman"/>
-        <w:sz w:val="24"/>
-      </w:rPr>
-      <w:fldChar w:fldCharType="begin"/>
-      <w:instrText xml:space="preserve"> PAGE </w:instrText>
-      <w:fldChar w:fldCharType="separate"/>
-      <w:fldChar w:fldCharType="end"/>
-    </w:r>
-  </w:p>
-</w:ftr>
-</file>
-
-<file path=word/footer32.xml><?xml version="1.0" encoding="utf-8"?>
-<w:ftr xmlns:m="http://schemas.openxmlformats.org/officeDocument/2006/math" xmlns:mc="http://schemas.openxmlformats.org/markup-compatibility/2006" xmlns:mo="http://schemas.microsoft.com/office/mac/office/2008/main" xmlns:mv="urn:schemas-microsoft-com:mac:vml" xmlns:o="urn:schemas-microsoft-com:office:office" xmlns:r="http://schemas.openxmlformats.org/officeDocument/2006/relationships" xmlns:v="urn:schemas-microsoft-com:vml" xmlns:w10="urn:schemas-microsoft-com:office:word" xmlns:w14="http://schemas.microsoft.com/office/word/2010/wordml" xmlns:w="http://schemas.openxmlformats.org/wordprocessingml/2006/main" xmlns:wne="http://schemas.microsoft.com/office/word/2006/wordml" xmlns:wp14="http://schemas.microsoft.com/office/word/2010/wordprocessingDrawing" xmlns:wp="http://schemas.openxmlformats.org/drawingml/2006/wordprocessingDrawing" xmlns:wpc="http://schemas.microsoft.com/office/word/2010/wordprocessingCanvas" xmlns:wpg="http://schemas.microsoft.com/office/word/2010/wordprocessingGroup" xmlns:wpi="http://schemas.microsoft.com/office/word/2010/wordprocessingInk" xmlns:wps="http://schemas.microsoft.com/office/word/2010/wordprocessingShape" mc:Ignorable="w14 wp14">
-  <w:p>
-    <w:pPr>
-      <w:pStyle w:val="Footer"/>
-      <w:jc w:val="center"/>
-    </w:pPr>
-    <w:r>
-      <w:rPr>
-        <w:rFonts w:ascii="Times New Roman" w:hAnsi="Times New Roman"/>
-        <w:sz w:val="24"/>
-      </w:rPr>
-      <w:fldChar w:fldCharType="begin"/>
-      <w:instrText xml:space="preserve"> PAGE </w:instrText>
-      <w:fldChar w:fldCharType="separate"/>
-      <w:fldChar w:fldCharType="end"/>
-    </w:r>
-  </w:p>
-</w:ftr>
-</file>
-
-<file path=word/footer33.xml><?xml version="1.0" encoding="utf-8"?>
-<w:ftr xmlns:m="http://schemas.openxmlformats.org/officeDocument/2006/math" xmlns:mc="http://schemas.openxmlformats.org/markup-compatibility/2006" xmlns:mo="http://schemas.microsoft.com/office/mac/office/2008/main" xmlns:mv="urn:schemas-microsoft-com:mac:vml" xmlns:o="urn:schemas-microsoft-com:office:office" xmlns:r="http://schemas.openxmlformats.org/officeDocument/2006/relationships" xmlns:v="urn:schemas-microsoft-com:vml" xmlns:w10="urn:schemas-microsoft-com:office:word" xmlns:w14="http://schemas.microsoft.com/office/word/2010/wordml" xmlns:w="http://schemas.openxmlformats.org/wordprocessingml/2006/main" xmlns:wne="http://schemas.microsoft.com/office/word/2006/wordml" xmlns:wp14="http://schemas.microsoft.com/office/word/2010/wordprocessingDrawing" xmlns:wp="http://schemas.openxmlformats.org/drawingml/2006/wordprocessingDrawing" xmlns:wpc="http://schemas.microsoft.com/office/word/2010/wordprocessingCanvas" xmlns:wpg="http://schemas.microsoft.com/office/word/2010/wordprocessingGroup" xmlns:wpi="http://schemas.microsoft.com/office/word/2010/wordprocessingInk" xmlns:wps="http://schemas.microsoft.com/office/word/2010/wordprocessingShape" mc:Ignorable="w14 wp14">
-  <w:p>
-    <w:pPr>
-      <w:pStyle w:val="Footer"/>
-      <w:jc w:val="center"/>
-    </w:pPr>
-    <w:r>
-      <w:rPr>
-        <w:rFonts w:ascii="Times New Roman" w:hAnsi="Times New Roman"/>
-        <w:sz w:val="24"/>
-      </w:rPr>
-      <w:fldChar w:fldCharType="begin"/>
-      <w:instrText xml:space="preserve"> PAGE </w:instrText>
-      <w:fldChar w:fldCharType="separate"/>
-      <w:fldChar w:fldCharType="end"/>
-    </w:r>
-  </w:p>
-</w:ftr>
-</file>
-
-<file path=word/footer34.xml><?xml version="1.0" encoding="utf-8"?>
-<w:ftr xmlns:m="http://schemas.openxmlformats.org/officeDocument/2006/math" xmlns:mc="http://schemas.openxmlformats.org/markup-compatibility/2006" xmlns:mo="http://schemas.microsoft.com/office/mac/office/2008/main" xmlns:mv="urn:schemas-microsoft-com:mac:vml" xmlns:o="urn:schemas-microsoft-com:office:office" xmlns:r="http://schemas.openxmlformats.org/officeDocument/2006/relationships" xmlns:v="urn:schemas-microsoft-com:vml" xmlns:w10="urn:schemas-microsoft-com:office:word" xmlns:w14="http://schemas.microsoft.com/office/word/2010/wordml" xmlns:w="http://schemas.openxmlformats.org/wordprocessingml/2006/main" xmlns:wne="http://schemas.microsoft.com/office/word/2006/wordml" xmlns:wp14="http://schemas.microsoft.com/office/word/2010/wordprocessingDrawing" xmlns:wp="http://schemas.openxmlformats.org/drawingml/2006/wordprocessingDrawing" xmlns:wpc="http://schemas.microsoft.com/office/word/2010/wordprocessingCanvas" xmlns:wpg="http://schemas.microsoft.com/office/word/2010/wordprocessingGroup" xmlns:wpi="http://schemas.microsoft.com/office/word/2010/wordprocessingInk" xmlns:wps="http://schemas.microsoft.com/office/word/2010/wordprocessingShape" mc:Ignorable="w14 wp14">
-  <w:p>
-    <w:pPr>
-      <w:pStyle w:val="Footer"/>
-      <w:jc w:val="center"/>
-    </w:pPr>
-    <w:r>
-      <w:rPr>
-        <w:rFonts w:ascii="Times New Roman" w:hAnsi="Times New Roman"/>
-        <w:sz w:val="24"/>
-      </w:rPr>
-      <w:fldChar w:fldCharType="begin"/>
-      <w:instrText xml:space="preserve"> PAGE </w:instrText>
-      <w:fldChar w:fldCharType="separate"/>
-      <w:fldChar w:fldCharType="end"/>
-    </w:r>
-  </w:p>
-</w:ftr>
-</file>
-
-<file path=word/footer35.xml><?xml version="1.0" encoding="utf-8"?>
-<w:ftr xmlns:m="http://schemas.openxmlformats.org/officeDocument/2006/math" xmlns:mc="http://schemas.openxmlformats.org/markup-compatibility/2006" xmlns:mo="http://schemas.microsoft.com/office/mac/office/2008/main" xmlns:mv="urn:schemas-microsoft-com:mac:vml" xmlns:o="urn:schemas-microsoft-com:office:office" xmlns:r="http://schemas.openxmlformats.org/officeDocument/2006/relationships" xmlns:v="urn:schemas-microsoft-com:vml" xmlns:w10="urn:schemas-microsoft-com:office:word" xmlns:w14="http://schemas.microsoft.com/office/word/2010/wordml" xmlns:w="http://schemas.openxmlformats.org/wordprocessingml/2006/main" xmlns:wne="http://schemas.microsoft.com/office/word/2006/wordml" xmlns:wp14="http://schemas.microsoft.com/office/word/2010/wordprocessingDrawing" xmlns:wp="http://schemas.openxmlformats.org/drawingml/2006/wordprocessingDrawing" xmlns:wpc="http://schemas.microsoft.com/office/word/2010/wordprocessingCanvas" xmlns:wpg="http://schemas.microsoft.com/office/word/2010/wordprocessingGroup" xmlns:wpi="http://schemas.microsoft.com/office/word/2010/wordprocessingInk" xmlns:wps="http://schemas.microsoft.com/office/word/2010/wordprocessingShape" mc:Ignorable="w14 wp14">
-  <w:p>
-    <w:pPr>
-      <w:pStyle w:val="Footer"/>
-      <w:jc w:val="center"/>
-    </w:pPr>
-    <w:r>
-      <w:rPr>
-        <w:rFonts w:ascii="Times New Roman" w:hAnsi="Times New Roman"/>
-        <w:sz w:val="24"/>
-      </w:rPr>
-      <w:fldChar w:fldCharType="begin"/>
-      <w:instrText xml:space="preserve"> PAGE </w:instrText>
-      <w:fldChar w:fldCharType="separate"/>
-      <w:fldChar w:fldCharType="end"/>
-    </w:r>
-  </w:p>
-</w:ftr>
-</file>
-
-<file path=word/footer36.xml><?xml version="1.0" encoding="utf-8"?>
-<w:ftr xmlns:m="http://schemas.openxmlformats.org/officeDocument/2006/math" xmlns:mc="http://schemas.openxmlformats.org/markup-compatibility/2006" xmlns:mo="http://schemas.microsoft.com/office/mac/office/2008/main" xmlns:mv="urn:schemas-microsoft-com:mac:vml" xmlns:o="urn:schemas-microsoft-com:office:office" xmlns:r="http://schemas.openxmlformats.org/officeDocument/2006/relationships" xmlns:v="urn:schemas-microsoft-com:vml" xmlns:w10="urn:schemas-microsoft-com:office:word" xmlns:w14="http://schemas.microsoft.com/office/word/2010/wordml" xmlns:w="http://schemas.openxmlformats.org/wordprocessingml/2006/main" xmlns:wne="http://schemas.microsoft.com/office/word/2006/wordml" xmlns:wp14="http://schemas.microsoft.com/office/word/2010/wordprocessingDrawing" xmlns:wp="http://schemas.openxmlformats.org/drawingml/2006/wordprocessingDrawing" xmlns:wpc="http://schemas.microsoft.com/office/word/2010/wordprocessingCanvas" xmlns:wpg="http://schemas.microsoft.com/office/word/2010/wordprocessingGroup" xmlns:wpi="http://schemas.microsoft.com/office/word/2010/wordprocessingInk" xmlns:wps="http://schemas.microsoft.com/office/word/2010/wordprocessingShape" mc:Ignorable="w14 wp14">
-  <w:p>
-    <w:pPr>
-      <w:pStyle w:val="Footer"/>
-      <w:jc w:val="center"/>
-    </w:pPr>
-    <w:r>
-      <w:rPr>
-        <w:rFonts w:ascii="Times New Roman" w:hAnsi="Times New Roman"/>
-        <w:sz w:val="24"/>
-      </w:rPr>
-      <w:fldChar w:fldCharType="begin"/>
-      <w:instrText xml:space="preserve"> PAGE </w:instrText>
-      <w:fldChar w:fldCharType="separate"/>
-      <w:fldChar w:fldCharType="end"/>
-    </w:r>
   </w:p>
 </w:ftr>
 </file>
@@ -8464,18 +7828,7 @@
   <w:p>
     <w:pPr>
       <w:pStyle w:val="Footer"/>
-      <w:jc w:val="center"/>
     </w:pPr>
-    <w:r>
-      <w:rPr>
-        <w:rFonts w:ascii="Times New Roman" w:hAnsi="Times New Roman"/>
-        <w:sz w:val="24"/>
-      </w:rPr>
-      <w:fldChar w:fldCharType="begin"/>
-      <w:instrText xml:space="preserve"> PAGE \* roman </w:instrText>
-      <w:fldChar w:fldCharType="separate"/>
-      <w:fldChar w:fldCharType="end"/>
-    </w:r>
   </w:p>
 </w:ftr>
 </file>
@@ -8527,7 +7880,18 @@
   <w:p>
     <w:pPr>
       <w:pStyle w:val="Footer"/>
+      <w:jc w:val="center"/>
     </w:pPr>
+    <w:r>
+      <w:rPr>
+        <w:rFonts w:ascii="Times New Roman" w:hAnsi="Times New Roman"/>
+        <w:sz w:val="24"/>
+      </w:rPr>
+      <w:fldChar w:fldCharType="begin"/>
+      <w:instrText xml:space="preserve"> PAGE \* roman </w:instrText>
+      <w:fldChar w:fldCharType="separate"/>
+      <w:fldChar w:fldCharType="end"/>
+    </w:r>
   </w:p>
 </w:ftr>
 </file>
@@ -8537,7 +7901,18 @@
   <w:p>
     <w:pPr>
       <w:pStyle w:val="Footer"/>
+      <w:jc w:val="center"/>
     </w:pPr>
+    <w:r>
+      <w:rPr>
+        <w:rFonts w:ascii="Times New Roman" w:hAnsi="Times New Roman"/>
+        <w:sz w:val="24"/>
+      </w:rPr>
+      <w:fldChar w:fldCharType="begin"/>
+      <w:instrText xml:space="preserve"> PAGE \* roman </w:instrText>
+      <w:fldChar w:fldCharType="separate"/>
+      <w:fldChar w:fldCharType="end"/>
+    </w:r>
   </w:p>
 </w:ftr>
 </file>

--- a/keidy/reportes/Informe_Pasantia_IUTECP.docx
+++ b/keidy/reportes/Informe_Pasantia_IUTECP.docx
@@ -2454,7 +2454,319 @@
           <w:i w:val="0"/>
           <w:sz w:val="24"/>
         </w:rPr>
-        <w:t>La población de trabajadores de Lubricantes y Equipos Varyná C.A. está conformada por personal administrativo, técnico y operativo. Toda la empresa trabaja de manera coordinada para garantizar la calidad de los servicios prestados, recayendo sobre el área de procura administrativa la responsabilidad de asegurar la disponibilidad oportuna de materiales y repuestos para la continuidad operativa.</w:t>
+        <w:t>La población de trabajadores de Lubricantes y Equipos Varyná C.A. está conformada por un total de cuarenta y dos (42) trabajadores distribuidos en los siguientes departamentos y áreas operativas:</w:t>
+      </w:r>
+    </w:p>
+    <w:p>
+      <w:pPr>
+        <w:spacing w:line="360" w:lineRule="auto" w:after="0" w:before="0"/>
+        <w:ind w:firstLine="709"/>
+        <w:jc w:val="both"/>
+      </w:pPr>
+      <w:r>
+        <w:rPr>
+          <w:rFonts w:ascii="Times New Roman" w:hAnsi="Times New Roman"/>
+          <w:i w:val="0"/>
+          <w:sz w:val="24"/>
+        </w:rPr>
+      </w:r>
+    </w:p>
+    <w:p>
+      <w:pPr>
+        <w:spacing w:line="360" w:lineRule="auto" w:after="0" w:before="0"/>
+        <w:ind w:firstLine="709"/>
+        <w:jc w:val="both"/>
+      </w:pPr>
+      <w:r>
+        <w:rPr>
+          <w:rFonts w:ascii="Times New Roman" w:hAnsi="Times New Roman"/>
+          <w:i w:val="0"/>
+          <w:sz w:val="24"/>
+        </w:rPr>
+        <w:t>Cuadro N° X. Distribución de la Población de Trabajadores</w:t>
+      </w:r>
+    </w:p>
+    <w:p>
+      <w:pPr>
+        <w:spacing w:line="360" w:lineRule="auto" w:after="0" w:before="0"/>
+        <w:ind w:firstLine="709"/>
+        <w:jc w:val="both"/>
+      </w:pPr>
+      <w:r>
+        <w:rPr>
+          <w:rFonts w:ascii="Times New Roman" w:hAnsi="Times New Roman"/>
+          <w:i w:val="0"/>
+          <w:sz w:val="24"/>
+        </w:rPr>
+      </w:r>
+    </w:p>
+    <w:p>
+      <w:pPr>
+        <w:spacing w:line="360" w:lineRule="auto" w:after="0" w:before="0"/>
+        <w:ind w:firstLine="709"/>
+        <w:jc w:val="both"/>
+      </w:pPr>
+      <w:r>
+        <w:rPr>
+          <w:rFonts w:ascii="Times New Roman" w:hAnsi="Times New Roman"/>
+          <w:i w:val="0"/>
+          <w:sz w:val="24"/>
+        </w:rPr>
+        <w:t>| Departamento / Área | Cargo | Sexo Femenino | Sexo Masculino | Total |</w:t>
+      </w:r>
+    </w:p>
+    <w:p>
+      <w:pPr>
+        <w:spacing w:line="360" w:lineRule="auto" w:after="0" w:before="0"/>
+        <w:ind w:firstLine="709"/>
+        <w:jc w:val="both"/>
+      </w:pPr>
+      <w:r>
+        <w:rPr>
+          <w:rFonts w:ascii="Times New Roman" w:hAnsi="Times New Roman"/>
+          <w:i w:val="0"/>
+          <w:sz w:val="24"/>
+        </w:rPr>
+        <w:t>| --- | --- | --- | --- | --- |</w:t>
+      </w:r>
+    </w:p>
+    <w:p>
+      <w:pPr>
+        <w:spacing w:line="360" w:lineRule="auto" w:after="0" w:before="0"/>
+        <w:ind w:firstLine="709"/>
+        <w:jc w:val="both"/>
+      </w:pPr>
+      <w:r>
+        <w:rPr>
+          <w:rFonts w:ascii="Times New Roman" w:hAnsi="Times New Roman"/>
+          <w:i w:val="0"/>
+          <w:sz w:val="24"/>
+        </w:rPr>
+        <w:t>| Alta Dirección | Gerente General | 0 | 1 | 1 |</w:t>
+      </w:r>
+    </w:p>
+    <w:p>
+      <w:pPr>
+        <w:spacing w:line="360" w:lineRule="auto" w:after="0" w:before="0"/>
+        <w:ind w:firstLine="709"/>
+        <w:jc w:val="both"/>
+      </w:pPr>
+      <w:r>
+        <w:rPr>
+          <w:rFonts w:ascii="Times New Roman" w:hAnsi="Times New Roman"/>
+          <w:i w:val="0"/>
+          <w:sz w:val="24"/>
+        </w:rPr>
+        <w:t>| Dirección Operativa | Gerente de Operaciones | 0 | 1 | 1 |</w:t>
+      </w:r>
+    </w:p>
+    <w:p>
+      <w:pPr>
+        <w:spacing w:line="360" w:lineRule="auto" w:after="0" w:before="0"/>
+        <w:ind w:firstLine="709"/>
+        <w:jc w:val="both"/>
+      </w:pPr>
+      <w:r>
+        <w:rPr>
+          <w:rFonts w:ascii="Times New Roman" w:hAnsi="Times New Roman"/>
+          <w:i w:val="0"/>
+          <w:sz w:val="24"/>
+        </w:rPr>
+        <w:t>| Control y Avance | Gerente / Operaciones Morichal | 1 | 1 | 2 |</w:t>
+      </w:r>
+    </w:p>
+    <w:p>
+      <w:pPr>
+        <w:spacing w:line="360" w:lineRule="auto" w:after="0" w:before="0"/>
+        <w:ind w:firstLine="709"/>
+        <w:jc w:val="both"/>
+      </w:pPr>
+      <w:r>
+        <w:rPr>
+          <w:rFonts w:ascii="Times New Roman" w:hAnsi="Times New Roman"/>
+          <w:i w:val="0"/>
+          <w:sz w:val="24"/>
+        </w:rPr>
+        <w:t>| Administración (Área de Pasantía) | Administración / Asistentes Administrativos | 2 | 1 | 3 |</w:t>
+      </w:r>
+    </w:p>
+    <w:p>
+      <w:pPr>
+        <w:spacing w:line="360" w:lineRule="auto" w:after="0" w:before="0"/>
+        <w:ind w:firstLine="709"/>
+        <w:jc w:val="both"/>
+      </w:pPr>
+      <w:r>
+        <w:rPr>
+          <w:rFonts w:ascii="Times New Roman" w:hAnsi="Times New Roman"/>
+          <w:i w:val="0"/>
+          <w:sz w:val="24"/>
+        </w:rPr>
+        <w:t>| | Control de Avance, Logística y Compras (Procura) | 1 | 1 | 2 |</w:t>
+      </w:r>
+    </w:p>
+    <w:p>
+      <w:pPr>
+        <w:spacing w:line="360" w:lineRule="auto" w:after="0" w:before="0"/>
+        <w:ind w:firstLine="709"/>
+        <w:jc w:val="both"/>
+      </w:pPr>
+      <w:r>
+        <w:rPr>
+          <w:rFonts w:ascii="Times New Roman" w:hAnsi="Times New Roman"/>
+          <w:i w:val="0"/>
+          <w:sz w:val="24"/>
+        </w:rPr>
+        <w:t>| | Operarios, Sup. Patio, Mantenimiento y Logística | 0 | 2 | 2 |</w:t>
+      </w:r>
+    </w:p>
+    <w:p>
+      <w:pPr>
+        <w:spacing w:line="360" w:lineRule="auto" w:after="0" w:before="0"/>
+        <w:ind w:firstLine="709"/>
+        <w:jc w:val="both"/>
+      </w:pPr>
+      <w:r>
+        <w:rPr>
+          <w:rFonts w:ascii="Times New Roman" w:hAnsi="Times New Roman"/>
+          <w:i w:val="0"/>
+          <w:sz w:val="24"/>
+        </w:rPr>
+        <w:t>| Contratación y Adm. Contratos | Gerente / Estimadores, Administradores, Planificadores | 2 | 1 | 3 |</w:t>
+      </w:r>
+    </w:p>
+    <w:p>
+      <w:pPr>
+        <w:spacing w:line="360" w:lineRule="auto" w:after="0" w:before="0"/>
+        <w:ind w:firstLine="709"/>
+        <w:jc w:val="both"/>
+      </w:pPr>
+      <w:r>
+        <w:rPr>
+          <w:rFonts w:ascii="Times New Roman" w:hAnsi="Times New Roman"/>
+          <w:i w:val="0"/>
+          <w:sz w:val="24"/>
+        </w:rPr>
+        <w:t>| Recursos Humanos | Gerente de RRHH-Laborales / Asistentes | 2 | 1 | 3 |</w:t>
+      </w:r>
+    </w:p>
+    <w:p>
+      <w:pPr>
+        <w:spacing w:line="360" w:lineRule="auto" w:after="0" w:before="0"/>
+        <w:ind w:firstLine="709"/>
+        <w:jc w:val="both"/>
+      </w:pPr>
+      <w:r>
+        <w:rPr>
+          <w:rFonts w:ascii="Times New Roman" w:hAnsi="Times New Roman"/>
+          <w:i w:val="0"/>
+          <w:sz w:val="24"/>
+        </w:rPr>
+        <w:t>| Proyectos y Producción | Gerentes de Proyecto, Optimización y Servicios | 1 | 2 | 3 |</w:t>
+      </w:r>
+    </w:p>
+    <w:p>
+      <w:pPr>
+        <w:spacing w:line="360" w:lineRule="auto" w:after="0" w:before="0"/>
+        <w:ind w:firstLine="709"/>
+        <w:jc w:val="both"/>
+      </w:pPr>
+      <w:r>
+        <w:rPr>
+          <w:rFonts w:ascii="Times New Roman" w:hAnsi="Times New Roman"/>
+          <w:i w:val="0"/>
+          <w:sz w:val="24"/>
+        </w:rPr>
+        <w:t>| | Gerente Metalmecánico | 0 | 1 | 1 |</w:t>
+      </w:r>
+    </w:p>
+    <w:p>
+      <w:pPr>
+        <w:spacing w:line="360" w:lineRule="auto" w:after="0" w:before="0"/>
+        <w:ind w:firstLine="709"/>
+        <w:jc w:val="both"/>
+      </w:pPr>
+      <w:r>
+        <w:rPr>
+          <w:rFonts w:ascii="Times New Roman" w:hAnsi="Times New Roman"/>
+          <w:i w:val="0"/>
+          <w:sz w:val="24"/>
+        </w:rPr>
+        <w:t>| Ingeniería y Campo | Ingenieros Residentes / Coordinadores (SIHO-A, Calidad) | 2 | 3 | 5 |</w:t>
+      </w:r>
+    </w:p>
+    <w:p>
+      <w:pPr>
+        <w:spacing w:line="360" w:lineRule="auto" w:after="0" w:before="0"/>
+        <w:ind w:firstLine="709"/>
+        <w:jc w:val="both"/>
+      </w:pPr>
+      <w:r>
+        <w:rPr>
+          <w:rFonts w:ascii="Times New Roman" w:hAnsi="Times New Roman"/>
+          <w:i w:val="0"/>
+          <w:sz w:val="24"/>
+        </w:rPr>
+        <w:t>| | Inspectores (SIHO, Ambiente, Paramédicos, Calidad) | 2 | 2 | 4 |</w:t>
+      </w:r>
+    </w:p>
+    <w:p>
+      <w:pPr>
+        <w:spacing w:line="360" w:lineRule="auto" w:after="0" w:before="0"/>
+        <w:ind w:firstLine="709"/>
+        <w:jc w:val="both"/>
+      </w:pPr>
+      <w:r>
+        <w:rPr>
+          <w:rFonts w:ascii="Times New Roman" w:hAnsi="Times New Roman"/>
+          <w:i w:val="0"/>
+          <w:sz w:val="24"/>
+        </w:rPr>
+        <w:t>| | Supervisor de Obras, Operadores, Chóferes, Soldadores, Obreros | 1 | 10 | 11 |</w:t>
+      </w:r>
+    </w:p>
+    <w:p>
+      <w:pPr>
+        <w:spacing w:line="360" w:lineRule="auto" w:after="0" w:before="0"/>
+        <w:ind w:firstLine="709"/>
+        <w:jc w:val="both"/>
+      </w:pPr>
+      <w:r>
+        <w:rPr>
+          <w:rFonts w:ascii="Times New Roman" w:hAnsi="Times New Roman"/>
+          <w:i w:val="0"/>
+          <w:sz w:val="24"/>
+        </w:rPr>
+        <w:t>| **TOTAL GENERAL** | | **14** | **28** | **42** |</w:t>
+      </w:r>
+    </w:p>
+    <w:p>
+      <w:pPr>
+        <w:spacing w:line="360" w:lineRule="auto" w:after="0" w:before="0"/>
+        <w:ind w:firstLine="709"/>
+        <w:jc w:val="both"/>
+      </w:pPr>
+      <w:r>
+        <w:rPr>
+          <w:rFonts w:ascii="Times New Roman" w:hAnsi="Times New Roman"/>
+          <w:i w:val="0"/>
+          <w:sz w:val="24"/>
+        </w:rPr>
+      </w:r>
+    </w:p>
+    <w:p>
+      <w:pPr>
+        <w:spacing w:line="360" w:lineRule="auto" w:after="0" w:before="0"/>
+        <w:ind w:firstLine="709"/>
+        <w:jc w:val="both"/>
+      </w:pPr>
+      <w:r>
+        <w:rPr>
+          <w:rFonts w:ascii="Times New Roman" w:hAnsi="Times New Roman"/>
+          <w:i w:val="0"/>
+          <w:sz w:val="24"/>
+        </w:rPr>
+        <w:t>*Fuente: Departamento Administrativo de Lubricantes y Equipos Varyna, C.A. (2026).*</w:t>
       </w:r>
     </w:p>
     <w:p>
@@ -2485,7 +2797,31 @@
           <w:i w:val="0"/>
           <w:sz w:val="24"/>
         </w:rPr>
-        <w:t>A continuación, se presenta la estructura organizativa de la empresa, reflejando las líneas de mando y la distribución de los departamentos administrativos y de procura:</w:t>
+        <w:t>A continuación, se presenta la estructura organizativa de la empresa, reflejando las líneas de mando y la distribución de los departamentos administrativos y de procura. Los departamentos que conforman la organización son los siguientes:</w:t>
+        <w:br/>
+        <w:br/>
+        <w:t>Gerencia General: Es la máxima autoridad ejecutiva encargada de la dirección estratégica, la toma de decisiones corporativas y el cumplimiento de los objetivos globales de la organización.</w:t>
+        <w:br/>
+        <w:br/>
+        <w:t>Gerencia de Operaciones: Coordina y supervisa la ejecución técnica y operativa de los proyectos, garantizando la eficiencia en el uso de recursos e infraestructura en campo.</w:t>
+        <w:br/>
+        <w:br/>
+        <w:t>Gerencia de Control y Avance (y Operaciones Morichal): Responsable de monitorear el rendimiento, cumplimiento de metas de avance físico de obras y la logística operativa regional en el área de Morichal.</w:t>
+        <w:br/>
+        <w:br/>
+        <w:t>Departamento Administrativo (Área de Pasantía): Unidad encargada de la gestión financiera, presupuestaria, logística interna, control contable e inventarios. En este departamento se desenvuelve la pasante en el rol de Asistente Administrativo, brindando apoyo operativo y de control, con énfasis en el área de Procura (Compras y Logística) mediante la recepción de requerimientos, solicitud de cotizaciones, selección de proveedores y seguimiento a la adquisición oportuna de bienes, materiales y servicios esenciales.</w:t>
+        <w:br/>
+        <w:br/>
+        <w:t>Gerencia de Contratación y Administración de Contratos: Encargada del análisis de costos, estimaciones presupuestarias, planificación y control legal y operativo de las licitaciones y contratos vigentes.</w:t>
+        <w:br/>
+        <w:br/>
+        <w:t>Gerencia de Recursos Humanos y Relaciones Laborales: Dirige el reclutamiento, selección, administración de personal, nómina y la gestión del clima laboral de la empresa.</w:t>
+        <w:br/>
+        <w:br/>
+        <w:t>Gerencias Técnicas (Proyectos, Optimización, Servicios Eléctricos y Metalmecánico): Áreas especializadas dedicadas al diseño, mantenimiento, ejecución de estructuras metálicas y optimización de servicios de ingeniería en campo.</w:t>
+        <w:br/>
+        <w:br/>
+        <w:t>Coordinaciones de SIHO-A y Calidad: Unidades orientadas a garantizar la Seguridad Industrial, Higiene Ocupacional y Ambiente, asegurando el cumplimiento de normas de prevención de riesgos y estándares de calidad en las operaciones.</w:t>
       </w:r>
     </w:p>
     <w:p>

--- a/keidy/reportes/Informe_Pasantia_IUTECP.docx
+++ b/keidy/reportes/Informe_Pasantia_IUTECP.docx
@@ -2454,7 +2454,7 @@
           <w:i w:val="0"/>
           <w:sz w:val="24"/>
         </w:rPr>
-        <w:t>La población de trabajadores de Lubricantes y Equipos Varyná C.A. está conformada por un total de cuarenta y dos (42) trabajadores distribuidos en los siguientes departamentos y áreas operativas:</w:t>
+        <w:t>La población de trabajadores de Lubricantes y Equipos Varyná C.A. está conformada por un total de cuarenta y dos (42) trabajadores, distribuidos en catorce (14) del sexo femenino y veintiocho (28) del sexo masculino, organizados en los siguientes departamentos y áreas operativas:</w:t>
       </w:r>
     </w:p>
     <w:p>
@@ -2469,6 +2469,7 @@
           <w:i w:val="0"/>
           <w:sz w:val="24"/>
         </w:rPr>
+        <w:t>En la Alta Dirección labora 1 Gerente General (masculino). En la Dirección Operativa, 1 Gerente de Operaciones (masculino). En Control y Avance y Operaciones Morichal, 2 trabajadores (1 femenino, 1 masculino).</w:t>
       </w:r>
     </w:p>
     <w:p>
@@ -2483,7 +2484,7 @@
           <w:i w:val="0"/>
           <w:sz w:val="24"/>
         </w:rPr>
-        <w:t>Cuadro N° X. Distribución de la Población de Trabajadores</w:t>
+        <w:t>En el Departamento Administrativo, área donde se desarrolla la pasantía, se desempeñan 3 trabajadores en Administración y Asistentes Administrativos (2 femenino, 1 masculino); 2 en Control de Avance, Logística y Compras o Procura (1 femenino, 1 masculino); y 2 operarios, supervisores de patio, mantenimiento y logística (masculino).</w:t>
       </w:r>
     </w:p>
     <w:p>
@@ -2498,6 +2499,7 @@
           <w:i w:val="0"/>
           <w:sz w:val="24"/>
         </w:rPr>
+        <w:t>En Contratación y Administración de Contratos laboran 3 trabajadores (2 femenino, 1 masculino). En Recursos Humanos, 3 trabajadores (2 femenino, 1 masculino).</w:t>
       </w:r>
     </w:p>
     <w:p>
@@ -2512,7 +2514,7 @@
           <w:i w:val="0"/>
           <w:sz w:val="24"/>
         </w:rPr>
-        <w:t>| Departamento / Área | Cargo | Sexo Femenino | Sexo Masculino | Total |</w:t>
+        <w:t>En Proyectos y Producción se desempeñan 3 Gerentes de Proyecto, Optimización y Servicios (1 femenino, 2 masculino); y 1 Gerente Metalmecánico (masculino).</w:t>
       </w:r>
     </w:p>
     <w:p>
@@ -2527,7 +2529,7 @@
           <w:i w:val="0"/>
           <w:sz w:val="24"/>
         </w:rPr>
-        <w:t>| --- | --- | --- | --- | --- |</w:t>
+        <w:t>En Ingeniería y Campo laboran 5 Ingenieros Residentes y Coordinadores de SIHO-A y Calidad (2 femenino, 3 masculino); 4 Inspectores de SIHO, Ambiente, Paramédicos y Calidad (2 femenino, 2 masculino); y 11 Supervisores de Obras, Operadores, Chóferes, Soldadores y Obreros (1 femenino, 10 masculino).</w:t>
       </w:r>
     </w:p>
     <w:p>
@@ -2542,231 +2544,7 @@
           <w:i w:val="0"/>
           <w:sz w:val="24"/>
         </w:rPr>
-        <w:t>| Alta Dirección | Gerente General | 0 | 1 | 1 |</w:t>
-      </w:r>
-    </w:p>
-    <w:p>
-      <w:pPr>
-        <w:spacing w:line="360" w:lineRule="auto" w:after="0" w:before="0"/>
-        <w:ind w:firstLine="709"/>
-        <w:jc w:val="both"/>
-      </w:pPr>
-      <w:r>
-        <w:rPr>
-          <w:rFonts w:ascii="Times New Roman" w:hAnsi="Times New Roman"/>
-          <w:i w:val="0"/>
-          <w:sz w:val="24"/>
-        </w:rPr>
-        <w:t>| Dirección Operativa | Gerente de Operaciones | 0 | 1 | 1 |</w:t>
-      </w:r>
-    </w:p>
-    <w:p>
-      <w:pPr>
-        <w:spacing w:line="360" w:lineRule="auto" w:after="0" w:before="0"/>
-        <w:ind w:firstLine="709"/>
-        <w:jc w:val="both"/>
-      </w:pPr>
-      <w:r>
-        <w:rPr>
-          <w:rFonts w:ascii="Times New Roman" w:hAnsi="Times New Roman"/>
-          <w:i w:val="0"/>
-          <w:sz w:val="24"/>
-        </w:rPr>
-        <w:t>| Control y Avance | Gerente / Operaciones Morichal | 1 | 1 | 2 |</w:t>
-      </w:r>
-    </w:p>
-    <w:p>
-      <w:pPr>
-        <w:spacing w:line="360" w:lineRule="auto" w:after="0" w:before="0"/>
-        <w:ind w:firstLine="709"/>
-        <w:jc w:val="both"/>
-      </w:pPr>
-      <w:r>
-        <w:rPr>
-          <w:rFonts w:ascii="Times New Roman" w:hAnsi="Times New Roman"/>
-          <w:i w:val="0"/>
-          <w:sz w:val="24"/>
-        </w:rPr>
-        <w:t>| Administración (Área de Pasantía) | Administración / Asistentes Administrativos | 2 | 1 | 3 |</w:t>
-      </w:r>
-    </w:p>
-    <w:p>
-      <w:pPr>
-        <w:spacing w:line="360" w:lineRule="auto" w:after="0" w:before="0"/>
-        <w:ind w:firstLine="709"/>
-        <w:jc w:val="both"/>
-      </w:pPr>
-      <w:r>
-        <w:rPr>
-          <w:rFonts w:ascii="Times New Roman" w:hAnsi="Times New Roman"/>
-          <w:i w:val="0"/>
-          <w:sz w:val="24"/>
-        </w:rPr>
-        <w:t>| | Control de Avance, Logística y Compras (Procura) | 1 | 1 | 2 |</w:t>
-      </w:r>
-    </w:p>
-    <w:p>
-      <w:pPr>
-        <w:spacing w:line="360" w:lineRule="auto" w:after="0" w:before="0"/>
-        <w:ind w:firstLine="709"/>
-        <w:jc w:val="both"/>
-      </w:pPr>
-      <w:r>
-        <w:rPr>
-          <w:rFonts w:ascii="Times New Roman" w:hAnsi="Times New Roman"/>
-          <w:i w:val="0"/>
-          <w:sz w:val="24"/>
-        </w:rPr>
-        <w:t>| | Operarios, Sup. Patio, Mantenimiento y Logística | 0 | 2 | 2 |</w:t>
-      </w:r>
-    </w:p>
-    <w:p>
-      <w:pPr>
-        <w:spacing w:line="360" w:lineRule="auto" w:after="0" w:before="0"/>
-        <w:ind w:firstLine="709"/>
-        <w:jc w:val="both"/>
-      </w:pPr>
-      <w:r>
-        <w:rPr>
-          <w:rFonts w:ascii="Times New Roman" w:hAnsi="Times New Roman"/>
-          <w:i w:val="0"/>
-          <w:sz w:val="24"/>
-        </w:rPr>
-        <w:t>| Contratación y Adm. Contratos | Gerente / Estimadores, Administradores, Planificadores | 2 | 1 | 3 |</w:t>
-      </w:r>
-    </w:p>
-    <w:p>
-      <w:pPr>
-        <w:spacing w:line="360" w:lineRule="auto" w:after="0" w:before="0"/>
-        <w:ind w:firstLine="709"/>
-        <w:jc w:val="both"/>
-      </w:pPr>
-      <w:r>
-        <w:rPr>
-          <w:rFonts w:ascii="Times New Roman" w:hAnsi="Times New Roman"/>
-          <w:i w:val="0"/>
-          <w:sz w:val="24"/>
-        </w:rPr>
-        <w:t>| Recursos Humanos | Gerente de RRHH-Laborales / Asistentes | 2 | 1 | 3 |</w:t>
-      </w:r>
-    </w:p>
-    <w:p>
-      <w:pPr>
-        <w:spacing w:line="360" w:lineRule="auto" w:after="0" w:before="0"/>
-        <w:ind w:firstLine="709"/>
-        <w:jc w:val="both"/>
-      </w:pPr>
-      <w:r>
-        <w:rPr>
-          <w:rFonts w:ascii="Times New Roman" w:hAnsi="Times New Roman"/>
-          <w:i w:val="0"/>
-          <w:sz w:val="24"/>
-        </w:rPr>
-        <w:t>| Proyectos y Producción | Gerentes de Proyecto, Optimización y Servicios | 1 | 2 | 3 |</w:t>
-      </w:r>
-    </w:p>
-    <w:p>
-      <w:pPr>
-        <w:spacing w:line="360" w:lineRule="auto" w:after="0" w:before="0"/>
-        <w:ind w:firstLine="709"/>
-        <w:jc w:val="both"/>
-      </w:pPr>
-      <w:r>
-        <w:rPr>
-          <w:rFonts w:ascii="Times New Roman" w:hAnsi="Times New Roman"/>
-          <w:i w:val="0"/>
-          <w:sz w:val="24"/>
-        </w:rPr>
-        <w:t>| | Gerente Metalmecánico | 0 | 1 | 1 |</w:t>
-      </w:r>
-    </w:p>
-    <w:p>
-      <w:pPr>
-        <w:spacing w:line="360" w:lineRule="auto" w:after="0" w:before="0"/>
-        <w:ind w:firstLine="709"/>
-        <w:jc w:val="both"/>
-      </w:pPr>
-      <w:r>
-        <w:rPr>
-          <w:rFonts w:ascii="Times New Roman" w:hAnsi="Times New Roman"/>
-          <w:i w:val="0"/>
-          <w:sz w:val="24"/>
-        </w:rPr>
-        <w:t>| Ingeniería y Campo | Ingenieros Residentes / Coordinadores (SIHO-A, Calidad) | 2 | 3 | 5 |</w:t>
-      </w:r>
-    </w:p>
-    <w:p>
-      <w:pPr>
-        <w:spacing w:line="360" w:lineRule="auto" w:after="0" w:before="0"/>
-        <w:ind w:firstLine="709"/>
-        <w:jc w:val="both"/>
-      </w:pPr>
-      <w:r>
-        <w:rPr>
-          <w:rFonts w:ascii="Times New Roman" w:hAnsi="Times New Roman"/>
-          <w:i w:val="0"/>
-          <w:sz w:val="24"/>
-        </w:rPr>
-        <w:t>| | Inspectores (SIHO, Ambiente, Paramédicos, Calidad) | 2 | 2 | 4 |</w:t>
-      </w:r>
-    </w:p>
-    <w:p>
-      <w:pPr>
-        <w:spacing w:line="360" w:lineRule="auto" w:after="0" w:before="0"/>
-        <w:ind w:firstLine="709"/>
-        <w:jc w:val="both"/>
-      </w:pPr>
-      <w:r>
-        <w:rPr>
-          <w:rFonts w:ascii="Times New Roman" w:hAnsi="Times New Roman"/>
-          <w:i w:val="0"/>
-          <w:sz w:val="24"/>
-        </w:rPr>
-        <w:t>| | Supervisor de Obras, Operadores, Chóferes, Soldadores, Obreros | 1 | 10 | 11 |</w:t>
-      </w:r>
-    </w:p>
-    <w:p>
-      <w:pPr>
-        <w:spacing w:line="360" w:lineRule="auto" w:after="0" w:before="0"/>
-        <w:ind w:firstLine="709"/>
-        <w:jc w:val="both"/>
-      </w:pPr>
-      <w:r>
-        <w:rPr>
-          <w:rFonts w:ascii="Times New Roman" w:hAnsi="Times New Roman"/>
-          <w:i w:val="0"/>
-          <w:sz w:val="24"/>
-        </w:rPr>
-        <w:t>| **TOTAL GENERAL** | | **14** | **28** | **42** |</w:t>
-      </w:r>
-    </w:p>
-    <w:p>
-      <w:pPr>
-        <w:spacing w:line="360" w:lineRule="auto" w:after="0" w:before="0"/>
-        <w:ind w:firstLine="709"/>
-        <w:jc w:val="both"/>
-      </w:pPr>
-      <w:r>
-        <w:rPr>
-          <w:rFonts w:ascii="Times New Roman" w:hAnsi="Times New Roman"/>
-          <w:i w:val="0"/>
-          <w:sz w:val="24"/>
-        </w:rPr>
-      </w:r>
-    </w:p>
-    <w:p>
-      <w:pPr>
-        <w:spacing w:line="360" w:lineRule="auto" w:after="0" w:before="0"/>
-        <w:ind w:firstLine="709"/>
-        <w:jc w:val="both"/>
-      </w:pPr>
-      <w:r>
-        <w:rPr>
-          <w:rFonts w:ascii="Times New Roman" w:hAnsi="Times New Roman"/>
-          <w:i w:val="0"/>
-          <w:sz w:val="24"/>
-        </w:rPr>
-        <w:t>*Fuente: Departamento Administrativo de Lubricantes y Equipos Varyna, C.A. (2026).*</w:t>
+        <w:t>Fuente: Departamento Administrativo de Lubricantes y Equipos Varyna, C.A. (2026).</w:t>
       </w:r>
     </w:p>
     <w:p>
@@ -2798,29 +2576,125 @@
           <w:sz w:val="24"/>
         </w:rPr>
         <w:t>A continuación, se presenta la estructura organizativa de la empresa, reflejando las líneas de mando y la distribución de los departamentos administrativos y de procura. Los departamentos que conforman la organización son los siguientes:</w:t>
-        <w:br/>
-        <w:br/>
+      </w:r>
+    </w:p>
+    <w:p>
+      <w:pPr>
+        <w:spacing w:line="360" w:lineRule="auto" w:after="0" w:before="0"/>
+        <w:ind w:firstLine="709"/>
+        <w:jc w:val="both"/>
+      </w:pPr>
+      <w:r>
+        <w:rPr>
+          <w:rFonts w:ascii="Times New Roman" w:hAnsi="Times New Roman"/>
+          <w:i w:val="0"/>
+          <w:sz w:val="24"/>
+        </w:rPr>
         <w:t>Gerencia General: Es la máxima autoridad ejecutiva encargada de la dirección estratégica, la toma de decisiones corporativas y el cumplimiento de los objetivos globales de la organización.</w:t>
-        <w:br/>
-        <w:br/>
+      </w:r>
+    </w:p>
+    <w:p>
+      <w:pPr>
+        <w:spacing w:line="360" w:lineRule="auto" w:after="0" w:before="0"/>
+        <w:ind w:firstLine="709"/>
+        <w:jc w:val="both"/>
+      </w:pPr>
+      <w:r>
+        <w:rPr>
+          <w:rFonts w:ascii="Times New Roman" w:hAnsi="Times New Roman"/>
+          <w:i w:val="0"/>
+          <w:sz w:val="24"/>
+        </w:rPr>
         <w:t>Gerencia de Operaciones: Coordina y supervisa la ejecución técnica y operativa de los proyectos, garantizando la eficiencia en el uso de recursos e infraestructura en campo.</w:t>
-        <w:br/>
-        <w:br/>
+      </w:r>
+    </w:p>
+    <w:p>
+      <w:pPr>
+        <w:spacing w:line="360" w:lineRule="auto" w:after="0" w:before="0"/>
+        <w:ind w:firstLine="709"/>
+        <w:jc w:val="both"/>
+      </w:pPr>
+      <w:r>
+        <w:rPr>
+          <w:rFonts w:ascii="Times New Roman" w:hAnsi="Times New Roman"/>
+          <w:i w:val="0"/>
+          <w:sz w:val="24"/>
+        </w:rPr>
         <w:t>Gerencia de Control y Avance (y Operaciones Morichal): Responsable de monitorear el rendimiento, cumplimiento de metas de avance físico de obras y la logística operativa regional en el área de Morichal.</w:t>
-        <w:br/>
-        <w:br/>
+      </w:r>
+    </w:p>
+    <w:p>
+      <w:pPr>
+        <w:spacing w:line="360" w:lineRule="auto" w:after="0" w:before="0"/>
+        <w:ind w:firstLine="709"/>
+        <w:jc w:val="both"/>
+      </w:pPr>
+      <w:r>
+        <w:rPr>
+          <w:rFonts w:ascii="Times New Roman" w:hAnsi="Times New Roman"/>
+          <w:i w:val="0"/>
+          <w:sz w:val="24"/>
+        </w:rPr>
         <w:t>Departamento Administrativo (Área de Pasantía): Unidad encargada de la gestión financiera, presupuestaria, logística interna, control contable e inventarios. En este departamento se desenvuelve la pasante en el rol de Asistente Administrativo, brindando apoyo operativo y de control, con énfasis en el área de Procura (Compras y Logística) mediante la recepción de requerimientos, solicitud de cotizaciones, selección de proveedores y seguimiento a la adquisición oportuna de bienes, materiales y servicios esenciales.</w:t>
-        <w:br/>
-        <w:br/>
+      </w:r>
+    </w:p>
+    <w:p>
+      <w:pPr>
+        <w:spacing w:line="360" w:lineRule="auto" w:after="0" w:before="0"/>
+        <w:ind w:firstLine="709"/>
+        <w:jc w:val="both"/>
+      </w:pPr>
+      <w:r>
+        <w:rPr>
+          <w:rFonts w:ascii="Times New Roman" w:hAnsi="Times New Roman"/>
+          <w:i w:val="0"/>
+          <w:sz w:val="24"/>
+        </w:rPr>
         <w:t>Gerencia de Contratación y Administración de Contratos: Encargada del análisis de costos, estimaciones presupuestarias, planificación y control legal y operativo de las licitaciones y contratos vigentes.</w:t>
-        <w:br/>
-        <w:br/>
+      </w:r>
+    </w:p>
+    <w:p>
+      <w:pPr>
+        <w:spacing w:line="360" w:lineRule="auto" w:after="0" w:before="0"/>
+        <w:ind w:firstLine="709"/>
+        <w:jc w:val="both"/>
+      </w:pPr>
+      <w:r>
+        <w:rPr>
+          <w:rFonts w:ascii="Times New Roman" w:hAnsi="Times New Roman"/>
+          <w:i w:val="0"/>
+          <w:sz w:val="24"/>
+        </w:rPr>
         <w:t>Gerencia de Recursos Humanos y Relaciones Laborales: Dirige el reclutamiento, selección, administración de personal, nómina y la gestión del clima laboral de la empresa.</w:t>
-        <w:br/>
-        <w:br/>
+      </w:r>
+    </w:p>
+    <w:p>
+      <w:pPr>
+        <w:spacing w:line="360" w:lineRule="auto" w:after="0" w:before="0"/>
+        <w:ind w:firstLine="709"/>
+        <w:jc w:val="both"/>
+      </w:pPr>
+      <w:r>
+        <w:rPr>
+          <w:rFonts w:ascii="Times New Roman" w:hAnsi="Times New Roman"/>
+          <w:i w:val="0"/>
+          <w:sz w:val="24"/>
+        </w:rPr>
         <w:t>Gerencias Técnicas (Proyectos, Optimización, Servicios Eléctricos y Metalmecánico): Áreas especializadas dedicadas al diseño, mantenimiento, ejecución de estructuras metálicas y optimización de servicios de ingeniería en campo.</w:t>
-        <w:br/>
-        <w:br/>
+      </w:r>
+    </w:p>
+    <w:p>
+      <w:pPr>
+        <w:spacing w:line="360" w:lineRule="auto" w:after="0" w:before="0"/>
+        <w:ind w:firstLine="709"/>
+        <w:jc w:val="both"/>
+      </w:pPr>
+      <w:r>
+        <w:rPr>
+          <w:rFonts w:ascii="Times New Roman" w:hAnsi="Times New Roman"/>
+          <w:i w:val="0"/>
+          <w:sz w:val="24"/>
+        </w:rPr>
         <w:t>Coordinaciones de SIHO-A y Calidad: Unidades orientadas a garantizar la Seguridad Industrial, Higiene Ocupacional y Ambiente, asegurando el cumplimiento de normas de prevención de riesgos y estándares de calidad en las operaciones.</w:t>
       </w:r>
     </w:p>

--- a/keidy/reportes/Informe_Pasantia_IUTECP.docx
+++ b/keidy/reportes/Informe_Pasantia_IUTECP.docx
@@ -2444,105 +2444,1418 @@
     </w:p>
     <w:p>
       <w:pPr>
-        <w:spacing w:line="360" w:lineRule="auto" w:after="0" w:before="0"/>
-        <w:ind w:firstLine="709"/>
-        <w:jc w:val="both"/>
+        <w:spacing w:after="120"/>
+      </w:pPr>
+    </w:p>
+    <w:tbl>
+      <w:tblPr>
+        <w:tblStyle w:val="TableGrid"/>
+        <w:tblW w:type="auto" w:w="0"/>
+        <w:jc w:val="center"/>
+        <w:tblLook w:firstColumn="1" w:firstRow="1" w:lastColumn="0" w:lastRow="0" w:noHBand="0" w:noVBand="1" w:val="04A0"/>
+      </w:tblPr>
+      <w:tblGrid>
+        <w:gridCol w:w="1654"/>
+        <w:gridCol w:w="1654"/>
+        <w:gridCol w:w="1654"/>
+        <w:gridCol w:w="1654"/>
+        <w:gridCol w:w="1654"/>
+      </w:tblGrid>
+      <w:tr>
+        <w:tc>
+          <w:tcPr>
+            <w:tcW w:type="dxa" w:w="1654"/>
+            <w:shd w:fill="D9E2F3"/>
+          </w:tcPr>
+          <w:p>
+            <w:pPr>
+              <w:jc w:val="center"/>
+            </w:pPr>
+            <w:r/>
+            <w:r>
+              <w:rPr>
+                <w:rFonts w:ascii="Times New Roman" w:hAnsi="Times New Roman"/>
+                <w:b/>
+                <w:sz w:val="16"/>
+              </w:rPr>
+              <w:t>Departamento / Área</w:t>
+            </w:r>
+          </w:p>
+        </w:tc>
+        <w:tc>
+          <w:tcPr>
+            <w:tcW w:type="dxa" w:w="1654"/>
+            <w:shd w:fill="D9E2F3"/>
+          </w:tcPr>
+          <w:p>
+            <w:pPr>
+              <w:jc w:val="center"/>
+            </w:pPr>
+            <w:r/>
+            <w:r>
+              <w:rPr>
+                <w:rFonts w:ascii="Times New Roman" w:hAnsi="Times New Roman"/>
+                <w:b/>
+                <w:sz w:val="16"/>
+              </w:rPr>
+              <w:t>Cargo</w:t>
+            </w:r>
+          </w:p>
+        </w:tc>
+        <w:tc>
+          <w:tcPr>
+            <w:tcW w:type="dxa" w:w="1654"/>
+            <w:shd w:fill="D9E2F3"/>
+          </w:tcPr>
+          <w:p>
+            <w:pPr>
+              <w:jc w:val="center"/>
+            </w:pPr>
+            <w:r/>
+            <w:r>
+              <w:rPr>
+                <w:rFonts w:ascii="Times New Roman" w:hAnsi="Times New Roman"/>
+                <w:b/>
+                <w:sz w:val="16"/>
+              </w:rPr>
+              <w:t>Femenino</w:t>
+            </w:r>
+          </w:p>
+        </w:tc>
+        <w:tc>
+          <w:tcPr>
+            <w:tcW w:type="dxa" w:w="1654"/>
+            <w:shd w:fill="D9E2F3"/>
+          </w:tcPr>
+          <w:p>
+            <w:pPr>
+              <w:jc w:val="center"/>
+            </w:pPr>
+            <w:r/>
+            <w:r>
+              <w:rPr>
+                <w:rFonts w:ascii="Times New Roman" w:hAnsi="Times New Roman"/>
+                <w:b/>
+                <w:sz w:val="16"/>
+              </w:rPr>
+              <w:t>Masculino</w:t>
+            </w:r>
+          </w:p>
+        </w:tc>
+        <w:tc>
+          <w:tcPr>
+            <w:tcW w:type="dxa" w:w="1654"/>
+            <w:shd w:fill="D9E2F3"/>
+          </w:tcPr>
+          <w:p>
+            <w:pPr>
+              <w:jc w:val="center"/>
+            </w:pPr>
+            <w:r/>
+            <w:r>
+              <w:rPr>
+                <w:rFonts w:ascii="Times New Roman" w:hAnsi="Times New Roman"/>
+                <w:b/>
+                <w:sz w:val="16"/>
+              </w:rPr>
+              <w:t>Total</w:t>
+            </w:r>
+          </w:p>
+        </w:tc>
+      </w:tr>
+      <w:tr>
+        <w:tc>
+          <w:tcPr>
+            <w:tcW w:type="dxa" w:w="1654"/>
+          </w:tcPr>
+          <w:p>
+            <w:pPr>
+              <w:jc w:val="left"/>
+            </w:pPr>
+            <w:r/>
+            <w:r>
+              <w:rPr>
+                <w:rFonts w:ascii="Times New Roman" w:hAnsi="Times New Roman"/>
+                <w:sz w:val="16"/>
+              </w:rPr>
+              <w:t>Alta Dirección</w:t>
+            </w:r>
+          </w:p>
+        </w:tc>
+        <w:tc>
+          <w:tcPr>
+            <w:tcW w:type="dxa" w:w="1654"/>
+          </w:tcPr>
+          <w:p>
+            <w:pPr>
+              <w:jc w:val="left"/>
+            </w:pPr>
+            <w:r/>
+            <w:r>
+              <w:rPr>
+                <w:rFonts w:ascii="Times New Roman" w:hAnsi="Times New Roman"/>
+                <w:sz w:val="16"/>
+              </w:rPr>
+              <w:t>Gerente General</w:t>
+            </w:r>
+          </w:p>
+        </w:tc>
+        <w:tc>
+          <w:tcPr>
+            <w:tcW w:type="dxa" w:w="1654"/>
+          </w:tcPr>
+          <w:p>
+            <w:pPr>
+              <w:jc w:val="center"/>
+            </w:pPr>
+            <w:r/>
+            <w:r>
+              <w:rPr>
+                <w:rFonts w:ascii="Times New Roman" w:hAnsi="Times New Roman"/>
+                <w:sz w:val="16"/>
+              </w:rPr>
+              <w:t>0</w:t>
+            </w:r>
+          </w:p>
+        </w:tc>
+        <w:tc>
+          <w:tcPr>
+            <w:tcW w:type="dxa" w:w="1654"/>
+          </w:tcPr>
+          <w:p>
+            <w:pPr>
+              <w:jc w:val="center"/>
+            </w:pPr>
+            <w:r/>
+            <w:r>
+              <w:rPr>
+                <w:rFonts w:ascii="Times New Roman" w:hAnsi="Times New Roman"/>
+                <w:sz w:val="16"/>
+              </w:rPr>
+              <w:t>1</w:t>
+            </w:r>
+          </w:p>
+        </w:tc>
+        <w:tc>
+          <w:tcPr>
+            <w:tcW w:type="dxa" w:w="1654"/>
+          </w:tcPr>
+          <w:p>
+            <w:pPr>
+              <w:jc w:val="center"/>
+            </w:pPr>
+            <w:r/>
+            <w:r>
+              <w:rPr>
+                <w:rFonts w:ascii="Times New Roman" w:hAnsi="Times New Roman"/>
+                <w:sz w:val="16"/>
+              </w:rPr>
+              <w:t>1</w:t>
+            </w:r>
+          </w:p>
+        </w:tc>
+      </w:tr>
+      <w:tr>
+        <w:tc>
+          <w:tcPr>
+            <w:tcW w:type="dxa" w:w="1654"/>
+          </w:tcPr>
+          <w:p>
+            <w:pPr>
+              <w:jc w:val="left"/>
+            </w:pPr>
+            <w:r/>
+            <w:r>
+              <w:rPr>
+                <w:rFonts w:ascii="Times New Roman" w:hAnsi="Times New Roman"/>
+                <w:sz w:val="16"/>
+              </w:rPr>
+              <w:t>Dirección Operativa</w:t>
+            </w:r>
+          </w:p>
+        </w:tc>
+        <w:tc>
+          <w:tcPr>
+            <w:tcW w:type="dxa" w:w="1654"/>
+          </w:tcPr>
+          <w:p>
+            <w:pPr>
+              <w:jc w:val="left"/>
+            </w:pPr>
+            <w:r/>
+            <w:r>
+              <w:rPr>
+                <w:rFonts w:ascii="Times New Roman" w:hAnsi="Times New Roman"/>
+                <w:sz w:val="16"/>
+              </w:rPr>
+              <w:t>Gerente de Operaciones</w:t>
+            </w:r>
+          </w:p>
+        </w:tc>
+        <w:tc>
+          <w:tcPr>
+            <w:tcW w:type="dxa" w:w="1654"/>
+          </w:tcPr>
+          <w:p>
+            <w:pPr>
+              <w:jc w:val="center"/>
+            </w:pPr>
+            <w:r/>
+            <w:r>
+              <w:rPr>
+                <w:rFonts w:ascii="Times New Roman" w:hAnsi="Times New Roman"/>
+                <w:sz w:val="16"/>
+              </w:rPr>
+              <w:t>0</w:t>
+            </w:r>
+          </w:p>
+        </w:tc>
+        <w:tc>
+          <w:tcPr>
+            <w:tcW w:type="dxa" w:w="1654"/>
+          </w:tcPr>
+          <w:p>
+            <w:pPr>
+              <w:jc w:val="center"/>
+            </w:pPr>
+            <w:r/>
+            <w:r>
+              <w:rPr>
+                <w:rFonts w:ascii="Times New Roman" w:hAnsi="Times New Roman"/>
+                <w:sz w:val="16"/>
+              </w:rPr>
+              <w:t>1</w:t>
+            </w:r>
+          </w:p>
+        </w:tc>
+        <w:tc>
+          <w:tcPr>
+            <w:tcW w:type="dxa" w:w="1654"/>
+          </w:tcPr>
+          <w:p>
+            <w:pPr>
+              <w:jc w:val="center"/>
+            </w:pPr>
+            <w:r/>
+            <w:r>
+              <w:rPr>
+                <w:rFonts w:ascii="Times New Roman" w:hAnsi="Times New Roman"/>
+                <w:sz w:val="16"/>
+              </w:rPr>
+              <w:t>1</w:t>
+            </w:r>
+          </w:p>
+        </w:tc>
+      </w:tr>
+      <w:tr>
+        <w:tc>
+          <w:tcPr>
+            <w:tcW w:type="dxa" w:w="1654"/>
+          </w:tcPr>
+          <w:p>
+            <w:pPr>
+              <w:jc w:val="left"/>
+            </w:pPr>
+            <w:r/>
+            <w:r>
+              <w:rPr>
+                <w:rFonts w:ascii="Times New Roman" w:hAnsi="Times New Roman"/>
+                <w:sz w:val="16"/>
+              </w:rPr>
+              <w:t>Control y Avance</w:t>
+            </w:r>
+          </w:p>
+        </w:tc>
+        <w:tc>
+          <w:tcPr>
+            <w:tcW w:type="dxa" w:w="1654"/>
+          </w:tcPr>
+          <w:p>
+            <w:pPr>
+              <w:jc w:val="left"/>
+            </w:pPr>
+            <w:r/>
+            <w:r>
+              <w:rPr>
+                <w:rFonts w:ascii="Times New Roman" w:hAnsi="Times New Roman"/>
+                <w:sz w:val="16"/>
+              </w:rPr>
+              <w:t>Gerente / Operaciones Morichal</w:t>
+            </w:r>
+          </w:p>
+        </w:tc>
+        <w:tc>
+          <w:tcPr>
+            <w:tcW w:type="dxa" w:w="1654"/>
+          </w:tcPr>
+          <w:p>
+            <w:pPr>
+              <w:jc w:val="center"/>
+            </w:pPr>
+            <w:r/>
+            <w:r>
+              <w:rPr>
+                <w:rFonts w:ascii="Times New Roman" w:hAnsi="Times New Roman"/>
+                <w:sz w:val="16"/>
+              </w:rPr>
+              <w:t>1</w:t>
+            </w:r>
+          </w:p>
+        </w:tc>
+        <w:tc>
+          <w:tcPr>
+            <w:tcW w:type="dxa" w:w="1654"/>
+          </w:tcPr>
+          <w:p>
+            <w:pPr>
+              <w:jc w:val="center"/>
+            </w:pPr>
+            <w:r/>
+            <w:r>
+              <w:rPr>
+                <w:rFonts w:ascii="Times New Roman" w:hAnsi="Times New Roman"/>
+                <w:sz w:val="16"/>
+              </w:rPr>
+              <w:t>1</w:t>
+            </w:r>
+          </w:p>
+        </w:tc>
+        <w:tc>
+          <w:tcPr>
+            <w:tcW w:type="dxa" w:w="1654"/>
+          </w:tcPr>
+          <w:p>
+            <w:pPr>
+              <w:jc w:val="center"/>
+            </w:pPr>
+            <w:r/>
+            <w:r>
+              <w:rPr>
+                <w:rFonts w:ascii="Times New Roman" w:hAnsi="Times New Roman"/>
+                <w:sz w:val="16"/>
+              </w:rPr>
+              <w:t>2</w:t>
+            </w:r>
+          </w:p>
+        </w:tc>
+      </w:tr>
+      <w:tr>
+        <w:tc>
+          <w:tcPr>
+            <w:tcW w:type="dxa" w:w="1654"/>
+          </w:tcPr>
+          <w:p>
+            <w:pPr>
+              <w:jc w:val="left"/>
+            </w:pPr>
+            <w:r/>
+            <w:r>
+              <w:rPr>
+                <w:rFonts w:ascii="Times New Roman" w:hAnsi="Times New Roman"/>
+                <w:sz w:val="16"/>
+              </w:rPr>
+              <w:t>Administración (Área de Pasantía)</w:t>
+            </w:r>
+          </w:p>
+        </w:tc>
+        <w:tc>
+          <w:tcPr>
+            <w:tcW w:type="dxa" w:w="1654"/>
+          </w:tcPr>
+          <w:p>
+            <w:pPr>
+              <w:jc w:val="left"/>
+            </w:pPr>
+            <w:r/>
+            <w:r>
+              <w:rPr>
+                <w:rFonts w:ascii="Times New Roman" w:hAnsi="Times New Roman"/>
+                <w:sz w:val="16"/>
+              </w:rPr>
+              <w:t>Administración / Asistentes Administrativos</w:t>
+            </w:r>
+          </w:p>
+        </w:tc>
+        <w:tc>
+          <w:tcPr>
+            <w:tcW w:type="dxa" w:w="1654"/>
+          </w:tcPr>
+          <w:p>
+            <w:pPr>
+              <w:jc w:val="center"/>
+            </w:pPr>
+            <w:r/>
+            <w:r>
+              <w:rPr>
+                <w:rFonts w:ascii="Times New Roman" w:hAnsi="Times New Roman"/>
+                <w:sz w:val="16"/>
+              </w:rPr>
+              <w:t>2</w:t>
+            </w:r>
+          </w:p>
+        </w:tc>
+        <w:tc>
+          <w:tcPr>
+            <w:tcW w:type="dxa" w:w="1654"/>
+          </w:tcPr>
+          <w:p>
+            <w:pPr>
+              <w:jc w:val="center"/>
+            </w:pPr>
+            <w:r/>
+            <w:r>
+              <w:rPr>
+                <w:rFonts w:ascii="Times New Roman" w:hAnsi="Times New Roman"/>
+                <w:sz w:val="16"/>
+              </w:rPr>
+              <w:t>1</w:t>
+            </w:r>
+          </w:p>
+        </w:tc>
+        <w:tc>
+          <w:tcPr>
+            <w:tcW w:type="dxa" w:w="1654"/>
+          </w:tcPr>
+          <w:p>
+            <w:pPr>
+              <w:jc w:val="center"/>
+            </w:pPr>
+            <w:r/>
+            <w:r>
+              <w:rPr>
+                <w:rFonts w:ascii="Times New Roman" w:hAnsi="Times New Roman"/>
+                <w:sz w:val="16"/>
+              </w:rPr>
+              <w:t>3</w:t>
+            </w:r>
+          </w:p>
+        </w:tc>
+      </w:tr>
+      <w:tr>
+        <w:tc>
+          <w:tcPr>
+            <w:tcW w:type="dxa" w:w="1654"/>
+          </w:tcPr>
+          <w:p>
+            <w:pPr>
+              <w:jc w:val="left"/>
+            </w:pPr>
+            <w:r/>
+            <w:r>
+              <w:rPr>
+                <w:rFonts w:ascii="Times New Roman" w:hAnsi="Times New Roman"/>
+                <w:sz w:val="16"/>
+              </w:rPr>
+            </w:r>
+          </w:p>
+        </w:tc>
+        <w:tc>
+          <w:tcPr>
+            <w:tcW w:type="dxa" w:w="1654"/>
+          </w:tcPr>
+          <w:p>
+            <w:pPr>
+              <w:jc w:val="left"/>
+            </w:pPr>
+            <w:r/>
+            <w:r>
+              <w:rPr>
+                <w:rFonts w:ascii="Times New Roman" w:hAnsi="Times New Roman"/>
+                <w:sz w:val="16"/>
+              </w:rPr>
+              <w:t>Control de Avance, Logística y Compras (Procura)</w:t>
+            </w:r>
+          </w:p>
+        </w:tc>
+        <w:tc>
+          <w:tcPr>
+            <w:tcW w:type="dxa" w:w="1654"/>
+          </w:tcPr>
+          <w:p>
+            <w:pPr>
+              <w:jc w:val="center"/>
+            </w:pPr>
+            <w:r/>
+            <w:r>
+              <w:rPr>
+                <w:rFonts w:ascii="Times New Roman" w:hAnsi="Times New Roman"/>
+                <w:sz w:val="16"/>
+              </w:rPr>
+              <w:t>1</w:t>
+            </w:r>
+          </w:p>
+        </w:tc>
+        <w:tc>
+          <w:tcPr>
+            <w:tcW w:type="dxa" w:w="1654"/>
+          </w:tcPr>
+          <w:p>
+            <w:pPr>
+              <w:jc w:val="center"/>
+            </w:pPr>
+            <w:r/>
+            <w:r>
+              <w:rPr>
+                <w:rFonts w:ascii="Times New Roman" w:hAnsi="Times New Roman"/>
+                <w:sz w:val="16"/>
+              </w:rPr>
+              <w:t>1</w:t>
+            </w:r>
+          </w:p>
+        </w:tc>
+        <w:tc>
+          <w:tcPr>
+            <w:tcW w:type="dxa" w:w="1654"/>
+          </w:tcPr>
+          <w:p>
+            <w:pPr>
+              <w:jc w:val="center"/>
+            </w:pPr>
+            <w:r/>
+            <w:r>
+              <w:rPr>
+                <w:rFonts w:ascii="Times New Roman" w:hAnsi="Times New Roman"/>
+                <w:sz w:val="16"/>
+              </w:rPr>
+              <w:t>2</w:t>
+            </w:r>
+          </w:p>
+        </w:tc>
+      </w:tr>
+      <w:tr>
+        <w:tc>
+          <w:tcPr>
+            <w:tcW w:type="dxa" w:w="1654"/>
+          </w:tcPr>
+          <w:p>
+            <w:pPr>
+              <w:jc w:val="left"/>
+            </w:pPr>
+            <w:r/>
+            <w:r>
+              <w:rPr>
+                <w:rFonts w:ascii="Times New Roman" w:hAnsi="Times New Roman"/>
+                <w:sz w:val="16"/>
+              </w:rPr>
+            </w:r>
+          </w:p>
+        </w:tc>
+        <w:tc>
+          <w:tcPr>
+            <w:tcW w:type="dxa" w:w="1654"/>
+          </w:tcPr>
+          <w:p>
+            <w:pPr>
+              <w:jc w:val="left"/>
+            </w:pPr>
+            <w:r/>
+            <w:r>
+              <w:rPr>
+                <w:rFonts w:ascii="Times New Roman" w:hAnsi="Times New Roman"/>
+                <w:sz w:val="16"/>
+              </w:rPr>
+              <w:t>Operarios, Sup. Patio, Mantenimiento y Logística</w:t>
+            </w:r>
+          </w:p>
+        </w:tc>
+        <w:tc>
+          <w:tcPr>
+            <w:tcW w:type="dxa" w:w="1654"/>
+          </w:tcPr>
+          <w:p>
+            <w:pPr>
+              <w:jc w:val="center"/>
+            </w:pPr>
+            <w:r/>
+            <w:r>
+              <w:rPr>
+                <w:rFonts w:ascii="Times New Roman" w:hAnsi="Times New Roman"/>
+                <w:sz w:val="16"/>
+              </w:rPr>
+              <w:t>0</w:t>
+            </w:r>
+          </w:p>
+        </w:tc>
+        <w:tc>
+          <w:tcPr>
+            <w:tcW w:type="dxa" w:w="1654"/>
+          </w:tcPr>
+          <w:p>
+            <w:pPr>
+              <w:jc w:val="center"/>
+            </w:pPr>
+            <w:r/>
+            <w:r>
+              <w:rPr>
+                <w:rFonts w:ascii="Times New Roman" w:hAnsi="Times New Roman"/>
+                <w:sz w:val="16"/>
+              </w:rPr>
+              <w:t>2</w:t>
+            </w:r>
+          </w:p>
+        </w:tc>
+        <w:tc>
+          <w:tcPr>
+            <w:tcW w:type="dxa" w:w="1654"/>
+          </w:tcPr>
+          <w:p>
+            <w:pPr>
+              <w:jc w:val="center"/>
+            </w:pPr>
+            <w:r/>
+            <w:r>
+              <w:rPr>
+                <w:rFonts w:ascii="Times New Roman" w:hAnsi="Times New Roman"/>
+                <w:sz w:val="16"/>
+              </w:rPr>
+              <w:t>2</w:t>
+            </w:r>
+          </w:p>
+        </w:tc>
+      </w:tr>
+      <w:tr>
+        <w:tc>
+          <w:tcPr>
+            <w:tcW w:type="dxa" w:w="1654"/>
+          </w:tcPr>
+          <w:p>
+            <w:pPr>
+              <w:jc w:val="left"/>
+            </w:pPr>
+            <w:r/>
+            <w:r>
+              <w:rPr>
+                <w:rFonts w:ascii="Times New Roman" w:hAnsi="Times New Roman"/>
+                <w:sz w:val="16"/>
+              </w:rPr>
+              <w:t>Contratación y Adm. Contratos</w:t>
+            </w:r>
+          </w:p>
+        </w:tc>
+        <w:tc>
+          <w:tcPr>
+            <w:tcW w:type="dxa" w:w="1654"/>
+          </w:tcPr>
+          <w:p>
+            <w:pPr>
+              <w:jc w:val="left"/>
+            </w:pPr>
+            <w:r/>
+            <w:r>
+              <w:rPr>
+                <w:rFonts w:ascii="Times New Roman" w:hAnsi="Times New Roman"/>
+                <w:sz w:val="16"/>
+              </w:rPr>
+              <w:t>Gerente / Estimadores, Administradores, Planificadores</w:t>
+            </w:r>
+          </w:p>
+        </w:tc>
+        <w:tc>
+          <w:tcPr>
+            <w:tcW w:type="dxa" w:w="1654"/>
+          </w:tcPr>
+          <w:p>
+            <w:pPr>
+              <w:jc w:val="center"/>
+            </w:pPr>
+            <w:r/>
+            <w:r>
+              <w:rPr>
+                <w:rFonts w:ascii="Times New Roman" w:hAnsi="Times New Roman"/>
+                <w:sz w:val="16"/>
+              </w:rPr>
+              <w:t>2</w:t>
+            </w:r>
+          </w:p>
+        </w:tc>
+        <w:tc>
+          <w:tcPr>
+            <w:tcW w:type="dxa" w:w="1654"/>
+          </w:tcPr>
+          <w:p>
+            <w:pPr>
+              <w:jc w:val="center"/>
+            </w:pPr>
+            <w:r/>
+            <w:r>
+              <w:rPr>
+                <w:rFonts w:ascii="Times New Roman" w:hAnsi="Times New Roman"/>
+                <w:sz w:val="16"/>
+              </w:rPr>
+              <w:t>1</w:t>
+            </w:r>
+          </w:p>
+        </w:tc>
+        <w:tc>
+          <w:tcPr>
+            <w:tcW w:type="dxa" w:w="1654"/>
+          </w:tcPr>
+          <w:p>
+            <w:pPr>
+              <w:jc w:val="center"/>
+            </w:pPr>
+            <w:r/>
+            <w:r>
+              <w:rPr>
+                <w:rFonts w:ascii="Times New Roman" w:hAnsi="Times New Roman"/>
+                <w:sz w:val="16"/>
+              </w:rPr>
+              <w:t>3</w:t>
+            </w:r>
+          </w:p>
+        </w:tc>
+      </w:tr>
+      <w:tr>
+        <w:tc>
+          <w:tcPr>
+            <w:tcW w:type="dxa" w:w="1654"/>
+          </w:tcPr>
+          <w:p>
+            <w:pPr>
+              <w:jc w:val="left"/>
+            </w:pPr>
+            <w:r/>
+            <w:r>
+              <w:rPr>
+                <w:rFonts w:ascii="Times New Roman" w:hAnsi="Times New Roman"/>
+                <w:sz w:val="16"/>
+              </w:rPr>
+              <w:t>Recursos Humanos</w:t>
+            </w:r>
+          </w:p>
+        </w:tc>
+        <w:tc>
+          <w:tcPr>
+            <w:tcW w:type="dxa" w:w="1654"/>
+          </w:tcPr>
+          <w:p>
+            <w:pPr>
+              <w:jc w:val="left"/>
+            </w:pPr>
+            <w:r/>
+            <w:r>
+              <w:rPr>
+                <w:rFonts w:ascii="Times New Roman" w:hAnsi="Times New Roman"/>
+                <w:sz w:val="16"/>
+              </w:rPr>
+              <w:t>Gerente de RRHH-Laborales / Asistentes</w:t>
+            </w:r>
+          </w:p>
+        </w:tc>
+        <w:tc>
+          <w:tcPr>
+            <w:tcW w:type="dxa" w:w="1654"/>
+          </w:tcPr>
+          <w:p>
+            <w:pPr>
+              <w:jc w:val="center"/>
+            </w:pPr>
+            <w:r/>
+            <w:r>
+              <w:rPr>
+                <w:rFonts w:ascii="Times New Roman" w:hAnsi="Times New Roman"/>
+                <w:sz w:val="16"/>
+              </w:rPr>
+              <w:t>2</w:t>
+            </w:r>
+          </w:p>
+        </w:tc>
+        <w:tc>
+          <w:tcPr>
+            <w:tcW w:type="dxa" w:w="1654"/>
+          </w:tcPr>
+          <w:p>
+            <w:pPr>
+              <w:jc w:val="center"/>
+            </w:pPr>
+            <w:r/>
+            <w:r>
+              <w:rPr>
+                <w:rFonts w:ascii="Times New Roman" w:hAnsi="Times New Roman"/>
+                <w:sz w:val="16"/>
+              </w:rPr>
+              <w:t>1</w:t>
+            </w:r>
+          </w:p>
+        </w:tc>
+        <w:tc>
+          <w:tcPr>
+            <w:tcW w:type="dxa" w:w="1654"/>
+          </w:tcPr>
+          <w:p>
+            <w:pPr>
+              <w:jc w:val="center"/>
+            </w:pPr>
+            <w:r/>
+            <w:r>
+              <w:rPr>
+                <w:rFonts w:ascii="Times New Roman" w:hAnsi="Times New Roman"/>
+                <w:sz w:val="16"/>
+              </w:rPr>
+              <w:t>3</w:t>
+            </w:r>
+          </w:p>
+        </w:tc>
+      </w:tr>
+      <w:tr>
+        <w:tc>
+          <w:tcPr>
+            <w:tcW w:type="dxa" w:w="1654"/>
+          </w:tcPr>
+          <w:p>
+            <w:pPr>
+              <w:jc w:val="left"/>
+            </w:pPr>
+            <w:r/>
+            <w:r>
+              <w:rPr>
+                <w:rFonts w:ascii="Times New Roman" w:hAnsi="Times New Roman"/>
+                <w:sz w:val="16"/>
+              </w:rPr>
+              <w:t>Proyectos y Producción</w:t>
+            </w:r>
+          </w:p>
+        </w:tc>
+        <w:tc>
+          <w:tcPr>
+            <w:tcW w:type="dxa" w:w="1654"/>
+          </w:tcPr>
+          <w:p>
+            <w:pPr>
+              <w:jc w:val="left"/>
+            </w:pPr>
+            <w:r/>
+            <w:r>
+              <w:rPr>
+                <w:rFonts w:ascii="Times New Roman" w:hAnsi="Times New Roman"/>
+                <w:sz w:val="16"/>
+              </w:rPr>
+              <w:t>Gerentes de Proyecto, Optimización y Servicios</w:t>
+            </w:r>
+          </w:p>
+        </w:tc>
+        <w:tc>
+          <w:tcPr>
+            <w:tcW w:type="dxa" w:w="1654"/>
+          </w:tcPr>
+          <w:p>
+            <w:pPr>
+              <w:jc w:val="center"/>
+            </w:pPr>
+            <w:r/>
+            <w:r>
+              <w:rPr>
+                <w:rFonts w:ascii="Times New Roman" w:hAnsi="Times New Roman"/>
+                <w:sz w:val="16"/>
+              </w:rPr>
+              <w:t>1</w:t>
+            </w:r>
+          </w:p>
+        </w:tc>
+        <w:tc>
+          <w:tcPr>
+            <w:tcW w:type="dxa" w:w="1654"/>
+          </w:tcPr>
+          <w:p>
+            <w:pPr>
+              <w:jc w:val="center"/>
+            </w:pPr>
+            <w:r/>
+            <w:r>
+              <w:rPr>
+                <w:rFonts w:ascii="Times New Roman" w:hAnsi="Times New Roman"/>
+                <w:sz w:val="16"/>
+              </w:rPr>
+              <w:t>2</w:t>
+            </w:r>
+          </w:p>
+        </w:tc>
+        <w:tc>
+          <w:tcPr>
+            <w:tcW w:type="dxa" w:w="1654"/>
+          </w:tcPr>
+          <w:p>
+            <w:pPr>
+              <w:jc w:val="center"/>
+            </w:pPr>
+            <w:r/>
+            <w:r>
+              <w:rPr>
+                <w:rFonts w:ascii="Times New Roman" w:hAnsi="Times New Roman"/>
+                <w:sz w:val="16"/>
+              </w:rPr>
+              <w:t>3</w:t>
+            </w:r>
+          </w:p>
+        </w:tc>
+      </w:tr>
+      <w:tr>
+        <w:tc>
+          <w:tcPr>
+            <w:tcW w:type="dxa" w:w="1654"/>
+          </w:tcPr>
+          <w:p>
+            <w:pPr>
+              <w:jc w:val="left"/>
+            </w:pPr>
+            <w:r/>
+            <w:r>
+              <w:rPr>
+                <w:rFonts w:ascii="Times New Roman" w:hAnsi="Times New Roman"/>
+                <w:sz w:val="16"/>
+              </w:rPr>
+            </w:r>
+          </w:p>
+        </w:tc>
+        <w:tc>
+          <w:tcPr>
+            <w:tcW w:type="dxa" w:w="1654"/>
+          </w:tcPr>
+          <w:p>
+            <w:pPr>
+              <w:jc w:val="left"/>
+            </w:pPr>
+            <w:r/>
+            <w:r>
+              <w:rPr>
+                <w:rFonts w:ascii="Times New Roman" w:hAnsi="Times New Roman"/>
+                <w:sz w:val="16"/>
+              </w:rPr>
+              <w:t>Gerente Metalmecánico</w:t>
+            </w:r>
+          </w:p>
+        </w:tc>
+        <w:tc>
+          <w:tcPr>
+            <w:tcW w:type="dxa" w:w="1654"/>
+          </w:tcPr>
+          <w:p>
+            <w:pPr>
+              <w:jc w:val="center"/>
+            </w:pPr>
+            <w:r/>
+            <w:r>
+              <w:rPr>
+                <w:rFonts w:ascii="Times New Roman" w:hAnsi="Times New Roman"/>
+                <w:sz w:val="16"/>
+              </w:rPr>
+              <w:t>0</w:t>
+            </w:r>
+          </w:p>
+        </w:tc>
+        <w:tc>
+          <w:tcPr>
+            <w:tcW w:type="dxa" w:w="1654"/>
+          </w:tcPr>
+          <w:p>
+            <w:pPr>
+              <w:jc w:val="center"/>
+            </w:pPr>
+            <w:r/>
+            <w:r>
+              <w:rPr>
+                <w:rFonts w:ascii="Times New Roman" w:hAnsi="Times New Roman"/>
+                <w:sz w:val="16"/>
+              </w:rPr>
+              <w:t>1</w:t>
+            </w:r>
+          </w:p>
+        </w:tc>
+        <w:tc>
+          <w:tcPr>
+            <w:tcW w:type="dxa" w:w="1654"/>
+          </w:tcPr>
+          <w:p>
+            <w:pPr>
+              <w:jc w:val="center"/>
+            </w:pPr>
+            <w:r/>
+            <w:r>
+              <w:rPr>
+                <w:rFonts w:ascii="Times New Roman" w:hAnsi="Times New Roman"/>
+                <w:sz w:val="16"/>
+              </w:rPr>
+              <w:t>1</w:t>
+            </w:r>
+          </w:p>
+        </w:tc>
+      </w:tr>
+      <w:tr>
+        <w:tc>
+          <w:tcPr>
+            <w:tcW w:type="dxa" w:w="1654"/>
+          </w:tcPr>
+          <w:p>
+            <w:pPr>
+              <w:jc w:val="left"/>
+            </w:pPr>
+            <w:r/>
+            <w:r>
+              <w:rPr>
+                <w:rFonts w:ascii="Times New Roman" w:hAnsi="Times New Roman"/>
+                <w:sz w:val="16"/>
+              </w:rPr>
+              <w:t>Ingeniería y Campo</w:t>
+            </w:r>
+          </w:p>
+        </w:tc>
+        <w:tc>
+          <w:tcPr>
+            <w:tcW w:type="dxa" w:w="1654"/>
+          </w:tcPr>
+          <w:p>
+            <w:pPr>
+              <w:jc w:val="left"/>
+            </w:pPr>
+            <w:r/>
+            <w:r>
+              <w:rPr>
+                <w:rFonts w:ascii="Times New Roman" w:hAnsi="Times New Roman"/>
+                <w:sz w:val="16"/>
+              </w:rPr>
+              <w:t>Ingenieros Residentes / Coordinadores (SIHO-A, Calidad)</w:t>
+            </w:r>
+          </w:p>
+        </w:tc>
+        <w:tc>
+          <w:tcPr>
+            <w:tcW w:type="dxa" w:w="1654"/>
+          </w:tcPr>
+          <w:p>
+            <w:pPr>
+              <w:jc w:val="center"/>
+            </w:pPr>
+            <w:r/>
+            <w:r>
+              <w:rPr>
+                <w:rFonts w:ascii="Times New Roman" w:hAnsi="Times New Roman"/>
+                <w:sz w:val="16"/>
+              </w:rPr>
+              <w:t>2</w:t>
+            </w:r>
+          </w:p>
+        </w:tc>
+        <w:tc>
+          <w:tcPr>
+            <w:tcW w:type="dxa" w:w="1654"/>
+          </w:tcPr>
+          <w:p>
+            <w:pPr>
+              <w:jc w:val="center"/>
+            </w:pPr>
+            <w:r/>
+            <w:r>
+              <w:rPr>
+                <w:rFonts w:ascii="Times New Roman" w:hAnsi="Times New Roman"/>
+                <w:sz w:val="16"/>
+              </w:rPr>
+              <w:t>3</w:t>
+            </w:r>
+          </w:p>
+        </w:tc>
+        <w:tc>
+          <w:tcPr>
+            <w:tcW w:type="dxa" w:w="1654"/>
+          </w:tcPr>
+          <w:p>
+            <w:pPr>
+              <w:jc w:val="center"/>
+            </w:pPr>
+            <w:r/>
+            <w:r>
+              <w:rPr>
+                <w:rFonts w:ascii="Times New Roman" w:hAnsi="Times New Roman"/>
+                <w:sz w:val="16"/>
+              </w:rPr>
+              <w:t>5</w:t>
+            </w:r>
+          </w:p>
+        </w:tc>
+      </w:tr>
+      <w:tr>
+        <w:tc>
+          <w:tcPr>
+            <w:tcW w:type="dxa" w:w="1654"/>
+          </w:tcPr>
+          <w:p>
+            <w:pPr>
+              <w:jc w:val="left"/>
+            </w:pPr>
+            <w:r/>
+            <w:r>
+              <w:rPr>
+                <w:rFonts w:ascii="Times New Roman" w:hAnsi="Times New Roman"/>
+                <w:sz w:val="16"/>
+              </w:rPr>
+            </w:r>
+          </w:p>
+        </w:tc>
+        <w:tc>
+          <w:tcPr>
+            <w:tcW w:type="dxa" w:w="1654"/>
+          </w:tcPr>
+          <w:p>
+            <w:pPr>
+              <w:jc w:val="left"/>
+            </w:pPr>
+            <w:r/>
+            <w:r>
+              <w:rPr>
+                <w:rFonts w:ascii="Times New Roman" w:hAnsi="Times New Roman"/>
+                <w:sz w:val="16"/>
+              </w:rPr>
+              <w:t>Inspectores (SIHO, Ambiente, Paramédicos, Calidad)</w:t>
+            </w:r>
+          </w:p>
+        </w:tc>
+        <w:tc>
+          <w:tcPr>
+            <w:tcW w:type="dxa" w:w="1654"/>
+          </w:tcPr>
+          <w:p>
+            <w:pPr>
+              <w:jc w:val="center"/>
+            </w:pPr>
+            <w:r/>
+            <w:r>
+              <w:rPr>
+                <w:rFonts w:ascii="Times New Roman" w:hAnsi="Times New Roman"/>
+                <w:sz w:val="16"/>
+              </w:rPr>
+              <w:t>2</w:t>
+            </w:r>
+          </w:p>
+        </w:tc>
+        <w:tc>
+          <w:tcPr>
+            <w:tcW w:type="dxa" w:w="1654"/>
+          </w:tcPr>
+          <w:p>
+            <w:pPr>
+              <w:jc w:val="center"/>
+            </w:pPr>
+            <w:r/>
+            <w:r>
+              <w:rPr>
+                <w:rFonts w:ascii="Times New Roman" w:hAnsi="Times New Roman"/>
+                <w:sz w:val="16"/>
+              </w:rPr>
+              <w:t>2</w:t>
+            </w:r>
+          </w:p>
+        </w:tc>
+        <w:tc>
+          <w:tcPr>
+            <w:tcW w:type="dxa" w:w="1654"/>
+          </w:tcPr>
+          <w:p>
+            <w:pPr>
+              <w:jc w:val="center"/>
+            </w:pPr>
+            <w:r/>
+            <w:r>
+              <w:rPr>
+                <w:rFonts w:ascii="Times New Roman" w:hAnsi="Times New Roman"/>
+                <w:sz w:val="16"/>
+              </w:rPr>
+              <w:t>4</w:t>
+            </w:r>
+          </w:p>
+        </w:tc>
+      </w:tr>
+      <w:tr>
+        <w:tc>
+          <w:tcPr>
+            <w:tcW w:type="dxa" w:w="1654"/>
+          </w:tcPr>
+          <w:p>
+            <w:pPr>
+              <w:jc w:val="left"/>
+            </w:pPr>
+            <w:r/>
+            <w:r>
+              <w:rPr>
+                <w:rFonts w:ascii="Times New Roman" w:hAnsi="Times New Roman"/>
+                <w:sz w:val="16"/>
+              </w:rPr>
+            </w:r>
+          </w:p>
+        </w:tc>
+        <w:tc>
+          <w:tcPr>
+            <w:tcW w:type="dxa" w:w="1654"/>
+          </w:tcPr>
+          <w:p>
+            <w:pPr>
+              <w:jc w:val="left"/>
+            </w:pPr>
+            <w:r/>
+            <w:r>
+              <w:rPr>
+                <w:rFonts w:ascii="Times New Roman" w:hAnsi="Times New Roman"/>
+                <w:sz w:val="16"/>
+              </w:rPr>
+              <w:t>Supervisor de Obras, Operadores, Chóferes, Soldadores, Obreros</w:t>
+            </w:r>
+          </w:p>
+        </w:tc>
+        <w:tc>
+          <w:tcPr>
+            <w:tcW w:type="dxa" w:w="1654"/>
+          </w:tcPr>
+          <w:p>
+            <w:pPr>
+              <w:jc w:val="center"/>
+            </w:pPr>
+            <w:r/>
+            <w:r>
+              <w:rPr>
+                <w:rFonts w:ascii="Times New Roman" w:hAnsi="Times New Roman"/>
+                <w:sz w:val="16"/>
+              </w:rPr>
+              <w:t>1</w:t>
+            </w:r>
+          </w:p>
+        </w:tc>
+        <w:tc>
+          <w:tcPr>
+            <w:tcW w:type="dxa" w:w="1654"/>
+          </w:tcPr>
+          <w:p>
+            <w:pPr>
+              <w:jc w:val="center"/>
+            </w:pPr>
+            <w:r/>
+            <w:r>
+              <w:rPr>
+                <w:rFonts w:ascii="Times New Roman" w:hAnsi="Times New Roman"/>
+                <w:sz w:val="16"/>
+              </w:rPr>
+              <w:t>10</w:t>
+            </w:r>
+          </w:p>
+        </w:tc>
+        <w:tc>
+          <w:tcPr>
+            <w:tcW w:type="dxa" w:w="1654"/>
+          </w:tcPr>
+          <w:p>
+            <w:pPr>
+              <w:jc w:val="center"/>
+            </w:pPr>
+            <w:r/>
+            <w:r>
+              <w:rPr>
+                <w:rFonts w:ascii="Times New Roman" w:hAnsi="Times New Roman"/>
+                <w:sz w:val="16"/>
+              </w:rPr>
+              <w:t>11</w:t>
+            </w:r>
+          </w:p>
+        </w:tc>
+      </w:tr>
+      <w:tr>
+        <w:tc>
+          <w:tcPr>
+            <w:tcW w:type="dxa" w:w="1654"/>
+          </w:tcPr>
+          <w:p>
+            <w:pPr>
+              <w:jc w:val="left"/>
+            </w:pPr>
+            <w:r/>
+            <w:r>
+              <w:rPr>
+                <w:rFonts w:ascii="Times New Roman" w:hAnsi="Times New Roman"/>
+                <w:b/>
+                <w:sz w:val="16"/>
+              </w:rPr>
+              <w:t>**TOTAL GENERAL**</w:t>
+            </w:r>
+          </w:p>
+        </w:tc>
+        <w:tc>
+          <w:tcPr>
+            <w:tcW w:type="dxa" w:w="1654"/>
+          </w:tcPr>
+          <w:p>
+            <w:pPr>
+              <w:jc w:val="left"/>
+            </w:pPr>
+            <w:r/>
+            <w:r>
+              <w:rPr>
+                <w:rFonts w:ascii="Times New Roman" w:hAnsi="Times New Roman"/>
+                <w:sz w:val="16"/>
+              </w:rPr>
+            </w:r>
+          </w:p>
+        </w:tc>
+        <w:tc>
+          <w:tcPr>
+            <w:tcW w:type="dxa" w:w="1654"/>
+          </w:tcPr>
+          <w:p>
+            <w:pPr>
+              <w:jc w:val="center"/>
+            </w:pPr>
+            <w:r/>
+            <w:r>
+              <w:rPr>
+                <w:rFonts w:ascii="Times New Roman" w:hAnsi="Times New Roman"/>
+                <w:sz w:val="16"/>
+              </w:rPr>
+              <w:t>14</w:t>
+            </w:r>
+          </w:p>
+        </w:tc>
+        <w:tc>
+          <w:tcPr>
+            <w:tcW w:type="dxa" w:w="1654"/>
+          </w:tcPr>
+          <w:p>
+            <w:pPr>
+              <w:jc w:val="center"/>
+            </w:pPr>
+            <w:r/>
+            <w:r>
+              <w:rPr>
+                <w:rFonts w:ascii="Times New Roman" w:hAnsi="Times New Roman"/>
+                <w:sz w:val="16"/>
+              </w:rPr>
+              <w:t>28</w:t>
+            </w:r>
+          </w:p>
+        </w:tc>
+        <w:tc>
+          <w:tcPr>
+            <w:tcW w:type="dxa" w:w="1654"/>
+          </w:tcPr>
+          <w:p>
+            <w:pPr>
+              <w:jc w:val="center"/>
+            </w:pPr>
+            <w:r/>
+            <w:r>
+              <w:rPr>
+                <w:rFonts w:ascii="Times New Roman" w:hAnsi="Times New Roman"/>
+                <w:sz w:val="16"/>
+              </w:rPr>
+              <w:t>42</w:t>
+            </w:r>
+          </w:p>
+        </w:tc>
+      </w:tr>
+    </w:tbl>
+    <w:p>
+      <w:pPr>
+        <w:spacing w:before="120"/>
       </w:pPr>
       <w:r>
         <w:rPr>
           <w:rFonts w:ascii="Times New Roman" w:hAnsi="Times New Roman"/>
-          <w:i w:val="0"/>
-          <w:sz w:val="24"/>
-        </w:rPr>
-        <w:t>La población de trabajadores de Lubricantes y Equipos Varyná C.A. está conformada por un total de cuarenta y dos (42) trabajadores, distribuidos en catorce (14) del sexo femenino y veintiocho (28) del sexo masculino, organizados en los siguientes departamentos y áreas operativas:</w:t>
-      </w:r>
-    </w:p>
-    <w:p>
-      <w:pPr>
-        <w:spacing w:line="360" w:lineRule="auto" w:after="0" w:before="0"/>
-        <w:ind w:firstLine="709"/>
-        <w:jc w:val="both"/>
-      </w:pPr>
-      <w:r>
-        <w:rPr>
-          <w:rFonts w:ascii="Times New Roman" w:hAnsi="Times New Roman"/>
-          <w:i w:val="0"/>
-          <w:sz w:val="24"/>
-        </w:rPr>
-        <w:t>En la Alta Dirección labora 1 Gerente General (masculino). En la Dirección Operativa, 1 Gerente de Operaciones (masculino). En Control y Avance y Operaciones Morichal, 2 trabajadores (1 femenino, 1 masculino).</w:t>
-      </w:r>
-    </w:p>
-    <w:p>
-      <w:pPr>
-        <w:spacing w:line="360" w:lineRule="auto" w:after="0" w:before="0"/>
-        <w:ind w:firstLine="709"/>
-        <w:jc w:val="both"/>
-      </w:pPr>
-      <w:r>
-        <w:rPr>
-          <w:rFonts w:ascii="Times New Roman" w:hAnsi="Times New Roman"/>
-          <w:i w:val="0"/>
-          <w:sz w:val="24"/>
-        </w:rPr>
-        <w:t>En el Departamento Administrativo, área donde se desarrolla la pasantía, se desempeñan 3 trabajadores en Administración y Asistentes Administrativos (2 femenino, 1 masculino); 2 en Control de Avance, Logística y Compras o Procura (1 femenino, 1 masculino); y 2 operarios, supervisores de patio, mantenimiento y logística (masculino).</w:t>
-      </w:r>
-    </w:p>
-    <w:p>
-      <w:pPr>
-        <w:spacing w:line="360" w:lineRule="auto" w:after="0" w:before="0"/>
-        <w:ind w:firstLine="709"/>
-        <w:jc w:val="both"/>
-      </w:pPr>
-      <w:r>
-        <w:rPr>
-          <w:rFonts w:ascii="Times New Roman" w:hAnsi="Times New Roman"/>
-          <w:i w:val="0"/>
-          <w:sz w:val="24"/>
-        </w:rPr>
-        <w:t>En Contratación y Administración de Contratos laboran 3 trabajadores (2 femenino, 1 masculino). En Recursos Humanos, 3 trabajadores (2 femenino, 1 masculino).</w:t>
-      </w:r>
-    </w:p>
-    <w:p>
-      <w:pPr>
-        <w:spacing w:line="360" w:lineRule="auto" w:after="0" w:before="0"/>
-        <w:ind w:firstLine="709"/>
-        <w:jc w:val="both"/>
-      </w:pPr>
-      <w:r>
-        <w:rPr>
-          <w:rFonts w:ascii="Times New Roman" w:hAnsi="Times New Roman"/>
-          <w:i w:val="0"/>
-          <w:sz w:val="24"/>
-        </w:rPr>
-        <w:t>En Proyectos y Producción se desempeñan 3 Gerentes de Proyecto, Optimización y Servicios (1 femenino, 2 masculino); y 1 Gerente Metalmecánico (masculino).</w:t>
-      </w:r>
-    </w:p>
-    <w:p>
-      <w:pPr>
-        <w:spacing w:line="360" w:lineRule="auto" w:after="0" w:before="0"/>
-        <w:ind w:firstLine="709"/>
-        <w:jc w:val="both"/>
-      </w:pPr>
-      <w:r>
-        <w:rPr>
-          <w:rFonts w:ascii="Times New Roman" w:hAnsi="Times New Roman"/>
-          <w:i w:val="0"/>
-          <w:sz w:val="24"/>
-        </w:rPr>
-        <w:t>En Ingeniería y Campo laboran 5 Ingenieros Residentes y Coordinadores de SIHO-A y Calidad (2 femenino, 3 masculino); 4 Inspectores de SIHO, Ambiente, Paramédicos y Calidad (2 femenino, 2 masculino); y 11 Supervisores de Obras, Operadores, Chóferes, Soldadores y Obreros (1 femenino, 10 masculino).</w:t>
-      </w:r>
-    </w:p>
-    <w:p>
-      <w:pPr>
-        <w:spacing w:line="360" w:lineRule="auto" w:after="0" w:before="0"/>
-        <w:ind w:firstLine="709"/>
-        <w:jc w:val="both"/>
-      </w:pPr>
-      <w:r>
-        <w:rPr>
-          <w:rFonts w:ascii="Times New Roman" w:hAnsi="Times New Roman"/>
-          <w:i w:val="0"/>
-          <w:sz w:val="24"/>
+          <w:i/>
+          <w:sz w:val="16"/>
         </w:rPr>
         <w:t>Fuente: Departamento Administrativo de Lubricantes y Equipos Varyna, C.A. (2026).</w:t>
       </w:r>

--- a/keidy/reportes/Informe_Pasantia_IUTECP.docx
+++ b/keidy/reportes/Informe_Pasantia_IUTECP.docx
@@ -3767,10 +3767,9 @@
             <w:r>
               <w:rPr>
                 <w:rFonts w:ascii="Times New Roman" w:hAnsi="Times New Roman"/>
-                <w:b/>
                 <w:sz w:val="16"/>
               </w:rPr>
-              <w:t>**TOTAL GENERAL**</w:t>
+              <w:t>TOTAL GENERAL</w:t>
             </w:r>
           </w:p>
         </w:tc>

--- a/keidy/reportes/Informe_Pasantia_IUTECP.docx
+++ b/keidy/reportes/Informe_Pasantia_IUTECP.docx
@@ -2453,18 +2453,19 @@
         <w:tblW w:type="auto" w:w="0"/>
         <w:jc w:val="center"/>
         <w:tblLook w:firstColumn="1" w:firstRow="1" w:lastColumn="0" w:lastRow="0" w:noHBand="0" w:noVBand="1" w:val="04A0"/>
+        <w:tblLayout w:type="fixed"/>
       </w:tblPr>
       <w:tblGrid>
-        <w:gridCol w:w="1654"/>
-        <w:gridCol w:w="1654"/>
-        <w:gridCol w:w="1654"/>
-        <w:gridCol w:w="1654"/>
-        <w:gridCol w:w="1654"/>
+        <w:gridCol w:w="1984"/>
+        <w:gridCol w:w="2886"/>
+        <w:gridCol w:w="1134"/>
+        <w:gridCol w:w="1134"/>
+        <w:gridCol w:w="1134"/>
       </w:tblGrid>
       <w:tr>
         <w:tc>
           <w:tcPr>
-            <w:tcW w:type="dxa" w:w="1654"/>
+            <w:tcW w:type="dxa" w:w="1984"/>
             <w:shd w:fill="D9E2F3"/>
           </w:tcPr>
           <w:p>
@@ -2484,7 +2485,7 @@
         </w:tc>
         <w:tc>
           <w:tcPr>
-            <w:tcW w:type="dxa" w:w="1654"/>
+            <w:tcW w:type="dxa" w:w="2886"/>
             <w:shd w:fill="D9E2F3"/>
           </w:tcPr>
           <w:p>
@@ -2504,7 +2505,7 @@
         </w:tc>
         <w:tc>
           <w:tcPr>
-            <w:tcW w:type="dxa" w:w="1654"/>
+            <w:tcW w:type="dxa" w:w="1134"/>
             <w:shd w:fill="D9E2F3"/>
           </w:tcPr>
           <w:p>
@@ -2524,7 +2525,7 @@
         </w:tc>
         <w:tc>
           <w:tcPr>
-            <w:tcW w:type="dxa" w:w="1654"/>
+            <w:tcW w:type="dxa" w:w="1134"/>
             <w:shd w:fill="D9E2F3"/>
           </w:tcPr>
           <w:p>
@@ -2544,7 +2545,7 @@
         </w:tc>
         <w:tc>
           <w:tcPr>
-            <w:tcW w:type="dxa" w:w="1654"/>
+            <w:tcW w:type="dxa" w:w="1134"/>
             <w:shd w:fill="D9E2F3"/>
           </w:tcPr>
           <w:p>
@@ -2566,7 +2567,7 @@
       <w:tr>
         <w:tc>
           <w:tcPr>
-            <w:tcW w:type="dxa" w:w="1654"/>
+            <w:tcW w:type="dxa" w:w="1984"/>
           </w:tcPr>
           <w:p>
             <w:pPr>
@@ -2584,7 +2585,7 @@
         </w:tc>
         <w:tc>
           <w:tcPr>
-            <w:tcW w:type="dxa" w:w="1654"/>
+            <w:tcW w:type="dxa" w:w="2886"/>
           </w:tcPr>
           <w:p>
             <w:pPr>
@@ -2602,7 +2603,7 @@
         </w:tc>
         <w:tc>
           <w:tcPr>
-            <w:tcW w:type="dxa" w:w="1654"/>
+            <w:tcW w:type="dxa" w:w="1134"/>
           </w:tcPr>
           <w:p>
             <w:pPr>
@@ -2620,7 +2621,7 @@
         </w:tc>
         <w:tc>
           <w:tcPr>
-            <w:tcW w:type="dxa" w:w="1654"/>
+            <w:tcW w:type="dxa" w:w="1134"/>
           </w:tcPr>
           <w:p>
             <w:pPr>
@@ -2638,7 +2639,7 @@
         </w:tc>
         <w:tc>
           <w:tcPr>
-            <w:tcW w:type="dxa" w:w="1654"/>
+            <w:tcW w:type="dxa" w:w="1134"/>
           </w:tcPr>
           <w:p>
             <w:pPr>
@@ -2658,7 +2659,7 @@
       <w:tr>
         <w:tc>
           <w:tcPr>
-            <w:tcW w:type="dxa" w:w="1654"/>
+            <w:tcW w:type="dxa" w:w="1984"/>
           </w:tcPr>
           <w:p>
             <w:pPr>
@@ -2676,7 +2677,7 @@
         </w:tc>
         <w:tc>
           <w:tcPr>
-            <w:tcW w:type="dxa" w:w="1654"/>
+            <w:tcW w:type="dxa" w:w="2886"/>
           </w:tcPr>
           <w:p>
             <w:pPr>
@@ -2694,7 +2695,7 @@
         </w:tc>
         <w:tc>
           <w:tcPr>
-            <w:tcW w:type="dxa" w:w="1654"/>
+            <w:tcW w:type="dxa" w:w="1134"/>
           </w:tcPr>
           <w:p>
             <w:pPr>
@@ -2712,7 +2713,7 @@
         </w:tc>
         <w:tc>
           <w:tcPr>
-            <w:tcW w:type="dxa" w:w="1654"/>
+            <w:tcW w:type="dxa" w:w="1134"/>
           </w:tcPr>
           <w:p>
             <w:pPr>
@@ -2730,7 +2731,7 @@
         </w:tc>
         <w:tc>
           <w:tcPr>
-            <w:tcW w:type="dxa" w:w="1654"/>
+            <w:tcW w:type="dxa" w:w="1134"/>
           </w:tcPr>
           <w:p>
             <w:pPr>
@@ -2750,7 +2751,7 @@
       <w:tr>
         <w:tc>
           <w:tcPr>
-            <w:tcW w:type="dxa" w:w="1654"/>
+            <w:tcW w:type="dxa" w:w="1984"/>
           </w:tcPr>
           <w:p>
             <w:pPr>
@@ -2768,7 +2769,7 @@
         </w:tc>
         <w:tc>
           <w:tcPr>
-            <w:tcW w:type="dxa" w:w="1654"/>
+            <w:tcW w:type="dxa" w:w="2886"/>
           </w:tcPr>
           <w:p>
             <w:pPr>
@@ -2786,7 +2787,7 @@
         </w:tc>
         <w:tc>
           <w:tcPr>
-            <w:tcW w:type="dxa" w:w="1654"/>
+            <w:tcW w:type="dxa" w:w="1134"/>
           </w:tcPr>
           <w:p>
             <w:pPr>
@@ -2804,7 +2805,7 @@
         </w:tc>
         <w:tc>
           <w:tcPr>
-            <w:tcW w:type="dxa" w:w="1654"/>
+            <w:tcW w:type="dxa" w:w="1134"/>
           </w:tcPr>
           <w:p>
             <w:pPr>
@@ -2822,7 +2823,7 @@
         </w:tc>
         <w:tc>
           <w:tcPr>
-            <w:tcW w:type="dxa" w:w="1654"/>
+            <w:tcW w:type="dxa" w:w="1134"/>
           </w:tcPr>
           <w:p>
             <w:pPr>
@@ -2842,7 +2843,7 @@
       <w:tr>
         <w:tc>
           <w:tcPr>
-            <w:tcW w:type="dxa" w:w="1654"/>
+            <w:tcW w:type="dxa" w:w="1984"/>
           </w:tcPr>
           <w:p>
             <w:pPr>
@@ -2860,7 +2861,7 @@
         </w:tc>
         <w:tc>
           <w:tcPr>
-            <w:tcW w:type="dxa" w:w="1654"/>
+            <w:tcW w:type="dxa" w:w="2886"/>
           </w:tcPr>
           <w:p>
             <w:pPr>
@@ -2878,7 +2879,7 @@
         </w:tc>
         <w:tc>
           <w:tcPr>
-            <w:tcW w:type="dxa" w:w="1654"/>
+            <w:tcW w:type="dxa" w:w="1134"/>
           </w:tcPr>
           <w:p>
             <w:pPr>
@@ -2896,7 +2897,7 @@
         </w:tc>
         <w:tc>
           <w:tcPr>
-            <w:tcW w:type="dxa" w:w="1654"/>
+            <w:tcW w:type="dxa" w:w="1134"/>
           </w:tcPr>
           <w:p>
             <w:pPr>
@@ -2914,7 +2915,7 @@
         </w:tc>
         <w:tc>
           <w:tcPr>
-            <w:tcW w:type="dxa" w:w="1654"/>
+            <w:tcW w:type="dxa" w:w="1134"/>
           </w:tcPr>
           <w:p>
             <w:pPr>
@@ -2934,7 +2935,7 @@
       <w:tr>
         <w:tc>
           <w:tcPr>
-            <w:tcW w:type="dxa" w:w="1654"/>
+            <w:tcW w:type="dxa" w:w="1984"/>
           </w:tcPr>
           <w:p>
             <w:pPr>
@@ -2951,7 +2952,7 @@
         </w:tc>
         <w:tc>
           <w:tcPr>
-            <w:tcW w:type="dxa" w:w="1654"/>
+            <w:tcW w:type="dxa" w:w="2886"/>
           </w:tcPr>
           <w:p>
             <w:pPr>
@@ -2969,7 +2970,7 @@
         </w:tc>
         <w:tc>
           <w:tcPr>
-            <w:tcW w:type="dxa" w:w="1654"/>
+            <w:tcW w:type="dxa" w:w="1134"/>
           </w:tcPr>
           <w:p>
             <w:pPr>
@@ -2987,7 +2988,7 @@
         </w:tc>
         <w:tc>
           <w:tcPr>
-            <w:tcW w:type="dxa" w:w="1654"/>
+            <w:tcW w:type="dxa" w:w="1134"/>
           </w:tcPr>
           <w:p>
             <w:pPr>
@@ -3005,7 +3006,7 @@
         </w:tc>
         <w:tc>
           <w:tcPr>
-            <w:tcW w:type="dxa" w:w="1654"/>
+            <w:tcW w:type="dxa" w:w="1134"/>
           </w:tcPr>
           <w:p>
             <w:pPr>
@@ -3025,7 +3026,7 @@
       <w:tr>
         <w:tc>
           <w:tcPr>
-            <w:tcW w:type="dxa" w:w="1654"/>
+            <w:tcW w:type="dxa" w:w="1984"/>
           </w:tcPr>
           <w:p>
             <w:pPr>
@@ -3042,7 +3043,7 @@
         </w:tc>
         <w:tc>
           <w:tcPr>
-            <w:tcW w:type="dxa" w:w="1654"/>
+            <w:tcW w:type="dxa" w:w="2886"/>
           </w:tcPr>
           <w:p>
             <w:pPr>
@@ -3060,7 +3061,7 @@
         </w:tc>
         <w:tc>
           <w:tcPr>
-            <w:tcW w:type="dxa" w:w="1654"/>
+            <w:tcW w:type="dxa" w:w="1134"/>
           </w:tcPr>
           <w:p>
             <w:pPr>
@@ -3078,7 +3079,7 @@
         </w:tc>
         <w:tc>
           <w:tcPr>
-            <w:tcW w:type="dxa" w:w="1654"/>
+            <w:tcW w:type="dxa" w:w="1134"/>
           </w:tcPr>
           <w:p>
             <w:pPr>
@@ -3096,7 +3097,7 @@
         </w:tc>
         <w:tc>
           <w:tcPr>
-            <w:tcW w:type="dxa" w:w="1654"/>
+            <w:tcW w:type="dxa" w:w="1134"/>
           </w:tcPr>
           <w:p>
             <w:pPr>
@@ -3116,7 +3117,7 @@
       <w:tr>
         <w:tc>
           <w:tcPr>
-            <w:tcW w:type="dxa" w:w="1654"/>
+            <w:tcW w:type="dxa" w:w="1984"/>
           </w:tcPr>
           <w:p>
             <w:pPr>
@@ -3134,7 +3135,7 @@
         </w:tc>
         <w:tc>
           <w:tcPr>
-            <w:tcW w:type="dxa" w:w="1654"/>
+            <w:tcW w:type="dxa" w:w="2886"/>
           </w:tcPr>
           <w:p>
             <w:pPr>
@@ -3152,7 +3153,7 @@
         </w:tc>
         <w:tc>
           <w:tcPr>
-            <w:tcW w:type="dxa" w:w="1654"/>
+            <w:tcW w:type="dxa" w:w="1134"/>
           </w:tcPr>
           <w:p>
             <w:pPr>
@@ -3170,7 +3171,7 @@
         </w:tc>
         <w:tc>
           <w:tcPr>
-            <w:tcW w:type="dxa" w:w="1654"/>
+            <w:tcW w:type="dxa" w:w="1134"/>
           </w:tcPr>
           <w:p>
             <w:pPr>
@@ -3188,7 +3189,7 @@
         </w:tc>
         <w:tc>
           <w:tcPr>
-            <w:tcW w:type="dxa" w:w="1654"/>
+            <w:tcW w:type="dxa" w:w="1134"/>
           </w:tcPr>
           <w:p>
             <w:pPr>
@@ -3208,7 +3209,7 @@
       <w:tr>
         <w:tc>
           <w:tcPr>
-            <w:tcW w:type="dxa" w:w="1654"/>
+            <w:tcW w:type="dxa" w:w="1984"/>
           </w:tcPr>
           <w:p>
             <w:pPr>
@@ -3226,7 +3227,7 @@
         </w:tc>
         <w:tc>
           <w:tcPr>
-            <w:tcW w:type="dxa" w:w="1654"/>
+            <w:tcW w:type="dxa" w:w="2886"/>
           </w:tcPr>
           <w:p>
             <w:pPr>
@@ -3244,7 +3245,7 @@
         </w:tc>
         <w:tc>
           <w:tcPr>
-            <w:tcW w:type="dxa" w:w="1654"/>
+            <w:tcW w:type="dxa" w:w="1134"/>
           </w:tcPr>
           <w:p>
             <w:pPr>
@@ -3262,7 +3263,7 @@
         </w:tc>
         <w:tc>
           <w:tcPr>
-            <w:tcW w:type="dxa" w:w="1654"/>
+            <w:tcW w:type="dxa" w:w="1134"/>
           </w:tcPr>
           <w:p>
             <w:pPr>
@@ -3280,7 +3281,7 @@
         </w:tc>
         <w:tc>
           <w:tcPr>
-            <w:tcW w:type="dxa" w:w="1654"/>
+            <w:tcW w:type="dxa" w:w="1134"/>
           </w:tcPr>
           <w:p>
             <w:pPr>
@@ -3300,7 +3301,7 @@
       <w:tr>
         <w:tc>
           <w:tcPr>
-            <w:tcW w:type="dxa" w:w="1654"/>
+            <w:tcW w:type="dxa" w:w="1984"/>
           </w:tcPr>
           <w:p>
             <w:pPr>
@@ -3318,7 +3319,7 @@
         </w:tc>
         <w:tc>
           <w:tcPr>
-            <w:tcW w:type="dxa" w:w="1654"/>
+            <w:tcW w:type="dxa" w:w="2886"/>
           </w:tcPr>
           <w:p>
             <w:pPr>
@@ -3336,7 +3337,7 @@
         </w:tc>
         <w:tc>
           <w:tcPr>
-            <w:tcW w:type="dxa" w:w="1654"/>
+            <w:tcW w:type="dxa" w:w="1134"/>
           </w:tcPr>
           <w:p>
             <w:pPr>
@@ -3354,7 +3355,7 @@
         </w:tc>
         <w:tc>
           <w:tcPr>
-            <w:tcW w:type="dxa" w:w="1654"/>
+            <w:tcW w:type="dxa" w:w="1134"/>
           </w:tcPr>
           <w:p>
             <w:pPr>
@@ -3372,7 +3373,7 @@
         </w:tc>
         <w:tc>
           <w:tcPr>
-            <w:tcW w:type="dxa" w:w="1654"/>
+            <w:tcW w:type="dxa" w:w="1134"/>
           </w:tcPr>
           <w:p>
             <w:pPr>
@@ -3392,7 +3393,7 @@
       <w:tr>
         <w:tc>
           <w:tcPr>
-            <w:tcW w:type="dxa" w:w="1654"/>
+            <w:tcW w:type="dxa" w:w="1984"/>
           </w:tcPr>
           <w:p>
             <w:pPr>
@@ -3409,7 +3410,7 @@
         </w:tc>
         <w:tc>
           <w:tcPr>
-            <w:tcW w:type="dxa" w:w="1654"/>
+            <w:tcW w:type="dxa" w:w="2886"/>
           </w:tcPr>
           <w:p>
             <w:pPr>
@@ -3427,7 +3428,7 @@
         </w:tc>
         <w:tc>
           <w:tcPr>
-            <w:tcW w:type="dxa" w:w="1654"/>
+            <w:tcW w:type="dxa" w:w="1134"/>
           </w:tcPr>
           <w:p>
             <w:pPr>
@@ -3445,7 +3446,7 @@
         </w:tc>
         <w:tc>
           <w:tcPr>
-            <w:tcW w:type="dxa" w:w="1654"/>
+            <w:tcW w:type="dxa" w:w="1134"/>
           </w:tcPr>
           <w:p>
             <w:pPr>
@@ -3463,7 +3464,7 @@
         </w:tc>
         <w:tc>
           <w:tcPr>
-            <w:tcW w:type="dxa" w:w="1654"/>
+            <w:tcW w:type="dxa" w:w="1134"/>
           </w:tcPr>
           <w:p>
             <w:pPr>
@@ -3483,7 +3484,7 @@
       <w:tr>
         <w:tc>
           <w:tcPr>
-            <w:tcW w:type="dxa" w:w="1654"/>
+            <w:tcW w:type="dxa" w:w="1984"/>
           </w:tcPr>
           <w:p>
             <w:pPr>
@@ -3501,7 +3502,7 @@
         </w:tc>
         <w:tc>
           <w:tcPr>
-            <w:tcW w:type="dxa" w:w="1654"/>
+            <w:tcW w:type="dxa" w:w="2886"/>
           </w:tcPr>
           <w:p>
             <w:pPr>
@@ -3519,7 +3520,7 @@
         </w:tc>
         <w:tc>
           <w:tcPr>
-            <w:tcW w:type="dxa" w:w="1654"/>
+            <w:tcW w:type="dxa" w:w="1134"/>
           </w:tcPr>
           <w:p>
             <w:pPr>
@@ -3537,7 +3538,7 @@
         </w:tc>
         <w:tc>
           <w:tcPr>
-            <w:tcW w:type="dxa" w:w="1654"/>
+            <w:tcW w:type="dxa" w:w="1134"/>
           </w:tcPr>
           <w:p>
             <w:pPr>
@@ -3555,7 +3556,7 @@
         </w:tc>
         <w:tc>
           <w:tcPr>
-            <w:tcW w:type="dxa" w:w="1654"/>
+            <w:tcW w:type="dxa" w:w="1134"/>
           </w:tcPr>
           <w:p>
             <w:pPr>
@@ -3575,7 +3576,7 @@
       <w:tr>
         <w:tc>
           <w:tcPr>
-            <w:tcW w:type="dxa" w:w="1654"/>
+            <w:tcW w:type="dxa" w:w="1984"/>
           </w:tcPr>
           <w:p>
             <w:pPr>
@@ -3592,7 +3593,7 @@
         </w:tc>
         <w:tc>
           <w:tcPr>
-            <w:tcW w:type="dxa" w:w="1654"/>
+            <w:tcW w:type="dxa" w:w="2886"/>
           </w:tcPr>
           <w:p>
             <w:pPr>
@@ -3610,7 +3611,7 @@
         </w:tc>
         <w:tc>
           <w:tcPr>
-            <w:tcW w:type="dxa" w:w="1654"/>
+            <w:tcW w:type="dxa" w:w="1134"/>
           </w:tcPr>
           <w:p>
             <w:pPr>
@@ -3628,7 +3629,7 @@
         </w:tc>
         <w:tc>
           <w:tcPr>
-            <w:tcW w:type="dxa" w:w="1654"/>
+            <w:tcW w:type="dxa" w:w="1134"/>
           </w:tcPr>
           <w:p>
             <w:pPr>
@@ -3646,7 +3647,7 @@
         </w:tc>
         <w:tc>
           <w:tcPr>
-            <w:tcW w:type="dxa" w:w="1654"/>
+            <w:tcW w:type="dxa" w:w="1134"/>
           </w:tcPr>
           <w:p>
             <w:pPr>
@@ -3666,7 +3667,7 @@
       <w:tr>
         <w:tc>
           <w:tcPr>
-            <w:tcW w:type="dxa" w:w="1654"/>
+            <w:tcW w:type="dxa" w:w="1984"/>
           </w:tcPr>
           <w:p>
             <w:pPr>
@@ -3683,7 +3684,7 @@
         </w:tc>
         <w:tc>
           <w:tcPr>
-            <w:tcW w:type="dxa" w:w="1654"/>
+            <w:tcW w:type="dxa" w:w="2886"/>
           </w:tcPr>
           <w:p>
             <w:pPr>
@@ -3701,7 +3702,7 @@
         </w:tc>
         <w:tc>
           <w:tcPr>
-            <w:tcW w:type="dxa" w:w="1654"/>
+            <w:tcW w:type="dxa" w:w="1134"/>
           </w:tcPr>
           <w:p>
             <w:pPr>
@@ -3719,7 +3720,7 @@
         </w:tc>
         <w:tc>
           <w:tcPr>
-            <w:tcW w:type="dxa" w:w="1654"/>
+            <w:tcW w:type="dxa" w:w="1134"/>
           </w:tcPr>
           <w:p>
             <w:pPr>
@@ -3737,7 +3738,7 @@
         </w:tc>
         <w:tc>
           <w:tcPr>
-            <w:tcW w:type="dxa" w:w="1654"/>
+            <w:tcW w:type="dxa" w:w="1134"/>
           </w:tcPr>
           <w:p>
             <w:pPr>
@@ -3757,7 +3758,7 @@
       <w:tr>
         <w:tc>
           <w:tcPr>
-            <w:tcW w:type="dxa" w:w="1654"/>
+            <w:tcW w:type="dxa" w:w="1984"/>
           </w:tcPr>
           <w:p>
             <w:pPr>
@@ -3775,7 +3776,7 @@
         </w:tc>
         <w:tc>
           <w:tcPr>
-            <w:tcW w:type="dxa" w:w="1654"/>
+            <w:tcW w:type="dxa" w:w="2886"/>
           </w:tcPr>
           <w:p>
             <w:pPr>
@@ -3792,7 +3793,7 @@
         </w:tc>
         <w:tc>
           <w:tcPr>
-            <w:tcW w:type="dxa" w:w="1654"/>
+            <w:tcW w:type="dxa" w:w="1134"/>
           </w:tcPr>
           <w:p>
             <w:pPr>
@@ -3810,7 +3811,7 @@
         </w:tc>
         <w:tc>
           <w:tcPr>
-            <w:tcW w:type="dxa" w:w="1654"/>
+            <w:tcW w:type="dxa" w:w="1134"/>
           </w:tcPr>
           <w:p>
             <w:pPr>
@@ -3828,7 +3829,7 @@
         </w:tc>
         <w:tc>
           <w:tcPr>
-            <w:tcW w:type="dxa" w:w="1654"/>
+            <w:tcW w:type="dxa" w:w="1134"/>
           </w:tcPr>
           <w:p>
             <w:pPr>

--- a/keidy/reportes/Informe_Pasantia_IUTECP.docx
+++ b/keidy/reportes/Informe_Pasantia_IUTECP.docx
@@ -2465,7 +2465,7 @@
       <w:tr>
         <w:tc>
           <w:tcPr>
-            <w:tcW w:type="dxa" w:w="1984"/>
+            <w:tcW w:w="1984" w:type="dxa"/>
             <w:shd w:fill="D9E2F3"/>
           </w:tcPr>
           <w:p>
@@ -2485,7 +2485,7 @@
         </w:tc>
         <w:tc>
           <w:tcPr>
-            <w:tcW w:type="dxa" w:w="2886"/>
+            <w:tcW w:w="2886" w:type="dxa"/>
             <w:shd w:fill="D9E2F3"/>
           </w:tcPr>
           <w:p>
@@ -2505,7 +2505,7 @@
         </w:tc>
         <w:tc>
           <w:tcPr>
-            <w:tcW w:type="dxa" w:w="1134"/>
+            <w:tcW w:w="1134" w:type="dxa"/>
             <w:shd w:fill="D9E2F3"/>
           </w:tcPr>
           <w:p>
@@ -2525,7 +2525,7 @@
         </w:tc>
         <w:tc>
           <w:tcPr>
-            <w:tcW w:type="dxa" w:w="1134"/>
+            <w:tcW w:w="1134" w:type="dxa"/>
             <w:shd w:fill="D9E2F3"/>
           </w:tcPr>
           <w:p>
@@ -2545,7 +2545,7 @@
         </w:tc>
         <w:tc>
           <w:tcPr>
-            <w:tcW w:type="dxa" w:w="1134"/>
+            <w:tcW w:w="1134" w:type="dxa"/>
             <w:shd w:fill="D9E2F3"/>
           </w:tcPr>
           <w:p>

--- a/keidy/reportes/Informe_Pasantia_IUTECP.docx
+++ b/keidy/reportes/Informe_Pasantia_IUTECP.docx
@@ -4370,15 +4370,16 @@
         <w:tblLayout w:type="fixed"/>
       </w:tblPr>
       <w:tblGrid>
-        <w:gridCol w:w="2551"/>
-        <w:gridCol w:w="2551"/>
-        <w:gridCol w:w="1701"/>
-        <w:gridCol w:w="1984"/>
+        <w:gridCol w:w="1644"/>
+        <w:gridCol w:w="1644"/>
+        <w:gridCol w:w="1644"/>
+        <w:gridCol w:w="1644"/>
+        <w:gridCol w:w="1695"/>
       </w:tblGrid>
       <w:tr>
         <w:tc>
           <w:tcPr>
-            <w:tcW w:w="2551" w:type="dxa"/>
+            <w:tcW w:w="1644" w:type="dxa"/>
             <w:shd w:val="clear" w:color="auto" w:fill="4472C4"/>
           </w:tcPr>
           <w:p>
@@ -4393,13 +4394,34 @@
                 <w:color w:val="FFFFFF"/>
                 <w:sz w:val="20"/>
               </w:rPr>
-              <w:t>Objetivo Específico</w:t>
+              <w:t>Objetivo</w:t>
             </w:r>
           </w:p>
         </w:tc>
         <w:tc>
           <w:tcPr>
-            <w:tcW w:w="2551" w:type="dxa"/>
+            <w:tcW w:w="1644" w:type="dxa"/>
+            <w:shd w:val="clear" w:color="auto" w:fill="4472C4"/>
+          </w:tcPr>
+          <w:p>
+            <w:pPr>
+              <w:spacing w:before="60" w:after="60" w:line="240" w:lineRule="auto"/>
+              <w:jc w:val="center"/>
+            </w:pPr>
+            <w:r>
+              <w:rPr>
+                <w:rFonts w:ascii="Times New Roman" w:hAnsi="Times New Roman"/>
+                <w:b/>
+                <w:color w:val="FFFFFF"/>
+                <w:sz w:val="20"/>
+              </w:rPr>
+              <w:t>Variable</w:t>
+            </w:r>
+          </w:p>
+        </w:tc>
+        <w:tc>
+          <w:tcPr>
+            <w:tcW w:w="1644" w:type="dxa"/>
             <w:shd w:val="clear" w:color="auto" w:fill="4472C4"/>
           </w:tcPr>
           <w:p>
@@ -4420,7 +4442,7 @@
         </w:tc>
         <w:tc>
           <w:tcPr>
-            <w:tcW w:w="1701" w:type="dxa"/>
+            <w:tcW w:w="1644" w:type="dxa"/>
             <w:shd w:val="clear" w:color="auto" w:fill="4472C4"/>
           </w:tcPr>
           <w:p>
@@ -4435,13 +4457,13 @@
                 <w:color w:val="FFFFFF"/>
                 <w:sz w:val="20"/>
               </w:rPr>
-              <w:t>Recursos</w:t>
+              <w:t>Técnica</w:t>
             </w:r>
           </w:p>
         </w:tc>
         <w:tc>
           <w:tcPr>
-            <w:tcW w:w="1984" w:type="dxa"/>
+            <w:tcW w:w="1695" w:type="dxa"/>
             <w:shd w:val="clear" w:color="auto" w:fill="4472C4"/>
           </w:tcPr>
           <w:p>
@@ -4456,7 +4478,7 @@
                 <w:color w:val="FFFFFF"/>
                 <w:sz w:val="20"/>
               </w:rPr>
-              <w:t>Indicadores de Logro</w:t>
+              <w:t>Instrumento</w:t>
             </w:r>
           </w:p>
         </w:tc>
@@ -4464,7 +4486,7 @@
       <w:tr>
         <w:tc>
           <w:tcPr>
-            <w:tcW w:w="2551" w:type="dxa"/>
+            <w:tcW w:w="1644" w:type="dxa"/>
             <w:shd w:val="clear" w:color="auto" w:fill="FFFFFF"/>
           </w:tcPr>
           <w:p>
@@ -4485,7 +4507,7 @@
         </w:tc>
         <w:tc>
           <w:tcPr>
-            <w:tcW w:w="2551" w:type="dxa"/>
+            <w:tcW w:w="1644" w:type="dxa"/>
             <w:shd w:val="clear" w:color="auto" w:fill="FFFFFF"/>
           </w:tcPr>
           <w:p>
@@ -4500,13 +4522,13 @@
                 <w:color w:val="000000"/>
                 <w:sz w:val="20"/>
               </w:rPr>
-              <w:t>Aplicación de guías de observación directa y entrevistas al personal encargado del ciclo de compras de la empresa.</w:t>
+              <w:t>Flujo procedimental y canales de recepción de solicitudes.</w:t>
             </w:r>
           </w:p>
         </w:tc>
         <w:tc>
           <w:tcPr>
-            <w:tcW w:w="1701" w:type="dxa"/>
+            <w:tcW w:w="1644" w:type="dxa"/>
             <w:shd w:val="clear" w:color="auto" w:fill="FFFFFF"/>
           </w:tcPr>
           <w:p>
@@ -4521,13 +4543,13 @@
                 <w:color w:val="000000"/>
                 <w:sz w:val="20"/>
               </w:rPr>
-              <w:t>Guía de entrevista, libreta de notas de campo, computadora de oficina.</w:t>
+              <w:t>Observación directa del ciclo de compras y entrevistas al personal.</w:t>
             </w:r>
           </w:p>
         </w:tc>
         <w:tc>
           <w:tcPr>
-            <w:tcW w:w="1984" w:type="dxa"/>
+            <w:tcW w:w="1644" w:type="dxa"/>
             <w:shd w:val="clear" w:color="auto" w:fill="FFFFFF"/>
           </w:tcPr>
           <w:p>
@@ -4542,7 +4564,28 @@
                 <w:color w:val="000000"/>
                 <w:sz w:val="20"/>
               </w:rPr>
-              <w:t>Mapeo situacional del flujo actual de las solicitudes de compra elaborado.</w:t>
+              <w:t>Observación directa y entrevistas.</w:t>
+            </w:r>
+          </w:p>
+        </w:tc>
+        <w:tc>
+          <w:tcPr>
+            <w:tcW w:w="1695" w:type="dxa"/>
+            <w:shd w:val="clear" w:color="auto" w:fill="FFFFFF"/>
+          </w:tcPr>
+          <w:p>
+            <w:pPr>
+              <w:spacing w:before="60" w:after="60" w:line="240" w:lineRule="auto"/>
+              <w:jc w:val="both"/>
+            </w:pPr>
+            <w:r>
+              <w:rPr>
+                <w:rFonts w:ascii="Times New Roman" w:hAnsi="Times New Roman"/>
+                <w:b w:val="0"/>
+                <w:color w:val="000000"/>
+                <w:sz w:val="20"/>
+              </w:rPr>
+              <w:t>Guía de entrevista, libreta de notas de campo, computadora.</w:t>
             </w:r>
           </w:p>
         </w:tc>
@@ -4550,7 +4593,7 @@
       <w:tr>
         <w:tc>
           <w:tcPr>
-            <w:tcW w:w="2551" w:type="dxa"/>
+            <w:tcW w:w="1644" w:type="dxa"/>
             <w:shd w:val="clear" w:color="auto" w:fill="D9E1F2"/>
           </w:tcPr>
           <w:p>
@@ -4571,7 +4614,7 @@
         </w:tc>
         <w:tc>
           <w:tcPr>
-            <w:tcW w:w="2551" w:type="dxa"/>
+            <w:tcW w:w="1644" w:type="dxa"/>
             <w:shd w:val="clear" w:color="auto" w:fill="D9E1F2"/>
           </w:tcPr>
           <w:p>
@@ -4586,13 +4629,55 @@
                 <w:color w:val="000000"/>
                 <w:sz w:val="20"/>
               </w:rPr>
-              <w:t>Revisión y análisis de los tiempos promedio de respuesta en expedientes de compras anteriores y detección de fases críticas y pasos duplicados.</w:t>
+              <w:t>Tiempos de respuesta y etapas críticas del proceso de compras.</w:t>
             </w:r>
           </w:p>
         </w:tc>
         <w:tc>
           <w:tcPr>
-            <w:tcW w:w="1701" w:type="dxa"/>
+            <w:tcW w:w="1644" w:type="dxa"/>
+            <w:shd w:val="clear" w:color="auto" w:fill="D9E1F2"/>
+          </w:tcPr>
+          <w:p>
+            <w:pPr>
+              <w:spacing w:before="60" w:after="60" w:line="240" w:lineRule="auto"/>
+              <w:jc w:val="both"/>
+            </w:pPr>
+            <w:r>
+              <w:rPr>
+                <w:rFonts w:ascii="Times New Roman" w:hAnsi="Times New Roman"/>
+                <w:b w:val="0"/>
+                <w:color w:val="000000"/>
+                <w:sz w:val="20"/>
+              </w:rPr>
+              <w:t>Revisión de expedientes históricos y detección de fases duplicadas.</w:t>
+            </w:r>
+          </w:p>
+        </w:tc>
+        <w:tc>
+          <w:tcPr>
+            <w:tcW w:w="1644" w:type="dxa"/>
+            <w:shd w:val="clear" w:color="auto" w:fill="D9E1F2"/>
+          </w:tcPr>
+          <w:p>
+            <w:pPr>
+              <w:spacing w:before="60" w:after="60" w:line="240" w:lineRule="auto"/>
+              <w:jc w:val="both"/>
+            </w:pPr>
+            <w:r>
+              <w:rPr>
+                <w:rFonts w:ascii="Times New Roman" w:hAnsi="Times New Roman"/>
+                <w:b w:val="0"/>
+                <w:color w:val="000000"/>
+                <w:sz w:val="20"/>
+              </w:rPr>
+              <w:t>Análisis documental y revisión de tiempos.</w:t>
+            </w:r>
+          </w:p>
+        </w:tc>
+        <w:tc>
+          <w:tcPr>
+            <w:tcW w:w="1695" w:type="dxa"/>
             <w:shd w:val="clear" w:color="auto" w:fill="D9E1F2"/>
           </w:tcPr>
           <w:p>
@@ -4611,32 +4696,11 @@
             </w:r>
           </w:p>
         </w:tc>
-        <w:tc>
-          <w:tcPr>
-            <w:tcW w:w="1984" w:type="dxa"/>
-            <w:shd w:val="clear" w:color="auto" w:fill="D9E1F2"/>
-          </w:tcPr>
-          <w:p>
-            <w:pPr>
-              <w:spacing w:before="60" w:after="60" w:line="240" w:lineRule="auto"/>
-              <w:jc w:val="both"/>
-            </w:pPr>
-            <w:r>
-              <w:rPr>
-                <w:rFonts w:ascii="Times New Roman" w:hAnsi="Times New Roman"/>
-                <w:b w:val="0"/>
-                <w:color w:val="000000"/>
-                <w:sz w:val="20"/>
-              </w:rPr>
-              <w:t>Matriz de criticidad con los puntos de complejidad y retraso documental identificados.</w:t>
-            </w:r>
-          </w:p>
-        </w:tc>
       </w:tr>
       <w:tr>
         <w:tc>
           <w:tcPr>
-            <w:tcW w:w="2551" w:type="dxa"/>
+            <w:tcW w:w="1644" w:type="dxa"/>
             <w:shd w:val="clear" w:color="auto" w:fill="FFFFFF"/>
           </w:tcPr>
           <w:p>
@@ -4657,7 +4721,7 @@
         </w:tc>
         <w:tc>
           <w:tcPr>
-            <w:tcW w:w="2551" w:type="dxa"/>
+            <w:tcW w:w="1644" w:type="dxa"/>
             <w:shd w:val="clear" w:color="auto" w:fill="FFFFFF"/>
           </w:tcPr>
           <w:p>
@@ -4672,13 +4736,13 @@
                 <w:color w:val="000000"/>
                 <w:sz w:val="20"/>
               </w:rPr>
-              <w:t>Clasificación analítica de los factores determinantes de las demoras y redundancias mediante mesas de trabajo técnica con la administración.</w:t>
+              <w:t>Factores determinantes de demoras y redundancias.</w:t>
             </w:r>
           </w:p>
         </w:tc>
         <w:tc>
           <w:tcPr>
-            <w:tcW w:w="1701" w:type="dxa"/>
+            <w:tcW w:w="1644" w:type="dxa"/>
             <w:shd w:val="clear" w:color="auto" w:fill="FFFFFF"/>
           </w:tcPr>
           <w:p>
@@ -4693,13 +4757,13 @@
                 <w:color w:val="000000"/>
                 <w:sz w:val="20"/>
               </w:rPr>
-              <w:t>Diagramas causa-efecto, material de papelería, marco de control de procesos.</w:t>
+              <w:t>Clasificación analítica de causas mediante mesas de trabajo con la administración.</w:t>
             </w:r>
           </w:p>
         </w:tc>
         <w:tc>
           <w:tcPr>
-            <w:tcW w:w="1984" w:type="dxa"/>
+            <w:tcW w:w="1644" w:type="dxa"/>
             <w:shd w:val="clear" w:color="auto" w:fill="FFFFFF"/>
           </w:tcPr>
           <w:p>
@@ -4714,7 +4778,28 @@
                 <w:color w:val="000000"/>
                 <w:sz w:val="20"/>
               </w:rPr>
-              <w:t>Informe analítico con la jerarquización de las causas raíz de la complejidad procedimental.</w:t>
+              <w:t>Diagrama causa-efecto y jerarquización de factores.</w:t>
+            </w:r>
+          </w:p>
+        </w:tc>
+        <w:tc>
+          <w:tcPr>
+            <w:tcW w:w="1695" w:type="dxa"/>
+            <w:shd w:val="clear" w:color="auto" w:fill="FFFFFF"/>
+          </w:tcPr>
+          <w:p>
+            <w:pPr>
+              <w:spacing w:before="60" w:after="60" w:line="240" w:lineRule="auto"/>
+              <w:jc w:val="both"/>
+            </w:pPr>
+            <w:r>
+              <w:rPr>
+                <w:rFonts w:ascii="Times New Roman" w:hAnsi="Times New Roman"/>
+                <w:b w:val="0"/>
+                <w:color w:val="000000"/>
+                <w:sz w:val="20"/>
+              </w:rPr>
+              <w:t>Material de papelería, marco de control de procesos.</w:t>
             </w:r>
           </w:p>
         </w:tc>
@@ -4722,7 +4807,7 @@
       <w:tr>
         <w:tc>
           <w:tcPr>
-            <w:tcW w:w="2551" w:type="dxa"/>
+            <w:tcW w:w="1644" w:type="dxa"/>
             <w:shd w:val="clear" w:color="auto" w:fill="D9E1F2"/>
           </w:tcPr>
           <w:p>
@@ -4743,7 +4828,7 @@
         </w:tc>
         <w:tc>
           <w:tcPr>
-            <w:tcW w:w="2551" w:type="dxa"/>
+            <w:tcW w:w="1644" w:type="dxa"/>
             <w:shd w:val="clear" w:color="auto" w:fill="D9E1F2"/>
           </w:tcPr>
           <w:p>
@@ -4758,13 +4843,13 @@
                 <w:color w:val="000000"/>
                 <w:sz w:val="20"/>
               </w:rPr>
-              <w:t>Redacción del nuevo flujo de trabajo simplificado, asignación formal de roles y diseño de plantillas estandarizadas para cotizaciones.</w:t>
+              <w:t>Flujo de trabajo y formatos de control de la procura.</w:t>
             </w:r>
           </w:p>
         </w:tc>
         <w:tc>
           <w:tcPr>
-            <w:tcW w:w="1701" w:type="dxa"/>
+            <w:tcW w:w="1644" w:type="dxa"/>
             <w:shd w:val="clear" w:color="auto" w:fill="D9E1F2"/>
           </w:tcPr>
           <w:p>
@@ -4779,13 +4864,13 @@
                 <w:color w:val="000000"/>
                 <w:sz w:val="20"/>
               </w:rPr>
-              <w:t>Procesador de texto, guías metodológicas de administración, normativas de la empresa.</w:t>
+              <w:t>Redacción del nuevo flujo simplificado y diseño de plantillas estandarizadas.</w:t>
             </w:r>
           </w:p>
         </w:tc>
         <w:tc>
           <w:tcPr>
-            <w:tcW w:w="1984" w:type="dxa"/>
+            <w:tcW w:w="1644" w:type="dxa"/>
             <w:shd w:val="clear" w:color="auto" w:fill="D9E1F2"/>
           </w:tcPr>
           <w:p>
@@ -4800,7 +4885,28 @@
                 <w:color w:val="000000"/>
                 <w:sz w:val="20"/>
               </w:rPr>
-              <w:t>Propuesta de simplificación administrativa de la procura formulada y validada.</w:t>
+              <w:t>Diseño procedimental y estandarización de formatos.</w:t>
+            </w:r>
+          </w:p>
+        </w:tc>
+        <w:tc>
+          <w:tcPr>
+            <w:tcW w:w="1695" w:type="dxa"/>
+            <w:shd w:val="clear" w:color="auto" w:fill="D9E1F2"/>
+          </w:tcPr>
+          <w:p>
+            <w:pPr>
+              <w:spacing w:before="60" w:after="60" w:line="240" w:lineRule="auto"/>
+              <w:jc w:val="both"/>
+            </w:pPr>
+            <w:r>
+              <w:rPr>
+                <w:rFonts w:ascii="Times New Roman" w:hAnsi="Times New Roman"/>
+                <w:b w:val="0"/>
+                <w:color w:val="000000"/>
+                <w:sz w:val="20"/>
+              </w:rPr>
+              <w:t>Procesador de texto, guías metodológicas de administración.</w:t>
             </w:r>
           </w:p>
         </w:tc>
@@ -4900,7 +5006,96 @@
                 <w:color w:val="FFFFFF"/>
                 <w:sz w:val="20"/>
               </w:rPr>
-              <w:t>Actividades Administrativas</w:t>
+              <w:t>Semana</w:t>
+            </w:r>
+          </w:p>
+        </w:tc>
+        <w:tc>
+          <w:tcPr>
+            <w:tcW w:w="2092" w:type="dxa"/>
+            <w:gridSpan w:val="4"/>
+            <w:shd w:val="clear" w:color="auto" w:fill="4472C4"/>
+          </w:tcPr>
+          <w:p>
+            <w:pPr>
+              <w:spacing w:before="60" w:after="60" w:line="240" w:lineRule="auto"/>
+              <w:jc w:val="center"/>
+            </w:pPr>
+            <w:r>
+              <w:rPr>
+                <w:rFonts w:ascii="Times New Roman" w:hAnsi="Times New Roman"/>
+                <w:b/>
+                <w:color w:val="FFFFFF"/>
+                <w:sz w:val="20"/>
+              </w:rPr>
+              <w:t>JUNIO</w:t>
+            </w:r>
+          </w:p>
+        </w:tc>
+        <w:tc>
+          <w:tcPr>
+            <w:tcW w:w="2092" w:type="dxa"/>
+            <w:gridSpan w:val="4"/>
+            <w:shd w:val="clear" w:color="auto" w:fill="4472C4"/>
+          </w:tcPr>
+          <w:p>
+            <w:pPr>
+              <w:spacing w:before="60" w:after="60" w:line="240" w:lineRule="auto"/>
+              <w:jc w:val="center"/>
+            </w:pPr>
+            <w:r>
+              <w:rPr>
+                <w:rFonts w:ascii="Times New Roman" w:hAnsi="Times New Roman"/>
+                <w:b/>
+                <w:color w:val="FFFFFF"/>
+                <w:sz w:val="20"/>
+              </w:rPr>
+              <w:t>JULIO</w:t>
+            </w:r>
+          </w:p>
+        </w:tc>
+        <w:tc>
+          <w:tcPr>
+            <w:tcW w:w="1046" w:type="dxa"/>
+            <w:gridSpan w:val="2"/>
+            <w:shd w:val="clear" w:color="auto" w:fill="4472C4"/>
+          </w:tcPr>
+          <w:p>
+            <w:pPr>
+              <w:spacing w:before="60" w:after="60" w:line="240" w:lineRule="auto"/>
+              <w:jc w:val="center"/>
+            </w:pPr>
+            <w:r>
+              <w:rPr>
+                <w:rFonts w:ascii="Times New Roman" w:hAnsi="Times New Roman"/>
+                <w:b/>
+                <w:color w:val="FFFFFF"/>
+                <w:sz w:val="20"/>
+              </w:rPr>
+              <w:t>AGOSTO</w:t>
+            </w:r>
+          </w:p>
+        </w:tc>
+      </w:tr>
+      <w:tr>
+        <w:tc>
+          <w:tcPr>
+            <w:tcW w:w="3033" w:type="dxa"/>
+            <w:shd w:val="clear" w:color="auto" w:fill="4472C4"/>
+          </w:tcPr>
+          <w:p>
+            <w:pPr>
+              <w:spacing w:before="60" w:after="60" w:line="240" w:lineRule="auto"/>
+              <w:jc w:val="center"/>
+            </w:pPr>
+            <w:r>
+              <w:rPr>
+                <w:rFonts w:ascii="Times New Roman" w:hAnsi="Times New Roman"/>
+                <w:b/>
+                <w:color w:val="FFFFFF"/>
+                <w:sz w:val="20"/>
+              </w:rPr>
+              <w:t>Actividad</w:t>
             </w:r>
           </w:p>
         </w:tc>
@@ -4921,7 +5116,7 @@
                 <w:color w:val="FFFFFF"/>
                 <w:sz w:val="18"/>
               </w:rPr>
-              <w:t>S1</w:t>
+              <w:t>1</w:t>
             </w:r>
           </w:p>
         </w:tc>
@@ -4942,7 +5137,7 @@
                 <w:color w:val="FFFFFF"/>
                 <w:sz w:val="18"/>
               </w:rPr>
-              <w:t>S2</w:t>
+              <w:t>2</w:t>
             </w:r>
           </w:p>
         </w:tc>
@@ -4963,7 +5158,7 @@
                 <w:color w:val="FFFFFF"/>
                 <w:sz w:val="18"/>
               </w:rPr>
-              <w:t>S3</w:t>
+              <w:t>3</w:t>
             </w:r>
           </w:p>
         </w:tc>
@@ -4984,7 +5179,7 @@
                 <w:color w:val="FFFFFF"/>
                 <w:sz w:val="18"/>
               </w:rPr>
-              <w:t>S4</w:t>
+              <w:t>4</w:t>
             </w:r>
           </w:p>
         </w:tc>
@@ -5005,7 +5200,7 @@
                 <w:color w:val="FFFFFF"/>
                 <w:sz w:val="18"/>
               </w:rPr>
-              <w:t>S5</w:t>
+              <w:t>1</w:t>
             </w:r>
           </w:p>
         </w:tc>
@@ -5026,7 +5221,7 @@
                 <w:color w:val="FFFFFF"/>
                 <w:sz w:val="18"/>
               </w:rPr>
-              <w:t>S6</w:t>
+              <w:t>2</w:t>
             </w:r>
           </w:p>
         </w:tc>
@@ -5047,7 +5242,7 @@
                 <w:color w:val="FFFFFF"/>
                 <w:sz w:val="18"/>
               </w:rPr>
-              <w:t>S7</w:t>
+              <w:t>3</w:t>
             </w:r>
           </w:p>
         </w:tc>
@@ -5068,7 +5263,7 @@
                 <w:color w:val="FFFFFF"/>
                 <w:sz w:val="18"/>
               </w:rPr>
-              <w:t>S8</w:t>
+              <w:t>4</w:t>
             </w:r>
           </w:p>
         </w:tc>
@@ -5089,7 +5284,7 @@
                 <w:color w:val="FFFFFF"/>
                 <w:sz w:val="18"/>
               </w:rPr>
-              <w:t>S9</w:t>
+              <w:t>1</w:t>
             </w:r>
           </w:p>
         </w:tc>
@@ -5110,7 +5305,232 @@
                 <w:color w:val="FFFFFF"/>
                 <w:sz w:val="18"/>
               </w:rPr>
-              <w:t>S10</w:t>
+              <w:t>2</w:t>
+            </w:r>
+          </w:p>
+        </w:tc>
+      </w:tr>
+      <w:tr>
+        <w:tc>
+          <w:tcPr>
+            <w:tcW w:w="3033" w:type="dxa"/>
+            <w:shd w:val="clear" w:color="auto" w:fill="D9E1F2"/>
+          </w:tcPr>
+          <w:p>
+            <w:pPr>
+              <w:spacing w:before="60" w:after="60" w:line="240" w:lineRule="auto"/>
+              <w:jc w:val="both"/>
+            </w:pPr>
+            <w:r>
+              <w:rPr>
+                <w:rFonts w:ascii="Times New Roman" w:hAnsi="Times New Roman"/>
+                <w:b w:val="0"/>
+                <w:color w:val="000000"/>
+                <w:sz w:val="20"/>
+              </w:rPr>
+              <w:t>Reconocimiento del departamento y levantamiento del flujo actual de procura.</w:t>
+            </w:r>
+          </w:p>
+        </w:tc>
+        <w:tc>
+          <w:tcPr>
+            <w:tcW w:w="523" w:type="dxa"/>
+            <w:shd w:val="clear" w:color="auto" w:fill="70AD47"/>
+          </w:tcPr>
+          <w:p>
+            <w:pPr>
+              <w:spacing w:before="60" w:after="60" w:line="240" w:lineRule="auto"/>
+              <w:jc w:val="center"/>
+            </w:pPr>
+            <w:r>
+              <w:rPr>
+                <w:rFonts w:ascii="Times New Roman" w:hAnsi="Times New Roman"/>
+                <w:b w:val="0"/>
+                <w:color w:val="FFFFFF"/>
+                <w:sz w:val="18"/>
+              </w:rPr>
+              <w:t>✓</w:t>
+            </w:r>
+          </w:p>
+        </w:tc>
+        <w:tc>
+          <w:tcPr>
+            <w:tcW w:w="523" w:type="dxa"/>
+            <w:shd w:val="clear" w:color="auto" w:fill="70AD47"/>
+          </w:tcPr>
+          <w:p>
+            <w:pPr>
+              <w:spacing w:before="60" w:after="60" w:line="240" w:lineRule="auto"/>
+              <w:jc w:val="center"/>
+            </w:pPr>
+            <w:r>
+              <w:rPr>
+                <w:rFonts w:ascii="Times New Roman" w:hAnsi="Times New Roman"/>
+                <w:b w:val="0"/>
+                <w:color w:val="FFFFFF"/>
+                <w:sz w:val="18"/>
+              </w:rPr>
+              <w:t>✓</w:t>
+            </w:r>
+          </w:p>
+        </w:tc>
+        <w:tc>
+          <w:tcPr>
+            <w:tcW w:w="523" w:type="dxa"/>
+            <w:shd w:val="clear" w:color="auto" w:fill="D9E1F2"/>
+          </w:tcPr>
+          <w:p>
+            <w:pPr>
+              <w:spacing w:before="60" w:after="60" w:line="240" w:lineRule="auto"/>
+              <w:jc w:val="center"/>
+            </w:pPr>
+            <w:r>
+              <w:rPr>
+                <w:rFonts w:ascii="Times New Roman" w:hAnsi="Times New Roman"/>
+                <w:b w:val="0"/>
+                <w:color w:val="000000"/>
+                <w:sz w:val="18"/>
+              </w:rPr>
+            </w:r>
+          </w:p>
+        </w:tc>
+        <w:tc>
+          <w:tcPr>
+            <w:tcW w:w="523" w:type="dxa"/>
+            <w:shd w:val="clear" w:color="auto" w:fill="D9E1F2"/>
+          </w:tcPr>
+          <w:p>
+            <w:pPr>
+              <w:spacing w:before="60" w:after="60" w:line="240" w:lineRule="auto"/>
+              <w:jc w:val="center"/>
+            </w:pPr>
+            <w:r>
+              <w:rPr>
+                <w:rFonts w:ascii="Times New Roman" w:hAnsi="Times New Roman"/>
+                <w:b w:val="0"/>
+                <w:color w:val="000000"/>
+                <w:sz w:val="18"/>
+              </w:rPr>
+            </w:r>
+          </w:p>
+        </w:tc>
+        <w:tc>
+          <w:tcPr>
+            <w:tcW w:w="523" w:type="dxa"/>
+            <w:shd w:val="clear" w:color="auto" w:fill="D9E1F2"/>
+          </w:tcPr>
+          <w:p>
+            <w:pPr>
+              <w:spacing w:before="60" w:after="60" w:line="240" w:lineRule="auto"/>
+              <w:jc w:val="center"/>
+            </w:pPr>
+            <w:r>
+              <w:rPr>
+                <w:rFonts w:ascii="Times New Roman" w:hAnsi="Times New Roman"/>
+                <w:b w:val="0"/>
+                <w:color w:val="000000"/>
+                <w:sz w:val="18"/>
+              </w:rPr>
+            </w:r>
+          </w:p>
+        </w:tc>
+        <w:tc>
+          <w:tcPr>
+            <w:tcW w:w="523" w:type="dxa"/>
+            <w:shd w:val="clear" w:color="auto" w:fill="D9E1F2"/>
+          </w:tcPr>
+          <w:p>
+            <w:pPr>
+              <w:spacing w:before="60" w:after="60" w:line="240" w:lineRule="auto"/>
+              <w:jc w:val="center"/>
+            </w:pPr>
+            <w:r>
+              <w:rPr>
+                <w:rFonts w:ascii="Times New Roman" w:hAnsi="Times New Roman"/>
+                <w:b w:val="0"/>
+                <w:color w:val="000000"/>
+                <w:sz w:val="18"/>
+              </w:rPr>
+            </w:r>
+          </w:p>
+        </w:tc>
+        <w:tc>
+          <w:tcPr>
+            <w:tcW w:w="523" w:type="dxa"/>
+            <w:shd w:val="clear" w:color="auto" w:fill="D9E1F2"/>
+          </w:tcPr>
+          <w:p>
+            <w:pPr>
+              <w:spacing w:before="60" w:after="60" w:line="240" w:lineRule="auto"/>
+              <w:jc w:val="center"/>
+            </w:pPr>
+            <w:r>
+              <w:rPr>
+                <w:rFonts w:ascii="Times New Roman" w:hAnsi="Times New Roman"/>
+                <w:b w:val="0"/>
+                <w:color w:val="000000"/>
+                <w:sz w:val="18"/>
+              </w:rPr>
+            </w:r>
+          </w:p>
+        </w:tc>
+        <w:tc>
+          <w:tcPr>
+            <w:tcW w:w="523" w:type="dxa"/>
+            <w:shd w:val="clear" w:color="auto" w:fill="D9E1F2"/>
+          </w:tcPr>
+          <w:p>
+            <w:pPr>
+              <w:spacing w:before="60" w:after="60" w:line="240" w:lineRule="auto"/>
+              <w:jc w:val="center"/>
+            </w:pPr>
+            <w:r>
+              <w:rPr>
+                <w:rFonts w:ascii="Times New Roman" w:hAnsi="Times New Roman"/>
+                <w:b w:val="0"/>
+                <w:color w:val="000000"/>
+                <w:sz w:val="18"/>
+              </w:rPr>
+            </w:r>
+          </w:p>
+        </w:tc>
+        <w:tc>
+          <w:tcPr>
+            <w:tcW w:w="523" w:type="dxa"/>
+            <w:shd w:val="clear" w:color="auto" w:fill="D9E1F2"/>
+          </w:tcPr>
+          <w:p>
+            <w:pPr>
+              <w:spacing w:before="60" w:after="60" w:line="240" w:lineRule="auto"/>
+              <w:jc w:val="center"/>
+            </w:pPr>
+            <w:r>
+              <w:rPr>
+                <w:rFonts w:ascii="Times New Roman" w:hAnsi="Times New Roman"/>
+                <w:b w:val="0"/>
+                <w:color w:val="000000"/>
+                <w:sz w:val="18"/>
+              </w:rPr>
+            </w:r>
+          </w:p>
+        </w:tc>
+        <w:tc>
+          <w:tcPr>
+            <w:tcW w:w="523" w:type="dxa"/>
+            <w:shd w:val="clear" w:color="auto" w:fill="D9E1F2"/>
+          </w:tcPr>
+          <w:p>
+            <w:pPr>
+              <w:spacing w:before="60" w:after="60" w:line="240" w:lineRule="auto"/>
+              <w:jc w:val="center"/>
+            </w:pPr>
+            <w:r>
+              <w:rPr>
+                <w:rFonts w:ascii="Times New Roman" w:hAnsi="Times New Roman"/>
+                <w:b w:val="0"/>
+                <w:color w:val="000000"/>
+                <w:sz w:val="18"/>
+              </w:rPr>
             </w:r>
           </w:p>
         </w:tc>
@@ -5133,7 +5553,47 @@
                 <w:color w:val="000000"/>
                 <w:sz w:val="20"/>
               </w:rPr>
-              <w:t>Reconocimiento del departamento y levantamiento del flujo actual de procura.</w:t>
+              <w:t>Aplicación de entrevistas y detección de cuellos de botella en las aprobaciones.</w:t>
+            </w:r>
+          </w:p>
+        </w:tc>
+        <w:tc>
+          <w:tcPr>
+            <w:tcW w:w="523" w:type="dxa"/>
+            <w:shd w:val="clear" w:color="auto" w:fill="FFFFFF"/>
+          </w:tcPr>
+          <w:p>
+            <w:pPr>
+              <w:spacing w:before="60" w:after="60" w:line="240" w:lineRule="auto"/>
+              <w:jc w:val="center"/>
+            </w:pPr>
+            <w:r>
+              <w:rPr>
+                <w:rFonts w:ascii="Times New Roman" w:hAnsi="Times New Roman"/>
+                <w:b w:val="0"/>
+                <w:color w:val="000000"/>
+                <w:sz w:val="18"/>
+              </w:rPr>
+            </w:r>
+          </w:p>
+        </w:tc>
+        <w:tc>
+          <w:tcPr>
+            <w:tcW w:w="523" w:type="dxa"/>
+            <w:shd w:val="clear" w:color="auto" w:fill="FFFFFF"/>
+          </w:tcPr>
+          <w:p>
+            <w:pPr>
+              <w:spacing w:before="60" w:after="60" w:line="240" w:lineRule="auto"/>
+              <w:jc w:val="center"/>
+            </w:pPr>
+            <w:r>
+              <w:rPr>
+                <w:rFonts w:ascii="Times New Roman" w:hAnsi="Times New Roman"/>
+                <w:b w:val="0"/>
+                <w:color w:val="000000"/>
+                <w:sz w:val="18"/>
+              </w:rPr>
             </w:r>
           </w:p>
         </w:tc>
@@ -5299,46 +5759,6 @@
             </w:r>
           </w:p>
         </w:tc>
-        <w:tc>
-          <w:tcPr>
-            <w:tcW w:w="523" w:type="dxa"/>
-            <w:shd w:val="clear" w:color="auto" w:fill="FFFFFF"/>
-          </w:tcPr>
-          <w:p>
-            <w:pPr>
-              <w:spacing w:before="60" w:after="60" w:line="240" w:lineRule="auto"/>
-              <w:jc w:val="center"/>
-            </w:pPr>
-            <w:r>
-              <w:rPr>
-                <w:rFonts w:ascii="Times New Roman" w:hAnsi="Times New Roman"/>
-                <w:b w:val="0"/>
-                <w:color w:val="000000"/>
-                <w:sz w:val="18"/>
-              </w:rPr>
-            </w:r>
-          </w:p>
-        </w:tc>
-        <w:tc>
-          <w:tcPr>
-            <w:tcW w:w="523" w:type="dxa"/>
-            <w:shd w:val="clear" w:color="auto" w:fill="FFFFFF"/>
-          </w:tcPr>
-          <w:p>
-            <w:pPr>
-              <w:spacing w:before="60" w:after="60" w:line="240" w:lineRule="auto"/>
-              <w:jc w:val="center"/>
-            </w:pPr>
-            <w:r>
-              <w:rPr>
-                <w:rFonts w:ascii="Times New Roman" w:hAnsi="Times New Roman"/>
-                <w:b w:val="0"/>
-                <w:color w:val="000000"/>
-                <w:sz w:val="18"/>
-              </w:rPr>
-            </w:r>
-          </w:p>
-        </w:tc>
       </w:tr>
       <w:tr>
         <w:tc>
@@ -5358,7 +5778,27 @@
                 <w:color w:val="000000"/>
                 <w:sz w:val="20"/>
               </w:rPr>
-              <w:t>Aplicación de entrevistas y detección de cuellos de botella en las aprobaciones.</w:t>
+              <w:t>Análisis cuantitativo y cualitativo de causas de retraso en el ciclo de compras.</w:t>
+            </w:r>
+          </w:p>
+        </w:tc>
+        <w:tc>
+          <w:tcPr>
+            <w:tcW w:w="523" w:type="dxa"/>
+            <w:shd w:val="clear" w:color="auto" w:fill="D9E1F2"/>
+          </w:tcPr>
+          <w:p>
+            <w:pPr>
+              <w:spacing w:before="60" w:after="60" w:line="240" w:lineRule="auto"/>
+              <w:jc w:val="center"/>
+            </w:pPr>
+            <w:r>
+              <w:rPr>
+                <w:rFonts w:ascii="Times New Roman" w:hAnsi="Times New Roman"/>
+                <w:b w:val="0"/>
+                <w:color w:val="000000"/>
+                <w:sz w:val="18"/>
+              </w:rPr>
             </w:r>
           </w:p>
         </w:tc>
@@ -5544,26 +5984,6 @@
             </w:r>
           </w:p>
         </w:tc>
-        <w:tc>
-          <w:tcPr>
-            <w:tcW w:w="523" w:type="dxa"/>
-            <w:shd w:val="clear" w:color="auto" w:fill="D9E1F2"/>
-          </w:tcPr>
-          <w:p>
-            <w:pPr>
-              <w:spacing w:before="60" w:after="60" w:line="240" w:lineRule="auto"/>
-              <w:jc w:val="center"/>
-            </w:pPr>
-            <w:r>
-              <w:rPr>
-                <w:rFonts w:ascii="Times New Roman" w:hAnsi="Times New Roman"/>
-                <w:b w:val="0"/>
-                <w:color w:val="000000"/>
-                <w:sz w:val="18"/>
-              </w:rPr>
-            </w:r>
-          </w:p>
-        </w:tc>
       </w:tr>
       <w:tr>
         <w:tc>
@@ -5583,7 +6003,47 @@
                 <w:color w:val="000000"/>
                 <w:sz w:val="20"/>
               </w:rPr>
-              <w:t>Análisis cuantitativo y cualitativo de causas de retraso en el ciclo de compras.</w:t>
+              <w:t>Diseño del nuevo flujo optimizado, roles y plantillas de control.</w:t>
+            </w:r>
+          </w:p>
+        </w:tc>
+        <w:tc>
+          <w:tcPr>
+            <w:tcW w:w="523" w:type="dxa"/>
+            <w:shd w:val="clear" w:color="auto" w:fill="FFFFFF"/>
+          </w:tcPr>
+          <w:p>
+            <w:pPr>
+              <w:spacing w:before="60" w:after="60" w:line="240" w:lineRule="auto"/>
+              <w:jc w:val="center"/>
+            </w:pPr>
+            <w:r>
+              <w:rPr>
+                <w:rFonts w:ascii="Times New Roman" w:hAnsi="Times New Roman"/>
+                <w:b w:val="0"/>
+                <w:color w:val="000000"/>
+                <w:sz w:val="18"/>
+              </w:rPr>
+            </w:r>
+          </w:p>
+        </w:tc>
+        <w:tc>
+          <w:tcPr>
+            <w:tcW w:w="523" w:type="dxa"/>
+            <w:shd w:val="clear" w:color="auto" w:fill="FFFFFF"/>
+          </w:tcPr>
+          <w:p>
+            <w:pPr>
+              <w:spacing w:before="60" w:after="60" w:line="240" w:lineRule="auto"/>
+              <w:jc w:val="center"/>
+            </w:pPr>
+            <w:r>
+              <w:rPr>
+                <w:rFonts w:ascii="Times New Roman" w:hAnsi="Times New Roman"/>
+                <w:b w:val="0"/>
+                <w:color w:val="000000"/>
+                <w:sz w:val="18"/>
+              </w:rPr>
             </w:r>
           </w:p>
         </w:tc>
@@ -5749,46 +6209,6 @@
             </w:r>
           </w:p>
         </w:tc>
-        <w:tc>
-          <w:tcPr>
-            <w:tcW w:w="523" w:type="dxa"/>
-            <w:shd w:val="clear" w:color="auto" w:fill="FFFFFF"/>
-          </w:tcPr>
-          <w:p>
-            <w:pPr>
-              <w:spacing w:before="60" w:after="60" w:line="240" w:lineRule="auto"/>
-              <w:jc w:val="center"/>
-            </w:pPr>
-            <w:r>
-              <w:rPr>
-                <w:rFonts w:ascii="Times New Roman" w:hAnsi="Times New Roman"/>
-                <w:b w:val="0"/>
-                <w:color w:val="000000"/>
-                <w:sz w:val="18"/>
-              </w:rPr>
-            </w:r>
-          </w:p>
-        </w:tc>
-        <w:tc>
-          <w:tcPr>
-            <w:tcW w:w="523" w:type="dxa"/>
-            <w:shd w:val="clear" w:color="auto" w:fill="FFFFFF"/>
-          </w:tcPr>
-          <w:p>
-            <w:pPr>
-              <w:spacing w:before="60" w:after="60" w:line="240" w:lineRule="auto"/>
-              <w:jc w:val="center"/>
-            </w:pPr>
-            <w:r>
-              <w:rPr>
-                <w:rFonts w:ascii="Times New Roman" w:hAnsi="Times New Roman"/>
-                <w:b w:val="0"/>
-                <w:color w:val="000000"/>
-                <w:sz w:val="18"/>
-              </w:rPr>
-            </w:r>
-          </w:p>
-        </w:tc>
       </w:tr>
       <w:tr>
         <w:tc>
@@ -5808,7 +6228,27 @@
                 <w:color w:val="000000"/>
                 <w:sz w:val="20"/>
               </w:rPr>
-              <w:t>Diseño del nuevo flujo optimizado, roles y plantillas de control.</w:t>
+              <w:t>Redacción y validación de la propuesta de mejora procedimental.</w:t>
+            </w:r>
+          </w:p>
+        </w:tc>
+        <w:tc>
+          <w:tcPr>
+            <w:tcW w:w="523" w:type="dxa"/>
+            <w:shd w:val="clear" w:color="auto" w:fill="D9E1F2"/>
+          </w:tcPr>
+          <w:p>
+            <w:pPr>
+              <w:spacing w:before="60" w:after="60" w:line="240" w:lineRule="auto"/>
+              <w:jc w:val="center"/>
+            </w:pPr>
+            <w:r>
+              <w:rPr>
+                <w:rFonts w:ascii="Times New Roman" w:hAnsi="Times New Roman"/>
+                <w:b w:val="0"/>
+                <w:color w:val="000000"/>
+                <w:sz w:val="18"/>
+              </w:rPr>
             </w:r>
           </w:p>
         </w:tc>
@@ -5994,26 +6434,6 @@
             </w:r>
           </w:p>
         </w:tc>
-        <w:tc>
-          <w:tcPr>
-            <w:tcW w:w="523" w:type="dxa"/>
-            <w:shd w:val="clear" w:color="auto" w:fill="D9E1F2"/>
-          </w:tcPr>
-          <w:p>
-            <w:pPr>
-              <w:spacing w:before="60" w:after="60" w:line="240" w:lineRule="auto"/>
-              <w:jc w:val="center"/>
-            </w:pPr>
-            <w:r>
-              <w:rPr>
-                <w:rFonts w:ascii="Times New Roman" w:hAnsi="Times New Roman"/>
-                <w:b w:val="0"/>
-                <w:color w:val="000000"/>
-                <w:sz w:val="18"/>
-              </w:rPr>
-            </w:r>
-          </w:p>
-        </w:tc>
       </w:tr>
       <w:tr>
         <w:tc>
@@ -6033,7 +6453,47 @@
                 <w:color w:val="000000"/>
                 <w:sz w:val="20"/>
               </w:rPr>
-              <w:t>Redacción y validación de la propuesta de mejora procedimental.</w:t>
+              <w:t>Presentación formal de la propuesta a la gerencia y ajustes finales.</w:t>
+            </w:r>
+          </w:p>
+        </w:tc>
+        <w:tc>
+          <w:tcPr>
+            <w:tcW w:w="523" w:type="dxa"/>
+            <w:shd w:val="clear" w:color="auto" w:fill="FFFFFF"/>
+          </w:tcPr>
+          <w:p>
+            <w:pPr>
+              <w:spacing w:before="60" w:after="60" w:line="240" w:lineRule="auto"/>
+              <w:jc w:val="center"/>
+            </w:pPr>
+            <w:r>
+              <w:rPr>
+                <w:rFonts w:ascii="Times New Roman" w:hAnsi="Times New Roman"/>
+                <w:b w:val="0"/>
+                <w:color w:val="000000"/>
+                <w:sz w:val="18"/>
+              </w:rPr>
+            </w:r>
+          </w:p>
+        </w:tc>
+        <w:tc>
+          <w:tcPr>
+            <w:tcW w:w="523" w:type="dxa"/>
+            <w:shd w:val="clear" w:color="auto" w:fill="FFFFFF"/>
+          </w:tcPr>
+          <w:p>
+            <w:pPr>
+              <w:spacing w:before="60" w:after="60" w:line="240" w:lineRule="auto"/>
+              <w:jc w:val="center"/>
+            </w:pPr>
+            <w:r>
+              <w:rPr>
+                <w:rFonts w:ascii="Times New Roman" w:hAnsi="Times New Roman"/>
+                <w:b w:val="0"/>
+                <w:color w:val="000000"/>
+                <w:sz w:val="18"/>
+              </w:rPr>
             </w:r>
           </w:p>
         </w:tc>
@@ -6199,46 +6659,6 @@
             </w:r>
           </w:p>
         </w:tc>
-        <w:tc>
-          <w:tcPr>
-            <w:tcW w:w="523" w:type="dxa"/>
-            <w:shd w:val="clear" w:color="auto" w:fill="FFFFFF"/>
-          </w:tcPr>
-          <w:p>
-            <w:pPr>
-              <w:spacing w:before="60" w:after="60" w:line="240" w:lineRule="auto"/>
-              <w:jc w:val="center"/>
-            </w:pPr>
-            <w:r>
-              <w:rPr>
-                <w:rFonts w:ascii="Times New Roman" w:hAnsi="Times New Roman"/>
-                <w:b w:val="0"/>
-                <w:color w:val="000000"/>
-                <w:sz w:val="18"/>
-              </w:rPr>
-            </w:r>
-          </w:p>
-        </w:tc>
-        <w:tc>
-          <w:tcPr>
-            <w:tcW w:w="523" w:type="dxa"/>
-            <w:shd w:val="clear" w:color="auto" w:fill="FFFFFF"/>
-          </w:tcPr>
-          <w:p>
-            <w:pPr>
-              <w:spacing w:before="60" w:after="60" w:line="240" w:lineRule="auto"/>
-              <w:jc w:val="center"/>
-            </w:pPr>
-            <w:r>
-              <w:rPr>
-                <w:rFonts w:ascii="Times New Roman" w:hAnsi="Times New Roman"/>
-                <w:b w:val="0"/>
-                <w:color w:val="000000"/>
-                <w:sz w:val="18"/>
-              </w:rPr>
-            </w:r>
-          </w:p>
-        </w:tc>
       </w:tr>
       <w:tr>
         <w:tc>
@@ -6258,7 +6678,28 @@
                 <w:color w:val="000000"/>
                 <w:sz w:val="20"/>
               </w:rPr>
-              <w:t>Presentación formal de la propuesta a la gerencia y ajustes finales.</w:t>
+              <w:t>Inducción institucional y familiarización con el sistema de compras vigente.</w:t>
+            </w:r>
+          </w:p>
+        </w:tc>
+        <w:tc>
+          <w:tcPr>
+            <w:tcW w:w="523" w:type="dxa"/>
+            <w:shd w:val="clear" w:color="auto" w:fill="70AD47"/>
+          </w:tcPr>
+          <w:p>
+            <w:pPr>
+              <w:spacing w:before="60" w:after="60" w:line="240" w:lineRule="auto"/>
+              <w:jc w:val="center"/>
+            </w:pPr>
+            <w:r>
+              <w:rPr>
+                <w:rFonts w:ascii="Times New Roman" w:hAnsi="Times New Roman"/>
+                <w:b w:val="0"/>
+                <w:color w:val="FFFFFF"/>
+                <w:sz w:val="18"/>
+              </w:rPr>
+              <w:t>✓</w:t>
             </w:r>
           </w:p>
         </w:tc>
@@ -6425,7 +6866,7 @@
         <w:tc>
           <w:tcPr>
             <w:tcW w:w="523" w:type="dxa"/>
-            <w:shd w:val="clear" w:color="auto" w:fill="70AD47"/>
+            <w:shd w:val="clear" w:color="auto" w:fill="D9E1F2"/>
           </w:tcPr>
           <w:p>
             <w:pPr>
@@ -6436,10 +6877,72 @@
               <w:rPr>
                 <w:rFonts w:ascii="Times New Roman" w:hAnsi="Times New Roman"/>
                 <w:b w:val="0"/>
-                <w:color w:val="FFFFFF"/>
+                <w:color w:val="000000"/>
                 <w:sz w:val="18"/>
               </w:rPr>
-              <w:t>✓</w:t>
+            </w:r>
+          </w:p>
+        </w:tc>
+      </w:tr>
+      <w:tr>
+        <w:tc>
+          <w:tcPr>
+            <w:tcW w:w="3033" w:type="dxa"/>
+            <w:shd w:val="clear" w:color="auto" w:fill="FFFFFF"/>
+          </w:tcPr>
+          <w:p>
+            <w:pPr>
+              <w:spacing w:before="60" w:after="60" w:line="240" w:lineRule="auto"/>
+              <w:jc w:val="both"/>
+            </w:pPr>
+            <w:r>
+              <w:rPr>
+                <w:rFonts w:ascii="Times New Roman" w:hAnsi="Times New Roman"/>
+                <w:b w:val="0"/>
+                <w:color w:val="000000"/>
+                <w:sz w:val="20"/>
+              </w:rPr>
+              <w:t>Apoyo en la recepción y tramitación de solicitudes de compra del departamento.</w:t>
+            </w:r>
+          </w:p>
+        </w:tc>
+        <w:tc>
+          <w:tcPr>
+            <w:tcW w:w="523" w:type="dxa"/>
+            <w:shd w:val="clear" w:color="auto" w:fill="FFFFFF"/>
+          </w:tcPr>
+          <w:p>
+            <w:pPr>
+              <w:spacing w:before="60" w:after="60" w:line="240" w:lineRule="auto"/>
+              <w:jc w:val="center"/>
+            </w:pPr>
+            <w:r>
+              <w:rPr>
+                <w:rFonts w:ascii="Times New Roman" w:hAnsi="Times New Roman"/>
+                <w:b w:val="0"/>
+                <w:color w:val="000000"/>
+                <w:sz w:val="18"/>
+              </w:rPr>
+            </w:r>
+          </w:p>
+        </w:tc>
+        <w:tc>
+          <w:tcPr>
+            <w:tcW w:w="523" w:type="dxa"/>
+            <w:shd w:val="clear" w:color="auto" w:fill="FFFFFF"/>
+          </w:tcPr>
+          <w:p>
+            <w:pPr>
+              <w:spacing w:before="60" w:after="60" w:line="240" w:lineRule="auto"/>
+              <w:jc w:val="center"/>
+            </w:pPr>
+            <w:r>
+              <w:rPr>
+                <w:rFonts w:ascii="Times New Roman" w:hAnsi="Times New Roman"/>
+                <w:b w:val="0"/>
+                <w:color w:val="000000"/>
+                <w:sz w:val="18"/>
+              </w:rPr>
             </w:r>
           </w:p>
         </w:tc>
@@ -6464,26 +6967,23 @@
             </w:r>
           </w:p>
         </w:tc>
-      </w:tr>
-      <w:tr>
         <w:tc>
           <w:tcPr>
-            <w:tcW w:w="3033" w:type="dxa"/>
+            <w:tcW w:w="523" w:type="dxa"/>
             <w:shd w:val="clear" w:color="auto" w:fill="FFFFFF"/>
           </w:tcPr>
           <w:p>
             <w:pPr>
               <w:spacing w:before="60" w:after="60" w:line="240" w:lineRule="auto"/>
-              <w:jc w:val="both"/>
+              <w:jc w:val="center"/>
             </w:pPr>
             <w:r>
               <w:rPr>
                 <w:rFonts w:ascii="Times New Roman" w:hAnsi="Times New Roman"/>
                 <w:b w:val="0"/>
                 <w:color w:val="000000"/>
-                <w:sz w:val="20"/>
+                <w:sz w:val="18"/>
               </w:rPr>
-              <w:t>Inducción institucional y familiarización con el sistema de compras vigente.</w:t>
             </w:r>
           </w:p>
         </w:tc>
@@ -6505,6 +7005,354 @@
                 <w:sz w:val="18"/>
               </w:rPr>
               <w:t>✓</w:t>
+            </w:r>
+          </w:p>
+        </w:tc>
+        <w:tc>
+          <w:tcPr>
+            <w:tcW w:w="523" w:type="dxa"/>
+            <w:shd w:val="clear" w:color="auto" w:fill="FFFFFF"/>
+          </w:tcPr>
+          <w:p>
+            <w:pPr>
+              <w:spacing w:before="60" w:after="60" w:line="240" w:lineRule="auto"/>
+              <w:jc w:val="center"/>
+            </w:pPr>
+            <w:r>
+              <w:rPr>
+                <w:rFonts w:ascii="Times New Roman" w:hAnsi="Times New Roman"/>
+                <w:b w:val="0"/>
+                <w:color w:val="000000"/>
+                <w:sz w:val="18"/>
+              </w:rPr>
+            </w:r>
+          </w:p>
+        </w:tc>
+        <w:tc>
+          <w:tcPr>
+            <w:tcW w:w="523" w:type="dxa"/>
+            <w:shd w:val="clear" w:color="auto" w:fill="FFFFFF"/>
+          </w:tcPr>
+          <w:p>
+            <w:pPr>
+              <w:spacing w:before="60" w:after="60" w:line="240" w:lineRule="auto"/>
+              <w:jc w:val="center"/>
+            </w:pPr>
+            <w:r>
+              <w:rPr>
+                <w:rFonts w:ascii="Times New Roman" w:hAnsi="Times New Roman"/>
+                <w:b w:val="0"/>
+                <w:color w:val="000000"/>
+                <w:sz w:val="18"/>
+              </w:rPr>
+            </w:r>
+          </w:p>
+        </w:tc>
+        <w:tc>
+          <w:tcPr>
+            <w:tcW w:w="523" w:type="dxa"/>
+            <w:shd w:val="clear" w:color="auto" w:fill="FFFFFF"/>
+          </w:tcPr>
+          <w:p>
+            <w:pPr>
+              <w:spacing w:before="60" w:after="60" w:line="240" w:lineRule="auto"/>
+              <w:jc w:val="center"/>
+            </w:pPr>
+            <w:r>
+              <w:rPr>
+                <w:rFonts w:ascii="Times New Roman" w:hAnsi="Times New Roman"/>
+                <w:b w:val="0"/>
+                <w:color w:val="000000"/>
+                <w:sz w:val="18"/>
+              </w:rPr>
+            </w:r>
+          </w:p>
+        </w:tc>
+        <w:tc>
+          <w:tcPr>
+            <w:tcW w:w="523" w:type="dxa"/>
+            <w:shd w:val="clear" w:color="auto" w:fill="FFFFFF"/>
+          </w:tcPr>
+          <w:p>
+            <w:pPr>
+              <w:spacing w:before="60" w:after="60" w:line="240" w:lineRule="auto"/>
+              <w:jc w:val="center"/>
+            </w:pPr>
+            <w:r>
+              <w:rPr>
+                <w:rFonts w:ascii="Times New Roman" w:hAnsi="Times New Roman"/>
+                <w:b w:val="0"/>
+                <w:color w:val="000000"/>
+                <w:sz w:val="18"/>
+              </w:rPr>
+            </w:r>
+          </w:p>
+        </w:tc>
+        <w:tc>
+          <w:tcPr>
+            <w:tcW w:w="523" w:type="dxa"/>
+            <w:shd w:val="clear" w:color="auto" w:fill="FFFFFF"/>
+          </w:tcPr>
+          <w:p>
+            <w:pPr>
+              <w:spacing w:before="60" w:after="60" w:line="240" w:lineRule="auto"/>
+              <w:jc w:val="center"/>
+            </w:pPr>
+            <w:r>
+              <w:rPr>
+                <w:rFonts w:ascii="Times New Roman" w:hAnsi="Times New Roman"/>
+                <w:b w:val="0"/>
+                <w:color w:val="000000"/>
+                <w:sz w:val="18"/>
+              </w:rPr>
+            </w:r>
+          </w:p>
+        </w:tc>
+      </w:tr>
+      <w:tr>
+        <w:tc>
+          <w:tcPr>
+            <w:tcW w:w="3033" w:type="dxa"/>
+            <w:shd w:val="clear" w:color="auto" w:fill="D9E1F2"/>
+          </w:tcPr>
+          <w:p>
+            <w:pPr>
+              <w:spacing w:before="60" w:after="60" w:line="240" w:lineRule="auto"/>
+              <w:jc w:val="both"/>
+            </w:pPr>
+            <w:r>
+              <w:rPr>
+                <w:rFonts w:ascii="Times New Roman" w:hAnsi="Times New Roman"/>
+                <w:b w:val="0"/>
+                <w:color w:val="000000"/>
+                <w:sz w:val="20"/>
+              </w:rPr>
+              <w:t>Seguimiento a cotizaciones y actualización de expedientes de proveedores.</w:t>
+            </w:r>
+          </w:p>
+        </w:tc>
+        <w:tc>
+          <w:tcPr>
+            <w:tcW w:w="523" w:type="dxa"/>
+            <w:shd w:val="clear" w:color="auto" w:fill="D9E1F2"/>
+          </w:tcPr>
+          <w:p>
+            <w:pPr>
+              <w:spacing w:before="60" w:after="60" w:line="240" w:lineRule="auto"/>
+              <w:jc w:val="center"/>
+            </w:pPr>
+            <w:r>
+              <w:rPr>
+                <w:rFonts w:ascii="Times New Roman" w:hAnsi="Times New Roman"/>
+                <w:b w:val="0"/>
+                <w:color w:val="000000"/>
+                <w:sz w:val="18"/>
+              </w:rPr>
+            </w:r>
+          </w:p>
+        </w:tc>
+        <w:tc>
+          <w:tcPr>
+            <w:tcW w:w="523" w:type="dxa"/>
+            <w:shd w:val="clear" w:color="auto" w:fill="D9E1F2"/>
+          </w:tcPr>
+          <w:p>
+            <w:pPr>
+              <w:spacing w:before="60" w:after="60" w:line="240" w:lineRule="auto"/>
+              <w:jc w:val="center"/>
+            </w:pPr>
+            <w:r>
+              <w:rPr>
+                <w:rFonts w:ascii="Times New Roman" w:hAnsi="Times New Roman"/>
+                <w:b w:val="0"/>
+                <w:color w:val="000000"/>
+                <w:sz w:val="18"/>
+              </w:rPr>
+            </w:r>
+          </w:p>
+        </w:tc>
+        <w:tc>
+          <w:tcPr>
+            <w:tcW w:w="523" w:type="dxa"/>
+            <w:shd w:val="clear" w:color="auto" w:fill="D9E1F2"/>
+          </w:tcPr>
+          <w:p>
+            <w:pPr>
+              <w:spacing w:before="60" w:after="60" w:line="240" w:lineRule="auto"/>
+              <w:jc w:val="center"/>
+            </w:pPr>
+            <w:r>
+              <w:rPr>
+                <w:rFonts w:ascii="Times New Roman" w:hAnsi="Times New Roman"/>
+                <w:b w:val="0"/>
+                <w:color w:val="000000"/>
+                <w:sz w:val="18"/>
+              </w:rPr>
+            </w:r>
+          </w:p>
+        </w:tc>
+        <w:tc>
+          <w:tcPr>
+            <w:tcW w:w="523" w:type="dxa"/>
+            <w:shd w:val="clear" w:color="auto" w:fill="D9E1F2"/>
+          </w:tcPr>
+          <w:p>
+            <w:pPr>
+              <w:spacing w:before="60" w:after="60" w:line="240" w:lineRule="auto"/>
+              <w:jc w:val="center"/>
+            </w:pPr>
+            <w:r>
+              <w:rPr>
+                <w:rFonts w:ascii="Times New Roman" w:hAnsi="Times New Roman"/>
+                <w:b w:val="0"/>
+                <w:color w:val="000000"/>
+                <w:sz w:val="18"/>
+              </w:rPr>
+            </w:r>
+          </w:p>
+        </w:tc>
+        <w:tc>
+          <w:tcPr>
+            <w:tcW w:w="523" w:type="dxa"/>
+            <w:shd w:val="clear" w:color="auto" w:fill="D9E1F2"/>
+          </w:tcPr>
+          <w:p>
+            <w:pPr>
+              <w:spacing w:before="60" w:after="60" w:line="240" w:lineRule="auto"/>
+              <w:jc w:val="center"/>
+            </w:pPr>
+            <w:r>
+              <w:rPr>
+                <w:rFonts w:ascii="Times New Roman" w:hAnsi="Times New Roman"/>
+                <w:b w:val="0"/>
+                <w:color w:val="000000"/>
+                <w:sz w:val="18"/>
+              </w:rPr>
+            </w:r>
+          </w:p>
+        </w:tc>
+        <w:tc>
+          <w:tcPr>
+            <w:tcW w:w="523" w:type="dxa"/>
+            <w:shd w:val="clear" w:color="auto" w:fill="70AD47"/>
+          </w:tcPr>
+          <w:p>
+            <w:pPr>
+              <w:spacing w:before="60" w:after="60" w:line="240" w:lineRule="auto"/>
+              <w:jc w:val="center"/>
+            </w:pPr>
+            <w:r>
+              <w:rPr>
+                <w:rFonts w:ascii="Times New Roman" w:hAnsi="Times New Roman"/>
+                <w:b w:val="0"/>
+                <w:color w:val="FFFFFF"/>
+                <w:sz w:val="18"/>
+              </w:rPr>
+              <w:t>✓</w:t>
+            </w:r>
+          </w:p>
+        </w:tc>
+        <w:tc>
+          <w:tcPr>
+            <w:tcW w:w="523" w:type="dxa"/>
+            <w:shd w:val="clear" w:color="auto" w:fill="D9E1F2"/>
+          </w:tcPr>
+          <w:p>
+            <w:pPr>
+              <w:spacing w:before="60" w:after="60" w:line="240" w:lineRule="auto"/>
+              <w:jc w:val="center"/>
+            </w:pPr>
+            <w:r>
+              <w:rPr>
+                <w:rFonts w:ascii="Times New Roman" w:hAnsi="Times New Roman"/>
+                <w:b w:val="0"/>
+                <w:color w:val="000000"/>
+                <w:sz w:val="18"/>
+              </w:rPr>
+            </w:r>
+          </w:p>
+        </w:tc>
+        <w:tc>
+          <w:tcPr>
+            <w:tcW w:w="523" w:type="dxa"/>
+            <w:shd w:val="clear" w:color="auto" w:fill="70AD47"/>
+          </w:tcPr>
+          <w:p>
+            <w:pPr>
+              <w:spacing w:before="60" w:after="60" w:line="240" w:lineRule="auto"/>
+              <w:jc w:val="center"/>
+            </w:pPr>
+            <w:r>
+              <w:rPr>
+                <w:rFonts w:ascii="Times New Roman" w:hAnsi="Times New Roman"/>
+                <w:b w:val="0"/>
+                <w:color w:val="FFFFFF"/>
+                <w:sz w:val="18"/>
+              </w:rPr>
+              <w:t>✓</w:t>
+            </w:r>
+          </w:p>
+        </w:tc>
+        <w:tc>
+          <w:tcPr>
+            <w:tcW w:w="523" w:type="dxa"/>
+            <w:shd w:val="clear" w:color="auto" w:fill="D9E1F2"/>
+          </w:tcPr>
+          <w:p>
+            <w:pPr>
+              <w:spacing w:before="60" w:after="60" w:line="240" w:lineRule="auto"/>
+              <w:jc w:val="center"/>
+            </w:pPr>
+            <w:r>
+              <w:rPr>
+                <w:rFonts w:ascii="Times New Roman" w:hAnsi="Times New Roman"/>
+                <w:b w:val="0"/>
+                <w:color w:val="000000"/>
+                <w:sz w:val="18"/>
+              </w:rPr>
+            </w:r>
+          </w:p>
+        </w:tc>
+        <w:tc>
+          <w:tcPr>
+            <w:tcW w:w="523" w:type="dxa"/>
+            <w:shd w:val="clear" w:color="auto" w:fill="D9E1F2"/>
+          </w:tcPr>
+          <w:p>
+            <w:pPr>
+              <w:spacing w:before="60" w:after="60" w:line="240" w:lineRule="auto"/>
+              <w:jc w:val="center"/>
+            </w:pPr>
+            <w:r>
+              <w:rPr>
+                <w:rFonts w:ascii="Times New Roman" w:hAnsi="Times New Roman"/>
+                <w:b w:val="0"/>
+                <w:color w:val="000000"/>
+                <w:sz w:val="18"/>
+              </w:rPr>
+            </w:r>
+          </w:p>
+        </w:tc>
+      </w:tr>
+      <w:tr>
+        <w:tc>
+          <w:tcPr>
+            <w:tcW w:w="3033" w:type="dxa"/>
+            <w:shd w:val="clear" w:color="auto" w:fill="FFFFFF"/>
+          </w:tcPr>
+          <w:p>
+            <w:pPr>
+              <w:spacing w:before="60" w:after="60" w:line="240" w:lineRule="auto"/>
+              <w:jc w:val="both"/>
+            </w:pPr>
+            <w:r>
+              <w:rPr>
+                <w:rFonts w:ascii="Times New Roman" w:hAnsi="Times New Roman"/>
+                <w:b w:val="0"/>
+                <w:color w:val="000000"/>
+                <w:sz w:val="20"/>
+              </w:rPr>
+              <w:t>Apoyo en el cierre administrativo del período y archivo de órdenes de compra.</w:t>
             </w:r>
           </w:p>
         </w:tc>
@@ -6652,659 +7500,6 @@
           <w:tcPr>
             <w:tcW w:w="523" w:type="dxa"/>
             <w:shd w:val="clear" w:color="auto" w:fill="FFFFFF"/>
-          </w:tcPr>
-          <w:p>
-            <w:pPr>
-              <w:spacing w:before="60" w:after="60" w:line="240" w:lineRule="auto"/>
-              <w:jc w:val="center"/>
-            </w:pPr>
-            <w:r>
-              <w:rPr>
-                <w:rFonts w:ascii="Times New Roman" w:hAnsi="Times New Roman"/>
-                <w:b w:val="0"/>
-                <w:color w:val="000000"/>
-                <w:sz w:val="18"/>
-              </w:rPr>
-            </w:r>
-          </w:p>
-        </w:tc>
-        <w:tc>
-          <w:tcPr>
-            <w:tcW w:w="523" w:type="dxa"/>
-            <w:shd w:val="clear" w:color="auto" w:fill="FFFFFF"/>
-          </w:tcPr>
-          <w:p>
-            <w:pPr>
-              <w:spacing w:before="60" w:after="60" w:line="240" w:lineRule="auto"/>
-              <w:jc w:val="center"/>
-            </w:pPr>
-            <w:r>
-              <w:rPr>
-                <w:rFonts w:ascii="Times New Roman" w:hAnsi="Times New Roman"/>
-                <w:b w:val="0"/>
-                <w:color w:val="000000"/>
-                <w:sz w:val="18"/>
-              </w:rPr>
-            </w:r>
-          </w:p>
-        </w:tc>
-      </w:tr>
-      <w:tr>
-        <w:tc>
-          <w:tcPr>
-            <w:tcW w:w="3033" w:type="dxa"/>
-            <w:shd w:val="clear" w:color="auto" w:fill="D9E1F2"/>
-          </w:tcPr>
-          <w:p>
-            <w:pPr>
-              <w:spacing w:before="60" w:after="60" w:line="240" w:lineRule="auto"/>
-              <w:jc w:val="both"/>
-            </w:pPr>
-            <w:r>
-              <w:rPr>
-                <w:rFonts w:ascii="Times New Roman" w:hAnsi="Times New Roman"/>
-                <w:b w:val="0"/>
-                <w:color w:val="000000"/>
-                <w:sz w:val="20"/>
-              </w:rPr>
-              <w:t>Apoyo en la recepción y tramitación de solicitudes de compra del departamento.</w:t>
-            </w:r>
-          </w:p>
-        </w:tc>
-        <w:tc>
-          <w:tcPr>
-            <w:tcW w:w="523" w:type="dxa"/>
-            <w:shd w:val="clear" w:color="auto" w:fill="D9E1F2"/>
-          </w:tcPr>
-          <w:p>
-            <w:pPr>
-              <w:spacing w:before="60" w:after="60" w:line="240" w:lineRule="auto"/>
-              <w:jc w:val="center"/>
-            </w:pPr>
-            <w:r>
-              <w:rPr>
-                <w:rFonts w:ascii="Times New Roman" w:hAnsi="Times New Roman"/>
-                <w:b w:val="0"/>
-                <w:color w:val="000000"/>
-                <w:sz w:val="18"/>
-              </w:rPr>
-            </w:r>
-          </w:p>
-        </w:tc>
-        <w:tc>
-          <w:tcPr>
-            <w:tcW w:w="523" w:type="dxa"/>
-            <w:shd w:val="clear" w:color="auto" w:fill="D9E1F2"/>
-          </w:tcPr>
-          <w:p>
-            <w:pPr>
-              <w:spacing w:before="60" w:after="60" w:line="240" w:lineRule="auto"/>
-              <w:jc w:val="center"/>
-            </w:pPr>
-            <w:r>
-              <w:rPr>
-                <w:rFonts w:ascii="Times New Roman" w:hAnsi="Times New Roman"/>
-                <w:b w:val="0"/>
-                <w:color w:val="000000"/>
-                <w:sz w:val="18"/>
-              </w:rPr>
-            </w:r>
-          </w:p>
-        </w:tc>
-        <w:tc>
-          <w:tcPr>
-            <w:tcW w:w="523" w:type="dxa"/>
-            <w:shd w:val="clear" w:color="auto" w:fill="70AD47"/>
-          </w:tcPr>
-          <w:p>
-            <w:pPr>
-              <w:spacing w:before="60" w:after="60" w:line="240" w:lineRule="auto"/>
-              <w:jc w:val="center"/>
-            </w:pPr>
-            <w:r>
-              <w:rPr>
-                <w:rFonts w:ascii="Times New Roman" w:hAnsi="Times New Roman"/>
-                <w:b w:val="0"/>
-                <w:color w:val="FFFFFF"/>
-                <w:sz w:val="18"/>
-              </w:rPr>
-              <w:t>✓</w:t>
-            </w:r>
-          </w:p>
-        </w:tc>
-        <w:tc>
-          <w:tcPr>
-            <w:tcW w:w="523" w:type="dxa"/>
-            <w:shd w:val="clear" w:color="auto" w:fill="D9E1F2"/>
-          </w:tcPr>
-          <w:p>
-            <w:pPr>
-              <w:spacing w:before="60" w:after="60" w:line="240" w:lineRule="auto"/>
-              <w:jc w:val="center"/>
-            </w:pPr>
-            <w:r>
-              <w:rPr>
-                <w:rFonts w:ascii="Times New Roman" w:hAnsi="Times New Roman"/>
-                <w:b w:val="0"/>
-                <w:color w:val="000000"/>
-                <w:sz w:val="18"/>
-              </w:rPr>
-            </w:r>
-          </w:p>
-        </w:tc>
-        <w:tc>
-          <w:tcPr>
-            <w:tcW w:w="523" w:type="dxa"/>
-            <w:shd w:val="clear" w:color="auto" w:fill="70AD47"/>
-          </w:tcPr>
-          <w:p>
-            <w:pPr>
-              <w:spacing w:before="60" w:after="60" w:line="240" w:lineRule="auto"/>
-              <w:jc w:val="center"/>
-            </w:pPr>
-            <w:r>
-              <w:rPr>
-                <w:rFonts w:ascii="Times New Roman" w:hAnsi="Times New Roman"/>
-                <w:b w:val="0"/>
-                <w:color w:val="FFFFFF"/>
-                <w:sz w:val="18"/>
-              </w:rPr>
-              <w:t>✓</w:t>
-            </w:r>
-          </w:p>
-        </w:tc>
-        <w:tc>
-          <w:tcPr>
-            <w:tcW w:w="523" w:type="dxa"/>
-            <w:shd w:val="clear" w:color="auto" w:fill="D9E1F2"/>
-          </w:tcPr>
-          <w:p>
-            <w:pPr>
-              <w:spacing w:before="60" w:after="60" w:line="240" w:lineRule="auto"/>
-              <w:jc w:val="center"/>
-            </w:pPr>
-            <w:r>
-              <w:rPr>
-                <w:rFonts w:ascii="Times New Roman" w:hAnsi="Times New Roman"/>
-                <w:b w:val="0"/>
-                <w:color w:val="000000"/>
-                <w:sz w:val="18"/>
-              </w:rPr>
-            </w:r>
-          </w:p>
-        </w:tc>
-        <w:tc>
-          <w:tcPr>
-            <w:tcW w:w="523" w:type="dxa"/>
-            <w:shd w:val="clear" w:color="auto" w:fill="D9E1F2"/>
-          </w:tcPr>
-          <w:p>
-            <w:pPr>
-              <w:spacing w:before="60" w:after="60" w:line="240" w:lineRule="auto"/>
-              <w:jc w:val="center"/>
-            </w:pPr>
-            <w:r>
-              <w:rPr>
-                <w:rFonts w:ascii="Times New Roman" w:hAnsi="Times New Roman"/>
-                <w:b w:val="0"/>
-                <w:color w:val="000000"/>
-                <w:sz w:val="18"/>
-              </w:rPr>
-            </w:r>
-          </w:p>
-        </w:tc>
-        <w:tc>
-          <w:tcPr>
-            <w:tcW w:w="523" w:type="dxa"/>
-            <w:shd w:val="clear" w:color="auto" w:fill="D9E1F2"/>
-          </w:tcPr>
-          <w:p>
-            <w:pPr>
-              <w:spacing w:before="60" w:after="60" w:line="240" w:lineRule="auto"/>
-              <w:jc w:val="center"/>
-            </w:pPr>
-            <w:r>
-              <w:rPr>
-                <w:rFonts w:ascii="Times New Roman" w:hAnsi="Times New Roman"/>
-                <w:b w:val="0"/>
-                <w:color w:val="000000"/>
-                <w:sz w:val="18"/>
-              </w:rPr>
-            </w:r>
-          </w:p>
-        </w:tc>
-        <w:tc>
-          <w:tcPr>
-            <w:tcW w:w="523" w:type="dxa"/>
-            <w:shd w:val="clear" w:color="auto" w:fill="D9E1F2"/>
-          </w:tcPr>
-          <w:p>
-            <w:pPr>
-              <w:spacing w:before="60" w:after="60" w:line="240" w:lineRule="auto"/>
-              <w:jc w:val="center"/>
-            </w:pPr>
-            <w:r>
-              <w:rPr>
-                <w:rFonts w:ascii="Times New Roman" w:hAnsi="Times New Roman"/>
-                <w:b w:val="0"/>
-                <w:color w:val="000000"/>
-                <w:sz w:val="18"/>
-              </w:rPr>
-            </w:r>
-          </w:p>
-        </w:tc>
-        <w:tc>
-          <w:tcPr>
-            <w:tcW w:w="523" w:type="dxa"/>
-            <w:shd w:val="clear" w:color="auto" w:fill="D9E1F2"/>
-          </w:tcPr>
-          <w:p>
-            <w:pPr>
-              <w:spacing w:before="60" w:after="60" w:line="240" w:lineRule="auto"/>
-              <w:jc w:val="center"/>
-            </w:pPr>
-            <w:r>
-              <w:rPr>
-                <w:rFonts w:ascii="Times New Roman" w:hAnsi="Times New Roman"/>
-                <w:b w:val="0"/>
-                <w:color w:val="000000"/>
-                <w:sz w:val="18"/>
-              </w:rPr>
-            </w:r>
-          </w:p>
-        </w:tc>
-      </w:tr>
-      <w:tr>
-        <w:tc>
-          <w:tcPr>
-            <w:tcW w:w="3033" w:type="dxa"/>
-            <w:shd w:val="clear" w:color="auto" w:fill="FFFFFF"/>
-          </w:tcPr>
-          <w:p>
-            <w:pPr>
-              <w:spacing w:before="60" w:after="60" w:line="240" w:lineRule="auto"/>
-              <w:jc w:val="both"/>
-            </w:pPr>
-            <w:r>
-              <w:rPr>
-                <w:rFonts w:ascii="Times New Roman" w:hAnsi="Times New Roman"/>
-                <w:b w:val="0"/>
-                <w:color w:val="000000"/>
-                <w:sz w:val="20"/>
-              </w:rPr>
-              <w:t>Seguimiento a cotizaciones y actualización de expedientes de proveedores.</w:t>
-            </w:r>
-          </w:p>
-        </w:tc>
-        <w:tc>
-          <w:tcPr>
-            <w:tcW w:w="523" w:type="dxa"/>
-            <w:shd w:val="clear" w:color="auto" w:fill="FFFFFF"/>
-          </w:tcPr>
-          <w:p>
-            <w:pPr>
-              <w:spacing w:before="60" w:after="60" w:line="240" w:lineRule="auto"/>
-              <w:jc w:val="center"/>
-            </w:pPr>
-            <w:r>
-              <w:rPr>
-                <w:rFonts w:ascii="Times New Roman" w:hAnsi="Times New Roman"/>
-                <w:b w:val="0"/>
-                <w:color w:val="000000"/>
-                <w:sz w:val="18"/>
-              </w:rPr>
-            </w:r>
-          </w:p>
-        </w:tc>
-        <w:tc>
-          <w:tcPr>
-            <w:tcW w:w="523" w:type="dxa"/>
-            <w:shd w:val="clear" w:color="auto" w:fill="FFFFFF"/>
-          </w:tcPr>
-          <w:p>
-            <w:pPr>
-              <w:spacing w:before="60" w:after="60" w:line="240" w:lineRule="auto"/>
-              <w:jc w:val="center"/>
-            </w:pPr>
-            <w:r>
-              <w:rPr>
-                <w:rFonts w:ascii="Times New Roman" w:hAnsi="Times New Roman"/>
-                <w:b w:val="0"/>
-                <w:color w:val="000000"/>
-                <w:sz w:val="18"/>
-              </w:rPr>
-            </w:r>
-          </w:p>
-        </w:tc>
-        <w:tc>
-          <w:tcPr>
-            <w:tcW w:w="523" w:type="dxa"/>
-            <w:shd w:val="clear" w:color="auto" w:fill="FFFFFF"/>
-          </w:tcPr>
-          <w:p>
-            <w:pPr>
-              <w:spacing w:before="60" w:after="60" w:line="240" w:lineRule="auto"/>
-              <w:jc w:val="center"/>
-            </w:pPr>
-            <w:r>
-              <w:rPr>
-                <w:rFonts w:ascii="Times New Roman" w:hAnsi="Times New Roman"/>
-                <w:b w:val="0"/>
-                <w:color w:val="000000"/>
-                <w:sz w:val="18"/>
-              </w:rPr>
-            </w:r>
-          </w:p>
-        </w:tc>
-        <w:tc>
-          <w:tcPr>
-            <w:tcW w:w="523" w:type="dxa"/>
-            <w:shd w:val="clear" w:color="auto" w:fill="FFFFFF"/>
-          </w:tcPr>
-          <w:p>
-            <w:pPr>
-              <w:spacing w:before="60" w:after="60" w:line="240" w:lineRule="auto"/>
-              <w:jc w:val="center"/>
-            </w:pPr>
-            <w:r>
-              <w:rPr>
-                <w:rFonts w:ascii="Times New Roman" w:hAnsi="Times New Roman"/>
-                <w:b w:val="0"/>
-                <w:color w:val="000000"/>
-                <w:sz w:val="18"/>
-              </w:rPr>
-            </w:r>
-          </w:p>
-        </w:tc>
-        <w:tc>
-          <w:tcPr>
-            <w:tcW w:w="523" w:type="dxa"/>
-            <w:shd w:val="clear" w:color="auto" w:fill="FFFFFF"/>
-          </w:tcPr>
-          <w:p>
-            <w:pPr>
-              <w:spacing w:before="60" w:after="60" w:line="240" w:lineRule="auto"/>
-              <w:jc w:val="center"/>
-            </w:pPr>
-            <w:r>
-              <w:rPr>
-                <w:rFonts w:ascii="Times New Roman" w:hAnsi="Times New Roman"/>
-                <w:b w:val="0"/>
-                <w:color w:val="000000"/>
-                <w:sz w:val="18"/>
-              </w:rPr>
-            </w:r>
-          </w:p>
-        </w:tc>
-        <w:tc>
-          <w:tcPr>
-            <w:tcW w:w="523" w:type="dxa"/>
-            <w:shd w:val="clear" w:color="auto" w:fill="70AD47"/>
-          </w:tcPr>
-          <w:p>
-            <w:pPr>
-              <w:spacing w:before="60" w:after="60" w:line="240" w:lineRule="auto"/>
-              <w:jc w:val="center"/>
-            </w:pPr>
-            <w:r>
-              <w:rPr>
-                <w:rFonts w:ascii="Times New Roman" w:hAnsi="Times New Roman"/>
-                <w:b w:val="0"/>
-                <w:color w:val="FFFFFF"/>
-                <w:sz w:val="18"/>
-              </w:rPr>
-              <w:t>✓</w:t>
-            </w:r>
-          </w:p>
-        </w:tc>
-        <w:tc>
-          <w:tcPr>
-            <w:tcW w:w="523" w:type="dxa"/>
-            <w:shd w:val="clear" w:color="auto" w:fill="FFFFFF"/>
-          </w:tcPr>
-          <w:p>
-            <w:pPr>
-              <w:spacing w:before="60" w:after="60" w:line="240" w:lineRule="auto"/>
-              <w:jc w:val="center"/>
-            </w:pPr>
-            <w:r>
-              <w:rPr>
-                <w:rFonts w:ascii="Times New Roman" w:hAnsi="Times New Roman"/>
-                <w:b w:val="0"/>
-                <w:color w:val="000000"/>
-                <w:sz w:val="18"/>
-              </w:rPr>
-            </w:r>
-          </w:p>
-        </w:tc>
-        <w:tc>
-          <w:tcPr>
-            <w:tcW w:w="523" w:type="dxa"/>
-            <w:shd w:val="clear" w:color="auto" w:fill="70AD47"/>
-          </w:tcPr>
-          <w:p>
-            <w:pPr>
-              <w:spacing w:before="60" w:after="60" w:line="240" w:lineRule="auto"/>
-              <w:jc w:val="center"/>
-            </w:pPr>
-            <w:r>
-              <w:rPr>
-                <w:rFonts w:ascii="Times New Roman" w:hAnsi="Times New Roman"/>
-                <w:b w:val="0"/>
-                <w:color w:val="FFFFFF"/>
-                <w:sz w:val="18"/>
-              </w:rPr>
-              <w:t>✓</w:t>
-            </w:r>
-          </w:p>
-        </w:tc>
-        <w:tc>
-          <w:tcPr>
-            <w:tcW w:w="523" w:type="dxa"/>
-            <w:shd w:val="clear" w:color="auto" w:fill="FFFFFF"/>
-          </w:tcPr>
-          <w:p>
-            <w:pPr>
-              <w:spacing w:before="60" w:after="60" w:line="240" w:lineRule="auto"/>
-              <w:jc w:val="center"/>
-            </w:pPr>
-            <w:r>
-              <w:rPr>
-                <w:rFonts w:ascii="Times New Roman" w:hAnsi="Times New Roman"/>
-                <w:b w:val="0"/>
-                <w:color w:val="000000"/>
-                <w:sz w:val="18"/>
-              </w:rPr>
-            </w:r>
-          </w:p>
-        </w:tc>
-        <w:tc>
-          <w:tcPr>
-            <w:tcW w:w="523" w:type="dxa"/>
-            <w:shd w:val="clear" w:color="auto" w:fill="FFFFFF"/>
-          </w:tcPr>
-          <w:p>
-            <w:pPr>
-              <w:spacing w:before="60" w:after="60" w:line="240" w:lineRule="auto"/>
-              <w:jc w:val="center"/>
-            </w:pPr>
-            <w:r>
-              <w:rPr>
-                <w:rFonts w:ascii="Times New Roman" w:hAnsi="Times New Roman"/>
-                <w:b w:val="0"/>
-                <w:color w:val="000000"/>
-                <w:sz w:val="18"/>
-              </w:rPr>
-            </w:r>
-          </w:p>
-        </w:tc>
-      </w:tr>
-      <w:tr>
-        <w:tc>
-          <w:tcPr>
-            <w:tcW w:w="3033" w:type="dxa"/>
-            <w:shd w:val="clear" w:color="auto" w:fill="D9E1F2"/>
-          </w:tcPr>
-          <w:p>
-            <w:pPr>
-              <w:spacing w:before="60" w:after="60" w:line="240" w:lineRule="auto"/>
-              <w:jc w:val="both"/>
-            </w:pPr>
-            <w:r>
-              <w:rPr>
-                <w:rFonts w:ascii="Times New Roman" w:hAnsi="Times New Roman"/>
-                <w:b w:val="0"/>
-                <w:color w:val="000000"/>
-                <w:sz w:val="20"/>
-              </w:rPr>
-              <w:t>Apoyo en el cierre administrativo del período y archivo de órdenes de compra.</w:t>
-            </w:r>
-          </w:p>
-        </w:tc>
-        <w:tc>
-          <w:tcPr>
-            <w:tcW w:w="523" w:type="dxa"/>
-            <w:shd w:val="clear" w:color="auto" w:fill="D9E1F2"/>
-          </w:tcPr>
-          <w:p>
-            <w:pPr>
-              <w:spacing w:before="60" w:after="60" w:line="240" w:lineRule="auto"/>
-              <w:jc w:val="center"/>
-            </w:pPr>
-            <w:r>
-              <w:rPr>
-                <w:rFonts w:ascii="Times New Roman" w:hAnsi="Times New Roman"/>
-                <w:b w:val="0"/>
-                <w:color w:val="000000"/>
-                <w:sz w:val="18"/>
-              </w:rPr>
-            </w:r>
-          </w:p>
-        </w:tc>
-        <w:tc>
-          <w:tcPr>
-            <w:tcW w:w="523" w:type="dxa"/>
-            <w:shd w:val="clear" w:color="auto" w:fill="D9E1F2"/>
-          </w:tcPr>
-          <w:p>
-            <w:pPr>
-              <w:spacing w:before="60" w:after="60" w:line="240" w:lineRule="auto"/>
-              <w:jc w:val="center"/>
-            </w:pPr>
-            <w:r>
-              <w:rPr>
-                <w:rFonts w:ascii="Times New Roman" w:hAnsi="Times New Roman"/>
-                <w:b w:val="0"/>
-                <w:color w:val="000000"/>
-                <w:sz w:val="18"/>
-              </w:rPr>
-            </w:r>
-          </w:p>
-        </w:tc>
-        <w:tc>
-          <w:tcPr>
-            <w:tcW w:w="523" w:type="dxa"/>
-            <w:shd w:val="clear" w:color="auto" w:fill="D9E1F2"/>
-          </w:tcPr>
-          <w:p>
-            <w:pPr>
-              <w:spacing w:before="60" w:after="60" w:line="240" w:lineRule="auto"/>
-              <w:jc w:val="center"/>
-            </w:pPr>
-            <w:r>
-              <w:rPr>
-                <w:rFonts w:ascii="Times New Roman" w:hAnsi="Times New Roman"/>
-                <w:b w:val="0"/>
-                <w:color w:val="000000"/>
-                <w:sz w:val="18"/>
-              </w:rPr>
-            </w:r>
-          </w:p>
-        </w:tc>
-        <w:tc>
-          <w:tcPr>
-            <w:tcW w:w="523" w:type="dxa"/>
-            <w:shd w:val="clear" w:color="auto" w:fill="D9E1F2"/>
-          </w:tcPr>
-          <w:p>
-            <w:pPr>
-              <w:spacing w:before="60" w:after="60" w:line="240" w:lineRule="auto"/>
-              <w:jc w:val="center"/>
-            </w:pPr>
-            <w:r>
-              <w:rPr>
-                <w:rFonts w:ascii="Times New Roman" w:hAnsi="Times New Roman"/>
-                <w:b w:val="0"/>
-                <w:color w:val="000000"/>
-                <w:sz w:val="18"/>
-              </w:rPr>
-            </w:r>
-          </w:p>
-        </w:tc>
-        <w:tc>
-          <w:tcPr>
-            <w:tcW w:w="523" w:type="dxa"/>
-            <w:shd w:val="clear" w:color="auto" w:fill="D9E1F2"/>
-          </w:tcPr>
-          <w:p>
-            <w:pPr>
-              <w:spacing w:before="60" w:after="60" w:line="240" w:lineRule="auto"/>
-              <w:jc w:val="center"/>
-            </w:pPr>
-            <w:r>
-              <w:rPr>
-                <w:rFonts w:ascii="Times New Roman" w:hAnsi="Times New Roman"/>
-                <w:b w:val="0"/>
-                <w:color w:val="000000"/>
-                <w:sz w:val="18"/>
-              </w:rPr>
-            </w:r>
-          </w:p>
-        </w:tc>
-        <w:tc>
-          <w:tcPr>
-            <w:tcW w:w="523" w:type="dxa"/>
-            <w:shd w:val="clear" w:color="auto" w:fill="D9E1F2"/>
-          </w:tcPr>
-          <w:p>
-            <w:pPr>
-              <w:spacing w:before="60" w:after="60" w:line="240" w:lineRule="auto"/>
-              <w:jc w:val="center"/>
-            </w:pPr>
-            <w:r>
-              <w:rPr>
-                <w:rFonts w:ascii="Times New Roman" w:hAnsi="Times New Roman"/>
-                <w:b w:val="0"/>
-                <w:color w:val="000000"/>
-                <w:sz w:val="18"/>
-              </w:rPr>
-            </w:r>
-          </w:p>
-        </w:tc>
-        <w:tc>
-          <w:tcPr>
-            <w:tcW w:w="523" w:type="dxa"/>
-            <w:shd w:val="clear" w:color="auto" w:fill="D9E1F2"/>
-          </w:tcPr>
-          <w:p>
-            <w:pPr>
-              <w:spacing w:before="60" w:after="60" w:line="240" w:lineRule="auto"/>
-              <w:jc w:val="center"/>
-            </w:pPr>
-            <w:r>
-              <w:rPr>
-                <w:rFonts w:ascii="Times New Roman" w:hAnsi="Times New Roman"/>
-                <w:b w:val="0"/>
-                <w:color w:val="000000"/>
-                <w:sz w:val="18"/>
-              </w:rPr>
-            </w:r>
-          </w:p>
-        </w:tc>
-        <w:tc>
-          <w:tcPr>
-            <w:tcW w:w="523" w:type="dxa"/>
-            <w:shd w:val="clear" w:color="auto" w:fill="D9E1F2"/>
           </w:tcPr>
           <w:p>
             <w:pPr>

--- a/keidy/reportes/Informe_Pasantia_IUTECP.docx
+++ b/keidy/reportes/Informe_Pasantia_IUTECP.docx
@@ -603,7 +603,7 @@
           <w:b/>
           <w:sz w:val="24"/>
         </w:rPr>
-        <w:t>I REALIDAD ORGANIZACIONAL</w:t>
+        <w:t>CAPÍTULO I: REALIDAD ORGANIZACIONAL</w:t>
         <w:tab/>
       </w:r>
       <w:r>
@@ -903,7 +903,7 @@
           <w:b/>
           <w:sz w:val="24"/>
         </w:rPr>
-        <w:t>II DIAGNÓSTICO SITUACIONAL</w:t>
+        <w:t>CAPÍTULO II: DIAGNÓSTICO SITUACIONAL</w:t>
         <w:tab/>
       </w:r>
       <w:r>
@@ -1083,7 +1083,7 @@
           <w:b/>
           <w:sz w:val="24"/>
         </w:rPr>
-        <w:t>III MARCO TEÓRICO</w:t>
+        <w:t>CAPÍTULO III: MARCO TEÓRICO</w:t>
         <w:tab/>
       </w:r>
       <w:r>
@@ -1143,7 +1143,7 @@
           <w:b/>
           <w:sz w:val="24"/>
         </w:rPr>
-        <w:t>IV ACTIVIDADES REALIZADAS</w:t>
+        <w:t>CAPÍTULO IV: ACTIVIDADES REALIZADAS</w:t>
         <w:tab/>
       </w:r>
       <w:r>
@@ -1203,7 +1203,7 @@
           <w:b/>
           <w:sz w:val="24"/>
         </w:rPr>
-        <w:t>V CONCLUSIONES Y RECOMENDACIONES</w:t>
+        <w:t>CAPÍTULO V: CONCLUSIONES Y RECOMENDACIONES</w:t>
         <w:tab/>
       </w:r>
       <w:r>

--- a/keidy/reportes/Informe_Pasantia_IUTECP.docx
+++ b/keidy/reportes/Informe_Pasantia_IUTECP.docx
@@ -7659,7 +7659,22 @@
           <w:i w:val="0"/>
           <w:sz w:val="24"/>
         </w:rPr>
-        <w:t>En el contexto del departamento administrativo de Lubricantes y Equipos Varyna, C.A., la procura cumple un rol estratégico al garantizar la disponibilidad oportuna de insumos para las operaciones industriales y de campo. La ausencia de procedimientos formalizados en este ciclo genera interrupciones en la cadena de suministro interna, evidenciando la necesidad de una propuesta de optimización procedimental que estandarice cada fase del proceso de adquisición.</w:t>
+        <w:t>Lo anterior cobra especial relevancia en el contexto de Lubricantes y Equipos Varyna, C.A., donde la procura constituye una función crítica para sostener las operaciones industriales y de campo. Durante el diagnóstico realizado, se pudo constatar que el departamento administrativo no cuenta con un canal formalizado de recepción de requisiciones, lo que impide que el proceso de abastecimiento se desarrolle de forma planificada y controlada tal como lo exige la teoría. En criterio de quien suscribe, esta ausencia de estructura procedimental es la causa raíz de los retrasos identificados, por encima incluso de factores humanos o tecnológicos.</w:t>
+      </w:r>
+    </w:p>
+    <w:p>
+      <w:pPr>
+        <w:spacing w:line="360" w:lineRule="auto" w:after="0" w:before="0"/>
+        <w:ind w:firstLine="709"/>
+        <w:jc w:val="both"/>
+      </w:pPr>
+      <w:r>
+        <w:rPr>
+          <w:rFonts w:ascii="Times New Roman" w:hAnsi="Times New Roman"/>
+          <w:i w:val="0"/>
+          <w:sz w:val="24"/>
+        </w:rPr>
+        <w:t>Comprender la procura desde esta perspectiva teórica es el punto de partida indispensable para cualquier propuesta de mejora, pues permite identificar con precisión en cuáles fases del ciclo se concentran las ineficiencias. Para ello, resulta igualmente necesario examinar el marco administrativo general que debe regir la gestión de cualquier proceso organizacional, tal como se desarrolla en el apartado siguiente.</w:t>
       </w:r>
     </w:p>
     <w:p>
@@ -7685,6 +7700,21 @@
     </w:p>
     <w:p>
       <w:pPr>
+        <w:spacing w:line="360" w:lineRule="auto" w:after="0" w:before="0"/>
+        <w:ind w:firstLine="709"/>
+        <w:jc w:val="both"/>
+      </w:pPr>
+      <w:r>
+        <w:rPr>
+          <w:rFonts w:ascii="Times New Roman" w:hAnsi="Times New Roman"/>
+          <w:i w:val="0"/>
+          <w:sz w:val="24"/>
+        </w:rPr>
+        <w:t>El planteamiento de Monterroso permite comprender que la ineficiencia en la procura de Lubricantes y Equipos Varyna, C.A. no es un problema aislado de demoras puntuales, sino una consecuencia directa de la ausencia de un sistema estructurado de abastecimiento. La propuesta de simplificación administrativa desarrollada en el presente trabajo parte precisamente de este enfoque: antes de simplificar tiempos, es necesario formalizar el proceso.</w:t>
+      </w:r>
+    </w:p>
+    <w:p>
+      <w:pPr>
         <w:spacing w:before="480" w:after="480" w:line="360" w:lineRule="auto"/>
         <w:jc w:val="left"/>
       </w:pPr>
@@ -7729,6 +7759,21 @@
     </w:p>
     <w:p>
       <w:pPr>
+        <w:spacing w:line="360" w:lineRule="auto" w:after="0" w:before="0"/>
+        <w:ind w:firstLine="709"/>
+        <w:jc w:val="both"/>
+      </w:pPr>
+      <w:r>
+        <w:rPr>
+          <w:rFonts w:ascii="Times New Roman" w:hAnsi="Times New Roman"/>
+          <w:i w:val="0"/>
+          <w:sz w:val="24"/>
+        </w:rPr>
+        <w:t>Durante la observación directa realizada en Lubricantes y Equipos Varyna, C.A., se evidenció que ninguna de estas cuatro funciones se ejecuta de manera formal dentro del ciclo de compras. Las requisiciones se reciben sin planificación previa, las responsabilidades no están escritas ni asignadas con claridad, y no existe un mecanismo de control que permita detectar en qué fase se detiene cada expediente. Desde la perspectiva de quien elabora este trabajo, la ausencia del proceso administrativo como eje rector es lo que convierte un procedimiento que debería ser simple en una secuencia compleja y propensa a errores. La propuesta de simplificación desarrollada en los capítulos siguientes busca precisamente instaurar estas cuatro funciones de forma explícita dentro del nuevo flujo de procura. Para que dicho control sea efectivo, es necesario además comprender los mecanismos de control interno aplicables específicamente al área de compras, como se expone a continuación.</w:t>
+      </w:r>
+    </w:p>
+    <w:p>
+      <w:pPr>
         <w:spacing w:before="480" w:after="480" w:line="360" w:lineRule="auto"/>
         <w:jc w:val="left"/>
       </w:pPr>
@@ -7773,6 +7818,21 @@
     </w:p>
     <w:p>
       <w:pPr>
+        <w:spacing w:line="360" w:lineRule="auto" w:after="0" w:before="0"/>
+        <w:ind w:firstLine="709"/>
+        <w:jc w:val="both"/>
+      </w:pPr>
+      <w:r>
+        <w:rPr>
+          <w:rFonts w:ascii="Times New Roman" w:hAnsi="Times New Roman"/>
+          <w:i w:val="0"/>
+          <w:sz w:val="24"/>
+        </w:rPr>
+        <w:t>A juicio de quien suscribe, el control interno no debe entenderse como una carga burocrática adicional, sino como la garantía de que cada paso del proceso de compras tiene un propósito definido y un responsable identificable. En Lubricantes y Equipos Varyna, C.A., la inexistencia de niveles de autorización formales ha generado que decisiones de adquisición recaigan de manera discrecional sobre el personal disponible en el momento, sin criterios objetivos ni registros verificables. Incorporar mecanismos de control interno dentro del nuevo procedimiento simplificado no agrega complejidad al proceso, sino que le otorga la transparencia y trazabilidad que actualmente le faltan. Este enfoque de control se articula directamente con la noción de simplificación administrativa que fundamenta la propuesta, concepto que se desarrolla en el siguiente apartado.</w:t>
+      </w:r>
+    </w:p>
+    <w:p>
+      <w:pPr>
         <w:spacing w:before="480" w:after="480" w:line="360" w:lineRule="auto"/>
         <w:jc w:val="left"/>
       </w:pPr>
@@ -7817,6 +7877,21 @@
     </w:p>
     <w:p>
       <w:pPr>
+        <w:spacing w:line="360" w:lineRule="auto" w:after="0" w:before="0"/>
+        <w:ind w:firstLine="709"/>
+        <w:jc w:val="both"/>
+      </w:pPr>
+      <w:r>
+        <w:rPr>
+          <w:rFonts w:ascii="Times New Roman" w:hAnsi="Times New Roman"/>
+          <w:i w:val="0"/>
+          <w:sz w:val="24"/>
+        </w:rPr>
+        <w:t>Esta definición describe con precisión la situación identificada en Lubricantes y Equipos Varyna, C.A.: un proceso que ha crecido en pasos y actores sin que ninguno de esos añadidos haya sido diseñado intencionalmente, sino como respuesta improvisada a contingencias operativas. Quien elabora este trabajo considera que la simplificación no implica eliminar controles, sino eliminar redundancias; no significa reducir responsabilidades, sino clarificarlas. El nuevo flujo propuesto en el Capítulo V parte de este principio, identificando los pasos estrictamente necesarios para que una requisición se convierta en una orden de compra cerrada sin demoras innecesarias. Para que esta propuesta sea metodológicamente válida dentro del ámbito académico, debe enmarcarse además en la modalidad de investigación correspondiente, la cual se explica en el apartado final de este capítulo.</w:t>
+      </w:r>
+    </w:p>
+    <w:p>
+      <w:pPr>
         <w:spacing w:before="480" w:after="480" w:line="360" w:lineRule="auto"/>
         <w:jc w:val="left"/>
       </w:pPr>
@@ -7857,6 +7932,21 @@
           <w:sz w:val="24"/>
         </w:rPr>
         <w:t>Arias (2012) complementa esta definición señalando que el proyecto factible avanza hasta proponer y, en muchos casos, desarrollar la solución, demostrando su aplicabilidad en el contexto real. El presente trabajo se enmarca en esta modalidad al partir del diagnóstico del proceso de procura en Lubricantes y Equipos Varyna, C.A., para proponer un conjunto de mejoras procedimentales cuya implementación es técnica y operativamente viable para la organización.</w:t>
+      </w:r>
+    </w:p>
+    <w:p>
+      <w:pPr>
+        <w:spacing w:line="360" w:lineRule="auto" w:after="0" w:before="0"/>
+        <w:ind w:firstLine="709"/>
+        <w:jc w:val="both"/>
+      </w:pPr>
+      <w:r>
+        <w:rPr>
+          <w:rFonts w:ascii="Times New Roman" w:hAnsi="Times New Roman"/>
+          <w:i w:val="0"/>
+          <w:sz w:val="24"/>
+        </w:rPr>
+        <w:t>Desde la perspectiva de quien elabora este informe, la elección del proyecto factible como modalidad de investigación responde no solo a un criterio metodológico, sino a una convicción práctica: los problemas administrativos reales requieren soluciones concretas y aplicables, no únicamente diagnósticos descriptivos. El levantamiento de información realizado durante las semanas de pasantía, las entrevistas al personal, el análisis de expedientes históricos y el diseño de los nuevos formatos y flujos de trabajo constituyen evidencia suficiente de la viabilidad de la propuesta en el entorno específico de la empresa. En conjunto, los cinco fundamentos teóricos desarrollados en este capítulo —procura, proceso administrativo, control interno, simplificación administrativa y proyecto factible— conforman el marco conceptual que sustenta y orienta cada decisión tomada en el diseño de la propuesta presentada en este trabajo.</w:t>
       </w:r>
     </w:p>
     <w:p>

--- a/keidy/reportes/Informe_Pasantia_IUTECP.docx
+++ b/keidy/reportes/Informe_Pasantia_IUTECP.docx
@@ -390,6 +390,328 @@
     </w:p>
     <w:p>
       <w:pPr>
+        <w:spacing w:line="276" w:lineRule="auto" w:before="0" w:after="0"/>
+        <w:jc w:val="center"/>
+      </w:pPr>
+      <w:r>
+        <w:rPr>
+          <w:rFonts w:ascii="Times New Roman" w:hAnsi="Times New Roman"/>
+          <w:b/>
+          <w:sz w:val="24"/>
+        </w:rPr>
+        <w:t>REPÚBLICA BOLIVARIANA DE VENEZUELA</w:t>
+      </w:r>
+    </w:p>
+    <w:p>
+      <w:pPr>
+        <w:spacing w:line="276" w:lineRule="auto" w:before="0" w:after="0"/>
+        <w:jc w:val="center"/>
+      </w:pPr>
+      <w:r>
+        <w:rPr>
+          <w:rFonts w:ascii="Times New Roman" w:hAnsi="Times New Roman"/>
+          <w:b/>
+          <w:sz w:val="24"/>
+        </w:rPr>
+        <w:t>MINISTERIO DEL PODER POPULAR PARA LA EDUCACIÓN</w:t>
+      </w:r>
+    </w:p>
+    <w:p>
+      <w:pPr>
+        <w:spacing w:line="276" w:lineRule="auto" w:before="0" w:after="0"/>
+        <w:jc w:val="center"/>
+      </w:pPr>
+      <w:r>
+        <w:rPr>
+          <w:rFonts w:ascii="Times New Roman" w:hAnsi="Times New Roman"/>
+          <w:b/>
+          <w:sz w:val="24"/>
+        </w:rPr>
+        <w:t>INSTITUTO UNIVERSITARIO DE TECNOLOGÍA</w:t>
+      </w:r>
+    </w:p>
+    <w:p>
+      <w:pPr>
+        <w:spacing w:line="276" w:lineRule="auto" w:before="0" w:after="0"/>
+        <w:jc w:val="center"/>
+      </w:pPr>
+      <w:r>
+        <w:rPr>
+          <w:rFonts w:ascii="Times New Roman" w:hAnsi="Times New Roman"/>
+          <w:b/>
+          <w:sz w:val="24"/>
+        </w:rPr>
+        <w:t>"ELÍAS CALIXTO POMPA"</w:t>
+      </w:r>
+    </w:p>
+    <w:p>
+      <w:pPr>
+        <w:spacing w:line="276" w:lineRule="auto" w:before="0" w:after="0"/>
+        <w:jc w:val="center"/>
+      </w:pPr>
+      <w:r>
+        <w:rPr>
+          <w:rFonts w:ascii="Times New Roman" w:hAnsi="Times New Roman"/>
+          <w:b/>
+          <w:sz w:val="24"/>
+        </w:rPr>
+        <w:t>EL TIGRE, ESTADO ANZOÁTEGUI</w:t>
+      </w:r>
+    </w:p>
+    <w:p/>
+    <w:p>
+      <w:pPr>
+        <w:spacing w:before="480" w:after="480"/>
+        <w:jc w:val="center"/>
+      </w:pPr>
+      <w:r>
+        <w:rPr>
+          <w:rFonts w:ascii="Times New Roman" w:hAnsi="Times New Roman"/>
+          <w:b/>
+          <w:sz w:val="24"/>
+        </w:rPr>
+        <w:t>APROBACIÓN DEL TUTOR INDUSTRIAL</w:t>
+      </w:r>
+    </w:p>
+    <w:p>
+      <w:pPr>
+        <w:spacing w:line="360" w:lineRule="auto"/>
+        <w:ind w:firstLine="0"/>
+        <w:jc w:val="both"/>
+      </w:pPr>
+      <w:r>
+        <w:rPr>
+          <w:rFonts w:ascii="Times New Roman" w:hAnsi="Times New Roman"/>
+          <w:sz w:val="24"/>
+        </w:rPr>
+        <w:t>En mi carácter de tutor industrial del informe de pasantías presentado por: Keidy Guzmán, de Cédula de Identidad V-28.706.352; para optar al grado de Técnico Superior Universitario en la especialidad de: Administración, cuyo título es; “PROPUESTA DE SIMPLIFICACIÓN ADMINISTRATIVA DE LA PROCURA EN LUBRICANTES Y EQUIPOS VARYNA, C.A.”, manifiesto que cumple con los requisitos exigidos por el Instituto Universitario de Tecnología “Elías Calixto Pompa” (IUTECP); y que, por lo tanto, considero que reúne los méritos suficientes para ser evaluado por el jurado que se decida designar a tal fin.</w:t>
+      </w:r>
+    </w:p>
+    <w:p/>
+    <w:p/>
+    <w:p>
+      <w:pPr>
+        <w:spacing w:line="360" w:lineRule="auto"/>
+        <w:jc w:val="left"/>
+      </w:pPr>
+      <w:r>
+        <w:rPr>
+          <w:rFonts w:ascii="Times New Roman" w:hAnsi="Times New Roman"/>
+          <w:sz w:val="24"/>
+        </w:rPr>
+        <w:t>En la Ciudad de El Tigre, a los ___ días del mes de _______ de 2026</w:t>
+      </w:r>
+    </w:p>
+    <w:p/>
+    <w:p/>
+    <w:p/>
+    <w:p/>
+    <w:p/>
+    <w:p/>
+    <w:p>
+      <w:pPr>
+        <w:tabs>
+          <w:tab w:pos="10205" w:val="left"/>
+        </w:tabs>
+        <w:jc w:val="left"/>
+      </w:pPr>
+      <w:r>
+        <w:rPr>
+          <w:rFonts w:ascii="Times New Roman" w:hAnsi="Times New Roman"/>
+          <w:sz w:val="24"/>
+        </w:rPr>
+        <w:t>Apellidos y Nombres</w:t>
+      </w:r>
+      <w:r>
+        <w:rPr>
+          <w:rFonts w:ascii="Times New Roman" w:hAnsi="Times New Roman"/>
+          <w:sz w:val="24"/>
+        </w:rPr>
+        <w:tab/>
+      </w:r>
+      <w:r>
+        <w:rPr>
+          <w:rFonts w:ascii="Times New Roman" w:hAnsi="Times New Roman"/>
+          <w:sz w:val="24"/>
+        </w:rPr>
+        <w:t>C.I.: _______________</w:t>
+      </w:r>
+    </w:p>
+    <w:p>
+      <w:pPr>
+        <w:sectPr>
+          <w:footerReference w:type="default" r:id="rId14"/>
+          <w:pgSz w:w="12240" w:h="15840"/>
+          <w:pgMar w:top="1701" w:right="1701" w:bottom="1701" w:left="2268" w:header="720" w:footer="720" w:gutter="0"/>
+          <w:cols w:space="720"/>
+          <w:titlePg/>
+          <w:docGrid w:linePitch="360"/>
+        </w:sectPr>
+      </w:pPr>
+    </w:p>
+    <w:p>
+      <w:pPr>
+        <w:spacing w:line="276" w:lineRule="auto" w:before="0" w:after="0"/>
+        <w:jc w:val="center"/>
+      </w:pPr>
+      <w:r>
+        <w:rPr>
+          <w:rFonts w:ascii="Times New Roman" w:hAnsi="Times New Roman"/>
+          <w:b/>
+          <w:sz w:val="24"/>
+        </w:rPr>
+        <w:t>REPÚBLICA BOLIVARIANA DE VENEZUELA</w:t>
+      </w:r>
+    </w:p>
+    <w:p>
+      <w:pPr>
+        <w:spacing w:line="276" w:lineRule="auto" w:before="0" w:after="0"/>
+        <w:jc w:val="center"/>
+      </w:pPr>
+      <w:r>
+        <w:rPr>
+          <w:rFonts w:ascii="Times New Roman" w:hAnsi="Times New Roman"/>
+          <w:b/>
+          <w:sz w:val="24"/>
+        </w:rPr>
+        <w:t>MINISTERIO DEL PODER POPULAR PARA LA EDUCACIÓN</w:t>
+      </w:r>
+    </w:p>
+    <w:p>
+      <w:pPr>
+        <w:spacing w:line="276" w:lineRule="auto" w:before="0" w:after="0"/>
+        <w:jc w:val="center"/>
+      </w:pPr>
+      <w:r>
+        <w:rPr>
+          <w:rFonts w:ascii="Times New Roman" w:hAnsi="Times New Roman"/>
+          <w:b/>
+          <w:sz w:val="24"/>
+        </w:rPr>
+        <w:t>INSTITUTO UNIVERSITARIO DE TECNOLOGÍA</w:t>
+      </w:r>
+    </w:p>
+    <w:p>
+      <w:pPr>
+        <w:spacing w:line="276" w:lineRule="auto" w:before="0" w:after="0"/>
+        <w:jc w:val="center"/>
+      </w:pPr>
+      <w:r>
+        <w:rPr>
+          <w:rFonts w:ascii="Times New Roman" w:hAnsi="Times New Roman"/>
+          <w:b/>
+          <w:sz w:val="24"/>
+        </w:rPr>
+        <w:t>"ELÍAS CALIXTO POMPA"</w:t>
+      </w:r>
+    </w:p>
+    <w:p>
+      <w:pPr>
+        <w:spacing w:line="276" w:lineRule="auto" w:before="0" w:after="0"/>
+        <w:jc w:val="center"/>
+      </w:pPr>
+      <w:r>
+        <w:rPr>
+          <w:rFonts w:ascii="Times New Roman" w:hAnsi="Times New Roman"/>
+          <w:b/>
+          <w:sz w:val="24"/>
+        </w:rPr>
+        <w:t>EL TIGRE, ESTADO ANZOÁTEGUI</w:t>
+      </w:r>
+    </w:p>
+    <w:p/>
+    <w:p>
+      <w:pPr>
+        <w:spacing w:before="480" w:after="480"/>
+        <w:jc w:val="center"/>
+      </w:pPr>
+      <w:r>
+        <w:rPr>
+          <w:rFonts w:ascii="Times New Roman" w:hAnsi="Times New Roman"/>
+          <w:b/>
+          <w:sz w:val="24"/>
+        </w:rPr>
+        <w:t>APROBACIÓN DEL TUTOR ACADÉMICO</w:t>
+      </w:r>
+    </w:p>
+    <w:p>
+      <w:pPr>
+        <w:spacing w:line="360" w:lineRule="auto"/>
+        <w:ind w:firstLine="0"/>
+        <w:jc w:val="both"/>
+      </w:pPr>
+      <w:r>
+        <w:rPr>
+          <w:rFonts w:ascii="Times New Roman" w:hAnsi="Times New Roman"/>
+          <w:sz w:val="24"/>
+        </w:rPr>
+        <w:t>En mi carácter de tutor académico del informe de pasantías presentado por: Keidy Guzmán, de Cédula de Identidad V-28.706.352; para optar al grado de Técnico Superior Universitario en la especialidad de: Administración, cuyo título es; “PROPUESTA DE SIMPLIFICACIÓN ADMINISTRATIVA DE LA PROCURA EN LUBRICANTES Y EQUIPOS VARYNA, C.A.”, manifiesto que cumple con los requisitos exigidos por el Instituto Universitario de Tecnología “Elías Calixto Pompa” (IUTECP); y que, por lo tanto, considero que reúne los méritos suficientes para ser evaluado por el jurado que se decida designar a tal fin.</w:t>
+      </w:r>
+    </w:p>
+    <w:p/>
+    <w:p/>
+    <w:p>
+      <w:pPr>
+        <w:spacing w:line="360" w:lineRule="auto"/>
+        <w:jc w:val="left"/>
+      </w:pPr>
+      <w:r>
+        <w:rPr>
+          <w:rFonts w:ascii="Times New Roman" w:hAnsi="Times New Roman"/>
+          <w:sz w:val="24"/>
+        </w:rPr>
+        <w:t>En la Ciudad de El Tigre, a los ___ días del mes de _______ de 2026</w:t>
+      </w:r>
+    </w:p>
+    <w:p/>
+    <w:p/>
+    <w:p/>
+    <w:p/>
+    <w:p/>
+    <w:p/>
+    <w:p>
+      <w:pPr>
+        <w:tabs>
+          <w:tab w:pos="10205" w:val="left"/>
+        </w:tabs>
+        <w:jc w:val="left"/>
+      </w:pPr>
+      <w:r>
+        <w:rPr>
+          <w:rFonts w:ascii="Times New Roman" w:hAnsi="Times New Roman"/>
+          <w:sz w:val="24"/>
+        </w:rPr>
+        <w:t>Apellidos y Nombres</w:t>
+      </w:r>
+      <w:r>
+        <w:rPr>
+          <w:rFonts w:ascii="Times New Roman" w:hAnsi="Times New Roman"/>
+          <w:sz w:val="24"/>
+        </w:rPr>
+        <w:tab/>
+      </w:r>
+      <w:r>
+        <w:rPr>
+          <w:rFonts w:ascii="Times New Roman" w:hAnsi="Times New Roman"/>
+          <w:sz w:val="24"/>
+        </w:rPr>
+        <w:t>C.I.: _______________</w:t>
+      </w:r>
+    </w:p>
+    <w:p>
+      <w:pPr>
+        <w:sectPr>
+          <w:footerReference w:type="default" r:id="rId15"/>
+          <w:pgSz w:w="12240" w:h="15840"/>
+          <w:pgMar w:top="1701" w:right="1701" w:bottom="1701" w:left="2268" w:header="720" w:footer="720" w:gutter="0"/>
+          <w:cols w:space="720"/>
+          <w:titlePg/>
+          <w:docGrid w:linePitch="360"/>
+        </w:sectPr>
+      </w:pPr>
+    </w:p>
+    <w:p>
+      <w:pPr>
         <w:spacing w:before="1140" w:after="480"/>
         <w:jc w:val="center"/>
       </w:pPr>
@@ -405,7 +727,7 @@
     <w:p>
       <w:pPr>
         <w:sectPr>
-          <w:footerReference w:type="default" r:id="rId14"/>
+          <w:footerReference w:type="default" r:id="rId16"/>
           <w:pgSz w:w="12240" w:h="15840"/>
           <w:pgMar w:top="1701" w:right="1701" w:bottom="1701" w:left="2268" w:header="720" w:footer="720" w:gutter="0"/>
           <w:cols w:space="720"/>
@@ -426,6 +748,66 @@
           <w:sz w:val="24"/>
         </w:rPr>
         <w:t>pp.</w:t>
+      </w:r>
+    </w:p>
+    <w:p>
+      <w:pPr>
+        <w:tabs>
+          <w:tab w:pos="8271" w:val="right" w:leader="dot"/>
+        </w:tabs>
+        <w:spacing w:line="360" w:lineRule="auto" w:before="0" w:after="80"/>
+        <w:ind w:left="0"/>
+      </w:pPr>
+      <w:r>
+        <w:rPr>
+          <w:rFonts w:ascii="Times New Roman" w:hAnsi="Times New Roman"/>
+          <w:b w:val="0"/>
+          <w:sz w:val="24"/>
+        </w:rPr>
+        <w:t>APROBACIÓN DEL TUTOR INDUSTRIAL</w:t>
+        <w:tab/>
+      </w:r>
+      <w:r>
+        <w:rPr>
+          <w:rFonts w:ascii="Times New Roman" w:hAnsi="Times New Roman"/>
+          <w:b w:val="0"/>
+          <w:sz w:val="24"/>
+        </w:rPr>
+        <w:fldChar w:fldCharType="begin"/>
+        <w:instrText xml:space="preserve"> PAGEREF bm_aprob_ind \h </w:instrText>
+        <w:fldChar w:fldCharType="separate"/>
+        <w:t>?</w:t>
+        <w:fldChar w:fldCharType="end"/>
+      </w:r>
+    </w:p>
+    <w:p>
+      <w:pPr>
+        <w:tabs>
+          <w:tab w:pos="8271" w:val="right" w:leader="dot"/>
+        </w:tabs>
+        <w:spacing w:line="360" w:lineRule="auto" w:before="0" w:after="80"/>
+        <w:ind w:left="0"/>
+      </w:pPr>
+      <w:r>
+        <w:rPr>
+          <w:rFonts w:ascii="Times New Roman" w:hAnsi="Times New Roman"/>
+          <w:b w:val="0"/>
+          <w:sz w:val="24"/>
+        </w:rPr>
+        <w:t>APROBACIÓN DEL TUTOR ACADÉMICO</w:t>
+        <w:tab/>
+      </w:r>
+      <w:r>
+        <w:rPr>
+          <w:rFonts w:ascii="Times New Roman" w:hAnsi="Times New Roman"/>
+          <w:b w:val="0"/>
+          <w:sz w:val="24"/>
+        </w:rPr>
+        <w:fldChar w:fldCharType="begin"/>
+        <w:instrText xml:space="preserve"> PAGEREF bm_aprob_acad \h </w:instrText>
+        <w:fldChar w:fldCharType="separate"/>
+        <w:t>?</w:t>
+        <w:fldChar w:fldCharType="end"/>
       </w:r>
     </w:p>
     <w:p>
@@ -1342,7 +1724,7 @@
     <w:p>
       <w:pPr>
         <w:sectPr>
-          <w:footerReference w:type="default" r:id="rId15"/>
+          <w:footerReference w:type="default" r:id="rId17"/>
           <w:type w:val="continuous"/>
           <w:pgSz w:w="12240" w:h="15840"/>
           <w:pgMar w:top="1701" w:right="1701" w:bottom="1701" w:left="2268" w:header="720" w:footer="720" w:gutter="0"/>
@@ -1371,7 +1753,7 @@
     <w:p>
       <w:pPr>
         <w:sectPr>
-          <w:footerReference w:type="default" r:id="rId16"/>
+          <w:footerReference w:type="default" r:id="rId18"/>
           <w:pgSz w:w="12240" w:h="15840"/>
           <w:pgMar w:top="1701" w:right="1701" w:bottom="1701" w:left="2268" w:header="720" w:footer="720" w:gutter="0"/>
           <w:cols w:space="720"/>
@@ -1474,7 +1856,7 @@
     <w:p>
       <w:pPr>
         <w:sectPr>
-          <w:footerReference w:type="default" r:id="rId17"/>
+          <w:footerReference w:type="default" r:id="rId19"/>
           <w:type w:val="continuous"/>
           <w:pgSz w:w="12240" w:h="15840"/>
           <w:pgMar w:top="1701" w:right="1701" w:bottom="1701" w:left="2268" w:header="720" w:footer="720" w:gutter="0"/>
@@ -1503,7 +1885,7 @@
     <w:p>
       <w:pPr>
         <w:sectPr>
-          <w:footerReference w:type="default" r:id="rId18"/>
+          <w:footerReference w:type="default" r:id="rId20"/>
           <w:pgSz w:w="12240" w:h="15840"/>
           <w:pgMar w:top="1701" w:right="1701" w:bottom="1701" w:left="2268" w:header="720" w:footer="720" w:gutter="0"/>
           <w:cols w:space="720"/>
@@ -1515,7 +1897,7 @@
     <w:p>
       <w:pPr>
         <w:sectPr>
-          <w:footerReference w:type="default" r:id="rId19"/>
+          <w:footerReference w:type="default" r:id="rId21"/>
           <w:type w:val="continuous"/>
           <w:pgSz w:w="12240" w:h="15840"/>
           <w:pgMar w:top="1701" w:right="1701" w:bottom="1701" w:left="2268" w:header="720" w:footer="720" w:gutter="0"/>
@@ -1544,7 +1926,7 @@
     <w:p>
       <w:pPr>
         <w:sectPr>
-          <w:footerReference w:type="default" r:id="rId20"/>
+          <w:footerReference w:type="default" r:id="rId22"/>
           <w:pgSz w:w="12240" w:h="15840"/>
           <w:pgMar w:top="1701" w:right="1701" w:bottom="1701" w:left="2268" w:header="720" w:footer="720" w:gutter="0"/>
           <w:cols w:space="720"/>
@@ -1647,7 +2029,7 @@
     <w:p>
       <w:pPr>
         <w:sectPr>
-          <w:footerReference w:type="default" r:id="rId21"/>
+          <w:footerReference w:type="default" r:id="rId23"/>
           <w:type w:val="continuous"/>
           <w:pgSz w:w="12240" w:h="15840"/>
           <w:pgMar w:top="1701" w:right="1701" w:bottom="1701" w:left="2268" w:header="720" w:footer="720" w:gutter="0"/>
@@ -1676,7 +2058,7 @@
     <w:p>
       <w:pPr>
         <w:sectPr>
-          <w:footerReference w:type="default" r:id="rId22"/>
+          <w:footerReference w:type="default" r:id="rId24"/>
           <w:pgSz w:w="12240" w:h="15840"/>
           <w:pgMar w:top="1701" w:right="1701" w:bottom="1701" w:left="2268" w:header="720" w:footer="720" w:gutter="0"/>
           <w:cols w:space="720"/>
@@ -1715,7 +2097,7 @@
     <w:p>
       <w:pPr>
         <w:sectPr>
-          <w:footerReference w:type="default" r:id="rId23"/>
+          <w:footerReference w:type="default" r:id="rId25"/>
           <w:type w:val="continuous"/>
           <w:pgSz w:w="12240" w:h="15840"/>
           <w:pgMar w:top="1701" w:right="1701" w:bottom="1701" w:left="2268" w:header="720" w:footer="720" w:gutter="0"/>
@@ -1744,7 +2126,7 @@
     <w:p>
       <w:pPr>
         <w:sectPr>
-          <w:footerReference w:type="default" r:id="rId24"/>
+          <w:footerReference w:type="default" r:id="rId26"/>
           <w:pgSz w:w="12240" w:h="15840"/>
           <w:pgMar w:top="1701" w:right="1701" w:bottom="1701" w:left="2268" w:header="720" w:footer="720" w:gutter="0"/>
           <w:cols w:space="720"/>
@@ -1786,7 +2168,7 @@
     <w:p>
       <w:pPr>
         <w:sectPr>
-          <w:footerReference w:type="default" r:id="rId25"/>
+          <w:footerReference w:type="default" r:id="rId27"/>
           <w:type w:val="continuous"/>
           <w:pgSz w:w="12240" w:h="15840"/>
           <w:pgMar w:top="1701" w:right="1701" w:bottom="1701" w:left="2268" w:header="720" w:footer="720" w:gutter="0"/>
@@ -1815,7 +2197,7 @@
     <w:p>
       <w:pPr>
         <w:sectPr>
-          <w:footerReference w:type="default" r:id="rId26"/>
+          <w:footerReference w:type="default" r:id="rId28"/>
           <w:pgSz w:w="12240" w:h="15840"/>
           <w:pgMar w:top="1701" w:right="1701" w:bottom="1701" w:left="2268" w:header="720" w:footer="720" w:gutter="0"/>
           <w:cols w:space="720"/>
@@ -1842,7 +2224,7 @@
     <w:p>
       <w:pPr>
         <w:sectPr>
-          <w:footerReference w:type="default" r:id="rId27"/>
+          <w:footerReference w:type="default" r:id="rId29"/>
           <w:type w:val="continuous"/>
           <w:pgSz w:w="12240" w:h="15840"/>
           <w:pgMar w:top="1701" w:right="1701" w:bottom="1701" w:left="2268" w:header="720" w:footer="720" w:gutter="0"/>
@@ -1885,7 +2267,7 @@
     <w:p>
       <w:pPr>
         <w:sectPr>
-          <w:footerReference w:type="default" r:id="rId28"/>
+          <w:footerReference w:type="default" r:id="rId30"/>
           <w:pgSz w:w="12240" w:h="15840"/>
           <w:pgMar w:top="1701" w:right="1701" w:bottom="1701" w:left="2268" w:header="720" w:footer="720" w:gutter="0"/>
           <w:cols w:space="720"/>
@@ -4078,7 +4460,7 @@
     <w:p>
       <w:pPr>
         <w:sectPr>
-          <w:footerReference w:type="default" r:id="rId29"/>
+          <w:footerReference w:type="default" r:id="rId31"/>
           <w:type w:val="continuous"/>
           <w:pgSz w:w="12240" w:h="15840"/>
           <w:pgMar w:top="1701" w:right="1701" w:bottom="1701" w:left="2268" w:header="720" w:footer="720" w:gutter="0"/>
@@ -4121,7 +4503,7 @@
     <w:p>
       <w:pPr>
         <w:sectPr>
-          <w:footerReference w:type="default" r:id="rId30"/>
+          <w:footerReference w:type="default" r:id="rId32"/>
           <w:pgSz w:w="12240" w:h="15840"/>
           <w:pgMar w:top="1701" w:right="1701" w:bottom="1701" w:left="2268" w:header="720" w:footer="720" w:gutter="0"/>
           <w:cols w:space="720"/>
@@ -7564,7 +7946,7 @@
     <w:p>
       <w:pPr>
         <w:sectPr>
-          <w:footerReference w:type="default" r:id="rId31"/>
+          <w:footerReference w:type="default" r:id="rId33"/>
           <w:type w:val="continuous"/>
           <w:pgSz w:w="12240" w:h="15840"/>
           <w:pgMar w:top="1701" w:right="1701" w:bottom="1701" w:left="2268" w:header="720" w:footer="720" w:gutter="0"/>
@@ -7607,7 +7989,7 @@
     <w:p>
       <w:pPr>
         <w:sectPr>
-          <w:footerReference w:type="default" r:id="rId32"/>
+          <w:footerReference w:type="default" r:id="rId34"/>
           <w:pgSz w:w="12240" w:h="15840"/>
           <w:pgMar w:top="1701" w:right="1701" w:bottom="1701" w:left="2268" w:header="720" w:footer="720" w:gutter="0"/>
           <w:cols w:space="720"/>
@@ -7952,7 +8334,7 @@
     <w:p>
       <w:pPr>
         <w:sectPr>
-          <w:footerReference w:type="default" r:id="rId33"/>
+          <w:footerReference w:type="default" r:id="rId35"/>
           <w:type w:val="continuous"/>
           <w:pgSz w:w="12240" w:h="15840"/>
           <w:pgMar w:top="1701" w:right="1701" w:bottom="1701" w:left="2268" w:header="720" w:footer="720" w:gutter="0"/>
@@ -7995,7 +8377,7 @@
     <w:p>
       <w:pPr>
         <w:sectPr>
-          <w:footerReference w:type="default" r:id="rId34"/>
+          <w:footerReference w:type="default" r:id="rId36"/>
           <w:pgSz w:w="12240" w:h="15840"/>
           <w:pgMar w:top="1701" w:right="1701" w:bottom="1701" w:left="2268" w:header="720" w:footer="720" w:gutter="0"/>
           <w:cols w:space="720"/>
@@ -8758,7 +9140,7 @@
     <w:p>
       <w:pPr>
         <w:sectPr>
-          <w:footerReference w:type="default" r:id="rId35"/>
+          <w:footerReference w:type="default" r:id="rId37"/>
           <w:type w:val="continuous"/>
           <w:pgSz w:w="12240" w:h="15840"/>
           <w:pgMar w:top="1701" w:right="1701" w:bottom="1701" w:left="2268" w:header="720" w:footer="720" w:gutter="0"/>
@@ -8801,7 +9183,7 @@
     <w:p>
       <w:pPr>
         <w:sectPr>
-          <w:footerReference w:type="default" r:id="rId36"/>
+          <w:footerReference w:type="default" r:id="rId38"/>
           <w:pgSz w:w="12240" w:h="15840"/>
           <w:pgMar w:top="1701" w:right="1701" w:bottom="1701" w:left="2268" w:header="720" w:footer="720" w:gutter="0"/>
           <w:cols w:space="720"/>
@@ -9013,7 +9395,7 @@
     <w:p>
       <w:pPr>
         <w:sectPr>
-          <w:footerReference w:type="default" r:id="rId37"/>
+          <w:footerReference w:type="default" r:id="rId39"/>
           <w:type w:val="continuous"/>
           <w:pgSz w:w="12240" w:h="15840"/>
           <w:pgMar w:top="1701" w:right="1701" w:bottom="1701" w:left="2268" w:header="720" w:footer="720" w:gutter="0"/>
@@ -9042,7 +9424,7 @@
     <w:p>
       <w:pPr>
         <w:sectPr>
-          <w:footerReference w:type="default" r:id="rId38"/>
+          <w:footerReference w:type="default" r:id="rId40"/>
           <w:pgSz w:w="12240" w:h="15840"/>
           <w:pgMar w:top="1701" w:right="1701" w:bottom="1701" w:left="2268" w:header="720" w:footer="720" w:gutter="0"/>
           <w:cols w:space="720"/>
@@ -9143,7 +9525,7 @@
     <w:p>
       <w:pPr>
         <w:sectPr>
-          <w:footerReference w:type="default" r:id="rId39"/>
+          <w:footerReference w:type="default" r:id="rId41"/>
           <w:type w:val="continuous"/>
           <w:pgSz w:w="12240" w:h="15840"/>
           <w:pgMar w:top="1701" w:right="1701" w:bottom="1701" w:left="2268" w:header="720" w:footer="720" w:gutter="0"/>
@@ -9170,7 +9552,7 @@
       <w:bookmarkEnd w:id="bm_anexos"/>
     </w:p>
     <w:sectPr>
-      <w:footerReference w:type="default" r:id="rId40"/>
+      <w:footerReference w:type="default" r:id="rId42"/>
       <w:pgSz w:w="12240" w:h="15840"/>
       <w:pgMar w:top="1701" w:right="1701" w:bottom="1701" w:left="2268" w:header="720" w:footer="720" w:gutter="0"/>
       <w:cols w:space="720"/>
@@ -9351,7 +9733,7 @@
         <w:sz w:val="24"/>
       </w:rPr>
       <w:fldChar w:fldCharType="begin"/>
-      <w:instrText xml:space="preserve"> PAGE </w:instrText>
+      <w:instrText xml:space="preserve"> PAGE \* roman </w:instrText>
       <w:fldChar w:fldCharType="separate"/>
       <w:fldChar w:fldCharType="end"/>
     </w:r>
@@ -9372,7 +9754,7 @@
         <w:sz w:val="24"/>
       </w:rPr>
       <w:fldChar w:fldCharType="begin"/>
-      <w:instrText xml:space="preserve"> PAGE </w:instrText>
+      <w:instrText xml:space="preserve"> PAGE \* roman </w:instrText>
       <w:fldChar w:fldCharType="separate"/>
       <w:fldChar w:fldCharType="end"/>
     </w:r>
@@ -9626,7 +10008,60 @@
   <w:p>
     <w:pPr>
       <w:pStyle w:val="Footer"/>
+      <w:jc w:val="center"/>
     </w:pPr>
+    <w:r>
+      <w:rPr>
+        <w:rFonts w:ascii="Times New Roman" w:hAnsi="Times New Roman"/>
+        <w:sz w:val="24"/>
+      </w:rPr>
+      <w:fldChar w:fldCharType="begin"/>
+      <w:instrText xml:space="preserve"> PAGE \* roman </w:instrText>
+      <w:fldChar w:fldCharType="separate"/>
+      <w:fldChar w:fldCharType="end"/>
+    </w:r>
+  </w:p>
+</w:ftr>
+</file>
+
+<file path=word/footer30.xml><?xml version="1.0" encoding="utf-8"?>
+<w:ftr xmlns:m="http://schemas.openxmlformats.org/officeDocument/2006/math" xmlns:mc="http://schemas.openxmlformats.org/markup-compatibility/2006" xmlns:mo="http://schemas.microsoft.com/office/mac/office/2008/main" xmlns:mv="urn:schemas-microsoft-com:mac:vml" xmlns:o="urn:schemas-microsoft-com:office:office" xmlns:r="http://schemas.openxmlformats.org/officeDocument/2006/relationships" xmlns:v="urn:schemas-microsoft-com:vml" xmlns:w10="urn:schemas-microsoft-com:office:word" xmlns:w14="http://schemas.microsoft.com/office/word/2010/wordml" xmlns:w="http://schemas.openxmlformats.org/wordprocessingml/2006/main" xmlns:wne="http://schemas.microsoft.com/office/word/2006/wordml" xmlns:wp14="http://schemas.microsoft.com/office/word/2010/wordprocessingDrawing" xmlns:wp="http://schemas.openxmlformats.org/drawingml/2006/wordprocessingDrawing" xmlns:wpc="http://schemas.microsoft.com/office/word/2010/wordprocessingCanvas" xmlns:wpg="http://schemas.microsoft.com/office/word/2010/wordprocessingGroup" xmlns:wpi="http://schemas.microsoft.com/office/word/2010/wordprocessingInk" xmlns:wps="http://schemas.microsoft.com/office/word/2010/wordprocessingShape" mc:Ignorable="w14 wp14">
+  <w:p>
+    <w:pPr>
+      <w:pStyle w:val="Footer"/>
+      <w:jc w:val="center"/>
+    </w:pPr>
+    <w:r>
+      <w:rPr>
+        <w:rFonts w:ascii="Times New Roman" w:hAnsi="Times New Roman"/>
+        <w:sz w:val="24"/>
+      </w:rPr>
+      <w:fldChar w:fldCharType="begin"/>
+      <w:instrText xml:space="preserve"> PAGE </w:instrText>
+      <w:fldChar w:fldCharType="separate"/>
+      <w:fldChar w:fldCharType="end"/>
+    </w:r>
+  </w:p>
+</w:ftr>
+</file>
+
+<file path=word/footer31.xml><?xml version="1.0" encoding="utf-8"?>
+<w:ftr xmlns:m="http://schemas.openxmlformats.org/officeDocument/2006/math" xmlns:mc="http://schemas.openxmlformats.org/markup-compatibility/2006" xmlns:mo="http://schemas.microsoft.com/office/mac/office/2008/main" xmlns:mv="urn:schemas-microsoft-com:mac:vml" xmlns:o="urn:schemas-microsoft-com:office:office" xmlns:r="http://schemas.openxmlformats.org/officeDocument/2006/relationships" xmlns:v="urn:schemas-microsoft-com:vml" xmlns:w10="urn:schemas-microsoft-com:office:word" xmlns:w14="http://schemas.microsoft.com/office/word/2010/wordml" xmlns:w="http://schemas.openxmlformats.org/wordprocessingml/2006/main" xmlns:wne="http://schemas.microsoft.com/office/word/2006/wordml" xmlns:wp14="http://schemas.microsoft.com/office/word/2010/wordprocessingDrawing" xmlns:wp="http://schemas.openxmlformats.org/drawingml/2006/wordprocessingDrawing" xmlns:wpc="http://schemas.microsoft.com/office/word/2010/wordprocessingCanvas" xmlns:wpg="http://schemas.microsoft.com/office/word/2010/wordprocessingGroup" xmlns:wpi="http://schemas.microsoft.com/office/word/2010/wordprocessingInk" xmlns:wps="http://schemas.microsoft.com/office/word/2010/wordprocessingShape" mc:Ignorable="w14 wp14">
+  <w:p>
+    <w:pPr>
+      <w:pStyle w:val="Footer"/>
+      <w:jc w:val="center"/>
+    </w:pPr>
+    <w:r>
+      <w:rPr>
+        <w:rFonts w:ascii="Times New Roman" w:hAnsi="Times New Roman"/>
+        <w:sz w:val="24"/>
+      </w:rPr>
+      <w:fldChar w:fldCharType="begin"/>
+      <w:instrText xml:space="preserve"> PAGE </w:instrText>
+      <w:fldChar w:fldCharType="separate"/>
+      <w:fldChar w:fldCharType="end"/>
+    </w:r>
   </w:p>
 </w:ftr>
 </file>
@@ -9636,7 +10071,18 @@
   <w:p>
     <w:pPr>
       <w:pStyle w:val="Footer"/>
+      <w:jc w:val="center"/>
     </w:pPr>
+    <w:r>
+      <w:rPr>
+        <w:rFonts w:ascii="Times New Roman" w:hAnsi="Times New Roman"/>
+        <w:sz w:val="24"/>
+      </w:rPr>
+      <w:fldChar w:fldCharType="begin"/>
+      <w:instrText xml:space="preserve"> PAGE \* roman </w:instrText>
+      <w:fldChar w:fldCharType="separate"/>
+      <w:fldChar w:fldCharType="end"/>
+    </w:r>
   </w:p>
 </w:ftr>
 </file>
@@ -9646,18 +10092,7 @@
   <w:p>
     <w:pPr>
       <w:pStyle w:val="Footer"/>
-      <w:jc w:val="center"/>
     </w:pPr>
-    <w:r>
-      <w:rPr>
-        <w:rFonts w:ascii="Times New Roman" w:hAnsi="Times New Roman"/>
-        <w:sz w:val="24"/>
-      </w:rPr>
-      <w:fldChar w:fldCharType="begin"/>
-      <w:instrText xml:space="preserve"> PAGE \* roman </w:instrText>
-      <w:fldChar w:fldCharType="separate"/>
-      <w:fldChar w:fldCharType="end"/>
-    </w:r>
   </w:p>
 </w:ftr>
 </file>
@@ -9667,18 +10102,7 @@
   <w:p>
     <w:pPr>
       <w:pStyle w:val="Footer"/>
-      <w:jc w:val="center"/>
     </w:pPr>
-    <w:r>
-      <w:rPr>
-        <w:rFonts w:ascii="Times New Roman" w:hAnsi="Times New Roman"/>
-        <w:sz w:val="24"/>
-      </w:rPr>
-      <w:fldChar w:fldCharType="begin"/>
-      <w:instrText xml:space="preserve"> PAGE \* roman </w:instrText>
-      <w:fldChar w:fldCharType="separate"/>
-      <w:fldChar w:fldCharType="end"/>
-    </w:r>
   </w:p>
 </w:ftr>
 </file>

--- a/keidy/reportes/Informe_Pasantia_IUTECP.docx
+++ b/keidy/reportes/Informe_Pasantia_IUTECP.docx
@@ -506,35 +506,44 @@
     <w:p/>
     <w:p/>
     <w:p/>
-    <w:p/>
-    <w:p/>
     <w:p>
       <w:pPr>
-        <w:tabs>
-          <w:tab w:pos="10205" w:val="left"/>
-        </w:tabs>
-        <w:jc w:val="left"/>
+        <w:jc w:val="center"/>
       </w:pPr>
       <w:r>
         <w:rPr>
           <w:rFonts w:ascii="Times New Roman" w:hAnsi="Times New Roman"/>
           <w:sz w:val="24"/>
         </w:rPr>
-        <w:t>Apellidos y Nombres</w:t>
+        <w:t>_______________________________________________________</w:t>
       </w:r>
+    </w:p>
+    <w:p/>
+    <w:p>
+      <w:pPr>
+        <w:spacing w:line="360" w:lineRule="auto"/>
+        <w:jc w:val="center"/>
+      </w:pPr>
+      <w:r>
+        <w:rPr>
+          <w:rFonts w:ascii="Times New Roman" w:hAnsi="Times New Roman"/>
+          <w:b/>
+          <w:sz w:val="24"/>
+        </w:rPr>
+        <w:t>Martina Rondón</w:t>
+      </w:r>
+    </w:p>
+    <w:p>
+      <w:pPr>
+        <w:spacing w:before="0"/>
+        <w:jc w:val="center"/>
+      </w:pPr>
       <w:r>
         <w:rPr>
           <w:rFonts w:ascii="Times New Roman" w:hAnsi="Times New Roman"/>
           <w:sz w:val="24"/>
         </w:rPr>
-        <w:tab/>
-      </w:r>
-      <w:r>
-        <w:rPr>
-          <w:rFonts w:ascii="Times New Roman" w:hAnsi="Times New Roman"/>
-          <w:sz w:val="24"/>
-        </w:rPr>
-        <w:t>C.I.: _______________</w:t>
+        <w:t>C.I.: 12.208.768</w:t>
       </w:r>
     </w:p>
     <w:p>
@@ -667,35 +676,44 @@
     <w:p/>
     <w:p/>
     <w:p/>
-    <w:p/>
-    <w:p/>
     <w:p>
       <w:pPr>
-        <w:tabs>
-          <w:tab w:pos="10205" w:val="left"/>
-        </w:tabs>
-        <w:jc w:val="left"/>
+        <w:jc w:val="center"/>
       </w:pPr>
       <w:r>
         <w:rPr>
           <w:rFonts w:ascii="Times New Roman" w:hAnsi="Times New Roman"/>
           <w:sz w:val="24"/>
         </w:rPr>
-        <w:t>Apellidos y Nombres</w:t>
+        <w:t>_______________________________________________________</w:t>
       </w:r>
+    </w:p>
+    <w:p/>
+    <w:p>
+      <w:pPr>
+        <w:spacing w:line="360" w:lineRule="auto"/>
+        <w:jc w:val="center"/>
+      </w:pPr>
+      <w:r>
+        <w:rPr>
+          <w:rFonts w:ascii="Times New Roman" w:hAnsi="Times New Roman"/>
+          <w:b/>
+          <w:sz w:val="24"/>
+        </w:rPr>
+        <w:t>Dra. Carmen J. Álvarez</w:t>
+      </w:r>
+    </w:p>
+    <w:p>
+      <w:pPr>
+        <w:spacing w:before="0"/>
+        <w:jc w:val="center"/>
+      </w:pPr>
       <w:r>
         <w:rPr>
           <w:rFonts w:ascii="Times New Roman" w:hAnsi="Times New Roman"/>
           <w:sz w:val="24"/>
         </w:rPr>
-        <w:tab/>
-      </w:r>
-      <w:r>
-        <w:rPr>
-          <w:rFonts w:ascii="Times New Roman" w:hAnsi="Times New Roman"/>
-          <w:sz w:val="24"/>
-        </w:rPr>
-        <w:t>C.I.: _______________</w:t>
+        <w:t>C.I.: 14.452.956</w:t>
       </w:r>
     </w:p>
     <w:p>

--- a/keidy/reportes/Informe_Pasantia_IUTECP.docx
+++ b/keidy/reportes/Informe_Pasantia_IUTECP.docx
@@ -126,7 +126,7 @@
           <w:b/>
           <w:sz w:val="24"/>
         </w:rPr>
-        <w:t>Keidy Guzmán</w:t>
+        <w:t>Guzmán, Keidy</w:t>
         <w:br/>
       </w:r>
       <w:r>
@@ -275,7 +275,7 @@
                 <w:b/>
                 <w:sz w:val="24"/>
               </w:rPr>
-              <w:t>Martina Rondón</w:t>
+              <w:t>Rondón, Martina</w:t>
               <w:br/>
             </w:r>
             <w:r>
@@ -310,7 +310,7 @@
                 <w:b/>
                 <w:sz w:val="24"/>
               </w:rPr>
-              <w:t>Dra. Carmen J. Álvarez</w:t>
+              <w:t>Dra. Álvarez, Carmen</w:t>
               <w:br/>
             </w:r>
             <w:r>
@@ -348,7 +348,7 @@
                 <w:b/>
                 <w:sz w:val="24"/>
               </w:rPr>
-              <w:t>Keidy Guzmán</w:t>
+              <w:t>Guzmán, Keidy</w:t>
               <w:br/>
             </w:r>
             <w:r>
@@ -484,7 +484,7 @@
           <w:rFonts w:ascii="Times New Roman" w:hAnsi="Times New Roman"/>
           <w:sz w:val="24"/>
         </w:rPr>
-        <w:t>En mi carácter de tutor industrial del informe de pasantías presentado por: Keidy Guzmán, de Cédula de Identidad V-28.706.352; para optar al grado de Técnico Superior Universitario en la especialidad de: Administración, cuyo título es; “PROPUESTA DE SIMPLIFICACIÓN ADMINISTRATIVA DE LA PROCURA EN LUBRICANTES Y EQUIPOS VARYNA, C.A.”, manifiesto que cumple con los requisitos exigidos por el Instituto Universitario de Tecnología “Elías Calixto Pompa” (IUTECP); y que, por lo tanto, considero que reúne los méritos suficientes para ser evaluado por el jurado que se decida designar a tal fin.</w:t>
+        <w:t>En mi carácter de tutor industrial del informe de pasantías presentado por: Guzmán, Keidy, de Cédula de Identidad V-28.706.352; para optar al grado de Técnico Superior Universitario en la especialidad de: Administración, cuyo título es; “PROPUESTA DE SIMPLIFICACIÓN ADMINISTRATIVA DE LA PROCURA EN LUBRICANTES Y EQUIPOS VARYNA, C.A.”, manifiesto que cumple con los requisitos exigidos por el Instituto Universitario de Tecnología “Elías Calixto Pompa” (IUTECP); y que, por lo tanto, considero que reúne los méritos suficientes para ser evaluado por el jurado que se decida designar a tal fin.</w:t>
       </w:r>
     </w:p>
     <w:p/>
@@ -503,9 +503,6 @@
       </w:r>
     </w:p>
     <w:p/>
-    <w:p/>
-    <w:p/>
-    <w:p/>
     <w:p>
       <w:pPr>
         <w:jc w:val="center"/>
@@ -515,7 +512,7 @@
           <w:rFonts w:ascii="Times New Roman" w:hAnsi="Times New Roman"/>
           <w:sz w:val="24"/>
         </w:rPr>
-        <w:t>_______________________________________________________</w:t>
+        <w:t>___________________________________</w:t>
       </w:r>
     </w:p>
     <w:p/>
@@ -530,7 +527,7 @@
           <w:b/>
           <w:sz w:val="24"/>
         </w:rPr>
-        <w:t>Martina Rondón</w:t>
+        <w:t>Rondón, Martina</w:t>
       </w:r>
     </w:p>
     <w:p>
@@ -654,7 +651,7 @@
           <w:rFonts w:ascii="Times New Roman" w:hAnsi="Times New Roman"/>
           <w:sz w:val="24"/>
         </w:rPr>
-        <w:t>En mi carácter de tutor académico del informe de pasantías presentado por: Keidy Guzmán, de Cédula de Identidad V-28.706.352; para optar al grado de Técnico Superior Universitario en la especialidad de: Administración, cuyo título es; “PROPUESTA DE SIMPLIFICACIÓN ADMINISTRATIVA DE LA PROCURA EN LUBRICANTES Y EQUIPOS VARYNA, C.A.”, manifiesto que cumple con los requisitos exigidos por el Instituto Universitario de Tecnología “Elías Calixto Pompa” (IUTECP); y que, por lo tanto, considero que reúne los méritos suficientes para ser evaluado por el jurado que se decida designar a tal fin.</w:t>
+        <w:t>En mi carácter de tutor académico del informe de pasantías presentado por: Guzmán, Keidy, de Cédula de Identidad V-28.706.352; para optar al grado de Técnico Superior Universitario en la especialidad de: Administración, cuyo título es; “PROPUESTA DE SIMPLIFICACIÓN ADMINISTRATIVA DE LA PROCURA EN LUBRICANTES Y EQUIPOS VARYNA, C.A.”, manifiesto que cumple con los requisitos exigidos por el Instituto Universitario de Tecnología “Elías Calixto Pompa” (IUTECP); y que, por lo tanto, considero que reúne los méritos suficientes para ser evaluado por el jurado que se decida designar a tal fin.</w:t>
       </w:r>
     </w:p>
     <w:p/>
@@ -673,9 +670,6 @@
       </w:r>
     </w:p>
     <w:p/>
-    <w:p/>
-    <w:p/>
-    <w:p/>
     <w:p>
       <w:pPr>
         <w:jc w:val="center"/>
@@ -685,7 +679,7 @@
           <w:rFonts w:ascii="Times New Roman" w:hAnsi="Times New Roman"/>
           <w:sz w:val="24"/>
         </w:rPr>
-        <w:t>_______________________________________________________</w:t>
+        <w:t>___________________________________</w:t>
       </w:r>
     </w:p>
     <w:p/>
@@ -700,7 +694,7 @@
           <w:b/>
           <w:sz w:val="24"/>
         </w:rPr>
-        <w:t>Dra. Carmen J. Álvarez</w:t>
+        <w:t>Dra. Álvarez, Carmen</w:t>
       </w:r>
     </w:p>
     <w:p>
@@ -2126,9 +2120,206 @@
       </w:pPr>
     </w:p>
     <w:p>
+      <w:pPr>
+        <w:spacing w:after="0"/>
+        <w:jc w:val="center"/>
+      </w:pPr>
+      <w:r>
+        <w:rPr>
+          <w:rFonts w:ascii="Times New Roman" w:hAnsi="Times New Roman"/>
+          <w:b/>
+          <w:sz w:val="24"/>
+        </w:rPr>
+        <w:t>REPÚBLICA BOLIVARIANA DE VENEZUELA</w:t>
+      </w:r>
+    </w:p>
+    <w:p>
+      <w:pPr>
+        <w:spacing w:after="0"/>
+        <w:jc w:val="center"/>
+      </w:pPr>
+      <w:r>
+        <w:rPr>
+          <w:rFonts w:ascii="Times New Roman" w:hAnsi="Times New Roman"/>
+          <w:b/>
+          <w:sz w:val="24"/>
+        </w:rPr>
+        <w:t>MINISTERIO DEL PODER POPULAR PARA LA EDUCACIÓN</w:t>
+      </w:r>
+    </w:p>
+    <w:p>
+      <w:pPr>
+        <w:spacing w:after="0"/>
+        <w:jc w:val="center"/>
+      </w:pPr>
+      <w:r>
+        <w:rPr>
+          <w:rFonts w:ascii="Times New Roman" w:hAnsi="Times New Roman"/>
+          <w:b/>
+          <w:sz w:val="24"/>
+        </w:rPr>
+        <w:t>INSTITUTO UNIVERSITARIO DE TECNOLOGÍA</w:t>
+      </w:r>
+    </w:p>
+    <w:p>
+      <w:pPr>
+        <w:spacing w:after="0"/>
+        <w:jc w:val="center"/>
+      </w:pPr>
+      <w:r>
+        <w:rPr>
+          <w:rFonts w:ascii="Times New Roman" w:hAnsi="Times New Roman"/>
+          <w:b/>
+          <w:sz w:val="24"/>
+        </w:rPr>
+        <w:t>"ELÍAS CALIXTO POMPA"</w:t>
+      </w:r>
+    </w:p>
+    <w:p>
+      <w:pPr>
+        <w:spacing w:after="0"/>
+        <w:jc w:val="center"/>
+      </w:pPr>
+      <w:r>
+        <w:rPr>
+          <w:rFonts w:ascii="Times New Roman" w:hAnsi="Times New Roman"/>
+          <w:b/>
+          <w:sz w:val="24"/>
+        </w:rPr>
+        <w:t>EL TIGRE, ESTADO ANZOÁTEGUI</w:t>
+      </w:r>
+    </w:p>
+    <w:p>
+      <w:pPr>
+        <w:spacing w:after="360"/>
+      </w:pPr>
+    </w:p>
+    <w:p>
+      <w:pPr>
+        <w:spacing w:after="480"/>
+        <w:jc w:val="center"/>
+      </w:pPr>
+      <w:r>
+        <w:rPr>
+          <w:rFonts w:ascii="Times New Roman" w:hAnsi="Times New Roman"/>
+          <w:b/>
+          <w:sz w:val="24"/>
+        </w:rPr>
+        <w:t>PROPUESTA DE SIMPLIFICACIÓN ADMINISTRATIVA DE LA PROCURA EN LUBRICANTES Y EQUIPOS VARYNA, C.A.</w:t>
+      </w:r>
+    </w:p>
+    <w:tbl>
+      <w:tblPr>
+        <w:tblStyle w:val="TableGrid"/>
+        <w:tblW w:type="auto" w:w="0"/>
+        <w:tblLook w:firstColumn="1" w:firstRow="1" w:lastColumn="0" w:lastRow="0" w:noHBand="0" w:noVBand="1" w:val="04A0"/>
+      </w:tblPr>
+      <w:tblGrid>
+        <w:gridCol w:w="4135"/>
+        <w:gridCol w:w="4135"/>
+      </w:tblGrid>
+      <w:tr>
+        <w:tc>
+          <w:tcPr>
+            <w:tcW w:type="dxa" w:w="4135"/>
+          </w:tcPr>
+          <w:p>
+            <w:pPr>
+              <w:spacing w:before="60" w:after="60" w:line="240" w:lineRule="auto"/>
+              <w:jc w:val="center"/>
+            </w:pPr>
+            <w:r>
+              <w:rPr>
+                <w:rFonts w:ascii="Times New Roman" w:hAnsi="Times New Roman"/>
+                <w:b/>
+                <w:color w:val="000000"/>
+                <w:sz w:val="20"/>
+              </w:rPr>
+              <w:t>Autor</w:t>
+            </w:r>
+          </w:p>
+        </w:tc>
+        <w:tc>
+          <w:tcPr>
+            <w:tcW w:type="dxa" w:w="4135"/>
+          </w:tcPr>
+          <w:p>
+            <w:pPr>
+              <w:spacing w:before="60" w:after="60" w:line="240" w:lineRule="auto"/>
+              <w:jc w:val="both"/>
+            </w:pPr>
+            <w:r>
+              <w:rPr>
+                <w:rFonts w:ascii="Times New Roman" w:hAnsi="Times New Roman"/>
+                <w:b w:val="0"/>
+                <w:color w:val="000000"/>
+                <w:sz w:val="20"/>
+              </w:rPr>
+              <w:t>Guzmán, Keidy</w:t>
+            </w:r>
+          </w:p>
+        </w:tc>
+      </w:tr>
+      <w:tr>
+        <w:tc>
+          <w:tcPr>
+            <w:tcW w:type="dxa" w:w="4135"/>
+          </w:tcPr>
+          <w:p>
+            <w:pPr>
+              <w:spacing w:before="60" w:after="60" w:line="240" w:lineRule="auto"/>
+              <w:jc w:val="center"/>
+            </w:pPr>
+            <w:r>
+              <w:rPr>
+                <w:rFonts w:ascii="Times New Roman" w:hAnsi="Times New Roman"/>
+                <w:b/>
+                <w:color w:val="000000"/>
+                <w:sz w:val="20"/>
+              </w:rPr>
+              <w:t>C.I.</w:t>
+            </w:r>
+          </w:p>
+        </w:tc>
+        <w:tc>
+          <w:tcPr>
+            <w:tcW w:type="dxa" w:w="4135"/>
+          </w:tcPr>
+          <w:p>
+            <w:pPr>
+              <w:spacing w:before="60" w:after="60" w:line="240" w:lineRule="auto"/>
+              <w:jc w:val="both"/>
+            </w:pPr>
+            <w:r>
+              <w:rPr>
+                <w:rFonts w:ascii="Times New Roman" w:hAnsi="Times New Roman"/>
+                <w:b w:val="0"/>
+                <w:color w:val="000000"/>
+                <w:sz w:val="20"/>
+              </w:rPr>
+              <w:t>28.706.352</w:t>
+            </w:r>
+          </w:p>
+        </w:tc>
+      </w:tr>
+    </w:tbl>
+    <w:p>
+      <w:pPr>
+        <w:spacing w:before="240" w:after="480"/>
+        <w:jc w:val="center"/>
+      </w:pPr>
+      <w:r>
+        <w:rPr>
+          <w:rFonts w:ascii="Times New Roman" w:hAnsi="Times New Roman"/>
+          <w:sz w:val="24"/>
+        </w:rPr>
+        <w:t>julio de 2026</w:t>
+      </w:r>
+    </w:p>
+    <w:p>
       <w:bookmarkStart w:id="bm_resumen" w:name="bm_resumen"/>
       <w:pPr>
-        <w:spacing w:before="1140" w:after="480"/>
+        <w:spacing w:before="480" w:after="480"/>
         <w:jc w:val="center"/>
       </w:pPr>
       <w:r>

--- a/keidy/reportes/Informe_Pasantia_IUTECP.docx
+++ b/keidy/reportes/Informe_Pasantia_IUTECP.docx
@@ -2208,106 +2208,38 @@
         <w:t>PROPUESTA DE SIMPLIFICACIÓN ADMINISTRATIVA DE LA PROCURA EN LUBRICANTES Y EQUIPOS VARYNA, C.A.</w:t>
       </w:r>
     </w:p>
-    <w:tbl>
-      <w:tblPr>
-        <w:tblStyle w:val="TableGrid"/>
-        <w:tblW w:type="auto" w:w="0"/>
-        <w:tblLook w:firstColumn="1" w:firstRow="1" w:lastColumn="0" w:lastRow="0" w:noHBand="0" w:noVBand="1" w:val="04A0"/>
-      </w:tblPr>
-      <w:tblGrid>
-        <w:gridCol w:w="4135"/>
-        <w:gridCol w:w="4135"/>
-      </w:tblGrid>
-      <w:tr>
-        <w:tc>
-          <w:tcPr>
-            <w:tcW w:type="dxa" w:w="4135"/>
-          </w:tcPr>
-          <w:p>
-            <w:pPr>
-              <w:spacing w:before="60" w:after="60" w:line="240" w:lineRule="auto"/>
-              <w:jc w:val="center"/>
-            </w:pPr>
-            <w:r>
-              <w:rPr>
-                <w:rFonts w:ascii="Times New Roman" w:hAnsi="Times New Roman"/>
-                <w:b/>
-                <w:color w:val="000000"/>
-                <w:sz w:val="20"/>
-              </w:rPr>
-              <w:t>Autor</w:t>
-            </w:r>
-          </w:p>
-        </w:tc>
-        <w:tc>
-          <w:tcPr>
-            <w:tcW w:type="dxa" w:w="4135"/>
-          </w:tcPr>
-          <w:p>
-            <w:pPr>
-              <w:spacing w:before="60" w:after="60" w:line="240" w:lineRule="auto"/>
-              <w:jc w:val="both"/>
-            </w:pPr>
-            <w:r>
-              <w:rPr>
-                <w:rFonts w:ascii="Times New Roman" w:hAnsi="Times New Roman"/>
-                <w:b w:val="0"/>
-                <w:color w:val="000000"/>
-                <w:sz w:val="20"/>
-              </w:rPr>
-              <w:t>Guzmán, Keidy</w:t>
-            </w:r>
-          </w:p>
-        </w:tc>
-      </w:tr>
-      <w:tr>
-        <w:tc>
-          <w:tcPr>
-            <w:tcW w:type="dxa" w:w="4135"/>
-          </w:tcPr>
-          <w:p>
-            <w:pPr>
-              <w:spacing w:before="60" w:after="60" w:line="240" w:lineRule="auto"/>
-              <w:jc w:val="center"/>
-            </w:pPr>
-            <w:r>
-              <w:rPr>
-                <w:rFonts w:ascii="Times New Roman" w:hAnsi="Times New Roman"/>
-                <w:b/>
-                <w:color w:val="000000"/>
-                <w:sz w:val="20"/>
-              </w:rPr>
-              <w:t>C.I.</w:t>
-            </w:r>
-          </w:p>
-        </w:tc>
-        <w:tc>
-          <w:tcPr>
-            <w:tcW w:type="dxa" w:w="4135"/>
-          </w:tcPr>
-          <w:p>
-            <w:pPr>
-              <w:spacing w:before="60" w:after="60" w:line="240" w:lineRule="auto"/>
-              <w:jc w:val="both"/>
-            </w:pPr>
-            <w:r>
-              <w:rPr>
-                <w:rFonts w:ascii="Times New Roman" w:hAnsi="Times New Roman"/>
-                <w:b w:val="0"/>
-                <w:color w:val="000000"/>
-                <w:sz w:val="20"/>
-              </w:rPr>
-              <w:t>28.706.352</w:t>
-            </w:r>
-          </w:p>
-        </w:tc>
-      </w:tr>
-    </w:tbl>
     <w:p>
       <w:pPr>
-        <w:spacing w:before="240" w:after="480"/>
-        <w:jc w:val="center"/>
-      </w:pPr>
+        <w:spacing w:after="480"/>
+        <w:ind w:left="0"/>
+        <w:jc w:val="left"/>
+      </w:pPr>
+      <w:r>
+        <w:rPr>
+          <w:rFonts w:ascii="Times New Roman" w:hAnsi="Times New Roman"/>
+          <w:b/>
+          <w:sz w:val="24"/>
+        </w:rPr>
+        <w:t>Autor:</w:t>
+        <w:br/>
+      </w:r>
+      <w:r>
+        <w:rPr>
+          <w:rFonts w:ascii="Times New Roman" w:hAnsi="Times New Roman"/>
+          <w:sz w:val="24"/>
+        </w:rPr>
+        <w:t>Guzmán, Keidy</w:t>
+        <w:br/>
+      </w:r>
+      <w:r>
+        <w:rPr>
+          <w:rFonts w:ascii="Times New Roman" w:hAnsi="Times New Roman"/>
+          <w:b/>
+          <w:sz w:val="24"/>
+        </w:rPr>
+        <w:t>C.I.: 28.706.352</w:t>
+        <w:br/>
+      </w:r>
       <w:r>
         <w:rPr>
           <w:rFonts w:ascii="Times New Roman" w:hAnsi="Times New Roman"/>

--- a/keidy/reportes/Informe_Pasantia_IUTECP.docx
+++ b/keidy/reportes/Informe_Pasantia_IUTECP.docx
@@ -2212,7 +2212,7 @@
       <w:pPr>
         <w:spacing w:after="480"/>
         <w:ind w:left="0"/>
-        <w:jc w:val="left"/>
+        <w:jc w:val="right"/>
       </w:pPr>
       <w:r>
         <w:rPr>

--- a/keidy/reportes/Informe_Pasantia_IUTECP.docx
+++ b/keidy/reportes/Informe_Pasantia_IUTECP.docx
@@ -2234,7 +2234,6 @@
       <w:r>
         <w:rPr>
           <w:rFonts w:ascii="Times New Roman" w:hAnsi="Times New Roman"/>
-          <w:b/>
           <w:sz w:val="24"/>
         </w:rPr>
         <w:t>C.I.: 28.706.352</w:t>

--- a/keidy/reportes/Informe_Pasantia_IUTECP.docx
+++ b/keidy/reportes/Informe_Pasantia_IUTECP.docx
@@ -460,6 +460,7 @@
     </w:p>
     <w:p/>
     <w:p>
+      <w:bookmarkStart w:id="bm_aprob_ind" w:name="bm_aprob_ind"/>
       <w:pPr>
         <w:spacing w:before="480" w:after="480"/>
         <w:jc w:val="center"/>
@@ -472,6 +473,7 @@
         </w:rPr>
         <w:t>APROBACIÓN DEL TUTOR INDUSTRIAL</w:t>
       </w:r>
+      <w:bookmarkEnd w:id="bm_aprob_ind"/>
     </w:p>
     <w:p>
       <w:pPr>
@@ -627,6 +629,7 @@
     </w:p>
     <w:p/>
     <w:p>
+      <w:bookmarkStart w:id="bm_aprob_acad" w:name="bm_aprob_acad"/>
       <w:pPr>
         <w:spacing w:before="480" w:after="480"/>
         <w:jc w:val="center"/>
@@ -639,6 +642,7 @@
         </w:rPr>
         <w:t>APROBACIÓN DEL TUTOR ACADÉMICO</w:t>
       </w:r>
+      <w:bookmarkEnd w:id="bm_aprob_acad"/>
     </w:p>
     <w:p>
       <w:pPr>

--- a/keidy/reportes/Informe_Pasantia_IUTECP.docx
+++ b/keidy/reportes/Informe_Pasantia_IUTECP.docx
@@ -22,7 +22,7 @@
           <w:b/>
           <w:sz w:val="24"/>
         </w:rPr>
-        <w:t>MINISTERIO DEL PODER POPULAR PARA LA EDUCACIÓN</w:t>
+        <w:t>MINISTERIO DEL PODER POPULAR PARA LA EDUCACIÓN UNIVERSITARIA</w:t>
         <w:br/>
       </w:r>
       <w:r>
@@ -148,7 +148,7 @@
           <w:rFonts w:ascii="Times New Roman" w:hAnsi="Times New Roman"/>
           <w:sz w:val="24"/>
         </w:rPr>
-        <w:t>El Tigre, julio de 2026</w:t>
+        <w:t>El Tigre, agosto de 2026</w:t>
       </w:r>
     </w:p>
     <w:p>
@@ -182,7 +182,7 @@
           <w:b/>
           <w:sz w:val="24"/>
         </w:rPr>
-        <w:t>MINISTERIO DEL PODER POPULAR PARA LA EDUCACIÓN</w:t>
+        <w:t>MINISTERIO DEL PODER POPULAR PARA LA EDUCACIÓN UNIVERSITARIA</w:t>
         <w:br/>
       </w:r>
       <w:r>
@@ -373,7 +373,7 @@
           <w:rFonts w:ascii="Times New Roman" w:hAnsi="Times New Roman"/>
           <w:sz w:val="24"/>
         </w:rPr>
-        <w:t>El Tigre, julio de 2026</w:t>
+        <w:t>El Tigre, agosto de 2026</w:t>
       </w:r>
     </w:p>
     <w:p>
@@ -413,7 +413,7 @@
           <w:b/>
           <w:sz w:val="24"/>
         </w:rPr>
-        <w:t>MINISTERIO DEL PODER POPULAR PARA LA EDUCACIÓN</w:t>
+        <w:t>MINISTERIO DEL PODER POPULAR PARA LA EDUCACIÓN UNIVERSITARIA</w:t>
       </w:r>
     </w:p>
     <w:p>
@@ -582,7 +582,7 @@
           <w:b/>
           <w:sz w:val="24"/>
         </w:rPr>
-        <w:t>MINISTERIO DEL PODER POPULAR PARA LA EDUCACIÓN</w:t>
+        <w:t>MINISTERIO DEL PODER POPULAR PARA LA EDUCACIÓN UNIVERSITARIA</w:t>
       </w:r>
     </w:p>
     <w:p>
@@ -911,6 +911,36 @@
         </w:rPr>
         <w:fldChar w:fldCharType="begin"/>
         <w:instrText xml:space="preserve"> PAGEREF bm_lista_graficos \h </w:instrText>
+        <w:fldChar w:fldCharType="separate"/>
+        <w:t>?</w:t>
+        <w:fldChar w:fldCharType="end"/>
+      </w:r>
+    </w:p>
+    <w:p>
+      <w:pPr>
+        <w:tabs>
+          <w:tab w:pos="8271" w:val="right" w:leader="dot"/>
+        </w:tabs>
+        <w:spacing w:line="360" w:lineRule="auto" w:before="0" w:after="80"/>
+        <w:ind w:left="0"/>
+      </w:pPr>
+      <w:r>
+        <w:rPr>
+          <w:rFonts w:ascii="Times New Roman" w:hAnsi="Times New Roman"/>
+          <w:b w:val="0"/>
+          <w:sz w:val="24"/>
+        </w:rPr>
+        <w:t>LISTA DE ANEXOS</w:t>
+        <w:tab/>
+      </w:r>
+      <w:r>
+        <w:rPr>
+          <w:rFonts w:ascii="Times New Roman" w:hAnsi="Times New Roman"/>
+          <w:b w:val="0"/>
+          <w:sz w:val="24"/>
+        </w:rPr>
+        <w:fldChar w:fldCharType="begin"/>
+        <w:instrText xml:space="preserve"> PAGEREF bm_lista_anexos \h </w:instrText>
         <w:fldChar w:fldCharType="separate"/>
         <w:t>?</w:t>
         <w:fldChar w:fldCharType="end"/>
@@ -1853,7 +1883,7 @@
         </w:rPr>
         <w:t>2</w:t>
         <w:tab/>
-        <w:t>Cronograma de actividades del proyecto</w:t>
+        <w:t>Cronograma de actividades de la pasantía</w:t>
         <w:tab/>
       </w:r>
       <w:r>
@@ -2112,6 +2142,38 @@
     </w:p>
     <w:p>
       <w:pPr>
+        <w:tabs>
+          <w:tab w:pos="1020" w:val="left"/>
+          <w:tab w:pos="8271" w:val="right" w:leader="dot"/>
+        </w:tabs>
+        <w:spacing w:line="360" w:lineRule="auto" w:before="0" w:after="80"/>
+        <w:ind w:left="1020" w:hanging="1020"/>
+      </w:pPr>
+      <w:r>
+        <w:rPr>
+          <w:rFonts w:ascii="Times New Roman" w:hAnsi="Times New Roman"/>
+          <w:sz w:val="24"/>
+        </w:rPr>
+        <w:t>A</w:t>
+        <w:tab/>
+        <w:t>Diagrama de Ishikawa de las causas asociadas a las demoras del proceso de procura</w:t>
+        <w:tab/>
+      </w:r>
+      <w:r>
+        <w:rPr>
+          <w:rFonts w:ascii="Times New Roman" w:hAnsi="Times New Roman"/>
+          <w:b w:val="0"/>
+          <w:sz w:val="24"/>
+        </w:rPr>
+        <w:fldChar w:fldCharType="begin"/>
+        <w:instrText xml:space="preserve"> PAGEREF bm_anexoA \h </w:instrText>
+        <w:fldChar w:fldCharType="separate"/>
+        <w:t>?</w:t>
+        <w:fldChar w:fldCharType="end"/>
+      </w:r>
+    </w:p>
+    <w:p>
+      <w:pPr>
         <w:sectPr>
           <w:footerReference w:type="default" r:id="rId25"/>
           <w:type w:val="continuous"/>
@@ -2148,7 +2210,7 @@
           <w:b/>
           <w:sz w:val="24"/>
         </w:rPr>
-        <w:t>MINISTERIO DEL PODER POPULAR PARA LA EDUCACIÓN</w:t>
+        <w:t>MINISTERIO DEL PODER POPULAR PARA LA EDUCACIÓN UNIVERSITARIA</w:t>
       </w:r>
     </w:p>
     <w:p>
@@ -2248,7 +2310,7 @@
           <w:rFonts w:ascii="Times New Roman" w:hAnsi="Times New Roman"/>
           <w:sz w:val="24"/>
         </w:rPr>
-        <w:t>julio de 2026</w:t>
+        <w:t>agosto de 2026</w:t>
       </w:r>
     </w:p>
     <w:p>
@@ -2291,7 +2353,7 @@
           <w:i w:val="0"/>
           <w:sz w:val="24"/>
         </w:rPr>
-        <w:t>El presente informe describe la propuesta de simplificación administrativa del proceso de procura en el departamento administrativo de Lubricantes y Equipos Varyna, C.A. La investigación se enmarca en la modalidad de proyecto factible apoyado en un diagnóstico de campo. Durante el estudio se identificó la ausencia de canales formalizados de recepción de requisiciones, tiempos de respuesta prolongados en las fases de cotización y aprobación, y la inexistencia de formatos estandarizados de control. La propuesta contempla un nuevo flujo de trabajo procedimental simplificado, plantillas estandarizadas de solicitud y orden de compra, y una matriz de autorización por monto, orientadas a fortalecer el control interno y agilizar el ciclo de adquisición de insumos y materiales.</w:t>
+        <w:t>El presente informe corresponde a las pasantías profesionales realizadas durante diez (10) semanas en el Departamento Administrativo de Lubricantes y Equipos Varyna, C.A., con participación directa en actividades relacionadas con la procura de materiales e insumos. Durante la práctica se observó que las requisiciones de compra no siempre siguen un canal único y formalizado desde su recepción hasta la emisión y seguimiento de la orden de compra. También se evidenció la ausencia de formatos uniformes para algunas solicitudes, dificultades para conocer oportunamente el estado de las cotizaciones y falta de criterios visibles que faciliten el seguimiento de las aprobaciones. Estas condiciones pueden producir demoras, pérdida de trazabilidad y mayor carga administrativa para el personal encargado. El objetivo general fue proponer la simplificación administrativa del proceso de procura en el departamento, con la finalidad de reducir pasos innecesarios, agilizar los tiempos de adquisición y fortalecer el control interno. Para ello se realizaron observaciones del flujo de compras, entrevistas al personal, revisión de expedientes históricos, análisis de tiempos y un diagrama de causa-efecto para organizar los factores asociados a los retrasos. Como resultado se formuló una propuesta compuesta por un flujo simplificado con responsables definidos, formatos estandarizados de solicitud de cotización y orden de compra, una matriz de autorización por monto y criterios de seguimiento mediante indicadores de gestión. Se concluye que la formalización de estas herramientas puede facilitar el control y reducir la dispersión del proceso. Se recomienda implementar la propuesta de manera gradual, socializarla con el personal involucrado y revisar periódicamente sus resultados para realizar los ajustes necesarios.</w:t>
       </w:r>
     </w:p>
     <w:p/>
@@ -2306,7 +2368,7 @@
         <w:t xml:space="preserve">Palabras claves: </w:t>
       </w:r>
       <w:r>
-        <w:t>procura, simplificación administrativa, proceso administrativo, proyecto factible, pasantías.</w:t>
+        <w:t>procura, simplificación administrativa, control interno, requisiciones, pasantías</w:t>
       </w:r>
     </w:p>
     <w:p>
@@ -2362,7 +2424,52 @@
           <w:i w:val="0"/>
           <w:sz w:val="24"/>
         </w:rPr>
-        <w:t>La presente pasantía, desarrollada como requisito para optar al título de Técnico Superior Universitario en Administración, tiene como propósito proponer la simplificación administrativa del proceso de procura en el departamento administrativo de Lubricantes y Equipos Varyna, C.A. La investigación parte del diagnóstico de las deficiencias actuales en el ciclo de adquisición de insumos y materiales, identificando los factores que generan retrasos operativos y complejidades innecesarias en el control interno del departamento. El informe se estructura en cinco capítulos: el Capítulo I presenta la realidad organizacional de la empresa; el Capítulo II desarrolla el diagnóstico situacional y la planificación del proyecto; el Capítulo III sustenta las bases teóricas que orientan la propuesta; el Capítulo IV describe las actividades ejecutadas durante las diez semanas de pasantía; y el Capítulo V presenta las conclusiones y recomendaciones derivadas del proceso investigativo.</w:t>
+        <w:t>Las pasantías profesionales permiten vincular los conocimientos adquiridos durante la formación en Administración con situaciones reales de funcionamiento organizacional. En el área administrativa, la procura representa un proceso de apoyo indispensable porque articula la recepción de requerimientos, búsqueda de cotizaciones, evaluación de alternativas, aprobación y adquisición de bienes o servicios necesarios para la continuidad de las operaciones.</w:t>
+      </w:r>
+    </w:p>
+    <w:p>
+      <w:pPr>
+        <w:spacing w:line="360" w:lineRule="auto" w:after="0" w:before="0"/>
+        <w:ind w:firstLine="709"/>
+        <w:jc w:val="both"/>
+      </w:pPr>
+      <w:r>
+        <w:rPr>
+          <w:rFonts w:ascii="Times New Roman" w:hAnsi="Times New Roman"/>
+          <w:i w:val="0"/>
+          <w:sz w:val="24"/>
+        </w:rPr>
+        <w:t>En Lubricantes y Equipos Varyna, C.A., las actividades de pasantía se desarrollaron en el Departamento Administrativo con énfasis en el área de procura. Durante la práctica se identificaron oportunidades de mejora relacionadas con la recepción de requisiciones, el seguimiento de cotizaciones, la estandarización de formatos y la definición del recorrido que debe seguir cada solicitud de compra. Estas condiciones justificaron la formulación de una propuesta de simplificación administrativa adaptada a la dinámica del departamento.</w:t>
+      </w:r>
+    </w:p>
+    <w:p>
+      <w:pPr>
+        <w:spacing w:line="360" w:lineRule="auto" w:after="0" w:before="0"/>
+        <w:ind w:firstLine="709"/>
+        <w:jc w:val="both"/>
+      </w:pPr>
+      <w:r>
+        <w:rPr>
+          <w:rFonts w:ascii="Times New Roman" w:hAnsi="Times New Roman"/>
+          <w:i w:val="0"/>
+          <w:sz w:val="24"/>
+        </w:rPr>
+        <w:t>El propósito del informe es presentar el diagnóstico realizado, los objetivos definidos, la planificación de las actividades y la propuesta formulada. Como soporte conceptual se abordan la procura, el proceso administrativo, el control interno y la simplificación de procedimientos, complementados con un marco legal general relacionado con la actividad económica y el orden de los registros mercantiles.</w:t>
+      </w:r>
+    </w:p>
+    <w:p>
+      <w:pPr>
+        <w:spacing w:line="360" w:lineRule="auto" w:after="0" w:before="0"/>
+        <w:ind w:firstLine="709"/>
+        <w:jc w:val="both"/>
+      </w:pPr>
+      <w:r>
+        <w:rPr>
+          <w:rFonts w:ascii="Times New Roman" w:hAnsi="Times New Roman"/>
+          <w:i w:val="0"/>
+          <w:sz w:val="24"/>
+        </w:rPr>
+        <w:t>El informe se organiza en cinco capítulos. El Capítulo I describe la realidad organizacional de Lubricantes y Equipos Varyna, C.A.; el Capítulo II presenta la situación problemática, los objetivos, la planificación integral y el cronograma; el Capítulo III desarrolla los fundamentos teóricos y legales; el Capítulo IV describe las actividades operativas y de análisis realizadas durante las diez semanas; y el Capítulo V contiene las conclusiones y recomendaciones derivadas de la experiencia de pasantía.</w:t>
       </w:r>
     </w:p>
     <w:p>
@@ -4383,7 +4490,7 @@
           <w:i/>
           <w:sz w:val="16"/>
         </w:rPr>
-        <w:t>Fuente: Departamento Administrativo de Lubricantes y Equipos Varyna, C.A. (2026).</w:t>
+        <w:t>Fuente: Información suministrada por Lubricantes y Equipos Varyna, C.A. (2026).</w:t>
       </w:r>
     </w:p>
     <w:p>
@@ -4674,6 +4781,20 @@
     </w:p>
     <w:p>
       <w:pPr>
+        <w:spacing w:before="480" w:after="480" w:line="360" w:lineRule="auto"/>
+        <w:jc w:val="left"/>
+      </w:pPr>
+      <w:r>
+        <w:rPr>
+          <w:rFonts w:ascii="Times New Roman" w:hAnsi="Times New Roman"/>
+          <w:b/>
+          <w:sz w:val="24"/>
+        </w:rPr>
+        <w:t>Nivel macro</w:t>
+      </w:r>
+    </w:p>
+    <w:p>
+      <w:pPr>
         <w:spacing w:line="360" w:lineRule="auto" w:after="0" w:before="0"/>
         <w:ind w:firstLine="709"/>
         <w:jc w:val="both"/>
@@ -4684,7 +4805,7 @@
           <w:i w:val="0"/>
           <w:sz w:val="24"/>
         </w:rPr>
-        <w:t>En el departamento administrativo de Lubricantes y Equipos Varyna, C.A., se ha identificado una situación desfavorable relacionada con la complejidad y dispersión del flujo procedimental de la procura. En la actualidad, las solicitudes de compras de materiales e insumos críticos presentan marcados retrasos debido a la ausencia de un canal formalizado de recepción, lo que ocasiona que las requisiciones no sigan una ruta clara ni simplificada de procesamiento.</w:t>
+        <w:t>En las organizaciones, los procesos de procura requieren coordinación entre las unidades que solicitan bienes o servicios, el personal encargado de compras, los responsables de autorización y los proveedores. Cuando las etapas no están claramente definidas, pueden presentarse duplicidades, retrasos y dificultades para conocer el estado de una solicitud, por lo que la simplificación administrativa debe orientarse a ordenar el recorrido documental sin eliminar los controles necesarios.</w:t>
       </w:r>
     </w:p>
     <w:p>
@@ -4699,7 +4820,168 @@
           <w:i w:val="0"/>
           <w:sz w:val="24"/>
         </w:rPr>
-        <w:t>Esta falta de estandarización y simplificación administrativa genera cuellos de botella en las instancias de aprobación, pérdida de trazabilidad en el seguimiento de las cotizaciones y tiempos prolongados para la adquisición definitiva de los insumos. Como consecuencia directa, se producen retrasos logísticos en las obras operativas y una sobrecarga de funciones correctivas en el personal de compras, haciendo necesaria una propuesta de simplificación procedimental adaptada a los estándares organizacionales vigentes.</w:t>
+        <w:t>Desde la perspectiva administrativa, un procedimiento de compras resulta más controlable cuando dispone de canales de recepción definidos, formatos uniformes, responsables identificados y mecanismos de seguimiento. Estos elementos permiten disminuir la dependencia de acuerdos informales y facilitan que la información necesaria para cada adquisición se encuentre disponible durante las distintas fases del proceso.</w:t>
+      </w:r>
+    </w:p>
+    <w:p>
+      <w:pPr>
+        <w:spacing w:before="480" w:after="480" w:line="360" w:lineRule="auto"/>
+        <w:jc w:val="left"/>
+      </w:pPr>
+      <w:r>
+        <w:rPr>
+          <w:rFonts w:ascii="Times New Roman" w:hAnsi="Times New Roman"/>
+          <w:b/>
+          <w:sz w:val="24"/>
+        </w:rPr>
+        <w:t>Nivel meso</w:t>
+      </w:r>
+    </w:p>
+    <w:p>
+      <w:pPr>
+        <w:spacing w:line="360" w:lineRule="auto" w:after="0" w:before="0"/>
+        <w:ind w:firstLine="709"/>
+        <w:jc w:val="both"/>
+      </w:pPr>
+      <w:r>
+        <w:rPr>
+          <w:rFonts w:ascii="Times New Roman" w:hAnsi="Times New Roman"/>
+          <w:i w:val="0"/>
+          <w:sz w:val="24"/>
+        </w:rPr>
+        <w:t>En empresas vinculadas con actividades petroleras, industriales y de construcción, la disponibilidad oportuna de materiales e insumos influye directamente en la continuidad de las operaciones. Por esta razón, el departamento administrativo debe mantener coordinación con las áreas solicitantes y con los proveedores, procurando que las requisiciones, cotizaciones y aprobaciones avancen mediante una secuencia comprensible y verificable.</w:t>
+      </w:r>
+    </w:p>
+    <w:p>
+      <w:pPr>
+        <w:spacing w:line="360" w:lineRule="auto" w:after="0" w:before="0"/>
+        <w:ind w:firstLine="709"/>
+        <w:jc w:val="both"/>
+      </w:pPr>
+      <w:r>
+        <w:rPr>
+          <w:rFonts w:ascii="Times New Roman" w:hAnsi="Times New Roman"/>
+          <w:i w:val="0"/>
+          <w:sz w:val="24"/>
+        </w:rPr>
+        <w:t>Cuando el proceso de procura depende de formatos diferentes, canales dispersos de recepción o aprobaciones sin criterios previamente definidos, el personal debe invertir tiempo adicional en ubicar información, verificar solicitudes y determinar el estado de cada compra. Esta situación puede trasladar demoras administrativas hacia las actividades operativas que dependen de los suministros requeridos.</w:t>
+      </w:r>
+    </w:p>
+    <w:p>
+      <w:pPr>
+        <w:spacing w:before="480" w:after="480" w:line="360" w:lineRule="auto"/>
+        <w:jc w:val="left"/>
+      </w:pPr>
+      <w:r>
+        <w:rPr>
+          <w:rFonts w:ascii="Times New Roman" w:hAnsi="Times New Roman"/>
+          <w:b/>
+          <w:sz w:val="24"/>
+        </w:rPr>
+        <w:t>Nivel micro</w:t>
+      </w:r>
+    </w:p>
+    <w:p>
+      <w:pPr>
+        <w:spacing w:line="360" w:lineRule="auto" w:after="0" w:before="0"/>
+        <w:ind w:firstLine="709"/>
+        <w:jc w:val="both"/>
+      </w:pPr>
+      <w:r>
+        <w:rPr>
+          <w:rFonts w:ascii="Times New Roman" w:hAnsi="Times New Roman"/>
+          <w:i w:val="0"/>
+          <w:sz w:val="24"/>
+        </w:rPr>
+        <w:t>En el Departamento Administrativo de Lubricantes y Equipos Varyna, C.A., se identificó una situación desfavorable relacionada con la dispersión del flujo procedimental de la procura. Las solicitudes de compra no cuentan con un canal único formalizado de recepción y se observaron oportunidades de mejora en la estandarización de los formatos utilizados para solicitar cotizaciones, emitir órdenes de compra y efectuar el seguimiento de cada adquisición.</w:t>
+      </w:r>
+    </w:p>
+    <w:p>
+      <w:pPr>
+        <w:spacing w:line="360" w:lineRule="auto" w:after="0" w:before="0"/>
+        <w:ind w:firstLine="709"/>
+        <w:jc w:val="both"/>
+      </w:pPr>
+      <w:r>
+        <w:rPr>
+          <w:rFonts w:ascii="Times New Roman" w:hAnsi="Times New Roman"/>
+          <w:i w:val="0"/>
+          <w:sz w:val="24"/>
+        </w:rPr>
+        <w:t>Entre las manifestaciones observadas se encuentran cuellos de botella en las aprobaciones, dificultad para conocer el estatus de algunas cotizaciones, ausencia de niveles de autorización claramente definidos por monto y limitada disponibilidad de indicadores que permitan valorar el desempeño del ciclo de compras. Como consecuencia, se prolongan los tiempos de respuesta, se reduce la trazabilidad documental y aumenta la carga de seguimiento manual sobre el personal del área.</w:t>
+      </w:r>
+    </w:p>
+    <w:p>
+      <w:pPr>
+        <w:spacing w:line="360" w:lineRule="auto" w:after="0" w:before="0"/>
+        <w:ind w:firstLine="709"/>
+        <w:jc w:val="both"/>
+      </w:pPr>
+      <w:r>
+        <w:rPr>
+          <w:rFonts w:ascii="Times New Roman" w:hAnsi="Times New Roman"/>
+          <w:i w:val="0"/>
+          <w:sz w:val="24"/>
+        </w:rPr>
+        <w:t>La situación descrita evidencia la necesidad de formular una propuesta de simplificación administrativa que organice el recorrido de las requisiciones, defina responsables, estandarice documentos y establezca mecanismos de seguimiento compatibles con el control interno del departamento.</w:t>
+      </w:r>
+    </w:p>
+    <w:p>
+      <w:pPr>
+        <w:spacing w:before="480" w:after="480" w:line="360" w:lineRule="auto"/>
+        <w:jc w:val="left"/>
+      </w:pPr>
+      <w:r>
+        <w:rPr>
+          <w:rFonts w:ascii="Times New Roman" w:hAnsi="Times New Roman"/>
+          <w:b/>
+          <w:sz w:val="24"/>
+        </w:rPr>
+        <w:t>Técnica empleada para el diagnóstico</w:t>
+      </w:r>
+    </w:p>
+    <w:p>
+      <w:pPr>
+        <w:spacing w:line="360" w:lineRule="auto" w:after="0" w:before="0"/>
+        <w:ind w:firstLine="709"/>
+        <w:jc w:val="both"/>
+      </w:pPr>
+      <w:r>
+        <w:rPr>
+          <w:rFonts w:ascii="Times New Roman" w:hAnsi="Times New Roman"/>
+          <w:i w:val="0"/>
+          <w:sz w:val="24"/>
+        </w:rPr>
+        <w:t>Para organizar las causas de la problemática se utilizó el diagrama de causa-efecto o diagrama de Ishikawa, complementado con observación directa del flujo de procura, entrevistas estructuradas al personal y revisión de expedientes de compras. La técnica permitió agrupar factores asociados a procedimientos, responsabilidades, documentación y seguimiento, facilitando la identificación de los puntos que debían atenderse en la propuesta.</w:t>
+      </w:r>
+    </w:p>
+    <w:p>
+      <w:pPr>
+        <w:spacing w:before="480" w:after="480" w:line="360" w:lineRule="auto"/>
+        <w:jc w:val="left"/>
+      </w:pPr>
+      <w:r>
+        <w:rPr>
+          <w:rFonts w:ascii="Times New Roman" w:hAnsi="Times New Roman"/>
+          <w:b/>
+          <w:sz w:val="24"/>
+        </w:rPr>
+        <w:t>Interrogante orientadora</w:t>
+      </w:r>
+    </w:p>
+    <w:p>
+      <w:pPr>
+        <w:spacing w:line="360" w:lineRule="auto" w:after="0" w:before="0"/>
+        <w:ind w:firstLine="709"/>
+        <w:jc w:val="both"/>
+      </w:pPr>
+      <w:r>
+        <w:rPr>
+          <w:rFonts w:ascii="Times New Roman" w:hAnsi="Times New Roman"/>
+          <w:i w:val="0"/>
+          <w:sz w:val="24"/>
+        </w:rPr>
+        <w:t>¿Cómo puede formularse una propuesta de simplificación administrativa del proceso de procura en el Departamento Administrativo de Lubricantes y Equipos Varyna, C.A., que reduzca la dispersión procedimental y fortalezca el seguimiento de las adquisiciones?</w:t>
       </w:r>
     </w:p>
     <w:p>
@@ -4730,7 +5012,7 @@
           <w:i w:val="0"/>
           <w:sz w:val="24"/>
         </w:rPr>
-        <w:t>Proponer la simplificación administrativa del proceso de procura en el departamento administrativo de Lubricantes y Equipos Varyna, C.A., con la finalidad de reducir la complejidad procedimental, agilizar los tiempos de adquisición y fortalecer el control interno de las operaciones de compras.</w:t>
+        <w:t>Proponer la simplificación administrativa del proceso de procura en el Departamento Administrativo de Lubricantes y Equipos Varyna, C.A., con la finalidad de agilizar el ciclo de adquisición y fortalecer el control interno.</w:t>
       </w:r>
     </w:p>
     <w:p>
@@ -4767,7 +5049,7 @@
           <w:rFonts w:ascii="Times New Roman" w:hAnsi="Times New Roman"/>
           <w:sz w:val="24"/>
         </w:rPr>
-        <w:t>Diagnosticar el proceso actual de procura en el departamento administrativo de la empresa para identificar los pasos y procedimientos susceptibles de simplificación.</w:t>
+        <w:t>Diagnosticar el proceso actual de procura en el Departamento Administrativo de Lubricantes y Equipos Varyna, C.A., para conocer el recorrido de las requisiciones y los mecanismos de control utilizados.</w:t>
       </w:r>
     </w:p>
     <w:p>
@@ -4788,7 +5070,7 @@
           <w:rFonts w:ascii="Times New Roman" w:hAnsi="Times New Roman"/>
           <w:sz w:val="24"/>
         </w:rPr>
-        <w:t>Identificar las complejidades, redundancias y cuellos de botella presentes en las fases de seguimiento, cotización y aprobación de las adquisiciones.</w:t>
+        <w:t>Identificar las deficiencias, redundancias y causas que generan retrasos o pérdida de trazabilidad en las fases de recepción, cotización, aprobación y seguimiento de las adquisiciones.</w:t>
       </w:r>
     </w:p>
     <w:p>
@@ -4809,28 +5091,7 @@
           <w:rFonts w:ascii="Times New Roman" w:hAnsi="Times New Roman"/>
           <w:sz w:val="24"/>
         </w:rPr>
-        <w:t>Analizar las causas organizativas que generan retrasos y procedimientos innecesariamente complejos en el ciclo de adquisición de insumos y materiales.</w:t>
-      </w:r>
-    </w:p>
-    <w:p>
-      <w:pPr>
-        <w:spacing w:line="360" w:lineRule="auto"/>
-        <w:ind w:firstLine="709"/>
-        <w:jc w:val="both"/>
-      </w:pPr>
-      <w:r>
-        <w:rPr>
-          <w:rFonts w:ascii="Times New Roman" w:hAnsi="Times New Roman"/>
-          <w:sz w:val="24"/>
-        </w:rPr>
-        <w:t xml:space="preserve">4. </w:t>
-      </w:r>
-      <w:r>
-        <w:rPr>
-          <w:rFonts w:ascii="Times New Roman" w:hAnsi="Times New Roman"/>
-          <w:sz w:val="24"/>
-        </w:rPr>
-        <w:t>Diseñar una propuesta de simplificación administrativa que reduzca los pasos procedimentales, agilice los tiempos de respuesta y optimice el control de la procura en el área administrativa.</w:t>
+        <w:t>Formular una propuesta de simplificación administrativa del proceso de procura que integre un flujo definido, responsables, formatos estandarizados, criterios de autorización y mecanismos de seguimiento.</w:t>
       </w:r>
     </w:p>
     <w:p>
@@ -4861,7 +5122,7 @@
           <w:i w:val="0"/>
           <w:sz w:val="24"/>
         </w:rPr>
-        <w:t>La planificación establece la relación entre cada objetivo específico y las actividades técnicas a ejecutar para el desarrollo de la propuesta de simplificación administrativa:</w:t>
+        <w:t>La planificación relaciona los tres objetivos específicos con las actividades, técnicas e instrumentos necesarios para diagnosticar el proceso, identificar sus deficiencias y formular la propuesta de simplificación administrativa:</w:t>
       </w:r>
     </w:p>
     <w:p>
@@ -5027,7 +5288,7 @@
                 <w:color w:val="000000"/>
                 <w:sz w:val="20"/>
               </w:rPr>
-              <w:t>Diagnosticar el proceso actual de procura e identificar los pasos susceptibles de simplificación.</w:t>
+              <w:t>Diagnosticar el proceso actual de procura en el Departamento Administrativo de Lubricantes y Equipos Varyna, C.A., para conocer el recorrido de las requisiciones y los mecanismos de control utilizados.</w:t>
             </w:r>
           </w:p>
         </w:tc>
@@ -5048,7 +5309,7 @@
                 <w:color w:val="000000"/>
                 <w:sz w:val="20"/>
               </w:rPr>
-              <w:t>Flujo procedimental y canales de recepción de solicitudes.</w:t>
+              <w:t>Proceso actual de procura y recorrido de las requisiciones.</w:t>
             </w:r>
           </w:p>
         </w:tc>
@@ -5069,7 +5330,7 @@
                 <w:color w:val="000000"/>
                 <w:sz w:val="20"/>
               </w:rPr>
-              <w:t>Observación directa del ciclo de compras y entrevistas al personal.</w:t>
+              <w:t>Observar el ciclo de compras, levantar el flujo existente y aplicar una entrevista estructurada al personal relacionado con la procura.</w:t>
             </w:r>
           </w:p>
         </w:tc>
@@ -5090,7 +5351,7 @@
                 <w:color w:val="000000"/>
                 <w:sz w:val="20"/>
               </w:rPr>
-              <w:t>Observación directa y entrevistas.</w:t>
+              <w:t>Observación directa, entrevista estructurada y revisión documental.</w:t>
             </w:r>
           </w:p>
         </w:tc>
@@ -5111,7 +5372,7 @@
                 <w:color w:val="000000"/>
                 <w:sz w:val="20"/>
               </w:rPr>
-              <w:t>Guía de entrevista, libreta de notas de campo, computadora.</w:t>
+              <w:t>Guía de observación, guía de entrevista, cuaderno de notas y expedientes de compra.</w:t>
             </w:r>
           </w:p>
         </w:tc>
@@ -5134,7 +5395,7 @@
                 <w:color w:val="000000"/>
                 <w:sz w:val="20"/>
               </w:rPr>
-              <w:t>Identificar complejidades, redundancias y cuellos de botella en el seguimiento y aprobación.</w:t>
+              <w:t>Identificar las deficiencias, redundancias y causas que generan retrasos o pérdida de trazabilidad en las fases de recepción, cotización, aprobación y seguimiento de las adquisiciones.</w:t>
             </w:r>
           </w:p>
         </w:tc>
@@ -5155,7 +5416,7 @@
                 <w:color w:val="000000"/>
                 <w:sz w:val="20"/>
               </w:rPr>
-              <w:t>Tiempos de respuesta y etapas críticas del proceso de compras.</w:t>
+              <w:t>Deficiencias, redundancias y causas de demora del proceso.</w:t>
             </w:r>
           </w:p>
         </w:tc>
@@ -5176,7 +5437,7 @@
                 <w:color w:val="000000"/>
                 <w:sz w:val="20"/>
               </w:rPr>
-              <w:t>Revisión de expedientes históricos y detección de fases duplicadas.</w:t>
+              <w:t>Revisar expedientes históricos, comparar tiempos por fase, identificar cuellos de botella y elaborar el diagrama de Ishikawa.</w:t>
             </w:r>
           </w:p>
         </w:tc>
@@ -5197,7 +5458,7 @@
                 <w:color w:val="000000"/>
                 <w:sz w:val="20"/>
               </w:rPr>
-              <w:t>Análisis documental y revisión de tiempos.</w:t>
+              <w:t>Análisis documental, análisis de tiempos y diagrama causa-efecto.</w:t>
             </w:r>
           </w:p>
         </w:tc>
@@ -5218,7 +5479,7 @@
                 <w:color w:val="000000"/>
                 <w:sz w:val="20"/>
               </w:rPr>
-              <w:t>Hojas de registro, histórico de órdenes de compra, software de oficina.</w:t>
+              <w:t>Hojas de registro, expedientes históricos, hoja de cálculo y matriz de causas.</w:t>
             </w:r>
           </w:p>
         </w:tc>
@@ -5241,7 +5502,7 @@
                 <w:color w:val="000000"/>
                 <w:sz w:val="20"/>
               </w:rPr>
-              <w:t>Analizar las causas organizativas que generan procedimientos innecesariamente complejos.</w:t>
+              <w:t>Formular una propuesta de simplificación administrativa del proceso de procura que integre un flujo definido, responsables, formatos estandarizados, criterios de autorización y mecanismos de seguimiento.</w:t>
             </w:r>
           </w:p>
         </w:tc>
@@ -5262,7 +5523,7 @@
                 <w:color w:val="000000"/>
                 <w:sz w:val="20"/>
               </w:rPr>
-              <w:t>Factores determinantes de demoras y redundancias.</w:t>
+              <w:t>Propuesta de simplificación administrativa de la procura.</w:t>
             </w:r>
           </w:p>
         </w:tc>
@@ -5283,7 +5544,7 @@
                 <w:color w:val="000000"/>
                 <w:sz w:val="20"/>
               </w:rPr>
-              <w:t>Clasificación analítica de causas mediante mesas de trabajo con la administración.</w:t>
+              <w:t>Diseñar el flujo simplificado, formatos de solicitud y orden de compra, matriz de autorización por monto e indicadores básicos de seguimiento; validar la propuesta con el tutor industrial.</w:t>
             </w:r>
           </w:p>
         </w:tc>
@@ -5304,7 +5565,7 @@
                 <w:color w:val="000000"/>
                 <w:sz w:val="20"/>
               </w:rPr>
-              <w:t>Diagrama causa-efecto y jerarquización de factores.</w:t>
+              <w:t>Diseño procedimental, estandarización de formatos y validación técnica.</w:t>
             </w:r>
           </w:p>
         </w:tc>
@@ -5325,114 +5586,7 @@
                 <w:color w:val="000000"/>
                 <w:sz w:val="20"/>
               </w:rPr>
-              <w:t>Material de papelería, marco de control de procesos.</w:t>
-            </w:r>
-          </w:p>
-        </w:tc>
-      </w:tr>
-      <w:tr>
-        <w:tc>
-          <w:tcPr>
-            <w:tcW w:w="1644" w:type="dxa"/>
-            <w:shd w:val="clear" w:color="auto" w:fill="D9E1F2"/>
-          </w:tcPr>
-          <w:p>
-            <w:pPr>
-              <w:spacing w:before="60" w:after="60" w:line="240" w:lineRule="auto"/>
-              <w:jc w:val="both"/>
-            </w:pPr>
-            <w:r>
-              <w:rPr>
-                <w:rFonts w:ascii="Times New Roman" w:hAnsi="Times New Roman"/>
-                <w:b w:val="0"/>
-                <w:color w:val="000000"/>
-                <w:sz w:val="20"/>
-              </w:rPr>
-              <w:t>Diseñar una propuesta de simplificación administrativa para el control de la procura.</w:t>
-            </w:r>
-          </w:p>
-        </w:tc>
-        <w:tc>
-          <w:tcPr>
-            <w:tcW w:w="1644" w:type="dxa"/>
-            <w:shd w:val="clear" w:color="auto" w:fill="D9E1F2"/>
-          </w:tcPr>
-          <w:p>
-            <w:pPr>
-              <w:spacing w:before="60" w:after="60" w:line="240" w:lineRule="auto"/>
-              <w:jc w:val="both"/>
-            </w:pPr>
-            <w:r>
-              <w:rPr>
-                <w:rFonts w:ascii="Times New Roman" w:hAnsi="Times New Roman"/>
-                <w:b w:val="0"/>
-                <w:color w:val="000000"/>
-                <w:sz w:val="20"/>
-              </w:rPr>
-              <w:t>Flujo de trabajo y formatos de control de la procura.</w:t>
-            </w:r>
-          </w:p>
-        </w:tc>
-        <w:tc>
-          <w:tcPr>
-            <w:tcW w:w="1644" w:type="dxa"/>
-            <w:shd w:val="clear" w:color="auto" w:fill="D9E1F2"/>
-          </w:tcPr>
-          <w:p>
-            <w:pPr>
-              <w:spacing w:before="60" w:after="60" w:line="240" w:lineRule="auto"/>
-              <w:jc w:val="both"/>
-            </w:pPr>
-            <w:r>
-              <w:rPr>
-                <w:rFonts w:ascii="Times New Roman" w:hAnsi="Times New Roman"/>
-                <w:b w:val="0"/>
-                <w:color w:val="000000"/>
-                <w:sz w:val="20"/>
-              </w:rPr>
-              <w:t>Redacción del nuevo flujo simplificado y diseño de plantillas estandarizadas.</w:t>
-            </w:r>
-          </w:p>
-        </w:tc>
-        <w:tc>
-          <w:tcPr>
-            <w:tcW w:w="1644" w:type="dxa"/>
-            <w:shd w:val="clear" w:color="auto" w:fill="D9E1F2"/>
-          </w:tcPr>
-          <w:p>
-            <w:pPr>
-              <w:spacing w:before="60" w:after="60" w:line="240" w:lineRule="auto"/>
-              <w:jc w:val="both"/>
-            </w:pPr>
-            <w:r>
-              <w:rPr>
-                <w:rFonts w:ascii="Times New Roman" w:hAnsi="Times New Roman"/>
-                <w:b w:val="0"/>
-                <w:color w:val="000000"/>
-                <w:sz w:val="20"/>
-              </w:rPr>
-              <w:t>Diseño procedimental y estandarización de formatos.</w:t>
-            </w:r>
-          </w:p>
-        </w:tc>
-        <w:tc>
-          <w:tcPr>
-            <w:tcW w:w="1695" w:type="dxa"/>
-            <w:shd w:val="clear" w:color="auto" w:fill="D9E1F2"/>
-          </w:tcPr>
-          <w:p>
-            <w:pPr>
-              <w:spacing w:before="60" w:after="60" w:line="240" w:lineRule="auto"/>
-              <w:jc w:val="both"/>
-            </w:pPr>
-            <w:r>
-              <w:rPr>
-                <w:rFonts w:ascii="Times New Roman" w:hAnsi="Times New Roman"/>
-                <w:b w:val="0"/>
-                <w:color w:val="000000"/>
-                <w:sz w:val="20"/>
-              </w:rPr>
-              <w:t>Procesador de texto, guías metodológicas de administración.</w:t>
+              <w:t>Procesador de textos, hoja de cálculo, herramientas de diagramación y formato de validación.</w:t>
             </w:r>
           </w:p>
         </w:tc>
@@ -5467,7 +5621,7 @@
           <w:i w:val="0"/>
           <w:sz w:val="24"/>
         </w:rPr>
-        <w:t>El cronograma estructura temporalmente las fases de diagnóstico, análisis y diseño de la propuesta, distribuidas a lo largo de las diez (10) semanas de duración de la pasantía:</w:t>
+        <w:t>El cronograma distribuye las actividades operativas y de análisis durante las diez (10) semanas de pasantía, manteniendo correspondencia con los objetivos específicos:</w:t>
       </w:r>
     </w:p>
     <w:p>
@@ -5490,7 +5644,7 @@
           <w:i/>
           <w:sz w:val="24"/>
         </w:rPr>
-        <w:t>Cronograma de actividades del proyecto.</w:t>
+        <w:t>Cronograma de actividades de la pasantía.</w:t>
       </w:r>
       <w:bookmarkEnd w:id="bm_cuadro2"/>
     </w:p>
@@ -5854,28 +6008,7 @@
                 <w:color w:val="000000"/>
                 <w:sz w:val="20"/>
               </w:rPr>
-              <w:t>Reconocimiento del departamento y levantamiento del flujo actual de procura.</w:t>
-            </w:r>
-          </w:p>
-        </w:tc>
-        <w:tc>
-          <w:tcPr>
-            <w:tcW w:w="523" w:type="dxa"/>
-            <w:shd w:val="clear" w:color="auto" w:fill="70AD47"/>
-          </w:tcPr>
-          <w:p>
-            <w:pPr>
-              <w:spacing w:before="60" w:after="60" w:line="240" w:lineRule="auto"/>
-              <w:jc w:val="center"/>
-            </w:pPr>
-            <w:r>
-              <w:rPr>
-                <w:rFonts w:ascii="Times New Roman" w:hAnsi="Times New Roman"/>
-                <w:b w:val="0"/>
-                <w:color w:val="FFFFFF"/>
-                <w:sz w:val="18"/>
-              </w:rPr>
-              <w:t>✓</w:t>
+              <w:t>Inducción y reconocimiento del Departamento Administrativo y del área de procura.</w:t>
             </w:r>
           </w:p>
         </w:tc>
@@ -6060,6 +6193,26 @@
             </w:r>
           </w:p>
         </w:tc>
+        <w:tc>
+          <w:tcPr>
+            <w:tcW w:w="523" w:type="dxa"/>
+            <w:shd w:val="clear" w:color="auto" w:fill="D9E1F2"/>
+          </w:tcPr>
+          <w:p>
+            <w:pPr>
+              <w:spacing w:before="60" w:after="60" w:line="240" w:lineRule="auto"/>
+              <w:jc w:val="center"/>
+            </w:pPr>
+            <w:r>
+              <w:rPr>
+                <w:rFonts w:ascii="Times New Roman" w:hAnsi="Times New Roman"/>
+                <w:b w:val="0"/>
+                <w:color w:val="000000"/>
+                <w:sz w:val="18"/>
+              </w:rPr>
+            </w:r>
+          </w:p>
+        </w:tc>
       </w:tr>
       <w:tr>
         <w:tc>
@@ -6079,7 +6232,477 @@
                 <w:color w:val="000000"/>
                 <w:sz w:val="20"/>
               </w:rPr>
-              <w:t>Aplicación de entrevistas y detección de cuellos de botella en las aprobaciones.</w:t>
+              <w:t>Levantamiento del flujo actual de requisiciones y compras.</w:t>
+            </w:r>
+          </w:p>
+        </w:tc>
+        <w:tc>
+          <w:tcPr>
+            <w:tcW w:w="523" w:type="dxa"/>
+            <w:shd w:val="clear" w:color="auto" w:fill="70AD47"/>
+          </w:tcPr>
+          <w:p>
+            <w:pPr>
+              <w:spacing w:before="60" w:after="60" w:line="240" w:lineRule="auto"/>
+              <w:jc w:val="center"/>
+            </w:pPr>
+            <w:r>
+              <w:rPr>
+                <w:rFonts w:ascii="Times New Roman" w:hAnsi="Times New Roman"/>
+                <w:b w:val="0"/>
+                <w:color w:val="FFFFFF"/>
+                <w:sz w:val="18"/>
+              </w:rPr>
+              <w:t>✓</w:t>
+            </w:r>
+          </w:p>
+        </w:tc>
+        <w:tc>
+          <w:tcPr>
+            <w:tcW w:w="523" w:type="dxa"/>
+            <w:shd w:val="clear" w:color="auto" w:fill="70AD47"/>
+          </w:tcPr>
+          <w:p>
+            <w:pPr>
+              <w:spacing w:before="60" w:after="60" w:line="240" w:lineRule="auto"/>
+              <w:jc w:val="center"/>
+            </w:pPr>
+            <w:r>
+              <w:rPr>
+                <w:rFonts w:ascii="Times New Roman" w:hAnsi="Times New Roman"/>
+                <w:b w:val="0"/>
+                <w:color w:val="FFFFFF"/>
+                <w:sz w:val="18"/>
+              </w:rPr>
+              <w:t>✓</w:t>
+            </w:r>
+          </w:p>
+        </w:tc>
+        <w:tc>
+          <w:tcPr>
+            <w:tcW w:w="523" w:type="dxa"/>
+            <w:shd w:val="clear" w:color="auto" w:fill="FFFFFF"/>
+          </w:tcPr>
+          <w:p>
+            <w:pPr>
+              <w:spacing w:before="60" w:after="60" w:line="240" w:lineRule="auto"/>
+              <w:jc w:val="center"/>
+            </w:pPr>
+            <w:r>
+              <w:rPr>
+                <w:rFonts w:ascii="Times New Roman" w:hAnsi="Times New Roman"/>
+                <w:b w:val="0"/>
+                <w:color w:val="000000"/>
+                <w:sz w:val="18"/>
+              </w:rPr>
+            </w:r>
+          </w:p>
+        </w:tc>
+        <w:tc>
+          <w:tcPr>
+            <w:tcW w:w="523" w:type="dxa"/>
+            <w:shd w:val="clear" w:color="auto" w:fill="FFFFFF"/>
+          </w:tcPr>
+          <w:p>
+            <w:pPr>
+              <w:spacing w:before="60" w:after="60" w:line="240" w:lineRule="auto"/>
+              <w:jc w:val="center"/>
+            </w:pPr>
+            <w:r>
+              <w:rPr>
+                <w:rFonts w:ascii="Times New Roman" w:hAnsi="Times New Roman"/>
+                <w:b w:val="0"/>
+                <w:color w:val="000000"/>
+                <w:sz w:val="18"/>
+              </w:rPr>
+            </w:r>
+          </w:p>
+        </w:tc>
+        <w:tc>
+          <w:tcPr>
+            <w:tcW w:w="523" w:type="dxa"/>
+            <w:shd w:val="clear" w:color="auto" w:fill="FFFFFF"/>
+          </w:tcPr>
+          <w:p>
+            <w:pPr>
+              <w:spacing w:before="60" w:after="60" w:line="240" w:lineRule="auto"/>
+              <w:jc w:val="center"/>
+            </w:pPr>
+            <w:r>
+              <w:rPr>
+                <w:rFonts w:ascii="Times New Roman" w:hAnsi="Times New Roman"/>
+                <w:b w:val="0"/>
+                <w:color w:val="000000"/>
+                <w:sz w:val="18"/>
+              </w:rPr>
+            </w:r>
+          </w:p>
+        </w:tc>
+        <w:tc>
+          <w:tcPr>
+            <w:tcW w:w="523" w:type="dxa"/>
+            <w:shd w:val="clear" w:color="auto" w:fill="FFFFFF"/>
+          </w:tcPr>
+          <w:p>
+            <w:pPr>
+              <w:spacing w:before="60" w:after="60" w:line="240" w:lineRule="auto"/>
+              <w:jc w:val="center"/>
+            </w:pPr>
+            <w:r>
+              <w:rPr>
+                <w:rFonts w:ascii="Times New Roman" w:hAnsi="Times New Roman"/>
+                <w:b w:val="0"/>
+                <w:color w:val="000000"/>
+                <w:sz w:val="18"/>
+              </w:rPr>
+            </w:r>
+          </w:p>
+        </w:tc>
+        <w:tc>
+          <w:tcPr>
+            <w:tcW w:w="523" w:type="dxa"/>
+            <w:shd w:val="clear" w:color="auto" w:fill="FFFFFF"/>
+          </w:tcPr>
+          <w:p>
+            <w:pPr>
+              <w:spacing w:before="60" w:after="60" w:line="240" w:lineRule="auto"/>
+              <w:jc w:val="center"/>
+            </w:pPr>
+            <w:r>
+              <w:rPr>
+                <w:rFonts w:ascii="Times New Roman" w:hAnsi="Times New Roman"/>
+                <w:b w:val="0"/>
+                <w:color w:val="000000"/>
+                <w:sz w:val="18"/>
+              </w:rPr>
+            </w:r>
+          </w:p>
+        </w:tc>
+        <w:tc>
+          <w:tcPr>
+            <w:tcW w:w="523" w:type="dxa"/>
+            <w:shd w:val="clear" w:color="auto" w:fill="FFFFFF"/>
+          </w:tcPr>
+          <w:p>
+            <w:pPr>
+              <w:spacing w:before="60" w:after="60" w:line="240" w:lineRule="auto"/>
+              <w:jc w:val="center"/>
+            </w:pPr>
+            <w:r>
+              <w:rPr>
+                <w:rFonts w:ascii="Times New Roman" w:hAnsi="Times New Roman"/>
+                <w:b w:val="0"/>
+                <w:color w:val="000000"/>
+                <w:sz w:val="18"/>
+              </w:rPr>
+            </w:r>
+          </w:p>
+        </w:tc>
+        <w:tc>
+          <w:tcPr>
+            <w:tcW w:w="523" w:type="dxa"/>
+            <w:shd w:val="clear" w:color="auto" w:fill="FFFFFF"/>
+          </w:tcPr>
+          <w:p>
+            <w:pPr>
+              <w:spacing w:before="60" w:after="60" w:line="240" w:lineRule="auto"/>
+              <w:jc w:val="center"/>
+            </w:pPr>
+            <w:r>
+              <w:rPr>
+                <w:rFonts w:ascii="Times New Roman" w:hAnsi="Times New Roman"/>
+                <w:b w:val="0"/>
+                <w:color w:val="000000"/>
+                <w:sz w:val="18"/>
+              </w:rPr>
+            </w:r>
+          </w:p>
+        </w:tc>
+        <w:tc>
+          <w:tcPr>
+            <w:tcW w:w="523" w:type="dxa"/>
+            <w:shd w:val="clear" w:color="auto" w:fill="FFFFFF"/>
+          </w:tcPr>
+          <w:p>
+            <w:pPr>
+              <w:spacing w:before="60" w:after="60" w:line="240" w:lineRule="auto"/>
+              <w:jc w:val="center"/>
+            </w:pPr>
+            <w:r>
+              <w:rPr>
+                <w:rFonts w:ascii="Times New Roman" w:hAnsi="Times New Roman"/>
+                <w:b w:val="0"/>
+                <w:color w:val="000000"/>
+                <w:sz w:val="18"/>
+              </w:rPr>
+            </w:r>
+          </w:p>
+        </w:tc>
+      </w:tr>
+      <w:tr>
+        <w:tc>
+          <w:tcPr>
+            <w:tcW w:w="3033" w:type="dxa"/>
+            <w:shd w:val="clear" w:color="auto" w:fill="D9E1F2"/>
+          </w:tcPr>
+          <w:p>
+            <w:pPr>
+              <w:spacing w:before="60" w:after="60" w:line="240" w:lineRule="auto"/>
+              <w:jc w:val="both"/>
+            </w:pPr>
+            <w:r>
+              <w:rPr>
+                <w:rFonts w:ascii="Times New Roman" w:hAnsi="Times New Roman"/>
+                <w:b w:val="0"/>
+                <w:color w:val="000000"/>
+                <w:sz w:val="20"/>
+              </w:rPr>
+              <w:t>Aplicación de entrevista estructurada y revisión de expedientes de compras.</w:t>
+            </w:r>
+          </w:p>
+        </w:tc>
+        <w:tc>
+          <w:tcPr>
+            <w:tcW w:w="523" w:type="dxa"/>
+            <w:shd w:val="clear" w:color="auto" w:fill="D9E1F2"/>
+          </w:tcPr>
+          <w:p>
+            <w:pPr>
+              <w:spacing w:before="60" w:after="60" w:line="240" w:lineRule="auto"/>
+              <w:jc w:val="center"/>
+            </w:pPr>
+            <w:r>
+              <w:rPr>
+                <w:rFonts w:ascii="Times New Roman" w:hAnsi="Times New Roman"/>
+                <w:b w:val="0"/>
+                <w:color w:val="000000"/>
+                <w:sz w:val="18"/>
+              </w:rPr>
+            </w:r>
+          </w:p>
+        </w:tc>
+        <w:tc>
+          <w:tcPr>
+            <w:tcW w:w="523" w:type="dxa"/>
+            <w:shd w:val="clear" w:color="auto" w:fill="D9E1F2"/>
+          </w:tcPr>
+          <w:p>
+            <w:pPr>
+              <w:spacing w:before="60" w:after="60" w:line="240" w:lineRule="auto"/>
+              <w:jc w:val="center"/>
+            </w:pPr>
+            <w:r>
+              <w:rPr>
+                <w:rFonts w:ascii="Times New Roman" w:hAnsi="Times New Roman"/>
+                <w:b w:val="0"/>
+                <w:color w:val="000000"/>
+                <w:sz w:val="18"/>
+              </w:rPr>
+            </w:r>
+          </w:p>
+        </w:tc>
+        <w:tc>
+          <w:tcPr>
+            <w:tcW w:w="523" w:type="dxa"/>
+            <w:shd w:val="clear" w:color="auto" w:fill="70AD47"/>
+          </w:tcPr>
+          <w:p>
+            <w:pPr>
+              <w:spacing w:before="60" w:after="60" w:line="240" w:lineRule="auto"/>
+              <w:jc w:val="center"/>
+            </w:pPr>
+            <w:r>
+              <w:rPr>
+                <w:rFonts w:ascii="Times New Roman" w:hAnsi="Times New Roman"/>
+                <w:b w:val="0"/>
+                <w:color w:val="FFFFFF"/>
+                <w:sz w:val="18"/>
+              </w:rPr>
+              <w:t>✓</w:t>
+            </w:r>
+          </w:p>
+        </w:tc>
+        <w:tc>
+          <w:tcPr>
+            <w:tcW w:w="523" w:type="dxa"/>
+            <w:shd w:val="clear" w:color="auto" w:fill="70AD47"/>
+          </w:tcPr>
+          <w:p>
+            <w:pPr>
+              <w:spacing w:before="60" w:after="60" w:line="240" w:lineRule="auto"/>
+              <w:jc w:val="center"/>
+            </w:pPr>
+            <w:r>
+              <w:rPr>
+                <w:rFonts w:ascii="Times New Roman" w:hAnsi="Times New Roman"/>
+                <w:b w:val="0"/>
+                <w:color w:val="FFFFFF"/>
+                <w:sz w:val="18"/>
+              </w:rPr>
+              <w:t>✓</w:t>
+            </w:r>
+          </w:p>
+        </w:tc>
+        <w:tc>
+          <w:tcPr>
+            <w:tcW w:w="523" w:type="dxa"/>
+            <w:shd w:val="clear" w:color="auto" w:fill="D9E1F2"/>
+          </w:tcPr>
+          <w:p>
+            <w:pPr>
+              <w:spacing w:before="60" w:after="60" w:line="240" w:lineRule="auto"/>
+              <w:jc w:val="center"/>
+            </w:pPr>
+            <w:r>
+              <w:rPr>
+                <w:rFonts w:ascii="Times New Roman" w:hAnsi="Times New Roman"/>
+                <w:b w:val="0"/>
+                <w:color w:val="000000"/>
+                <w:sz w:val="18"/>
+              </w:rPr>
+            </w:r>
+          </w:p>
+        </w:tc>
+        <w:tc>
+          <w:tcPr>
+            <w:tcW w:w="523" w:type="dxa"/>
+            <w:shd w:val="clear" w:color="auto" w:fill="D9E1F2"/>
+          </w:tcPr>
+          <w:p>
+            <w:pPr>
+              <w:spacing w:before="60" w:after="60" w:line="240" w:lineRule="auto"/>
+              <w:jc w:val="center"/>
+            </w:pPr>
+            <w:r>
+              <w:rPr>
+                <w:rFonts w:ascii="Times New Roman" w:hAnsi="Times New Roman"/>
+                <w:b w:val="0"/>
+                <w:color w:val="000000"/>
+                <w:sz w:val="18"/>
+              </w:rPr>
+            </w:r>
+          </w:p>
+        </w:tc>
+        <w:tc>
+          <w:tcPr>
+            <w:tcW w:w="523" w:type="dxa"/>
+            <w:shd w:val="clear" w:color="auto" w:fill="D9E1F2"/>
+          </w:tcPr>
+          <w:p>
+            <w:pPr>
+              <w:spacing w:before="60" w:after="60" w:line="240" w:lineRule="auto"/>
+              <w:jc w:val="center"/>
+            </w:pPr>
+            <w:r>
+              <w:rPr>
+                <w:rFonts w:ascii="Times New Roman" w:hAnsi="Times New Roman"/>
+                <w:b w:val="0"/>
+                <w:color w:val="000000"/>
+                <w:sz w:val="18"/>
+              </w:rPr>
+            </w:r>
+          </w:p>
+        </w:tc>
+        <w:tc>
+          <w:tcPr>
+            <w:tcW w:w="523" w:type="dxa"/>
+            <w:shd w:val="clear" w:color="auto" w:fill="D9E1F2"/>
+          </w:tcPr>
+          <w:p>
+            <w:pPr>
+              <w:spacing w:before="60" w:after="60" w:line="240" w:lineRule="auto"/>
+              <w:jc w:val="center"/>
+            </w:pPr>
+            <w:r>
+              <w:rPr>
+                <w:rFonts w:ascii="Times New Roman" w:hAnsi="Times New Roman"/>
+                <w:b w:val="0"/>
+                <w:color w:val="000000"/>
+                <w:sz w:val="18"/>
+              </w:rPr>
+            </w:r>
+          </w:p>
+        </w:tc>
+        <w:tc>
+          <w:tcPr>
+            <w:tcW w:w="523" w:type="dxa"/>
+            <w:shd w:val="clear" w:color="auto" w:fill="D9E1F2"/>
+          </w:tcPr>
+          <w:p>
+            <w:pPr>
+              <w:spacing w:before="60" w:after="60" w:line="240" w:lineRule="auto"/>
+              <w:jc w:val="center"/>
+            </w:pPr>
+            <w:r>
+              <w:rPr>
+                <w:rFonts w:ascii="Times New Roman" w:hAnsi="Times New Roman"/>
+                <w:b w:val="0"/>
+                <w:color w:val="000000"/>
+                <w:sz w:val="18"/>
+              </w:rPr>
+            </w:r>
+          </w:p>
+        </w:tc>
+        <w:tc>
+          <w:tcPr>
+            <w:tcW w:w="523" w:type="dxa"/>
+            <w:shd w:val="clear" w:color="auto" w:fill="D9E1F2"/>
+          </w:tcPr>
+          <w:p>
+            <w:pPr>
+              <w:spacing w:before="60" w:after="60" w:line="240" w:lineRule="auto"/>
+              <w:jc w:val="center"/>
+            </w:pPr>
+            <w:r>
+              <w:rPr>
+                <w:rFonts w:ascii="Times New Roman" w:hAnsi="Times New Roman"/>
+                <w:b w:val="0"/>
+                <w:color w:val="000000"/>
+                <w:sz w:val="18"/>
+              </w:rPr>
+            </w:r>
+          </w:p>
+        </w:tc>
+      </w:tr>
+      <w:tr>
+        <w:tc>
+          <w:tcPr>
+            <w:tcW w:w="3033" w:type="dxa"/>
+            <w:shd w:val="clear" w:color="auto" w:fill="FFFFFF"/>
+          </w:tcPr>
+          <w:p>
+            <w:pPr>
+              <w:spacing w:before="60" w:after="60" w:line="240" w:lineRule="auto"/>
+              <w:jc w:val="both"/>
+            </w:pPr>
+            <w:r>
+              <w:rPr>
+                <w:rFonts w:ascii="Times New Roman" w:hAnsi="Times New Roman"/>
+                <w:b w:val="0"/>
+                <w:color w:val="000000"/>
+                <w:sz w:val="20"/>
+              </w:rPr>
+              <w:t>Análisis de tiempos, cuellos de botella y elaboración del diagrama de Ishikawa.</w:t>
+            </w:r>
+          </w:p>
+        </w:tc>
+        <w:tc>
+          <w:tcPr>
+            <w:tcW w:w="523" w:type="dxa"/>
+            <w:shd w:val="clear" w:color="auto" w:fill="FFFFFF"/>
+          </w:tcPr>
+          <w:p>
+            <w:pPr>
+              <w:spacing w:before="60" w:after="60" w:line="240" w:lineRule="auto"/>
+              <w:jc w:val="center"/>
+            </w:pPr>
+            <w:r>
+              <w:rPr>
+                <w:rFonts w:ascii="Times New Roman" w:hAnsi="Times New Roman"/>
+                <w:b w:val="0"/>
+                <w:color w:val="000000"/>
+                <w:sz w:val="18"/>
+              </w:rPr>
             </w:r>
           </w:p>
         </w:tc>
@@ -6265,26 +6888,6 @@
             </w:r>
           </w:p>
         </w:tc>
-        <w:tc>
-          <w:tcPr>
-            <w:tcW w:w="523" w:type="dxa"/>
-            <w:shd w:val="clear" w:color="auto" w:fill="FFFFFF"/>
-          </w:tcPr>
-          <w:p>
-            <w:pPr>
-              <w:spacing w:before="60" w:after="60" w:line="240" w:lineRule="auto"/>
-              <w:jc w:val="center"/>
-            </w:pPr>
-            <w:r>
-              <w:rPr>
-                <w:rFonts w:ascii="Times New Roman" w:hAnsi="Times New Roman"/>
-                <w:b w:val="0"/>
-                <w:color w:val="000000"/>
-                <w:sz w:val="18"/>
-              </w:rPr>
-            </w:r>
-          </w:p>
-        </w:tc>
       </w:tr>
       <w:tr>
         <w:tc>
@@ -6304,7 +6907,7 @@
                 <w:color w:val="000000"/>
                 <w:sz w:val="20"/>
               </w:rPr>
-              <w:t>Análisis cuantitativo y cualitativo de causas de retraso en el ciclo de compras.</w:t>
+              <w:t>Diseño del flujo simplificado y definición de responsables y puntos de control.</w:t>
             </w:r>
           </w:p>
         </w:tc>
@@ -6371,7 +6974,7 @@
         <w:tc>
           <w:tcPr>
             <w:tcW w:w="523" w:type="dxa"/>
-            <w:shd w:val="clear" w:color="auto" w:fill="70AD47"/>
+            <w:shd w:val="clear" w:color="auto" w:fill="D9E1F2"/>
           </w:tcPr>
           <w:p>
             <w:pPr>
@@ -6382,10 +6985,29 @@
               <w:rPr>
                 <w:rFonts w:ascii="Times New Roman" w:hAnsi="Times New Roman"/>
                 <w:b w:val="0"/>
-                <w:color w:val="FFFFFF"/>
+                <w:color w:val="000000"/>
                 <w:sz w:val="18"/>
               </w:rPr>
-              <w:t>✓</w:t>
+            </w:r>
+          </w:p>
+        </w:tc>
+        <w:tc>
+          <w:tcPr>
+            <w:tcW w:w="523" w:type="dxa"/>
+            <w:shd w:val="clear" w:color="auto" w:fill="D9E1F2"/>
+          </w:tcPr>
+          <w:p>
+            <w:pPr>
+              <w:spacing w:before="60" w:after="60" w:line="240" w:lineRule="auto"/>
+              <w:jc w:val="center"/>
+            </w:pPr>
+            <w:r>
+              <w:rPr>
+                <w:rFonts w:ascii="Times New Roman" w:hAnsi="Times New Roman"/>
+                <w:b w:val="0"/>
+                <w:color w:val="000000"/>
+                <w:sz w:val="18"/>
+              </w:rPr>
             </w:r>
           </w:p>
         </w:tc>
@@ -6490,26 +7112,6 @@
             </w:r>
           </w:p>
         </w:tc>
-        <w:tc>
-          <w:tcPr>
-            <w:tcW w:w="523" w:type="dxa"/>
-            <w:shd w:val="clear" w:color="auto" w:fill="D9E1F2"/>
-          </w:tcPr>
-          <w:p>
-            <w:pPr>
-              <w:spacing w:before="60" w:after="60" w:line="240" w:lineRule="auto"/>
-              <w:jc w:val="center"/>
-            </w:pPr>
-            <w:r>
-              <w:rPr>
-                <w:rFonts w:ascii="Times New Roman" w:hAnsi="Times New Roman"/>
-                <w:b w:val="0"/>
-                <w:color w:val="000000"/>
-                <w:sz w:val="18"/>
-              </w:rPr>
-            </w:r>
-          </w:p>
-        </w:tc>
       </w:tr>
       <w:tr>
         <w:tc>
@@ -6529,7 +7131,27 @@
                 <w:color w:val="000000"/>
                 <w:sz w:val="20"/>
               </w:rPr>
-              <w:t>Diseño del nuevo flujo optimizado, roles y plantillas de control.</w:t>
+              <w:t>Diseño de formatos, matriz de autorización por monto e indicadores de seguimiento.</w:t>
+            </w:r>
+          </w:p>
+        </w:tc>
+        <w:tc>
+          <w:tcPr>
+            <w:tcW w:w="523" w:type="dxa"/>
+            <w:shd w:val="clear" w:color="auto" w:fill="FFFFFF"/>
+          </w:tcPr>
+          <w:p>
+            <w:pPr>
+              <w:spacing w:before="60" w:after="60" w:line="240" w:lineRule="auto"/>
+              <w:jc w:val="center"/>
+            </w:pPr>
+            <w:r>
+              <w:rPr>
+                <w:rFonts w:ascii="Times New Roman" w:hAnsi="Times New Roman"/>
+                <w:b w:val="0"/>
+                <w:color w:val="000000"/>
+                <w:sz w:val="18"/>
+              </w:rPr>
             </w:r>
           </w:p>
         </w:tc>
@@ -6657,27 +7279,6 @@
         <w:tc>
           <w:tcPr>
             <w:tcW w:w="523" w:type="dxa"/>
-            <w:shd w:val="clear" w:color="auto" w:fill="70AD47"/>
-          </w:tcPr>
-          <w:p>
-            <w:pPr>
-              <w:spacing w:before="60" w:after="60" w:line="240" w:lineRule="auto"/>
-              <w:jc w:val="center"/>
-            </w:pPr>
-            <w:r>
-              <w:rPr>
-                <w:rFonts w:ascii="Times New Roman" w:hAnsi="Times New Roman"/>
-                <w:b w:val="0"/>
-                <w:color w:val="FFFFFF"/>
-                <w:sz w:val="18"/>
-              </w:rPr>
-              <w:t>✓</w:t>
-            </w:r>
-          </w:p>
-        </w:tc>
-        <w:tc>
-          <w:tcPr>
-            <w:tcW w:w="523" w:type="dxa"/>
             <w:shd w:val="clear" w:color="auto" w:fill="FFFFFF"/>
           </w:tcPr>
           <w:p>
@@ -6754,7 +7355,7 @@
                 <w:color w:val="000000"/>
                 <w:sz w:val="20"/>
               </w:rPr>
-              <w:t>Redacción y validación de la propuesta de mejora procedimental.</w:t>
+              <w:t>Redacción de la propuesta de simplificación administrativa.</w:t>
             </w:r>
           </w:p>
         </w:tc>
@@ -6979,7 +7580,7 @@
                 <w:color w:val="000000"/>
                 <w:sz w:val="20"/>
               </w:rPr>
-              <w:t>Presentación formal de la propuesta a la gerencia y ajustes finales.</w:t>
+              <w:t>Validación de la propuesta e incorporación de observaciones.</w:t>
             </w:r>
           </w:p>
         </w:tc>
@@ -7167,7 +7768,7 @@
         <w:tc>
           <w:tcPr>
             <w:tcW w:w="523" w:type="dxa"/>
-            <w:shd w:val="clear" w:color="auto" w:fill="70AD47"/>
+            <w:shd w:val="clear" w:color="auto" w:fill="FFFFFF"/>
           </w:tcPr>
           <w:p>
             <w:pPr>
@@ -7178,10 +7779,9 @@
               <w:rPr>
                 <w:rFonts w:ascii="Times New Roman" w:hAnsi="Times New Roman"/>
                 <w:b w:val="0"/>
-                <w:color w:val="FFFFFF"/>
+                <w:color w:val="000000"/>
                 <w:sz w:val="18"/>
               </w:rPr>
-              <w:t>✓</w:t>
             </w:r>
           </w:p>
         </w:tc>
@@ -7204,28 +7804,7 @@
                 <w:color w:val="000000"/>
                 <w:sz w:val="20"/>
               </w:rPr>
-              <w:t>Inducción institucional y familiarización con el sistema de compras vigente.</w:t>
-            </w:r>
-          </w:p>
-        </w:tc>
-        <w:tc>
-          <w:tcPr>
-            <w:tcW w:w="523" w:type="dxa"/>
-            <w:shd w:val="clear" w:color="auto" w:fill="70AD47"/>
-          </w:tcPr>
-          <w:p>
-            <w:pPr>
-              <w:spacing w:before="60" w:after="60" w:line="240" w:lineRule="auto"/>
-              <w:jc w:val="center"/>
-            </w:pPr>
-            <w:r>
-              <w:rPr>
-                <w:rFonts w:ascii="Times New Roman" w:hAnsi="Times New Roman"/>
-                <w:b w:val="0"/>
-                <w:color w:val="FFFFFF"/>
-                <w:sz w:val="18"/>
-              </w:rPr>
-              <w:t>✓</w:t>
+              <w:t>Presentación de la propuesta y consolidación del informe de pasantías.</w:t>
             </w:r>
           </w:p>
         </w:tc>
@@ -7409,69 +7988,6 @@
             </w:r>
           </w:p>
         </w:tc>
-      </w:tr>
-      <w:tr>
-        <w:tc>
-          <w:tcPr>
-            <w:tcW w:w="3033" w:type="dxa"/>
-            <w:shd w:val="clear" w:color="auto" w:fill="FFFFFF"/>
-          </w:tcPr>
-          <w:p>
-            <w:pPr>
-              <w:spacing w:before="60" w:after="60" w:line="240" w:lineRule="auto"/>
-              <w:jc w:val="both"/>
-            </w:pPr>
-            <w:r>
-              <w:rPr>
-                <w:rFonts w:ascii="Times New Roman" w:hAnsi="Times New Roman"/>
-                <w:b w:val="0"/>
-                <w:color w:val="000000"/>
-                <w:sz w:val="20"/>
-              </w:rPr>
-              <w:t>Apoyo en la recepción y tramitación de solicitudes de compra del departamento.</w:t>
-            </w:r>
-          </w:p>
-        </w:tc>
-        <w:tc>
-          <w:tcPr>
-            <w:tcW w:w="523" w:type="dxa"/>
-            <w:shd w:val="clear" w:color="auto" w:fill="FFFFFF"/>
-          </w:tcPr>
-          <w:p>
-            <w:pPr>
-              <w:spacing w:before="60" w:after="60" w:line="240" w:lineRule="auto"/>
-              <w:jc w:val="center"/>
-            </w:pPr>
-            <w:r>
-              <w:rPr>
-                <w:rFonts w:ascii="Times New Roman" w:hAnsi="Times New Roman"/>
-                <w:b w:val="0"/>
-                <w:color w:val="000000"/>
-                <w:sz w:val="18"/>
-              </w:rPr>
-            </w:r>
-          </w:p>
-        </w:tc>
-        <w:tc>
-          <w:tcPr>
-            <w:tcW w:w="523" w:type="dxa"/>
-            <w:shd w:val="clear" w:color="auto" w:fill="FFFFFF"/>
-          </w:tcPr>
-          <w:p>
-            <w:pPr>
-              <w:spacing w:before="60" w:after="60" w:line="240" w:lineRule="auto"/>
-              <w:jc w:val="center"/>
-            </w:pPr>
-            <w:r>
-              <w:rPr>
-                <w:rFonts w:ascii="Times New Roman" w:hAnsi="Times New Roman"/>
-                <w:b w:val="0"/>
-                <w:color w:val="000000"/>
-                <w:sz w:val="18"/>
-              </w:rPr>
-            </w:r>
-          </w:p>
-        </w:tc>
         <w:tc>
           <w:tcPr>
             <w:tcW w:w="523" w:type="dxa"/>
@@ -7490,372 +8006,6 @@
                 <w:sz w:val="18"/>
               </w:rPr>
               <w:t>✓</w:t>
-            </w:r>
-          </w:p>
-        </w:tc>
-        <w:tc>
-          <w:tcPr>
-            <w:tcW w:w="523" w:type="dxa"/>
-            <w:shd w:val="clear" w:color="auto" w:fill="FFFFFF"/>
-          </w:tcPr>
-          <w:p>
-            <w:pPr>
-              <w:spacing w:before="60" w:after="60" w:line="240" w:lineRule="auto"/>
-              <w:jc w:val="center"/>
-            </w:pPr>
-            <w:r>
-              <w:rPr>
-                <w:rFonts w:ascii="Times New Roman" w:hAnsi="Times New Roman"/>
-                <w:b w:val="0"/>
-                <w:color w:val="000000"/>
-                <w:sz w:val="18"/>
-              </w:rPr>
-            </w:r>
-          </w:p>
-        </w:tc>
-        <w:tc>
-          <w:tcPr>
-            <w:tcW w:w="523" w:type="dxa"/>
-            <w:shd w:val="clear" w:color="auto" w:fill="70AD47"/>
-          </w:tcPr>
-          <w:p>
-            <w:pPr>
-              <w:spacing w:before="60" w:after="60" w:line="240" w:lineRule="auto"/>
-              <w:jc w:val="center"/>
-            </w:pPr>
-            <w:r>
-              <w:rPr>
-                <w:rFonts w:ascii="Times New Roman" w:hAnsi="Times New Roman"/>
-                <w:b w:val="0"/>
-                <w:color w:val="FFFFFF"/>
-                <w:sz w:val="18"/>
-              </w:rPr>
-              <w:t>✓</w:t>
-            </w:r>
-          </w:p>
-        </w:tc>
-        <w:tc>
-          <w:tcPr>
-            <w:tcW w:w="523" w:type="dxa"/>
-            <w:shd w:val="clear" w:color="auto" w:fill="FFFFFF"/>
-          </w:tcPr>
-          <w:p>
-            <w:pPr>
-              <w:spacing w:before="60" w:after="60" w:line="240" w:lineRule="auto"/>
-              <w:jc w:val="center"/>
-            </w:pPr>
-            <w:r>
-              <w:rPr>
-                <w:rFonts w:ascii="Times New Roman" w:hAnsi="Times New Roman"/>
-                <w:b w:val="0"/>
-                <w:color w:val="000000"/>
-                <w:sz w:val="18"/>
-              </w:rPr>
-            </w:r>
-          </w:p>
-        </w:tc>
-        <w:tc>
-          <w:tcPr>
-            <w:tcW w:w="523" w:type="dxa"/>
-            <w:shd w:val="clear" w:color="auto" w:fill="FFFFFF"/>
-          </w:tcPr>
-          <w:p>
-            <w:pPr>
-              <w:spacing w:before="60" w:after="60" w:line="240" w:lineRule="auto"/>
-              <w:jc w:val="center"/>
-            </w:pPr>
-            <w:r>
-              <w:rPr>
-                <w:rFonts w:ascii="Times New Roman" w:hAnsi="Times New Roman"/>
-                <w:b w:val="0"/>
-                <w:color w:val="000000"/>
-                <w:sz w:val="18"/>
-              </w:rPr>
-            </w:r>
-          </w:p>
-        </w:tc>
-        <w:tc>
-          <w:tcPr>
-            <w:tcW w:w="523" w:type="dxa"/>
-            <w:shd w:val="clear" w:color="auto" w:fill="FFFFFF"/>
-          </w:tcPr>
-          <w:p>
-            <w:pPr>
-              <w:spacing w:before="60" w:after="60" w:line="240" w:lineRule="auto"/>
-              <w:jc w:val="center"/>
-            </w:pPr>
-            <w:r>
-              <w:rPr>
-                <w:rFonts w:ascii="Times New Roman" w:hAnsi="Times New Roman"/>
-                <w:b w:val="0"/>
-                <w:color w:val="000000"/>
-                <w:sz w:val="18"/>
-              </w:rPr>
-            </w:r>
-          </w:p>
-        </w:tc>
-        <w:tc>
-          <w:tcPr>
-            <w:tcW w:w="523" w:type="dxa"/>
-            <w:shd w:val="clear" w:color="auto" w:fill="FFFFFF"/>
-          </w:tcPr>
-          <w:p>
-            <w:pPr>
-              <w:spacing w:before="60" w:after="60" w:line="240" w:lineRule="auto"/>
-              <w:jc w:val="center"/>
-            </w:pPr>
-            <w:r>
-              <w:rPr>
-                <w:rFonts w:ascii="Times New Roman" w:hAnsi="Times New Roman"/>
-                <w:b w:val="0"/>
-                <w:color w:val="000000"/>
-                <w:sz w:val="18"/>
-              </w:rPr>
-            </w:r>
-          </w:p>
-        </w:tc>
-        <w:tc>
-          <w:tcPr>
-            <w:tcW w:w="523" w:type="dxa"/>
-            <w:shd w:val="clear" w:color="auto" w:fill="FFFFFF"/>
-          </w:tcPr>
-          <w:p>
-            <w:pPr>
-              <w:spacing w:before="60" w:after="60" w:line="240" w:lineRule="auto"/>
-              <w:jc w:val="center"/>
-            </w:pPr>
-            <w:r>
-              <w:rPr>
-                <w:rFonts w:ascii="Times New Roman" w:hAnsi="Times New Roman"/>
-                <w:b w:val="0"/>
-                <w:color w:val="000000"/>
-                <w:sz w:val="18"/>
-              </w:rPr>
-            </w:r>
-          </w:p>
-        </w:tc>
-      </w:tr>
-      <w:tr>
-        <w:tc>
-          <w:tcPr>
-            <w:tcW w:w="3033" w:type="dxa"/>
-            <w:shd w:val="clear" w:color="auto" w:fill="D9E1F2"/>
-          </w:tcPr>
-          <w:p>
-            <w:pPr>
-              <w:spacing w:before="60" w:after="60" w:line="240" w:lineRule="auto"/>
-              <w:jc w:val="both"/>
-            </w:pPr>
-            <w:r>
-              <w:rPr>
-                <w:rFonts w:ascii="Times New Roman" w:hAnsi="Times New Roman"/>
-                <w:b w:val="0"/>
-                <w:color w:val="000000"/>
-                <w:sz w:val="20"/>
-              </w:rPr>
-              <w:t>Seguimiento a cotizaciones y actualización de expedientes de proveedores.</w:t>
-            </w:r>
-          </w:p>
-        </w:tc>
-        <w:tc>
-          <w:tcPr>
-            <w:tcW w:w="523" w:type="dxa"/>
-            <w:shd w:val="clear" w:color="auto" w:fill="D9E1F2"/>
-          </w:tcPr>
-          <w:p>
-            <w:pPr>
-              <w:spacing w:before="60" w:after="60" w:line="240" w:lineRule="auto"/>
-              <w:jc w:val="center"/>
-            </w:pPr>
-            <w:r>
-              <w:rPr>
-                <w:rFonts w:ascii="Times New Roman" w:hAnsi="Times New Roman"/>
-                <w:b w:val="0"/>
-                <w:color w:val="000000"/>
-                <w:sz w:val="18"/>
-              </w:rPr>
-            </w:r>
-          </w:p>
-        </w:tc>
-        <w:tc>
-          <w:tcPr>
-            <w:tcW w:w="523" w:type="dxa"/>
-            <w:shd w:val="clear" w:color="auto" w:fill="D9E1F2"/>
-          </w:tcPr>
-          <w:p>
-            <w:pPr>
-              <w:spacing w:before="60" w:after="60" w:line="240" w:lineRule="auto"/>
-              <w:jc w:val="center"/>
-            </w:pPr>
-            <w:r>
-              <w:rPr>
-                <w:rFonts w:ascii="Times New Roman" w:hAnsi="Times New Roman"/>
-                <w:b w:val="0"/>
-                <w:color w:val="000000"/>
-                <w:sz w:val="18"/>
-              </w:rPr>
-            </w:r>
-          </w:p>
-        </w:tc>
-        <w:tc>
-          <w:tcPr>
-            <w:tcW w:w="523" w:type="dxa"/>
-            <w:shd w:val="clear" w:color="auto" w:fill="D9E1F2"/>
-          </w:tcPr>
-          <w:p>
-            <w:pPr>
-              <w:spacing w:before="60" w:after="60" w:line="240" w:lineRule="auto"/>
-              <w:jc w:val="center"/>
-            </w:pPr>
-            <w:r>
-              <w:rPr>
-                <w:rFonts w:ascii="Times New Roman" w:hAnsi="Times New Roman"/>
-                <w:b w:val="0"/>
-                <w:color w:val="000000"/>
-                <w:sz w:val="18"/>
-              </w:rPr>
-            </w:r>
-          </w:p>
-        </w:tc>
-        <w:tc>
-          <w:tcPr>
-            <w:tcW w:w="523" w:type="dxa"/>
-            <w:shd w:val="clear" w:color="auto" w:fill="D9E1F2"/>
-          </w:tcPr>
-          <w:p>
-            <w:pPr>
-              <w:spacing w:before="60" w:after="60" w:line="240" w:lineRule="auto"/>
-              <w:jc w:val="center"/>
-            </w:pPr>
-            <w:r>
-              <w:rPr>
-                <w:rFonts w:ascii="Times New Roman" w:hAnsi="Times New Roman"/>
-                <w:b w:val="0"/>
-                <w:color w:val="000000"/>
-                <w:sz w:val="18"/>
-              </w:rPr>
-            </w:r>
-          </w:p>
-        </w:tc>
-        <w:tc>
-          <w:tcPr>
-            <w:tcW w:w="523" w:type="dxa"/>
-            <w:shd w:val="clear" w:color="auto" w:fill="D9E1F2"/>
-          </w:tcPr>
-          <w:p>
-            <w:pPr>
-              <w:spacing w:before="60" w:after="60" w:line="240" w:lineRule="auto"/>
-              <w:jc w:val="center"/>
-            </w:pPr>
-            <w:r>
-              <w:rPr>
-                <w:rFonts w:ascii="Times New Roman" w:hAnsi="Times New Roman"/>
-                <w:b w:val="0"/>
-                <w:color w:val="000000"/>
-                <w:sz w:val="18"/>
-              </w:rPr>
-            </w:r>
-          </w:p>
-        </w:tc>
-        <w:tc>
-          <w:tcPr>
-            <w:tcW w:w="523" w:type="dxa"/>
-            <w:shd w:val="clear" w:color="auto" w:fill="70AD47"/>
-          </w:tcPr>
-          <w:p>
-            <w:pPr>
-              <w:spacing w:before="60" w:after="60" w:line="240" w:lineRule="auto"/>
-              <w:jc w:val="center"/>
-            </w:pPr>
-            <w:r>
-              <w:rPr>
-                <w:rFonts w:ascii="Times New Roman" w:hAnsi="Times New Roman"/>
-                <w:b w:val="0"/>
-                <w:color w:val="FFFFFF"/>
-                <w:sz w:val="18"/>
-              </w:rPr>
-              <w:t>✓</w:t>
-            </w:r>
-          </w:p>
-        </w:tc>
-        <w:tc>
-          <w:tcPr>
-            <w:tcW w:w="523" w:type="dxa"/>
-            <w:shd w:val="clear" w:color="auto" w:fill="D9E1F2"/>
-          </w:tcPr>
-          <w:p>
-            <w:pPr>
-              <w:spacing w:before="60" w:after="60" w:line="240" w:lineRule="auto"/>
-              <w:jc w:val="center"/>
-            </w:pPr>
-            <w:r>
-              <w:rPr>
-                <w:rFonts w:ascii="Times New Roman" w:hAnsi="Times New Roman"/>
-                <w:b w:val="0"/>
-                <w:color w:val="000000"/>
-                <w:sz w:val="18"/>
-              </w:rPr>
-            </w:r>
-          </w:p>
-        </w:tc>
-        <w:tc>
-          <w:tcPr>
-            <w:tcW w:w="523" w:type="dxa"/>
-            <w:shd w:val="clear" w:color="auto" w:fill="70AD47"/>
-          </w:tcPr>
-          <w:p>
-            <w:pPr>
-              <w:spacing w:before="60" w:after="60" w:line="240" w:lineRule="auto"/>
-              <w:jc w:val="center"/>
-            </w:pPr>
-            <w:r>
-              <w:rPr>
-                <w:rFonts w:ascii="Times New Roman" w:hAnsi="Times New Roman"/>
-                <w:b w:val="0"/>
-                <w:color w:val="FFFFFF"/>
-                <w:sz w:val="18"/>
-              </w:rPr>
-              <w:t>✓</w:t>
-            </w:r>
-          </w:p>
-        </w:tc>
-        <w:tc>
-          <w:tcPr>
-            <w:tcW w:w="523" w:type="dxa"/>
-            <w:shd w:val="clear" w:color="auto" w:fill="D9E1F2"/>
-          </w:tcPr>
-          <w:p>
-            <w:pPr>
-              <w:spacing w:before="60" w:after="60" w:line="240" w:lineRule="auto"/>
-              <w:jc w:val="center"/>
-            </w:pPr>
-            <w:r>
-              <w:rPr>
-                <w:rFonts w:ascii="Times New Roman" w:hAnsi="Times New Roman"/>
-                <w:b w:val="0"/>
-                <w:color w:val="000000"/>
-                <w:sz w:val="18"/>
-              </w:rPr>
-            </w:r>
-          </w:p>
-        </w:tc>
-        <w:tc>
-          <w:tcPr>
-            <w:tcW w:w="523" w:type="dxa"/>
-            <w:shd w:val="clear" w:color="auto" w:fill="D9E1F2"/>
-          </w:tcPr>
-          <w:p>
-            <w:pPr>
-              <w:spacing w:before="60" w:after="60" w:line="240" w:lineRule="auto"/>
-              <w:jc w:val="center"/>
-            </w:pPr>
-            <w:r>
-              <w:rPr>
-                <w:rFonts w:ascii="Times New Roman" w:hAnsi="Times New Roman"/>
-                <w:b w:val="0"/>
-                <w:color w:val="000000"/>
-                <w:sz w:val="18"/>
-              </w:rPr>
             </w:r>
           </w:p>
         </w:tc>
@@ -7878,147 +8028,7 @@
                 <w:color w:val="000000"/>
                 <w:sz w:val="20"/>
               </w:rPr>
-              <w:t>Apoyo en el cierre administrativo del período y archivo de órdenes de compra.</w:t>
-            </w:r>
-          </w:p>
-        </w:tc>
-        <w:tc>
-          <w:tcPr>
-            <w:tcW w:w="523" w:type="dxa"/>
-            <w:shd w:val="clear" w:color="auto" w:fill="FFFFFF"/>
-          </w:tcPr>
-          <w:p>
-            <w:pPr>
-              <w:spacing w:before="60" w:after="60" w:line="240" w:lineRule="auto"/>
-              <w:jc w:val="center"/>
-            </w:pPr>
-            <w:r>
-              <w:rPr>
-                <w:rFonts w:ascii="Times New Roman" w:hAnsi="Times New Roman"/>
-                <w:b w:val="0"/>
-                <w:color w:val="000000"/>
-                <w:sz w:val="18"/>
-              </w:rPr>
-            </w:r>
-          </w:p>
-        </w:tc>
-        <w:tc>
-          <w:tcPr>
-            <w:tcW w:w="523" w:type="dxa"/>
-            <w:shd w:val="clear" w:color="auto" w:fill="FFFFFF"/>
-          </w:tcPr>
-          <w:p>
-            <w:pPr>
-              <w:spacing w:before="60" w:after="60" w:line="240" w:lineRule="auto"/>
-              <w:jc w:val="center"/>
-            </w:pPr>
-            <w:r>
-              <w:rPr>
-                <w:rFonts w:ascii="Times New Roman" w:hAnsi="Times New Roman"/>
-                <w:b w:val="0"/>
-                <w:color w:val="000000"/>
-                <w:sz w:val="18"/>
-              </w:rPr>
-            </w:r>
-          </w:p>
-        </w:tc>
-        <w:tc>
-          <w:tcPr>
-            <w:tcW w:w="523" w:type="dxa"/>
-            <w:shd w:val="clear" w:color="auto" w:fill="FFFFFF"/>
-          </w:tcPr>
-          <w:p>
-            <w:pPr>
-              <w:spacing w:before="60" w:after="60" w:line="240" w:lineRule="auto"/>
-              <w:jc w:val="center"/>
-            </w:pPr>
-            <w:r>
-              <w:rPr>
-                <w:rFonts w:ascii="Times New Roman" w:hAnsi="Times New Roman"/>
-                <w:b w:val="0"/>
-                <w:color w:val="000000"/>
-                <w:sz w:val="18"/>
-              </w:rPr>
-            </w:r>
-          </w:p>
-        </w:tc>
-        <w:tc>
-          <w:tcPr>
-            <w:tcW w:w="523" w:type="dxa"/>
-            <w:shd w:val="clear" w:color="auto" w:fill="FFFFFF"/>
-          </w:tcPr>
-          <w:p>
-            <w:pPr>
-              <w:spacing w:before="60" w:after="60" w:line="240" w:lineRule="auto"/>
-              <w:jc w:val="center"/>
-            </w:pPr>
-            <w:r>
-              <w:rPr>
-                <w:rFonts w:ascii="Times New Roman" w:hAnsi="Times New Roman"/>
-                <w:b w:val="0"/>
-                <w:color w:val="000000"/>
-                <w:sz w:val="18"/>
-              </w:rPr>
-            </w:r>
-          </w:p>
-        </w:tc>
-        <w:tc>
-          <w:tcPr>
-            <w:tcW w:w="523" w:type="dxa"/>
-            <w:shd w:val="clear" w:color="auto" w:fill="FFFFFF"/>
-          </w:tcPr>
-          <w:p>
-            <w:pPr>
-              <w:spacing w:before="60" w:after="60" w:line="240" w:lineRule="auto"/>
-              <w:jc w:val="center"/>
-            </w:pPr>
-            <w:r>
-              <w:rPr>
-                <w:rFonts w:ascii="Times New Roman" w:hAnsi="Times New Roman"/>
-                <w:b w:val="0"/>
-                <w:color w:val="000000"/>
-                <w:sz w:val="18"/>
-              </w:rPr>
-            </w:r>
-          </w:p>
-        </w:tc>
-        <w:tc>
-          <w:tcPr>
-            <w:tcW w:w="523" w:type="dxa"/>
-            <w:shd w:val="clear" w:color="auto" w:fill="FFFFFF"/>
-          </w:tcPr>
-          <w:p>
-            <w:pPr>
-              <w:spacing w:before="60" w:after="60" w:line="240" w:lineRule="auto"/>
-              <w:jc w:val="center"/>
-            </w:pPr>
-            <w:r>
-              <w:rPr>
-                <w:rFonts w:ascii="Times New Roman" w:hAnsi="Times New Roman"/>
-                <w:b w:val="0"/>
-                <w:color w:val="000000"/>
-                <w:sz w:val="18"/>
-              </w:rPr>
-            </w:r>
-          </w:p>
-        </w:tc>
-        <w:tc>
-          <w:tcPr>
-            <w:tcW w:w="523" w:type="dxa"/>
-            <w:shd w:val="clear" w:color="auto" w:fill="FFFFFF"/>
-          </w:tcPr>
-          <w:p>
-            <w:pPr>
-              <w:spacing w:before="60" w:after="60" w:line="240" w:lineRule="auto"/>
-              <w:jc w:val="center"/>
-            </w:pPr>
-            <w:r>
-              <w:rPr>
-                <w:rFonts w:ascii="Times New Roman" w:hAnsi="Times New Roman"/>
-                <w:b w:val="0"/>
-                <w:color w:val="000000"/>
-                <w:sz w:val="18"/>
-              </w:rPr>
+              <w:t>Apoyo operativo en requisiciones, cotizaciones, proveedores y archivo de compras.</w:t>
             </w:r>
           </w:p>
         </w:tc>
@@ -8084,6 +8094,152 @@
             </w:r>
           </w:p>
         </w:tc>
+        <w:tc>
+          <w:tcPr>
+            <w:tcW w:w="523" w:type="dxa"/>
+            <w:shd w:val="clear" w:color="auto" w:fill="70AD47"/>
+          </w:tcPr>
+          <w:p>
+            <w:pPr>
+              <w:spacing w:before="60" w:after="60" w:line="240" w:lineRule="auto"/>
+              <w:jc w:val="center"/>
+            </w:pPr>
+            <w:r>
+              <w:rPr>
+                <w:rFonts w:ascii="Times New Roman" w:hAnsi="Times New Roman"/>
+                <w:b w:val="0"/>
+                <w:color w:val="FFFFFF"/>
+                <w:sz w:val="18"/>
+              </w:rPr>
+              <w:t>✓</w:t>
+            </w:r>
+          </w:p>
+        </w:tc>
+        <w:tc>
+          <w:tcPr>
+            <w:tcW w:w="523" w:type="dxa"/>
+            <w:shd w:val="clear" w:color="auto" w:fill="70AD47"/>
+          </w:tcPr>
+          <w:p>
+            <w:pPr>
+              <w:spacing w:before="60" w:after="60" w:line="240" w:lineRule="auto"/>
+              <w:jc w:val="center"/>
+            </w:pPr>
+            <w:r>
+              <w:rPr>
+                <w:rFonts w:ascii="Times New Roman" w:hAnsi="Times New Roman"/>
+                <w:b w:val="0"/>
+                <w:color w:val="FFFFFF"/>
+                <w:sz w:val="18"/>
+              </w:rPr>
+              <w:t>✓</w:t>
+            </w:r>
+          </w:p>
+        </w:tc>
+        <w:tc>
+          <w:tcPr>
+            <w:tcW w:w="523" w:type="dxa"/>
+            <w:shd w:val="clear" w:color="auto" w:fill="70AD47"/>
+          </w:tcPr>
+          <w:p>
+            <w:pPr>
+              <w:spacing w:before="60" w:after="60" w:line="240" w:lineRule="auto"/>
+              <w:jc w:val="center"/>
+            </w:pPr>
+            <w:r>
+              <w:rPr>
+                <w:rFonts w:ascii="Times New Roman" w:hAnsi="Times New Roman"/>
+                <w:b w:val="0"/>
+                <w:color w:val="FFFFFF"/>
+                <w:sz w:val="18"/>
+              </w:rPr>
+              <w:t>✓</w:t>
+            </w:r>
+          </w:p>
+        </w:tc>
+        <w:tc>
+          <w:tcPr>
+            <w:tcW w:w="523" w:type="dxa"/>
+            <w:shd w:val="clear" w:color="auto" w:fill="70AD47"/>
+          </w:tcPr>
+          <w:p>
+            <w:pPr>
+              <w:spacing w:before="60" w:after="60" w:line="240" w:lineRule="auto"/>
+              <w:jc w:val="center"/>
+            </w:pPr>
+            <w:r>
+              <w:rPr>
+                <w:rFonts w:ascii="Times New Roman" w:hAnsi="Times New Roman"/>
+                <w:b w:val="0"/>
+                <w:color w:val="FFFFFF"/>
+                <w:sz w:val="18"/>
+              </w:rPr>
+              <w:t>✓</w:t>
+            </w:r>
+          </w:p>
+        </w:tc>
+        <w:tc>
+          <w:tcPr>
+            <w:tcW w:w="523" w:type="dxa"/>
+            <w:shd w:val="clear" w:color="auto" w:fill="70AD47"/>
+          </w:tcPr>
+          <w:p>
+            <w:pPr>
+              <w:spacing w:before="60" w:after="60" w:line="240" w:lineRule="auto"/>
+              <w:jc w:val="center"/>
+            </w:pPr>
+            <w:r>
+              <w:rPr>
+                <w:rFonts w:ascii="Times New Roman" w:hAnsi="Times New Roman"/>
+                <w:b w:val="0"/>
+                <w:color w:val="FFFFFF"/>
+                <w:sz w:val="18"/>
+              </w:rPr>
+              <w:t>✓</w:t>
+            </w:r>
+          </w:p>
+        </w:tc>
+        <w:tc>
+          <w:tcPr>
+            <w:tcW w:w="523" w:type="dxa"/>
+            <w:shd w:val="clear" w:color="auto" w:fill="70AD47"/>
+          </w:tcPr>
+          <w:p>
+            <w:pPr>
+              <w:spacing w:before="60" w:after="60" w:line="240" w:lineRule="auto"/>
+              <w:jc w:val="center"/>
+            </w:pPr>
+            <w:r>
+              <w:rPr>
+                <w:rFonts w:ascii="Times New Roman" w:hAnsi="Times New Roman"/>
+                <w:b w:val="0"/>
+                <w:color w:val="FFFFFF"/>
+                <w:sz w:val="18"/>
+              </w:rPr>
+              <w:t>✓</w:t>
+            </w:r>
+          </w:p>
+        </w:tc>
+        <w:tc>
+          <w:tcPr>
+            <w:tcW w:w="523" w:type="dxa"/>
+            <w:shd w:val="clear" w:color="auto" w:fill="FFFFFF"/>
+          </w:tcPr>
+          <w:p>
+            <w:pPr>
+              <w:spacing w:before="60" w:after="60" w:line="240" w:lineRule="auto"/>
+              <w:jc w:val="center"/>
+            </w:pPr>
+            <w:r>
+              <w:rPr>
+                <w:rFonts w:ascii="Times New Roman" w:hAnsi="Times New Roman"/>
+                <w:b w:val="0"/>
+                <w:color w:val="000000"/>
+                <w:sz w:val="18"/>
+              </w:rPr>
+            </w:r>
+          </w:p>
+        </w:tc>
       </w:tr>
     </w:tbl>
     <w:p/>
@@ -8226,6 +8382,20 @@
     </w:p>
     <w:p>
       <w:pPr>
+        <w:spacing w:before="480" w:after="480" w:line="360" w:lineRule="auto"/>
+        <w:jc w:val="left"/>
+      </w:pPr>
+      <w:r>
+        <w:rPr>
+          <w:rFonts w:ascii="Times New Roman" w:hAnsi="Times New Roman"/>
+          <w:b/>
+          <w:sz w:val="24"/>
+        </w:rPr>
+        <w:t>Proceso Administrativo</w:t>
+      </w:r>
+    </w:p>
+    <w:p>
+      <w:pPr>
         <w:spacing w:line="360" w:lineRule="auto" w:after="0" w:before="0"/>
         <w:ind w:firstLine="709"/>
         <w:jc w:val="both"/>
@@ -8236,21 +8406,7 @@
           <w:i w:val="0"/>
           <w:sz w:val="24"/>
         </w:rPr>
-        <w:t>El planteamiento de Monterroso permite comprender que la ineficiencia en la procura de Lubricantes y Equipos Varyna, C.A. no es un problema aislado de demoras puntuales, sino una consecuencia directa de la ausencia de un sistema estructurado de abastecimiento. La propuesta de simplificación administrativa desarrollada en el presente trabajo parte precisamente de este enfoque: antes de simplificar tiempos, es necesario formalizar el proceso.</w:t>
-      </w:r>
-    </w:p>
-    <w:p>
-      <w:pPr>
-        <w:spacing w:before="480" w:after="480" w:line="360" w:lineRule="auto"/>
-        <w:jc w:val="left"/>
-      </w:pPr>
-      <w:r>
-        <w:rPr>
-          <w:rFonts w:ascii="Times New Roman" w:hAnsi="Times New Roman"/>
-          <w:b/>
-          <w:sz w:val="24"/>
-        </w:rPr>
-        <w:t>Proceso Administrativo</w:t>
+        <w:t>El proceso administrativo constituye el marco conceptual fundamental que rige el funcionamiento de las organizaciones modernas. Chiavenato (2006) lo describe como el conjunto secuencial e interrelacionado de funciones de planificación, organización, dirección y control, orientadas al logro eficiente de los objetivos organizacionales mediante el uso racional de los recursos disponibles.</w:t>
       </w:r>
     </w:p>
     <w:p>
@@ -8265,7 +8421,7 @@
           <w:i w:val="0"/>
           <w:sz w:val="24"/>
         </w:rPr>
-        <w:t>El proceso administrativo constituye el marco conceptual fundamental que rige el funcionamiento de las organizaciones modernas. Chiavenato (2006) lo describe como el conjunto secuencial e interrelacionado de funciones de planificación, organización, dirección y control, orientadas al logro eficiente de los objetivos organizacionales mediante el uso racional de los recursos disponibles.</w:t>
+        <w:t>Aplicado al contexto de la procura, el proceso administrativo provee la estructura metodológica necesaria para formalizar cada etapa del ciclo de compras. La planificación define las necesidades y tiempos de adquisición; la organización asigna responsabilidades claras a cada actor del proceso; la dirección asegura la ejecución coordinada de las actividades; y el control verifica el cumplimiento de los procedimientos y detecta desviaciones que requieren corrección.</w:t>
       </w:r>
     </w:p>
     <w:p>
@@ -8280,7 +8436,21 @@
           <w:i w:val="0"/>
           <w:sz w:val="24"/>
         </w:rPr>
-        <w:t>Aplicado al contexto de la procura, el proceso administrativo provee la estructura metodológica necesaria para formalizar cada etapa del ciclo de compras. La planificación define las necesidades y tiempos de adquisición; la organización asigna responsabilidades claras a cada actor del proceso; la dirección asegura la ejecución coordinada de las actividades; y el control verifica el cumplimiento de los procedimientos y detecta desviaciones que requieren corrección.</w:t>
+        <w:t>Durante la observación directa realizada en Lubricantes y Equipos Varyna, C.A., se evidenció que ninguna de estas cuatro funciones se ejecuta de manera formal dentro del ciclo de compras. Las requisiciones se reciben sin planificación previa, las responsabilidades no están escritas ni asignadas con claridad, y no existe un mecanismo de control que permita detectar en qué fase se detiene cada expediente. Desde la perspectiva de quien elabora este trabajo, la ausencia del proceso administrativo como eje rector es lo que convierte un procedimiento que debería ser simple en una secuencia compleja y propensa a errores. La propuesta de simplificación desarrollada en los capítulos siguientes busca precisamente instaurar estas cuatro funciones de forma explícita dentro del nuevo flujo de procura. Para que dicho control sea efectivo, es necesario además comprender los mecanismos de control interno aplicables específicamente al área de compras, como se expone a continuación.</w:t>
+      </w:r>
+    </w:p>
+    <w:p>
+      <w:pPr>
+        <w:spacing w:before="480" w:after="480" w:line="360" w:lineRule="auto"/>
+        <w:jc w:val="left"/>
+      </w:pPr>
+      <w:r>
+        <w:rPr>
+          <w:rFonts w:ascii="Times New Roman" w:hAnsi="Times New Roman"/>
+          <w:b/>
+          <w:sz w:val="24"/>
+        </w:rPr>
+        <w:t>Control Interno en los Procesos de Compras</w:t>
       </w:r>
     </w:p>
     <w:p>
@@ -8295,21 +8465,7 @@
           <w:i w:val="0"/>
           <w:sz w:val="24"/>
         </w:rPr>
-        <w:t>Durante la observación directa realizada en Lubricantes y Equipos Varyna, C.A., se evidenció que ninguna de estas cuatro funciones se ejecuta de manera formal dentro del ciclo de compras. Las requisiciones se reciben sin planificación previa, las responsabilidades no están escritas ni asignadas con claridad, y no existe un mecanismo de control que permita detectar en qué fase se detiene cada expediente. Desde la perspectiva de quien elabora este trabajo, la ausencia del proceso administrativo como eje rector es lo que convierte un procedimiento que debería ser simple en una secuencia compleja y propensa a errores. La propuesta de simplificación desarrollada en los capítulos siguientes busca precisamente instaurar estas cuatro funciones de forma explícita dentro del nuevo flujo de procura. Para que dicho control sea efectivo, es necesario además comprender los mecanismos de control interno aplicables específicamente al área de compras, como se expone a continuación.</w:t>
-      </w:r>
-    </w:p>
-    <w:p>
-      <w:pPr>
-        <w:spacing w:before="480" w:after="480" w:line="360" w:lineRule="auto"/>
-        <w:jc w:val="left"/>
-      </w:pPr>
-      <w:r>
-        <w:rPr>
-          <w:rFonts w:ascii="Times New Roman" w:hAnsi="Times New Roman"/>
-          <w:b/>
-          <w:sz w:val="24"/>
-        </w:rPr>
-        <w:t>Control Interno en los Procesos de Compras</w:t>
+        <w:t>El control interno se define como el proceso diseñado e implementado por la dirección de una organización para proporcionar una seguridad razonable sobre la consecución de los objetivos en las categorías de eficiencia operativa, confiabilidad de la información financiera y cumplimiento de las normas aplicables. Mantilla (2005) señala que un sistema de control interno robusto en el área de compras minimiza los riesgos de fraude, duplicidad de pagos y adquisiciones no autorizadas.</w:t>
       </w:r>
     </w:p>
     <w:p>
@@ -8324,7 +8480,7 @@
           <w:i w:val="0"/>
           <w:sz w:val="24"/>
         </w:rPr>
-        <w:t>El control interno se define como el proceso diseñado e implementado por la dirección de una organización para proporcionar una seguridad razonable sobre la consecución de los objetivos en las categorías de eficiencia operativa, confiabilidad de la información financiera y cumplimiento de las normas aplicables. Mantilla (2005) señala que un sistema de control interno robusto en el área de compras minimiza los riesgos de fraude, duplicidad de pagos y adquisiciones no autorizadas.</w:t>
+        <w:t>En el proceso de procura de Lubricantes y Equipos Varyna, C.A., el fortalecimiento del control interno implica la definición de niveles de autorización por monto de compra, la implementación de formularios estandarizados de solicitud y la trazabilidad documental de cada expediente desde la requisición hasta la orden de compra cerrada. Estas medidas reducen la discrecionalidad en las decisiones de adquisición y aumentan la transparencia del proceso.</w:t>
       </w:r>
     </w:p>
     <w:p>
@@ -8339,7 +8495,21 @@
           <w:i w:val="0"/>
           <w:sz w:val="24"/>
         </w:rPr>
-        <w:t>En el proceso de procura de Lubricantes y Equipos Varyna, C.A., el fortalecimiento del control interno implica la definición de niveles de autorización por monto de compra, la implementación de formularios estandarizados de solicitud y la trazabilidad documental de cada expediente desde la requisición hasta la orden de compra cerrada. Estas medidas reducen la discrecionalidad en las decisiones de adquisición y aumentan la transparencia del proceso.</w:t>
+        <w:t>A juicio de quien suscribe, el control interno no debe entenderse como una carga burocrática adicional, sino como la garantía de que cada paso del proceso de compras tiene un propósito definido y un responsable identificable. En Lubricantes y Equipos Varyna, C.A., la inexistencia de niveles de autorización formales ha generado que decisiones de adquisición recaigan de manera discrecional sobre el personal disponible en el momento, sin criterios objetivos ni registros verificables. Incorporar mecanismos de control interno dentro del nuevo procedimiento simplificado no agrega complejidad al proceso, sino que le otorga la transparencia y trazabilidad que actualmente le faltan. Este enfoque de control se articula directamente con la noción de simplificación administrativa que fundamenta la propuesta, concepto que se desarrolla en el siguiente apartado.</w:t>
+      </w:r>
+    </w:p>
+    <w:p>
+      <w:pPr>
+        <w:spacing w:before="480" w:after="480" w:line="360" w:lineRule="auto"/>
+        <w:jc w:val="left"/>
+      </w:pPr>
+      <w:r>
+        <w:rPr>
+          <w:rFonts w:ascii="Times New Roman" w:hAnsi="Times New Roman"/>
+          <w:b/>
+          <w:sz w:val="24"/>
+        </w:rPr>
+        <w:t>Simplificación Administrativa de Procesos</w:t>
       </w:r>
     </w:p>
     <w:p>
@@ -8354,21 +8524,7 @@
           <w:i w:val="0"/>
           <w:sz w:val="24"/>
         </w:rPr>
-        <w:t>A juicio de quien suscribe, el control interno no debe entenderse como una carga burocrática adicional, sino como la garantía de que cada paso del proceso de compras tiene un propósito definido y un responsable identificable. En Lubricantes y Equipos Varyna, C.A., la inexistencia de niveles de autorización formales ha generado que decisiones de adquisición recaigan de manera discrecional sobre el personal disponible en el momento, sin criterios objetivos ni registros verificables. Incorporar mecanismos de control interno dentro del nuevo procedimiento simplificado no agrega complejidad al proceso, sino que le otorga la transparencia y trazabilidad que actualmente le faltan. Este enfoque de control se articula directamente con la noción de simplificación administrativa que fundamenta la propuesta, concepto que se desarrolla en el siguiente apartado.</w:t>
-      </w:r>
-    </w:p>
-    <w:p>
-      <w:pPr>
-        <w:spacing w:before="480" w:after="480" w:line="360" w:lineRule="auto"/>
-        <w:jc w:val="left"/>
-      </w:pPr>
-      <w:r>
-        <w:rPr>
-          <w:rFonts w:ascii="Times New Roman" w:hAnsi="Times New Roman"/>
-          <w:b/>
-          <w:sz w:val="24"/>
-        </w:rPr>
-        <w:t>Simplificación Administrativa de Procesos</w:t>
+        <w:t>La simplificación administrativa consiste en la revisión sistemática y el rediseño de los procedimientos organizacionales con el propósito de eliminar pasos innecesarios, reducir la burocracia interna y facilitar la ejecución ágil de las operaciones. Según Harrington (1993), un proceso simplificado debe ser comprensible para todos los actores involucrados, ejecutable con el menor número de pasos posible y orientado a resultados medibles y verificables.</w:t>
       </w:r>
     </w:p>
     <w:p>
@@ -8383,7 +8539,7 @@
           <w:i w:val="0"/>
           <w:sz w:val="24"/>
         </w:rPr>
-        <w:t>La simplificación administrativa consiste en la revisión sistemática y el rediseño de los procedimientos organizacionales con el propósito de eliminar pasos innecesarios, reducir la burocracia interna y facilitar la ejecución ágil de las operaciones. Según Harrington (1993), un proceso simplificado debe ser comprensible para todos los actores involucrados, ejecutable con el menor número de pasos posible y orientado a resultados medibles y verificables.</w:t>
+        <w:t>En el ámbito de la administración de compras, la simplificación procedimental se traduce en la reducción de los ciclos de aprobación, la unificación de los formatos de cotización y la clarificación de los roles y responsabilidades de cada actor. El resultado esperado es una disminución verificable de los tiempos de respuesta en la adquisición de insumos y una mayor capacidad de la organización para atender sus necesidades de abastecimiento de forma oportuna y transparente.</w:t>
       </w:r>
     </w:p>
     <w:p>
@@ -8398,7 +8554,21 @@
           <w:i w:val="0"/>
           <w:sz w:val="24"/>
         </w:rPr>
-        <w:t>En el ámbito de la administración de compras, la simplificación procedimental se traduce en la reducción de los ciclos de aprobación, la unificación de los formatos de cotización y la clarificación de los roles y responsabilidades de cada actor. El resultado esperado es una disminución verificable de los tiempos de respuesta en la adquisición de insumos y una mayor capacidad de la organización para atender sus necesidades de abastecimiento de forma oportuna y transparente.</w:t>
+        <w:t>Esta definición describe con precisión la situación identificada en Lubricantes y Equipos Varyna, C.A.: un proceso que ha crecido en pasos y actores sin que ninguno de esos añadidos haya sido diseñado intencionalmente, sino como respuesta improvisada a contingencias operativas. Quien elabora este trabajo considera que la simplificación no implica eliminar controles, sino eliminar redundancias; no significa reducir responsabilidades, sino clarificarlas. El nuevo flujo propuesto en el Capítulo V parte de este principio, identificando los pasos estrictamente necesarios para que una requisición se convierta en una orden de compra cerrada sin demoras innecesarias. Para que esta propuesta sea metodológicamente válida dentro del ámbito académico, debe enmarcarse además en la modalidad de investigación correspondiente, la cual se explica en el apartado final de este capítulo.</w:t>
+      </w:r>
+    </w:p>
+    <w:p>
+      <w:pPr>
+        <w:spacing w:before="480" w:after="480" w:line="360" w:lineRule="auto"/>
+        <w:jc w:val="left"/>
+      </w:pPr>
+      <w:r>
+        <w:rPr>
+          <w:rFonts w:ascii="Times New Roman" w:hAnsi="Times New Roman"/>
+          <w:b/>
+          <w:sz w:val="24"/>
+        </w:rPr>
+        <w:t>Base Legal: Constitución de la República Bolivariana de Venezuela — Artículo 112</w:t>
       </w:r>
     </w:p>
     <w:p>
@@ -8413,21 +8583,28 @@
           <w:i w:val="0"/>
           <w:sz w:val="24"/>
         </w:rPr>
-        <w:t>Esta definición describe con precisión la situación identificada en Lubricantes y Equipos Varyna, C.A.: un proceso que ha crecido en pasos y actores sin que ninguno de esos añadidos haya sido diseñado intencionalmente, sino como respuesta improvisada a contingencias operativas. Quien elabora este trabajo considera que la simplificación no implica eliminar controles, sino eliminar redundancias; no significa reducir responsabilidades, sino clarificarlas. El nuevo flujo propuesto en el Capítulo V parte de este principio, identificando los pasos estrictamente necesarios para que una requisición se convierta en una orden de compra cerrada sin demoras innecesarias. Para que esta propuesta sea metodológicamente válida dentro del ámbito académico, debe enmarcarse además en la modalidad de investigación correspondiente, la cual se explica en el apartado final de este capítulo.</w:t>
+        <w:t>Como marco general de la actividad económica privada, la Constitución reconoce la iniciativa empresarial dentro de los límites establecidos por el ordenamiento jurídico.</w:t>
       </w:r>
     </w:p>
     <w:p>
       <w:pPr>
-        <w:spacing w:before="480" w:after="480" w:line="360" w:lineRule="auto"/>
-        <w:jc w:val="left"/>
-      </w:pPr>
-      <w:r>
-        <w:rPr>
-          <w:rFonts w:ascii="Times New Roman" w:hAnsi="Times New Roman"/>
-          <w:b/>
-          <w:sz w:val="24"/>
-        </w:rPr>
-        <w:t>Proyecto Factible como Modalidad de Investigación</w:t>
+        <w:spacing w:line="240" w:lineRule="auto" w:before="720" w:after="240"/>
+        <w:ind w:left="709" w:right="709"/>
+        <w:jc w:val="both"/>
+      </w:pPr>
+      <w:r>
+        <w:rPr>
+          <w:rFonts w:ascii="Times New Roman" w:hAnsi="Times New Roman"/>
+          <w:sz w:val="24"/>
+        </w:rPr>
+        <w:t>Todas las personas pueden dedicarse libremente a la actividad económica de su preferencia, sin más limitaciones que las previstas en esta Constitución y las que establezcan las leyes, por razones de desarrollo humano, seguridad, sanidad, protección del ambiente u otras de interés social. El Estado promoverá la iniciativa privada, garantizando la creación y justa distribución de la riqueza, así como la producción de bienes y servicios que satisfagan las necesidades de la población, la libertad de trabajo, empresa, comercio, industria, sin perjuicio de su facultad para dictar medidas para planificar, racionalizar y regular la economía e impulsar el desarrollo integral del país.</w:t>
+      </w:r>
+      <w:r>
+        <w:rPr>
+          <w:rFonts w:ascii="Times New Roman" w:hAnsi="Times New Roman"/>
+          <w:sz w:val="24"/>
+        </w:rPr>
+        <w:t xml:space="preserve"> (Constitución de la República Bolivariana de Venezuela, 1999, art. 112)</w:t>
       </w:r>
     </w:p>
     <w:p>
@@ -8442,7 +8619,21 @@
           <w:i w:val="0"/>
           <w:sz w:val="24"/>
         </w:rPr>
-        <w:t>La Universidad Pedagógica Experimental Libertador (UPEL, 2016) define el proyecto factible como la investigación, elaboración y desarrollo de una propuesta de un modelo operativo viable para solucionar problemas, requerimientos o necesidades de organizaciones o grupos sociales. Esta modalidad exige la comprobación de la viabilidad técnica y operativa de la solución planteada, sustentada en un diagnóstico de campo que evidencie la situación deficitaria que da origen a la propuesta.</w:t>
+        <w:t>El aporte de este artículo al informe es de carácter general: reconoce el ejercicio de la actividad empresarial y permite ubicar la propuesta dentro de la necesidad de organizar racionalmente los procesos internos de una empresa privada. No establece un procedimiento específico de procura, por lo que su función es servir como fundamento constitucional amplio y no como regla operativa de compras.</w:t>
+      </w:r>
+    </w:p>
+    <w:p>
+      <w:pPr>
+        <w:spacing w:before="480" w:after="480" w:line="360" w:lineRule="auto"/>
+        <w:jc w:val="left"/>
+      </w:pPr>
+      <w:r>
+        <w:rPr>
+          <w:rFonts w:ascii="Times New Roman" w:hAnsi="Times New Roman"/>
+          <w:b/>
+          <w:sz w:val="24"/>
+        </w:rPr>
+        <w:t>Base Legal: Código de Comercio — Artículo 32</w:t>
       </w:r>
     </w:p>
     <w:p>
@@ -8457,7 +8648,28 @@
           <w:i w:val="0"/>
           <w:sz w:val="24"/>
         </w:rPr>
-        <w:t>Arias (2012) complementa esta definición señalando que el proyecto factible avanza hasta proponer y, en muchos casos, desarrollar la solución, demostrando su aplicabilidad en el contexto real. El presente trabajo se enmarca en esta modalidad al partir del diagnóstico del proceso de procura en Lubricantes y Equipos Varyna, C.A., para proponer un conjunto de mejoras procedimentales cuya implementación es técnica y operativamente viable para la organización.</w:t>
+        <w:t>El Código de Comercio establece obligaciones vinculadas con el orden y claridad de los registros de los comerciantes, aspecto que guarda relación con la necesidad de mantener información organizada y verificable en los procesos administrativos.</w:t>
+      </w:r>
+    </w:p>
+    <w:p>
+      <w:pPr>
+        <w:spacing w:line="240" w:lineRule="auto" w:before="720" w:after="240"/>
+        <w:ind w:left="709" w:right="709"/>
+        <w:jc w:val="both"/>
+      </w:pPr>
+      <w:r>
+        <w:rPr>
+          <w:rFonts w:ascii="Times New Roman" w:hAnsi="Times New Roman"/>
+          <w:sz w:val="24"/>
+        </w:rPr>
+        <w:t>Todo comerciante debe llevar en idioma castellano su contabilidad, la cual comprenderá, obligatoriamente, el libro Diario, el libro Mayor y el de Inventarios. Podrá llevar, además, todos los libros auxiliares que estimara conveniente para el mayor orden y claridad de sus operaciones.</w:t>
+      </w:r>
+      <w:r>
+        <w:rPr>
+          <w:rFonts w:ascii="Times New Roman" w:hAnsi="Times New Roman"/>
+          <w:sz w:val="24"/>
+        </w:rPr>
+        <w:t xml:space="preserve"> (Código de Comercio, 1955, art. 32)</w:t>
       </w:r>
     </w:p>
     <w:p>
@@ -8472,7 +8684,7 @@
           <w:i w:val="0"/>
           <w:sz w:val="24"/>
         </w:rPr>
-        <w:t>Desde la perspectiva de quien elabora este informe, la elección del proyecto factible como modalidad de investigación responde no solo a un criterio metodológico, sino a una convicción práctica: los problemas administrativos reales requieren soluciones concretas y aplicables, no únicamente diagnósticos descriptivos. El levantamiento de información realizado durante las semanas de pasantía, las entrevistas al personal, el análisis de expedientes históricos y el diseño de los nuevos formatos y flujos de trabajo constituyen evidencia suficiente de la viabilidad de la propuesta en el entorno específico de la empresa. En conjunto, los cinco fundamentos teóricos desarrollados en este capítulo —procura, proceso administrativo, control interno, simplificación administrativa y proyecto factible— conforman el marco conceptual que sustenta y orienta cada decisión tomada en el diseño de la propuesta presentada en este trabajo.</w:t>
+        <w:t>La relación con la propuesta se encuentra en el principio de orden y claridad de las operaciones mercantiles. Los formatos y mecanismos de seguimiento diseñados para la procura no sustituyen los libros contables exigidos por la ley, pero complementan el control administrativo al organizar la documentación que antecede y acompaña las compras de la empresa.</w:t>
       </w:r>
     </w:p>
     <w:p>
@@ -8558,7 +8770,7 @@
           <w:i w:val="0"/>
           <w:sz w:val="24"/>
         </w:rPr>
-        <w:t>Durante las diez (10) semanas de práctica profesional, se ejecutaron fases sucesivas de diagnóstico, análisis y diseño de la propuesta de simplificación administrativa:</w:t>
+        <w:t>Durante las diez (10) semanas de práctica profesional se desarrollaron actividades operativas de apoyo a la procura y actividades de diagnóstico, análisis y formulación de la propuesta de simplificación administrativa:</w:t>
       </w:r>
     </w:p>
     <w:p>
@@ -8601,7 +8813,7 @@
           <w:rFonts w:ascii="Times New Roman" w:hAnsi="Times New Roman"/>
           <w:sz w:val="24"/>
         </w:rPr>
-        <w:t>Inducción institucional, recorrido por las instalaciones, presentación ante el equipo del departamento administrativo y familiarización con los procedimientos generales de la empresa y el área de procura.</w:t>
+        <w:t>Inducción institucional, recorrido por las instalaciones, presentación ante el equipo del Departamento Administrativo y familiarización con los procedimientos generales de la empresa y del área de procura.</w:t>
       </w:r>
     </w:p>
     <w:p>
@@ -8630,7 +8842,7 @@
           <w:rFonts w:ascii="Times New Roman" w:hAnsi="Times New Roman"/>
           <w:sz w:val="24"/>
         </w:rPr>
-        <w:t>Observación directa del flujo procedimental de las solicitudes de compra, identificación preliminar de las etapas del ciclo de procura y formulación inicial de la situación problemática en términos de complejidad administrativa.</w:t>
+        <w:t>Observación directa del flujo de requisiciones y registro de las primeras situaciones relacionadas con la recepción, seguimiento y control de las solicitudes de compra.</w:t>
       </w:r>
     </w:p>
     <w:p>
@@ -8673,7 +8885,7 @@
           <w:rFonts w:ascii="Times New Roman" w:hAnsi="Times New Roman"/>
           <w:sz w:val="24"/>
         </w:rPr>
-        <w:t>Apoyo en la recepción, clasificación y registro de solicitudes de compra pendientes, y familiarización con el sistema de seguimiento de cotizaciones vigente en el departamento.</w:t>
+        <w:t>Apoyo en la recepción, clasificación y registro de solicitudes de compra, además de la familiarización con los expedientes y mecanismos de seguimiento de cotizaciones del departamento.</w:t>
       </w:r>
     </w:p>
     <w:p>
@@ -8702,7 +8914,7 @@
           <w:rFonts w:ascii="Times New Roman" w:hAnsi="Times New Roman"/>
           <w:sz w:val="24"/>
         </w:rPr>
-        <w:t>Levantamiento detallado del flujo secuencial de las adquisiciones mediante entrevistas informales al personal encargado y elaboración del mapeo situacional del proceso actual.</w:t>
+        <w:t>Levantamiento del flujo secuencial del proceso de procura mediante observación directa y conversaciones de reconocimiento con el personal encargado.</w:t>
       </w:r>
     </w:p>
     <w:p>
@@ -8745,7 +8957,7 @@
           <w:rFonts w:ascii="Times New Roman" w:hAnsi="Times New Roman"/>
           <w:sz w:val="24"/>
         </w:rPr>
-        <w:t>Colaboración en la tramitación de requisiciones de materiales e insumos, apoyo en la comunicación con proveedores y actualización del registro de cotizaciones en proceso.</w:t>
+        <w:t>Colaboración en la tramitación de requisiciones, comunicación con proveedores y actualización del registro de cotizaciones en proceso.</w:t>
       </w:r>
     </w:p>
     <w:p>
@@ -8774,7 +8986,7 @@
           <w:rFonts w:ascii="Times New Roman" w:hAnsi="Times New Roman"/>
           <w:sz w:val="24"/>
         </w:rPr>
-        <w:t>Aplicación de guía de entrevista estructurada al personal de compras y administración para identificar los cuellos de botella en las fases de seguimiento y aprobación.</w:t>
+        <w:t>Aplicación de una guía de entrevista estructurada al personal relacionado con compras y administración para identificar demoras, duplicidades y dificultades de seguimiento.</w:t>
       </w:r>
     </w:p>
     <w:p>
@@ -8817,7 +9029,7 @@
           <w:rFonts w:ascii="Times New Roman" w:hAnsi="Times New Roman"/>
           <w:sz w:val="24"/>
         </w:rPr>
-        <w:t>Apoyo en el seguimiento de órdenes de compra abiertas, verificación del estatus de cotizaciones pendientes de respuesta y actualización del registro de proveedores activos.</w:t>
+        <w:t>Seguimiento de órdenes de compra abiertas, verificación del estatus de cotizaciones pendientes y actualización del registro de proveedores activos.</w:t>
       </w:r>
     </w:p>
     <w:p>
@@ -8846,7 +9058,7 @@
           <w:rFonts w:ascii="Times New Roman" w:hAnsi="Times New Roman"/>
           <w:sz w:val="24"/>
         </w:rPr>
-        <w:t>Revisión y análisis de expedientes históricos de compras para determinar los tiempos promedio de respuesta en cada fase del ciclo de adquisición e identificación de las etapas críticas.</w:t>
+        <w:t>Revisión de expedientes históricos y análisis de tiempos de respuesta por fase con el propósito de determinar las etapas donde se concentran los mayores retrasos.</w:t>
       </w:r>
     </w:p>
     <w:p>
@@ -8889,7 +9101,7 @@
           <w:rFonts w:ascii="Times New Roman" w:hAnsi="Times New Roman"/>
           <w:sz w:val="24"/>
         </w:rPr>
-        <w:t>Tramitación de solicitudes de compra recibidas durante la semana, apoyo en la elaboración de cuadros comparativos de cotizaciones y actualización de la base de proveedores.</w:t>
+        <w:t>Tramitación de solicitudes de compra, apoyo en cuadros comparativos de cotizaciones y actualización de información de proveedores.</w:t>
       </w:r>
     </w:p>
     <w:p>
@@ -8918,7 +9130,7 @@
           <w:rFonts w:ascii="Times New Roman" w:hAnsi="Times New Roman"/>
           <w:sz w:val="24"/>
         </w:rPr>
-        <w:t>Análisis cualitativo y cuantitativo de las causas organizativas que generan retrasos mediante diagramas causa-efecto y clasificación jerárquica de los factores determinantes.</w:t>
+        <w:t>Elaboración del diagrama de Ishikawa y jerarquización de las causas asociadas con retrasos, redundancias, falta de estandarización y dificultades de trazabilidad en la procura.</w:t>
       </w:r>
     </w:p>
     <w:p>
@@ -8961,7 +9173,7 @@
           <w:rFonts w:ascii="Times New Roman" w:hAnsi="Times New Roman"/>
           <w:sz w:val="24"/>
         </w:rPr>
-        <w:t>Colaboración en el seguimiento a cotizaciones pendientes de aprobación gerencial y apoyo en la actualización de expedientes de compras activos del período.</w:t>
+        <w:t>Seguimiento de cotizaciones pendientes de aprobación y actualización de los expedientes de compras activos del período.</w:t>
       </w:r>
     </w:p>
     <w:p>
@@ -8990,7 +9202,7 @@
           <w:rFonts w:ascii="Times New Roman" w:hAnsi="Times New Roman"/>
           <w:sz w:val="24"/>
         </w:rPr>
-        <w:t>Diseño del nuevo flujo de trabajo simplificado para el proceso de procura, con reducción de pasos, definición de puntos de control, responsables de cada etapa y tiempos máximos de respuesta por fase.</w:t>
+        <w:t>Diseño del nuevo flujo simplificado del proceso de procura, definiendo etapas, responsables, puntos de control y tiempos de referencia para el seguimiento administrativo.</w:t>
       </w:r>
     </w:p>
     <w:p>
@@ -9033,7 +9245,7 @@
           <w:rFonts w:ascii="Times New Roman" w:hAnsi="Times New Roman"/>
           <w:sz w:val="24"/>
         </w:rPr>
-        <w:t>Apoyo en la recepción y procesamiento de requisiciones urgentes del período, y colaboración en la verificación de disponibilidad presupuestaria para compras en trámite.</w:t>
+        <w:t>Apoyo en el procesamiento de requisiciones y verificación de información necesaria para compras en trámite.</w:t>
       </w:r>
     </w:p>
     <w:p>
@@ -9062,7 +9274,7 @@
           <w:rFonts w:ascii="Times New Roman" w:hAnsi="Times New Roman"/>
           <w:sz w:val="24"/>
         </w:rPr>
-        <w:t>Diseño de las plantillas estandarizadas de solicitud de cotización, orden de compra y seguimiento de estatus, adaptadas a los requerimientos operativos del departamento.</w:t>
+        <w:t>Diseño de los formatos estandarizados de solicitud de cotización y orden de compra, elaboración de la matriz de autorización por monto y definición de indicadores básicos para el seguimiento del proceso.</w:t>
       </w:r>
     </w:p>
     <w:p>
@@ -9105,7 +9317,7 @@
           <w:rFonts w:ascii="Times New Roman" w:hAnsi="Times New Roman"/>
           <w:sz w:val="24"/>
         </w:rPr>
-        <w:t>Seguimiento a las órdenes de compra en proceso y apoyo en la actualización de los registros de proveedores y expedientes de adquisiciones del período administrativo.</w:t>
+        <w:t>Seguimiento de órdenes en proceso y actualización de registros de proveedores y expedientes de adquisiciones.</w:t>
       </w:r>
     </w:p>
     <w:p>
@@ -9134,7 +9346,7 @@
           <w:rFonts w:ascii="Times New Roman" w:hAnsi="Times New Roman"/>
           <w:sz w:val="24"/>
         </w:rPr>
-        <w:t>Redacción del documento de propuesta de simplificación administrativa, integrando el nuevo flujo simplificado, los formatos diseñados y las recomendaciones de mejora de control interno.</w:t>
+        <w:t>Redacción de la propuesta de simplificación administrativa integrando el flujo diseñado, los formatos, la matriz de autorización y los mecanismos de seguimiento.</w:t>
       </w:r>
     </w:p>
     <w:p>
@@ -9177,7 +9389,7 @@
           <w:rFonts w:ascii="Times New Roman" w:hAnsi="Times New Roman"/>
           <w:sz w:val="24"/>
         </w:rPr>
-        <w:t>Apoyo en el cierre administrativo del ciclo de compras del período y colaboración en el archivo ordenado de las órdenes de compra gestionadas durante la pasantía.</w:t>
+        <w:t>Apoyo en el cierre administrativo del ciclo de compras y organización de las órdenes de compra gestionadas durante el período.</w:t>
       </w:r>
     </w:p>
     <w:p>
@@ -9206,7 +9418,7 @@
           <w:rFonts w:ascii="Times New Roman" w:hAnsi="Times New Roman"/>
           <w:sz w:val="24"/>
         </w:rPr>
-        <w:t>Validación de la propuesta de simplificación con el tutor industrial, incorporación de observaciones y ajustes al documento final para su presentación formal.</w:t>
+        <w:t>Presentación de la propuesta al tutor industrial, registro de observaciones e incorporación de ajustes al documento final.</w:t>
       </w:r>
     </w:p>
     <w:p>
@@ -9249,7 +9461,7 @@
           <w:rFonts w:ascii="Times New Roman" w:hAnsi="Times New Roman"/>
           <w:sz w:val="24"/>
         </w:rPr>
-        <w:t>Presentación formal de la propuesta de mejora ante la gerencia del departamento administrativo y firma de la carta de aprobación del tutor industrial.</w:t>
+        <w:t>Presentación formal de la propuesta ante la gerencia del área y gestión de los recaudos institucionales correspondientes al cierre de las pasantías.</w:t>
       </w:r>
     </w:p>
     <w:p>
@@ -9278,7 +9490,7 @@
           <w:rFonts w:ascii="Times New Roman" w:hAnsi="Times New Roman"/>
           <w:sz w:val="24"/>
         </w:rPr>
-        <w:t>Consolidación y revisión final del informe académico de pasantías, incorporación de los anexos definitivos y preparación del documento para la entrega institucional.</w:t>
+        <w:t>Consolidación del informe de pasantías, revisión de la normativa de presentación e incorporación de los anexos y correcciones finales antes de la entrega institucional.</w:t>
       </w:r>
     </w:p>
     <w:p>
@@ -9370,7 +9582,7 @@
           <w:rFonts w:ascii="Times New Roman" w:hAnsi="Times New Roman"/>
           <w:sz w:val="24"/>
         </w:rPr>
-        <w:t>Se diagnosticó que el proceso actual de procura carece de una ruta simplificada de procesamiento de solicitudes, lo que genera que las requisiciones no sigan un canal claro desde su origen hasta la orden de compra, prolongando los tiempos de respuesta y dificultando el seguimiento de cada adquisición.</w:t>
+        <w:t>Se diagnosticó que el proceso de procura presenta un recorrido administrativo susceptible de simplificación, debido a la ausencia de un canal único de recepción de requisiciones y a la dispersión de algunos mecanismos de seguimiento utilizados durante las fases de compra.</w:t>
       </w:r>
     </w:p>
     <w:p>
@@ -9391,7 +9603,7 @@
           <w:rFonts w:ascii="Times New Roman" w:hAnsi="Times New Roman"/>
           <w:sz w:val="24"/>
         </w:rPr>
-        <w:t>Se identificaron como principales complejidades y cuellos de botella la ausencia de formatos estandarizados de solicitud, la falta de niveles de autorización definidos por monto y la inexistencia de un mecanismo ágil de seguimiento del estatus de cotizaciones, concentrando la carga operativa en pocos actores del proceso.</w:t>
+        <w:t>Se identificaron como principales factores de demora la falta de formatos uniformes, la limitada definición de criterios de autorización, el seguimiento manual del estatus de cotizaciones y la inexistencia de indicadores sencillos que permitan valorar el comportamiento del ciclo de adquisición.</w:t>
       </w:r>
     </w:p>
     <w:p>
@@ -9412,8 +9624,24 @@
           <w:rFonts w:ascii="Times New Roman" w:hAnsi="Times New Roman"/>
           <w:sz w:val="24"/>
         </w:rPr>
-        <w:t>Se determinó que las causas organizativas de los retrasos en el ciclo de adquisición responden a la ausencia de procedimientos escritos simplificados, la dispersión de responsabilidades y la inexistencia de indicadores que permitan medir el desempeño del proceso de compras.</w:t>
-      </w:r>
+        <w:t>Se formuló una propuesta de simplificación administrativa que integra un flujo de trabajo con responsables definidos, formatos estandarizados, una matriz de autorización por monto e indicadores de seguimiento, orientados a mejorar la trazabilidad y facilitar el control interno del proceso de procura.</w:t>
+      </w:r>
+    </w:p>
+    <w:p>
+      <w:bookmarkStart w:id="bm_cap5_recom" w:name="bm_cap5_recom"/>
+      <w:pPr>
+        <w:spacing w:before="480" w:after="480" w:line="360" w:lineRule="auto"/>
+        <w:jc w:val="left"/>
+      </w:pPr>
+      <w:r>
+        <w:rPr>
+          <w:rFonts w:ascii="Times New Roman" w:hAnsi="Times New Roman"/>
+          <w:b/>
+          <w:sz w:val="24"/>
+        </w:rPr>
+        <w:t>Recomendaciones</w:t>
+      </w:r>
+      <w:bookmarkEnd w:id="bm_cap5_recom"/>
     </w:p>
     <w:p>
       <w:pPr>
@@ -9426,31 +9654,15 @@
           <w:rFonts w:ascii="Times New Roman" w:hAnsi="Times New Roman"/>
           <w:sz w:val="24"/>
         </w:rPr>
-        <w:t xml:space="preserve">4. </w:t>
-      </w:r>
-      <w:r>
-        <w:rPr>
-          <w:rFonts w:ascii="Times New Roman" w:hAnsi="Times New Roman"/>
-          <w:sz w:val="24"/>
-        </w:rPr>
-        <w:t>Se diseñó una propuesta de simplificación administrativa que contempla un nuevo flujo de trabajo con menor número de pasos y puntos de control definidos, plantillas estandarizadas de cotización y orden de compra, y una matriz de autorización por monto, herramientas que en conjunto fortalecen el control interno y agilizan el ciclo de adquisición.</w:t>
-      </w:r>
-    </w:p>
-    <w:p>
-      <w:bookmarkStart w:id="bm_cap5_recom" w:name="bm_cap5_recom"/>
-      <w:pPr>
-        <w:spacing w:before="480" w:after="480" w:line="360" w:lineRule="auto"/>
-        <w:jc w:val="left"/>
-      </w:pPr>
-      <w:r>
-        <w:rPr>
-          <w:rFonts w:ascii="Times New Roman" w:hAnsi="Times New Roman"/>
-          <w:b/>
-          <w:sz w:val="24"/>
-        </w:rPr>
-        <w:t>Recomendaciones</w:t>
-      </w:r>
-      <w:bookmarkEnd w:id="bm_cap5_recom"/>
+        <w:t xml:space="preserve">1. </w:t>
+      </w:r>
+      <w:r>
+        <w:rPr>
+          <w:rFonts w:ascii="Times New Roman" w:hAnsi="Times New Roman"/>
+          <w:sz w:val="24"/>
+        </w:rPr>
+        <w:t>Implementar la propuesta de manera gradual, iniciando con la formalización del canal de recepción de requisiciones y la utilización uniforme de los formatos diseñados.</w:t>
+      </w:r>
     </w:p>
     <w:p>
       <w:pPr>
@@ -9463,14 +9675,14 @@
           <w:rFonts w:ascii="Times New Roman" w:hAnsi="Times New Roman"/>
           <w:sz w:val="24"/>
         </w:rPr>
-        <w:t xml:space="preserve">1. </w:t>
-      </w:r>
-      <w:r>
-        <w:rPr>
-          <w:rFonts w:ascii="Times New Roman" w:hAnsi="Times New Roman"/>
-          <w:sz w:val="24"/>
-        </w:rPr>
-        <w:t>Implementar el nuevo flujo simplificado de forma gradual, comenzando por la formalización del canal de recepción de requisiciones y la adopción de las plantillas estandarizadas de solicitud de cotización y orden de compra.</w:t>
+        <w:t xml:space="preserve">2. </w:t>
+      </w:r>
+      <w:r>
+        <w:rPr>
+          <w:rFonts w:ascii="Times New Roman" w:hAnsi="Times New Roman"/>
+          <w:sz w:val="24"/>
+        </w:rPr>
+        <w:t>Socializar el flujo simplificado, los responsables y los criterios de autorización con el personal involucrado en la procura antes de su aplicación general.</w:t>
       </w:r>
     </w:p>
     <w:p>
@@ -9484,14 +9696,14 @@
           <w:rFonts w:ascii="Times New Roman" w:hAnsi="Times New Roman"/>
           <w:sz w:val="24"/>
         </w:rPr>
-        <w:t xml:space="preserve">2. </w:t>
-      </w:r>
-      <w:r>
-        <w:rPr>
-          <w:rFonts w:ascii="Times New Roman" w:hAnsi="Times New Roman"/>
-          <w:sz w:val="24"/>
-        </w:rPr>
-        <w:t>Socializar el manual de procedimientos simplificados de procura con todo el personal involucrado en el ciclo de compras, garantizando que cada actor conozca sus responsabilidades y los tiempos máximos de respuesta establecidos para cada fase.</w:t>
+        <w:t xml:space="preserve">3. </w:t>
+      </w:r>
+      <w:r>
+        <w:rPr>
+          <w:rFonts w:ascii="Times New Roman" w:hAnsi="Times New Roman"/>
+          <w:sz w:val="24"/>
+        </w:rPr>
+        <w:t>Registrar mensualmente indicadores básicos, como tiempo promedio del ciclo de compra, solicitudes pendientes y requisiciones tramitadas dentro del plazo definido, para valorar los resultados de la simplificación.</w:t>
       </w:r>
     </w:p>
     <w:p>
@@ -9505,27 +9717,6 @@
           <w:rFonts w:ascii="Times New Roman" w:hAnsi="Times New Roman"/>
           <w:sz w:val="24"/>
         </w:rPr>
-        <w:t xml:space="preserve">3. </w:t>
-      </w:r>
-      <w:r>
-        <w:rPr>
-          <w:rFonts w:ascii="Times New Roman" w:hAnsi="Times New Roman"/>
-          <w:sz w:val="24"/>
-        </w:rPr>
-        <w:t>Establecer indicadores de gestión para el proceso de procura, tales como el tiempo promedio de ciclo de compra y el porcentaje de requisiciones tramitadas dentro del plazo, con seguimiento mensual por parte de la gerencia administrativa.</w:t>
-      </w:r>
-    </w:p>
-    <w:p>
-      <w:pPr>
-        <w:spacing w:line="360" w:lineRule="auto"/>
-        <w:ind w:firstLine="709"/>
-        <w:jc w:val="both"/>
-      </w:pPr>
-      <w:r>
-        <w:rPr>
-          <w:rFonts w:ascii="Times New Roman" w:hAnsi="Times New Roman"/>
-          <w:sz w:val="24"/>
-        </w:rPr>
         <w:t xml:space="preserve">4. </w:t>
       </w:r>
       <w:r>
@@ -9533,7 +9724,7 @@
           <w:rFonts w:ascii="Times New Roman" w:hAnsi="Times New Roman"/>
           <w:sz w:val="24"/>
         </w:rPr>
-        <w:t>Revisar y actualizar el procedimiento simplificado al menos una vez al año, incorporando las lecciones aprendidas durante su ejecución y los cambios en las condiciones operativas o normativas de la organización.</w:t>
+        <w:t>Revisar periódicamente el procedimiento y los formatos con el personal del Departamento Administrativo, incorporando ajustes cuando cambien las necesidades operativas de la empresa.</w:t>
       </w:r>
     </w:p>
     <w:p>
@@ -9607,7 +9798,7 @@
           <w:rFonts w:ascii="Times New Roman" w:hAnsi="Times New Roman"/>
           <w:sz w:val="24"/>
         </w:rPr>
-        <w:t>Chiavenato, I. (2006). Introducción a la teoría general de la administración (7ma ed.). McGraw-Hill, México.</w:t>
+        <w:t>Asamblea Nacional Constituyente. (1999). Constitución de la República Bolivariana de Venezuela. Gaceta Oficial de la República Bolivariana de Venezuela.</w:t>
       </w:r>
     </w:p>
     <w:p>
@@ -9621,7 +9812,7 @@
           <w:rFonts w:ascii="Times New Roman" w:hAnsi="Times New Roman"/>
           <w:sz w:val="24"/>
         </w:rPr>
-        <w:t>Harrington, H. J. (1993). Mejoramiento de los procesos de la empresa. McGraw-Hill, Colombia.</w:t>
+        <w:t>Chiavenato, I. (2006). Introducción a la teoría general de la administración (7ma ed.). McGraw-Hill, México.</w:t>
       </w:r>
     </w:p>
     <w:p>
@@ -9635,7 +9826,7 @@
           <w:rFonts w:ascii="Times New Roman" w:hAnsi="Times New Roman"/>
           <w:sz w:val="24"/>
         </w:rPr>
-        <w:t>Mantilla, S. (2005). Control interno: Informe COSO (4ta ed.). Ecoe Ediciones, Colombia.</w:t>
+        <w:t>Congreso de la República de Venezuela. (1955). Código de Comercio. Gaceta Oficial Extraordinaria N.º 475.</w:t>
       </w:r>
     </w:p>
     <w:p>
@@ -9649,7 +9840,7 @@
           <w:rFonts w:ascii="Times New Roman" w:hAnsi="Times New Roman"/>
           <w:sz w:val="24"/>
         </w:rPr>
-        <w:t>Monterroso, E. (2002). El proceso de abastecimiento: El aprovisionamiento. Universidad Nacional de Luján, Argentina.</w:t>
+        <w:t>Harrington, H. J. (1993). Mejoramiento de los procesos de la empresa. McGraw-Hill, Colombia.</w:t>
       </w:r>
     </w:p>
     <w:p>
@@ -9663,7 +9854,21 @@
           <w:rFonts w:ascii="Times New Roman" w:hAnsi="Times New Roman"/>
           <w:sz w:val="24"/>
         </w:rPr>
-        <w:t>Universidad Pedagógica Experimental Libertador. (2016). Manual de trabajos de grado de especialización y maestría y tesis doctorales (5ta ed.). FEDUPEL, Venezuela.</w:t>
+        <w:t>Mantilla, S. (2005). Control interno: Informe COSO (4ta ed.). Ecoe Ediciones, Colombia.</w:t>
+      </w:r>
+    </w:p>
+    <w:p>
+      <w:pPr>
+        <w:spacing w:line="240" w:lineRule="auto" w:after="480" w:before="0"/>
+        <w:ind w:left="425" w:hanging="425"/>
+        <w:jc w:val="both"/>
+      </w:pPr>
+      <w:r>
+        <w:rPr>
+          <w:rFonts w:ascii="Times New Roman" w:hAnsi="Times New Roman"/>
+          <w:sz w:val="24"/>
+        </w:rPr>
+        <w:t>Monterroso, E. (2002). El proceso de abastecimiento: El aprovisionamiento. Universidad Nacional de Luján, Argentina.</w:t>
       </w:r>
     </w:p>
     <w:p>
@@ -9695,8 +9900,125 @@
       </w:r>
       <w:bookmarkEnd w:id="bm_anexos"/>
     </w:p>
+    <w:p>
+      <w:pPr>
+        <w:sectPr>
+          <w:footerReference w:type="default" r:id="rId42"/>
+          <w:pgSz w:w="12240" w:h="15840"/>
+          <w:pgMar w:top="1701" w:right="1701" w:bottom="1701" w:left="2268" w:header="720" w:footer="720" w:gutter="0"/>
+          <w:cols w:space="720"/>
+          <w:titlePg/>
+          <w:docGrid w:linePitch="360"/>
+        </w:sectPr>
+      </w:pPr>
+    </w:p>
+    <w:p>
+      <w:bookmarkStart w:id="bm_anexoA" w:name="bm_anexoA"/>
+      <w:pPr>
+        <w:spacing w:before="0" w:after="480"/>
+        <w:jc w:val="center"/>
+      </w:pPr>
+      <w:bookmarkEnd w:id="bm_anexoA"/>
+      <w:r>
+        <w:rPr>
+          <w:rFonts w:ascii="Times New Roman" w:hAnsi="Times New Roman"/>
+          <w:b/>
+          <w:sz w:val="24"/>
+        </w:rPr>
+        <w:t>ANEXO A</w:t>
+      </w:r>
+    </w:p>
+    <w:p>
+      <w:pPr>
+        <w:spacing w:before="240" w:after="480"/>
+        <w:jc w:val="center"/>
+      </w:pPr>
+      <w:r>
+        <w:rPr>
+          <w:rFonts w:ascii="Times New Roman" w:hAnsi="Times New Roman"/>
+          <w:b/>
+          <w:sz w:val="24"/>
+        </w:rPr>
+        <w:t>[Diagrama de Ishikawa de las causas asociadas a las demoras del proceso de procura]</w:t>
+      </w:r>
+    </w:p>
+    <w:p>
+      <w:pPr>
+        <w:spacing w:line="360" w:lineRule="auto" w:after="0" w:before="0"/>
+        <w:ind w:firstLine="709"/>
+        <w:jc w:val="both"/>
+      </w:pPr>
+      <w:r>
+        <w:rPr>
+          <w:rFonts w:ascii="Times New Roman" w:hAnsi="Times New Roman"/>
+          <w:i w:val="0"/>
+          <w:sz w:val="24"/>
+        </w:rPr>
+        <w:t>Problema analizado: demoras y pérdida de trazabilidad en el proceso de procura.</w:t>
+      </w:r>
+    </w:p>
+    <w:p>
+      <w:pPr>
+        <w:spacing w:line="360" w:lineRule="auto" w:after="0" w:before="0"/>
+        <w:ind w:firstLine="709"/>
+        <w:jc w:val="both"/>
+      </w:pPr>
+      <w:r>
+        <w:rPr>
+          <w:rFonts w:ascii="Times New Roman" w:hAnsi="Times New Roman"/>
+          <w:i w:val="0"/>
+          <w:sz w:val="24"/>
+        </w:rPr>
+        <w:t>Procedimientos: ausencia de un canal único de recepción y recorrido no estandarizado de las requisiciones.</w:t>
+      </w:r>
+    </w:p>
+    <w:p>
+      <w:pPr>
+        <w:spacing w:line="360" w:lineRule="auto" w:after="0" w:before="0"/>
+        <w:ind w:firstLine="709"/>
+        <w:jc w:val="both"/>
+      </w:pPr>
+      <w:r>
+        <w:rPr>
+          <w:rFonts w:ascii="Times New Roman" w:hAnsi="Times New Roman"/>
+          <w:i w:val="0"/>
+          <w:sz w:val="24"/>
+        </w:rPr>
+        <w:t>Documentación: formatos no uniformes para solicitudes, cotizaciones, órdenes y seguimiento.</w:t>
+      </w:r>
+    </w:p>
+    <w:p>
+      <w:pPr>
+        <w:spacing w:line="360" w:lineRule="auto" w:after="0" w:before="0"/>
+        <w:ind w:firstLine="709"/>
+        <w:jc w:val="both"/>
+      </w:pPr>
+      <w:r>
+        <w:rPr>
+          <w:rFonts w:ascii="Times New Roman" w:hAnsi="Times New Roman"/>
+          <w:i w:val="0"/>
+          <w:sz w:val="24"/>
+        </w:rPr>
+        <w:t>Responsabilidades y autorización: criterios de aprobación y niveles de autorización susceptibles de formalización.</w:t>
+      </w:r>
+    </w:p>
+    <w:p>
+      <w:pPr>
+        <w:spacing w:line="360" w:lineRule="auto" w:after="0" w:before="0"/>
+        <w:ind w:firstLine="709"/>
+        <w:jc w:val="both"/>
+      </w:pPr>
+      <w:r>
+        <w:rPr>
+          <w:rFonts w:ascii="Times New Roman" w:hAnsi="Times New Roman"/>
+          <w:i w:val="0"/>
+          <w:sz w:val="24"/>
+        </w:rPr>
+        <w:t>Seguimiento: control manual del estatus de cotizaciones y ausencia de indicadores básicos de gestión.</w:t>
+      </w:r>
+    </w:p>
     <w:sectPr>
-      <w:footerReference w:type="default" r:id="rId42"/>
+      <w:footerReference w:type="default" r:id="rId43"/>
       <w:pgSz w:w="12240" w:h="15840"/>
       <w:pgMar w:top="1701" w:right="1701" w:bottom="1701" w:left="2268" w:header="720" w:footer="720" w:gutter="0"/>
       <w:cols w:space="720"/>
@@ -10190,6 +10512,27 @@
 </file>
 
 <file path=word/footer31.xml><?xml version="1.0" encoding="utf-8"?>
+<w:ftr xmlns:m="http://schemas.openxmlformats.org/officeDocument/2006/math" xmlns:mc="http://schemas.openxmlformats.org/markup-compatibility/2006" xmlns:mo="http://schemas.microsoft.com/office/mac/office/2008/main" xmlns:mv="urn:schemas-microsoft-com:mac:vml" xmlns:o="urn:schemas-microsoft-com:office:office" xmlns:r="http://schemas.openxmlformats.org/officeDocument/2006/relationships" xmlns:v="urn:schemas-microsoft-com:vml" xmlns:w10="urn:schemas-microsoft-com:office:word" xmlns:w14="http://schemas.microsoft.com/office/word/2010/wordml" xmlns:w="http://schemas.openxmlformats.org/wordprocessingml/2006/main" xmlns:wne="http://schemas.microsoft.com/office/word/2006/wordml" xmlns:wp14="http://schemas.microsoft.com/office/word/2010/wordprocessingDrawing" xmlns:wp="http://schemas.openxmlformats.org/drawingml/2006/wordprocessingDrawing" xmlns:wpc="http://schemas.microsoft.com/office/word/2010/wordprocessingCanvas" xmlns:wpg="http://schemas.microsoft.com/office/word/2010/wordprocessingGroup" xmlns:wpi="http://schemas.microsoft.com/office/word/2010/wordprocessingInk" xmlns:wps="http://schemas.microsoft.com/office/word/2010/wordprocessingShape" mc:Ignorable="w14 wp14">
+  <w:p>
+    <w:pPr>
+      <w:pStyle w:val="Footer"/>
+      <w:jc w:val="center"/>
+    </w:pPr>
+    <w:r>
+      <w:rPr>
+        <w:rFonts w:ascii="Times New Roman" w:hAnsi="Times New Roman"/>
+        <w:sz w:val="24"/>
+      </w:rPr>
+      <w:fldChar w:fldCharType="begin"/>
+      <w:instrText xml:space="preserve"> PAGE </w:instrText>
+      <w:fldChar w:fldCharType="separate"/>
+      <w:fldChar w:fldCharType="end"/>
+    </w:r>
+  </w:p>
+</w:ftr>
+</file>
+
+<file path=word/footer32.xml><?xml version="1.0" encoding="utf-8"?>
 <w:ftr xmlns:m="http://schemas.openxmlformats.org/officeDocument/2006/math" xmlns:mc="http://schemas.openxmlformats.org/markup-compatibility/2006" xmlns:mo="http://schemas.microsoft.com/office/mac/office/2008/main" xmlns:mv="urn:schemas-microsoft-com:mac:vml" xmlns:o="urn:schemas-microsoft-com:office:office" xmlns:r="http://schemas.openxmlformats.org/officeDocument/2006/relationships" xmlns:v="urn:schemas-microsoft-com:vml" xmlns:w10="urn:schemas-microsoft-com:office:word" xmlns:w14="http://schemas.microsoft.com/office/word/2010/wordml" xmlns:w="http://schemas.openxmlformats.org/wordprocessingml/2006/main" xmlns:wne="http://schemas.microsoft.com/office/word/2006/wordml" xmlns:wp14="http://schemas.microsoft.com/office/word/2010/wordprocessingDrawing" xmlns:wp="http://schemas.openxmlformats.org/drawingml/2006/wordprocessingDrawing" xmlns:wpc="http://schemas.microsoft.com/office/word/2010/wordprocessingCanvas" xmlns:wpg="http://schemas.microsoft.com/office/word/2010/wordprocessingGroup" xmlns:wpi="http://schemas.microsoft.com/office/word/2010/wordprocessingInk" xmlns:wps="http://schemas.microsoft.com/office/word/2010/wordprocessingShape" mc:Ignorable="w14 wp14">
   <w:p>
     <w:pPr>

--- a/keidy/reportes/Informe_Pasantia_IUTECP.docx
+++ b/keidy/reportes/Informe_Pasantia_IUTECP.docx
@@ -4,7 +4,7 @@
   <w:body>
     <w:p>
       <w:pPr>
-        <w:spacing w:line="276" w:lineRule="auto" w:before="0" w:after="0"/>
+        <w:spacing w:line="240" w:lineRule="auto" w:before="0" w:after="0"/>
         <w:jc w:val="center"/>
       </w:pPr>
       <w:r>
@@ -54,7 +54,7 @@
     </w:p>
     <w:p>
       <w:pPr>
-        <w:spacing w:before="978" w:after="1334"/>
+        <w:spacing w:before="400" w:after="240"/>
         <w:jc w:val="center"/>
       </w:pPr>
       <w:r>
@@ -94,7 +94,7 @@
     </w:p>
     <w:p>
       <w:pPr>
-        <w:spacing w:line="276" w:lineRule="auto" w:before="0" w:after="0"/>
+        <w:spacing w:line="360" w:lineRule="auto" w:before="1080" w:after="0"/>
         <w:jc w:val="center"/>
       </w:pPr>
       <w:r>
@@ -108,7 +108,7 @@
     </w:p>
     <w:p>
       <w:pPr>
-        <w:spacing w:line="276" w:lineRule="auto" w:before="3260" w:after="0"/>
+        <w:spacing w:line="240" w:lineRule="auto" w:before="2100"/>
         <w:jc w:val="right"/>
       </w:pPr>
       <w:r>
@@ -123,7 +123,7 @@
       <w:r>
         <w:rPr>
           <w:rFonts w:ascii="Times New Roman" w:hAnsi="Times New Roman"/>
-          <w:b/>
+          <w:b w:val="0"/>
           <w:sz w:val="24"/>
         </w:rPr>
         <w:t>Guzmán, Keidy</w:t>
@@ -132,7 +132,7 @@
       <w:r>
         <w:rPr>
           <w:rFonts w:ascii="Times New Roman" w:hAnsi="Times New Roman"/>
-          <w:b/>
+          <w:b w:val="0"/>
           <w:sz w:val="24"/>
         </w:rPr>
         <w:t>C.I.: 28.706.352</w:t>
@@ -140,7 +140,7 @@
     </w:p>
     <w:p>
       <w:pPr>
-        <w:spacing w:line="276" w:lineRule="auto" w:before="1630" w:after="0"/>
+        <w:spacing w:before="1240"/>
         <w:jc w:val="center"/>
       </w:pPr>
       <w:r>
@@ -155,6 +155,7 @@
       <w:pPr>
         <w:sectPr>
           <w:footerReference w:type="default" r:id="rId12"/>
+          <w:footerReference w:type="first" r:id="rId13"/>
           <w:pgSz w:w="12240" w:h="15840"/>
           <w:pgMar w:top="1701" w:right="1701" w:bottom="1701" w:left="2268" w:header="720" w:footer="720" w:gutter="0"/>
           <w:cols w:space="720"/>
@@ -164,7 +165,7 @@
     </w:p>
     <w:p>
       <w:pPr>
-        <w:spacing w:line="276" w:lineRule="auto" w:before="0" w:after="0"/>
+        <w:spacing w:line="240" w:lineRule="auto" w:before="0" w:after="0"/>
         <w:jc w:val="center"/>
       </w:pPr>
       <w:r>
@@ -214,7 +215,7 @@
     </w:p>
     <w:p>
       <w:pPr>
-        <w:spacing w:line="276" w:lineRule="auto" w:before="3176" w:after="0"/>
+        <w:spacing w:line="360" w:lineRule="auto" w:before="1280" w:after="0"/>
         <w:jc w:val="center"/>
       </w:pPr>
       <w:r>
@@ -228,7 +229,21 @@
     </w:p>
     <w:p>
       <w:pPr>
-        <w:spacing w:before="2647" w:after="0" w:line="20" w:lineRule="exact"/>
+        <w:spacing w:line="360" w:lineRule="auto" w:before="440" w:after="0"/>
+        <w:jc w:val="center"/>
+      </w:pPr>
+      <w:r>
+        <w:rPr>
+          <w:rFonts w:ascii="Times New Roman" w:hAnsi="Times New Roman"/>
+          <w:b/>
+          <w:sz w:val="24"/>
+        </w:rPr>
+        <w:t>Informe de pasantías para obtener el título de Técnico Superior Universitario en la especialidad de: Administración</w:t>
+      </w:r>
+    </w:p>
+    <w:p>
+      <w:pPr>
+        <w:spacing w:before="2100" w:after="0" w:line="20" w:lineRule="exact"/>
       </w:pPr>
     </w:p>
     <w:tbl>
@@ -253,11 +268,10 @@
         <w:tc>
           <w:tcPr>
             <w:tcW w:type="dxa" w:w="4133"/>
-            <w:vAlign w:val="top"/>
           </w:tcPr>
           <w:p>
             <w:pPr>
-              <w:spacing w:line="276" w:lineRule="auto"/>
+              <w:spacing w:line="240" w:lineRule="auto"/>
               <w:jc w:val="left"/>
             </w:pPr>
             <w:r>
@@ -272,7 +286,7 @@
             <w:r>
               <w:rPr>
                 <w:rFonts w:ascii="Times New Roman" w:hAnsi="Times New Roman"/>
-                <w:b/>
+                <w:b w:val="0"/>
                 <w:sz w:val="24"/>
               </w:rPr>
               <w:t>Rondón, Martina</w:t>
@@ -281,7 +295,7 @@
             <w:r>
               <w:rPr>
                 <w:rFonts w:ascii="Times New Roman" w:hAnsi="Times New Roman"/>
-                <w:b/>
+                <w:b w:val="0"/>
                 <w:sz w:val="24"/>
               </w:rPr>
               <w:t>C.I.: 12.208.768</w:t>
@@ -290,7 +304,7 @@
             <w:r>
               <w:rPr>
                 <w:rFonts w:ascii="Times New Roman" w:hAnsi="Times New Roman"/>
-                <w:b/>
+                <w:b w:val="0"/>
                 <w:sz w:val="24"/>
               </w:rPr>
               <w:br/>
@@ -307,7 +321,7 @@
             <w:r>
               <w:rPr>
                 <w:rFonts w:ascii="Times New Roman" w:hAnsi="Times New Roman"/>
-                <w:b/>
+                <w:b w:val="0"/>
                 <w:sz w:val="24"/>
               </w:rPr>
               <w:t>Dra. Álvarez, Carmen</w:t>
@@ -316,7 +330,7 @@
             <w:r>
               <w:rPr>
                 <w:rFonts w:ascii="Times New Roman" w:hAnsi="Times New Roman"/>
-                <w:b/>
+                <w:b w:val="0"/>
                 <w:sz w:val="24"/>
               </w:rPr>
               <w:t>C.I.: 14.452.956</w:t>
@@ -326,11 +340,10 @@
         <w:tc>
           <w:tcPr>
             <w:tcW w:type="dxa" w:w="4139"/>
-            <w:vAlign w:val="top"/>
           </w:tcPr>
           <w:p>
             <w:pPr>
-              <w:spacing w:line="276" w:lineRule="auto"/>
+              <w:spacing w:line="240" w:lineRule="auto"/>
               <w:jc w:val="right"/>
             </w:pPr>
             <w:r>
@@ -345,7 +358,7 @@
             <w:r>
               <w:rPr>
                 <w:rFonts w:ascii="Times New Roman" w:hAnsi="Times New Roman"/>
-                <w:b/>
+                <w:b w:val="0"/>
                 <w:sz w:val="24"/>
               </w:rPr>
               <w:t>Guzmán, Keidy</w:t>
@@ -354,7 +367,7 @@
             <w:r>
               <w:rPr>
                 <w:rFonts w:ascii="Times New Roman" w:hAnsi="Times New Roman"/>
-                <w:b/>
+                <w:b w:val="0"/>
                 <w:sz w:val="24"/>
               </w:rPr>
               <w:t>C.I.: 28.706.352</w:t>
@@ -365,7 +378,7 @@
     </w:tbl>
     <w:p>
       <w:pPr>
-        <w:spacing w:line="276" w:lineRule="auto" w:before="1323" w:after="0"/>
+        <w:spacing w:before="800"/>
         <w:jc w:val="center"/>
       </w:pPr>
       <w:r>
@@ -379,12 +392,13 @@
     <w:p>
       <w:pPr>
         <w:sectPr>
-          <w:footerReference w:type="default" r:id="rId13"/>
+          <w:footerReference w:type="default" r:id="rId14"/>
+          <w:footerReference w:type="first" r:id="rId15"/>
           <w:pgSz w:w="12240" w:h="15840"/>
           <w:pgMar w:top="1701" w:right="1701" w:bottom="1701" w:left="2268" w:header="720" w:footer="720" w:gutter="0"/>
           <w:cols w:space="720"/>
-          <w:titlePg/>
           <w:docGrid w:linePitch="360"/>
+          <w:pgNumType w:start="2" w:fmt="lowerRoman"/>
         </w:sectPr>
       </w:pPr>
     </w:p>
@@ -548,12 +562,13 @@
     <w:p>
       <w:pPr>
         <w:sectPr>
-          <w:footerReference w:type="default" r:id="rId14"/>
+          <w:footerReference w:type="default" r:id="rId16"/>
+          <w:footerReference w:type="first" r:id="rId17"/>
           <w:pgSz w:w="12240" w:h="15840"/>
           <w:pgMar w:top="1701" w:right="1701" w:bottom="1701" w:left="2268" w:header="720" w:footer="720" w:gutter="0"/>
           <w:cols w:space="720"/>
-          <w:titlePg/>
           <w:docGrid w:linePitch="360"/>
+          <w:pgNumType w:fmt="lowerRoman"/>
         </w:sectPr>
       </w:pPr>
     </w:p>
@@ -717,18 +732,20 @@
     <w:p>
       <w:pPr>
         <w:sectPr>
-          <w:footerReference w:type="default" r:id="rId15"/>
+          <w:footerReference w:type="default" r:id="rId18"/>
+          <w:footerReference w:type="first" r:id="rId19"/>
           <w:pgSz w:w="12240" w:h="15840"/>
           <w:pgMar w:top="1701" w:right="1701" w:bottom="1701" w:left="2268" w:header="720" w:footer="720" w:gutter="0"/>
           <w:cols w:space="720"/>
-          <w:titlePg/>
           <w:docGrid w:linePitch="360"/>
+          <w:pgNumType w:fmt="lowerRoman"/>
         </w:sectPr>
       </w:pPr>
     </w:p>
     <w:p>
-      <w:pPr>
-        <w:spacing w:before="1140" w:after="480"/>
+      <w:bookmarkStart w:id="bm_indice" w:name="bm_indice"/>
+      <w:pPr>
+        <w:spacing w:before="1140" w:after="480" w:line="360" w:lineRule="auto"/>
         <w:jc w:val="center"/>
       </w:pPr>
       <w:r>
@@ -739,22 +756,11 @@
         </w:rPr>
         <w:t>ÍNDICE DE CONTENIDO</w:t>
       </w:r>
+      <w:bookmarkEnd w:id="bm_indice"/>
     </w:p>
     <w:p>
       <w:pPr>
-        <w:sectPr>
-          <w:footerReference w:type="default" r:id="rId16"/>
-          <w:pgSz w:w="12240" w:h="15840"/>
-          <w:pgMar w:top="1701" w:right="1701" w:bottom="1701" w:left="2268" w:header="720" w:footer="720" w:gutter="0"/>
-          <w:cols w:space="720"/>
-          <w:titlePg/>
-          <w:docGrid w:linePitch="360"/>
-        </w:sectPr>
-      </w:pPr>
-    </w:p>
-    <w:p>
-      <w:pPr>
-        <w:spacing w:after="240"/>
+        <w:spacing w:after="80"/>
         <w:jc w:val="right"/>
       </w:pPr>
       <w:r>
@@ -771,7 +777,7 @@
         <w:tabs>
           <w:tab w:pos="8271" w:val="right" w:leader="dot"/>
         </w:tabs>
-        <w:spacing w:line="360" w:lineRule="auto" w:before="0" w:after="80"/>
+        <w:spacing w:line="240" w:lineRule="auto" w:before="0" w:after="0"/>
         <w:ind w:left="0"/>
       </w:pPr>
       <w:r>
@@ -780,7 +786,7 @@
           <w:b w:val="0"/>
           <w:sz w:val="24"/>
         </w:rPr>
-        <w:t>APROBACIÓN DEL TUTOR INDUSTRIAL</w:t>
+        <w:t>CONTRAPORTADA</w:t>
         <w:tab/>
       </w:r>
       <w:r>
@@ -789,11 +795,7 @@
           <w:b w:val="0"/>
           <w:sz w:val="24"/>
         </w:rPr>
-        <w:fldChar w:fldCharType="begin"/>
-        <w:instrText xml:space="preserve"> PAGEREF bm_aprob_ind \h </w:instrText>
-        <w:fldChar w:fldCharType="separate"/>
-        <w:t>?</w:t>
-        <w:fldChar w:fldCharType="end"/>
+        <w:t>ii</w:t>
       </w:r>
     </w:p>
     <w:p>
@@ -801,7 +803,7 @@
         <w:tabs>
           <w:tab w:pos="8271" w:val="right" w:leader="dot"/>
         </w:tabs>
-        <w:spacing w:line="360" w:lineRule="auto" w:before="0" w:after="80"/>
+        <w:spacing w:line="240" w:lineRule="auto" w:before="0" w:after="0"/>
         <w:ind w:left="0"/>
       </w:pPr>
       <w:r>
@@ -810,7 +812,7 @@
           <w:b w:val="0"/>
           <w:sz w:val="24"/>
         </w:rPr>
-        <w:t>APROBACIÓN DEL TUTOR ACADÉMICO</w:t>
+        <w:t>APROBACIÓN DEL TUTOR INDUSTRIAL</w:t>
         <w:tab/>
       </w:r>
       <w:r>
@@ -819,11 +821,7 @@
           <w:b w:val="0"/>
           <w:sz w:val="24"/>
         </w:rPr>
-        <w:fldChar w:fldCharType="begin"/>
-        <w:instrText xml:space="preserve"> PAGEREF bm_aprob_acad \h </w:instrText>
-        <w:fldChar w:fldCharType="separate"/>
-        <w:t>?</w:t>
-        <w:fldChar w:fldCharType="end"/>
+        <w:t>iii</w:t>
       </w:r>
     </w:p>
     <w:p>
@@ -831,7 +829,7 @@
         <w:tabs>
           <w:tab w:pos="8271" w:val="right" w:leader="dot"/>
         </w:tabs>
-        <w:spacing w:line="360" w:lineRule="auto" w:before="0" w:after="80"/>
+        <w:spacing w:line="240" w:lineRule="auto" w:before="0" w:after="0"/>
         <w:ind w:left="0"/>
       </w:pPr>
       <w:r>
@@ -840,7 +838,7 @@
           <w:b w:val="0"/>
           <w:sz w:val="24"/>
         </w:rPr>
-        <w:t>LISTA DE CUADROS</w:t>
+        <w:t>APROBACIÓN DEL TUTOR ACADÉMICO</w:t>
         <w:tab/>
       </w:r>
       <w:r>
@@ -849,11 +847,7 @@
           <w:b w:val="0"/>
           <w:sz w:val="24"/>
         </w:rPr>
-        <w:fldChar w:fldCharType="begin"/>
-        <w:instrText xml:space="preserve"> PAGEREF bm_lista_cuadros \h </w:instrText>
-        <w:fldChar w:fldCharType="separate"/>
-        <w:t>?</w:t>
-        <w:fldChar w:fldCharType="end"/>
+        <w:t>iv</w:t>
       </w:r>
     </w:p>
     <w:p>
@@ -861,7 +855,7 @@
         <w:tabs>
           <w:tab w:pos="8271" w:val="right" w:leader="dot"/>
         </w:tabs>
-        <w:spacing w:line="360" w:lineRule="auto" w:before="0" w:after="80"/>
+        <w:spacing w:line="240" w:lineRule="auto" w:before="0" w:after="0"/>
         <w:ind w:left="0"/>
       </w:pPr>
       <w:r>
@@ -870,7 +864,7 @@
           <w:b w:val="0"/>
           <w:sz w:val="24"/>
         </w:rPr>
-        <w:t>LISTA DE FIGURAS</w:t>
+        <w:t>ÍNDICE DE CONTENIDO</w:t>
         <w:tab/>
       </w:r>
       <w:r>
@@ -879,11 +873,7 @@
           <w:b w:val="0"/>
           <w:sz w:val="24"/>
         </w:rPr>
-        <w:fldChar w:fldCharType="begin"/>
-        <w:instrText xml:space="preserve"> PAGEREF bm_lista_figuras \h </w:instrText>
-        <w:fldChar w:fldCharType="separate"/>
-        <w:t>?</w:t>
-        <w:fldChar w:fldCharType="end"/>
+        <w:t>v</w:t>
       </w:r>
     </w:p>
     <w:p>
@@ -891,7 +881,7 @@
         <w:tabs>
           <w:tab w:pos="8271" w:val="right" w:leader="dot"/>
         </w:tabs>
-        <w:spacing w:line="360" w:lineRule="auto" w:before="0" w:after="80"/>
+        <w:spacing w:line="240" w:lineRule="auto" w:before="0" w:after="0"/>
         <w:ind w:left="0"/>
       </w:pPr>
       <w:r>
@@ -900,7 +890,7 @@
           <w:b w:val="0"/>
           <w:sz w:val="24"/>
         </w:rPr>
-        <w:t>LISTA DE GRÁFICOS</w:t>
+        <w:t>LISTA DE CUADROS</w:t>
         <w:tab/>
       </w:r>
       <w:r>
@@ -909,11 +899,7 @@
           <w:b w:val="0"/>
           <w:sz w:val="24"/>
         </w:rPr>
-        <w:fldChar w:fldCharType="begin"/>
-        <w:instrText xml:space="preserve"> PAGEREF bm_lista_graficos \h </w:instrText>
-        <w:fldChar w:fldCharType="separate"/>
-        <w:t>?</w:t>
-        <w:fldChar w:fldCharType="end"/>
+        <w:t>vii</w:t>
       </w:r>
     </w:p>
     <w:p>
@@ -921,7 +907,7 @@
         <w:tabs>
           <w:tab w:pos="8271" w:val="right" w:leader="dot"/>
         </w:tabs>
-        <w:spacing w:line="360" w:lineRule="auto" w:before="0" w:after="80"/>
+        <w:spacing w:line="240" w:lineRule="auto" w:before="0" w:after="0"/>
         <w:ind w:left="0"/>
       </w:pPr>
       <w:r>
@@ -930,7 +916,7 @@
           <w:b w:val="0"/>
           <w:sz w:val="24"/>
         </w:rPr>
-        <w:t>LISTA DE ANEXOS</w:t>
+        <w:t>LISTA DE GRÁFICOS</w:t>
         <w:tab/>
       </w:r>
       <w:r>
@@ -939,11 +925,7 @@
           <w:b w:val="0"/>
           <w:sz w:val="24"/>
         </w:rPr>
-        <w:fldChar w:fldCharType="begin"/>
-        <w:instrText xml:space="preserve"> PAGEREF bm_lista_anexos \h </w:instrText>
-        <w:fldChar w:fldCharType="separate"/>
-        <w:t>?</w:t>
-        <w:fldChar w:fldCharType="end"/>
+        <w:t>viii</w:t>
       </w:r>
     </w:p>
     <w:p>
@@ -951,7 +933,7 @@
         <w:tabs>
           <w:tab w:pos="8271" w:val="right" w:leader="dot"/>
         </w:tabs>
-        <w:spacing w:line="360" w:lineRule="auto" w:before="0" w:after="80"/>
+        <w:spacing w:line="240" w:lineRule="auto" w:before="0" w:after="0"/>
         <w:ind w:left="0"/>
       </w:pPr>
       <w:r>
@@ -960,7 +942,7 @@
           <w:b w:val="0"/>
           <w:sz w:val="24"/>
         </w:rPr>
-        <w:t>RESUMEN</w:t>
+        <w:t>LISTA DE ANEXOS</w:t>
         <w:tab/>
       </w:r>
       <w:r>
@@ -969,11 +951,7 @@
           <w:b w:val="0"/>
           <w:sz w:val="24"/>
         </w:rPr>
-        <w:fldChar w:fldCharType="begin"/>
-        <w:instrText xml:space="preserve"> PAGEREF bm_resumen \h </w:instrText>
-        <w:fldChar w:fldCharType="separate"/>
-        <w:t>?</w:t>
-        <w:fldChar w:fldCharType="end"/>
+        <w:t>ix</w:t>
       </w:r>
     </w:p>
     <w:p>
@@ -981,7 +959,7 @@
         <w:tabs>
           <w:tab w:pos="8271" w:val="right" w:leader="dot"/>
         </w:tabs>
-        <w:spacing w:line="360" w:lineRule="auto" w:before="0" w:after="80"/>
+        <w:spacing w:line="240" w:lineRule="auto" w:before="0" w:after="0"/>
         <w:ind w:left="0"/>
       </w:pPr>
       <w:r>
@@ -990,7 +968,7 @@
           <w:b w:val="0"/>
           <w:sz w:val="24"/>
         </w:rPr>
-        <w:t>INTRODUCCIÓN</w:t>
+        <w:t>RESUMEN</w:t>
         <w:tab/>
       </w:r>
       <w:r>
@@ -999,22 +977,7 @@
           <w:b w:val="0"/>
           <w:sz w:val="24"/>
         </w:rPr>
-        <w:fldChar w:fldCharType="begin"/>
-        <w:instrText xml:space="preserve"> PAGEREF bm_introduccion \h </w:instrText>
-        <w:fldChar w:fldCharType="separate"/>
-        <w:t>?</w:t>
-        <w:fldChar w:fldCharType="end"/>
-      </w:r>
-    </w:p>
-    <w:p>
-      <w:pPr>
-        <w:spacing w:before="240" w:after="120"/>
-      </w:pPr>
-      <w:r>
-        <w:rPr>
-          <w:b/>
-        </w:rPr>
-        <w:t>CAPÍTULOS</w:t>
+        <w:t>x</w:t>
       </w:r>
     </w:p>
     <w:p>
@@ -1022,7 +985,44 @@
         <w:tabs>
           <w:tab w:pos="8271" w:val="right" w:leader="dot"/>
         </w:tabs>
-        <w:spacing w:line="360" w:lineRule="auto" w:before="0" w:after="80"/>
+        <w:spacing w:line="240" w:lineRule="auto" w:before="0" w:after="0"/>
+        <w:ind w:left="0"/>
+      </w:pPr>
+      <w:r>
+        <w:rPr>
+          <w:rFonts w:ascii="Times New Roman" w:hAnsi="Times New Roman"/>
+          <w:b w:val="0"/>
+          <w:sz w:val="24"/>
+        </w:rPr>
+        <w:t>INTRODUCCIÓN</w:t>
+        <w:tab/>
+      </w:r>
+      <w:r>
+        <w:rPr>
+          <w:rFonts w:ascii="Times New Roman" w:hAnsi="Times New Roman"/>
+          <w:b w:val="0"/>
+          <w:sz w:val="24"/>
+        </w:rPr>
+        <w:t>1</w:t>
+      </w:r>
+    </w:p>
+    <w:p>
+      <w:pPr>
+        <w:spacing w:before="80" w:after="0"/>
+      </w:pPr>
+      <w:r>
+        <w:rPr>
+          <w:b/>
+        </w:rPr>
+        <w:t>CAPÍTULOS</w:t>
+      </w:r>
+    </w:p>
+    <w:p>
+      <w:pPr>
+        <w:tabs>
+          <w:tab w:pos="8271" w:val="right" w:leader="dot"/>
+        </w:tabs>
+        <w:spacing w:line="240" w:lineRule="auto" w:before="0" w:after="0"/>
         <w:ind w:left="0"/>
       </w:pPr>
       <w:r>
@@ -1052,7 +1052,7 @@
         <w:tabs>
           <w:tab w:pos="8271" w:val="right" w:leader="dot"/>
         </w:tabs>
-        <w:spacing w:line="360" w:lineRule="auto" w:before="0" w:after="80"/>
+        <w:spacing w:line="240" w:lineRule="auto" w:before="0" w:after="0"/>
         <w:ind w:left="283"/>
       </w:pPr>
       <w:r>
@@ -1082,7 +1082,7 @@
         <w:tabs>
           <w:tab w:pos="8271" w:val="right" w:leader="dot"/>
         </w:tabs>
-        <w:spacing w:line="360" w:lineRule="auto" w:before="0" w:after="80"/>
+        <w:spacing w:line="240" w:lineRule="auto" w:before="0" w:after="0"/>
         <w:ind w:left="283"/>
       </w:pPr>
       <w:r>
@@ -1112,7 +1112,7 @@
         <w:tabs>
           <w:tab w:pos="8271" w:val="right" w:leader="dot"/>
         </w:tabs>
-        <w:spacing w:line="360" w:lineRule="auto" w:before="0" w:after="80"/>
+        <w:spacing w:line="240" w:lineRule="auto" w:before="0" w:after="0"/>
         <w:ind w:left="283"/>
       </w:pPr>
       <w:r>
@@ -1142,7 +1142,7 @@
         <w:tabs>
           <w:tab w:pos="8271" w:val="right" w:leader="dot"/>
         </w:tabs>
-        <w:spacing w:line="360" w:lineRule="auto" w:before="0" w:after="80"/>
+        <w:spacing w:line="240" w:lineRule="auto" w:before="0" w:after="0"/>
         <w:ind w:left="283"/>
       </w:pPr>
       <w:r>
@@ -1172,7 +1172,7 @@
         <w:tabs>
           <w:tab w:pos="8271" w:val="right" w:leader="dot"/>
         </w:tabs>
-        <w:spacing w:line="360" w:lineRule="auto" w:before="0" w:after="80"/>
+        <w:spacing w:line="240" w:lineRule="auto" w:before="0" w:after="0"/>
         <w:ind w:left="283"/>
       </w:pPr>
       <w:r>
@@ -1202,7 +1202,7 @@
         <w:tabs>
           <w:tab w:pos="8271" w:val="right" w:leader="dot"/>
         </w:tabs>
-        <w:spacing w:line="360" w:lineRule="auto" w:before="0" w:after="80"/>
+        <w:spacing w:line="240" w:lineRule="auto" w:before="0" w:after="0"/>
         <w:ind w:left="283"/>
       </w:pPr>
       <w:r>
@@ -1232,7 +1232,7 @@
         <w:tabs>
           <w:tab w:pos="8271" w:val="right" w:leader="dot"/>
         </w:tabs>
-        <w:spacing w:line="360" w:lineRule="auto" w:before="0" w:after="80"/>
+        <w:spacing w:line="240" w:lineRule="auto" w:before="0" w:after="0"/>
         <w:ind w:left="283"/>
       </w:pPr>
       <w:r>
@@ -1262,7 +1262,7 @@
         <w:tabs>
           <w:tab w:pos="8271" w:val="right" w:leader="dot"/>
         </w:tabs>
-        <w:spacing w:line="360" w:lineRule="auto" w:before="0" w:after="80"/>
+        <w:spacing w:line="240" w:lineRule="auto" w:before="0" w:after="0"/>
         <w:ind w:left="283"/>
       </w:pPr>
       <w:r>
@@ -1292,7 +1292,7 @@
         <w:tabs>
           <w:tab w:pos="8271" w:val="right" w:leader="dot"/>
         </w:tabs>
-        <w:spacing w:line="360" w:lineRule="auto" w:before="0" w:after="80"/>
+        <w:spacing w:line="240" w:lineRule="auto" w:before="0" w:after="0"/>
         <w:ind w:left="283"/>
       </w:pPr>
       <w:r>
@@ -1322,7 +1322,37 @@
         <w:tabs>
           <w:tab w:pos="8271" w:val="right" w:leader="dot"/>
         </w:tabs>
-        <w:spacing w:line="360" w:lineRule="auto" w:before="0" w:after="80"/>
+        <w:spacing w:line="240" w:lineRule="auto" w:before="0" w:after="0"/>
+        <w:ind w:left="283"/>
+      </w:pPr>
+      <w:r>
+        <w:rPr>
+          <w:rFonts w:ascii="Times New Roman" w:hAnsi="Times New Roman"/>
+          <w:b w:val="0"/>
+          <w:sz w:val="24"/>
+        </w:rPr>
+        <w:t>Descripción del departamento donde realizó la pasantía</w:t>
+        <w:tab/>
+      </w:r>
+      <w:r>
+        <w:rPr>
+          <w:rFonts w:ascii="Times New Roman" w:hAnsi="Times New Roman"/>
+          <w:b w:val="0"/>
+          <w:sz w:val="24"/>
+        </w:rPr>
+        <w:fldChar w:fldCharType="begin"/>
+        <w:instrText xml:space="preserve"> PAGEREF bm_cap1_depto \h </w:instrText>
+        <w:fldChar w:fldCharType="separate"/>
+        <w:t>?</w:t>
+        <w:fldChar w:fldCharType="end"/>
+      </w:r>
+    </w:p>
+    <w:p>
+      <w:pPr>
+        <w:tabs>
+          <w:tab w:pos="8271" w:val="right" w:leader="dot"/>
+        </w:tabs>
+        <w:spacing w:line="240" w:lineRule="auto" w:before="0" w:after="0"/>
         <w:ind w:left="0"/>
       </w:pPr>
       <w:r>
@@ -1352,7 +1382,7 @@
         <w:tabs>
           <w:tab w:pos="8271" w:val="right" w:leader="dot"/>
         </w:tabs>
-        <w:spacing w:line="360" w:lineRule="auto" w:before="0" w:after="80"/>
+        <w:spacing w:line="240" w:lineRule="auto" w:before="0" w:after="0"/>
         <w:ind w:left="283"/>
       </w:pPr>
       <w:r>
@@ -1382,7 +1412,7 @@
         <w:tabs>
           <w:tab w:pos="8271" w:val="right" w:leader="dot"/>
         </w:tabs>
-        <w:spacing w:line="360" w:lineRule="auto" w:before="0" w:after="80"/>
+        <w:spacing w:line="240" w:lineRule="auto" w:before="0" w:after="0"/>
         <w:ind w:left="283"/>
       </w:pPr>
       <w:r>
@@ -1412,7 +1442,7 @@
         <w:tabs>
           <w:tab w:pos="8271" w:val="right" w:leader="dot"/>
         </w:tabs>
-        <w:spacing w:line="360" w:lineRule="auto" w:before="0" w:after="80"/>
+        <w:spacing w:line="240" w:lineRule="auto" w:before="0" w:after="0"/>
         <w:ind w:left="283"/>
       </w:pPr>
       <w:r>
@@ -1442,7 +1472,7 @@
         <w:tabs>
           <w:tab w:pos="8271" w:val="right" w:leader="dot"/>
         </w:tabs>
-        <w:spacing w:line="360" w:lineRule="auto" w:before="0" w:after="80"/>
+        <w:spacing w:line="240" w:lineRule="auto" w:before="0" w:after="0"/>
         <w:ind w:left="283"/>
       </w:pPr>
       <w:r>
@@ -1472,7 +1502,7 @@
         <w:tabs>
           <w:tab w:pos="8271" w:val="right" w:leader="dot"/>
         </w:tabs>
-        <w:spacing w:line="360" w:lineRule="auto" w:before="0" w:after="80"/>
+        <w:spacing w:line="240" w:lineRule="auto" w:before="0" w:after="0"/>
         <w:ind w:left="283"/>
       </w:pPr>
       <w:r>
@@ -1502,7 +1532,7 @@
         <w:tabs>
           <w:tab w:pos="8271" w:val="right" w:leader="dot"/>
         </w:tabs>
-        <w:spacing w:line="360" w:lineRule="auto" w:before="0" w:after="80"/>
+        <w:spacing w:line="240" w:lineRule="auto" w:before="0" w:after="0"/>
         <w:ind w:left="0"/>
       </w:pPr>
       <w:r>
@@ -1532,7 +1562,7 @@
         <w:tabs>
           <w:tab w:pos="8271" w:val="right" w:leader="dot"/>
         </w:tabs>
-        <w:spacing w:line="360" w:lineRule="auto" w:before="0" w:after="80"/>
+        <w:spacing w:line="240" w:lineRule="auto" w:before="0" w:after="0"/>
         <w:ind w:left="283"/>
       </w:pPr>
       <w:r>
@@ -1562,7 +1592,7 @@
         <w:tabs>
           <w:tab w:pos="8271" w:val="right" w:leader="dot"/>
         </w:tabs>
-        <w:spacing w:line="360" w:lineRule="auto" w:before="0" w:after="80"/>
+        <w:spacing w:line="240" w:lineRule="auto" w:before="0" w:after="0"/>
         <w:ind w:left="0"/>
       </w:pPr>
       <w:r>
@@ -1592,7 +1622,7 @@
         <w:tabs>
           <w:tab w:pos="8271" w:val="right" w:leader="dot"/>
         </w:tabs>
-        <w:spacing w:line="360" w:lineRule="auto" w:before="0" w:after="80"/>
+        <w:spacing w:line="240" w:lineRule="auto" w:before="0" w:after="0"/>
         <w:ind w:left="283"/>
       </w:pPr>
       <w:r>
@@ -1622,7 +1652,7 @@
         <w:tabs>
           <w:tab w:pos="8271" w:val="right" w:leader="dot"/>
         </w:tabs>
-        <w:spacing w:line="360" w:lineRule="auto" w:before="0" w:after="80"/>
+        <w:spacing w:line="240" w:lineRule="auto" w:before="0" w:after="0"/>
         <w:ind w:left="0"/>
       </w:pPr>
       <w:r>
@@ -1652,7 +1682,7 @@
         <w:tabs>
           <w:tab w:pos="8271" w:val="right" w:leader="dot"/>
         </w:tabs>
-        <w:spacing w:line="360" w:lineRule="auto" w:before="0" w:after="80"/>
+        <w:spacing w:line="240" w:lineRule="auto" w:before="0" w:after="0"/>
         <w:ind w:left="283"/>
       </w:pPr>
       <w:r>
@@ -1682,7 +1712,7 @@
         <w:tabs>
           <w:tab w:pos="8271" w:val="right" w:leader="dot"/>
         </w:tabs>
-        <w:spacing w:line="360" w:lineRule="auto" w:before="0" w:after="80"/>
+        <w:spacing w:line="240" w:lineRule="auto" w:before="0" w:after="0"/>
         <w:ind w:left="283"/>
       </w:pPr>
       <w:r>
@@ -1712,7 +1742,7 @@
         <w:tabs>
           <w:tab w:pos="8271" w:val="right" w:leader="dot"/>
         </w:tabs>
-        <w:spacing w:line="360" w:lineRule="auto" w:before="0" w:after="80"/>
+        <w:spacing w:line="240" w:lineRule="auto" w:before="0" w:after="0"/>
         <w:ind w:left="0"/>
       </w:pPr>
       <w:r>
@@ -1742,7 +1772,7 @@
         <w:tabs>
           <w:tab w:pos="8271" w:val="right" w:leader="dot"/>
         </w:tabs>
-        <w:spacing w:line="360" w:lineRule="auto" w:before="0" w:after="80"/>
+        <w:spacing w:line="240" w:lineRule="auto" w:before="0" w:after="0"/>
         <w:ind w:left="0"/>
       </w:pPr>
       <w:r>
@@ -1770,20 +1800,20 @@
     <w:p>
       <w:pPr>
         <w:sectPr>
-          <w:footerReference w:type="default" r:id="rId17"/>
-          <w:type w:val="continuous"/>
+          <w:footerReference w:type="default" r:id="rId20"/>
+          <w:footerReference w:type="first" r:id="rId21"/>
           <w:pgSz w:w="12240" w:h="15840"/>
           <w:pgMar w:top="1701" w:right="1701" w:bottom="1701" w:left="2268" w:header="720" w:footer="720" w:gutter="0"/>
           <w:cols w:space="720"/>
-          <w:titlePg/>
           <w:docGrid w:linePitch="360"/>
+          <w:pgNumType w:fmt="lowerRoman"/>
         </w:sectPr>
       </w:pPr>
     </w:p>
     <w:p>
       <w:bookmarkStart w:id="bm_lista_cuadros" w:name="bm_lista_cuadros"/>
       <w:pPr>
-        <w:spacing w:before="1140" w:after="480"/>
+        <w:spacing w:before="1140" w:after="480" w:line="360" w:lineRule="auto"/>
         <w:jc w:val="center"/>
       </w:pPr>
       <w:r>
@@ -1795,18 +1825,6 @@
         <w:t>LISTA DE CUADROS</w:t>
       </w:r>
       <w:bookmarkEnd w:id="bm_lista_cuadros"/>
-    </w:p>
-    <w:p>
-      <w:pPr>
-        <w:sectPr>
-          <w:footerReference w:type="default" r:id="rId18"/>
-          <w:pgSz w:w="12240" w:h="15840"/>
-          <w:pgMar w:top="1701" w:right="1701" w:bottom="1701" w:left="2268" w:header="720" w:footer="720" w:gutter="0"/>
-          <w:cols w:space="720"/>
-          <w:titlePg/>
-          <w:docGrid w:linePitch="360"/>
-        </w:sectPr>
-      </w:pPr>
     </w:p>
     <w:p>
       <w:pPr>
@@ -1902,61 +1920,20 @@
     <w:p>
       <w:pPr>
         <w:sectPr>
-          <w:footerReference w:type="default" r:id="rId19"/>
-          <w:type w:val="continuous"/>
+          <w:footerReference w:type="default" r:id="rId22"/>
+          <w:footerReference w:type="first" r:id="rId23"/>
           <w:pgSz w:w="12240" w:h="15840"/>
           <w:pgMar w:top="1701" w:right="1701" w:bottom="1701" w:left="2268" w:header="720" w:footer="720" w:gutter="0"/>
           <w:cols w:space="720"/>
-          <w:titlePg/>
           <w:docGrid w:linePitch="360"/>
-        </w:sectPr>
-      </w:pPr>
-    </w:p>
-    <w:p>
-      <w:bookmarkStart w:id="bm_lista_figuras" w:name="bm_lista_figuras"/>
-      <w:pPr>
-        <w:spacing w:before="1140" w:after="480"/>
-        <w:jc w:val="center"/>
-      </w:pPr>
-      <w:r>
-        <w:rPr>
-          <w:rFonts w:ascii="Times New Roman" w:hAnsi="Times New Roman"/>
-          <w:b/>
-          <w:sz w:val="24"/>
-        </w:rPr>
-        <w:t>LISTA DE FIGURAS</w:t>
-      </w:r>
-      <w:bookmarkEnd w:id="bm_lista_figuras"/>
-    </w:p>
-    <w:p>
-      <w:pPr>
-        <w:sectPr>
-          <w:footerReference w:type="default" r:id="rId20"/>
-          <w:pgSz w:w="12240" w:h="15840"/>
-          <w:pgMar w:top="1701" w:right="1701" w:bottom="1701" w:left="2268" w:header="720" w:footer="720" w:gutter="0"/>
-          <w:cols w:space="720"/>
-          <w:titlePg/>
-          <w:docGrid w:linePitch="360"/>
-        </w:sectPr>
-      </w:pPr>
-    </w:p>
-    <w:p>
-      <w:pPr>
-        <w:sectPr>
-          <w:footerReference w:type="default" r:id="rId21"/>
-          <w:type w:val="continuous"/>
-          <w:pgSz w:w="12240" w:h="15840"/>
-          <w:pgMar w:top="1701" w:right="1701" w:bottom="1701" w:left="2268" w:header="720" w:footer="720" w:gutter="0"/>
-          <w:cols w:space="720"/>
-          <w:titlePg/>
-          <w:docGrid w:linePitch="360"/>
+          <w:pgNumType w:fmt="lowerRoman"/>
         </w:sectPr>
       </w:pPr>
     </w:p>
     <w:p>
       <w:bookmarkStart w:id="bm_lista_graficos" w:name="bm_lista_graficos"/>
       <w:pPr>
-        <w:spacing w:before="1140" w:after="480"/>
+        <w:spacing w:before="1140" w:after="480" w:line="360" w:lineRule="auto"/>
         <w:jc w:val="center"/>
       </w:pPr>
       <w:r>
@@ -1968,18 +1945,6 @@
         <w:t>LISTA DE GRÁFICOS</w:t>
       </w:r>
       <w:bookmarkEnd w:id="bm_lista_graficos"/>
-    </w:p>
-    <w:p>
-      <w:pPr>
-        <w:sectPr>
-          <w:footerReference w:type="default" r:id="rId22"/>
-          <w:pgSz w:w="12240" w:h="15840"/>
-          <w:pgMar w:top="1701" w:right="1701" w:bottom="1701" w:left="2268" w:header="720" w:footer="720" w:gutter="0"/>
-          <w:cols w:space="720"/>
-          <w:titlePg/>
-          <w:docGrid w:linePitch="360"/>
-        </w:sectPr>
-      </w:pPr>
     </w:p>
     <w:p>
       <w:pPr>
@@ -2075,20 +2040,20 @@
     <w:p>
       <w:pPr>
         <w:sectPr>
-          <w:footerReference w:type="default" r:id="rId23"/>
-          <w:type w:val="continuous"/>
+          <w:footerReference w:type="default" r:id="rId24"/>
+          <w:footerReference w:type="first" r:id="rId25"/>
           <w:pgSz w:w="12240" w:h="15840"/>
           <w:pgMar w:top="1701" w:right="1701" w:bottom="1701" w:left="2268" w:header="720" w:footer="720" w:gutter="0"/>
           <w:cols w:space="720"/>
-          <w:titlePg/>
           <w:docGrid w:linePitch="360"/>
+          <w:pgNumType w:fmt="lowerRoman"/>
         </w:sectPr>
       </w:pPr>
     </w:p>
     <w:p>
       <w:bookmarkStart w:id="bm_lista_anexos" w:name="bm_lista_anexos"/>
       <w:pPr>
-        <w:spacing w:before="1140" w:after="480"/>
+        <w:spacing w:before="1140" w:after="480" w:line="360" w:lineRule="auto"/>
         <w:jc w:val="center"/>
       </w:pPr>
       <w:r>
@@ -2100,18 +2065,6 @@
         <w:t>LISTA DE ANEXOS</w:t>
       </w:r>
       <w:bookmarkEnd w:id="bm_lista_anexos"/>
-    </w:p>
-    <w:p>
-      <w:pPr>
-        <w:sectPr>
-          <w:footerReference w:type="default" r:id="rId24"/>
-          <w:pgSz w:w="12240" w:h="15840"/>
-          <w:pgMar w:top="1701" w:right="1701" w:bottom="1701" w:left="2268" w:header="720" w:footer="720" w:gutter="0"/>
-          <w:cols w:space="720"/>
-          <w:titlePg/>
-          <w:docGrid w:linePitch="360"/>
-        </w:sectPr>
-      </w:pPr>
     </w:p>
     <w:p>
       <w:pPr>
@@ -2175,319 +2128,299 @@
     <w:p>
       <w:pPr>
         <w:sectPr>
-          <w:footerReference w:type="default" r:id="rId25"/>
-          <w:type w:val="continuous"/>
+          <w:footerReference w:type="default" r:id="rId26"/>
+          <w:footerReference w:type="first" r:id="rId27"/>
+          <w:pgSz w:w="12240" w:h="15840"/>
+          <w:pgMar w:top="1701" w:right="1701" w:bottom="1701" w:left="2268" w:header="720" w:footer="720" w:gutter="0"/>
+          <w:cols w:space="720"/>
+          <w:docGrid w:linePitch="360"/>
+          <w:pgNumType w:fmt="lowerRoman"/>
+        </w:sectPr>
+      </w:pPr>
+    </w:p>
+    <w:p>
+      <w:pPr>
+        <w:spacing w:line="240" w:lineRule="auto" w:after="0"/>
+        <w:jc w:val="center"/>
+      </w:pPr>
+      <w:r>
+        <w:rPr>
+          <w:rFonts w:ascii="Times New Roman" w:hAnsi="Times New Roman"/>
+          <w:b/>
+          <w:sz w:val="24"/>
+        </w:rPr>
+        <w:t>REPÚBLICA BOLIVARIANA DE VENEZUELA</w:t>
+      </w:r>
+    </w:p>
+    <w:p>
+      <w:pPr>
+        <w:spacing w:line="240" w:lineRule="auto" w:after="0"/>
+        <w:jc w:val="center"/>
+      </w:pPr>
+      <w:r>
+        <w:rPr>
+          <w:rFonts w:ascii="Times New Roman" w:hAnsi="Times New Roman"/>
+          <w:b/>
+          <w:sz w:val="24"/>
+        </w:rPr>
+        <w:t>MINISTERIO DEL PODER POPULAR PARA LA EDUCACIÓN UNIVERSITARIA</w:t>
+      </w:r>
+    </w:p>
+    <w:p>
+      <w:pPr>
+        <w:spacing w:line="240" w:lineRule="auto" w:after="0"/>
+        <w:jc w:val="center"/>
+      </w:pPr>
+      <w:r>
+        <w:rPr>
+          <w:rFonts w:ascii="Times New Roman" w:hAnsi="Times New Roman"/>
+          <w:b/>
+          <w:sz w:val="24"/>
+        </w:rPr>
+        <w:t>INSTITUTO UNIVERSITARIO DE TECNOLOGÍA</w:t>
+      </w:r>
+    </w:p>
+    <w:p>
+      <w:pPr>
+        <w:spacing w:line="240" w:lineRule="auto" w:after="0"/>
+        <w:jc w:val="center"/>
+      </w:pPr>
+      <w:r>
+        <w:rPr>
+          <w:rFonts w:ascii="Times New Roman" w:hAnsi="Times New Roman"/>
+          <w:b/>
+          <w:sz w:val="24"/>
+        </w:rPr>
+        <w:t>"ELÍAS CALIXTO POMPA"</w:t>
+      </w:r>
+    </w:p>
+    <w:p>
+      <w:pPr>
+        <w:spacing w:line="240" w:lineRule="auto" w:after="0"/>
+        <w:jc w:val="center"/>
+      </w:pPr>
+      <w:r>
+        <w:rPr>
+          <w:rFonts w:ascii="Times New Roman" w:hAnsi="Times New Roman"/>
+          <w:b/>
+          <w:sz w:val="24"/>
+        </w:rPr>
+        <w:t>EL TIGRE, ESTADO ANZOÁTEGUI</w:t>
+      </w:r>
+    </w:p>
+    <w:p>
+      <w:pPr>
+        <w:spacing w:before="480" w:after="240" w:line="360" w:lineRule="auto"/>
+        <w:jc w:val="center"/>
+      </w:pPr>
+      <w:r>
+        <w:rPr>
+          <w:rFonts w:ascii="Times New Roman" w:hAnsi="Times New Roman"/>
+          <w:b/>
+          <w:sz w:val="24"/>
+        </w:rPr>
+        <w:t>PROPUESTA DE SIMPLIFICACIÓN ADMINISTRATIVA DE LA PROCURA EN LUBRICANTES Y EQUIPOS VARYNA, C.A.</w:t>
+      </w:r>
+    </w:p>
+    <w:p>
+      <w:pPr>
+        <w:spacing w:before="120" w:after="200" w:line="240" w:lineRule="auto"/>
+        <w:jc w:val="right"/>
+      </w:pPr>
+      <w:r>
+        <w:rPr>
+          <w:rFonts w:ascii="Times New Roman" w:hAnsi="Times New Roman"/>
+          <w:b/>
+          <w:sz w:val="24"/>
+        </w:rPr>
+        <w:t>Autor:</w:t>
+        <w:br/>
+      </w:r>
+      <w:r>
+        <w:rPr>
+          <w:rFonts w:ascii="Times New Roman" w:hAnsi="Times New Roman"/>
+          <w:b w:val="0"/>
+          <w:sz w:val="24"/>
+        </w:rPr>
+        <w:t>Guzmán, Keidy</w:t>
+        <w:br/>
+      </w:r>
+      <w:r>
+        <w:rPr>
+          <w:rFonts w:ascii="Times New Roman" w:hAnsi="Times New Roman"/>
+          <w:b w:val="0"/>
+          <w:sz w:val="24"/>
+        </w:rPr>
+        <w:t>C.I.: V-28.706.352</w:t>
+        <w:br/>
+      </w:r>
+      <w:r>
+        <w:rPr>
+          <w:rFonts w:ascii="Times New Roman" w:hAnsi="Times New Roman"/>
+          <w:b/>
+          <w:sz w:val="24"/>
+        </w:rPr>
+        <w:t>2026, agosto</w:t>
+      </w:r>
+    </w:p>
+    <w:p>
+      <w:bookmarkStart w:id="bm_resumen" w:name="bm_resumen"/>
+      <w:pPr>
+        <w:spacing w:before="0" w:after="160"/>
+        <w:jc w:val="center"/>
+      </w:pPr>
+      <w:r>
+        <w:rPr>
+          <w:rFonts w:ascii="Times New Roman" w:hAnsi="Times New Roman"/>
+          <w:b/>
+          <w:sz w:val="24"/>
+        </w:rPr>
+        <w:t>RESUMEN</w:t>
+      </w:r>
+      <w:bookmarkEnd w:id="bm_resumen"/>
+    </w:p>
+    <w:p>
+      <w:pPr>
+        <w:spacing w:line="240" w:lineRule="auto" w:after="0" w:before="0"/>
+        <w:ind w:firstLine="0"/>
+        <w:jc w:val="both"/>
+      </w:pPr>
+      <w:r>
+        <w:rPr>
+          <w:rFonts w:ascii="Times New Roman" w:hAnsi="Times New Roman"/>
+          <w:i w:val="0"/>
+          <w:sz w:val="24"/>
+        </w:rPr>
+        <w:t>El presente informe corresponde a las pasantías profesionales realizadas durante diez (10) semanas en el Departamento Administrativo de Lubricantes y Equipos Varyna, C.A., con participación directa en actividades relacionadas con la procura de materiales e insumos. Durante la práctica se observó que las requisiciones de compra no siempre siguen un canal único y formalizado desde su recepción hasta la emisión y seguimiento de la orden de compra. También se evidenció la ausencia de formatos uniformes para algunas solicitudes, dificultades para conocer oportunamente el estado de las cotizaciones y falta de criterios visibles que faciliten el seguimiento de las aprobaciones. Estas condiciones pueden producir demoras, pérdida de trazabilidad y mayor carga administrativa para el personal encargado. El objetivo general fue proponer la simplificación administrativa del proceso de procura en el departamento, con la finalidad de reducir pasos innecesarios, agilizar los tiempos de adquisición y fortalecer el control interno. Para ello se realizaron observaciones del flujo de compras, entrevistas al personal, revisión de expedientes históricos, análisis de tiempos y un diagrama de causa-efecto para organizar los factores asociados a los retrasos. Como resultado se formuló una propuesta compuesta por un flujo simplificado con responsables definidos, formatos estandarizados de solicitud de cotización y orden de compra, una matriz de autorización por monto y criterios de seguimiento mediante indicadores de gestión. Se concluye que la formalización de estas herramientas puede facilitar el control y reducir la dispersión del proceso. Se recomienda implementar la propuesta de manera gradual, socializarla con el personal involucrado y revisar periódicamente sus resultados para realizar los ajustes necesarios.</w:t>
+      </w:r>
+    </w:p>
+    <w:p>
+      <w:pPr>
+        <w:spacing w:line="240" w:lineRule="auto" w:before="160"/>
+        <w:ind w:firstLine="0"/>
+      </w:pPr>
+      <w:r>
+        <w:rPr>
+          <w:rFonts w:ascii="Times New Roman" w:hAnsi="Times New Roman"/>
+          <w:b/>
+          <w:sz w:val="24"/>
+        </w:rPr>
+        <w:t xml:space="preserve">Palabras claves: </w:t>
+      </w:r>
+      <w:r>
+        <w:rPr>
+          <w:rFonts w:ascii="Times New Roman" w:hAnsi="Times New Roman"/>
+          <w:sz w:val="24"/>
+        </w:rPr>
+        <w:t>procura, simplificación administrativa, control interno, requisiciones, pasantías</w:t>
+      </w:r>
+    </w:p>
+    <w:p>
+      <w:pPr>
+        <w:sectPr>
+          <w:footerReference w:type="default" r:id="rId28"/>
+          <w:footerReference w:type="first" r:id="rId29"/>
+          <w:pgSz w:w="12240" w:h="15840"/>
+          <w:pgMar w:top="1701" w:right="1701" w:bottom="1701" w:left="2268" w:header="720" w:footer="720" w:gutter="0"/>
+          <w:cols w:space="720"/>
+          <w:docGrid w:linePitch="360"/>
+          <w:pgNumType w:fmt="lowerRoman"/>
+        </w:sectPr>
+      </w:pPr>
+    </w:p>
+    <w:p>
+      <w:bookmarkStart w:id="bm_introduccion" w:name="bm_introduccion"/>
+      <w:pPr>
+        <w:spacing w:before="1140" w:after="480" w:line="360" w:lineRule="auto"/>
+        <w:jc w:val="center"/>
+      </w:pPr>
+      <w:r>
+        <w:rPr>
+          <w:rFonts w:ascii="Times New Roman" w:hAnsi="Times New Roman"/>
+          <w:b/>
+          <w:sz w:val="24"/>
+        </w:rPr>
+        <w:t>INTRODUCCIÓN</w:t>
+      </w:r>
+      <w:bookmarkEnd w:id="bm_introduccion"/>
+    </w:p>
+    <w:p>
+      <w:pPr>
+        <w:spacing w:line="360" w:lineRule="auto" w:after="0" w:before="0"/>
+        <w:ind w:firstLine="709"/>
+        <w:jc w:val="both"/>
+      </w:pPr>
+      <w:r>
+        <w:rPr>
+          <w:rFonts w:ascii="Times New Roman" w:hAnsi="Times New Roman"/>
+          <w:i w:val="0"/>
+          <w:sz w:val="24"/>
+        </w:rPr>
+        <w:t>Las pasantías profesionales permiten vincular los conocimientos adquiridos durante la formación en Administración con situaciones reales de funcionamiento organizacional. En el área administrativa, la procura representa un proceso de apoyo indispensable porque articula la recepción de requerimientos, búsqueda de cotizaciones, evaluación de alternativas, aprobación y adquisición de bienes o servicios necesarios para la continuidad de las operaciones.</w:t>
+      </w:r>
+    </w:p>
+    <w:p>
+      <w:pPr>
+        <w:spacing w:line="360" w:lineRule="auto" w:after="0" w:before="0"/>
+        <w:ind w:firstLine="709"/>
+        <w:jc w:val="both"/>
+      </w:pPr>
+      <w:r>
+        <w:rPr>
+          <w:rFonts w:ascii="Times New Roman" w:hAnsi="Times New Roman"/>
+          <w:i w:val="0"/>
+          <w:sz w:val="24"/>
+        </w:rPr>
+        <w:t>En Lubricantes y Equipos Varyna, C.A., las actividades de pasantía se desarrollaron en el Departamento Administrativo con énfasis en el área de procura. Durante la práctica se identificaron oportunidades de mejora relacionadas con la recepción de requisiciones, el seguimiento de cotizaciones, la estandarización de formatos y la definición del recorrido que debe seguir cada solicitud de compra. Estas condiciones justificaron la formulación de una propuesta de simplificación administrativa adaptada a la dinámica del departamento.</w:t>
+      </w:r>
+    </w:p>
+    <w:p>
+      <w:pPr>
+        <w:spacing w:line="360" w:lineRule="auto" w:after="0" w:before="0"/>
+        <w:ind w:firstLine="709"/>
+        <w:jc w:val="both"/>
+      </w:pPr>
+      <w:r>
+        <w:rPr>
+          <w:rFonts w:ascii="Times New Roman" w:hAnsi="Times New Roman"/>
+          <w:i w:val="0"/>
+          <w:sz w:val="24"/>
+        </w:rPr>
+        <w:t>El propósito del informe es presentar el diagnóstico realizado, los objetivos definidos, la planificación de las actividades y la propuesta formulada. Como soporte conceptual se abordan la procura, el proceso administrativo, el control interno y la simplificación de procedimientos, complementados con un marco legal general relacionado con la actividad económica y el orden de los registros mercantiles.</w:t>
+      </w:r>
+    </w:p>
+    <w:p>
+      <w:pPr>
+        <w:spacing w:line="360" w:lineRule="auto" w:after="0" w:before="0"/>
+        <w:ind w:firstLine="709"/>
+        <w:jc w:val="both"/>
+      </w:pPr>
+      <w:r>
+        <w:rPr>
+          <w:rFonts w:ascii="Times New Roman" w:hAnsi="Times New Roman"/>
+          <w:i w:val="0"/>
+          <w:sz w:val="24"/>
+        </w:rPr>
+        <w:t>El informe se organiza en cinco capítulos. El Capítulo I describe la realidad organizacional de Lubricantes y Equipos Varyna, C.A.; el Capítulo II presenta la situación problemática, los objetivos, la planificación integral y el cronograma; el Capítulo III desarrolla los fundamentos teóricos y legales; el Capítulo IV describe las actividades operativas y de análisis realizadas durante las diez semanas; y el Capítulo V contiene las conclusiones y recomendaciones derivadas de la experiencia de pasantía.</w:t>
+      </w:r>
+    </w:p>
+    <w:p>
+      <w:pPr>
+        <w:sectPr>
+          <w:footerReference w:type="default" r:id="rId30"/>
+          <w:footerReference w:type="first" r:id="rId31"/>
           <w:pgSz w:w="12240" w:h="15840"/>
           <w:pgMar w:top="1701" w:right="1701" w:bottom="1701" w:left="2268" w:header="720" w:footer="720" w:gutter="0"/>
           <w:cols w:space="720"/>
           <w:titlePg/>
           <w:docGrid w:linePitch="360"/>
+          <w:pgNumType w:start="1" w:fmt="decimal"/>
         </w:sectPr>
       </w:pPr>
     </w:p>
     <w:p>
       <w:pPr>
-        <w:spacing w:after="0"/>
-        <w:jc w:val="center"/>
-      </w:pPr>
-      <w:r>
-        <w:rPr>
-          <w:rFonts w:ascii="Times New Roman" w:hAnsi="Times New Roman"/>
-          <w:b/>
-          <w:sz w:val="24"/>
-        </w:rPr>
-        <w:t>REPÚBLICA BOLIVARIANA DE VENEZUELA</w:t>
-      </w:r>
-    </w:p>
-    <w:p>
-      <w:pPr>
-        <w:spacing w:after="0"/>
-        <w:jc w:val="center"/>
-      </w:pPr>
-      <w:r>
-        <w:rPr>
-          <w:rFonts w:ascii="Times New Roman" w:hAnsi="Times New Roman"/>
-          <w:b/>
-          <w:sz w:val="24"/>
-        </w:rPr>
-        <w:t>MINISTERIO DEL PODER POPULAR PARA LA EDUCACIÓN UNIVERSITARIA</w:t>
-      </w:r>
-    </w:p>
-    <w:p>
-      <w:pPr>
-        <w:spacing w:after="0"/>
-        <w:jc w:val="center"/>
-      </w:pPr>
-      <w:r>
-        <w:rPr>
-          <w:rFonts w:ascii="Times New Roman" w:hAnsi="Times New Roman"/>
-          <w:b/>
-          <w:sz w:val="24"/>
-        </w:rPr>
-        <w:t>INSTITUTO UNIVERSITARIO DE TECNOLOGÍA</w:t>
-      </w:r>
-    </w:p>
-    <w:p>
-      <w:pPr>
-        <w:spacing w:after="0"/>
-        <w:jc w:val="center"/>
-      </w:pPr>
-      <w:r>
-        <w:rPr>
-          <w:rFonts w:ascii="Times New Roman" w:hAnsi="Times New Roman"/>
-          <w:b/>
-          <w:sz w:val="24"/>
-        </w:rPr>
-        <w:t>"ELÍAS CALIXTO POMPA"</w:t>
-      </w:r>
-    </w:p>
-    <w:p>
-      <w:pPr>
-        <w:spacing w:after="0"/>
-        <w:jc w:val="center"/>
-      </w:pPr>
-      <w:r>
-        <w:rPr>
-          <w:rFonts w:ascii="Times New Roman" w:hAnsi="Times New Roman"/>
-          <w:b/>
-          <w:sz w:val="24"/>
-        </w:rPr>
-        <w:t>EL TIGRE, ESTADO ANZOÁTEGUI</w:t>
-      </w:r>
-    </w:p>
-    <w:p>
-      <w:pPr>
-        <w:spacing w:after="360"/>
-      </w:pPr>
-    </w:p>
-    <w:p>
-      <w:pPr>
-        <w:spacing w:after="480"/>
-        <w:jc w:val="center"/>
-      </w:pPr>
-      <w:r>
-        <w:rPr>
-          <w:rFonts w:ascii="Times New Roman" w:hAnsi="Times New Roman"/>
-          <w:b/>
-          <w:sz w:val="24"/>
-        </w:rPr>
-        <w:t>PROPUESTA DE SIMPLIFICACIÓN ADMINISTRATIVA DE LA PROCURA EN LUBRICANTES Y EQUIPOS VARYNA, C.A.</w:t>
-      </w:r>
-    </w:p>
-    <w:p>
-      <w:pPr>
-        <w:spacing w:after="480"/>
-        <w:ind w:left="0"/>
-        <w:jc w:val="right"/>
-      </w:pPr>
-      <w:r>
-        <w:rPr>
-          <w:rFonts w:ascii="Times New Roman" w:hAnsi="Times New Roman"/>
-          <w:b/>
-          <w:sz w:val="24"/>
-        </w:rPr>
-        <w:t>Autor:</w:t>
-        <w:br/>
-      </w:r>
-      <w:r>
-        <w:rPr>
-          <w:rFonts w:ascii="Times New Roman" w:hAnsi="Times New Roman"/>
-          <w:sz w:val="24"/>
-        </w:rPr>
-        <w:t>Guzmán, Keidy</w:t>
-        <w:br/>
-      </w:r>
-      <w:r>
-        <w:rPr>
-          <w:rFonts w:ascii="Times New Roman" w:hAnsi="Times New Roman"/>
-          <w:sz w:val="24"/>
-        </w:rPr>
-        <w:t>C.I.: 28.706.352</w:t>
-        <w:br/>
-      </w:r>
-      <w:r>
-        <w:rPr>
-          <w:rFonts w:ascii="Times New Roman" w:hAnsi="Times New Roman"/>
-          <w:sz w:val="24"/>
-        </w:rPr>
-        <w:t>agosto de 2026</w:t>
-      </w:r>
-    </w:p>
-    <w:p>
-      <w:bookmarkStart w:id="bm_resumen" w:name="bm_resumen"/>
-      <w:pPr>
-        <w:spacing w:before="480" w:after="480"/>
-        <w:jc w:val="center"/>
-      </w:pPr>
-      <w:r>
-        <w:rPr>
-          <w:rFonts w:ascii="Times New Roman" w:hAnsi="Times New Roman"/>
-          <w:b/>
-          <w:sz w:val="24"/>
-        </w:rPr>
-        <w:t>RESUMEN</w:t>
-      </w:r>
-      <w:bookmarkEnd w:id="bm_resumen"/>
-    </w:p>
-    <w:p>
-      <w:pPr>
-        <w:sectPr>
-          <w:footerReference w:type="default" r:id="rId26"/>
-          <w:pgSz w:w="12240" w:h="15840"/>
-          <w:pgMar w:top="1701" w:right="1701" w:bottom="1701" w:left="2268" w:header="720" w:footer="720" w:gutter="0"/>
-          <w:cols w:space="720"/>
-          <w:titlePg/>
-          <w:docGrid w:linePitch="360"/>
-        </w:sectPr>
-      </w:pPr>
-    </w:p>
-    <w:p>
-      <w:pPr>
-        <w:spacing w:line="360" w:lineRule="auto" w:after="0" w:before="0"/>
-        <w:ind w:firstLine="709"/>
-        <w:jc w:val="both"/>
-      </w:pPr>
-      <w:r>
-        <w:rPr>
-          <w:rFonts w:ascii="Times New Roman" w:hAnsi="Times New Roman"/>
-          <w:i w:val="0"/>
-          <w:sz w:val="24"/>
-        </w:rPr>
-        <w:t>El presente informe corresponde a las pasantías profesionales realizadas durante diez (10) semanas en el Departamento Administrativo de Lubricantes y Equipos Varyna, C.A., con participación directa en actividades relacionadas con la procura de materiales e insumos. Durante la práctica se observó que las requisiciones de compra no siempre siguen un canal único y formalizado desde su recepción hasta la emisión y seguimiento de la orden de compra. También se evidenció la ausencia de formatos uniformes para algunas solicitudes, dificultades para conocer oportunamente el estado de las cotizaciones y falta de criterios visibles que faciliten el seguimiento de las aprobaciones. Estas condiciones pueden producir demoras, pérdida de trazabilidad y mayor carga administrativa para el personal encargado. El objetivo general fue proponer la simplificación administrativa del proceso de procura en el departamento, con la finalidad de reducir pasos innecesarios, agilizar los tiempos de adquisición y fortalecer el control interno. Para ello se realizaron observaciones del flujo de compras, entrevistas al personal, revisión de expedientes históricos, análisis de tiempos y un diagrama de causa-efecto para organizar los factores asociados a los retrasos. Como resultado se formuló una propuesta compuesta por un flujo simplificado con responsables definidos, formatos estandarizados de solicitud de cotización y orden de compra, una matriz de autorización por monto y criterios de seguimiento mediante indicadores de gestión. Se concluye que la formalización de estas herramientas puede facilitar el control y reducir la dispersión del proceso. Se recomienda implementar la propuesta de manera gradual, socializarla con el personal involucrado y revisar periódicamente sus resultados para realizar los ajustes necesarios.</w:t>
-      </w:r>
-    </w:p>
-    <w:p/>
-    <w:p>
-      <w:pPr>
-        <w:ind w:firstLine="709"/>
-      </w:pPr>
-      <w:r>
-        <w:rPr>
-          <w:b/>
-        </w:rPr>
-        <w:t xml:space="preserve">Palabras claves: </w:t>
-      </w:r>
-      <w:r>
-        <w:t>procura, simplificación administrativa, control interno, requisiciones, pasantías</w:t>
-      </w:r>
-    </w:p>
-    <w:p>
-      <w:pPr>
-        <w:sectPr>
-          <w:footerReference w:type="default" r:id="rId27"/>
-          <w:type w:val="continuous"/>
-          <w:pgSz w:w="12240" w:h="15840"/>
-          <w:pgMar w:top="1701" w:right="1701" w:bottom="1701" w:left="2268" w:header="720" w:footer="720" w:gutter="0"/>
-          <w:cols w:space="720"/>
-          <w:titlePg/>
-          <w:docGrid w:linePitch="360"/>
-        </w:sectPr>
-      </w:pPr>
-    </w:p>
-    <w:p>
-      <w:bookmarkStart w:id="bm_introduccion" w:name="bm_introduccion"/>
-      <w:pPr>
-        <w:spacing w:before="1140" w:after="480"/>
-        <w:jc w:val="center"/>
-      </w:pPr>
-      <w:r>
-        <w:rPr>
-          <w:rFonts w:ascii="Times New Roman" w:hAnsi="Times New Roman"/>
-          <w:b/>
-          <w:sz w:val="24"/>
-        </w:rPr>
-        <w:t>INTRODUCCIÓN</w:t>
-      </w:r>
-      <w:bookmarkEnd w:id="bm_introduccion"/>
-    </w:p>
-    <w:p>
-      <w:pPr>
-        <w:sectPr>
-          <w:footerReference w:type="default" r:id="rId28"/>
-          <w:pgSz w:w="12240" w:h="15840"/>
-          <w:pgMar w:top="1701" w:right="1701" w:bottom="1701" w:left="2268" w:header="720" w:footer="720" w:gutter="0"/>
-          <w:cols w:space="720"/>
-          <w:titlePg/>
-          <w:docGrid w:linePitch="360"/>
-        </w:sectPr>
-      </w:pPr>
-    </w:p>
-    <w:p>
-      <w:pPr>
-        <w:spacing w:line="360" w:lineRule="auto" w:after="0" w:before="0"/>
-        <w:ind w:firstLine="709"/>
-        <w:jc w:val="both"/>
-      </w:pPr>
-      <w:r>
-        <w:rPr>
-          <w:rFonts w:ascii="Times New Roman" w:hAnsi="Times New Roman"/>
-          <w:i w:val="0"/>
-          <w:sz w:val="24"/>
-        </w:rPr>
-        <w:t>Las pasantías profesionales permiten vincular los conocimientos adquiridos durante la formación en Administración con situaciones reales de funcionamiento organizacional. En el área administrativa, la procura representa un proceso de apoyo indispensable porque articula la recepción de requerimientos, búsqueda de cotizaciones, evaluación de alternativas, aprobación y adquisición de bienes o servicios necesarios para la continuidad de las operaciones.</w:t>
-      </w:r>
-    </w:p>
-    <w:p>
-      <w:pPr>
-        <w:spacing w:line="360" w:lineRule="auto" w:after="0" w:before="0"/>
-        <w:ind w:firstLine="709"/>
-        <w:jc w:val="both"/>
-      </w:pPr>
-      <w:r>
-        <w:rPr>
-          <w:rFonts w:ascii="Times New Roman" w:hAnsi="Times New Roman"/>
-          <w:i w:val="0"/>
-          <w:sz w:val="24"/>
-        </w:rPr>
-        <w:t>En Lubricantes y Equipos Varyna, C.A., las actividades de pasantía se desarrollaron en el Departamento Administrativo con énfasis en el área de procura. Durante la práctica se identificaron oportunidades de mejora relacionadas con la recepción de requisiciones, el seguimiento de cotizaciones, la estandarización de formatos y la definición del recorrido que debe seguir cada solicitud de compra. Estas condiciones justificaron la formulación de una propuesta de simplificación administrativa adaptada a la dinámica del departamento.</w:t>
-      </w:r>
-    </w:p>
-    <w:p>
-      <w:pPr>
-        <w:spacing w:line="360" w:lineRule="auto" w:after="0" w:before="0"/>
-        <w:ind w:firstLine="709"/>
-        <w:jc w:val="both"/>
-      </w:pPr>
-      <w:r>
-        <w:rPr>
-          <w:rFonts w:ascii="Times New Roman" w:hAnsi="Times New Roman"/>
-          <w:i w:val="0"/>
-          <w:sz w:val="24"/>
-        </w:rPr>
-        <w:t>El propósito del informe es presentar el diagnóstico realizado, los objetivos definidos, la planificación de las actividades y la propuesta formulada. Como soporte conceptual se abordan la procura, el proceso administrativo, el control interno y la simplificación de procedimientos, complementados con un marco legal general relacionado con la actividad económica y el orden de los registros mercantiles.</w:t>
-      </w:r>
-    </w:p>
-    <w:p>
-      <w:pPr>
-        <w:spacing w:line="360" w:lineRule="auto" w:after="0" w:before="0"/>
-        <w:ind w:firstLine="709"/>
-        <w:jc w:val="both"/>
-      </w:pPr>
-      <w:r>
-        <w:rPr>
-          <w:rFonts w:ascii="Times New Roman" w:hAnsi="Times New Roman"/>
-          <w:i w:val="0"/>
-          <w:sz w:val="24"/>
-        </w:rPr>
-        <w:t>El informe se organiza en cinco capítulos. El Capítulo I describe la realidad organizacional de Lubricantes y Equipos Varyna, C.A.; el Capítulo II presenta la situación problemática, los objetivos, la planificación integral y el cronograma; el Capítulo III desarrolla los fundamentos teóricos y legales; el Capítulo IV describe las actividades operativas y de análisis realizadas durante las diez semanas; y el Capítulo V contiene las conclusiones y recomendaciones derivadas de la experiencia de pasantía.</w:t>
-      </w:r>
-    </w:p>
-    <w:p>
-      <w:pPr>
-        <w:sectPr>
-          <w:footerReference w:type="default" r:id="rId29"/>
-          <w:type w:val="continuous"/>
-          <w:pgSz w:w="12240" w:h="15840"/>
-          <w:pgMar w:top="1701" w:right="1701" w:bottom="1701" w:left="2268" w:header="720" w:footer="720" w:gutter="0"/>
-          <w:cols w:space="720"/>
-          <w:titlePg/>
-          <w:docGrid w:linePitch="360"/>
-        </w:sectPr>
-      </w:pPr>
-    </w:p>
-    <w:p>
-      <w:pPr>
-        <w:spacing w:before="1140" w:after="480"/>
+        <w:spacing w:before="1140" w:after="480" w:line="360" w:lineRule="auto"/>
         <w:jc w:val="center"/>
       </w:pPr>
       <w:r>
@@ -2502,7 +2435,7 @@
     <w:p>
       <w:bookmarkStart w:id="bm_cap1" w:name="bm_cap1"/>
       <w:pPr>
-        <w:spacing w:before="480"/>
+        <w:spacing w:before="0" w:after="480" w:line="360" w:lineRule="auto"/>
         <w:jc w:val="center"/>
       </w:pPr>
       <w:r>
@@ -2514,18 +2447,6 @@
         <w:t>REALIDAD ORGANIZACIONAL</w:t>
       </w:r>
       <w:bookmarkEnd w:id="bm_cap1"/>
-    </w:p>
-    <w:p>
-      <w:pPr>
-        <w:sectPr>
-          <w:footerReference w:type="default" r:id="rId30"/>
-          <w:pgSz w:w="12240" w:h="15840"/>
-          <w:pgMar w:top="1701" w:right="1701" w:bottom="1701" w:left="2268" w:header="720" w:footer="720" w:gutter="0"/>
-          <w:cols w:space="720"/>
-          <w:titlePg/>
-          <w:docGrid w:linePitch="360"/>
-        </w:sectPr>
-      </w:pPr>
     </w:p>
     <w:p>
       <w:bookmarkStart w:id="bm_cap1_ident" w:name="bm_cap1_ident"/>
@@ -3045,7 +2966,7 @@
         <w:rPr>
           <w:rFonts w:ascii="Times New Roman" w:hAnsi="Times New Roman"/>
           <w:i/>
-          <w:sz w:val="24"/>
+          <w:sz w:val="20"/>
         </w:rPr>
         <w:t xml:space="preserve">Gráfico 1. </w:t>
       </w:r>
@@ -3053,7 +2974,7 @@
         <w:rPr>
           <w:rFonts w:ascii="Times New Roman" w:hAnsi="Times New Roman"/>
           <w:b/>
-          <w:sz w:val="24"/>
+          <w:sz w:val="20"/>
         </w:rPr>
         <w:t>Representación cartográfica y ubicación espacial de la empresa.</w:t>
       </w:r>
@@ -3110,7 +3031,7 @@
               <w:rPr>
                 <w:rFonts w:ascii="Times New Roman" w:hAnsi="Times New Roman"/>
                 <w:b/>
-                <w:sz w:val="16"/>
+                <w:sz w:val="20"/>
               </w:rPr>
               <w:t>Departamento / Área</w:t>
             </w:r>
@@ -3130,7 +3051,7 @@
               <w:rPr>
                 <w:rFonts w:ascii="Times New Roman" w:hAnsi="Times New Roman"/>
                 <w:b/>
-                <w:sz w:val="16"/>
+                <w:sz w:val="20"/>
               </w:rPr>
               <w:t>Cargo</w:t>
             </w:r>
@@ -3150,7 +3071,7 @@
               <w:rPr>
                 <w:rFonts w:ascii="Times New Roman" w:hAnsi="Times New Roman"/>
                 <w:b/>
-                <w:sz w:val="16"/>
+                <w:sz w:val="20"/>
               </w:rPr>
               <w:t>Femenino</w:t>
             </w:r>
@@ -3170,7 +3091,7 @@
               <w:rPr>
                 <w:rFonts w:ascii="Times New Roman" w:hAnsi="Times New Roman"/>
                 <w:b/>
-                <w:sz w:val="16"/>
+                <w:sz w:val="20"/>
               </w:rPr>
               <w:t>Masculino</w:t>
             </w:r>
@@ -3190,7 +3111,7 @@
               <w:rPr>
                 <w:rFonts w:ascii="Times New Roman" w:hAnsi="Times New Roman"/>
                 <w:b/>
-                <w:sz w:val="16"/>
+                <w:sz w:val="20"/>
               </w:rPr>
               <w:t>Total</w:t>
             </w:r>
@@ -3210,7 +3131,7 @@
             <w:r>
               <w:rPr>
                 <w:rFonts w:ascii="Times New Roman" w:hAnsi="Times New Roman"/>
-                <w:sz w:val="16"/>
+                <w:sz w:val="20"/>
               </w:rPr>
               <w:t>Alta Dirección</w:t>
             </w:r>
@@ -3228,7 +3149,7 @@
             <w:r>
               <w:rPr>
                 <w:rFonts w:ascii="Times New Roman" w:hAnsi="Times New Roman"/>
-                <w:sz w:val="16"/>
+                <w:sz w:val="20"/>
               </w:rPr>
               <w:t>Gerente General</w:t>
             </w:r>
@@ -3246,7 +3167,7 @@
             <w:r>
               <w:rPr>
                 <w:rFonts w:ascii="Times New Roman" w:hAnsi="Times New Roman"/>
-                <w:sz w:val="16"/>
+                <w:sz w:val="20"/>
               </w:rPr>
               <w:t>0</w:t>
             </w:r>
@@ -3264,7 +3185,7 @@
             <w:r>
               <w:rPr>
                 <w:rFonts w:ascii="Times New Roman" w:hAnsi="Times New Roman"/>
-                <w:sz w:val="16"/>
+                <w:sz w:val="20"/>
               </w:rPr>
               <w:t>1</w:t>
             </w:r>
@@ -3282,7 +3203,7 @@
             <w:r>
               <w:rPr>
                 <w:rFonts w:ascii="Times New Roman" w:hAnsi="Times New Roman"/>
-                <w:sz w:val="16"/>
+                <w:sz w:val="20"/>
               </w:rPr>
               <w:t>1</w:t>
             </w:r>
@@ -3302,7 +3223,7 @@
             <w:r>
               <w:rPr>
                 <w:rFonts w:ascii="Times New Roman" w:hAnsi="Times New Roman"/>
-                <w:sz w:val="16"/>
+                <w:sz w:val="20"/>
               </w:rPr>
               <w:t>Dirección Operativa</w:t>
             </w:r>
@@ -3320,7 +3241,7 @@
             <w:r>
               <w:rPr>
                 <w:rFonts w:ascii="Times New Roman" w:hAnsi="Times New Roman"/>
-                <w:sz w:val="16"/>
+                <w:sz w:val="20"/>
               </w:rPr>
               <w:t>Gerente de Operaciones</w:t>
             </w:r>
@@ -3338,7 +3259,7 @@
             <w:r>
               <w:rPr>
                 <w:rFonts w:ascii="Times New Roman" w:hAnsi="Times New Roman"/>
-                <w:sz w:val="16"/>
+                <w:sz w:val="20"/>
               </w:rPr>
               <w:t>0</w:t>
             </w:r>
@@ -3356,7 +3277,7 @@
             <w:r>
               <w:rPr>
                 <w:rFonts w:ascii="Times New Roman" w:hAnsi="Times New Roman"/>
-                <w:sz w:val="16"/>
+                <w:sz w:val="20"/>
               </w:rPr>
               <w:t>1</w:t>
             </w:r>
@@ -3374,7 +3295,7 @@
             <w:r>
               <w:rPr>
                 <w:rFonts w:ascii="Times New Roman" w:hAnsi="Times New Roman"/>
-                <w:sz w:val="16"/>
+                <w:sz w:val="20"/>
               </w:rPr>
               <w:t>1</w:t>
             </w:r>
@@ -3394,7 +3315,7 @@
             <w:r>
               <w:rPr>
                 <w:rFonts w:ascii="Times New Roman" w:hAnsi="Times New Roman"/>
-                <w:sz w:val="16"/>
+                <w:sz w:val="20"/>
               </w:rPr>
               <w:t>Control y Avance</w:t>
             </w:r>
@@ -3412,7 +3333,7 @@
             <w:r>
               <w:rPr>
                 <w:rFonts w:ascii="Times New Roman" w:hAnsi="Times New Roman"/>
-                <w:sz w:val="16"/>
+                <w:sz w:val="20"/>
               </w:rPr>
               <w:t>Gerente / Operaciones Morichal</w:t>
             </w:r>
@@ -3430,7 +3351,7 @@
             <w:r>
               <w:rPr>
                 <w:rFonts w:ascii="Times New Roman" w:hAnsi="Times New Roman"/>
-                <w:sz w:val="16"/>
+                <w:sz w:val="20"/>
               </w:rPr>
               <w:t>1</w:t>
             </w:r>
@@ -3448,7 +3369,7 @@
             <w:r>
               <w:rPr>
                 <w:rFonts w:ascii="Times New Roman" w:hAnsi="Times New Roman"/>
-                <w:sz w:val="16"/>
+                <w:sz w:val="20"/>
               </w:rPr>
               <w:t>1</w:t>
             </w:r>
@@ -3466,7 +3387,7 @@
             <w:r>
               <w:rPr>
                 <w:rFonts w:ascii="Times New Roman" w:hAnsi="Times New Roman"/>
-                <w:sz w:val="16"/>
+                <w:sz w:val="20"/>
               </w:rPr>
               <w:t>2</w:t>
             </w:r>
@@ -3486,7 +3407,7 @@
             <w:r>
               <w:rPr>
                 <w:rFonts w:ascii="Times New Roman" w:hAnsi="Times New Roman"/>
-                <w:sz w:val="16"/>
+                <w:sz w:val="20"/>
               </w:rPr>
               <w:t>Administración (Área de Pasantía)</w:t>
             </w:r>
@@ -3504,7 +3425,7 @@
             <w:r>
               <w:rPr>
                 <w:rFonts w:ascii="Times New Roman" w:hAnsi="Times New Roman"/>
-                <w:sz w:val="16"/>
+                <w:sz w:val="20"/>
               </w:rPr>
               <w:t>Administración / Asistentes Administrativos</w:t>
             </w:r>
@@ -3522,7 +3443,7 @@
             <w:r>
               <w:rPr>
                 <w:rFonts w:ascii="Times New Roman" w:hAnsi="Times New Roman"/>
-                <w:sz w:val="16"/>
+                <w:sz w:val="20"/>
               </w:rPr>
               <w:t>2</w:t>
             </w:r>
@@ -3540,7 +3461,7 @@
             <w:r>
               <w:rPr>
                 <w:rFonts w:ascii="Times New Roman" w:hAnsi="Times New Roman"/>
-                <w:sz w:val="16"/>
+                <w:sz w:val="20"/>
               </w:rPr>
               <w:t>1</w:t>
             </w:r>
@@ -3558,7 +3479,7 @@
             <w:r>
               <w:rPr>
                 <w:rFonts w:ascii="Times New Roman" w:hAnsi="Times New Roman"/>
-                <w:sz w:val="16"/>
+                <w:sz w:val="20"/>
               </w:rPr>
               <w:t>3</w:t>
             </w:r>
@@ -3578,7 +3499,7 @@
             <w:r>
               <w:rPr>
                 <w:rFonts w:ascii="Times New Roman" w:hAnsi="Times New Roman"/>
-                <w:sz w:val="16"/>
+                <w:sz w:val="20"/>
               </w:rPr>
             </w:r>
           </w:p>
@@ -3595,7 +3516,7 @@
             <w:r>
               <w:rPr>
                 <w:rFonts w:ascii="Times New Roman" w:hAnsi="Times New Roman"/>
-                <w:sz w:val="16"/>
+                <w:sz w:val="20"/>
               </w:rPr>
               <w:t>Control de Avance, Logística y Compras (Procura)</w:t>
             </w:r>
@@ -3613,7 +3534,7 @@
             <w:r>
               <w:rPr>
                 <w:rFonts w:ascii="Times New Roman" w:hAnsi="Times New Roman"/>
-                <w:sz w:val="16"/>
+                <w:sz w:val="20"/>
               </w:rPr>
               <w:t>1</w:t>
             </w:r>
@@ -3631,7 +3552,7 @@
             <w:r>
               <w:rPr>
                 <w:rFonts w:ascii="Times New Roman" w:hAnsi="Times New Roman"/>
-                <w:sz w:val="16"/>
+                <w:sz w:val="20"/>
               </w:rPr>
               <w:t>1</w:t>
             </w:r>
@@ -3649,7 +3570,7 @@
             <w:r>
               <w:rPr>
                 <w:rFonts w:ascii="Times New Roman" w:hAnsi="Times New Roman"/>
-                <w:sz w:val="16"/>
+                <w:sz w:val="20"/>
               </w:rPr>
               <w:t>2</w:t>
             </w:r>
@@ -3669,7 +3590,7 @@
             <w:r>
               <w:rPr>
                 <w:rFonts w:ascii="Times New Roman" w:hAnsi="Times New Roman"/>
-                <w:sz w:val="16"/>
+                <w:sz w:val="20"/>
               </w:rPr>
             </w:r>
           </w:p>
@@ -3686,7 +3607,7 @@
             <w:r>
               <w:rPr>
                 <w:rFonts w:ascii="Times New Roman" w:hAnsi="Times New Roman"/>
-                <w:sz w:val="16"/>
+                <w:sz w:val="20"/>
               </w:rPr>
               <w:t>Operarios, Sup. Patio, Mantenimiento y Logística</w:t>
             </w:r>
@@ -3704,7 +3625,7 @@
             <w:r>
               <w:rPr>
                 <w:rFonts w:ascii="Times New Roman" w:hAnsi="Times New Roman"/>
-                <w:sz w:val="16"/>
+                <w:sz w:val="20"/>
               </w:rPr>
               <w:t>0</w:t>
             </w:r>
@@ -3722,7 +3643,7 @@
             <w:r>
               <w:rPr>
                 <w:rFonts w:ascii="Times New Roman" w:hAnsi="Times New Roman"/>
-                <w:sz w:val="16"/>
+                <w:sz w:val="20"/>
               </w:rPr>
               <w:t>2</w:t>
             </w:r>
@@ -3740,7 +3661,7 @@
             <w:r>
               <w:rPr>
                 <w:rFonts w:ascii="Times New Roman" w:hAnsi="Times New Roman"/>
-                <w:sz w:val="16"/>
+                <w:sz w:val="20"/>
               </w:rPr>
               <w:t>2</w:t>
             </w:r>
@@ -3760,7 +3681,7 @@
             <w:r>
               <w:rPr>
                 <w:rFonts w:ascii="Times New Roman" w:hAnsi="Times New Roman"/>
-                <w:sz w:val="16"/>
+                <w:sz w:val="20"/>
               </w:rPr>
               <w:t>Contratación y Adm. Contratos</w:t>
             </w:r>
@@ -3778,7 +3699,7 @@
             <w:r>
               <w:rPr>
                 <w:rFonts w:ascii="Times New Roman" w:hAnsi="Times New Roman"/>
-                <w:sz w:val="16"/>
+                <w:sz w:val="20"/>
               </w:rPr>
               <w:t>Gerente / Estimadores, Administradores, Planificadores</w:t>
             </w:r>
@@ -3796,7 +3717,7 @@
             <w:r>
               <w:rPr>
                 <w:rFonts w:ascii="Times New Roman" w:hAnsi="Times New Roman"/>
-                <w:sz w:val="16"/>
+                <w:sz w:val="20"/>
               </w:rPr>
               <w:t>2</w:t>
             </w:r>
@@ -3814,7 +3735,7 @@
             <w:r>
               <w:rPr>
                 <w:rFonts w:ascii="Times New Roman" w:hAnsi="Times New Roman"/>
-                <w:sz w:val="16"/>
+                <w:sz w:val="20"/>
               </w:rPr>
               <w:t>1</w:t>
             </w:r>
@@ -3832,7 +3753,7 @@
             <w:r>
               <w:rPr>
                 <w:rFonts w:ascii="Times New Roman" w:hAnsi="Times New Roman"/>
-                <w:sz w:val="16"/>
+                <w:sz w:val="20"/>
               </w:rPr>
               <w:t>3</w:t>
             </w:r>
@@ -3852,7 +3773,7 @@
             <w:r>
               <w:rPr>
                 <w:rFonts w:ascii="Times New Roman" w:hAnsi="Times New Roman"/>
-                <w:sz w:val="16"/>
+                <w:sz w:val="20"/>
               </w:rPr>
               <w:t>Recursos Humanos</w:t>
             </w:r>
@@ -3870,7 +3791,7 @@
             <w:r>
               <w:rPr>
                 <w:rFonts w:ascii="Times New Roman" w:hAnsi="Times New Roman"/>
-                <w:sz w:val="16"/>
+                <w:sz w:val="20"/>
               </w:rPr>
               <w:t>Gerente de RRHH-Laborales / Asistentes</w:t>
             </w:r>
@@ -3888,7 +3809,7 @@
             <w:r>
               <w:rPr>
                 <w:rFonts w:ascii="Times New Roman" w:hAnsi="Times New Roman"/>
-                <w:sz w:val="16"/>
+                <w:sz w:val="20"/>
               </w:rPr>
               <w:t>2</w:t>
             </w:r>
@@ -3906,7 +3827,7 @@
             <w:r>
               <w:rPr>
                 <w:rFonts w:ascii="Times New Roman" w:hAnsi="Times New Roman"/>
-                <w:sz w:val="16"/>
+                <w:sz w:val="20"/>
               </w:rPr>
               <w:t>1</w:t>
             </w:r>
@@ -3924,7 +3845,7 @@
             <w:r>
               <w:rPr>
                 <w:rFonts w:ascii="Times New Roman" w:hAnsi="Times New Roman"/>
-                <w:sz w:val="16"/>
+                <w:sz w:val="20"/>
               </w:rPr>
               <w:t>3</w:t>
             </w:r>
@@ -3944,7 +3865,7 @@
             <w:r>
               <w:rPr>
                 <w:rFonts w:ascii="Times New Roman" w:hAnsi="Times New Roman"/>
-                <w:sz w:val="16"/>
+                <w:sz w:val="20"/>
               </w:rPr>
               <w:t>Proyectos y Producción</w:t>
             </w:r>
@@ -3962,7 +3883,7 @@
             <w:r>
               <w:rPr>
                 <w:rFonts w:ascii="Times New Roman" w:hAnsi="Times New Roman"/>
-                <w:sz w:val="16"/>
+                <w:sz w:val="20"/>
               </w:rPr>
               <w:t>Gerentes de Proyecto, Optimización y Servicios</w:t>
             </w:r>
@@ -3980,7 +3901,7 @@
             <w:r>
               <w:rPr>
                 <w:rFonts w:ascii="Times New Roman" w:hAnsi="Times New Roman"/>
-                <w:sz w:val="16"/>
+                <w:sz w:val="20"/>
               </w:rPr>
               <w:t>1</w:t>
             </w:r>
@@ -3998,7 +3919,7 @@
             <w:r>
               <w:rPr>
                 <w:rFonts w:ascii="Times New Roman" w:hAnsi="Times New Roman"/>
-                <w:sz w:val="16"/>
+                <w:sz w:val="20"/>
               </w:rPr>
               <w:t>2</w:t>
             </w:r>
@@ -4016,7 +3937,7 @@
             <w:r>
               <w:rPr>
                 <w:rFonts w:ascii="Times New Roman" w:hAnsi="Times New Roman"/>
-                <w:sz w:val="16"/>
+                <w:sz w:val="20"/>
               </w:rPr>
               <w:t>3</w:t>
             </w:r>
@@ -4036,7 +3957,7 @@
             <w:r>
               <w:rPr>
                 <w:rFonts w:ascii="Times New Roman" w:hAnsi="Times New Roman"/>
-                <w:sz w:val="16"/>
+                <w:sz w:val="20"/>
               </w:rPr>
             </w:r>
           </w:p>
@@ -4053,7 +3974,7 @@
             <w:r>
               <w:rPr>
                 <w:rFonts w:ascii="Times New Roman" w:hAnsi="Times New Roman"/>
-                <w:sz w:val="16"/>
+                <w:sz w:val="20"/>
               </w:rPr>
               <w:t>Gerente Metalmecánico</w:t>
             </w:r>
@@ -4071,7 +3992,7 @@
             <w:r>
               <w:rPr>
                 <w:rFonts w:ascii="Times New Roman" w:hAnsi="Times New Roman"/>
-                <w:sz w:val="16"/>
+                <w:sz w:val="20"/>
               </w:rPr>
               <w:t>0</w:t>
             </w:r>
@@ -4089,7 +4010,7 @@
             <w:r>
               <w:rPr>
                 <w:rFonts w:ascii="Times New Roman" w:hAnsi="Times New Roman"/>
-                <w:sz w:val="16"/>
+                <w:sz w:val="20"/>
               </w:rPr>
               <w:t>1</w:t>
             </w:r>
@@ -4107,7 +4028,7 @@
             <w:r>
               <w:rPr>
                 <w:rFonts w:ascii="Times New Roman" w:hAnsi="Times New Roman"/>
-                <w:sz w:val="16"/>
+                <w:sz w:val="20"/>
               </w:rPr>
               <w:t>1</w:t>
             </w:r>
@@ -4127,7 +4048,7 @@
             <w:r>
               <w:rPr>
                 <w:rFonts w:ascii="Times New Roman" w:hAnsi="Times New Roman"/>
-                <w:sz w:val="16"/>
+                <w:sz w:val="20"/>
               </w:rPr>
               <w:t>Ingeniería y Campo</w:t>
             </w:r>
@@ -4145,7 +4066,7 @@
             <w:r>
               <w:rPr>
                 <w:rFonts w:ascii="Times New Roman" w:hAnsi="Times New Roman"/>
-                <w:sz w:val="16"/>
+                <w:sz w:val="20"/>
               </w:rPr>
               <w:t>Ingenieros Residentes / Coordinadores (SIHO-A, Calidad)</w:t>
             </w:r>
@@ -4163,7 +4084,7 @@
             <w:r>
               <w:rPr>
                 <w:rFonts w:ascii="Times New Roman" w:hAnsi="Times New Roman"/>
-                <w:sz w:val="16"/>
+                <w:sz w:val="20"/>
               </w:rPr>
               <w:t>2</w:t>
             </w:r>
@@ -4181,7 +4102,7 @@
             <w:r>
               <w:rPr>
                 <w:rFonts w:ascii="Times New Roman" w:hAnsi="Times New Roman"/>
-                <w:sz w:val="16"/>
+                <w:sz w:val="20"/>
               </w:rPr>
               <w:t>3</w:t>
             </w:r>
@@ -4199,7 +4120,7 @@
             <w:r>
               <w:rPr>
                 <w:rFonts w:ascii="Times New Roman" w:hAnsi="Times New Roman"/>
-                <w:sz w:val="16"/>
+                <w:sz w:val="20"/>
               </w:rPr>
               <w:t>5</w:t>
             </w:r>
@@ -4219,7 +4140,7 @@
             <w:r>
               <w:rPr>
                 <w:rFonts w:ascii="Times New Roman" w:hAnsi="Times New Roman"/>
-                <w:sz w:val="16"/>
+                <w:sz w:val="20"/>
               </w:rPr>
             </w:r>
           </w:p>
@@ -4236,7 +4157,7 @@
             <w:r>
               <w:rPr>
                 <w:rFonts w:ascii="Times New Roman" w:hAnsi="Times New Roman"/>
-                <w:sz w:val="16"/>
+                <w:sz w:val="20"/>
               </w:rPr>
               <w:t>Inspectores (SIHO, Ambiente, Paramédicos, Calidad)</w:t>
             </w:r>
@@ -4254,7 +4175,7 @@
             <w:r>
               <w:rPr>
                 <w:rFonts w:ascii="Times New Roman" w:hAnsi="Times New Roman"/>
-                <w:sz w:val="16"/>
+                <w:sz w:val="20"/>
               </w:rPr>
               <w:t>2</w:t>
             </w:r>
@@ -4272,7 +4193,7 @@
             <w:r>
               <w:rPr>
                 <w:rFonts w:ascii="Times New Roman" w:hAnsi="Times New Roman"/>
-                <w:sz w:val="16"/>
+                <w:sz w:val="20"/>
               </w:rPr>
               <w:t>2</w:t>
             </w:r>
@@ -4290,7 +4211,7 @@
             <w:r>
               <w:rPr>
                 <w:rFonts w:ascii="Times New Roman" w:hAnsi="Times New Roman"/>
-                <w:sz w:val="16"/>
+                <w:sz w:val="20"/>
               </w:rPr>
               <w:t>4</w:t>
             </w:r>
@@ -4310,7 +4231,7 @@
             <w:r>
               <w:rPr>
                 <w:rFonts w:ascii="Times New Roman" w:hAnsi="Times New Roman"/>
-                <w:sz w:val="16"/>
+                <w:sz w:val="20"/>
               </w:rPr>
             </w:r>
           </w:p>
@@ -4327,7 +4248,7 @@
             <w:r>
               <w:rPr>
                 <w:rFonts w:ascii="Times New Roman" w:hAnsi="Times New Roman"/>
-                <w:sz w:val="16"/>
+                <w:sz w:val="20"/>
               </w:rPr>
               <w:t>Supervisor de Obras, Operadores, Chóferes, Soldadores, Obreros</w:t>
             </w:r>
@@ -4345,7 +4266,7 @@
             <w:r>
               <w:rPr>
                 <w:rFonts w:ascii="Times New Roman" w:hAnsi="Times New Roman"/>
-                <w:sz w:val="16"/>
+                <w:sz w:val="20"/>
               </w:rPr>
               <w:t>1</w:t>
             </w:r>
@@ -4363,7 +4284,7 @@
             <w:r>
               <w:rPr>
                 <w:rFonts w:ascii="Times New Roman" w:hAnsi="Times New Roman"/>
-                <w:sz w:val="16"/>
+                <w:sz w:val="20"/>
               </w:rPr>
               <w:t>10</w:t>
             </w:r>
@@ -4381,7 +4302,7 @@
             <w:r>
               <w:rPr>
                 <w:rFonts w:ascii="Times New Roman" w:hAnsi="Times New Roman"/>
-                <w:sz w:val="16"/>
+                <w:sz w:val="20"/>
               </w:rPr>
               <w:t>11</w:t>
             </w:r>
@@ -4401,7 +4322,7 @@
             <w:r>
               <w:rPr>
                 <w:rFonts w:ascii="Times New Roman" w:hAnsi="Times New Roman"/>
-                <w:sz w:val="16"/>
+                <w:sz w:val="20"/>
               </w:rPr>
               <w:t>TOTAL GENERAL</w:t>
             </w:r>
@@ -4419,7 +4340,7 @@
             <w:r>
               <w:rPr>
                 <w:rFonts w:ascii="Times New Roman" w:hAnsi="Times New Roman"/>
-                <w:sz w:val="16"/>
+                <w:sz w:val="20"/>
               </w:rPr>
             </w:r>
           </w:p>
@@ -4436,7 +4357,7 @@
             <w:r>
               <w:rPr>
                 <w:rFonts w:ascii="Times New Roman" w:hAnsi="Times New Roman"/>
-                <w:sz w:val="16"/>
+                <w:sz w:val="20"/>
               </w:rPr>
               <w:t>14</w:t>
             </w:r>
@@ -4454,7 +4375,7 @@
             <w:r>
               <w:rPr>
                 <w:rFonts w:ascii="Times New Roman" w:hAnsi="Times New Roman"/>
-                <w:sz w:val="16"/>
+                <w:sz w:val="20"/>
               </w:rPr>
               <w:t>28</w:t>
             </w:r>
@@ -4472,7 +4393,7 @@
             <w:r>
               <w:rPr>
                 <w:rFonts w:ascii="Times New Roman" w:hAnsi="Times New Roman"/>
-                <w:sz w:val="16"/>
+                <w:sz w:val="20"/>
               </w:rPr>
               <w:t>42</w:t>
             </w:r>
@@ -4488,7 +4409,7 @@
         <w:rPr>
           <w:rFonts w:ascii="Times New Roman" w:hAnsi="Times New Roman"/>
           <w:i/>
-          <w:sz w:val="16"/>
+          <w:sz w:val="20"/>
         </w:rPr>
         <w:t>Fuente: Información suministrada por Lubricantes y Equipos Varyna, C.A. (2026).</w:t>
       </w:r>
@@ -4567,21 +4488,6 @@
           <w:sz w:val="24"/>
         </w:rPr>
         <w:t>Gerencia de Control y Avance (y Operaciones Morichal): Responsable de monitorear el rendimiento, cumplimiento de metas de avance físico de obras y la logística operativa regional en el área de Morichal.</w:t>
-      </w:r>
-    </w:p>
-    <w:p>
-      <w:pPr>
-        <w:spacing w:line="360" w:lineRule="auto" w:after="0" w:before="0"/>
-        <w:ind w:firstLine="709"/>
-        <w:jc w:val="both"/>
-      </w:pPr>
-      <w:r>
-        <w:rPr>
-          <w:rFonts w:ascii="Times New Roman" w:hAnsi="Times New Roman"/>
-          <w:i w:val="0"/>
-          <w:sz w:val="24"/>
-        </w:rPr>
-        <w:t>Departamento Administrativo (Área de Pasantía): Unidad encargada de la gestión financiera, presupuestaria, logística interna, control contable e inventarios. En este departamento se desenvuelve la pasante en el rol de Asistente Administrativo, brindando apoyo operativo y de control, con énfasis en el área de Procura (Compras y Logística) mediante la recepción de requerimientos, solicitud de cotizaciones, selección de proveedores y seguimiento a la adquisición oportuna de bienes, materiales y servicios esenciales.</w:t>
       </w:r>
     </w:p>
     <w:p>
@@ -4694,7 +4600,7 @@
         <w:rPr>
           <w:rFonts w:ascii="Times New Roman" w:hAnsi="Times New Roman"/>
           <w:i/>
-          <w:sz w:val="24"/>
+          <w:sz w:val="20"/>
         </w:rPr>
         <w:t xml:space="preserve">Gráfico 2. </w:t>
       </w:r>
@@ -4702,28 +4608,75 @@
         <w:rPr>
           <w:rFonts w:ascii="Times New Roman" w:hAnsi="Times New Roman"/>
           <w:b/>
-          <w:sz w:val="24"/>
+          <w:sz w:val="20"/>
         </w:rPr>
         <w:t>Organigrama estructural y niveles jerárquicos de la organización.</w:t>
       </w:r>
       <w:bookmarkEnd w:id="bm_grafico2"/>
     </w:p>
     <w:p>
+      <w:bookmarkStart w:id="bm_cap1_depto" w:name="bm_cap1_depto"/>
+      <w:pPr>
+        <w:spacing w:before="480" w:after="480" w:line="360" w:lineRule="auto"/>
+        <w:jc w:val="left"/>
+      </w:pPr>
+      <w:r>
+        <w:rPr>
+          <w:rFonts w:ascii="Times New Roman" w:hAnsi="Times New Roman"/>
+          <w:b/>
+          <w:sz w:val="24"/>
+        </w:rPr>
+        <w:t>Descripción del departamento donde realizó la pasantía</w:t>
+      </w:r>
+      <w:bookmarkEnd w:id="bm_cap1_depto"/>
+    </w:p>
+    <w:p>
+      <w:pPr>
+        <w:spacing w:line="360" w:lineRule="auto" w:after="0" w:before="0"/>
+        <w:ind w:firstLine="709"/>
+        <w:jc w:val="both"/>
+      </w:pPr>
+      <w:r>
+        <w:rPr>
+          <w:rFonts w:ascii="Times New Roman" w:hAnsi="Times New Roman"/>
+          <w:i w:val="0"/>
+          <w:sz w:val="24"/>
+        </w:rPr>
+        <w:t>El Departamento Administrativo constituye el área donde se desarrolló la pasantía y concentra funciones de gestión financiera, presupuestaria, logística interna, control contable e inventarios. Dentro de esta unidad, la pasante se desempeñó como Asistente Administrativo con participación directa en actividades vinculadas con el área de Procura (Compras y Logística).</w:t>
+      </w:r>
+    </w:p>
+    <w:p>
+      <w:pPr>
+        <w:spacing w:line="360" w:lineRule="auto" w:after="0" w:before="0"/>
+        <w:ind w:firstLine="709"/>
+        <w:jc w:val="both"/>
+      </w:pPr>
+      <w:r>
+        <w:rPr>
+          <w:rFonts w:ascii="Times New Roman" w:hAnsi="Times New Roman"/>
+          <w:i w:val="0"/>
+          <w:sz w:val="24"/>
+        </w:rPr>
+        <w:t>En procura se reciben requerimientos internos, se gestionan solicitudes de cotización, se comparan alternativas de proveedores, se tramitan requisiciones y órdenes de compra y se realiza seguimiento al estado de las adquisiciones. Estas funciones permitieron observar el recorrido administrativo de las solicitudes y detectar oportunidades de simplificación y fortalecimiento del control interno.</w:t>
+      </w:r>
+    </w:p>
+    <w:p>
       <w:pPr>
         <w:sectPr>
-          <w:footerReference w:type="default" r:id="rId31"/>
-          <w:type w:val="continuous"/>
+          <w:footerReference w:type="default" r:id="rId32"/>
+          <w:footerReference w:type="first" r:id="rId33"/>
           <w:pgSz w:w="12240" w:h="15840"/>
           <w:pgMar w:top="1701" w:right="1701" w:bottom="1701" w:left="2268" w:header="720" w:footer="720" w:gutter="0"/>
           <w:cols w:space="720"/>
           <w:titlePg/>
           <w:docGrid w:linePitch="360"/>
+          <w:pgNumType w:fmt="decimal"/>
         </w:sectPr>
       </w:pPr>
     </w:p>
     <w:p>
       <w:pPr>
-        <w:spacing w:before="1140" w:after="480"/>
+        <w:spacing w:before="1140" w:after="480" w:line="360" w:lineRule="auto"/>
         <w:jc w:val="center"/>
       </w:pPr>
       <w:r>
@@ -4738,7 +4691,7 @@
     <w:p>
       <w:bookmarkStart w:id="bm_cap2" w:name="bm_cap2"/>
       <w:pPr>
-        <w:spacing w:before="480"/>
+        <w:spacing w:before="0" w:after="480" w:line="360" w:lineRule="auto"/>
         <w:jc w:val="center"/>
       </w:pPr>
       <w:r>
@@ -4752,18 +4705,6 @@
       <w:bookmarkEnd w:id="bm_cap2"/>
     </w:p>
     <w:p>
-      <w:pPr>
-        <w:sectPr>
-          <w:footerReference w:type="default" r:id="rId32"/>
-          <w:pgSz w:w="12240" w:h="15840"/>
-          <w:pgMar w:top="1701" w:right="1701" w:bottom="1701" w:left="2268" w:header="720" w:footer="720" w:gutter="0"/>
-          <w:cols w:space="720"/>
-          <w:titlePg/>
-          <w:docGrid w:linePitch="360"/>
-        </w:sectPr>
-      </w:pPr>
-    </w:p>
-    <w:p>
       <w:bookmarkStart w:id="bm_cap2_sit" w:name="bm_cap2_sit"/>
       <w:pPr>
         <w:spacing w:before="480" w:after="480" w:line="360" w:lineRule="auto"/>
@@ -5135,7 +5076,7 @@
         <w:rPr>
           <w:rFonts w:ascii="Times New Roman" w:hAnsi="Times New Roman"/>
           <w:b/>
-          <w:sz w:val="24"/>
+          <w:sz w:val="20"/>
         </w:rPr>
         <w:t xml:space="preserve">Cuadro 1. </w:t>
       </w:r>
@@ -5143,7 +5084,7 @@
         <w:rPr>
           <w:rFonts w:ascii="Times New Roman" w:hAnsi="Times New Roman"/>
           <w:i/>
-          <w:sz w:val="24"/>
+          <w:sz w:val="20"/>
         </w:rPr>
         <w:t>Planificación integral de objetivos específicos.</w:t>
       </w:r>
@@ -5634,7 +5575,7 @@
         <w:rPr>
           <w:rFonts w:ascii="Times New Roman" w:hAnsi="Times New Roman"/>
           <w:b/>
-          <w:sz w:val="24"/>
+          <w:sz w:val="20"/>
         </w:rPr>
         <w:t xml:space="preserve">Cuadro 2. </w:t>
       </w:r>
@@ -5642,7 +5583,7 @@
         <w:rPr>
           <w:rFonts w:ascii="Times New Roman" w:hAnsi="Times New Roman"/>
           <w:i/>
-          <w:sz w:val="24"/>
+          <w:sz w:val="20"/>
         </w:rPr>
         <w:t>Cronograma de actividades de la pasantía.</w:t>
       </w:r>
@@ -5652,26 +5593,27 @@
       <w:tblPr>
         <w:tblStyle w:val="TableGrid"/>
         <w:tblW w:type="auto" w:w="0"/>
+        <w:jc w:val="center"/>
         <w:tblLook w:firstColumn="1" w:firstRow="1" w:lastColumn="0" w:lastRow="0" w:noHBand="0" w:noVBand="1" w:val="04A0"/>
         <w:tblLayout w:type="fixed"/>
       </w:tblPr>
       <w:tblGrid>
-        <w:gridCol w:w="3033"/>
-        <w:gridCol w:w="523"/>
-        <w:gridCol w:w="523"/>
-        <w:gridCol w:w="523"/>
-        <w:gridCol w:w="523"/>
-        <w:gridCol w:w="523"/>
-        <w:gridCol w:w="523"/>
-        <w:gridCol w:w="523"/>
-        <w:gridCol w:w="523"/>
-        <w:gridCol w:w="523"/>
-        <w:gridCol w:w="523"/>
+        <w:gridCol w:w="2703"/>
+        <w:gridCol w:w="556"/>
+        <w:gridCol w:w="556"/>
+        <w:gridCol w:w="556"/>
+        <w:gridCol w:w="556"/>
+        <w:gridCol w:w="556"/>
+        <w:gridCol w:w="556"/>
+        <w:gridCol w:w="556"/>
+        <w:gridCol w:w="556"/>
+        <w:gridCol w:w="556"/>
+        <w:gridCol w:w="556"/>
       </w:tblGrid>
       <w:tr>
         <w:tc>
           <w:tcPr>
-            <w:tcW w:w="3033" w:type="dxa"/>
+            <w:tcW w:w="2703" w:type="dxa"/>
             <w:shd w:val="clear" w:color="auto" w:fill="4472C4"/>
           </w:tcPr>
           <w:p>
@@ -5692,7 +5634,7 @@
         </w:tc>
         <w:tc>
           <w:tcPr>
-            <w:tcW w:w="2092" w:type="dxa"/>
+            <w:tcW w:w="2224" w:type="dxa"/>
             <w:gridSpan w:val="4"/>
             <w:shd w:val="clear" w:color="auto" w:fill="4472C4"/>
           </w:tcPr>
@@ -5714,7 +5656,7 @@
         </w:tc>
         <w:tc>
           <w:tcPr>
-            <w:tcW w:w="2092" w:type="dxa"/>
+            <w:tcW w:w="2224" w:type="dxa"/>
             <w:gridSpan w:val="4"/>
             <w:shd w:val="clear" w:color="auto" w:fill="4472C4"/>
           </w:tcPr>
@@ -5736,7 +5678,7 @@
         </w:tc>
         <w:tc>
           <w:tcPr>
-            <w:tcW w:w="1046" w:type="dxa"/>
+            <w:tcW w:w="1112" w:type="dxa"/>
             <w:gridSpan w:val="2"/>
             <w:shd w:val="clear" w:color="auto" w:fill="4472C4"/>
           </w:tcPr>
@@ -5760,7 +5702,7 @@
       <w:tr>
         <w:tc>
           <w:tcPr>
-            <w:tcW w:w="3033" w:type="dxa"/>
+            <w:tcW w:w="2703" w:type="dxa"/>
             <w:shd w:val="clear" w:color="auto" w:fill="4472C4"/>
           </w:tcPr>
           <w:p>
@@ -5781,7 +5723,7 @@
         </w:tc>
         <w:tc>
           <w:tcPr>
-            <w:tcW w:w="523" w:type="dxa"/>
+            <w:tcW w:w="556" w:type="dxa"/>
             <w:shd w:val="clear" w:color="auto" w:fill="4472C4"/>
           </w:tcPr>
           <w:p>
@@ -5794,7 +5736,7 @@
                 <w:rFonts w:ascii="Times New Roman" w:hAnsi="Times New Roman"/>
                 <w:b/>
                 <w:color w:val="FFFFFF"/>
-                <w:sz w:val="18"/>
+                <w:sz w:val="20"/>
               </w:rPr>
               <w:t>1</w:t>
             </w:r>
@@ -5802,7 +5744,7 @@
         </w:tc>
         <w:tc>
           <w:tcPr>
-            <w:tcW w:w="523" w:type="dxa"/>
+            <w:tcW w:w="556" w:type="dxa"/>
             <w:shd w:val="clear" w:color="auto" w:fill="4472C4"/>
           </w:tcPr>
           <w:p>
@@ -5815,7 +5757,7 @@
                 <w:rFonts w:ascii="Times New Roman" w:hAnsi="Times New Roman"/>
                 <w:b/>
                 <w:color w:val="FFFFFF"/>
-                <w:sz w:val="18"/>
+                <w:sz w:val="20"/>
               </w:rPr>
               <w:t>2</w:t>
             </w:r>
@@ -5823,7 +5765,7 @@
         </w:tc>
         <w:tc>
           <w:tcPr>
-            <w:tcW w:w="523" w:type="dxa"/>
+            <w:tcW w:w="556" w:type="dxa"/>
             <w:shd w:val="clear" w:color="auto" w:fill="4472C4"/>
           </w:tcPr>
           <w:p>
@@ -5836,7 +5778,7 @@
                 <w:rFonts w:ascii="Times New Roman" w:hAnsi="Times New Roman"/>
                 <w:b/>
                 <w:color w:val="FFFFFF"/>
-                <w:sz w:val="18"/>
+                <w:sz w:val="20"/>
               </w:rPr>
               <w:t>3</w:t>
             </w:r>
@@ -5844,7 +5786,7 @@
         </w:tc>
         <w:tc>
           <w:tcPr>
-            <w:tcW w:w="523" w:type="dxa"/>
+            <w:tcW w:w="556" w:type="dxa"/>
             <w:shd w:val="clear" w:color="auto" w:fill="4472C4"/>
           </w:tcPr>
           <w:p>
@@ -5857,7 +5799,7 @@
                 <w:rFonts w:ascii="Times New Roman" w:hAnsi="Times New Roman"/>
                 <w:b/>
                 <w:color w:val="FFFFFF"/>
-                <w:sz w:val="18"/>
+                <w:sz w:val="20"/>
               </w:rPr>
               <w:t>4</w:t>
             </w:r>
@@ -5865,7 +5807,7 @@
         </w:tc>
         <w:tc>
           <w:tcPr>
-            <w:tcW w:w="523" w:type="dxa"/>
+            <w:tcW w:w="556" w:type="dxa"/>
             <w:shd w:val="clear" w:color="auto" w:fill="4472C4"/>
           </w:tcPr>
           <w:p>
@@ -5878,7 +5820,7 @@
                 <w:rFonts w:ascii="Times New Roman" w:hAnsi="Times New Roman"/>
                 <w:b/>
                 <w:color w:val="FFFFFF"/>
-                <w:sz w:val="18"/>
+                <w:sz w:val="20"/>
               </w:rPr>
               <w:t>1</w:t>
             </w:r>
@@ -5886,7 +5828,7 @@
         </w:tc>
         <w:tc>
           <w:tcPr>
-            <w:tcW w:w="523" w:type="dxa"/>
+            <w:tcW w:w="556" w:type="dxa"/>
             <w:shd w:val="clear" w:color="auto" w:fill="4472C4"/>
           </w:tcPr>
           <w:p>
@@ -5899,7 +5841,7 @@
                 <w:rFonts w:ascii="Times New Roman" w:hAnsi="Times New Roman"/>
                 <w:b/>
                 <w:color w:val="FFFFFF"/>
-                <w:sz w:val="18"/>
+                <w:sz w:val="20"/>
               </w:rPr>
               <w:t>2</w:t>
             </w:r>
@@ -5907,7 +5849,7 @@
         </w:tc>
         <w:tc>
           <w:tcPr>
-            <w:tcW w:w="523" w:type="dxa"/>
+            <w:tcW w:w="556" w:type="dxa"/>
             <w:shd w:val="clear" w:color="auto" w:fill="4472C4"/>
           </w:tcPr>
           <w:p>
@@ -5920,7 +5862,7 @@
                 <w:rFonts w:ascii="Times New Roman" w:hAnsi="Times New Roman"/>
                 <w:b/>
                 <w:color w:val="FFFFFF"/>
-                <w:sz w:val="18"/>
+                <w:sz w:val="20"/>
               </w:rPr>
               <w:t>3</w:t>
             </w:r>
@@ -5928,7 +5870,7 @@
         </w:tc>
         <w:tc>
           <w:tcPr>
-            <w:tcW w:w="523" w:type="dxa"/>
+            <w:tcW w:w="556" w:type="dxa"/>
             <w:shd w:val="clear" w:color="auto" w:fill="4472C4"/>
           </w:tcPr>
           <w:p>
@@ -5941,7 +5883,7 @@
                 <w:rFonts w:ascii="Times New Roman" w:hAnsi="Times New Roman"/>
                 <w:b/>
                 <w:color w:val="FFFFFF"/>
-                <w:sz w:val="18"/>
+                <w:sz w:val="20"/>
               </w:rPr>
               <w:t>4</w:t>
             </w:r>
@@ -5949,7 +5891,7 @@
         </w:tc>
         <w:tc>
           <w:tcPr>
-            <w:tcW w:w="523" w:type="dxa"/>
+            <w:tcW w:w="556" w:type="dxa"/>
             <w:shd w:val="clear" w:color="auto" w:fill="4472C4"/>
           </w:tcPr>
           <w:p>
@@ -5962,7 +5904,7 @@
                 <w:rFonts w:ascii="Times New Roman" w:hAnsi="Times New Roman"/>
                 <w:b/>
                 <w:color w:val="FFFFFF"/>
-                <w:sz w:val="18"/>
+                <w:sz w:val="20"/>
               </w:rPr>
               <w:t>1</w:t>
             </w:r>
@@ -5970,7 +5912,7 @@
         </w:tc>
         <w:tc>
           <w:tcPr>
-            <w:tcW w:w="523" w:type="dxa"/>
+            <w:tcW w:w="556" w:type="dxa"/>
             <w:shd w:val="clear" w:color="auto" w:fill="4472C4"/>
           </w:tcPr>
           <w:p>
@@ -5983,7 +5925,7 @@
                 <w:rFonts w:ascii="Times New Roman" w:hAnsi="Times New Roman"/>
                 <w:b/>
                 <w:color w:val="FFFFFF"/>
-                <w:sz w:val="18"/>
+                <w:sz w:val="20"/>
               </w:rPr>
               <w:t>2</w:t>
             </w:r>
@@ -5993,7 +5935,7 @@
       <w:tr>
         <w:tc>
           <w:tcPr>
-            <w:tcW w:w="3033" w:type="dxa"/>
+            <w:tcW w:w="2703" w:type="dxa"/>
             <w:shd w:val="clear" w:color="auto" w:fill="D9E1F2"/>
           </w:tcPr>
           <w:p>
@@ -6014,7 +5956,7 @@
         </w:tc>
         <w:tc>
           <w:tcPr>
-            <w:tcW w:w="523" w:type="dxa"/>
+            <w:tcW w:w="556" w:type="dxa"/>
             <w:shd w:val="clear" w:color="auto" w:fill="70AD47"/>
           </w:tcPr>
           <w:p>
@@ -6027,15 +5969,15 @@
                 <w:rFonts w:ascii="Times New Roman" w:hAnsi="Times New Roman"/>
                 <w:b w:val="0"/>
                 <w:color w:val="FFFFFF"/>
-                <w:sz w:val="18"/>
+                <w:sz w:val="20"/>
               </w:rPr>
-              <w:t>✓</w:t>
+              <w:t>X</w:t>
             </w:r>
           </w:p>
         </w:tc>
         <w:tc>
           <w:tcPr>
-            <w:tcW w:w="523" w:type="dxa"/>
+            <w:tcW w:w="556" w:type="dxa"/>
             <w:shd w:val="clear" w:color="auto" w:fill="D9E1F2"/>
           </w:tcPr>
           <w:p>
@@ -6048,14 +5990,14 @@
                 <w:rFonts w:ascii="Times New Roman" w:hAnsi="Times New Roman"/>
                 <w:b w:val="0"/>
                 <w:color w:val="000000"/>
-                <w:sz w:val="18"/>
+                <w:sz w:val="20"/>
               </w:rPr>
             </w:r>
           </w:p>
         </w:tc>
         <w:tc>
           <w:tcPr>
-            <w:tcW w:w="523" w:type="dxa"/>
+            <w:tcW w:w="556" w:type="dxa"/>
             <w:shd w:val="clear" w:color="auto" w:fill="D9E1F2"/>
           </w:tcPr>
           <w:p>
@@ -6068,14 +6010,14 @@
                 <w:rFonts w:ascii="Times New Roman" w:hAnsi="Times New Roman"/>
                 <w:b w:val="0"/>
                 <w:color w:val="000000"/>
-                <w:sz w:val="18"/>
+                <w:sz w:val="20"/>
               </w:rPr>
             </w:r>
           </w:p>
         </w:tc>
         <w:tc>
           <w:tcPr>
-            <w:tcW w:w="523" w:type="dxa"/>
+            <w:tcW w:w="556" w:type="dxa"/>
             <w:shd w:val="clear" w:color="auto" w:fill="D9E1F2"/>
           </w:tcPr>
           <w:p>
@@ -6088,14 +6030,14 @@
                 <w:rFonts w:ascii="Times New Roman" w:hAnsi="Times New Roman"/>
                 <w:b w:val="0"/>
                 <w:color w:val="000000"/>
-                <w:sz w:val="18"/>
+                <w:sz w:val="20"/>
               </w:rPr>
             </w:r>
           </w:p>
         </w:tc>
         <w:tc>
           <w:tcPr>
-            <w:tcW w:w="523" w:type="dxa"/>
+            <w:tcW w:w="556" w:type="dxa"/>
             <w:shd w:val="clear" w:color="auto" w:fill="D9E1F2"/>
           </w:tcPr>
           <w:p>
@@ -6108,14 +6050,14 @@
                 <w:rFonts w:ascii="Times New Roman" w:hAnsi="Times New Roman"/>
                 <w:b w:val="0"/>
                 <w:color w:val="000000"/>
-                <w:sz w:val="18"/>
+                <w:sz w:val="20"/>
               </w:rPr>
             </w:r>
           </w:p>
         </w:tc>
         <w:tc>
           <w:tcPr>
-            <w:tcW w:w="523" w:type="dxa"/>
+            <w:tcW w:w="556" w:type="dxa"/>
             <w:shd w:val="clear" w:color="auto" w:fill="D9E1F2"/>
           </w:tcPr>
           <w:p>
@@ -6128,14 +6070,14 @@
                 <w:rFonts w:ascii="Times New Roman" w:hAnsi="Times New Roman"/>
                 <w:b w:val="0"/>
                 <w:color w:val="000000"/>
-                <w:sz w:val="18"/>
+                <w:sz w:val="20"/>
               </w:rPr>
             </w:r>
           </w:p>
         </w:tc>
         <w:tc>
           <w:tcPr>
-            <w:tcW w:w="523" w:type="dxa"/>
+            <w:tcW w:w="556" w:type="dxa"/>
             <w:shd w:val="clear" w:color="auto" w:fill="D9E1F2"/>
           </w:tcPr>
           <w:p>
@@ -6148,14 +6090,14 @@
                 <w:rFonts w:ascii="Times New Roman" w:hAnsi="Times New Roman"/>
                 <w:b w:val="0"/>
                 <w:color w:val="000000"/>
-                <w:sz w:val="18"/>
+                <w:sz w:val="20"/>
               </w:rPr>
             </w:r>
           </w:p>
         </w:tc>
         <w:tc>
           <w:tcPr>
-            <w:tcW w:w="523" w:type="dxa"/>
+            <w:tcW w:w="556" w:type="dxa"/>
             <w:shd w:val="clear" w:color="auto" w:fill="D9E1F2"/>
           </w:tcPr>
           <w:p>
@@ -6168,14 +6110,14 @@
                 <w:rFonts w:ascii="Times New Roman" w:hAnsi="Times New Roman"/>
                 <w:b w:val="0"/>
                 <w:color w:val="000000"/>
-                <w:sz w:val="18"/>
+                <w:sz w:val="20"/>
               </w:rPr>
             </w:r>
           </w:p>
         </w:tc>
         <w:tc>
           <w:tcPr>
-            <w:tcW w:w="523" w:type="dxa"/>
+            <w:tcW w:w="556" w:type="dxa"/>
             <w:shd w:val="clear" w:color="auto" w:fill="D9E1F2"/>
           </w:tcPr>
           <w:p>
@@ -6188,14 +6130,14 @@
                 <w:rFonts w:ascii="Times New Roman" w:hAnsi="Times New Roman"/>
                 <w:b w:val="0"/>
                 <w:color w:val="000000"/>
-                <w:sz w:val="18"/>
+                <w:sz w:val="20"/>
               </w:rPr>
             </w:r>
           </w:p>
         </w:tc>
         <w:tc>
           <w:tcPr>
-            <w:tcW w:w="523" w:type="dxa"/>
+            <w:tcW w:w="556" w:type="dxa"/>
             <w:shd w:val="clear" w:color="auto" w:fill="D9E1F2"/>
           </w:tcPr>
           <w:p>
@@ -6208,7 +6150,7 @@
                 <w:rFonts w:ascii="Times New Roman" w:hAnsi="Times New Roman"/>
                 <w:b w:val="0"/>
                 <w:color w:val="000000"/>
-                <w:sz w:val="18"/>
+                <w:sz w:val="20"/>
               </w:rPr>
             </w:r>
           </w:p>
@@ -6217,7 +6159,7 @@
       <w:tr>
         <w:tc>
           <w:tcPr>
-            <w:tcW w:w="3033" w:type="dxa"/>
+            <w:tcW w:w="2703" w:type="dxa"/>
             <w:shd w:val="clear" w:color="auto" w:fill="FFFFFF"/>
           </w:tcPr>
           <w:p>
@@ -6238,7 +6180,7 @@
         </w:tc>
         <w:tc>
           <w:tcPr>
-            <w:tcW w:w="523" w:type="dxa"/>
+            <w:tcW w:w="556" w:type="dxa"/>
             <w:shd w:val="clear" w:color="auto" w:fill="70AD47"/>
           </w:tcPr>
           <w:p>
@@ -6251,15 +6193,15 @@
                 <w:rFonts w:ascii="Times New Roman" w:hAnsi="Times New Roman"/>
                 <w:b w:val="0"/>
                 <w:color w:val="FFFFFF"/>
-                <w:sz w:val="18"/>
+                <w:sz w:val="20"/>
               </w:rPr>
-              <w:t>✓</w:t>
+              <w:t>X</w:t>
             </w:r>
           </w:p>
         </w:tc>
         <w:tc>
           <w:tcPr>
-            <w:tcW w:w="523" w:type="dxa"/>
+            <w:tcW w:w="556" w:type="dxa"/>
             <w:shd w:val="clear" w:color="auto" w:fill="70AD47"/>
           </w:tcPr>
           <w:p>
@@ -6272,15 +6214,15 @@
                 <w:rFonts w:ascii="Times New Roman" w:hAnsi="Times New Roman"/>
                 <w:b w:val="0"/>
                 <w:color w:val="FFFFFF"/>
-                <w:sz w:val="18"/>
+                <w:sz w:val="20"/>
               </w:rPr>
-              <w:t>✓</w:t>
+              <w:t>X</w:t>
             </w:r>
           </w:p>
         </w:tc>
         <w:tc>
           <w:tcPr>
-            <w:tcW w:w="523" w:type="dxa"/>
+            <w:tcW w:w="556" w:type="dxa"/>
             <w:shd w:val="clear" w:color="auto" w:fill="FFFFFF"/>
           </w:tcPr>
           <w:p>
@@ -6293,14 +6235,14 @@
                 <w:rFonts w:ascii="Times New Roman" w:hAnsi="Times New Roman"/>
                 <w:b w:val="0"/>
                 <w:color w:val="000000"/>
-                <w:sz w:val="18"/>
+                <w:sz w:val="20"/>
               </w:rPr>
             </w:r>
           </w:p>
         </w:tc>
         <w:tc>
           <w:tcPr>
-            <w:tcW w:w="523" w:type="dxa"/>
+            <w:tcW w:w="556" w:type="dxa"/>
             <w:shd w:val="clear" w:color="auto" w:fill="FFFFFF"/>
           </w:tcPr>
           <w:p>
@@ -6313,14 +6255,14 @@
                 <w:rFonts w:ascii="Times New Roman" w:hAnsi="Times New Roman"/>
                 <w:b w:val="0"/>
                 <w:color w:val="000000"/>
-                <w:sz w:val="18"/>
+                <w:sz w:val="20"/>
               </w:rPr>
             </w:r>
           </w:p>
         </w:tc>
         <w:tc>
           <w:tcPr>
-            <w:tcW w:w="523" w:type="dxa"/>
+            <w:tcW w:w="556" w:type="dxa"/>
             <w:shd w:val="clear" w:color="auto" w:fill="FFFFFF"/>
           </w:tcPr>
           <w:p>
@@ -6333,14 +6275,14 @@
                 <w:rFonts w:ascii="Times New Roman" w:hAnsi="Times New Roman"/>
                 <w:b w:val="0"/>
                 <w:color w:val="000000"/>
-                <w:sz w:val="18"/>
+                <w:sz w:val="20"/>
               </w:rPr>
             </w:r>
           </w:p>
         </w:tc>
         <w:tc>
           <w:tcPr>
-            <w:tcW w:w="523" w:type="dxa"/>
+            <w:tcW w:w="556" w:type="dxa"/>
             <w:shd w:val="clear" w:color="auto" w:fill="FFFFFF"/>
           </w:tcPr>
           <w:p>
@@ -6353,14 +6295,14 @@
                 <w:rFonts w:ascii="Times New Roman" w:hAnsi="Times New Roman"/>
                 <w:b w:val="0"/>
                 <w:color w:val="000000"/>
-                <w:sz w:val="18"/>
+                <w:sz w:val="20"/>
               </w:rPr>
             </w:r>
           </w:p>
         </w:tc>
         <w:tc>
           <w:tcPr>
-            <w:tcW w:w="523" w:type="dxa"/>
+            <w:tcW w:w="556" w:type="dxa"/>
             <w:shd w:val="clear" w:color="auto" w:fill="FFFFFF"/>
           </w:tcPr>
           <w:p>
@@ -6373,14 +6315,14 @@
                 <w:rFonts w:ascii="Times New Roman" w:hAnsi="Times New Roman"/>
                 <w:b w:val="0"/>
                 <w:color w:val="000000"/>
-                <w:sz w:val="18"/>
+                <w:sz w:val="20"/>
               </w:rPr>
             </w:r>
           </w:p>
         </w:tc>
         <w:tc>
           <w:tcPr>
-            <w:tcW w:w="523" w:type="dxa"/>
+            <w:tcW w:w="556" w:type="dxa"/>
             <w:shd w:val="clear" w:color="auto" w:fill="FFFFFF"/>
           </w:tcPr>
           <w:p>
@@ -6393,14 +6335,14 @@
                 <w:rFonts w:ascii="Times New Roman" w:hAnsi="Times New Roman"/>
                 <w:b w:val="0"/>
                 <w:color w:val="000000"/>
-                <w:sz w:val="18"/>
+                <w:sz w:val="20"/>
               </w:rPr>
             </w:r>
           </w:p>
         </w:tc>
         <w:tc>
           <w:tcPr>
-            <w:tcW w:w="523" w:type="dxa"/>
+            <w:tcW w:w="556" w:type="dxa"/>
             <w:shd w:val="clear" w:color="auto" w:fill="FFFFFF"/>
           </w:tcPr>
           <w:p>
@@ -6413,14 +6355,14 @@
                 <w:rFonts w:ascii="Times New Roman" w:hAnsi="Times New Roman"/>
                 <w:b w:val="0"/>
                 <w:color w:val="000000"/>
-                <w:sz w:val="18"/>
+                <w:sz w:val="20"/>
               </w:rPr>
             </w:r>
           </w:p>
         </w:tc>
         <w:tc>
           <w:tcPr>
-            <w:tcW w:w="523" w:type="dxa"/>
+            <w:tcW w:w="556" w:type="dxa"/>
             <w:shd w:val="clear" w:color="auto" w:fill="FFFFFF"/>
           </w:tcPr>
           <w:p>
@@ -6433,7 +6375,7 @@
                 <w:rFonts w:ascii="Times New Roman" w:hAnsi="Times New Roman"/>
                 <w:b w:val="0"/>
                 <w:color w:val="000000"/>
-                <w:sz w:val="18"/>
+                <w:sz w:val="20"/>
               </w:rPr>
             </w:r>
           </w:p>
@@ -6442,7 +6384,7 @@
       <w:tr>
         <w:tc>
           <w:tcPr>
-            <w:tcW w:w="3033" w:type="dxa"/>
+            <w:tcW w:w="2703" w:type="dxa"/>
             <w:shd w:val="clear" w:color="auto" w:fill="D9E1F2"/>
           </w:tcPr>
           <w:p>
@@ -6463,7 +6405,7 @@
         </w:tc>
         <w:tc>
           <w:tcPr>
-            <w:tcW w:w="523" w:type="dxa"/>
+            <w:tcW w:w="556" w:type="dxa"/>
             <w:shd w:val="clear" w:color="auto" w:fill="D9E1F2"/>
           </w:tcPr>
           <w:p>
@@ -6476,14 +6418,14 @@
                 <w:rFonts w:ascii="Times New Roman" w:hAnsi="Times New Roman"/>
                 <w:b w:val="0"/>
                 <w:color w:val="000000"/>
-                <w:sz w:val="18"/>
+                <w:sz w:val="20"/>
               </w:rPr>
             </w:r>
           </w:p>
         </w:tc>
         <w:tc>
           <w:tcPr>
-            <w:tcW w:w="523" w:type="dxa"/>
+            <w:tcW w:w="556" w:type="dxa"/>
             <w:shd w:val="clear" w:color="auto" w:fill="D9E1F2"/>
           </w:tcPr>
           <w:p>
@@ -6496,14 +6438,14 @@
                 <w:rFonts w:ascii="Times New Roman" w:hAnsi="Times New Roman"/>
                 <w:b w:val="0"/>
                 <w:color w:val="000000"/>
-                <w:sz w:val="18"/>
+                <w:sz w:val="20"/>
               </w:rPr>
             </w:r>
           </w:p>
         </w:tc>
         <w:tc>
           <w:tcPr>
-            <w:tcW w:w="523" w:type="dxa"/>
+            <w:tcW w:w="556" w:type="dxa"/>
             <w:shd w:val="clear" w:color="auto" w:fill="70AD47"/>
           </w:tcPr>
           <w:p>
@@ -6516,15 +6458,15 @@
                 <w:rFonts w:ascii="Times New Roman" w:hAnsi="Times New Roman"/>
                 <w:b w:val="0"/>
                 <w:color w:val="FFFFFF"/>
-                <w:sz w:val="18"/>
+                <w:sz w:val="20"/>
               </w:rPr>
-              <w:t>✓</w:t>
+              <w:t>X</w:t>
             </w:r>
           </w:p>
         </w:tc>
         <w:tc>
           <w:tcPr>
-            <w:tcW w:w="523" w:type="dxa"/>
+            <w:tcW w:w="556" w:type="dxa"/>
             <w:shd w:val="clear" w:color="auto" w:fill="70AD47"/>
           </w:tcPr>
           <w:p>
@@ -6537,15 +6479,15 @@
                 <w:rFonts w:ascii="Times New Roman" w:hAnsi="Times New Roman"/>
                 <w:b w:val="0"/>
                 <w:color w:val="FFFFFF"/>
-                <w:sz w:val="18"/>
+                <w:sz w:val="20"/>
               </w:rPr>
-              <w:t>✓</w:t>
+              <w:t>X</w:t>
             </w:r>
           </w:p>
         </w:tc>
         <w:tc>
           <w:tcPr>
-            <w:tcW w:w="523" w:type="dxa"/>
+            <w:tcW w:w="556" w:type="dxa"/>
             <w:shd w:val="clear" w:color="auto" w:fill="D9E1F2"/>
           </w:tcPr>
           <w:p>
@@ -6558,14 +6500,14 @@
                 <w:rFonts w:ascii="Times New Roman" w:hAnsi="Times New Roman"/>
                 <w:b w:val="0"/>
                 <w:color w:val="000000"/>
-                <w:sz w:val="18"/>
+                <w:sz w:val="20"/>
               </w:rPr>
             </w:r>
           </w:p>
         </w:tc>
         <w:tc>
           <w:tcPr>
-            <w:tcW w:w="523" w:type="dxa"/>
+            <w:tcW w:w="556" w:type="dxa"/>
             <w:shd w:val="clear" w:color="auto" w:fill="D9E1F2"/>
           </w:tcPr>
           <w:p>
@@ -6578,14 +6520,14 @@
                 <w:rFonts w:ascii="Times New Roman" w:hAnsi="Times New Roman"/>
                 <w:b w:val="0"/>
                 <w:color w:val="000000"/>
-                <w:sz w:val="18"/>
+                <w:sz w:val="20"/>
               </w:rPr>
             </w:r>
           </w:p>
         </w:tc>
         <w:tc>
           <w:tcPr>
-            <w:tcW w:w="523" w:type="dxa"/>
+            <w:tcW w:w="556" w:type="dxa"/>
             <w:shd w:val="clear" w:color="auto" w:fill="D9E1F2"/>
           </w:tcPr>
           <w:p>
@@ -6598,14 +6540,14 @@
                 <w:rFonts w:ascii="Times New Roman" w:hAnsi="Times New Roman"/>
                 <w:b w:val="0"/>
                 <w:color w:val="000000"/>
-                <w:sz w:val="18"/>
+                <w:sz w:val="20"/>
               </w:rPr>
             </w:r>
           </w:p>
         </w:tc>
         <w:tc>
           <w:tcPr>
-            <w:tcW w:w="523" w:type="dxa"/>
+            <w:tcW w:w="556" w:type="dxa"/>
             <w:shd w:val="clear" w:color="auto" w:fill="D9E1F2"/>
           </w:tcPr>
           <w:p>
@@ -6618,14 +6560,14 @@
                 <w:rFonts w:ascii="Times New Roman" w:hAnsi="Times New Roman"/>
                 <w:b w:val="0"/>
                 <w:color w:val="000000"/>
-                <w:sz w:val="18"/>
+                <w:sz w:val="20"/>
               </w:rPr>
             </w:r>
           </w:p>
         </w:tc>
         <w:tc>
           <w:tcPr>
-            <w:tcW w:w="523" w:type="dxa"/>
+            <w:tcW w:w="556" w:type="dxa"/>
             <w:shd w:val="clear" w:color="auto" w:fill="D9E1F2"/>
           </w:tcPr>
           <w:p>
@@ -6638,14 +6580,14 @@
                 <w:rFonts w:ascii="Times New Roman" w:hAnsi="Times New Roman"/>
                 <w:b w:val="0"/>
                 <w:color w:val="000000"/>
-                <w:sz w:val="18"/>
+                <w:sz w:val="20"/>
               </w:rPr>
             </w:r>
           </w:p>
         </w:tc>
         <w:tc>
           <w:tcPr>
-            <w:tcW w:w="523" w:type="dxa"/>
+            <w:tcW w:w="556" w:type="dxa"/>
             <w:shd w:val="clear" w:color="auto" w:fill="D9E1F2"/>
           </w:tcPr>
           <w:p>
@@ -6658,7 +6600,7 @@
                 <w:rFonts w:ascii="Times New Roman" w:hAnsi="Times New Roman"/>
                 <w:b w:val="0"/>
                 <w:color w:val="000000"/>
-                <w:sz w:val="18"/>
+                <w:sz w:val="20"/>
               </w:rPr>
             </w:r>
           </w:p>
@@ -6667,7 +6609,7 @@
       <w:tr>
         <w:tc>
           <w:tcPr>
-            <w:tcW w:w="3033" w:type="dxa"/>
+            <w:tcW w:w="2703" w:type="dxa"/>
             <w:shd w:val="clear" w:color="auto" w:fill="FFFFFF"/>
           </w:tcPr>
           <w:p>
@@ -6688,7 +6630,7 @@
         </w:tc>
         <w:tc>
           <w:tcPr>
-            <w:tcW w:w="523" w:type="dxa"/>
+            <w:tcW w:w="556" w:type="dxa"/>
             <w:shd w:val="clear" w:color="auto" w:fill="FFFFFF"/>
           </w:tcPr>
           <w:p>
@@ -6701,14 +6643,14 @@
                 <w:rFonts w:ascii="Times New Roman" w:hAnsi="Times New Roman"/>
                 <w:b w:val="0"/>
                 <w:color w:val="000000"/>
-                <w:sz w:val="18"/>
+                <w:sz w:val="20"/>
               </w:rPr>
             </w:r>
           </w:p>
         </w:tc>
         <w:tc>
           <w:tcPr>
-            <w:tcW w:w="523" w:type="dxa"/>
+            <w:tcW w:w="556" w:type="dxa"/>
             <w:shd w:val="clear" w:color="auto" w:fill="FFFFFF"/>
           </w:tcPr>
           <w:p>
@@ -6721,14 +6663,14 @@
                 <w:rFonts w:ascii="Times New Roman" w:hAnsi="Times New Roman"/>
                 <w:b w:val="0"/>
                 <w:color w:val="000000"/>
-                <w:sz w:val="18"/>
+                <w:sz w:val="20"/>
               </w:rPr>
             </w:r>
           </w:p>
         </w:tc>
         <w:tc>
           <w:tcPr>
-            <w:tcW w:w="523" w:type="dxa"/>
+            <w:tcW w:w="556" w:type="dxa"/>
             <w:shd w:val="clear" w:color="auto" w:fill="FFFFFF"/>
           </w:tcPr>
           <w:p>
@@ -6741,14 +6683,14 @@
                 <w:rFonts w:ascii="Times New Roman" w:hAnsi="Times New Roman"/>
                 <w:b w:val="0"/>
                 <w:color w:val="000000"/>
-                <w:sz w:val="18"/>
+                <w:sz w:val="20"/>
               </w:rPr>
             </w:r>
           </w:p>
         </w:tc>
         <w:tc>
           <w:tcPr>
-            <w:tcW w:w="523" w:type="dxa"/>
+            <w:tcW w:w="556" w:type="dxa"/>
             <w:shd w:val="clear" w:color="auto" w:fill="70AD47"/>
           </w:tcPr>
           <w:p>
@@ -6761,15 +6703,15 @@
                 <w:rFonts w:ascii="Times New Roman" w:hAnsi="Times New Roman"/>
                 <w:b w:val="0"/>
                 <w:color w:val="FFFFFF"/>
-                <w:sz w:val="18"/>
+                <w:sz w:val="20"/>
               </w:rPr>
-              <w:t>✓</w:t>
+              <w:t>X</w:t>
             </w:r>
           </w:p>
         </w:tc>
         <w:tc>
           <w:tcPr>
-            <w:tcW w:w="523" w:type="dxa"/>
+            <w:tcW w:w="556" w:type="dxa"/>
             <w:shd w:val="clear" w:color="auto" w:fill="70AD47"/>
           </w:tcPr>
           <w:p>
@@ -6782,15 +6724,15 @@
                 <w:rFonts w:ascii="Times New Roman" w:hAnsi="Times New Roman"/>
                 <w:b w:val="0"/>
                 <w:color w:val="FFFFFF"/>
-                <w:sz w:val="18"/>
+                <w:sz w:val="20"/>
               </w:rPr>
-              <w:t>✓</w:t>
+              <w:t>X</w:t>
             </w:r>
           </w:p>
         </w:tc>
         <w:tc>
           <w:tcPr>
-            <w:tcW w:w="523" w:type="dxa"/>
+            <w:tcW w:w="556" w:type="dxa"/>
             <w:shd w:val="clear" w:color="auto" w:fill="FFFFFF"/>
           </w:tcPr>
           <w:p>
@@ -6803,14 +6745,14 @@
                 <w:rFonts w:ascii="Times New Roman" w:hAnsi="Times New Roman"/>
                 <w:b w:val="0"/>
                 <w:color w:val="000000"/>
-                <w:sz w:val="18"/>
+                <w:sz w:val="20"/>
               </w:rPr>
             </w:r>
           </w:p>
         </w:tc>
         <w:tc>
           <w:tcPr>
-            <w:tcW w:w="523" w:type="dxa"/>
+            <w:tcW w:w="556" w:type="dxa"/>
             <w:shd w:val="clear" w:color="auto" w:fill="FFFFFF"/>
           </w:tcPr>
           <w:p>
@@ -6823,14 +6765,14 @@
                 <w:rFonts w:ascii="Times New Roman" w:hAnsi="Times New Roman"/>
                 <w:b w:val="0"/>
                 <w:color w:val="000000"/>
-                <w:sz w:val="18"/>
+                <w:sz w:val="20"/>
               </w:rPr>
             </w:r>
           </w:p>
         </w:tc>
         <w:tc>
           <w:tcPr>
-            <w:tcW w:w="523" w:type="dxa"/>
+            <w:tcW w:w="556" w:type="dxa"/>
             <w:shd w:val="clear" w:color="auto" w:fill="FFFFFF"/>
           </w:tcPr>
           <w:p>
@@ -6843,14 +6785,14 @@
                 <w:rFonts w:ascii="Times New Roman" w:hAnsi="Times New Roman"/>
                 <w:b w:val="0"/>
                 <w:color w:val="000000"/>
-                <w:sz w:val="18"/>
+                <w:sz w:val="20"/>
               </w:rPr>
             </w:r>
           </w:p>
         </w:tc>
         <w:tc>
           <w:tcPr>
-            <w:tcW w:w="523" w:type="dxa"/>
+            <w:tcW w:w="556" w:type="dxa"/>
             <w:shd w:val="clear" w:color="auto" w:fill="FFFFFF"/>
           </w:tcPr>
           <w:p>
@@ -6863,14 +6805,14 @@
                 <w:rFonts w:ascii="Times New Roman" w:hAnsi="Times New Roman"/>
                 <w:b w:val="0"/>
                 <w:color w:val="000000"/>
-                <w:sz w:val="18"/>
+                <w:sz w:val="20"/>
               </w:rPr>
             </w:r>
           </w:p>
         </w:tc>
         <w:tc>
           <w:tcPr>
-            <w:tcW w:w="523" w:type="dxa"/>
+            <w:tcW w:w="556" w:type="dxa"/>
             <w:shd w:val="clear" w:color="auto" w:fill="FFFFFF"/>
           </w:tcPr>
           <w:p>
@@ -6883,7 +6825,7 @@
                 <w:rFonts w:ascii="Times New Roman" w:hAnsi="Times New Roman"/>
                 <w:b w:val="0"/>
                 <w:color w:val="000000"/>
-                <w:sz w:val="18"/>
+                <w:sz w:val="20"/>
               </w:rPr>
             </w:r>
           </w:p>
@@ -6892,7 +6834,7 @@
       <w:tr>
         <w:tc>
           <w:tcPr>
-            <w:tcW w:w="3033" w:type="dxa"/>
+            <w:tcW w:w="2703" w:type="dxa"/>
             <w:shd w:val="clear" w:color="auto" w:fill="D9E1F2"/>
           </w:tcPr>
           <w:p>
@@ -6913,7 +6855,7 @@
         </w:tc>
         <w:tc>
           <w:tcPr>
-            <w:tcW w:w="523" w:type="dxa"/>
+            <w:tcW w:w="556" w:type="dxa"/>
             <w:shd w:val="clear" w:color="auto" w:fill="D9E1F2"/>
           </w:tcPr>
           <w:p>
@@ -6926,14 +6868,14 @@
                 <w:rFonts w:ascii="Times New Roman" w:hAnsi="Times New Roman"/>
                 <w:b w:val="0"/>
                 <w:color w:val="000000"/>
-                <w:sz w:val="18"/>
+                <w:sz w:val="20"/>
               </w:rPr>
             </w:r>
           </w:p>
         </w:tc>
         <w:tc>
           <w:tcPr>
-            <w:tcW w:w="523" w:type="dxa"/>
+            <w:tcW w:w="556" w:type="dxa"/>
             <w:shd w:val="clear" w:color="auto" w:fill="D9E1F2"/>
           </w:tcPr>
           <w:p>
@@ -6946,14 +6888,14 @@
                 <w:rFonts w:ascii="Times New Roman" w:hAnsi="Times New Roman"/>
                 <w:b w:val="0"/>
                 <w:color w:val="000000"/>
-                <w:sz w:val="18"/>
+                <w:sz w:val="20"/>
               </w:rPr>
             </w:r>
           </w:p>
         </w:tc>
         <w:tc>
           <w:tcPr>
-            <w:tcW w:w="523" w:type="dxa"/>
+            <w:tcW w:w="556" w:type="dxa"/>
             <w:shd w:val="clear" w:color="auto" w:fill="D9E1F2"/>
           </w:tcPr>
           <w:p>
@@ -6966,14 +6908,14 @@
                 <w:rFonts w:ascii="Times New Roman" w:hAnsi="Times New Roman"/>
                 <w:b w:val="0"/>
                 <w:color w:val="000000"/>
-                <w:sz w:val="18"/>
+                <w:sz w:val="20"/>
               </w:rPr>
             </w:r>
           </w:p>
         </w:tc>
         <w:tc>
           <w:tcPr>
-            <w:tcW w:w="523" w:type="dxa"/>
+            <w:tcW w:w="556" w:type="dxa"/>
             <w:shd w:val="clear" w:color="auto" w:fill="D9E1F2"/>
           </w:tcPr>
           <w:p>
@@ -6986,14 +6928,14 @@
                 <w:rFonts w:ascii="Times New Roman" w:hAnsi="Times New Roman"/>
                 <w:b w:val="0"/>
                 <w:color w:val="000000"/>
-                <w:sz w:val="18"/>
+                <w:sz w:val="20"/>
               </w:rPr>
             </w:r>
           </w:p>
         </w:tc>
         <w:tc>
           <w:tcPr>
-            <w:tcW w:w="523" w:type="dxa"/>
+            <w:tcW w:w="556" w:type="dxa"/>
             <w:shd w:val="clear" w:color="auto" w:fill="D9E1F2"/>
           </w:tcPr>
           <w:p>
@@ -7006,14 +6948,14 @@
                 <w:rFonts w:ascii="Times New Roman" w:hAnsi="Times New Roman"/>
                 <w:b w:val="0"/>
                 <w:color w:val="000000"/>
-                <w:sz w:val="18"/>
+                <w:sz w:val="20"/>
               </w:rPr>
             </w:r>
           </w:p>
         </w:tc>
         <w:tc>
           <w:tcPr>
-            <w:tcW w:w="523" w:type="dxa"/>
+            <w:tcW w:w="556" w:type="dxa"/>
             <w:shd w:val="clear" w:color="auto" w:fill="70AD47"/>
           </w:tcPr>
           <w:p>
@@ -7026,15 +6968,15 @@
                 <w:rFonts w:ascii="Times New Roman" w:hAnsi="Times New Roman"/>
                 <w:b w:val="0"/>
                 <w:color w:val="FFFFFF"/>
-                <w:sz w:val="18"/>
+                <w:sz w:val="20"/>
               </w:rPr>
-              <w:t>✓</w:t>
+              <w:t>X</w:t>
             </w:r>
           </w:p>
         </w:tc>
         <w:tc>
           <w:tcPr>
-            <w:tcW w:w="523" w:type="dxa"/>
+            <w:tcW w:w="556" w:type="dxa"/>
             <w:shd w:val="clear" w:color="auto" w:fill="D9E1F2"/>
           </w:tcPr>
           <w:p>
@@ -7047,14 +6989,14 @@
                 <w:rFonts w:ascii="Times New Roman" w:hAnsi="Times New Roman"/>
                 <w:b w:val="0"/>
                 <w:color w:val="000000"/>
-                <w:sz w:val="18"/>
+                <w:sz w:val="20"/>
               </w:rPr>
             </w:r>
           </w:p>
         </w:tc>
         <w:tc>
           <w:tcPr>
-            <w:tcW w:w="523" w:type="dxa"/>
+            <w:tcW w:w="556" w:type="dxa"/>
             <w:shd w:val="clear" w:color="auto" w:fill="D9E1F2"/>
           </w:tcPr>
           <w:p>
@@ -7067,14 +7009,14 @@
                 <w:rFonts w:ascii="Times New Roman" w:hAnsi="Times New Roman"/>
                 <w:b w:val="0"/>
                 <w:color w:val="000000"/>
-                <w:sz w:val="18"/>
+                <w:sz w:val="20"/>
               </w:rPr>
             </w:r>
           </w:p>
         </w:tc>
         <w:tc>
           <w:tcPr>
-            <w:tcW w:w="523" w:type="dxa"/>
+            <w:tcW w:w="556" w:type="dxa"/>
             <w:shd w:val="clear" w:color="auto" w:fill="D9E1F2"/>
           </w:tcPr>
           <w:p>
@@ -7087,14 +7029,14 @@
                 <w:rFonts w:ascii="Times New Roman" w:hAnsi="Times New Roman"/>
                 <w:b w:val="0"/>
                 <w:color w:val="000000"/>
-                <w:sz w:val="18"/>
+                <w:sz w:val="20"/>
               </w:rPr>
             </w:r>
           </w:p>
         </w:tc>
         <w:tc>
           <w:tcPr>
-            <w:tcW w:w="523" w:type="dxa"/>
+            <w:tcW w:w="556" w:type="dxa"/>
             <w:shd w:val="clear" w:color="auto" w:fill="D9E1F2"/>
           </w:tcPr>
           <w:p>
@@ -7107,7 +7049,7 @@
                 <w:rFonts w:ascii="Times New Roman" w:hAnsi="Times New Roman"/>
                 <w:b w:val="0"/>
                 <w:color w:val="000000"/>
-                <w:sz w:val="18"/>
+                <w:sz w:val="20"/>
               </w:rPr>
             </w:r>
           </w:p>
@@ -7116,7 +7058,7 @@
       <w:tr>
         <w:tc>
           <w:tcPr>
-            <w:tcW w:w="3033" w:type="dxa"/>
+            <w:tcW w:w="2703" w:type="dxa"/>
             <w:shd w:val="clear" w:color="auto" w:fill="FFFFFF"/>
           </w:tcPr>
           <w:p>
@@ -7137,7 +7079,7 @@
         </w:tc>
         <w:tc>
           <w:tcPr>
-            <w:tcW w:w="523" w:type="dxa"/>
+            <w:tcW w:w="556" w:type="dxa"/>
             <w:shd w:val="clear" w:color="auto" w:fill="FFFFFF"/>
           </w:tcPr>
           <w:p>
@@ -7150,14 +7092,14 @@
                 <w:rFonts w:ascii="Times New Roman" w:hAnsi="Times New Roman"/>
                 <w:b w:val="0"/>
                 <w:color w:val="000000"/>
-                <w:sz w:val="18"/>
+                <w:sz w:val="20"/>
               </w:rPr>
             </w:r>
           </w:p>
         </w:tc>
         <w:tc>
           <w:tcPr>
-            <w:tcW w:w="523" w:type="dxa"/>
+            <w:tcW w:w="556" w:type="dxa"/>
             <w:shd w:val="clear" w:color="auto" w:fill="FFFFFF"/>
           </w:tcPr>
           <w:p>
@@ -7170,14 +7112,14 @@
                 <w:rFonts w:ascii="Times New Roman" w:hAnsi="Times New Roman"/>
                 <w:b w:val="0"/>
                 <w:color w:val="000000"/>
-                <w:sz w:val="18"/>
+                <w:sz w:val="20"/>
               </w:rPr>
             </w:r>
           </w:p>
         </w:tc>
         <w:tc>
           <w:tcPr>
-            <w:tcW w:w="523" w:type="dxa"/>
+            <w:tcW w:w="556" w:type="dxa"/>
             <w:shd w:val="clear" w:color="auto" w:fill="FFFFFF"/>
           </w:tcPr>
           <w:p>
@@ -7190,14 +7132,14 @@
                 <w:rFonts w:ascii="Times New Roman" w:hAnsi="Times New Roman"/>
                 <w:b w:val="0"/>
                 <w:color w:val="000000"/>
-                <w:sz w:val="18"/>
+                <w:sz w:val="20"/>
               </w:rPr>
             </w:r>
           </w:p>
         </w:tc>
         <w:tc>
           <w:tcPr>
-            <w:tcW w:w="523" w:type="dxa"/>
+            <w:tcW w:w="556" w:type="dxa"/>
             <w:shd w:val="clear" w:color="auto" w:fill="FFFFFF"/>
           </w:tcPr>
           <w:p>
@@ -7210,14 +7152,14 @@
                 <w:rFonts w:ascii="Times New Roman" w:hAnsi="Times New Roman"/>
                 <w:b w:val="0"/>
                 <w:color w:val="000000"/>
-                <w:sz w:val="18"/>
+                <w:sz w:val="20"/>
               </w:rPr>
             </w:r>
           </w:p>
         </w:tc>
         <w:tc>
           <w:tcPr>
-            <w:tcW w:w="523" w:type="dxa"/>
+            <w:tcW w:w="556" w:type="dxa"/>
             <w:shd w:val="clear" w:color="auto" w:fill="FFFFFF"/>
           </w:tcPr>
           <w:p>
@@ -7230,14 +7172,14 @@
                 <w:rFonts w:ascii="Times New Roman" w:hAnsi="Times New Roman"/>
                 <w:b w:val="0"/>
                 <w:color w:val="000000"/>
-                <w:sz w:val="18"/>
+                <w:sz w:val="20"/>
               </w:rPr>
             </w:r>
           </w:p>
         </w:tc>
         <w:tc>
           <w:tcPr>
-            <w:tcW w:w="523" w:type="dxa"/>
+            <w:tcW w:w="556" w:type="dxa"/>
             <w:shd w:val="clear" w:color="auto" w:fill="FFFFFF"/>
           </w:tcPr>
           <w:p>
@@ -7250,14 +7192,14 @@
                 <w:rFonts w:ascii="Times New Roman" w:hAnsi="Times New Roman"/>
                 <w:b w:val="0"/>
                 <w:color w:val="000000"/>
-                <w:sz w:val="18"/>
+                <w:sz w:val="20"/>
               </w:rPr>
             </w:r>
           </w:p>
         </w:tc>
         <w:tc>
           <w:tcPr>
-            <w:tcW w:w="523" w:type="dxa"/>
+            <w:tcW w:w="556" w:type="dxa"/>
             <w:shd w:val="clear" w:color="auto" w:fill="70AD47"/>
           </w:tcPr>
           <w:p>
@@ -7270,15 +7212,15 @@
                 <w:rFonts w:ascii="Times New Roman" w:hAnsi="Times New Roman"/>
                 <w:b w:val="0"/>
                 <w:color w:val="FFFFFF"/>
-                <w:sz w:val="18"/>
+                <w:sz w:val="20"/>
               </w:rPr>
-              <w:t>✓</w:t>
+              <w:t>X</w:t>
             </w:r>
           </w:p>
         </w:tc>
         <w:tc>
           <w:tcPr>
-            <w:tcW w:w="523" w:type="dxa"/>
+            <w:tcW w:w="556" w:type="dxa"/>
             <w:shd w:val="clear" w:color="auto" w:fill="FFFFFF"/>
           </w:tcPr>
           <w:p>
@@ -7291,14 +7233,14 @@
                 <w:rFonts w:ascii="Times New Roman" w:hAnsi="Times New Roman"/>
                 <w:b w:val="0"/>
                 <w:color w:val="000000"/>
-                <w:sz w:val="18"/>
+                <w:sz w:val="20"/>
               </w:rPr>
             </w:r>
           </w:p>
         </w:tc>
         <w:tc>
           <w:tcPr>
-            <w:tcW w:w="523" w:type="dxa"/>
+            <w:tcW w:w="556" w:type="dxa"/>
             <w:shd w:val="clear" w:color="auto" w:fill="FFFFFF"/>
           </w:tcPr>
           <w:p>
@@ -7311,14 +7253,14 @@
                 <w:rFonts w:ascii="Times New Roman" w:hAnsi="Times New Roman"/>
                 <w:b w:val="0"/>
                 <w:color w:val="000000"/>
-                <w:sz w:val="18"/>
+                <w:sz w:val="20"/>
               </w:rPr>
             </w:r>
           </w:p>
         </w:tc>
         <w:tc>
           <w:tcPr>
-            <w:tcW w:w="523" w:type="dxa"/>
+            <w:tcW w:w="556" w:type="dxa"/>
             <w:shd w:val="clear" w:color="auto" w:fill="FFFFFF"/>
           </w:tcPr>
           <w:p>
@@ -7331,7 +7273,7 @@
                 <w:rFonts w:ascii="Times New Roman" w:hAnsi="Times New Roman"/>
                 <w:b w:val="0"/>
                 <w:color w:val="000000"/>
-                <w:sz w:val="18"/>
+                <w:sz w:val="20"/>
               </w:rPr>
             </w:r>
           </w:p>
@@ -7340,7 +7282,7 @@
       <w:tr>
         <w:tc>
           <w:tcPr>
-            <w:tcW w:w="3033" w:type="dxa"/>
+            <w:tcW w:w="2703" w:type="dxa"/>
             <w:shd w:val="clear" w:color="auto" w:fill="D9E1F2"/>
           </w:tcPr>
           <w:p>
@@ -7361,7 +7303,7 @@
         </w:tc>
         <w:tc>
           <w:tcPr>
-            <w:tcW w:w="523" w:type="dxa"/>
+            <w:tcW w:w="556" w:type="dxa"/>
             <w:shd w:val="clear" w:color="auto" w:fill="D9E1F2"/>
           </w:tcPr>
           <w:p>
@@ -7374,14 +7316,14 @@
                 <w:rFonts w:ascii="Times New Roman" w:hAnsi="Times New Roman"/>
                 <w:b w:val="0"/>
                 <w:color w:val="000000"/>
-                <w:sz w:val="18"/>
+                <w:sz w:val="20"/>
               </w:rPr>
             </w:r>
           </w:p>
         </w:tc>
         <w:tc>
           <w:tcPr>
-            <w:tcW w:w="523" w:type="dxa"/>
+            <w:tcW w:w="556" w:type="dxa"/>
             <w:shd w:val="clear" w:color="auto" w:fill="D9E1F2"/>
           </w:tcPr>
           <w:p>
@@ -7394,14 +7336,14 @@
                 <w:rFonts w:ascii="Times New Roman" w:hAnsi="Times New Roman"/>
                 <w:b w:val="0"/>
                 <w:color w:val="000000"/>
-                <w:sz w:val="18"/>
+                <w:sz w:val="20"/>
               </w:rPr>
             </w:r>
           </w:p>
         </w:tc>
         <w:tc>
           <w:tcPr>
-            <w:tcW w:w="523" w:type="dxa"/>
+            <w:tcW w:w="556" w:type="dxa"/>
             <w:shd w:val="clear" w:color="auto" w:fill="D9E1F2"/>
           </w:tcPr>
           <w:p>
@@ -7414,14 +7356,14 @@
                 <w:rFonts w:ascii="Times New Roman" w:hAnsi="Times New Roman"/>
                 <w:b w:val="0"/>
                 <w:color w:val="000000"/>
-                <w:sz w:val="18"/>
+                <w:sz w:val="20"/>
               </w:rPr>
             </w:r>
           </w:p>
         </w:tc>
         <w:tc>
           <w:tcPr>
-            <w:tcW w:w="523" w:type="dxa"/>
+            <w:tcW w:w="556" w:type="dxa"/>
             <w:shd w:val="clear" w:color="auto" w:fill="D9E1F2"/>
           </w:tcPr>
           <w:p>
@@ -7434,14 +7376,14 @@
                 <w:rFonts w:ascii="Times New Roman" w:hAnsi="Times New Roman"/>
                 <w:b w:val="0"/>
                 <w:color w:val="000000"/>
-                <w:sz w:val="18"/>
+                <w:sz w:val="20"/>
               </w:rPr>
             </w:r>
           </w:p>
         </w:tc>
         <w:tc>
           <w:tcPr>
-            <w:tcW w:w="523" w:type="dxa"/>
+            <w:tcW w:w="556" w:type="dxa"/>
             <w:shd w:val="clear" w:color="auto" w:fill="D9E1F2"/>
           </w:tcPr>
           <w:p>
@@ -7454,14 +7396,14 @@
                 <w:rFonts w:ascii="Times New Roman" w:hAnsi="Times New Roman"/>
                 <w:b w:val="0"/>
                 <w:color w:val="000000"/>
-                <w:sz w:val="18"/>
+                <w:sz w:val="20"/>
               </w:rPr>
             </w:r>
           </w:p>
         </w:tc>
         <w:tc>
           <w:tcPr>
-            <w:tcW w:w="523" w:type="dxa"/>
+            <w:tcW w:w="556" w:type="dxa"/>
             <w:shd w:val="clear" w:color="auto" w:fill="D9E1F2"/>
           </w:tcPr>
           <w:p>
@@ -7474,14 +7416,14 @@
                 <w:rFonts w:ascii="Times New Roman" w:hAnsi="Times New Roman"/>
                 <w:b w:val="0"/>
                 <w:color w:val="000000"/>
-                <w:sz w:val="18"/>
+                <w:sz w:val="20"/>
               </w:rPr>
             </w:r>
           </w:p>
         </w:tc>
         <w:tc>
           <w:tcPr>
-            <w:tcW w:w="523" w:type="dxa"/>
+            <w:tcW w:w="556" w:type="dxa"/>
             <w:shd w:val="clear" w:color="auto" w:fill="70AD47"/>
           </w:tcPr>
           <w:p>
@@ -7494,15 +7436,15 @@
                 <w:rFonts w:ascii="Times New Roman" w:hAnsi="Times New Roman"/>
                 <w:b w:val="0"/>
                 <w:color w:val="FFFFFF"/>
-                <w:sz w:val="18"/>
+                <w:sz w:val="20"/>
               </w:rPr>
-              <w:t>✓</w:t>
+              <w:t>X</w:t>
             </w:r>
           </w:p>
         </w:tc>
         <w:tc>
           <w:tcPr>
-            <w:tcW w:w="523" w:type="dxa"/>
+            <w:tcW w:w="556" w:type="dxa"/>
             <w:shd w:val="clear" w:color="auto" w:fill="70AD47"/>
           </w:tcPr>
           <w:p>
@@ -7515,15 +7457,15 @@
                 <w:rFonts w:ascii="Times New Roman" w:hAnsi="Times New Roman"/>
                 <w:b w:val="0"/>
                 <w:color w:val="FFFFFF"/>
-                <w:sz w:val="18"/>
+                <w:sz w:val="20"/>
               </w:rPr>
-              <w:t>✓</w:t>
+              <w:t>X</w:t>
             </w:r>
           </w:p>
         </w:tc>
         <w:tc>
           <w:tcPr>
-            <w:tcW w:w="523" w:type="dxa"/>
+            <w:tcW w:w="556" w:type="dxa"/>
             <w:shd w:val="clear" w:color="auto" w:fill="D9E1F2"/>
           </w:tcPr>
           <w:p>
@@ -7536,14 +7478,14 @@
                 <w:rFonts w:ascii="Times New Roman" w:hAnsi="Times New Roman"/>
                 <w:b w:val="0"/>
                 <w:color w:val="000000"/>
-                <w:sz w:val="18"/>
+                <w:sz w:val="20"/>
               </w:rPr>
             </w:r>
           </w:p>
         </w:tc>
         <w:tc>
           <w:tcPr>
-            <w:tcW w:w="523" w:type="dxa"/>
+            <w:tcW w:w="556" w:type="dxa"/>
             <w:shd w:val="clear" w:color="auto" w:fill="D9E1F2"/>
           </w:tcPr>
           <w:p>
@@ -7556,7 +7498,7 @@
                 <w:rFonts w:ascii="Times New Roman" w:hAnsi="Times New Roman"/>
                 <w:b w:val="0"/>
                 <w:color w:val="000000"/>
-                <w:sz w:val="18"/>
+                <w:sz w:val="20"/>
               </w:rPr>
             </w:r>
           </w:p>
@@ -7565,7 +7507,7 @@
       <w:tr>
         <w:tc>
           <w:tcPr>
-            <w:tcW w:w="3033" w:type="dxa"/>
+            <w:tcW w:w="2703" w:type="dxa"/>
             <w:shd w:val="clear" w:color="auto" w:fill="FFFFFF"/>
           </w:tcPr>
           <w:p>
@@ -7586,7 +7528,7 @@
         </w:tc>
         <w:tc>
           <w:tcPr>
-            <w:tcW w:w="523" w:type="dxa"/>
+            <w:tcW w:w="556" w:type="dxa"/>
             <w:shd w:val="clear" w:color="auto" w:fill="FFFFFF"/>
           </w:tcPr>
           <w:p>
@@ -7599,14 +7541,14 @@
                 <w:rFonts w:ascii="Times New Roman" w:hAnsi="Times New Roman"/>
                 <w:b w:val="0"/>
                 <w:color w:val="000000"/>
-                <w:sz w:val="18"/>
+                <w:sz w:val="20"/>
               </w:rPr>
             </w:r>
           </w:p>
         </w:tc>
         <w:tc>
           <w:tcPr>
-            <w:tcW w:w="523" w:type="dxa"/>
+            <w:tcW w:w="556" w:type="dxa"/>
             <w:shd w:val="clear" w:color="auto" w:fill="FFFFFF"/>
           </w:tcPr>
           <w:p>
@@ -7619,14 +7561,14 @@
                 <w:rFonts w:ascii="Times New Roman" w:hAnsi="Times New Roman"/>
                 <w:b w:val="0"/>
                 <w:color w:val="000000"/>
-                <w:sz w:val="18"/>
+                <w:sz w:val="20"/>
               </w:rPr>
             </w:r>
           </w:p>
         </w:tc>
         <w:tc>
           <w:tcPr>
-            <w:tcW w:w="523" w:type="dxa"/>
+            <w:tcW w:w="556" w:type="dxa"/>
             <w:shd w:val="clear" w:color="auto" w:fill="FFFFFF"/>
           </w:tcPr>
           <w:p>
@@ -7639,14 +7581,14 @@
                 <w:rFonts w:ascii="Times New Roman" w:hAnsi="Times New Roman"/>
                 <w:b w:val="0"/>
                 <w:color w:val="000000"/>
-                <w:sz w:val="18"/>
+                <w:sz w:val="20"/>
               </w:rPr>
             </w:r>
           </w:p>
         </w:tc>
         <w:tc>
           <w:tcPr>
-            <w:tcW w:w="523" w:type="dxa"/>
+            <w:tcW w:w="556" w:type="dxa"/>
             <w:shd w:val="clear" w:color="auto" w:fill="FFFFFF"/>
           </w:tcPr>
           <w:p>
@@ -7659,14 +7601,14 @@
                 <w:rFonts w:ascii="Times New Roman" w:hAnsi="Times New Roman"/>
                 <w:b w:val="0"/>
                 <w:color w:val="000000"/>
-                <w:sz w:val="18"/>
+                <w:sz w:val="20"/>
               </w:rPr>
             </w:r>
           </w:p>
         </w:tc>
         <w:tc>
           <w:tcPr>
-            <w:tcW w:w="523" w:type="dxa"/>
+            <w:tcW w:w="556" w:type="dxa"/>
             <w:shd w:val="clear" w:color="auto" w:fill="FFFFFF"/>
           </w:tcPr>
           <w:p>
@@ -7679,14 +7621,14 @@
                 <w:rFonts w:ascii="Times New Roman" w:hAnsi="Times New Roman"/>
                 <w:b w:val="0"/>
                 <w:color w:val="000000"/>
-                <w:sz w:val="18"/>
+                <w:sz w:val="20"/>
               </w:rPr>
             </w:r>
           </w:p>
         </w:tc>
         <w:tc>
           <w:tcPr>
-            <w:tcW w:w="523" w:type="dxa"/>
+            <w:tcW w:w="556" w:type="dxa"/>
             <w:shd w:val="clear" w:color="auto" w:fill="FFFFFF"/>
           </w:tcPr>
           <w:p>
@@ -7699,14 +7641,14 @@
                 <w:rFonts w:ascii="Times New Roman" w:hAnsi="Times New Roman"/>
                 <w:b w:val="0"/>
                 <w:color w:val="000000"/>
-                <w:sz w:val="18"/>
+                <w:sz w:val="20"/>
               </w:rPr>
             </w:r>
           </w:p>
         </w:tc>
         <w:tc>
           <w:tcPr>
-            <w:tcW w:w="523" w:type="dxa"/>
+            <w:tcW w:w="556" w:type="dxa"/>
             <w:shd w:val="clear" w:color="auto" w:fill="FFFFFF"/>
           </w:tcPr>
           <w:p>
@@ -7719,14 +7661,14 @@
                 <w:rFonts w:ascii="Times New Roman" w:hAnsi="Times New Roman"/>
                 <w:b w:val="0"/>
                 <w:color w:val="000000"/>
-                <w:sz w:val="18"/>
+                <w:sz w:val="20"/>
               </w:rPr>
             </w:r>
           </w:p>
         </w:tc>
         <w:tc>
           <w:tcPr>
-            <w:tcW w:w="523" w:type="dxa"/>
+            <w:tcW w:w="556" w:type="dxa"/>
             <w:shd w:val="clear" w:color="auto" w:fill="FFFFFF"/>
           </w:tcPr>
           <w:p>
@@ -7739,14 +7681,14 @@
                 <w:rFonts w:ascii="Times New Roman" w:hAnsi="Times New Roman"/>
                 <w:b w:val="0"/>
                 <w:color w:val="000000"/>
-                <w:sz w:val="18"/>
+                <w:sz w:val="20"/>
               </w:rPr>
             </w:r>
           </w:p>
         </w:tc>
         <w:tc>
           <w:tcPr>
-            <w:tcW w:w="523" w:type="dxa"/>
+            <w:tcW w:w="556" w:type="dxa"/>
             <w:shd w:val="clear" w:color="auto" w:fill="70AD47"/>
           </w:tcPr>
           <w:p>
@@ -7759,15 +7701,15 @@
                 <w:rFonts w:ascii="Times New Roman" w:hAnsi="Times New Roman"/>
                 <w:b w:val="0"/>
                 <w:color w:val="FFFFFF"/>
-                <w:sz w:val="18"/>
+                <w:sz w:val="20"/>
               </w:rPr>
-              <w:t>✓</w:t>
+              <w:t>X</w:t>
             </w:r>
           </w:p>
         </w:tc>
         <w:tc>
           <w:tcPr>
-            <w:tcW w:w="523" w:type="dxa"/>
+            <w:tcW w:w="556" w:type="dxa"/>
             <w:shd w:val="clear" w:color="auto" w:fill="FFFFFF"/>
           </w:tcPr>
           <w:p>
@@ -7780,7 +7722,7 @@
                 <w:rFonts w:ascii="Times New Roman" w:hAnsi="Times New Roman"/>
                 <w:b w:val="0"/>
                 <w:color w:val="000000"/>
-                <w:sz w:val="18"/>
+                <w:sz w:val="20"/>
               </w:rPr>
             </w:r>
           </w:p>
@@ -7789,7 +7731,7 @@
       <w:tr>
         <w:tc>
           <w:tcPr>
-            <w:tcW w:w="3033" w:type="dxa"/>
+            <w:tcW w:w="2703" w:type="dxa"/>
             <w:shd w:val="clear" w:color="auto" w:fill="D9E1F2"/>
           </w:tcPr>
           <w:p>
@@ -7810,7 +7752,7 @@
         </w:tc>
         <w:tc>
           <w:tcPr>
-            <w:tcW w:w="523" w:type="dxa"/>
+            <w:tcW w:w="556" w:type="dxa"/>
             <w:shd w:val="clear" w:color="auto" w:fill="D9E1F2"/>
           </w:tcPr>
           <w:p>
@@ -7823,14 +7765,14 @@
                 <w:rFonts w:ascii="Times New Roman" w:hAnsi="Times New Roman"/>
                 <w:b w:val="0"/>
                 <w:color w:val="000000"/>
-                <w:sz w:val="18"/>
+                <w:sz w:val="20"/>
               </w:rPr>
             </w:r>
           </w:p>
         </w:tc>
         <w:tc>
           <w:tcPr>
-            <w:tcW w:w="523" w:type="dxa"/>
+            <w:tcW w:w="556" w:type="dxa"/>
             <w:shd w:val="clear" w:color="auto" w:fill="D9E1F2"/>
           </w:tcPr>
           <w:p>
@@ -7843,14 +7785,14 @@
                 <w:rFonts w:ascii="Times New Roman" w:hAnsi="Times New Roman"/>
                 <w:b w:val="0"/>
                 <w:color w:val="000000"/>
-                <w:sz w:val="18"/>
+                <w:sz w:val="20"/>
               </w:rPr>
             </w:r>
           </w:p>
         </w:tc>
         <w:tc>
           <w:tcPr>
-            <w:tcW w:w="523" w:type="dxa"/>
+            <w:tcW w:w="556" w:type="dxa"/>
             <w:shd w:val="clear" w:color="auto" w:fill="D9E1F2"/>
           </w:tcPr>
           <w:p>
@@ -7863,14 +7805,14 @@
                 <w:rFonts w:ascii="Times New Roman" w:hAnsi="Times New Roman"/>
                 <w:b w:val="0"/>
                 <w:color w:val="000000"/>
-                <w:sz w:val="18"/>
+                <w:sz w:val="20"/>
               </w:rPr>
             </w:r>
           </w:p>
         </w:tc>
         <w:tc>
           <w:tcPr>
-            <w:tcW w:w="523" w:type="dxa"/>
+            <w:tcW w:w="556" w:type="dxa"/>
             <w:shd w:val="clear" w:color="auto" w:fill="D9E1F2"/>
           </w:tcPr>
           <w:p>
@@ -7883,14 +7825,14 @@
                 <w:rFonts w:ascii="Times New Roman" w:hAnsi="Times New Roman"/>
                 <w:b w:val="0"/>
                 <w:color w:val="000000"/>
-                <w:sz w:val="18"/>
+                <w:sz w:val="20"/>
               </w:rPr>
             </w:r>
           </w:p>
         </w:tc>
         <w:tc>
           <w:tcPr>
-            <w:tcW w:w="523" w:type="dxa"/>
+            <w:tcW w:w="556" w:type="dxa"/>
             <w:shd w:val="clear" w:color="auto" w:fill="D9E1F2"/>
           </w:tcPr>
           <w:p>
@@ -7903,14 +7845,14 @@
                 <w:rFonts w:ascii="Times New Roman" w:hAnsi="Times New Roman"/>
                 <w:b w:val="0"/>
                 <w:color w:val="000000"/>
-                <w:sz w:val="18"/>
+                <w:sz w:val="20"/>
               </w:rPr>
             </w:r>
           </w:p>
         </w:tc>
         <w:tc>
           <w:tcPr>
-            <w:tcW w:w="523" w:type="dxa"/>
+            <w:tcW w:w="556" w:type="dxa"/>
             <w:shd w:val="clear" w:color="auto" w:fill="D9E1F2"/>
           </w:tcPr>
           <w:p>
@@ -7923,14 +7865,14 @@
                 <w:rFonts w:ascii="Times New Roman" w:hAnsi="Times New Roman"/>
                 <w:b w:val="0"/>
                 <w:color w:val="000000"/>
-                <w:sz w:val="18"/>
+                <w:sz w:val="20"/>
               </w:rPr>
             </w:r>
           </w:p>
         </w:tc>
         <w:tc>
           <w:tcPr>
-            <w:tcW w:w="523" w:type="dxa"/>
+            <w:tcW w:w="556" w:type="dxa"/>
             <w:shd w:val="clear" w:color="auto" w:fill="D9E1F2"/>
           </w:tcPr>
           <w:p>
@@ -7943,14 +7885,14 @@
                 <w:rFonts w:ascii="Times New Roman" w:hAnsi="Times New Roman"/>
                 <w:b w:val="0"/>
                 <w:color w:val="000000"/>
-                <w:sz w:val="18"/>
+                <w:sz w:val="20"/>
               </w:rPr>
             </w:r>
           </w:p>
         </w:tc>
         <w:tc>
           <w:tcPr>
-            <w:tcW w:w="523" w:type="dxa"/>
+            <w:tcW w:w="556" w:type="dxa"/>
             <w:shd w:val="clear" w:color="auto" w:fill="D9E1F2"/>
           </w:tcPr>
           <w:p>
@@ -7963,14 +7905,14 @@
                 <w:rFonts w:ascii="Times New Roman" w:hAnsi="Times New Roman"/>
                 <w:b w:val="0"/>
                 <w:color w:val="000000"/>
-                <w:sz w:val="18"/>
+                <w:sz w:val="20"/>
               </w:rPr>
             </w:r>
           </w:p>
         </w:tc>
         <w:tc>
           <w:tcPr>
-            <w:tcW w:w="523" w:type="dxa"/>
+            <w:tcW w:w="556" w:type="dxa"/>
             <w:shd w:val="clear" w:color="auto" w:fill="D9E1F2"/>
           </w:tcPr>
           <w:p>
@@ -7983,14 +7925,14 @@
                 <w:rFonts w:ascii="Times New Roman" w:hAnsi="Times New Roman"/>
                 <w:b w:val="0"/>
                 <w:color w:val="000000"/>
-                <w:sz w:val="18"/>
+                <w:sz w:val="20"/>
               </w:rPr>
             </w:r>
           </w:p>
         </w:tc>
         <w:tc>
           <w:tcPr>
-            <w:tcW w:w="523" w:type="dxa"/>
+            <w:tcW w:w="556" w:type="dxa"/>
             <w:shd w:val="clear" w:color="auto" w:fill="70AD47"/>
           </w:tcPr>
           <w:p>
@@ -8003,9 +7945,9 @@
                 <w:rFonts w:ascii="Times New Roman" w:hAnsi="Times New Roman"/>
                 <w:b w:val="0"/>
                 <w:color w:val="FFFFFF"/>
-                <w:sz w:val="18"/>
+                <w:sz w:val="20"/>
               </w:rPr>
-              <w:t>✓</w:t>
+              <w:t>X</w:t>
             </w:r>
           </w:p>
         </w:tc>
@@ -8013,7 +7955,7 @@
       <w:tr>
         <w:tc>
           <w:tcPr>
-            <w:tcW w:w="3033" w:type="dxa"/>
+            <w:tcW w:w="2703" w:type="dxa"/>
             <w:shd w:val="clear" w:color="auto" w:fill="FFFFFF"/>
           </w:tcPr>
           <w:p>
@@ -8034,7 +7976,7 @@
         </w:tc>
         <w:tc>
           <w:tcPr>
-            <w:tcW w:w="523" w:type="dxa"/>
+            <w:tcW w:w="556" w:type="dxa"/>
             <w:shd w:val="clear" w:color="auto" w:fill="FFFFFF"/>
           </w:tcPr>
           <w:p>
@@ -8047,14 +7989,14 @@
                 <w:rFonts w:ascii="Times New Roman" w:hAnsi="Times New Roman"/>
                 <w:b w:val="0"/>
                 <w:color w:val="000000"/>
-                <w:sz w:val="18"/>
+                <w:sz w:val="20"/>
               </w:rPr>
             </w:r>
           </w:p>
         </w:tc>
         <w:tc>
           <w:tcPr>
-            <w:tcW w:w="523" w:type="dxa"/>
+            <w:tcW w:w="556" w:type="dxa"/>
             <w:shd w:val="clear" w:color="auto" w:fill="70AD47"/>
           </w:tcPr>
           <w:p>
@@ -8067,15 +8009,15 @@
                 <w:rFonts w:ascii="Times New Roman" w:hAnsi="Times New Roman"/>
                 <w:b w:val="0"/>
                 <w:color w:val="FFFFFF"/>
-                <w:sz w:val="18"/>
+                <w:sz w:val="20"/>
               </w:rPr>
-              <w:t>✓</w:t>
+              <w:t>X</w:t>
             </w:r>
           </w:p>
         </w:tc>
         <w:tc>
           <w:tcPr>
-            <w:tcW w:w="523" w:type="dxa"/>
+            <w:tcW w:w="556" w:type="dxa"/>
             <w:shd w:val="clear" w:color="auto" w:fill="70AD47"/>
           </w:tcPr>
           <w:p>
@@ -8088,15 +8030,15 @@
                 <w:rFonts w:ascii="Times New Roman" w:hAnsi="Times New Roman"/>
                 <w:b w:val="0"/>
                 <w:color w:val="FFFFFF"/>
-                <w:sz w:val="18"/>
+                <w:sz w:val="20"/>
               </w:rPr>
-              <w:t>✓</w:t>
+              <w:t>X</w:t>
             </w:r>
           </w:p>
         </w:tc>
         <w:tc>
           <w:tcPr>
-            <w:tcW w:w="523" w:type="dxa"/>
+            <w:tcW w:w="556" w:type="dxa"/>
             <w:shd w:val="clear" w:color="auto" w:fill="70AD47"/>
           </w:tcPr>
           <w:p>
@@ -8109,15 +8051,15 @@
                 <w:rFonts w:ascii="Times New Roman" w:hAnsi="Times New Roman"/>
                 <w:b w:val="0"/>
                 <w:color w:val="FFFFFF"/>
-                <w:sz w:val="18"/>
+                <w:sz w:val="20"/>
               </w:rPr>
-              <w:t>✓</w:t>
+              <w:t>X</w:t>
             </w:r>
           </w:p>
         </w:tc>
         <w:tc>
           <w:tcPr>
-            <w:tcW w:w="523" w:type="dxa"/>
+            <w:tcW w:w="556" w:type="dxa"/>
             <w:shd w:val="clear" w:color="auto" w:fill="70AD47"/>
           </w:tcPr>
           <w:p>
@@ -8130,15 +8072,15 @@
                 <w:rFonts w:ascii="Times New Roman" w:hAnsi="Times New Roman"/>
                 <w:b w:val="0"/>
                 <w:color w:val="FFFFFF"/>
-                <w:sz w:val="18"/>
+                <w:sz w:val="20"/>
               </w:rPr>
-              <w:t>✓</w:t>
+              <w:t>X</w:t>
             </w:r>
           </w:p>
         </w:tc>
         <w:tc>
           <w:tcPr>
-            <w:tcW w:w="523" w:type="dxa"/>
+            <w:tcW w:w="556" w:type="dxa"/>
             <w:shd w:val="clear" w:color="auto" w:fill="70AD47"/>
           </w:tcPr>
           <w:p>
@@ -8151,15 +8093,15 @@
                 <w:rFonts w:ascii="Times New Roman" w:hAnsi="Times New Roman"/>
                 <w:b w:val="0"/>
                 <w:color w:val="FFFFFF"/>
-                <w:sz w:val="18"/>
+                <w:sz w:val="20"/>
               </w:rPr>
-              <w:t>✓</w:t>
+              <w:t>X</w:t>
             </w:r>
           </w:p>
         </w:tc>
         <w:tc>
           <w:tcPr>
-            <w:tcW w:w="523" w:type="dxa"/>
+            <w:tcW w:w="556" w:type="dxa"/>
             <w:shd w:val="clear" w:color="auto" w:fill="70AD47"/>
           </w:tcPr>
           <w:p>
@@ -8172,15 +8114,15 @@
                 <w:rFonts w:ascii="Times New Roman" w:hAnsi="Times New Roman"/>
                 <w:b w:val="0"/>
                 <w:color w:val="FFFFFF"/>
-                <w:sz w:val="18"/>
+                <w:sz w:val="20"/>
               </w:rPr>
-              <w:t>✓</w:t>
+              <w:t>X</w:t>
             </w:r>
           </w:p>
         </w:tc>
         <w:tc>
           <w:tcPr>
-            <w:tcW w:w="523" w:type="dxa"/>
+            <w:tcW w:w="556" w:type="dxa"/>
             <w:shd w:val="clear" w:color="auto" w:fill="70AD47"/>
           </w:tcPr>
           <w:p>
@@ -8193,15 +8135,15 @@
                 <w:rFonts w:ascii="Times New Roman" w:hAnsi="Times New Roman"/>
                 <w:b w:val="0"/>
                 <w:color w:val="FFFFFF"/>
-                <w:sz w:val="18"/>
+                <w:sz w:val="20"/>
               </w:rPr>
-              <w:t>✓</w:t>
+              <w:t>X</w:t>
             </w:r>
           </w:p>
         </w:tc>
         <w:tc>
           <w:tcPr>
-            <w:tcW w:w="523" w:type="dxa"/>
+            <w:tcW w:w="556" w:type="dxa"/>
             <w:shd w:val="clear" w:color="auto" w:fill="70AD47"/>
           </w:tcPr>
           <w:p>
@@ -8214,15 +8156,15 @@
                 <w:rFonts w:ascii="Times New Roman" w:hAnsi="Times New Roman"/>
                 <w:b w:val="0"/>
                 <w:color w:val="FFFFFF"/>
-                <w:sz w:val="18"/>
+                <w:sz w:val="20"/>
               </w:rPr>
-              <w:t>✓</w:t>
+              <w:t>X</w:t>
             </w:r>
           </w:p>
         </w:tc>
         <w:tc>
           <w:tcPr>
-            <w:tcW w:w="523" w:type="dxa"/>
+            <w:tcW w:w="556" w:type="dxa"/>
             <w:shd w:val="clear" w:color="auto" w:fill="FFFFFF"/>
           </w:tcPr>
           <w:p>
@@ -8235,7 +8177,7 @@
                 <w:rFonts w:ascii="Times New Roman" w:hAnsi="Times New Roman"/>
                 <w:b w:val="0"/>
                 <w:color w:val="000000"/>
-                <w:sz w:val="18"/>
+                <w:sz w:val="20"/>
               </w:rPr>
             </w:r>
           </w:p>
@@ -8246,19 +8188,20 @@
     <w:p>
       <w:pPr>
         <w:sectPr>
-          <w:footerReference w:type="default" r:id="rId33"/>
-          <w:type w:val="continuous"/>
+          <w:footerReference w:type="default" r:id="rId34"/>
+          <w:footerReference w:type="first" r:id="rId35"/>
           <w:pgSz w:w="12240" w:h="15840"/>
           <w:pgMar w:top="1701" w:right="1701" w:bottom="1701" w:left="2268" w:header="720" w:footer="720" w:gutter="0"/>
           <w:cols w:space="720"/>
           <w:titlePg/>
           <w:docGrid w:linePitch="360"/>
+          <w:pgNumType w:fmt="decimal"/>
         </w:sectPr>
       </w:pPr>
     </w:p>
     <w:p>
       <w:pPr>
-        <w:spacing w:before="1140" w:after="480"/>
+        <w:spacing w:before="1140" w:after="480" w:line="360" w:lineRule="auto"/>
         <w:jc w:val="center"/>
       </w:pPr>
       <w:r>
@@ -8273,7 +8216,7 @@
     <w:p>
       <w:bookmarkStart w:id="bm_cap3" w:name="bm_cap3"/>
       <w:pPr>
-        <w:spacing w:before="480"/>
+        <w:spacing w:before="0" w:after="480" w:line="360" w:lineRule="auto"/>
         <w:jc w:val="center"/>
       </w:pPr>
       <w:r>
@@ -8287,19 +8230,440 @@
       <w:bookmarkEnd w:id="bm_cap3"/>
     </w:p>
     <w:p>
+      <w:bookmarkStart w:id="bm_cap3_bases" w:name="bm_cap3_bases"/>
+      <w:pPr>
+        <w:spacing w:before="480" w:after="480" w:line="360" w:lineRule="auto"/>
+        <w:jc w:val="left"/>
+      </w:pPr>
+      <w:r>
+        <w:rPr>
+          <w:rFonts w:ascii="Times New Roman" w:hAnsi="Times New Roman"/>
+          <w:b/>
+          <w:sz w:val="24"/>
+        </w:rPr>
+        <w:t>Procura y Gestión de Compras</w:t>
+      </w:r>
+      <w:bookmarkEnd w:id="bm_cap3_bases"/>
+    </w:p>
+    <w:p>
+      <w:pPr>
+        <w:spacing w:line="360" w:lineRule="auto" w:after="0" w:before="0"/>
+        <w:ind w:firstLine="709"/>
+        <w:jc w:val="both"/>
+      </w:pPr>
+      <w:r>
+        <w:rPr>
+          <w:rFonts w:ascii="Times New Roman" w:hAnsi="Times New Roman"/>
+          <w:i w:val="0"/>
+          <w:sz w:val="24"/>
+        </w:rPr>
+        <w:t>La procura se define como el conjunto de actividades orientadas a la adquisición de bienes, materiales e insumos necesarios para el funcionamiento continuo de una organización. Monterroso (2002) establece que la gestión de abastecimiento eficiente no se limita a la ejecución de compras, sino que abarca la planificación de necesidades, la selección de proveedores, la negociación de condiciones y el control del cumplimiento de los requerimientos en tiempo, calidad y costo.</w:t>
+      </w:r>
+    </w:p>
+    <w:p>
+      <w:pPr>
+        <w:spacing w:line="360" w:lineRule="auto" w:after="0" w:before="0"/>
+        <w:ind w:firstLine="709"/>
+        <w:jc w:val="both"/>
+      </w:pPr>
+      <w:r>
+        <w:rPr>
+          <w:rFonts w:ascii="Times New Roman" w:hAnsi="Times New Roman"/>
+          <w:i w:val="0"/>
+          <w:sz w:val="24"/>
+        </w:rPr>
+        <w:t>Lo anterior cobra especial relevancia en el contexto de Lubricantes y Equipos Varyna, C.A., donde la procura constituye una función crítica para sostener las operaciones industriales y de campo. Durante el diagnóstico realizado, se pudo constatar que el departamento administrativo no cuenta con un canal formalizado de recepción de requisiciones, lo que impide que el proceso de abastecimiento se desarrolle de forma planificada y controlada tal como lo exige la teoría. En criterio de quien suscribe, esta ausencia de estructura procedimental es la causa raíz de los retrasos identificados, por encima incluso de factores humanos o tecnológicos.</w:t>
+      </w:r>
+    </w:p>
+    <w:p>
+      <w:pPr>
+        <w:spacing w:line="360" w:lineRule="auto" w:after="0" w:before="0"/>
+        <w:ind w:firstLine="709"/>
+        <w:jc w:val="both"/>
+      </w:pPr>
+      <w:r>
+        <w:rPr>
+          <w:rFonts w:ascii="Times New Roman" w:hAnsi="Times New Roman"/>
+          <w:i w:val="0"/>
+          <w:sz w:val="24"/>
+        </w:rPr>
+        <w:t>Comprender la procura desde esta perspectiva teórica es el punto de partida indispensable para cualquier propuesta de mejora, pues permite identificar con precisión en cuáles fases del ciclo se concentran las ineficiencias. Para ello, resulta igualmente necesario examinar el marco administrativo general que debe regir la gestión de cualquier proceso organizacional, tal como se desarrolla en el apartado siguiente.</w:t>
+      </w:r>
+    </w:p>
+    <w:p>
+      <w:pPr>
+        <w:spacing w:line="240" w:lineRule="auto" w:before="720" w:after="240"/>
+        <w:ind w:left="709" w:right="709"/>
+        <w:jc w:val="both"/>
+      </w:pPr>
+      <w:r>
+        <w:rPr>
+          <w:rFonts w:ascii="Times New Roman" w:hAnsi="Times New Roman"/>
+          <w:sz w:val="24"/>
+        </w:rPr>
+        <w:t>La gestión de compras y abastecimiento comprende un conjunto de actividades que permiten identificar las necesidades de materiales e insumos de la organización, seleccionar adecuadamente a los proveedores, negociar las condiciones de adquisición más convenientes y asegurar que los bienes requeridos lleguen en las cantidades correctas, en el momento oportuno y al menor costo posible, contribuyendo directamente a la eficiencia operativa de la empresa.</w:t>
+      </w:r>
+      <w:r>
+        <w:rPr>
+          <w:rFonts w:ascii="Times New Roman" w:hAnsi="Times New Roman"/>
+          <w:sz w:val="24"/>
+        </w:rPr>
+        <w:t xml:space="preserve"> (Monterroso, 2002, p. 3)</w:t>
+      </w:r>
+    </w:p>
+    <w:p>
+      <w:pPr>
+        <w:spacing w:before="480" w:after="480" w:line="360" w:lineRule="auto"/>
+        <w:jc w:val="left"/>
+      </w:pPr>
+      <w:r>
+        <w:rPr>
+          <w:rFonts w:ascii="Times New Roman" w:hAnsi="Times New Roman"/>
+          <w:b/>
+          <w:sz w:val="24"/>
+        </w:rPr>
+        <w:t>Proceso Administrativo</w:t>
+      </w:r>
+    </w:p>
+    <w:p>
+      <w:pPr>
+        <w:spacing w:line="360" w:lineRule="auto" w:after="0" w:before="0"/>
+        <w:ind w:firstLine="709"/>
+        <w:jc w:val="both"/>
+      </w:pPr>
+      <w:r>
+        <w:rPr>
+          <w:rFonts w:ascii="Times New Roman" w:hAnsi="Times New Roman"/>
+          <w:i w:val="0"/>
+          <w:sz w:val="24"/>
+        </w:rPr>
+        <w:t>El proceso administrativo constituye el marco conceptual fundamental que rige el funcionamiento de las organizaciones modernas. Chiavenato (2006) lo describe como el conjunto secuencial e interrelacionado de funciones de planificación, organización, dirección y control, orientadas al logro eficiente de los objetivos organizacionales mediante el uso racional de los recursos disponibles.</w:t>
+      </w:r>
+    </w:p>
+    <w:p>
+      <w:pPr>
+        <w:spacing w:line="360" w:lineRule="auto" w:after="0" w:before="0"/>
+        <w:ind w:firstLine="709"/>
+        <w:jc w:val="both"/>
+      </w:pPr>
+      <w:r>
+        <w:rPr>
+          <w:rFonts w:ascii="Times New Roman" w:hAnsi="Times New Roman"/>
+          <w:i w:val="0"/>
+          <w:sz w:val="24"/>
+        </w:rPr>
+        <w:t>Aplicado al contexto de la procura, el proceso administrativo provee la estructura metodológica necesaria para formalizar cada etapa del ciclo de compras. La planificación define las necesidades y tiempos de adquisición; la organización asigna responsabilidades claras a cada actor del proceso; la dirección asegura la ejecución coordinada de las actividades; y el control verifica el cumplimiento de los procedimientos y detecta desviaciones que requieren corrección.</w:t>
+      </w:r>
+    </w:p>
+    <w:p>
+      <w:pPr>
+        <w:spacing w:line="360" w:lineRule="auto" w:after="0" w:before="0"/>
+        <w:ind w:firstLine="709"/>
+        <w:jc w:val="both"/>
+      </w:pPr>
+      <w:r>
+        <w:rPr>
+          <w:rFonts w:ascii="Times New Roman" w:hAnsi="Times New Roman"/>
+          <w:i w:val="0"/>
+          <w:sz w:val="24"/>
+        </w:rPr>
+        <w:t>Durante la observación directa realizada en Lubricantes y Equipos Varyna, C.A., se evidenció que ninguna de estas cuatro funciones se ejecuta de manera formal dentro del ciclo de compras. Las requisiciones se reciben sin planificación previa, las responsabilidades no están escritas ni asignadas con claridad, y no existe un mecanismo de control que permita detectar en qué fase se detiene cada expediente. Desde la perspectiva de quien elabora este trabajo, la ausencia del proceso administrativo como eje rector es lo que convierte un procedimiento que debería ser simple en una secuencia compleja y propensa a errores. La propuesta de simplificación desarrollada en los capítulos siguientes busca precisamente instaurar estas cuatro funciones de forma explícita dentro del nuevo flujo de procura. Para que dicho control sea efectivo, es necesario además comprender los mecanismos de control interno aplicables específicamente al área de compras, como se expone a continuación.</w:t>
+      </w:r>
+    </w:p>
+    <w:p>
+      <w:pPr>
+        <w:spacing w:before="480" w:after="480" w:line="360" w:lineRule="auto"/>
+        <w:jc w:val="left"/>
+      </w:pPr>
+      <w:r>
+        <w:rPr>
+          <w:rFonts w:ascii="Times New Roman" w:hAnsi="Times New Roman"/>
+          <w:b/>
+          <w:sz w:val="24"/>
+        </w:rPr>
+        <w:t>Control Interno en los Procesos de Compras</w:t>
+      </w:r>
+    </w:p>
+    <w:p>
+      <w:pPr>
+        <w:spacing w:line="360" w:lineRule="auto" w:after="0" w:before="0"/>
+        <w:ind w:firstLine="709"/>
+        <w:jc w:val="both"/>
+      </w:pPr>
+      <w:r>
+        <w:rPr>
+          <w:rFonts w:ascii="Times New Roman" w:hAnsi="Times New Roman"/>
+          <w:i w:val="0"/>
+          <w:sz w:val="24"/>
+        </w:rPr>
+        <w:t>El control interno se define como el proceso diseñado e implementado por la dirección de una organización para proporcionar una seguridad razonable sobre la consecución de los objetivos en las categorías de eficiencia operativa, confiabilidad de la información financiera y cumplimiento de las normas aplicables. Mantilla (2005) señala que un sistema de control interno robusto en el área de compras minimiza los riesgos de fraude, duplicidad de pagos y adquisiciones no autorizadas.</w:t>
+      </w:r>
+    </w:p>
+    <w:p>
+      <w:pPr>
+        <w:spacing w:line="360" w:lineRule="auto" w:after="0" w:before="0"/>
+        <w:ind w:firstLine="709"/>
+        <w:jc w:val="both"/>
+      </w:pPr>
+      <w:r>
+        <w:rPr>
+          <w:rFonts w:ascii="Times New Roman" w:hAnsi="Times New Roman"/>
+          <w:i w:val="0"/>
+          <w:sz w:val="24"/>
+        </w:rPr>
+        <w:t>En el proceso de procura de Lubricantes y Equipos Varyna, C.A., el fortalecimiento del control interno implica la definición de niveles de autorización por monto de compra, la implementación de formularios estandarizados de solicitud y la trazabilidad documental de cada expediente desde la requisición hasta la orden de compra cerrada. Estas medidas reducen la discrecionalidad en las decisiones de adquisición y aumentan la transparencia del proceso.</w:t>
+      </w:r>
+    </w:p>
+    <w:p>
+      <w:pPr>
+        <w:spacing w:line="360" w:lineRule="auto" w:after="0" w:before="0"/>
+        <w:ind w:firstLine="709"/>
+        <w:jc w:val="both"/>
+      </w:pPr>
+      <w:r>
+        <w:rPr>
+          <w:rFonts w:ascii="Times New Roman" w:hAnsi="Times New Roman"/>
+          <w:i w:val="0"/>
+          <w:sz w:val="24"/>
+        </w:rPr>
+        <w:t>A juicio de quien suscribe, el control interno no debe entenderse como una carga burocrática adicional, sino como la garantía de que cada paso del proceso de compras tiene un propósito definido y un responsable identificable. En Lubricantes y Equipos Varyna, C.A., la inexistencia de niveles de autorización formales ha generado que decisiones de adquisición recaigan de manera discrecional sobre el personal disponible en el momento, sin criterios objetivos ni registros verificables. Incorporar mecanismos de control interno dentro del nuevo procedimiento simplificado no agrega complejidad al proceso, sino que le otorga la transparencia y trazabilidad que actualmente le faltan. Este enfoque de control se articula directamente con la noción de simplificación administrativa que fundamenta la propuesta, concepto que se desarrolla en el siguiente apartado.</w:t>
+      </w:r>
+    </w:p>
+    <w:p>
+      <w:pPr>
+        <w:spacing w:before="480" w:after="480" w:line="360" w:lineRule="auto"/>
+        <w:jc w:val="left"/>
+      </w:pPr>
+      <w:r>
+        <w:rPr>
+          <w:rFonts w:ascii="Times New Roman" w:hAnsi="Times New Roman"/>
+          <w:b/>
+          <w:sz w:val="24"/>
+        </w:rPr>
+        <w:t>Simplificación Administrativa de Procesos</w:t>
+      </w:r>
+    </w:p>
+    <w:p>
+      <w:pPr>
+        <w:spacing w:line="360" w:lineRule="auto" w:after="0" w:before="0"/>
+        <w:ind w:firstLine="709"/>
+        <w:jc w:val="both"/>
+      </w:pPr>
+      <w:r>
+        <w:rPr>
+          <w:rFonts w:ascii="Times New Roman" w:hAnsi="Times New Roman"/>
+          <w:i w:val="0"/>
+          <w:sz w:val="24"/>
+        </w:rPr>
+        <w:t>La simplificación administrativa consiste en la revisión sistemática y el rediseño de los procedimientos organizacionales con el propósito de eliminar pasos innecesarios, reducir la burocracia interna y facilitar la ejecución ágil de las operaciones. Según Harrington (1993), un proceso simplificado debe ser comprensible para todos los actores involucrados, ejecutable con el menor número de pasos posible y orientado a resultados medibles y verificables.</w:t>
+      </w:r>
+    </w:p>
+    <w:p>
+      <w:pPr>
+        <w:spacing w:line="360" w:lineRule="auto" w:after="0" w:before="0"/>
+        <w:ind w:firstLine="709"/>
+        <w:jc w:val="both"/>
+      </w:pPr>
+      <w:r>
+        <w:rPr>
+          <w:rFonts w:ascii="Times New Roman" w:hAnsi="Times New Roman"/>
+          <w:i w:val="0"/>
+          <w:sz w:val="24"/>
+        </w:rPr>
+        <w:t>En el ámbito de la administración de compras, la simplificación procedimental se traduce en la reducción de los ciclos de aprobación, la unificación de los formatos de cotización y la clarificación de los roles y responsabilidades de cada actor. El resultado esperado es una disminución verificable de los tiempos de respuesta en la adquisición de insumos y una mayor capacidad de la organización para atender sus necesidades de abastecimiento de forma oportuna y transparente.</w:t>
+      </w:r>
+    </w:p>
+    <w:p>
+      <w:pPr>
+        <w:spacing w:line="360" w:lineRule="auto" w:after="0" w:before="0"/>
+        <w:ind w:firstLine="709"/>
+        <w:jc w:val="both"/>
+      </w:pPr>
+      <w:r>
+        <w:rPr>
+          <w:rFonts w:ascii="Times New Roman" w:hAnsi="Times New Roman"/>
+          <w:i w:val="0"/>
+          <w:sz w:val="24"/>
+        </w:rPr>
+        <w:t>Esta definición describe con precisión la situación identificada en Lubricantes y Equipos Varyna, C.A.: un proceso que ha crecido en pasos y actores sin que ninguno de esos añadidos haya sido diseñado intencionalmente, sino como respuesta improvisada a contingencias operativas. Quien elabora este trabajo considera que la simplificación no implica eliminar controles, sino eliminar redundancias; no significa reducir responsabilidades, sino clarificarlas. El nuevo flujo propuesto en el Capítulo V parte de este principio, identificando los pasos estrictamente necesarios para que una requisición se convierta en una orden de compra cerrada sin demoras innecesarias. Para que esta propuesta sea metodológicamente válida dentro del ámbito académico, debe enmarcarse además en la modalidad de investigación correspondiente, la cual se explica en el apartado final de este capítulo.</w:t>
+      </w:r>
+    </w:p>
+    <w:p>
+      <w:pPr>
+        <w:spacing w:before="480" w:after="480" w:line="360" w:lineRule="auto"/>
+        <w:jc w:val="left"/>
+      </w:pPr>
+      <w:r>
+        <w:rPr>
+          <w:rFonts w:ascii="Times New Roman" w:hAnsi="Times New Roman"/>
+          <w:b/>
+          <w:sz w:val="24"/>
+        </w:rPr>
+        <w:t>Base Legal: Constitución de la República Bolivariana de Venezuela — Artículo 112</w:t>
+      </w:r>
+    </w:p>
+    <w:p>
+      <w:pPr>
+        <w:spacing w:line="360" w:lineRule="auto" w:after="0" w:before="0"/>
+        <w:ind w:firstLine="709"/>
+        <w:jc w:val="both"/>
+      </w:pPr>
+      <w:r>
+        <w:rPr>
+          <w:rFonts w:ascii="Times New Roman" w:hAnsi="Times New Roman"/>
+          <w:i w:val="0"/>
+          <w:sz w:val="24"/>
+        </w:rPr>
+        <w:t>Como marco general de la actividad económica privada, la Constitución reconoce la iniciativa empresarial dentro de los límites establecidos por el ordenamiento jurídico.</w:t>
+      </w:r>
+    </w:p>
+    <w:p>
+      <w:pPr>
+        <w:spacing w:line="240" w:lineRule="auto" w:before="720" w:after="240"/>
+        <w:ind w:left="709" w:right="709"/>
+        <w:jc w:val="both"/>
+      </w:pPr>
+      <w:r>
+        <w:rPr>
+          <w:rFonts w:ascii="Times New Roman" w:hAnsi="Times New Roman"/>
+          <w:sz w:val="24"/>
+        </w:rPr>
+        <w:t>Todas las personas pueden dedicarse libremente a la actividad económica de su preferencia, sin más limitaciones que las previstas en esta Constitución y las que establezcan las leyes, por razones de desarrollo humano, seguridad, sanidad, protección del ambiente u otras de interés social. El Estado promoverá la iniciativa privada, garantizando la creación y justa distribución de la riqueza, así como la producción de bienes y servicios que satisfagan las necesidades de la población, la libertad de trabajo, empresa, comercio, industria, sin perjuicio de su facultad para dictar medidas para planificar, racionalizar y regular la economía e impulsar el desarrollo integral del país.</w:t>
+      </w:r>
+      <w:r>
+        <w:rPr>
+          <w:rFonts w:ascii="Times New Roman" w:hAnsi="Times New Roman"/>
+          <w:sz w:val="24"/>
+        </w:rPr>
+        <w:t xml:space="preserve"> (Constitución de la República Bolivariana de Venezuela, 1999, art. 112)</w:t>
+      </w:r>
+    </w:p>
+    <w:p>
+      <w:pPr>
+        <w:spacing w:line="360" w:lineRule="auto" w:after="0" w:before="0"/>
+        <w:ind w:firstLine="709"/>
+        <w:jc w:val="both"/>
+      </w:pPr>
+      <w:r>
+        <w:rPr>
+          <w:rFonts w:ascii="Times New Roman" w:hAnsi="Times New Roman"/>
+          <w:i w:val="0"/>
+          <w:sz w:val="24"/>
+        </w:rPr>
+        <w:t>El aporte de este artículo al informe es de carácter general: reconoce el ejercicio de la actividad empresarial y permite ubicar la propuesta dentro de la necesidad de organizar racionalmente los procesos internos de una empresa privada. No establece un procedimiento específico de procura, por lo que su función es servir como fundamento constitucional amplio y no como regla operativa de compras.</w:t>
+      </w:r>
+    </w:p>
+    <w:p>
+      <w:pPr>
+        <w:spacing w:before="480" w:after="480" w:line="360" w:lineRule="auto"/>
+        <w:jc w:val="left"/>
+      </w:pPr>
+      <w:r>
+        <w:rPr>
+          <w:rFonts w:ascii="Times New Roman" w:hAnsi="Times New Roman"/>
+          <w:b/>
+          <w:sz w:val="24"/>
+        </w:rPr>
+        <w:t>Base Legal: Código de Comercio — Artículo 32</w:t>
+      </w:r>
+    </w:p>
+    <w:p>
+      <w:pPr>
+        <w:spacing w:line="360" w:lineRule="auto" w:after="0" w:before="0"/>
+        <w:ind w:firstLine="709"/>
+        <w:jc w:val="both"/>
+      </w:pPr>
+      <w:r>
+        <w:rPr>
+          <w:rFonts w:ascii="Times New Roman" w:hAnsi="Times New Roman"/>
+          <w:i w:val="0"/>
+          <w:sz w:val="24"/>
+        </w:rPr>
+        <w:t>El Código de Comercio establece obligaciones vinculadas con el orden y claridad de los registros de los comerciantes, aspecto que guarda relación con la necesidad de mantener información organizada y verificable en los procesos administrativos.</w:t>
+      </w:r>
+    </w:p>
+    <w:p>
+      <w:pPr>
+        <w:spacing w:line="240" w:lineRule="auto" w:before="720" w:after="240"/>
+        <w:ind w:left="709" w:right="709"/>
+        <w:jc w:val="both"/>
+      </w:pPr>
+      <w:r>
+        <w:rPr>
+          <w:rFonts w:ascii="Times New Roman" w:hAnsi="Times New Roman"/>
+          <w:sz w:val="24"/>
+        </w:rPr>
+        <w:t>Todo comerciante debe llevar en idioma castellano su contabilidad, la cual comprenderá, obligatoriamente, el libro Diario, el libro Mayor y el de Inventarios. Podrá llevar, además, todos los libros auxiliares que estimara conveniente para el mayor orden y claridad de sus operaciones.</w:t>
+      </w:r>
+      <w:r>
+        <w:rPr>
+          <w:rFonts w:ascii="Times New Roman" w:hAnsi="Times New Roman"/>
+          <w:sz w:val="24"/>
+        </w:rPr>
+        <w:t xml:space="preserve"> (Código de Comercio, 1955, art. 32)</w:t>
+      </w:r>
+    </w:p>
+    <w:p>
+      <w:pPr>
+        <w:spacing w:line="360" w:lineRule="auto" w:after="0" w:before="0"/>
+        <w:ind w:firstLine="709"/>
+        <w:jc w:val="both"/>
+      </w:pPr>
+      <w:r>
+        <w:rPr>
+          <w:rFonts w:ascii="Times New Roman" w:hAnsi="Times New Roman"/>
+          <w:i w:val="0"/>
+          <w:sz w:val="24"/>
+        </w:rPr>
+        <w:t>La relación con la propuesta se encuentra en el principio de orden y claridad de las operaciones mercantiles. Los formatos y mecanismos de seguimiento diseñados para la procura no sustituyen los libros contables exigidos por la ley, pero complementan el control administrativo al organizar la documentación que antecede y acompaña las compras de la empresa.</w:t>
+      </w:r>
+    </w:p>
+    <w:p>
       <w:pPr>
         <w:sectPr>
-          <w:footerReference w:type="default" r:id="rId34"/>
+          <w:footerReference w:type="default" r:id="rId36"/>
+          <w:footerReference w:type="first" r:id="rId37"/>
           <w:pgSz w:w="12240" w:h="15840"/>
           <w:pgMar w:top="1701" w:right="1701" w:bottom="1701" w:left="2268" w:header="720" w:footer="720" w:gutter="0"/>
           <w:cols w:space="720"/>
           <w:titlePg/>
           <w:docGrid w:linePitch="360"/>
+          <w:pgNumType w:fmt="decimal"/>
         </w:sectPr>
       </w:pPr>
     </w:p>
     <w:p>
-      <w:bookmarkStart w:id="bm_cap3_bases" w:name="bm_cap3_bases"/>
+      <w:pPr>
+        <w:spacing w:before="1140" w:after="480" w:line="360" w:lineRule="auto"/>
+        <w:jc w:val="center"/>
+      </w:pPr>
+      <w:r>
+        <w:rPr>
+          <w:rFonts w:ascii="Times New Roman" w:hAnsi="Times New Roman"/>
+          <w:b/>
+          <w:sz w:val="24"/>
+        </w:rPr>
+        <w:t>CAPÍTULO IV</w:t>
+      </w:r>
+    </w:p>
+    <w:p>
+      <w:bookmarkStart w:id="bm_cap4" w:name="bm_cap4"/>
+      <w:pPr>
+        <w:spacing w:before="0" w:after="480" w:line="360" w:lineRule="auto"/>
+        <w:jc w:val="center"/>
+      </w:pPr>
+      <w:r>
+        <w:rPr>
+          <w:rFonts w:ascii="Times New Roman" w:hAnsi="Times New Roman"/>
+          <w:b/>
+          <w:sz w:val="24"/>
+        </w:rPr>
+        <w:t>ACTIVIDADES REALIZADAS</w:t>
+      </w:r>
+      <w:bookmarkEnd w:id="bm_cap4"/>
+    </w:p>
+    <w:p>
+      <w:bookmarkStart w:id="bm_cap4_desc" w:name="bm_cap4_desc"/>
       <w:pPr>
         <w:spacing w:before="480" w:after="480" w:line="360" w:lineRule="auto"/>
         <w:jc w:val="left"/>
@@ -8310,9 +8674,9 @@
           <w:b/>
           <w:sz w:val="24"/>
         </w:rPr>
-        <w:t>Procura y Gestión de Compras</w:t>
-      </w:r>
-      <w:bookmarkEnd w:id="bm_cap3_bases"/>
+        <w:t>Descripción de Actividades Ejecutadas por Semana</w:t>
+      </w:r>
+      <w:bookmarkEnd w:id="bm_cap4_desc"/>
     </w:p>
     <w:p>
       <w:pPr>
@@ -8326,62 +8690,155 @@
           <w:i w:val="0"/>
           <w:sz w:val="24"/>
         </w:rPr>
-        <w:t>La procura se define como el conjunto de actividades orientadas a la adquisición de bienes, materiales e insumos necesarios para el funcionamiento continuo de una organización. Monterroso (2002) establece que la gestión de abastecimiento eficiente no se limita a la ejecución de compras, sino que abarca la planificación de necesidades, la selección de proveedores, la negociación de condiciones y el control del cumplimiento de los requerimientos en tiempo, calidad y costo.</w:t>
+        <w:t>Durante las diez (10) semanas de práctica profesional se desarrollaron actividades operativas de apoyo a la procura y actividades de diagnóstico, análisis y formulación de la propuesta de simplificación administrativa:</w:t>
       </w:r>
     </w:p>
     <w:p>
       <w:pPr>
-        <w:spacing w:line="360" w:lineRule="auto" w:after="0" w:before="0"/>
+        <w:spacing w:before="480" w:after="480" w:line="360" w:lineRule="auto"/>
+        <w:jc w:val="left"/>
+      </w:pPr>
+      <w:r>
+        <w:rPr>
+          <w:rFonts w:ascii="Times New Roman" w:hAnsi="Times New Roman"/>
+          <w:b/>
+          <w:sz w:val="24"/>
+        </w:rPr>
+        <w:t>Semana 1</w:t>
+      </w:r>
+    </w:p>
+    <w:p>
+      <w:pPr>
+        <w:spacing w:line="360" w:lineRule="auto"/>
         <w:ind w:firstLine="709"/>
         <w:jc w:val="both"/>
       </w:pPr>
       <w:r>
         <w:rPr>
           <w:rFonts w:ascii="Times New Roman" w:hAnsi="Times New Roman"/>
-          <w:i w:val="0"/>
-          <w:sz w:val="24"/>
-        </w:rPr>
-        <w:t>Lo anterior cobra especial relevancia en el contexto de Lubricantes y Equipos Varyna, C.A., donde la procura constituye una función crítica para sostener las operaciones industriales y de campo. Durante el diagnóstico realizado, se pudo constatar que el departamento administrativo no cuenta con un canal formalizado de recepción de requisiciones, lo que impide que el proceso de abastecimiento se desarrolle de forma planificada y controlada tal como lo exige la teoría. En criterio de quien suscribe, esta ausencia de estructura procedimental es la causa raíz de los retrasos identificados, por encima incluso de factores humanos o tecnológicos.</w:t>
+          <w:sz w:val="24"/>
+        </w:rPr>
+        <w:t xml:space="preserve">1. </w:t>
+      </w:r>
+      <w:r>
+        <w:rPr>
+          <w:rFonts w:ascii="Times New Roman" w:hAnsi="Times New Roman"/>
+          <w:b/>
+          <w:sz w:val="24"/>
+        </w:rPr>
+        <w:t xml:space="preserve">Actividad operativa: </w:t>
+      </w:r>
+      <w:r>
+        <w:rPr>
+          <w:rFonts w:ascii="Times New Roman" w:hAnsi="Times New Roman"/>
+          <w:sz w:val="24"/>
+        </w:rPr>
+        <w:t>Inducción institucional, recorrido por las instalaciones, presentación ante el equipo del Departamento Administrativo y familiarización con los procedimientos generales de la empresa y del área de procura.</w:t>
       </w:r>
     </w:p>
     <w:p>
       <w:pPr>
-        <w:spacing w:line="360" w:lineRule="auto" w:after="0" w:before="0"/>
+        <w:spacing w:line="360" w:lineRule="auto"/>
         <w:ind w:firstLine="709"/>
         <w:jc w:val="both"/>
       </w:pPr>
       <w:r>
         <w:rPr>
           <w:rFonts w:ascii="Times New Roman" w:hAnsi="Times New Roman"/>
-          <w:i w:val="0"/>
-          <w:sz w:val="24"/>
-        </w:rPr>
-        <w:t>Comprender la procura desde esta perspectiva teórica es el punto de partida indispensable para cualquier propuesta de mejora, pues permite identificar con precisión en cuáles fases del ciclo se concentran las ineficiencias. Para ello, resulta igualmente necesario examinar el marco administrativo general que debe regir la gestión de cualquier proceso organizacional, tal como se desarrolla en el apartado siguiente.</w:t>
+          <w:sz w:val="24"/>
+        </w:rPr>
+        <w:t xml:space="preserve">2. </w:t>
+      </w:r>
+      <w:r>
+        <w:rPr>
+          <w:rFonts w:ascii="Times New Roman" w:hAnsi="Times New Roman"/>
+          <w:b/>
+          <w:sz w:val="24"/>
+        </w:rPr>
+        <w:t xml:space="preserve">Actividad de investigación: </w:t>
+      </w:r>
+      <w:r>
+        <w:rPr>
+          <w:rFonts w:ascii="Times New Roman" w:hAnsi="Times New Roman"/>
+          <w:sz w:val="24"/>
+        </w:rPr>
+        <w:t>Observación directa del flujo de requisiciones y registro de las primeras situaciones relacionadas con la recepción, seguimiento y control de las solicitudes de compra.</w:t>
       </w:r>
     </w:p>
     <w:p>
       <w:pPr>
-        <w:spacing w:line="240" w:lineRule="auto" w:before="720" w:after="240"/>
-        <w:ind w:left="709" w:right="709"/>
-        <w:jc w:val="both"/>
-      </w:pPr>
-      <w:r>
-        <w:rPr>
-          <w:rFonts w:ascii="Times New Roman" w:hAnsi="Times New Roman"/>
-          <w:sz w:val="24"/>
-        </w:rPr>
-        <w:t>La gestión de compras y abastecimiento comprende un conjunto de actividades que permiten identificar las necesidades de materiales e insumos de la organización, seleccionar adecuadamente a los proveedores, negociar las condiciones de adquisición más convenientes y asegurar que los bienes requeridos lleguen en las cantidades correctas, en el momento oportuno y al menor costo posible, contribuyendo directamente a la eficiencia operativa de la empresa.</w:t>
-      </w:r>
-      <w:r>
-        <w:rPr>
-          <w:rFonts w:ascii="Times New Roman" w:hAnsi="Times New Roman"/>
-          <w:sz w:val="24"/>
-        </w:rPr>
-        <w:t xml:space="preserve"> (Monterroso, 2002, p. 3)</w:t>
+        <w:spacing w:before="480" w:after="480" w:line="360" w:lineRule="auto"/>
+        <w:jc w:val="left"/>
+      </w:pPr>
+      <w:r>
+        <w:rPr>
+          <w:rFonts w:ascii="Times New Roman" w:hAnsi="Times New Roman"/>
+          <w:b/>
+          <w:sz w:val="24"/>
+        </w:rPr>
+        <w:t>Semana 2</w:t>
       </w:r>
     </w:p>
     <w:p>
       <w:pPr>
+        <w:spacing w:line="360" w:lineRule="auto"/>
+        <w:ind w:firstLine="709"/>
+        <w:jc w:val="both"/>
+      </w:pPr>
+      <w:r>
+        <w:rPr>
+          <w:rFonts w:ascii="Times New Roman" w:hAnsi="Times New Roman"/>
+          <w:sz w:val="24"/>
+        </w:rPr>
+        <w:t xml:space="preserve">1. </w:t>
+      </w:r>
+      <w:r>
+        <w:rPr>
+          <w:rFonts w:ascii="Times New Roman" w:hAnsi="Times New Roman"/>
+          <w:b/>
+          <w:sz w:val="24"/>
+        </w:rPr>
+        <w:t xml:space="preserve">Actividad operativa: </w:t>
+      </w:r>
+      <w:r>
+        <w:rPr>
+          <w:rFonts w:ascii="Times New Roman" w:hAnsi="Times New Roman"/>
+          <w:sz w:val="24"/>
+        </w:rPr>
+        <w:t>Apoyo en la recepción, clasificación y registro de solicitudes de compra, además de la familiarización con los expedientes y mecanismos de seguimiento de cotizaciones del departamento.</w:t>
+      </w:r>
+    </w:p>
+    <w:p>
+      <w:pPr>
+        <w:spacing w:line="360" w:lineRule="auto"/>
+        <w:ind w:firstLine="709"/>
+        <w:jc w:val="both"/>
+      </w:pPr>
+      <w:r>
+        <w:rPr>
+          <w:rFonts w:ascii="Times New Roman" w:hAnsi="Times New Roman"/>
+          <w:sz w:val="24"/>
+        </w:rPr>
+        <w:t xml:space="preserve">2. </w:t>
+      </w:r>
+      <w:r>
+        <w:rPr>
+          <w:rFonts w:ascii="Times New Roman" w:hAnsi="Times New Roman"/>
+          <w:b/>
+          <w:sz w:val="24"/>
+        </w:rPr>
+        <w:t xml:space="preserve">Actividad de investigación: </w:t>
+      </w:r>
+      <w:r>
+        <w:rPr>
+          <w:rFonts w:ascii="Times New Roman" w:hAnsi="Times New Roman"/>
+          <w:sz w:val="24"/>
+        </w:rPr>
+        <w:t>Levantamiento del flujo secuencial del proceso de procura mediante observación directa y conversaciones de reconocimiento con el personal encargado.</w:t>
+      </w:r>
+    </w:p>
+    <w:p>
+      <w:pPr>
         <w:spacing w:before="480" w:after="480" w:line="360" w:lineRule="auto"/>
         <w:jc w:val="left"/>
       </w:pPr>
@@ -8391,56 +8848,141 @@
           <w:b/>
           <w:sz w:val="24"/>
         </w:rPr>
-        <w:t>Proceso Administrativo</w:t>
+        <w:t>Semana 3</w:t>
       </w:r>
     </w:p>
     <w:p>
       <w:pPr>
-        <w:spacing w:line="360" w:lineRule="auto" w:after="0" w:before="0"/>
+        <w:spacing w:line="360" w:lineRule="auto"/>
         <w:ind w:firstLine="709"/>
         <w:jc w:val="both"/>
       </w:pPr>
       <w:r>
         <w:rPr>
           <w:rFonts w:ascii="Times New Roman" w:hAnsi="Times New Roman"/>
-          <w:i w:val="0"/>
-          <w:sz w:val="24"/>
-        </w:rPr>
-        <w:t>El proceso administrativo constituye el marco conceptual fundamental que rige el funcionamiento de las organizaciones modernas. Chiavenato (2006) lo describe como el conjunto secuencial e interrelacionado de funciones de planificación, organización, dirección y control, orientadas al logro eficiente de los objetivos organizacionales mediante el uso racional de los recursos disponibles.</w:t>
+          <w:sz w:val="24"/>
+        </w:rPr>
+        <w:t xml:space="preserve">1. </w:t>
+      </w:r>
+      <w:r>
+        <w:rPr>
+          <w:rFonts w:ascii="Times New Roman" w:hAnsi="Times New Roman"/>
+          <w:b/>
+          <w:sz w:val="24"/>
+        </w:rPr>
+        <w:t xml:space="preserve">Actividad operativa: </w:t>
+      </w:r>
+      <w:r>
+        <w:rPr>
+          <w:rFonts w:ascii="Times New Roman" w:hAnsi="Times New Roman"/>
+          <w:sz w:val="24"/>
+        </w:rPr>
+        <w:t>Colaboración en la tramitación de requisiciones, comunicación con proveedores y actualización del registro de cotizaciones en proceso.</w:t>
       </w:r>
     </w:p>
     <w:p>
       <w:pPr>
-        <w:spacing w:line="360" w:lineRule="auto" w:after="0" w:before="0"/>
+        <w:spacing w:line="360" w:lineRule="auto"/>
         <w:ind w:firstLine="709"/>
         <w:jc w:val="both"/>
       </w:pPr>
       <w:r>
         <w:rPr>
           <w:rFonts w:ascii="Times New Roman" w:hAnsi="Times New Roman"/>
-          <w:i w:val="0"/>
-          <w:sz w:val="24"/>
-        </w:rPr>
-        <w:t>Aplicado al contexto de la procura, el proceso administrativo provee la estructura metodológica necesaria para formalizar cada etapa del ciclo de compras. La planificación define las necesidades y tiempos de adquisición; la organización asigna responsabilidades claras a cada actor del proceso; la dirección asegura la ejecución coordinada de las actividades; y el control verifica el cumplimiento de los procedimientos y detecta desviaciones que requieren corrección.</w:t>
+          <w:sz w:val="24"/>
+        </w:rPr>
+        <w:t xml:space="preserve">2. </w:t>
+      </w:r>
+      <w:r>
+        <w:rPr>
+          <w:rFonts w:ascii="Times New Roman" w:hAnsi="Times New Roman"/>
+          <w:b/>
+          <w:sz w:val="24"/>
+        </w:rPr>
+        <w:t xml:space="preserve">Actividad de investigación: </w:t>
+      </w:r>
+      <w:r>
+        <w:rPr>
+          <w:rFonts w:ascii="Times New Roman" w:hAnsi="Times New Roman"/>
+          <w:sz w:val="24"/>
+        </w:rPr>
+        <w:t>Aplicación de una guía de entrevista estructurada al personal relacionado con compras y administración para identificar demoras, duplicidades y dificultades de seguimiento.</w:t>
       </w:r>
     </w:p>
     <w:p>
       <w:pPr>
-        <w:spacing w:line="360" w:lineRule="auto" w:after="0" w:before="0"/>
+        <w:spacing w:before="480" w:after="480" w:line="360" w:lineRule="auto"/>
+        <w:jc w:val="left"/>
+      </w:pPr>
+      <w:r>
+        <w:rPr>
+          <w:rFonts w:ascii="Times New Roman" w:hAnsi="Times New Roman"/>
+          <w:b/>
+          <w:sz w:val="24"/>
+        </w:rPr>
+        <w:t>Semana 4</w:t>
+      </w:r>
+    </w:p>
+    <w:p>
+      <w:pPr>
+        <w:spacing w:line="360" w:lineRule="auto"/>
         <w:ind w:firstLine="709"/>
         <w:jc w:val="both"/>
       </w:pPr>
       <w:r>
         <w:rPr>
           <w:rFonts w:ascii="Times New Roman" w:hAnsi="Times New Roman"/>
-          <w:i w:val="0"/>
-          <w:sz w:val="24"/>
-        </w:rPr>
-        <w:t>Durante la observación directa realizada en Lubricantes y Equipos Varyna, C.A., se evidenció que ninguna de estas cuatro funciones se ejecuta de manera formal dentro del ciclo de compras. Las requisiciones se reciben sin planificación previa, las responsabilidades no están escritas ni asignadas con claridad, y no existe un mecanismo de control que permita detectar en qué fase se detiene cada expediente. Desde la perspectiva de quien elabora este trabajo, la ausencia del proceso administrativo como eje rector es lo que convierte un procedimiento que debería ser simple en una secuencia compleja y propensa a errores. La propuesta de simplificación desarrollada en los capítulos siguientes busca precisamente instaurar estas cuatro funciones de forma explícita dentro del nuevo flujo de procura. Para que dicho control sea efectivo, es necesario además comprender los mecanismos de control interno aplicables específicamente al área de compras, como se expone a continuación.</w:t>
+          <w:sz w:val="24"/>
+        </w:rPr>
+        <w:t xml:space="preserve">1. </w:t>
+      </w:r>
+      <w:r>
+        <w:rPr>
+          <w:rFonts w:ascii="Times New Roman" w:hAnsi="Times New Roman"/>
+          <w:b/>
+          <w:sz w:val="24"/>
+        </w:rPr>
+        <w:t xml:space="preserve">Actividad operativa: </w:t>
+      </w:r>
+      <w:r>
+        <w:rPr>
+          <w:rFonts w:ascii="Times New Roman" w:hAnsi="Times New Roman"/>
+          <w:sz w:val="24"/>
+        </w:rPr>
+        <w:t>Seguimiento de órdenes de compra abiertas, verificación del estatus de cotizaciones pendientes y actualización del registro de proveedores activos.</w:t>
       </w:r>
     </w:p>
     <w:p>
       <w:pPr>
+        <w:spacing w:line="360" w:lineRule="auto"/>
+        <w:ind w:firstLine="709"/>
+        <w:jc w:val="both"/>
+      </w:pPr>
+      <w:r>
+        <w:rPr>
+          <w:rFonts w:ascii="Times New Roman" w:hAnsi="Times New Roman"/>
+          <w:sz w:val="24"/>
+        </w:rPr>
+        <w:t xml:space="preserve">2. </w:t>
+      </w:r>
+      <w:r>
+        <w:rPr>
+          <w:rFonts w:ascii="Times New Roman" w:hAnsi="Times New Roman"/>
+          <w:b/>
+          <w:sz w:val="24"/>
+        </w:rPr>
+        <w:t xml:space="preserve">Actividad de investigación: </w:t>
+      </w:r>
+      <w:r>
+        <w:rPr>
+          <w:rFonts w:ascii="Times New Roman" w:hAnsi="Times New Roman"/>
+          <w:sz w:val="24"/>
+        </w:rPr>
+        <w:t>Revisión de expedientes históricos y análisis de tiempos de respuesta por fase con el propósito de determinar las etapas donde se concentran los mayores retrasos.</w:t>
+      </w:r>
+    </w:p>
+    <w:p>
+      <w:pPr>
         <w:spacing w:before="480" w:after="480" w:line="360" w:lineRule="auto"/>
         <w:jc w:val="left"/>
       </w:pPr>
@@ -8450,56 +8992,141 @@
           <w:b/>
           <w:sz w:val="24"/>
         </w:rPr>
-        <w:t>Control Interno en los Procesos de Compras</w:t>
+        <w:t>Semana 5</w:t>
       </w:r>
     </w:p>
     <w:p>
       <w:pPr>
-        <w:spacing w:line="360" w:lineRule="auto" w:after="0" w:before="0"/>
+        <w:spacing w:line="360" w:lineRule="auto"/>
         <w:ind w:firstLine="709"/>
         <w:jc w:val="both"/>
       </w:pPr>
       <w:r>
         <w:rPr>
           <w:rFonts w:ascii="Times New Roman" w:hAnsi="Times New Roman"/>
-          <w:i w:val="0"/>
-          <w:sz w:val="24"/>
-        </w:rPr>
-        <w:t>El control interno se define como el proceso diseñado e implementado por la dirección de una organización para proporcionar una seguridad razonable sobre la consecución de los objetivos en las categorías de eficiencia operativa, confiabilidad de la información financiera y cumplimiento de las normas aplicables. Mantilla (2005) señala que un sistema de control interno robusto en el área de compras minimiza los riesgos de fraude, duplicidad de pagos y adquisiciones no autorizadas.</w:t>
+          <w:sz w:val="24"/>
+        </w:rPr>
+        <w:t xml:space="preserve">1. </w:t>
+      </w:r>
+      <w:r>
+        <w:rPr>
+          <w:rFonts w:ascii="Times New Roman" w:hAnsi="Times New Roman"/>
+          <w:b/>
+          <w:sz w:val="24"/>
+        </w:rPr>
+        <w:t xml:space="preserve">Actividad operativa: </w:t>
+      </w:r>
+      <w:r>
+        <w:rPr>
+          <w:rFonts w:ascii="Times New Roman" w:hAnsi="Times New Roman"/>
+          <w:sz w:val="24"/>
+        </w:rPr>
+        <w:t>Tramitación de solicitudes de compra, apoyo en cuadros comparativos de cotizaciones y actualización de información de proveedores.</w:t>
       </w:r>
     </w:p>
     <w:p>
       <w:pPr>
-        <w:spacing w:line="360" w:lineRule="auto" w:after="0" w:before="0"/>
+        <w:spacing w:line="360" w:lineRule="auto"/>
         <w:ind w:firstLine="709"/>
         <w:jc w:val="both"/>
       </w:pPr>
       <w:r>
         <w:rPr>
           <w:rFonts w:ascii="Times New Roman" w:hAnsi="Times New Roman"/>
-          <w:i w:val="0"/>
-          <w:sz w:val="24"/>
-        </w:rPr>
-        <w:t>En el proceso de procura de Lubricantes y Equipos Varyna, C.A., el fortalecimiento del control interno implica la definición de niveles de autorización por monto de compra, la implementación de formularios estandarizados de solicitud y la trazabilidad documental de cada expediente desde la requisición hasta la orden de compra cerrada. Estas medidas reducen la discrecionalidad en las decisiones de adquisición y aumentan la transparencia del proceso.</w:t>
+          <w:sz w:val="24"/>
+        </w:rPr>
+        <w:t xml:space="preserve">2. </w:t>
+      </w:r>
+      <w:r>
+        <w:rPr>
+          <w:rFonts w:ascii="Times New Roman" w:hAnsi="Times New Roman"/>
+          <w:b/>
+          <w:sz w:val="24"/>
+        </w:rPr>
+        <w:t xml:space="preserve">Actividad de investigación: </w:t>
+      </w:r>
+      <w:r>
+        <w:rPr>
+          <w:rFonts w:ascii="Times New Roman" w:hAnsi="Times New Roman"/>
+          <w:sz w:val="24"/>
+        </w:rPr>
+        <w:t>Elaboración del diagrama de Ishikawa y jerarquización de las causas asociadas con retrasos, redundancias, falta de estandarización y dificultades de trazabilidad en la procura.</w:t>
       </w:r>
     </w:p>
     <w:p>
       <w:pPr>
-        <w:spacing w:line="360" w:lineRule="auto" w:after="0" w:before="0"/>
+        <w:spacing w:before="480" w:after="480" w:line="360" w:lineRule="auto"/>
+        <w:jc w:val="left"/>
+      </w:pPr>
+      <w:r>
+        <w:rPr>
+          <w:rFonts w:ascii="Times New Roman" w:hAnsi="Times New Roman"/>
+          <w:b/>
+          <w:sz w:val="24"/>
+        </w:rPr>
+        <w:t>Semana 6</w:t>
+      </w:r>
+    </w:p>
+    <w:p>
+      <w:pPr>
+        <w:spacing w:line="360" w:lineRule="auto"/>
         <w:ind w:firstLine="709"/>
         <w:jc w:val="both"/>
       </w:pPr>
       <w:r>
         <w:rPr>
           <w:rFonts w:ascii="Times New Roman" w:hAnsi="Times New Roman"/>
-          <w:i w:val="0"/>
-          <w:sz w:val="24"/>
-        </w:rPr>
-        <w:t>A juicio de quien suscribe, el control interno no debe entenderse como una carga burocrática adicional, sino como la garantía de que cada paso del proceso de compras tiene un propósito definido y un responsable identificable. En Lubricantes y Equipos Varyna, C.A., la inexistencia de niveles de autorización formales ha generado que decisiones de adquisición recaigan de manera discrecional sobre el personal disponible en el momento, sin criterios objetivos ni registros verificables. Incorporar mecanismos de control interno dentro del nuevo procedimiento simplificado no agrega complejidad al proceso, sino que le otorga la transparencia y trazabilidad que actualmente le faltan. Este enfoque de control se articula directamente con la noción de simplificación administrativa que fundamenta la propuesta, concepto que se desarrolla en el siguiente apartado.</w:t>
+          <w:sz w:val="24"/>
+        </w:rPr>
+        <w:t xml:space="preserve">1. </w:t>
+      </w:r>
+      <w:r>
+        <w:rPr>
+          <w:rFonts w:ascii="Times New Roman" w:hAnsi="Times New Roman"/>
+          <w:b/>
+          <w:sz w:val="24"/>
+        </w:rPr>
+        <w:t xml:space="preserve">Actividad operativa: </w:t>
+      </w:r>
+      <w:r>
+        <w:rPr>
+          <w:rFonts w:ascii="Times New Roman" w:hAnsi="Times New Roman"/>
+          <w:sz w:val="24"/>
+        </w:rPr>
+        <w:t>Seguimiento de cotizaciones pendientes de aprobación y actualización de los expedientes de compras activos del período.</w:t>
       </w:r>
     </w:p>
     <w:p>
       <w:pPr>
+        <w:spacing w:line="360" w:lineRule="auto"/>
+        <w:ind w:firstLine="709"/>
+        <w:jc w:val="both"/>
+      </w:pPr>
+      <w:r>
+        <w:rPr>
+          <w:rFonts w:ascii="Times New Roman" w:hAnsi="Times New Roman"/>
+          <w:sz w:val="24"/>
+        </w:rPr>
+        <w:t xml:space="preserve">2. </w:t>
+      </w:r>
+      <w:r>
+        <w:rPr>
+          <w:rFonts w:ascii="Times New Roman" w:hAnsi="Times New Roman"/>
+          <w:b/>
+          <w:sz w:val="24"/>
+        </w:rPr>
+        <w:t xml:space="preserve">Actividad de investigación: </w:t>
+      </w:r>
+      <w:r>
+        <w:rPr>
+          <w:rFonts w:ascii="Times New Roman" w:hAnsi="Times New Roman"/>
+          <w:sz w:val="24"/>
+        </w:rPr>
+        <w:t>Diseño del nuevo flujo simplificado del proceso de procura, definiendo etapas, responsables, puntos de control y tiempos de referencia para el seguimiento administrativo.</w:t>
+      </w:r>
+    </w:p>
+    <w:p>
+      <w:pPr>
         <w:spacing w:before="480" w:after="480" w:line="360" w:lineRule="auto"/>
         <w:jc w:val="left"/>
       </w:pPr>
@@ -8509,56 +9136,141 @@
           <w:b/>
           <w:sz w:val="24"/>
         </w:rPr>
-        <w:t>Simplificación Administrativa de Procesos</w:t>
+        <w:t>Semana 7</w:t>
       </w:r>
     </w:p>
     <w:p>
       <w:pPr>
-        <w:spacing w:line="360" w:lineRule="auto" w:after="0" w:before="0"/>
+        <w:spacing w:line="360" w:lineRule="auto"/>
         <w:ind w:firstLine="709"/>
         <w:jc w:val="both"/>
       </w:pPr>
       <w:r>
         <w:rPr>
           <w:rFonts w:ascii="Times New Roman" w:hAnsi="Times New Roman"/>
-          <w:i w:val="0"/>
-          <w:sz w:val="24"/>
-        </w:rPr>
-        <w:t>La simplificación administrativa consiste en la revisión sistemática y el rediseño de los procedimientos organizacionales con el propósito de eliminar pasos innecesarios, reducir la burocracia interna y facilitar la ejecución ágil de las operaciones. Según Harrington (1993), un proceso simplificado debe ser comprensible para todos los actores involucrados, ejecutable con el menor número de pasos posible y orientado a resultados medibles y verificables.</w:t>
+          <w:sz w:val="24"/>
+        </w:rPr>
+        <w:t xml:space="preserve">1. </w:t>
+      </w:r>
+      <w:r>
+        <w:rPr>
+          <w:rFonts w:ascii="Times New Roman" w:hAnsi="Times New Roman"/>
+          <w:b/>
+          <w:sz w:val="24"/>
+        </w:rPr>
+        <w:t xml:space="preserve">Actividad operativa: </w:t>
+      </w:r>
+      <w:r>
+        <w:rPr>
+          <w:rFonts w:ascii="Times New Roman" w:hAnsi="Times New Roman"/>
+          <w:sz w:val="24"/>
+        </w:rPr>
+        <w:t>Apoyo en el procesamiento de requisiciones y verificación de información necesaria para compras en trámite.</w:t>
       </w:r>
     </w:p>
     <w:p>
       <w:pPr>
-        <w:spacing w:line="360" w:lineRule="auto" w:after="0" w:before="0"/>
+        <w:spacing w:line="360" w:lineRule="auto"/>
         <w:ind w:firstLine="709"/>
         <w:jc w:val="both"/>
       </w:pPr>
       <w:r>
         <w:rPr>
           <w:rFonts w:ascii="Times New Roman" w:hAnsi="Times New Roman"/>
-          <w:i w:val="0"/>
-          <w:sz w:val="24"/>
-        </w:rPr>
-        <w:t>En el ámbito de la administración de compras, la simplificación procedimental se traduce en la reducción de los ciclos de aprobación, la unificación de los formatos de cotización y la clarificación de los roles y responsabilidades de cada actor. El resultado esperado es una disminución verificable de los tiempos de respuesta en la adquisición de insumos y una mayor capacidad de la organización para atender sus necesidades de abastecimiento de forma oportuna y transparente.</w:t>
+          <w:sz w:val="24"/>
+        </w:rPr>
+        <w:t xml:space="preserve">2. </w:t>
+      </w:r>
+      <w:r>
+        <w:rPr>
+          <w:rFonts w:ascii="Times New Roman" w:hAnsi="Times New Roman"/>
+          <w:b/>
+          <w:sz w:val="24"/>
+        </w:rPr>
+        <w:t xml:space="preserve">Actividad de investigación: </w:t>
+      </w:r>
+      <w:r>
+        <w:rPr>
+          <w:rFonts w:ascii="Times New Roman" w:hAnsi="Times New Roman"/>
+          <w:sz w:val="24"/>
+        </w:rPr>
+        <w:t>Diseño de los formatos estandarizados de solicitud de cotización y orden de compra, elaboración de la matriz de autorización por monto y definición de indicadores básicos para el seguimiento del proceso.</w:t>
       </w:r>
     </w:p>
     <w:p>
       <w:pPr>
-        <w:spacing w:line="360" w:lineRule="auto" w:after="0" w:before="0"/>
+        <w:spacing w:before="480" w:after="480" w:line="360" w:lineRule="auto"/>
+        <w:jc w:val="left"/>
+      </w:pPr>
+      <w:r>
+        <w:rPr>
+          <w:rFonts w:ascii="Times New Roman" w:hAnsi="Times New Roman"/>
+          <w:b/>
+          <w:sz w:val="24"/>
+        </w:rPr>
+        <w:t>Semana 8</w:t>
+      </w:r>
+    </w:p>
+    <w:p>
+      <w:pPr>
+        <w:spacing w:line="360" w:lineRule="auto"/>
         <w:ind w:firstLine="709"/>
         <w:jc w:val="both"/>
       </w:pPr>
       <w:r>
         <w:rPr>
           <w:rFonts w:ascii="Times New Roman" w:hAnsi="Times New Roman"/>
-          <w:i w:val="0"/>
-          <w:sz w:val="24"/>
-        </w:rPr>
-        <w:t>Esta definición describe con precisión la situación identificada en Lubricantes y Equipos Varyna, C.A.: un proceso que ha crecido en pasos y actores sin que ninguno de esos añadidos haya sido diseñado intencionalmente, sino como respuesta improvisada a contingencias operativas. Quien elabora este trabajo considera que la simplificación no implica eliminar controles, sino eliminar redundancias; no significa reducir responsabilidades, sino clarificarlas. El nuevo flujo propuesto en el Capítulo V parte de este principio, identificando los pasos estrictamente necesarios para que una requisición se convierta en una orden de compra cerrada sin demoras innecesarias. Para que esta propuesta sea metodológicamente válida dentro del ámbito académico, debe enmarcarse además en la modalidad de investigación correspondiente, la cual se explica en el apartado final de este capítulo.</w:t>
+          <w:sz w:val="24"/>
+        </w:rPr>
+        <w:t xml:space="preserve">1. </w:t>
+      </w:r>
+      <w:r>
+        <w:rPr>
+          <w:rFonts w:ascii="Times New Roman" w:hAnsi="Times New Roman"/>
+          <w:b/>
+          <w:sz w:val="24"/>
+        </w:rPr>
+        <w:t xml:space="preserve">Actividad operativa: </w:t>
+      </w:r>
+      <w:r>
+        <w:rPr>
+          <w:rFonts w:ascii="Times New Roman" w:hAnsi="Times New Roman"/>
+          <w:sz w:val="24"/>
+        </w:rPr>
+        <w:t>Seguimiento de órdenes en proceso y actualización de registros de proveedores y expedientes de adquisiciones.</w:t>
       </w:r>
     </w:p>
     <w:p>
       <w:pPr>
+        <w:spacing w:line="360" w:lineRule="auto"/>
+        <w:ind w:firstLine="709"/>
+        <w:jc w:val="both"/>
+      </w:pPr>
+      <w:r>
+        <w:rPr>
+          <w:rFonts w:ascii="Times New Roman" w:hAnsi="Times New Roman"/>
+          <w:sz w:val="24"/>
+        </w:rPr>
+        <w:t xml:space="preserve">2. </w:t>
+      </w:r>
+      <w:r>
+        <w:rPr>
+          <w:rFonts w:ascii="Times New Roman" w:hAnsi="Times New Roman"/>
+          <w:b/>
+          <w:sz w:val="24"/>
+        </w:rPr>
+        <w:t xml:space="preserve">Actividad de investigación: </w:t>
+      </w:r>
+      <w:r>
+        <w:rPr>
+          <w:rFonts w:ascii="Times New Roman" w:hAnsi="Times New Roman"/>
+          <w:sz w:val="24"/>
+        </w:rPr>
+        <w:t>Redacción de la propuesta de simplificación administrativa integrando el flujo diseñado, los formatos, la matriz de autorización y los mecanismos de seguimiento.</w:t>
+      </w:r>
+    </w:p>
+    <w:p>
+      <w:pPr>
         <w:spacing w:before="480" w:after="480" w:line="360" w:lineRule="auto"/>
         <w:jc w:val="left"/>
       </w:pPr>
@@ -8568,28 +9280,42 @@
           <w:b/>
           <w:sz w:val="24"/>
         </w:rPr>
-        <w:t>Base Legal: Constitución de la República Bolivariana de Venezuela — Artículo 112</w:t>
+        <w:t>Semana 9</w:t>
       </w:r>
     </w:p>
     <w:p>
       <w:pPr>
-        <w:spacing w:line="360" w:lineRule="auto" w:after="0" w:before="0"/>
+        <w:spacing w:line="360" w:lineRule="auto"/>
         <w:ind w:firstLine="709"/>
         <w:jc w:val="both"/>
       </w:pPr>
       <w:r>
         <w:rPr>
           <w:rFonts w:ascii="Times New Roman" w:hAnsi="Times New Roman"/>
-          <w:i w:val="0"/>
-          <w:sz w:val="24"/>
-        </w:rPr>
-        <w:t>Como marco general de la actividad económica privada, la Constitución reconoce la iniciativa empresarial dentro de los límites establecidos por el ordenamiento jurídico.</w:t>
+          <w:sz w:val="24"/>
+        </w:rPr>
+        <w:t xml:space="preserve">1. </w:t>
+      </w:r>
+      <w:r>
+        <w:rPr>
+          <w:rFonts w:ascii="Times New Roman" w:hAnsi="Times New Roman"/>
+          <w:b/>
+          <w:sz w:val="24"/>
+        </w:rPr>
+        <w:t xml:space="preserve">Actividad operativa: </w:t>
+      </w:r>
+      <w:r>
+        <w:rPr>
+          <w:rFonts w:ascii="Times New Roman" w:hAnsi="Times New Roman"/>
+          <w:sz w:val="24"/>
+        </w:rPr>
+        <w:t>Apoyo en el cierre administrativo del ciclo de compras y organización de las órdenes de compra gestionadas durante el período.</w:t>
       </w:r>
     </w:p>
     <w:p>
       <w:pPr>
-        <w:spacing w:line="240" w:lineRule="auto" w:before="720" w:after="240"/>
-        <w:ind w:left="709" w:right="709"/>
+        <w:spacing w:line="360" w:lineRule="auto"/>
+        <w:ind w:firstLine="709"/>
         <w:jc w:val="both"/>
       </w:pPr>
       <w:r>
@@ -8597,112 +9323,113 @@
           <w:rFonts w:ascii="Times New Roman" w:hAnsi="Times New Roman"/>
           <w:sz w:val="24"/>
         </w:rPr>
-        <w:t>Todas las personas pueden dedicarse libremente a la actividad económica de su preferencia, sin más limitaciones que las previstas en esta Constitución y las que establezcan las leyes, por razones de desarrollo humano, seguridad, sanidad, protección del ambiente u otras de interés social. El Estado promoverá la iniciativa privada, garantizando la creación y justa distribución de la riqueza, así como la producción de bienes y servicios que satisfagan las necesidades de la población, la libertad de trabajo, empresa, comercio, industria, sin perjuicio de su facultad para dictar medidas para planificar, racionalizar y regular la economía e impulsar el desarrollo integral del país.</w:t>
-      </w:r>
-      <w:r>
-        <w:rPr>
-          <w:rFonts w:ascii="Times New Roman" w:hAnsi="Times New Roman"/>
-          <w:sz w:val="24"/>
-        </w:rPr>
-        <w:t xml:space="preserve"> (Constitución de la República Bolivariana de Venezuela, 1999, art. 112)</w:t>
+        <w:t xml:space="preserve">2. </w:t>
+      </w:r>
+      <w:r>
+        <w:rPr>
+          <w:rFonts w:ascii="Times New Roman" w:hAnsi="Times New Roman"/>
+          <w:b/>
+          <w:sz w:val="24"/>
+        </w:rPr>
+        <w:t xml:space="preserve">Actividad de investigación: </w:t>
+      </w:r>
+      <w:r>
+        <w:rPr>
+          <w:rFonts w:ascii="Times New Roman" w:hAnsi="Times New Roman"/>
+          <w:sz w:val="24"/>
+        </w:rPr>
+        <w:t>Presentación de la propuesta al tutor industrial, registro de observaciones e incorporación de ajustes al documento final.</w:t>
       </w:r>
     </w:p>
     <w:p>
       <w:pPr>
-        <w:spacing w:line="360" w:lineRule="auto" w:after="0" w:before="0"/>
+        <w:spacing w:before="480" w:after="480" w:line="360" w:lineRule="auto"/>
+        <w:jc w:val="left"/>
+      </w:pPr>
+      <w:r>
+        <w:rPr>
+          <w:rFonts w:ascii="Times New Roman" w:hAnsi="Times New Roman"/>
+          <w:b/>
+          <w:sz w:val="24"/>
+        </w:rPr>
+        <w:t>Semana 10</w:t>
+      </w:r>
+    </w:p>
+    <w:p>
+      <w:pPr>
+        <w:spacing w:line="360" w:lineRule="auto"/>
         <w:ind w:firstLine="709"/>
         <w:jc w:val="both"/>
       </w:pPr>
       <w:r>
         <w:rPr>
           <w:rFonts w:ascii="Times New Roman" w:hAnsi="Times New Roman"/>
-          <w:i w:val="0"/>
-          <w:sz w:val="24"/>
-        </w:rPr>
-        <w:t>El aporte de este artículo al informe es de carácter general: reconoce el ejercicio de la actividad empresarial y permite ubicar la propuesta dentro de la necesidad de organizar racionalmente los procesos internos de una empresa privada. No establece un procedimiento específico de procura, por lo que su función es servir como fundamento constitucional amplio y no como regla operativa de compras.</w:t>
+          <w:sz w:val="24"/>
+        </w:rPr>
+        <w:t xml:space="preserve">1. </w:t>
+      </w:r>
+      <w:r>
+        <w:rPr>
+          <w:rFonts w:ascii="Times New Roman" w:hAnsi="Times New Roman"/>
+          <w:b/>
+          <w:sz w:val="24"/>
+        </w:rPr>
+        <w:t xml:space="preserve">Actividad operativa: </w:t>
+      </w:r>
+      <w:r>
+        <w:rPr>
+          <w:rFonts w:ascii="Times New Roman" w:hAnsi="Times New Roman"/>
+          <w:sz w:val="24"/>
+        </w:rPr>
+        <w:t>Presentación formal de la propuesta ante la gerencia del área y gestión de los recaudos institucionales correspondientes al cierre de las pasantías.</w:t>
       </w:r>
     </w:p>
     <w:p>
       <w:pPr>
-        <w:spacing w:before="480" w:after="480" w:line="360" w:lineRule="auto"/>
-        <w:jc w:val="left"/>
-      </w:pPr>
+        <w:spacing w:line="360" w:lineRule="auto"/>
+        <w:ind w:firstLine="709"/>
+        <w:jc w:val="both"/>
+      </w:pPr>
+      <w:r>
+        <w:rPr>
+          <w:rFonts w:ascii="Times New Roman" w:hAnsi="Times New Roman"/>
+          <w:sz w:val="24"/>
+        </w:rPr>
+        <w:t xml:space="preserve">2. </w:t>
+      </w:r>
       <w:r>
         <w:rPr>
           <w:rFonts w:ascii="Times New Roman" w:hAnsi="Times New Roman"/>
           <w:b/>
           <w:sz w:val="24"/>
         </w:rPr>
-        <w:t>Base Legal: Código de Comercio — Artículo 32</w:t>
+        <w:t xml:space="preserve">Actividad de investigación: </w:t>
+      </w:r>
+      <w:r>
+        <w:rPr>
+          <w:rFonts w:ascii="Times New Roman" w:hAnsi="Times New Roman"/>
+          <w:sz w:val="24"/>
+        </w:rPr>
+        <w:t>Consolidación del informe de pasantías, revisión de la normativa de presentación e incorporación de los anexos y correcciones finales antes de la entrega institucional.</w:t>
       </w:r>
     </w:p>
     <w:p>
       <w:pPr>
-        <w:spacing w:line="360" w:lineRule="auto" w:after="0" w:before="0"/>
-        <w:ind w:firstLine="709"/>
-        <w:jc w:val="both"/>
-      </w:pPr>
-      <w:r>
-        <w:rPr>
-          <w:rFonts w:ascii="Times New Roman" w:hAnsi="Times New Roman"/>
-          <w:i w:val="0"/>
-          <w:sz w:val="24"/>
-        </w:rPr>
-        <w:t>El Código de Comercio establece obligaciones vinculadas con el orden y claridad de los registros de los comerciantes, aspecto que guarda relación con la necesidad de mantener información organizada y verificable en los procesos administrativos.</w:t>
-      </w:r>
-    </w:p>
-    <w:p>
-      <w:pPr>
-        <w:spacing w:line="240" w:lineRule="auto" w:before="720" w:after="240"/>
-        <w:ind w:left="709" w:right="709"/>
-        <w:jc w:val="both"/>
-      </w:pPr>
-      <w:r>
-        <w:rPr>
-          <w:rFonts w:ascii="Times New Roman" w:hAnsi="Times New Roman"/>
-          <w:sz w:val="24"/>
-        </w:rPr>
-        <w:t>Todo comerciante debe llevar en idioma castellano su contabilidad, la cual comprenderá, obligatoriamente, el libro Diario, el libro Mayor y el de Inventarios. Podrá llevar, además, todos los libros auxiliares que estimara conveniente para el mayor orden y claridad de sus operaciones.</w:t>
-      </w:r>
-      <w:r>
-        <w:rPr>
-          <w:rFonts w:ascii="Times New Roman" w:hAnsi="Times New Roman"/>
-          <w:sz w:val="24"/>
-        </w:rPr>
-        <w:t xml:space="preserve"> (Código de Comercio, 1955, art. 32)</w:t>
-      </w:r>
-    </w:p>
-    <w:p>
-      <w:pPr>
-        <w:spacing w:line="360" w:lineRule="auto" w:after="0" w:before="0"/>
-        <w:ind w:firstLine="709"/>
-        <w:jc w:val="both"/>
-      </w:pPr>
-      <w:r>
-        <w:rPr>
-          <w:rFonts w:ascii="Times New Roman" w:hAnsi="Times New Roman"/>
-          <w:i w:val="0"/>
-          <w:sz w:val="24"/>
-        </w:rPr>
-        <w:t>La relación con la propuesta se encuentra en el principio de orden y claridad de las operaciones mercantiles. Los formatos y mecanismos de seguimiento diseñados para la procura no sustituyen los libros contables exigidos por la ley, pero complementan el control administrativo al organizar la documentación que antecede y acompaña las compras de la empresa.</w:t>
-      </w:r>
-    </w:p>
-    <w:p>
-      <w:pPr>
         <w:sectPr>
-          <w:footerReference w:type="default" r:id="rId35"/>
-          <w:type w:val="continuous"/>
+          <w:footerReference w:type="default" r:id="rId38"/>
+          <w:footerReference w:type="first" r:id="rId39"/>
           <w:pgSz w:w="12240" w:h="15840"/>
           <w:pgMar w:top="1701" w:right="1701" w:bottom="1701" w:left="2268" w:header="720" w:footer="720" w:gutter="0"/>
           <w:cols w:space="720"/>
           <w:titlePg/>
           <w:docGrid w:linePitch="360"/>
+          <w:pgNumType w:fmt="decimal"/>
         </w:sectPr>
       </w:pPr>
     </w:p>
     <w:p>
       <w:pPr>
-        <w:spacing w:before="1140" w:after="480"/>
+        <w:spacing w:before="1140" w:after="480" w:line="360" w:lineRule="auto"/>
         <w:jc w:val="center"/>
       </w:pPr>
       <w:r>
@@ -8711,13 +9438,13 @@
           <w:b/>
           <w:sz w:val="24"/>
         </w:rPr>
-        <w:t>CAPÍTULO IV</w:t>
+        <w:t>CAPÍTULO V</w:t>
       </w:r>
     </w:p>
     <w:p>
-      <w:bookmarkStart w:id="bm_cap4" w:name="bm_cap4"/>
-      <w:pPr>
-        <w:spacing w:before="480"/>
+      <w:bookmarkStart w:id="bm_cap5" w:name="bm_cap5"/>
+      <w:pPr>
+        <w:spacing w:before="0" w:after="480" w:line="360" w:lineRule="auto"/>
         <w:jc w:val="center"/>
       </w:pPr>
       <w:r>
@@ -8726,27 +9453,208 @@
           <w:b/>
           <w:sz w:val="24"/>
         </w:rPr>
-        <w:t>ACTIVIDADES REALIZADAS</w:t>
-      </w:r>
-      <w:bookmarkEnd w:id="bm_cap4"/>
+        <w:t>CONCLUSIONES Y RECOMENDACIONES</w:t>
+      </w:r>
+      <w:bookmarkEnd w:id="bm_cap5"/>
     </w:p>
     <w:p>
+      <w:bookmarkStart w:id="bm_cap5_concl" w:name="bm_cap5_concl"/>
+      <w:pPr>
+        <w:spacing w:before="480" w:after="480" w:line="360" w:lineRule="auto"/>
+        <w:jc w:val="left"/>
+      </w:pPr>
+      <w:r>
+        <w:rPr>
+          <w:rFonts w:ascii="Times New Roman" w:hAnsi="Times New Roman"/>
+          <w:b/>
+          <w:sz w:val="24"/>
+        </w:rPr>
+        <w:t>Conclusiones</w:t>
+      </w:r>
+      <w:bookmarkEnd w:id="bm_cap5_concl"/>
+    </w:p>
+    <w:p>
+      <w:pPr>
+        <w:spacing w:line="360" w:lineRule="auto"/>
+        <w:ind w:firstLine="709"/>
+        <w:jc w:val="both"/>
+      </w:pPr>
+      <w:r>
+        <w:rPr>
+          <w:rFonts w:ascii="Times New Roman" w:hAnsi="Times New Roman"/>
+          <w:sz w:val="24"/>
+        </w:rPr>
+        <w:t xml:space="preserve">1. </w:t>
+      </w:r>
+      <w:r>
+        <w:rPr>
+          <w:rFonts w:ascii="Times New Roman" w:hAnsi="Times New Roman"/>
+          <w:sz w:val="24"/>
+        </w:rPr>
+        <w:t>Se diagnosticó que el proceso de procura presenta un recorrido administrativo susceptible de simplificación, debido a la ausencia de un canal único de recepción de requisiciones y a la dispersión de algunos mecanismos de seguimiento utilizados durante las fases de compra.</w:t>
+      </w:r>
+    </w:p>
+    <w:p>
+      <w:pPr>
+        <w:spacing w:line="360" w:lineRule="auto"/>
+        <w:ind w:firstLine="709"/>
+        <w:jc w:val="both"/>
+      </w:pPr>
+      <w:r>
+        <w:rPr>
+          <w:rFonts w:ascii="Times New Roman" w:hAnsi="Times New Roman"/>
+          <w:sz w:val="24"/>
+        </w:rPr>
+        <w:t xml:space="preserve">2. </w:t>
+      </w:r>
+      <w:r>
+        <w:rPr>
+          <w:rFonts w:ascii="Times New Roman" w:hAnsi="Times New Roman"/>
+          <w:sz w:val="24"/>
+        </w:rPr>
+        <w:t>Se identificaron como principales factores de demora la falta de formatos uniformes, la limitada definición de criterios de autorización, el seguimiento manual del estatus de cotizaciones y la inexistencia de indicadores sencillos que permitan valorar el comportamiento del ciclo de adquisición.</w:t>
+      </w:r>
+    </w:p>
+    <w:p>
+      <w:pPr>
+        <w:spacing w:line="360" w:lineRule="auto"/>
+        <w:ind w:firstLine="709"/>
+        <w:jc w:val="both"/>
+      </w:pPr>
+      <w:r>
+        <w:rPr>
+          <w:rFonts w:ascii="Times New Roman" w:hAnsi="Times New Roman"/>
+          <w:sz w:val="24"/>
+        </w:rPr>
+        <w:t xml:space="preserve">3. </w:t>
+      </w:r>
+      <w:r>
+        <w:rPr>
+          <w:rFonts w:ascii="Times New Roman" w:hAnsi="Times New Roman"/>
+          <w:sz w:val="24"/>
+        </w:rPr>
+        <w:t>Se formuló una propuesta de simplificación administrativa que integra un flujo de trabajo con responsables definidos, formatos estandarizados, una matriz de autorización por monto e indicadores de seguimiento, orientados a mejorar la trazabilidad y facilitar el control interno del proceso de procura.</w:t>
+      </w:r>
+    </w:p>
+    <w:p>
+      <w:bookmarkStart w:id="bm_cap5_recom" w:name="bm_cap5_recom"/>
+      <w:pPr>
+        <w:spacing w:before="480" w:after="480" w:line="360" w:lineRule="auto"/>
+        <w:jc w:val="left"/>
+      </w:pPr>
+      <w:r>
+        <w:rPr>
+          <w:rFonts w:ascii="Times New Roman" w:hAnsi="Times New Roman"/>
+          <w:b/>
+          <w:sz w:val="24"/>
+        </w:rPr>
+        <w:t>Recomendaciones</w:t>
+      </w:r>
+      <w:bookmarkEnd w:id="bm_cap5_recom"/>
+    </w:p>
+    <w:p>
+      <w:pPr>
+        <w:spacing w:line="360" w:lineRule="auto"/>
+        <w:ind w:firstLine="709"/>
+        <w:jc w:val="both"/>
+      </w:pPr>
+      <w:r>
+        <w:rPr>
+          <w:rFonts w:ascii="Times New Roman" w:hAnsi="Times New Roman"/>
+          <w:sz w:val="24"/>
+        </w:rPr>
+        <w:t xml:space="preserve">1. </w:t>
+      </w:r>
+      <w:r>
+        <w:rPr>
+          <w:rFonts w:ascii="Times New Roman" w:hAnsi="Times New Roman"/>
+          <w:sz w:val="24"/>
+        </w:rPr>
+        <w:t>Implementar la propuesta de manera gradual, iniciando con la formalización del canal de recepción de requisiciones y la utilización uniforme de los formatos diseñados.</w:t>
+      </w:r>
+    </w:p>
+    <w:p>
+      <w:pPr>
+        <w:spacing w:line="360" w:lineRule="auto"/>
+        <w:ind w:firstLine="709"/>
+        <w:jc w:val="both"/>
+      </w:pPr>
+      <w:r>
+        <w:rPr>
+          <w:rFonts w:ascii="Times New Roman" w:hAnsi="Times New Roman"/>
+          <w:sz w:val="24"/>
+        </w:rPr>
+        <w:t xml:space="preserve">2. </w:t>
+      </w:r>
+      <w:r>
+        <w:rPr>
+          <w:rFonts w:ascii="Times New Roman" w:hAnsi="Times New Roman"/>
+          <w:sz w:val="24"/>
+        </w:rPr>
+        <w:t>Socializar el flujo simplificado, los responsables y los criterios de autorización con el personal involucrado en la procura antes de su aplicación general.</w:t>
+      </w:r>
+    </w:p>
+    <w:p>
+      <w:pPr>
+        <w:spacing w:line="360" w:lineRule="auto"/>
+        <w:ind w:firstLine="709"/>
+        <w:jc w:val="both"/>
+      </w:pPr>
+      <w:r>
+        <w:rPr>
+          <w:rFonts w:ascii="Times New Roman" w:hAnsi="Times New Roman"/>
+          <w:sz w:val="24"/>
+        </w:rPr>
+        <w:t xml:space="preserve">3. </w:t>
+      </w:r>
+      <w:r>
+        <w:rPr>
+          <w:rFonts w:ascii="Times New Roman" w:hAnsi="Times New Roman"/>
+          <w:sz w:val="24"/>
+        </w:rPr>
+        <w:t>Registrar mensualmente indicadores básicos, como tiempo promedio del ciclo de compra, solicitudes pendientes y requisiciones tramitadas dentro del plazo definido, para valorar los resultados de la simplificación.</w:t>
+      </w:r>
+    </w:p>
+    <w:p>
+      <w:pPr>
+        <w:spacing w:line="360" w:lineRule="auto"/>
+        <w:ind w:firstLine="709"/>
+        <w:jc w:val="both"/>
+      </w:pPr>
+      <w:r>
+        <w:rPr>
+          <w:rFonts w:ascii="Times New Roman" w:hAnsi="Times New Roman"/>
+          <w:sz w:val="24"/>
+        </w:rPr>
+        <w:t xml:space="preserve">4. </w:t>
+      </w:r>
+      <w:r>
+        <w:rPr>
+          <w:rFonts w:ascii="Times New Roman" w:hAnsi="Times New Roman"/>
+          <w:sz w:val="24"/>
+        </w:rPr>
+        <w:t>Revisar periódicamente el procedimiento y los formatos con el personal del Departamento Administrativo, incorporando ajustes cuando cambien las necesidades operativas de la empresa.</w:t>
+      </w:r>
+    </w:p>
+    <w:p>
       <w:pPr>
         <w:sectPr>
-          <w:footerReference w:type="default" r:id="rId36"/>
+          <w:footerReference w:type="default" r:id="rId40"/>
+          <w:footerReference w:type="first" r:id="rId41"/>
           <w:pgSz w:w="12240" w:h="15840"/>
           <w:pgMar w:top="1701" w:right="1701" w:bottom="1701" w:left="2268" w:header="720" w:footer="720" w:gutter="0"/>
           <w:cols w:space="720"/>
           <w:titlePg/>
           <w:docGrid w:linePitch="360"/>
+          <w:pgNumType w:fmt="decimal"/>
         </w:sectPr>
       </w:pPr>
     </w:p>
     <w:p>
-      <w:bookmarkStart w:id="bm_cap4_desc" w:name="bm_cap4_desc"/>
-      <w:pPr>
-        <w:spacing w:before="480" w:after="480" w:line="360" w:lineRule="auto"/>
-        <w:jc w:val="left"/>
+      <w:bookmarkStart w:id="bm_referencias" w:name="bm_referencias"/>
+      <w:pPr>
+        <w:spacing w:before="1140" w:after="480" w:line="360" w:lineRule="auto"/>
+        <w:jc w:val="center"/>
       </w:pPr>
       <w:r>
         <w:rPr>
@@ -8754,51 +9662,59 @@
           <w:b/>
           <w:sz w:val="24"/>
         </w:rPr>
-        <w:t>Descripción de Actividades Ejecutadas por Semana</w:t>
-      </w:r>
-      <w:bookmarkEnd w:id="bm_cap4_desc"/>
+        <w:t>REFERENCIAS</w:t>
+      </w:r>
+      <w:bookmarkEnd w:id="bm_referencias"/>
     </w:p>
     <w:p>
       <w:pPr>
-        <w:spacing w:line="360" w:lineRule="auto" w:after="0" w:before="0"/>
-        <w:ind w:firstLine="709"/>
-        <w:jc w:val="both"/>
-      </w:pPr>
-      <w:r>
-        <w:rPr>
-          <w:rFonts w:ascii="Times New Roman" w:hAnsi="Times New Roman"/>
-          <w:i w:val="0"/>
-          <w:sz w:val="24"/>
-        </w:rPr>
-        <w:t>Durante las diez (10) semanas de práctica profesional se desarrollaron actividades operativas de apoyo a la procura y actividades de diagnóstico, análisis y formulación de la propuesta de simplificación administrativa:</w:t>
-      </w:r>
+        <w:spacing w:before="480" w:after="0"/>
+      </w:pPr>
     </w:p>
     <w:p>
       <w:pPr>
-        <w:spacing w:before="480" w:after="480" w:line="360" w:lineRule="auto"/>
-        <w:jc w:val="left"/>
-      </w:pPr>
+        <w:spacing w:line="240" w:lineRule="auto" w:after="480" w:before="0"/>
+        <w:ind w:left="425" w:hanging="425"/>
+        <w:jc w:val="both"/>
+      </w:pPr>
+      <w:r>
+        <w:rPr>
+          <w:rFonts w:ascii="Times New Roman" w:hAnsi="Times New Roman"/>
+          <w:b w:val="0"/>
+          <w:sz w:val="24"/>
+        </w:rPr>
+        <w:t xml:space="preserve">Arias, F. (2012). </w:t>
+      </w:r>
       <w:r>
         <w:rPr>
           <w:rFonts w:ascii="Times New Roman" w:hAnsi="Times New Roman"/>
           <w:b/>
           <w:sz w:val="24"/>
         </w:rPr>
-        <w:t>Semana 1</w:t>
+        <w:t>El proyecto de investigación: Introducción a la metodología científica (6ta ed.)</w:t>
+      </w:r>
+      <w:r>
+        <w:rPr>
+          <w:rFonts w:ascii="Times New Roman" w:hAnsi="Times New Roman"/>
+          <w:b w:val="0"/>
+          <w:sz w:val="24"/>
+        </w:rPr>
+        <w:t>. Episteme, Venezuela.</w:t>
       </w:r>
     </w:p>
     <w:p>
       <w:pPr>
-        <w:spacing w:line="360" w:lineRule="auto"/>
-        <w:ind w:firstLine="709"/>
+        <w:spacing w:line="240" w:lineRule="auto" w:after="480" w:before="0"/>
+        <w:ind w:left="425" w:hanging="425"/>
         <w:jc w:val="both"/>
       </w:pPr>
       <w:r>
         <w:rPr>
           <w:rFonts w:ascii="Times New Roman" w:hAnsi="Times New Roman"/>
-          <w:sz w:val="24"/>
-        </w:rPr>
-        <w:t xml:space="preserve">1. </w:t>
+          <w:b w:val="0"/>
+          <w:sz w:val="24"/>
+        </w:rPr>
+        <w:t xml:space="preserve">Asamblea Nacional Constituyente. (1999). </w:t>
       </w:r>
       <w:r>
         <w:rPr>
@@ -8806,28 +9722,30 @@
           <w:b/>
           <w:sz w:val="24"/>
         </w:rPr>
-        <w:t xml:space="preserve">Actividad operativa: </w:t>
-      </w:r>
-      <w:r>
-        <w:rPr>
-          <w:rFonts w:ascii="Times New Roman" w:hAnsi="Times New Roman"/>
-          <w:sz w:val="24"/>
-        </w:rPr>
-        <w:t>Inducción institucional, recorrido por las instalaciones, presentación ante el equipo del Departamento Administrativo y familiarización con los procedimientos generales de la empresa y del área de procura.</w:t>
+        <w:t>Constitución de la República Bolivariana de Venezuela</w:t>
+      </w:r>
+      <w:r>
+        <w:rPr>
+          <w:rFonts w:ascii="Times New Roman" w:hAnsi="Times New Roman"/>
+          <w:b w:val="0"/>
+          <w:sz w:val="24"/>
+        </w:rPr>
+        <w:t>. Gaceta Oficial de la República Bolivariana de Venezuela.</w:t>
       </w:r>
     </w:p>
     <w:p>
       <w:pPr>
-        <w:spacing w:line="360" w:lineRule="auto"/>
-        <w:ind w:firstLine="709"/>
+        <w:spacing w:line="240" w:lineRule="auto" w:after="480" w:before="0"/>
+        <w:ind w:left="425" w:hanging="425"/>
         <w:jc w:val="both"/>
       </w:pPr>
       <w:r>
         <w:rPr>
           <w:rFonts w:ascii="Times New Roman" w:hAnsi="Times New Roman"/>
-          <w:sz w:val="24"/>
-        </w:rPr>
-        <w:t xml:space="preserve">2. </w:t>
+          <w:b w:val="0"/>
+          <w:sz w:val="24"/>
+        </w:rPr>
+        <w:t xml:space="preserve">Chiavenato, I. (2006). </w:t>
       </w:r>
       <w:r>
         <w:rPr>
@@ -8835,42 +9753,61 @@
           <w:b/>
           <w:sz w:val="24"/>
         </w:rPr>
-        <w:t xml:space="preserve">Actividad de investigación: </w:t>
-      </w:r>
-      <w:r>
-        <w:rPr>
-          <w:rFonts w:ascii="Times New Roman" w:hAnsi="Times New Roman"/>
-          <w:sz w:val="24"/>
-        </w:rPr>
-        <w:t>Observación directa del flujo de requisiciones y registro de las primeras situaciones relacionadas con la recepción, seguimiento y control de las solicitudes de compra.</w:t>
+        <w:t>Introducción a la teoría general de la administración (7ma ed.)</w:t>
+      </w:r>
+      <w:r>
+        <w:rPr>
+          <w:rFonts w:ascii="Times New Roman" w:hAnsi="Times New Roman"/>
+          <w:b w:val="0"/>
+          <w:sz w:val="24"/>
+        </w:rPr>
+        <w:t>. McGraw-Hill, México.</w:t>
       </w:r>
     </w:p>
     <w:p>
       <w:pPr>
-        <w:spacing w:before="480" w:after="480" w:line="360" w:lineRule="auto"/>
-        <w:jc w:val="left"/>
-      </w:pPr>
+        <w:spacing w:line="240" w:lineRule="auto" w:after="480" w:before="0"/>
+        <w:ind w:left="425" w:hanging="425"/>
+        <w:jc w:val="both"/>
+      </w:pPr>
+      <w:r>
+        <w:rPr>
+          <w:rFonts w:ascii="Times New Roman" w:hAnsi="Times New Roman"/>
+          <w:b w:val="0"/>
+          <w:sz w:val="24"/>
+        </w:rPr>
+        <w:t xml:space="preserve">Congreso de la República de Venezuela. (1955). </w:t>
+      </w:r>
       <w:r>
         <w:rPr>
           <w:rFonts w:ascii="Times New Roman" w:hAnsi="Times New Roman"/>
           <w:b/>
           <w:sz w:val="24"/>
         </w:rPr>
-        <w:t>Semana 2</w:t>
+        <w:t>Código de Comercio</w:t>
+      </w:r>
+      <w:r>
+        <w:rPr>
+          <w:rFonts w:ascii="Times New Roman" w:hAnsi="Times New Roman"/>
+          <w:b w:val="0"/>
+          <w:sz w:val="24"/>
+        </w:rPr>
+        <w:t>. Gaceta Oficial Extraordinaria N.º 475.</w:t>
       </w:r>
     </w:p>
     <w:p>
       <w:pPr>
-        <w:spacing w:line="360" w:lineRule="auto"/>
-        <w:ind w:firstLine="709"/>
+        <w:spacing w:line="240" w:lineRule="auto" w:after="480" w:before="0"/>
+        <w:ind w:left="425" w:hanging="425"/>
         <w:jc w:val="both"/>
       </w:pPr>
       <w:r>
         <w:rPr>
           <w:rFonts w:ascii="Times New Roman" w:hAnsi="Times New Roman"/>
-          <w:sz w:val="24"/>
-        </w:rPr>
-        <w:t xml:space="preserve">1. </w:t>
+          <w:b w:val="0"/>
+          <w:sz w:val="24"/>
+        </w:rPr>
+        <w:t xml:space="preserve">Harrington, H. J. (1993). </w:t>
       </w:r>
       <w:r>
         <w:rPr>
@@ -8878,28 +9815,30 @@
           <w:b/>
           <w:sz w:val="24"/>
         </w:rPr>
-        <w:t xml:space="preserve">Actividad operativa: </w:t>
-      </w:r>
-      <w:r>
-        <w:rPr>
-          <w:rFonts w:ascii="Times New Roman" w:hAnsi="Times New Roman"/>
-          <w:sz w:val="24"/>
-        </w:rPr>
-        <w:t>Apoyo en la recepción, clasificación y registro de solicitudes de compra, además de la familiarización con los expedientes y mecanismos de seguimiento de cotizaciones del departamento.</w:t>
+        <w:t>Mejoramiento de los procesos de la empresa</w:t>
+      </w:r>
+      <w:r>
+        <w:rPr>
+          <w:rFonts w:ascii="Times New Roman" w:hAnsi="Times New Roman"/>
+          <w:b w:val="0"/>
+          <w:sz w:val="24"/>
+        </w:rPr>
+        <w:t>. McGraw-Hill, Colombia.</w:t>
       </w:r>
     </w:p>
     <w:p>
       <w:pPr>
-        <w:spacing w:line="360" w:lineRule="auto"/>
-        <w:ind w:firstLine="709"/>
+        <w:spacing w:line="240" w:lineRule="auto" w:after="480" w:before="0"/>
+        <w:ind w:left="425" w:hanging="425"/>
         <w:jc w:val="both"/>
       </w:pPr>
       <w:r>
         <w:rPr>
           <w:rFonts w:ascii="Times New Roman" w:hAnsi="Times New Roman"/>
-          <w:sz w:val="24"/>
-        </w:rPr>
-        <w:t xml:space="preserve">2. </w:t>
+          <w:b w:val="0"/>
+          <w:sz w:val="24"/>
+        </w:rPr>
+        <w:t xml:space="preserve">Mantilla, S. (2005). </w:t>
       </w:r>
       <w:r>
         <w:rPr>
@@ -8907,608 +9846,66 @@
           <w:b/>
           <w:sz w:val="24"/>
         </w:rPr>
-        <w:t xml:space="preserve">Actividad de investigación: </w:t>
-      </w:r>
-      <w:r>
-        <w:rPr>
-          <w:rFonts w:ascii="Times New Roman" w:hAnsi="Times New Roman"/>
-          <w:sz w:val="24"/>
-        </w:rPr>
-        <w:t>Levantamiento del flujo secuencial del proceso de procura mediante observación directa y conversaciones de reconocimiento con el personal encargado.</w:t>
+        <w:t>Control interno: Informe COSO (4ta ed.)</w:t>
+      </w:r>
+      <w:r>
+        <w:rPr>
+          <w:rFonts w:ascii="Times New Roman" w:hAnsi="Times New Roman"/>
+          <w:b w:val="0"/>
+          <w:sz w:val="24"/>
+        </w:rPr>
+        <w:t>. Ecoe Ediciones, Colombia.</w:t>
       </w:r>
     </w:p>
     <w:p>
       <w:pPr>
-        <w:spacing w:before="480" w:after="480" w:line="360" w:lineRule="auto"/>
-        <w:jc w:val="left"/>
-      </w:pPr>
+        <w:spacing w:line="240" w:lineRule="auto" w:after="480" w:before="0"/>
+        <w:ind w:left="425" w:hanging="425"/>
+        <w:jc w:val="both"/>
+      </w:pPr>
+      <w:r>
+        <w:rPr>
+          <w:rFonts w:ascii="Times New Roman" w:hAnsi="Times New Roman"/>
+          <w:b w:val="0"/>
+          <w:sz w:val="24"/>
+        </w:rPr>
+        <w:t xml:space="preserve">Monterroso, E. (2002). </w:t>
+      </w:r>
       <w:r>
         <w:rPr>
           <w:rFonts w:ascii="Times New Roman" w:hAnsi="Times New Roman"/>
           <w:b/>
           <w:sz w:val="24"/>
         </w:rPr>
-        <w:t>Semana 3</w:t>
+        <w:t>El proceso de abastecimiento: El aprovisionamiento</w:t>
+      </w:r>
+      <w:r>
+        <w:rPr>
+          <w:rFonts w:ascii="Times New Roman" w:hAnsi="Times New Roman"/>
+          <w:b w:val="0"/>
+          <w:sz w:val="24"/>
+        </w:rPr>
+        <w:t>. Universidad Nacional de Luján, Argentina.</w:t>
       </w:r>
     </w:p>
     <w:p>
       <w:pPr>
-        <w:spacing w:line="360" w:lineRule="auto"/>
-        <w:ind w:firstLine="709"/>
-        <w:jc w:val="both"/>
-      </w:pPr>
-      <w:r>
-        <w:rPr>
-          <w:rFonts w:ascii="Times New Roman" w:hAnsi="Times New Roman"/>
-          <w:sz w:val="24"/>
-        </w:rPr>
-        <w:t xml:space="preserve">1. </w:t>
-      </w:r>
-      <w:r>
-        <w:rPr>
-          <w:rFonts w:ascii="Times New Roman" w:hAnsi="Times New Roman"/>
-          <w:b/>
-          <w:sz w:val="24"/>
-        </w:rPr>
-        <w:t xml:space="preserve">Actividad operativa: </w:t>
-      </w:r>
-      <w:r>
-        <w:rPr>
-          <w:rFonts w:ascii="Times New Roman" w:hAnsi="Times New Roman"/>
-          <w:sz w:val="24"/>
-        </w:rPr>
-        <w:t>Colaboración en la tramitación de requisiciones, comunicación con proveedores y actualización del registro de cotizaciones en proceso.</w:t>
-      </w:r>
-    </w:p>
-    <w:p>
-      <w:pPr>
-        <w:spacing w:line="360" w:lineRule="auto"/>
-        <w:ind w:firstLine="709"/>
-        <w:jc w:val="both"/>
-      </w:pPr>
-      <w:r>
-        <w:rPr>
-          <w:rFonts w:ascii="Times New Roman" w:hAnsi="Times New Roman"/>
-          <w:sz w:val="24"/>
-        </w:rPr>
-        <w:t xml:space="preserve">2. </w:t>
-      </w:r>
-      <w:r>
-        <w:rPr>
-          <w:rFonts w:ascii="Times New Roman" w:hAnsi="Times New Roman"/>
-          <w:b/>
-          <w:sz w:val="24"/>
-        </w:rPr>
-        <w:t xml:space="preserve">Actividad de investigación: </w:t>
-      </w:r>
-      <w:r>
-        <w:rPr>
-          <w:rFonts w:ascii="Times New Roman" w:hAnsi="Times New Roman"/>
-          <w:sz w:val="24"/>
-        </w:rPr>
-        <w:t>Aplicación de una guía de entrevista estructurada al personal relacionado con compras y administración para identificar demoras, duplicidades y dificultades de seguimiento.</w:t>
-      </w:r>
-    </w:p>
-    <w:p>
-      <w:pPr>
-        <w:spacing w:before="480" w:after="480" w:line="360" w:lineRule="auto"/>
-        <w:jc w:val="left"/>
-      </w:pPr>
-      <w:r>
-        <w:rPr>
-          <w:rFonts w:ascii="Times New Roman" w:hAnsi="Times New Roman"/>
-          <w:b/>
-          <w:sz w:val="24"/>
-        </w:rPr>
-        <w:t>Semana 4</w:t>
-      </w:r>
-    </w:p>
-    <w:p>
-      <w:pPr>
-        <w:spacing w:line="360" w:lineRule="auto"/>
-        <w:ind w:firstLine="709"/>
-        <w:jc w:val="both"/>
-      </w:pPr>
-      <w:r>
-        <w:rPr>
-          <w:rFonts w:ascii="Times New Roman" w:hAnsi="Times New Roman"/>
-          <w:sz w:val="24"/>
-        </w:rPr>
-        <w:t xml:space="preserve">1. </w:t>
-      </w:r>
-      <w:r>
-        <w:rPr>
-          <w:rFonts w:ascii="Times New Roman" w:hAnsi="Times New Roman"/>
-          <w:b/>
-          <w:sz w:val="24"/>
-        </w:rPr>
-        <w:t xml:space="preserve">Actividad operativa: </w:t>
-      </w:r>
-      <w:r>
-        <w:rPr>
-          <w:rFonts w:ascii="Times New Roman" w:hAnsi="Times New Roman"/>
-          <w:sz w:val="24"/>
-        </w:rPr>
-        <w:t>Seguimiento de órdenes de compra abiertas, verificación del estatus de cotizaciones pendientes y actualización del registro de proveedores activos.</w:t>
-      </w:r>
-    </w:p>
-    <w:p>
-      <w:pPr>
-        <w:spacing w:line="360" w:lineRule="auto"/>
-        <w:ind w:firstLine="709"/>
-        <w:jc w:val="both"/>
-      </w:pPr>
-      <w:r>
-        <w:rPr>
-          <w:rFonts w:ascii="Times New Roman" w:hAnsi="Times New Roman"/>
-          <w:sz w:val="24"/>
-        </w:rPr>
-        <w:t xml:space="preserve">2. </w:t>
-      </w:r>
-      <w:r>
-        <w:rPr>
-          <w:rFonts w:ascii="Times New Roman" w:hAnsi="Times New Roman"/>
-          <w:b/>
-          <w:sz w:val="24"/>
-        </w:rPr>
-        <w:t xml:space="preserve">Actividad de investigación: </w:t>
-      </w:r>
-      <w:r>
-        <w:rPr>
-          <w:rFonts w:ascii="Times New Roman" w:hAnsi="Times New Roman"/>
-          <w:sz w:val="24"/>
-        </w:rPr>
-        <w:t>Revisión de expedientes históricos y análisis de tiempos de respuesta por fase con el propósito de determinar las etapas donde se concentran los mayores retrasos.</w:t>
-      </w:r>
-    </w:p>
-    <w:p>
-      <w:pPr>
-        <w:spacing w:before="480" w:after="480" w:line="360" w:lineRule="auto"/>
-        <w:jc w:val="left"/>
-      </w:pPr>
-      <w:r>
-        <w:rPr>
-          <w:rFonts w:ascii="Times New Roman" w:hAnsi="Times New Roman"/>
-          <w:b/>
-          <w:sz w:val="24"/>
-        </w:rPr>
-        <w:t>Semana 5</w:t>
-      </w:r>
-    </w:p>
-    <w:p>
-      <w:pPr>
-        <w:spacing w:line="360" w:lineRule="auto"/>
-        <w:ind w:firstLine="709"/>
-        <w:jc w:val="both"/>
-      </w:pPr>
-      <w:r>
-        <w:rPr>
-          <w:rFonts w:ascii="Times New Roman" w:hAnsi="Times New Roman"/>
-          <w:sz w:val="24"/>
-        </w:rPr>
-        <w:t xml:space="preserve">1. </w:t>
-      </w:r>
-      <w:r>
-        <w:rPr>
-          <w:rFonts w:ascii="Times New Roman" w:hAnsi="Times New Roman"/>
-          <w:b/>
-          <w:sz w:val="24"/>
-        </w:rPr>
-        <w:t xml:space="preserve">Actividad operativa: </w:t>
-      </w:r>
-      <w:r>
-        <w:rPr>
-          <w:rFonts w:ascii="Times New Roman" w:hAnsi="Times New Roman"/>
-          <w:sz w:val="24"/>
-        </w:rPr>
-        <w:t>Tramitación de solicitudes de compra, apoyo en cuadros comparativos de cotizaciones y actualización de información de proveedores.</w:t>
-      </w:r>
-    </w:p>
-    <w:p>
-      <w:pPr>
-        <w:spacing w:line="360" w:lineRule="auto"/>
-        <w:ind w:firstLine="709"/>
-        <w:jc w:val="both"/>
-      </w:pPr>
-      <w:r>
-        <w:rPr>
-          <w:rFonts w:ascii="Times New Roman" w:hAnsi="Times New Roman"/>
-          <w:sz w:val="24"/>
-        </w:rPr>
-        <w:t xml:space="preserve">2. </w:t>
-      </w:r>
-      <w:r>
-        <w:rPr>
-          <w:rFonts w:ascii="Times New Roman" w:hAnsi="Times New Roman"/>
-          <w:b/>
-          <w:sz w:val="24"/>
-        </w:rPr>
-        <w:t xml:space="preserve">Actividad de investigación: </w:t>
-      </w:r>
-      <w:r>
-        <w:rPr>
-          <w:rFonts w:ascii="Times New Roman" w:hAnsi="Times New Roman"/>
-          <w:sz w:val="24"/>
-        </w:rPr>
-        <w:t>Elaboración del diagrama de Ishikawa y jerarquización de las causas asociadas con retrasos, redundancias, falta de estandarización y dificultades de trazabilidad en la procura.</w:t>
-      </w:r>
-    </w:p>
-    <w:p>
-      <w:pPr>
-        <w:spacing w:before="480" w:after="480" w:line="360" w:lineRule="auto"/>
-        <w:jc w:val="left"/>
-      </w:pPr>
-      <w:r>
-        <w:rPr>
-          <w:rFonts w:ascii="Times New Roman" w:hAnsi="Times New Roman"/>
-          <w:b/>
-          <w:sz w:val="24"/>
-        </w:rPr>
-        <w:t>Semana 6</w:t>
-      </w:r>
-    </w:p>
-    <w:p>
-      <w:pPr>
-        <w:spacing w:line="360" w:lineRule="auto"/>
-        <w:ind w:firstLine="709"/>
-        <w:jc w:val="both"/>
-      </w:pPr>
-      <w:r>
-        <w:rPr>
-          <w:rFonts w:ascii="Times New Roman" w:hAnsi="Times New Roman"/>
-          <w:sz w:val="24"/>
-        </w:rPr>
-        <w:t xml:space="preserve">1. </w:t>
-      </w:r>
-      <w:r>
-        <w:rPr>
-          <w:rFonts w:ascii="Times New Roman" w:hAnsi="Times New Roman"/>
-          <w:b/>
-          <w:sz w:val="24"/>
-        </w:rPr>
-        <w:t xml:space="preserve">Actividad operativa: </w:t>
-      </w:r>
-      <w:r>
-        <w:rPr>
-          <w:rFonts w:ascii="Times New Roman" w:hAnsi="Times New Roman"/>
-          <w:sz w:val="24"/>
-        </w:rPr>
-        <w:t>Seguimiento de cotizaciones pendientes de aprobación y actualización de los expedientes de compras activos del período.</w:t>
-      </w:r>
-    </w:p>
-    <w:p>
-      <w:pPr>
-        <w:spacing w:line="360" w:lineRule="auto"/>
-        <w:ind w:firstLine="709"/>
-        <w:jc w:val="both"/>
-      </w:pPr>
-      <w:r>
-        <w:rPr>
-          <w:rFonts w:ascii="Times New Roman" w:hAnsi="Times New Roman"/>
-          <w:sz w:val="24"/>
-        </w:rPr>
-        <w:t xml:space="preserve">2. </w:t>
-      </w:r>
-      <w:r>
-        <w:rPr>
-          <w:rFonts w:ascii="Times New Roman" w:hAnsi="Times New Roman"/>
-          <w:b/>
-          <w:sz w:val="24"/>
-        </w:rPr>
-        <w:t xml:space="preserve">Actividad de investigación: </w:t>
-      </w:r>
-      <w:r>
-        <w:rPr>
-          <w:rFonts w:ascii="Times New Roman" w:hAnsi="Times New Roman"/>
-          <w:sz w:val="24"/>
-        </w:rPr>
-        <w:t>Diseño del nuevo flujo simplificado del proceso de procura, definiendo etapas, responsables, puntos de control y tiempos de referencia para el seguimiento administrativo.</w:t>
-      </w:r>
-    </w:p>
-    <w:p>
-      <w:pPr>
-        <w:spacing w:before="480" w:after="480" w:line="360" w:lineRule="auto"/>
-        <w:jc w:val="left"/>
-      </w:pPr>
-      <w:r>
-        <w:rPr>
-          <w:rFonts w:ascii="Times New Roman" w:hAnsi="Times New Roman"/>
-          <w:b/>
-          <w:sz w:val="24"/>
-        </w:rPr>
-        <w:t>Semana 7</w:t>
-      </w:r>
-    </w:p>
-    <w:p>
-      <w:pPr>
-        <w:spacing w:line="360" w:lineRule="auto"/>
-        <w:ind w:firstLine="709"/>
-        <w:jc w:val="both"/>
-      </w:pPr>
-      <w:r>
-        <w:rPr>
-          <w:rFonts w:ascii="Times New Roman" w:hAnsi="Times New Roman"/>
-          <w:sz w:val="24"/>
-        </w:rPr>
-        <w:t xml:space="preserve">1. </w:t>
-      </w:r>
-      <w:r>
-        <w:rPr>
-          <w:rFonts w:ascii="Times New Roman" w:hAnsi="Times New Roman"/>
-          <w:b/>
-          <w:sz w:val="24"/>
-        </w:rPr>
-        <w:t xml:space="preserve">Actividad operativa: </w:t>
-      </w:r>
-      <w:r>
-        <w:rPr>
-          <w:rFonts w:ascii="Times New Roman" w:hAnsi="Times New Roman"/>
-          <w:sz w:val="24"/>
-        </w:rPr>
-        <w:t>Apoyo en el procesamiento de requisiciones y verificación de información necesaria para compras en trámite.</w:t>
-      </w:r>
-    </w:p>
-    <w:p>
-      <w:pPr>
-        <w:spacing w:line="360" w:lineRule="auto"/>
-        <w:ind w:firstLine="709"/>
-        <w:jc w:val="both"/>
-      </w:pPr>
-      <w:r>
-        <w:rPr>
-          <w:rFonts w:ascii="Times New Roman" w:hAnsi="Times New Roman"/>
-          <w:sz w:val="24"/>
-        </w:rPr>
-        <w:t xml:space="preserve">2. </w:t>
-      </w:r>
-      <w:r>
-        <w:rPr>
-          <w:rFonts w:ascii="Times New Roman" w:hAnsi="Times New Roman"/>
-          <w:b/>
-          <w:sz w:val="24"/>
-        </w:rPr>
-        <w:t xml:space="preserve">Actividad de investigación: </w:t>
-      </w:r>
-      <w:r>
-        <w:rPr>
-          <w:rFonts w:ascii="Times New Roman" w:hAnsi="Times New Roman"/>
-          <w:sz w:val="24"/>
-        </w:rPr>
-        <w:t>Diseño de los formatos estandarizados de solicitud de cotización y orden de compra, elaboración de la matriz de autorización por monto y definición de indicadores básicos para el seguimiento del proceso.</w:t>
-      </w:r>
-    </w:p>
-    <w:p>
-      <w:pPr>
-        <w:spacing w:before="480" w:after="480" w:line="360" w:lineRule="auto"/>
-        <w:jc w:val="left"/>
-      </w:pPr>
-      <w:r>
-        <w:rPr>
-          <w:rFonts w:ascii="Times New Roman" w:hAnsi="Times New Roman"/>
-          <w:b/>
-          <w:sz w:val="24"/>
-        </w:rPr>
-        <w:t>Semana 8</w:t>
-      </w:r>
-    </w:p>
-    <w:p>
-      <w:pPr>
-        <w:spacing w:line="360" w:lineRule="auto"/>
-        <w:ind w:firstLine="709"/>
-        <w:jc w:val="both"/>
-      </w:pPr>
-      <w:r>
-        <w:rPr>
-          <w:rFonts w:ascii="Times New Roman" w:hAnsi="Times New Roman"/>
-          <w:sz w:val="24"/>
-        </w:rPr>
-        <w:t xml:space="preserve">1. </w:t>
-      </w:r>
-      <w:r>
-        <w:rPr>
-          <w:rFonts w:ascii="Times New Roman" w:hAnsi="Times New Roman"/>
-          <w:b/>
-          <w:sz w:val="24"/>
-        </w:rPr>
-        <w:t xml:space="preserve">Actividad operativa: </w:t>
-      </w:r>
-      <w:r>
-        <w:rPr>
-          <w:rFonts w:ascii="Times New Roman" w:hAnsi="Times New Roman"/>
-          <w:sz w:val="24"/>
-        </w:rPr>
-        <w:t>Seguimiento de órdenes en proceso y actualización de registros de proveedores y expedientes de adquisiciones.</w:t>
-      </w:r>
-    </w:p>
-    <w:p>
-      <w:pPr>
-        <w:spacing w:line="360" w:lineRule="auto"/>
-        <w:ind w:firstLine="709"/>
-        <w:jc w:val="both"/>
-      </w:pPr>
-      <w:r>
-        <w:rPr>
-          <w:rFonts w:ascii="Times New Roman" w:hAnsi="Times New Roman"/>
-          <w:sz w:val="24"/>
-        </w:rPr>
-        <w:t xml:space="preserve">2. </w:t>
-      </w:r>
-      <w:r>
-        <w:rPr>
-          <w:rFonts w:ascii="Times New Roman" w:hAnsi="Times New Roman"/>
-          <w:b/>
-          <w:sz w:val="24"/>
-        </w:rPr>
-        <w:t xml:space="preserve">Actividad de investigación: </w:t>
-      </w:r>
-      <w:r>
-        <w:rPr>
-          <w:rFonts w:ascii="Times New Roman" w:hAnsi="Times New Roman"/>
-          <w:sz w:val="24"/>
-        </w:rPr>
-        <w:t>Redacción de la propuesta de simplificación administrativa integrando el flujo diseñado, los formatos, la matriz de autorización y los mecanismos de seguimiento.</w:t>
-      </w:r>
-    </w:p>
-    <w:p>
-      <w:pPr>
-        <w:spacing w:before="480" w:after="480" w:line="360" w:lineRule="auto"/>
-        <w:jc w:val="left"/>
-      </w:pPr>
-      <w:r>
-        <w:rPr>
-          <w:rFonts w:ascii="Times New Roman" w:hAnsi="Times New Roman"/>
-          <w:b/>
-          <w:sz w:val="24"/>
-        </w:rPr>
-        <w:t>Semana 9</w:t>
-      </w:r>
-    </w:p>
-    <w:p>
-      <w:pPr>
-        <w:spacing w:line="360" w:lineRule="auto"/>
-        <w:ind w:firstLine="709"/>
-        <w:jc w:val="both"/>
-      </w:pPr>
-      <w:r>
-        <w:rPr>
-          <w:rFonts w:ascii="Times New Roman" w:hAnsi="Times New Roman"/>
-          <w:sz w:val="24"/>
-        </w:rPr>
-        <w:t xml:space="preserve">1. </w:t>
-      </w:r>
-      <w:r>
-        <w:rPr>
-          <w:rFonts w:ascii="Times New Roman" w:hAnsi="Times New Roman"/>
-          <w:b/>
-          <w:sz w:val="24"/>
-        </w:rPr>
-        <w:t xml:space="preserve">Actividad operativa: </w:t>
-      </w:r>
-      <w:r>
-        <w:rPr>
-          <w:rFonts w:ascii="Times New Roman" w:hAnsi="Times New Roman"/>
-          <w:sz w:val="24"/>
-        </w:rPr>
-        <w:t>Apoyo en el cierre administrativo del ciclo de compras y organización de las órdenes de compra gestionadas durante el período.</w:t>
-      </w:r>
-    </w:p>
-    <w:p>
-      <w:pPr>
-        <w:spacing w:line="360" w:lineRule="auto"/>
-        <w:ind w:firstLine="709"/>
-        <w:jc w:val="both"/>
-      </w:pPr>
-      <w:r>
-        <w:rPr>
-          <w:rFonts w:ascii="Times New Roman" w:hAnsi="Times New Roman"/>
-          <w:sz w:val="24"/>
-        </w:rPr>
-        <w:t xml:space="preserve">2. </w:t>
-      </w:r>
-      <w:r>
-        <w:rPr>
-          <w:rFonts w:ascii="Times New Roman" w:hAnsi="Times New Roman"/>
-          <w:b/>
-          <w:sz w:val="24"/>
-        </w:rPr>
-        <w:t xml:space="preserve">Actividad de investigación: </w:t>
-      </w:r>
-      <w:r>
-        <w:rPr>
-          <w:rFonts w:ascii="Times New Roman" w:hAnsi="Times New Roman"/>
-          <w:sz w:val="24"/>
-        </w:rPr>
-        <w:t>Presentación de la propuesta al tutor industrial, registro de observaciones e incorporación de ajustes al documento final.</w:t>
-      </w:r>
-    </w:p>
-    <w:p>
-      <w:pPr>
-        <w:spacing w:before="480" w:after="480" w:line="360" w:lineRule="auto"/>
-        <w:jc w:val="left"/>
-      </w:pPr>
-      <w:r>
-        <w:rPr>
-          <w:rFonts w:ascii="Times New Roman" w:hAnsi="Times New Roman"/>
-          <w:b/>
-          <w:sz w:val="24"/>
-        </w:rPr>
-        <w:t>Semana 10</w:t>
-      </w:r>
-    </w:p>
-    <w:p>
-      <w:pPr>
-        <w:spacing w:line="360" w:lineRule="auto"/>
-        <w:ind w:firstLine="709"/>
-        <w:jc w:val="both"/>
-      </w:pPr>
-      <w:r>
-        <w:rPr>
-          <w:rFonts w:ascii="Times New Roman" w:hAnsi="Times New Roman"/>
-          <w:sz w:val="24"/>
-        </w:rPr>
-        <w:t xml:space="preserve">1. </w:t>
-      </w:r>
-      <w:r>
-        <w:rPr>
-          <w:rFonts w:ascii="Times New Roman" w:hAnsi="Times New Roman"/>
-          <w:b/>
-          <w:sz w:val="24"/>
-        </w:rPr>
-        <w:t xml:space="preserve">Actividad operativa: </w:t>
-      </w:r>
-      <w:r>
-        <w:rPr>
-          <w:rFonts w:ascii="Times New Roman" w:hAnsi="Times New Roman"/>
-          <w:sz w:val="24"/>
-        </w:rPr>
-        <w:t>Presentación formal de la propuesta ante la gerencia del área y gestión de los recaudos institucionales correspondientes al cierre de las pasantías.</w:t>
-      </w:r>
-    </w:p>
-    <w:p>
-      <w:pPr>
-        <w:spacing w:line="360" w:lineRule="auto"/>
-        <w:ind w:firstLine="709"/>
-        <w:jc w:val="both"/>
-      </w:pPr>
-      <w:r>
-        <w:rPr>
-          <w:rFonts w:ascii="Times New Roman" w:hAnsi="Times New Roman"/>
-          <w:sz w:val="24"/>
-        </w:rPr>
-        <w:t xml:space="preserve">2. </w:t>
-      </w:r>
-      <w:r>
-        <w:rPr>
-          <w:rFonts w:ascii="Times New Roman" w:hAnsi="Times New Roman"/>
-          <w:b/>
-          <w:sz w:val="24"/>
-        </w:rPr>
-        <w:t xml:space="preserve">Actividad de investigación: </w:t>
-      </w:r>
-      <w:r>
-        <w:rPr>
-          <w:rFonts w:ascii="Times New Roman" w:hAnsi="Times New Roman"/>
-          <w:sz w:val="24"/>
-        </w:rPr>
-        <w:t>Consolidación del informe de pasantías, revisión de la normativa de presentación e incorporación de los anexos y correcciones finales antes de la entrega institucional.</w:t>
-      </w:r>
-    </w:p>
-    <w:p>
-      <w:pPr>
         <w:sectPr>
-          <w:footerReference w:type="default" r:id="rId37"/>
-          <w:type w:val="continuous"/>
+          <w:footerReference w:type="default" r:id="rId42"/>
+          <w:footerReference w:type="first" r:id="rId43"/>
           <w:pgSz w:w="12240" w:h="15840"/>
           <w:pgMar w:top="1701" w:right="1701" w:bottom="1701" w:left="2268" w:header="720" w:footer="720" w:gutter="0"/>
           <w:cols w:space="720"/>
           <w:titlePg/>
           <w:docGrid w:linePitch="360"/>
+          <w:pgNumType w:fmt="decimal"/>
         </w:sectPr>
       </w:pPr>
     </w:p>
     <w:p>
-      <w:pPr>
-        <w:spacing w:before="1140" w:after="480"/>
+      <w:bookmarkStart w:id="bm_anexos" w:name="bm_anexos"/>
+      <w:pPr>
+        <w:spacing w:before="4400"/>
         <w:jc w:val="center"/>
       </w:pPr>
       <w:r>
@@ -9517,398 +9914,20 @@
           <w:b/>
           <w:sz w:val="24"/>
         </w:rPr>
-        <w:t>CAPÍTULO V</w:t>
-      </w:r>
+        <w:t>ANEXOS</w:t>
+      </w:r>
+      <w:bookmarkEnd w:id="bm_anexos"/>
     </w:p>
     <w:p>
-      <w:bookmarkStart w:id="bm_cap5" w:name="bm_cap5"/>
-      <w:pPr>
-        <w:spacing w:before="480"/>
-        <w:jc w:val="center"/>
-      </w:pPr>
-      <w:r>
-        <w:rPr>
-          <w:rFonts w:ascii="Times New Roman" w:hAnsi="Times New Roman"/>
-          <w:b/>
-          <w:sz w:val="24"/>
-        </w:rPr>
-        <w:t>CONCLUSIONES Y RECOMENDACIONES</w:t>
-      </w:r>
-      <w:bookmarkEnd w:id="bm_cap5"/>
-    </w:p>
-    <w:p>
       <w:pPr>
         <w:sectPr>
-          <w:footerReference w:type="default" r:id="rId38"/>
+          <w:footerReference w:type="default" r:id="rId44"/>
+          <w:footerReference w:type="first" r:id="rId45"/>
           <w:pgSz w:w="12240" w:h="15840"/>
           <w:pgMar w:top="1701" w:right="1701" w:bottom="1701" w:left="2268" w:header="720" w:footer="720" w:gutter="0"/>
           <w:cols w:space="720"/>
-          <w:titlePg/>
           <w:docGrid w:linePitch="360"/>
-        </w:sectPr>
-      </w:pPr>
-    </w:p>
-    <w:p>
-      <w:bookmarkStart w:id="bm_cap5_concl" w:name="bm_cap5_concl"/>
-      <w:pPr>
-        <w:spacing w:before="480" w:after="480" w:line="360" w:lineRule="auto"/>
-        <w:jc w:val="left"/>
-      </w:pPr>
-      <w:r>
-        <w:rPr>
-          <w:rFonts w:ascii="Times New Roman" w:hAnsi="Times New Roman"/>
-          <w:b/>
-          <w:sz w:val="24"/>
-        </w:rPr>
-        <w:t>Conclusiones</w:t>
-      </w:r>
-      <w:bookmarkEnd w:id="bm_cap5_concl"/>
-    </w:p>
-    <w:p>
-      <w:pPr>
-        <w:spacing w:line="360" w:lineRule="auto"/>
-        <w:ind w:firstLine="709"/>
-        <w:jc w:val="both"/>
-      </w:pPr>
-      <w:r>
-        <w:rPr>
-          <w:rFonts w:ascii="Times New Roman" w:hAnsi="Times New Roman"/>
-          <w:sz w:val="24"/>
-        </w:rPr>
-        <w:t xml:space="preserve">1. </w:t>
-      </w:r>
-      <w:r>
-        <w:rPr>
-          <w:rFonts w:ascii="Times New Roman" w:hAnsi="Times New Roman"/>
-          <w:sz w:val="24"/>
-        </w:rPr>
-        <w:t>Se diagnosticó que el proceso de procura presenta un recorrido administrativo susceptible de simplificación, debido a la ausencia de un canal único de recepción de requisiciones y a la dispersión de algunos mecanismos de seguimiento utilizados durante las fases de compra.</w:t>
-      </w:r>
-    </w:p>
-    <w:p>
-      <w:pPr>
-        <w:spacing w:line="360" w:lineRule="auto"/>
-        <w:ind w:firstLine="709"/>
-        <w:jc w:val="both"/>
-      </w:pPr>
-      <w:r>
-        <w:rPr>
-          <w:rFonts w:ascii="Times New Roman" w:hAnsi="Times New Roman"/>
-          <w:sz w:val="24"/>
-        </w:rPr>
-        <w:t xml:space="preserve">2. </w:t>
-      </w:r>
-      <w:r>
-        <w:rPr>
-          <w:rFonts w:ascii="Times New Roman" w:hAnsi="Times New Roman"/>
-          <w:sz w:val="24"/>
-        </w:rPr>
-        <w:t>Se identificaron como principales factores de demora la falta de formatos uniformes, la limitada definición de criterios de autorización, el seguimiento manual del estatus de cotizaciones y la inexistencia de indicadores sencillos que permitan valorar el comportamiento del ciclo de adquisición.</w:t>
-      </w:r>
-    </w:p>
-    <w:p>
-      <w:pPr>
-        <w:spacing w:line="360" w:lineRule="auto"/>
-        <w:ind w:firstLine="709"/>
-        <w:jc w:val="both"/>
-      </w:pPr>
-      <w:r>
-        <w:rPr>
-          <w:rFonts w:ascii="Times New Roman" w:hAnsi="Times New Roman"/>
-          <w:sz w:val="24"/>
-        </w:rPr>
-        <w:t xml:space="preserve">3. </w:t>
-      </w:r>
-      <w:r>
-        <w:rPr>
-          <w:rFonts w:ascii="Times New Roman" w:hAnsi="Times New Roman"/>
-          <w:sz w:val="24"/>
-        </w:rPr>
-        <w:t>Se formuló una propuesta de simplificación administrativa que integra un flujo de trabajo con responsables definidos, formatos estandarizados, una matriz de autorización por monto e indicadores de seguimiento, orientados a mejorar la trazabilidad y facilitar el control interno del proceso de procura.</w:t>
-      </w:r>
-    </w:p>
-    <w:p>
-      <w:bookmarkStart w:id="bm_cap5_recom" w:name="bm_cap5_recom"/>
-      <w:pPr>
-        <w:spacing w:before="480" w:after="480" w:line="360" w:lineRule="auto"/>
-        <w:jc w:val="left"/>
-      </w:pPr>
-      <w:r>
-        <w:rPr>
-          <w:rFonts w:ascii="Times New Roman" w:hAnsi="Times New Roman"/>
-          <w:b/>
-          <w:sz w:val="24"/>
-        </w:rPr>
-        <w:t>Recomendaciones</w:t>
-      </w:r>
-      <w:bookmarkEnd w:id="bm_cap5_recom"/>
-    </w:p>
-    <w:p>
-      <w:pPr>
-        <w:spacing w:line="360" w:lineRule="auto"/>
-        <w:ind w:firstLine="709"/>
-        <w:jc w:val="both"/>
-      </w:pPr>
-      <w:r>
-        <w:rPr>
-          <w:rFonts w:ascii="Times New Roman" w:hAnsi="Times New Roman"/>
-          <w:sz w:val="24"/>
-        </w:rPr>
-        <w:t xml:space="preserve">1. </w:t>
-      </w:r>
-      <w:r>
-        <w:rPr>
-          <w:rFonts w:ascii="Times New Roman" w:hAnsi="Times New Roman"/>
-          <w:sz w:val="24"/>
-        </w:rPr>
-        <w:t>Implementar la propuesta de manera gradual, iniciando con la formalización del canal de recepción de requisiciones y la utilización uniforme de los formatos diseñados.</w:t>
-      </w:r>
-    </w:p>
-    <w:p>
-      <w:pPr>
-        <w:spacing w:line="360" w:lineRule="auto"/>
-        <w:ind w:firstLine="709"/>
-        <w:jc w:val="both"/>
-      </w:pPr>
-      <w:r>
-        <w:rPr>
-          <w:rFonts w:ascii="Times New Roman" w:hAnsi="Times New Roman"/>
-          <w:sz w:val="24"/>
-        </w:rPr>
-        <w:t xml:space="preserve">2. </w:t>
-      </w:r>
-      <w:r>
-        <w:rPr>
-          <w:rFonts w:ascii="Times New Roman" w:hAnsi="Times New Roman"/>
-          <w:sz w:val="24"/>
-        </w:rPr>
-        <w:t>Socializar el flujo simplificado, los responsables y los criterios de autorización con el personal involucrado en la procura antes de su aplicación general.</w:t>
-      </w:r>
-    </w:p>
-    <w:p>
-      <w:pPr>
-        <w:spacing w:line="360" w:lineRule="auto"/>
-        <w:ind w:firstLine="709"/>
-        <w:jc w:val="both"/>
-      </w:pPr>
-      <w:r>
-        <w:rPr>
-          <w:rFonts w:ascii="Times New Roman" w:hAnsi="Times New Roman"/>
-          <w:sz w:val="24"/>
-        </w:rPr>
-        <w:t xml:space="preserve">3. </w:t>
-      </w:r>
-      <w:r>
-        <w:rPr>
-          <w:rFonts w:ascii="Times New Roman" w:hAnsi="Times New Roman"/>
-          <w:sz w:val="24"/>
-        </w:rPr>
-        <w:t>Registrar mensualmente indicadores básicos, como tiempo promedio del ciclo de compra, solicitudes pendientes y requisiciones tramitadas dentro del plazo definido, para valorar los resultados de la simplificación.</w:t>
-      </w:r>
-    </w:p>
-    <w:p>
-      <w:pPr>
-        <w:spacing w:line="360" w:lineRule="auto"/>
-        <w:ind w:firstLine="709"/>
-        <w:jc w:val="both"/>
-      </w:pPr>
-      <w:r>
-        <w:rPr>
-          <w:rFonts w:ascii="Times New Roman" w:hAnsi="Times New Roman"/>
-          <w:sz w:val="24"/>
-        </w:rPr>
-        <w:t xml:space="preserve">4. </w:t>
-      </w:r>
-      <w:r>
-        <w:rPr>
-          <w:rFonts w:ascii="Times New Roman" w:hAnsi="Times New Roman"/>
-          <w:sz w:val="24"/>
-        </w:rPr>
-        <w:t>Revisar periódicamente el procedimiento y los formatos con el personal del Departamento Administrativo, incorporando ajustes cuando cambien las necesidades operativas de la empresa.</w:t>
-      </w:r>
-    </w:p>
-    <w:p>
-      <w:pPr>
-        <w:sectPr>
-          <w:footerReference w:type="default" r:id="rId39"/>
-          <w:type w:val="continuous"/>
-          <w:pgSz w:w="12240" w:h="15840"/>
-          <w:pgMar w:top="1701" w:right="1701" w:bottom="1701" w:left="2268" w:header="720" w:footer="720" w:gutter="0"/>
-          <w:cols w:space="720"/>
-          <w:titlePg/>
-          <w:docGrid w:linePitch="360"/>
-        </w:sectPr>
-      </w:pPr>
-    </w:p>
-    <w:p>
-      <w:bookmarkStart w:id="bm_referencias" w:name="bm_referencias"/>
-      <w:pPr>
-        <w:spacing w:before="1140" w:after="480"/>
-        <w:jc w:val="center"/>
-      </w:pPr>
-      <w:r>
-        <w:rPr>
-          <w:rFonts w:ascii="Times New Roman" w:hAnsi="Times New Roman"/>
-          <w:b/>
-          <w:sz w:val="24"/>
-        </w:rPr>
-        <w:t>REFERENCIAS</w:t>
-      </w:r>
-      <w:bookmarkEnd w:id="bm_referencias"/>
-    </w:p>
-    <w:p>
-      <w:pPr>
-        <w:sectPr>
-          <w:footerReference w:type="default" r:id="rId40"/>
-          <w:pgSz w:w="12240" w:h="15840"/>
-          <w:pgMar w:top="1701" w:right="1701" w:bottom="1701" w:left="2268" w:header="720" w:footer="720" w:gutter="0"/>
-          <w:cols w:space="720"/>
-          <w:titlePg/>
-          <w:docGrid w:linePitch="360"/>
-        </w:sectPr>
-      </w:pPr>
-    </w:p>
-    <w:p>
-      <w:pPr>
-        <w:spacing w:before="480" w:after="0"/>
-      </w:pPr>
-    </w:p>
-    <w:p>
-      <w:pPr>
-        <w:spacing w:line="240" w:lineRule="auto" w:after="480" w:before="0"/>
-        <w:ind w:left="425" w:hanging="425"/>
-        <w:jc w:val="both"/>
-      </w:pPr>
-      <w:r>
-        <w:rPr>
-          <w:rFonts w:ascii="Times New Roman" w:hAnsi="Times New Roman"/>
-          <w:sz w:val="24"/>
-        </w:rPr>
-        <w:t>Arias, F. (2012). El proyecto de investigación: Introducción a la metodología científica (6ta ed.). Episteme, Venezuela.</w:t>
-      </w:r>
-    </w:p>
-    <w:p>
-      <w:pPr>
-        <w:spacing w:line="240" w:lineRule="auto" w:after="480" w:before="0"/>
-        <w:ind w:left="425" w:hanging="425"/>
-        <w:jc w:val="both"/>
-      </w:pPr>
-      <w:r>
-        <w:rPr>
-          <w:rFonts w:ascii="Times New Roman" w:hAnsi="Times New Roman"/>
-          <w:sz w:val="24"/>
-        </w:rPr>
-        <w:t>Asamblea Nacional Constituyente. (1999). Constitución de la República Bolivariana de Venezuela. Gaceta Oficial de la República Bolivariana de Venezuela.</w:t>
-      </w:r>
-    </w:p>
-    <w:p>
-      <w:pPr>
-        <w:spacing w:line="240" w:lineRule="auto" w:after="480" w:before="0"/>
-        <w:ind w:left="425" w:hanging="425"/>
-        <w:jc w:val="both"/>
-      </w:pPr>
-      <w:r>
-        <w:rPr>
-          <w:rFonts w:ascii="Times New Roman" w:hAnsi="Times New Roman"/>
-          <w:sz w:val="24"/>
-        </w:rPr>
-        <w:t>Chiavenato, I. (2006). Introducción a la teoría general de la administración (7ma ed.). McGraw-Hill, México.</w:t>
-      </w:r>
-    </w:p>
-    <w:p>
-      <w:pPr>
-        <w:spacing w:line="240" w:lineRule="auto" w:after="480" w:before="0"/>
-        <w:ind w:left="425" w:hanging="425"/>
-        <w:jc w:val="both"/>
-      </w:pPr>
-      <w:r>
-        <w:rPr>
-          <w:rFonts w:ascii="Times New Roman" w:hAnsi="Times New Roman"/>
-          <w:sz w:val="24"/>
-        </w:rPr>
-        <w:t>Congreso de la República de Venezuela. (1955). Código de Comercio. Gaceta Oficial Extraordinaria N.º 475.</w:t>
-      </w:r>
-    </w:p>
-    <w:p>
-      <w:pPr>
-        <w:spacing w:line="240" w:lineRule="auto" w:after="480" w:before="0"/>
-        <w:ind w:left="425" w:hanging="425"/>
-        <w:jc w:val="both"/>
-      </w:pPr>
-      <w:r>
-        <w:rPr>
-          <w:rFonts w:ascii="Times New Roman" w:hAnsi="Times New Roman"/>
-          <w:sz w:val="24"/>
-        </w:rPr>
-        <w:t>Harrington, H. J. (1993). Mejoramiento de los procesos de la empresa. McGraw-Hill, Colombia.</w:t>
-      </w:r>
-    </w:p>
-    <w:p>
-      <w:pPr>
-        <w:spacing w:line="240" w:lineRule="auto" w:after="480" w:before="0"/>
-        <w:ind w:left="425" w:hanging="425"/>
-        <w:jc w:val="both"/>
-      </w:pPr>
-      <w:r>
-        <w:rPr>
-          <w:rFonts w:ascii="Times New Roman" w:hAnsi="Times New Roman"/>
-          <w:sz w:val="24"/>
-        </w:rPr>
-        <w:t>Mantilla, S. (2005). Control interno: Informe COSO (4ta ed.). Ecoe Ediciones, Colombia.</w:t>
-      </w:r>
-    </w:p>
-    <w:p>
-      <w:pPr>
-        <w:spacing w:line="240" w:lineRule="auto" w:after="480" w:before="0"/>
-        <w:ind w:left="425" w:hanging="425"/>
-        <w:jc w:val="both"/>
-      </w:pPr>
-      <w:r>
-        <w:rPr>
-          <w:rFonts w:ascii="Times New Roman" w:hAnsi="Times New Roman"/>
-          <w:sz w:val="24"/>
-        </w:rPr>
-        <w:t>Monterroso, E. (2002). El proceso de abastecimiento: El aprovisionamiento. Universidad Nacional de Luján, Argentina.</w:t>
-      </w:r>
-    </w:p>
-    <w:p>
-      <w:pPr>
-        <w:sectPr>
-          <w:footerReference w:type="default" r:id="rId41"/>
-          <w:type w:val="continuous"/>
-          <w:pgSz w:w="12240" w:h="15840"/>
-          <w:pgMar w:top="1701" w:right="1701" w:bottom="1701" w:left="2268" w:header="720" w:footer="720" w:gutter="0"/>
-          <w:cols w:space="720"/>
-          <w:titlePg/>
-          <w:docGrid w:linePitch="360"/>
-        </w:sectPr>
-      </w:pPr>
-    </w:p>
-    <w:p>
-      <w:bookmarkStart w:id="bm_anexos" w:name="bm_anexos"/>
-      <w:pPr>
-        <w:spacing w:before="4740"/>
-        <w:jc w:val="center"/>
-      </w:pPr>
-      <w:r>
-        <w:rPr>
-          <w:rFonts w:ascii="Times New Roman" w:hAnsi="Times New Roman"/>
-          <w:b/>
-          <w:sz w:val="32"/>
-        </w:rPr>
-        <w:t>ANEXOS</w:t>
-      </w:r>
-      <w:bookmarkEnd w:id="bm_anexos"/>
-    </w:p>
-    <w:p>
-      <w:pPr>
-        <w:sectPr>
-          <w:footerReference w:type="default" r:id="rId42"/>
-          <w:pgSz w:w="12240" w:h="15840"/>
-          <w:pgMar w:top="1701" w:right="1701" w:bottom="1701" w:left="2268" w:header="720" w:footer="720" w:gutter="0"/>
-          <w:cols w:space="720"/>
-          <w:titlePg/>
-          <w:docGrid w:linePitch="360"/>
+          <w:pgNumType w:fmt="decimal"/>
         </w:sectPr>
       </w:pPr>
     </w:p>
@@ -10018,12 +10037,13 @@
       </w:r>
     </w:p>
     <w:sectPr>
-      <w:footerReference w:type="default" r:id="rId43"/>
+      <w:footerReference w:type="default" r:id="rId46"/>
+      <w:footerReference w:type="first" r:id="rId47"/>
       <w:pgSz w:w="12240" w:h="15840"/>
       <w:pgMar w:top="1701" w:right="1701" w:bottom="1701" w:left="2268" w:header="720" w:footer="720" w:gutter="0"/>
       <w:cols w:space="720"/>
-      <w:titlePg/>
       <w:docGrid w:linePitch="360"/>
+      <w:pgNumType w:fmt="decimal"/>
     </w:sectPr>
   </w:body>
 </w:document>
@@ -10035,6 +10055,7 @@
     <w:pPr>
       <w:pStyle w:val="Footer"/>
     </w:pPr>
+    <w:r/>
   </w:p>
 </w:ftr>
 </file>
@@ -10044,18 +10065,8 @@
   <w:p>
     <w:pPr>
       <w:pStyle w:val="Footer"/>
-      <w:jc w:val="center"/>
     </w:pPr>
-    <w:r>
-      <w:rPr>
-        <w:rFonts w:ascii="Times New Roman" w:hAnsi="Times New Roman"/>
-        <w:sz w:val="24"/>
-      </w:rPr>
-      <w:fldChar w:fldCharType="begin"/>
-      <w:instrText xml:space="preserve"> PAGE \* roman </w:instrText>
-      <w:fldChar w:fldCharType="separate"/>
-      <w:fldChar w:fldCharType="end"/>
-    </w:r>
+    <w:r/>
   </w:p>
 </w:ftr>
 </file>
@@ -10067,6 +10078,7 @@
       <w:pStyle w:val="Footer"/>
       <w:jc w:val="center"/>
     </w:pPr>
+    <w:r/>
     <w:r>
       <w:rPr>
         <w:rFonts w:ascii="Times New Roman" w:hAnsi="Times New Roman"/>
@@ -10086,18 +10098,8 @@
   <w:p>
     <w:pPr>
       <w:pStyle w:val="Footer"/>
-      <w:jc w:val="center"/>
     </w:pPr>
-    <w:r>
-      <w:rPr>
-        <w:rFonts w:ascii="Times New Roman" w:hAnsi="Times New Roman"/>
-        <w:sz w:val="24"/>
-      </w:rPr>
-      <w:fldChar w:fldCharType="begin"/>
-      <w:instrText xml:space="preserve"> PAGE \* roman </w:instrText>
-      <w:fldChar w:fldCharType="separate"/>
-      <w:fldChar w:fldCharType="end"/>
-    </w:r>
+    <w:r/>
   </w:p>
 </w:ftr>
 </file>
@@ -10109,6 +10111,7 @@
       <w:pStyle w:val="Footer"/>
       <w:jc w:val="center"/>
     </w:pPr>
+    <w:r/>
     <w:r>
       <w:rPr>
         <w:rFonts w:ascii="Times New Roman" w:hAnsi="Times New Roman"/>
@@ -10128,18 +10131,8 @@
   <w:p>
     <w:pPr>
       <w:pStyle w:val="Footer"/>
-      <w:jc w:val="center"/>
     </w:pPr>
-    <w:r>
-      <w:rPr>
-        <w:rFonts w:ascii="Times New Roman" w:hAnsi="Times New Roman"/>
-        <w:sz w:val="24"/>
-      </w:rPr>
-      <w:fldChar w:fldCharType="begin"/>
-      <w:instrText xml:space="preserve"> PAGE \* roman </w:instrText>
-      <w:fldChar w:fldCharType="separate"/>
-      <w:fldChar w:fldCharType="end"/>
-    </w:r>
+    <w:r/>
   </w:p>
 </w:ftr>
 </file>
@@ -10151,6 +10144,7 @@
       <w:pStyle w:val="Footer"/>
       <w:jc w:val="center"/>
     </w:pPr>
+    <w:r/>
     <w:r>
       <w:rPr>
         <w:rFonts w:ascii="Times New Roman" w:hAnsi="Times New Roman"/>
@@ -10170,18 +10164,8 @@
   <w:p>
     <w:pPr>
       <w:pStyle w:val="Footer"/>
-      <w:jc w:val="center"/>
     </w:pPr>
-    <w:r>
-      <w:rPr>
-        <w:rFonts w:ascii="Times New Roman" w:hAnsi="Times New Roman"/>
-        <w:sz w:val="24"/>
-      </w:rPr>
-      <w:fldChar w:fldCharType="begin"/>
-      <w:instrText xml:space="preserve"> PAGE \* roman </w:instrText>
-      <w:fldChar w:fldCharType="separate"/>
-      <w:fldChar w:fldCharType="end"/>
-    </w:r>
+    <w:r/>
   </w:p>
 </w:ftr>
 </file>
@@ -10193,6 +10177,7 @@
       <w:pStyle w:val="Footer"/>
       <w:jc w:val="center"/>
     </w:pPr>
+    <w:r/>
     <w:r>
       <w:rPr>
         <w:rFonts w:ascii="Times New Roman" w:hAnsi="Times New Roman"/>
@@ -10212,18 +10197,8 @@
   <w:p>
     <w:pPr>
       <w:pStyle w:val="Footer"/>
-      <w:jc w:val="center"/>
     </w:pPr>
-    <w:r>
-      <w:rPr>
-        <w:rFonts w:ascii="Times New Roman" w:hAnsi="Times New Roman"/>
-        <w:sz w:val="24"/>
-      </w:rPr>
-      <w:fldChar w:fldCharType="begin"/>
-      <w:instrText xml:space="preserve"> PAGE \* roman </w:instrText>
-      <w:fldChar w:fldCharType="separate"/>
-      <w:fldChar w:fldCharType="end"/>
-    </w:r>
+    <w:r/>
   </w:p>
 </w:ftr>
 </file>
@@ -10235,6 +10210,7 @@
       <w:pStyle w:val="Footer"/>
       <w:jc w:val="center"/>
     </w:pPr>
+    <w:r/>
     <w:r>
       <w:rPr>
         <w:rFonts w:ascii="Times New Roman" w:hAnsi="Times New Roman"/>
@@ -10255,6 +10231,7 @@
     <w:pPr>
       <w:pStyle w:val="Footer"/>
     </w:pPr>
+    <w:r/>
   </w:p>
 </w:ftr>
 </file>
@@ -10264,18 +10241,8 @@
   <w:p>
     <w:pPr>
       <w:pStyle w:val="Footer"/>
-      <w:jc w:val="center"/>
     </w:pPr>
-    <w:r>
-      <w:rPr>
-        <w:rFonts w:ascii="Times New Roman" w:hAnsi="Times New Roman"/>
-        <w:sz w:val="24"/>
-      </w:rPr>
-      <w:fldChar w:fldCharType="begin"/>
-      <w:instrText xml:space="preserve"> PAGE </w:instrText>
-      <w:fldChar w:fldCharType="separate"/>
-      <w:fldChar w:fldCharType="end"/>
-    </w:r>
+    <w:r/>
   </w:p>
 </w:ftr>
 </file>
@@ -10287,6 +10254,7 @@
       <w:pStyle w:val="Footer"/>
       <w:jc w:val="center"/>
     </w:pPr>
+    <w:r/>
     <w:r>
       <w:rPr>
         <w:rFonts w:ascii="Times New Roman" w:hAnsi="Times New Roman"/>
@@ -10306,18 +10274,8 @@
   <w:p>
     <w:pPr>
       <w:pStyle w:val="Footer"/>
-      <w:jc w:val="center"/>
     </w:pPr>
-    <w:r>
-      <w:rPr>
-        <w:rFonts w:ascii="Times New Roman" w:hAnsi="Times New Roman"/>
-        <w:sz w:val="24"/>
-      </w:rPr>
-      <w:fldChar w:fldCharType="begin"/>
-      <w:instrText xml:space="preserve"> PAGE </w:instrText>
-      <w:fldChar w:fldCharType="separate"/>
-      <w:fldChar w:fldCharType="end"/>
-    </w:r>
+    <w:r/>
   </w:p>
 </w:ftr>
 </file>
@@ -10329,6 +10287,7 @@
       <w:pStyle w:val="Footer"/>
       <w:jc w:val="center"/>
     </w:pPr>
+    <w:r/>
     <w:r>
       <w:rPr>
         <w:rFonts w:ascii="Times New Roman" w:hAnsi="Times New Roman"/>
@@ -10348,18 +10307,8 @@
   <w:p>
     <w:pPr>
       <w:pStyle w:val="Footer"/>
-      <w:jc w:val="center"/>
     </w:pPr>
-    <w:r>
-      <w:rPr>
-        <w:rFonts w:ascii="Times New Roman" w:hAnsi="Times New Roman"/>
-        <w:sz w:val="24"/>
-      </w:rPr>
-      <w:fldChar w:fldCharType="begin"/>
-      <w:instrText xml:space="preserve"> PAGE </w:instrText>
-      <w:fldChar w:fldCharType="separate"/>
-      <w:fldChar w:fldCharType="end"/>
-    </w:r>
+    <w:r/>
   </w:p>
 </w:ftr>
 </file>
@@ -10371,6 +10320,7 @@
       <w:pStyle w:val="Footer"/>
       <w:jc w:val="center"/>
     </w:pPr>
+    <w:r/>
     <w:r>
       <w:rPr>
         <w:rFonts w:ascii="Times New Roman" w:hAnsi="Times New Roman"/>
@@ -10390,18 +10340,8 @@
   <w:p>
     <w:pPr>
       <w:pStyle w:val="Footer"/>
-      <w:jc w:val="center"/>
     </w:pPr>
-    <w:r>
-      <w:rPr>
-        <w:rFonts w:ascii="Times New Roman" w:hAnsi="Times New Roman"/>
-        <w:sz w:val="24"/>
-      </w:rPr>
-      <w:fldChar w:fldCharType="begin"/>
-      <w:instrText xml:space="preserve"> PAGE </w:instrText>
-      <w:fldChar w:fldCharType="separate"/>
-      <w:fldChar w:fldCharType="end"/>
-    </w:r>
+    <w:r/>
   </w:p>
 </w:ftr>
 </file>
@@ -10413,6 +10353,7 @@
       <w:pStyle w:val="Footer"/>
       <w:jc w:val="center"/>
     </w:pPr>
+    <w:r/>
     <w:r>
       <w:rPr>
         <w:rFonts w:ascii="Times New Roman" w:hAnsi="Times New Roman"/>
@@ -10432,18 +10373,8 @@
   <w:p>
     <w:pPr>
       <w:pStyle w:val="Footer"/>
-      <w:jc w:val="center"/>
     </w:pPr>
-    <w:r>
-      <w:rPr>
-        <w:rFonts w:ascii="Times New Roman" w:hAnsi="Times New Roman"/>
-        <w:sz w:val="24"/>
-      </w:rPr>
-      <w:fldChar w:fldCharType="begin"/>
-      <w:instrText xml:space="preserve"> PAGE </w:instrText>
-      <w:fldChar w:fldCharType="separate"/>
-      <w:fldChar w:fldCharType="end"/>
-    </w:r>
+    <w:r/>
   </w:p>
 </w:ftr>
 </file>
@@ -10455,6 +10386,7 @@
       <w:pStyle w:val="Footer"/>
       <w:jc w:val="center"/>
     </w:pPr>
+    <w:r/>
     <w:r>
       <w:rPr>
         <w:rFonts w:ascii="Times New Roman" w:hAnsi="Times New Roman"/>
@@ -10476,6 +10408,7 @@
       <w:pStyle w:val="Footer"/>
       <w:jc w:val="center"/>
     </w:pPr>
+    <w:r/>
     <w:r>
       <w:rPr>
         <w:rFonts w:ascii="Times New Roman" w:hAnsi="Times New Roman"/>
@@ -10495,18 +10428,8 @@
   <w:p>
     <w:pPr>
       <w:pStyle w:val="Footer"/>
-      <w:jc w:val="center"/>
     </w:pPr>
-    <w:r>
-      <w:rPr>
-        <w:rFonts w:ascii="Times New Roman" w:hAnsi="Times New Roman"/>
-        <w:sz w:val="24"/>
-      </w:rPr>
-      <w:fldChar w:fldCharType="begin"/>
-      <w:instrText xml:space="preserve"> PAGE </w:instrText>
-      <w:fldChar w:fldCharType="separate"/>
-      <w:fldChar w:fldCharType="end"/>
-    </w:r>
+    <w:r/>
   </w:p>
 </w:ftr>
 </file>
@@ -10518,6 +10441,7 @@
       <w:pStyle w:val="Footer"/>
       <w:jc w:val="center"/>
     </w:pPr>
+    <w:r/>
     <w:r>
       <w:rPr>
         <w:rFonts w:ascii="Times New Roman" w:hAnsi="Times New Roman"/>
@@ -10537,8 +10461,20 @@
   <w:p>
     <w:pPr>
       <w:pStyle w:val="Footer"/>
+    </w:pPr>
+    <w:r/>
+  </w:p>
+</w:ftr>
+</file>
+
+<file path=word/footer33.xml><?xml version="1.0" encoding="utf-8"?>
+<w:ftr xmlns:m="http://schemas.openxmlformats.org/officeDocument/2006/math" xmlns:mc="http://schemas.openxmlformats.org/markup-compatibility/2006" xmlns:mo="http://schemas.microsoft.com/office/mac/office/2008/main" xmlns:mv="urn:schemas-microsoft-com:mac:vml" xmlns:o="urn:schemas-microsoft-com:office:office" xmlns:r="http://schemas.openxmlformats.org/officeDocument/2006/relationships" xmlns:v="urn:schemas-microsoft-com:vml" xmlns:w10="urn:schemas-microsoft-com:office:word" xmlns:w14="http://schemas.microsoft.com/office/word/2010/wordml" xmlns:w="http://schemas.openxmlformats.org/wordprocessingml/2006/main" xmlns:wne="http://schemas.microsoft.com/office/word/2006/wordml" xmlns:wp14="http://schemas.microsoft.com/office/word/2010/wordprocessingDrawing" xmlns:wp="http://schemas.openxmlformats.org/drawingml/2006/wordprocessingDrawing" xmlns:wpc="http://schemas.microsoft.com/office/word/2010/wordprocessingCanvas" xmlns:wpg="http://schemas.microsoft.com/office/word/2010/wordprocessingGroup" xmlns:wpi="http://schemas.microsoft.com/office/word/2010/wordprocessingInk" xmlns:wps="http://schemas.microsoft.com/office/word/2010/wordprocessingShape" mc:Ignorable="w14 wp14">
+  <w:p>
+    <w:pPr>
+      <w:pStyle w:val="Footer"/>
       <w:jc w:val="center"/>
     </w:pPr>
+    <w:r/>
     <w:r>
       <w:rPr>
         <w:rFonts w:ascii="Times New Roman" w:hAnsi="Times New Roman"/>
@@ -10553,23 +10489,57 @@
 </w:ftr>
 </file>
 
-<file path=word/footer4.xml><?xml version="1.0" encoding="utf-8"?>
+<file path=word/footer34.xml><?xml version="1.0" encoding="utf-8"?>
+<w:ftr xmlns:m="http://schemas.openxmlformats.org/officeDocument/2006/math" xmlns:mc="http://schemas.openxmlformats.org/markup-compatibility/2006" xmlns:mo="http://schemas.microsoft.com/office/mac/office/2008/main" xmlns:mv="urn:schemas-microsoft-com:mac:vml" xmlns:o="urn:schemas-microsoft-com:office:office" xmlns:r="http://schemas.openxmlformats.org/officeDocument/2006/relationships" xmlns:v="urn:schemas-microsoft-com:vml" xmlns:w10="urn:schemas-microsoft-com:office:word" xmlns:w14="http://schemas.microsoft.com/office/word/2010/wordml" xmlns:w="http://schemas.openxmlformats.org/wordprocessingml/2006/main" xmlns:wne="http://schemas.microsoft.com/office/word/2006/wordml" xmlns:wp14="http://schemas.microsoft.com/office/word/2010/wordprocessingDrawing" xmlns:wp="http://schemas.openxmlformats.org/drawingml/2006/wordprocessingDrawing" xmlns:wpc="http://schemas.microsoft.com/office/word/2010/wordprocessingCanvas" xmlns:wpg="http://schemas.microsoft.com/office/word/2010/wordprocessingGroup" xmlns:wpi="http://schemas.microsoft.com/office/word/2010/wordprocessingInk" xmlns:wps="http://schemas.microsoft.com/office/word/2010/wordprocessingShape" mc:Ignorable="w14 wp14">
+  <w:p>
+    <w:pPr>
+      <w:pStyle w:val="Footer"/>
+    </w:pPr>
+    <w:r/>
+  </w:p>
+</w:ftr>
+</file>
+
+<file path=word/footer35.xml><?xml version="1.0" encoding="utf-8"?>
 <w:ftr xmlns:m="http://schemas.openxmlformats.org/officeDocument/2006/math" xmlns:mc="http://schemas.openxmlformats.org/markup-compatibility/2006" xmlns:mo="http://schemas.microsoft.com/office/mac/office/2008/main" xmlns:mv="urn:schemas-microsoft-com:mac:vml" xmlns:o="urn:schemas-microsoft-com:office:office" xmlns:r="http://schemas.openxmlformats.org/officeDocument/2006/relationships" xmlns:v="urn:schemas-microsoft-com:vml" xmlns:w10="urn:schemas-microsoft-com:office:word" xmlns:w14="http://schemas.microsoft.com/office/word/2010/wordml" xmlns:w="http://schemas.openxmlformats.org/wordprocessingml/2006/main" xmlns:wne="http://schemas.microsoft.com/office/word/2006/wordml" xmlns:wp14="http://schemas.microsoft.com/office/word/2010/wordprocessingDrawing" xmlns:wp="http://schemas.openxmlformats.org/drawingml/2006/wordprocessingDrawing" xmlns:wpc="http://schemas.microsoft.com/office/word/2010/wordprocessingCanvas" xmlns:wpg="http://schemas.microsoft.com/office/word/2010/wordprocessingGroup" xmlns:wpi="http://schemas.microsoft.com/office/word/2010/wordprocessingInk" xmlns:wps="http://schemas.microsoft.com/office/word/2010/wordprocessingShape" mc:Ignorable="w14 wp14">
   <w:p>
     <w:pPr>
       <w:pStyle w:val="Footer"/>
       <w:jc w:val="center"/>
     </w:pPr>
+    <w:r/>
     <w:r>
       <w:rPr>
         <w:rFonts w:ascii="Times New Roman" w:hAnsi="Times New Roman"/>
         <w:sz w:val="24"/>
       </w:rPr>
       <w:fldChar w:fldCharType="begin"/>
-      <w:instrText xml:space="preserve"> PAGE \* roman </w:instrText>
+      <w:instrText xml:space="preserve"> PAGE </w:instrText>
       <w:fldChar w:fldCharType="separate"/>
       <w:fldChar w:fldCharType="end"/>
     </w:r>
+  </w:p>
+</w:ftr>
+</file>
+
+<file path=word/footer36.xml><?xml version="1.0" encoding="utf-8"?>
+<w:ftr xmlns:m="http://schemas.openxmlformats.org/officeDocument/2006/math" xmlns:mc="http://schemas.openxmlformats.org/markup-compatibility/2006" xmlns:mo="http://schemas.microsoft.com/office/mac/office/2008/main" xmlns:mv="urn:schemas-microsoft-com:mac:vml" xmlns:o="urn:schemas-microsoft-com:office:office" xmlns:r="http://schemas.openxmlformats.org/officeDocument/2006/relationships" xmlns:v="urn:schemas-microsoft-com:vml" xmlns:w10="urn:schemas-microsoft-com:office:word" xmlns:w14="http://schemas.microsoft.com/office/word/2010/wordml" xmlns:w="http://schemas.openxmlformats.org/wordprocessingml/2006/main" xmlns:wne="http://schemas.microsoft.com/office/word/2006/wordml" xmlns:wp14="http://schemas.microsoft.com/office/word/2010/wordprocessingDrawing" xmlns:wp="http://schemas.openxmlformats.org/drawingml/2006/wordprocessingDrawing" xmlns:wpc="http://schemas.microsoft.com/office/word/2010/wordprocessingCanvas" xmlns:wpg="http://schemas.microsoft.com/office/word/2010/wordprocessingGroup" xmlns:wpi="http://schemas.microsoft.com/office/word/2010/wordprocessingInk" xmlns:wps="http://schemas.microsoft.com/office/word/2010/wordprocessingShape" mc:Ignorable="w14 wp14">
+  <w:p>
+    <w:pPr>
+      <w:pStyle w:val="Footer"/>
+    </w:pPr>
+    <w:r/>
+  </w:p>
+</w:ftr>
+</file>
+
+<file path=word/footer4.xml><?xml version="1.0" encoding="utf-8"?>
+<w:ftr xmlns:m="http://schemas.openxmlformats.org/officeDocument/2006/math" xmlns:mc="http://schemas.openxmlformats.org/markup-compatibility/2006" xmlns:mo="http://schemas.microsoft.com/office/mac/office/2008/main" xmlns:mv="urn:schemas-microsoft-com:mac:vml" xmlns:o="urn:schemas-microsoft-com:office:office" xmlns:r="http://schemas.openxmlformats.org/officeDocument/2006/relationships" xmlns:v="urn:schemas-microsoft-com:vml" xmlns:w10="urn:schemas-microsoft-com:office:word" xmlns:w14="http://schemas.microsoft.com/office/word/2010/wordml" xmlns:w="http://schemas.openxmlformats.org/wordprocessingml/2006/main" xmlns:wne="http://schemas.microsoft.com/office/word/2006/wordml" xmlns:wp14="http://schemas.microsoft.com/office/word/2010/wordprocessingDrawing" xmlns:wp="http://schemas.openxmlformats.org/drawingml/2006/wordprocessingDrawing" xmlns:wpc="http://schemas.microsoft.com/office/word/2010/wordprocessingCanvas" xmlns:wpg="http://schemas.microsoft.com/office/word/2010/wordprocessingGroup" xmlns:wpi="http://schemas.microsoft.com/office/word/2010/wordprocessingInk" xmlns:wps="http://schemas.microsoft.com/office/word/2010/wordprocessingShape" mc:Ignorable="w14 wp14">
+  <w:p>
+    <w:pPr>
+      <w:pStyle w:val="Footer"/>
+    </w:pPr>
+    <w:r/>
   </w:p>
 </w:ftr>
 </file>
@@ -10579,7 +10549,19 @@
   <w:p>
     <w:pPr>
       <w:pStyle w:val="Footer"/>
+      <w:jc w:val="center"/>
     </w:pPr>
+    <w:r/>
+    <w:r>
+      <w:rPr>
+        <w:rFonts w:ascii="Times New Roman" w:hAnsi="Times New Roman"/>
+        <w:sz w:val="24"/>
+      </w:rPr>
+      <w:fldChar w:fldCharType="begin"/>
+      <w:instrText xml:space="preserve"> PAGE \* roman </w:instrText>
+      <w:fldChar w:fldCharType="separate"/>
+      <w:fldChar w:fldCharType="end"/>
+    </w:r>
   </w:p>
 </w:ftr>
 </file>
@@ -10590,6 +10572,7 @@
     <w:pPr>
       <w:pStyle w:val="Footer"/>
     </w:pPr>
+    <w:r/>
   </w:p>
 </w:ftr>
 </file>
@@ -10601,6 +10584,7 @@
       <w:pStyle w:val="Footer"/>
       <w:jc w:val="center"/>
     </w:pPr>
+    <w:r/>
     <w:r>
       <w:rPr>
         <w:rFonts w:ascii="Times New Roman" w:hAnsi="Times New Roman"/>
@@ -10620,18 +10604,8 @@
   <w:p>
     <w:pPr>
       <w:pStyle w:val="Footer"/>
-      <w:jc w:val="center"/>
     </w:pPr>
-    <w:r>
-      <w:rPr>
-        <w:rFonts w:ascii="Times New Roman" w:hAnsi="Times New Roman"/>
-        <w:sz w:val="24"/>
-      </w:rPr>
-      <w:fldChar w:fldCharType="begin"/>
-      <w:instrText xml:space="preserve"> PAGE \* roman </w:instrText>
-      <w:fldChar w:fldCharType="separate"/>
-      <w:fldChar w:fldCharType="end"/>
-    </w:r>
+    <w:r/>
   </w:p>
 </w:ftr>
 </file>
@@ -10643,6 +10617,7 @@
       <w:pStyle w:val="Footer"/>
       <w:jc w:val="center"/>
     </w:pPr>
+    <w:r/>
     <w:r>
       <w:rPr>
         <w:rFonts w:ascii="Times New Roman" w:hAnsi="Times New Roman"/>

--- a/keidy/reportes/Informe_Pasantia_IUTECP.docx
+++ b/keidy/reportes/Informe_Pasantia_IUTECP.docx
@@ -4,7 +4,7 @@
   <w:body>
     <w:p>
       <w:pPr>
-        <w:spacing w:line="240" w:lineRule="auto" w:before="0" w:after="0"/>
+        <w:spacing w:line="276" w:lineRule="auto" w:before="0" w:after="0"/>
         <w:jc w:val="center"/>
       </w:pPr>
       <w:r>
@@ -54,7 +54,7 @@
     </w:p>
     <w:p>
       <w:pPr>
-        <w:spacing w:before="400" w:after="240"/>
+        <w:spacing w:before="978" w:after="1334"/>
         <w:jc w:val="center"/>
       </w:pPr>
       <w:r>
@@ -94,7 +94,7 @@
     </w:p>
     <w:p>
       <w:pPr>
-        <w:spacing w:line="360" w:lineRule="auto" w:before="1080" w:after="0"/>
+        <w:spacing w:line="276" w:lineRule="auto" w:before="0" w:after="0"/>
         <w:jc w:val="center"/>
       </w:pPr>
       <w:r>
@@ -108,7 +108,7 @@
     </w:p>
     <w:p>
       <w:pPr>
-        <w:spacing w:line="240" w:lineRule="auto" w:before="2100"/>
+        <w:spacing w:line="276" w:lineRule="auto" w:before="3260" w:after="0"/>
         <w:jc w:val="right"/>
       </w:pPr>
       <w:r>
@@ -123,7 +123,7 @@
       <w:r>
         <w:rPr>
           <w:rFonts w:ascii="Times New Roman" w:hAnsi="Times New Roman"/>
-          <w:b w:val="0"/>
+          <w:b/>
           <w:sz w:val="24"/>
         </w:rPr>
         <w:t>Guzmán, Keidy</w:t>
@@ -132,7 +132,7 @@
       <w:r>
         <w:rPr>
           <w:rFonts w:ascii="Times New Roman" w:hAnsi="Times New Roman"/>
-          <w:b w:val="0"/>
+          <w:b/>
           <w:sz w:val="24"/>
         </w:rPr>
         <w:t>C.I.: 28.706.352</w:t>
@@ -140,7 +140,7 @@
     </w:p>
     <w:p>
       <w:pPr>
-        <w:spacing w:before="1240"/>
+        <w:spacing w:line="276" w:lineRule="auto" w:before="1630" w:after="0"/>
         <w:jc w:val="center"/>
       </w:pPr>
       <w:r>
@@ -154,8 +154,7 @@
     <w:p>
       <w:pPr>
         <w:sectPr>
-          <w:footerReference w:type="default" r:id="rId12"/>
-          <w:footerReference w:type="first" r:id="rId13"/>
+          <w:footerReference w:type="default" r:id="rId13"/>
           <w:pgSz w:w="12240" w:h="15840"/>
           <w:pgMar w:top="1701" w:right="1701" w:bottom="1701" w:left="2268" w:header="720" w:footer="720" w:gutter="0"/>
           <w:cols w:space="720"/>
@@ -165,7 +164,7 @@
     </w:p>
     <w:p>
       <w:pPr>
-        <w:spacing w:line="240" w:lineRule="auto" w:before="0" w:after="0"/>
+        <w:spacing w:line="276" w:lineRule="auto" w:before="0" w:after="0"/>
         <w:jc w:val="center"/>
       </w:pPr>
       <w:r>
@@ -215,7 +214,7 @@
     </w:p>
     <w:p>
       <w:pPr>
-        <w:spacing w:line="360" w:lineRule="auto" w:before="1280" w:after="0"/>
+        <w:spacing w:line="276" w:lineRule="auto" w:before="3176" w:after="0"/>
         <w:jc w:val="center"/>
       </w:pPr>
       <w:r>
@@ -229,21 +228,7 @@
     </w:p>
     <w:p>
       <w:pPr>
-        <w:spacing w:line="360" w:lineRule="auto" w:before="440" w:after="0"/>
-        <w:jc w:val="center"/>
-      </w:pPr>
-      <w:r>
-        <w:rPr>
-          <w:rFonts w:ascii="Times New Roman" w:hAnsi="Times New Roman"/>
-          <w:b/>
-          <w:sz w:val="24"/>
-        </w:rPr>
-        <w:t>Informe de pasantías para obtener el título de Técnico Superior Universitario en la especialidad de: Administración</w:t>
-      </w:r>
-    </w:p>
-    <w:p>
-      <w:pPr>
-        <w:spacing w:before="2100" w:after="0" w:line="20" w:lineRule="exact"/>
+        <w:spacing w:before="2647" w:after="0" w:line="20" w:lineRule="exact"/>
       </w:pPr>
     </w:p>
     <w:tbl>
@@ -268,10 +253,11 @@
         <w:tc>
           <w:tcPr>
             <w:tcW w:type="dxa" w:w="4133"/>
+            <w:vAlign w:val="top"/>
           </w:tcPr>
           <w:p>
             <w:pPr>
-              <w:spacing w:line="240" w:lineRule="auto"/>
+              <w:spacing w:line="276" w:lineRule="auto"/>
               <w:jc w:val="left"/>
             </w:pPr>
             <w:r>
@@ -286,7 +272,7 @@
             <w:r>
               <w:rPr>
                 <w:rFonts w:ascii="Times New Roman" w:hAnsi="Times New Roman"/>
-                <w:b w:val="0"/>
+                <w:b/>
                 <w:sz w:val="24"/>
               </w:rPr>
               <w:t>Rondón, Martina</w:t>
@@ -295,7 +281,7 @@
             <w:r>
               <w:rPr>
                 <w:rFonts w:ascii="Times New Roman" w:hAnsi="Times New Roman"/>
-                <w:b w:val="0"/>
+                <w:b/>
                 <w:sz w:val="24"/>
               </w:rPr>
               <w:t>C.I.: 12.208.768</w:t>
@@ -304,7 +290,7 @@
             <w:r>
               <w:rPr>
                 <w:rFonts w:ascii="Times New Roman" w:hAnsi="Times New Roman"/>
-                <w:b w:val="0"/>
+                <w:b/>
                 <w:sz w:val="24"/>
               </w:rPr>
               <w:br/>
@@ -321,7 +307,7 @@
             <w:r>
               <w:rPr>
                 <w:rFonts w:ascii="Times New Roman" w:hAnsi="Times New Roman"/>
-                <w:b w:val="0"/>
+                <w:b/>
                 <w:sz w:val="24"/>
               </w:rPr>
               <w:t>Dra. Álvarez, Carmen</w:t>
@@ -330,7 +316,7 @@
             <w:r>
               <w:rPr>
                 <w:rFonts w:ascii="Times New Roman" w:hAnsi="Times New Roman"/>
-                <w:b w:val="0"/>
+                <w:b/>
                 <w:sz w:val="24"/>
               </w:rPr>
               <w:t>C.I.: 14.452.956</w:t>
@@ -340,10 +326,11 @@
         <w:tc>
           <w:tcPr>
             <w:tcW w:type="dxa" w:w="4139"/>
+            <w:vAlign w:val="top"/>
           </w:tcPr>
           <w:p>
             <w:pPr>
-              <w:spacing w:line="240" w:lineRule="auto"/>
+              <w:spacing w:line="276" w:lineRule="auto"/>
               <w:jc w:val="right"/>
             </w:pPr>
             <w:r>
@@ -358,7 +345,7 @@
             <w:r>
               <w:rPr>
                 <w:rFonts w:ascii="Times New Roman" w:hAnsi="Times New Roman"/>
-                <w:b w:val="0"/>
+                <w:b/>
                 <w:sz w:val="24"/>
               </w:rPr>
               <w:t>Guzmán, Keidy</w:t>
@@ -367,7 +354,7 @@
             <w:r>
               <w:rPr>
                 <w:rFonts w:ascii="Times New Roman" w:hAnsi="Times New Roman"/>
-                <w:b w:val="0"/>
+                <w:b/>
                 <w:sz w:val="24"/>
               </w:rPr>
               <w:t>C.I.: 28.706.352</w:t>
@@ -378,7 +365,7 @@
     </w:tbl>
     <w:p>
       <w:pPr>
-        <w:spacing w:before="800"/>
+        <w:spacing w:line="276" w:lineRule="auto" w:before="1323" w:after="0"/>
         <w:jc w:val="center"/>
       </w:pPr>
       <w:r>
@@ -393,12 +380,11 @@
       <w:pPr>
         <w:sectPr>
           <w:footerReference w:type="default" r:id="rId14"/>
-          <w:footerReference w:type="first" r:id="rId15"/>
           <w:pgSz w:w="12240" w:h="15840"/>
           <w:pgMar w:top="1701" w:right="1701" w:bottom="1701" w:left="2268" w:header="720" w:footer="720" w:gutter="0"/>
           <w:cols w:space="720"/>
+          <w:titlePg/>
           <w:docGrid w:linePitch="360"/>
-          <w:pgNumType w:start="2" w:fmt="lowerRoman"/>
         </w:sectPr>
       </w:pPr>
     </w:p>
@@ -562,13 +548,12 @@
     <w:p>
       <w:pPr>
         <w:sectPr>
-          <w:footerReference w:type="default" r:id="rId16"/>
-          <w:footerReference w:type="first" r:id="rId17"/>
+          <w:footerReference w:type="default" r:id="rId15"/>
           <w:pgSz w:w="12240" w:h="15840"/>
           <w:pgMar w:top="1701" w:right="1701" w:bottom="1701" w:left="2268" w:header="720" w:footer="720" w:gutter="0"/>
           <w:cols w:space="720"/>
+          <w:titlePg/>
           <w:docGrid w:linePitch="360"/>
-          <w:pgNumType w:fmt="lowerRoman"/>
         </w:sectPr>
       </w:pPr>
     </w:p>
@@ -732,20 +717,18 @@
     <w:p>
       <w:pPr>
         <w:sectPr>
-          <w:footerReference w:type="default" r:id="rId18"/>
-          <w:footerReference w:type="first" r:id="rId19"/>
+          <w:footerReference w:type="default" r:id="rId16"/>
           <w:pgSz w:w="12240" w:h="15840"/>
           <w:pgMar w:top="1701" w:right="1701" w:bottom="1701" w:left="2268" w:header="720" w:footer="720" w:gutter="0"/>
           <w:cols w:space="720"/>
+          <w:titlePg/>
           <w:docGrid w:linePitch="360"/>
-          <w:pgNumType w:fmt="lowerRoman"/>
         </w:sectPr>
       </w:pPr>
     </w:p>
     <w:p>
-      <w:bookmarkStart w:id="bm_indice" w:name="bm_indice"/>
-      <w:pPr>
-        <w:spacing w:before="1140" w:after="480" w:line="360" w:lineRule="auto"/>
+      <w:pPr>
+        <w:spacing w:before="1140" w:after="480"/>
         <w:jc w:val="center"/>
       </w:pPr>
       <w:r>
@@ -756,11 +739,22 @@
         </w:rPr>
         <w:t>ÍNDICE DE CONTENIDO</w:t>
       </w:r>
-      <w:bookmarkEnd w:id="bm_indice"/>
     </w:p>
     <w:p>
       <w:pPr>
-        <w:spacing w:after="80"/>
+        <w:sectPr>
+          <w:footerReference w:type="default" r:id="rId17"/>
+          <w:pgSz w:w="12240" w:h="15840"/>
+          <w:pgMar w:top="1701" w:right="1701" w:bottom="1701" w:left="2268" w:header="720" w:footer="720" w:gutter="0"/>
+          <w:cols w:space="720"/>
+          <w:titlePg/>
+          <w:docGrid w:linePitch="360"/>
+        </w:sectPr>
+      </w:pPr>
+    </w:p>
+    <w:p>
+      <w:pPr>
+        <w:spacing w:after="240"/>
         <w:jc w:val="right"/>
       </w:pPr>
       <w:r>
@@ -777,7 +771,7 @@
         <w:tabs>
           <w:tab w:pos="8271" w:val="right" w:leader="dot"/>
         </w:tabs>
-        <w:spacing w:line="240" w:lineRule="auto" w:before="0" w:after="0"/>
+        <w:spacing w:line="360" w:lineRule="auto" w:before="0" w:after="80"/>
         <w:ind w:left="0"/>
       </w:pPr>
       <w:r>
@@ -786,7 +780,7 @@
           <w:b w:val="0"/>
           <w:sz w:val="24"/>
         </w:rPr>
-        <w:t>CONTRAPORTADA</w:t>
+        <w:t>APROBACIÓN DEL TUTOR INDUSTRIAL</w:t>
         <w:tab/>
       </w:r>
       <w:r>
@@ -795,7 +789,11 @@
           <w:b w:val="0"/>
           <w:sz w:val="24"/>
         </w:rPr>
-        <w:t>ii</w:t>
+        <w:fldChar w:fldCharType="begin"/>
+        <w:instrText xml:space="preserve"> PAGEREF bm_aprob_ind \h </w:instrText>
+        <w:fldChar w:fldCharType="separate"/>
+        <w:t>?</w:t>
+        <w:fldChar w:fldCharType="end"/>
       </w:r>
     </w:p>
     <w:p>
@@ -803,7 +801,7 @@
         <w:tabs>
           <w:tab w:pos="8271" w:val="right" w:leader="dot"/>
         </w:tabs>
-        <w:spacing w:line="240" w:lineRule="auto" w:before="0" w:after="0"/>
+        <w:spacing w:line="360" w:lineRule="auto" w:before="0" w:after="80"/>
         <w:ind w:left="0"/>
       </w:pPr>
       <w:r>
@@ -812,7 +810,7 @@
           <w:b w:val="0"/>
           <w:sz w:val="24"/>
         </w:rPr>
-        <w:t>APROBACIÓN DEL TUTOR INDUSTRIAL</w:t>
+        <w:t>APROBACIÓN DEL TUTOR ACADÉMICO</w:t>
         <w:tab/>
       </w:r>
       <w:r>
@@ -821,7 +819,11 @@
           <w:b w:val="0"/>
           <w:sz w:val="24"/>
         </w:rPr>
-        <w:t>iii</w:t>
+        <w:fldChar w:fldCharType="begin"/>
+        <w:instrText xml:space="preserve"> PAGEREF bm_aprob_acad \h </w:instrText>
+        <w:fldChar w:fldCharType="separate"/>
+        <w:t>?</w:t>
+        <w:fldChar w:fldCharType="end"/>
       </w:r>
     </w:p>
     <w:p>
@@ -829,7 +831,7 @@
         <w:tabs>
           <w:tab w:pos="8271" w:val="right" w:leader="dot"/>
         </w:tabs>
-        <w:spacing w:line="240" w:lineRule="auto" w:before="0" w:after="0"/>
+        <w:spacing w:line="360" w:lineRule="auto" w:before="0" w:after="80"/>
         <w:ind w:left="0"/>
       </w:pPr>
       <w:r>
@@ -838,7 +840,7 @@
           <w:b w:val="0"/>
           <w:sz w:val="24"/>
         </w:rPr>
-        <w:t>APROBACIÓN DEL TUTOR ACADÉMICO</w:t>
+        <w:t>LISTA DE CUADROS</w:t>
         <w:tab/>
       </w:r>
       <w:r>
@@ -847,7 +849,11 @@
           <w:b w:val="0"/>
           <w:sz w:val="24"/>
         </w:rPr>
-        <w:t>iv</w:t>
+        <w:fldChar w:fldCharType="begin"/>
+        <w:instrText xml:space="preserve"> PAGEREF bm_lista_cuadros \h </w:instrText>
+        <w:fldChar w:fldCharType="separate"/>
+        <w:t>?</w:t>
+        <w:fldChar w:fldCharType="end"/>
       </w:r>
     </w:p>
     <w:p>
@@ -855,7 +861,7 @@
         <w:tabs>
           <w:tab w:pos="8271" w:val="right" w:leader="dot"/>
         </w:tabs>
-        <w:spacing w:line="240" w:lineRule="auto" w:before="0" w:after="0"/>
+        <w:spacing w:line="360" w:lineRule="auto" w:before="0" w:after="80"/>
         <w:ind w:left="0"/>
       </w:pPr>
       <w:r>
@@ -864,7 +870,7 @@
           <w:b w:val="0"/>
           <w:sz w:val="24"/>
         </w:rPr>
-        <w:t>ÍNDICE DE CONTENIDO</w:t>
+        <w:t>LISTA DE FIGURAS</w:t>
         <w:tab/>
       </w:r>
       <w:r>
@@ -873,7 +879,11 @@
           <w:b w:val="0"/>
           <w:sz w:val="24"/>
         </w:rPr>
-        <w:t>v</w:t>
+        <w:fldChar w:fldCharType="begin"/>
+        <w:instrText xml:space="preserve"> PAGEREF bm_lista_figuras \h </w:instrText>
+        <w:fldChar w:fldCharType="separate"/>
+        <w:t>?</w:t>
+        <w:fldChar w:fldCharType="end"/>
       </w:r>
     </w:p>
     <w:p>
@@ -881,7 +891,7 @@
         <w:tabs>
           <w:tab w:pos="8271" w:val="right" w:leader="dot"/>
         </w:tabs>
-        <w:spacing w:line="240" w:lineRule="auto" w:before="0" w:after="0"/>
+        <w:spacing w:line="360" w:lineRule="auto" w:before="0" w:after="80"/>
         <w:ind w:left="0"/>
       </w:pPr>
       <w:r>
@@ -890,7 +900,7 @@
           <w:b w:val="0"/>
           <w:sz w:val="24"/>
         </w:rPr>
-        <w:t>LISTA DE CUADROS</w:t>
+        <w:t>LISTA DE GRÁFICOS</w:t>
         <w:tab/>
       </w:r>
       <w:r>
@@ -899,7 +909,11 @@
           <w:b w:val="0"/>
           <w:sz w:val="24"/>
         </w:rPr>
-        <w:t>vii</w:t>
+        <w:fldChar w:fldCharType="begin"/>
+        <w:instrText xml:space="preserve"> PAGEREF bm_lista_graficos \h </w:instrText>
+        <w:fldChar w:fldCharType="separate"/>
+        <w:t>?</w:t>
+        <w:fldChar w:fldCharType="end"/>
       </w:r>
     </w:p>
     <w:p>
@@ -907,7 +921,7 @@
         <w:tabs>
           <w:tab w:pos="8271" w:val="right" w:leader="dot"/>
         </w:tabs>
-        <w:spacing w:line="240" w:lineRule="auto" w:before="0" w:after="0"/>
+        <w:spacing w:line="360" w:lineRule="auto" w:before="0" w:after="80"/>
         <w:ind w:left="0"/>
       </w:pPr>
       <w:r>
@@ -916,7 +930,7 @@
           <w:b w:val="0"/>
           <w:sz w:val="24"/>
         </w:rPr>
-        <w:t>LISTA DE GRÁFICOS</w:t>
+        <w:t>LISTA DE ANEXOS</w:t>
         <w:tab/>
       </w:r>
       <w:r>
@@ -925,7 +939,11 @@
           <w:b w:val="0"/>
           <w:sz w:val="24"/>
         </w:rPr>
-        <w:t>viii</w:t>
+        <w:fldChar w:fldCharType="begin"/>
+        <w:instrText xml:space="preserve"> PAGEREF bm_lista_anexos \h </w:instrText>
+        <w:fldChar w:fldCharType="separate"/>
+        <w:t>?</w:t>
+        <w:fldChar w:fldCharType="end"/>
       </w:r>
     </w:p>
     <w:p>
@@ -933,7 +951,7 @@
         <w:tabs>
           <w:tab w:pos="8271" w:val="right" w:leader="dot"/>
         </w:tabs>
-        <w:spacing w:line="240" w:lineRule="auto" w:before="0" w:after="0"/>
+        <w:spacing w:line="360" w:lineRule="auto" w:before="0" w:after="80"/>
         <w:ind w:left="0"/>
       </w:pPr>
       <w:r>
@@ -942,7 +960,7 @@
           <w:b w:val="0"/>
           <w:sz w:val="24"/>
         </w:rPr>
-        <w:t>LISTA DE ANEXOS</w:t>
+        <w:t>RESUMEN</w:t>
         <w:tab/>
       </w:r>
       <w:r>
@@ -951,7 +969,11 @@
           <w:b w:val="0"/>
           <w:sz w:val="24"/>
         </w:rPr>
-        <w:t>ix</w:t>
+        <w:fldChar w:fldCharType="begin"/>
+        <w:instrText xml:space="preserve"> PAGEREF bm_resumen \h </w:instrText>
+        <w:fldChar w:fldCharType="separate"/>
+        <w:t>?</w:t>
+        <w:fldChar w:fldCharType="end"/>
       </w:r>
     </w:p>
     <w:p>
@@ -959,7 +981,7 @@
         <w:tabs>
           <w:tab w:pos="8271" w:val="right" w:leader="dot"/>
         </w:tabs>
-        <w:spacing w:line="240" w:lineRule="auto" w:before="0" w:after="0"/>
+        <w:spacing w:line="360" w:lineRule="auto" w:before="0" w:after="80"/>
         <w:ind w:left="0"/>
       </w:pPr>
       <w:r>
@@ -968,7 +990,7 @@
           <w:b w:val="0"/>
           <w:sz w:val="24"/>
         </w:rPr>
-        <w:t>RESUMEN</w:t>
+        <w:t>INTRODUCCIÓN</w:t>
         <w:tab/>
       </w:r>
       <w:r>
@@ -977,7 +999,22 @@
           <w:b w:val="0"/>
           <w:sz w:val="24"/>
         </w:rPr>
-        <w:t>x</w:t>
+        <w:fldChar w:fldCharType="begin"/>
+        <w:instrText xml:space="preserve"> PAGEREF bm_introduccion \h </w:instrText>
+        <w:fldChar w:fldCharType="separate"/>
+        <w:t>?</w:t>
+        <w:fldChar w:fldCharType="end"/>
+      </w:r>
+    </w:p>
+    <w:p>
+      <w:pPr>
+        <w:spacing w:before="240" w:after="120"/>
+      </w:pPr>
+      <w:r>
+        <w:rPr>
+          <w:b/>
+        </w:rPr>
+        <w:t>CAPÍTULOS</w:t>
       </w:r>
     </w:p>
     <w:p>
@@ -985,44 +1022,7 @@
         <w:tabs>
           <w:tab w:pos="8271" w:val="right" w:leader="dot"/>
         </w:tabs>
-        <w:spacing w:line="240" w:lineRule="auto" w:before="0" w:after="0"/>
-        <w:ind w:left="0"/>
-      </w:pPr>
-      <w:r>
-        <w:rPr>
-          <w:rFonts w:ascii="Times New Roman" w:hAnsi="Times New Roman"/>
-          <w:b w:val="0"/>
-          <w:sz w:val="24"/>
-        </w:rPr>
-        <w:t>INTRODUCCIÓN</w:t>
-        <w:tab/>
-      </w:r>
-      <w:r>
-        <w:rPr>
-          <w:rFonts w:ascii="Times New Roman" w:hAnsi="Times New Roman"/>
-          <w:b w:val="0"/>
-          <w:sz w:val="24"/>
-        </w:rPr>
-        <w:t>1</w:t>
-      </w:r>
-    </w:p>
-    <w:p>
-      <w:pPr>
-        <w:spacing w:before="80" w:after="0"/>
-      </w:pPr>
-      <w:r>
-        <w:rPr>
-          <w:b/>
-        </w:rPr>
-        <w:t>CAPÍTULOS</w:t>
-      </w:r>
-    </w:p>
-    <w:p>
-      <w:pPr>
-        <w:tabs>
-          <w:tab w:pos="8271" w:val="right" w:leader="dot"/>
-        </w:tabs>
-        <w:spacing w:line="240" w:lineRule="auto" w:before="0" w:after="0"/>
+        <w:spacing w:line="360" w:lineRule="auto" w:before="0" w:after="80"/>
         <w:ind w:left="0"/>
       </w:pPr>
       <w:r>
@@ -1052,7 +1052,7 @@
         <w:tabs>
           <w:tab w:pos="8271" w:val="right" w:leader="dot"/>
         </w:tabs>
-        <w:spacing w:line="240" w:lineRule="auto" w:before="0" w:after="0"/>
+        <w:spacing w:line="360" w:lineRule="auto" w:before="0" w:after="80"/>
         <w:ind w:left="283"/>
       </w:pPr>
       <w:r>
@@ -1082,7 +1082,7 @@
         <w:tabs>
           <w:tab w:pos="8271" w:val="right" w:leader="dot"/>
         </w:tabs>
-        <w:spacing w:line="240" w:lineRule="auto" w:before="0" w:after="0"/>
+        <w:spacing w:line="360" w:lineRule="auto" w:before="0" w:after="80"/>
         <w:ind w:left="283"/>
       </w:pPr>
       <w:r>
@@ -1112,7 +1112,7 @@
         <w:tabs>
           <w:tab w:pos="8271" w:val="right" w:leader="dot"/>
         </w:tabs>
-        <w:spacing w:line="240" w:lineRule="auto" w:before="0" w:after="0"/>
+        <w:spacing w:line="360" w:lineRule="auto" w:before="0" w:after="80"/>
         <w:ind w:left="283"/>
       </w:pPr>
       <w:r>
@@ -1142,7 +1142,7 @@
         <w:tabs>
           <w:tab w:pos="8271" w:val="right" w:leader="dot"/>
         </w:tabs>
-        <w:spacing w:line="240" w:lineRule="auto" w:before="0" w:after="0"/>
+        <w:spacing w:line="360" w:lineRule="auto" w:before="0" w:after="80"/>
         <w:ind w:left="283"/>
       </w:pPr>
       <w:r>
@@ -1172,7 +1172,7 @@
         <w:tabs>
           <w:tab w:pos="8271" w:val="right" w:leader="dot"/>
         </w:tabs>
-        <w:spacing w:line="240" w:lineRule="auto" w:before="0" w:after="0"/>
+        <w:spacing w:line="360" w:lineRule="auto" w:before="0" w:after="80"/>
         <w:ind w:left="283"/>
       </w:pPr>
       <w:r>
@@ -1202,7 +1202,7 @@
         <w:tabs>
           <w:tab w:pos="8271" w:val="right" w:leader="dot"/>
         </w:tabs>
-        <w:spacing w:line="240" w:lineRule="auto" w:before="0" w:after="0"/>
+        <w:spacing w:line="360" w:lineRule="auto" w:before="0" w:after="80"/>
         <w:ind w:left="283"/>
       </w:pPr>
       <w:r>
@@ -1232,7 +1232,7 @@
         <w:tabs>
           <w:tab w:pos="8271" w:val="right" w:leader="dot"/>
         </w:tabs>
-        <w:spacing w:line="240" w:lineRule="auto" w:before="0" w:after="0"/>
+        <w:spacing w:line="360" w:lineRule="auto" w:before="0" w:after="80"/>
         <w:ind w:left="283"/>
       </w:pPr>
       <w:r>
@@ -1262,7 +1262,7 @@
         <w:tabs>
           <w:tab w:pos="8271" w:val="right" w:leader="dot"/>
         </w:tabs>
-        <w:spacing w:line="240" w:lineRule="auto" w:before="0" w:after="0"/>
+        <w:spacing w:line="360" w:lineRule="auto" w:before="0" w:after="80"/>
         <w:ind w:left="283"/>
       </w:pPr>
       <w:r>
@@ -1292,7 +1292,7 @@
         <w:tabs>
           <w:tab w:pos="8271" w:val="right" w:leader="dot"/>
         </w:tabs>
-        <w:spacing w:line="240" w:lineRule="auto" w:before="0" w:after="0"/>
+        <w:spacing w:line="360" w:lineRule="auto" w:before="0" w:after="80"/>
         <w:ind w:left="283"/>
       </w:pPr>
       <w:r>
@@ -1322,37 +1322,7 @@
         <w:tabs>
           <w:tab w:pos="8271" w:val="right" w:leader="dot"/>
         </w:tabs>
-        <w:spacing w:line="240" w:lineRule="auto" w:before="0" w:after="0"/>
-        <w:ind w:left="283"/>
-      </w:pPr>
-      <w:r>
-        <w:rPr>
-          <w:rFonts w:ascii="Times New Roman" w:hAnsi="Times New Roman"/>
-          <w:b w:val="0"/>
-          <w:sz w:val="24"/>
-        </w:rPr>
-        <w:t>Descripción del departamento donde realizó la pasantía</w:t>
-        <w:tab/>
-      </w:r>
-      <w:r>
-        <w:rPr>
-          <w:rFonts w:ascii="Times New Roman" w:hAnsi="Times New Roman"/>
-          <w:b w:val="0"/>
-          <w:sz w:val="24"/>
-        </w:rPr>
-        <w:fldChar w:fldCharType="begin"/>
-        <w:instrText xml:space="preserve"> PAGEREF bm_cap1_depto \h </w:instrText>
-        <w:fldChar w:fldCharType="separate"/>
-        <w:t>?</w:t>
-        <w:fldChar w:fldCharType="end"/>
-      </w:r>
-    </w:p>
-    <w:p>
-      <w:pPr>
-        <w:tabs>
-          <w:tab w:pos="8271" w:val="right" w:leader="dot"/>
-        </w:tabs>
-        <w:spacing w:line="240" w:lineRule="auto" w:before="0" w:after="0"/>
+        <w:spacing w:line="360" w:lineRule="auto" w:before="0" w:after="80"/>
         <w:ind w:left="0"/>
       </w:pPr>
       <w:r>
@@ -1382,7 +1352,7 @@
         <w:tabs>
           <w:tab w:pos="8271" w:val="right" w:leader="dot"/>
         </w:tabs>
-        <w:spacing w:line="240" w:lineRule="auto" w:before="0" w:after="0"/>
+        <w:spacing w:line="360" w:lineRule="auto" w:before="0" w:after="80"/>
         <w:ind w:left="283"/>
       </w:pPr>
       <w:r>
@@ -1412,7 +1382,7 @@
         <w:tabs>
           <w:tab w:pos="8271" w:val="right" w:leader="dot"/>
         </w:tabs>
-        <w:spacing w:line="240" w:lineRule="auto" w:before="0" w:after="0"/>
+        <w:spacing w:line="360" w:lineRule="auto" w:before="0" w:after="80"/>
         <w:ind w:left="283"/>
       </w:pPr>
       <w:r>
@@ -1442,7 +1412,7 @@
         <w:tabs>
           <w:tab w:pos="8271" w:val="right" w:leader="dot"/>
         </w:tabs>
-        <w:spacing w:line="240" w:lineRule="auto" w:before="0" w:after="0"/>
+        <w:spacing w:line="360" w:lineRule="auto" w:before="0" w:after="80"/>
         <w:ind w:left="283"/>
       </w:pPr>
       <w:r>
@@ -1472,7 +1442,7 @@
         <w:tabs>
           <w:tab w:pos="8271" w:val="right" w:leader="dot"/>
         </w:tabs>
-        <w:spacing w:line="240" w:lineRule="auto" w:before="0" w:after="0"/>
+        <w:spacing w:line="360" w:lineRule="auto" w:before="0" w:after="80"/>
         <w:ind w:left="283"/>
       </w:pPr>
       <w:r>
@@ -1502,7 +1472,7 @@
         <w:tabs>
           <w:tab w:pos="8271" w:val="right" w:leader="dot"/>
         </w:tabs>
-        <w:spacing w:line="240" w:lineRule="auto" w:before="0" w:after="0"/>
+        <w:spacing w:line="360" w:lineRule="auto" w:before="0" w:after="80"/>
         <w:ind w:left="283"/>
       </w:pPr>
       <w:r>
@@ -1532,7 +1502,7 @@
         <w:tabs>
           <w:tab w:pos="8271" w:val="right" w:leader="dot"/>
         </w:tabs>
-        <w:spacing w:line="240" w:lineRule="auto" w:before="0" w:after="0"/>
+        <w:spacing w:line="360" w:lineRule="auto" w:before="0" w:after="80"/>
         <w:ind w:left="0"/>
       </w:pPr>
       <w:r>
@@ -1562,7 +1532,7 @@
         <w:tabs>
           <w:tab w:pos="8271" w:val="right" w:leader="dot"/>
         </w:tabs>
-        <w:spacing w:line="240" w:lineRule="auto" w:before="0" w:after="0"/>
+        <w:spacing w:line="360" w:lineRule="auto" w:before="0" w:after="80"/>
         <w:ind w:left="283"/>
       </w:pPr>
       <w:r>
@@ -1592,7 +1562,7 @@
         <w:tabs>
           <w:tab w:pos="8271" w:val="right" w:leader="dot"/>
         </w:tabs>
-        <w:spacing w:line="240" w:lineRule="auto" w:before="0" w:after="0"/>
+        <w:spacing w:line="360" w:lineRule="auto" w:before="0" w:after="80"/>
         <w:ind w:left="0"/>
       </w:pPr>
       <w:r>
@@ -1622,7 +1592,7 @@
         <w:tabs>
           <w:tab w:pos="8271" w:val="right" w:leader="dot"/>
         </w:tabs>
-        <w:spacing w:line="240" w:lineRule="auto" w:before="0" w:after="0"/>
+        <w:spacing w:line="360" w:lineRule="auto" w:before="0" w:after="80"/>
         <w:ind w:left="283"/>
       </w:pPr>
       <w:r>
@@ -1652,7 +1622,7 @@
         <w:tabs>
           <w:tab w:pos="8271" w:val="right" w:leader="dot"/>
         </w:tabs>
-        <w:spacing w:line="240" w:lineRule="auto" w:before="0" w:after="0"/>
+        <w:spacing w:line="360" w:lineRule="auto" w:before="0" w:after="80"/>
         <w:ind w:left="0"/>
       </w:pPr>
       <w:r>
@@ -1682,7 +1652,7 @@
         <w:tabs>
           <w:tab w:pos="8271" w:val="right" w:leader="dot"/>
         </w:tabs>
-        <w:spacing w:line="240" w:lineRule="auto" w:before="0" w:after="0"/>
+        <w:spacing w:line="360" w:lineRule="auto" w:before="0" w:after="80"/>
         <w:ind w:left="283"/>
       </w:pPr>
       <w:r>
@@ -1712,7 +1682,7 @@
         <w:tabs>
           <w:tab w:pos="8271" w:val="right" w:leader="dot"/>
         </w:tabs>
-        <w:spacing w:line="240" w:lineRule="auto" w:before="0" w:after="0"/>
+        <w:spacing w:line="360" w:lineRule="auto" w:before="0" w:after="80"/>
         <w:ind w:left="283"/>
       </w:pPr>
       <w:r>
@@ -1742,7 +1712,7 @@
         <w:tabs>
           <w:tab w:pos="8271" w:val="right" w:leader="dot"/>
         </w:tabs>
-        <w:spacing w:line="240" w:lineRule="auto" w:before="0" w:after="0"/>
+        <w:spacing w:line="360" w:lineRule="auto" w:before="0" w:after="80"/>
         <w:ind w:left="0"/>
       </w:pPr>
       <w:r>
@@ -1772,7 +1742,7 @@
         <w:tabs>
           <w:tab w:pos="8271" w:val="right" w:leader="dot"/>
         </w:tabs>
-        <w:spacing w:line="240" w:lineRule="auto" w:before="0" w:after="0"/>
+        <w:spacing w:line="360" w:lineRule="auto" w:before="0" w:after="80"/>
         <w:ind w:left="0"/>
       </w:pPr>
       <w:r>
@@ -1800,20 +1770,20 @@
     <w:p>
       <w:pPr>
         <w:sectPr>
-          <w:footerReference w:type="default" r:id="rId20"/>
-          <w:footerReference w:type="first" r:id="rId21"/>
+          <w:footerReference w:type="default" r:id="rId18"/>
+          <w:type w:val="continuous"/>
           <w:pgSz w:w="12240" w:h="15840"/>
           <w:pgMar w:top="1701" w:right="1701" w:bottom="1701" w:left="2268" w:header="720" w:footer="720" w:gutter="0"/>
           <w:cols w:space="720"/>
+          <w:titlePg/>
           <w:docGrid w:linePitch="360"/>
-          <w:pgNumType w:fmt="lowerRoman"/>
         </w:sectPr>
       </w:pPr>
     </w:p>
     <w:p>
       <w:bookmarkStart w:id="bm_lista_cuadros" w:name="bm_lista_cuadros"/>
       <w:pPr>
-        <w:spacing w:before="1140" w:after="480" w:line="360" w:lineRule="auto"/>
+        <w:spacing w:before="1140" w:after="480"/>
         <w:jc w:val="center"/>
       </w:pPr>
       <w:r>
@@ -1825,6 +1795,18 @@
         <w:t>LISTA DE CUADROS</w:t>
       </w:r>
       <w:bookmarkEnd w:id="bm_lista_cuadros"/>
+    </w:p>
+    <w:p>
+      <w:pPr>
+        <w:sectPr>
+          <w:footerReference w:type="default" r:id="rId19"/>
+          <w:pgSz w:w="12240" w:h="15840"/>
+          <w:pgMar w:top="1701" w:right="1701" w:bottom="1701" w:left="2268" w:header="720" w:footer="720" w:gutter="0"/>
+          <w:cols w:space="720"/>
+          <w:titlePg/>
+          <w:docGrid w:linePitch="360"/>
+        </w:sectPr>
+      </w:pPr>
     </w:p>
     <w:p>
       <w:pPr>
@@ -1920,20 +1902,61 @@
     <w:p>
       <w:pPr>
         <w:sectPr>
-          <w:footerReference w:type="default" r:id="rId22"/>
-          <w:footerReference w:type="first" r:id="rId23"/>
+          <w:footerReference w:type="default" r:id="rId20"/>
+          <w:type w:val="continuous"/>
           <w:pgSz w:w="12240" w:h="15840"/>
           <w:pgMar w:top="1701" w:right="1701" w:bottom="1701" w:left="2268" w:header="720" w:footer="720" w:gutter="0"/>
           <w:cols w:space="720"/>
+          <w:titlePg/>
           <w:docGrid w:linePitch="360"/>
-          <w:pgNumType w:fmt="lowerRoman"/>
+        </w:sectPr>
+      </w:pPr>
+    </w:p>
+    <w:p>
+      <w:bookmarkStart w:id="bm_lista_figuras" w:name="bm_lista_figuras"/>
+      <w:pPr>
+        <w:spacing w:before="1140" w:after="480"/>
+        <w:jc w:val="center"/>
+      </w:pPr>
+      <w:r>
+        <w:rPr>
+          <w:rFonts w:ascii="Times New Roman" w:hAnsi="Times New Roman"/>
+          <w:b/>
+          <w:sz w:val="24"/>
+        </w:rPr>
+        <w:t>LISTA DE FIGURAS</w:t>
+      </w:r>
+      <w:bookmarkEnd w:id="bm_lista_figuras"/>
+    </w:p>
+    <w:p>
+      <w:pPr>
+        <w:sectPr>
+          <w:footerReference w:type="default" r:id="rId21"/>
+          <w:pgSz w:w="12240" w:h="15840"/>
+          <w:pgMar w:top="1701" w:right="1701" w:bottom="1701" w:left="2268" w:header="720" w:footer="720" w:gutter="0"/>
+          <w:cols w:space="720"/>
+          <w:titlePg/>
+          <w:docGrid w:linePitch="360"/>
+        </w:sectPr>
+      </w:pPr>
+    </w:p>
+    <w:p>
+      <w:pPr>
+        <w:sectPr>
+          <w:footerReference w:type="default" r:id="rId22"/>
+          <w:type w:val="continuous"/>
+          <w:pgSz w:w="12240" w:h="15840"/>
+          <w:pgMar w:top="1701" w:right="1701" w:bottom="1701" w:left="2268" w:header="720" w:footer="720" w:gutter="0"/>
+          <w:cols w:space="720"/>
+          <w:titlePg/>
+          <w:docGrid w:linePitch="360"/>
         </w:sectPr>
       </w:pPr>
     </w:p>
     <w:p>
       <w:bookmarkStart w:id="bm_lista_graficos" w:name="bm_lista_graficos"/>
       <w:pPr>
-        <w:spacing w:before="1140" w:after="480" w:line="360" w:lineRule="auto"/>
+        <w:spacing w:before="1140" w:after="480"/>
         <w:jc w:val="center"/>
       </w:pPr>
       <w:r>
@@ -1945,6 +1968,18 @@
         <w:t>LISTA DE GRÁFICOS</w:t>
       </w:r>
       <w:bookmarkEnd w:id="bm_lista_graficos"/>
+    </w:p>
+    <w:p>
+      <w:pPr>
+        <w:sectPr>
+          <w:footerReference w:type="default" r:id="rId23"/>
+          <w:pgSz w:w="12240" w:h="15840"/>
+          <w:pgMar w:top="1701" w:right="1701" w:bottom="1701" w:left="2268" w:header="720" w:footer="720" w:gutter="0"/>
+          <w:cols w:space="720"/>
+          <w:titlePg/>
+          <w:docGrid w:linePitch="360"/>
+        </w:sectPr>
+      </w:pPr>
     </w:p>
     <w:p>
       <w:pPr>
@@ -1989,7 +2024,7 @@
         </w:rPr>
         <w:t>1</w:t>
         <w:tab/>
-        <w:t>Representación cartográfica y ubicación espacial de la empresa</w:t>
+        <w:t>Logotipo de Lubricantes y Equipos Varyna, C.A.</w:t>
         <w:tab/>
       </w:r>
       <w:r>
@@ -2021,7 +2056,7 @@
         </w:rPr>
         <w:t>2</w:t>
         <w:tab/>
-        <w:t>Organigrama estructural y niveles jerárquicos de la organización</w:t>
+        <w:t>Representación cartográfica y ubicación espacial de la empresa</w:t>
         <w:tab/>
       </w:r>
       <w:r>
@@ -2035,62 +2070,6 @@
         <w:fldChar w:fldCharType="separate"/>
         <w:t>?</w:t>
         <w:fldChar w:fldCharType="end"/>
-      </w:r>
-    </w:p>
-    <w:p>
-      <w:pPr>
-        <w:sectPr>
-          <w:footerReference w:type="default" r:id="rId24"/>
-          <w:footerReference w:type="first" r:id="rId25"/>
-          <w:pgSz w:w="12240" w:h="15840"/>
-          <w:pgMar w:top="1701" w:right="1701" w:bottom="1701" w:left="2268" w:header="720" w:footer="720" w:gutter="0"/>
-          <w:cols w:space="720"/>
-          <w:docGrid w:linePitch="360"/>
-          <w:pgNumType w:fmt="lowerRoman"/>
-        </w:sectPr>
-      </w:pPr>
-    </w:p>
-    <w:p>
-      <w:bookmarkStart w:id="bm_lista_anexos" w:name="bm_lista_anexos"/>
-      <w:pPr>
-        <w:spacing w:before="1140" w:after="480" w:line="360" w:lineRule="auto"/>
-        <w:jc w:val="center"/>
-      </w:pPr>
-      <w:r>
-        <w:rPr>
-          <w:rFonts w:ascii="Times New Roman" w:hAnsi="Times New Roman"/>
-          <w:b/>
-          <w:sz w:val="24"/>
-        </w:rPr>
-        <w:t>LISTA DE ANEXOS</w:t>
-      </w:r>
-      <w:bookmarkEnd w:id="bm_lista_anexos"/>
-    </w:p>
-    <w:p>
-      <w:pPr>
-        <w:tabs>
-          <w:tab w:pos="8271" w:val="right"/>
-        </w:tabs>
-        <w:spacing w:before="240" w:after="240"/>
-      </w:pPr>
-      <w:r>
-        <w:rPr>
-          <w:rFonts w:ascii="Times New Roman" w:hAnsi="Times New Roman"/>
-          <w:b/>
-          <w:sz w:val="24"/>
-        </w:rPr>
-        <w:t>ANEXOS</w:t>
-      </w:r>
-      <w:r>
-        <w:tab/>
-      </w:r>
-      <w:r>
-        <w:rPr>
-          <w:rFonts w:ascii="Times New Roman" w:hAnsi="Times New Roman"/>
-          <w:b/>
-          <w:sz w:val="24"/>
-        </w:rPr>
-        <w:t>pp.</w:t>
       </w:r>
     </w:p>
     <w:p>
@@ -2107,6 +2086,106 @@
           <w:rFonts w:ascii="Times New Roman" w:hAnsi="Times New Roman"/>
           <w:sz w:val="24"/>
         </w:rPr>
+        <w:t>3</w:t>
+        <w:tab/>
+        <w:t>Organigrama estructural y niveles jerárquicos de la organización</w:t>
+        <w:tab/>
+      </w:r>
+      <w:r>
+        <w:rPr>
+          <w:rFonts w:ascii="Times New Roman" w:hAnsi="Times New Roman"/>
+          <w:b w:val="0"/>
+          <w:sz w:val="24"/>
+        </w:rPr>
+        <w:fldChar w:fldCharType="begin"/>
+        <w:instrText xml:space="preserve"> PAGEREF bm_grafico3 \h </w:instrText>
+        <w:fldChar w:fldCharType="separate"/>
+        <w:t>?</w:t>
+        <w:fldChar w:fldCharType="end"/>
+      </w:r>
+    </w:p>
+    <w:p>
+      <w:pPr>
+        <w:sectPr>
+          <w:footerReference w:type="default" r:id="rId24"/>
+          <w:type w:val="continuous"/>
+          <w:pgSz w:w="12240" w:h="15840"/>
+          <w:pgMar w:top="1701" w:right="1701" w:bottom="1701" w:left="2268" w:header="720" w:footer="720" w:gutter="0"/>
+          <w:cols w:space="720"/>
+          <w:titlePg/>
+          <w:docGrid w:linePitch="360"/>
+        </w:sectPr>
+      </w:pPr>
+    </w:p>
+    <w:p>
+      <w:bookmarkStart w:id="bm_lista_anexos" w:name="bm_lista_anexos"/>
+      <w:pPr>
+        <w:spacing w:before="1140" w:after="480"/>
+        <w:jc w:val="center"/>
+      </w:pPr>
+      <w:r>
+        <w:rPr>
+          <w:rFonts w:ascii="Times New Roman" w:hAnsi="Times New Roman"/>
+          <w:b/>
+          <w:sz w:val="24"/>
+        </w:rPr>
+        <w:t>LISTA DE ANEXOS</w:t>
+      </w:r>
+      <w:bookmarkEnd w:id="bm_lista_anexos"/>
+    </w:p>
+    <w:p>
+      <w:pPr>
+        <w:sectPr>
+          <w:footerReference w:type="default" r:id="rId25"/>
+          <w:pgSz w:w="12240" w:h="15840"/>
+          <w:pgMar w:top="1701" w:right="1701" w:bottom="1701" w:left="2268" w:header="720" w:footer="720" w:gutter="0"/>
+          <w:cols w:space="720"/>
+          <w:titlePg/>
+          <w:docGrid w:linePitch="360"/>
+        </w:sectPr>
+      </w:pPr>
+    </w:p>
+    <w:p>
+      <w:pPr>
+        <w:tabs>
+          <w:tab w:pos="8271" w:val="right"/>
+        </w:tabs>
+        <w:spacing w:before="240" w:after="240"/>
+      </w:pPr>
+      <w:r>
+        <w:rPr>
+          <w:rFonts w:ascii="Times New Roman" w:hAnsi="Times New Roman"/>
+          <w:b/>
+          <w:sz w:val="24"/>
+        </w:rPr>
+        <w:t>ANEXOS</w:t>
+      </w:r>
+      <w:r>
+        <w:tab/>
+      </w:r>
+      <w:r>
+        <w:rPr>
+          <w:rFonts w:ascii="Times New Roman" w:hAnsi="Times New Roman"/>
+          <w:b/>
+          <w:sz w:val="24"/>
+        </w:rPr>
+        <w:t>pp.</w:t>
+      </w:r>
+    </w:p>
+    <w:p>
+      <w:pPr>
+        <w:tabs>
+          <w:tab w:pos="1020" w:val="left"/>
+          <w:tab w:pos="8271" w:val="right" w:leader="dot"/>
+        </w:tabs>
+        <w:spacing w:line="360" w:lineRule="auto" w:before="0" w:after="80"/>
+        <w:ind w:left="1020" w:hanging="1020"/>
+      </w:pPr>
+      <w:r>
+        <w:rPr>
+          <w:rFonts w:ascii="Times New Roman" w:hAnsi="Times New Roman"/>
+          <w:sz w:val="24"/>
+        </w:rPr>
         <w:t>A</w:t>
         <w:tab/>
         <w:t>Diagrama de Ishikawa de las causas asociadas a las demoras del proceso de procura</w:t>
@@ -2129,298 +2208,318 @@
       <w:pPr>
         <w:sectPr>
           <w:footerReference w:type="default" r:id="rId26"/>
-          <w:footerReference w:type="first" r:id="rId27"/>
-          <w:pgSz w:w="12240" w:h="15840"/>
-          <w:pgMar w:top="1701" w:right="1701" w:bottom="1701" w:left="2268" w:header="720" w:footer="720" w:gutter="0"/>
-          <w:cols w:space="720"/>
-          <w:docGrid w:linePitch="360"/>
-          <w:pgNumType w:fmt="lowerRoman"/>
-        </w:sectPr>
-      </w:pPr>
-    </w:p>
-    <w:p>
-      <w:pPr>
-        <w:spacing w:line="240" w:lineRule="auto" w:after="0"/>
-        <w:jc w:val="center"/>
-      </w:pPr>
-      <w:r>
-        <w:rPr>
-          <w:rFonts w:ascii="Times New Roman" w:hAnsi="Times New Roman"/>
-          <w:b/>
-          <w:sz w:val="24"/>
-        </w:rPr>
-        <w:t>REPÚBLICA BOLIVARIANA DE VENEZUELA</w:t>
-      </w:r>
-    </w:p>
-    <w:p>
-      <w:pPr>
-        <w:spacing w:line="240" w:lineRule="auto" w:after="0"/>
-        <w:jc w:val="center"/>
-      </w:pPr>
-      <w:r>
-        <w:rPr>
-          <w:rFonts w:ascii="Times New Roman" w:hAnsi="Times New Roman"/>
-          <w:b/>
-          <w:sz w:val="24"/>
-        </w:rPr>
-        <w:t>MINISTERIO DEL PODER POPULAR PARA LA EDUCACIÓN UNIVERSITARIA</w:t>
-      </w:r>
-    </w:p>
-    <w:p>
-      <w:pPr>
-        <w:spacing w:line="240" w:lineRule="auto" w:after="0"/>
-        <w:jc w:val="center"/>
-      </w:pPr>
-      <w:r>
-        <w:rPr>
-          <w:rFonts w:ascii="Times New Roman" w:hAnsi="Times New Roman"/>
-          <w:b/>
-          <w:sz w:val="24"/>
-        </w:rPr>
-        <w:t>INSTITUTO UNIVERSITARIO DE TECNOLOGÍA</w:t>
-      </w:r>
-    </w:p>
-    <w:p>
-      <w:pPr>
-        <w:spacing w:line="240" w:lineRule="auto" w:after="0"/>
-        <w:jc w:val="center"/>
-      </w:pPr>
-      <w:r>
-        <w:rPr>
-          <w:rFonts w:ascii="Times New Roman" w:hAnsi="Times New Roman"/>
-          <w:b/>
-          <w:sz w:val="24"/>
-        </w:rPr>
-        <w:t>"ELÍAS CALIXTO POMPA"</w:t>
-      </w:r>
-    </w:p>
-    <w:p>
-      <w:pPr>
-        <w:spacing w:line="240" w:lineRule="auto" w:after="0"/>
-        <w:jc w:val="center"/>
-      </w:pPr>
-      <w:r>
-        <w:rPr>
-          <w:rFonts w:ascii="Times New Roman" w:hAnsi="Times New Roman"/>
-          <w:b/>
-          <w:sz w:val="24"/>
-        </w:rPr>
-        <w:t>EL TIGRE, ESTADO ANZOÁTEGUI</w:t>
-      </w:r>
-    </w:p>
-    <w:p>
-      <w:pPr>
-        <w:spacing w:before="480" w:after="240" w:line="360" w:lineRule="auto"/>
-        <w:jc w:val="center"/>
-      </w:pPr>
-      <w:r>
-        <w:rPr>
-          <w:rFonts w:ascii="Times New Roman" w:hAnsi="Times New Roman"/>
-          <w:b/>
-          <w:sz w:val="24"/>
-        </w:rPr>
-        <w:t>PROPUESTA DE SIMPLIFICACIÓN ADMINISTRATIVA DE LA PROCURA EN LUBRICANTES Y EQUIPOS VARYNA, C.A.</w:t>
-      </w:r>
-    </w:p>
-    <w:p>
-      <w:pPr>
-        <w:spacing w:before="120" w:after="200" w:line="240" w:lineRule="auto"/>
-        <w:jc w:val="right"/>
-      </w:pPr>
-      <w:r>
-        <w:rPr>
-          <w:rFonts w:ascii="Times New Roman" w:hAnsi="Times New Roman"/>
-          <w:b/>
-          <w:sz w:val="24"/>
-        </w:rPr>
-        <w:t>Autor:</w:t>
-        <w:br/>
-      </w:r>
-      <w:r>
-        <w:rPr>
-          <w:rFonts w:ascii="Times New Roman" w:hAnsi="Times New Roman"/>
-          <w:b w:val="0"/>
-          <w:sz w:val="24"/>
-        </w:rPr>
-        <w:t>Guzmán, Keidy</w:t>
-        <w:br/>
-      </w:r>
-      <w:r>
-        <w:rPr>
-          <w:rFonts w:ascii="Times New Roman" w:hAnsi="Times New Roman"/>
-          <w:b w:val="0"/>
-          <w:sz w:val="24"/>
-        </w:rPr>
-        <w:t>C.I.: V-28.706.352</w:t>
-        <w:br/>
-      </w:r>
-      <w:r>
-        <w:rPr>
-          <w:rFonts w:ascii="Times New Roman" w:hAnsi="Times New Roman"/>
-          <w:b/>
-          <w:sz w:val="24"/>
-        </w:rPr>
-        <w:t>2026, agosto</w:t>
-      </w:r>
-    </w:p>
-    <w:p>
-      <w:bookmarkStart w:id="bm_resumen" w:name="bm_resumen"/>
-      <w:pPr>
-        <w:spacing w:before="0" w:after="160"/>
-        <w:jc w:val="center"/>
-      </w:pPr>
-      <w:r>
-        <w:rPr>
-          <w:rFonts w:ascii="Times New Roman" w:hAnsi="Times New Roman"/>
-          <w:b/>
-          <w:sz w:val="24"/>
-        </w:rPr>
-        <w:t>RESUMEN</w:t>
-      </w:r>
-      <w:bookmarkEnd w:id="bm_resumen"/>
-    </w:p>
-    <w:p>
-      <w:pPr>
-        <w:spacing w:line="240" w:lineRule="auto" w:after="0" w:before="0"/>
-        <w:ind w:firstLine="0"/>
-        <w:jc w:val="both"/>
-      </w:pPr>
-      <w:r>
-        <w:rPr>
-          <w:rFonts w:ascii="Times New Roman" w:hAnsi="Times New Roman"/>
-          <w:i w:val="0"/>
-          <w:sz w:val="24"/>
-        </w:rPr>
-        <w:t>El presente informe corresponde a las pasantías profesionales realizadas durante diez (10) semanas en el Departamento Administrativo de Lubricantes y Equipos Varyna, C.A., con participación directa en actividades relacionadas con la procura de materiales e insumos. Durante la práctica se observó que las requisiciones de compra no siempre siguen un canal único y formalizado desde su recepción hasta la emisión y seguimiento de la orden de compra. También se evidenció la ausencia de formatos uniformes para algunas solicitudes, dificultades para conocer oportunamente el estado de las cotizaciones y falta de criterios visibles que faciliten el seguimiento de las aprobaciones. Estas condiciones pueden producir demoras, pérdida de trazabilidad y mayor carga administrativa para el personal encargado. El objetivo general fue proponer la simplificación administrativa del proceso de procura en el departamento, con la finalidad de reducir pasos innecesarios, agilizar los tiempos de adquisición y fortalecer el control interno. Para ello se realizaron observaciones del flujo de compras, entrevistas al personal, revisión de expedientes históricos, análisis de tiempos y un diagrama de causa-efecto para organizar los factores asociados a los retrasos. Como resultado se formuló una propuesta compuesta por un flujo simplificado con responsables definidos, formatos estandarizados de solicitud de cotización y orden de compra, una matriz de autorización por monto y criterios de seguimiento mediante indicadores de gestión. Se concluye que la formalización de estas herramientas puede facilitar el control y reducir la dispersión del proceso. Se recomienda implementar la propuesta de manera gradual, socializarla con el personal involucrado y revisar periódicamente sus resultados para realizar los ajustes necesarios.</w:t>
-      </w:r>
-    </w:p>
-    <w:p>
-      <w:pPr>
-        <w:spacing w:line="240" w:lineRule="auto" w:before="160"/>
-        <w:ind w:firstLine="0"/>
-      </w:pPr>
-      <w:r>
-        <w:rPr>
-          <w:rFonts w:ascii="Times New Roman" w:hAnsi="Times New Roman"/>
-          <w:b/>
-          <w:sz w:val="24"/>
-        </w:rPr>
-        <w:t xml:space="preserve">Palabras claves: </w:t>
-      </w:r>
-      <w:r>
-        <w:rPr>
-          <w:rFonts w:ascii="Times New Roman" w:hAnsi="Times New Roman"/>
-          <w:sz w:val="24"/>
-        </w:rPr>
-        <w:t>procura, simplificación administrativa, control interno, requisiciones, pasantías</w:t>
-      </w:r>
-    </w:p>
-    <w:p>
-      <w:pPr>
-        <w:sectPr>
-          <w:footerReference w:type="default" r:id="rId28"/>
-          <w:footerReference w:type="first" r:id="rId29"/>
-          <w:pgSz w:w="12240" w:h="15840"/>
-          <w:pgMar w:top="1701" w:right="1701" w:bottom="1701" w:left="2268" w:header="720" w:footer="720" w:gutter="0"/>
-          <w:cols w:space="720"/>
-          <w:docGrid w:linePitch="360"/>
-          <w:pgNumType w:fmt="lowerRoman"/>
-        </w:sectPr>
-      </w:pPr>
-    </w:p>
-    <w:p>
-      <w:bookmarkStart w:id="bm_introduccion" w:name="bm_introduccion"/>
-      <w:pPr>
-        <w:spacing w:before="1140" w:after="480" w:line="360" w:lineRule="auto"/>
-        <w:jc w:val="center"/>
-      </w:pPr>
-      <w:r>
-        <w:rPr>
-          <w:rFonts w:ascii="Times New Roman" w:hAnsi="Times New Roman"/>
-          <w:b/>
-          <w:sz w:val="24"/>
-        </w:rPr>
-        <w:t>INTRODUCCIÓN</w:t>
-      </w:r>
-      <w:bookmarkEnd w:id="bm_introduccion"/>
-    </w:p>
-    <w:p>
-      <w:pPr>
-        <w:spacing w:line="360" w:lineRule="auto" w:after="0" w:before="0"/>
-        <w:ind w:firstLine="709"/>
-        <w:jc w:val="both"/>
-      </w:pPr>
-      <w:r>
-        <w:rPr>
-          <w:rFonts w:ascii="Times New Roman" w:hAnsi="Times New Roman"/>
-          <w:i w:val="0"/>
-          <w:sz w:val="24"/>
-        </w:rPr>
-        <w:t>Las pasantías profesionales permiten vincular los conocimientos adquiridos durante la formación en Administración con situaciones reales de funcionamiento organizacional. En el área administrativa, la procura representa un proceso de apoyo indispensable porque articula la recepción de requerimientos, búsqueda de cotizaciones, evaluación de alternativas, aprobación y adquisición de bienes o servicios necesarios para la continuidad de las operaciones.</w:t>
-      </w:r>
-    </w:p>
-    <w:p>
-      <w:pPr>
-        <w:spacing w:line="360" w:lineRule="auto" w:after="0" w:before="0"/>
-        <w:ind w:firstLine="709"/>
-        <w:jc w:val="both"/>
-      </w:pPr>
-      <w:r>
-        <w:rPr>
-          <w:rFonts w:ascii="Times New Roman" w:hAnsi="Times New Roman"/>
-          <w:i w:val="0"/>
-          <w:sz w:val="24"/>
-        </w:rPr>
-        <w:t>En Lubricantes y Equipos Varyna, C.A., las actividades de pasantía se desarrollaron en el Departamento Administrativo con énfasis en el área de procura. Durante la práctica se identificaron oportunidades de mejora relacionadas con la recepción de requisiciones, el seguimiento de cotizaciones, la estandarización de formatos y la definición del recorrido que debe seguir cada solicitud de compra. Estas condiciones justificaron la formulación de una propuesta de simplificación administrativa adaptada a la dinámica del departamento.</w:t>
-      </w:r>
-    </w:p>
-    <w:p>
-      <w:pPr>
-        <w:spacing w:line="360" w:lineRule="auto" w:after="0" w:before="0"/>
-        <w:ind w:firstLine="709"/>
-        <w:jc w:val="both"/>
-      </w:pPr>
-      <w:r>
-        <w:rPr>
-          <w:rFonts w:ascii="Times New Roman" w:hAnsi="Times New Roman"/>
-          <w:i w:val="0"/>
-          <w:sz w:val="24"/>
-        </w:rPr>
-        <w:t>El propósito del informe es presentar el diagnóstico realizado, los objetivos definidos, la planificación de las actividades y la propuesta formulada. Como soporte conceptual se abordan la procura, el proceso administrativo, el control interno y la simplificación de procedimientos, complementados con un marco legal general relacionado con la actividad económica y el orden de los registros mercantiles.</w:t>
-      </w:r>
-    </w:p>
-    <w:p>
-      <w:pPr>
-        <w:spacing w:line="360" w:lineRule="auto" w:after="0" w:before="0"/>
-        <w:ind w:firstLine="709"/>
-        <w:jc w:val="both"/>
-      </w:pPr>
-      <w:r>
-        <w:rPr>
-          <w:rFonts w:ascii="Times New Roman" w:hAnsi="Times New Roman"/>
-          <w:i w:val="0"/>
-          <w:sz w:val="24"/>
-        </w:rPr>
-        <w:t>El informe se organiza en cinco capítulos. El Capítulo I describe la realidad organizacional de Lubricantes y Equipos Varyna, C.A.; el Capítulo II presenta la situación problemática, los objetivos, la planificación integral y el cronograma; el Capítulo III desarrolla los fundamentos teóricos y legales; el Capítulo IV describe las actividades operativas y de análisis realizadas durante las diez semanas; y el Capítulo V contiene las conclusiones y recomendaciones derivadas de la experiencia de pasantía.</w:t>
-      </w:r>
-    </w:p>
-    <w:p>
-      <w:pPr>
-        <w:sectPr>
-          <w:footerReference w:type="default" r:id="rId30"/>
-          <w:footerReference w:type="first" r:id="rId31"/>
+          <w:type w:val="continuous"/>
           <w:pgSz w:w="12240" w:h="15840"/>
           <w:pgMar w:top="1701" w:right="1701" w:bottom="1701" w:left="2268" w:header="720" w:footer="720" w:gutter="0"/>
           <w:cols w:space="720"/>
           <w:titlePg/>
           <w:docGrid w:linePitch="360"/>
-          <w:pgNumType w:start="1" w:fmt="decimal"/>
         </w:sectPr>
       </w:pPr>
     </w:p>
     <w:p>
       <w:pPr>
-        <w:spacing w:before="1140" w:after="480" w:line="360" w:lineRule="auto"/>
+        <w:spacing w:after="0"/>
+        <w:jc w:val="center"/>
+      </w:pPr>
+      <w:r>
+        <w:rPr>
+          <w:rFonts w:ascii="Times New Roman" w:hAnsi="Times New Roman"/>
+          <w:b/>
+          <w:sz w:val="24"/>
+        </w:rPr>
+        <w:t>REPÚBLICA BOLIVARIANA DE VENEZUELA</w:t>
+      </w:r>
+    </w:p>
+    <w:p>
+      <w:pPr>
+        <w:spacing w:after="0"/>
+        <w:jc w:val="center"/>
+      </w:pPr>
+      <w:r>
+        <w:rPr>
+          <w:rFonts w:ascii="Times New Roman" w:hAnsi="Times New Roman"/>
+          <w:b/>
+          <w:sz w:val="24"/>
+        </w:rPr>
+        <w:t>MINISTERIO DEL PODER POPULAR PARA LA EDUCACIÓN UNIVERSITARIA</w:t>
+      </w:r>
+    </w:p>
+    <w:p>
+      <w:pPr>
+        <w:spacing w:after="0"/>
+        <w:jc w:val="center"/>
+      </w:pPr>
+      <w:r>
+        <w:rPr>
+          <w:rFonts w:ascii="Times New Roman" w:hAnsi="Times New Roman"/>
+          <w:b/>
+          <w:sz w:val="24"/>
+        </w:rPr>
+        <w:t>INSTITUTO UNIVERSITARIO DE TECNOLOGÍA</w:t>
+      </w:r>
+    </w:p>
+    <w:p>
+      <w:pPr>
+        <w:spacing w:after="0"/>
+        <w:jc w:val="center"/>
+      </w:pPr>
+      <w:r>
+        <w:rPr>
+          <w:rFonts w:ascii="Times New Roman" w:hAnsi="Times New Roman"/>
+          <w:b/>
+          <w:sz w:val="24"/>
+        </w:rPr>
+        <w:t>"ELÍAS CALIXTO POMPA"</w:t>
+      </w:r>
+    </w:p>
+    <w:p>
+      <w:pPr>
+        <w:spacing w:after="0"/>
+        <w:jc w:val="center"/>
+      </w:pPr>
+      <w:r>
+        <w:rPr>
+          <w:rFonts w:ascii="Times New Roman" w:hAnsi="Times New Roman"/>
+          <w:b/>
+          <w:sz w:val="24"/>
+        </w:rPr>
+        <w:t>EL TIGRE, ESTADO ANZOÁTEGUI</w:t>
+      </w:r>
+    </w:p>
+    <w:p>
+      <w:pPr>
+        <w:spacing w:after="360"/>
+      </w:pPr>
+    </w:p>
+    <w:p>
+      <w:pPr>
+        <w:spacing w:after="480"/>
+        <w:jc w:val="center"/>
+      </w:pPr>
+      <w:r>
+        <w:rPr>
+          <w:rFonts w:ascii="Times New Roman" w:hAnsi="Times New Roman"/>
+          <w:b/>
+          <w:sz w:val="24"/>
+        </w:rPr>
+        <w:t>PROPUESTA DE SIMPLIFICACIÓN ADMINISTRATIVA DE LA PROCURA EN LUBRICANTES Y EQUIPOS VARYNA, C.A.</w:t>
+      </w:r>
+    </w:p>
+    <w:p>
+      <w:pPr>
+        <w:spacing w:after="480"/>
+        <w:ind w:left="0"/>
+        <w:jc w:val="right"/>
+      </w:pPr>
+      <w:r>
+        <w:rPr>
+          <w:rFonts w:ascii="Times New Roman" w:hAnsi="Times New Roman"/>
+          <w:b/>
+          <w:sz w:val="24"/>
+        </w:rPr>
+        <w:t>Autor:</w:t>
+        <w:br/>
+      </w:r>
+      <w:r>
+        <w:rPr>
+          <w:rFonts w:ascii="Times New Roman" w:hAnsi="Times New Roman"/>
+          <w:sz w:val="24"/>
+        </w:rPr>
+        <w:t>Guzmán, Keidy</w:t>
+        <w:br/>
+      </w:r>
+      <w:r>
+        <w:rPr>
+          <w:rFonts w:ascii="Times New Roman" w:hAnsi="Times New Roman"/>
+          <w:sz w:val="24"/>
+        </w:rPr>
+        <w:t>C.I.: 28.706.352</w:t>
+        <w:br/>
+      </w:r>
+      <w:r>
+        <w:rPr>
+          <w:rFonts w:ascii="Times New Roman" w:hAnsi="Times New Roman"/>
+          <w:sz w:val="24"/>
+        </w:rPr>
+        <w:t>agosto de 2026</w:t>
+      </w:r>
+    </w:p>
+    <w:p>
+      <w:bookmarkStart w:id="bm_resumen" w:name="bm_resumen"/>
+      <w:pPr>
+        <w:spacing w:before="480" w:after="480"/>
+        <w:jc w:val="center"/>
+      </w:pPr>
+      <w:r>
+        <w:rPr>
+          <w:rFonts w:ascii="Times New Roman" w:hAnsi="Times New Roman"/>
+          <w:b/>
+          <w:sz w:val="24"/>
+        </w:rPr>
+        <w:t>RESUMEN</w:t>
+      </w:r>
+      <w:bookmarkEnd w:id="bm_resumen"/>
+    </w:p>
+    <w:p>
+      <w:pPr>
+        <w:sectPr>
+          <w:footerReference w:type="default" r:id="rId27"/>
+          <w:pgSz w:w="12240" w:h="15840"/>
+          <w:pgMar w:top="1701" w:right="1701" w:bottom="1701" w:left="2268" w:header="720" w:footer="720" w:gutter="0"/>
+          <w:cols w:space="720"/>
+          <w:titlePg/>
+          <w:docGrid w:linePitch="360"/>
+        </w:sectPr>
+      </w:pPr>
+    </w:p>
+    <w:p>
+      <w:pPr>
+        <w:spacing w:line="360" w:lineRule="auto" w:after="0" w:before="0"/>
+        <w:ind w:firstLine="709"/>
+        <w:jc w:val="both"/>
+      </w:pPr>
+      <w:r>
+        <w:rPr>
+          <w:rFonts w:ascii="Times New Roman" w:hAnsi="Times New Roman"/>
+          <w:i w:val="0"/>
+          <w:sz w:val="24"/>
+        </w:rPr>
+        <w:t>El presente informe corresponde a las pasantías profesionales realizadas durante diez (10) semanas en el Departamento Administrativo de Lubricantes y Equipos Varyna, C.A., con participación directa en actividades relacionadas con la procura de materiales e insumos. Durante la práctica se observó que las requisiciones de compra no siempre siguen un canal único y formalizado desde su recepción hasta la emisión y seguimiento de la orden de compra. También se evidenció la ausencia de formatos uniformes para algunas solicitudes, dificultades para conocer oportunamente el estado de las cotizaciones y falta de criterios visibles que faciliten el seguimiento de las aprobaciones. Estas condiciones pueden producir demoras, pérdida de trazabilidad y mayor carga administrativa para el personal encargado. El objetivo general fue proponer la simplificación administrativa del proceso de procura en el departamento, con la finalidad de reducir pasos innecesarios, agilizar los tiempos de adquisición y fortalecer el control interno. Para ello se realizaron observaciones del flujo de compras, entrevistas al personal, revisión de expedientes históricos, análisis de tiempos y un diagrama de causa-efecto para organizar los factores asociados a los retrasos. Como resultado se formuló una propuesta compuesta por un flujo simplificado con responsables definidos, formatos estandarizados de solicitud de cotización y orden de compra, una matriz de autorización por monto y criterios de seguimiento mediante indicadores de gestión. Se concluye que la formalización de estas herramientas puede facilitar el control y reducir la dispersión del proceso. Se recomienda implementar la propuesta de manera gradual, socializarla con el personal involucrado y revisar periódicamente sus resultados para realizar los ajustes necesarios.</w:t>
+      </w:r>
+    </w:p>
+    <w:p/>
+    <w:p>
+      <w:pPr>
+        <w:ind w:firstLine="709"/>
+      </w:pPr>
+      <w:r>
+        <w:rPr>
+          <w:b/>
+        </w:rPr>
+        <w:t xml:space="preserve">Palabras claves: </w:t>
+      </w:r>
+      <w:r>
+        <w:t>procura, simplificación administrativa, control interno, requisiciones, pasantías</w:t>
+      </w:r>
+    </w:p>
+    <w:p>
+      <w:pPr>
+        <w:sectPr>
+          <w:footerReference w:type="default" r:id="rId28"/>
+          <w:type w:val="continuous"/>
+          <w:pgSz w:w="12240" w:h="15840"/>
+          <w:pgMar w:top="1701" w:right="1701" w:bottom="1701" w:left="2268" w:header="720" w:footer="720" w:gutter="0"/>
+          <w:cols w:space="720"/>
+          <w:titlePg/>
+          <w:docGrid w:linePitch="360"/>
+        </w:sectPr>
+      </w:pPr>
+    </w:p>
+    <w:p>
+      <w:bookmarkStart w:id="bm_introduccion" w:name="bm_introduccion"/>
+      <w:pPr>
+        <w:spacing w:before="1140" w:after="480"/>
+        <w:jc w:val="center"/>
+      </w:pPr>
+      <w:r>
+        <w:rPr>
+          <w:rFonts w:ascii="Times New Roman" w:hAnsi="Times New Roman"/>
+          <w:b/>
+          <w:sz w:val="24"/>
+        </w:rPr>
+        <w:t>INTRODUCCIÓN</w:t>
+      </w:r>
+      <w:bookmarkEnd w:id="bm_introduccion"/>
+    </w:p>
+    <w:p>
+      <w:pPr>
+        <w:sectPr>
+          <w:footerReference w:type="default" r:id="rId29"/>
+          <w:pgSz w:w="12240" w:h="15840"/>
+          <w:pgMar w:top="1701" w:right="1701" w:bottom="1701" w:left="2268" w:header="720" w:footer="720" w:gutter="0"/>
+          <w:cols w:space="720"/>
+          <w:titlePg/>
+          <w:docGrid w:linePitch="360"/>
+        </w:sectPr>
+      </w:pPr>
+    </w:p>
+    <w:p>
+      <w:pPr>
+        <w:spacing w:line="360" w:lineRule="auto" w:after="0" w:before="0"/>
+        <w:ind w:firstLine="709"/>
+        <w:jc w:val="both"/>
+      </w:pPr>
+      <w:r>
+        <w:rPr>
+          <w:rFonts w:ascii="Times New Roman" w:hAnsi="Times New Roman"/>
+          <w:i w:val="0"/>
+          <w:sz w:val="24"/>
+        </w:rPr>
+        <w:t>Las pasantías profesionales permiten vincular los conocimientos adquiridos durante la formación en Administración con situaciones reales de funcionamiento organizacional. En el área administrativa, la procura representa un proceso de apoyo indispensable porque articula la recepción de requerimientos, búsqueda de cotizaciones, evaluación de alternativas, aprobación y adquisición de bienes o servicios necesarios para la continuidad de las operaciones.</w:t>
+      </w:r>
+    </w:p>
+    <w:p>
+      <w:pPr>
+        <w:spacing w:line="360" w:lineRule="auto" w:after="0" w:before="0"/>
+        <w:ind w:firstLine="709"/>
+        <w:jc w:val="both"/>
+      </w:pPr>
+      <w:r>
+        <w:rPr>
+          <w:rFonts w:ascii="Times New Roman" w:hAnsi="Times New Roman"/>
+          <w:i w:val="0"/>
+          <w:sz w:val="24"/>
+        </w:rPr>
+        <w:t>En Lubricantes y Equipos Varyna, C.A., las actividades de pasantía se desarrollaron en el Departamento Administrativo con énfasis en el área de procura. Durante la práctica se identificaron oportunidades de mejora relacionadas con la recepción de requisiciones, el seguimiento de cotizaciones, la estandarización de formatos y la definición del recorrido que debe seguir cada solicitud de compra. Estas condiciones justificaron la formulación de una propuesta de simplificación administrativa adaptada a la dinámica del departamento.</w:t>
+      </w:r>
+    </w:p>
+    <w:p>
+      <w:pPr>
+        <w:spacing w:line="360" w:lineRule="auto" w:after="0" w:before="0"/>
+        <w:ind w:firstLine="709"/>
+        <w:jc w:val="both"/>
+      </w:pPr>
+      <w:r>
+        <w:rPr>
+          <w:rFonts w:ascii="Times New Roman" w:hAnsi="Times New Roman"/>
+          <w:i w:val="0"/>
+          <w:sz w:val="24"/>
+        </w:rPr>
+        <w:t>El propósito del informe es presentar el diagnóstico realizado, los objetivos definidos, la planificación de las actividades y la propuesta formulada. Como soporte conceptual se abordan la procura, el proceso administrativo, el control interno y la simplificación de procedimientos, complementados con un marco legal general relacionado con la actividad económica y el orden de los registros mercantiles.</w:t>
+      </w:r>
+    </w:p>
+    <w:p>
+      <w:pPr>
+        <w:spacing w:line="360" w:lineRule="auto" w:after="0" w:before="0"/>
+        <w:ind w:firstLine="709"/>
+        <w:jc w:val="both"/>
+      </w:pPr>
+      <w:r>
+        <w:rPr>
+          <w:rFonts w:ascii="Times New Roman" w:hAnsi="Times New Roman"/>
+          <w:i w:val="0"/>
+          <w:sz w:val="24"/>
+        </w:rPr>
+        <w:t>El informe se organiza en cinco capítulos. El Capítulo I describe la realidad organizacional de Lubricantes y Equipos Varyna, C.A.; el Capítulo II presenta la situación problemática, los objetivos, la planificación integral y el cronograma; el Capítulo III desarrolla los fundamentos teóricos y legales; el Capítulo IV describe las actividades operativas y de análisis realizadas durante las diez semanas; y el Capítulo V contiene las conclusiones y recomendaciones derivadas de la experiencia de pasantía.</w:t>
+      </w:r>
+    </w:p>
+    <w:p>
+      <w:pPr>
+        <w:sectPr>
+          <w:footerReference w:type="default" r:id="rId30"/>
+          <w:type w:val="continuous"/>
+          <w:pgSz w:w="12240" w:h="15840"/>
+          <w:pgMar w:top="1701" w:right="1701" w:bottom="1701" w:left="2268" w:header="720" w:footer="720" w:gutter="0"/>
+          <w:cols w:space="720"/>
+          <w:titlePg/>
+          <w:docGrid w:linePitch="360"/>
+        </w:sectPr>
+      </w:pPr>
+    </w:p>
+    <w:p>
+      <w:pPr>
+        <w:spacing w:before="1140" w:after="480"/>
         <w:jc w:val="center"/>
       </w:pPr>
       <w:r>
@@ -2435,7 +2534,7 @@
     <w:p>
       <w:bookmarkStart w:id="bm_cap1" w:name="bm_cap1"/>
       <w:pPr>
-        <w:spacing w:before="0" w:after="480" w:line="360" w:lineRule="auto"/>
+        <w:spacing w:before="480"/>
         <w:jc w:val="center"/>
       </w:pPr>
       <w:r>
@@ -2449,6 +2548,18 @@
       <w:bookmarkEnd w:id="bm_cap1"/>
     </w:p>
     <w:p>
+      <w:pPr>
+        <w:sectPr>
+          <w:footerReference w:type="default" r:id="rId31"/>
+          <w:pgSz w:w="12240" w:h="15840"/>
+          <w:pgMar w:top="1701" w:right="1701" w:bottom="1701" w:left="2268" w:header="720" w:footer="720" w:gutter="0"/>
+          <w:cols w:space="720"/>
+          <w:titlePg/>
+          <w:docGrid w:linePitch="360"/>
+        </w:sectPr>
+      </w:pPr>
+    </w:p>
+    <w:p>
       <w:bookmarkStart w:id="bm_cap1_ident" w:name="bm_cap1_ident"/>
       <w:pPr>
         <w:spacing w:before="480" w:after="480" w:line="360" w:lineRule="auto"/>
@@ -2886,6 +2997,106 @@
       </w:r>
     </w:p>
     <w:p>
+      <w:pPr>
+        <w:spacing w:before="480"/>
+        <w:jc w:val="center"/>
+      </w:pPr>
+      <w:r>
+        <w:drawing>
+          <wp:inline xmlns:a="http://schemas.openxmlformats.org/drawingml/2006/main" xmlns:pic="http://schemas.openxmlformats.org/drawingml/2006/picture">
+            <wp:extent cx="1512000" cy="1512000"/>
+            <wp:docPr id="2" name="Picture 2"/>
+            <wp:cNvGraphicFramePr>
+              <a:graphicFrameLocks noChangeAspect="1"/>
+            </wp:cNvGraphicFramePr>
+            <a:graphic>
+              <a:graphicData uri="http://schemas.openxmlformats.org/drawingml/2006/picture">
+                <pic:pic>
+                  <pic:nvPicPr>
+                    <pic:cNvPr id="0" name="logo.jpg"/>
+                    <pic:cNvPicPr/>
+                  </pic:nvPicPr>
+                  <pic:blipFill>
+                    <a:blip r:embed="rId10"/>
+                    <a:stretch>
+                      <a:fillRect/>
+                    </a:stretch>
+                  </pic:blipFill>
+                  <pic:spPr>
+                    <a:xfrm>
+                      <a:off x="0" y="0"/>
+                      <a:ext cx="1512000" cy="1512000"/>
+                    </a:xfrm>
+                    <a:prstGeom prst="rect"/>
+                  </pic:spPr>
+                </pic:pic>
+              </a:graphicData>
+            </a:graphic>
+          </wp:inline>
+        </w:drawing>
+      </w:r>
+    </w:p>
+    <w:p>
+      <w:bookmarkStart w:id="bm_grafico1" w:name="bm_grafico1"/>
+      <w:pPr>
+        <w:spacing w:before="120" w:after="480"/>
+        <w:jc w:val="center"/>
+      </w:pPr>
+      <w:r>
+        <w:rPr>
+          <w:rFonts w:ascii="Times New Roman" w:hAnsi="Times New Roman"/>
+          <w:i/>
+          <w:sz w:val="24"/>
+        </w:rPr>
+        <w:t xml:space="preserve">Gráfico 1. </w:t>
+      </w:r>
+      <w:r>
+        <w:rPr>
+          <w:rFonts w:ascii="Times New Roman" w:hAnsi="Times New Roman"/>
+          <w:b/>
+          <w:sz w:val="24"/>
+        </w:rPr>
+        <w:t>Logotipo de Lubricantes y Equipos Varyna, C.A.</w:t>
+      </w:r>
+      <w:bookmarkEnd w:id="bm_grafico1"/>
+    </w:p>
+    <w:p>
+      <w:pPr>
+        <w:spacing w:before="0" w:after="240"/>
+        <w:jc w:val="center"/>
+      </w:pPr>
+      <w:r>
+        <w:rPr>
+          <w:rFonts w:ascii="Times New Roman" w:hAnsi="Times New Roman"/>
+          <w:i/>
+          <w:sz w:val="24"/>
+        </w:rPr>
+        <w:t xml:space="preserve">Fuente: </w:t>
+      </w:r>
+      <w:r>
+        <w:rPr>
+          <w:rFonts w:ascii="Times New Roman" w:hAnsi="Times New Roman"/>
+          <w:sz w:val="24"/>
+        </w:rPr>
+        <w:t>Lubricantes y Equipos Varyna, C.A. (2026).</w:t>
+      </w:r>
+    </w:p>
+    <w:p>
+      <w:pPr>
+        <w:spacing w:line="360" w:lineRule="auto" w:after="0" w:before="0"/>
+        <w:ind w:firstLine="709"/>
+        <w:jc w:val="both"/>
+      </w:pPr>
+      <w:r>
+        <w:rPr>
+          <w:rFonts w:ascii="Times New Roman" w:hAnsi="Times New Roman"/>
+          <w:i w:val="0"/>
+          <w:sz w:val="24"/>
+        </w:rPr>
+        <w:t>El logotipo representa la identidad visual de Lubricantes y Equipos Varyna, C.A., organización donde se desarrolló la pasantía profesional en el área administrativa y de procura.</w:t>
+      </w:r>
+    </w:p>
+    <w:p>
       <w:bookmarkStart w:id="bm_cap1_ubic" w:name="bm_cap1_ubic"/>
       <w:pPr>
         <w:spacing w:before="480" w:after="480" w:line="360" w:lineRule="auto"/>
@@ -2925,7 +3136,7 @@
         <w:drawing>
           <wp:inline xmlns:a="http://schemas.openxmlformats.org/drawingml/2006/main" xmlns:pic="http://schemas.openxmlformats.org/drawingml/2006/picture">
             <wp:extent cx="1800000" cy="1315385"/>
-            <wp:docPr id="2" name="Picture 2"/>
+            <wp:docPr id="3" name="Picture 3"/>
             <wp:cNvGraphicFramePr>
               <a:graphicFrameLocks noChangeAspect="1"/>
             </wp:cNvGraphicFramePr>
@@ -2937,7 +3148,7 @@
                     <pic:cNvPicPr/>
                   </pic:nvPicPr>
                   <pic:blipFill>
-                    <a:blip r:embed="rId10"/>
+                    <a:blip r:embed="rId11"/>
                     <a:stretch>
                       <a:fillRect/>
                     </a:stretch>
@@ -2957,7 +3168,7 @@
       </w:r>
     </w:p>
     <w:p>
-      <w:bookmarkStart w:id="bm_grafico1" w:name="bm_grafico1"/>
+      <w:bookmarkStart w:id="bm_grafico2" w:name="bm_grafico2"/>
       <w:pPr>
         <w:spacing w:before="120" w:after="480"/>
         <w:jc w:val="center"/>
@@ -2966,19 +3177,19 @@
         <w:rPr>
           <w:rFonts w:ascii="Times New Roman" w:hAnsi="Times New Roman"/>
           <w:i/>
-          <w:sz w:val="20"/>
-        </w:rPr>
-        <w:t xml:space="preserve">Gráfico 1. </w:t>
+          <w:sz w:val="24"/>
+        </w:rPr>
+        <w:t xml:space="preserve">Gráfico 2. </w:t>
       </w:r>
       <w:r>
         <w:rPr>
           <w:rFonts w:ascii="Times New Roman" w:hAnsi="Times New Roman"/>
           <w:b/>
-          <w:sz w:val="20"/>
+          <w:sz w:val="24"/>
         </w:rPr>
         <w:t>Representación cartográfica y ubicación espacial de la empresa.</w:t>
       </w:r>
-      <w:bookmarkEnd w:id="bm_grafico1"/>
+      <w:bookmarkEnd w:id="bm_grafico2"/>
     </w:p>
     <w:p>
       <w:bookmarkStart w:id="bm_cap1_pobla" w:name="bm_cap1_pobla"/>
@@ -3031,7 +3242,7 @@
               <w:rPr>
                 <w:rFonts w:ascii="Times New Roman" w:hAnsi="Times New Roman"/>
                 <w:b/>
-                <w:sz w:val="20"/>
+                <w:sz w:val="16"/>
               </w:rPr>
               <w:t>Departamento / Área</w:t>
             </w:r>
@@ -3051,7 +3262,7 @@
               <w:rPr>
                 <w:rFonts w:ascii="Times New Roman" w:hAnsi="Times New Roman"/>
                 <w:b/>
-                <w:sz w:val="20"/>
+                <w:sz w:val="16"/>
               </w:rPr>
               <w:t>Cargo</w:t>
             </w:r>
@@ -3071,7 +3282,7 @@
               <w:rPr>
                 <w:rFonts w:ascii="Times New Roman" w:hAnsi="Times New Roman"/>
                 <w:b/>
-                <w:sz w:val="20"/>
+                <w:sz w:val="16"/>
               </w:rPr>
               <w:t>Femenino</w:t>
             </w:r>
@@ -3091,7 +3302,7 @@
               <w:rPr>
                 <w:rFonts w:ascii="Times New Roman" w:hAnsi="Times New Roman"/>
                 <w:b/>
-                <w:sz w:val="20"/>
+                <w:sz w:val="16"/>
               </w:rPr>
               <w:t>Masculino</w:t>
             </w:r>
@@ -3111,7 +3322,7 @@
               <w:rPr>
                 <w:rFonts w:ascii="Times New Roman" w:hAnsi="Times New Roman"/>
                 <w:b/>
-                <w:sz w:val="20"/>
+                <w:sz w:val="16"/>
               </w:rPr>
               <w:t>Total</w:t>
             </w:r>
@@ -3131,7 +3342,7 @@
             <w:r>
               <w:rPr>
                 <w:rFonts w:ascii="Times New Roman" w:hAnsi="Times New Roman"/>
-                <w:sz w:val="20"/>
+                <w:sz w:val="16"/>
               </w:rPr>
               <w:t>Alta Dirección</w:t>
             </w:r>
@@ -3149,7 +3360,7 @@
             <w:r>
               <w:rPr>
                 <w:rFonts w:ascii="Times New Roman" w:hAnsi="Times New Roman"/>
-                <w:sz w:val="20"/>
+                <w:sz w:val="16"/>
               </w:rPr>
               <w:t>Gerente General</w:t>
             </w:r>
@@ -3167,7 +3378,7 @@
             <w:r>
               <w:rPr>
                 <w:rFonts w:ascii="Times New Roman" w:hAnsi="Times New Roman"/>
-                <w:sz w:val="20"/>
+                <w:sz w:val="16"/>
               </w:rPr>
               <w:t>0</w:t>
             </w:r>
@@ -3185,7 +3396,7 @@
             <w:r>
               <w:rPr>
                 <w:rFonts w:ascii="Times New Roman" w:hAnsi="Times New Roman"/>
-                <w:sz w:val="20"/>
+                <w:sz w:val="16"/>
               </w:rPr>
               <w:t>1</w:t>
             </w:r>
@@ -3203,7 +3414,7 @@
             <w:r>
               <w:rPr>
                 <w:rFonts w:ascii="Times New Roman" w:hAnsi="Times New Roman"/>
-                <w:sz w:val="20"/>
+                <w:sz w:val="16"/>
               </w:rPr>
               <w:t>1</w:t>
             </w:r>
@@ -3223,7 +3434,7 @@
             <w:r>
               <w:rPr>
                 <w:rFonts w:ascii="Times New Roman" w:hAnsi="Times New Roman"/>
-                <w:sz w:val="20"/>
+                <w:sz w:val="16"/>
               </w:rPr>
               <w:t>Dirección Operativa</w:t>
             </w:r>
@@ -3241,7 +3452,7 @@
             <w:r>
               <w:rPr>
                 <w:rFonts w:ascii="Times New Roman" w:hAnsi="Times New Roman"/>
-                <w:sz w:val="20"/>
+                <w:sz w:val="16"/>
               </w:rPr>
               <w:t>Gerente de Operaciones</w:t>
             </w:r>
@@ -3259,7 +3470,7 @@
             <w:r>
               <w:rPr>
                 <w:rFonts w:ascii="Times New Roman" w:hAnsi="Times New Roman"/>
-                <w:sz w:val="20"/>
+                <w:sz w:val="16"/>
               </w:rPr>
               <w:t>0</w:t>
             </w:r>
@@ -3277,7 +3488,7 @@
             <w:r>
               <w:rPr>
                 <w:rFonts w:ascii="Times New Roman" w:hAnsi="Times New Roman"/>
-                <w:sz w:val="20"/>
+                <w:sz w:val="16"/>
               </w:rPr>
               <w:t>1</w:t>
             </w:r>
@@ -3295,7 +3506,7 @@
             <w:r>
               <w:rPr>
                 <w:rFonts w:ascii="Times New Roman" w:hAnsi="Times New Roman"/>
-                <w:sz w:val="20"/>
+                <w:sz w:val="16"/>
               </w:rPr>
               <w:t>1</w:t>
             </w:r>
@@ -3315,7 +3526,7 @@
             <w:r>
               <w:rPr>
                 <w:rFonts w:ascii="Times New Roman" w:hAnsi="Times New Roman"/>
-                <w:sz w:val="20"/>
+                <w:sz w:val="16"/>
               </w:rPr>
               <w:t>Control y Avance</w:t>
             </w:r>
@@ -3333,7 +3544,7 @@
             <w:r>
               <w:rPr>
                 <w:rFonts w:ascii="Times New Roman" w:hAnsi="Times New Roman"/>
-                <w:sz w:val="20"/>
+                <w:sz w:val="16"/>
               </w:rPr>
               <w:t>Gerente / Operaciones Morichal</w:t>
             </w:r>
@@ -3351,7 +3562,7 @@
             <w:r>
               <w:rPr>
                 <w:rFonts w:ascii="Times New Roman" w:hAnsi="Times New Roman"/>
-                <w:sz w:val="20"/>
+                <w:sz w:val="16"/>
               </w:rPr>
               <w:t>1</w:t>
             </w:r>
@@ -3369,7 +3580,7 @@
             <w:r>
               <w:rPr>
                 <w:rFonts w:ascii="Times New Roman" w:hAnsi="Times New Roman"/>
-                <w:sz w:val="20"/>
+                <w:sz w:val="16"/>
               </w:rPr>
               <w:t>1</w:t>
             </w:r>
@@ -3387,7 +3598,7 @@
             <w:r>
               <w:rPr>
                 <w:rFonts w:ascii="Times New Roman" w:hAnsi="Times New Roman"/>
-                <w:sz w:val="20"/>
+                <w:sz w:val="16"/>
               </w:rPr>
               <w:t>2</w:t>
             </w:r>
@@ -3407,7 +3618,7 @@
             <w:r>
               <w:rPr>
                 <w:rFonts w:ascii="Times New Roman" w:hAnsi="Times New Roman"/>
-                <w:sz w:val="20"/>
+                <w:sz w:val="16"/>
               </w:rPr>
               <w:t>Administración (Área de Pasantía)</w:t>
             </w:r>
@@ -3425,7 +3636,7 @@
             <w:r>
               <w:rPr>
                 <w:rFonts w:ascii="Times New Roman" w:hAnsi="Times New Roman"/>
-                <w:sz w:val="20"/>
+                <w:sz w:val="16"/>
               </w:rPr>
               <w:t>Administración / Asistentes Administrativos</w:t>
             </w:r>
@@ -3443,7 +3654,7 @@
             <w:r>
               <w:rPr>
                 <w:rFonts w:ascii="Times New Roman" w:hAnsi="Times New Roman"/>
-                <w:sz w:val="20"/>
+                <w:sz w:val="16"/>
               </w:rPr>
               <w:t>2</w:t>
             </w:r>
@@ -3461,7 +3672,7 @@
             <w:r>
               <w:rPr>
                 <w:rFonts w:ascii="Times New Roman" w:hAnsi="Times New Roman"/>
-                <w:sz w:val="20"/>
+                <w:sz w:val="16"/>
               </w:rPr>
               <w:t>1</w:t>
             </w:r>
@@ -3479,7 +3690,7 @@
             <w:r>
               <w:rPr>
                 <w:rFonts w:ascii="Times New Roman" w:hAnsi="Times New Roman"/>
-                <w:sz w:val="20"/>
+                <w:sz w:val="16"/>
               </w:rPr>
               <w:t>3</w:t>
             </w:r>
@@ -3499,7 +3710,7 @@
             <w:r>
               <w:rPr>
                 <w:rFonts w:ascii="Times New Roman" w:hAnsi="Times New Roman"/>
-                <w:sz w:val="20"/>
+                <w:sz w:val="16"/>
               </w:rPr>
             </w:r>
           </w:p>
@@ -3516,7 +3727,7 @@
             <w:r>
               <w:rPr>
                 <w:rFonts w:ascii="Times New Roman" w:hAnsi="Times New Roman"/>
-                <w:sz w:val="20"/>
+                <w:sz w:val="16"/>
               </w:rPr>
               <w:t>Control de Avance, Logística y Compras (Procura)</w:t>
             </w:r>
@@ -3534,7 +3745,7 @@
             <w:r>
               <w:rPr>
                 <w:rFonts w:ascii="Times New Roman" w:hAnsi="Times New Roman"/>
-                <w:sz w:val="20"/>
+                <w:sz w:val="16"/>
               </w:rPr>
               <w:t>1</w:t>
             </w:r>
@@ -3552,7 +3763,7 @@
             <w:r>
               <w:rPr>
                 <w:rFonts w:ascii="Times New Roman" w:hAnsi="Times New Roman"/>
-                <w:sz w:val="20"/>
+                <w:sz w:val="16"/>
               </w:rPr>
               <w:t>1</w:t>
             </w:r>
@@ -3570,7 +3781,7 @@
             <w:r>
               <w:rPr>
                 <w:rFonts w:ascii="Times New Roman" w:hAnsi="Times New Roman"/>
-                <w:sz w:val="20"/>
+                <w:sz w:val="16"/>
               </w:rPr>
               <w:t>2</w:t>
             </w:r>
@@ -3590,7 +3801,7 @@
             <w:r>
               <w:rPr>
                 <w:rFonts w:ascii="Times New Roman" w:hAnsi="Times New Roman"/>
-                <w:sz w:val="20"/>
+                <w:sz w:val="16"/>
               </w:rPr>
             </w:r>
           </w:p>
@@ -3607,7 +3818,7 @@
             <w:r>
               <w:rPr>
                 <w:rFonts w:ascii="Times New Roman" w:hAnsi="Times New Roman"/>
-                <w:sz w:val="20"/>
+                <w:sz w:val="16"/>
               </w:rPr>
               <w:t>Operarios, Sup. Patio, Mantenimiento y Logística</w:t>
             </w:r>
@@ -3625,7 +3836,7 @@
             <w:r>
               <w:rPr>
                 <w:rFonts w:ascii="Times New Roman" w:hAnsi="Times New Roman"/>
-                <w:sz w:val="20"/>
+                <w:sz w:val="16"/>
               </w:rPr>
               <w:t>0</w:t>
             </w:r>
@@ -3643,7 +3854,7 @@
             <w:r>
               <w:rPr>
                 <w:rFonts w:ascii="Times New Roman" w:hAnsi="Times New Roman"/>
-                <w:sz w:val="20"/>
+                <w:sz w:val="16"/>
               </w:rPr>
               <w:t>2</w:t>
             </w:r>
@@ -3661,7 +3872,7 @@
             <w:r>
               <w:rPr>
                 <w:rFonts w:ascii="Times New Roman" w:hAnsi="Times New Roman"/>
-                <w:sz w:val="20"/>
+                <w:sz w:val="16"/>
               </w:rPr>
               <w:t>2</w:t>
             </w:r>
@@ -3681,7 +3892,7 @@
             <w:r>
               <w:rPr>
                 <w:rFonts w:ascii="Times New Roman" w:hAnsi="Times New Roman"/>
-                <w:sz w:val="20"/>
+                <w:sz w:val="16"/>
               </w:rPr>
               <w:t>Contratación y Adm. Contratos</w:t>
             </w:r>
@@ -3699,7 +3910,7 @@
             <w:r>
               <w:rPr>
                 <w:rFonts w:ascii="Times New Roman" w:hAnsi="Times New Roman"/>
-                <w:sz w:val="20"/>
+                <w:sz w:val="16"/>
               </w:rPr>
               <w:t>Gerente / Estimadores, Administradores, Planificadores</w:t>
             </w:r>
@@ -3717,7 +3928,7 @@
             <w:r>
               <w:rPr>
                 <w:rFonts w:ascii="Times New Roman" w:hAnsi="Times New Roman"/>
-                <w:sz w:val="20"/>
+                <w:sz w:val="16"/>
               </w:rPr>
               <w:t>2</w:t>
             </w:r>
@@ -3735,7 +3946,7 @@
             <w:r>
               <w:rPr>
                 <w:rFonts w:ascii="Times New Roman" w:hAnsi="Times New Roman"/>
-                <w:sz w:val="20"/>
+                <w:sz w:val="16"/>
               </w:rPr>
               <w:t>1</w:t>
             </w:r>
@@ -3753,7 +3964,7 @@
             <w:r>
               <w:rPr>
                 <w:rFonts w:ascii="Times New Roman" w:hAnsi="Times New Roman"/>
-                <w:sz w:val="20"/>
+                <w:sz w:val="16"/>
               </w:rPr>
               <w:t>3</w:t>
             </w:r>
@@ -3773,7 +3984,7 @@
             <w:r>
               <w:rPr>
                 <w:rFonts w:ascii="Times New Roman" w:hAnsi="Times New Roman"/>
-                <w:sz w:val="20"/>
+                <w:sz w:val="16"/>
               </w:rPr>
               <w:t>Recursos Humanos</w:t>
             </w:r>
@@ -3791,7 +4002,7 @@
             <w:r>
               <w:rPr>
                 <w:rFonts w:ascii="Times New Roman" w:hAnsi="Times New Roman"/>
-                <w:sz w:val="20"/>
+                <w:sz w:val="16"/>
               </w:rPr>
               <w:t>Gerente de RRHH-Laborales / Asistentes</w:t>
             </w:r>
@@ -3809,7 +4020,7 @@
             <w:r>
               <w:rPr>
                 <w:rFonts w:ascii="Times New Roman" w:hAnsi="Times New Roman"/>
-                <w:sz w:val="20"/>
+                <w:sz w:val="16"/>
               </w:rPr>
               <w:t>2</w:t>
             </w:r>
@@ -3827,7 +4038,7 @@
             <w:r>
               <w:rPr>
                 <w:rFonts w:ascii="Times New Roman" w:hAnsi="Times New Roman"/>
-                <w:sz w:val="20"/>
+                <w:sz w:val="16"/>
               </w:rPr>
               <w:t>1</w:t>
             </w:r>
@@ -3845,7 +4056,7 @@
             <w:r>
               <w:rPr>
                 <w:rFonts w:ascii="Times New Roman" w:hAnsi="Times New Roman"/>
-                <w:sz w:val="20"/>
+                <w:sz w:val="16"/>
               </w:rPr>
               <w:t>3</w:t>
             </w:r>
@@ -3865,7 +4076,7 @@
             <w:r>
               <w:rPr>
                 <w:rFonts w:ascii="Times New Roman" w:hAnsi="Times New Roman"/>
-                <w:sz w:val="20"/>
+                <w:sz w:val="16"/>
               </w:rPr>
               <w:t>Proyectos y Producción</w:t>
             </w:r>
@@ -3883,7 +4094,7 @@
             <w:r>
               <w:rPr>
                 <w:rFonts w:ascii="Times New Roman" w:hAnsi="Times New Roman"/>
-                <w:sz w:val="20"/>
+                <w:sz w:val="16"/>
               </w:rPr>
               <w:t>Gerentes de Proyecto, Optimización y Servicios</w:t>
             </w:r>
@@ -3901,7 +4112,7 @@
             <w:r>
               <w:rPr>
                 <w:rFonts w:ascii="Times New Roman" w:hAnsi="Times New Roman"/>
-                <w:sz w:val="20"/>
+                <w:sz w:val="16"/>
               </w:rPr>
               <w:t>1</w:t>
             </w:r>
@@ -3919,7 +4130,7 @@
             <w:r>
               <w:rPr>
                 <w:rFonts w:ascii="Times New Roman" w:hAnsi="Times New Roman"/>
-                <w:sz w:val="20"/>
+                <w:sz w:val="16"/>
               </w:rPr>
               <w:t>2</w:t>
             </w:r>
@@ -3937,7 +4148,7 @@
             <w:r>
               <w:rPr>
                 <w:rFonts w:ascii="Times New Roman" w:hAnsi="Times New Roman"/>
-                <w:sz w:val="20"/>
+                <w:sz w:val="16"/>
               </w:rPr>
               <w:t>3</w:t>
             </w:r>
@@ -3957,7 +4168,7 @@
             <w:r>
               <w:rPr>
                 <w:rFonts w:ascii="Times New Roman" w:hAnsi="Times New Roman"/>
-                <w:sz w:val="20"/>
+                <w:sz w:val="16"/>
               </w:rPr>
             </w:r>
           </w:p>
@@ -3974,7 +4185,7 @@
             <w:r>
               <w:rPr>
                 <w:rFonts w:ascii="Times New Roman" w:hAnsi="Times New Roman"/>
-                <w:sz w:val="20"/>
+                <w:sz w:val="16"/>
               </w:rPr>
               <w:t>Gerente Metalmecánico</w:t>
             </w:r>
@@ -3992,7 +4203,7 @@
             <w:r>
               <w:rPr>
                 <w:rFonts w:ascii="Times New Roman" w:hAnsi="Times New Roman"/>
-                <w:sz w:val="20"/>
+                <w:sz w:val="16"/>
               </w:rPr>
               <w:t>0</w:t>
             </w:r>
@@ -4010,7 +4221,7 @@
             <w:r>
               <w:rPr>
                 <w:rFonts w:ascii="Times New Roman" w:hAnsi="Times New Roman"/>
-                <w:sz w:val="20"/>
+                <w:sz w:val="16"/>
               </w:rPr>
               <w:t>1</w:t>
             </w:r>
@@ -4028,7 +4239,7 @@
             <w:r>
               <w:rPr>
                 <w:rFonts w:ascii="Times New Roman" w:hAnsi="Times New Roman"/>
-                <w:sz w:val="20"/>
+                <w:sz w:val="16"/>
               </w:rPr>
               <w:t>1</w:t>
             </w:r>
@@ -4048,7 +4259,7 @@
             <w:r>
               <w:rPr>
                 <w:rFonts w:ascii="Times New Roman" w:hAnsi="Times New Roman"/>
-                <w:sz w:val="20"/>
+                <w:sz w:val="16"/>
               </w:rPr>
               <w:t>Ingeniería y Campo</w:t>
             </w:r>
@@ -4066,7 +4277,7 @@
             <w:r>
               <w:rPr>
                 <w:rFonts w:ascii="Times New Roman" w:hAnsi="Times New Roman"/>
-                <w:sz w:val="20"/>
+                <w:sz w:val="16"/>
               </w:rPr>
               <w:t>Ingenieros Residentes / Coordinadores (SIHO-A, Calidad)</w:t>
             </w:r>
@@ -4084,7 +4295,7 @@
             <w:r>
               <w:rPr>
                 <w:rFonts w:ascii="Times New Roman" w:hAnsi="Times New Roman"/>
-                <w:sz w:val="20"/>
+                <w:sz w:val="16"/>
               </w:rPr>
               <w:t>2</w:t>
             </w:r>
@@ -4102,7 +4313,7 @@
             <w:r>
               <w:rPr>
                 <w:rFonts w:ascii="Times New Roman" w:hAnsi="Times New Roman"/>
-                <w:sz w:val="20"/>
+                <w:sz w:val="16"/>
               </w:rPr>
               <w:t>3</w:t>
             </w:r>
@@ -4120,7 +4331,7 @@
             <w:r>
               <w:rPr>
                 <w:rFonts w:ascii="Times New Roman" w:hAnsi="Times New Roman"/>
-                <w:sz w:val="20"/>
+                <w:sz w:val="16"/>
               </w:rPr>
               <w:t>5</w:t>
             </w:r>
@@ -4140,7 +4351,7 @@
             <w:r>
               <w:rPr>
                 <w:rFonts w:ascii="Times New Roman" w:hAnsi="Times New Roman"/>
-                <w:sz w:val="20"/>
+                <w:sz w:val="16"/>
               </w:rPr>
             </w:r>
           </w:p>
@@ -4157,7 +4368,7 @@
             <w:r>
               <w:rPr>
                 <w:rFonts w:ascii="Times New Roman" w:hAnsi="Times New Roman"/>
-                <w:sz w:val="20"/>
+                <w:sz w:val="16"/>
               </w:rPr>
               <w:t>Inspectores (SIHO, Ambiente, Paramédicos, Calidad)</w:t>
             </w:r>
@@ -4175,7 +4386,7 @@
             <w:r>
               <w:rPr>
                 <w:rFonts w:ascii="Times New Roman" w:hAnsi="Times New Roman"/>
-                <w:sz w:val="20"/>
+                <w:sz w:val="16"/>
               </w:rPr>
               <w:t>2</w:t>
             </w:r>
@@ -4193,7 +4404,7 @@
             <w:r>
               <w:rPr>
                 <w:rFonts w:ascii="Times New Roman" w:hAnsi="Times New Roman"/>
-                <w:sz w:val="20"/>
+                <w:sz w:val="16"/>
               </w:rPr>
               <w:t>2</w:t>
             </w:r>
@@ -4211,7 +4422,7 @@
             <w:r>
               <w:rPr>
                 <w:rFonts w:ascii="Times New Roman" w:hAnsi="Times New Roman"/>
-                <w:sz w:val="20"/>
+                <w:sz w:val="16"/>
               </w:rPr>
               <w:t>4</w:t>
             </w:r>
@@ -4231,7 +4442,7 @@
             <w:r>
               <w:rPr>
                 <w:rFonts w:ascii="Times New Roman" w:hAnsi="Times New Roman"/>
-                <w:sz w:val="20"/>
+                <w:sz w:val="16"/>
               </w:rPr>
             </w:r>
           </w:p>
@@ -4248,7 +4459,7 @@
             <w:r>
               <w:rPr>
                 <w:rFonts w:ascii="Times New Roman" w:hAnsi="Times New Roman"/>
-                <w:sz w:val="20"/>
+                <w:sz w:val="16"/>
               </w:rPr>
               <w:t>Supervisor de Obras, Operadores, Chóferes, Soldadores, Obreros</w:t>
             </w:r>
@@ -4266,7 +4477,7 @@
             <w:r>
               <w:rPr>
                 <w:rFonts w:ascii="Times New Roman" w:hAnsi="Times New Roman"/>
-                <w:sz w:val="20"/>
+                <w:sz w:val="16"/>
               </w:rPr>
               <w:t>1</w:t>
             </w:r>
@@ -4284,7 +4495,7 @@
             <w:r>
               <w:rPr>
                 <w:rFonts w:ascii="Times New Roman" w:hAnsi="Times New Roman"/>
-                <w:sz w:val="20"/>
+                <w:sz w:val="16"/>
               </w:rPr>
               <w:t>10</w:t>
             </w:r>
@@ -4302,7 +4513,7 @@
             <w:r>
               <w:rPr>
                 <w:rFonts w:ascii="Times New Roman" w:hAnsi="Times New Roman"/>
-                <w:sz w:val="20"/>
+                <w:sz w:val="16"/>
               </w:rPr>
               <w:t>11</w:t>
             </w:r>
@@ -4322,7 +4533,7 @@
             <w:r>
               <w:rPr>
                 <w:rFonts w:ascii="Times New Roman" w:hAnsi="Times New Roman"/>
-                <w:sz w:val="20"/>
+                <w:sz w:val="16"/>
               </w:rPr>
               <w:t>TOTAL GENERAL</w:t>
             </w:r>
@@ -4340,7 +4551,7 @@
             <w:r>
               <w:rPr>
                 <w:rFonts w:ascii="Times New Roman" w:hAnsi="Times New Roman"/>
-                <w:sz w:val="20"/>
+                <w:sz w:val="16"/>
               </w:rPr>
             </w:r>
           </w:p>
@@ -4357,7 +4568,7 @@
             <w:r>
               <w:rPr>
                 <w:rFonts w:ascii="Times New Roman" w:hAnsi="Times New Roman"/>
-                <w:sz w:val="20"/>
+                <w:sz w:val="16"/>
               </w:rPr>
               <w:t>14</w:t>
             </w:r>
@@ -4375,7 +4586,7 @@
             <w:r>
               <w:rPr>
                 <w:rFonts w:ascii="Times New Roman" w:hAnsi="Times New Roman"/>
-                <w:sz w:val="20"/>
+                <w:sz w:val="16"/>
               </w:rPr>
               <w:t>28</w:t>
             </w:r>
@@ -4393,7 +4604,7 @@
             <w:r>
               <w:rPr>
                 <w:rFonts w:ascii="Times New Roman" w:hAnsi="Times New Roman"/>
-                <w:sz w:val="20"/>
+                <w:sz w:val="16"/>
               </w:rPr>
               <w:t>42</w:t>
             </w:r>
@@ -4409,7 +4620,7 @@
         <w:rPr>
           <w:rFonts w:ascii="Times New Roman" w:hAnsi="Times New Roman"/>
           <w:i/>
-          <w:sz w:val="20"/>
+          <w:sz w:val="16"/>
         </w:rPr>
         <w:t>Fuente: Información suministrada por Lubricantes y Equipos Varyna, C.A. (2026).</w:t>
       </w:r>
@@ -4502,7 +4713,7 @@
           <w:i w:val="0"/>
           <w:sz w:val="24"/>
         </w:rPr>
-        <w:t>Gerencia de Contratación y Administración de Contratos: Encargada del análisis de costos, estimaciones presupuestarias, planificación y control legal y operativo de las licitaciones y contratos vigentes.</w:t>
+        <w:t>Departamento Administrativo (Área de Pasantía): Unidad encargada de la gestión financiera, presupuestaria, logística interna, control contable e inventarios. En este departamento se desenvuelve la pasante en el rol de Asistente Administrativo, brindando apoyo operativo y de control, con énfasis en el área de Procura (Compras y Logística) mediante la recepción de requerimientos, solicitud de cotizaciones, selección de proveedores y seguimiento a la adquisición oportuna de bienes, materiales y servicios esenciales.</w:t>
       </w:r>
     </w:p>
     <w:p>
@@ -4517,7 +4728,7 @@
           <w:i w:val="0"/>
           <w:sz w:val="24"/>
         </w:rPr>
-        <w:t>Gerencia de Recursos Humanos y Relaciones Laborales: Dirige el reclutamiento, selección, administración de personal, nómina y la gestión del clima laboral de la empresa.</w:t>
+        <w:t>Gerencia de Contratación y Administración de Contratos: Encargada del análisis de costos, estimaciones presupuestarias, planificación y control legal y operativo de las licitaciones y contratos vigentes.</w:t>
       </w:r>
     </w:p>
     <w:p>
@@ -4532,7 +4743,7 @@
           <w:i w:val="0"/>
           <w:sz w:val="24"/>
         </w:rPr>
-        <w:t>Gerencias Técnicas (Proyectos, Optimización, Servicios Eléctricos y Metalmecánico): Áreas especializadas dedicadas al diseño, mantenimiento, ejecución de estructuras metálicas y optimización de servicios de ingeniería en campo.</w:t>
+        <w:t>Gerencia de Recursos Humanos y Relaciones Laborales: Dirige el reclutamiento, selección, administración de personal, nómina y la gestión del clima laboral de la empresa.</w:t>
       </w:r>
     </w:p>
     <w:p>
@@ -4547,6 +4758,21 @@
           <w:i w:val="0"/>
           <w:sz w:val="24"/>
         </w:rPr>
+        <w:t>Gerencias Técnicas (Proyectos, Optimización, Servicios Eléctricos y Metalmecánico): Áreas especializadas dedicadas al diseño, mantenimiento, ejecución de estructuras metálicas y optimización de servicios de ingeniería en campo.</w:t>
+      </w:r>
+    </w:p>
+    <w:p>
+      <w:pPr>
+        <w:spacing w:line="360" w:lineRule="auto" w:after="0" w:before="0"/>
+        <w:ind w:firstLine="709"/>
+        <w:jc w:val="both"/>
+      </w:pPr>
+      <w:r>
+        <w:rPr>
+          <w:rFonts w:ascii="Times New Roman" w:hAnsi="Times New Roman"/>
+          <w:i w:val="0"/>
+          <w:sz w:val="24"/>
+        </w:rPr>
         <w:t>Coordinaciones de SIHO-A y Calidad: Unidades orientadas a garantizar la Seguridad Industrial, Higiene Ocupacional y Ambiente, asegurando el cumplimiento de normas de prevención de riesgos y estándares de calidad en las operaciones.</w:t>
       </w:r>
     </w:p>
@@ -4559,7 +4785,7 @@
         <w:drawing>
           <wp:inline xmlns:a="http://schemas.openxmlformats.org/drawingml/2006/main" xmlns:pic="http://schemas.openxmlformats.org/drawingml/2006/picture">
             <wp:extent cx="4320000" cy="2603179"/>
-            <wp:docPr id="3" name="Picture 3"/>
+            <wp:docPr id="4" name="Picture 4"/>
             <wp:cNvGraphicFramePr>
               <a:graphicFrameLocks noChangeAspect="1"/>
             </wp:cNvGraphicFramePr>
@@ -4571,7 +4797,7 @@
                     <pic:cNvPicPr/>
                   </pic:nvPicPr>
                   <pic:blipFill>
-                    <a:blip r:embed="rId11"/>
+                    <a:blip r:embed="rId12"/>
                     <a:stretch>
                       <a:fillRect/>
                     </a:stretch>
@@ -4591,7 +4817,7 @@
       </w:r>
     </w:p>
     <w:p>
-      <w:bookmarkStart w:id="bm_grafico2" w:name="bm_grafico2"/>
+      <w:bookmarkStart w:id="bm_grafico3" w:name="bm_grafico3"/>
       <w:pPr>
         <w:spacing w:before="120" w:after="480"/>
         <w:jc w:val="center"/>
@@ -4600,83 +4826,36 @@
         <w:rPr>
           <w:rFonts w:ascii="Times New Roman" w:hAnsi="Times New Roman"/>
           <w:i/>
-          <w:sz w:val="20"/>
-        </w:rPr>
-        <w:t xml:space="preserve">Gráfico 2. </w:t>
+          <w:sz w:val="24"/>
+        </w:rPr>
+        <w:t xml:space="preserve">Gráfico 3. </w:t>
       </w:r>
       <w:r>
         <w:rPr>
           <w:rFonts w:ascii="Times New Roman" w:hAnsi="Times New Roman"/>
           <w:b/>
-          <w:sz w:val="20"/>
+          <w:sz w:val="24"/>
         </w:rPr>
         <w:t>Organigrama estructural y niveles jerárquicos de la organización.</w:t>
       </w:r>
-      <w:bookmarkEnd w:id="bm_grafico2"/>
+      <w:bookmarkEnd w:id="bm_grafico3"/>
     </w:p>
     <w:p>
-      <w:bookmarkStart w:id="bm_cap1_depto" w:name="bm_cap1_depto"/>
-      <w:pPr>
-        <w:spacing w:before="480" w:after="480" w:line="360" w:lineRule="auto"/>
-        <w:jc w:val="left"/>
-      </w:pPr>
-      <w:r>
-        <w:rPr>
-          <w:rFonts w:ascii="Times New Roman" w:hAnsi="Times New Roman"/>
-          <w:b/>
-          <w:sz w:val="24"/>
-        </w:rPr>
-        <w:t>Descripción del departamento donde realizó la pasantía</w:t>
-      </w:r>
-      <w:bookmarkEnd w:id="bm_cap1_depto"/>
-    </w:p>
-    <w:p>
-      <w:pPr>
-        <w:spacing w:line="360" w:lineRule="auto" w:after="0" w:before="0"/>
-        <w:ind w:firstLine="709"/>
-        <w:jc w:val="both"/>
-      </w:pPr>
-      <w:r>
-        <w:rPr>
-          <w:rFonts w:ascii="Times New Roman" w:hAnsi="Times New Roman"/>
-          <w:i w:val="0"/>
-          <w:sz w:val="24"/>
-        </w:rPr>
-        <w:t>El Departamento Administrativo constituye el área donde se desarrolló la pasantía y concentra funciones de gestión financiera, presupuestaria, logística interna, control contable e inventarios. Dentro de esta unidad, la pasante se desempeñó como Asistente Administrativo con participación directa en actividades vinculadas con el área de Procura (Compras y Logística).</w:t>
-      </w:r>
-    </w:p>
-    <w:p>
-      <w:pPr>
-        <w:spacing w:line="360" w:lineRule="auto" w:after="0" w:before="0"/>
-        <w:ind w:firstLine="709"/>
-        <w:jc w:val="both"/>
-      </w:pPr>
-      <w:r>
-        <w:rPr>
-          <w:rFonts w:ascii="Times New Roman" w:hAnsi="Times New Roman"/>
-          <w:i w:val="0"/>
-          <w:sz w:val="24"/>
-        </w:rPr>
-        <w:t>En procura se reciben requerimientos internos, se gestionan solicitudes de cotización, se comparan alternativas de proveedores, se tramitan requisiciones y órdenes de compra y se realiza seguimiento al estado de las adquisiciones. Estas funciones permitieron observar el recorrido administrativo de las solicitudes y detectar oportunidades de simplificación y fortalecimiento del control interno.</w:t>
-      </w:r>
-    </w:p>
-    <w:p>
       <w:pPr>
         <w:sectPr>
           <w:footerReference w:type="default" r:id="rId32"/>
-          <w:footerReference w:type="first" r:id="rId33"/>
+          <w:type w:val="continuous"/>
           <w:pgSz w:w="12240" w:h="15840"/>
           <w:pgMar w:top="1701" w:right="1701" w:bottom="1701" w:left="2268" w:header="720" w:footer="720" w:gutter="0"/>
           <w:cols w:space="720"/>
           <w:titlePg/>
           <w:docGrid w:linePitch="360"/>
-          <w:pgNumType w:fmt="decimal"/>
         </w:sectPr>
       </w:pPr>
     </w:p>
     <w:p>
       <w:pPr>
-        <w:spacing w:before="1140" w:after="480" w:line="360" w:lineRule="auto"/>
+        <w:spacing w:before="1140" w:after="480"/>
         <w:jc w:val="center"/>
       </w:pPr>
       <w:r>
@@ -4691,7 +4870,7 @@
     <w:p>
       <w:bookmarkStart w:id="bm_cap2" w:name="bm_cap2"/>
       <w:pPr>
-        <w:spacing w:before="0" w:after="480" w:line="360" w:lineRule="auto"/>
+        <w:spacing w:before="480"/>
         <w:jc w:val="center"/>
       </w:pPr>
       <w:r>
@@ -4705,6 +4884,18 @@
       <w:bookmarkEnd w:id="bm_cap2"/>
     </w:p>
     <w:p>
+      <w:pPr>
+        <w:sectPr>
+          <w:footerReference w:type="default" r:id="rId33"/>
+          <w:pgSz w:w="12240" w:h="15840"/>
+          <w:pgMar w:top="1701" w:right="1701" w:bottom="1701" w:left="2268" w:header="720" w:footer="720" w:gutter="0"/>
+          <w:cols w:space="720"/>
+          <w:titlePg/>
+          <w:docGrid w:linePitch="360"/>
+        </w:sectPr>
+      </w:pPr>
+    </w:p>
+    <w:p>
       <w:bookmarkStart w:id="bm_cap2_sit" w:name="bm_cap2_sit"/>
       <w:pPr>
         <w:spacing w:before="480" w:after="480" w:line="360" w:lineRule="auto"/>
@@ -5076,7 +5267,7 @@
         <w:rPr>
           <w:rFonts w:ascii="Times New Roman" w:hAnsi="Times New Roman"/>
           <w:b/>
-          <w:sz w:val="20"/>
+          <w:sz w:val="24"/>
         </w:rPr>
         <w:t xml:space="preserve">Cuadro 1. </w:t>
       </w:r>
@@ -5084,7 +5275,7 @@
         <w:rPr>
           <w:rFonts w:ascii="Times New Roman" w:hAnsi="Times New Roman"/>
           <w:i/>
-          <w:sz w:val="20"/>
+          <w:sz w:val="24"/>
         </w:rPr>
         <w:t>Planificación integral de objetivos específicos.</w:t>
       </w:r>
@@ -5575,7 +5766,7 @@
         <w:rPr>
           <w:rFonts w:ascii="Times New Roman" w:hAnsi="Times New Roman"/>
           <w:b/>
-          <w:sz w:val="20"/>
+          <w:sz w:val="24"/>
         </w:rPr>
         <w:t xml:space="preserve">Cuadro 2. </w:t>
       </w:r>
@@ -5583,7 +5774,7 @@
         <w:rPr>
           <w:rFonts w:ascii="Times New Roman" w:hAnsi="Times New Roman"/>
           <w:i/>
-          <w:sz w:val="20"/>
+          <w:sz w:val="24"/>
         </w:rPr>
         <w:t>Cronograma de actividades de la pasantía.</w:t>
       </w:r>
@@ -5593,27 +5784,26 @@
       <w:tblPr>
         <w:tblStyle w:val="TableGrid"/>
         <w:tblW w:type="auto" w:w="0"/>
-        <w:jc w:val="center"/>
         <w:tblLook w:firstColumn="1" w:firstRow="1" w:lastColumn="0" w:lastRow="0" w:noHBand="0" w:noVBand="1" w:val="04A0"/>
         <w:tblLayout w:type="fixed"/>
       </w:tblPr>
       <w:tblGrid>
-        <w:gridCol w:w="2703"/>
-        <w:gridCol w:w="556"/>
-        <w:gridCol w:w="556"/>
-        <w:gridCol w:w="556"/>
-        <w:gridCol w:w="556"/>
-        <w:gridCol w:w="556"/>
-        <w:gridCol w:w="556"/>
-        <w:gridCol w:w="556"/>
-        <w:gridCol w:w="556"/>
-        <w:gridCol w:w="556"/>
-        <w:gridCol w:w="556"/>
+        <w:gridCol w:w="3033"/>
+        <w:gridCol w:w="523"/>
+        <w:gridCol w:w="523"/>
+        <w:gridCol w:w="523"/>
+        <w:gridCol w:w="523"/>
+        <w:gridCol w:w="523"/>
+        <w:gridCol w:w="523"/>
+        <w:gridCol w:w="523"/>
+        <w:gridCol w:w="523"/>
+        <w:gridCol w:w="523"/>
+        <w:gridCol w:w="523"/>
       </w:tblGrid>
       <w:tr>
         <w:tc>
           <w:tcPr>
-            <w:tcW w:w="2703" w:type="dxa"/>
+            <w:tcW w:w="3033" w:type="dxa"/>
             <w:shd w:val="clear" w:color="auto" w:fill="4472C4"/>
           </w:tcPr>
           <w:p>
@@ -5634,7 +5824,7 @@
         </w:tc>
         <w:tc>
           <w:tcPr>
-            <w:tcW w:w="2224" w:type="dxa"/>
+            <w:tcW w:w="2092" w:type="dxa"/>
             <w:gridSpan w:val="4"/>
             <w:shd w:val="clear" w:color="auto" w:fill="4472C4"/>
           </w:tcPr>
@@ -5656,7 +5846,7 @@
         </w:tc>
         <w:tc>
           <w:tcPr>
-            <w:tcW w:w="2224" w:type="dxa"/>
+            <w:tcW w:w="2092" w:type="dxa"/>
             <w:gridSpan w:val="4"/>
             <w:shd w:val="clear" w:color="auto" w:fill="4472C4"/>
           </w:tcPr>
@@ -5678,7 +5868,7 @@
         </w:tc>
         <w:tc>
           <w:tcPr>
-            <w:tcW w:w="1112" w:type="dxa"/>
+            <w:tcW w:w="1046" w:type="dxa"/>
             <w:gridSpan w:val="2"/>
             <w:shd w:val="clear" w:color="auto" w:fill="4472C4"/>
           </w:tcPr>
@@ -5702,7 +5892,7 @@
       <w:tr>
         <w:tc>
           <w:tcPr>
-            <w:tcW w:w="2703" w:type="dxa"/>
+            <w:tcW w:w="3033" w:type="dxa"/>
             <w:shd w:val="clear" w:color="auto" w:fill="4472C4"/>
           </w:tcPr>
           <w:p>
@@ -5723,7 +5913,7 @@
         </w:tc>
         <w:tc>
           <w:tcPr>
-            <w:tcW w:w="556" w:type="dxa"/>
+            <w:tcW w:w="523" w:type="dxa"/>
             <w:shd w:val="clear" w:color="auto" w:fill="4472C4"/>
           </w:tcPr>
           <w:p>
@@ -5736,7 +5926,7 @@
                 <w:rFonts w:ascii="Times New Roman" w:hAnsi="Times New Roman"/>
                 <w:b/>
                 <w:color w:val="FFFFFF"/>
-                <w:sz w:val="20"/>
+                <w:sz w:val="18"/>
               </w:rPr>
               <w:t>1</w:t>
             </w:r>
@@ -5744,7 +5934,7 @@
         </w:tc>
         <w:tc>
           <w:tcPr>
-            <w:tcW w:w="556" w:type="dxa"/>
+            <w:tcW w:w="523" w:type="dxa"/>
             <w:shd w:val="clear" w:color="auto" w:fill="4472C4"/>
           </w:tcPr>
           <w:p>
@@ -5757,7 +5947,7 @@
                 <w:rFonts w:ascii="Times New Roman" w:hAnsi="Times New Roman"/>
                 <w:b/>
                 <w:color w:val="FFFFFF"/>
-                <w:sz w:val="20"/>
+                <w:sz w:val="18"/>
               </w:rPr>
               <w:t>2</w:t>
             </w:r>
@@ -5765,7 +5955,7 @@
         </w:tc>
         <w:tc>
           <w:tcPr>
-            <w:tcW w:w="556" w:type="dxa"/>
+            <w:tcW w:w="523" w:type="dxa"/>
             <w:shd w:val="clear" w:color="auto" w:fill="4472C4"/>
           </w:tcPr>
           <w:p>
@@ -5778,7 +5968,7 @@
                 <w:rFonts w:ascii="Times New Roman" w:hAnsi="Times New Roman"/>
                 <w:b/>
                 <w:color w:val="FFFFFF"/>
-                <w:sz w:val="20"/>
+                <w:sz w:val="18"/>
               </w:rPr>
               <w:t>3</w:t>
             </w:r>
@@ -5786,7 +5976,7 @@
         </w:tc>
         <w:tc>
           <w:tcPr>
-            <w:tcW w:w="556" w:type="dxa"/>
+            <w:tcW w:w="523" w:type="dxa"/>
             <w:shd w:val="clear" w:color="auto" w:fill="4472C4"/>
           </w:tcPr>
           <w:p>
@@ -5799,7 +5989,7 @@
                 <w:rFonts w:ascii="Times New Roman" w:hAnsi="Times New Roman"/>
                 <w:b/>
                 <w:color w:val="FFFFFF"/>
-                <w:sz w:val="20"/>
+                <w:sz w:val="18"/>
               </w:rPr>
               <w:t>4</w:t>
             </w:r>
@@ -5807,7 +5997,7 @@
         </w:tc>
         <w:tc>
           <w:tcPr>
-            <w:tcW w:w="556" w:type="dxa"/>
+            <w:tcW w:w="523" w:type="dxa"/>
             <w:shd w:val="clear" w:color="auto" w:fill="4472C4"/>
           </w:tcPr>
           <w:p>
@@ -5820,7 +6010,7 @@
                 <w:rFonts w:ascii="Times New Roman" w:hAnsi="Times New Roman"/>
                 <w:b/>
                 <w:color w:val="FFFFFF"/>
-                <w:sz w:val="20"/>
+                <w:sz w:val="18"/>
               </w:rPr>
               <w:t>1</w:t>
             </w:r>
@@ -5828,7 +6018,7 @@
         </w:tc>
         <w:tc>
           <w:tcPr>
-            <w:tcW w:w="556" w:type="dxa"/>
+            <w:tcW w:w="523" w:type="dxa"/>
             <w:shd w:val="clear" w:color="auto" w:fill="4472C4"/>
           </w:tcPr>
           <w:p>
@@ -5841,7 +6031,7 @@
                 <w:rFonts w:ascii="Times New Roman" w:hAnsi="Times New Roman"/>
                 <w:b/>
                 <w:color w:val="FFFFFF"/>
-                <w:sz w:val="20"/>
+                <w:sz w:val="18"/>
               </w:rPr>
               <w:t>2</w:t>
             </w:r>
@@ -5849,7 +6039,7 @@
         </w:tc>
         <w:tc>
           <w:tcPr>
-            <w:tcW w:w="556" w:type="dxa"/>
+            <w:tcW w:w="523" w:type="dxa"/>
             <w:shd w:val="clear" w:color="auto" w:fill="4472C4"/>
           </w:tcPr>
           <w:p>
@@ -5862,7 +6052,7 @@
                 <w:rFonts w:ascii="Times New Roman" w:hAnsi="Times New Roman"/>
                 <w:b/>
                 <w:color w:val="FFFFFF"/>
-                <w:sz w:val="20"/>
+                <w:sz w:val="18"/>
               </w:rPr>
               <w:t>3</w:t>
             </w:r>
@@ -5870,7 +6060,7 @@
         </w:tc>
         <w:tc>
           <w:tcPr>
-            <w:tcW w:w="556" w:type="dxa"/>
+            <w:tcW w:w="523" w:type="dxa"/>
             <w:shd w:val="clear" w:color="auto" w:fill="4472C4"/>
           </w:tcPr>
           <w:p>
@@ -5883,7 +6073,7 @@
                 <w:rFonts w:ascii="Times New Roman" w:hAnsi="Times New Roman"/>
                 <w:b/>
                 <w:color w:val="FFFFFF"/>
-                <w:sz w:val="20"/>
+                <w:sz w:val="18"/>
               </w:rPr>
               <w:t>4</w:t>
             </w:r>
@@ -5891,7 +6081,7 @@
         </w:tc>
         <w:tc>
           <w:tcPr>
-            <w:tcW w:w="556" w:type="dxa"/>
+            <w:tcW w:w="523" w:type="dxa"/>
             <w:shd w:val="clear" w:color="auto" w:fill="4472C4"/>
           </w:tcPr>
           <w:p>
@@ -5904,7 +6094,7 @@
                 <w:rFonts w:ascii="Times New Roman" w:hAnsi="Times New Roman"/>
                 <w:b/>
                 <w:color w:val="FFFFFF"/>
-                <w:sz w:val="20"/>
+                <w:sz w:val="18"/>
               </w:rPr>
               <w:t>1</w:t>
             </w:r>
@@ -5912,7 +6102,7 @@
         </w:tc>
         <w:tc>
           <w:tcPr>
-            <w:tcW w:w="556" w:type="dxa"/>
+            <w:tcW w:w="523" w:type="dxa"/>
             <w:shd w:val="clear" w:color="auto" w:fill="4472C4"/>
           </w:tcPr>
           <w:p>
@@ -5925,7 +6115,7 @@
                 <w:rFonts w:ascii="Times New Roman" w:hAnsi="Times New Roman"/>
                 <w:b/>
                 <w:color w:val="FFFFFF"/>
-                <w:sz w:val="20"/>
+                <w:sz w:val="18"/>
               </w:rPr>
               <w:t>2</w:t>
             </w:r>
@@ -5935,7 +6125,7 @@
       <w:tr>
         <w:tc>
           <w:tcPr>
-            <w:tcW w:w="2703" w:type="dxa"/>
+            <w:tcW w:w="3033" w:type="dxa"/>
             <w:shd w:val="clear" w:color="auto" w:fill="D9E1F2"/>
           </w:tcPr>
           <w:p>
@@ -5956,7 +6146,7 @@
         </w:tc>
         <w:tc>
           <w:tcPr>
-            <w:tcW w:w="556" w:type="dxa"/>
+            <w:tcW w:w="523" w:type="dxa"/>
             <w:shd w:val="clear" w:color="auto" w:fill="70AD47"/>
           </w:tcPr>
           <w:p>
@@ -5969,15 +6159,15 @@
                 <w:rFonts w:ascii="Times New Roman" w:hAnsi="Times New Roman"/>
                 <w:b w:val="0"/>
                 <w:color w:val="FFFFFF"/>
-                <w:sz w:val="20"/>
+                <w:sz w:val="18"/>
               </w:rPr>
-              <w:t>X</w:t>
+              <w:t>✓</w:t>
             </w:r>
           </w:p>
         </w:tc>
         <w:tc>
           <w:tcPr>
-            <w:tcW w:w="556" w:type="dxa"/>
+            <w:tcW w:w="523" w:type="dxa"/>
             <w:shd w:val="clear" w:color="auto" w:fill="D9E1F2"/>
           </w:tcPr>
           <w:p>
@@ -5990,14 +6180,14 @@
                 <w:rFonts w:ascii="Times New Roman" w:hAnsi="Times New Roman"/>
                 <w:b w:val="0"/>
                 <w:color w:val="000000"/>
-                <w:sz w:val="20"/>
+                <w:sz w:val="18"/>
               </w:rPr>
             </w:r>
           </w:p>
         </w:tc>
         <w:tc>
           <w:tcPr>
-            <w:tcW w:w="556" w:type="dxa"/>
+            <w:tcW w:w="523" w:type="dxa"/>
             <w:shd w:val="clear" w:color="auto" w:fill="D9E1F2"/>
           </w:tcPr>
           <w:p>
@@ -6010,14 +6200,14 @@
                 <w:rFonts w:ascii="Times New Roman" w:hAnsi="Times New Roman"/>
                 <w:b w:val="0"/>
                 <w:color w:val="000000"/>
-                <w:sz w:val="20"/>
+                <w:sz w:val="18"/>
               </w:rPr>
             </w:r>
           </w:p>
         </w:tc>
         <w:tc>
           <w:tcPr>
-            <w:tcW w:w="556" w:type="dxa"/>
+            <w:tcW w:w="523" w:type="dxa"/>
             <w:shd w:val="clear" w:color="auto" w:fill="D9E1F2"/>
           </w:tcPr>
           <w:p>
@@ -6030,14 +6220,14 @@
                 <w:rFonts w:ascii="Times New Roman" w:hAnsi="Times New Roman"/>
                 <w:b w:val="0"/>
                 <w:color w:val="000000"/>
-                <w:sz w:val="20"/>
+                <w:sz w:val="18"/>
               </w:rPr>
             </w:r>
           </w:p>
         </w:tc>
         <w:tc>
           <w:tcPr>
-            <w:tcW w:w="556" w:type="dxa"/>
+            <w:tcW w:w="523" w:type="dxa"/>
             <w:shd w:val="clear" w:color="auto" w:fill="D9E1F2"/>
           </w:tcPr>
           <w:p>
@@ -6050,14 +6240,14 @@
                 <w:rFonts w:ascii="Times New Roman" w:hAnsi="Times New Roman"/>
                 <w:b w:val="0"/>
                 <w:color w:val="000000"/>
-                <w:sz w:val="20"/>
+                <w:sz w:val="18"/>
               </w:rPr>
             </w:r>
           </w:p>
         </w:tc>
         <w:tc>
           <w:tcPr>
-            <w:tcW w:w="556" w:type="dxa"/>
+            <w:tcW w:w="523" w:type="dxa"/>
             <w:shd w:val="clear" w:color="auto" w:fill="D9E1F2"/>
           </w:tcPr>
           <w:p>
@@ -6070,14 +6260,14 @@
                 <w:rFonts w:ascii="Times New Roman" w:hAnsi="Times New Roman"/>
                 <w:b w:val="0"/>
                 <w:color w:val="000000"/>
-                <w:sz w:val="20"/>
+                <w:sz w:val="18"/>
               </w:rPr>
             </w:r>
           </w:p>
         </w:tc>
         <w:tc>
           <w:tcPr>
-            <w:tcW w:w="556" w:type="dxa"/>
+            <w:tcW w:w="523" w:type="dxa"/>
             <w:shd w:val="clear" w:color="auto" w:fill="D9E1F2"/>
           </w:tcPr>
           <w:p>
@@ -6090,14 +6280,14 @@
                 <w:rFonts w:ascii="Times New Roman" w:hAnsi="Times New Roman"/>
                 <w:b w:val="0"/>
                 <w:color w:val="000000"/>
-                <w:sz w:val="20"/>
+                <w:sz w:val="18"/>
               </w:rPr>
             </w:r>
           </w:p>
         </w:tc>
         <w:tc>
           <w:tcPr>
-            <w:tcW w:w="556" w:type="dxa"/>
+            <w:tcW w:w="523" w:type="dxa"/>
             <w:shd w:val="clear" w:color="auto" w:fill="D9E1F2"/>
           </w:tcPr>
           <w:p>
@@ -6110,14 +6300,14 @@
                 <w:rFonts w:ascii="Times New Roman" w:hAnsi="Times New Roman"/>
                 <w:b w:val="0"/>
                 <w:color w:val="000000"/>
-                <w:sz w:val="20"/>
+                <w:sz w:val="18"/>
               </w:rPr>
             </w:r>
           </w:p>
         </w:tc>
         <w:tc>
           <w:tcPr>
-            <w:tcW w:w="556" w:type="dxa"/>
+            <w:tcW w:w="523" w:type="dxa"/>
             <w:shd w:val="clear" w:color="auto" w:fill="D9E1F2"/>
           </w:tcPr>
           <w:p>
@@ -6130,14 +6320,14 @@
                 <w:rFonts w:ascii="Times New Roman" w:hAnsi="Times New Roman"/>
                 <w:b w:val="0"/>
                 <w:color w:val="000000"/>
-                <w:sz w:val="20"/>
+                <w:sz w:val="18"/>
               </w:rPr>
             </w:r>
           </w:p>
         </w:tc>
         <w:tc>
           <w:tcPr>
-            <w:tcW w:w="556" w:type="dxa"/>
+            <w:tcW w:w="523" w:type="dxa"/>
             <w:shd w:val="clear" w:color="auto" w:fill="D9E1F2"/>
           </w:tcPr>
           <w:p>
@@ -6150,7 +6340,7 @@
                 <w:rFonts w:ascii="Times New Roman" w:hAnsi="Times New Roman"/>
                 <w:b w:val="0"/>
                 <w:color w:val="000000"/>
-                <w:sz w:val="20"/>
+                <w:sz w:val="18"/>
               </w:rPr>
             </w:r>
           </w:p>
@@ -6159,7 +6349,7 @@
       <w:tr>
         <w:tc>
           <w:tcPr>
-            <w:tcW w:w="2703" w:type="dxa"/>
+            <w:tcW w:w="3033" w:type="dxa"/>
             <w:shd w:val="clear" w:color="auto" w:fill="FFFFFF"/>
           </w:tcPr>
           <w:p>
@@ -6180,7 +6370,7 @@
         </w:tc>
         <w:tc>
           <w:tcPr>
-            <w:tcW w:w="556" w:type="dxa"/>
+            <w:tcW w:w="523" w:type="dxa"/>
             <w:shd w:val="clear" w:color="auto" w:fill="70AD47"/>
           </w:tcPr>
           <w:p>
@@ -6193,15 +6383,15 @@
                 <w:rFonts w:ascii="Times New Roman" w:hAnsi="Times New Roman"/>
                 <w:b w:val="0"/>
                 <w:color w:val="FFFFFF"/>
-                <w:sz w:val="20"/>
+                <w:sz w:val="18"/>
               </w:rPr>
-              <w:t>X</w:t>
+              <w:t>✓</w:t>
             </w:r>
           </w:p>
         </w:tc>
         <w:tc>
           <w:tcPr>
-            <w:tcW w:w="556" w:type="dxa"/>
+            <w:tcW w:w="523" w:type="dxa"/>
             <w:shd w:val="clear" w:color="auto" w:fill="70AD47"/>
           </w:tcPr>
           <w:p>
@@ -6214,15 +6404,15 @@
                 <w:rFonts w:ascii="Times New Roman" w:hAnsi="Times New Roman"/>
                 <w:b w:val="0"/>
                 <w:color w:val="FFFFFF"/>
-                <w:sz w:val="20"/>
+                <w:sz w:val="18"/>
               </w:rPr>
-              <w:t>X</w:t>
+              <w:t>✓</w:t>
             </w:r>
           </w:p>
         </w:tc>
         <w:tc>
           <w:tcPr>
-            <w:tcW w:w="556" w:type="dxa"/>
+            <w:tcW w:w="523" w:type="dxa"/>
             <w:shd w:val="clear" w:color="auto" w:fill="FFFFFF"/>
           </w:tcPr>
           <w:p>
@@ -6235,14 +6425,14 @@
                 <w:rFonts w:ascii="Times New Roman" w:hAnsi="Times New Roman"/>
                 <w:b w:val="0"/>
                 <w:color w:val="000000"/>
-                <w:sz w:val="20"/>
+                <w:sz w:val="18"/>
               </w:rPr>
             </w:r>
           </w:p>
         </w:tc>
         <w:tc>
           <w:tcPr>
-            <w:tcW w:w="556" w:type="dxa"/>
+            <w:tcW w:w="523" w:type="dxa"/>
             <w:shd w:val="clear" w:color="auto" w:fill="FFFFFF"/>
           </w:tcPr>
           <w:p>
@@ -6255,14 +6445,14 @@
                 <w:rFonts w:ascii="Times New Roman" w:hAnsi="Times New Roman"/>
                 <w:b w:val="0"/>
                 <w:color w:val="000000"/>
-                <w:sz w:val="20"/>
+                <w:sz w:val="18"/>
               </w:rPr>
             </w:r>
           </w:p>
         </w:tc>
         <w:tc>
           <w:tcPr>
-            <w:tcW w:w="556" w:type="dxa"/>
+            <w:tcW w:w="523" w:type="dxa"/>
             <w:shd w:val="clear" w:color="auto" w:fill="FFFFFF"/>
           </w:tcPr>
           <w:p>
@@ -6275,14 +6465,14 @@
                 <w:rFonts w:ascii="Times New Roman" w:hAnsi="Times New Roman"/>
                 <w:b w:val="0"/>
                 <w:color w:val="000000"/>
-                <w:sz w:val="20"/>
+                <w:sz w:val="18"/>
               </w:rPr>
             </w:r>
           </w:p>
         </w:tc>
         <w:tc>
           <w:tcPr>
-            <w:tcW w:w="556" w:type="dxa"/>
+            <w:tcW w:w="523" w:type="dxa"/>
             <w:shd w:val="clear" w:color="auto" w:fill="FFFFFF"/>
           </w:tcPr>
           <w:p>
@@ -6295,14 +6485,14 @@
                 <w:rFonts w:ascii="Times New Roman" w:hAnsi="Times New Roman"/>
                 <w:b w:val="0"/>
                 <w:color w:val="000000"/>
-                <w:sz w:val="20"/>
+                <w:sz w:val="18"/>
               </w:rPr>
             </w:r>
           </w:p>
         </w:tc>
         <w:tc>
           <w:tcPr>
-            <w:tcW w:w="556" w:type="dxa"/>
+            <w:tcW w:w="523" w:type="dxa"/>
             <w:shd w:val="clear" w:color="auto" w:fill="FFFFFF"/>
           </w:tcPr>
           <w:p>
@@ -6315,14 +6505,14 @@
                 <w:rFonts w:ascii="Times New Roman" w:hAnsi="Times New Roman"/>
                 <w:b w:val="0"/>
                 <w:color w:val="000000"/>
-                <w:sz w:val="20"/>
+                <w:sz w:val="18"/>
               </w:rPr>
             </w:r>
           </w:p>
         </w:tc>
         <w:tc>
           <w:tcPr>
-            <w:tcW w:w="556" w:type="dxa"/>
+            <w:tcW w:w="523" w:type="dxa"/>
             <w:shd w:val="clear" w:color="auto" w:fill="FFFFFF"/>
           </w:tcPr>
           <w:p>
@@ -6335,14 +6525,14 @@
                 <w:rFonts w:ascii="Times New Roman" w:hAnsi="Times New Roman"/>
                 <w:b w:val="0"/>
                 <w:color w:val="000000"/>
-                <w:sz w:val="20"/>
+                <w:sz w:val="18"/>
               </w:rPr>
             </w:r>
           </w:p>
         </w:tc>
         <w:tc>
           <w:tcPr>
-            <w:tcW w:w="556" w:type="dxa"/>
+            <w:tcW w:w="523" w:type="dxa"/>
             <w:shd w:val="clear" w:color="auto" w:fill="FFFFFF"/>
           </w:tcPr>
           <w:p>
@@ -6355,14 +6545,14 @@
                 <w:rFonts w:ascii="Times New Roman" w:hAnsi="Times New Roman"/>
                 <w:b w:val="0"/>
                 <w:color w:val="000000"/>
-                <w:sz w:val="20"/>
+                <w:sz w:val="18"/>
               </w:rPr>
             </w:r>
           </w:p>
         </w:tc>
         <w:tc>
           <w:tcPr>
-            <w:tcW w:w="556" w:type="dxa"/>
+            <w:tcW w:w="523" w:type="dxa"/>
             <w:shd w:val="clear" w:color="auto" w:fill="FFFFFF"/>
           </w:tcPr>
           <w:p>
@@ -6375,7 +6565,7 @@
                 <w:rFonts w:ascii="Times New Roman" w:hAnsi="Times New Roman"/>
                 <w:b w:val="0"/>
                 <w:color w:val="000000"/>
-                <w:sz w:val="20"/>
+                <w:sz w:val="18"/>
               </w:rPr>
             </w:r>
           </w:p>
@@ -6384,7 +6574,7 @@
       <w:tr>
         <w:tc>
           <w:tcPr>
-            <w:tcW w:w="2703" w:type="dxa"/>
+            <w:tcW w:w="3033" w:type="dxa"/>
             <w:shd w:val="clear" w:color="auto" w:fill="D9E1F2"/>
           </w:tcPr>
           <w:p>
@@ -6405,7 +6595,7 @@
         </w:tc>
         <w:tc>
           <w:tcPr>
-            <w:tcW w:w="556" w:type="dxa"/>
+            <w:tcW w:w="523" w:type="dxa"/>
             <w:shd w:val="clear" w:color="auto" w:fill="D9E1F2"/>
           </w:tcPr>
           <w:p>
@@ -6418,14 +6608,14 @@
                 <w:rFonts w:ascii="Times New Roman" w:hAnsi="Times New Roman"/>
                 <w:b w:val="0"/>
                 <w:color w:val="000000"/>
-                <w:sz w:val="20"/>
+                <w:sz w:val="18"/>
               </w:rPr>
             </w:r>
           </w:p>
         </w:tc>
         <w:tc>
           <w:tcPr>
-            <w:tcW w:w="556" w:type="dxa"/>
+            <w:tcW w:w="523" w:type="dxa"/>
             <w:shd w:val="clear" w:color="auto" w:fill="D9E1F2"/>
           </w:tcPr>
           <w:p>
@@ -6438,14 +6628,14 @@
                 <w:rFonts w:ascii="Times New Roman" w:hAnsi="Times New Roman"/>
                 <w:b w:val="0"/>
                 <w:color w:val="000000"/>
-                <w:sz w:val="20"/>
+                <w:sz w:val="18"/>
               </w:rPr>
             </w:r>
           </w:p>
         </w:tc>
         <w:tc>
           <w:tcPr>
-            <w:tcW w:w="556" w:type="dxa"/>
+            <w:tcW w:w="523" w:type="dxa"/>
             <w:shd w:val="clear" w:color="auto" w:fill="70AD47"/>
           </w:tcPr>
           <w:p>
@@ -6458,15 +6648,15 @@
                 <w:rFonts w:ascii="Times New Roman" w:hAnsi="Times New Roman"/>
                 <w:b w:val="0"/>
                 <w:color w:val="FFFFFF"/>
-                <w:sz w:val="20"/>
+                <w:sz w:val="18"/>
               </w:rPr>
-              <w:t>X</w:t>
+              <w:t>✓</w:t>
             </w:r>
           </w:p>
         </w:tc>
         <w:tc>
           <w:tcPr>
-            <w:tcW w:w="556" w:type="dxa"/>
+            <w:tcW w:w="523" w:type="dxa"/>
             <w:shd w:val="clear" w:color="auto" w:fill="70AD47"/>
           </w:tcPr>
           <w:p>
@@ -6479,15 +6669,15 @@
                 <w:rFonts w:ascii="Times New Roman" w:hAnsi="Times New Roman"/>
                 <w:b w:val="0"/>
                 <w:color w:val="FFFFFF"/>
-                <w:sz w:val="20"/>
+                <w:sz w:val="18"/>
               </w:rPr>
-              <w:t>X</w:t>
+              <w:t>✓</w:t>
             </w:r>
           </w:p>
         </w:tc>
         <w:tc>
           <w:tcPr>
-            <w:tcW w:w="556" w:type="dxa"/>
+            <w:tcW w:w="523" w:type="dxa"/>
             <w:shd w:val="clear" w:color="auto" w:fill="D9E1F2"/>
           </w:tcPr>
           <w:p>
@@ -6500,14 +6690,14 @@
                 <w:rFonts w:ascii="Times New Roman" w:hAnsi="Times New Roman"/>
                 <w:b w:val="0"/>
                 <w:color w:val="000000"/>
-                <w:sz w:val="20"/>
+                <w:sz w:val="18"/>
               </w:rPr>
             </w:r>
           </w:p>
         </w:tc>
         <w:tc>
           <w:tcPr>
-            <w:tcW w:w="556" w:type="dxa"/>
+            <w:tcW w:w="523" w:type="dxa"/>
             <w:shd w:val="clear" w:color="auto" w:fill="D9E1F2"/>
           </w:tcPr>
           <w:p>
@@ -6520,14 +6710,14 @@
                 <w:rFonts w:ascii="Times New Roman" w:hAnsi="Times New Roman"/>
                 <w:b w:val="0"/>
                 <w:color w:val="000000"/>
-                <w:sz w:val="20"/>
+                <w:sz w:val="18"/>
               </w:rPr>
             </w:r>
           </w:p>
         </w:tc>
         <w:tc>
           <w:tcPr>
-            <w:tcW w:w="556" w:type="dxa"/>
+            <w:tcW w:w="523" w:type="dxa"/>
             <w:shd w:val="clear" w:color="auto" w:fill="D9E1F2"/>
           </w:tcPr>
           <w:p>
@@ -6540,14 +6730,14 @@
                 <w:rFonts w:ascii="Times New Roman" w:hAnsi="Times New Roman"/>
                 <w:b w:val="0"/>
                 <w:color w:val="000000"/>
-                <w:sz w:val="20"/>
+                <w:sz w:val="18"/>
               </w:rPr>
             </w:r>
           </w:p>
         </w:tc>
         <w:tc>
           <w:tcPr>
-            <w:tcW w:w="556" w:type="dxa"/>
+            <w:tcW w:w="523" w:type="dxa"/>
             <w:shd w:val="clear" w:color="auto" w:fill="D9E1F2"/>
           </w:tcPr>
           <w:p>
@@ -6560,14 +6750,14 @@
                 <w:rFonts w:ascii="Times New Roman" w:hAnsi="Times New Roman"/>
                 <w:b w:val="0"/>
                 <w:color w:val="000000"/>
-                <w:sz w:val="20"/>
+                <w:sz w:val="18"/>
               </w:rPr>
             </w:r>
           </w:p>
         </w:tc>
         <w:tc>
           <w:tcPr>
-            <w:tcW w:w="556" w:type="dxa"/>
+            <w:tcW w:w="523" w:type="dxa"/>
             <w:shd w:val="clear" w:color="auto" w:fill="D9E1F2"/>
           </w:tcPr>
           <w:p>
@@ -6580,14 +6770,14 @@
                 <w:rFonts w:ascii="Times New Roman" w:hAnsi="Times New Roman"/>
                 <w:b w:val="0"/>
                 <w:color w:val="000000"/>
-                <w:sz w:val="20"/>
+                <w:sz w:val="18"/>
               </w:rPr>
             </w:r>
           </w:p>
         </w:tc>
         <w:tc>
           <w:tcPr>
-            <w:tcW w:w="556" w:type="dxa"/>
+            <w:tcW w:w="523" w:type="dxa"/>
             <w:shd w:val="clear" w:color="auto" w:fill="D9E1F2"/>
           </w:tcPr>
           <w:p>
@@ -6600,7 +6790,7 @@
                 <w:rFonts w:ascii="Times New Roman" w:hAnsi="Times New Roman"/>
                 <w:b w:val="0"/>
                 <w:color w:val="000000"/>
-                <w:sz w:val="20"/>
+                <w:sz w:val="18"/>
               </w:rPr>
             </w:r>
           </w:p>
@@ -6609,7 +6799,7 @@
       <w:tr>
         <w:tc>
           <w:tcPr>
-            <w:tcW w:w="2703" w:type="dxa"/>
+            <w:tcW w:w="3033" w:type="dxa"/>
             <w:shd w:val="clear" w:color="auto" w:fill="FFFFFF"/>
           </w:tcPr>
           <w:p>
@@ -6630,7 +6820,7 @@
         </w:tc>
         <w:tc>
           <w:tcPr>
-            <w:tcW w:w="556" w:type="dxa"/>
+            <w:tcW w:w="523" w:type="dxa"/>
             <w:shd w:val="clear" w:color="auto" w:fill="FFFFFF"/>
           </w:tcPr>
           <w:p>
@@ -6643,14 +6833,14 @@
                 <w:rFonts w:ascii="Times New Roman" w:hAnsi="Times New Roman"/>
                 <w:b w:val="0"/>
                 <w:color w:val="000000"/>
-                <w:sz w:val="20"/>
+                <w:sz w:val="18"/>
               </w:rPr>
             </w:r>
           </w:p>
         </w:tc>
         <w:tc>
           <w:tcPr>
-            <w:tcW w:w="556" w:type="dxa"/>
+            <w:tcW w:w="523" w:type="dxa"/>
             <w:shd w:val="clear" w:color="auto" w:fill="FFFFFF"/>
           </w:tcPr>
           <w:p>
@@ -6663,14 +6853,14 @@
                 <w:rFonts w:ascii="Times New Roman" w:hAnsi="Times New Roman"/>
                 <w:b w:val="0"/>
                 <w:color w:val="000000"/>
-                <w:sz w:val="20"/>
+                <w:sz w:val="18"/>
               </w:rPr>
             </w:r>
           </w:p>
         </w:tc>
         <w:tc>
           <w:tcPr>
-            <w:tcW w:w="556" w:type="dxa"/>
+            <w:tcW w:w="523" w:type="dxa"/>
             <w:shd w:val="clear" w:color="auto" w:fill="FFFFFF"/>
           </w:tcPr>
           <w:p>
@@ -6683,14 +6873,14 @@
                 <w:rFonts w:ascii="Times New Roman" w:hAnsi="Times New Roman"/>
                 <w:b w:val="0"/>
                 <w:color w:val="000000"/>
-                <w:sz w:val="20"/>
+                <w:sz w:val="18"/>
               </w:rPr>
             </w:r>
           </w:p>
         </w:tc>
         <w:tc>
           <w:tcPr>
-            <w:tcW w:w="556" w:type="dxa"/>
+            <w:tcW w:w="523" w:type="dxa"/>
             <w:shd w:val="clear" w:color="auto" w:fill="70AD47"/>
           </w:tcPr>
           <w:p>
@@ -6703,15 +6893,15 @@
                 <w:rFonts w:ascii="Times New Roman" w:hAnsi="Times New Roman"/>
                 <w:b w:val="0"/>
                 <w:color w:val="FFFFFF"/>
-                <w:sz w:val="20"/>
+                <w:sz w:val="18"/>
               </w:rPr>
-              <w:t>X</w:t>
+              <w:t>✓</w:t>
             </w:r>
           </w:p>
         </w:tc>
         <w:tc>
           <w:tcPr>
-            <w:tcW w:w="556" w:type="dxa"/>
+            <w:tcW w:w="523" w:type="dxa"/>
             <w:shd w:val="clear" w:color="auto" w:fill="70AD47"/>
           </w:tcPr>
           <w:p>
@@ -6724,15 +6914,15 @@
                 <w:rFonts w:ascii="Times New Roman" w:hAnsi="Times New Roman"/>
                 <w:b w:val="0"/>
                 <w:color w:val="FFFFFF"/>
-                <w:sz w:val="20"/>
+                <w:sz w:val="18"/>
               </w:rPr>
-              <w:t>X</w:t>
+              <w:t>✓</w:t>
             </w:r>
           </w:p>
         </w:tc>
         <w:tc>
           <w:tcPr>
-            <w:tcW w:w="556" w:type="dxa"/>
+            <w:tcW w:w="523" w:type="dxa"/>
             <w:shd w:val="clear" w:color="auto" w:fill="FFFFFF"/>
           </w:tcPr>
           <w:p>
@@ -6745,14 +6935,14 @@
                 <w:rFonts w:ascii="Times New Roman" w:hAnsi="Times New Roman"/>
                 <w:b w:val="0"/>
                 <w:color w:val="000000"/>
-                <w:sz w:val="20"/>
+                <w:sz w:val="18"/>
               </w:rPr>
             </w:r>
           </w:p>
         </w:tc>
         <w:tc>
           <w:tcPr>
-            <w:tcW w:w="556" w:type="dxa"/>
+            <w:tcW w:w="523" w:type="dxa"/>
             <w:shd w:val="clear" w:color="auto" w:fill="FFFFFF"/>
           </w:tcPr>
           <w:p>
@@ -6765,14 +6955,14 @@
                 <w:rFonts w:ascii="Times New Roman" w:hAnsi="Times New Roman"/>
                 <w:b w:val="0"/>
                 <w:color w:val="000000"/>
-                <w:sz w:val="20"/>
+                <w:sz w:val="18"/>
               </w:rPr>
             </w:r>
           </w:p>
         </w:tc>
         <w:tc>
           <w:tcPr>
-            <w:tcW w:w="556" w:type="dxa"/>
+            <w:tcW w:w="523" w:type="dxa"/>
             <w:shd w:val="clear" w:color="auto" w:fill="FFFFFF"/>
           </w:tcPr>
           <w:p>
@@ -6785,14 +6975,14 @@
                 <w:rFonts w:ascii="Times New Roman" w:hAnsi="Times New Roman"/>
                 <w:b w:val="0"/>
                 <w:color w:val="000000"/>
-                <w:sz w:val="20"/>
+                <w:sz w:val="18"/>
               </w:rPr>
             </w:r>
           </w:p>
         </w:tc>
         <w:tc>
           <w:tcPr>
-            <w:tcW w:w="556" w:type="dxa"/>
+            <w:tcW w:w="523" w:type="dxa"/>
             <w:shd w:val="clear" w:color="auto" w:fill="FFFFFF"/>
           </w:tcPr>
           <w:p>
@@ -6805,14 +6995,14 @@
                 <w:rFonts w:ascii="Times New Roman" w:hAnsi="Times New Roman"/>
                 <w:b w:val="0"/>
                 <w:color w:val="000000"/>
-                <w:sz w:val="20"/>
+                <w:sz w:val="18"/>
               </w:rPr>
             </w:r>
           </w:p>
         </w:tc>
         <w:tc>
           <w:tcPr>
-            <w:tcW w:w="556" w:type="dxa"/>
+            <w:tcW w:w="523" w:type="dxa"/>
             <w:shd w:val="clear" w:color="auto" w:fill="FFFFFF"/>
           </w:tcPr>
           <w:p>
@@ -6825,7 +7015,7 @@
                 <w:rFonts w:ascii="Times New Roman" w:hAnsi="Times New Roman"/>
                 <w:b w:val="0"/>
                 <w:color w:val="000000"/>
-                <w:sz w:val="20"/>
+                <w:sz w:val="18"/>
               </w:rPr>
             </w:r>
           </w:p>
@@ -6834,7 +7024,7 @@
       <w:tr>
         <w:tc>
           <w:tcPr>
-            <w:tcW w:w="2703" w:type="dxa"/>
+            <w:tcW w:w="3033" w:type="dxa"/>
             <w:shd w:val="clear" w:color="auto" w:fill="D9E1F2"/>
           </w:tcPr>
           <w:p>
@@ -6855,7 +7045,7 @@
         </w:tc>
         <w:tc>
           <w:tcPr>
-            <w:tcW w:w="556" w:type="dxa"/>
+            <w:tcW w:w="523" w:type="dxa"/>
             <w:shd w:val="clear" w:color="auto" w:fill="D9E1F2"/>
           </w:tcPr>
           <w:p>
@@ -6868,14 +7058,14 @@
                 <w:rFonts w:ascii="Times New Roman" w:hAnsi="Times New Roman"/>
                 <w:b w:val="0"/>
                 <w:color w:val="000000"/>
-                <w:sz w:val="20"/>
+                <w:sz w:val="18"/>
               </w:rPr>
             </w:r>
           </w:p>
         </w:tc>
         <w:tc>
           <w:tcPr>
-            <w:tcW w:w="556" w:type="dxa"/>
+            <w:tcW w:w="523" w:type="dxa"/>
             <w:shd w:val="clear" w:color="auto" w:fill="D9E1F2"/>
           </w:tcPr>
           <w:p>
@@ -6888,14 +7078,14 @@
                 <w:rFonts w:ascii="Times New Roman" w:hAnsi="Times New Roman"/>
                 <w:b w:val="0"/>
                 <w:color w:val="000000"/>
-                <w:sz w:val="20"/>
+                <w:sz w:val="18"/>
               </w:rPr>
             </w:r>
           </w:p>
         </w:tc>
         <w:tc>
           <w:tcPr>
-            <w:tcW w:w="556" w:type="dxa"/>
+            <w:tcW w:w="523" w:type="dxa"/>
             <w:shd w:val="clear" w:color="auto" w:fill="D9E1F2"/>
           </w:tcPr>
           <w:p>
@@ -6908,14 +7098,14 @@
                 <w:rFonts w:ascii="Times New Roman" w:hAnsi="Times New Roman"/>
                 <w:b w:val="0"/>
                 <w:color w:val="000000"/>
-                <w:sz w:val="20"/>
+                <w:sz w:val="18"/>
               </w:rPr>
             </w:r>
           </w:p>
         </w:tc>
         <w:tc>
           <w:tcPr>
-            <w:tcW w:w="556" w:type="dxa"/>
+            <w:tcW w:w="523" w:type="dxa"/>
             <w:shd w:val="clear" w:color="auto" w:fill="D9E1F2"/>
           </w:tcPr>
           <w:p>
@@ -6928,14 +7118,14 @@
                 <w:rFonts w:ascii="Times New Roman" w:hAnsi="Times New Roman"/>
                 <w:b w:val="0"/>
                 <w:color w:val="000000"/>
-                <w:sz w:val="20"/>
+                <w:sz w:val="18"/>
               </w:rPr>
             </w:r>
           </w:p>
         </w:tc>
         <w:tc>
           <w:tcPr>
-            <w:tcW w:w="556" w:type="dxa"/>
+            <w:tcW w:w="523" w:type="dxa"/>
             <w:shd w:val="clear" w:color="auto" w:fill="D9E1F2"/>
           </w:tcPr>
           <w:p>
@@ -6948,14 +7138,14 @@
                 <w:rFonts w:ascii="Times New Roman" w:hAnsi="Times New Roman"/>
                 <w:b w:val="0"/>
                 <w:color w:val="000000"/>
-                <w:sz w:val="20"/>
+                <w:sz w:val="18"/>
               </w:rPr>
             </w:r>
           </w:p>
         </w:tc>
         <w:tc>
           <w:tcPr>
-            <w:tcW w:w="556" w:type="dxa"/>
+            <w:tcW w:w="523" w:type="dxa"/>
             <w:shd w:val="clear" w:color="auto" w:fill="70AD47"/>
           </w:tcPr>
           <w:p>
@@ -6968,15 +7158,15 @@
                 <w:rFonts w:ascii="Times New Roman" w:hAnsi="Times New Roman"/>
                 <w:b w:val="0"/>
                 <w:color w:val="FFFFFF"/>
-                <w:sz w:val="20"/>
+                <w:sz w:val="18"/>
               </w:rPr>
-              <w:t>X</w:t>
+              <w:t>✓</w:t>
             </w:r>
           </w:p>
         </w:tc>
         <w:tc>
           <w:tcPr>
-            <w:tcW w:w="556" w:type="dxa"/>
+            <w:tcW w:w="523" w:type="dxa"/>
             <w:shd w:val="clear" w:color="auto" w:fill="D9E1F2"/>
           </w:tcPr>
           <w:p>
@@ -6989,14 +7179,14 @@
                 <w:rFonts w:ascii="Times New Roman" w:hAnsi="Times New Roman"/>
                 <w:b w:val="0"/>
                 <w:color w:val="000000"/>
-                <w:sz w:val="20"/>
+                <w:sz w:val="18"/>
               </w:rPr>
             </w:r>
           </w:p>
         </w:tc>
         <w:tc>
           <w:tcPr>
-            <w:tcW w:w="556" w:type="dxa"/>
+            <w:tcW w:w="523" w:type="dxa"/>
             <w:shd w:val="clear" w:color="auto" w:fill="D9E1F2"/>
           </w:tcPr>
           <w:p>
@@ -7009,14 +7199,14 @@
                 <w:rFonts w:ascii="Times New Roman" w:hAnsi="Times New Roman"/>
                 <w:b w:val="0"/>
                 <w:color w:val="000000"/>
-                <w:sz w:val="20"/>
+                <w:sz w:val="18"/>
               </w:rPr>
             </w:r>
           </w:p>
         </w:tc>
         <w:tc>
           <w:tcPr>
-            <w:tcW w:w="556" w:type="dxa"/>
+            <w:tcW w:w="523" w:type="dxa"/>
             <w:shd w:val="clear" w:color="auto" w:fill="D9E1F2"/>
           </w:tcPr>
           <w:p>
@@ -7029,14 +7219,14 @@
                 <w:rFonts w:ascii="Times New Roman" w:hAnsi="Times New Roman"/>
                 <w:b w:val="0"/>
                 <w:color w:val="000000"/>
-                <w:sz w:val="20"/>
+                <w:sz w:val="18"/>
               </w:rPr>
             </w:r>
           </w:p>
         </w:tc>
         <w:tc>
           <w:tcPr>
-            <w:tcW w:w="556" w:type="dxa"/>
+            <w:tcW w:w="523" w:type="dxa"/>
             <w:shd w:val="clear" w:color="auto" w:fill="D9E1F2"/>
           </w:tcPr>
           <w:p>
@@ -7049,7 +7239,7 @@
                 <w:rFonts w:ascii="Times New Roman" w:hAnsi="Times New Roman"/>
                 <w:b w:val="0"/>
                 <w:color w:val="000000"/>
-                <w:sz w:val="20"/>
+                <w:sz w:val="18"/>
               </w:rPr>
             </w:r>
           </w:p>
@@ -7058,7 +7248,7 @@
       <w:tr>
         <w:tc>
           <w:tcPr>
-            <w:tcW w:w="2703" w:type="dxa"/>
+            <w:tcW w:w="3033" w:type="dxa"/>
             <w:shd w:val="clear" w:color="auto" w:fill="FFFFFF"/>
           </w:tcPr>
           <w:p>
@@ -7079,7 +7269,7 @@
         </w:tc>
         <w:tc>
           <w:tcPr>
-            <w:tcW w:w="556" w:type="dxa"/>
+            <w:tcW w:w="523" w:type="dxa"/>
             <w:shd w:val="clear" w:color="auto" w:fill="FFFFFF"/>
           </w:tcPr>
           <w:p>
@@ -7092,14 +7282,14 @@
                 <w:rFonts w:ascii="Times New Roman" w:hAnsi="Times New Roman"/>
                 <w:b w:val="0"/>
                 <w:color w:val="000000"/>
-                <w:sz w:val="20"/>
+                <w:sz w:val="18"/>
               </w:rPr>
             </w:r>
           </w:p>
         </w:tc>
         <w:tc>
           <w:tcPr>
-            <w:tcW w:w="556" w:type="dxa"/>
+            <w:tcW w:w="523" w:type="dxa"/>
             <w:shd w:val="clear" w:color="auto" w:fill="FFFFFF"/>
           </w:tcPr>
           <w:p>
@@ -7112,14 +7302,14 @@
                 <w:rFonts w:ascii="Times New Roman" w:hAnsi="Times New Roman"/>
                 <w:b w:val="0"/>
                 <w:color w:val="000000"/>
-                <w:sz w:val="20"/>
+                <w:sz w:val="18"/>
               </w:rPr>
             </w:r>
           </w:p>
         </w:tc>
         <w:tc>
           <w:tcPr>
-            <w:tcW w:w="556" w:type="dxa"/>
+            <w:tcW w:w="523" w:type="dxa"/>
             <w:shd w:val="clear" w:color="auto" w:fill="FFFFFF"/>
           </w:tcPr>
           <w:p>
@@ -7132,14 +7322,14 @@
                 <w:rFonts w:ascii="Times New Roman" w:hAnsi="Times New Roman"/>
                 <w:b w:val="0"/>
                 <w:color w:val="000000"/>
-                <w:sz w:val="20"/>
+                <w:sz w:val="18"/>
               </w:rPr>
             </w:r>
           </w:p>
         </w:tc>
         <w:tc>
           <w:tcPr>
-            <w:tcW w:w="556" w:type="dxa"/>
+            <w:tcW w:w="523" w:type="dxa"/>
             <w:shd w:val="clear" w:color="auto" w:fill="FFFFFF"/>
           </w:tcPr>
           <w:p>
@@ -7152,14 +7342,14 @@
                 <w:rFonts w:ascii="Times New Roman" w:hAnsi="Times New Roman"/>
                 <w:b w:val="0"/>
                 <w:color w:val="000000"/>
-                <w:sz w:val="20"/>
+                <w:sz w:val="18"/>
               </w:rPr>
             </w:r>
           </w:p>
         </w:tc>
         <w:tc>
           <w:tcPr>
-            <w:tcW w:w="556" w:type="dxa"/>
+            <w:tcW w:w="523" w:type="dxa"/>
             <w:shd w:val="clear" w:color="auto" w:fill="FFFFFF"/>
           </w:tcPr>
           <w:p>
@@ -7172,14 +7362,14 @@
                 <w:rFonts w:ascii="Times New Roman" w:hAnsi="Times New Roman"/>
                 <w:b w:val="0"/>
                 <w:color w:val="000000"/>
-                <w:sz w:val="20"/>
+                <w:sz w:val="18"/>
               </w:rPr>
             </w:r>
           </w:p>
         </w:tc>
         <w:tc>
           <w:tcPr>
-            <w:tcW w:w="556" w:type="dxa"/>
+            <w:tcW w:w="523" w:type="dxa"/>
             <w:shd w:val="clear" w:color="auto" w:fill="FFFFFF"/>
           </w:tcPr>
           <w:p>
@@ -7192,14 +7382,14 @@
                 <w:rFonts w:ascii="Times New Roman" w:hAnsi="Times New Roman"/>
                 <w:b w:val="0"/>
                 <w:color w:val="000000"/>
-                <w:sz w:val="20"/>
+                <w:sz w:val="18"/>
               </w:rPr>
             </w:r>
           </w:p>
         </w:tc>
         <w:tc>
           <w:tcPr>
-            <w:tcW w:w="556" w:type="dxa"/>
+            <w:tcW w:w="523" w:type="dxa"/>
             <w:shd w:val="clear" w:color="auto" w:fill="70AD47"/>
           </w:tcPr>
           <w:p>
@@ -7212,15 +7402,15 @@
                 <w:rFonts w:ascii="Times New Roman" w:hAnsi="Times New Roman"/>
                 <w:b w:val="0"/>
                 <w:color w:val="FFFFFF"/>
-                <w:sz w:val="20"/>
+                <w:sz w:val="18"/>
               </w:rPr>
-              <w:t>X</w:t>
+              <w:t>✓</w:t>
             </w:r>
           </w:p>
         </w:tc>
         <w:tc>
           <w:tcPr>
-            <w:tcW w:w="556" w:type="dxa"/>
+            <w:tcW w:w="523" w:type="dxa"/>
             <w:shd w:val="clear" w:color="auto" w:fill="FFFFFF"/>
           </w:tcPr>
           <w:p>
@@ -7233,14 +7423,14 @@
                 <w:rFonts w:ascii="Times New Roman" w:hAnsi="Times New Roman"/>
                 <w:b w:val="0"/>
                 <w:color w:val="000000"/>
-                <w:sz w:val="20"/>
+                <w:sz w:val="18"/>
               </w:rPr>
             </w:r>
           </w:p>
         </w:tc>
         <w:tc>
           <w:tcPr>
-            <w:tcW w:w="556" w:type="dxa"/>
+            <w:tcW w:w="523" w:type="dxa"/>
             <w:shd w:val="clear" w:color="auto" w:fill="FFFFFF"/>
           </w:tcPr>
           <w:p>
@@ -7253,14 +7443,14 @@
                 <w:rFonts w:ascii="Times New Roman" w:hAnsi="Times New Roman"/>
                 <w:b w:val="0"/>
                 <w:color w:val="000000"/>
-                <w:sz w:val="20"/>
+                <w:sz w:val="18"/>
               </w:rPr>
             </w:r>
           </w:p>
         </w:tc>
         <w:tc>
           <w:tcPr>
-            <w:tcW w:w="556" w:type="dxa"/>
+            <w:tcW w:w="523" w:type="dxa"/>
             <w:shd w:val="clear" w:color="auto" w:fill="FFFFFF"/>
           </w:tcPr>
           <w:p>
@@ -7273,7 +7463,7 @@
                 <w:rFonts w:ascii="Times New Roman" w:hAnsi="Times New Roman"/>
                 <w:b w:val="0"/>
                 <w:color w:val="000000"/>
-                <w:sz w:val="20"/>
+                <w:sz w:val="18"/>
               </w:rPr>
             </w:r>
           </w:p>
@@ -7282,7 +7472,7 @@
       <w:tr>
         <w:tc>
           <w:tcPr>
-            <w:tcW w:w="2703" w:type="dxa"/>
+            <w:tcW w:w="3033" w:type="dxa"/>
             <w:shd w:val="clear" w:color="auto" w:fill="D9E1F2"/>
           </w:tcPr>
           <w:p>
@@ -7303,7 +7493,7 @@
         </w:tc>
         <w:tc>
           <w:tcPr>
-            <w:tcW w:w="556" w:type="dxa"/>
+            <w:tcW w:w="523" w:type="dxa"/>
             <w:shd w:val="clear" w:color="auto" w:fill="D9E1F2"/>
           </w:tcPr>
           <w:p>
@@ -7316,14 +7506,14 @@
                 <w:rFonts w:ascii="Times New Roman" w:hAnsi="Times New Roman"/>
                 <w:b w:val="0"/>
                 <w:color w:val="000000"/>
-                <w:sz w:val="20"/>
+                <w:sz w:val="18"/>
               </w:rPr>
             </w:r>
           </w:p>
         </w:tc>
         <w:tc>
           <w:tcPr>
-            <w:tcW w:w="556" w:type="dxa"/>
+            <w:tcW w:w="523" w:type="dxa"/>
             <w:shd w:val="clear" w:color="auto" w:fill="D9E1F2"/>
           </w:tcPr>
           <w:p>
@@ -7336,14 +7526,14 @@
                 <w:rFonts w:ascii="Times New Roman" w:hAnsi="Times New Roman"/>
                 <w:b w:val="0"/>
                 <w:color w:val="000000"/>
-                <w:sz w:val="20"/>
+                <w:sz w:val="18"/>
               </w:rPr>
             </w:r>
           </w:p>
         </w:tc>
         <w:tc>
           <w:tcPr>
-            <w:tcW w:w="556" w:type="dxa"/>
+            <w:tcW w:w="523" w:type="dxa"/>
             <w:shd w:val="clear" w:color="auto" w:fill="D9E1F2"/>
           </w:tcPr>
           <w:p>
@@ -7356,14 +7546,14 @@
                 <w:rFonts w:ascii="Times New Roman" w:hAnsi="Times New Roman"/>
                 <w:b w:val="0"/>
                 <w:color w:val="000000"/>
-                <w:sz w:val="20"/>
+                <w:sz w:val="18"/>
               </w:rPr>
             </w:r>
           </w:p>
         </w:tc>
         <w:tc>
           <w:tcPr>
-            <w:tcW w:w="556" w:type="dxa"/>
+            <w:tcW w:w="523" w:type="dxa"/>
             <w:shd w:val="clear" w:color="auto" w:fill="D9E1F2"/>
           </w:tcPr>
           <w:p>
@@ -7376,14 +7566,14 @@
                 <w:rFonts w:ascii="Times New Roman" w:hAnsi="Times New Roman"/>
                 <w:b w:val="0"/>
                 <w:color w:val="000000"/>
-                <w:sz w:val="20"/>
+                <w:sz w:val="18"/>
               </w:rPr>
             </w:r>
           </w:p>
         </w:tc>
         <w:tc>
           <w:tcPr>
-            <w:tcW w:w="556" w:type="dxa"/>
+            <w:tcW w:w="523" w:type="dxa"/>
             <w:shd w:val="clear" w:color="auto" w:fill="D9E1F2"/>
           </w:tcPr>
           <w:p>
@@ -7396,14 +7586,14 @@
                 <w:rFonts w:ascii="Times New Roman" w:hAnsi="Times New Roman"/>
                 <w:b w:val="0"/>
                 <w:color w:val="000000"/>
-                <w:sz w:val="20"/>
+                <w:sz w:val="18"/>
               </w:rPr>
             </w:r>
           </w:p>
         </w:tc>
         <w:tc>
           <w:tcPr>
-            <w:tcW w:w="556" w:type="dxa"/>
+            <w:tcW w:w="523" w:type="dxa"/>
             <w:shd w:val="clear" w:color="auto" w:fill="D9E1F2"/>
           </w:tcPr>
           <w:p>
@@ -7416,14 +7606,14 @@
                 <w:rFonts w:ascii="Times New Roman" w:hAnsi="Times New Roman"/>
                 <w:b w:val="0"/>
                 <w:color w:val="000000"/>
-                <w:sz w:val="20"/>
+                <w:sz w:val="18"/>
               </w:rPr>
             </w:r>
           </w:p>
         </w:tc>
         <w:tc>
           <w:tcPr>
-            <w:tcW w:w="556" w:type="dxa"/>
+            <w:tcW w:w="523" w:type="dxa"/>
             <w:shd w:val="clear" w:color="auto" w:fill="70AD47"/>
           </w:tcPr>
           <w:p>
@@ -7436,15 +7626,15 @@
                 <w:rFonts w:ascii="Times New Roman" w:hAnsi="Times New Roman"/>
                 <w:b w:val="0"/>
                 <w:color w:val="FFFFFF"/>
-                <w:sz w:val="20"/>
+                <w:sz w:val="18"/>
               </w:rPr>
-              <w:t>X</w:t>
+              <w:t>✓</w:t>
             </w:r>
           </w:p>
         </w:tc>
         <w:tc>
           <w:tcPr>
-            <w:tcW w:w="556" w:type="dxa"/>
+            <w:tcW w:w="523" w:type="dxa"/>
             <w:shd w:val="clear" w:color="auto" w:fill="70AD47"/>
           </w:tcPr>
           <w:p>
@@ -7457,15 +7647,15 @@
                 <w:rFonts w:ascii="Times New Roman" w:hAnsi="Times New Roman"/>
                 <w:b w:val="0"/>
                 <w:color w:val="FFFFFF"/>
-                <w:sz w:val="20"/>
+                <w:sz w:val="18"/>
               </w:rPr>
-              <w:t>X</w:t>
+              <w:t>✓</w:t>
             </w:r>
           </w:p>
         </w:tc>
         <w:tc>
           <w:tcPr>
-            <w:tcW w:w="556" w:type="dxa"/>
+            <w:tcW w:w="523" w:type="dxa"/>
             <w:shd w:val="clear" w:color="auto" w:fill="D9E1F2"/>
           </w:tcPr>
           <w:p>
@@ -7478,14 +7668,14 @@
                 <w:rFonts w:ascii="Times New Roman" w:hAnsi="Times New Roman"/>
                 <w:b w:val="0"/>
                 <w:color w:val="000000"/>
-                <w:sz w:val="20"/>
+                <w:sz w:val="18"/>
               </w:rPr>
             </w:r>
           </w:p>
         </w:tc>
         <w:tc>
           <w:tcPr>
-            <w:tcW w:w="556" w:type="dxa"/>
+            <w:tcW w:w="523" w:type="dxa"/>
             <w:shd w:val="clear" w:color="auto" w:fill="D9E1F2"/>
           </w:tcPr>
           <w:p>
@@ -7498,7 +7688,7 @@
                 <w:rFonts w:ascii="Times New Roman" w:hAnsi="Times New Roman"/>
                 <w:b w:val="0"/>
                 <w:color w:val="000000"/>
-                <w:sz w:val="20"/>
+                <w:sz w:val="18"/>
               </w:rPr>
             </w:r>
           </w:p>
@@ -7507,7 +7697,7 @@
       <w:tr>
         <w:tc>
           <w:tcPr>
-            <w:tcW w:w="2703" w:type="dxa"/>
+            <w:tcW w:w="3033" w:type="dxa"/>
             <w:shd w:val="clear" w:color="auto" w:fill="FFFFFF"/>
           </w:tcPr>
           <w:p>
@@ -7528,7 +7718,7 @@
         </w:tc>
         <w:tc>
           <w:tcPr>
-            <w:tcW w:w="556" w:type="dxa"/>
+            <w:tcW w:w="523" w:type="dxa"/>
             <w:shd w:val="clear" w:color="auto" w:fill="FFFFFF"/>
           </w:tcPr>
           <w:p>
@@ -7541,14 +7731,14 @@
                 <w:rFonts w:ascii="Times New Roman" w:hAnsi="Times New Roman"/>
                 <w:b w:val="0"/>
                 <w:color w:val="000000"/>
-                <w:sz w:val="20"/>
+                <w:sz w:val="18"/>
               </w:rPr>
             </w:r>
           </w:p>
         </w:tc>
         <w:tc>
           <w:tcPr>
-            <w:tcW w:w="556" w:type="dxa"/>
+            <w:tcW w:w="523" w:type="dxa"/>
             <w:shd w:val="clear" w:color="auto" w:fill="FFFFFF"/>
           </w:tcPr>
           <w:p>
@@ -7561,14 +7751,14 @@
                 <w:rFonts w:ascii="Times New Roman" w:hAnsi="Times New Roman"/>
                 <w:b w:val="0"/>
                 <w:color w:val="000000"/>
-                <w:sz w:val="20"/>
+                <w:sz w:val="18"/>
               </w:rPr>
             </w:r>
           </w:p>
         </w:tc>
         <w:tc>
           <w:tcPr>
-            <w:tcW w:w="556" w:type="dxa"/>
+            <w:tcW w:w="523" w:type="dxa"/>
             <w:shd w:val="clear" w:color="auto" w:fill="FFFFFF"/>
           </w:tcPr>
           <w:p>
@@ -7581,14 +7771,14 @@
                 <w:rFonts w:ascii="Times New Roman" w:hAnsi="Times New Roman"/>
                 <w:b w:val="0"/>
                 <w:color w:val="000000"/>
-                <w:sz w:val="20"/>
+                <w:sz w:val="18"/>
               </w:rPr>
             </w:r>
           </w:p>
         </w:tc>
         <w:tc>
           <w:tcPr>
-            <w:tcW w:w="556" w:type="dxa"/>
+            <w:tcW w:w="523" w:type="dxa"/>
             <w:shd w:val="clear" w:color="auto" w:fill="FFFFFF"/>
           </w:tcPr>
           <w:p>
@@ -7601,14 +7791,14 @@
                 <w:rFonts w:ascii="Times New Roman" w:hAnsi="Times New Roman"/>
                 <w:b w:val="0"/>
                 <w:color w:val="000000"/>
-                <w:sz w:val="20"/>
+                <w:sz w:val="18"/>
               </w:rPr>
             </w:r>
           </w:p>
         </w:tc>
         <w:tc>
           <w:tcPr>
-            <w:tcW w:w="556" w:type="dxa"/>
+            <w:tcW w:w="523" w:type="dxa"/>
             <w:shd w:val="clear" w:color="auto" w:fill="FFFFFF"/>
           </w:tcPr>
           <w:p>
@@ -7621,14 +7811,14 @@
                 <w:rFonts w:ascii="Times New Roman" w:hAnsi="Times New Roman"/>
                 <w:b w:val="0"/>
                 <w:color w:val="000000"/>
-                <w:sz w:val="20"/>
+                <w:sz w:val="18"/>
               </w:rPr>
             </w:r>
           </w:p>
         </w:tc>
         <w:tc>
           <w:tcPr>
-            <w:tcW w:w="556" w:type="dxa"/>
+            <w:tcW w:w="523" w:type="dxa"/>
             <w:shd w:val="clear" w:color="auto" w:fill="FFFFFF"/>
           </w:tcPr>
           <w:p>
@@ -7641,14 +7831,14 @@
                 <w:rFonts w:ascii="Times New Roman" w:hAnsi="Times New Roman"/>
                 <w:b w:val="0"/>
                 <w:color w:val="000000"/>
-                <w:sz w:val="20"/>
+                <w:sz w:val="18"/>
               </w:rPr>
             </w:r>
           </w:p>
         </w:tc>
         <w:tc>
           <w:tcPr>
-            <w:tcW w:w="556" w:type="dxa"/>
+            <w:tcW w:w="523" w:type="dxa"/>
             <w:shd w:val="clear" w:color="auto" w:fill="FFFFFF"/>
           </w:tcPr>
           <w:p>
@@ -7661,14 +7851,14 @@
                 <w:rFonts w:ascii="Times New Roman" w:hAnsi="Times New Roman"/>
                 <w:b w:val="0"/>
                 <w:color w:val="000000"/>
-                <w:sz w:val="20"/>
+                <w:sz w:val="18"/>
               </w:rPr>
             </w:r>
           </w:p>
         </w:tc>
         <w:tc>
           <w:tcPr>
-            <w:tcW w:w="556" w:type="dxa"/>
+            <w:tcW w:w="523" w:type="dxa"/>
             <w:shd w:val="clear" w:color="auto" w:fill="FFFFFF"/>
           </w:tcPr>
           <w:p>
@@ -7681,14 +7871,14 @@
                 <w:rFonts w:ascii="Times New Roman" w:hAnsi="Times New Roman"/>
                 <w:b w:val="0"/>
                 <w:color w:val="000000"/>
-                <w:sz w:val="20"/>
+                <w:sz w:val="18"/>
               </w:rPr>
             </w:r>
           </w:p>
         </w:tc>
         <w:tc>
           <w:tcPr>
-            <w:tcW w:w="556" w:type="dxa"/>
+            <w:tcW w:w="523" w:type="dxa"/>
             <w:shd w:val="clear" w:color="auto" w:fill="70AD47"/>
           </w:tcPr>
           <w:p>
@@ -7701,15 +7891,15 @@
                 <w:rFonts w:ascii="Times New Roman" w:hAnsi="Times New Roman"/>
                 <w:b w:val="0"/>
                 <w:color w:val="FFFFFF"/>
-                <w:sz w:val="20"/>
+                <w:sz w:val="18"/>
               </w:rPr>
-              <w:t>X</w:t>
+              <w:t>✓</w:t>
             </w:r>
           </w:p>
         </w:tc>
         <w:tc>
           <w:tcPr>
-            <w:tcW w:w="556" w:type="dxa"/>
+            <w:tcW w:w="523" w:type="dxa"/>
             <w:shd w:val="clear" w:color="auto" w:fill="FFFFFF"/>
           </w:tcPr>
           <w:p>
@@ -7722,7 +7912,7 @@
                 <w:rFonts w:ascii="Times New Roman" w:hAnsi="Times New Roman"/>
                 <w:b w:val="0"/>
                 <w:color w:val="000000"/>
-                <w:sz w:val="20"/>
+                <w:sz w:val="18"/>
               </w:rPr>
             </w:r>
           </w:p>
@@ -7731,7 +7921,7 @@
       <w:tr>
         <w:tc>
           <w:tcPr>
-            <w:tcW w:w="2703" w:type="dxa"/>
+            <w:tcW w:w="3033" w:type="dxa"/>
             <w:shd w:val="clear" w:color="auto" w:fill="D9E1F2"/>
           </w:tcPr>
           <w:p>
@@ -7752,7 +7942,7 @@
         </w:tc>
         <w:tc>
           <w:tcPr>
-            <w:tcW w:w="556" w:type="dxa"/>
+            <w:tcW w:w="523" w:type="dxa"/>
             <w:shd w:val="clear" w:color="auto" w:fill="D9E1F2"/>
           </w:tcPr>
           <w:p>
@@ -7765,14 +7955,14 @@
                 <w:rFonts w:ascii="Times New Roman" w:hAnsi="Times New Roman"/>
                 <w:b w:val="0"/>
                 <w:color w:val="000000"/>
-                <w:sz w:val="20"/>
+                <w:sz w:val="18"/>
               </w:rPr>
             </w:r>
           </w:p>
         </w:tc>
         <w:tc>
           <w:tcPr>
-            <w:tcW w:w="556" w:type="dxa"/>
+            <w:tcW w:w="523" w:type="dxa"/>
             <w:shd w:val="clear" w:color="auto" w:fill="D9E1F2"/>
           </w:tcPr>
           <w:p>
@@ -7785,14 +7975,14 @@
                 <w:rFonts w:ascii="Times New Roman" w:hAnsi="Times New Roman"/>
                 <w:b w:val="0"/>
                 <w:color w:val="000000"/>
-                <w:sz w:val="20"/>
+                <w:sz w:val="18"/>
               </w:rPr>
             </w:r>
           </w:p>
         </w:tc>
         <w:tc>
           <w:tcPr>
-            <w:tcW w:w="556" w:type="dxa"/>
+            <w:tcW w:w="523" w:type="dxa"/>
             <w:shd w:val="clear" w:color="auto" w:fill="D9E1F2"/>
           </w:tcPr>
           <w:p>
@@ -7805,14 +7995,14 @@
                 <w:rFonts w:ascii="Times New Roman" w:hAnsi="Times New Roman"/>
                 <w:b w:val="0"/>
                 <w:color w:val="000000"/>
-                <w:sz w:val="20"/>
+                <w:sz w:val="18"/>
               </w:rPr>
             </w:r>
           </w:p>
         </w:tc>
         <w:tc>
           <w:tcPr>
-            <w:tcW w:w="556" w:type="dxa"/>
+            <w:tcW w:w="523" w:type="dxa"/>
             <w:shd w:val="clear" w:color="auto" w:fill="D9E1F2"/>
           </w:tcPr>
           <w:p>
@@ -7825,14 +8015,14 @@
                 <w:rFonts w:ascii="Times New Roman" w:hAnsi="Times New Roman"/>
                 <w:b w:val="0"/>
                 <w:color w:val="000000"/>
-                <w:sz w:val="20"/>
+                <w:sz w:val="18"/>
               </w:rPr>
             </w:r>
           </w:p>
         </w:tc>
         <w:tc>
           <w:tcPr>
-            <w:tcW w:w="556" w:type="dxa"/>
+            <w:tcW w:w="523" w:type="dxa"/>
             <w:shd w:val="clear" w:color="auto" w:fill="D9E1F2"/>
           </w:tcPr>
           <w:p>
@@ -7845,14 +8035,14 @@
                 <w:rFonts w:ascii="Times New Roman" w:hAnsi="Times New Roman"/>
                 <w:b w:val="0"/>
                 <w:color w:val="000000"/>
-                <w:sz w:val="20"/>
+                <w:sz w:val="18"/>
               </w:rPr>
             </w:r>
           </w:p>
         </w:tc>
         <w:tc>
           <w:tcPr>
-            <w:tcW w:w="556" w:type="dxa"/>
+            <w:tcW w:w="523" w:type="dxa"/>
             <w:shd w:val="clear" w:color="auto" w:fill="D9E1F2"/>
           </w:tcPr>
           <w:p>
@@ -7865,14 +8055,14 @@
                 <w:rFonts w:ascii="Times New Roman" w:hAnsi="Times New Roman"/>
                 <w:b w:val="0"/>
                 <w:color w:val="000000"/>
-                <w:sz w:val="20"/>
+                <w:sz w:val="18"/>
               </w:rPr>
             </w:r>
           </w:p>
         </w:tc>
         <w:tc>
           <w:tcPr>
-            <w:tcW w:w="556" w:type="dxa"/>
+            <w:tcW w:w="523" w:type="dxa"/>
             <w:shd w:val="clear" w:color="auto" w:fill="D9E1F2"/>
           </w:tcPr>
           <w:p>
@@ -7885,14 +8075,14 @@
                 <w:rFonts w:ascii="Times New Roman" w:hAnsi="Times New Roman"/>
                 <w:b w:val="0"/>
                 <w:color w:val="000000"/>
-                <w:sz w:val="20"/>
+                <w:sz w:val="18"/>
               </w:rPr>
             </w:r>
           </w:p>
         </w:tc>
         <w:tc>
           <w:tcPr>
-            <w:tcW w:w="556" w:type="dxa"/>
+            <w:tcW w:w="523" w:type="dxa"/>
             <w:shd w:val="clear" w:color="auto" w:fill="D9E1F2"/>
           </w:tcPr>
           <w:p>
@@ -7905,14 +8095,14 @@
                 <w:rFonts w:ascii="Times New Roman" w:hAnsi="Times New Roman"/>
                 <w:b w:val="0"/>
                 <w:color w:val="000000"/>
-                <w:sz w:val="20"/>
+                <w:sz w:val="18"/>
               </w:rPr>
             </w:r>
           </w:p>
         </w:tc>
         <w:tc>
           <w:tcPr>
-            <w:tcW w:w="556" w:type="dxa"/>
+            <w:tcW w:w="523" w:type="dxa"/>
             <w:shd w:val="clear" w:color="auto" w:fill="D9E1F2"/>
           </w:tcPr>
           <w:p>
@@ -7925,14 +8115,14 @@
                 <w:rFonts w:ascii="Times New Roman" w:hAnsi="Times New Roman"/>
                 <w:b w:val="0"/>
                 <w:color w:val="000000"/>
-                <w:sz w:val="20"/>
+                <w:sz w:val="18"/>
               </w:rPr>
             </w:r>
           </w:p>
         </w:tc>
         <w:tc>
           <w:tcPr>
-            <w:tcW w:w="556" w:type="dxa"/>
+            <w:tcW w:w="523" w:type="dxa"/>
             <w:shd w:val="clear" w:color="auto" w:fill="70AD47"/>
           </w:tcPr>
           <w:p>
@@ -7945,9 +8135,9 @@
                 <w:rFonts w:ascii="Times New Roman" w:hAnsi="Times New Roman"/>
                 <w:b w:val="0"/>
                 <w:color w:val="FFFFFF"/>
-                <w:sz w:val="20"/>
+                <w:sz w:val="18"/>
               </w:rPr>
-              <w:t>X</w:t>
+              <w:t>✓</w:t>
             </w:r>
           </w:p>
         </w:tc>
@@ -7955,7 +8145,7 @@
       <w:tr>
         <w:tc>
           <w:tcPr>
-            <w:tcW w:w="2703" w:type="dxa"/>
+            <w:tcW w:w="3033" w:type="dxa"/>
             <w:shd w:val="clear" w:color="auto" w:fill="FFFFFF"/>
           </w:tcPr>
           <w:p>
@@ -7976,7 +8166,7 @@
         </w:tc>
         <w:tc>
           <w:tcPr>
-            <w:tcW w:w="556" w:type="dxa"/>
+            <w:tcW w:w="523" w:type="dxa"/>
             <w:shd w:val="clear" w:color="auto" w:fill="FFFFFF"/>
           </w:tcPr>
           <w:p>
@@ -7989,14 +8179,14 @@
                 <w:rFonts w:ascii="Times New Roman" w:hAnsi="Times New Roman"/>
                 <w:b w:val="0"/>
                 <w:color w:val="000000"/>
-                <w:sz w:val="20"/>
+                <w:sz w:val="18"/>
               </w:rPr>
             </w:r>
           </w:p>
         </w:tc>
         <w:tc>
           <w:tcPr>
-            <w:tcW w:w="556" w:type="dxa"/>
+            <w:tcW w:w="523" w:type="dxa"/>
             <w:shd w:val="clear" w:color="auto" w:fill="70AD47"/>
           </w:tcPr>
           <w:p>
@@ -8009,15 +8199,15 @@
                 <w:rFonts w:ascii="Times New Roman" w:hAnsi="Times New Roman"/>
                 <w:b w:val="0"/>
                 <w:color w:val="FFFFFF"/>
-                <w:sz w:val="20"/>
+                <w:sz w:val="18"/>
               </w:rPr>
-              <w:t>X</w:t>
+              <w:t>✓</w:t>
             </w:r>
           </w:p>
         </w:tc>
         <w:tc>
           <w:tcPr>
-            <w:tcW w:w="556" w:type="dxa"/>
+            <w:tcW w:w="523" w:type="dxa"/>
             <w:shd w:val="clear" w:color="auto" w:fill="70AD47"/>
           </w:tcPr>
           <w:p>
@@ -8030,15 +8220,15 @@
                 <w:rFonts w:ascii="Times New Roman" w:hAnsi="Times New Roman"/>
                 <w:b w:val="0"/>
                 <w:color w:val="FFFFFF"/>
-                <w:sz w:val="20"/>
+                <w:sz w:val="18"/>
               </w:rPr>
-              <w:t>X</w:t>
+              <w:t>✓</w:t>
             </w:r>
           </w:p>
         </w:tc>
         <w:tc>
           <w:tcPr>
-            <w:tcW w:w="556" w:type="dxa"/>
+            <w:tcW w:w="523" w:type="dxa"/>
             <w:shd w:val="clear" w:color="auto" w:fill="70AD47"/>
           </w:tcPr>
           <w:p>
@@ -8051,15 +8241,15 @@
                 <w:rFonts w:ascii="Times New Roman" w:hAnsi="Times New Roman"/>
                 <w:b w:val="0"/>
                 <w:color w:val="FFFFFF"/>
-                <w:sz w:val="20"/>
+                <w:sz w:val="18"/>
               </w:rPr>
-              <w:t>X</w:t>
+              <w:t>✓</w:t>
             </w:r>
           </w:p>
         </w:tc>
         <w:tc>
           <w:tcPr>
-            <w:tcW w:w="556" w:type="dxa"/>
+            <w:tcW w:w="523" w:type="dxa"/>
             <w:shd w:val="clear" w:color="auto" w:fill="70AD47"/>
           </w:tcPr>
           <w:p>
@@ -8072,15 +8262,15 @@
                 <w:rFonts w:ascii="Times New Roman" w:hAnsi="Times New Roman"/>
                 <w:b w:val="0"/>
                 <w:color w:val="FFFFFF"/>
-                <w:sz w:val="20"/>
+                <w:sz w:val="18"/>
               </w:rPr>
-              <w:t>X</w:t>
+              <w:t>✓</w:t>
             </w:r>
           </w:p>
         </w:tc>
         <w:tc>
           <w:tcPr>
-            <w:tcW w:w="556" w:type="dxa"/>
+            <w:tcW w:w="523" w:type="dxa"/>
             <w:shd w:val="clear" w:color="auto" w:fill="70AD47"/>
           </w:tcPr>
           <w:p>
@@ -8093,15 +8283,15 @@
                 <w:rFonts w:ascii="Times New Roman" w:hAnsi="Times New Roman"/>
                 <w:b w:val="0"/>
                 <w:color w:val="FFFFFF"/>
-                <w:sz w:val="20"/>
+                <w:sz w:val="18"/>
               </w:rPr>
-              <w:t>X</w:t>
+              <w:t>✓</w:t>
             </w:r>
           </w:p>
         </w:tc>
         <w:tc>
           <w:tcPr>
-            <w:tcW w:w="556" w:type="dxa"/>
+            <w:tcW w:w="523" w:type="dxa"/>
             <w:shd w:val="clear" w:color="auto" w:fill="70AD47"/>
           </w:tcPr>
           <w:p>
@@ -8114,15 +8304,15 @@
                 <w:rFonts w:ascii="Times New Roman" w:hAnsi="Times New Roman"/>
                 <w:b w:val="0"/>
                 <w:color w:val="FFFFFF"/>
-                <w:sz w:val="20"/>
+                <w:sz w:val="18"/>
               </w:rPr>
-              <w:t>X</w:t>
+              <w:t>✓</w:t>
             </w:r>
           </w:p>
         </w:tc>
         <w:tc>
           <w:tcPr>
-            <w:tcW w:w="556" w:type="dxa"/>
+            <w:tcW w:w="523" w:type="dxa"/>
             <w:shd w:val="clear" w:color="auto" w:fill="70AD47"/>
           </w:tcPr>
           <w:p>
@@ -8135,15 +8325,15 @@
                 <w:rFonts w:ascii="Times New Roman" w:hAnsi="Times New Roman"/>
                 <w:b w:val="0"/>
                 <w:color w:val="FFFFFF"/>
-                <w:sz w:val="20"/>
+                <w:sz w:val="18"/>
               </w:rPr>
-              <w:t>X</w:t>
+              <w:t>✓</w:t>
             </w:r>
           </w:p>
         </w:tc>
         <w:tc>
           <w:tcPr>
-            <w:tcW w:w="556" w:type="dxa"/>
+            <w:tcW w:w="523" w:type="dxa"/>
             <w:shd w:val="clear" w:color="auto" w:fill="70AD47"/>
           </w:tcPr>
           <w:p>
@@ -8156,15 +8346,15 @@
                 <w:rFonts w:ascii="Times New Roman" w:hAnsi="Times New Roman"/>
                 <w:b w:val="0"/>
                 <w:color w:val="FFFFFF"/>
-                <w:sz w:val="20"/>
+                <w:sz w:val="18"/>
               </w:rPr>
-              <w:t>X</w:t>
+              <w:t>✓</w:t>
             </w:r>
           </w:p>
         </w:tc>
         <w:tc>
           <w:tcPr>
-            <w:tcW w:w="556" w:type="dxa"/>
+            <w:tcW w:w="523" w:type="dxa"/>
             <w:shd w:val="clear" w:color="auto" w:fill="FFFFFF"/>
           </w:tcPr>
           <w:p>
@@ -8177,7 +8367,7 @@
                 <w:rFonts w:ascii="Times New Roman" w:hAnsi="Times New Roman"/>
                 <w:b w:val="0"/>
                 <w:color w:val="000000"/>
-                <w:sz w:val="20"/>
+                <w:sz w:val="18"/>
               </w:rPr>
             </w:r>
           </w:p>
@@ -8189,19 +8379,18 @@
       <w:pPr>
         <w:sectPr>
           <w:footerReference w:type="default" r:id="rId34"/>
-          <w:footerReference w:type="first" r:id="rId35"/>
+          <w:type w:val="continuous"/>
           <w:pgSz w:w="12240" w:h="15840"/>
           <w:pgMar w:top="1701" w:right="1701" w:bottom="1701" w:left="2268" w:header="720" w:footer="720" w:gutter="0"/>
           <w:cols w:space="720"/>
           <w:titlePg/>
           <w:docGrid w:linePitch="360"/>
-          <w:pgNumType w:fmt="decimal"/>
         </w:sectPr>
       </w:pPr>
     </w:p>
     <w:p>
       <w:pPr>
-        <w:spacing w:before="1140" w:after="480" w:line="360" w:lineRule="auto"/>
+        <w:spacing w:before="1140" w:after="480"/>
         <w:jc w:val="center"/>
       </w:pPr>
       <w:r>
@@ -8216,7 +8405,7 @@
     <w:p>
       <w:bookmarkStart w:id="bm_cap3" w:name="bm_cap3"/>
       <w:pPr>
-        <w:spacing w:before="0" w:after="480" w:line="360" w:lineRule="auto"/>
+        <w:spacing w:before="480"/>
         <w:jc w:val="center"/>
       </w:pPr>
       <w:r>
@@ -8230,440 +8419,19 @@
       <w:bookmarkEnd w:id="bm_cap3"/>
     </w:p>
     <w:p>
-      <w:bookmarkStart w:id="bm_cap3_bases" w:name="bm_cap3_bases"/>
-      <w:pPr>
-        <w:spacing w:before="480" w:after="480" w:line="360" w:lineRule="auto"/>
-        <w:jc w:val="left"/>
-      </w:pPr>
-      <w:r>
-        <w:rPr>
-          <w:rFonts w:ascii="Times New Roman" w:hAnsi="Times New Roman"/>
-          <w:b/>
-          <w:sz w:val="24"/>
-        </w:rPr>
-        <w:t>Procura y Gestión de Compras</w:t>
-      </w:r>
-      <w:bookmarkEnd w:id="bm_cap3_bases"/>
-    </w:p>
-    <w:p>
-      <w:pPr>
-        <w:spacing w:line="360" w:lineRule="auto" w:after="0" w:before="0"/>
-        <w:ind w:firstLine="709"/>
-        <w:jc w:val="both"/>
-      </w:pPr>
-      <w:r>
-        <w:rPr>
-          <w:rFonts w:ascii="Times New Roman" w:hAnsi="Times New Roman"/>
-          <w:i w:val="0"/>
-          <w:sz w:val="24"/>
-        </w:rPr>
-        <w:t>La procura se define como el conjunto de actividades orientadas a la adquisición de bienes, materiales e insumos necesarios para el funcionamiento continuo de una organización. Monterroso (2002) establece que la gestión de abastecimiento eficiente no se limita a la ejecución de compras, sino que abarca la planificación de necesidades, la selección de proveedores, la negociación de condiciones y el control del cumplimiento de los requerimientos en tiempo, calidad y costo.</w:t>
-      </w:r>
-    </w:p>
-    <w:p>
-      <w:pPr>
-        <w:spacing w:line="360" w:lineRule="auto" w:after="0" w:before="0"/>
-        <w:ind w:firstLine="709"/>
-        <w:jc w:val="both"/>
-      </w:pPr>
-      <w:r>
-        <w:rPr>
-          <w:rFonts w:ascii="Times New Roman" w:hAnsi="Times New Roman"/>
-          <w:i w:val="0"/>
-          <w:sz w:val="24"/>
-        </w:rPr>
-        <w:t>Lo anterior cobra especial relevancia en el contexto de Lubricantes y Equipos Varyna, C.A., donde la procura constituye una función crítica para sostener las operaciones industriales y de campo. Durante el diagnóstico realizado, se pudo constatar que el departamento administrativo no cuenta con un canal formalizado de recepción de requisiciones, lo que impide que el proceso de abastecimiento se desarrolle de forma planificada y controlada tal como lo exige la teoría. En criterio de quien suscribe, esta ausencia de estructura procedimental es la causa raíz de los retrasos identificados, por encima incluso de factores humanos o tecnológicos.</w:t>
-      </w:r>
-    </w:p>
-    <w:p>
-      <w:pPr>
-        <w:spacing w:line="360" w:lineRule="auto" w:after="0" w:before="0"/>
-        <w:ind w:firstLine="709"/>
-        <w:jc w:val="both"/>
-      </w:pPr>
-      <w:r>
-        <w:rPr>
-          <w:rFonts w:ascii="Times New Roman" w:hAnsi="Times New Roman"/>
-          <w:i w:val="0"/>
-          <w:sz w:val="24"/>
-        </w:rPr>
-        <w:t>Comprender la procura desde esta perspectiva teórica es el punto de partida indispensable para cualquier propuesta de mejora, pues permite identificar con precisión en cuáles fases del ciclo se concentran las ineficiencias. Para ello, resulta igualmente necesario examinar el marco administrativo general que debe regir la gestión de cualquier proceso organizacional, tal como se desarrolla en el apartado siguiente.</w:t>
-      </w:r>
-    </w:p>
-    <w:p>
-      <w:pPr>
-        <w:spacing w:line="240" w:lineRule="auto" w:before="720" w:after="240"/>
-        <w:ind w:left="709" w:right="709"/>
-        <w:jc w:val="both"/>
-      </w:pPr>
-      <w:r>
-        <w:rPr>
-          <w:rFonts w:ascii="Times New Roman" w:hAnsi="Times New Roman"/>
-          <w:sz w:val="24"/>
-        </w:rPr>
-        <w:t>La gestión de compras y abastecimiento comprende un conjunto de actividades que permiten identificar las necesidades de materiales e insumos de la organización, seleccionar adecuadamente a los proveedores, negociar las condiciones de adquisición más convenientes y asegurar que los bienes requeridos lleguen en las cantidades correctas, en el momento oportuno y al menor costo posible, contribuyendo directamente a la eficiencia operativa de la empresa.</w:t>
-      </w:r>
-      <w:r>
-        <w:rPr>
-          <w:rFonts w:ascii="Times New Roman" w:hAnsi="Times New Roman"/>
-          <w:sz w:val="24"/>
-        </w:rPr>
-        <w:t xml:space="preserve"> (Monterroso, 2002, p. 3)</w:t>
-      </w:r>
-    </w:p>
-    <w:p>
-      <w:pPr>
-        <w:spacing w:before="480" w:after="480" w:line="360" w:lineRule="auto"/>
-        <w:jc w:val="left"/>
-      </w:pPr>
-      <w:r>
-        <w:rPr>
-          <w:rFonts w:ascii="Times New Roman" w:hAnsi="Times New Roman"/>
-          <w:b/>
-          <w:sz w:val="24"/>
-        </w:rPr>
-        <w:t>Proceso Administrativo</w:t>
-      </w:r>
-    </w:p>
-    <w:p>
-      <w:pPr>
-        <w:spacing w:line="360" w:lineRule="auto" w:after="0" w:before="0"/>
-        <w:ind w:firstLine="709"/>
-        <w:jc w:val="both"/>
-      </w:pPr>
-      <w:r>
-        <w:rPr>
-          <w:rFonts w:ascii="Times New Roman" w:hAnsi="Times New Roman"/>
-          <w:i w:val="0"/>
-          <w:sz w:val="24"/>
-        </w:rPr>
-        <w:t>El proceso administrativo constituye el marco conceptual fundamental que rige el funcionamiento de las organizaciones modernas. Chiavenato (2006) lo describe como el conjunto secuencial e interrelacionado de funciones de planificación, organización, dirección y control, orientadas al logro eficiente de los objetivos organizacionales mediante el uso racional de los recursos disponibles.</w:t>
-      </w:r>
-    </w:p>
-    <w:p>
-      <w:pPr>
-        <w:spacing w:line="360" w:lineRule="auto" w:after="0" w:before="0"/>
-        <w:ind w:firstLine="709"/>
-        <w:jc w:val="both"/>
-      </w:pPr>
-      <w:r>
-        <w:rPr>
-          <w:rFonts w:ascii="Times New Roman" w:hAnsi="Times New Roman"/>
-          <w:i w:val="0"/>
-          <w:sz w:val="24"/>
-        </w:rPr>
-        <w:t>Aplicado al contexto de la procura, el proceso administrativo provee la estructura metodológica necesaria para formalizar cada etapa del ciclo de compras. La planificación define las necesidades y tiempos de adquisición; la organización asigna responsabilidades claras a cada actor del proceso; la dirección asegura la ejecución coordinada de las actividades; y el control verifica el cumplimiento de los procedimientos y detecta desviaciones que requieren corrección.</w:t>
-      </w:r>
-    </w:p>
-    <w:p>
-      <w:pPr>
-        <w:spacing w:line="360" w:lineRule="auto" w:after="0" w:before="0"/>
-        <w:ind w:firstLine="709"/>
-        <w:jc w:val="both"/>
-      </w:pPr>
-      <w:r>
-        <w:rPr>
-          <w:rFonts w:ascii="Times New Roman" w:hAnsi="Times New Roman"/>
-          <w:i w:val="0"/>
-          <w:sz w:val="24"/>
-        </w:rPr>
-        <w:t>Durante la observación directa realizada en Lubricantes y Equipos Varyna, C.A., se evidenció que ninguna de estas cuatro funciones se ejecuta de manera formal dentro del ciclo de compras. Las requisiciones se reciben sin planificación previa, las responsabilidades no están escritas ni asignadas con claridad, y no existe un mecanismo de control que permita detectar en qué fase se detiene cada expediente. Desde la perspectiva de quien elabora este trabajo, la ausencia del proceso administrativo como eje rector es lo que convierte un procedimiento que debería ser simple en una secuencia compleja y propensa a errores. La propuesta de simplificación desarrollada en los capítulos siguientes busca precisamente instaurar estas cuatro funciones de forma explícita dentro del nuevo flujo de procura. Para que dicho control sea efectivo, es necesario además comprender los mecanismos de control interno aplicables específicamente al área de compras, como se expone a continuación.</w:t>
-      </w:r>
-    </w:p>
-    <w:p>
-      <w:pPr>
-        <w:spacing w:before="480" w:after="480" w:line="360" w:lineRule="auto"/>
-        <w:jc w:val="left"/>
-      </w:pPr>
-      <w:r>
-        <w:rPr>
-          <w:rFonts w:ascii="Times New Roman" w:hAnsi="Times New Roman"/>
-          <w:b/>
-          <w:sz w:val="24"/>
-        </w:rPr>
-        <w:t>Control Interno en los Procesos de Compras</w:t>
-      </w:r>
-    </w:p>
-    <w:p>
-      <w:pPr>
-        <w:spacing w:line="360" w:lineRule="auto" w:after="0" w:before="0"/>
-        <w:ind w:firstLine="709"/>
-        <w:jc w:val="both"/>
-      </w:pPr>
-      <w:r>
-        <w:rPr>
-          <w:rFonts w:ascii="Times New Roman" w:hAnsi="Times New Roman"/>
-          <w:i w:val="0"/>
-          <w:sz w:val="24"/>
-        </w:rPr>
-        <w:t>El control interno se define como el proceso diseñado e implementado por la dirección de una organización para proporcionar una seguridad razonable sobre la consecución de los objetivos en las categorías de eficiencia operativa, confiabilidad de la información financiera y cumplimiento de las normas aplicables. Mantilla (2005) señala que un sistema de control interno robusto en el área de compras minimiza los riesgos de fraude, duplicidad de pagos y adquisiciones no autorizadas.</w:t>
-      </w:r>
-    </w:p>
-    <w:p>
-      <w:pPr>
-        <w:spacing w:line="360" w:lineRule="auto" w:after="0" w:before="0"/>
-        <w:ind w:firstLine="709"/>
-        <w:jc w:val="both"/>
-      </w:pPr>
-      <w:r>
-        <w:rPr>
-          <w:rFonts w:ascii="Times New Roman" w:hAnsi="Times New Roman"/>
-          <w:i w:val="0"/>
-          <w:sz w:val="24"/>
-        </w:rPr>
-        <w:t>En el proceso de procura de Lubricantes y Equipos Varyna, C.A., el fortalecimiento del control interno implica la definición de niveles de autorización por monto de compra, la implementación de formularios estandarizados de solicitud y la trazabilidad documental de cada expediente desde la requisición hasta la orden de compra cerrada. Estas medidas reducen la discrecionalidad en las decisiones de adquisición y aumentan la transparencia del proceso.</w:t>
-      </w:r>
-    </w:p>
-    <w:p>
-      <w:pPr>
-        <w:spacing w:line="360" w:lineRule="auto" w:after="0" w:before="0"/>
-        <w:ind w:firstLine="709"/>
-        <w:jc w:val="both"/>
-      </w:pPr>
-      <w:r>
-        <w:rPr>
-          <w:rFonts w:ascii="Times New Roman" w:hAnsi="Times New Roman"/>
-          <w:i w:val="0"/>
-          <w:sz w:val="24"/>
-        </w:rPr>
-        <w:t>A juicio de quien suscribe, el control interno no debe entenderse como una carga burocrática adicional, sino como la garantía de que cada paso del proceso de compras tiene un propósito definido y un responsable identificable. En Lubricantes y Equipos Varyna, C.A., la inexistencia de niveles de autorización formales ha generado que decisiones de adquisición recaigan de manera discrecional sobre el personal disponible en el momento, sin criterios objetivos ni registros verificables. Incorporar mecanismos de control interno dentro del nuevo procedimiento simplificado no agrega complejidad al proceso, sino que le otorga la transparencia y trazabilidad que actualmente le faltan. Este enfoque de control se articula directamente con la noción de simplificación administrativa que fundamenta la propuesta, concepto que se desarrolla en el siguiente apartado.</w:t>
-      </w:r>
-    </w:p>
-    <w:p>
-      <w:pPr>
-        <w:spacing w:before="480" w:after="480" w:line="360" w:lineRule="auto"/>
-        <w:jc w:val="left"/>
-      </w:pPr>
-      <w:r>
-        <w:rPr>
-          <w:rFonts w:ascii="Times New Roman" w:hAnsi="Times New Roman"/>
-          <w:b/>
-          <w:sz w:val="24"/>
-        </w:rPr>
-        <w:t>Simplificación Administrativa de Procesos</w:t>
-      </w:r>
-    </w:p>
-    <w:p>
-      <w:pPr>
-        <w:spacing w:line="360" w:lineRule="auto" w:after="0" w:before="0"/>
-        <w:ind w:firstLine="709"/>
-        <w:jc w:val="both"/>
-      </w:pPr>
-      <w:r>
-        <w:rPr>
-          <w:rFonts w:ascii="Times New Roman" w:hAnsi="Times New Roman"/>
-          <w:i w:val="0"/>
-          <w:sz w:val="24"/>
-        </w:rPr>
-        <w:t>La simplificación administrativa consiste en la revisión sistemática y el rediseño de los procedimientos organizacionales con el propósito de eliminar pasos innecesarios, reducir la burocracia interna y facilitar la ejecución ágil de las operaciones. Según Harrington (1993), un proceso simplificado debe ser comprensible para todos los actores involucrados, ejecutable con el menor número de pasos posible y orientado a resultados medibles y verificables.</w:t>
-      </w:r>
-    </w:p>
-    <w:p>
-      <w:pPr>
-        <w:spacing w:line="360" w:lineRule="auto" w:after="0" w:before="0"/>
-        <w:ind w:firstLine="709"/>
-        <w:jc w:val="both"/>
-      </w:pPr>
-      <w:r>
-        <w:rPr>
-          <w:rFonts w:ascii="Times New Roman" w:hAnsi="Times New Roman"/>
-          <w:i w:val="0"/>
-          <w:sz w:val="24"/>
-        </w:rPr>
-        <w:t>En el ámbito de la administración de compras, la simplificación procedimental se traduce en la reducción de los ciclos de aprobación, la unificación de los formatos de cotización y la clarificación de los roles y responsabilidades de cada actor. El resultado esperado es una disminución verificable de los tiempos de respuesta en la adquisición de insumos y una mayor capacidad de la organización para atender sus necesidades de abastecimiento de forma oportuna y transparente.</w:t>
-      </w:r>
-    </w:p>
-    <w:p>
-      <w:pPr>
-        <w:spacing w:line="360" w:lineRule="auto" w:after="0" w:before="0"/>
-        <w:ind w:firstLine="709"/>
-        <w:jc w:val="both"/>
-      </w:pPr>
-      <w:r>
-        <w:rPr>
-          <w:rFonts w:ascii="Times New Roman" w:hAnsi="Times New Roman"/>
-          <w:i w:val="0"/>
-          <w:sz w:val="24"/>
-        </w:rPr>
-        <w:t>Esta definición describe con precisión la situación identificada en Lubricantes y Equipos Varyna, C.A.: un proceso que ha crecido en pasos y actores sin que ninguno de esos añadidos haya sido diseñado intencionalmente, sino como respuesta improvisada a contingencias operativas. Quien elabora este trabajo considera que la simplificación no implica eliminar controles, sino eliminar redundancias; no significa reducir responsabilidades, sino clarificarlas. El nuevo flujo propuesto en el Capítulo V parte de este principio, identificando los pasos estrictamente necesarios para que una requisición se convierta en una orden de compra cerrada sin demoras innecesarias. Para que esta propuesta sea metodológicamente válida dentro del ámbito académico, debe enmarcarse además en la modalidad de investigación correspondiente, la cual se explica en el apartado final de este capítulo.</w:t>
-      </w:r>
-    </w:p>
-    <w:p>
-      <w:pPr>
-        <w:spacing w:before="480" w:after="480" w:line="360" w:lineRule="auto"/>
-        <w:jc w:val="left"/>
-      </w:pPr>
-      <w:r>
-        <w:rPr>
-          <w:rFonts w:ascii="Times New Roman" w:hAnsi="Times New Roman"/>
-          <w:b/>
-          <w:sz w:val="24"/>
-        </w:rPr>
-        <w:t>Base Legal: Constitución de la República Bolivariana de Venezuela — Artículo 112</w:t>
-      </w:r>
-    </w:p>
-    <w:p>
-      <w:pPr>
-        <w:spacing w:line="360" w:lineRule="auto" w:after="0" w:before="0"/>
-        <w:ind w:firstLine="709"/>
-        <w:jc w:val="both"/>
-      </w:pPr>
-      <w:r>
-        <w:rPr>
-          <w:rFonts w:ascii="Times New Roman" w:hAnsi="Times New Roman"/>
-          <w:i w:val="0"/>
-          <w:sz w:val="24"/>
-        </w:rPr>
-        <w:t>Como marco general de la actividad económica privada, la Constitución reconoce la iniciativa empresarial dentro de los límites establecidos por el ordenamiento jurídico.</w:t>
-      </w:r>
-    </w:p>
-    <w:p>
-      <w:pPr>
-        <w:spacing w:line="240" w:lineRule="auto" w:before="720" w:after="240"/>
-        <w:ind w:left="709" w:right="709"/>
-        <w:jc w:val="both"/>
-      </w:pPr>
-      <w:r>
-        <w:rPr>
-          <w:rFonts w:ascii="Times New Roman" w:hAnsi="Times New Roman"/>
-          <w:sz w:val="24"/>
-        </w:rPr>
-        <w:t>Todas las personas pueden dedicarse libremente a la actividad económica de su preferencia, sin más limitaciones que las previstas en esta Constitución y las que establezcan las leyes, por razones de desarrollo humano, seguridad, sanidad, protección del ambiente u otras de interés social. El Estado promoverá la iniciativa privada, garantizando la creación y justa distribución de la riqueza, así como la producción de bienes y servicios que satisfagan las necesidades de la población, la libertad de trabajo, empresa, comercio, industria, sin perjuicio de su facultad para dictar medidas para planificar, racionalizar y regular la economía e impulsar el desarrollo integral del país.</w:t>
-      </w:r>
-      <w:r>
-        <w:rPr>
-          <w:rFonts w:ascii="Times New Roman" w:hAnsi="Times New Roman"/>
-          <w:sz w:val="24"/>
-        </w:rPr>
-        <w:t xml:space="preserve"> (Constitución de la República Bolivariana de Venezuela, 1999, art. 112)</w:t>
-      </w:r>
-    </w:p>
-    <w:p>
-      <w:pPr>
-        <w:spacing w:line="360" w:lineRule="auto" w:after="0" w:before="0"/>
-        <w:ind w:firstLine="709"/>
-        <w:jc w:val="both"/>
-      </w:pPr>
-      <w:r>
-        <w:rPr>
-          <w:rFonts w:ascii="Times New Roman" w:hAnsi="Times New Roman"/>
-          <w:i w:val="0"/>
-          <w:sz w:val="24"/>
-        </w:rPr>
-        <w:t>El aporte de este artículo al informe es de carácter general: reconoce el ejercicio de la actividad empresarial y permite ubicar la propuesta dentro de la necesidad de organizar racionalmente los procesos internos de una empresa privada. No establece un procedimiento específico de procura, por lo que su función es servir como fundamento constitucional amplio y no como regla operativa de compras.</w:t>
-      </w:r>
-    </w:p>
-    <w:p>
-      <w:pPr>
-        <w:spacing w:before="480" w:after="480" w:line="360" w:lineRule="auto"/>
-        <w:jc w:val="left"/>
-      </w:pPr>
-      <w:r>
-        <w:rPr>
-          <w:rFonts w:ascii="Times New Roman" w:hAnsi="Times New Roman"/>
-          <w:b/>
-          <w:sz w:val="24"/>
-        </w:rPr>
-        <w:t>Base Legal: Código de Comercio — Artículo 32</w:t>
-      </w:r>
-    </w:p>
-    <w:p>
-      <w:pPr>
-        <w:spacing w:line="360" w:lineRule="auto" w:after="0" w:before="0"/>
-        <w:ind w:firstLine="709"/>
-        <w:jc w:val="both"/>
-      </w:pPr>
-      <w:r>
-        <w:rPr>
-          <w:rFonts w:ascii="Times New Roman" w:hAnsi="Times New Roman"/>
-          <w:i w:val="0"/>
-          <w:sz w:val="24"/>
-        </w:rPr>
-        <w:t>El Código de Comercio establece obligaciones vinculadas con el orden y claridad de los registros de los comerciantes, aspecto que guarda relación con la necesidad de mantener información organizada y verificable en los procesos administrativos.</w:t>
-      </w:r>
-    </w:p>
-    <w:p>
-      <w:pPr>
-        <w:spacing w:line="240" w:lineRule="auto" w:before="720" w:after="240"/>
-        <w:ind w:left="709" w:right="709"/>
-        <w:jc w:val="both"/>
-      </w:pPr>
-      <w:r>
-        <w:rPr>
-          <w:rFonts w:ascii="Times New Roman" w:hAnsi="Times New Roman"/>
-          <w:sz w:val="24"/>
-        </w:rPr>
-        <w:t>Todo comerciante debe llevar en idioma castellano su contabilidad, la cual comprenderá, obligatoriamente, el libro Diario, el libro Mayor y el de Inventarios. Podrá llevar, además, todos los libros auxiliares que estimara conveniente para el mayor orden y claridad de sus operaciones.</w:t>
-      </w:r>
-      <w:r>
-        <w:rPr>
-          <w:rFonts w:ascii="Times New Roman" w:hAnsi="Times New Roman"/>
-          <w:sz w:val="24"/>
-        </w:rPr>
-        <w:t xml:space="preserve"> (Código de Comercio, 1955, art. 32)</w:t>
-      </w:r>
-    </w:p>
-    <w:p>
-      <w:pPr>
-        <w:spacing w:line="360" w:lineRule="auto" w:after="0" w:before="0"/>
-        <w:ind w:firstLine="709"/>
-        <w:jc w:val="both"/>
-      </w:pPr>
-      <w:r>
-        <w:rPr>
-          <w:rFonts w:ascii="Times New Roman" w:hAnsi="Times New Roman"/>
-          <w:i w:val="0"/>
-          <w:sz w:val="24"/>
-        </w:rPr>
-        <w:t>La relación con la propuesta se encuentra en el principio de orden y claridad de las operaciones mercantiles. Los formatos y mecanismos de seguimiento diseñados para la procura no sustituyen los libros contables exigidos por la ley, pero complementan el control administrativo al organizar la documentación que antecede y acompaña las compras de la empresa.</w:t>
-      </w:r>
-    </w:p>
-    <w:p>
       <w:pPr>
         <w:sectPr>
-          <w:footerReference w:type="default" r:id="rId36"/>
-          <w:footerReference w:type="first" r:id="rId37"/>
+          <w:footerReference w:type="default" r:id="rId35"/>
           <w:pgSz w:w="12240" w:h="15840"/>
           <w:pgMar w:top="1701" w:right="1701" w:bottom="1701" w:left="2268" w:header="720" w:footer="720" w:gutter="0"/>
           <w:cols w:space="720"/>
           <w:titlePg/>
           <w:docGrid w:linePitch="360"/>
-          <w:pgNumType w:fmt="decimal"/>
         </w:sectPr>
       </w:pPr>
     </w:p>
     <w:p>
-      <w:pPr>
-        <w:spacing w:before="1140" w:after="480" w:line="360" w:lineRule="auto"/>
-        <w:jc w:val="center"/>
-      </w:pPr>
-      <w:r>
-        <w:rPr>
-          <w:rFonts w:ascii="Times New Roman" w:hAnsi="Times New Roman"/>
-          <w:b/>
-          <w:sz w:val="24"/>
-        </w:rPr>
-        <w:t>CAPÍTULO IV</w:t>
-      </w:r>
-    </w:p>
-    <w:p>
-      <w:bookmarkStart w:id="bm_cap4" w:name="bm_cap4"/>
-      <w:pPr>
-        <w:spacing w:before="0" w:after="480" w:line="360" w:lineRule="auto"/>
-        <w:jc w:val="center"/>
-      </w:pPr>
-      <w:r>
-        <w:rPr>
-          <w:rFonts w:ascii="Times New Roman" w:hAnsi="Times New Roman"/>
-          <w:b/>
-          <w:sz w:val="24"/>
-        </w:rPr>
-        <w:t>ACTIVIDADES REALIZADAS</w:t>
-      </w:r>
-      <w:bookmarkEnd w:id="bm_cap4"/>
-    </w:p>
-    <w:p>
-      <w:bookmarkStart w:id="bm_cap4_desc" w:name="bm_cap4_desc"/>
+      <w:bookmarkStart w:id="bm_cap3_bases" w:name="bm_cap3_bases"/>
       <w:pPr>
         <w:spacing w:before="480" w:after="480" w:line="360" w:lineRule="auto"/>
         <w:jc w:val="left"/>
@@ -8674,9 +8442,9 @@
           <w:b/>
           <w:sz w:val="24"/>
         </w:rPr>
-        <w:t>Descripción de Actividades Ejecutadas por Semana</w:t>
-      </w:r>
-      <w:bookmarkEnd w:id="bm_cap4_desc"/>
+        <w:t>Procura y Gestión de Compras</w:t>
+      </w:r>
+      <w:bookmarkEnd w:id="bm_cap3_bases"/>
     </w:p>
     <w:p>
       <w:pPr>
@@ -8690,11 +8458,62 @@
           <w:i w:val="0"/>
           <w:sz w:val="24"/>
         </w:rPr>
-        <w:t>Durante las diez (10) semanas de práctica profesional se desarrollaron actividades operativas de apoyo a la procura y actividades de diagnóstico, análisis y formulación de la propuesta de simplificación administrativa:</w:t>
+        <w:t>La procura se define como el conjunto de actividades orientadas a la adquisición de bienes, materiales e insumos necesarios para el funcionamiento continuo de una organización. Monterroso (2002) establece que la gestión de abastecimiento eficiente no se limita a la ejecución de compras, sino que abarca la planificación de necesidades, la selección de proveedores, la negociación de condiciones y el control del cumplimiento de los requerimientos en tiempo, calidad y costo.</w:t>
       </w:r>
     </w:p>
     <w:p>
       <w:pPr>
+        <w:spacing w:line="360" w:lineRule="auto" w:after="0" w:before="0"/>
+        <w:ind w:firstLine="709"/>
+        <w:jc w:val="both"/>
+      </w:pPr>
+      <w:r>
+        <w:rPr>
+          <w:rFonts w:ascii="Times New Roman" w:hAnsi="Times New Roman"/>
+          <w:i w:val="0"/>
+          <w:sz w:val="24"/>
+        </w:rPr>
+        <w:t>Lo anterior cobra especial relevancia en el contexto de Lubricantes y Equipos Varyna, C.A., donde la procura constituye una función crítica para sostener las operaciones industriales y de campo. Durante el diagnóstico realizado, se pudo constatar que el departamento administrativo no cuenta con un canal formalizado de recepción de requisiciones, lo que impide que el proceso de abastecimiento se desarrolle de forma planificada y controlada tal como lo exige la teoría. En criterio de quien suscribe, esta ausencia de estructura procedimental es la causa raíz de los retrasos identificados, por encima incluso de factores humanos o tecnológicos.</w:t>
+      </w:r>
+    </w:p>
+    <w:p>
+      <w:pPr>
+        <w:spacing w:line="360" w:lineRule="auto" w:after="0" w:before="0"/>
+        <w:ind w:firstLine="709"/>
+        <w:jc w:val="both"/>
+      </w:pPr>
+      <w:r>
+        <w:rPr>
+          <w:rFonts w:ascii="Times New Roman" w:hAnsi="Times New Roman"/>
+          <w:i w:val="0"/>
+          <w:sz w:val="24"/>
+        </w:rPr>
+        <w:t>Comprender la procura desde esta perspectiva teórica es el punto de partida indispensable para cualquier propuesta de mejora, pues permite identificar con precisión en cuáles fases del ciclo se concentran las ineficiencias. Para ello, resulta igualmente necesario examinar el marco administrativo general que debe regir la gestión de cualquier proceso organizacional, tal como se desarrolla en el apartado siguiente.</w:t>
+      </w:r>
+    </w:p>
+    <w:p>
+      <w:pPr>
+        <w:spacing w:line="240" w:lineRule="auto" w:before="720" w:after="240"/>
+        <w:ind w:left="709" w:right="709"/>
+        <w:jc w:val="both"/>
+      </w:pPr>
+      <w:r>
+        <w:rPr>
+          <w:rFonts w:ascii="Times New Roman" w:hAnsi="Times New Roman"/>
+          <w:sz w:val="24"/>
+        </w:rPr>
+        <w:t>La gestión de compras y abastecimiento comprende un conjunto de actividades que permiten identificar las necesidades de materiales e insumos de la organización, seleccionar adecuadamente a los proveedores, negociar las condiciones de adquisición más convenientes y asegurar que los bienes requeridos lleguen en las cantidades correctas, en el momento oportuno y al menor costo posible, contribuyendo directamente a la eficiencia operativa de la empresa.</w:t>
+      </w:r>
+      <w:r>
+        <w:rPr>
+          <w:rFonts w:ascii="Times New Roman" w:hAnsi="Times New Roman"/>
+          <w:sz w:val="24"/>
+        </w:rPr>
+        <w:t xml:space="preserve"> (Monterroso, 2002, p. 3)</w:t>
+      </w:r>
+    </w:p>
+    <w:p>
+      <w:pPr>
         <w:spacing w:before="480" w:after="480" w:line="360" w:lineRule="auto"/>
         <w:jc w:val="left"/>
       </w:pPr>
@@ -8704,69 +8523,56 @@
           <w:b/>
           <w:sz w:val="24"/>
         </w:rPr>
-        <w:t>Semana 1</w:t>
+        <w:t>Proceso Administrativo</w:t>
       </w:r>
     </w:p>
     <w:p>
       <w:pPr>
-        <w:spacing w:line="360" w:lineRule="auto"/>
+        <w:spacing w:line="360" w:lineRule="auto" w:after="0" w:before="0"/>
         <w:ind w:firstLine="709"/>
         <w:jc w:val="both"/>
       </w:pPr>
       <w:r>
         <w:rPr>
           <w:rFonts w:ascii="Times New Roman" w:hAnsi="Times New Roman"/>
-          <w:sz w:val="24"/>
-        </w:rPr>
-        <w:t xml:space="preserve">1. </w:t>
-      </w:r>
-      <w:r>
-        <w:rPr>
-          <w:rFonts w:ascii="Times New Roman" w:hAnsi="Times New Roman"/>
-          <w:b/>
-          <w:sz w:val="24"/>
-        </w:rPr>
-        <w:t xml:space="preserve">Actividad operativa: </w:t>
-      </w:r>
-      <w:r>
-        <w:rPr>
-          <w:rFonts w:ascii="Times New Roman" w:hAnsi="Times New Roman"/>
-          <w:sz w:val="24"/>
-        </w:rPr>
-        <w:t>Inducción institucional, recorrido por las instalaciones, presentación ante el equipo del Departamento Administrativo y familiarización con los procedimientos generales de la empresa y del área de procura.</w:t>
+          <w:i w:val="0"/>
+          <w:sz w:val="24"/>
+        </w:rPr>
+        <w:t>El proceso administrativo constituye el marco conceptual fundamental que rige el funcionamiento de las organizaciones modernas. Chiavenato (2006) lo describe como el conjunto secuencial e interrelacionado de funciones de planificación, organización, dirección y control, orientadas al logro eficiente de los objetivos organizacionales mediante el uso racional de los recursos disponibles.</w:t>
       </w:r>
     </w:p>
     <w:p>
       <w:pPr>
-        <w:spacing w:line="360" w:lineRule="auto"/>
+        <w:spacing w:line="360" w:lineRule="auto" w:after="0" w:before="0"/>
         <w:ind w:firstLine="709"/>
         <w:jc w:val="both"/>
       </w:pPr>
       <w:r>
         <w:rPr>
           <w:rFonts w:ascii="Times New Roman" w:hAnsi="Times New Roman"/>
-          <w:sz w:val="24"/>
-        </w:rPr>
-        <w:t xml:space="preserve">2. </w:t>
-      </w:r>
-      <w:r>
-        <w:rPr>
-          <w:rFonts w:ascii="Times New Roman" w:hAnsi="Times New Roman"/>
-          <w:b/>
-          <w:sz w:val="24"/>
-        </w:rPr>
-        <w:t xml:space="preserve">Actividad de investigación: </w:t>
-      </w:r>
-      <w:r>
-        <w:rPr>
-          <w:rFonts w:ascii="Times New Roman" w:hAnsi="Times New Roman"/>
-          <w:sz w:val="24"/>
-        </w:rPr>
-        <w:t>Observación directa del flujo de requisiciones y registro de las primeras situaciones relacionadas con la recepción, seguimiento y control de las solicitudes de compra.</w:t>
+          <w:i w:val="0"/>
+          <w:sz w:val="24"/>
+        </w:rPr>
+        <w:t>Aplicado al contexto de la procura, el proceso administrativo provee la estructura metodológica necesaria para formalizar cada etapa del ciclo de compras. La planificación define las necesidades y tiempos de adquisición; la organización asigna responsabilidades claras a cada actor del proceso; la dirección asegura la ejecución coordinada de las actividades; y el control verifica el cumplimiento de los procedimientos y detecta desviaciones que requieren corrección.</w:t>
       </w:r>
     </w:p>
     <w:p>
       <w:pPr>
+        <w:spacing w:line="360" w:lineRule="auto" w:after="0" w:before="0"/>
+        <w:ind w:firstLine="709"/>
+        <w:jc w:val="both"/>
+      </w:pPr>
+      <w:r>
+        <w:rPr>
+          <w:rFonts w:ascii="Times New Roman" w:hAnsi="Times New Roman"/>
+          <w:i w:val="0"/>
+          <w:sz w:val="24"/>
+        </w:rPr>
+        <w:t>Durante la observación directa realizada en Lubricantes y Equipos Varyna, C.A., se evidenció que ninguna de estas cuatro funciones se ejecuta de manera formal dentro del ciclo de compras. Las requisiciones se reciben sin planificación previa, las responsabilidades no están escritas ni asignadas con claridad, y no existe un mecanismo de control que permita detectar en qué fase se detiene cada expediente. Desde la perspectiva de quien elabora este trabajo, la ausencia del proceso administrativo como eje rector es lo que convierte un procedimiento que debería ser simple en una secuencia compleja y propensa a errores. La propuesta de simplificación desarrollada en los capítulos siguientes busca precisamente instaurar estas cuatro funciones de forma explícita dentro del nuevo flujo de procura. Para que dicho control sea efectivo, es necesario además comprender los mecanismos de control interno aplicables específicamente al área de compras, como se expone a continuación.</w:t>
+      </w:r>
+    </w:p>
+    <w:p>
+      <w:pPr>
         <w:spacing w:before="480" w:after="480" w:line="360" w:lineRule="auto"/>
         <w:jc w:val="left"/>
       </w:pPr>
@@ -8776,69 +8582,56 @@
           <w:b/>
           <w:sz w:val="24"/>
         </w:rPr>
-        <w:t>Semana 2</w:t>
+        <w:t>Control Interno en los Procesos de Compras</w:t>
       </w:r>
     </w:p>
     <w:p>
       <w:pPr>
-        <w:spacing w:line="360" w:lineRule="auto"/>
+        <w:spacing w:line="360" w:lineRule="auto" w:after="0" w:before="0"/>
         <w:ind w:firstLine="709"/>
         <w:jc w:val="both"/>
       </w:pPr>
       <w:r>
         <w:rPr>
           <w:rFonts w:ascii="Times New Roman" w:hAnsi="Times New Roman"/>
-          <w:sz w:val="24"/>
-        </w:rPr>
-        <w:t xml:space="preserve">1. </w:t>
-      </w:r>
-      <w:r>
-        <w:rPr>
-          <w:rFonts w:ascii="Times New Roman" w:hAnsi="Times New Roman"/>
-          <w:b/>
-          <w:sz w:val="24"/>
-        </w:rPr>
-        <w:t xml:space="preserve">Actividad operativa: </w:t>
-      </w:r>
-      <w:r>
-        <w:rPr>
-          <w:rFonts w:ascii="Times New Roman" w:hAnsi="Times New Roman"/>
-          <w:sz w:val="24"/>
-        </w:rPr>
-        <w:t>Apoyo en la recepción, clasificación y registro de solicitudes de compra, además de la familiarización con los expedientes y mecanismos de seguimiento de cotizaciones del departamento.</w:t>
+          <w:i w:val="0"/>
+          <w:sz w:val="24"/>
+        </w:rPr>
+        <w:t>El control interno se define como el proceso diseñado e implementado por la dirección de una organización para proporcionar una seguridad razonable sobre la consecución de los objetivos en las categorías de eficiencia operativa, confiabilidad de la información financiera y cumplimiento de las normas aplicables. Mantilla (2005) señala que un sistema de control interno robusto en el área de compras minimiza los riesgos de fraude, duplicidad de pagos y adquisiciones no autorizadas.</w:t>
       </w:r>
     </w:p>
     <w:p>
       <w:pPr>
-        <w:spacing w:line="360" w:lineRule="auto"/>
+        <w:spacing w:line="360" w:lineRule="auto" w:after="0" w:before="0"/>
         <w:ind w:firstLine="709"/>
         <w:jc w:val="both"/>
       </w:pPr>
       <w:r>
         <w:rPr>
           <w:rFonts w:ascii="Times New Roman" w:hAnsi="Times New Roman"/>
-          <w:sz w:val="24"/>
-        </w:rPr>
-        <w:t xml:space="preserve">2. </w:t>
-      </w:r>
-      <w:r>
-        <w:rPr>
-          <w:rFonts w:ascii="Times New Roman" w:hAnsi="Times New Roman"/>
-          <w:b/>
-          <w:sz w:val="24"/>
-        </w:rPr>
-        <w:t xml:space="preserve">Actividad de investigación: </w:t>
-      </w:r>
-      <w:r>
-        <w:rPr>
-          <w:rFonts w:ascii="Times New Roman" w:hAnsi="Times New Roman"/>
-          <w:sz w:val="24"/>
-        </w:rPr>
-        <w:t>Levantamiento del flujo secuencial del proceso de procura mediante observación directa y conversaciones de reconocimiento con el personal encargado.</w:t>
+          <w:i w:val="0"/>
+          <w:sz w:val="24"/>
+        </w:rPr>
+        <w:t>En el proceso de procura de Lubricantes y Equipos Varyna, C.A., el fortalecimiento del control interno implica la definición de niveles de autorización por monto de compra, la implementación de formularios estandarizados de solicitud y la trazabilidad documental de cada expediente desde la requisición hasta la orden de compra cerrada. Estas medidas reducen la discrecionalidad en las decisiones de adquisición y aumentan la transparencia del proceso.</w:t>
       </w:r>
     </w:p>
     <w:p>
       <w:pPr>
+        <w:spacing w:line="360" w:lineRule="auto" w:after="0" w:before="0"/>
+        <w:ind w:firstLine="709"/>
+        <w:jc w:val="both"/>
+      </w:pPr>
+      <w:r>
+        <w:rPr>
+          <w:rFonts w:ascii="Times New Roman" w:hAnsi="Times New Roman"/>
+          <w:i w:val="0"/>
+          <w:sz w:val="24"/>
+        </w:rPr>
+        <w:t>A juicio de quien suscribe, el control interno no debe entenderse como una carga burocrática adicional, sino como la garantía de que cada paso del proceso de compras tiene un propósito definido y un responsable identificable. En Lubricantes y Equipos Varyna, C.A., la inexistencia de niveles de autorización formales ha generado que decisiones de adquisición recaigan de manera discrecional sobre el personal disponible en el momento, sin criterios objetivos ni registros verificables. Incorporar mecanismos de control interno dentro del nuevo procedimiento simplificado no agrega complejidad al proceso, sino que le otorga la transparencia y trazabilidad que actualmente le faltan. Este enfoque de control se articula directamente con la noción de simplificación administrativa que fundamenta la propuesta, concepto que se desarrolla en el siguiente apartado.</w:t>
+      </w:r>
+    </w:p>
+    <w:p>
+      <w:pPr>
         <w:spacing w:before="480" w:after="480" w:line="360" w:lineRule="auto"/>
         <w:jc w:val="left"/>
       </w:pPr>
@@ -8848,69 +8641,56 @@
           <w:b/>
           <w:sz w:val="24"/>
         </w:rPr>
-        <w:t>Semana 3</w:t>
+        <w:t>Simplificación Administrativa de Procesos</w:t>
       </w:r>
     </w:p>
     <w:p>
       <w:pPr>
-        <w:spacing w:line="360" w:lineRule="auto"/>
+        <w:spacing w:line="360" w:lineRule="auto" w:after="0" w:before="0"/>
         <w:ind w:firstLine="709"/>
         <w:jc w:val="both"/>
       </w:pPr>
       <w:r>
         <w:rPr>
           <w:rFonts w:ascii="Times New Roman" w:hAnsi="Times New Roman"/>
-          <w:sz w:val="24"/>
-        </w:rPr>
-        <w:t xml:space="preserve">1. </w:t>
-      </w:r>
-      <w:r>
-        <w:rPr>
-          <w:rFonts w:ascii="Times New Roman" w:hAnsi="Times New Roman"/>
-          <w:b/>
-          <w:sz w:val="24"/>
-        </w:rPr>
-        <w:t xml:space="preserve">Actividad operativa: </w:t>
-      </w:r>
-      <w:r>
-        <w:rPr>
-          <w:rFonts w:ascii="Times New Roman" w:hAnsi="Times New Roman"/>
-          <w:sz w:val="24"/>
-        </w:rPr>
-        <w:t>Colaboración en la tramitación de requisiciones, comunicación con proveedores y actualización del registro de cotizaciones en proceso.</w:t>
+          <w:i w:val="0"/>
+          <w:sz w:val="24"/>
+        </w:rPr>
+        <w:t>La simplificación administrativa consiste en la revisión sistemática y el rediseño de los procedimientos organizacionales con el propósito de eliminar pasos innecesarios, reducir la burocracia interna y facilitar la ejecución ágil de las operaciones. Según Harrington (1993), un proceso simplificado debe ser comprensible para todos los actores involucrados, ejecutable con el menor número de pasos posible y orientado a resultados medibles y verificables.</w:t>
       </w:r>
     </w:p>
     <w:p>
       <w:pPr>
-        <w:spacing w:line="360" w:lineRule="auto"/>
+        <w:spacing w:line="360" w:lineRule="auto" w:after="0" w:before="0"/>
         <w:ind w:firstLine="709"/>
         <w:jc w:val="both"/>
       </w:pPr>
       <w:r>
         <w:rPr>
           <w:rFonts w:ascii="Times New Roman" w:hAnsi="Times New Roman"/>
-          <w:sz w:val="24"/>
-        </w:rPr>
-        <w:t xml:space="preserve">2. </w:t>
-      </w:r>
-      <w:r>
-        <w:rPr>
-          <w:rFonts w:ascii="Times New Roman" w:hAnsi="Times New Roman"/>
-          <w:b/>
-          <w:sz w:val="24"/>
-        </w:rPr>
-        <w:t xml:space="preserve">Actividad de investigación: </w:t>
-      </w:r>
-      <w:r>
-        <w:rPr>
-          <w:rFonts w:ascii="Times New Roman" w:hAnsi="Times New Roman"/>
-          <w:sz w:val="24"/>
-        </w:rPr>
-        <w:t>Aplicación de una guía de entrevista estructurada al personal relacionado con compras y administración para identificar demoras, duplicidades y dificultades de seguimiento.</w:t>
+          <w:i w:val="0"/>
+          <w:sz w:val="24"/>
+        </w:rPr>
+        <w:t>En el ámbito de la administración de compras, la simplificación procedimental se traduce en la reducción de los ciclos de aprobación, la unificación de los formatos de cotización y la clarificación de los roles y responsabilidades de cada actor. El resultado esperado es una disminución verificable de los tiempos de respuesta en la adquisición de insumos y una mayor capacidad de la organización para atender sus necesidades de abastecimiento de forma oportuna y transparente.</w:t>
       </w:r>
     </w:p>
     <w:p>
       <w:pPr>
+        <w:spacing w:line="360" w:lineRule="auto" w:after="0" w:before="0"/>
+        <w:ind w:firstLine="709"/>
+        <w:jc w:val="both"/>
+      </w:pPr>
+      <w:r>
+        <w:rPr>
+          <w:rFonts w:ascii="Times New Roman" w:hAnsi="Times New Roman"/>
+          <w:i w:val="0"/>
+          <w:sz w:val="24"/>
+        </w:rPr>
+        <w:t>Esta definición describe con precisión la situación identificada en Lubricantes y Equipos Varyna, C.A.: un proceso que ha crecido en pasos y actores sin que ninguno de esos añadidos haya sido diseñado intencionalmente, sino como respuesta improvisada a contingencias operativas. Quien elabora este trabajo considera que la simplificación no implica eliminar controles, sino eliminar redundancias; no significa reducir responsabilidades, sino clarificarlas. El nuevo flujo propuesto en el Capítulo V parte de este principio, identificando los pasos estrictamente necesarios para que una requisición se convierta en una orden de compra cerrada sin demoras innecesarias. Para que esta propuesta sea metodológicamente válida dentro del ámbito académico, debe enmarcarse además en la modalidad de investigación correspondiente, la cual se explica en el apartado final de este capítulo.</w:t>
+      </w:r>
+    </w:p>
+    <w:p>
+      <w:pPr>
         <w:spacing w:before="480" w:after="480" w:line="360" w:lineRule="auto"/>
         <w:jc w:val="left"/>
       </w:pPr>
@@ -8920,65 +8700,58 @@
           <w:b/>
           <w:sz w:val="24"/>
         </w:rPr>
-        <w:t>Semana 4</w:t>
+        <w:t>Base Legal: Constitución de la República Bolivariana de Venezuela — Artículo 112</w:t>
       </w:r>
     </w:p>
     <w:p>
       <w:pPr>
-        <w:spacing w:line="360" w:lineRule="auto"/>
+        <w:spacing w:line="360" w:lineRule="auto" w:after="0" w:before="0"/>
         <w:ind w:firstLine="709"/>
         <w:jc w:val="both"/>
       </w:pPr>
       <w:r>
         <w:rPr>
           <w:rFonts w:ascii="Times New Roman" w:hAnsi="Times New Roman"/>
-          <w:sz w:val="24"/>
-        </w:rPr>
-        <w:t xml:space="preserve">1. </w:t>
-      </w:r>
-      <w:r>
-        <w:rPr>
-          <w:rFonts w:ascii="Times New Roman" w:hAnsi="Times New Roman"/>
-          <w:b/>
-          <w:sz w:val="24"/>
-        </w:rPr>
-        <w:t xml:space="preserve">Actividad operativa: </w:t>
-      </w:r>
-      <w:r>
-        <w:rPr>
-          <w:rFonts w:ascii="Times New Roman" w:hAnsi="Times New Roman"/>
-          <w:sz w:val="24"/>
-        </w:rPr>
-        <w:t>Seguimiento de órdenes de compra abiertas, verificación del estatus de cotizaciones pendientes y actualización del registro de proveedores activos.</w:t>
+          <w:i w:val="0"/>
+          <w:sz w:val="24"/>
+        </w:rPr>
+        <w:t>Como marco general de la actividad económica privada, la Constitución reconoce la iniciativa empresarial dentro de los límites establecidos por el ordenamiento jurídico.</w:t>
       </w:r>
     </w:p>
     <w:p>
       <w:pPr>
-        <w:spacing w:line="360" w:lineRule="auto"/>
+        <w:spacing w:line="240" w:lineRule="auto" w:before="720" w:after="240"/>
+        <w:ind w:left="709" w:right="709"/>
+        <w:jc w:val="both"/>
+      </w:pPr>
+      <w:r>
+        <w:rPr>
+          <w:rFonts w:ascii="Times New Roman" w:hAnsi="Times New Roman"/>
+          <w:sz w:val="24"/>
+        </w:rPr>
+        <w:t>Todas las personas pueden dedicarse libremente a la actividad económica de su preferencia, sin más limitaciones que las previstas en esta Constitución y las que establezcan las leyes, por razones de desarrollo humano, seguridad, sanidad, protección del ambiente u otras de interés social. El Estado promoverá la iniciativa privada, garantizando la creación y justa distribución de la riqueza, así como la producción de bienes y servicios que satisfagan las necesidades de la población, la libertad de trabajo, empresa, comercio, industria, sin perjuicio de su facultad para dictar medidas para planificar, racionalizar y regular la economía e impulsar el desarrollo integral del país.</w:t>
+      </w:r>
+      <w:r>
+        <w:rPr>
+          <w:rFonts w:ascii="Times New Roman" w:hAnsi="Times New Roman"/>
+          <w:sz w:val="24"/>
+        </w:rPr>
+        <w:t xml:space="preserve"> (Constitución de la República Bolivariana de Venezuela, 1999, art. 112)</w:t>
+      </w:r>
+    </w:p>
+    <w:p>
+      <w:pPr>
+        <w:spacing w:line="360" w:lineRule="auto" w:after="0" w:before="0"/>
         <w:ind w:firstLine="709"/>
         <w:jc w:val="both"/>
       </w:pPr>
       <w:r>
         <w:rPr>
           <w:rFonts w:ascii="Times New Roman" w:hAnsi="Times New Roman"/>
-          <w:sz w:val="24"/>
-        </w:rPr>
-        <w:t xml:space="preserve">2. </w:t>
-      </w:r>
-      <w:r>
-        <w:rPr>
-          <w:rFonts w:ascii="Times New Roman" w:hAnsi="Times New Roman"/>
-          <w:b/>
-          <w:sz w:val="24"/>
-        </w:rPr>
-        <w:t xml:space="preserve">Actividad de investigación: </w:t>
-      </w:r>
-      <w:r>
-        <w:rPr>
-          <w:rFonts w:ascii="Times New Roman" w:hAnsi="Times New Roman"/>
-          <w:sz w:val="24"/>
-        </w:rPr>
-        <w:t>Revisión de expedientes históricos y análisis de tiempos de respuesta por fase con el propósito de determinar las etapas donde se concentran los mayores retrasos.</w:t>
+          <w:i w:val="0"/>
+          <w:sz w:val="24"/>
+        </w:rPr>
+        <w:t>El aporte de este artículo al informe es de carácter general: reconoce el ejercicio de la actividad empresarial y permite ubicar la propuesta dentro de la necesidad de organizar racionalmente los procesos internos de una empresa privada. No establece un procedimiento específico de procura, por lo que su función es servir como fundamento constitucional amplio y no como regla operativa de compras.</w:t>
       </w:r>
     </w:p>
     <w:p>
@@ -8992,444 +8765,76 @@
           <w:b/>
           <w:sz w:val="24"/>
         </w:rPr>
-        <w:t>Semana 5</w:t>
+        <w:t>Base Legal: Código de Comercio — Artículo 32</w:t>
       </w:r>
     </w:p>
     <w:p>
       <w:pPr>
-        <w:spacing w:line="360" w:lineRule="auto"/>
+        <w:spacing w:line="360" w:lineRule="auto" w:after="0" w:before="0"/>
         <w:ind w:firstLine="709"/>
         <w:jc w:val="both"/>
       </w:pPr>
       <w:r>
         <w:rPr>
           <w:rFonts w:ascii="Times New Roman" w:hAnsi="Times New Roman"/>
-          <w:sz w:val="24"/>
-        </w:rPr>
-        <w:t xml:space="preserve">1. </w:t>
-      </w:r>
-      <w:r>
-        <w:rPr>
-          <w:rFonts w:ascii="Times New Roman" w:hAnsi="Times New Roman"/>
-          <w:b/>
-          <w:sz w:val="24"/>
-        </w:rPr>
-        <w:t xml:space="preserve">Actividad operativa: </w:t>
-      </w:r>
-      <w:r>
-        <w:rPr>
-          <w:rFonts w:ascii="Times New Roman" w:hAnsi="Times New Roman"/>
-          <w:sz w:val="24"/>
-        </w:rPr>
-        <w:t>Tramitación de solicitudes de compra, apoyo en cuadros comparativos de cotizaciones y actualización de información de proveedores.</w:t>
+          <w:i w:val="0"/>
+          <w:sz w:val="24"/>
+        </w:rPr>
+        <w:t>El Código de Comercio establece obligaciones vinculadas con el orden y claridad de los registros de los comerciantes, aspecto que guarda relación con la necesidad de mantener información organizada y verificable en los procesos administrativos.</w:t>
       </w:r>
     </w:p>
     <w:p>
       <w:pPr>
-        <w:spacing w:line="360" w:lineRule="auto"/>
+        <w:spacing w:line="240" w:lineRule="auto" w:before="720" w:after="240"/>
+        <w:ind w:left="709" w:right="709"/>
+        <w:jc w:val="both"/>
+      </w:pPr>
+      <w:r>
+        <w:rPr>
+          <w:rFonts w:ascii="Times New Roman" w:hAnsi="Times New Roman"/>
+          <w:sz w:val="24"/>
+        </w:rPr>
+        <w:t>Todo comerciante debe llevar en idioma castellano su contabilidad, la cual comprenderá, obligatoriamente, el libro Diario, el libro Mayor y el de Inventarios. Podrá llevar, además, todos los libros auxiliares que estimara conveniente para el mayor orden y claridad de sus operaciones.</w:t>
+      </w:r>
+      <w:r>
+        <w:rPr>
+          <w:rFonts w:ascii="Times New Roman" w:hAnsi="Times New Roman"/>
+          <w:sz w:val="24"/>
+        </w:rPr>
+        <w:t xml:space="preserve"> (Código de Comercio, 1955, art. 32)</w:t>
+      </w:r>
+    </w:p>
+    <w:p>
+      <w:pPr>
+        <w:spacing w:line="360" w:lineRule="auto" w:after="0" w:before="0"/>
         <w:ind w:firstLine="709"/>
         <w:jc w:val="both"/>
       </w:pPr>
       <w:r>
         <w:rPr>
           <w:rFonts w:ascii="Times New Roman" w:hAnsi="Times New Roman"/>
-          <w:sz w:val="24"/>
-        </w:rPr>
-        <w:t xml:space="preserve">2. </w:t>
-      </w:r>
-      <w:r>
-        <w:rPr>
-          <w:rFonts w:ascii="Times New Roman" w:hAnsi="Times New Roman"/>
-          <w:b/>
-          <w:sz w:val="24"/>
-        </w:rPr>
-        <w:t xml:space="preserve">Actividad de investigación: </w:t>
-      </w:r>
-      <w:r>
-        <w:rPr>
-          <w:rFonts w:ascii="Times New Roman" w:hAnsi="Times New Roman"/>
-          <w:sz w:val="24"/>
-        </w:rPr>
-        <w:t>Elaboración del diagrama de Ishikawa y jerarquización de las causas asociadas con retrasos, redundancias, falta de estandarización y dificultades de trazabilidad en la procura.</w:t>
+          <w:i w:val="0"/>
+          <w:sz w:val="24"/>
+        </w:rPr>
+        <w:t>La relación con la propuesta se encuentra en el principio de orden y claridad de las operaciones mercantiles. Los formatos y mecanismos de seguimiento diseñados para la procura no sustituyen los libros contables exigidos por la ley, pero complementan el control administrativo al organizar la documentación que antecede y acompaña las compras de la empresa.</w:t>
       </w:r>
     </w:p>
     <w:p>
       <w:pPr>
-        <w:spacing w:before="480" w:after="480" w:line="360" w:lineRule="auto"/>
-        <w:jc w:val="left"/>
-      </w:pPr>
-      <w:r>
-        <w:rPr>
-          <w:rFonts w:ascii="Times New Roman" w:hAnsi="Times New Roman"/>
-          <w:b/>
-          <w:sz w:val="24"/>
-        </w:rPr>
-        <w:t>Semana 6</w:t>
-      </w:r>
-    </w:p>
-    <w:p>
-      <w:pPr>
-        <w:spacing w:line="360" w:lineRule="auto"/>
-        <w:ind w:firstLine="709"/>
-        <w:jc w:val="both"/>
-      </w:pPr>
-      <w:r>
-        <w:rPr>
-          <w:rFonts w:ascii="Times New Roman" w:hAnsi="Times New Roman"/>
-          <w:sz w:val="24"/>
-        </w:rPr>
-        <w:t xml:space="preserve">1. </w:t>
-      </w:r>
-      <w:r>
-        <w:rPr>
-          <w:rFonts w:ascii="Times New Roman" w:hAnsi="Times New Roman"/>
-          <w:b/>
-          <w:sz w:val="24"/>
-        </w:rPr>
-        <w:t xml:space="preserve">Actividad operativa: </w:t>
-      </w:r>
-      <w:r>
-        <w:rPr>
-          <w:rFonts w:ascii="Times New Roman" w:hAnsi="Times New Roman"/>
-          <w:sz w:val="24"/>
-        </w:rPr>
-        <w:t>Seguimiento de cotizaciones pendientes de aprobación y actualización de los expedientes de compras activos del período.</w:t>
-      </w:r>
-    </w:p>
-    <w:p>
-      <w:pPr>
-        <w:spacing w:line="360" w:lineRule="auto"/>
-        <w:ind w:firstLine="709"/>
-        <w:jc w:val="both"/>
-      </w:pPr>
-      <w:r>
-        <w:rPr>
-          <w:rFonts w:ascii="Times New Roman" w:hAnsi="Times New Roman"/>
-          <w:sz w:val="24"/>
-        </w:rPr>
-        <w:t xml:space="preserve">2. </w:t>
-      </w:r>
-      <w:r>
-        <w:rPr>
-          <w:rFonts w:ascii="Times New Roman" w:hAnsi="Times New Roman"/>
-          <w:b/>
-          <w:sz w:val="24"/>
-        </w:rPr>
-        <w:t xml:space="preserve">Actividad de investigación: </w:t>
-      </w:r>
-      <w:r>
-        <w:rPr>
-          <w:rFonts w:ascii="Times New Roman" w:hAnsi="Times New Roman"/>
-          <w:sz w:val="24"/>
-        </w:rPr>
-        <w:t>Diseño del nuevo flujo simplificado del proceso de procura, definiendo etapas, responsables, puntos de control y tiempos de referencia para el seguimiento administrativo.</w:t>
-      </w:r>
-    </w:p>
-    <w:p>
-      <w:pPr>
-        <w:spacing w:before="480" w:after="480" w:line="360" w:lineRule="auto"/>
-        <w:jc w:val="left"/>
-      </w:pPr>
-      <w:r>
-        <w:rPr>
-          <w:rFonts w:ascii="Times New Roman" w:hAnsi="Times New Roman"/>
-          <w:b/>
-          <w:sz w:val="24"/>
-        </w:rPr>
-        <w:t>Semana 7</w:t>
-      </w:r>
-    </w:p>
-    <w:p>
-      <w:pPr>
-        <w:spacing w:line="360" w:lineRule="auto"/>
-        <w:ind w:firstLine="709"/>
-        <w:jc w:val="both"/>
-      </w:pPr>
-      <w:r>
-        <w:rPr>
-          <w:rFonts w:ascii="Times New Roman" w:hAnsi="Times New Roman"/>
-          <w:sz w:val="24"/>
-        </w:rPr>
-        <w:t xml:space="preserve">1. </w:t>
-      </w:r>
-      <w:r>
-        <w:rPr>
-          <w:rFonts w:ascii="Times New Roman" w:hAnsi="Times New Roman"/>
-          <w:b/>
-          <w:sz w:val="24"/>
-        </w:rPr>
-        <w:t xml:space="preserve">Actividad operativa: </w:t>
-      </w:r>
-      <w:r>
-        <w:rPr>
-          <w:rFonts w:ascii="Times New Roman" w:hAnsi="Times New Roman"/>
-          <w:sz w:val="24"/>
-        </w:rPr>
-        <w:t>Apoyo en el procesamiento de requisiciones y verificación de información necesaria para compras en trámite.</w:t>
-      </w:r>
-    </w:p>
-    <w:p>
-      <w:pPr>
-        <w:spacing w:line="360" w:lineRule="auto"/>
-        <w:ind w:firstLine="709"/>
-        <w:jc w:val="both"/>
-      </w:pPr>
-      <w:r>
-        <w:rPr>
-          <w:rFonts w:ascii="Times New Roman" w:hAnsi="Times New Roman"/>
-          <w:sz w:val="24"/>
-        </w:rPr>
-        <w:t xml:space="preserve">2. </w:t>
-      </w:r>
-      <w:r>
-        <w:rPr>
-          <w:rFonts w:ascii="Times New Roman" w:hAnsi="Times New Roman"/>
-          <w:b/>
-          <w:sz w:val="24"/>
-        </w:rPr>
-        <w:t xml:space="preserve">Actividad de investigación: </w:t>
-      </w:r>
-      <w:r>
-        <w:rPr>
-          <w:rFonts w:ascii="Times New Roman" w:hAnsi="Times New Roman"/>
-          <w:sz w:val="24"/>
-        </w:rPr>
-        <w:t>Diseño de los formatos estandarizados de solicitud de cotización y orden de compra, elaboración de la matriz de autorización por monto y definición de indicadores básicos para el seguimiento del proceso.</w:t>
-      </w:r>
-    </w:p>
-    <w:p>
-      <w:pPr>
-        <w:spacing w:before="480" w:after="480" w:line="360" w:lineRule="auto"/>
-        <w:jc w:val="left"/>
-      </w:pPr>
-      <w:r>
-        <w:rPr>
-          <w:rFonts w:ascii="Times New Roman" w:hAnsi="Times New Roman"/>
-          <w:b/>
-          <w:sz w:val="24"/>
-        </w:rPr>
-        <w:t>Semana 8</w:t>
-      </w:r>
-    </w:p>
-    <w:p>
-      <w:pPr>
-        <w:spacing w:line="360" w:lineRule="auto"/>
-        <w:ind w:firstLine="709"/>
-        <w:jc w:val="both"/>
-      </w:pPr>
-      <w:r>
-        <w:rPr>
-          <w:rFonts w:ascii="Times New Roman" w:hAnsi="Times New Roman"/>
-          <w:sz w:val="24"/>
-        </w:rPr>
-        <w:t xml:space="preserve">1. </w:t>
-      </w:r>
-      <w:r>
-        <w:rPr>
-          <w:rFonts w:ascii="Times New Roman" w:hAnsi="Times New Roman"/>
-          <w:b/>
-          <w:sz w:val="24"/>
-        </w:rPr>
-        <w:t xml:space="preserve">Actividad operativa: </w:t>
-      </w:r>
-      <w:r>
-        <w:rPr>
-          <w:rFonts w:ascii="Times New Roman" w:hAnsi="Times New Roman"/>
-          <w:sz w:val="24"/>
-        </w:rPr>
-        <w:t>Seguimiento de órdenes en proceso y actualización de registros de proveedores y expedientes de adquisiciones.</w:t>
-      </w:r>
-    </w:p>
-    <w:p>
-      <w:pPr>
-        <w:spacing w:line="360" w:lineRule="auto"/>
-        <w:ind w:firstLine="709"/>
-        <w:jc w:val="both"/>
-      </w:pPr>
-      <w:r>
-        <w:rPr>
-          <w:rFonts w:ascii="Times New Roman" w:hAnsi="Times New Roman"/>
-          <w:sz w:val="24"/>
-        </w:rPr>
-        <w:t xml:space="preserve">2. </w:t>
-      </w:r>
-      <w:r>
-        <w:rPr>
-          <w:rFonts w:ascii="Times New Roman" w:hAnsi="Times New Roman"/>
-          <w:b/>
-          <w:sz w:val="24"/>
-        </w:rPr>
-        <w:t xml:space="preserve">Actividad de investigación: </w:t>
-      </w:r>
-      <w:r>
-        <w:rPr>
-          <w:rFonts w:ascii="Times New Roman" w:hAnsi="Times New Roman"/>
-          <w:sz w:val="24"/>
-        </w:rPr>
-        <w:t>Redacción de la propuesta de simplificación administrativa integrando el flujo diseñado, los formatos, la matriz de autorización y los mecanismos de seguimiento.</w:t>
-      </w:r>
-    </w:p>
-    <w:p>
-      <w:pPr>
-        <w:spacing w:before="480" w:after="480" w:line="360" w:lineRule="auto"/>
-        <w:jc w:val="left"/>
-      </w:pPr>
-      <w:r>
-        <w:rPr>
-          <w:rFonts w:ascii="Times New Roman" w:hAnsi="Times New Roman"/>
-          <w:b/>
-          <w:sz w:val="24"/>
-        </w:rPr>
-        <w:t>Semana 9</w:t>
-      </w:r>
-    </w:p>
-    <w:p>
-      <w:pPr>
-        <w:spacing w:line="360" w:lineRule="auto"/>
-        <w:ind w:firstLine="709"/>
-        <w:jc w:val="both"/>
-      </w:pPr>
-      <w:r>
-        <w:rPr>
-          <w:rFonts w:ascii="Times New Roman" w:hAnsi="Times New Roman"/>
-          <w:sz w:val="24"/>
-        </w:rPr>
-        <w:t xml:space="preserve">1. </w:t>
-      </w:r>
-      <w:r>
-        <w:rPr>
-          <w:rFonts w:ascii="Times New Roman" w:hAnsi="Times New Roman"/>
-          <w:b/>
-          <w:sz w:val="24"/>
-        </w:rPr>
-        <w:t xml:space="preserve">Actividad operativa: </w:t>
-      </w:r>
-      <w:r>
-        <w:rPr>
-          <w:rFonts w:ascii="Times New Roman" w:hAnsi="Times New Roman"/>
-          <w:sz w:val="24"/>
-        </w:rPr>
-        <w:t>Apoyo en el cierre administrativo del ciclo de compras y organización de las órdenes de compra gestionadas durante el período.</w:t>
-      </w:r>
-    </w:p>
-    <w:p>
-      <w:pPr>
-        <w:spacing w:line="360" w:lineRule="auto"/>
-        <w:ind w:firstLine="709"/>
-        <w:jc w:val="both"/>
-      </w:pPr>
-      <w:r>
-        <w:rPr>
-          <w:rFonts w:ascii="Times New Roman" w:hAnsi="Times New Roman"/>
-          <w:sz w:val="24"/>
-        </w:rPr>
-        <w:t xml:space="preserve">2. </w:t>
-      </w:r>
-      <w:r>
-        <w:rPr>
-          <w:rFonts w:ascii="Times New Roman" w:hAnsi="Times New Roman"/>
-          <w:b/>
-          <w:sz w:val="24"/>
-        </w:rPr>
-        <w:t xml:space="preserve">Actividad de investigación: </w:t>
-      </w:r>
-      <w:r>
-        <w:rPr>
-          <w:rFonts w:ascii="Times New Roman" w:hAnsi="Times New Roman"/>
-          <w:sz w:val="24"/>
-        </w:rPr>
-        <w:t>Presentación de la propuesta al tutor industrial, registro de observaciones e incorporación de ajustes al documento final.</w:t>
-      </w:r>
-    </w:p>
-    <w:p>
-      <w:pPr>
-        <w:spacing w:before="480" w:after="480" w:line="360" w:lineRule="auto"/>
-        <w:jc w:val="left"/>
-      </w:pPr>
-      <w:r>
-        <w:rPr>
-          <w:rFonts w:ascii="Times New Roman" w:hAnsi="Times New Roman"/>
-          <w:b/>
-          <w:sz w:val="24"/>
-        </w:rPr>
-        <w:t>Semana 10</w:t>
-      </w:r>
-    </w:p>
-    <w:p>
-      <w:pPr>
-        <w:spacing w:line="360" w:lineRule="auto"/>
-        <w:ind w:firstLine="709"/>
-        <w:jc w:val="both"/>
-      </w:pPr>
-      <w:r>
-        <w:rPr>
-          <w:rFonts w:ascii="Times New Roman" w:hAnsi="Times New Roman"/>
-          <w:sz w:val="24"/>
-        </w:rPr>
-        <w:t xml:space="preserve">1. </w:t>
-      </w:r>
-      <w:r>
-        <w:rPr>
-          <w:rFonts w:ascii="Times New Roman" w:hAnsi="Times New Roman"/>
-          <w:b/>
-          <w:sz w:val="24"/>
-        </w:rPr>
-        <w:t xml:space="preserve">Actividad operativa: </w:t>
-      </w:r>
-      <w:r>
-        <w:rPr>
-          <w:rFonts w:ascii="Times New Roman" w:hAnsi="Times New Roman"/>
-          <w:sz w:val="24"/>
-        </w:rPr>
-        <w:t>Presentación formal de la propuesta ante la gerencia del área y gestión de los recaudos institucionales correspondientes al cierre de las pasantías.</w:t>
-      </w:r>
-    </w:p>
-    <w:p>
-      <w:pPr>
-        <w:spacing w:line="360" w:lineRule="auto"/>
-        <w:ind w:firstLine="709"/>
-        <w:jc w:val="both"/>
-      </w:pPr>
-      <w:r>
-        <w:rPr>
-          <w:rFonts w:ascii="Times New Roman" w:hAnsi="Times New Roman"/>
-          <w:sz w:val="24"/>
-        </w:rPr>
-        <w:t xml:space="preserve">2. </w:t>
-      </w:r>
-      <w:r>
-        <w:rPr>
-          <w:rFonts w:ascii="Times New Roman" w:hAnsi="Times New Roman"/>
-          <w:b/>
-          <w:sz w:val="24"/>
-        </w:rPr>
-        <w:t xml:space="preserve">Actividad de investigación: </w:t>
-      </w:r>
-      <w:r>
-        <w:rPr>
-          <w:rFonts w:ascii="Times New Roman" w:hAnsi="Times New Roman"/>
-          <w:sz w:val="24"/>
-        </w:rPr>
-        <w:t>Consolidación del informe de pasantías, revisión de la normativa de presentación e incorporación de los anexos y correcciones finales antes de la entrega institucional.</w:t>
-      </w:r>
-    </w:p>
-    <w:p>
-      <w:pPr>
         <w:sectPr>
-          <w:footerReference w:type="default" r:id="rId38"/>
-          <w:footerReference w:type="first" r:id="rId39"/>
+          <w:footerReference w:type="default" r:id="rId36"/>
+          <w:type w:val="continuous"/>
           <w:pgSz w:w="12240" w:h="15840"/>
           <w:pgMar w:top="1701" w:right="1701" w:bottom="1701" w:left="2268" w:header="720" w:footer="720" w:gutter="0"/>
           <w:cols w:space="720"/>
           <w:titlePg/>
           <w:docGrid w:linePitch="360"/>
-          <w:pgNumType w:fmt="decimal"/>
         </w:sectPr>
       </w:pPr>
     </w:p>
     <w:p>
       <w:pPr>
-        <w:spacing w:before="1140" w:after="480" w:line="360" w:lineRule="auto"/>
+        <w:spacing w:before="1140" w:after="480"/>
         <w:jc w:val="center"/>
       </w:pPr>
       <w:r>
@@ -9438,13 +8843,13 @@
           <w:b/>
           <w:sz w:val="24"/>
         </w:rPr>
-        <w:t>CAPÍTULO V</w:t>
+        <w:t>CAPÍTULO IV</w:t>
       </w:r>
     </w:p>
     <w:p>
-      <w:bookmarkStart w:id="bm_cap5" w:name="bm_cap5"/>
-      <w:pPr>
-        <w:spacing w:before="0" w:after="480" w:line="360" w:lineRule="auto"/>
+      <w:bookmarkStart w:id="bm_cap4" w:name="bm_cap4"/>
+      <w:pPr>
+        <w:spacing w:before="480"/>
         <w:jc w:val="center"/>
       </w:pPr>
       <w:r>
@@ -9453,208 +8858,27 @@
           <w:b/>
           <w:sz w:val="24"/>
         </w:rPr>
-        <w:t>CONCLUSIONES Y RECOMENDACIONES</w:t>
-      </w:r>
-      <w:bookmarkEnd w:id="bm_cap5"/>
+        <w:t>ACTIVIDADES REALIZADAS</w:t>
+      </w:r>
+      <w:bookmarkEnd w:id="bm_cap4"/>
     </w:p>
     <w:p>
-      <w:bookmarkStart w:id="bm_cap5_concl" w:name="bm_cap5_concl"/>
-      <w:pPr>
-        <w:spacing w:before="480" w:after="480" w:line="360" w:lineRule="auto"/>
-        <w:jc w:val="left"/>
-      </w:pPr>
-      <w:r>
-        <w:rPr>
-          <w:rFonts w:ascii="Times New Roman" w:hAnsi="Times New Roman"/>
-          <w:b/>
-          <w:sz w:val="24"/>
-        </w:rPr>
-        <w:t>Conclusiones</w:t>
-      </w:r>
-      <w:bookmarkEnd w:id="bm_cap5_concl"/>
-    </w:p>
-    <w:p>
-      <w:pPr>
-        <w:spacing w:line="360" w:lineRule="auto"/>
-        <w:ind w:firstLine="709"/>
-        <w:jc w:val="both"/>
-      </w:pPr>
-      <w:r>
-        <w:rPr>
-          <w:rFonts w:ascii="Times New Roman" w:hAnsi="Times New Roman"/>
-          <w:sz w:val="24"/>
-        </w:rPr>
-        <w:t xml:space="preserve">1. </w:t>
-      </w:r>
-      <w:r>
-        <w:rPr>
-          <w:rFonts w:ascii="Times New Roman" w:hAnsi="Times New Roman"/>
-          <w:sz w:val="24"/>
-        </w:rPr>
-        <w:t>Se diagnosticó que el proceso de procura presenta un recorrido administrativo susceptible de simplificación, debido a la ausencia de un canal único de recepción de requisiciones y a la dispersión de algunos mecanismos de seguimiento utilizados durante las fases de compra.</w:t>
-      </w:r>
-    </w:p>
-    <w:p>
-      <w:pPr>
-        <w:spacing w:line="360" w:lineRule="auto"/>
-        <w:ind w:firstLine="709"/>
-        <w:jc w:val="both"/>
-      </w:pPr>
-      <w:r>
-        <w:rPr>
-          <w:rFonts w:ascii="Times New Roman" w:hAnsi="Times New Roman"/>
-          <w:sz w:val="24"/>
-        </w:rPr>
-        <w:t xml:space="preserve">2. </w:t>
-      </w:r>
-      <w:r>
-        <w:rPr>
-          <w:rFonts w:ascii="Times New Roman" w:hAnsi="Times New Roman"/>
-          <w:sz w:val="24"/>
-        </w:rPr>
-        <w:t>Se identificaron como principales factores de demora la falta de formatos uniformes, la limitada definición de criterios de autorización, el seguimiento manual del estatus de cotizaciones y la inexistencia de indicadores sencillos que permitan valorar el comportamiento del ciclo de adquisición.</w:t>
-      </w:r>
-    </w:p>
-    <w:p>
-      <w:pPr>
-        <w:spacing w:line="360" w:lineRule="auto"/>
-        <w:ind w:firstLine="709"/>
-        <w:jc w:val="both"/>
-      </w:pPr>
-      <w:r>
-        <w:rPr>
-          <w:rFonts w:ascii="Times New Roman" w:hAnsi="Times New Roman"/>
-          <w:sz w:val="24"/>
-        </w:rPr>
-        <w:t xml:space="preserve">3. </w:t>
-      </w:r>
-      <w:r>
-        <w:rPr>
-          <w:rFonts w:ascii="Times New Roman" w:hAnsi="Times New Roman"/>
-          <w:sz w:val="24"/>
-        </w:rPr>
-        <w:t>Se formuló una propuesta de simplificación administrativa que integra un flujo de trabajo con responsables definidos, formatos estandarizados, una matriz de autorización por monto e indicadores de seguimiento, orientados a mejorar la trazabilidad y facilitar el control interno del proceso de procura.</w:t>
-      </w:r>
-    </w:p>
-    <w:p>
-      <w:bookmarkStart w:id="bm_cap5_recom" w:name="bm_cap5_recom"/>
-      <w:pPr>
-        <w:spacing w:before="480" w:after="480" w:line="360" w:lineRule="auto"/>
-        <w:jc w:val="left"/>
-      </w:pPr>
-      <w:r>
-        <w:rPr>
-          <w:rFonts w:ascii="Times New Roman" w:hAnsi="Times New Roman"/>
-          <w:b/>
-          <w:sz w:val="24"/>
-        </w:rPr>
-        <w:t>Recomendaciones</w:t>
-      </w:r>
-      <w:bookmarkEnd w:id="bm_cap5_recom"/>
-    </w:p>
-    <w:p>
-      <w:pPr>
-        <w:spacing w:line="360" w:lineRule="auto"/>
-        <w:ind w:firstLine="709"/>
-        <w:jc w:val="both"/>
-      </w:pPr>
-      <w:r>
-        <w:rPr>
-          <w:rFonts w:ascii="Times New Roman" w:hAnsi="Times New Roman"/>
-          <w:sz w:val="24"/>
-        </w:rPr>
-        <w:t xml:space="preserve">1. </w:t>
-      </w:r>
-      <w:r>
-        <w:rPr>
-          <w:rFonts w:ascii="Times New Roman" w:hAnsi="Times New Roman"/>
-          <w:sz w:val="24"/>
-        </w:rPr>
-        <w:t>Implementar la propuesta de manera gradual, iniciando con la formalización del canal de recepción de requisiciones y la utilización uniforme de los formatos diseñados.</w:t>
-      </w:r>
-    </w:p>
-    <w:p>
-      <w:pPr>
-        <w:spacing w:line="360" w:lineRule="auto"/>
-        <w:ind w:firstLine="709"/>
-        <w:jc w:val="both"/>
-      </w:pPr>
-      <w:r>
-        <w:rPr>
-          <w:rFonts w:ascii="Times New Roman" w:hAnsi="Times New Roman"/>
-          <w:sz w:val="24"/>
-        </w:rPr>
-        <w:t xml:space="preserve">2. </w:t>
-      </w:r>
-      <w:r>
-        <w:rPr>
-          <w:rFonts w:ascii="Times New Roman" w:hAnsi="Times New Roman"/>
-          <w:sz w:val="24"/>
-        </w:rPr>
-        <w:t>Socializar el flujo simplificado, los responsables y los criterios de autorización con el personal involucrado en la procura antes de su aplicación general.</w:t>
-      </w:r>
-    </w:p>
-    <w:p>
-      <w:pPr>
-        <w:spacing w:line="360" w:lineRule="auto"/>
-        <w:ind w:firstLine="709"/>
-        <w:jc w:val="both"/>
-      </w:pPr>
-      <w:r>
-        <w:rPr>
-          <w:rFonts w:ascii="Times New Roman" w:hAnsi="Times New Roman"/>
-          <w:sz w:val="24"/>
-        </w:rPr>
-        <w:t xml:space="preserve">3. </w:t>
-      </w:r>
-      <w:r>
-        <w:rPr>
-          <w:rFonts w:ascii="Times New Roman" w:hAnsi="Times New Roman"/>
-          <w:sz w:val="24"/>
-        </w:rPr>
-        <w:t>Registrar mensualmente indicadores básicos, como tiempo promedio del ciclo de compra, solicitudes pendientes y requisiciones tramitadas dentro del plazo definido, para valorar los resultados de la simplificación.</w:t>
-      </w:r>
-    </w:p>
-    <w:p>
-      <w:pPr>
-        <w:spacing w:line="360" w:lineRule="auto"/>
-        <w:ind w:firstLine="709"/>
-        <w:jc w:val="both"/>
-      </w:pPr>
-      <w:r>
-        <w:rPr>
-          <w:rFonts w:ascii="Times New Roman" w:hAnsi="Times New Roman"/>
-          <w:sz w:val="24"/>
-        </w:rPr>
-        <w:t xml:space="preserve">4. </w:t>
-      </w:r>
-      <w:r>
-        <w:rPr>
-          <w:rFonts w:ascii="Times New Roman" w:hAnsi="Times New Roman"/>
-          <w:sz w:val="24"/>
-        </w:rPr>
-        <w:t>Revisar periódicamente el procedimiento y los formatos con el personal del Departamento Administrativo, incorporando ajustes cuando cambien las necesidades operativas de la empresa.</w:t>
-      </w:r>
-    </w:p>
-    <w:p>
       <w:pPr>
         <w:sectPr>
-          <w:footerReference w:type="default" r:id="rId40"/>
-          <w:footerReference w:type="first" r:id="rId41"/>
+          <w:footerReference w:type="default" r:id="rId37"/>
           <w:pgSz w:w="12240" w:h="15840"/>
           <w:pgMar w:top="1701" w:right="1701" w:bottom="1701" w:left="2268" w:header="720" w:footer="720" w:gutter="0"/>
           <w:cols w:space="720"/>
           <w:titlePg/>
           <w:docGrid w:linePitch="360"/>
-          <w:pgNumType w:fmt="decimal"/>
         </w:sectPr>
       </w:pPr>
     </w:p>
     <w:p>
-      <w:bookmarkStart w:id="bm_referencias" w:name="bm_referencias"/>
-      <w:pPr>
-        <w:spacing w:before="1140" w:after="480" w:line="360" w:lineRule="auto"/>
-        <w:jc w:val="center"/>
+      <w:bookmarkStart w:id="bm_cap4_desc" w:name="bm_cap4_desc"/>
+      <w:pPr>
+        <w:spacing w:before="480" w:after="480" w:line="360" w:lineRule="auto"/>
+        <w:jc w:val="left"/>
       </w:pPr>
       <w:r>
         <w:rPr>
@@ -9662,59 +8886,51 @@
           <w:b/>
           <w:sz w:val="24"/>
         </w:rPr>
-        <w:t>REFERENCIAS</w:t>
-      </w:r>
-      <w:bookmarkEnd w:id="bm_referencias"/>
+        <w:t>Descripción de Actividades Ejecutadas por Semana</w:t>
+      </w:r>
+      <w:bookmarkEnd w:id="bm_cap4_desc"/>
     </w:p>
     <w:p>
       <w:pPr>
-        <w:spacing w:before="480" w:after="0"/>
-      </w:pPr>
+        <w:spacing w:line="360" w:lineRule="auto" w:after="0" w:before="0"/>
+        <w:ind w:firstLine="709"/>
+        <w:jc w:val="both"/>
+      </w:pPr>
+      <w:r>
+        <w:rPr>
+          <w:rFonts w:ascii="Times New Roman" w:hAnsi="Times New Roman"/>
+          <w:i w:val="0"/>
+          <w:sz w:val="24"/>
+        </w:rPr>
+        <w:t>Durante las diez (10) semanas de práctica profesional se desarrollaron actividades operativas de apoyo a la procura y actividades de diagnóstico, análisis y formulación de la propuesta de simplificación administrativa:</w:t>
+      </w:r>
     </w:p>
     <w:p>
       <w:pPr>
-        <w:spacing w:line="240" w:lineRule="auto" w:after="480" w:before="0"/>
-        <w:ind w:left="425" w:hanging="425"/>
-        <w:jc w:val="both"/>
-      </w:pPr>
-      <w:r>
-        <w:rPr>
-          <w:rFonts w:ascii="Times New Roman" w:hAnsi="Times New Roman"/>
-          <w:b w:val="0"/>
-          <w:sz w:val="24"/>
-        </w:rPr>
-        <w:t xml:space="preserve">Arias, F. (2012). </w:t>
-      </w:r>
+        <w:spacing w:before="480" w:after="480" w:line="360" w:lineRule="auto"/>
+        <w:jc w:val="left"/>
+      </w:pPr>
       <w:r>
         <w:rPr>
           <w:rFonts w:ascii="Times New Roman" w:hAnsi="Times New Roman"/>
           <w:b/>
           <w:sz w:val="24"/>
         </w:rPr>
-        <w:t>El proyecto de investigación: Introducción a la metodología científica (6ta ed.)</w:t>
-      </w:r>
-      <w:r>
-        <w:rPr>
-          <w:rFonts w:ascii="Times New Roman" w:hAnsi="Times New Roman"/>
-          <w:b w:val="0"/>
-          <w:sz w:val="24"/>
-        </w:rPr>
-        <w:t>. Episteme, Venezuela.</w:t>
+        <w:t>Semana 1</w:t>
       </w:r>
     </w:p>
     <w:p>
       <w:pPr>
-        <w:spacing w:line="240" w:lineRule="auto" w:after="480" w:before="0"/>
-        <w:ind w:left="425" w:hanging="425"/>
+        <w:spacing w:line="360" w:lineRule="auto"/>
+        <w:ind w:firstLine="709"/>
         <w:jc w:val="both"/>
       </w:pPr>
       <w:r>
         <w:rPr>
           <w:rFonts w:ascii="Times New Roman" w:hAnsi="Times New Roman"/>
-          <w:b w:val="0"/>
-          <w:sz w:val="24"/>
-        </w:rPr>
-        <w:t xml:space="preserve">Asamblea Nacional Constituyente. (1999). </w:t>
+          <w:sz w:val="24"/>
+        </w:rPr>
+        <w:t xml:space="preserve">1. </w:t>
       </w:r>
       <w:r>
         <w:rPr>
@@ -9722,30 +8938,28 @@
           <w:b/>
           <w:sz w:val="24"/>
         </w:rPr>
-        <w:t>Constitución de la República Bolivariana de Venezuela</w:t>
-      </w:r>
-      <w:r>
-        <w:rPr>
-          <w:rFonts w:ascii="Times New Roman" w:hAnsi="Times New Roman"/>
-          <w:b w:val="0"/>
-          <w:sz w:val="24"/>
-        </w:rPr>
-        <w:t>. Gaceta Oficial de la República Bolivariana de Venezuela.</w:t>
+        <w:t xml:space="preserve">Actividad operativa: </w:t>
+      </w:r>
+      <w:r>
+        <w:rPr>
+          <w:rFonts w:ascii="Times New Roman" w:hAnsi="Times New Roman"/>
+          <w:sz w:val="24"/>
+        </w:rPr>
+        <w:t>Inducción institucional, recorrido por las instalaciones, presentación ante el equipo del Departamento Administrativo y familiarización con los procedimientos generales de la empresa y del área de procura.</w:t>
       </w:r>
     </w:p>
     <w:p>
       <w:pPr>
-        <w:spacing w:line="240" w:lineRule="auto" w:after="480" w:before="0"/>
-        <w:ind w:left="425" w:hanging="425"/>
+        <w:spacing w:line="360" w:lineRule="auto"/>
+        <w:ind w:firstLine="709"/>
         <w:jc w:val="both"/>
       </w:pPr>
       <w:r>
         <w:rPr>
           <w:rFonts w:ascii="Times New Roman" w:hAnsi="Times New Roman"/>
-          <w:b w:val="0"/>
-          <w:sz w:val="24"/>
-        </w:rPr>
-        <w:t xml:space="preserve">Chiavenato, I. (2006). </w:t>
+          <w:sz w:val="24"/>
+        </w:rPr>
+        <w:t xml:space="preserve">2. </w:t>
       </w:r>
       <w:r>
         <w:rPr>
@@ -9753,61 +8967,42 @@
           <w:b/>
           <w:sz w:val="24"/>
         </w:rPr>
-        <w:t>Introducción a la teoría general de la administración (7ma ed.)</w:t>
-      </w:r>
-      <w:r>
-        <w:rPr>
-          <w:rFonts w:ascii="Times New Roman" w:hAnsi="Times New Roman"/>
-          <w:b w:val="0"/>
-          <w:sz w:val="24"/>
-        </w:rPr>
-        <w:t>. McGraw-Hill, México.</w:t>
+        <w:t xml:space="preserve">Actividad de investigación: </w:t>
+      </w:r>
+      <w:r>
+        <w:rPr>
+          <w:rFonts w:ascii="Times New Roman" w:hAnsi="Times New Roman"/>
+          <w:sz w:val="24"/>
+        </w:rPr>
+        <w:t>Observación directa del flujo de requisiciones y registro de las primeras situaciones relacionadas con la recepción, seguimiento y control de las solicitudes de compra.</w:t>
       </w:r>
     </w:p>
     <w:p>
       <w:pPr>
-        <w:spacing w:line="240" w:lineRule="auto" w:after="480" w:before="0"/>
-        <w:ind w:left="425" w:hanging="425"/>
-        <w:jc w:val="both"/>
-      </w:pPr>
-      <w:r>
-        <w:rPr>
-          <w:rFonts w:ascii="Times New Roman" w:hAnsi="Times New Roman"/>
-          <w:b w:val="0"/>
-          <w:sz w:val="24"/>
-        </w:rPr>
-        <w:t xml:space="preserve">Congreso de la República de Venezuela. (1955). </w:t>
-      </w:r>
+        <w:spacing w:before="480" w:after="480" w:line="360" w:lineRule="auto"/>
+        <w:jc w:val="left"/>
+      </w:pPr>
       <w:r>
         <w:rPr>
           <w:rFonts w:ascii="Times New Roman" w:hAnsi="Times New Roman"/>
           <w:b/>
           <w:sz w:val="24"/>
         </w:rPr>
-        <w:t>Código de Comercio</w:t>
-      </w:r>
-      <w:r>
-        <w:rPr>
-          <w:rFonts w:ascii="Times New Roman" w:hAnsi="Times New Roman"/>
-          <w:b w:val="0"/>
-          <w:sz w:val="24"/>
-        </w:rPr>
-        <w:t>. Gaceta Oficial Extraordinaria N.º 475.</w:t>
+        <w:t>Semana 2</w:t>
       </w:r>
     </w:p>
     <w:p>
       <w:pPr>
-        <w:spacing w:line="240" w:lineRule="auto" w:after="480" w:before="0"/>
-        <w:ind w:left="425" w:hanging="425"/>
+        <w:spacing w:line="360" w:lineRule="auto"/>
+        <w:ind w:firstLine="709"/>
         <w:jc w:val="both"/>
       </w:pPr>
       <w:r>
         <w:rPr>
           <w:rFonts w:ascii="Times New Roman" w:hAnsi="Times New Roman"/>
-          <w:b w:val="0"/>
-          <w:sz w:val="24"/>
-        </w:rPr>
-        <w:t xml:space="preserve">Harrington, H. J. (1993). </w:t>
+          <w:sz w:val="24"/>
+        </w:rPr>
+        <w:t xml:space="preserve">1. </w:t>
       </w:r>
       <w:r>
         <w:rPr>
@@ -9815,30 +9010,28 @@
           <w:b/>
           <w:sz w:val="24"/>
         </w:rPr>
-        <w:t>Mejoramiento de los procesos de la empresa</w:t>
-      </w:r>
-      <w:r>
-        <w:rPr>
-          <w:rFonts w:ascii="Times New Roman" w:hAnsi="Times New Roman"/>
-          <w:b w:val="0"/>
-          <w:sz w:val="24"/>
-        </w:rPr>
-        <w:t>. McGraw-Hill, Colombia.</w:t>
+        <w:t xml:space="preserve">Actividad operativa: </w:t>
+      </w:r>
+      <w:r>
+        <w:rPr>
+          <w:rFonts w:ascii="Times New Roman" w:hAnsi="Times New Roman"/>
+          <w:sz w:val="24"/>
+        </w:rPr>
+        <w:t>Apoyo en la recepción, clasificación y registro de solicitudes de compra, además de la familiarización con los expedientes y mecanismos de seguimiento de cotizaciones del departamento.</w:t>
       </w:r>
     </w:p>
     <w:p>
       <w:pPr>
-        <w:spacing w:line="240" w:lineRule="auto" w:after="480" w:before="0"/>
-        <w:ind w:left="425" w:hanging="425"/>
+        <w:spacing w:line="360" w:lineRule="auto"/>
+        <w:ind w:firstLine="709"/>
         <w:jc w:val="both"/>
       </w:pPr>
       <w:r>
         <w:rPr>
           <w:rFonts w:ascii="Times New Roman" w:hAnsi="Times New Roman"/>
-          <w:b w:val="0"/>
-          <w:sz w:val="24"/>
-        </w:rPr>
-        <w:t xml:space="preserve">Mantilla, S. (2005). </w:t>
+          <w:sz w:val="24"/>
+        </w:rPr>
+        <w:t xml:space="preserve">2. </w:t>
       </w:r>
       <w:r>
         <w:rPr>
@@ -9846,73 +9039,994 @@
           <w:b/>
           <w:sz w:val="24"/>
         </w:rPr>
-        <w:t>Control interno: Informe COSO (4ta ed.)</w:t>
-      </w:r>
-      <w:r>
-        <w:rPr>
-          <w:rFonts w:ascii="Times New Roman" w:hAnsi="Times New Roman"/>
-          <w:b w:val="0"/>
-          <w:sz w:val="24"/>
-        </w:rPr>
-        <w:t>. Ecoe Ediciones, Colombia.</w:t>
+        <w:t xml:space="preserve">Actividad de investigación: </w:t>
+      </w:r>
+      <w:r>
+        <w:rPr>
+          <w:rFonts w:ascii="Times New Roman" w:hAnsi="Times New Roman"/>
+          <w:sz w:val="24"/>
+        </w:rPr>
+        <w:t>Levantamiento del flujo secuencial del proceso de procura mediante observación directa y conversaciones de reconocimiento con el personal encargado.</w:t>
       </w:r>
     </w:p>
     <w:p>
       <w:pPr>
-        <w:spacing w:line="240" w:lineRule="auto" w:after="480" w:before="0"/>
-        <w:ind w:left="425" w:hanging="425"/>
-        <w:jc w:val="both"/>
-      </w:pPr>
-      <w:r>
-        <w:rPr>
-          <w:rFonts w:ascii="Times New Roman" w:hAnsi="Times New Roman"/>
-          <w:b w:val="0"/>
-          <w:sz w:val="24"/>
-        </w:rPr>
-        <w:t xml:space="preserve">Monterroso, E. (2002). </w:t>
-      </w:r>
+        <w:spacing w:before="480" w:after="480" w:line="360" w:lineRule="auto"/>
+        <w:jc w:val="left"/>
+      </w:pPr>
       <w:r>
         <w:rPr>
           <w:rFonts w:ascii="Times New Roman" w:hAnsi="Times New Roman"/>
           <w:b/>
           <w:sz w:val="24"/>
         </w:rPr>
-        <w:t>El proceso de abastecimiento: El aprovisionamiento</w:t>
-      </w:r>
-      <w:r>
-        <w:rPr>
-          <w:rFonts w:ascii="Times New Roman" w:hAnsi="Times New Roman"/>
-          <w:b w:val="0"/>
-          <w:sz w:val="24"/>
-        </w:rPr>
-        <w:t>. Universidad Nacional de Luján, Argentina.</w:t>
+        <w:t>Semana 3</w:t>
       </w:r>
     </w:p>
     <w:p>
       <w:pPr>
+        <w:spacing w:line="360" w:lineRule="auto"/>
+        <w:ind w:firstLine="709"/>
+        <w:jc w:val="both"/>
+      </w:pPr>
+      <w:r>
+        <w:rPr>
+          <w:rFonts w:ascii="Times New Roman" w:hAnsi="Times New Roman"/>
+          <w:sz w:val="24"/>
+        </w:rPr>
+        <w:t xml:space="preserve">1. </w:t>
+      </w:r>
+      <w:r>
+        <w:rPr>
+          <w:rFonts w:ascii="Times New Roman" w:hAnsi="Times New Roman"/>
+          <w:b/>
+          <w:sz w:val="24"/>
+        </w:rPr>
+        <w:t xml:space="preserve">Actividad operativa: </w:t>
+      </w:r>
+      <w:r>
+        <w:rPr>
+          <w:rFonts w:ascii="Times New Roman" w:hAnsi="Times New Roman"/>
+          <w:sz w:val="24"/>
+        </w:rPr>
+        <w:t>Colaboración en la tramitación de requisiciones, comunicación con proveedores y actualización del registro de cotizaciones en proceso.</w:t>
+      </w:r>
+    </w:p>
+    <w:p>
+      <w:pPr>
+        <w:spacing w:line="360" w:lineRule="auto"/>
+        <w:ind w:firstLine="709"/>
+        <w:jc w:val="both"/>
+      </w:pPr>
+      <w:r>
+        <w:rPr>
+          <w:rFonts w:ascii="Times New Roman" w:hAnsi="Times New Roman"/>
+          <w:sz w:val="24"/>
+        </w:rPr>
+        <w:t xml:space="preserve">2. </w:t>
+      </w:r>
+      <w:r>
+        <w:rPr>
+          <w:rFonts w:ascii="Times New Roman" w:hAnsi="Times New Roman"/>
+          <w:b/>
+          <w:sz w:val="24"/>
+        </w:rPr>
+        <w:t xml:space="preserve">Actividad de investigación: </w:t>
+      </w:r>
+      <w:r>
+        <w:rPr>
+          <w:rFonts w:ascii="Times New Roman" w:hAnsi="Times New Roman"/>
+          <w:sz w:val="24"/>
+        </w:rPr>
+        <w:t>Aplicación de una guía de entrevista estructurada al personal relacionado con compras y administración para identificar demoras, duplicidades y dificultades de seguimiento.</w:t>
+      </w:r>
+    </w:p>
+    <w:p>
+      <w:pPr>
+        <w:spacing w:before="480" w:after="480" w:line="360" w:lineRule="auto"/>
+        <w:jc w:val="left"/>
+      </w:pPr>
+      <w:r>
+        <w:rPr>
+          <w:rFonts w:ascii="Times New Roman" w:hAnsi="Times New Roman"/>
+          <w:b/>
+          <w:sz w:val="24"/>
+        </w:rPr>
+        <w:t>Semana 4</w:t>
+      </w:r>
+    </w:p>
+    <w:p>
+      <w:pPr>
+        <w:spacing w:line="360" w:lineRule="auto"/>
+        <w:ind w:firstLine="709"/>
+        <w:jc w:val="both"/>
+      </w:pPr>
+      <w:r>
+        <w:rPr>
+          <w:rFonts w:ascii="Times New Roman" w:hAnsi="Times New Roman"/>
+          <w:sz w:val="24"/>
+        </w:rPr>
+        <w:t xml:space="preserve">1. </w:t>
+      </w:r>
+      <w:r>
+        <w:rPr>
+          <w:rFonts w:ascii="Times New Roman" w:hAnsi="Times New Roman"/>
+          <w:b/>
+          <w:sz w:val="24"/>
+        </w:rPr>
+        <w:t xml:space="preserve">Actividad operativa: </w:t>
+      </w:r>
+      <w:r>
+        <w:rPr>
+          <w:rFonts w:ascii="Times New Roman" w:hAnsi="Times New Roman"/>
+          <w:sz w:val="24"/>
+        </w:rPr>
+        <w:t>Seguimiento de órdenes de compra abiertas, verificación del estatus de cotizaciones pendientes y actualización del registro de proveedores activos.</w:t>
+      </w:r>
+    </w:p>
+    <w:p>
+      <w:pPr>
+        <w:spacing w:line="360" w:lineRule="auto"/>
+        <w:ind w:firstLine="709"/>
+        <w:jc w:val="both"/>
+      </w:pPr>
+      <w:r>
+        <w:rPr>
+          <w:rFonts w:ascii="Times New Roman" w:hAnsi="Times New Roman"/>
+          <w:sz w:val="24"/>
+        </w:rPr>
+        <w:t xml:space="preserve">2. </w:t>
+      </w:r>
+      <w:r>
+        <w:rPr>
+          <w:rFonts w:ascii="Times New Roman" w:hAnsi="Times New Roman"/>
+          <w:b/>
+          <w:sz w:val="24"/>
+        </w:rPr>
+        <w:t xml:space="preserve">Actividad de investigación: </w:t>
+      </w:r>
+      <w:r>
+        <w:rPr>
+          <w:rFonts w:ascii="Times New Roman" w:hAnsi="Times New Roman"/>
+          <w:sz w:val="24"/>
+        </w:rPr>
+        <w:t>Revisión de expedientes históricos y análisis de tiempos de respuesta por fase con el propósito de determinar las etapas donde se concentran los mayores retrasos.</w:t>
+      </w:r>
+    </w:p>
+    <w:p>
+      <w:pPr>
+        <w:spacing w:before="480" w:after="480" w:line="360" w:lineRule="auto"/>
+        <w:jc w:val="left"/>
+      </w:pPr>
+      <w:r>
+        <w:rPr>
+          <w:rFonts w:ascii="Times New Roman" w:hAnsi="Times New Roman"/>
+          <w:b/>
+          <w:sz w:val="24"/>
+        </w:rPr>
+        <w:t>Semana 5</w:t>
+      </w:r>
+    </w:p>
+    <w:p>
+      <w:pPr>
+        <w:spacing w:line="360" w:lineRule="auto"/>
+        <w:ind w:firstLine="709"/>
+        <w:jc w:val="both"/>
+      </w:pPr>
+      <w:r>
+        <w:rPr>
+          <w:rFonts w:ascii="Times New Roman" w:hAnsi="Times New Roman"/>
+          <w:sz w:val="24"/>
+        </w:rPr>
+        <w:t xml:space="preserve">1. </w:t>
+      </w:r>
+      <w:r>
+        <w:rPr>
+          <w:rFonts w:ascii="Times New Roman" w:hAnsi="Times New Roman"/>
+          <w:b/>
+          <w:sz w:val="24"/>
+        </w:rPr>
+        <w:t xml:space="preserve">Actividad operativa: </w:t>
+      </w:r>
+      <w:r>
+        <w:rPr>
+          <w:rFonts w:ascii="Times New Roman" w:hAnsi="Times New Roman"/>
+          <w:sz w:val="24"/>
+        </w:rPr>
+        <w:t>Tramitación de solicitudes de compra, apoyo en cuadros comparativos de cotizaciones y actualización de información de proveedores.</w:t>
+      </w:r>
+    </w:p>
+    <w:p>
+      <w:pPr>
+        <w:spacing w:line="360" w:lineRule="auto"/>
+        <w:ind w:firstLine="709"/>
+        <w:jc w:val="both"/>
+      </w:pPr>
+      <w:r>
+        <w:rPr>
+          <w:rFonts w:ascii="Times New Roman" w:hAnsi="Times New Roman"/>
+          <w:sz w:val="24"/>
+        </w:rPr>
+        <w:t xml:space="preserve">2. </w:t>
+      </w:r>
+      <w:r>
+        <w:rPr>
+          <w:rFonts w:ascii="Times New Roman" w:hAnsi="Times New Roman"/>
+          <w:b/>
+          <w:sz w:val="24"/>
+        </w:rPr>
+        <w:t xml:space="preserve">Actividad de investigación: </w:t>
+      </w:r>
+      <w:r>
+        <w:rPr>
+          <w:rFonts w:ascii="Times New Roman" w:hAnsi="Times New Roman"/>
+          <w:sz w:val="24"/>
+        </w:rPr>
+        <w:t>Elaboración del diagrama de Ishikawa y jerarquización de las causas asociadas con retrasos, redundancias, falta de estandarización y dificultades de trazabilidad en la procura.</w:t>
+      </w:r>
+    </w:p>
+    <w:p>
+      <w:pPr>
+        <w:spacing w:before="480" w:after="480" w:line="360" w:lineRule="auto"/>
+        <w:jc w:val="left"/>
+      </w:pPr>
+      <w:r>
+        <w:rPr>
+          <w:rFonts w:ascii="Times New Roman" w:hAnsi="Times New Roman"/>
+          <w:b/>
+          <w:sz w:val="24"/>
+        </w:rPr>
+        <w:t>Semana 6</w:t>
+      </w:r>
+    </w:p>
+    <w:p>
+      <w:pPr>
+        <w:spacing w:line="360" w:lineRule="auto"/>
+        <w:ind w:firstLine="709"/>
+        <w:jc w:val="both"/>
+      </w:pPr>
+      <w:r>
+        <w:rPr>
+          <w:rFonts w:ascii="Times New Roman" w:hAnsi="Times New Roman"/>
+          <w:sz w:val="24"/>
+        </w:rPr>
+        <w:t xml:space="preserve">1. </w:t>
+      </w:r>
+      <w:r>
+        <w:rPr>
+          <w:rFonts w:ascii="Times New Roman" w:hAnsi="Times New Roman"/>
+          <w:b/>
+          <w:sz w:val="24"/>
+        </w:rPr>
+        <w:t xml:space="preserve">Actividad operativa: </w:t>
+      </w:r>
+      <w:r>
+        <w:rPr>
+          <w:rFonts w:ascii="Times New Roman" w:hAnsi="Times New Roman"/>
+          <w:sz w:val="24"/>
+        </w:rPr>
+        <w:t>Seguimiento de cotizaciones pendientes de aprobación y actualización de los expedientes de compras activos del período.</w:t>
+      </w:r>
+    </w:p>
+    <w:p>
+      <w:pPr>
+        <w:spacing w:line="360" w:lineRule="auto"/>
+        <w:ind w:firstLine="709"/>
+        <w:jc w:val="both"/>
+      </w:pPr>
+      <w:r>
+        <w:rPr>
+          <w:rFonts w:ascii="Times New Roman" w:hAnsi="Times New Roman"/>
+          <w:sz w:val="24"/>
+        </w:rPr>
+        <w:t xml:space="preserve">2. </w:t>
+      </w:r>
+      <w:r>
+        <w:rPr>
+          <w:rFonts w:ascii="Times New Roman" w:hAnsi="Times New Roman"/>
+          <w:b/>
+          <w:sz w:val="24"/>
+        </w:rPr>
+        <w:t xml:space="preserve">Actividad de investigación: </w:t>
+      </w:r>
+      <w:r>
+        <w:rPr>
+          <w:rFonts w:ascii="Times New Roman" w:hAnsi="Times New Roman"/>
+          <w:sz w:val="24"/>
+        </w:rPr>
+        <w:t>Diseño del nuevo flujo simplificado del proceso de procura, definiendo etapas, responsables, puntos de control y tiempos de referencia para el seguimiento administrativo.</w:t>
+      </w:r>
+    </w:p>
+    <w:p>
+      <w:pPr>
+        <w:spacing w:before="480" w:after="480" w:line="360" w:lineRule="auto"/>
+        <w:jc w:val="left"/>
+      </w:pPr>
+      <w:r>
+        <w:rPr>
+          <w:rFonts w:ascii="Times New Roman" w:hAnsi="Times New Roman"/>
+          <w:b/>
+          <w:sz w:val="24"/>
+        </w:rPr>
+        <w:t>Semana 7</w:t>
+      </w:r>
+    </w:p>
+    <w:p>
+      <w:pPr>
+        <w:spacing w:line="360" w:lineRule="auto"/>
+        <w:ind w:firstLine="709"/>
+        <w:jc w:val="both"/>
+      </w:pPr>
+      <w:r>
+        <w:rPr>
+          <w:rFonts w:ascii="Times New Roman" w:hAnsi="Times New Roman"/>
+          <w:sz w:val="24"/>
+        </w:rPr>
+        <w:t xml:space="preserve">1. </w:t>
+      </w:r>
+      <w:r>
+        <w:rPr>
+          <w:rFonts w:ascii="Times New Roman" w:hAnsi="Times New Roman"/>
+          <w:b/>
+          <w:sz w:val="24"/>
+        </w:rPr>
+        <w:t xml:space="preserve">Actividad operativa: </w:t>
+      </w:r>
+      <w:r>
+        <w:rPr>
+          <w:rFonts w:ascii="Times New Roman" w:hAnsi="Times New Roman"/>
+          <w:sz w:val="24"/>
+        </w:rPr>
+        <w:t>Apoyo en el procesamiento de requisiciones y verificación de información necesaria para compras en trámite.</w:t>
+      </w:r>
+    </w:p>
+    <w:p>
+      <w:pPr>
+        <w:spacing w:line="360" w:lineRule="auto"/>
+        <w:ind w:firstLine="709"/>
+        <w:jc w:val="both"/>
+      </w:pPr>
+      <w:r>
+        <w:rPr>
+          <w:rFonts w:ascii="Times New Roman" w:hAnsi="Times New Roman"/>
+          <w:sz w:val="24"/>
+        </w:rPr>
+        <w:t xml:space="preserve">2. </w:t>
+      </w:r>
+      <w:r>
+        <w:rPr>
+          <w:rFonts w:ascii="Times New Roman" w:hAnsi="Times New Roman"/>
+          <w:b/>
+          <w:sz w:val="24"/>
+        </w:rPr>
+        <w:t xml:space="preserve">Actividad de investigación: </w:t>
+      </w:r>
+      <w:r>
+        <w:rPr>
+          <w:rFonts w:ascii="Times New Roman" w:hAnsi="Times New Roman"/>
+          <w:sz w:val="24"/>
+        </w:rPr>
+        <w:t>Diseño de los formatos estandarizados de solicitud de cotización y orden de compra, elaboración de la matriz de autorización por monto y definición de indicadores básicos para el seguimiento del proceso.</w:t>
+      </w:r>
+    </w:p>
+    <w:p>
+      <w:pPr>
+        <w:spacing w:before="480" w:after="480" w:line="360" w:lineRule="auto"/>
+        <w:jc w:val="left"/>
+      </w:pPr>
+      <w:r>
+        <w:rPr>
+          <w:rFonts w:ascii="Times New Roman" w:hAnsi="Times New Roman"/>
+          <w:b/>
+          <w:sz w:val="24"/>
+        </w:rPr>
+        <w:t>Semana 8</w:t>
+      </w:r>
+    </w:p>
+    <w:p>
+      <w:pPr>
+        <w:spacing w:line="360" w:lineRule="auto"/>
+        <w:ind w:firstLine="709"/>
+        <w:jc w:val="both"/>
+      </w:pPr>
+      <w:r>
+        <w:rPr>
+          <w:rFonts w:ascii="Times New Roman" w:hAnsi="Times New Roman"/>
+          <w:sz w:val="24"/>
+        </w:rPr>
+        <w:t xml:space="preserve">1. </w:t>
+      </w:r>
+      <w:r>
+        <w:rPr>
+          <w:rFonts w:ascii="Times New Roman" w:hAnsi="Times New Roman"/>
+          <w:b/>
+          <w:sz w:val="24"/>
+        </w:rPr>
+        <w:t xml:space="preserve">Actividad operativa: </w:t>
+      </w:r>
+      <w:r>
+        <w:rPr>
+          <w:rFonts w:ascii="Times New Roman" w:hAnsi="Times New Roman"/>
+          <w:sz w:val="24"/>
+        </w:rPr>
+        <w:t>Seguimiento de órdenes en proceso y actualización de registros de proveedores y expedientes de adquisiciones.</w:t>
+      </w:r>
+    </w:p>
+    <w:p>
+      <w:pPr>
+        <w:spacing w:line="360" w:lineRule="auto"/>
+        <w:ind w:firstLine="709"/>
+        <w:jc w:val="both"/>
+      </w:pPr>
+      <w:r>
+        <w:rPr>
+          <w:rFonts w:ascii="Times New Roman" w:hAnsi="Times New Roman"/>
+          <w:sz w:val="24"/>
+        </w:rPr>
+        <w:t xml:space="preserve">2. </w:t>
+      </w:r>
+      <w:r>
+        <w:rPr>
+          <w:rFonts w:ascii="Times New Roman" w:hAnsi="Times New Roman"/>
+          <w:b/>
+          <w:sz w:val="24"/>
+        </w:rPr>
+        <w:t xml:space="preserve">Actividad de investigación: </w:t>
+      </w:r>
+      <w:r>
+        <w:rPr>
+          <w:rFonts w:ascii="Times New Roman" w:hAnsi="Times New Roman"/>
+          <w:sz w:val="24"/>
+        </w:rPr>
+        <w:t>Redacción de la propuesta de simplificación administrativa integrando el flujo diseñado, los formatos, la matriz de autorización y los mecanismos de seguimiento.</w:t>
+      </w:r>
+    </w:p>
+    <w:p>
+      <w:pPr>
+        <w:spacing w:before="480" w:after="480" w:line="360" w:lineRule="auto"/>
+        <w:jc w:val="left"/>
+      </w:pPr>
+      <w:r>
+        <w:rPr>
+          <w:rFonts w:ascii="Times New Roman" w:hAnsi="Times New Roman"/>
+          <w:b/>
+          <w:sz w:val="24"/>
+        </w:rPr>
+        <w:t>Semana 9</w:t>
+      </w:r>
+    </w:p>
+    <w:p>
+      <w:pPr>
+        <w:spacing w:line="360" w:lineRule="auto"/>
+        <w:ind w:firstLine="709"/>
+        <w:jc w:val="both"/>
+      </w:pPr>
+      <w:r>
+        <w:rPr>
+          <w:rFonts w:ascii="Times New Roman" w:hAnsi="Times New Roman"/>
+          <w:sz w:val="24"/>
+        </w:rPr>
+        <w:t xml:space="preserve">1. </w:t>
+      </w:r>
+      <w:r>
+        <w:rPr>
+          <w:rFonts w:ascii="Times New Roman" w:hAnsi="Times New Roman"/>
+          <w:b/>
+          <w:sz w:val="24"/>
+        </w:rPr>
+        <w:t xml:space="preserve">Actividad operativa: </w:t>
+      </w:r>
+      <w:r>
+        <w:rPr>
+          <w:rFonts w:ascii="Times New Roman" w:hAnsi="Times New Roman"/>
+          <w:sz w:val="24"/>
+        </w:rPr>
+        <w:t>Apoyo en el cierre administrativo del ciclo de compras y organización de las órdenes de compra gestionadas durante el período.</w:t>
+      </w:r>
+    </w:p>
+    <w:p>
+      <w:pPr>
+        <w:spacing w:line="360" w:lineRule="auto"/>
+        <w:ind w:firstLine="709"/>
+        <w:jc w:val="both"/>
+      </w:pPr>
+      <w:r>
+        <w:rPr>
+          <w:rFonts w:ascii="Times New Roman" w:hAnsi="Times New Roman"/>
+          <w:sz w:val="24"/>
+        </w:rPr>
+        <w:t xml:space="preserve">2. </w:t>
+      </w:r>
+      <w:r>
+        <w:rPr>
+          <w:rFonts w:ascii="Times New Roman" w:hAnsi="Times New Roman"/>
+          <w:b/>
+          <w:sz w:val="24"/>
+        </w:rPr>
+        <w:t xml:space="preserve">Actividad de investigación: </w:t>
+      </w:r>
+      <w:r>
+        <w:rPr>
+          <w:rFonts w:ascii="Times New Roman" w:hAnsi="Times New Roman"/>
+          <w:sz w:val="24"/>
+        </w:rPr>
+        <w:t>Presentación de la propuesta al tutor industrial, registro de observaciones e incorporación de ajustes al documento final.</w:t>
+      </w:r>
+    </w:p>
+    <w:p>
+      <w:pPr>
+        <w:spacing w:before="480" w:after="480" w:line="360" w:lineRule="auto"/>
+        <w:jc w:val="left"/>
+      </w:pPr>
+      <w:r>
+        <w:rPr>
+          <w:rFonts w:ascii="Times New Roman" w:hAnsi="Times New Roman"/>
+          <w:b/>
+          <w:sz w:val="24"/>
+        </w:rPr>
+        <w:t>Semana 10</w:t>
+      </w:r>
+    </w:p>
+    <w:p>
+      <w:pPr>
+        <w:spacing w:line="360" w:lineRule="auto"/>
+        <w:ind w:firstLine="709"/>
+        <w:jc w:val="both"/>
+      </w:pPr>
+      <w:r>
+        <w:rPr>
+          <w:rFonts w:ascii="Times New Roman" w:hAnsi="Times New Roman"/>
+          <w:sz w:val="24"/>
+        </w:rPr>
+        <w:t xml:space="preserve">1. </w:t>
+      </w:r>
+      <w:r>
+        <w:rPr>
+          <w:rFonts w:ascii="Times New Roman" w:hAnsi="Times New Roman"/>
+          <w:b/>
+          <w:sz w:val="24"/>
+        </w:rPr>
+        <w:t xml:space="preserve">Actividad operativa: </w:t>
+      </w:r>
+      <w:r>
+        <w:rPr>
+          <w:rFonts w:ascii="Times New Roman" w:hAnsi="Times New Roman"/>
+          <w:sz w:val="24"/>
+        </w:rPr>
+        <w:t>Presentación formal de la propuesta ante la gerencia del área y gestión de los recaudos institucionales correspondientes al cierre de las pasantías.</w:t>
+      </w:r>
+    </w:p>
+    <w:p>
+      <w:pPr>
+        <w:spacing w:line="360" w:lineRule="auto"/>
+        <w:ind w:firstLine="709"/>
+        <w:jc w:val="both"/>
+      </w:pPr>
+      <w:r>
+        <w:rPr>
+          <w:rFonts w:ascii="Times New Roman" w:hAnsi="Times New Roman"/>
+          <w:sz w:val="24"/>
+        </w:rPr>
+        <w:t xml:space="preserve">2. </w:t>
+      </w:r>
+      <w:r>
+        <w:rPr>
+          <w:rFonts w:ascii="Times New Roman" w:hAnsi="Times New Roman"/>
+          <w:b/>
+          <w:sz w:val="24"/>
+        </w:rPr>
+        <w:t xml:space="preserve">Actividad de investigación: </w:t>
+      </w:r>
+      <w:r>
+        <w:rPr>
+          <w:rFonts w:ascii="Times New Roman" w:hAnsi="Times New Roman"/>
+          <w:sz w:val="24"/>
+        </w:rPr>
+        <w:t>Consolidación del informe de pasantías, revisión de la normativa de presentación e incorporación de los anexos y correcciones finales antes de la entrega institucional.</w:t>
+      </w:r>
+    </w:p>
+    <w:p>
+      <w:pPr>
         <w:sectPr>
-          <w:footerReference w:type="default" r:id="rId42"/>
-          <w:footerReference w:type="first" r:id="rId43"/>
+          <w:footerReference w:type="default" r:id="rId38"/>
+          <w:type w:val="continuous"/>
           <w:pgSz w:w="12240" w:h="15840"/>
           <w:pgMar w:top="1701" w:right="1701" w:bottom="1701" w:left="2268" w:header="720" w:footer="720" w:gutter="0"/>
           <w:cols w:space="720"/>
           <w:titlePg/>
           <w:docGrid w:linePitch="360"/>
-          <w:pgNumType w:fmt="decimal"/>
+        </w:sectPr>
+      </w:pPr>
+    </w:p>
+    <w:p>
+      <w:pPr>
+        <w:spacing w:before="1140" w:after="480"/>
+        <w:jc w:val="center"/>
+      </w:pPr>
+      <w:r>
+        <w:rPr>
+          <w:rFonts w:ascii="Times New Roman" w:hAnsi="Times New Roman"/>
+          <w:b/>
+          <w:sz w:val="24"/>
+        </w:rPr>
+        <w:t>CAPÍTULO V</w:t>
+      </w:r>
+    </w:p>
+    <w:p>
+      <w:bookmarkStart w:id="bm_cap5" w:name="bm_cap5"/>
+      <w:pPr>
+        <w:spacing w:before="480"/>
+        <w:jc w:val="center"/>
+      </w:pPr>
+      <w:r>
+        <w:rPr>
+          <w:rFonts w:ascii="Times New Roman" w:hAnsi="Times New Roman"/>
+          <w:b/>
+          <w:sz w:val="24"/>
+        </w:rPr>
+        <w:t>CONCLUSIONES Y RECOMENDACIONES</w:t>
+      </w:r>
+      <w:bookmarkEnd w:id="bm_cap5"/>
+    </w:p>
+    <w:p>
+      <w:pPr>
+        <w:sectPr>
+          <w:footerReference w:type="default" r:id="rId39"/>
+          <w:pgSz w:w="12240" w:h="15840"/>
+          <w:pgMar w:top="1701" w:right="1701" w:bottom="1701" w:left="2268" w:header="720" w:footer="720" w:gutter="0"/>
+          <w:cols w:space="720"/>
+          <w:titlePg/>
+          <w:docGrid w:linePitch="360"/>
+        </w:sectPr>
+      </w:pPr>
+    </w:p>
+    <w:p>
+      <w:bookmarkStart w:id="bm_cap5_concl" w:name="bm_cap5_concl"/>
+      <w:pPr>
+        <w:spacing w:before="480" w:after="480" w:line="360" w:lineRule="auto"/>
+        <w:jc w:val="left"/>
+      </w:pPr>
+      <w:r>
+        <w:rPr>
+          <w:rFonts w:ascii="Times New Roman" w:hAnsi="Times New Roman"/>
+          <w:b/>
+          <w:sz w:val="24"/>
+        </w:rPr>
+        <w:t>Conclusiones</w:t>
+      </w:r>
+      <w:bookmarkEnd w:id="bm_cap5_concl"/>
+    </w:p>
+    <w:p>
+      <w:pPr>
+        <w:spacing w:line="360" w:lineRule="auto"/>
+        <w:ind w:firstLine="709"/>
+        <w:jc w:val="both"/>
+      </w:pPr>
+      <w:r>
+        <w:rPr>
+          <w:rFonts w:ascii="Times New Roman" w:hAnsi="Times New Roman"/>
+          <w:sz w:val="24"/>
+        </w:rPr>
+        <w:t xml:space="preserve">1. </w:t>
+      </w:r>
+      <w:r>
+        <w:rPr>
+          <w:rFonts w:ascii="Times New Roman" w:hAnsi="Times New Roman"/>
+          <w:sz w:val="24"/>
+        </w:rPr>
+        <w:t>Se diagnosticó que el proceso de procura presenta un recorrido administrativo susceptible de simplificación, debido a la ausencia de un canal único de recepción de requisiciones y a la dispersión de algunos mecanismos de seguimiento utilizados durante las fases de compra.</w:t>
+      </w:r>
+    </w:p>
+    <w:p>
+      <w:pPr>
+        <w:spacing w:line="360" w:lineRule="auto"/>
+        <w:ind w:firstLine="709"/>
+        <w:jc w:val="both"/>
+      </w:pPr>
+      <w:r>
+        <w:rPr>
+          <w:rFonts w:ascii="Times New Roman" w:hAnsi="Times New Roman"/>
+          <w:sz w:val="24"/>
+        </w:rPr>
+        <w:t xml:space="preserve">2. </w:t>
+      </w:r>
+      <w:r>
+        <w:rPr>
+          <w:rFonts w:ascii="Times New Roman" w:hAnsi="Times New Roman"/>
+          <w:sz w:val="24"/>
+        </w:rPr>
+        <w:t>Se identificaron como principales factores de demora la falta de formatos uniformes, la limitada definición de criterios de autorización, el seguimiento manual del estatus de cotizaciones y la inexistencia de indicadores sencillos que permitan valorar el comportamiento del ciclo de adquisición.</w:t>
+      </w:r>
+    </w:p>
+    <w:p>
+      <w:pPr>
+        <w:spacing w:line="360" w:lineRule="auto"/>
+        <w:ind w:firstLine="709"/>
+        <w:jc w:val="both"/>
+      </w:pPr>
+      <w:r>
+        <w:rPr>
+          <w:rFonts w:ascii="Times New Roman" w:hAnsi="Times New Roman"/>
+          <w:sz w:val="24"/>
+        </w:rPr>
+        <w:t xml:space="preserve">3. </w:t>
+      </w:r>
+      <w:r>
+        <w:rPr>
+          <w:rFonts w:ascii="Times New Roman" w:hAnsi="Times New Roman"/>
+          <w:sz w:val="24"/>
+        </w:rPr>
+        <w:t>Se formuló una propuesta de simplificación administrativa que integra un flujo de trabajo con responsables definidos, formatos estandarizados, una matriz de autorización por monto e indicadores de seguimiento, orientados a mejorar la trazabilidad y facilitar el control interno del proceso de procura.</w:t>
+      </w:r>
+    </w:p>
+    <w:p>
+      <w:bookmarkStart w:id="bm_cap5_recom" w:name="bm_cap5_recom"/>
+      <w:pPr>
+        <w:spacing w:before="480" w:after="480" w:line="360" w:lineRule="auto"/>
+        <w:jc w:val="left"/>
+      </w:pPr>
+      <w:r>
+        <w:rPr>
+          <w:rFonts w:ascii="Times New Roman" w:hAnsi="Times New Roman"/>
+          <w:b/>
+          <w:sz w:val="24"/>
+        </w:rPr>
+        <w:t>Recomendaciones</w:t>
+      </w:r>
+      <w:bookmarkEnd w:id="bm_cap5_recom"/>
+    </w:p>
+    <w:p>
+      <w:pPr>
+        <w:spacing w:line="360" w:lineRule="auto"/>
+        <w:ind w:firstLine="709"/>
+        <w:jc w:val="both"/>
+      </w:pPr>
+      <w:r>
+        <w:rPr>
+          <w:rFonts w:ascii="Times New Roman" w:hAnsi="Times New Roman"/>
+          <w:sz w:val="24"/>
+        </w:rPr>
+        <w:t xml:space="preserve">1. </w:t>
+      </w:r>
+      <w:r>
+        <w:rPr>
+          <w:rFonts w:ascii="Times New Roman" w:hAnsi="Times New Roman"/>
+          <w:sz w:val="24"/>
+        </w:rPr>
+        <w:t>Implementar la propuesta de manera gradual, iniciando con la formalización del canal de recepción de requisiciones y la utilización uniforme de los formatos diseñados.</w:t>
+      </w:r>
+    </w:p>
+    <w:p>
+      <w:pPr>
+        <w:spacing w:line="360" w:lineRule="auto"/>
+        <w:ind w:firstLine="709"/>
+        <w:jc w:val="both"/>
+      </w:pPr>
+      <w:r>
+        <w:rPr>
+          <w:rFonts w:ascii="Times New Roman" w:hAnsi="Times New Roman"/>
+          <w:sz w:val="24"/>
+        </w:rPr>
+        <w:t xml:space="preserve">2. </w:t>
+      </w:r>
+      <w:r>
+        <w:rPr>
+          <w:rFonts w:ascii="Times New Roman" w:hAnsi="Times New Roman"/>
+          <w:sz w:val="24"/>
+        </w:rPr>
+        <w:t>Socializar el flujo simplificado, los responsables y los criterios de autorización con el personal involucrado en la procura antes de su aplicación general.</w:t>
+      </w:r>
+    </w:p>
+    <w:p>
+      <w:pPr>
+        <w:spacing w:line="360" w:lineRule="auto"/>
+        <w:ind w:firstLine="709"/>
+        <w:jc w:val="both"/>
+      </w:pPr>
+      <w:r>
+        <w:rPr>
+          <w:rFonts w:ascii="Times New Roman" w:hAnsi="Times New Roman"/>
+          <w:sz w:val="24"/>
+        </w:rPr>
+        <w:t xml:space="preserve">3. </w:t>
+      </w:r>
+      <w:r>
+        <w:rPr>
+          <w:rFonts w:ascii="Times New Roman" w:hAnsi="Times New Roman"/>
+          <w:sz w:val="24"/>
+        </w:rPr>
+        <w:t>Registrar mensualmente indicadores básicos, como tiempo promedio del ciclo de compra, solicitudes pendientes y requisiciones tramitadas dentro del plazo definido, para valorar los resultados de la simplificación.</w:t>
+      </w:r>
+    </w:p>
+    <w:p>
+      <w:pPr>
+        <w:spacing w:line="360" w:lineRule="auto"/>
+        <w:ind w:firstLine="709"/>
+        <w:jc w:val="both"/>
+      </w:pPr>
+      <w:r>
+        <w:rPr>
+          <w:rFonts w:ascii="Times New Roman" w:hAnsi="Times New Roman"/>
+          <w:sz w:val="24"/>
+        </w:rPr>
+        <w:t xml:space="preserve">4. </w:t>
+      </w:r>
+      <w:r>
+        <w:rPr>
+          <w:rFonts w:ascii="Times New Roman" w:hAnsi="Times New Roman"/>
+          <w:sz w:val="24"/>
+        </w:rPr>
+        <w:t>Revisar periódicamente el procedimiento y los formatos con el personal del Departamento Administrativo, incorporando ajustes cuando cambien las necesidades operativas de la empresa.</w:t>
+      </w:r>
+    </w:p>
+    <w:p>
+      <w:pPr>
+        <w:sectPr>
+          <w:footerReference w:type="default" r:id="rId40"/>
+          <w:type w:val="continuous"/>
+          <w:pgSz w:w="12240" w:h="15840"/>
+          <w:pgMar w:top="1701" w:right="1701" w:bottom="1701" w:left="2268" w:header="720" w:footer="720" w:gutter="0"/>
+          <w:cols w:space="720"/>
+          <w:titlePg/>
+          <w:docGrid w:linePitch="360"/>
+        </w:sectPr>
+      </w:pPr>
+    </w:p>
+    <w:p>
+      <w:bookmarkStart w:id="bm_referencias" w:name="bm_referencias"/>
+      <w:pPr>
+        <w:spacing w:before="1140" w:after="480"/>
+        <w:jc w:val="center"/>
+      </w:pPr>
+      <w:r>
+        <w:rPr>
+          <w:rFonts w:ascii="Times New Roman" w:hAnsi="Times New Roman"/>
+          <w:b/>
+          <w:sz w:val="24"/>
+        </w:rPr>
+        <w:t>REFERENCIAS</w:t>
+      </w:r>
+      <w:bookmarkEnd w:id="bm_referencias"/>
+    </w:p>
+    <w:p>
+      <w:pPr>
+        <w:sectPr>
+          <w:footerReference w:type="default" r:id="rId41"/>
+          <w:pgSz w:w="12240" w:h="15840"/>
+          <w:pgMar w:top="1701" w:right="1701" w:bottom="1701" w:left="2268" w:header="720" w:footer="720" w:gutter="0"/>
+          <w:cols w:space="720"/>
+          <w:titlePg/>
+          <w:docGrid w:linePitch="360"/>
+        </w:sectPr>
+      </w:pPr>
+    </w:p>
+    <w:p>
+      <w:pPr>
+        <w:spacing w:before="480" w:after="0"/>
+      </w:pPr>
+    </w:p>
+    <w:p>
+      <w:pPr>
+        <w:spacing w:line="240" w:lineRule="auto" w:after="480" w:before="0"/>
+        <w:ind w:left="425" w:hanging="425"/>
+        <w:jc w:val="both"/>
+      </w:pPr>
+      <w:r>
+        <w:rPr>
+          <w:rFonts w:ascii="Times New Roman" w:hAnsi="Times New Roman"/>
+          <w:sz w:val="24"/>
+        </w:rPr>
+        <w:t>Arias, F. (2012). El proyecto de investigación: Introducción a la metodología científica (6ta ed.). Episteme, Venezuela.</w:t>
+      </w:r>
+    </w:p>
+    <w:p>
+      <w:pPr>
+        <w:spacing w:line="240" w:lineRule="auto" w:after="480" w:before="0"/>
+        <w:ind w:left="425" w:hanging="425"/>
+        <w:jc w:val="both"/>
+      </w:pPr>
+      <w:r>
+        <w:rPr>
+          <w:rFonts w:ascii="Times New Roman" w:hAnsi="Times New Roman"/>
+          <w:sz w:val="24"/>
+        </w:rPr>
+        <w:t>Asamblea Nacional Constituyente. (1999). Constitución de la República Bolivariana de Venezuela. Gaceta Oficial de la República Bolivariana de Venezuela.</w:t>
+      </w:r>
+    </w:p>
+    <w:p>
+      <w:pPr>
+        <w:spacing w:line="240" w:lineRule="auto" w:after="480" w:before="0"/>
+        <w:ind w:left="425" w:hanging="425"/>
+        <w:jc w:val="both"/>
+      </w:pPr>
+      <w:r>
+        <w:rPr>
+          <w:rFonts w:ascii="Times New Roman" w:hAnsi="Times New Roman"/>
+          <w:sz w:val="24"/>
+        </w:rPr>
+        <w:t>Chiavenato, I. (2006). Introducción a la teoría general de la administración (7ma ed.). McGraw-Hill, México.</w:t>
+      </w:r>
+    </w:p>
+    <w:p>
+      <w:pPr>
+        <w:spacing w:line="240" w:lineRule="auto" w:after="480" w:before="0"/>
+        <w:ind w:left="425" w:hanging="425"/>
+        <w:jc w:val="both"/>
+      </w:pPr>
+      <w:r>
+        <w:rPr>
+          <w:rFonts w:ascii="Times New Roman" w:hAnsi="Times New Roman"/>
+          <w:sz w:val="24"/>
+        </w:rPr>
+        <w:t>Congreso de la República de Venezuela. (1955). Código de Comercio. Gaceta Oficial Extraordinaria N.º 475.</w:t>
+      </w:r>
+    </w:p>
+    <w:p>
+      <w:pPr>
+        <w:spacing w:line="240" w:lineRule="auto" w:after="480" w:before="0"/>
+        <w:ind w:left="425" w:hanging="425"/>
+        <w:jc w:val="both"/>
+      </w:pPr>
+      <w:r>
+        <w:rPr>
+          <w:rFonts w:ascii="Times New Roman" w:hAnsi="Times New Roman"/>
+          <w:sz w:val="24"/>
+        </w:rPr>
+        <w:t>Harrington, H. J. (1993). Mejoramiento de los procesos de la empresa. McGraw-Hill, Colombia.</w:t>
+      </w:r>
+    </w:p>
+    <w:p>
+      <w:pPr>
+        <w:spacing w:line="240" w:lineRule="auto" w:after="480" w:before="0"/>
+        <w:ind w:left="425" w:hanging="425"/>
+        <w:jc w:val="both"/>
+      </w:pPr>
+      <w:r>
+        <w:rPr>
+          <w:rFonts w:ascii="Times New Roman" w:hAnsi="Times New Roman"/>
+          <w:sz w:val="24"/>
+        </w:rPr>
+        <w:t>Mantilla, S. (2005). Control interno: Informe COSO (4ta ed.). Ecoe Ediciones, Colombia.</w:t>
+      </w:r>
+    </w:p>
+    <w:p>
+      <w:pPr>
+        <w:spacing w:line="240" w:lineRule="auto" w:after="480" w:before="0"/>
+        <w:ind w:left="425" w:hanging="425"/>
+        <w:jc w:val="both"/>
+      </w:pPr>
+      <w:r>
+        <w:rPr>
+          <w:rFonts w:ascii="Times New Roman" w:hAnsi="Times New Roman"/>
+          <w:sz w:val="24"/>
+        </w:rPr>
+        <w:t>Monterroso, E. (2002). El proceso de abastecimiento: El aprovisionamiento. Universidad Nacional de Luján, Argentina.</w:t>
+      </w:r>
+    </w:p>
+    <w:p>
+      <w:pPr>
+        <w:sectPr>
+          <w:footerReference w:type="default" r:id="rId42"/>
+          <w:type w:val="continuous"/>
+          <w:pgSz w:w="12240" w:h="15840"/>
+          <w:pgMar w:top="1701" w:right="1701" w:bottom="1701" w:left="2268" w:header="720" w:footer="720" w:gutter="0"/>
+          <w:cols w:space="720"/>
+          <w:titlePg/>
+          <w:docGrid w:linePitch="360"/>
         </w:sectPr>
       </w:pPr>
     </w:p>
     <w:p>
       <w:bookmarkStart w:id="bm_anexos" w:name="bm_anexos"/>
       <w:pPr>
-        <w:spacing w:before="4400"/>
+        <w:spacing w:before="4740"/>
         <w:jc w:val="center"/>
       </w:pPr>
       <w:r>
         <w:rPr>
           <w:rFonts w:ascii="Times New Roman" w:hAnsi="Times New Roman"/>
           <w:b/>
-          <w:sz w:val="24"/>
+          <w:sz w:val="32"/>
         </w:rPr>
         <w:t>ANEXOS</w:t>
       </w:r>
@@ -9921,13 +10035,12 @@
     <w:p>
       <w:pPr>
         <w:sectPr>
-          <w:footerReference w:type="default" r:id="rId44"/>
-          <w:footerReference w:type="first" r:id="rId45"/>
+          <w:footerReference w:type="default" r:id="rId43"/>
           <w:pgSz w:w="12240" w:h="15840"/>
           <w:pgMar w:top="1701" w:right="1701" w:bottom="1701" w:left="2268" w:header="720" w:footer="720" w:gutter="0"/>
           <w:cols w:space="720"/>
+          <w:titlePg/>
           <w:docGrid w:linePitch="360"/>
-          <w:pgNumType w:fmt="decimal"/>
         </w:sectPr>
       </w:pPr>
     </w:p>
@@ -10037,13 +10150,12 @@
       </w:r>
     </w:p>
     <w:sectPr>
-      <w:footerReference w:type="default" r:id="rId46"/>
-      <w:footerReference w:type="first" r:id="rId47"/>
+      <w:footerReference w:type="default" r:id="rId44"/>
       <w:pgSz w:w="12240" w:h="15840"/>
       <w:pgMar w:top="1701" w:right="1701" w:bottom="1701" w:left="2268" w:header="720" w:footer="720" w:gutter="0"/>
       <w:cols w:space="720"/>
+      <w:titlePg/>
       <w:docGrid w:linePitch="360"/>
-      <w:pgNumType w:fmt="decimal"/>
     </w:sectPr>
   </w:body>
 </w:document>
@@ -10055,7 +10167,6 @@
     <w:pPr>
       <w:pStyle w:val="Footer"/>
     </w:pPr>
-    <w:r/>
   </w:p>
 </w:ftr>
 </file>
@@ -10065,8 +10176,18 @@
   <w:p>
     <w:pPr>
       <w:pStyle w:val="Footer"/>
+      <w:jc w:val="center"/>
     </w:pPr>
-    <w:r/>
+    <w:r>
+      <w:rPr>
+        <w:rFonts w:ascii="Times New Roman" w:hAnsi="Times New Roman"/>
+        <w:sz w:val="24"/>
+      </w:rPr>
+      <w:fldChar w:fldCharType="begin"/>
+      <w:instrText xml:space="preserve"> PAGE \* roman </w:instrText>
+      <w:fldChar w:fldCharType="separate"/>
+      <w:fldChar w:fldCharType="end"/>
+    </w:r>
   </w:p>
 </w:ftr>
 </file>
@@ -10078,7 +10199,6 @@
       <w:pStyle w:val="Footer"/>
       <w:jc w:val="center"/>
     </w:pPr>
-    <w:r/>
     <w:r>
       <w:rPr>
         <w:rFonts w:ascii="Times New Roman" w:hAnsi="Times New Roman"/>
@@ -10098,8 +10218,18 @@
   <w:p>
     <w:pPr>
       <w:pStyle w:val="Footer"/>
+      <w:jc w:val="center"/>
     </w:pPr>
-    <w:r/>
+    <w:r>
+      <w:rPr>
+        <w:rFonts w:ascii="Times New Roman" w:hAnsi="Times New Roman"/>
+        <w:sz w:val="24"/>
+      </w:rPr>
+      <w:fldChar w:fldCharType="begin"/>
+      <w:instrText xml:space="preserve"> PAGE \* roman </w:instrText>
+      <w:fldChar w:fldCharType="separate"/>
+      <w:fldChar w:fldCharType="end"/>
+    </w:r>
   </w:p>
 </w:ftr>
 </file>
@@ -10111,7 +10241,6 @@
       <w:pStyle w:val="Footer"/>
       <w:jc w:val="center"/>
     </w:pPr>
-    <w:r/>
     <w:r>
       <w:rPr>
         <w:rFonts w:ascii="Times New Roman" w:hAnsi="Times New Roman"/>
@@ -10131,8 +10260,18 @@
   <w:p>
     <w:pPr>
       <w:pStyle w:val="Footer"/>
+      <w:jc w:val="center"/>
     </w:pPr>
-    <w:r/>
+    <w:r>
+      <w:rPr>
+        <w:rFonts w:ascii="Times New Roman" w:hAnsi="Times New Roman"/>
+        <w:sz w:val="24"/>
+      </w:rPr>
+      <w:fldChar w:fldCharType="begin"/>
+      <w:instrText xml:space="preserve"> PAGE \* roman </w:instrText>
+      <w:fldChar w:fldCharType="separate"/>
+      <w:fldChar w:fldCharType="end"/>
+    </w:r>
   </w:p>
 </w:ftr>
 </file>
@@ -10144,7 +10283,6 @@
       <w:pStyle w:val="Footer"/>
       <w:jc w:val="center"/>
     </w:pPr>
-    <w:r/>
     <w:r>
       <w:rPr>
         <w:rFonts w:ascii="Times New Roman" w:hAnsi="Times New Roman"/>
@@ -10164,8 +10302,18 @@
   <w:p>
     <w:pPr>
       <w:pStyle w:val="Footer"/>
+      <w:jc w:val="center"/>
     </w:pPr>
-    <w:r/>
+    <w:r>
+      <w:rPr>
+        <w:rFonts w:ascii="Times New Roman" w:hAnsi="Times New Roman"/>
+        <w:sz w:val="24"/>
+      </w:rPr>
+      <w:fldChar w:fldCharType="begin"/>
+      <w:instrText xml:space="preserve"> PAGE \* roman </w:instrText>
+      <w:fldChar w:fldCharType="separate"/>
+      <w:fldChar w:fldCharType="end"/>
+    </w:r>
   </w:p>
 </w:ftr>
 </file>
@@ -10177,7 +10325,6 @@
       <w:pStyle w:val="Footer"/>
       <w:jc w:val="center"/>
     </w:pPr>
-    <w:r/>
     <w:r>
       <w:rPr>
         <w:rFonts w:ascii="Times New Roman" w:hAnsi="Times New Roman"/>
@@ -10197,8 +10344,18 @@
   <w:p>
     <w:pPr>
       <w:pStyle w:val="Footer"/>
+      <w:jc w:val="center"/>
     </w:pPr>
-    <w:r/>
+    <w:r>
+      <w:rPr>
+        <w:rFonts w:ascii="Times New Roman" w:hAnsi="Times New Roman"/>
+        <w:sz w:val="24"/>
+      </w:rPr>
+      <w:fldChar w:fldCharType="begin"/>
+      <w:instrText xml:space="preserve"> PAGE \* roman </w:instrText>
+      <w:fldChar w:fldCharType="separate"/>
+      <w:fldChar w:fldCharType="end"/>
+    </w:r>
   </w:p>
 </w:ftr>
 </file>
@@ -10210,7 +10367,6 @@
       <w:pStyle w:val="Footer"/>
       <w:jc w:val="center"/>
     </w:pPr>
-    <w:r/>
     <w:r>
       <w:rPr>
         <w:rFonts w:ascii="Times New Roman" w:hAnsi="Times New Roman"/>
@@ -10231,7 +10387,6 @@
     <w:pPr>
       <w:pStyle w:val="Footer"/>
     </w:pPr>
-    <w:r/>
   </w:p>
 </w:ftr>
 </file>
@@ -10241,8 +10396,18 @@
   <w:p>
     <w:pPr>
       <w:pStyle w:val="Footer"/>
+      <w:jc w:val="center"/>
     </w:pPr>
-    <w:r/>
+    <w:r>
+      <w:rPr>
+        <w:rFonts w:ascii="Times New Roman" w:hAnsi="Times New Roman"/>
+        <w:sz w:val="24"/>
+      </w:rPr>
+      <w:fldChar w:fldCharType="begin"/>
+      <w:instrText xml:space="preserve"> PAGE </w:instrText>
+      <w:fldChar w:fldCharType="separate"/>
+      <w:fldChar w:fldCharType="end"/>
+    </w:r>
   </w:p>
 </w:ftr>
 </file>
@@ -10254,7 +10419,6 @@
       <w:pStyle w:val="Footer"/>
       <w:jc w:val="center"/>
     </w:pPr>
-    <w:r/>
     <w:r>
       <w:rPr>
         <w:rFonts w:ascii="Times New Roman" w:hAnsi="Times New Roman"/>
@@ -10274,8 +10438,18 @@
   <w:p>
     <w:pPr>
       <w:pStyle w:val="Footer"/>
+      <w:jc w:val="center"/>
     </w:pPr>
-    <w:r/>
+    <w:r>
+      <w:rPr>
+        <w:rFonts w:ascii="Times New Roman" w:hAnsi="Times New Roman"/>
+        <w:sz w:val="24"/>
+      </w:rPr>
+      <w:fldChar w:fldCharType="begin"/>
+      <w:instrText xml:space="preserve"> PAGE </w:instrText>
+      <w:fldChar w:fldCharType="separate"/>
+      <w:fldChar w:fldCharType="end"/>
+    </w:r>
   </w:p>
 </w:ftr>
 </file>
@@ -10287,7 +10461,6 @@
       <w:pStyle w:val="Footer"/>
       <w:jc w:val="center"/>
     </w:pPr>
-    <w:r/>
     <w:r>
       <w:rPr>
         <w:rFonts w:ascii="Times New Roman" w:hAnsi="Times New Roman"/>
@@ -10307,8 +10480,18 @@
   <w:p>
     <w:pPr>
       <w:pStyle w:val="Footer"/>
+      <w:jc w:val="center"/>
     </w:pPr>
-    <w:r/>
+    <w:r>
+      <w:rPr>
+        <w:rFonts w:ascii="Times New Roman" w:hAnsi="Times New Roman"/>
+        <w:sz w:val="24"/>
+      </w:rPr>
+      <w:fldChar w:fldCharType="begin"/>
+      <w:instrText xml:space="preserve"> PAGE </w:instrText>
+      <w:fldChar w:fldCharType="separate"/>
+      <w:fldChar w:fldCharType="end"/>
+    </w:r>
   </w:p>
 </w:ftr>
 </file>
@@ -10320,7 +10503,6 @@
       <w:pStyle w:val="Footer"/>
       <w:jc w:val="center"/>
     </w:pPr>
-    <w:r/>
     <w:r>
       <w:rPr>
         <w:rFonts w:ascii="Times New Roman" w:hAnsi="Times New Roman"/>
@@ -10340,8 +10522,18 @@
   <w:p>
     <w:pPr>
       <w:pStyle w:val="Footer"/>
+      <w:jc w:val="center"/>
     </w:pPr>
-    <w:r/>
+    <w:r>
+      <w:rPr>
+        <w:rFonts w:ascii="Times New Roman" w:hAnsi="Times New Roman"/>
+        <w:sz w:val="24"/>
+      </w:rPr>
+      <w:fldChar w:fldCharType="begin"/>
+      <w:instrText xml:space="preserve"> PAGE </w:instrText>
+      <w:fldChar w:fldCharType="separate"/>
+      <w:fldChar w:fldCharType="end"/>
+    </w:r>
   </w:p>
 </w:ftr>
 </file>
@@ -10353,7 +10545,6 @@
       <w:pStyle w:val="Footer"/>
       <w:jc w:val="center"/>
     </w:pPr>
-    <w:r/>
     <w:r>
       <w:rPr>
         <w:rFonts w:ascii="Times New Roman" w:hAnsi="Times New Roman"/>
@@ -10373,8 +10564,18 @@
   <w:p>
     <w:pPr>
       <w:pStyle w:val="Footer"/>
+      <w:jc w:val="center"/>
     </w:pPr>
-    <w:r/>
+    <w:r>
+      <w:rPr>
+        <w:rFonts w:ascii="Times New Roman" w:hAnsi="Times New Roman"/>
+        <w:sz w:val="24"/>
+      </w:rPr>
+      <w:fldChar w:fldCharType="begin"/>
+      <w:instrText xml:space="preserve"> PAGE </w:instrText>
+      <w:fldChar w:fldCharType="separate"/>
+      <w:fldChar w:fldCharType="end"/>
+    </w:r>
   </w:p>
 </w:ftr>
 </file>
@@ -10386,7 +10587,6 @@
       <w:pStyle w:val="Footer"/>
       <w:jc w:val="center"/>
     </w:pPr>
-    <w:r/>
     <w:r>
       <w:rPr>
         <w:rFonts w:ascii="Times New Roman" w:hAnsi="Times New Roman"/>
@@ -10408,7 +10608,6 @@
       <w:pStyle w:val="Footer"/>
       <w:jc w:val="center"/>
     </w:pPr>
-    <w:r/>
     <w:r>
       <w:rPr>
         <w:rFonts w:ascii="Times New Roman" w:hAnsi="Times New Roman"/>
@@ -10428,8 +10627,18 @@
   <w:p>
     <w:pPr>
       <w:pStyle w:val="Footer"/>
+      <w:jc w:val="center"/>
     </w:pPr>
-    <w:r/>
+    <w:r>
+      <w:rPr>
+        <w:rFonts w:ascii="Times New Roman" w:hAnsi="Times New Roman"/>
+        <w:sz w:val="24"/>
+      </w:rPr>
+      <w:fldChar w:fldCharType="begin"/>
+      <w:instrText xml:space="preserve"> PAGE </w:instrText>
+      <w:fldChar w:fldCharType="separate"/>
+      <w:fldChar w:fldCharType="end"/>
+    </w:r>
   </w:p>
 </w:ftr>
 </file>
@@ -10441,7 +10650,6 @@
       <w:pStyle w:val="Footer"/>
       <w:jc w:val="center"/>
     </w:pPr>
-    <w:r/>
     <w:r>
       <w:rPr>
         <w:rFonts w:ascii="Times New Roman" w:hAnsi="Times New Roman"/>
@@ -10461,20 +10669,8 @@
   <w:p>
     <w:pPr>
       <w:pStyle w:val="Footer"/>
-    </w:pPr>
-    <w:r/>
-  </w:p>
-</w:ftr>
-</file>
-
-<file path=word/footer33.xml><?xml version="1.0" encoding="utf-8"?>
-<w:ftr xmlns:m="http://schemas.openxmlformats.org/officeDocument/2006/math" xmlns:mc="http://schemas.openxmlformats.org/markup-compatibility/2006" xmlns:mo="http://schemas.microsoft.com/office/mac/office/2008/main" xmlns:mv="urn:schemas-microsoft-com:mac:vml" xmlns:o="urn:schemas-microsoft-com:office:office" xmlns:r="http://schemas.openxmlformats.org/officeDocument/2006/relationships" xmlns:v="urn:schemas-microsoft-com:vml" xmlns:w10="urn:schemas-microsoft-com:office:word" xmlns:w14="http://schemas.microsoft.com/office/word/2010/wordml" xmlns:w="http://schemas.openxmlformats.org/wordprocessingml/2006/main" xmlns:wne="http://schemas.microsoft.com/office/word/2006/wordml" xmlns:wp14="http://schemas.microsoft.com/office/word/2010/wordprocessingDrawing" xmlns:wp="http://schemas.openxmlformats.org/drawingml/2006/wordprocessingDrawing" xmlns:wpc="http://schemas.microsoft.com/office/word/2010/wordprocessingCanvas" xmlns:wpg="http://schemas.microsoft.com/office/word/2010/wordprocessingGroup" xmlns:wpi="http://schemas.microsoft.com/office/word/2010/wordprocessingInk" xmlns:wps="http://schemas.microsoft.com/office/word/2010/wordprocessingShape" mc:Ignorable="w14 wp14">
-  <w:p>
-    <w:pPr>
-      <w:pStyle w:val="Footer"/>
       <w:jc w:val="center"/>
     </w:pPr>
-    <w:r/>
     <w:r>
       <w:rPr>
         <w:rFonts w:ascii="Times New Roman" w:hAnsi="Times New Roman"/>
@@ -10489,57 +10685,23 @@
 </w:ftr>
 </file>
 
-<file path=word/footer34.xml><?xml version="1.0" encoding="utf-8"?>
-<w:ftr xmlns:m="http://schemas.openxmlformats.org/officeDocument/2006/math" xmlns:mc="http://schemas.openxmlformats.org/markup-compatibility/2006" xmlns:mo="http://schemas.microsoft.com/office/mac/office/2008/main" xmlns:mv="urn:schemas-microsoft-com:mac:vml" xmlns:o="urn:schemas-microsoft-com:office:office" xmlns:r="http://schemas.openxmlformats.org/officeDocument/2006/relationships" xmlns:v="urn:schemas-microsoft-com:vml" xmlns:w10="urn:schemas-microsoft-com:office:word" xmlns:w14="http://schemas.microsoft.com/office/word/2010/wordml" xmlns:w="http://schemas.openxmlformats.org/wordprocessingml/2006/main" xmlns:wne="http://schemas.microsoft.com/office/word/2006/wordml" xmlns:wp14="http://schemas.microsoft.com/office/word/2010/wordprocessingDrawing" xmlns:wp="http://schemas.openxmlformats.org/drawingml/2006/wordprocessingDrawing" xmlns:wpc="http://schemas.microsoft.com/office/word/2010/wordprocessingCanvas" xmlns:wpg="http://schemas.microsoft.com/office/word/2010/wordprocessingGroup" xmlns:wpi="http://schemas.microsoft.com/office/word/2010/wordprocessingInk" xmlns:wps="http://schemas.microsoft.com/office/word/2010/wordprocessingShape" mc:Ignorable="w14 wp14">
-  <w:p>
-    <w:pPr>
-      <w:pStyle w:val="Footer"/>
-    </w:pPr>
-    <w:r/>
-  </w:p>
-</w:ftr>
-</file>
-
-<file path=word/footer35.xml><?xml version="1.0" encoding="utf-8"?>
+<file path=word/footer4.xml><?xml version="1.0" encoding="utf-8"?>
 <w:ftr xmlns:m="http://schemas.openxmlformats.org/officeDocument/2006/math" xmlns:mc="http://schemas.openxmlformats.org/markup-compatibility/2006" xmlns:mo="http://schemas.microsoft.com/office/mac/office/2008/main" xmlns:mv="urn:schemas-microsoft-com:mac:vml" xmlns:o="urn:schemas-microsoft-com:office:office" xmlns:r="http://schemas.openxmlformats.org/officeDocument/2006/relationships" xmlns:v="urn:schemas-microsoft-com:vml" xmlns:w10="urn:schemas-microsoft-com:office:word" xmlns:w14="http://schemas.microsoft.com/office/word/2010/wordml" xmlns:w="http://schemas.openxmlformats.org/wordprocessingml/2006/main" xmlns:wne="http://schemas.microsoft.com/office/word/2006/wordml" xmlns:wp14="http://schemas.microsoft.com/office/word/2010/wordprocessingDrawing" xmlns:wp="http://schemas.openxmlformats.org/drawingml/2006/wordprocessingDrawing" xmlns:wpc="http://schemas.microsoft.com/office/word/2010/wordprocessingCanvas" xmlns:wpg="http://schemas.microsoft.com/office/word/2010/wordprocessingGroup" xmlns:wpi="http://schemas.microsoft.com/office/word/2010/wordprocessingInk" xmlns:wps="http://schemas.microsoft.com/office/word/2010/wordprocessingShape" mc:Ignorable="w14 wp14">
   <w:p>
     <w:pPr>
       <w:pStyle w:val="Footer"/>
       <w:jc w:val="center"/>
     </w:pPr>
-    <w:r/>
     <w:r>
       <w:rPr>
         <w:rFonts w:ascii="Times New Roman" w:hAnsi="Times New Roman"/>
         <w:sz w:val="24"/>
       </w:rPr>
       <w:fldChar w:fldCharType="begin"/>
-      <w:instrText xml:space="preserve"> PAGE </w:instrText>
+      <w:instrText xml:space="preserve"> PAGE \* roman </w:instrText>
       <w:fldChar w:fldCharType="separate"/>
       <w:fldChar w:fldCharType="end"/>
     </w:r>
-  </w:p>
-</w:ftr>
-</file>
-
-<file path=word/footer36.xml><?xml version="1.0" encoding="utf-8"?>
-<w:ftr xmlns:m="http://schemas.openxmlformats.org/officeDocument/2006/math" xmlns:mc="http://schemas.openxmlformats.org/markup-compatibility/2006" xmlns:mo="http://schemas.microsoft.com/office/mac/office/2008/main" xmlns:mv="urn:schemas-microsoft-com:mac:vml" xmlns:o="urn:schemas-microsoft-com:office:office" xmlns:r="http://schemas.openxmlformats.org/officeDocument/2006/relationships" xmlns:v="urn:schemas-microsoft-com:vml" xmlns:w10="urn:schemas-microsoft-com:office:word" xmlns:w14="http://schemas.microsoft.com/office/word/2010/wordml" xmlns:w="http://schemas.openxmlformats.org/wordprocessingml/2006/main" xmlns:wne="http://schemas.microsoft.com/office/word/2006/wordml" xmlns:wp14="http://schemas.microsoft.com/office/word/2010/wordprocessingDrawing" xmlns:wp="http://schemas.openxmlformats.org/drawingml/2006/wordprocessingDrawing" xmlns:wpc="http://schemas.microsoft.com/office/word/2010/wordprocessingCanvas" xmlns:wpg="http://schemas.microsoft.com/office/word/2010/wordprocessingGroup" xmlns:wpi="http://schemas.microsoft.com/office/word/2010/wordprocessingInk" xmlns:wps="http://schemas.microsoft.com/office/word/2010/wordprocessingShape" mc:Ignorable="w14 wp14">
-  <w:p>
-    <w:pPr>
-      <w:pStyle w:val="Footer"/>
-    </w:pPr>
-    <w:r/>
-  </w:p>
-</w:ftr>
-</file>
-
-<file path=word/footer4.xml><?xml version="1.0" encoding="utf-8"?>
-<w:ftr xmlns:m="http://schemas.openxmlformats.org/officeDocument/2006/math" xmlns:mc="http://schemas.openxmlformats.org/markup-compatibility/2006" xmlns:mo="http://schemas.microsoft.com/office/mac/office/2008/main" xmlns:mv="urn:schemas-microsoft-com:mac:vml" xmlns:o="urn:schemas-microsoft-com:office:office" xmlns:r="http://schemas.openxmlformats.org/officeDocument/2006/relationships" xmlns:v="urn:schemas-microsoft-com:vml" xmlns:w10="urn:schemas-microsoft-com:office:word" xmlns:w14="http://schemas.microsoft.com/office/word/2010/wordml" xmlns:w="http://schemas.openxmlformats.org/wordprocessingml/2006/main" xmlns:wne="http://schemas.microsoft.com/office/word/2006/wordml" xmlns:wp14="http://schemas.microsoft.com/office/word/2010/wordprocessingDrawing" xmlns:wp="http://schemas.openxmlformats.org/drawingml/2006/wordprocessingDrawing" xmlns:wpc="http://schemas.microsoft.com/office/word/2010/wordprocessingCanvas" xmlns:wpg="http://schemas.microsoft.com/office/word/2010/wordprocessingGroup" xmlns:wpi="http://schemas.microsoft.com/office/word/2010/wordprocessingInk" xmlns:wps="http://schemas.microsoft.com/office/word/2010/wordprocessingShape" mc:Ignorable="w14 wp14">
-  <w:p>
-    <w:pPr>
-      <w:pStyle w:val="Footer"/>
-    </w:pPr>
-    <w:r/>
   </w:p>
 </w:ftr>
 </file>
@@ -10549,19 +10711,7 @@
   <w:p>
     <w:pPr>
       <w:pStyle w:val="Footer"/>
-      <w:jc w:val="center"/>
     </w:pPr>
-    <w:r/>
-    <w:r>
-      <w:rPr>
-        <w:rFonts w:ascii="Times New Roman" w:hAnsi="Times New Roman"/>
-        <w:sz w:val="24"/>
-      </w:rPr>
-      <w:fldChar w:fldCharType="begin"/>
-      <w:instrText xml:space="preserve"> PAGE \* roman </w:instrText>
-      <w:fldChar w:fldCharType="separate"/>
-      <w:fldChar w:fldCharType="end"/>
-    </w:r>
   </w:p>
 </w:ftr>
 </file>
@@ -10572,7 +10722,6 @@
     <w:pPr>
       <w:pStyle w:val="Footer"/>
     </w:pPr>
-    <w:r/>
   </w:p>
 </w:ftr>
 </file>
@@ -10584,7 +10733,6 @@
       <w:pStyle w:val="Footer"/>
       <w:jc w:val="center"/>
     </w:pPr>
-    <w:r/>
     <w:r>
       <w:rPr>
         <w:rFonts w:ascii="Times New Roman" w:hAnsi="Times New Roman"/>
@@ -10604,8 +10752,18 @@
   <w:p>
     <w:pPr>
       <w:pStyle w:val="Footer"/>
+      <w:jc w:val="center"/>
     </w:pPr>
-    <w:r/>
+    <w:r>
+      <w:rPr>
+        <w:rFonts w:ascii="Times New Roman" w:hAnsi="Times New Roman"/>
+        <w:sz w:val="24"/>
+      </w:rPr>
+      <w:fldChar w:fldCharType="begin"/>
+      <w:instrText xml:space="preserve"> PAGE \* roman </w:instrText>
+      <w:fldChar w:fldCharType="separate"/>
+      <w:fldChar w:fldCharType="end"/>
+    </w:r>
   </w:p>
 </w:ftr>
 </file>
@@ -10617,7 +10775,6 @@
       <w:pStyle w:val="Footer"/>
       <w:jc w:val="center"/>
     </w:pPr>
-    <w:r/>
     <w:r>
       <w:rPr>
         <w:rFonts w:ascii="Times New Roman" w:hAnsi="Times New Roman"/>

--- a/keidy/reportes/Informe_Pasantia_IUTECP.docx
+++ b/keidy/reportes/Informe_Pasantia_IUTECP.docx
@@ -3079,21 +3079,6 @@
           <w:sz w:val="24"/>
         </w:rPr>
         <w:t>Lubricantes y Equipos Varyna, C.A. (2026).</w:t>
-      </w:r>
-    </w:p>
-    <w:p>
-      <w:pPr>
-        <w:spacing w:line="360" w:lineRule="auto" w:after="0" w:before="0"/>
-        <w:ind w:firstLine="709"/>
-        <w:jc w:val="both"/>
-      </w:pPr>
-      <w:r>
-        <w:rPr>
-          <w:rFonts w:ascii="Times New Roman" w:hAnsi="Times New Roman"/>
-          <w:i w:val="0"/>
-          <w:sz w:val="24"/>
-        </w:rPr>
-        <w:t>El logotipo representa la identidad visual de Lubricantes y Equipos Varyna, C.A., organización donde se desarrolló la pasantía profesional en el área administrativa y de procura.</w:t>
       </w:r>
     </w:p>
     <w:p>

--- a/keidy/reportes/Informe_Pasantia_IUTECP.docx
+++ b/keidy/reportes/Informe_Pasantia_IUTECP.docx
@@ -154,7 +154,7 @@
     <w:p>
       <w:pPr>
         <w:sectPr>
-          <w:footerReference w:type="default" r:id="rId13"/>
+          <w:footerReference w:type="default" r:id="rId12"/>
           <w:pgSz w:w="12240" w:h="15840"/>
           <w:pgMar w:top="1701" w:right="1701" w:bottom="1701" w:left="2268" w:header="720" w:footer="720" w:gutter="0"/>
           <w:cols w:space="720"/>
@@ -379,6 +379,175 @@
     <w:p>
       <w:pPr>
         <w:sectPr>
+          <w:footerReference w:type="default" r:id="rId13"/>
+          <w:pgSz w:w="12240" w:h="15840"/>
+          <w:pgMar w:top="1701" w:right="1701" w:bottom="1701" w:left="2268" w:header="720" w:footer="720" w:gutter="0"/>
+          <w:cols w:space="720"/>
+          <w:titlePg/>
+          <w:docGrid w:linePitch="360"/>
+        </w:sectPr>
+      </w:pPr>
+    </w:p>
+    <w:p>
+      <w:pPr>
+        <w:spacing w:line="276" w:lineRule="auto" w:before="0" w:after="0"/>
+        <w:jc w:val="center"/>
+      </w:pPr>
+      <w:r>
+        <w:rPr>
+          <w:rFonts w:ascii="Times New Roman" w:hAnsi="Times New Roman"/>
+          <w:b/>
+          <w:sz w:val="24"/>
+        </w:rPr>
+        <w:t>REPÚBLICA BOLIVARIANA DE VENEZUELA</w:t>
+      </w:r>
+    </w:p>
+    <w:p>
+      <w:pPr>
+        <w:spacing w:line="276" w:lineRule="auto" w:before="0" w:after="0"/>
+        <w:jc w:val="center"/>
+      </w:pPr>
+      <w:r>
+        <w:rPr>
+          <w:rFonts w:ascii="Times New Roman" w:hAnsi="Times New Roman"/>
+          <w:b/>
+          <w:sz w:val="24"/>
+        </w:rPr>
+        <w:t>MINISTERIO DEL PODER POPULAR PARA LA EDUCACIÓN UNIVERSITARIA</w:t>
+      </w:r>
+    </w:p>
+    <w:p>
+      <w:pPr>
+        <w:spacing w:line="276" w:lineRule="auto" w:before="0" w:after="0"/>
+        <w:jc w:val="center"/>
+      </w:pPr>
+      <w:r>
+        <w:rPr>
+          <w:rFonts w:ascii="Times New Roman" w:hAnsi="Times New Roman"/>
+          <w:b/>
+          <w:sz w:val="24"/>
+        </w:rPr>
+        <w:t>INSTITUTO UNIVERSITARIO DE TECNOLOGÍA</w:t>
+      </w:r>
+    </w:p>
+    <w:p>
+      <w:pPr>
+        <w:spacing w:line="276" w:lineRule="auto" w:before="0" w:after="0"/>
+        <w:jc w:val="center"/>
+      </w:pPr>
+      <w:r>
+        <w:rPr>
+          <w:rFonts w:ascii="Times New Roman" w:hAnsi="Times New Roman"/>
+          <w:b/>
+          <w:sz w:val="24"/>
+        </w:rPr>
+        <w:t>"ELÍAS CALIXTO POMPA"</w:t>
+      </w:r>
+    </w:p>
+    <w:p>
+      <w:pPr>
+        <w:spacing w:line="276" w:lineRule="auto" w:before="0" w:after="0"/>
+        <w:jc w:val="center"/>
+      </w:pPr>
+      <w:r>
+        <w:rPr>
+          <w:rFonts w:ascii="Times New Roman" w:hAnsi="Times New Roman"/>
+          <w:b/>
+          <w:sz w:val="24"/>
+        </w:rPr>
+        <w:t>EL TIGRE, ESTADO ANZOÁTEGUI</w:t>
+      </w:r>
+    </w:p>
+    <w:p/>
+    <w:p>
+      <w:bookmarkStart w:id="bm_aprob_ind" w:name="bm_aprob_ind"/>
+      <w:pPr>
+        <w:spacing w:before="480" w:after="480"/>
+        <w:jc w:val="center"/>
+      </w:pPr>
+      <w:r>
+        <w:rPr>
+          <w:rFonts w:ascii="Times New Roman" w:hAnsi="Times New Roman"/>
+          <w:b/>
+          <w:sz w:val="24"/>
+        </w:rPr>
+        <w:t>APROBACIÓN DEL TUTOR INDUSTRIAL</w:t>
+      </w:r>
+      <w:bookmarkEnd w:id="bm_aprob_ind"/>
+    </w:p>
+    <w:p>
+      <w:pPr>
+        <w:spacing w:line="360" w:lineRule="auto"/>
+        <w:ind w:firstLine="0"/>
+        <w:jc w:val="both"/>
+      </w:pPr>
+      <w:r>
+        <w:rPr>
+          <w:rFonts w:ascii="Times New Roman" w:hAnsi="Times New Roman"/>
+          <w:sz w:val="24"/>
+        </w:rPr>
+        <w:t>En mi carácter de tutor industrial del informe de pasantías presentado por: Guzmán, Keidy, de Cédula de Identidad V-28.706.352; para optar al grado de Técnico Superior Universitario en la especialidad de: Administración, cuyo título es; “PROPUESTA DE SIMPLIFICACIÓN ADMINISTRATIVA DE LA PROCURA EN LUBRICANTES Y EQUIPOS VARYNA, C.A.”, manifiesto que cumple con los requisitos exigidos por el Instituto Universitario de Tecnología “Elías Calixto Pompa” (IUTECP); y que, por lo tanto, considero que reúne los méritos suficientes para ser evaluado por el jurado que se decida designar a tal fin.</w:t>
+      </w:r>
+    </w:p>
+    <w:p/>
+    <w:p/>
+    <w:p>
+      <w:pPr>
+        <w:spacing w:line="360" w:lineRule="auto"/>
+        <w:jc w:val="left"/>
+      </w:pPr>
+      <w:r>
+        <w:rPr>
+          <w:rFonts w:ascii="Times New Roman" w:hAnsi="Times New Roman"/>
+          <w:sz w:val="24"/>
+        </w:rPr>
+        <w:t>En la Ciudad de El Tigre, a los ___ días del mes de _______ de 2026</w:t>
+      </w:r>
+    </w:p>
+    <w:p/>
+    <w:p>
+      <w:pPr>
+        <w:jc w:val="center"/>
+      </w:pPr>
+      <w:r>
+        <w:rPr>
+          <w:rFonts w:ascii="Times New Roman" w:hAnsi="Times New Roman"/>
+          <w:sz w:val="24"/>
+        </w:rPr>
+        <w:t>___________________________________</w:t>
+      </w:r>
+    </w:p>
+    <w:p/>
+    <w:p>
+      <w:pPr>
+        <w:spacing w:line="360" w:lineRule="auto"/>
+        <w:jc w:val="center"/>
+      </w:pPr>
+      <w:r>
+        <w:rPr>
+          <w:rFonts w:ascii="Times New Roman" w:hAnsi="Times New Roman"/>
+          <w:b/>
+          <w:sz w:val="24"/>
+        </w:rPr>
+        <w:t>Rondón, Martina</w:t>
+      </w:r>
+    </w:p>
+    <w:p>
+      <w:pPr>
+        <w:spacing w:before="0"/>
+        <w:jc w:val="center"/>
+      </w:pPr>
+      <w:r>
+        <w:rPr>
+          <w:rFonts w:ascii="Times New Roman" w:hAnsi="Times New Roman"/>
+          <w:sz w:val="24"/>
+        </w:rPr>
+        <w:t>C.I.: 12.208.768</w:t>
+      </w:r>
+    </w:p>
+    <w:p>
+      <w:pPr>
+        <w:sectPr>
           <w:footerReference w:type="default" r:id="rId14"/>
           <w:pgSz w:w="12240" w:h="15840"/>
           <w:pgMar w:top="1701" w:right="1701" w:bottom="1701" w:left="2268" w:header="720" w:footer="720" w:gutter="0"/>
@@ -460,7 +629,7 @@
     </w:p>
     <w:p/>
     <w:p>
-      <w:bookmarkStart w:id="bm_aprob_ind" w:name="bm_aprob_ind"/>
+      <w:bookmarkStart w:id="bm_aprob_acad" w:name="bm_aprob_acad"/>
       <w:pPr>
         <w:spacing w:before="480" w:after="480"/>
         <w:jc w:val="center"/>
@@ -471,9 +640,9 @@
           <w:b/>
           <w:sz w:val="24"/>
         </w:rPr>
-        <w:t>APROBACIÓN DEL TUTOR INDUSTRIAL</w:t>
-      </w:r>
-      <w:bookmarkEnd w:id="bm_aprob_ind"/>
+        <w:t>APROBACIÓN DEL TUTOR ACADÉMICO</w:t>
+      </w:r>
+      <w:bookmarkEnd w:id="bm_aprob_acad"/>
     </w:p>
     <w:p>
       <w:pPr>
@@ -486,7 +655,7 @@
           <w:rFonts w:ascii="Times New Roman" w:hAnsi="Times New Roman"/>
           <w:sz w:val="24"/>
         </w:rPr>
-        <w:t>En mi carácter de tutor industrial del informe de pasantías presentado por: Guzmán, Keidy, de Cédula de Identidad V-28.706.352; para optar al grado de Técnico Superior Universitario en la especialidad de: Administración, cuyo título es; “PROPUESTA DE SIMPLIFICACIÓN ADMINISTRATIVA DE LA PROCURA EN LUBRICANTES Y EQUIPOS VARYNA, C.A.”, manifiesto que cumple con los requisitos exigidos por el Instituto Universitario de Tecnología “Elías Calixto Pompa” (IUTECP); y que, por lo tanto, considero que reúne los méritos suficientes para ser evaluado por el jurado que se decida designar a tal fin.</w:t>
+        <w:t>En mi carácter de tutor académico del informe de pasantías presentado por: Guzmán, Keidy, de Cédula de Identidad V-28.706.352; para optar al grado de Técnico Superior Universitario en la especialidad de: Administración, cuyo título es; “PROPUESTA DE SIMPLIFICACIÓN ADMINISTRATIVA DE LA PROCURA EN LUBRICANTES Y EQUIPOS VARYNA, C.A.”, manifiesto que cumple con los requisitos exigidos por el Instituto Universitario de Tecnología “Elías Calixto Pompa” (IUTECP); y que, por lo tanto, considero que reúne los méritos suficientes para ser evaluado por el jurado que se decida designar a tal fin.</w:t>
       </w:r>
     </w:p>
     <w:p/>
@@ -529,7 +698,7 @@
           <w:b/>
           <w:sz w:val="24"/>
         </w:rPr>
-        <w:t>Rondón, Martina</w:t>
+        <w:t>Dra. Álvarez, Carmen</w:t>
       </w:r>
     </w:p>
     <w:p>
@@ -542,7 +711,7 @@
           <w:rFonts w:ascii="Times New Roman" w:hAnsi="Times New Roman"/>
           <w:sz w:val="24"/>
         </w:rPr>
-        <w:t>C.I.: 12.208.768</w:t>
+        <w:t>C.I.: 14.452.956</w:t>
       </w:r>
     </w:p>
     <w:p>
@@ -559,7 +728,7 @@
     </w:p>
     <w:p>
       <w:pPr>
-        <w:spacing w:line="276" w:lineRule="auto" w:before="0" w:after="0"/>
+        <w:spacing w:before="1140" w:after="480"/>
         <w:jc w:val="center"/>
       </w:pPr>
       <w:r>
@@ -568,150 +737,7 @@
           <w:b/>
           <w:sz w:val="24"/>
         </w:rPr>
-        <w:t>REPÚBLICA BOLIVARIANA DE VENEZUELA</w:t>
-      </w:r>
-    </w:p>
-    <w:p>
-      <w:pPr>
-        <w:spacing w:line="276" w:lineRule="auto" w:before="0" w:after="0"/>
-        <w:jc w:val="center"/>
-      </w:pPr>
-      <w:r>
-        <w:rPr>
-          <w:rFonts w:ascii="Times New Roman" w:hAnsi="Times New Roman"/>
-          <w:b/>
-          <w:sz w:val="24"/>
-        </w:rPr>
-        <w:t>MINISTERIO DEL PODER POPULAR PARA LA EDUCACIÓN UNIVERSITARIA</w:t>
-      </w:r>
-    </w:p>
-    <w:p>
-      <w:pPr>
-        <w:spacing w:line="276" w:lineRule="auto" w:before="0" w:after="0"/>
-        <w:jc w:val="center"/>
-      </w:pPr>
-      <w:r>
-        <w:rPr>
-          <w:rFonts w:ascii="Times New Roman" w:hAnsi="Times New Roman"/>
-          <w:b/>
-          <w:sz w:val="24"/>
-        </w:rPr>
-        <w:t>INSTITUTO UNIVERSITARIO DE TECNOLOGÍA</w:t>
-      </w:r>
-    </w:p>
-    <w:p>
-      <w:pPr>
-        <w:spacing w:line="276" w:lineRule="auto" w:before="0" w:after="0"/>
-        <w:jc w:val="center"/>
-      </w:pPr>
-      <w:r>
-        <w:rPr>
-          <w:rFonts w:ascii="Times New Roman" w:hAnsi="Times New Roman"/>
-          <w:b/>
-          <w:sz w:val="24"/>
-        </w:rPr>
-        <w:t>"ELÍAS CALIXTO POMPA"</w:t>
-      </w:r>
-    </w:p>
-    <w:p>
-      <w:pPr>
-        <w:spacing w:line="276" w:lineRule="auto" w:before="0" w:after="0"/>
-        <w:jc w:val="center"/>
-      </w:pPr>
-      <w:r>
-        <w:rPr>
-          <w:rFonts w:ascii="Times New Roman" w:hAnsi="Times New Roman"/>
-          <w:b/>
-          <w:sz w:val="24"/>
-        </w:rPr>
-        <w:t>EL TIGRE, ESTADO ANZOÁTEGUI</w:t>
-      </w:r>
-    </w:p>
-    <w:p/>
-    <w:p>
-      <w:bookmarkStart w:id="bm_aprob_acad" w:name="bm_aprob_acad"/>
-      <w:pPr>
-        <w:spacing w:before="480" w:after="480"/>
-        <w:jc w:val="center"/>
-      </w:pPr>
-      <w:r>
-        <w:rPr>
-          <w:rFonts w:ascii="Times New Roman" w:hAnsi="Times New Roman"/>
-          <w:b/>
-          <w:sz w:val="24"/>
-        </w:rPr>
-        <w:t>APROBACIÓN DEL TUTOR ACADÉMICO</w:t>
-      </w:r>
-      <w:bookmarkEnd w:id="bm_aprob_acad"/>
-    </w:p>
-    <w:p>
-      <w:pPr>
-        <w:spacing w:line="360" w:lineRule="auto"/>
-        <w:ind w:firstLine="0"/>
-        <w:jc w:val="both"/>
-      </w:pPr>
-      <w:r>
-        <w:rPr>
-          <w:rFonts w:ascii="Times New Roman" w:hAnsi="Times New Roman"/>
-          <w:sz w:val="24"/>
-        </w:rPr>
-        <w:t>En mi carácter de tutor académico del informe de pasantías presentado por: Guzmán, Keidy, de Cédula de Identidad V-28.706.352; para optar al grado de Técnico Superior Universitario en la especialidad de: Administración, cuyo título es; “PROPUESTA DE SIMPLIFICACIÓN ADMINISTRATIVA DE LA PROCURA EN LUBRICANTES Y EQUIPOS VARYNA, C.A.”, manifiesto que cumple con los requisitos exigidos por el Instituto Universitario de Tecnología “Elías Calixto Pompa” (IUTECP); y que, por lo tanto, considero que reúne los méritos suficientes para ser evaluado por el jurado que se decida designar a tal fin.</w:t>
-      </w:r>
-    </w:p>
-    <w:p/>
-    <w:p/>
-    <w:p>
-      <w:pPr>
-        <w:spacing w:line="360" w:lineRule="auto"/>
-        <w:jc w:val="left"/>
-      </w:pPr>
-      <w:r>
-        <w:rPr>
-          <w:rFonts w:ascii="Times New Roman" w:hAnsi="Times New Roman"/>
-          <w:sz w:val="24"/>
-        </w:rPr>
-        <w:t>En la Ciudad de El Tigre, a los ___ días del mes de _______ de 2026</w:t>
-      </w:r>
-    </w:p>
-    <w:p/>
-    <w:p>
-      <w:pPr>
-        <w:jc w:val="center"/>
-      </w:pPr>
-      <w:r>
-        <w:rPr>
-          <w:rFonts w:ascii="Times New Roman" w:hAnsi="Times New Roman"/>
-          <w:sz w:val="24"/>
-        </w:rPr>
-        <w:t>___________________________________</w:t>
-      </w:r>
-    </w:p>
-    <w:p/>
-    <w:p>
-      <w:pPr>
-        <w:spacing w:line="360" w:lineRule="auto"/>
-        <w:jc w:val="center"/>
-      </w:pPr>
-      <w:r>
-        <w:rPr>
-          <w:rFonts w:ascii="Times New Roman" w:hAnsi="Times New Roman"/>
-          <w:b/>
-          <w:sz w:val="24"/>
-        </w:rPr>
-        <w:t>Dra. Álvarez, Carmen</w:t>
-      </w:r>
-    </w:p>
-    <w:p>
-      <w:pPr>
-        <w:spacing w:before="0"/>
-        <w:jc w:val="center"/>
-      </w:pPr>
-      <w:r>
-        <w:rPr>
-          <w:rFonts w:ascii="Times New Roman" w:hAnsi="Times New Roman"/>
-          <w:sz w:val="24"/>
-        </w:rPr>
-        <w:t>C.I.: 14.452.956</w:t>
+        <w:t>ÍNDICE DE CONTENIDO</w:t>
       </w:r>
     </w:p>
     <w:p>
@@ -728,32 +754,6 @@
     </w:p>
     <w:p>
       <w:pPr>
-        <w:spacing w:before="1140" w:after="480"/>
-        <w:jc w:val="center"/>
-      </w:pPr>
-      <w:r>
-        <w:rPr>
-          <w:rFonts w:ascii="Times New Roman" w:hAnsi="Times New Roman"/>
-          <w:b/>
-          <w:sz w:val="24"/>
-        </w:rPr>
-        <w:t>ÍNDICE DE CONTENIDO</w:t>
-      </w:r>
-    </w:p>
-    <w:p>
-      <w:pPr>
-        <w:sectPr>
-          <w:footerReference w:type="default" r:id="rId17"/>
-          <w:pgSz w:w="12240" w:h="15840"/>
-          <w:pgMar w:top="1701" w:right="1701" w:bottom="1701" w:left="2268" w:header="720" w:footer="720" w:gutter="0"/>
-          <w:cols w:space="720"/>
-          <w:titlePg/>
-          <w:docGrid w:linePitch="360"/>
-        </w:sectPr>
-      </w:pPr>
-    </w:p>
-    <w:p>
-      <w:pPr>
         <w:spacing w:after="240"/>
         <w:jc w:val="right"/>
       </w:pPr>
@@ -1770,7 +1770,7 @@
     <w:p>
       <w:pPr>
         <w:sectPr>
-          <w:footerReference w:type="default" r:id="rId18"/>
+          <w:footerReference w:type="default" r:id="rId17"/>
           <w:type w:val="continuous"/>
           <w:pgSz w:w="12240" w:h="15840"/>
           <w:pgMar w:top="1701" w:right="1701" w:bottom="1701" w:left="2268" w:header="720" w:footer="720" w:gutter="0"/>
@@ -1799,7 +1799,7 @@
     <w:p>
       <w:pPr>
         <w:sectPr>
-          <w:footerReference w:type="default" r:id="rId19"/>
+          <w:footerReference w:type="default" r:id="rId18"/>
           <w:pgSz w:w="12240" w:h="15840"/>
           <w:pgMar w:top="1701" w:right="1701" w:bottom="1701" w:left="2268" w:header="720" w:footer="720" w:gutter="0"/>
           <w:cols w:space="720"/>
@@ -1902,7 +1902,7 @@
     <w:p>
       <w:pPr>
         <w:sectPr>
-          <w:footerReference w:type="default" r:id="rId20"/>
+          <w:footerReference w:type="default" r:id="rId19"/>
           <w:type w:val="continuous"/>
           <w:pgSz w:w="12240" w:h="15840"/>
           <w:pgMar w:top="1701" w:right="1701" w:bottom="1701" w:left="2268" w:header="720" w:footer="720" w:gutter="0"/>
@@ -1931,7 +1931,7 @@
     <w:p>
       <w:pPr>
         <w:sectPr>
-          <w:footerReference w:type="default" r:id="rId21"/>
+          <w:footerReference w:type="default" r:id="rId20"/>
           <w:pgSz w:w="12240" w:h="15840"/>
           <w:pgMar w:top="1701" w:right="1701" w:bottom="1701" w:left="2268" w:header="720" w:footer="720" w:gutter="0"/>
           <w:cols w:space="720"/>
@@ -1943,7 +1943,7 @@
     <w:p>
       <w:pPr>
         <w:sectPr>
-          <w:footerReference w:type="default" r:id="rId22"/>
+          <w:footerReference w:type="default" r:id="rId21"/>
           <w:type w:val="continuous"/>
           <w:pgSz w:w="12240" w:h="15840"/>
           <w:pgMar w:top="1701" w:right="1701" w:bottom="1701" w:left="2268" w:header="720" w:footer="720" w:gutter="0"/>
@@ -1972,7 +1972,7 @@
     <w:p>
       <w:pPr>
         <w:sectPr>
-          <w:footerReference w:type="default" r:id="rId23"/>
+          <w:footerReference w:type="default" r:id="rId22"/>
           <w:pgSz w:w="12240" w:h="15840"/>
           <w:pgMar w:top="1701" w:right="1701" w:bottom="1701" w:left="2268" w:header="720" w:footer="720" w:gutter="0"/>
           <w:cols w:space="720"/>
@@ -2107,7 +2107,7 @@
     <w:p>
       <w:pPr>
         <w:sectPr>
-          <w:footerReference w:type="default" r:id="rId24"/>
+          <w:footerReference w:type="default" r:id="rId23"/>
           <w:type w:val="continuous"/>
           <w:pgSz w:w="12240" w:h="15840"/>
           <w:pgMar w:top="1701" w:right="1701" w:bottom="1701" w:left="2268" w:header="720" w:footer="720" w:gutter="0"/>
@@ -2136,7 +2136,7 @@
     <w:p>
       <w:pPr>
         <w:sectPr>
-          <w:footerReference w:type="default" r:id="rId25"/>
+          <w:footerReference w:type="default" r:id="rId24"/>
           <w:pgSz w:w="12240" w:h="15840"/>
           <w:pgMar w:top="1701" w:right="1701" w:bottom="1701" w:left="2268" w:header="720" w:footer="720" w:gutter="0"/>
           <w:cols w:space="720"/>
@@ -2207,7 +2207,7 @@
     <w:p>
       <w:pPr>
         <w:sectPr>
-          <w:footerReference w:type="default" r:id="rId26"/>
+          <w:footerReference w:type="default" r:id="rId25"/>
           <w:type w:val="continuous"/>
           <w:pgSz w:w="12240" w:h="15840"/>
           <w:pgMar w:top="1701" w:right="1701" w:bottom="1701" w:left="2268" w:header="720" w:footer="720" w:gutter="0"/>
@@ -2364,7 +2364,7 @@
     <w:p>
       <w:pPr>
         <w:sectPr>
-          <w:footerReference w:type="default" r:id="rId27"/>
+          <w:footerReference w:type="default" r:id="rId26"/>
           <w:pgSz w:w="12240" w:h="15840"/>
           <w:pgMar w:top="1701" w:right="1701" w:bottom="1701" w:left="2268" w:header="720" w:footer="720" w:gutter="0"/>
           <w:cols w:space="720"/>
@@ -2406,7 +2406,7 @@
     <w:p>
       <w:pPr>
         <w:sectPr>
-          <w:footerReference w:type="default" r:id="rId28"/>
+          <w:footerReference w:type="default" r:id="rId27"/>
           <w:type w:val="continuous"/>
           <w:pgSz w:w="12240" w:h="15840"/>
           <w:pgMar w:top="1701" w:right="1701" w:bottom="1701" w:left="2268" w:header="720" w:footer="720" w:gutter="0"/>
@@ -2435,7 +2435,7 @@
     <w:p>
       <w:pPr>
         <w:sectPr>
-          <w:footerReference w:type="default" r:id="rId29"/>
+          <w:footerReference w:type="default" r:id="rId28"/>
           <w:pgSz w:w="12240" w:h="15840"/>
           <w:pgMar w:top="1701" w:right="1701" w:bottom="1701" w:left="2268" w:header="720" w:footer="720" w:gutter="0"/>
           <w:cols w:space="720"/>
@@ -2507,7 +2507,7 @@
     <w:p>
       <w:pPr>
         <w:sectPr>
-          <w:footerReference w:type="default" r:id="rId30"/>
+          <w:footerReference w:type="default" r:id="rId29"/>
           <w:type w:val="continuous"/>
           <w:pgSz w:w="12240" w:h="15840"/>
           <w:pgMar w:top="1701" w:right="1701" w:bottom="1701" w:left="2268" w:header="720" w:footer="720" w:gutter="0"/>
@@ -2550,7 +2550,7 @@
     <w:p>
       <w:pPr>
         <w:sectPr>
-          <w:footerReference w:type="default" r:id="rId31"/>
+          <w:footerReference w:type="default" r:id="rId30"/>
           <w:pgSz w:w="12240" w:h="15840"/>
           <w:pgMar w:top="1701" w:right="1701" w:bottom="1701" w:left="2268" w:header="720" w:footer="720" w:gutter="0"/>
           <w:cols w:space="720"/>
@@ -2997,91 +2997,6 @@
       </w:r>
     </w:p>
     <w:p>
-      <w:pPr>
-        <w:spacing w:before="480"/>
-        <w:jc w:val="center"/>
-      </w:pPr>
-      <w:r>
-        <w:drawing>
-          <wp:inline xmlns:a="http://schemas.openxmlformats.org/drawingml/2006/main" xmlns:pic="http://schemas.openxmlformats.org/drawingml/2006/picture">
-            <wp:extent cx="1512000" cy="1512000"/>
-            <wp:docPr id="2" name="Picture 2"/>
-            <wp:cNvGraphicFramePr>
-              <a:graphicFrameLocks noChangeAspect="1"/>
-            </wp:cNvGraphicFramePr>
-            <a:graphic>
-              <a:graphicData uri="http://schemas.openxmlformats.org/drawingml/2006/picture">
-                <pic:pic>
-                  <pic:nvPicPr>
-                    <pic:cNvPr id="0" name="logo.jpg"/>
-                    <pic:cNvPicPr/>
-                  </pic:nvPicPr>
-                  <pic:blipFill>
-                    <a:blip r:embed="rId10"/>
-                    <a:stretch>
-                      <a:fillRect/>
-                    </a:stretch>
-                  </pic:blipFill>
-                  <pic:spPr>
-                    <a:xfrm>
-                      <a:off x="0" y="0"/>
-                      <a:ext cx="1512000" cy="1512000"/>
-                    </a:xfrm>
-                    <a:prstGeom prst="rect"/>
-                  </pic:spPr>
-                </pic:pic>
-              </a:graphicData>
-            </a:graphic>
-          </wp:inline>
-        </w:drawing>
-      </w:r>
-    </w:p>
-    <w:p>
-      <w:bookmarkStart w:id="bm_grafico1" w:name="bm_grafico1"/>
-      <w:pPr>
-        <w:spacing w:before="120" w:after="480"/>
-        <w:jc w:val="center"/>
-      </w:pPr>
-      <w:r>
-        <w:rPr>
-          <w:rFonts w:ascii="Times New Roman" w:hAnsi="Times New Roman"/>
-          <w:i/>
-          <w:sz w:val="24"/>
-        </w:rPr>
-        <w:t xml:space="preserve">Gráfico 1. </w:t>
-      </w:r>
-      <w:r>
-        <w:rPr>
-          <w:rFonts w:ascii="Times New Roman" w:hAnsi="Times New Roman"/>
-          <w:b/>
-          <w:sz w:val="24"/>
-        </w:rPr>
-        <w:t>Logotipo de Lubricantes y Equipos Varyna, C.A.</w:t>
-      </w:r>
-      <w:bookmarkEnd w:id="bm_grafico1"/>
-    </w:p>
-    <w:p>
-      <w:pPr>
-        <w:spacing w:before="0" w:after="240"/>
-        <w:jc w:val="center"/>
-      </w:pPr>
-      <w:r>
-        <w:rPr>
-          <w:rFonts w:ascii="Times New Roman" w:hAnsi="Times New Roman"/>
-          <w:i/>
-          <w:sz w:val="24"/>
-        </w:rPr>
-        <w:t xml:space="preserve">Fuente: </w:t>
-      </w:r>
-      <w:r>
-        <w:rPr>
-          <w:rFonts w:ascii="Times New Roman" w:hAnsi="Times New Roman"/>
-          <w:sz w:val="24"/>
-        </w:rPr>
-        <w:t>Lubricantes y Equipos Varyna, C.A. (2026).</w:t>
-      </w:r>
-    </w:p>
-    <w:p>
       <w:bookmarkStart w:id="bm_cap1_ubic" w:name="bm_cap1_ubic"/>
       <w:pPr>
         <w:spacing w:before="480" w:after="480" w:line="360" w:lineRule="auto"/>
@@ -3121,7 +3036,7 @@
         <w:drawing>
           <wp:inline xmlns:a="http://schemas.openxmlformats.org/drawingml/2006/main" xmlns:pic="http://schemas.openxmlformats.org/drawingml/2006/picture">
             <wp:extent cx="1800000" cy="1315385"/>
-            <wp:docPr id="3" name="Picture 3"/>
+            <wp:docPr id="2" name="Picture 2"/>
             <wp:cNvGraphicFramePr>
               <a:graphicFrameLocks noChangeAspect="1"/>
             </wp:cNvGraphicFramePr>
@@ -3133,7 +3048,7 @@
                     <pic:cNvPicPr/>
                   </pic:nvPicPr>
                   <pic:blipFill>
-                    <a:blip r:embed="rId11"/>
+                    <a:blip r:embed="rId10"/>
                     <a:stretch>
                       <a:fillRect/>
                     </a:stretch>
@@ -4770,7 +4685,7 @@
         <w:drawing>
           <wp:inline xmlns:a="http://schemas.openxmlformats.org/drawingml/2006/main" xmlns:pic="http://schemas.openxmlformats.org/drawingml/2006/picture">
             <wp:extent cx="4320000" cy="2603179"/>
-            <wp:docPr id="4" name="Picture 4"/>
+            <wp:docPr id="3" name="Picture 3"/>
             <wp:cNvGraphicFramePr>
               <a:graphicFrameLocks noChangeAspect="1"/>
             </wp:cNvGraphicFramePr>
@@ -4782,7 +4697,7 @@
                     <pic:cNvPicPr/>
                   </pic:nvPicPr>
                   <pic:blipFill>
-                    <a:blip r:embed="rId12"/>
+                    <a:blip r:embed="rId11"/>
                     <a:stretch>
                       <a:fillRect/>
                     </a:stretch>
@@ -4828,7 +4743,7 @@
     <w:p>
       <w:pPr>
         <w:sectPr>
-          <w:footerReference w:type="default" r:id="rId32"/>
+          <w:footerReference w:type="default" r:id="rId31"/>
           <w:type w:val="continuous"/>
           <w:pgSz w:w="12240" w:h="15840"/>
           <w:pgMar w:top="1701" w:right="1701" w:bottom="1701" w:left="2268" w:header="720" w:footer="720" w:gutter="0"/>
@@ -4871,7 +4786,7 @@
     <w:p>
       <w:pPr>
         <w:sectPr>
-          <w:footerReference w:type="default" r:id="rId33"/>
+          <w:footerReference w:type="default" r:id="rId32"/>
           <w:pgSz w:w="12240" w:h="15840"/>
           <w:pgMar w:top="1701" w:right="1701" w:bottom="1701" w:left="2268" w:header="720" w:footer="720" w:gutter="0"/>
           <w:cols w:space="720"/>
@@ -8363,7 +8278,7 @@
     <w:p>
       <w:pPr>
         <w:sectPr>
-          <w:footerReference w:type="default" r:id="rId34"/>
+          <w:footerReference w:type="default" r:id="rId33"/>
           <w:type w:val="continuous"/>
           <w:pgSz w:w="12240" w:h="15840"/>
           <w:pgMar w:top="1701" w:right="1701" w:bottom="1701" w:left="2268" w:header="720" w:footer="720" w:gutter="0"/>
@@ -8406,7 +8321,7 @@
     <w:p>
       <w:pPr>
         <w:sectPr>
-          <w:footerReference w:type="default" r:id="rId35"/>
+          <w:footerReference w:type="default" r:id="rId34"/>
           <w:pgSz w:w="12240" w:h="15840"/>
           <w:pgMar w:top="1701" w:right="1701" w:bottom="1701" w:left="2268" w:header="720" w:footer="720" w:gutter="0"/>
           <w:cols w:space="720"/>
@@ -8807,7 +8722,7 @@
     <w:p>
       <w:pPr>
         <w:sectPr>
-          <w:footerReference w:type="default" r:id="rId36"/>
+          <w:footerReference w:type="default" r:id="rId35"/>
           <w:type w:val="continuous"/>
           <w:pgSz w:w="12240" w:h="15840"/>
           <w:pgMar w:top="1701" w:right="1701" w:bottom="1701" w:left="2268" w:header="720" w:footer="720" w:gutter="0"/>
@@ -8850,7 +8765,7 @@
     <w:p>
       <w:pPr>
         <w:sectPr>
-          <w:footerReference w:type="default" r:id="rId37"/>
+          <w:footerReference w:type="default" r:id="rId36"/>
           <w:pgSz w:w="12240" w:h="15840"/>
           <w:pgMar w:top="1701" w:right="1701" w:bottom="1701" w:left="2268" w:header="720" w:footer="720" w:gutter="0"/>
           <w:cols w:space="720"/>
@@ -9613,7 +9528,7 @@
     <w:p>
       <w:pPr>
         <w:sectPr>
-          <w:footerReference w:type="default" r:id="rId38"/>
+          <w:footerReference w:type="default" r:id="rId37"/>
           <w:type w:val="continuous"/>
           <w:pgSz w:w="12240" w:h="15840"/>
           <w:pgMar w:top="1701" w:right="1701" w:bottom="1701" w:left="2268" w:header="720" w:footer="720" w:gutter="0"/>
@@ -9656,7 +9571,7 @@
     <w:p>
       <w:pPr>
         <w:sectPr>
-          <w:footerReference w:type="default" r:id="rId39"/>
+          <w:footerReference w:type="default" r:id="rId38"/>
           <w:pgSz w:w="12240" w:h="15840"/>
           <w:pgMar w:top="1701" w:right="1701" w:bottom="1701" w:left="2268" w:header="720" w:footer="720" w:gutter="0"/>
           <w:cols w:space="720"/>
@@ -9847,7 +9762,7 @@
     <w:p>
       <w:pPr>
         <w:sectPr>
-          <w:footerReference w:type="default" r:id="rId40"/>
+          <w:footerReference w:type="default" r:id="rId39"/>
           <w:type w:val="continuous"/>
           <w:pgSz w:w="12240" w:h="15840"/>
           <w:pgMar w:top="1701" w:right="1701" w:bottom="1701" w:left="2268" w:header="720" w:footer="720" w:gutter="0"/>
@@ -9876,7 +9791,7 @@
     <w:p>
       <w:pPr>
         <w:sectPr>
-          <w:footerReference w:type="default" r:id="rId41"/>
+          <w:footerReference w:type="default" r:id="rId40"/>
           <w:pgSz w:w="12240" w:h="15840"/>
           <w:pgMar w:top="1701" w:right="1701" w:bottom="1701" w:left="2268" w:header="720" w:footer="720" w:gutter="0"/>
           <w:cols w:space="720"/>
@@ -9991,7 +9906,7 @@
     <w:p>
       <w:pPr>
         <w:sectPr>
-          <w:footerReference w:type="default" r:id="rId42"/>
+          <w:footerReference w:type="default" r:id="rId41"/>
           <w:type w:val="continuous"/>
           <w:pgSz w:w="12240" w:h="15840"/>
           <w:pgMar w:top="1701" w:right="1701" w:bottom="1701" w:left="2268" w:header="720" w:footer="720" w:gutter="0"/>
@@ -10020,7 +9935,7 @@
     <w:p>
       <w:pPr>
         <w:sectPr>
-          <w:footerReference w:type="default" r:id="rId43"/>
+          <w:footerReference w:type="default" r:id="rId42"/>
           <w:pgSz w:w="12240" w:h="15840"/>
           <w:pgMar w:top="1701" w:right="1701" w:bottom="1701" w:left="2268" w:header="720" w:footer="720" w:gutter="0"/>
           <w:cols w:space="720"/>
@@ -10135,7 +10050,7 @@
       </w:r>
     </w:p>
     <w:sectPr>
-      <w:footerReference w:type="default" r:id="rId44"/>
+      <w:footerReference w:type="default" r:id="rId43"/>
       <w:pgSz w:w="12240" w:h="15840"/>
       <w:pgMar w:top="1701" w:right="1701" w:bottom="1701" w:left="2268" w:header="720" w:footer="720" w:gutter="0"/>
       <w:cols w:space="720"/>

--- a/keidy/reportes/Informe_Pasantia_IUTECP.docx
+++ b/keidy/reportes/Informe_Pasantia_IUTECP.docx
@@ -164,7 +164,7 @@
     </w:p>
     <w:p>
       <w:pPr>
-        <w:spacing w:line="276" w:lineRule="auto" w:before="0" w:after="0"/>
+        <w:spacing w:line="240" w:lineRule="auto" w:before="0" w:after="0"/>
         <w:jc w:val="center"/>
       </w:pPr>
       <w:r>
@@ -214,7 +214,7 @@
     </w:p>
     <w:p>
       <w:pPr>
-        <w:spacing w:line="276" w:lineRule="auto" w:before="3176" w:after="0"/>
+        <w:spacing w:line="276" w:lineRule="auto" w:before="1280" w:after="0"/>
         <w:jc w:val="center"/>
       </w:pPr>
       <w:r>
@@ -228,7 +228,21 @@
     </w:p>
     <w:p>
       <w:pPr>
-        <w:spacing w:before="2647" w:after="0" w:line="20" w:lineRule="exact"/>
+        <w:spacing w:line="276" w:lineRule="auto" w:before="440" w:after="0"/>
+        <w:jc w:val="center"/>
+      </w:pPr>
+      <w:r>
+        <w:rPr>
+          <w:rFonts w:ascii="Times New Roman" w:hAnsi="Times New Roman"/>
+          <w:b/>
+          <w:sz w:val="24"/>
+        </w:rPr>
+        <w:t>Informe de pasantías para obtener el título de Técnico Superior Universitario en la especialidad de: Administración</w:t>
+      </w:r>
+    </w:p>
+    <w:p>
+      <w:pPr>
+        <w:spacing w:before="2100" w:after="0" w:line="20" w:lineRule="exact"/>
       </w:pPr>
     </w:p>
     <w:tbl>
@@ -257,7 +271,7 @@
           </w:tcPr>
           <w:p>
             <w:pPr>
-              <w:spacing w:line="276" w:lineRule="auto"/>
+              <w:spacing w:line="240" w:lineRule="auto"/>
               <w:jc w:val="left"/>
             </w:pPr>
             <w:r>
@@ -330,7 +344,7 @@
           </w:tcPr>
           <w:p>
             <w:pPr>
-              <w:spacing w:line="276" w:lineRule="auto"/>
+              <w:spacing w:line="240" w:lineRule="auto"/>
               <w:jc w:val="right"/>
             </w:pPr>
             <w:r>
@@ -365,7 +379,7 @@
     </w:tbl>
     <w:p>
       <w:pPr>
-        <w:spacing w:line="276" w:lineRule="auto" w:before="1323" w:after="0"/>
+        <w:spacing w:line="276" w:lineRule="auto" w:before="800" w:after="0"/>
         <w:jc w:val="center"/>
       </w:pPr>
       <w:r>
@@ -851,36 +865,6 @@
         </w:rPr>
         <w:fldChar w:fldCharType="begin"/>
         <w:instrText xml:space="preserve"> PAGEREF bm_lista_cuadros \h </w:instrText>
-        <w:fldChar w:fldCharType="separate"/>
-        <w:t>?</w:t>
-        <w:fldChar w:fldCharType="end"/>
-      </w:r>
-    </w:p>
-    <w:p>
-      <w:pPr>
-        <w:tabs>
-          <w:tab w:pos="8271" w:val="right" w:leader="dot"/>
-        </w:tabs>
-        <w:spacing w:line="360" w:lineRule="auto" w:before="0" w:after="80"/>
-        <w:ind w:left="0"/>
-      </w:pPr>
-      <w:r>
-        <w:rPr>
-          <w:rFonts w:ascii="Times New Roman" w:hAnsi="Times New Roman"/>
-          <w:b w:val="0"/>
-          <w:sz w:val="24"/>
-        </w:rPr>
-        <w:t>LISTA DE FIGURAS</w:t>
-        <w:tab/>
-      </w:r>
-      <w:r>
-        <w:rPr>
-          <w:rFonts w:ascii="Times New Roman" w:hAnsi="Times New Roman"/>
-          <w:b w:val="0"/>
-          <w:sz w:val="24"/>
-        </w:rPr>
-        <w:fldChar w:fldCharType="begin"/>
-        <w:instrText xml:space="preserve"> PAGEREF bm_lista_figuras \h </w:instrText>
         <w:fldChar w:fldCharType="separate"/>
         <w:t>?</w:t>
         <w:fldChar w:fldCharType="end"/>
@@ -1913,7 +1897,7 @@
       </w:pPr>
     </w:p>
     <w:p>
-      <w:bookmarkStart w:id="bm_lista_figuras" w:name="bm_lista_figuras"/>
+      <w:bookmarkStart w:id="bm_lista_graficos" w:name="bm_lista_graficos"/>
       <w:pPr>
         <w:spacing w:before="1140" w:after="480"/>
         <w:jc w:val="center"/>
@@ -1924,9 +1908,9 @@
           <w:b/>
           <w:sz w:val="24"/>
         </w:rPr>
-        <w:t>LISTA DE FIGURAS</w:t>
-      </w:r>
-      <w:bookmarkEnd w:id="bm_lista_figuras"/>
+        <w:t>LISTA DE GRÁFICOS</w:t>
+      </w:r>
+      <w:bookmarkEnd w:id="bm_lista_graficos"/>
     </w:p>
     <w:p>
       <w:pPr>
@@ -1939,6 +1923,129 @@
           <w:docGrid w:linePitch="360"/>
         </w:sectPr>
       </w:pPr>
+    </w:p>
+    <w:p>
+      <w:pPr>
+        <w:tabs>
+          <w:tab w:pos="8271" w:val="right"/>
+        </w:tabs>
+        <w:spacing w:before="240" w:after="240"/>
+      </w:pPr>
+      <w:r>
+        <w:rPr>
+          <w:rFonts w:ascii="Times New Roman" w:hAnsi="Times New Roman"/>
+          <w:b/>
+          <w:sz w:val="24"/>
+        </w:rPr>
+        <w:t>GRÁFICO</w:t>
+      </w:r>
+      <w:r>
+        <w:tab/>
+      </w:r>
+      <w:r>
+        <w:rPr>
+          <w:rFonts w:ascii="Times New Roman" w:hAnsi="Times New Roman"/>
+          <w:b/>
+          <w:sz w:val="24"/>
+        </w:rPr>
+        <w:t>pp.</w:t>
+      </w:r>
+    </w:p>
+    <w:p>
+      <w:pPr>
+        <w:tabs>
+          <w:tab w:pos="1020" w:val="left"/>
+          <w:tab w:pos="8271" w:val="right" w:leader="dot"/>
+        </w:tabs>
+        <w:spacing w:line="360" w:lineRule="auto" w:before="0" w:after="80"/>
+        <w:ind w:left="1020" w:hanging="1020"/>
+      </w:pPr>
+      <w:r>
+        <w:rPr>
+          <w:rFonts w:ascii="Times New Roman" w:hAnsi="Times New Roman"/>
+          <w:sz w:val="24"/>
+        </w:rPr>
+        <w:t>1</w:t>
+        <w:tab/>
+        <w:t>Logotipo de Lubricantes y Equipos Varyna, C.A.</w:t>
+        <w:tab/>
+      </w:r>
+      <w:r>
+        <w:rPr>
+          <w:rFonts w:ascii="Times New Roman" w:hAnsi="Times New Roman"/>
+          <w:b w:val="0"/>
+          <w:sz w:val="24"/>
+        </w:rPr>
+        <w:fldChar w:fldCharType="begin"/>
+        <w:instrText xml:space="preserve"> PAGEREF bm_grafico1 \h </w:instrText>
+        <w:fldChar w:fldCharType="separate"/>
+        <w:t>?</w:t>
+        <w:fldChar w:fldCharType="end"/>
+      </w:r>
+    </w:p>
+    <w:p>
+      <w:pPr>
+        <w:tabs>
+          <w:tab w:pos="1020" w:val="left"/>
+          <w:tab w:pos="8271" w:val="right" w:leader="dot"/>
+        </w:tabs>
+        <w:spacing w:line="360" w:lineRule="auto" w:before="0" w:after="80"/>
+        <w:ind w:left="1020" w:hanging="1020"/>
+      </w:pPr>
+      <w:r>
+        <w:rPr>
+          <w:rFonts w:ascii="Times New Roman" w:hAnsi="Times New Roman"/>
+          <w:sz w:val="24"/>
+        </w:rPr>
+        <w:t>2</w:t>
+        <w:tab/>
+        <w:t>Representación cartográfica y ubicación espacial de la empresa</w:t>
+        <w:tab/>
+      </w:r>
+      <w:r>
+        <w:rPr>
+          <w:rFonts w:ascii="Times New Roman" w:hAnsi="Times New Roman"/>
+          <w:b w:val="0"/>
+          <w:sz w:val="24"/>
+        </w:rPr>
+        <w:fldChar w:fldCharType="begin"/>
+        <w:instrText xml:space="preserve"> PAGEREF bm_grafico2 \h </w:instrText>
+        <w:fldChar w:fldCharType="separate"/>
+        <w:t>?</w:t>
+        <w:fldChar w:fldCharType="end"/>
+      </w:r>
+    </w:p>
+    <w:p>
+      <w:pPr>
+        <w:tabs>
+          <w:tab w:pos="1020" w:val="left"/>
+          <w:tab w:pos="8271" w:val="right" w:leader="dot"/>
+        </w:tabs>
+        <w:spacing w:line="360" w:lineRule="auto" w:before="0" w:after="80"/>
+        <w:ind w:left="1020" w:hanging="1020"/>
+      </w:pPr>
+      <w:r>
+        <w:rPr>
+          <w:rFonts w:ascii="Times New Roman" w:hAnsi="Times New Roman"/>
+          <w:sz w:val="24"/>
+        </w:rPr>
+        <w:t>3</w:t>
+        <w:tab/>
+        <w:t>Organigrama estructural y niveles jerárquicos de la organización</w:t>
+        <w:tab/>
+      </w:r>
+      <w:r>
+        <w:rPr>
+          <w:rFonts w:ascii="Times New Roman" w:hAnsi="Times New Roman"/>
+          <w:b w:val="0"/>
+          <w:sz w:val="24"/>
+        </w:rPr>
+        <w:fldChar w:fldCharType="begin"/>
+        <w:instrText xml:space="preserve"> PAGEREF bm_grafico3 \h </w:instrText>
+        <w:fldChar w:fldCharType="separate"/>
+        <w:t>?</w:t>
+        <w:fldChar w:fldCharType="end"/>
+      </w:r>
     </w:p>
     <w:p>
       <w:pPr>
@@ -1954,7 +2061,7 @@
       </w:pPr>
     </w:p>
     <w:p>
-      <w:bookmarkStart w:id="bm_lista_graficos" w:name="bm_lista_graficos"/>
+      <w:bookmarkStart w:id="bm_lista_anexos" w:name="bm_lista_anexos"/>
       <w:pPr>
         <w:spacing w:before="1140" w:after="480"/>
         <w:jc w:val="center"/>
@@ -1965,9 +2072,9 @@
           <w:b/>
           <w:sz w:val="24"/>
         </w:rPr>
-        <w:t>LISTA DE GRÁFICOS</w:t>
-      </w:r>
-      <w:bookmarkEnd w:id="bm_lista_graficos"/>
+        <w:t>LISTA DE ANEXOS</w:t>
+      </w:r>
+      <w:bookmarkEnd w:id="bm_lista_anexos"/>
     </w:p>
     <w:p>
       <w:pPr>
@@ -1994,7 +2101,7 @@
           <w:b/>
           <w:sz w:val="24"/>
         </w:rPr>
-        <w:t>GRÁFICO</w:t>
+        <w:t>ANEXOS</w:t>
       </w:r>
       <w:r>
         <w:tab/>
@@ -2022,9 +2129,9 @@
           <w:rFonts w:ascii="Times New Roman" w:hAnsi="Times New Roman"/>
           <w:sz w:val="24"/>
         </w:rPr>
-        <w:t>1</w:t>
+        <w:t>A</w:t>
         <w:tab/>
-        <w:t>Logotipo de Lubricantes y Equipos Varyna, C.A.</w:t>
+        <w:t>Diagrama de Ishikawa de las causas asociadas a las demoras del proceso de procura</w:t>
         <w:tab/>
       </w:r>
       <w:r>
@@ -2034,71 +2141,7 @@
           <w:sz w:val="24"/>
         </w:rPr>
         <w:fldChar w:fldCharType="begin"/>
-        <w:instrText xml:space="preserve"> PAGEREF bm_grafico1 \h </w:instrText>
-        <w:fldChar w:fldCharType="separate"/>
-        <w:t>?</w:t>
-        <w:fldChar w:fldCharType="end"/>
-      </w:r>
-    </w:p>
-    <w:p>
-      <w:pPr>
-        <w:tabs>
-          <w:tab w:pos="1020" w:val="left"/>
-          <w:tab w:pos="8271" w:val="right" w:leader="dot"/>
-        </w:tabs>
-        <w:spacing w:line="360" w:lineRule="auto" w:before="0" w:after="80"/>
-        <w:ind w:left="1020" w:hanging="1020"/>
-      </w:pPr>
-      <w:r>
-        <w:rPr>
-          <w:rFonts w:ascii="Times New Roman" w:hAnsi="Times New Roman"/>
-          <w:sz w:val="24"/>
-        </w:rPr>
-        <w:t>2</w:t>
-        <w:tab/>
-        <w:t>Representación cartográfica y ubicación espacial de la empresa</w:t>
-        <w:tab/>
-      </w:r>
-      <w:r>
-        <w:rPr>
-          <w:rFonts w:ascii="Times New Roman" w:hAnsi="Times New Roman"/>
-          <w:b w:val="0"/>
-          <w:sz w:val="24"/>
-        </w:rPr>
-        <w:fldChar w:fldCharType="begin"/>
-        <w:instrText xml:space="preserve"> PAGEREF bm_grafico2 \h </w:instrText>
-        <w:fldChar w:fldCharType="separate"/>
-        <w:t>?</w:t>
-        <w:fldChar w:fldCharType="end"/>
-      </w:r>
-    </w:p>
-    <w:p>
-      <w:pPr>
-        <w:tabs>
-          <w:tab w:pos="1020" w:val="left"/>
-          <w:tab w:pos="8271" w:val="right" w:leader="dot"/>
-        </w:tabs>
-        <w:spacing w:line="360" w:lineRule="auto" w:before="0" w:after="80"/>
-        <w:ind w:left="1020" w:hanging="1020"/>
-      </w:pPr>
-      <w:r>
-        <w:rPr>
-          <w:rFonts w:ascii="Times New Roman" w:hAnsi="Times New Roman"/>
-          <w:sz w:val="24"/>
-        </w:rPr>
-        <w:t>3</w:t>
-        <w:tab/>
-        <w:t>Organigrama estructural y niveles jerárquicos de la organización</w:t>
-        <w:tab/>
-      </w:r>
-      <w:r>
-        <w:rPr>
-          <w:rFonts w:ascii="Times New Roman" w:hAnsi="Times New Roman"/>
-          <w:b w:val="0"/>
-          <w:sz w:val="24"/>
-        </w:rPr>
-        <w:fldChar w:fldCharType="begin"/>
-        <w:instrText xml:space="preserve"> PAGEREF bm_grafico3 \h </w:instrText>
+        <w:instrText xml:space="preserve"> PAGEREF bm_anexoA \h </w:instrText>
         <w:fldChar w:fldCharType="separate"/>
         <w:t>?</w:t>
         <w:fldChar w:fldCharType="end"/>
@@ -2118,9 +2161,8 @@
       </w:pPr>
     </w:p>
     <w:p>
-      <w:bookmarkStart w:id="bm_lista_anexos" w:name="bm_lista_anexos"/>
-      <w:pPr>
-        <w:spacing w:before="1140" w:after="480"/>
+      <w:pPr>
+        <w:spacing w:after="0"/>
         <w:jc w:val="center"/>
       </w:pPr>
       <w:r>
@@ -2129,9 +2171,138 @@
           <w:b/>
           <w:sz w:val="24"/>
         </w:rPr>
-        <w:t>LISTA DE ANEXOS</w:t>
-      </w:r>
-      <w:bookmarkEnd w:id="bm_lista_anexos"/>
+        <w:t>REPÚBLICA BOLIVARIANA DE VENEZUELA</w:t>
+      </w:r>
+    </w:p>
+    <w:p>
+      <w:pPr>
+        <w:spacing w:after="0"/>
+        <w:jc w:val="center"/>
+      </w:pPr>
+      <w:r>
+        <w:rPr>
+          <w:rFonts w:ascii="Times New Roman" w:hAnsi="Times New Roman"/>
+          <w:b/>
+          <w:sz w:val="24"/>
+        </w:rPr>
+        <w:t>MINISTERIO DEL PODER POPULAR PARA LA EDUCACIÓN UNIVERSITARIA</w:t>
+      </w:r>
+    </w:p>
+    <w:p>
+      <w:pPr>
+        <w:spacing w:after="0"/>
+        <w:jc w:val="center"/>
+      </w:pPr>
+      <w:r>
+        <w:rPr>
+          <w:rFonts w:ascii="Times New Roman" w:hAnsi="Times New Roman"/>
+          <w:b/>
+          <w:sz w:val="24"/>
+        </w:rPr>
+        <w:t>INSTITUTO UNIVERSITARIO DE TECNOLOGÍA</w:t>
+      </w:r>
+    </w:p>
+    <w:p>
+      <w:pPr>
+        <w:spacing w:after="0"/>
+        <w:jc w:val="center"/>
+      </w:pPr>
+      <w:r>
+        <w:rPr>
+          <w:rFonts w:ascii="Times New Roman" w:hAnsi="Times New Roman"/>
+          <w:b/>
+          <w:sz w:val="24"/>
+        </w:rPr>
+        <w:t>"ELÍAS CALIXTO POMPA"</w:t>
+      </w:r>
+    </w:p>
+    <w:p>
+      <w:pPr>
+        <w:spacing w:after="0"/>
+        <w:jc w:val="center"/>
+      </w:pPr>
+      <w:r>
+        <w:rPr>
+          <w:rFonts w:ascii="Times New Roman" w:hAnsi="Times New Roman"/>
+          <w:b/>
+          <w:sz w:val="24"/>
+        </w:rPr>
+        <w:t>EL TIGRE, ESTADO ANZOÁTEGUI</w:t>
+      </w:r>
+    </w:p>
+    <w:p>
+      <w:pPr>
+        <w:spacing w:after="360"/>
+      </w:pPr>
+    </w:p>
+    <w:p>
+      <w:pPr>
+        <w:spacing w:after="480"/>
+        <w:jc w:val="center"/>
+      </w:pPr>
+      <w:r>
+        <w:rPr>
+          <w:rFonts w:ascii="Times New Roman" w:hAnsi="Times New Roman"/>
+          <w:b/>
+          <w:sz w:val="24"/>
+        </w:rPr>
+        <w:t>PROPUESTA DE SIMPLIFICACIÓN ADMINISTRATIVA DE LA PROCURA EN LUBRICANTES Y EQUIPOS VARYNA, C.A.</w:t>
+      </w:r>
+    </w:p>
+    <w:p>
+      <w:pPr>
+        <w:spacing w:after="480"/>
+        <w:ind w:left="0"/>
+        <w:jc w:val="right"/>
+      </w:pPr>
+      <w:r>
+        <w:rPr>
+          <w:rFonts w:ascii="Times New Roman" w:hAnsi="Times New Roman"/>
+          <w:b/>
+          <w:sz w:val="24"/>
+        </w:rPr>
+        <w:t>Autor:</w:t>
+        <w:br/>
+      </w:r>
+      <w:r>
+        <w:rPr>
+          <w:rFonts w:ascii="Times New Roman" w:hAnsi="Times New Roman"/>
+          <w:sz w:val="24"/>
+        </w:rPr>
+        <w:t>Guzmán, Keidy</w:t>
+        <w:br/>
+      </w:r>
+      <w:r>
+        <w:rPr>
+          <w:rFonts w:ascii="Times New Roman" w:hAnsi="Times New Roman"/>
+          <w:sz w:val="24"/>
+        </w:rPr>
+        <w:t>C.I.: 28.706.352</w:t>
+        <w:br/>
+      </w:r>
+      <w:r>
+        <w:rPr>
+          <w:rFonts w:ascii="Times New Roman" w:hAnsi="Times New Roman"/>
+          <w:sz w:val="24"/>
+        </w:rPr>
+        <w:t>agosto de 2026</w:t>
+      </w:r>
+    </w:p>
+    <w:p>
+      <w:bookmarkStart w:id="bm_resumen" w:name="bm_resumen"/>
+      <w:pPr>
+        <w:spacing w:before="480" w:after="480"/>
+        <w:jc w:val="center"/>
+      </w:pPr>
+      <w:r>
+        <w:rPr>
+          <w:rFonts w:ascii="Times New Roman" w:hAnsi="Times New Roman"/>
+          <w:b/>
+          <w:sz w:val="24"/>
+        </w:rPr>
+        <w:t>RESUMEN</w:t>
+      </w:r>
+      <w:bookmarkEnd w:id="bm_resumen"/>
     </w:p>
     <w:p>
       <w:pPr>
@@ -2147,61 +2318,32 @@
     </w:p>
     <w:p>
       <w:pPr>
-        <w:tabs>
-          <w:tab w:pos="8271" w:val="right"/>
-        </w:tabs>
-        <w:spacing w:before="240" w:after="240"/>
-      </w:pPr>
-      <w:r>
-        <w:rPr>
-          <w:rFonts w:ascii="Times New Roman" w:hAnsi="Times New Roman"/>
+        <w:spacing w:line="360" w:lineRule="auto" w:after="0" w:before="0"/>
+        <w:ind w:firstLine="709"/>
+        <w:jc w:val="both"/>
+      </w:pPr>
+      <w:r>
+        <w:rPr>
+          <w:rFonts w:ascii="Times New Roman" w:hAnsi="Times New Roman"/>
+          <w:i w:val="0"/>
+          <w:sz w:val="24"/>
+        </w:rPr>
+        <w:t>El presente informe corresponde a las pasantías profesionales realizadas durante diez (10) semanas en el Departamento Administrativo de Lubricantes y Equipos Varyna, C.A., con participación directa en actividades relacionadas con la procura de materiales e insumos. Durante la práctica se observó que las requisiciones de compra no siempre siguen un canal único y formalizado desde su recepción hasta la emisión y seguimiento de la orden de compra. También se evidenció la ausencia de formatos uniformes para algunas solicitudes, dificultades para conocer oportunamente el estado de las cotizaciones y falta de criterios visibles que faciliten el seguimiento de las aprobaciones. Estas condiciones pueden producir demoras, pérdida de trazabilidad y mayor carga administrativa para el personal encargado. El objetivo general fue proponer la simplificación administrativa del proceso de procura en el departamento, con la finalidad de reducir pasos innecesarios, agilizar los tiempos de adquisición y fortalecer el control interno. Para ello se realizaron observaciones del flujo de compras, entrevistas al personal, revisión de expedientes históricos, análisis de tiempos y un diagrama de causa-efecto para organizar los factores asociados a los retrasos. Como resultado se formuló una propuesta compuesta por un flujo simplificado con responsables definidos, formatos estandarizados de solicitud de cotización y orden de compra, una matriz de autorización por monto y criterios de seguimiento mediante indicadores de gestión. Se concluye que la formalización de estas herramientas puede facilitar el control y reducir la dispersión del proceso. Se recomienda implementar la propuesta de manera gradual, socializarla con el personal involucrado y revisar periódicamente sus resultados para realizar los ajustes necesarios.</w:t>
+      </w:r>
+    </w:p>
+    <w:p/>
+    <w:p>
+      <w:pPr>
+        <w:ind w:firstLine="709"/>
+      </w:pPr>
+      <w:r>
+        <w:rPr>
           <w:b/>
-          <w:sz w:val="24"/>
-        </w:rPr>
-        <w:t>ANEXOS</w:t>
-      </w:r>
-      <w:r>
-        <w:tab/>
-      </w:r>
-      <w:r>
-        <w:rPr>
-          <w:rFonts w:ascii="Times New Roman" w:hAnsi="Times New Roman"/>
-          <w:b/>
-          <w:sz w:val="24"/>
-        </w:rPr>
-        <w:t>pp.</w:t>
-      </w:r>
-    </w:p>
-    <w:p>
-      <w:pPr>
-        <w:tabs>
-          <w:tab w:pos="1020" w:val="left"/>
-          <w:tab w:pos="8271" w:val="right" w:leader="dot"/>
-        </w:tabs>
-        <w:spacing w:line="360" w:lineRule="auto" w:before="0" w:after="80"/>
-        <w:ind w:left="1020" w:hanging="1020"/>
-      </w:pPr>
-      <w:r>
-        <w:rPr>
-          <w:rFonts w:ascii="Times New Roman" w:hAnsi="Times New Roman"/>
-          <w:sz w:val="24"/>
-        </w:rPr>
-        <w:t>A</w:t>
-        <w:tab/>
-        <w:t>Diagrama de Ishikawa de las causas asociadas a las demoras del proceso de procura</w:t>
-        <w:tab/>
-      </w:r>
-      <w:r>
-        <w:rPr>
-          <w:rFonts w:ascii="Times New Roman" w:hAnsi="Times New Roman"/>
-          <w:b w:val="0"/>
-          <w:sz w:val="24"/>
-        </w:rPr>
-        <w:fldChar w:fldCharType="begin"/>
-        <w:instrText xml:space="preserve"> PAGEREF bm_anexoA \h </w:instrText>
-        <w:fldChar w:fldCharType="separate"/>
-        <w:t>?</w:t>
-        <w:fldChar w:fldCharType="end"/>
+        </w:rPr>
+        <w:t xml:space="preserve">Palabras claves: </w:t>
+      </w:r>
+      <w:r>
+        <w:t>procura, simplificación administrativa, control interno, requisiciones, pasantías</w:t>
       </w:r>
     </w:p>
     <w:p>
@@ -2218,8 +2360,9 @@
       </w:pPr>
     </w:p>
     <w:p>
-      <w:pPr>
-        <w:spacing w:after="0"/>
+      <w:bookmarkStart w:id="bm_introduccion" w:name="bm_introduccion"/>
+      <w:pPr>
+        <w:spacing w:before="1140" w:after="480"/>
         <w:jc w:val="center"/>
       </w:pPr>
       <w:r>
@@ -2228,138 +2371,9 @@
           <w:b/>
           <w:sz w:val="24"/>
         </w:rPr>
-        <w:t>REPÚBLICA BOLIVARIANA DE VENEZUELA</w:t>
-      </w:r>
-    </w:p>
-    <w:p>
-      <w:pPr>
-        <w:spacing w:after="0"/>
-        <w:jc w:val="center"/>
-      </w:pPr>
-      <w:r>
-        <w:rPr>
-          <w:rFonts w:ascii="Times New Roman" w:hAnsi="Times New Roman"/>
-          <w:b/>
-          <w:sz w:val="24"/>
-        </w:rPr>
-        <w:t>MINISTERIO DEL PODER POPULAR PARA LA EDUCACIÓN UNIVERSITARIA</w:t>
-      </w:r>
-    </w:p>
-    <w:p>
-      <w:pPr>
-        <w:spacing w:after="0"/>
-        <w:jc w:val="center"/>
-      </w:pPr>
-      <w:r>
-        <w:rPr>
-          <w:rFonts w:ascii="Times New Roman" w:hAnsi="Times New Roman"/>
-          <w:b/>
-          <w:sz w:val="24"/>
-        </w:rPr>
-        <w:t>INSTITUTO UNIVERSITARIO DE TECNOLOGÍA</w:t>
-      </w:r>
-    </w:p>
-    <w:p>
-      <w:pPr>
-        <w:spacing w:after="0"/>
-        <w:jc w:val="center"/>
-      </w:pPr>
-      <w:r>
-        <w:rPr>
-          <w:rFonts w:ascii="Times New Roman" w:hAnsi="Times New Roman"/>
-          <w:b/>
-          <w:sz w:val="24"/>
-        </w:rPr>
-        <w:t>"ELÍAS CALIXTO POMPA"</w:t>
-      </w:r>
-    </w:p>
-    <w:p>
-      <w:pPr>
-        <w:spacing w:after="0"/>
-        <w:jc w:val="center"/>
-      </w:pPr>
-      <w:r>
-        <w:rPr>
-          <w:rFonts w:ascii="Times New Roman" w:hAnsi="Times New Roman"/>
-          <w:b/>
-          <w:sz w:val="24"/>
-        </w:rPr>
-        <w:t>EL TIGRE, ESTADO ANZOÁTEGUI</w:t>
-      </w:r>
-    </w:p>
-    <w:p>
-      <w:pPr>
-        <w:spacing w:after="360"/>
-      </w:pPr>
-    </w:p>
-    <w:p>
-      <w:pPr>
-        <w:spacing w:after="480"/>
-        <w:jc w:val="center"/>
-      </w:pPr>
-      <w:r>
-        <w:rPr>
-          <w:rFonts w:ascii="Times New Roman" w:hAnsi="Times New Roman"/>
-          <w:b/>
-          <w:sz w:val="24"/>
-        </w:rPr>
-        <w:t>PROPUESTA DE SIMPLIFICACIÓN ADMINISTRATIVA DE LA PROCURA EN LUBRICANTES Y EQUIPOS VARYNA, C.A.</w:t>
-      </w:r>
-    </w:p>
-    <w:p>
-      <w:pPr>
-        <w:spacing w:after="480"/>
-        <w:ind w:left="0"/>
-        <w:jc w:val="right"/>
-      </w:pPr>
-      <w:r>
-        <w:rPr>
-          <w:rFonts w:ascii="Times New Roman" w:hAnsi="Times New Roman"/>
-          <w:b/>
-          <w:sz w:val="24"/>
-        </w:rPr>
-        <w:t>Autor:</w:t>
-        <w:br/>
-      </w:r>
-      <w:r>
-        <w:rPr>
-          <w:rFonts w:ascii="Times New Roman" w:hAnsi="Times New Roman"/>
-          <w:sz w:val="24"/>
-        </w:rPr>
-        <w:t>Guzmán, Keidy</w:t>
-        <w:br/>
-      </w:r>
-      <w:r>
-        <w:rPr>
-          <w:rFonts w:ascii="Times New Roman" w:hAnsi="Times New Roman"/>
-          <w:sz w:val="24"/>
-        </w:rPr>
-        <w:t>C.I.: 28.706.352</w:t>
-        <w:br/>
-      </w:r>
-      <w:r>
-        <w:rPr>
-          <w:rFonts w:ascii="Times New Roman" w:hAnsi="Times New Roman"/>
-          <w:sz w:val="24"/>
-        </w:rPr>
-        <w:t>agosto de 2026</w:t>
-      </w:r>
-    </w:p>
-    <w:p>
-      <w:bookmarkStart w:id="bm_resumen" w:name="bm_resumen"/>
-      <w:pPr>
-        <w:spacing w:before="480" w:after="480"/>
-        <w:jc w:val="center"/>
-      </w:pPr>
-      <w:r>
-        <w:rPr>
-          <w:rFonts w:ascii="Times New Roman" w:hAnsi="Times New Roman"/>
-          <w:b/>
-          <w:sz w:val="24"/>
-        </w:rPr>
-        <w:t>RESUMEN</w:t>
-      </w:r>
-      <w:bookmarkEnd w:id="bm_resumen"/>
+        <w:t>INTRODUCCIÓN</w:t>
+      </w:r>
+      <w:bookmarkEnd w:id="bm_introduccion"/>
     </w:p>
     <w:p>
       <w:pPr>
@@ -2385,22 +2399,52 @@
           <w:i w:val="0"/>
           <w:sz w:val="24"/>
         </w:rPr>
-        <w:t>El presente informe corresponde a las pasantías profesionales realizadas durante diez (10) semanas en el Departamento Administrativo de Lubricantes y Equipos Varyna, C.A., con participación directa en actividades relacionadas con la procura de materiales e insumos. Durante la práctica se observó que las requisiciones de compra no siempre siguen un canal único y formalizado desde su recepción hasta la emisión y seguimiento de la orden de compra. También se evidenció la ausencia de formatos uniformes para algunas solicitudes, dificultades para conocer oportunamente el estado de las cotizaciones y falta de criterios visibles que faciliten el seguimiento de las aprobaciones. Estas condiciones pueden producir demoras, pérdida de trazabilidad y mayor carga administrativa para el personal encargado. El objetivo general fue proponer la simplificación administrativa del proceso de procura en el departamento, con la finalidad de reducir pasos innecesarios, agilizar los tiempos de adquisición y fortalecer el control interno. Para ello se realizaron observaciones del flujo de compras, entrevistas al personal, revisión de expedientes históricos, análisis de tiempos y un diagrama de causa-efecto para organizar los factores asociados a los retrasos. Como resultado se formuló una propuesta compuesta por un flujo simplificado con responsables definidos, formatos estandarizados de solicitud de cotización y orden de compra, una matriz de autorización por monto y criterios de seguimiento mediante indicadores de gestión. Se concluye que la formalización de estas herramientas puede facilitar el control y reducir la dispersión del proceso. Se recomienda implementar la propuesta de manera gradual, socializarla con el personal involucrado y revisar periódicamente sus resultados para realizar los ajustes necesarios.</w:t>
+        <w:t>Las pasantías profesionales permiten vincular los conocimientos adquiridos durante la formación en Administración con situaciones reales de funcionamiento organizacional. En el área administrativa, la procura representa un proceso de apoyo indispensable porque articula la recepción de requerimientos, búsqueda de cotizaciones, evaluación de alternativas, aprobación y adquisición de bienes o servicios necesarios para la continuidad de las operaciones.</w:t>
       </w:r>
     </w:p>
-    <w:p/>
     <w:p>
       <w:pPr>
+        <w:spacing w:line="360" w:lineRule="auto" w:after="0" w:before="0"/>
         <w:ind w:firstLine="709"/>
-      </w:pPr>
-      <w:r>
-        <w:rPr>
-          <w:b/>
-        </w:rPr>
-        <w:t xml:space="preserve">Palabras claves: </w:t>
-      </w:r>
-      <w:r>
-        <w:t>procura, simplificación administrativa, control interno, requisiciones, pasantías</w:t>
+        <w:jc w:val="both"/>
+      </w:pPr>
+      <w:r>
+        <w:rPr>
+          <w:rFonts w:ascii="Times New Roman" w:hAnsi="Times New Roman"/>
+          <w:i w:val="0"/>
+          <w:sz w:val="24"/>
+        </w:rPr>
+        <w:t>En Lubricantes y Equipos Varyna, C.A., las actividades de pasantía se desarrollaron en el Departamento Administrativo con énfasis en el área de procura. Durante la práctica se identificaron oportunidades de mejora relacionadas con la recepción de requisiciones, el seguimiento de cotizaciones, la estandarización de formatos y la definición del recorrido que debe seguir cada solicitud de compra. Estas condiciones justificaron la formulación de una propuesta de simplificación administrativa adaptada a la dinámica del departamento.</w:t>
+      </w:r>
+    </w:p>
+    <w:p>
+      <w:pPr>
+        <w:spacing w:line="360" w:lineRule="auto" w:after="0" w:before="0"/>
+        <w:ind w:firstLine="709"/>
+        <w:jc w:val="both"/>
+      </w:pPr>
+      <w:r>
+        <w:rPr>
+          <w:rFonts w:ascii="Times New Roman" w:hAnsi="Times New Roman"/>
+          <w:i w:val="0"/>
+          <w:sz w:val="24"/>
+        </w:rPr>
+        <w:t>El propósito del informe es presentar el diagnóstico realizado, los objetivos definidos, la planificación de las actividades y la propuesta formulada. Como soporte conceptual se abordan la procura, el proceso administrativo, el control interno y la simplificación de procedimientos, complementados con un marco legal general relacionado con la actividad económica y el orden de los registros mercantiles.</w:t>
+      </w:r>
+    </w:p>
+    <w:p>
+      <w:pPr>
+        <w:spacing w:line="360" w:lineRule="auto" w:after="0" w:before="0"/>
+        <w:ind w:firstLine="709"/>
+        <w:jc w:val="both"/>
+      </w:pPr>
+      <w:r>
+        <w:rPr>
+          <w:rFonts w:ascii="Times New Roman" w:hAnsi="Times New Roman"/>
+          <w:i w:val="0"/>
+          <w:sz w:val="24"/>
+        </w:rPr>
+        <w:t>El informe se organiza en cinco capítulos. El Capítulo I describe la realidad organizacional de Lubricantes y Equipos Varyna, C.A.; el Capítulo II presenta la situación problemática, los objetivos, la planificación integral y el cronograma; el Capítulo III desarrolla los fundamentos teóricos y legales; el Capítulo IV describe las actividades operativas y de análisis realizadas durante las diez semanas; y el Capítulo V contiene las conclusiones y recomendaciones derivadas de la experiencia de pasantía.</w:t>
       </w:r>
     </w:p>
     <w:p>
@@ -2417,107 +2461,6 @@
       </w:pPr>
     </w:p>
     <w:p>
-      <w:bookmarkStart w:id="bm_introduccion" w:name="bm_introduccion"/>
-      <w:pPr>
-        <w:spacing w:before="1140" w:after="480"/>
-        <w:jc w:val="center"/>
-      </w:pPr>
-      <w:r>
-        <w:rPr>
-          <w:rFonts w:ascii="Times New Roman" w:hAnsi="Times New Roman"/>
-          <w:b/>
-          <w:sz w:val="24"/>
-        </w:rPr>
-        <w:t>INTRODUCCIÓN</w:t>
-      </w:r>
-      <w:bookmarkEnd w:id="bm_introduccion"/>
-    </w:p>
-    <w:p>
-      <w:pPr>
-        <w:sectPr>
-          <w:footerReference w:type="default" r:id="rId28"/>
-          <w:pgSz w:w="12240" w:h="15840"/>
-          <w:pgMar w:top="1701" w:right="1701" w:bottom="1701" w:left="2268" w:header="720" w:footer="720" w:gutter="0"/>
-          <w:cols w:space="720"/>
-          <w:titlePg/>
-          <w:docGrid w:linePitch="360"/>
-        </w:sectPr>
-      </w:pPr>
-    </w:p>
-    <w:p>
-      <w:pPr>
-        <w:spacing w:line="360" w:lineRule="auto" w:after="0" w:before="0"/>
-        <w:ind w:firstLine="709"/>
-        <w:jc w:val="both"/>
-      </w:pPr>
-      <w:r>
-        <w:rPr>
-          <w:rFonts w:ascii="Times New Roman" w:hAnsi="Times New Roman"/>
-          <w:i w:val="0"/>
-          <w:sz w:val="24"/>
-        </w:rPr>
-        <w:t>Las pasantías profesionales permiten vincular los conocimientos adquiridos durante la formación en Administración con situaciones reales de funcionamiento organizacional. En el área administrativa, la procura representa un proceso de apoyo indispensable porque articula la recepción de requerimientos, búsqueda de cotizaciones, evaluación de alternativas, aprobación y adquisición de bienes o servicios necesarios para la continuidad de las operaciones.</w:t>
-      </w:r>
-    </w:p>
-    <w:p>
-      <w:pPr>
-        <w:spacing w:line="360" w:lineRule="auto" w:after="0" w:before="0"/>
-        <w:ind w:firstLine="709"/>
-        <w:jc w:val="both"/>
-      </w:pPr>
-      <w:r>
-        <w:rPr>
-          <w:rFonts w:ascii="Times New Roman" w:hAnsi="Times New Roman"/>
-          <w:i w:val="0"/>
-          <w:sz w:val="24"/>
-        </w:rPr>
-        <w:t>En Lubricantes y Equipos Varyna, C.A., las actividades de pasantía se desarrollaron en el Departamento Administrativo con énfasis en el área de procura. Durante la práctica se identificaron oportunidades de mejora relacionadas con la recepción de requisiciones, el seguimiento de cotizaciones, la estandarización de formatos y la definición del recorrido que debe seguir cada solicitud de compra. Estas condiciones justificaron la formulación de una propuesta de simplificación administrativa adaptada a la dinámica del departamento.</w:t>
-      </w:r>
-    </w:p>
-    <w:p>
-      <w:pPr>
-        <w:spacing w:line="360" w:lineRule="auto" w:after="0" w:before="0"/>
-        <w:ind w:firstLine="709"/>
-        <w:jc w:val="both"/>
-      </w:pPr>
-      <w:r>
-        <w:rPr>
-          <w:rFonts w:ascii="Times New Roman" w:hAnsi="Times New Roman"/>
-          <w:i w:val="0"/>
-          <w:sz w:val="24"/>
-        </w:rPr>
-        <w:t>El propósito del informe es presentar el diagnóstico realizado, los objetivos definidos, la planificación de las actividades y la propuesta formulada. Como soporte conceptual se abordan la procura, el proceso administrativo, el control interno y la simplificación de procedimientos, complementados con un marco legal general relacionado con la actividad económica y el orden de los registros mercantiles.</w:t>
-      </w:r>
-    </w:p>
-    <w:p>
-      <w:pPr>
-        <w:spacing w:line="360" w:lineRule="auto" w:after="0" w:before="0"/>
-        <w:ind w:firstLine="709"/>
-        <w:jc w:val="both"/>
-      </w:pPr>
-      <w:r>
-        <w:rPr>
-          <w:rFonts w:ascii="Times New Roman" w:hAnsi="Times New Roman"/>
-          <w:i w:val="0"/>
-          <w:sz w:val="24"/>
-        </w:rPr>
-        <w:t>El informe se organiza en cinco capítulos. El Capítulo I describe la realidad organizacional de Lubricantes y Equipos Varyna, C.A.; el Capítulo II presenta la situación problemática, los objetivos, la planificación integral y el cronograma; el Capítulo III desarrolla los fundamentos teóricos y legales; el Capítulo IV describe las actividades operativas y de análisis realizadas durante las diez semanas; y el Capítulo V contiene las conclusiones y recomendaciones derivadas de la experiencia de pasantía.</w:t>
-      </w:r>
-    </w:p>
-    <w:p>
-      <w:pPr>
-        <w:sectPr>
-          <w:footerReference w:type="default" r:id="rId29"/>
-          <w:type w:val="continuous"/>
-          <w:pgSz w:w="12240" w:h="15840"/>
-          <w:pgMar w:top="1701" w:right="1701" w:bottom="1701" w:left="2268" w:header="720" w:footer="720" w:gutter="0"/>
-          <w:cols w:space="720"/>
-          <w:titlePg/>
-          <w:docGrid w:linePitch="360"/>
-        </w:sectPr>
-      </w:pPr>
-    </w:p>
-    <w:p>
       <w:pPr>
         <w:spacing w:before="1140" w:after="480"/>
         <w:jc w:val="center"/>
@@ -2550,7 +2493,7 @@
     <w:p>
       <w:pPr>
         <w:sectPr>
-          <w:footerReference w:type="default" r:id="rId30"/>
+          <w:footerReference w:type="default" r:id="rId28"/>
           <w:pgSz w:w="12240" w:h="15840"/>
           <w:pgMar w:top="1701" w:right="1701" w:bottom="1701" w:left="2268" w:header="720" w:footer="720" w:gutter="0"/>
           <w:cols w:space="720"/>
@@ -4743,7 +4686,7 @@
     <w:p>
       <w:pPr>
         <w:sectPr>
-          <w:footerReference w:type="default" r:id="rId31"/>
+          <w:footerReference w:type="default" r:id="rId29"/>
           <w:type w:val="continuous"/>
           <w:pgSz w:w="12240" w:h="15840"/>
           <w:pgMar w:top="1701" w:right="1701" w:bottom="1701" w:left="2268" w:header="720" w:footer="720" w:gutter="0"/>
@@ -4786,7 +4729,7 @@
     <w:p>
       <w:pPr>
         <w:sectPr>
-          <w:footerReference w:type="default" r:id="rId32"/>
+          <w:footerReference w:type="default" r:id="rId30"/>
           <w:pgSz w:w="12240" w:h="15840"/>
           <w:pgMar w:top="1701" w:right="1701" w:bottom="1701" w:left="2268" w:header="720" w:footer="720" w:gutter="0"/>
           <w:cols w:space="720"/>
@@ -8278,6 +8221,450 @@
     <w:p>
       <w:pPr>
         <w:sectPr>
+          <w:footerReference w:type="default" r:id="rId31"/>
+          <w:type w:val="continuous"/>
+          <w:pgSz w:w="12240" w:h="15840"/>
+          <w:pgMar w:top="1701" w:right="1701" w:bottom="1701" w:left="2268" w:header="720" w:footer="720" w:gutter="0"/>
+          <w:cols w:space="720"/>
+          <w:titlePg/>
+          <w:docGrid w:linePitch="360"/>
+        </w:sectPr>
+      </w:pPr>
+    </w:p>
+    <w:p>
+      <w:pPr>
+        <w:spacing w:before="1140" w:after="480"/>
+        <w:jc w:val="center"/>
+      </w:pPr>
+      <w:r>
+        <w:rPr>
+          <w:rFonts w:ascii="Times New Roman" w:hAnsi="Times New Roman"/>
+          <w:b/>
+          <w:sz w:val="24"/>
+        </w:rPr>
+        <w:t>CAPÍTULO III</w:t>
+      </w:r>
+    </w:p>
+    <w:p>
+      <w:bookmarkStart w:id="bm_cap3" w:name="bm_cap3"/>
+      <w:pPr>
+        <w:spacing w:before="480"/>
+        <w:jc w:val="center"/>
+      </w:pPr>
+      <w:r>
+        <w:rPr>
+          <w:rFonts w:ascii="Times New Roman" w:hAnsi="Times New Roman"/>
+          <w:b/>
+          <w:sz w:val="24"/>
+        </w:rPr>
+        <w:t>MARCO TEÓRICO</w:t>
+      </w:r>
+      <w:bookmarkEnd w:id="bm_cap3"/>
+    </w:p>
+    <w:p>
+      <w:pPr>
+        <w:sectPr>
+          <w:footerReference w:type="default" r:id="rId32"/>
+          <w:pgSz w:w="12240" w:h="15840"/>
+          <w:pgMar w:top="1701" w:right="1701" w:bottom="1701" w:left="2268" w:header="720" w:footer="720" w:gutter="0"/>
+          <w:cols w:space="720"/>
+          <w:titlePg/>
+          <w:docGrid w:linePitch="360"/>
+        </w:sectPr>
+      </w:pPr>
+    </w:p>
+    <w:p>
+      <w:bookmarkStart w:id="bm_cap3_bases" w:name="bm_cap3_bases"/>
+      <w:pPr>
+        <w:spacing w:before="480" w:after="480" w:line="360" w:lineRule="auto"/>
+        <w:jc w:val="left"/>
+      </w:pPr>
+      <w:r>
+        <w:rPr>
+          <w:rFonts w:ascii="Times New Roman" w:hAnsi="Times New Roman"/>
+          <w:b/>
+          <w:sz w:val="24"/>
+        </w:rPr>
+        <w:t>Procura y Gestión de Compras</w:t>
+      </w:r>
+      <w:bookmarkEnd w:id="bm_cap3_bases"/>
+    </w:p>
+    <w:p>
+      <w:pPr>
+        <w:spacing w:line="360" w:lineRule="auto" w:after="0" w:before="0"/>
+        <w:ind w:firstLine="709"/>
+        <w:jc w:val="both"/>
+      </w:pPr>
+      <w:r>
+        <w:rPr>
+          <w:rFonts w:ascii="Times New Roman" w:hAnsi="Times New Roman"/>
+          <w:i w:val="0"/>
+          <w:sz w:val="24"/>
+        </w:rPr>
+        <w:t>La procura se define como el conjunto de actividades orientadas a la adquisición de bienes, materiales e insumos necesarios para el funcionamiento continuo de una organización. Monterroso (2002) establece que la gestión de abastecimiento eficiente no se limita a la ejecución de compras, sino que abarca la planificación de necesidades, la selección de proveedores, la negociación de condiciones y el control del cumplimiento de los requerimientos en tiempo, calidad y costo.</w:t>
+      </w:r>
+    </w:p>
+    <w:p>
+      <w:pPr>
+        <w:spacing w:line="360" w:lineRule="auto" w:after="0" w:before="0"/>
+        <w:ind w:firstLine="709"/>
+        <w:jc w:val="both"/>
+      </w:pPr>
+      <w:r>
+        <w:rPr>
+          <w:rFonts w:ascii="Times New Roman" w:hAnsi="Times New Roman"/>
+          <w:i w:val="0"/>
+          <w:sz w:val="24"/>
+        </w:rPr>
+        <w:t>Lo anterior cobra especial relevancia en el contexto de Lubricantes y Equipos Varyna, C.A., donde la procura constituye una función crítica para sostener las operaciones industriales y de campo. Durante el diagnóstico realizado, se pudo constatar que el departamento administrativo no cuenta con un canal formalizado de recepción de requisiciones, lo que impide que el proceso de abastecimiento se desarrolle de forma planificada y controlada tal como lo exige la teoría. En criterio de quien suscribe, esta ausencia de estructura procedimental es la causa raíz de los retrasos identificados, por encima incluso de factores humanos o tecnológicos.</w:t>
+      </w:r>
+    </w:p>
+    <w:p>
+      <w:pPr>
+        <w:spacing w:line="360" w:lineRule="auto" w:after="0" w:before="0"/>
+        <w:ind w:firstLine="709"/>
+        <w:jc w:val="both"/>
+      </w:pPr>
+      <w:r>
+        <w:rPr>
+          <w:rFonts w:ascii="Times New Roman" w:hAnsi="Times New Roman"/>
+          <w:i w:val="0"/>
+          <w:sz w:val="24"/>
+        </w:rPr>
+        <w:t>Comprender la procura desde esta perspectiva teórica es el punto de partida indispensable para cualquier propuesta de mejora, pues permite identificar con precisión en cuáles fases del ciclo se concentran las ineficiencias. Para ello, resulta igualmente necesario examinar el marco administrativo general que debe regir la gestión de cualquier proceso organizacional, tal como se desarrolla en el apartado siguiente.</w:t>
+      </w:r>
+    </w:p>
+    <w:p>
+      <w:pPr>
+        <w:spacing w:line="240" w:lineRule="auto" w:before="720" w:after="240"/>
+        <w:ind w:left="709" w:right="709"/>
+        <w:jc w:val="both"/>
+      </w:pPr>
+      <w:r>
+        <w:rPr>
+          <w:rFonts w:ascii="Times New Roman" w:hAnsi="Times New Roman"/>
+          <w:sz w:val="24"/>
+        </w:rPr>
+        <w:t>La gestión de compras y abastecimiento comprende un conjunto de actividades que permiten identificar las necesidades de materiales e insumos de la organización, seleccionar adecuadamente a los proveedores, negociar las condiciones de adquisición más convenientes y asegurar que los bienes requeridos lleguen en las cantidades correctas, en el momento oportuno y al menor costo posible, contribuyendo directamente a la eficiencia operativa de la empresa.</w:t>
+      </w:r>
+      <w:r>
+        <w:rPr>
+          <w:rFonts w:ascii="Times New Roman" w:hAnsi="Times New Roman"/>
+          <w:sz w:val="24"/>
+        </w:rPr>
+        <w:t xml:space="preserve"> (Monterroso, 2002, p. 3)</w:t>
+      </w:r>
+    </w:p>
+    <w:p>
+      <w:pPr>
+        <w:spacing w:before="480" w:after="480" w:line="360" w:lineRule="auto"/>
+        <w:jc w:val="left"/>
+      </w:pPr>
+      <w:r>
+        <w:rPr>
+          <w:rFonts w:ascii="Times New Roman" w:hAnsi="Times New Roman"/>
+          <w:b/>
+          <w:sz w:val="24"/>
+        </w:rPr>
+        <w:t>Proceso Administrativo</w:t>
+      </w:r>
+    </w:p>
+    <w:p>
+      <w:pPr>
+        <w:spacing w:line="360" w:lineRule="auto" w:after="0" w:before="0"/>
+        <w:ind w:firstLine="709"/>
+        <w:jc w:val="both"/>
+      </w:pPr>
+      <w:r>
+        <w:rPr>
+          <w:rFonts w:ascii="Times New Roman" w:hAnsi="Times New Roman"/>
+          <w:i w:val="0"/>
+          <w:sz w:val="24"/>
+        </w:rPr>
+        <w:t>El proceso administrativo constituye el marco conceptual fundamental que rige el funcionamiento de las organizaciones modernas. Chiavenato (2006) lo describe como el conjunto secuencial e interrelacionado de funciones de planificación, organización, dirección y control, orientadas al logro eficiente de los objetivos organizacionales mediante el uso racional de los recursos disponibles.</w:t>
+      </w:r>
+    </w:p>
+    <w:p>
+      <w:pPr>
+        <w:spacing w:line="360" w:lineRule="auto" w:after="0" w:before="0"/>
+        <w:ind w:firstLine="709"/>
+        <w:jc w:val="both"/>
+      </w:pPr>
+      <w:r>
+        <w:rPr>
+          <w:rFonts w:ascii="Times New Roman" w:hAnsi="Times New Roman"/>
+          <w:i w:val="0"/>
+          <w:sz w:val="24"/>
+        </w:rPr>
+        <w:t>Aplicado al contexto de la procura, el proceso administrativo provee la estructura metodológica necesaria para formalizar cada etapa del ciclo de compras. La planificación define las necesidades y tiempos de adquisición; la organización asigna responsabilidades claras a cada actor del proceso; la dirección asegura la ejecución coordinada de las actividades; y el control verifica el cumplimiento de los procedimientos y detecta desviaciones que requieren corrección.</w:t>
+      </w:r>
+    </w:p>
+    <w:p>
+      <w:pPr>
+        <w:spacing w:line="360" w:lineRule="auto" w:after="0" w:before="0"/>
+        <w:ind w:firstLine="709"/>
+        <w:jc w:val="both"/>
+      </w:pPr>
+      <w:r>
+        <w:rPr>
+          <w:rFonts w:ascii="Times New Roman" w:hAnsi="Times New Roman"/>
+          <w:i w:val="0"/>
+          <w:sz w:val="24"/>
+        </w:rPr>
+        <w:t>Durante la observación directa realizada en Lubricantes y Equipos Varyna, C.A., se evidenció que ninguna de estas cuatro funciones se ejecuta de manera formal dentro del ciclo de compras. Las requisiciones se reciben sin planificación previa, las responsabilidades no están escritas ni asignadas con claridad, y no existe un mecanismo de control que permita detectar en qué fase se detiene cada expediente. Desde la perspectiva de quien elabora este trabajo, la ausencia del proceso administrativo como eje rector es lo que convierte un procedimiento que debería ser simple en una secuencia compleja y propensa a errores. La propuesta de simplificación desarrollada en los capítulos siguientes busca precisamente instaurar estas cuatro funciones de forma explícita dentro del nuevo flujo de procura. Para que dicho control sea efectivo, es necesario además comprender los mecanismos de control interno aplicables específicamente al área de compras, como se expone a continuación.</w:t>
+      </w:r>
+    </w:p>
+    <w:p>
+      <w:pPr>
+        <w:spacing w:before="480" w:after="480" w:line="360" w:lineRule="auto"/>
+        <w:jc w:val="left"/>
+      </w:pPr>
+      <w:r>
+        <w:rPr>
+          <w:rFonts w:ascii="Times New Roman" w:hAnsi="Times New Roman"/>
+          <w:b/>
+          <w:sz w:val="24"/>
+        </w:rPr>
+        <w:t>Control Interno en los Procesos de Compras</w:t>
+      </w:r>
+    </w:p>
+    <w:p>
+      <w:pPr>
+        <w:spacing w:line="360" w:lineRule="auto" w:after="0" w:before="0"/>
+        <w:ind w:firstLine="709"/>
+        <w:jc w:val="both"/>
+      </w:pPr>
+      <w:r>
+        <w:rPr>
+          <w:rFonts w:ascii="Times New Roman" w:hAnsi="Times New Roman"/>
+          <w:i w:val="0"/>
+          <w:sz w:val="24"/>
+        </w:rPr>
+        <w:t>El control interno se define como el proceso diseñado e implementado por la dirección de una organización para proporcionar una seguridad razonable sobre la consecución de los objetivos en las categorías de eficiencia operativa, confiabilidad de la información financiera y cumplimiento de las normas aplicables. Mantilla (2005) señala que un sistema de control interno robusto en el área de compras minimiza los riesgos de fraude, duplicidad de pagos y adquisiciones no autorizadas.</w:t>
+      </w:r>
+    </w:p>
+    <w:p>
+      <w:pPr>
+        <w:spacing w:line="360" w:lineRule="auto" w:after="0" w:before="0"/>
+        <w:ind w:firstLine="709"/>
+        <w:jc w:val="both"/>
+      </w:pPr>
+      <w:r>
+        <w:rPr>
+          <w:rFonts w:ascii="Times New Roman" w:hAnsi="Times New Roman"/>
+          <w:i w:val="0"/>
+          <w:sz w:val="24"/>
+        </w:rPr>
+        <w:t>En el proceso de procura de Lubricantes y Equipos Varyna, C.A., el fortalecimiento del control interno implica la definición de niveles de autorización por monto de compra, la implementación de formularios estandarizados de solicitud y la trazabilidad documental de cada expediente desde la requisición hasta la orden de compra cerrada. Estas medidas reducen la discrecionalidad en las decisiones de adquisición y aumentan la transparencia del proceso.</w:t>
+      </w:r>
+    </w:p>
+    <w:p>
+      <w:pPr>
+        <w:spacing w:line="360" w:lineRule="auto" w:after="0" w:before="0"/>
+        <w:ind w:firstLine="709"/>
+        <w:jc w:val="both"/>
+      </w:pPr>
+      <w:r>
+        <w:rPr>
+          <w:rFonts w:ascii="Times New Roman" w:hAnsi="Times New Roman"/>
+          <w:i w:val="0"/>
+          <w:sz w:val="24"/>
+        </w:rPr>
+        <w:t>A juicio de quien suscribe, el control interno no debe entenderse como una carga burocrática adicional, sino como la garantía de que cada paso del proceso de compras tiene un propósito definido y un responsable identificable. En Lubricantes y Equipos Varyna, C.A., la inexistencia de niveles de autorización formales ha generado que decisiones de adquisición recaigan de manera discrecional sobre el personal disponible en el momento, sin criterios objetivos ni registros verificables. Incorporar mecanismos de control interno dentro del nuevo procedimiento simplificado no agrega complejidad al proceso, sino que le otorga la transparencia y trazabilidad que actualmente le faltan. Este enfoque de control se articula directamente con la noción de simplificación administrativa que fundamenta la propuesta, concepto que se desarrolla en el siguiente apartado.</w:t>
+      </w:r>
+    </w:p>
+    <w:p>
+      <w:pPr>
+        <w:spacing w:before="480" w:after="480" w:line="360" w:lineRule="auto"/>
+        <w:jc w:val="left"/>
+      </w:pPr>
+      <w:r>
+        <w:rPr>
+          <w:rFonts w:ascii="Times New Roman" w:hAnsi="Times New Roman"/>
+          <w:b/>
+          <w:sz w:val="24"/>
+        </w:rPr>
+        <w:t>Simplificación Administrativa de Procesos</w:t>
+      </w:r>
+    </w:p>
+    <w:p>
+      <w:pPr>
+        <w:spacing w:line="360" w:lineRule="auto" w:after="0" w:before="0"/>
+        <w:ind w:firstLine="709"/>
+        <w:jc w:val="both"/>
+      </w:pPr>
+      <w:r>
+        <w:rPr>
+          <w:rFonts w:ascii="Times New Roman" w:hAnsi="Times New Roman"/>
+          <w:i w:val="0"/>
+          <w:sz w:val="24"/>
+        </w:rPr>
+        <w:t>La simplificación administrativa consiste en la revisión sistemática y el rediseño de los procedimientos organizacionales con el propósito de eliminar pasos innecesarios, reducir la burocracia interna y facilitar la ejecución ágil de las operaciones. Según Harrington (1993), un proceso simplificado debe ser comprensible para todos los actores involucrados, ejecutable con el menor número de pasos posible y orientado a resultados medibles y verificables.</w:t>
+      </w:r>
+    </w:p>
+    <w:p>
+      <w:pPr>
+        <w:spacing w:line="360" w:lineRule="auto" w:after="0" w:before="0"/>
+        <w:ind w:firstLine="709"/>
+        <w:jc w:val="both"/>
+      </w:pPr>
+      <w:r>
+        <w:rPr>
+          <w:rFonts w:ascii="Times New Roman" w:hAnsi="Times New Roman"/>
+          <w:i w:val="0"/>
+          <w:sz w:val="24"/>
+        </w:rPr>
+        <w:t>En el ámbito de la administración de compras, la simplificación procedimental se traduce en la reducción de los ciclos de aprobación, la unificación de los formatos de cotización y la clarificación de los roles y responsabilidades de cada actor. El resultado esperado es una disminución verificable de los tiempos de respuesta en la adquisición de insumos y una mayor capacidad de la organización para atender sus necesidades de abastecimiento de forma oportuna y transparente.</w:t>
+      </w:r>
+    </w:p>
+    <w:p>
+      <w:pPr>
+        <w:spacing w:line="360" w:lineRule="auto" w:after="0" w:before="0"/>
+        <w:ind w:firstLine="709"/>
+        <w:jc w:val="both"/>
+      </w:pPr>
+      <w:r>
+        <w:rPr>
+          <w:rFonts w:ascii="Times New Roman" w:hAnsi="Times New Roman"/>
+          <w:i w:val="0"/>
+          <w:sz w:val="24"/>
+        </w:rPr>
+        <w:t>Esta definición describe con precisión la situación identificada en Lubricantes y Equipos Varyna, C.A.: un proceso que ha crecido en pasos y actores sin que ninguno de esos añadidos haya sido diseñado intencionalmente, sino como respuesta improvisada a contingencias operativas. Quien elabora este trabajo considera que la simplificación no implica eliminar controles, sino eliminar redundancias; no significa reducir responsabilidades, sino clarificarlas. El nuevo flujo propuesto en el Capítulo V parte de este principio, identificando los pasos estrictamente necesarios para que una requisición se convierta en una orden de compra cerrada sin demoras innecesarias. Para que esta propuesta sea metodológicamente válida dentro del ámbito académico, debe enmarcarse además en la modalidad de investigación correspondiente, la cual se explica en el apartado final de este capítulo.</w:t>
+      </w:r>
+    </w:p>
+    <w:p>
+      <w:pPr>
+        <w:spacing w:before="480" w:after="480" w:line="360" w:lineRule="auto"/>
+        <w:jc w:val="left"/>
+      </w:pPr>
+      <w:r>
+        <w:rPr>
+          <w:rFonts w:ascii="Times New Roman" w:hAnsi="Times New Roman"/>
+          <w:b/>
+          <w:sz w:val="24"/>
+        </w:rPr>
+        <w:t>Base Legal: Constitución de la República Bolivariana de Venezuela — Artículo 112</w:t>
+      </w:r>
+    </w:p>
+    <w:p>
+      <w:pPr>
+        <w:spacing w:line="360" w:lineRule="auto" w:after="0" w:before="0"/>
+        <w:ind w:firstLine="709"/>
+        <w:jc w:val="both"/>
+      </w:pPr>
+      <w:r>
+        <w:rPr>
+          <w:rFonts w:ascii="Times New Roman" w:hAnsi="Times New Roman"/>
+          <w:i w:val="0"/>
+          <w:sz w:val="24"/>
+        </w:rPr>
+        <w:t>Como marco general de la actividad económica privada, la Constitución reconoce la iniciativa empresarial dentro de los límites establecidos por el ordenamiento jurídico.</w:t>
+      </w:r>
+    </w:p>
+    <w:p>
+      <w:pPr>
+        <w:spacing w:line="240" w:lineRule="auto" w:before="720" w:after="240"/>
+        <w:ind w:left="709" w:right="709"/>
+        <w:jc w:val="both"/>
+      </w:pPr>
+      <w:r>
+        <w:rPr>
+          <w:rFonts w:ascii="Times New Roman" w:hAnsi="Times New Roman"/>
+          <w:sz w:val="24"/>
+        </w:rPr>
+        <w:t>Todas las personas pueden dedicarse libremente a la actividad económica de su preferencia, sin más limitaciones que las previstas en esta Constitución y las que establezcan las leyes, por razones de desarrollo humano, seguridad, sanidad, protección del ambiente u otras de interés social. El Estado promoverá la iniciativa privada, garantizando la creación y justa distribución de la riqueza, así como la producción de bienes y servicios que satisfagan las necesidades de la población, la libertad de trabajo, empresa, comercio, industria, sin perjuicio de su facultad para dictar medidas para planificar, racionalizar y regular la economía e impulsar el desarrollo integral del país.</w:t>
+      </w:r>
+      <w:r>
+        <w:rPr>
+          <w:rFonts w:ascii="Times New Roman" w:hAnsi="Times New Roman"/>
+          <w:sz w:val="24"/>
+        </w:rPr>
+        <w:t xml:space="preserve"> (Constitución de la República Bolivariana de Venezuela, 1999, art. 112)</w:t>
+      </w:r>
+    </w:p>
+    <w:p>
+      <w:pPr>
+        <w:spacing w:line="360" w:lineRule="auto" w:after="0" w:before="0"/>
+        <w:ind w:firstLine="709"/>
+        <w:jc w:val="both"/>
+      </w:pPr>
+      <w:r>
+        <w:rPr>
+          <w:rFonts w:ascii="Times New Roman" w:hAnsi="Times New Roman"/>
+          <w:i w:val="0"/>
+          <w:sz w:val="24"/>
+        </w:rPr>
+        <w:t>El aporte de este artículo al informe es de carácter general: reconoce el ejercicio de la actividad empresarial y permite ubicar la propuesta dentro de la necesidad de organizar racionalmente los procesos internos de una empresa privada. No establece un procedimiento específico de procura, por lo que su función es servir como fundamento constitucional amplio y no como regla operativa de compras.</w:t>
+      </w:r>
+    </w:p>
+    <w:p>
+      <w:pPr>
+        <w:spacing w:before="480" w:after="480" w:line="360" w:lineRule="auto"/>
+        <w:jc w:val="left"/>
+      </w:pPr>
+      <w:r>
+        <w:rPr>
+          <w:rFonts w:ascii="Times New Roman" w:hAnsi="Times New Roman"/>
+          <w:b/>
+          <w:sz w:val="24"/>
+        </w:rPr>
+        <w:t>Base Legal: Código de Comercio — Artículo 32</w:t>
+      </w:r>
+    </w:p>
+    <w:p>
+      <w:pPr>
+        <w:spacing w:line="360" w:lineRule="auto" w:after="0" w:before="0"/>
+        <w:ind w:firstLine="709"/>
+        <w:jc w:val="both"/>
+      </w:pPr>
+      <w:r>
+        <w:rPr>
+          <w:rFonts w:ascii="Times New Roman" w:hAnsi="Times New Roman"/>
+          <w:i w:val="0"/>
+          <w:sz w:val="24"/>
+        </w:rPr>
+        <w:t>El Código de Comercio establece obligaciones vinculadas con el orden y claridad de los registros de los comerciantes, aspecto que guarda relación con la necesidad de mantener información organizada y verificable en los procesos administrativos.</w:t>
+      </w:r>
+    </w:p>
+    <w:p>
+      <w:pPr>
+        <w:spacing w:line="240" w:lineRule="auto" w:before="720" w:after="240"/>
+        <w:ind w:left="709" w:right="709"/>
+        <w:jc w:val="both"/>
+      </w:pPr>
+      <w:r>
+        <w:rPr>
+          <w:rFonts w:ascii="Times New Roman" w:hAnsi="Times New Roman"/>
+          <w:sz w:val="24"/>
+        </w:rPr>
+        <w:t>Todo comerciante debe llevar en idioma castellano su contabilidad, la cual comprenderá, obligatoriamente, el libro Diario, el libro Mayor y el de Inventarios. Podrá llevar, además, todos los libros auxiliares que estimara conveniente para el mayor orden y claridad de sus operaciones.</w:t>
+      </w:r>
+      <w:r>
+        <w:rPr>
+          <w:rFonts w:ascii="Times New Roman" w:hAnsi="Times New Roman"/>
+          <w:sz w:val="24"/>
+        </w:rPr>
+        <w:t xml:space="preserve"> (Código de Comercio, 1955, art. 32)</w:t>
+      </w:r>
+    </w:p>
+    <w:p>
+      <w:pPr>
+        <w:spacing w:line="360" w:lineRule="auto" w:after="0" w:before="0"/>
+        <w:ind w:firstLine="709"/>
+        <w:jc w:val="both"/>
+      </w:pPr>
+      <w:r>
+        <w:rPr>
+          <w:rFonts w:ascii="Times New Roman" w:hAnsi="Times New Roman"/>
+          <w:i w:val="0"/>
+          <w:sz w:val="24"/>
+        </w:rPr>
+        <w:t>La relación con la propuesta se encuentra en el principio de orden y claridad de las operaciones mercantiles. Los formatos y mecanismos de seguimiento diseñados para la procura no sustituyen los libros contables exigidos por la ley, pero complementan el control administrativo al organizar la documentación que antecede y acompaña las compras de la empresa.</w:t>
+      </w:r>
+    </w:p>
+    <w:p>
+      <w:pPr>
+        <w:sectPr>
           <w:footerReference w:type="default" r:id="rId33"/>
           <w:type w:val="continuous"/>
           <w:pgSz w:w="12240" w:h="15840"/>
@@ -8299,11 +8686,11 @@
           <w:b/>
           <w:sz w:val="24"/>
         </w:rPr>
-        <w:t>CAPÍTULO III</w:t>
+        <w:t>CAPÍTULO IV</w:t>
       </w:r>
     </w:p>
     <w:p>
-      <w:bookmarkStart w:id="bm_cap3" w:name="bm_cap3"/>
+      <w:bookmarkStart w:id="bm_cap4" w:name="bm_cap4"/>
       <w:pPr>
         <w:spacing w:before="480"/>
         <w:jc w:val="center"/>
@@ -8314,9 +8701,9 @@
           <w:b/>
           <w:sz w:val="24"/>
         </w:rPr>
-        <w:t>MARCO TEÓRICO</w:t>
-      </w:r>
-      <w:bookmarkEnd w:id="bm_cap3"/>
+        <w:t>ACTIVIDADES REALIZADAS</w:t>
+      </w:r>
+      <w:bookmarkEnd w:id="bm_cap4"/>
     </w:p>
     <w:p>
       <w:pPr>
@@ -8331,7 +8718,7 @@
       </w:pPr>
     </w:p>
     <w:p>
-      <w:bookmarkStart w:id="bm_cap3_bases" w:name="bm_cap3_bases"/>
+      <w:bookmarkStart w:id="bm_cap4_desc" w:name="bm_cap4_desc"/>
       <w:pPr>
         <w:spacing w:before="480" w:after="480" w:line="360" w:lineRule="auto"/>
         <w:jc w:val="left"/>
@@ -8342,9 +8729,9 @@
           <w:b/>
           <w:sz w:val="24"/>
         </w:rPr>
-        <w:t>Procura y Gestión de Compras</w:t>
-      </w:r>
-      <w:bookmarkEnd w:id="bm_cap3_bases"/>
+        <w:t>Descripción de Actividades Ejecutadas por Semana</w:t>
+      </w:r>
+      <w:bookmarkEnd w:id="bm_cap4_desc"/>
     </w:p>
     <w:p>
       <w:pPr>
@@ -8358,62 +8745,155 @@
           <w:i w:val="0"/>
           <w:sz w:val="24"/>
         </w:rPr>
-        <w:t>La procura se define como el conjunto de actividades orientadas a la adquisición de bienes, materiales e insumos necesarios para el funcionamiento continuo de una organización. Monterroso (2002) establece que la gestión de abastecimiento eficiente no se limita a la ejecución de compras, sino que abarca la planificación de necesidades, la selección de proveedores, la negociación de condiciones y el control del cumplimiento de los requerimientos en tiempo, calidad y costo.</w:t>
+        <w:t>Durante las diez (10) semanas de práctica profesional se desarrollaron actividades operativas de apoyo a la procura y actividades de diagnóstico, análisis y formulación de la propuesta de simplificación administrativa:</w:t>
       </w:r>
     </w:p>
     <w:p>
       <w:pPr>
-        <w:spacing w:line="360" w:lineRule="auto" w:after="0" w:before="0"/>
+        <w:spacing w:before="480" w:after="480" w:line="360" w:lineRule="auto"/>
+        <w:jc w:val="left"/>
+      </w:pPr>
+      <w:r>
+        <w:rPr>
+          <w:rFonts w:ascii="Times New Roman" w:hAnsi="Times New Roman"/>
+          <w:b/>
+          <w:sz w:val="24"/>
+        </w:rPr>
+        <w:t>Semana 1</w:t>
+      </w:r>
+    </w:p>
+    <w:p>
+      <w:pPr>
+        <w:spacing w:line="360" w:lineRule="auto"/>
         <w:ind w:firstLine="709"/>
         <w:jc w:val="both"/>
       </w:pPr>
       <w:r>
         <w:rPr>
           <w:rFonts w:ascii="Times New Roman" w:hAnsi="Times New Roman"/>
-          <w:i w:val="0"/>
-          <w:sz w:val="24"/>
-        </w:rPr>
-        <w:t>Lo anterior cobra especial relevancia en el contexto de Lubricantes y Equipos Varyna, C.A., donde la procura constituye una función crítica para sostener las operaciones industriales y de campo. Durante el diagnóstico realizado, se pudo constatar que el departamento administrativo no cuenta con un canal formalizado de recepción de requisiciones, lo que impide que el proceso de abastecimiento se desarrolle de forma planificada y controlada tal como lo exige la teoría. En criterio de quien suscribe, esta ausencia de estructura procedimental es la causa raíz de los retrasos identificados, por encima incluso de factores humanos o tecnológicos.</w:t>
+          <w:sz w:val="24"/>
+        </w:rPr>
+        <w:t xml:space="preserve">1. </w:t>
+      </w:r>
+      <w:r>
+        <w:rPr>
+          <w:rFonts w:ascii="Times New Roman" w:hAnsi="Times New Roman"/>
+          <w:b/>
+          <w:sz w:val="24"/>
+        </w:rPr>
+        <w:t xml:space="preserve">Actividad operativa: </w:t>
+      </w:r>
+      <w:r>
+        <w:rPr>
+          <w:rFonts w:ascii="Times New Roman" w:hAnsi="Times New Roman"/>
+          <w:sz w:val="24"/>
+        </w:rPr>
+        <w:t>Inducción institucional, recorrido por las instalaciones, presentación ante el equipo del Departamento Administrativo y familiarización con los procedimientos generales de la empresa y del área de procura.</w:t>
       </w:r>
     </w:p>
     <w:p>
       <w:pPr>
-        <w:spacing w:line="360" w:lineRule="auto" w:after="0" w:before="0"/>
+        <w:spacing w:line="360" w:lineRule="auto"/>
         <w:ind w:firstLine="709"/>
         <w:jc w:val="both"/>
       </w:pPr>
       <w:r>
         <w:rPr>
           <w:rFonts w:ascii="Times New Roman" w:hAnsi="Times New Roman"/>
-          <w:i w:val="0"/>
-          <w:sz w:val="24"/>
-        </w:rPr>
-        <w:t>Comprender la procura desde esta perspectiva teórica es el punto de partida indispensable para cualquier propuesta de mejora, pues permite identificar con precisión en cuáles fases del ciclo se concentran las ineficiencias. Para ello, resulta igualmente necesario examinar el marco administrativo general que debe regir la gestión de cualquier proceso organizacional, tal como se desarrolla en el apartado siguiente.</w:t>
+          <w:sz w:val="24"/>
+        </w:rPr>
+        <w:t xml:space="preserve">2. </w:t>
+      </w:r>
+      <w:r>
+        <w:rPr>
+          <w:rFonts w:ascii="Times New Roman" w:hAnsi="Times New Roman"/>
+          <w:b/>
+          <w:sz w:val="24"/>
+        </w:rPr>
+        <w:t xml:space="preserve">Actividad de investigación: </w:t>
+      </w:r>
+      <w:r>
+        <w:rPr>
+          <w:rFonts w:ascii="Times New Roman" w:hAnsi="Times New Roman"/>
+          <w:sz w:val="24"/>
+        </w:rPr>
+        <w:t>Observación directa del flujo de requisiciones y registro de las primeras situaciones relacionadas con la recepción, seguimiento y control de las solicitudes de compra.</w:t>
       </w:r>
     </w:p>
     <w:p>
       <w:pPr>
-        <w:spacing w:line="240" w:lineRule="auto" w:before="720" w:after="240"/>
-        <w:ind w:left="709" w:right="709"/>
-        <w:jc w:val="both"/>
-      </w:pPr>
-      <w:r>
-        <w:rPr>
-          <w:rFonts w:ascii="Times New Roman" w:hAnsi="Times New Roman"/>
-          <w:sz w:val="24"/>
-        </w:rPr>
-        <w:t>La gestión de compras y abastecimiento comprende un conjunto de actividades que permiten identificar las necesidades de materiales e insumos de la organización, seleccionar adecuadamente a los proveedores, negociar las condiciones de adquisición más convenientes y asegurar que los bienes requeridos lleguen en las cantidades correctas, en el momento oportuno y al menor costo posible, contribuyendo directamente a la eficiencia operativa de la empresa.</w:t>
-      </w:r>
-      <w:r>
-        <w:rPr>
-          <w:rFonts w:ascii="Times New Roman" w:hAnsi="Times New Roman"/>
-          <w:sz w:val="24"/>
-        </w:rPr>
-        <w:t xml:space="preserve"> (Monterroso, 2002, p. 3)</w:t>
+        <w:spacing w:before="480" w:after="480" w:line="360" w:lineRule="auto"/>
+        <w:jc w:val="left"/>
+      </w:pPr>
+      <w:r>
+        <w:rPr>
+          <w:rFonts w:ascii="Times New Roman" w:hAnsi="Times New Roman"/>
+          <w:b/>
+          <w:sz w:val="24"/>
+        </w:rPr>
+        <w:t>Semana 2</w:t>
       </w:r>
     </w:p>
     <w:p>
       <w:pPr>
+        <w:spacing w:line="360" w:lineRule="auto"/>
+        <w:ind w:firstLine="709"/>
+        <w:jc w:val="both"/>
+      </w:pPr>
+      <w:r>
+        <w:rPr>
+          <w:rFonts w:ascii="Times New Roman" w:hAnsi="Times New Roman"/>
+          <w:sz w:val="24"/>
+        </w:rPr>
+        <w:t xml:space="preserve">1. </w:t>
+      </w:r>
+      <w:r>
+        <w:rPr>
+          <w:rFonts w:ascii="Times New Roman" w:hAnsi="Times New Roman"/>
+          <w:b/>
+          <w:sz w:val="24"/>
+        </w:rPr>
+        <w:t xml:space="preserve">Actividad operativa: </w:t>
+      </w:r>
+      <w:r>
+        <w:rPr>
+          <w:rFonts w:ascii="Times New Roman" w:hAnsi="Times New Roman"/>
+          <w:sz w:val="24"/>
+        </w:rPr>
+        <w:t>Apoyo en la recepción, clasificación y registro de solicitudes de compra, además de la familiarización con los expedientes y mecanismos de seguimiento de cotizaciones del departamento.</w:t>
+      </w:r>
+    </w:p>
+    <w:p>
+      <w:pPr>
+        <w:spacing w:line="360" w:lineRule="auto"/>
+        <w:ind w:firstLine="709"/>
+        <w:jc w:val="both"/>
+      </w:pPr>
+      <w:r>
+        <w:rPr>
+          <w:rFonts w:ascii="Times New Roman" w:hAnsi="Times New Roman"/>
+          <w:sz w:val="24"/>
+        </w:rPr>
+        <w:t xml:space="preserve">2. </w:t>
+      </w:r>
+      <w:r>
+        <w:rPr>
+          <w:rFonts w:ascii="Times New Roman" w:hAnsi="Times New Roman"/>
+          <w:b/>
+          <w:sz w:val="24"/>
+        </w:rPr>
+        <w:t xml:space="preserve">Actividad de investigación: </w:t>
+      </w:r>
+      <w:r>
+        <w:rPr>
+          <w:rFonts w:ascii="Times New Roman" w:hAnsi="Times New Roman"/>
+          <w:sz w:val="24"/>
+        </w:rPr>
+        <w:t>Levantamiento del flujo secuencial del proceso de procura mediante observación directa y conversaciones de reconocimiento con el personal encargado.</w:t>
+      </w:r>
+    </w:p>
+    <w:p>
+      <w:pPr>
         <w:spacing w:before="480" w:after="480" w:line="360" w:lineRule="auto"/>
         <w:jc w:val="left"/>
       </w:pPr>
@@ -8423,56 +8903,141 @@
           <w:b/>
           <w:sz w:val="24"/>
         </w:rPr>
-        <w:t>Proceso Administrativo</w:t>
+        <w:t>Semana 3</w:t>
       </w:r>
     </w:p>
     <w:p>
       <w:pPr>
-        <w:spacing w:line="360" w:lineRule="auto" w:after="0" w:before="0"/>
+        <w:spacing w:line="360" w:lineRule="auto"/>
         <w:ind w:firstLine="709"/>
         <w:jc w:val="both"/>
       </w:pPr>
       <w:r>
         <w:rPr>
           <w:rFonts w:ascii="Times New Roman" w:hAnsi="Times New Roman"/>
-          <w:i w:val="0"/>
-          <w:sz w:val="24"/>
-        </w:rPr>
-        <w:t>El proceso administrativo constituye el marco conceptual fundamental que rige el funcionamiento de las organizaciones modernas. Chiavenato (2006) lo describe como el conjunto secuencial e interrelacionado de funciones de planificación, organización, dirección y control, orientadas al logro eficiente de los objetivos organizacionales mediante el uso racional de los recursos disponibles.</w:t>
+          <w:sz w:val="24"/>
+        </w:rPr>
+        <w:t xml:space="preserve">1. </w:t>
+      </w:r>
+      <w:r>
+        <w:rPr>
+          <w:rFonts w:ascii="Times New Roman" w:hAnsi="Times New Roman"/>
+          <w:b/>
+          <w:sz w:val="24"/>
+        </w:rPr>
+        <w:t xml:space="preserve">Actividad operativa: </w:t>
+      </w:r>
+      <w:r>
+        <w:rPr>
+          <w:rFonts w:ascii="Times New Roman" w:hAnsi="Times New Roman"/>
+          <w:sz w:val="24"/>
+        </w:rPr>
+        <w:t>Colaboración en la tramitación de requisiciones, comunicación con proveedores y actualización del registro de cotizaciones en proceso.</w:t>
       </w:r>
     </w:p>
     <w:p>
       <w:pPr>
-        <w:spacing w:line="360" w:lineRule="auto" w:after="0" w:before="0"/>
+        <w:spacing w:line="360" w:lineRule="auto"/>
         <w:ind w:firstLine="709"/>
         <w:jc w:val="both"/>
       </w:pPr>
       <w:r>
         <w:rPr>
           <w:rFonts w:ascii="Times New Roman" w:hAnsi="Times New Roman"/>
-          <w:i w:val="0"/>
-          <w:sz w:val="24"/>
-        </w:rPr>
-        <w:t>Aplicado al contexto de la procura, el proceso administrativo provee la estructura metodológica necesaria para formalizar cada etapa del ciclo de compras. La planificación define las necesidades y tiempos de adquisición; la organización asigna responsabilidades claras a cada actor del proceso; la dirección asegura la ejecución coordinada de las actividades; y el control verifica el cumplimiento de los procedimientos y detecta desviaciones que requieren corrección.</w:t>
+          <w:sz w:val="24"/>
+        </w:rPr>
+        <w:t xml:space="preserve">2. </w:t>
+      </w:r>
+      <w:r>
+        <w:rPr>
+          <w:rFonts w:ascii="Times New Roman" w:hAnsi="Times New Roman"/>
+          <w:b/>
+          <w:sz w:val="24"/>
+        </w:rPr>
+        <w:t xml:space="preserve">Actividad de investigación: </w:t>
+      </w:r>
+      <w:r>
+        <w:rPr>
+          <w:rFonts w:ascii="Times New Roman" w:hAnsi="Times New Roman"/>
+          <w:sz w:val="24"/>
+        </w:rPr>
+        <w:t>Aplicación de una guía de entrevista estructurada al personal relacionado con compras y administración para identificar demoras, duplicidades y dificultades de seguimiento.</w:t>
       </w:r>
     </w:p>
     <w:p>
       <w:pPr>
-        <w:spacing w:line="360" w:lineRule="auto" w:after="0" w:before="0"/>
+        <w:spacing w:before="480" w:after="480" w:line="360" w:lineRule="auto"/>
+        <w:jc w:val="left"/>
+      </w:pPr>
+      <w:r>
+        <w:rPr>
+          <w:rFonts w:ascii="Times New Roman" w:hAnsi="Times New Roman"/>
+          <w:b/>
+          <w:sz w:val="24"/>
+        </w:rPr>
+        <w:t>Semana 4</w:t>
+      </w:r>
+    </w:p>
+    <w:p>
+      <w:pPr>
+        <w:spacing w:line="360" w:lineRule="auto"/>
         <w:ind w:firstLine="709"/>
         <w:jc w:val="both"/>
       </w:pPr>
       <w:r>
         <w:rPr>
           <w:rFonts w:ascii="Times New Roman" w:hAnsi="Times New Roman"/>
-          <w:i w:val="0"/>
-          <w:sz w:val="24"/>
-        </w:rPr>
-        <w:t>Durante la observación directa realizada en Lubricantes y Equipos Varyna, C.A., se evidenció que ninguna de estas cuatro funciones se ejecuta de manera formal dentro del ciclo de compras. Las requisiciones se reciben sin planificación previa, las responsabilidades no están escritas ni asignadas con claridad, y no existe un mecanismo de control que permita detectar en qué fase se detiene cada expediente. Desde la perspectiva de quien elabora este trabajo, la ausencia del proceso administrativo como eje rector es lo que convierte un procedimiento que debería ser simple en una secuencia compleja y propensa a errores. La propuesta de simplificación desarrollada en los capítulos siguientes busca precisamente instaurar estas cuatro funciones de forma explícita dentro del nuevo flujo de procura. Para que dicho control sea efectivo, es necesario además comprender los mecanismos de control interno aplicables específicamente al área de compras, como se expone a continuación.</w:t>
+          <w:sz w:val="24"/>
+        </w:rPr>
+        <w:t xml:space="preserve">1. </w:t>
+      </w:r>
+      <w:r>
+        <w:rPr>
+          <w:rFonts w:ascii="Times New Roman" w:hAnsi="Times New Roman"/>
+          <w:b/>
+          <w:sz w:val="24"/>
+        </w:rPr>
+        <w:t xml:space="preserve">Actividad operativa: </w:t>
+      </w:r>
+      <w:r>
+        <w:rPr>
+          <w:rFonts w:ascii="Times New Roman" w:hAnsi="Times New Roman"/>
+          <w:sz w:val="24"/>
+        </w:rPr>
+        <w:t>Seguimiento de órdenes de compra abiertas, verificación del estatus de cotizaciones pendientes y actualización del registro de proveedores activos.</w:t>
       </w:r>
     </w:p>
     <w:p>
       <w:pPr>
+        <w:spacing w:line="360" w:lineRule="auto"/>
+        <w:ind w:firstLine="709"/>
+        <w:jc w:val="both"/>
+      </w:pPr>
+      <w:r>
+        <w:rPr>
+          <w:rFonts w:ascii="Times New Roman" w:hAnsi="Times New Roman"/>
+          <w:sz w:val="24"/>
+        </w:rPr>
+        <w:t xml:space="preserve">2. </w:t>
+      </w:r>
+      <w:r>
+        <w:rPr>
+          <w:rFonts w:ascii="Times New Roman" w:hAnsi="Times New Roman"/>
+          <w:b/>
+          <w:sz w:val="24"/>
+        </w:rPr>
+        <w:t xml:space="preserve">Actividad de investigación: </w:t>
+      </w:r>
+      <w:r>
+        <w:rPr>
+          <w:rFonts w:ascii="Times New Roman" w:hAnsi="Times New Roman"/>
+          <w:sz w:val="24"/>
+        </w:rPr>
+        <w:t>Revisión de expedientes históricos y análisis de tiempos de respuesta por fase con el propósito de determinar las etapas donde se concentran los mayores retrasos.</w:t>
+      </w:r>
+    </w:p>
+    <w:p>
+      <w:pPr>
         <w:spacing w:before="480" w:after="480" w:line="360" w:lineRule="auto"/>
         <w:jc w:val="left"/>
       </w:pPr>
@@ -8482,56 +9047,141 @@
           <w:b/>
           <w:sz w:val="24"/>
         </w:rPr>
-        <w:t>Control Interno en los Procesos de Compras</w:t>
+        <w:t>Semana 5</w:t>
       </w:r>
     </w:p>
     <w:p>
       <w:pPr>
-        <w:spacing w:line="360" w:lineRule="auto" w:after="0" w:before="0"/>
+        <w:spacing w:line="360" w:lineRule="auto"/>
         <w:ind w:firstLine="709"/>
         <w:jc w:val="both"/>
       </w:pPr>
       <w:r>
         <w:rPr>
           <w:rFonts w:ascii="Times New Roman" w:hAnsi="Times New Roman"/>
-          <w:i w:val="0"/>
-          <w:sz w:val="24"/>
-        </w:rPr>
-        <w:t>El control interno se define como el proceso diseñado e implementado por la dirección de una organización para proporcionar una seguridad razonable sobre la consecución de los objetivos en las categorías de eficiencia operativa, confiabilidad de la información financiera y cumplimiento de las normas aplicables. Mantilla (2005) señala que un sistema de control interno robusto en el área de compras minimiza los riesgos de fraude, duplicidad de pagos y adquisiciones no autorizadas.</w:t>
+          <w:sz w:val="24"/>
+        </w:rPr>
+        <w:t xml:space="preserve">1. </w:t>
+      </w:r>
+      <w:r>
+        <w:rPr>
+          <w:rFonts w:ascii="Times New Roman" w:hAnsi="Times New Roman"/>
+          <w:b/>
+          <w:sz w:val="24"/>
+        </w:rPr>
+        <w:t xml:space="preserve">Actividad operativa: </w:t>
+      </w:r>
+      <w:r>
+        <w:rPr>
+          <w:rFonts w:ascii="Times New Roman" w:hAnsi="Times New Roman"/>
+          <w:sz w:val="24"/>
+        </w:rPr>
+        <w:t>Tramitación de solicitudes de compra, apoyo en cuadros comparativos de cotizaciones y actualización de información de proveedores.</w:t>
       </w:r>
     </w:p>
     <w:p>
       <w:pPr>
-        <w:spacing w:line="360" w:lineRule="auto" w:after="0" w:before="0"/>
+        <w:spacing w:line="360" w:lineRule="auto"/>
         <w:ind w:firstLine="709"/>
         <w:jc w:val="both"/>
       </w:pPr>
       <w:r>
         <w:rPr>
           <w:rFonts w:ascii="Times New Roman" w:hAnsi="Times New Roman"/>
-          <w:i w:val="0"/>
-          <w:sz w:val="24"/>
-        </w:rPr>
-        <w:t>En el proceso de procura de Lubricantes y Equipos Varyna, C.A., el fortalecimiento del control interno implica la definición de niveles de autorización por monto de compra, la implementación de formularios estandarizados de solicitud y la trazabilidad documental de cada expediente desde la requisición hasta la orden de compra cerrada. Estas medidas reducen la discrecionalidad en las decisiones de adquisición y aumentan la transparencia del proceso.</w:t>
+          <w:sz w:val="24"/>
+        </w:rPr>
+        <w:t xml:space="preserve">2. </w:t>
+      </w:r>
+      <w:r>
+        <w:rPr>
+          <w:rFonts w:ascii="Times New Roman" w:hAnsi="Times New Roman"/>
+          <w:b/>
+          <w:sz w:val="24"/>
+        </w:rPr>
+        <w:t xml:space="preserve">Actividad de investigación: </w:t>
+      </w:r>
+      <w:r>
+        <w:rPr>
+          <w:rFonts w:ascii="Times New Roman" w:hAnsi="Times New Roman"/>
+          <w:sz w:val="24"/>
+        </w:rPr>
+        <w:t>Elaboración del diagrama de Ishikawa y jerarquización de las causas asociadas con retrasos, redundancias, falta de estandarización y dificultades de trazabilidad en la procura.</w:t>
       </w:r>
     </w:p>
     <w:p>
       <w:pPr>
-        <w:spacing w:line="360" w:lineRule="auto" w:after="0" w:before="0"/>
+        <w:spacing w:before="480" w:after="480" w:line="360" w:lineRule="auto"/>
+        <w:jc w:val="left"/>
+      </w:pPr>
+      <w:r>
+        <w:rPr>
+          <w:rFonts w:ascii="Times New Roman" w:hAnsi="Times New Roman"/>
+          <w:b/>
+          <w:sz w:val="24"/>
+        </w:rPr>
+        <w:t>Semana 6</w:t>
+      </w:r>
+    </w:p>
+    <w:p>
+      <w:pPr>
+        <w:spacing w:line="360" w:lineRule="auto"/>
         <w:ind w:firstLine="709"/>
         <w:jc w:val="both"/>
       </w:pPr>
       <w:r>
         <w:rPr>
           <w:rFonts w:ascii="Times New Roman" w:hAnsi="Times New Roman"/>
-          <w:i w:val="0"/>
-          <w:sz w:val="24"/>
-        </w:rPr>
-        <w:t>A juicio de quien suscribe, el control interno no debe entenderse como una carga burocrática adicional, sino como la garantía de que cada paso del proceso de compras tiene un propósito definido y un responsable identificable. En Lubricantes y Equipos Varyna, C.A., la inexistencia de niveles de autorización formales ha generado que decisiones de adquisición recaigan de manera discrecional sobre el personal disponible en el momento, sin criterios objetivos ni registros verificables. Incorporar mecanismos de control interno dentro del nuevo procedimiento simplificado no agrega complejidad al proceso, sino que le otorga la transparencia y trazabilidad que actualmente le faltan. Este enfoque de control se articula directamente con la noción de simplificación administrativa que fundamenta la propuesta, concepto que se desarrolla en el siguiente apartado.</w:t>
+          <w:sz w:val="24"/>
+        </w:rPr>
+        <w:t xml:space="preserve">1. </w:t>
+      </w:r>
+      <w:r>
+        <w:rPr>
+          <w:rFonts w:ascii="Times New Roman" w:hAnsi="Times New Roman"/>
+          <w:b/>
+          <w:sz w:val="24"/>
+        </w:rPr>
+        <w:t xml:space="preserve">Actividad operativa: </w:t>
+      </w:r>
+      <w:r>
+        <w:rPr>
+          <w:rFonts w:ascii="Times New Roman" w:hAnsi="Times New Roman"/>
+          <w:sz w:val="24"/>
+        </w:rPr>
+        <w:t>Seguimiento de cotizaciones pendientes de aprobación y actualización de los expedientes de compras activos del período.</w:t>
       </w:r>
     </w:p>
     <w:p>
       <w:pPr>
+        <w:spacing w:line="360" w:lineRule="auto"/>
+        <w:ind w:firstLine="709"/>
+        <w:jc w:val="both"/>
+      </w:pPr>
+      <w:r>
+        <w:rPr>
+          <w:rFonts w:ascii="Times New Roman" w:hAnsi="Times New Roman"/>
+          <w:sz w:val="24"/>
+        </w:rPr>
+        <w:t xml:space="preserve">2. </w:t>
+      </w:r>
+      <w:r>
+        <w:rPr>
+          <w:rFonts w:ascii="Times New Roman" w:hAnsi="Times New Roman"/>
+          <w:b/>
+          <w:sz w:val="24"/>
+        </w:rPr>
+        <w:t xml:space="preserve">Actividad de investigación: </w:t>
+      </w:r>
+      <w:r>
+        <w:rPr>
+          <w:rFonts w:ascii="Times New Roman" w:hAnsi="Times New Roman"/>
+          <w:sz w:val="24"/>
+        </w:rPr>
+        <w:t>Diseño del nuevo flujo simplificado del proceso de procura, definiendo etapas, responsables, puntos de control y tiempos de referencia para el seguimiento administrativo.</w:t>
+      </w:r>
+    </w:p>
+    <w:p>
+      <w:pPr>
         <w:spacing w:before="480" w:after="480" w:line="360" w:lineRule="auto"/>
         <w:jc w:val="left"/>
       </w:pPr>
@@ -8541,56 +9191,141 @@
           <w:b/>
           <w:sz w:val="24"/>
         </w:rPr>
-        <w:t>Simplificación Administrativa de Procesos</w:t>
+        <w:t>Semana 7</w:t>
       </w:r>
     </w:p>
     <w:p>
       <w:pPr>
-        <w:spacing w:line="360" w:lineRule="auto" w:after="0" w:before="0"/>
+        <w:spacing w:line="360" w:lineRule="auto"/>
         <w:ind w:firstLine="709"/>
         <w:jc w:val="both"/>
       </w:pPr>
       <w:r>
         <w:rPr>
           <w:rFonts w:ascii="Times New Roman" w:hAnsi="Times New Roman"/>
-          <w:i w:val="0"/>
-          <w:sz w:val="24"/>
-        </w:rPr>
-        <w:t>La simplificación administrativa consiste en la revisión sistemática y el rediseño de los procedimientos organizacionales con el propósito de eliminar pasos innecesarios, reducir la burocracia interna y facilitar la ejecución ágil de las operaciones. Según Harrington (1993), un proceso simplificado debe ser comprensible para todos los actores involucrados, ejecutable con el menor número de pasos posible y orientado a resultados medibles y verificables.</w:t>
+          <w:sz w:val="24"/>
+        </w:rPr>
+        <w:t xml:space="preserve">1. </w:t>
+      </w:r>
+      <w:r>
+        <w:rPr>
+          <w:rFonts w:ascii="Times New Roman" w:hAnsi="Times New Roman"/>
+          <w:b/>
+          <w:sz w:val="24"/>
+        </w:rPr>
+        <w:t xml:space="preserve">Actividad operativa: </w:t>
+      </w:r>
+      <w:r>
+        <w:rPr>
+          <w:rFonts w:ascii="Times New Roman" w:hAnsi="Times New Roman"/>
+          <w:sz w:val="24"/>
+        </w:rPr>
+        <w:t>Apoyo en el procesamiento de requisiciones y verificación de información necesaria para compras en trámite.</w:t>
       </w:r>
     </w:p>
     <w:p>
       <w:pPr>
-        <w:spacing w:line="360" w:lineRule="auto" w:after="0" w:before="0"/>
+        <w:spacing w:line="360" w:lineRule="auto"/>
         <w:ind w:firstLine="709"/>
         <w:jc w:val="both"/>
       </w:pPr>
       <w:r>
         <w:rPr>
           <w:rFonts w:ascii="Times New Roman" w:hAnsi="Times New Roman"/>
-          <w:i w:val="0"/>
-          <w:sz w:val="24"/>
-        </w:rPr>
-        <w:t>En el ámbito de la administración de compras, la simplificación procedimental se traduce en la reducción de los ciclos de aprobación, la unificación de los formatos de cotización y la clarificación de los roles y responsabilidades de cada actor. El resultado esperado es una disminución verificable de los tiempos de respuesta en la adquisición de insumos y una mayor capacidad de la organización para atender sus necesidades de abastecimiento de forma oportuna y transparente.</w:t>
+          <w:sz w:val="24"/>
+        </w:rPr>
+        <w:t xml:space="preserve">2. </w:t>
+      </w:r>
+      <w:r>
+        <w:rPr>
+          <w:rFonts w:ascii="Times New Roman" w:hAnsi="Times New Roman"/>
+          <w:b/>
+          <w:sz w:val="24"/>
+        </w:rPr>
+        <w:t xml:space="preserve">Actividad de investigación: </w:t>
+      </w:r>
+      <w:r>
+        <w:rPr>
+          <w:rFonts w:ascii="Times New Roman" w:hAnsi="Times New Roman"/>
+          <w:sz w:val="24"/>
+        </w:rPr>
+        <w:t>Diseño de los formatos estandarizados de solicitud de cotización y orden de compra, elaboración de la matriz de autorización por monto y definición de indicadores básicos para el seguimiento del proceso.</w:t>
       </w:r>
     </w:p>
     <w:p>
       <w:pPr>
-        <w:spacing w:line="360" w:lineRule="auto" w:after="0" w:before="0"/>
+        <w:spacing w:before="480" w:after="480" w:line="360" w:lineRule="auto"/>
+        <w:jc w:val="left"/>
+      </w:pPr>
+      <w:r>
+        <w:rPr>
+          <w:rFonts w:ascii="Times New Roman" w:hAnsi="Times New Roman"/>
+          <w:b/>
+          <w:sz w:val="24"/>
+        </w:rPr>
+        <w:t>Semana 8</w:t>
+      </w:r>
+    </w:p>
+    <w:p>
+      <w:pPr>
+        <w:spacing w:line="360" w:lineRule="auto"/>
         <w:ind w:firstLine="709"/>
         <w:jc w:val="both"/>
       </w:pPr>
       <w:r>
         <w:rPr>
           <w:rFonts w:ascii="Times New Roman" w:hAnsi="Times New Roman"/>
-          <w:i w:val="0"/>
-          <w:sz w:val="24"/>
-        </w:rPr>
-        <w:t>Esta definición describe con precisión la situación identificada en Lubricantes y Equipos Varyna, C.A.: un proceso que ha crecido en pasos y actores sin que ninguno de esos añadidos haya sido diseñado intencionalmente, sino como respuesta improvisada a contingencias operativas. Quien elabora este trabajo considera que la simplificación no implica eliminar controles, sino eliminar redundancias; no significa reducir responsabilidades, sino clarificarlas. El nuevo flujo propuesto en el Capítulo V parte de este principio, identificando los pasos estrictamente necesarios para que una requisición se convierta en una orden de compra cerrada sin demoras innecesarias. Para que esta propuesta sea metodológicamente válida dentro del ámbito académico, debe enmarcarse además en la modalidad de investigación correspondiente, la cual se explica en el apartado final de este capítulo.</w:t>
+          <w:sz w:val="24"/>
+        </w:rPr>
+        <w:t xml:space="preserve">1. </w:t>
+      </w:r>
+      <w:r>
+        <w:rPr>
+          <w:rFonts w:ascii="Times New Roman" w:hAnsi="Times New Roman"/>
+          <w:b/>
+          <w:sz w:val="24"/>
+        </w:rPr>
+        <w:t xml:space="preserve">Actividad operativa: </w:t>
+      </w:r>
+      <w:r>
+        <w:rPr>
+          <w:rFonts w:ascii="Times New Roman" w:hAnsi="Times New Roman"/>
+          <w:sz w:val="24"/>
+        </w:rPr>
+        <w:t>Seguimiento de órdenes en proceso y actualización de registros de proveedores y expedientes de adquisiciones.</w:t>
       </w:r>
     </w:p>
     <w:p>
       <w:pPr>
+        <w:spacing w:line="360" w:lineRule="auto"/>
+        <w:ind w:firstLine="709"/>
+        <w:jc w:val="both"/>
+      </w:pPr>
+      <w:r>
+        <w:rPr>
+          <w:rFonts w:ascii="Times New Roman" w:hAnsi="Times New Roman"/>
+          <w:sz w:val="24"/>
+        </w:rPr>
+        <w:t xml:space="preserve">2. </w:t>
+      </w:r>
+      <w:r>
+        <w:rPr>
+          <w:rFonts w:ascii="Times New Roman" w:hAnsi="Times New Roman"/>
+          <w:b/>
+          <w:sz w:val="24"/>
+        </w:rPr>
+        <w:t xml:space="preserve">Actividad de investigación: </w:t>
+      </w:r>
+      <w:r>
+        <w:rPr>
+          <w:rFonts w:ascii="Times New Roman" w:hAnsi="Times New Roman"/>
+          <w:sz w:val="24"/>
+        </w:rPr>
+        <w:t>Redacción de la propuesta de simplificación administrativa integrando el flujo diseñado, los formatos, la matriz de autorización y los mecanismos de seguimiento.</w:t>
+      </w:r>
+    </w:p>
+    <w:p>
+      <w:pPr>
         <w:spacing w:before="480" w:after="480" w:line="360" w:lineRule="auto"/>
         <w:jc w:val="left"/>
       </w:pPr>
@@ -8600,28 +9335,42 @@
           <w:b/>
           <w:sz w:val="24"/>
         </w:rPr>
-        <w:t>Base Legal: Constitución de la República Bolivariana de Venezuela — Artículo 112</w:t>
+        <w:t>Semana 9</w:t>
       </w:r>
     </w:p>
     <w:p>
       <w:pPr>
-        <w:spacing w:line="360" w:lineRule="auto" w:after="0" w:before="0"/>
+        <w:spacing w:line="360" w:lineRule="auto"/>
         <w:ind w:firstLine="709"/>
         <w:jc w:val="both"/>
       </w:pPr>
       <w:r>
         <w:rPr>
           <w:rFonts w:ascii="Times New Roman" w:hAnsi="Times New Roman"/>
-          <w:i w:val="0"/>
-          <w:sz w:val="24"/>
-        </w:rPr>
-        <w:t>Como marco general de la actividad económica privada, la Constitución reconoce la iniciativa empresarial dentro de los límites establecidos por el ordenamiento jurídico.</w:t>
+          <w:sz w:val="24"/>
+        </w:rPr>
+        <w:t xml:space="preserve">1. </w:t>
+      </w:r>
+      <w:r>
+        <w:rPr>
+          <w:rFonts w:ascii="Times New Roman" w:hAnsi="Times New Roman"/>
+          <w:b/>
+          <w:sz w:val="24"/>
+        </w:rPr>
+        <w:t xml:space="preserve">Actividad operativa: </w:t>
+      </w:r>
+      <w:r>
+        <w:rPr>
+          <w:rFonts w:ascii="Times New Roman" w:hAnsi="Times New Roman"/>
+          <w:sz w:val="24"/>
+        </w:rPr>
+        <w:t>Apoyo en el cierre administrativo del ciclo de compras y organización de las órdenes de compra gestionadas durante el período.</w:t>
       </w:r>
     </w:p>
     <w:p>
       <w:pPr>
-        <w:spacing w:line="240" w:lineRule="auto" w:before="720" w:after="240"/>
-        <w:ind w:left="709" w:right="709"/>
+        <w:spacing w:line="360" w:lineRule="auto"/>
+        <w:ind w:firstLine="709"/>
         <w:jc w:val="both"/>
       </w:pPr>
       <w:r>
@@ -8629,94 +9378,94 @@
           <w:rFonts w:ascii="Times New Roman" w:hAnsi="Times New Roman"/>
           <w:sz w:val="24"/>
         </w:rPr>
-        <w:t>Todas las personas pueden dedicarse libremente a la actividad económica de su preferencia, sin más limitaciones que las previstas en esta Constitución y las que establezcan las leyes, por razones de desarrollo humano, seguridad, sanidad, protección del ambiente u otras de interés social. El Estado promoverá la iniciativa privada, garantizando la creación y justa distribución de la riqueza, así como la producción de bienes y servicios que satisfagan las necesidades de la población, la libertad de trabajo, empresa, comercio, industria, sin perjuicio de su facultad para dictar medidas para planificar, racionalizar y regular la economía e impulsar el desarrollo integral del país.</w:t>
-      </w:r>
-      <w:r>
-        <w:rPr>
-          <w:rFonts w:ascii="Times New Roman" w:hAnsi="Times New Roman"/>
-          <w:sz w:val="24"/>
-        </w:rPr>
-        <w:t xml:space="preserve"> (Constitución de la República Bolivariana de Venezuela, 1999, art. 112)</w:t>
+        <w:t xml:space="preserve">2. </w:t>
+      </w:r>
+      <w:r>
+        <w:rPr>
+          <w:rFonts w:ascii="Times New Roman" w:hAnsi="Times New Roman"/>
+          <w:b/>
+          <w:sz w:val="24"/>
+        </w:rPr>
+        <w:t xml:space="preserve">Actividad de investigación: </w:t>
+      </w:r>
+      <w:r>
+        <w:rPr>
+          <w:rFonts w:ascii="Times New Roman" w:hAnsi="Times New Roman"/>
+          <w:sz w:val="24"/>
+        </w:rPr>
+        <w:t>Presentación de la propuesta al tutor industrial, registro de observaciones e incorporación de ajustes al documento final.</w:t>
       </w:r>
     </w:p>
     <w:p>
       <w:pPr>
-        <w:spacing w:line="360" w:lineRule="auto" w:after="0" w:before="0"/>
+        <w:spacing w:before="480" w:after="480" w:line="360" w:lineRule="auto"/>
+        <w:jc w:val="left"/>
+      </w:pPr>
+      <w:r>
+        <w:rPr>
+          <w:rFonts w:ascii="Times New Roman" w:hAnsi="Times New Roman"/>
+          <w:b/>
+          <w:sz w:val="24"/>
+        </w:rPr>
+        <w:t>Semana 10</w:t>
+      </w:r>
+    </w:p>
+    <w:p>
+      <w:pPr>
+        <w:spacing w:line="360" w:lineRule="auto"/>
         <w:ind w:firstLine="709"/>
         <w:jc w:val="both"/>
       </w:pPr>
       <w:r>
         <w:rPr>
           <w:rFonts w:ascii="Times New Roman" w:hAnsi="Times New Roman"/>
-          <w:i w:val="0"/>
-          <w:sz w:val="24"/>
-        </w:rPr>
-        <w:t>El aporte de este artículo al informe es de carácter general: reconoce el ejercicio de la actividad empresarial y permite ubicar la propuesta dentro de la necesidad de organizar racionalmente los procesos internos de una empresa privada. No establece un procedimiento específico de procura, por lo que su función es servir como fundamento constitucional amplio y no como regla operativa de compras.</w:t>
+          <w:sz w:val="24"/>
+        </w:rPr>
+        <w:t xml:space="preserve">1. </w:t>
+      </w:r>
+      <w:r>
+        <w:rPr>
+          <w:rFonts w:ascii="Times New Roman" w:hAnsi="Times New Roman"/>
+          <w:b/>
+          <w:sz w:val="24"/>
+        </w:rPr>
+        <w:t xml:space="preserve">Actividad operativa: </w:t>
+      </w:r>
+      <w:r>
+        <w:rPr>
+          <w:rFonts w:ascii="Times New Roman" w:hAnsi="Times New Roman"/>
+          <w:sz w:val="24"/>
+        </w:rPr>
+        <w:t>Presentación formal de la propuesta ante la gerencia del área y gestión de los recaudos institucionales correspondientes al cierre de las pasantías.</w:t>
       </w:r>
     </w:p>
     <w:p>
       <w:pPr>
-        <w:spacing w:before="480" w:after="480" w:line="360" w:lineRule="auto"/>
-        <w:jc w:val="left"/>
-      </w:pPr>
-      <w:r>
-        <w:rPr>
-          <w:rFonts w:ascii="Times New Roman" w:hAnsi="Times New Roman"/>
-          <w:b/>
-          <w:sz w:val="24"/>
-        </w:rPr>
-        <w:t>Base Legal: Código de Comercio — Artículo 32</w:t>
-      </w:r>
-    </w:p>
-    <w:p>
-      <w:pPr>
-        <w:spacing w:line="360" w:lineRule="auto" w:after="0" w:before="0"/>
+        <w:spacing w:line="360" w:lineRule="auto"/>
         <w:ind w:firstLine="709"/>
         <w:jc w:val="both"/>
       </w:pPr>
       <w:r>
         <w:rPr>
           <w:rFonts w:ascii="Times New Roman" w:hAnsi="Times New Roman"/>
-          <w:i w:val="0"/>
-          <w:sz w:val="24"/>
-        </w:rPr>
-        <w:t>El Código de Comercio establece obligaciones vinculadas con el orden y claridad de los registros de los comerciantes, aspecto que guarda relación con la necesidad de mantener información organizada y verificable en los procesos administrativos.</w:t>
-      </w:r>
-    </w:p>
-    <w:p>
-      <w:pPr>
-        <w:spacing w:line="240" w:lineRule="auto" w:before="720" w:after="240"/>
-        <w:ind w:left="709" w:right="709"/>
-        <w:jc w:val="both"/>
-      </w:pPr>
-      <w:r>
-        <w:rPr>
-          <w:rFonts w:ascii="Times New Roman" w:hAnsi="Times New Roman"/>
-          <w:sz w:val="24"/>
-        </w:rPr>
-        <w:t>Todo comerciante debe llevar en idioma castellano su contabilidad, la cual comprenderá, obligatoriamente, el libro Diario, el libro Mayor y el de Inventarios. Podrá llevar, además, todos los libros auxiliares que estimara conveniente para el mayor orden y claridad de sus operaciones.</w:t>
-      </w:r>
-      <w:r>
-        <w:rPr>
-          <w:rFonts w:ascii="Times New Roman" w:hAnsi="Times New Roman"/>
-          <w:sz w:val="24"/>
-        </w:rPr>
-        <w:t xml:space="preserve"> (Código de Comercio, 1955, art. 32)</w:t>
-      </w:r>
-    </w:p>
-    <w:p>
-      <w:pPr>
-        <w:spacing w:line="360" w:lineRule="auto" w:after="0" w:before="0"/>
-        <w:ind w:firstLine="709"/>
-        <w:jc w:val="both"/>
-      </w:pPr>
-      <w:r>
-        <w:rPr>
-          <w:rFonts w:ascii="Times New Roman" w:hAnsi="Times New Roman"/>
-          <w:i w:val="0"/>
-          <w:sz w:val="24"/>
-        </w:rPr>
-        <w:t>La relación con la propuesta se encuentra en el principio de orden y claridad de las operaciones mercantiles. Los formatos y mecanismos de seguimiento diseñados para la procura no sustituyen los libros contables exigidos por la ley, pero complementan el control administrativo al organizar la documentación que antecede y acompaña las compras de la empresa.</w:t>
+          <w:sz w:val="24"/>
+        </w:rPr>
+        <w:t xml:space="preserve">2. </w:t>
+      </w:r>
+      <w:r>
+        <w:rPr>
+          <w:rFonts w:ascii="Times New Roman" w:hAnsi="Times New Roman"/>
+          <w:b/>
+          <w:sz w:val="24"/>
+        </w:rPr>
+        <w:t xml:space="preserve">Actividad de investigación: </w:t>
+      </w:r>
+      <w:r>
+        <w:rPr>
+          <w:rFonts w:ascii="Times New Roman" w:hAnsi="Times New Roman"/>
+          <w:sz w:val="24"/>
+        </w:rPr>
+        <w:t>Consolidación del informe de pasantías, revisión de la normativa de presentación e incorporación de los anexos y correcciones finales antes de la entrega institucional.</w:t>
       </w:r>
     </w:p>
     <w:p>
@@ -8743,11 +9492,11 @@
           <w:b/>
           <w:sz w:val="24"/>
         </w:rPr>
-        <w:t>CAPÍTULO IV</w:t>
+        <w:t>CAPÍTULO V</w:t>
       </w:r>
     </w:p>
     <w:p>
-      <w:bookmarkStart w:id="bm_cap4" w:name="bm_cap4"/>
+      <w:bookmarkStart w:id="bm_cap5" w:name="bm_cap5"/>
       <w:pPr>
         <w:spacing w:before="480"/>
         <w:jc w:val="center"/>
@@ -8758,9 +9507,9 @@
           <w:b/>
           <w:sz w:val="24"/>
         </w:rPr>
-        <w:t>ACTIVIDADES REALIZADAS</w:t>
-      </w:r>
-      <w:bookmarkEnd w:id="bm_cap4"/>
+        <w:t>CONCLUSIONES Y RECOMENDACIONES</w:t>
+      </w:r>
+      <w:bookmarkEnd w:id="bm_cap5"/>
     </w:p>
     <w:p>
       <w:pPr>
@@ -8775,7 +9524,7 @@
       </w:pPr>
     </w:p>
     <w:p>
-      <w:bookmarkStart w:id="bm_cap4_desc" w:name="bm_cap4_desc"/>
+      <w:bookmarkStart w:id="bm_cap5_concl" w:name="bm_cap5_concl"/>
       <w:pPr>
         <w:spacing w:before="480" w:after="480" w:line="360" w:lineRule="auto"/>
         <w:jc w:val="left"/>
@@ -8786,38 +9535,9 @@
           <w:b/>
           <w:sz w:val="24"/>
         </w:rPr>
-        <w:t>Descripción de Actividades Ejecutadas por Semana</w:t>
-      </w:r>
-      <w:bookmarkEnd w:id="bm_cap4_desc"/>
-    </w:p>
-    <w:p>
-      <w:pPr>
-        <w:spacing w:line="360" w:lineRule="auto" w:after="0" w:before="0"/>
-        <w:ind w:firstLine="709"/>
-        <w:jc w:val="both"/>
-      </w:pPr>
-      <w:r>
-        <w:rPr>
-          <w:rFonts w:ascii="Times New Roman" w:hAnsi="Times New Roman"/>
-          <w:i w:val="0"/>
-          <w:sz w:val="24"/>
-        </w:rPr>
-        <w:t>Durante las diez (10) semanas de práctica profesional se desarrollaron actividades operativas de apoyo a la procura y actividades de diagnóstico, análisis y formulación de la propuesta de simplificación administrativa:</w:t>
-      </w:r>
-    </w:p>
-    <w:p>
-      <w:pPr>
-        <w:spacing w:before="480" w:after="480" w:line="360" w:lineRule="auto"/>
-        <w:jc w:val="left"/>
-      </w:pPr>
-      <w:r>
-        <w:rPr>
-          <w:rFonts w:ascii="Times New Roman" w:hAnsi="Times New Roman"/>
-          <w:b/>
-          <w:sz w:val="24"/>
-        </w:rPr>
-        <w:t>Semana 1</w:t>
-      </w:r>
+        <w:t>Conclusiones</w:t>
+      </w:r>
+      <w:bookmarkEnd w:id="bm_cap5_concl"/>
     </w:p>
     <w:p>
       <w:pPr>
@@ -8835,17 +9555,9 @@
       <w:r>
         <w:rPr>
           <w:rFonts w:ascii="Times New Roman" w:hAnsi="Times New Roman"/>
-          <w:b/>
-          <w:sz w:val="24"/>
-        </w:rPr>
-        <w:t xml:space="preserve">Actividad operativa: </w:t>
-      </w:r>
-      <w:r>
-        <w:rPr>
-          <w:rFonts w:ascii="Times New Roman" w:hAnsi="Times New Roman"/>
-          <w:sz w:val="24"/>
-        </w:rPr>
-        <w:t>Inducción institucional, recorrido por las instalaciones, presentación ante el equipo del Departamento Administrativo y familiarización con los procedimientos generales de la empresa y del área de procura.</w:t>
+          <w:sz w:val="24"/>
+        </w:rPr>
+        <w:t>Se diagnosticó que el proceso de procura presenta un recorrido administrativo susceptible de simplificación, debido a la ausencia de un canal único de recepción de requisiciones y a la dispersión de algunos mecanismos de seguimiento utilizados durante las fases de compra.</w:t>
       </w:r>
     </w:p>
     <w:p>
@@ -8864,31 +9576,9 @@
       <w:r>
         <w:rPr>
           <w:rFonts w:ascii="Times New Roman" w:hAnsi="Times New Roman"/>
-          <w:b/>
-          <w:sz w:val="24"/>
-        </w:rPr>
-        <w:t xml:space="preserve">Actividad de investigación: </w:t>
-      </w:r>
-      <w:r>
-        <w:rPr>
-          <w:rFonts w:ascii="Times New Roman" w:hAnsi="Times New Roman"/>
-          <w:sz w:val="24"/>
-        </w:rPr>
-        <w:t>Observación directa del flujo de requisiciones y registro de las primeras situaciones relacionadas con la recepción, seguimiento y control de las solicitudes de compra.</w:t>
-      </w:r>
-    </w:p>
-    <w:p>
-      <w:pPr>
-        <w:spacing w:before="480" w:after="480" w:line="360" w:lineRule="auto"/>
-        <w:jc w:val="left"/>
-      </w:pPr>
-      <w:r>
-        <w:rPr>
-          <w:rFonts w:ascii="Times New Roman" w:hAnsi="Times New Roman"/>
-          <w:b/>
-          <w:sz w:val="24"/>
-        </w:rPr>
-        <w:t>Semana 2</w:t>
+          <w:sz w:val="24"/>
+        </w:rPr>
+        <w:t>Se identificaron como principales factores de demora la falta de formatos uniformes, la limitada definición de criterios de autorización, el seguimiento manual del estatus de cotizaciones y la inexistencia de indicadores sencillos que permitan valorar el comportamiento del ciclo de adquisición.</w:t>
       </w:r>
     </w:p>
     <w:p>
@@ -8902,23 +9592,31 @@
           <w:rFonts w:ascii="Times New Roman" w:hAnsi="Times New Roman"/>
           <w:sz w:val="24"/>
         </w:rPr>
-        <w:t xml:space="preserve">1. </w:t>
-      </w:r>
+        <w:t xml:space="preserve">3. </w:t>
+      </w:r>
+      <w:r>
+        <w:rPr>
+          <w:rFonts w:ascii="Times New Roman" w:hAnsi="Times New Roman"/>
+          <w:sz w:val="24"/>
+        </w:rPr>
+        <w:t>Se formuló una propuesta de simplificación administrativa que integra un flujo de trabajo con responsables definidos, formatos estandarizados, una matriz de autorización por monto e indicadores de seguimiento, orientados a mejorar la trazabilidad y facilitar el control interno del proceso de procura.</w:t>
+      </w:r>
+    </w:p>
+    <w:p>
+      <w:bookmarkStart w:id="bm_cap5_recom" w:name="bm_cap5_recom"/>
+      <w:pPr>
+        <w:spacing w:before="480" w:after="480" w:line="360" w:lineRule="auto"/>
+        <w:jc w:val="left"/>
+      </w:pPr>
       <w:r>
         <w:rPr>
           <w:rFonts w:ascii="Times New Roman" w:hAnsi="Times New Roman"/>
           <w:b/>
           <w:sz w:val="24"/>
         </w:rPr>
-        <w:t xml:space="preserve">Actividad operativa: </w:t>
-      </w:r>
-      <w:r>
-        <w:rPr>
-          <w:rFonts w:ascii="Times New Roman" w:hAnsi="Times New Roman"/>
-          <w:sz w:val="24"/>
-        </w:rPr>
-        <w:t>Apoyo en la recepción, clasificación y registro de solicitudes de compra, además de la familiarización con los expedientes y mecanismos de seguimiento de cotizaciones del departamento.</w:t>
-      </w:r>
+        <w:t>Recomendaciones</w:t>
+      </w:r>
+      <w:bookmarkEnd w:id="bm_cap5_recom"/>
     </w:p>
     <w:p>
       <w:pPr>
@@ -8931,36 +9629,14 @@
           <w:rFonts w:ascii="Times New Roman" w:hAnsi="Times New Roman"/>
           <w:sz w:val="24"/>
         </w:rPr>
-        <w:t xml:space="preserve">2. </w:t>
-      </w:r>
-      <w:r>
-        <w:rPr>
-          <w:rFonts w:ascii="Times New Roman" w:hAnsi="Times New Roman"/>
-          <w:b/>
-          <w:sz w:val="24"/>
-        </w:rPr>
-        <w:t xml:space="preserve">Actividad de investigación: </w:t>
-      </w:r>
-      <w:r>
-        <w:rPr>
-          <w:rFonts w:ascii="Times New Roman" w:hAnsi="Times New Roman"/>
-          <w:sz w:val="24"/>
-        </w:rPr>
-        <w:t>Levantamiento del flujo secuencial del proceso de procura mediante observación directa y conversaciones de reconocimiento con el personal encargado.</w:t>
-      </w:r>
-    </w:p>
-    <w:p>
-      <w:pPr>
-        <w:spacing w:before="480" w:after="480" w:line="360" w:lineRule="auto"/>
-        <w:jc w:val="left"/>
-      </w:pPr>
-      <w:r>
-        <w:rPr>
-          <w:rFonts w:ascii="Times New Roman" w:hAnsi="Times New Roman"/>
-          <w:b/>
-          <w:sz w:val="24"/>
-        </w:rPr>
-        <w:t>Semana 3</w:t>
+        <w:t xml:space="preserve">1. </w:t>
+      </w:r>
+      <w:r>
+        <w:rPr>
+          <w:rFonts w:ascii="Times New Roman" w:hAnsi="Times New Roman"/>
+          <w:sz w:val="24"/>
+        </w:rPr>
+        <w:t>Implementar la propuesta de manera gradual, iniciando con la formalización del canal de recepción de requisiciones y la utilización uniforme de los formatos diseñados.</w:t>
       </w:r>
     </w:p>
     <w:p>
@@ -8974,22 +9650,14 @@
           <w:rFonts w:ascii="Times New Roman" w:hAnsi="Times New Roman"/>
           <w:sz w:val="24"/>
         </w:rPr>
-        <w:t xml:space="preserve">1. </w:t>
-      </w:r>
-      <w:r>
-        <w:rPr>
-          <w:rFonts w:ascii="Times New Roman" w:hAnsi="Times New Roman"/>
-          <w:b/>
-          <w:sz w:val="24"/>
-        </w:rPr>
-        <w:t xml:space="preserve">Actividad operativa: </w:t>
-      </w:r>
-      <w:r>
-        <w:rPr>
-          <w:rFonts w:ascii="Times New Roman" w:hAnsi="Times New Roman"/>
-          <w:sz w:val="24"/>
-        </w:rPr>
-        <w:t>Colaboración en la tramitación de requisiciones, comunicación con proveedores y actualización del registro de cotizaciones en proceso.</w:t>
+        <w:t xml:space="preserve">2. </w:t>
+      </w:r>
+      <w:r>
+        <w:rPr>
+          <w:rFonts w:ascii="Times New Roman" w:hAnsi="Times New Roman"/>
+          <w:sz w:val="24"/>
+        </w:rPr>
+        <w:t>Socializar el flujo simplificado, los responsables y los criterios de autorización con el personal involucrado en la procura antes de su aplicación general.</w:t>
       </w:r>
     </w:p>
     <w:p>
@@ -9003,36 +9671,14 @@
           <w:rFonts w:ascii="Times New Roman" w:hAnsi="Times New Roman"/>
           <w:sz w:val="24"/>
         </w:rPr>
-        <w:t xml:space="preserve">2. </w:t>
-      </w:r>
-      <w:r>
-        <w:rPr>
-          <w:rFonts w:ascii="Times New Roman" w:hAnsi="Times New Roman"/>
-          <w:b/>
-          <w:sz w:val="24"/>
-        </w:rPr>
-        <w:t xml:space="preserve">Actividad de investigación: </w:t>
-      </w:r>
-      <w:r>
-        <w:rPr>
-          <w:rFonts w:ascii="Times New Roman" w:hAnsi="Times New Roman"/>
-          <w:sz w:val="24"/>
-        </w:rPr>
-        <w:t>Aplicación de una guía de entrevista estructurada al personal relacionado con compras y administración para identificar demoras, duplicidades y dificultades de seguimiento.</w:t>
-      </w:r>
-    </w:p>
-    <w:p>
-      <w:pPr>
-        <w:spacing w:before="480" w:after="480" w:line="360" w:lineRule="auto"/>
-        <w:jc w:val="left"/>
-      </w:pPr>
-      <w:r>
-        <w:rPr>
-          <w:rFonts w:ascii="Times New Roman" w:hAnsi="Times New Roman"/>
-          <w:b/>
-          <w:sz w:val="24"/>
-        </w:rPr>
-        <w:t>Semana 4</w:t>
+        <w:t xml:space="preserve">3. </w:t>
+      </w:r>
+      <w:r>
+        <w:rPr>
+          <w:rFonts w:ascii="Times New Roman" w:hAnsi="Times New Roman"/>
+          <w:sz w:val="24"/>
+        </w:rPr>
+        <w:t>Registrar mensualmente indicadores básicos, como tiempo promedio del ciclo de compra, solicitudes pendientes y requisiciones tramitadas dentro del plazo definido, para valorar los resultados de la simplificación.</w:t>
       </w:r>
     </w:p>
     <w:p>
@@ -9046,483 +9692,14 @@
           <w:rFonts w:ascii="Times New Roman" w:hAnsi="Times New Roman"/>
           <w:sz w:val="24"/>
         </w:rPr>
-        <w:t xml:space="preserve">1. </w:t>
-      </w:r>
-      <w:r>
-        <w:rPr>
-          <w:rFonts w:ascii="Times New Roman" w:hAnsi="Times New Roman"/>
-          <w:b/>
-          <w:sz w:val="24"/>
-        </w:rPr>
-        <w:t xml:space="preserve">Actividad operativa: </w:t>
-      </w:r>
-      <w:r>
-        <w:rPr>
-          <w:rFonts w:ascii="Times New Roman" w:hAnsi="Times New Roman"/>
-          <w:sz w:val="24"/>
-        </w:rPr>
-        <w:t>Seguimiento de órdenes de compra abiertas, verificación del estatus de cotizaciones pendientes y actualización del registro de proveedores activos.</w:t>
-      </w:r>
-    </w:p>
-    <w:p>
-      <w:pPr>
-        <w:spacing w:line="360" w:lineRule="auto"/>
-        <w:ind w:firstLine="709"/>
-        <w:jc w:val="both"/>
-      </w:pPr>
-      <w:r>
-        <w:rPr>
-          <w:rFonts w:ascii="Times New Roman" w:hAnsi="Times New Roman"/>
-          <w:sz w:val="24"/>
-        </w:rPr>
-        <w:t xml:space="preserve">2. </w:t>
-      </w:r>
-      <w:r>
-        <w:rPr>
-          <w:rFonts w:ascii="Times New Roman" w:hAnsi="Times New Roman"/>
-          <w:b/>
-          <w:sz w:val="24"/>
-        </w:rPr>
-        <w:t xml:space="preserve">Actividad de investigación: </w:t>
-      </w:r>
-      <w:r>
-        <w:rPr>
-          <w:rFonts w:ascii="Times New Roman" w:hAnsi="Times New Roman"/>
-          <w:sz w:val="24"/>
-        </w:rPr>
-        <w:t>Revisión de expedientes históricos y análisis de tiempos de respuesta por fase con el propósito de determinar las etapas donde se concentran los mayores retrasos.</w:t>
-      </w:r>
-    </w:p>
-    <w:p>
-      <w:pPr>
-        <w:spacing w:before="480" w:after="480" w:line="360" w:lineRule="auto"/>
-        <w:jc w:val="left"/>
-      </w:pPr>
-      <w:r>
-        <w:rPr>
-          <w:rFonts w:ascii="Times New Roman" w:hAnsi="Times New Roman"/>
-          <w:b/>
-          <w:sz w:val="24"/>
-        </w:rPr>
-        <w:t>Semana 5</w:t>
-      </w:r>
-    </w:p>
-    <w:p>
-      <w:pPr>
-        <w:spacing w:line="360" w:lineRule="auto"/>
-        <w:ind w:firstLine="709"/>
-        <w:jc w:val="both"/>
-      </w:pPr>
-      <w:r>
-        <w:rPr>
-          <w:rFonts w:ascii="Times New Roman" w:hAnsi="Times New Roman"/>
-          <w:sz w:val="24"/>
-        </w:rPr>
-        <w:t xml:space="preserve">1. </w:t>
-      </w:r>
-      <w:r>
-        <w:rPr>
-          <w:rFonts w:ascii="Times New Roman" w:hAnsi="Times New Roman"/>
-          <w:b/>
-          <w:sz w:val="24"/>
-        </w:rPr>
-        <w:t xml:space="preserve">Actividad operativa: </w:t>
-      </w:r>
-      <w:r>
-        <w:rPr>
-          <w:rFonts w:ascii="Times New Roman" w:hAnsi="Times New Roman"/>
-          <w:sz w:val="24"/>
-        </w:rPr>
-        <w:t>Tramitación de solicitudes de compra, apoyo en cuadros comparativos de cotizaciones y actualización de información de proveedores.</w:t>
-      </w:r>
-    </w:p>
-    <w:p>
-      <w:pPr>
-        <w:spacing w:line="360" w:lineRule="auto"/>
-        <w:ind w:firstLine="709"/>
-        <w:jc w:val="both"/>
-      </w:pPr>
-      <w:r>
-        <w:rPr>
-          <w:rFonts w:ascii="Times New Roman" w:hAnsi="Times New Roman"/>
-          <w:sz w:val="24"/>
-        </w:rPr>
-        <w:t xml:space="preserve">2. </w:t>
-      </w:r>
-      <w:r>
-        <w:rPr>
-          <w:rFonts w:ascii="Times New Roman" w:hAnsi="Times New Roman"/>
-          <w:b/>
-          <w:sz w:val="24"/>
-        </w:rPr>
-        <w:t xml:space="preserve">Actividad de investigación: </w:t>
-      </w:r>
-      <w:r>
-        <w:rPr>
-          <w:rFonts w:ascii="Times New Roman" w:hAnsi="Times New Roman"/>
-          <w:sz w:val="24"/>
-        </w:rPr>
-        <w:t>Elaboración del diagrama de Ishikawa y jerarquización de las causas asociadas con retrasos, redundancias, falta de estandarización y dificultades de trazabilidad en la procura.</w:t>
-      </w:r>
-    </w:p>
-    <w:p>
-      <w:pPr>
-        <w:spacing w:before="480" w:after="480" w:line="360" w:lineRule="auto"/>
-        <w:jc w:val="left"/>
-      </w:pPr>
-      <w:r>
-        <w:rPr>
-          <w:rFonts w:ascii="Times New Roman" w:hAnsi="Times New Roman"/>
-          <w:b/>
-          <w:sz w:val="24"/>
-        </w:rPr>
-        <w:t>Semana 6</w:t>
-      </w:r>
-    </w:p>
-    <w:p>
-      <w:pPr>
-        <w:spacing w:line="360" w:lineRule="auto"/>
-        <w:ind w:firstLine="709"/>
-        <w:jc w:val="both"/>
-      </w:pPr>
-      <w:r>
-        <w:rPr>
-          <w:rFonts w:ascii="Times New Roman" w:hAnsi="Times New Roman"/>
-          <w:sz w:val="24"/>
-        </w:rPr>
-        <w:t xml:space="preserve">1. </w:t>
-      </w:r>
-      <w:r>
-        <w:rPr>
-          <w:rFonts w:ascii="Times New Roman" w:hAnsi="Times New Roman"/>
-          <w:b/>
-          <w:sz w:val="24"/>
-        </w:rPr>
-        <w:t xml:space="preserve">Actividad operativa: </w:t>
-      </w:r>
-      <w:r>
-        <w:rPr>
-          <w:rFonts w:ascii="Times New Roman" w:hAnsi="Times New Roman"/>
-          <w:sz w:val="24"/>
-        </w:rPr>
-        <w:t>Seguimiento de cotizaciones pendientes de aprobación y actualización de los expedientes de compras activos del período.</w:t>
-      </w:r>
-    </w:p>
-    <w:p>
-      <w:pPr>
-        <w:spacing w:line="360" w:lineRule="auto"/>
-        <w:ind w:firstLine="709"/>
-        <w:jc w:val="both"/>
-      </w:pPr>
-      <w:r>
-        <w:rPr>
-          <w:rFonts w:ascii="Times New Roman" w:hAnsi="Times New Roman"/>
-          <w:sz w:val="24"/>
-        </w:rPr>
-        <w:t xml:space="preserve">2. </w:t>
-      </w:r>
-      <w:r>
-        <w:rPr>
-          <w:rFonts w:ascii="Times New Roman" w:hAnsi="Times New Roman"/>
-          <w:b/>
-          <w:sz w:val="24"/>
-        </w:rPr>
-        <w:t xml:space="preserve">Actividad de investigación: </w:t>
-      </w:r>
-      <w:r>
-        <w:rPr>
-          <w:rFonts w:ascii="Times New Roman" w:hAnsi="Times New Roman"/>
-          <w:sz w:val="24"/>
-        </w:rPr>
-        <w:t>Diseño del nuevo flujo simplificado del proceso de procura, definiendo etapas, responsables, puntos de control y tiempos de referencia para el seguimiento administrativo.</w:t>
-      </w:r>
-    </w:p>
-    <w:p>
-      <w:pPr>
-        <w:spacing w:before="480" w:after="480" w:line="360" w:lineRule="auto"/>
-        <w:jc w:val="left"/>
-      </w:pPr>
-      <w:r>
-        <w:rPr>
-          <w:rFonts w:ascii="Times New Roman" w:hAnsi="Times New Roman"/>
-          <w:b/>
-          <w:sz w:val="24"/>
-        </w:rPr>
-        <w:t>Semana 7</w:t>
-      </w:r>
-    </w:p>
-    <w:p>
-      <w:pPr>
-        <w:spacing w:line="360" w:lineRule="auto"/>
-        <w:ind w:firstLine="709"/>
-        <w:jc w:val="both"/>
-      </w:pPr>
-      <w:r>
-        <w:rPr>
-          <w:rFonts w:ascii="Times New Roman" w:hAnsi="Times New Roman"/>
-          <w:sz w:val="24"/>
-        </w:rPr>
-        <w:t xml:space="preserve">1. </w:t>
-      </w:r>
-      <w:r>
-        <w:rPr>
-          <w:rFonts w:ascii="Times New Roman" w:hAnsi="Times New Roman"/>
-          <w:b/>
-          <w:sz w:val="24"/>
-        </w:rPr>
-        <w:t xml:space="preserve">Actividad operativa: </w:t>
-      </w:r>
-      <w:r>
-        <w:rPr>
-          <w:rFonts w:ascii="Times New Roman" w:hAnsi="Times New Roman"/>
-          <w:sz w:val="24"/>
-        </w:rPr>
-        <w:t>Apoyo en el procesamiento de requisiciones y verificación de información necesaria para compras en trámite.</w:t>
-      </w:r>
-    </w:p>
-    <w:p>
-      <w:pPr>
-        <w:spacing w:line="360" w:lineRule="auto"/>
-        <w:ind w:firstLine="709"/>
-        <w:jc w:val="both"/>
-      </w:pPr>
-      <w:r>
-        <w:rPr>
-          <w:rFonts w:ascii="Times New Roman" w:hAnsi="Times New Roman"/>
-          <w:sz w:val="24"/>
-        </w:rPr>
-        <w:t xml:space="preserve">2. </w:t>
-      </w:r>
-      <w:r>
-        <w:rPr>
-          <w:rFonts w:ascii="Times New Roman" w:hAnsi="Times New Roman"/>
-          <w:b/>
-          <w:sz w:val="24"/>
-        </w:rPr>
-        <w:t xml:space="preserve">Actividad de investigación: </w:t>
-      </w:r>
-      <w:r>
-        <w:rPr>
-          <w:rFonts w:ascii="Times New Roman" w:hAnsi="Times New Roman"/>
-          <w:sz w:val="24"/>
-        </w:rPr>
-        <w:t>Diseño de los formatos estandarizados de solicitud de cotización y orden de compra, elaboración de la matriz de autorización por monto y definición de indicadores básicos para el seguimiento del proceso.</w:t>
-      </w:r>
-    </w:p>
-    <w:p>
-      <w:pPr>
-        <w:spacing w:before="480" w:after="480" w:line="360" w:lineRule="auto"/>
-        <w:jc w:val="left"/>
-      </w:pPr>
-      <w:r>
-        <w:rPr>
-          <w:rFonts w:ascii="Times New Roman" w:hAnsi="Times New Roman"/>
-          <w:b/>
-          <w:sz w:val="24"/>
-        </w:rPr>
-        <w:t>Semana 8</w:t>
-      </w:r>
-    </w:p>
-    <w:p>
-      <w:pPr>
-        <w:spacing w:line="360" w:lineRule="auto"/>
-        <w:ind w:firstLine="709"/>
-        <w:jc w:val="both"/>
-      </w:pPr>
-      <w:r>
-        <w:rPr>
-          <w:rFonts w:ascii="Times New Roman" w:hAnsi="Times New Roman"/>
-          <w:sz w:val="24"/>
-        </w:rPr>
-        <w:t xml:space="preserve">1. </w:t>
-      </w:r>
-      <w:r>
-        <w:rPr>
-          <w:rFonts w:ascii="Times New Roman" w:hAnsi="Times New Roman"/>
-          <w:b/>
-          <w:sz w:val="24"/>
-        </w:rPr>
-        <w:t xml:space="preserve">Actividad operativa: </w:t>
-      </w:r>
-      <w:r>
-        <w:rPr>
-          <w:rFonts w:ascii="Times New Roman" w:hAnsi="Times New Roman"/>
-          <w:sz w:val="24"/>
-        </w:rPr>
-        <w:t>Seguimiento de órdenes en proceso y actualización de registros de proveedores y expedientes de adquisiciones.</w:t>
-      </w:r>
-    </w:p>
-    <w:p>
-      <w:pPr>
-        <w:spacing w:line="360" w:lineRule="auto"/>
-        <w:ind w:firstLine="709"/>
-        <w:jc w:val="both"/>
-      </w:pPr>
-      <w:r>
-        <w:rPr>
-          <w:rFonts w:ascii="Times New Roman" w:hAnsi="Times New Roman"/>
-          <w:sz w:val="24"/>
-        </w:rPr>
-        <w:t xml:space="preserve">2. </w:t>
-      </w:r>
-      <w:r>
-        <w:rPr>
-          <w:rFonts w:ascii="Times New Roman" w:hAnsi="Times New Roman"/>
-          <w:b/>
-          <w:sz w:val="24"/>
-        </w:rPr>
-        <w:t xml:space="preserve">Actividad de investigación: </w:t>
-      </w:r>
-      <w:r>
-        <w:rPr>
-          <w:rFonts w:ascii="Times New Roman" w:hAnsi="Times New Roman"/>
-          <w:sz w:val="24"/>
-        </w:rPr>
-        <w:t>Redacción de la propuesta de simplificación administrativa integrando el flujo diseñado, los formatos, la matriz de autorización y los mecanismos de seguimiento.</w:t>
-      </w:r>
-    </w:p>
-    <w:p>
-      <w:pPr>
-        <w:spacing w:before="480" w:after="480" w:line="360" w:lineRule="auto"/>
-        <w:jc w:val="left"/>
-      </w:pPr>
-      <w:r>
-        <w:rPr>
-          <w:rFonts w:ascii="Times New Roman" w:hAnsi="Times New Roman"/>
-          <w:b/>
-          <w:sz w:val="24"/>
-        </w:rPr>
-        <w:t>Semana 9</w:t>
-      </w:r>
-    </w:p>
-    <w:p>
-      <w:pPr>
-        <w:spacing w:line="360" w:lineRule="auto"/>
-        <w:ind w:firstLine="709"/>
-        <w:jc w:val="both"/>
-      </w:pPr>
-      <w:r>
-        <w:rPr>
-          <w:rFonts w:ascii="Times New Roman" w:hAnsi="Times New Roman"/>
-          <w:sz w:val="24"/>
-        </w:rPr>
-        <w:t xml:space="preserve">1. </w:t>
-      </w:r>
-      <w:r>
-        <w:rPr>
-          <w:rFonts w:ascii="Times New Roman" w:hAnsi="Times New Roman"/>
-          <w:b/>
-          <w:sz w:val="24"/>
-        </w:rPr>
-        <w:t xml:space="preserve">Actividad operativa: </w:t>
-      </w:r>
-      <w:r>
-        <w:rPr>
-          <w:rFonts w:ascii="Times New Roman" w:hAnsi="Times New Roman"/>
-          <w:sz w:val="24"/>
-        </w:rPr>
-        <w:t>Apoyo en el cierre administrativo del ciclo de compras y organización de las órdenes de compra gestionadas durante el período.</w:t>
-      </w:r>
-    </w:p>
-    <w:p>
-      <w:pPr>
-        <w:spacing w:line="360" w:lineRule="auto"/>
-        <w:ind w:firstLine="709"/>
-        <w:jc w:val="both"/>
-      </w:pPr>
-      <w:r>
-        <w:rPr>
-          <w:rFonts w:ascii="Times New Roman" w:hAnsi="Times New Roman"/>
-          <w:sz w:val="24"/>
-        </w:rPr>
-        <w:t xml:space="preserve">2. </w:t>
-      </w:r>
-      <w:r>
-        <w:rPr>
-          <w:rFonts w:ascii="Times New Roman" w:hAnsi="Times New Roman"/>
-          <w:b/>
-          <w:sz w:val="24"/>
-        </w:rPr>
-        <w:t xml:space="preserve">Actividad de investigación: </w:t>
-      </w:r>
-      <w:r>
-        <w:rPr>
-          <w:rFonts w:ascii="Times New Roman" w:hAnsi="Times New Roman"/>
-          <w:sz w:val="24"/>
-        </w:rPr>
-        <w:t>Presentación de la propuesta al tutor industrial, registro de observaciones e incorporación de ajustes al documento final.</w:t>
-      </w:r>
-    </w:p>
-    <w:p>
-      <w:pPr>
-        <w:spacing w:before="480" w:after="480" w:line="360" w:lineRule="auto"/>
-        <w:jc w:val="left"/>
-      </w:pPr>
-      <w:r>
-        <w:rPr>
-          <w:rFonts w:ascii="Times New Roman" w:hAnsi="Times New Roman"/>
-          <w:b/>
-          <w:sz w:val="24"/>
-        </w:rPr>
-        <w:t>Semana 10</w:t>
-      </w:r>
-    </w:p>
-    <w:p>
-      <w:pPr>
-        <w:spacing w:line="360" w:lineRule="auto"/>
-        <w:ind w:firstLine="709"/>
-        <w:jc w:val="both"/>
-      </w:pPr>
-      <w:r>
-        <w:rPr>
-          <w:rFonts w:ascii="Times New Roman" w:hAnsi="Times New Roman"/>
-          <w:sz w:val="24"/>
-        </w:rPr>
-        <w:t xml:space="preserve">1. </w:t>
-      </w:r>
-      <w:r>
-        <w:rPr>
-          <w:rFonts w:ascii="Times New Roman" w:hAnsi="Times New Roman"/>
-          <w:b/>
-          <w:sz w:val="24"/>
-        </w:rPr>
-        <w:t xml:space="preserve">Actividad operativa: </w:t>
-      </w:r>
-      <w:r>
-        <w:rPr>
-          <w:rFonts w:ascii="Times New Roman" w:hAnsi="Times New Roman"/>
-          <w:sz w:val="24"/>
-        </w:rPr>
-        <w:t>Presentación formal de la propuesta ante la gerencia del área y gestión de los recaudos institucionales correspondientes al cierre de las pasantías.</w:t>
-      </w:r>
-    </w:p>
-    <w:p>
-      <w:pPr>
-        <w:spacing w:line="360" w:lineRule="auto"/>
-        <w:ind w:firstLine="709"/>
-        <w:jc w:val="both"/>
-      </w:pPr>
-      <w:r>
-        <w:rPr>
-          <w:rFonts w:ascii="Times New Roman" w:hAnsi="Times New Roman"/>
-          <w:sz w:val="24"/>
-        </w:rPr>
-        <w:t xml:space="preserve">2. </w:t>
-      </w:r>
-      <w:r>
-        <w:rPr>
-          <w:rFonts w:ascii="Times New Roman" w:hAnsi="Times New Roman"/>
-          <w:b/>
-          <w:sz w:val="24"/>
-        </w:rPr>
-        <w:t xml:space="preserve">Actividad de investigación: </w:t>
-      </w:r>
-      <w:r>
-        <w:rPr>
-          <w:rFonts w:ascii="Times New Roman" w:hAnsi="Times New Roman"/>
-          <w:sz w:val="24"/>
-        </w:rPr>
-        <w:t>Consolidación del informe de pasantías, revisión de la normativa de presentación e incorporación de los anexos y correcciones finales antes de la entrega institucional.</w:t>
+        <w:t xml:space="preserve">4. </w:t>
+      </w:r>
+      <w:r>
+        <w:rPr>
+          <w:rFonts w:ascii="Times New Roman" w:hAnsi="Times New Roman"/>
+          <w:sz w:val="24"/>
+        </w:rPr>
+        <w:t>Revisar periódicamente el procedimiento y los formatos con el personal del Departamento Administrativo, incorporando ajustes cuando cambien las necesidades operativas de la empresa.</w:t>
       </w:r>
     </w:p>
     <w:p>
@@ -9539,6 +9716,7 @@
       </w:pPr>
     </w:p>
     <w:p>
+      <w:bookmarkStart w:id="bm_referencias" w:name="bm_referencias"/>
       <w:pPr>
         <w:spacing w:before="1140" w:after="480"/>
         <w:jc w:val="center"/>
@@ -9549,24 +9727,9 @@
           <w:b/>
           <w:sz w:val="24"/>
         </w:rPr>
-        <w:t>CAPÍTULO V</w:t>
-      </w:r>
-    </w:p>
-    <w:p>
-      <w:bookmarkStart w:id="bm_cap5" w:name="bm_cap5"/>
-      <w:pPr>
-        <w:spacing w:before="480"/>
-        <w:jc w:val="center"/>
-      </w:pPr>
-      <w:r>
-        <w:rPr>
-          <w:rFonts w:ascii="Times New Roman" w:hAnsi="Times New Roman"/>
-          <w:b/>
-          <w:sz w:val="24"/>
-        </w:rPr>
-        <w:t>CONCLUSIONES Y RECOMENDACIONES</w:t>
-      </w:r>
-      <w:bookmarkEnd w:id="bm_cap5"/>
+        <w:t>REFERENCIAS</w:t>
+      </w:r>
+      <w:bookmarkEnd w:id="bm_referencias"/>
     </w:p>
     <w:p>
       <w:pPr>
@@ -9581,25 +9744,14 @@
       </w:pPr>
     </w:p>
     <w:p>
-      <w:bookmarkStart w:id="bm_cap5_concl" w:name="bm_cap5_concl"/>
-      <w:pPr>
-        <w:spacing w:before="480" w:after="480" w:line="360" w:lineRule="auto"/>
-        <w:jc w:val="left"/>
-      </w:pPr>
-      <w:r>
-        <w:rPr>
-          <w:rFonts w:ascii="Times New Roman" w:hAnsi="Times New Roman"/>
-          <w:b/>
-          <w:sz w:val="24"/>
-        </w:rPr>
-        <w:t>Conclusiones</w:t>
-      </w:r>
-      <w:bookmarkEnd w:id="bm_cap5_concl"/>
+      <w:pPr>
+        <w:spacing w:before="480" w:after="0"/>
+      </w:pPr>
     </w:p>
     <w:p>
       <w:pPr>
-        <w:spacing w:line="360" w:lineRule="auto"/>
-        <w:ind w:firstLine="709"/>
+        <w:spacing w:line="240" w:lineRule="auto" w:after="480" w:before="0"/>
+        <w:ind w:left="425" w:hanging="425"/>
         <w:jc w:val="both"/>
       </w:pPr>
       <w:r>
@@ -9607,20 +9759,13 @@
           <w:rFonts w:ascii="Times New Roman" w:hAnsi="Times New Roman"/>
           <w:sz w:val="24"/>
         </w:rPr>
-        <w:t xml:space="preserve">1. </w:t>
-      </w:r>
-      <w:r>
-        <w:rPr>
-          <w:rFonts w:ascii="Times New Roman" w:hAnsi="Times New Roman"/>
-          <w:sz w:val="24"/>
-        </w:rPr>
-        <w:t>Se diagnosticó que el proceso de procura presenta un recorrido administrativo susceptible de simplificación, debido a la ausencia de un canal único de recepción de requisiciones y a la dispersión de algunos mecanismos de seguimiento utilizados durante las fases de compra.</w:t>
+        <w:t>Arias, F. (2012). El proyecto de investigación: Introducción a la metodología científica (6ta ed.). Episteme, Venezuela.</w:t>
       </w:r>
     </w:p>
     <w:p>
       <w:pPr>
-        <w:spacing w:line="360" w:lineRule="auto"/>
-        <w:ind w:firstLine="709"/>
+        <w:spacing w:line="240" w:lineRule="auto" w:after="480" w:before="0"/>
+        <w:ind w:left="425" w:hanging="425"/>
         <w:jc w:val="both"/>
       </w:pPr>
       <w:r>
@@ -9628,20 +9773,13 @@
           <w:rFonts w:ascii="Times New Roman" w:hAnsi="Times New Roman"/>
           <w:sz w:val="24"/>
         </w:rPr>
-        <w:t xml:space="preserve">2. </w:t>
-      </w:r>
-      <w:r>
-        <w:rPr>
-          <w:rFonts w:ascii="Times New Roman" w:hAnsi="Times New Roman"/>
-          <w:sz w:val="24"/>
-        </w:rPr>
-        <w:t>Se identificaron como principales factores de demora la falta de formatos uniformes, la limitada definición de criterios de autorización, el seguimiento manual del estatus de cotizaciones y la inexistencia de indicadores sencillos que permitan valorar el comportamiento del ciclo de adquisición.</w:t>
+        <w:t>Asamblea Nacional Constituyente. (1999). Constitución de la República Bolivariana de Venezuela. Gaceta Oficial de la República Bolivariana de Venezuela.</w:t>
       </w:r>
     </w:p>
     <w:p>
       <w:pPr>
-        <w:spacing w:line="360" w:lineRule="auto"/>
-        <w:ind w:firstLine="709"/>
+        <w:spacing w:line="240" w:lineRule="auto" w:after="480" w:before="0"/>
+        <w:ind w:left="425" w:hanging="425"/>
         <w:jc w:val="both"/>
       </w:pPr>
       <w:r>
@@ -9649,36 +9787,27 @@
           <w:rFonts w:ascii="Times New Roman" w:hAnsi="Times New Roman"/>
           <w:sz w:val="24"/>
         </w:rPr>
-        <w:t xml:space="preserve">3. </w:t>
-      </w:r>
-      <w:r>
-        <w:rPr>
-          <w:rFonts w:ascii="Times New Roman" w:hAnsi="Times New Roman"/>
-          <w:sz w:val="24"/>
-        </w:rPr>
-        <w:t>Se formuló una propuesta de simplificación administrativa que integra un flujo de trabajo con responsables definidos, formatos estandarizados, una matriz de autorización por monto e indicadores de seguimiento, orientados a mejorar la trazabilidad y facilitar el control interno del proceso de procura.</w:t>
+        <w:t>Chiavenato, I. (2006). Introducción a la teoría general de la administración (7ma ed.). McGraw-Hill, México.</w:t>
       </w:r>
     </w:p>
     <w:p>
-      <w:bookmarkStart w:id="bm_cap5_recom" w:name="bm_cap5_recom"/>
-      <w:pPr>
-        <w:spacing w:before="480" w:after="480" w:line="360" w:lineRule="auto"/>
-        <w:jc w:val="left"/>
-      </w:pPr>
-      <w:r>
-        <w:rPr>
-          <w:rFonts w:ascii="Times New Roman" w:hAnsi="Times New Roman"/>
-          <w:b/>
-          <w:sz w:val="24"/>
-        </w:rPr>
-        <w:t>Recomendaciones</w:t>
-      </w:r>
-      <w:bookmarkEnd w:id="bm_cap5_recom"/>
+      <w:pPr>
+        <w:spacing w:line="240" w:lineRule="auto" w:after="480" w:before="0"/>
+        <w:ind w:left="425" w:hanging="425"/>
+        <w:jc w:val="both"/>
+      </w:pPr>
+      <w:r>
+        <w:rPr>
+          <w:rFonts w:ascii="Times New Roman" w:hAnsi="Times New Roman"/>
+          <w:sz w:val="24"/>
+        </w:rPr>
+        <w:t>Congreso de la República de Venezuela. (1955). Código de Comercio. Gaceta Oficial Extraordinaria N.º 475.</w:t>
+      </w:r>
     </w:p>
     <w:p>
       <w:pPr>
-        <w:spacing w:line="360" w:lineRule="auto"/>
-        <w:ind w:firstLine="709"/>
+        <w:spacing w:line="240" w:lineRule="auto" w:after="480" w:before="0"/>
+        <w:ind w:left="425" w:hanging="425"/>
         <w:jc w:val="both"/>
       </w:pPr>
       <w:r>
@@ -9686,20 +9815,13 @@
           <w:rFonts w:ascii="Times New Roman" w:hAnsi="Times New Roman"/>
           <w:sz w:val="24"/>
         </w:rPr>
-        <w:t xml:space="preserve">1. </w:t>
-      </w:r>
-      <w:r>
-        <w:rPr>
-          <w:rFonts w:ascii="Times New Roman" w:hAnsi="Times New Roman"/>
-          <w:sz w:val="24"/>
-        </w:rPr>
-        <w:t>Implementar la propuesta de manera gradual, iniciando con la formalización del canal de recepción de requisiciones y la utilización uniforme de los formatos diseñados.</w:t>
+        <w:t>Harrington, H. J. (1993). Mejoramiento de los procesos de la empresa. McGraw-Hill, Colombia.</w:t>
       </w:r>
     </w:p>
     <w:p>
       <w:pPr>
-        <w:spacing w:line="360" w:lineRule="auto"/>
-        <w:ind w:firstLine="709"/>
+        <w:spacing w:line="240" w:lineRule="auto" w:after="480" w:before="0"/>
+        <w:ind w:left="425" w:hanging="425"/>
         <w:jc w:val="both"/>
       </w:pPr>
       <w:r>
@@ -9707,20 +9829,13 @@
           <w:rFonts w:ascii="Times New Roman" w:hAnsi="Times New Roman"/>
           <w:sz w:val="24"/>
         </w:rPr>
-        <w:t xml:space="preserve">2. </w:t>
-      </w:r>
-      <w:r>
-        <w:rPr>
-          <w:rFonts w:ascii="Times New Roman" w:hAnsi="Times New Roman"/>
-          <w:sz w:val="24"/>
-        </w:rPr>
-        <w:t>Socializar el flujo simplificado, los responsables y los criterios de autorización con el personal involucrado en la procura antes de su aplicación general.</w:t>
+        <w:t>Mantilla, S. (2005). Control interno: Informe COSO (4ta ed.). Ecoe Ediciones, Colombia.</w:t>
       </w:r>
     </w:p>
     <w:p>
       <w:pPr>
-        <w:spacing w:line="360" w:lineRule="auto"/>
-        <w:ind w:firstLine="709"/>
+        <w:spacing w:line="240" w:lineRule="auto" w:after="480" w:before="0"/>
+        <w:ind w:left="425" w:hanging="425"/>
         <w:jc w:val="both"/>
       </w:pPr>
       <w:r>
@@ -9728,35 +9843,7 @@
           <w:rFonts w:ascii="Times New Roman" w:hAnsi="Times New Roman"/>
           <w:sz w:val="24"/>
         </w:rPr>
-        <w:t xml:space="preserve">3. </w:t>
-      </w:r>
-      <w:r>
-        <w:rPr>
-          <w:rFonts w:ascii="Times New Roman" w:hAnsi="Times New Roman"/>
-          <w:sz w:val="24"/>
-        </w:rPr>
-        <w:t>Registrar mensualmente indicadores básicos, como tiempo promedio del ciclo de compra, solicitudes pendientes y requisiciones tramitadas dentro del plazo definido, para valorar los resultados de la simplificación.</w:t>
-      </w:r>
-    </w:p>
-    <w:p>
-      <w:pPr>
-        <w:spacing w:line="360" w:lineRule="auto"/>
-        <w:ind w:firstLine="709"/>
-        <w:jc w:val="both"/>
-      </w:pPr>
-      <w:r>
-        <w:rPr>
-          <w:rFonts w:ascii="Times New Roman" w:hAnsi="Times New Roman"/>
-          <w:sz w:val="24"/>
-        </w:rPr>
-        <w:t xml:space="preserve">4. </w:t>
-      </w:r>
-      <w:r>
-        <w:rPr>
-          <w:rFonts w:ascii="Times New Roman" w:hAnsi="Times New Roman"/>
-          <w:sz w:val="24"/>
-        </w:rPr>
-        <w:t>Revisar periódicamente el procedimiento y los formatos con el personal del Departamento Administrativo, incorporando ajustes cuando cambien las necesidades operativas de la empresa.</w:t>
+        <w:t>Monterroso, E. (2002). El proceso de abastecimiento: El aprovisionamiento. Universidad Nacional de Luján, Argentina.</w:t>
       </w:r>
     </w:p>
     <w:p>
@@ -9773,20 +9860,20 @@
       </w:pPr>
     </w:p>
     <w:p>
-      <w:bookmarkStart w:id="bm_referencias" w:name="bm_referencias"/>
-      <w:pPr>
-        <w:spacing w:before="1140" w:after="480"/>
+      <w:bookmarkStart w:id="bm_anexos" w:name="bm_anexos"/>
+      <w:pPr>
+        <w:spacing w:before="4740"/>
         <w:jc w:val="center"/>
       </w:pPr>
       <w:r>
         <w:rPr>
           <w:rFonts w:ascii="Times New Roman" w:hAnsi="Times New Roman"/>
           <w:b/>
-          <w:sz w:val="24"/>
-        </w:rPr>
-        <w:t>REFERENCIAS</w:t>
-      </w:r>
-      <w:bookmarkEnd w:id="bm_referencias"/>
+          <w:sz w:val="32"/>
+        </w:rPr>
+        <w:t>ANEXOS</w:t>
+      </w:r>
+      <w:bookmarkEnd w:id="bm_anexos"/>
     </w:p>
     <w:p>
       <w:pPr>
@@ -9801,150 +9888,6 @@
       </w:pPr>
     </w:p>
     <w:p>
-      <w:pPr>
-        <w:spacing w:before="480" w:after="0"/>
-      </w:pPr>
-    </w:p>
-    <w:p>
-      <w:pPr>
-        <w:spacing w:line="240" w:lineRule="auto" w:after="480" w:before="0"/>
-        <w:ind w:left="425" w:hanging="425"/>
-        <w:jc w:val="both"/>
-      </w:pPr>
-      <w:r>
-        <w:rPr>
-          <w:rFonts w:ascii="Times New Roman" w:hAnsi="Times New Roman"/>
-          <w:sz w:val="24"/>
-        </w:rPr>
-        <w:t>Arias, F. (2012). El proyecto de investigación: Introducción a la metodología científica (6ta ed.). Episteme, Venezuela.</w:t>
-      </w:r>
-    </w:p>
-    <w:p>
-      <w:pPr>
-        <w:spacing w:line="240" w:lineRule="auto" w:after="480" w:before="0"/>
-        <w:ind w:left="425" w:hanging="425"/>
-        <w:jc w:val="both"/>
-      </w:pPr>
-      <w:r>
-        <w:rPr>
-          <w:rFonts w:ascii="Times New Roman" w:hAnsi="Times New Roman"/>
-          <w:sz w:val="24"/>
-        </w:rPr>
-        <w:t>Asamblea Nacional Constituyente. (1999). Constitución de la República Bolivariana de Venezuela. Gaceta Oficial de la República Bolivariana de Venezuela.</w:t>
-      </w:r>
-    </w:p>
-    <w:p>
-      <w:pPr>
-        <w:spacing w:line="240" w:lineRule="auto" w:after="480" w:before="0"/>
-        <w:ind w:left="425" w:hanging="425"/>
-        <w:jc w:val="both"/>
-      </w:pPr>
-      <w:r>
-        <w:rPr>
-          <w:rFonts w:ascii="Times New Roman" w:hAnsi="Times New Roman"/>
-          <w:sz w:val="24"/>
-        </w:rPr>
-        <w:t>Chiavenato, I. (2006). Introducción a la teoría general de la administración (7ma ed.). McGraw-Hill, México.</w:t>
-      </w:r>
-    </w:p>
-    <w:p>
-      <w:pPr>
-        <w:spacing w:line="240" w:lineRule="auto" w:after="480" w:before="0"/>
-        <w:ind w:left="425" w:hanging="425"/>
-        <w:jc w:val="both"/>
-      </w:pPr>
-      <w:r>
-        <w:rPr>
-          <w:rFonts w:ascii="Times New Roman" w:hAnsi="Times New Roman"/>
-          <w:sz w:val="24"/>
-        </w:rPr>
-        <w:t>Congreso de la República de Venezuela. (1955). Código de Comercio. Gaceta Oficial Extraordinaria N.º 475.</w:t>
-      </w:r>
-    </w:p>
-    <w:p>
-      <w:pPr>
-        <w:spacing w:line="240" w:lineRule="auto" w:after="480" w:before="0"/>
-        <w:ind w:left="425" w:hanging="425"/>
-        <w:jc w:val="both"/>
-      </w:pPr>
-      <w:r>
-        <w:rPr>
-          <w:rFonts w:ascii="Times New Roman" w:hAnsi="Times New Roman"/>
-          <w:sz w:val="24"/>
-        </w:rPr>
-        <w:t>Harrington, H. J. (1993). Mejoramiento de los procesos de la empresa. McGraw-Hill, Colombia.</w:t>
-      </w:r>
-    </w:p>
-    <w:p>
-      <w:pPr>
-        <w:spacing w:line="240" w:lineRule="auto" w:after="480" w:before="0"/>
-        <w:ind w:left="425" w:hanging="425"/>
-        <w:jc w:val="both"/>
-      </w:pPr>
-      <w:r>
-        <w:rPr>
-          <w:rFonts w:ascii="Times New Roman" w:hAnsi="Times New Roman"/>
-          <w:sz w:val="24"/>
-        </w:rPr>
-        <w:t>Mantilla, S. (2005). Control interno: Informe COSO (4ta ed.). Ecoe Ediciones, Colombia.</w:t>
-      </w:r>
-    </w:p>
-    <w:p>
-      <w:pPr>
-        <w:spacing w:line="240" w:lineRule="auto" w:after="480" w:before="0"/>
-        <w:ind w:left="425" w:hanging="425"/>
-        <w:jc w:val="both"/>
-      </w:pPr>
-      <w:r>
-        <w:rPr>
-          <w:rFonts w:ascii="Times New Roman" w:hAnsi="Times New Roman"/>
-          <w:sz w:val="24"/>
-        </w:rPr>
-        <w:t>Monterroso, E. (2002). El proceso de abastecimiento: El aprovisionamiento. Universidad Nacional de Luján, Argentina.</w:t>
-      </w:r>
-    </w:p>
-    <w:p>
-      <w:pPr>
-        <w:sectPr>
-          <w:footerReference w:type="default" r:id="rId41"/>
-          <w:type w:val="continuous"/>
-          <w:pgSz w:w="12240" w:h="15840"/>
-          <w:pgMar w:top="1701" w:right="1701" w:bottom="1701" w:left="2268" w:header="720" w:footer="720" w:gutter="0"/>
-          <w:cols w:space="720"/>
-          <w:titlePg/>
-          <w:docGrid w:linePitch="360"/>
-        </w:sectPr>
-      </w:pPr>
-    </w:p>
-    <w:p>
-      <w:bookmarkStart w:id="bm_anexos" w:name="bm_anexos"/>
-      <w:pPr>
-        <w:spacing w:before="4740"/>
-        <w:jc w:val="center"/>
-      </w:pPr>
-      <w:r>
-        <w:rPr>
-          <w:rFonts w:ascii="Times New Roman" w:hAnsi="Times New Roman"/>
-          <w:b/>
-          <w:sz w:val="32"/>
-        </w:rPr>
-        <w:t>ANEXOS</w:t>
-      </w:r>
-      <w:bookmarkEnd w:id="bm_anexos"/>
-    </w:p>
-    <w:p>
-      <w:pPr>
-        <w:sectPr>
-          <w:footerReference w:type="default" r:id="rId42"/>
-          <w:pgSz w:w="12240" w:h="15840"/>
-          <w:pgMar w:top="1701" w:right="1701" w:bottom="1701" w:left="2268" w:header="720" w:footer="720" w:gutter="0"/>
-          <w:cols w:space="720"/>
-          <w:titlePg/>
-          <w:docGrid w:linePitch="360"/>
-        </w:sectPr>
-      </w:pPr>
-    </w:p>
-    <w:p>
       <w:bookmarkStart w:id="bm_anexoA" w:name="bm_anexoA"/>
       <w:pPr>
         <w:spacing w:before="0" w:after="480"/>
@@ -10050,7 +9993,7 @@
       </w:r>
     </w:p>
     <w:sectPr>
-      <w:footerReference w:type="default" r:id="rId43"/>
+      <w:footerReference w:type="default" r:id="rId41"/>
       <w:pgSz w:w="12240" w:h="15840"/>
       <w:pgMar w:top="1701" w:right="1701" w:bottom="1701" w:left="2268" w:header="720" w:footer="720" w:gutter="0"/>
       <w:cols w:space="720"/>
@@ -10231,7 +10174,7 @@
         <w:sz w:val="24"/>
       </w:rPr>
       <w:fldChar w:fldCharType="begin"/>
-      <w:instrText xml:space="preserve"> PAGE \* roman </w:instrText>
+      <w:instrText xml:space="preserve"> PAGE </w:instrText>
       <w:fldChar w:fldCharType="separate"/>
       <w:fldChar w:fldCharType="end"/>
     </w:r>
@@ -10252,7 +10195,7 @@
         <w:sz w:val="24"/>
       </w:rPr>
       <w:fldChar w:fldCharType="begin"/>
-      <w:instrText xml:space="preserve"> PAGE \* roman </w:instrText>
+      <w:instrText xml:space="preserve"> PAGE </w:instrText>
       <w:fldChar w:fldCharType="separate"/>
       <w:fldChar w:fldCharType="end"/>
     </w:r>
@@ -10523,48 +10466,6 @@
 </file>
 
 <file path=word/footer30.xml><?xml version="1.0" encoding="utf-8"?>
-<w:ftr xmlns:m="http://schemas.openxmlformats.org/officeDocument/2006/math" xmlns:mc="http://schemas.openxmlformats.org/markup-compatibility/2006" xmlns:mo="http://schemas.microsoft.com/office/mac/office/2008/main" xmlns:mv="urn:schemas-microsoft-com:mac:vml" xmlns:o="urn:schemas-microsoft-com:office:office" xmlns:r="http://schemas.openxmlformats.org/officeDocument/2006/relationships" xmlns:v="urn:schemas-microsoft-com:vml" xmlns:w10="urn:schemas-microsoft-com:office:word" xmlns:w14="http://schemas.microsoft.com/office/word/2010/wordml" xmlns:w="http://schemas.openxmlformats.org/wordprocessingml/2006/main" xmlns:wne="http://schemas.microsoft.com/office/word/2006/wordml" xmlns:wp14="http://schemas.microsoft.com/office/word/2010/wordprocessingDrawing" xmlns:wp="http://schemas.openxmlformats.org/drawingml/2006/wordprocessingDrawing" xmlns:wpc="http://schemas.microsoft.com/office/word/2010/wordprocessingCanvas" xmlns:wpg="http://schemas.microsoft.com/office/word/2010/wordprocessingGroup" xmlns:wpi="http://schemas.microsoft.com/office/word/2010/wordprocessingInk" xmlns:wps="http://schemas.microsoft.com/office/word/2010/wordprocessingShape" mc:Ignorable="w14 wp14">
-  <w:p>
-    <w:pPr>
-      <w:pStyle w:val="Footer"/>
-      <w:jc w:val="center"/>
-    </w:pPr>
-    <w:r>
-      <w:rPr>
-        <w:rFonts w:ascii="Times New Roman" w:hAnsi="Times New Roman"/>
-        <w:sz w:val="24"/>
-      </w:rPr>
-      <w:fldChar w:fldCharType="begin"/>
-      <w:instrText xml:space="preserve"> PAGE </w:instrText>
-      <w:fldChar w:fldCharType="separate"/>
-      <w:fldChar w:fldCharType="end"/>
-    </w:r>
-  </w:p>
-</w:ftr>
-</file>
-
-<file path=word/footer31.xml><?xml version="1.0" encoding="utf-8"?>
-<w:ftr xmlns:m="http://schemas.openxmlformats.org/officeDocument/2006/math" xmlns:mc="http://schemas.openxmlformats.org/markup-compatibility/2006" xmlns:mo="http://schemas.microsoft.com/office/mac/office/2008/main" xmlns:mv="urn:schemas-microsoft-com:mac:vml" xmlns:o="urn:schemas-microsoft-com:office:office" xmlns:r="http://schemas.openxmlformats.org/officeDocument/2006/relationships" xmlns:v="urn:schemas-microsoft-com:vml" xmlns:w10="urn:schemas-microsoft-com:office:word" xmlns:w14="http://schemas.microsoft.com/office/word/2010/wordml" xmlns:w="http://schemas.openxmlformats.org/wordprocessingml/2006/main" xmlns:wne="http://schemas.microsoft.com/office/word/2006/wordml" xmlns:wp14="http://schemas.microsoft.com/office/word/2010/wordprocessingDrawing" xmlns:wp="http://schemas.openxmlformats.org/drawingml/2006/wordprocessingDrawing" xmlns:wpc="http://schemas.microsoft.com/office/word/2010/wordprocessingCanvas" xmlns:wpg="http://schemas.microsoft.com/office/word/2010/wordprocessingGroup" xmlns:wpi="http://schemas.microsoft.com/office/word/2010/wordprocessingInk" xmlns:wps="http://schemas.microsoft.com/office/word/2010/wordprocessingShape" mc:Ignorable="w14 wp14">
-  <w:p>
-    <w:pPr>
-      <w:pStyle w:val="Footer"/>
-      <w:jc w:val="center"/>
-    </w:pPr>
-    <w:r>
-      <w:rPr>
-        <w:rFonts w:ascii="Times New Roman" w:hAnsi="Times New Roman"/>
-        <w:sz w:val="24"/>
-      </w:rPr>
-      <w:fldChar w:fldCharType="begin"/>
-      <w:instrText xml:space="preserve"> PAGE </w:instrText>
-      <w:fldChar w:fldCharType="separate"/>
-      <w:fldChar w:fldCharType="end"/>
-    </w:r>
-  </w:p>
-</w:ftr>
-</file>
-
-<file path=word/footer32.xml><?xml version="1.0" encoding="utf-8"?>
 <w:ftr xmlns:m="http://schemas.openxmlformats.org/officeDocument/2006/math" xmlns:mc="http://schemas.openxmlformats.org/markup-compatibility/2006" xmlns:mo="http://schemas.microsoft.com/office/mac/office/2008/main" xmlns:mv="urn:schemas-microsoft-com:mac:vml" xmlns:o="urn:schemas-microsoft-com:office:office" xmlns:r="http://schemas.openxmlformats.org/officeDocument/2006/relationships" xmlns:v="urn:schemas-microsoft-com:vml" xmlns:w10="urn:schemas-microsoft-com:office:word" xmlns:w14="http://schemas.microsoft.com/office/word/2010/wordml" xmlns:w="http://schemas.openxmlformats.org/wordprocessingml/2006/main" xmlns:wne="http://schemas.microsoft.com/office/word/2006/wordml" xmlns:wp14="http://schemas.microsoft.com/office/word/2010/wordprocessingDrawing" xmlns:wp="http://schemas.openxmlformats.org/drawingml/2006/wordprocessingDrawing" xmlns:wpc="http://schemas.microsoft.com/office/word/2010/wordprocessingCanvas" xmlns:wpg="http://schemas.microsoft.com/office/word/2010/wordprocessingGroup" xmlns:wpi="http://schemas.microsoft.com/office/word/2010/wordprocessingInk" xmlns:wps="http://schemas.microsoft.com/office/word/2010/wordprocessingShape" mc:Ignorable="w14 wp14">
   <w:p>
     <w:pPr>

--- a/keidy/reportes/Informe_Pasantia_IUTECP.docx
+++ b/keidy/reportes/Informe_Pasantia_IUTECP.docx
@@ -154,7 +154,7 @@
     <w:p>
       <w:pPr>
         <w:sectPr>
-          <w:footerReference w:type="default" r:id="rId12"/>
+          <w:footerReference w:type="default" r:id="rId13"/>
           <w:pgSz w:w="12240" w:h="15840"/>
           <w:pgMar w:top="1701" w:right="1701" w:bottom="1701" w:left="2268" w:header="720" w:footer="720" w:gutter="0"/>
           <w:cols w:space="720"/>
@@ -393,175 +393,6 @@
     <w:p>
       <w:pPr>
         <w:sectPr>
-          <w:footerReference w:type="default" r:id="rId13"/>
-          <w:pgSz w:w="12240" w:h="15840"/>
-          <w:pgMar w:top="1701" w:right="1701" w:bottom="1701" w:left="2268" w:header="720" w:footer="720" w:gutter="0"/>
-          <w:cols w:space="720"/>
-          <w:titlePg/>
-          <w:docGrid w:linePitch="360"/>
-        </w:sectPr>
-      </w:pPr>
-    </w:p>
-    <w:p>
-      <w:pPr>
-        <w:spacing w:line="276" w:lineRule="auto" w:before="0" w:after="0"/>
-        <w:jc w:val="center"/>
-      </w:pPr>
-      <w:r>
-        <w:rPr>
-          <w:rFonts w:ascii="Times New Roman" w:hAnsi="Times New Roman"/>
-          <w:b/>
-          <w:sz w:val="24"/>
-        </w:rPr>
-        <w:t>REPÚBLICA BOLIVARIANA DE VENEZUELA</w:t>
-      </w:r>
-    </w:p>
-    <w:p>
-      <w:pPr>
-        <w:spacing w:line="276" w:lineRule="auto" w:before="0" w:after="0"/>
-        <w:jc w:val="center"/>
-      </w:pPr>
-      <w:r>
-        <w:rPr>
-          <w:rFonts w:ascii="Times New Roman" w:hAnsi="Times New Roman"/>
-          <w:b/>
-          <w:sz w:val="24"/>
-        </w:rPr>
-        <w:t>MINISTERIO DEL PODER POPULAR PARA LA EDUCACIÓN UNIVERSITARIA</w:t>
-      </w:r>
-    </w:p>
-    <w:p>
-      <w:pPr>
-        <w:spacing w:line="276" w:lineRule="auto" w:before="0" w:after="0"/>
-        <w:jc w:val="center"/>
-      </w:pPr>
-      <w:r>
-        <w:rPr>
-          <w:rFonts w:ascii="Times New Roman" w:hAnsi="Times New Roman"/>
-          <w:b/>
-          <w:sz w:val="24"/>
-        </w:rPr>
-        <w:t>INSTITUTO UNIVERSITARIO DE TECNOLOGÍA</w:t>
-      </w:r>
-    </w:p>
-    <w:p>
-      <w:pPr>
-        <w:spacing w:line="276" w:lineRule="auto" w:before="0" w:after="0"/>
-        <w:jc w:val="center"/>
-      </w:pPr>
-      <w:r>
-        <w:rPr>
-          <w:rFonts w:ascii="Times New Roman" w:hAnsi="Times New Roman"/>
-          <w:b/>
-          <w:sz w:val="24"/>
-        </w:rPr>
-        <w:t>"ELÍAS CALIXTO POMPA"</w:t>
-      </w:r>
-    </w:p>
-    <w:p>
-      <w:pPr>
-        <w:spacing w:line="276" w:lineRule="auto" w:before="0" w:after="0"/>
-        <w:jc w:val="center"/>
-      </w:pPr>
-      <w:r>
-        <w:rPr>
-          <w:rFonts w:ascii="Times New Roman" w:hAnsi="Times New Roman"/>
-          <w:b/>
-          <w:sz w:val="24"/>
-        </w:rPr>
-        <w:t>EL TIGRE, ESTADO ANZOÁTEGUI</w:t>
-      </w:r>
-    </w:p>
-    <w:p/>
-    <w:p>
-      <w:bookmarkStart w:id="bm_aprob_ind" w:name="bm_aprob_ind"/>
-      <w:pPr>
-        <w:spacing w:before="480" w:after="480"/>
-        <w:jc w:val="center"/>
-      </w:pPr>
-      <w:r>
-        <w:rPr>
-          <w:rFonts w:ascii="Times New Roman" w:hAnsi="Times New Roman"/>
-          <w:b/>
-          <w:sz w:val="24"/>
-        </w:rPr>
-        <w:t>APROBACIÓN DEL TUTOR INDUSTRIAL</w:t>
-      </w:r>
-      <w:bookmarkEnd w:id="bm_aprob_ind"/>
-    </w:p>
-    <w:p>
-      <w:pPr>
-        <w:spacing w:line="360" w:lineRule="auto"/>
-        <w:ind w:firstLine="0"/>
-        <w:jc w:val="both"/>
-      </w:pPr>
-      <w:r>
-        <w:rPr>
-          <w:rFonts w:ascii="Times New Roman" w:hAnsi="Times New Roman"/>
-          <w:sz w:val="24"/>
-        </w:rPr>
-        <w:t>En mi carácter de tutor industrial del informe de pasantías presentado por: Guzmán, Keidy, de Cédula de Identidad V-28.706.352; para optar al grado de Técnico Superior Universitario en la especialidad de: Administración, cuyo título es; “PROPUESTA DE SIMPLIFICACIÓN ADMINISTRATIVA DE LA PROCURA EN LUBRICANTES Y EQUIPOS VARYNA, C.A.”, manifiesto que cumple con los requisitos exigidos por el Instituto Universitario de Tecnología “Elías Calixto Pompa” (IUTECP); y que, por lo tanto, considero que reúne los méritos suficientes para ser evaluado por el jurado que se decida designar a tal fin.</w:t>
-      </w:r>
-    </w:p>
-    <w:p/>
-    <w:p/>
-    <w:p>
-      <w:pPr>
-        <w:spacing w:line="360" w:lineRule="auto"/>
-        <w:jc w:val="left"/>
-      </w:pPr>
-      <w:r>
-        <w:rPr>
-          <w:rFonts w:ascii="Times New Roman" w:hAnsi="Times New Roman"/>
-          <w:sz w:val="24"/>
-        </w:rPr>
-        <w:t>En la Ciudad de El Tigre, a los ___ días del mes de _______ de 2026</w:t>
-      </w:r>
-    </w:p>
-    <w:p/>
-    <w:p>
-      <w:pPr>
-        <w:jc w:val="center"/>
-      </w:pPr>
-      <w:r>
-        <w:rPr>
-          <w:rFonts w:ascii="Times New Roman" w:hAnsi="Times New Roman"/>
-          <w:sz w:val="24"/>
-        </w:rPr>
-        <w:t>___________________________________</w:t>
-      </w:r>
-    </w:p>
-    <w:p/>
-    <w:p>
-      <w:pPr>
-        <w:spacing w:line="360" w:lineRule="auto"/>
-        <w:jc w:val="center"/>
-      </w:pPr>
-      <w:r>
-        <w:rPr>
-          <w:rFonts w:ascii="Times New Roman" w:hAnsi="Times New Roman"/>
-          <w:b/>
-          <w:sz w:val="24"/>
-        </w:rPr>
-        <w:t>Rondón, Martina</w:t>
-      </w:r>
-    </w:p>
-    <w:p>
-      <w:pPr>
-        <w:spacing w:before="0"/>
-        <w:jc w:val="center"/>
-      </w:pPr>
-      <w:r>
-        <w:rPr>
-          <w:rFonts w:ascii="Times New Roman" w:hAnsi="Times New Roman"/>
-          <w:sz w:val="24"/>
-        </w:rPr>
-        <w:t>C.I.: 12.208.768</w:t>
-      </w:r>
-    </w:p>
-    <w:p>
-      <w:pPr>
-        <w:sectPr>
           <w:footerReference w:type="default" r:id="rId14"/>
           <w:pgSz w:w="12240" w:h="15840"/>
           <w:pgMar w:top="1701" w:right="1701" w:bottom="1701" w:left="2268" w:header="720" w:footer="720" w:gutter="0"/>
@@ -643,7 +474,7 @@
     </w:p>
     <w:p/>
     <w:p>
-      <w:bookmarkStart w:id="bm_aprob_acad" w:name="bm_aprob_acad"/>
+      <w:bookmarkStart w:id="bm_aprob_ind" w:name="bm_aprob_ind"/>
       <w:pPr>
         <w:spacing w:before="480" w:after="480"/>
         <w:jc w:val="center"/>
@@ -654,9 +485,9 @@
           <w:b/>
           <w:sz w:val="24"/>
         </w:rPr>
-        <w:t>APROBACIÓN DEL TUTOR ACADÉMICO</w:t>
-      </w:r>
-      <w:bookmarkEnd w:id="bm_aprob_acad"/>
+        <w:t>APROBACIÓN DEL TUTOR INDUSTRIAL</w:t>
+      </w:r>
+      <w:bookmarkEnd w:id="bm_aprob_ind"/>
     </w:p>
     <w:p>
       <w:pPr>
@@ -669,7 +500,7 @@
           <w:rFonts w:ascii="Times New Roman" w:hAnsi="Times New Roman"/>
           <w:sz w:val="24"/>
         </w:rPr>
-        <w:t>En mi carácter de tutor académico del informe de pasantías presentado por: Guzmán, Keidy, de Cédula de Identidad V-28.706.352; para optar al grado de Técnico Superior Universitario en la especialidad de: Administración, cuyo título es; “PROPUESTA DE SIMPLIFICACIÓN ADMINISTRATIVA DE LA PROCURA EN LUBRICANTES Y EQUIPOS VARYNA, C.A.”, manifiesto que cumple con los requisitos exigidos por el Instituto Universitario de Tecnología “Elías Calixto Pompa” (IUTECP); y que, por lo tanto, considero que reúne los méritos suficientes para ser evaluado por el jurado que se decida designar a tal fin.</w:t>
+        <w:t>En mi carácter de tutor industrial del informe de pasantías presentado por: Guzmán, Keidy, de Cédula de Identidad V-28.706.352; para optar al grado de Técnico Superior Universitario en la especialidad de: Administración, cuyo título es; “PROPUESTA DE SIMPLIFICACIÓN ADMINISTRATIVA DE LA PROCURA EN LUBRICANTES Y EQUIPOS VARYNA, C.A.”, manifiesto que cumple con los requisitos exigidos por el Instituto Universitario de Tecnología “Elías Calixto Pompa” (IUTECP); y que, por lo tanto, considero que reúne los méritos suficientes para ser evaluado por el jurado que se decida designar a tal fin.</w:t>
       </w:r>
     </w:p>
     <w:p/>
@@ -712,7 +543,7 @@
           <w:b/>
           <w:sz w:val="24"/>
         </w:rPr>
-        <w:t>Dra. Álvarez, Carmen</w:t>
+        <w:t>Rondón, Martina</w:t>
       </w:r>
     </w:p>
     <w:p>
@@ -725,7 +556,7 @@
           <w:rFonts w:ascii="Times New Roman" w:hAnsi="Times New Roman"/>
           <w:sz w:val="24"/>
         </w:rPr>
-        <w:t>C.I.: 14.452.956</w:t>
+        <w:t>C.I.: 12.208.768</w:t>
       </w:r>
     </w:p>
     <w:p>
@@ -742,7 +573,7 @@
     </w:p>
     <w:p>
       <w:pPr>
-        <w:spacing w:before="1140" w:after="480"/>
+        <w:spacing w:line="276" w:lineRule="auto" w:before="0" w:after="0"/>
         <w:jc w:val="center"/>
       </w:pPr>
       <w:r>
@@ -751,7 +582,150 @@
           <w:b/>
           <w:sz w:val="24"/>
         </w:rPr>
-        <w:t>ÍNDICE DE CONTENIDO</w:t>
+        <w:t>REPÚBLICA BOLIVARIANA DE VENEZUELA</w:t>
+      </w:r>
+    </w:p>
+    <w:p>
+      <w:pPr>
+        <w:spacing w:line="276" w:lineRule="auto" w:before="0" w:after="0"/>
+        <w:jc w:val="center"/>
+      </w:pPr>
+      <w:r>
+        <w:rPr>
+          <w:rFonts w:ascii="Times New Roman" w:hAnsi="Times New Roman"/>
+          <w:b/>
+          <w:sz w:val="24"/>
+        </w:rPr>
+        <w:t>MINISTERIO DEL PODER POPULAR PARA LA EDUCACIÓN UNIVERSITARIA</w:t>
+      </w:r>
+    </w:p>
+    <w:p>
+      <w:pPr>
+        <w:spacing w:line="276" w:lineRule="auto" w:before="0" w:after="0"/>
+        <w:jc w:val="center"/>
+      </w:pPr>
+      <w:r>
+        <w:rPr>
+          <w:rFonts w:ascii="Times New Roman" w:hAnsi="Times New Roman"/>
+          <w:b/>
+          <w:sz w:val="24"/>
+        </w:rPr>
+        <w:t>INSTITUTO UNIVERSITARIO DE TECNOLOGÍA</w:t>
+      </w:r>
+    </w:p>
+    <w:p>
+      <w:pPr>
+        <w:spacing w:line="276" w:lineRule="auto" w:before="0" w:after="0"/>
+        <w:jc w:val="center"/>
+      </w:pPr>
+      <w:r>
+        <w:rPr>
+          <w:rFonts w:ascii="Times New Roman" w:hAnsi="Times New Roman"/>
+          <w:b/>
+          <w:sz w:val="24"/>
+        </w:rPr>
+        <w:t>"ELÍAS CALIXTO POMPA"</w:t>
+      </w:r>
+    </w:p>
+    <w:p>
+      <w:pPr>
+        <w:spacing w:line="276" w:lineRule="auto" w:before="0" w:after="0"/>
+        <w:jc w:val="center"/>
+      </w:pPr>
+      <w:r>
+        <w:rPr>
+          <w:rFonts w:ascii="Times New Roman" w:hAnsi="Times New Roman"/>
+          <w:b/>
+          <w:sz w:val="24"/>
+        </w:rPr>
+        <w:t>EL TIGRE, ESTADO ANZOÁTEGUI</w:t>
+      </w:r>
+    </w:p>
+    <w:p/>
+    <w:p>
+      <w:bookmarkStart w:id="bm_aprob_acad" w:name="bm_aprob_acad"/>
+      <w:pPr>
+        <w:spacing w:before="480" w:after="480"/>
+        <w:jc w:val="center"/>
+      </w:pPr>
+      <w:r>
+        <w:rPr>
+          <w:rFonts w:ascii="Times New Roman" w:hAnsi="Times New Roman"/>
+          <w:b/>
+          <w:sz w:val="24"/>
+        </w:rPr>
+        <w:t>APROBACIÓN DEL TUTOR ACADÉMICO</w:t>
+      </w:r>
+      <w:bookmarkEnd w:id="bm_aprob_acad"/>
+    </w:p>
+    <w:p>
+      <w:pPr>
+        <w:spacing w:line="360" w:lineRule="auto"/>
+        <w:ind w:firstLine="0"/>
+        <w:jc w:val="both"/>
+      </w:pPr>
+      <w:r>
+        <w:rPr>
+          <w:rFonts w:ascii="Times New Roman" w:hAnsi="Times New Roman"/>
+          <w:sz w:val="24"/>
+        </w:rPr>
+        <w:t>En mi carácter de tutor académico del informe de pasantías presentado por: Guzmán, Keidy, de Cédula de Identidad V-28.706.352; para optar al grado de Técnico Superior Universitario en la especialidad de: Administración, cuyo título es; “PROPUESTA DE SIMPLIFICACIÓN ADMINISTRATIVA DE LA PROCURA EN LUBRICANTES Y EQUIPOS VARYNA, C.A.”, manifiesto que cumple con los requisitos exigidos por el Instituto Universitario de Tecnología “Elías Calixto Pompa” (IUTECP); y que, por lo tanto, considero que reúne los méritos suficientes para ser evaluado por el jurado que se decida designar a tal fin.</w:t>
+      </w:r>
+    </w:p>
+    <w:p/>
+    <w:p/>
+    <w:p>
+      <w:pPr>
+        <w:spacing w:line="360" w:lineRule="auto"/>
+        <w:jc w:val="left"/>
+      </w:pPr>
+      <w:r>
+        <w:rPr>
+          <w:rFonts w:ascii="Times New Roman" w:hAnsi="Times New Roman"/>
+          <w:sz w:val="24"/>
+        </w:rPr>
+        <w:t>En la Ciudad de El Tigre, a los ___ días del mes de _______ de 2026</w:t>
+      </w:r>
+    </w:p>
+    <w:p/>
+    <w:p>
+      <w:pPr>
+        <w:jc w:val="center"/>
+      </w:pPr>
+      <w:r>
+        <w:rPr>
+          <w:rFonts w:ascii="Times New Roman" w:hAnsi="Times New Roman"/>
+          <w:sz w:val="24"/>
+        </w:rPr>
+        <w:t>___________________________________</w:t>
+      </w:r>
+    </w:p>
+    <w:p/>
+    <w:p>
+      <w:pPr>
+        <w:spacing w:line="360" w:lineRule="auto"/>
+        <w:jc w:val="center"/>
+      </w:pPr>
+      <w:r>
+        <w:rPr>
+          <w:rFonts w:ascii="Times New Roman" w:hAnsi="Times New Roman"/>
+          <w:b/>
+          <w:sz w:val="24"/>
+        </w:rPr>
+        <w:t>Dra. Álvarez, Carmen</w:t>
+      </w:r>
+    </w:p>
+    <w:p>
+      <w:pPr>
+        <w:spacing w:before="0"/>
+        <w:jc w:val="center"/>
+      </w:pPr>
+      <w:r>
+        <w:rPr>
+          <w:rFonts w:ascii="Times New Roman" w:hAnsi="Times New Roman"/>
+          <w:sz w:val="24"/>
+        </w:rPr>
+        <w:t>C.I.: 14.452.956</w:t>
       </w:r>
     </w:p>
     <w:p>
@@ -768,6 +742,32 @@
     </w:p>
     <w:p>
       <w:pPr>
+        <w:spacing w:before="1140" w:after="480"/>
+        <w:jc w:val="center"/>
+      </w:pPr>
+      <w:r>
+        <w:rPr>
+          <w:rFonts w:ascii="Times New Roman" w:hAnsi="Times New Roman"/>
+          <w:b/>
+          <w:sz w:val="24"/>
+        </w:rPr>
+        <w:t>ÍNDICE DE CONTENIDO</w:t>
+      </w:r>
+    </w:p>
+    <w:p>
+      <w:pPr>
+        <w:sectPr>
+          <w:footerReference w:type="default" r:id="rId17"/>
+          <w:pgSz w:w="12240" w:h="15840"/>
+          <w:pgMar w:top="1701" w:right="1701" w:bottom="1701" w:left="2268" w:header="720" w:footer="720" w:gutter="0"/>
+          <w:cols w:space="720"/>
+          <w:titlePg/>
+          <w:docGrid w:linePitch="360"/>
+        </w:sectPr>
+      </w:pPr>
+    </w:p>
+    <w:p>
+      <w:pPr>
         <w:spacing w:after="240"/>
         <w:jc w:val="right"/>
       </w:pPr>
@@ -1754,7 +1754,7 @@
     <w:p>
       <w:pPr>
         <w:sectPr>
-          <w:footerReference w:type="default" r:id="rId17"/>
+          <w:footerReference w:type="default" r:id="rId18"/>
           <w:type w:val="continuous"/>
           <w:pgSz w:w="12240" w:h="15840"/>
           <w:pgMar w:top="1701" w:right="1701" w:bottom="1701" w:left="2268" w:header="720" w:footer="720" w:gutter="0"/>
@@ -1783,7 +1783,7 @@
     <w:p>
       <w:pPr>
         <w:sectPr>
-          <w:footerReference w:type="default" r:id="rId18"/>
+          <w:footerReference w:type="default" r:id="rId19"/>
           <w:pgSz w:w="12240" w:h="15840"/>
           <w:pgMar w:top="1701" w:right="1701" w:bottom="1701" w:left="2268" w:header="720" w:footer="720" w:gutter="0"/>
           <w:cols w:space="720"/>
@@ -1886,7 +1886,7 @@
     <w:p>
       <w:pPr>
         <w:sectPr>
-          <w:footerReference w:type="default" r:id="rId19"/>
+          <w:footerReference w:type="default" r:id="rId20"/>
           <w:type w:val="continuous"/>
           <w:pgSz w:w="12240" w:h="15840"/>
           <w:pgMar w:top="1701" w:right="1701" w:bottom="1701" w:left="2268" w:header="720" w:footer="720" w:gutter="0"/>
@@ -1915,7 +1915,7 @@
     <w:p>
       <w:pPr>
         <w:sectPr>
-          <w:footerReference w:type="default" r:id="rId20"/>
+          <w:footerReference w:type="default" r:id="rId21"/>
           <w:pgSz w:w="12240" w:h="15840"/>
           <w:pgMar w:top="1701" w:right="1701" w:bottom="1701" w:left="2268" w:header="720" w:footer="720" w:gutter="0"/>
           <w:cols w:space="720"/>
@@ -2050,7 +2050,7 @@
     <w:p>
       <w:pPr>
         <w:sectPr>
-          <w:footerReference w:type="default" r:id="rId21"/>
+          <w:footerReference w:type="default" r:id="rId22"/>
           <w:type w:val="continuous"/>
           <w:pgSz w:w="12240" w:h="15840"/>
           <w:pgMar w:top="1701" w:right="1701" w:bottom="1701" w:left="2268" w:header="720" w:footer="720" w:gutter="0"/>
@@ -2079,7 +2079,7 @@
     <w:p>
       <w:pPr>
         <w:sectPr>
-          <w:footerReference w:type="default" r:id="rId22"/>
+          <w:footerReference w:type="default" r:id="rId23"/>
           <w:pgSz w:w="12240" w:h="15840"/>
           <w:pgMar w:top="1701" w:right="1701" w:bottom="1701" w:left="2268" w:header="720" w:footer="720" w:gutter="0"/>
           <w:cols w:space="720"/>
@@ -2150,7 +2150,7 @@
     <w:p>
       <w:pPr>
         <w:sectPr>
-          <w:footerReference w:type="default" r:id="rId23"/>
+          <w:footerReference w:type="default" r:id="rId24"/>
           <w:type w:val="continuous"/>
           <w:pgSz w:w="12240" w:h="15840"/>
           <w:pgMar w:top="1701" w:right="1701" w:bottom="1701" w:left="2268" w:header="720" w:footer="720" w:gutter="0"/>
@@ -2307,7 +2307,7 @@
     <w:p>
       <w:pPr>
         <w:sectPr>
-          <w:footerReference w:type="default" r:id="rId24"/>
+          <w:footerReference w:type="default" r:id="rId25"/>
           <w:pgSz w:w="12240" w:h="15840"/>
           <w:pgMar w:top="1701" w:right="1701" w:bottom="1701" w:left="2268" w:header="720" w:footer="720" w:gutter="0"/>
           <w:cols w:space="720"/>
@@ -2349,7 +2349,7 @@
     <w:p>
       <w:pPr>
         <w:sectPr>
-          <w:footerReference w:type="default" r:id="rId25"/>
+          <w:footerReference w:type="default" r:id="rId26"/>
           <w:type w:val="continuous"/>
           <w:pgSz w:w="12240" w:h="15840"/>
           <w:pgMar w:top="1701" w:right="1701" w:bottom="1701" w:left="2268" w:header="720" w:footer="720" w:gutter="0"/>
@@ -2378,7 +2378,7 @@
     <w:p>
       <w:pPr>
         <w:sectPr>
-          <w:footerReference w:type="default" r:id="rId26"/>
+          <w:footerReference w:type="default" r:id="rId27"/>
           <w:pgSz w:w="12240" w:h="15840"/>
           <w:pgMar w:top="1701" w:right="1701" w:bottom="1701" w:left="2268" w:header="720" w:footer="720" w:gutter="0"/>
           <w:cols w:space="720"/>
@@ -2450,7 +2450,7 @@
     <w:p>
       <w:pPr>
         <w:sectPr>
-          <w:footerReference w:type="default" r:id="rId27"/>
+          <w:footerReference w:type="default" r:id="rId28"/>
           <w:type w:val="continuous"/>
           <w:pgSz w:w="12240" w:h="15840"/>
           <w:pgMar w:top="1701" w:right="1701" w:bottom="1701" w:left="2268" w:header="720" w:footer="720" w:gutter="0"/>
@@ -2493,7 +2493,7 @@
     <w:p>
       <w:pPr>
         <w:sectPr>
-          <w:footerReference w:type="default" r:id="rId28"/>
+          <w:footerReference w:type="default" r:id="rId29"/>
           <w:pgSz w:w="12240" w:h="15840"/>
           <w:pgMar w:top="1701" w:right="1701" w:bottom="1701" w:left="2268" w:header="720" w:footer="720" w:gutter="0"/>
           <w:cols w:space="720"/>
@@ -2548,6 +2548,91 @@
       </w:r>
     </w:p>
     <w:p>
+      <w:pPr>
+        <w:spacing w:before="480"/>
+        <w:jc w:val="center"/>
+      </w:pPr>
+      <w:r>
+        <w:drawing>
+          <wp:inline xmlns:a="http://schemas.openxmlformats.org/drawingml/2006/main" xmlns:pic="http://schemas.openxmlformats.org/drawingml/2006/picture">
+            <wp:extent cx="1512000" cy="1512000"/>
+            <wp:docPr id="2" name="Picture 2"/>
+            <wp:cNvGraphicFramePr>
+              <a:graphicFrameLocks noChangeAspect="1"/>
+            </wp:cNvGraphicFramePr>
+            <a:graphic>
+              <a:graphicData uri="http://schemas.openxmlformats.org/drawingml/2006/picture">
+                <pic:pic>
+                  <pic:nvPicPr>
+                    <pic:cNvPr id="0" name="logo.jpg"/>
+                    <pic:cNvPicPr/>
+                  </pic:nvPicPr>
+                  <pic:blipFill>
+                    <a:blip r:embed="rId10"/>
+                    <a:stretch>
+                      <a:fillRect/>
+                    </a:stretch>
+                  </pic:blipFill>
+                  <pic:spPr>
+                    <a:xfrm>
+                      <a:off x="0" y="0"/>
+                      <a:ext cx="1512000" cy="1512000"/>
+                    </a:xfrm>
+                    <a:prstGeom prst="rect"/>
+                  </pic:spPr>
+                </pic:pic>
+              </a:graphicData>
+            </a:graphic>
+          </wp:inline>
+        </w:drawing>
+      </w:r>
+    </w:p>
+    <w:p>
+      <w:bookmarkStart w:id="bm_grafico1" w:name="bm_grafico1"/>
+      <w:pPr>
+        <w:spacing w:before="120" w:after="480"/>
+        <w:jc w:val="center"/>
+      </w:pPr>
+      <w:r>
+        <w:rPr>
+          <w:rFonts w:ascii="Times New Roman" w:hAnsi="Times New Roman"/>
+          <w:i/>
+          <w:sz w:val="24"/>
+        </w:rPr>
+        <w:t xml:space="preserve">Gráfico 1. </w:t>
+      </w:r>
+      <w:r>
+        <w:rPr>
+          <w:rFonts w:ascii="Times New Roman" w:hAnsi="Times New Roman"/>
+          <w:b/>
+          <w:sz w:val="24"/>
+        </w:rPr>
+        <w:t>Logotipo de Lubricantes y Equipos Varyna, C.A.</w:t>
+      </w:r>
+      <w:bookmarkEnd w:id="bm_grafico1"/>
+    </w:p>
+    <w:p>
+      <w:pPr>
+        <w:spacing w:before="0" w:after="240"/>
+        <w:jc w:val="center"/>
+      </w:pPr>
+      <w:r>
+        <w:rPr>
+          <w:rFonts w:ascii="Times New Roman" w:hAnsi="Times New Roman"/>
+          <w:i/>
+          <w:sz w:val="24"/>
+        </w:rPr>
+        <w:t xml:space="preserve">Fuente: </w:t>
+      </w:r>
+      <w:r>
+        <w:rPr>
+          <w:rFonts w:ascii="Times New Roman" w:hAnsi="Times New Roman"/>
+          <w:sz w:val="24"/>
+        </w:rPr>
+        <w:t>Lubricantes y Equipos Varyna, C.A. (2026).</w:t>
+      </w:r>
+    </w:p>
+    <w:p>
       <w:bookmarkStart w:id="bm_cap1_resena" w:name="bm_cap1_resena"/>
       <w:pPr>
         <w:spacing w:before="480" w:after="480" w:line="360" w:lineRule="auto"/>
@@ -2979,7 +3064,7 @@
         <w:drawing>
           <wp:inline xmlns:a="http://schemas.openxmlformats.org/drawingml/2006/main" xmlns:pic="http://schemas.openxmlformats.org/drawingml/2006/picture">
             <wp:extent cx="1800000" cy="1315385"/>
-            <wp:docPr id="2" name="Picture 2"/>
+            <wp:docPr id="3" name="Picture 3"/>
             <wp:cNvGraphicFramePr>
               <a:graphicFrameLocks noChangeAspect="1"/>
             </wp:cNvGraphicFramePr>
@@ -2991,7 +3076,7 @@
                     <pic:cNvPicPr/>
                   </pic:nvPicPr>
                   <pic:blipFill>
-                    <a:blip r:embed="rId10"/>
+                    <a:blip r:embed="rId11"/>
                     <a:stretch>
                       <a:fillRect/>
                     </a:stretch>
@@ -4628,7 +4713,7 @@
         <w:drawing>
           <wp:inline xmlns:a="http://schemas.openxmlformats.org/drawingml/2006/main" xmlns:pic="http://schemas.openxmlformats.org/drawingml/2006/picture">
             <wp:extent cx="4320000" cy="2603179"/>
-            <wp:docPr id="3" name="Picture 3"/>
+            <wp:docPr id="4" name="Picture 4"/>
             <wp:cNvGraphicFramePr>
               <a:graphicFrameLocks noChangeAspect="1"/>
             </wp:cNvGraphicFramePr>
@@ -4640,7 +4725,7 @@
                     <pic:cNvPicPr/>
                   </pic:nvPicPr>
                   <pic:blipFill>
-                    <a:blip r:embed="rId11"/>
+                    <a:blip r:embed="rId12"/>
                     <a:stretch>
                       <a:fillRect/>
                     </a:stretch>
@@ -4686,7 +4771,7 @@
     <w:p>
       <w:pPr>
         <w:sectPr>
-          <w:footerReference w:type="default" r:id="rId29"/>
+          <w:footerReference w:type="default" r:id="rId30"/>
           <w:type w:val="continuous"/>
           <w:pgSz w:w="12240" w:h="15840"/>
           <w:pgMar w:top="1701" w:right="1701" w:bottom="1701" w:left="2268" w:header="720" w:footer="720" w:gutter="0"/>
@@ -4729,7 +4814,7 @@
     <w:p>
       <w:pPr>
         <w:sectPr>
-          <w:footerReference w:type="default" r:id="rId30"/>
+          <w:footerReference w:type="default" r:id="rId31"/>
           <w:pgSz w:w="12240" w:h="15840"/>
           <w:pgMar w:top="1701" w:right="1701" w:bottom="1701" w:left="2268" w:header="720" w:footer="720" w:gutter="0"/>
           <w:cols w:space="720"/>
@@ -8221,7 +8306,7 @@
     <w:p>
       <w:pPr>
         <w:sectPr>
-          <w:footerReference w:type="default" r:id="rId31"/>
+          <w:footerReference w:type="default" r:id="rId32"/>
           <w:type w:val="continuous"/>
           <w:pgSz w:w="12240" w:h="15840"/>
           <w:pgMar w:top="1701" w:right="1701" w:bottom="1701" w:left="2268" w:header="720" w:footer="720" w:gutter="0"/>
@@ -8264,7 +8349,7 @@
     <w:p>
       <w:pPr>
         <w:sectPr>
-          <w:footerReference w:type="default" r:id="rId32"/>
+          <w:footerReference w:type="default" r:id="rId33"/>
           <w:pgSz w:w="12240" w:h="15840"/>
           <w:pgMar w:top="1701" w:right="1701" w:bottom="1701" w:left="2268" w:header="720" w:footer="720" w:gutter="0"/>
           <w:cols w:space="720"/>
@@ -8665,7 +8750,7 @@
     <w:p>
       <w:pPr>
         <w:sectPr>
-          <w:footerReference w:type="default" r:id="rId33"/>
+          <w:footerReference w:type="default" r:id="rId34"/>
           <w:type w:val="continuous"/>
           <w:pgSz w:w="12240" w:h="15840"/>
           <w:pgMar w:top="1701" w:right="1701" w:bottom="1701" w:left="2268" w:header="720" w:footer="720" w:gutter="0"/>
@@ -8708,7 +8793,7 @@
     <w:p>
       <w:pPr>
         <w:sectPr>
-          <w:footerReference w:type="default" r:id="rId34"/>
+          <w:footerReference w:type="default" r:id="rId35"/>
           <w:pgSz w:w="12240" w:h="15840"/>
           <w:pgMar w:top="1701" w:right="1701" w:bottom="1701" w:left="2268" w:header="720" w:footer="720" w:gutter="0"/>
           <w:cols w:space="720"/>
@@ -9471,7 +9556,7 @@
     <w:p>
       <w:pPr>
         <w:sectPr>
-          <w:footerReference w:type="default" r:id="rId35"/>
+          <w:footerReference w:type="default" r:id="rId36"/>
           <w:type w:val="continuous"/>
           <w:pgSz w:w="12240" w:h="15840"/>
           <w:pgMar w:top="1701" w:right="1701" w:bottom="1701" w:left="2268" w:header="720" w:footer="720" w:gutter="0"/>
@@ -9514,7 +9599,7 @@
     <w:p>
       <w:pPr>
         <w:sectPr>
-          <w:footerReference w:type="default" r:id="rId36"/>
+          <w:footerReference w:type="default" r:id="rId37"/>
           <w:pgSz w:w="12240" w:h="15840"/>
           <w:pgMar w:top="1701" w:right="1701" w:bottom="1701" w:left="2268" w:header="720" w:footer="720" w:gutter="0"/>
           <w:cols w:space="720"/>
@@ -9705,7 +9790,7 @@
     <w:p>
       <w:pPr>
         <w:sectPr>
-          <w:footerReference w:type="default" r:id="rId37"/>
+          <w:footerReference w:type="default" r:id="rId38"/>
           <w:type w:val="continuous"/>
           <w:pgSz w:w="12240" w:h="15840"/>
           <w:pgMar w:top="1701" w:right="1701" w:bottom="1701" w:left="2268" w:header="720" w:footer="720" w:gutter="0"/>
@@ -9734,7 +9819,7 @@
     <w:p>
       <w:pPr>
         <w:sectPr>
-          <w:footerReference w:type="default" r:id="rId38"/>
+          <w:footerReference w:type="default" r:id="rId39"/>
           <w:pgSz w:w="12240" w:h="15840"/>
           <w:pgMar w:top="1701" w:right="1701" w:bottom="1701" w:left="2268" w:header="720" w:footer="720" w:gutter="0"/>
           <w:cols w:space="720"/>
@@ -9849,7 +9934,7 @@
     <w:p>
       <w:pPr>
         <w:sectPr>
-          <w:footerReference w:type="default" r:id="rId39"/>
+          <w:footerReference w:type="default" r:id="rId40"/>
           <w:type w:val="continuous"/>
           <w:pgSz w:w="12240" w:h="15840"/>
           <w:pgMar w:top="1701" w:right="1701" w:bottom="1701" w:left="2268" w:header="720" w:footer="720" w:gutter="0"/>
@@ -9878,7 +9963,7 @@
     <w:p>
       <w:pPr>
         <w:sectPr>
-          <w:footerReference w:type="default" r:id="rId40"/>
+          <w:footerReference w:type="default" r:id="rId41"/>
           <w:pgSz w:w="12240" w:h="15840"/>
           <w:pgMar w:top="1701" w:right="1701" w:bottom="1701" w:left="2268" w:header="720" w:footer="720" w:gutter="0"/>
           <w:cols w:space="720"/>
@@ -9993,7 +10078,7 @@
       </w:r>
     </w:p>
     <w:sectPr>
-      <w:footerReference w:type="default" r:id="rId41"/>
+      <w:footerReference w:type="default" r:id="rId42"/>
       <w:pgSz w:w="12240" w:h="15840"/>
       <w:pgMar w:top="1701" w:right="1701" w:bottom="1701" w:left="2268" w:header="720" w:footer="720" w:gutter="0"/>
       <w:cols w:space="720"/>

--- a/keidy/reportes/Informe_Pasantia_IUTECP.docx
+++ b/keidy/reportes/Informe_Pasantia_IUTECP.docx
@@ -2548,6 +2548,398 @@
       </w:r>
     </w:p>
     <w:p>
+      <w:bookmarkStart w:id="bm_cap1_resena" w:name="bm_cap1_resena"/>
+      <w:pPr>
+        <w:spacing w:before="480" w:after="480" w:line="360" w:lineRule="auto"/>
+        <w:jc w:val="left"/>
+      </w:pPr>
+      <w:r>
+        <w:rPr>
+          <w:rFonts w:ascii="Times New Roman" w:hAnsi="Times New Roman"/>
+          <w:b/>
+          <w:sz w:val="24"/>
+        </w:rPr>
+        <w:t>Reseña histórica</w:t>
+      </w:r>
+      <w:bookmarkEnd w:id="bm_cap1_resena"/>
+    </w:p>
+    <w:p>
+      <w:pPr>
+        <w:spacing w:line="360" w:lineRule="auto" w:after="0" w:before="0"/>
+        <w:ind w:firstLine="709"/>
+        <w:jc w:val="both"/>
+      </w:pPr>
+      <w:r>
+        <w:rPr>
+          <w:rFonts w:ascii="Times New Roman" w:hAnsi="Times New Roman"/>
+          <w:i w:val="0"/>
+          <w:sz w:val="24"/>
+        </w:rPr>
+        <w:t>Lubricantes y Equipos Varyná, C.A. es una empresa venezolana fundada con la visión de responder a las crecientes demandas operativas e industriales del país. A lo largo de más de treinta y seis (36) años de trayectoria ininterrumpida, la organización se ha consolidado en el sector petrolero, industrial y de construcción, posicionándose como un aliado estratégico de alta confiabilidad en el mercado nacional gracias a su capacidad de respuesta y solvencia técnica.</w:t>
+      </w:r>
+    </w:p>
+    <w:p>
+      <w:pPr>
+        <w:spacing w:line="360" w:lineRule="auto" w:after="0" w:before="0"/>
+        <w:ind w:firstLine="709"/>
+        <w:jc w:val="both"/>
+      </w:pPr>
+      <w:r>
+        <w:rPr>
+          <w:rFonts w:ascii="Times New Roman" w:hAnsi="Times New Roman"/>
+          <w:i w:val="0"/>
+          <w:sz w:val="24"/>
+        </w:rPr>
+        <w:t>Desde sus primeros años de operaciones, la empresa enfocó su estrategia en la diversificación técnica de sus servicios, pasando de ser un proveedor local de insumos a una estructura corporativa especializada en el procesamiento y suministro de productos químicos de alto rendimiento, tratamiento químico de crudo y provisión de maquinaria pesada para proyectos de gran escala. Este desarrollo progresivo le permitió establecer estándares operacionales alineados con las exigencias de la industria energética regional y nacional.</w:t>
+      </w:r>
+    </w:p>
+    <w:p>
+      <w:pPr>
+        <w:spacing w:line="360" w:lineRule="auto" w:after="0" w:before="0"/>
+        <w:ind w:firstLine="709"/>
+        <w:jc w:val="both"/>
+      </w:pPr>
+      <w:r>
+        <w:rPr>
+          <w:rFonts w:ascii="Times New Roman" w:hAnsi="Times New Roman"/>
+          <w:i w:val="0"/>
+          <w:sz w:val="24"/>
+        </w:rPr>
+        <w:t>Su integración como parte fundamental del Grupo Corporativo VTC marcó un hito en su madurez organizacional, impulsando un crecimiento sostenido mediante la profesionalización de sus procesos, la adopción de tecnologías de vanguardia y la consolidación de alianzas comerciales de largo alcance. Hoy en día, Lubricantes y Equipos Varyná, C.A. mantiene su compromiso con el desarrollo productivo del país, sustentando su liderazgo en la innovación continua, la calidad de servicio y el fortalecimiento constante de su capital humano y capacidad logística.</w:t>
+      </w:r>
+    </w:p>
+    <w:p>
+      <w:bookmarkStart w:id="bm_cap1_mision" w:name="bm_cap1_mision"/>
+      <w:pPr>
+        <w:spacing w:before="480" w:after="480" w:line="360" w:lineRule="auto"/>
+        <w:jc w:val="left"/>
+      </w:pPr>
+      <w:r>
+        <w:rPr>
+          <w:rFonts w:ascii="Times New Roman" w:hAnsi="Times New Roman"/>
+          <w:b/>
+          <w:sz w:val="24"/>
+        </w:rPr>
+        <w:t>Misión</w:t>
+      </w:r>
+      <w:bookmarkEnd w:id="bm_cap1_mision"/>
+    </w:p>
+    <w:p>
+      <w:pPr>
+        <w:spacing w:line="360" w:lineRule="auto" w:after="0" w:before="0"/>
+        <w:ind w:firstLine="709"/>
+        <w:jc w:val="both"/>
+      </w:pPr>
+      <w:r>
+        <w:rPr>
+          <w:rFonts w:ascii="Times New Roman" w:hAnsi="Times New Roman"/>
+          <w:i w:val="0"/>
+          <w:sz w:val="24"/>
+        </w:rPr>
+        <w:t>Brindar a nuestros clientes objetivos, soluciones de calidad en las áreas en las cuales nos desempeñamos, para contribuir de manera significativa en sus resultados. Aportando valor con nuestras respuestas a sus requerimientos. En la búsqueda de un mejor país y de una mejor humanidad.</w:t>
+      </w:r>
+    </w:p>
+    <w:p>
+      <w:bookmarkStart w:id="bm_cap1_vision" w:name="bm_cap1_vision"/>
+      <w:pPr>
+        <w:spacing w:before="480" w:after="480" w:line="360" w:lineRule="auto"/>
+        <w:jc w:val="left"/>
+      </w:pPr>
+      <w:r>
+        <w:rPr>
+          <w:rFonts w:ascii="Times New Roman" w:hAnsi="Times New Roman"/>
+          <w:b/>
+          <w:sz w:val="24"/>
+        </w:rPr>
+        <w:t>Visión</w:t>
+      </w:r>
+      <w:bookmarkEnd w:id="bm_cap1_vision"/>
+    </w:p>
+    <w:p>
+      <w:pPr>
+        <w:spacing w:line="360" w:lineRule="auto" w:after="0" w:before="0"/>
+        <w:ind w:firstLine="709"/>
+        <w:jc w:val="both"/>
+      </w:pPr>
+      <w:r>
+        <w:rPr>
+          <w:rFonts w:ascii="Times New Roman" w:hAnsi="Times New Roman"/>
+          <w:i w:val="0"/>
+          <w:sz w:val="24"/>
+        </w:rPr>
+        <w:t>Ser el conglomerado de empresas líderes en cada una de las categorías en las que participamos, generando modelos de negocios altamente competitivos, atendiendo a nuestros distintos beneficiarios con productos y servicios de calidad.</w:t>
+      </w:r>
+    </w:p>
+    <w:p>
+      <w:bookmarkStart w:id="bm_cap1_valores" w:name="bm_cap1_valores"/>
+      <w:pPr>
+        <w:spacing w:before="480" w:after="480" w:line="360" w:lineRule="auto"/>
+        <w:jc w:val="left"/>
+      </w:pPr>
+      <w:r>
+        <w:rPr>
+          <w:rFonts w:ascii="Times New Roman" w:hAnsi="Times New Roman"/>
+          <w:b/>
+          <w:sz w:val="24"/>
+        </w:rPr>
+        <w:t>Valores</w:t>
+      </w:r>
+      <w:bookmarkEnd w:id="bm_cap1_valores"/>
+    </w:p>
+    <w:p>
+      <w:pPr>
+        <w:spacing w:line="360" w:lineRule="auto" w:after="0" w:before="0"/>
+        <w:ind w:firstLine="709"/>
+        <w:jc w:val="both"/>
+      </w:pPr>
+      <w:r>
+        <w:rPr>
+          <w:rFonts w:ascii="Times New Roman" w:hAnsi="Times New Roman"/>
+          <w:i w:val="0"/>
+          <w:sz w:val="24"/>
+        </w:rPr>
+        <w:t>Los valores que orientan las actividades de la organización destacan:</w:t>
+      </w:r>
+    </w:p>
+    <w:p>
+      <w:pPr>
+        <w:spacing w:line="360" w:lineRule="auto"/>
+        <w:ind w:firstLine="709"/>
+        <w:jc w:val="both"/>
+      </w:pPr>
+      <w:r>
+        <w:rPr>
+          <w:rFonts w:ascii="Times New Roman" w:hAnsi="Times New Roman"/>
+          <w:sz w:val="24"/>
+        </w:rPr>
+        <w:t xml:space="preserve">1. </w:t>
+      </w:r>
+      <w:r>
+        <w:rPr>
+          <w:rFonts w:ascii="Times New Roman" w:hAnsi="Times New Roman"/>
+          <w:b/>
+          <w:sz w:val="24"/>
+        </w:rPr>
+        <w:t xml:space="preserve">Planificación: </w:t>
+      </w:r>
+      <w:r>
+        <w:rPr>
+          <w:rFonts w:ascii="Times New Roman" w:hAnsi="Times New Roman"/>
+          <w:sz w:val="24"/>
+        </w:rPr>
+        <w:t>Estructuración anticipada de las adquisiciones para optimizar los recursos financieros de la organización.</w:t>
+      </w:r>
+    </w:p>
+    <w:p>
+      <w:pPr>
+        <w:spacing w:line="360" w:lineRule="auto"/>
+        <w:ind w:firstLine="709"/>
+        <w:jc w:val="both"/>
+      </w:pPr>
+      <w:r>
+        <w:rPr>
+          <w:rFonts w:ascii="Times New Roman" w:hAnsi="Times New Roman"/>
+          <w:sz w:val="24"/>
+        </w:rPr>
+        <w:t xml:space="preserve">2. </w:t>
+      </w:r>
+      <w:r>
+        <w:rPr>
+          <w:rFonts w:ascii="Times New Roman" w:hAnsi="Times New Roman"/>
+          <w:b/>
+          <w:sz w:val="24"/>
+        </w:rPr>
+        <w:t xml:space="preserve">Responsabilidad: </w:t>
+      </w:r>
+      <w:r>
+        <w:rPr>
+          <w:rFonts w:ascii="Times New Roman" w:hAnsi="Times New Roman"/>
+          <w:sz w:val="24"/>
+        </w:rPr>
+        <w:t>Cumplimiento eficiente de los compromisos adquiridos con clientes, proveedores y trabajadores.</w:t>
+      </w:r>
+    </w:p>
+    <w:p>
+      <w:pPr>
+        <w:spacing w:line="360" w:lineRule="auto"/>
+        <w:ind w:firstLine="709"/>
+        <w:jc w:val="both"/>
+      </w:pPr>
+      <w:r>
+        <w:rPr>
+          <w:rFonts w:ascii="Times New Roman" w:hAnsi="Times New Roman"/>
+          <w:sz w:val="24"/>
+        </w:rPr>
+        <w:t xml:space="preserve">3. </w:t>
+      </w:r>
+      <w:r>
+        <w:rPr>
+          <w:rFonts w:ascii="Times New Roman" w:hAnsi="Times New Roman"/>
+          <w:b/>
+          <w:sz w:val="24"/>
+        </w:rPr>
+        <w:t xml:space="preserve">Integridad: </w:t>
+      </w:r>
+      <w:r>
+        <w:rPr>
+          <w:rFonts w:ascii="Times New Roman" w:hAnsi="Times New Roman"/>
+          <w:sz w:val="24"/>
+        </w:rPr>
+        <w:t>Actuar con honestidad, ética y transparencia en todas las operaciones de la empresa.</w:t>
+      </w:r>
+    </w:p>
+    <w:p>
+      <w:pPr>
+        <w:spacing w:line="360" w:lineRule="auto"/>
+        <w:ind w:firstLine="709"/>
+        <w:jc w:val="both"/>
+      </w:pPr>
+      <w:r>
+        <w:rPr>
+          <w:rFonts w:ascii="Times New Roman" w:hAnsi="Times New Roman"/>
+          <w:sz w:val="24"/>
+        </w:rPr>
+        <w:t xml:space="preserve">4. </w:t>
+      </w:r>
+      <w:r>
+        <w:rPr>
+          <w:rFonts w:ascii="Times New Roman" w:hAnsi="Times New Roman"/>
+          <w:b/>
+          <w:sz w:val="24"/>
+        </w:rPr>
+        <w:t xml:space="preserve">Transparencia: </w:t>
+      </w:r>
+      <w:r>
+        <w:rPr>
+          <w:rFonts w:ascii="Times New Roman" w:hAnsi="Times New Roman"/>
+          <w:sz w:val="24"/>
+        </w:rPr>
+        <w:t>Garantizar la trazabilidad y la claridad en los procesos de selección y adjudicación de compras.</w:t>
+      </w:r>
+    </w:p>
+    <w:p>
+      <w:bookmarkStart w:id="bm_cap1_obj" w:name="bm_cap1_obj"/>
+      <w:pPr>
+        <w:spacing w:before="480" w:after="480" w:line="360" w:lineRule="auto"/>
+        <w:jc w:val="left"/>
+      </w:pPr>
+      <w:r>
+        <w:rPr>
+          <w:rFonts w:ascii="Times New Roman" w:hAnsi="Times New Roman"/>
+          <w:b/>
+          <w:sz w:val="24"/>
+        </w:rPr>
+        <w:t>Objetivos Organizacionales</w:t>
+      </w:r>
+      <w:bookmarkEnd w:id="bm_cap1_obj"/>
+    </w:p>
+    <w:p>
+      <w:pPr>
+        <w:spacing w:before="480" w:after="480" w:line="360" w:lineRule="auto"/>
+        <w:jc w:val="left"/>
+      </w:pPr>
+      <w:r>
+        <w:rPr>
+          <w:rFonts w:ascii="Times New Roman" w:hAnsi="Times New Roman"/>
+          <w:b/>
+          <w:sz w:val="24"/>
+        </w:rPr>
+        <w:t>Objetivo General</w:t>
+      </w:r>
+    </w:p>
+    <w:p>
+      <w:pPr>
+        <w:spacing w:line="360" w:lineRule="auto" w:after="0" w:before="0"/>
+        <w:ind w:firstLine="709"/>
+        <w:jc w:val="both"/>
+      </w:pPr>
+      <w:r>
+        <w:rPr>
+          <w:rFonts w:ascii="Times New Roman" w:hAnsi="Times New Roman"/>
+          <w:i w:val="0"/>
+          <w:sz w:val="24"/>
+        </w:rPr>
+        <w:t>Posicionarse como una empresa líder en el sector petrolero, industrial y de construcción a nivel nacional, garantizando la provisión oportuna de productos químicos especializados, tratamiento de crudo y maquinaria pesada, mediante una gestión administrativa, operacional y de procura transparente, eficiente y orientada a la calidad total.</w:t>
+      </w:r>
+    </w:p>
+    <w:p>
+      <w:pPr>
+        <w:spacing w:before="480" w:after="480" w:line="360" w:lineRule="auto"/>
+        <w:jc w:val="left"/>
+      </w:pPr>
+      <w:r>
+        <w:rPr>
+          <w:rFonts w:ascii="Times New Roman" w:hAnsi="Times New Roman"/>
+          <w:b/>
+          <w:sz w:val="24"/>
+        </w:rPr>
+        <w:t>Objetivos Específicos</w:t>
+      </w:r>
+    </w:p>
+    <w:p>
+      <w:pPr>
+        <w:spacing w:line="360" w:lineRule="auto"/>
+        <w:ind w:firstLine="709"/>
+        <w:jc w:val="both"/>
+      </w:pPr>
+      <w:r>
+        <w:rPr>
+          <w:rFonts w:ascii="Times New Roman" w:hAnsi="Times New Roman"/>
+          <w:sz w:val="24"/>
+        </w:rPr>
+        <w:t xml:space="preserve">1. </w:t>
+      </w:r>
+      <w:r>
+        <w:rPr>
+          <w:rFonts w:ascii="Times New Roman" w:hAnsi="Times New Roman"/>
+          <w:sz w:val="24"/>
+        </w:rPr>
+        <w:t>Proporcionar soluciones eficientes y oportunas a las necesidades de sus clientes.</w:t>
+      </w:r>
+    </w:p>
+    <w:p>
+      <w:pPr>
+        <w:spacing w:line="360" w:lineRule="auto"/>
+        <w:ind w:firstLine="709"/>
+        <w:jc w:val="both"/>
+      </w:pPr>
+      <w:r>
+        <w:rPr>
+          <w:rFonts w:ascii="Times New Roman" w:hAnsi="Times New Roman"/>
+          <w:sz w:val="24"/>
+        </w:rPr>
+        <w:t xml:space="preserve">2. </w:t>
+      </w:r>
+      <w:r>
+        <w:rPr>
+          <w:rFonts w:ascii="Times New Roman" w:hAnsi="Times New Roman"/>
+          <w:sz w:val="24"/>
+        </w:rPr>
+        <w:t>Mantener altos estándares de calidad en los productos y servicios ofrecidos.</w:t>
+      </w:r>
+    </w:p>
+    <w:p>
+      <w:pPr>
+        <w:spacing w:line="360" w:lineRule="auto"/>
+        <w:ind w:firstLine="709"/>
+        <w:jc w:val="both"/>
+      </w:pPr>
+      <w:r>
+        <w:rPr>
+          <w:rFonts w:ascii="Times New Roman" w:hAnsi="Times New Roman"/>
+          <w:sz w:val="24"/>
+        </w:rPr>
+        <w:t xml:space="preserve">3. </w:t>
+      </w:r>
+      <w:r>
+        <w:rPr>
+          <w:rFonts w:ascii="Times New Roman" w:hAnsi="Times New Roman"/>
+          <w:sz w:val="24"/>
+        </w:rPr>
+        <w:t>Asegurar el abastecimiento continuo y eficiente de insumos mediante una gestión administrativa transparente.</w:t>
+      </w:r>
+    </w:p>
+    <w:p>
       <w:pPr>
         <w:spacing w:before="480"/>
         <w:jc w:val="center"/>
@@ -2630,398 +3022,6 @@
           <w:sz w:val="24"/>
         </w:rPr>
         <w:t>Lubricantes y Equipos Varyna, C.A. (2026).</w:t>
-      </w:r>
-    </w:p>
-    <w:p>
-      <w:bookmarkStart w:id="bm_cap1_resena" w:name="bm_cap1_resena"/>
-      <w:pPr>
-        <w:spacing w:before="480" w:after="480" w:line="360" w:lineRule="auto"/>
-        <w:jc w:val="left"/>
-      </w:pPr>
-      <w:r>
-        <w:rPr>
-          <w:rFonts w:ascii="Times New Roman" w:hAnsi="Times New Roman"/>
-          <w:b/>
-          <w:sz w:val="24"/>
-        </w:rPr>
-        <w:t>Reseña histórica</w:t>
-      </w:r>
-      <w:bookmarkEnd w:id="bm_cap1_resena"/>
-    </w:p>
-    <w:p>
-      <w:pPr>
-        <w:spacing w:line="360" w:lineRule="auto" w:after="0" w:before="0"/>
-        <w:ind w:firstLine="709"/>
-        <w:jc w:val="both"/>
-      </w:pPr>
-      <w:r>
-        <w:rPr>
-          <w:rFonts w:ascii="Times New Roman" w:hAnsi="Times New Roman"/>
-          <w:i w:val="0"/>
-          <w:sz w:val="24"/>
-        </w:rPr>
-        <w:t>Lubricantes y Equipos Varyná, C.A. es una empresa venezolana fundada con la visión de responder a las crecientes demandas operativas e industriales del país. A lo largo de más de treinta y seis (36) años de trayectoria ininterrumpida, la organización se ha consolidado en el sector petrolero, industrial y de construcción, posicionándose como un aliado estratégico de alta confiabilidad en el mercado nacional gracias a su capacidad de respuesta y solvencia técnica.</w:t>
-      </w:r>
-    </w:p>
-    <w:p>
-      <w:pPr>
-        <w:spacing w:line="360" w:lineRule="auto" w:after="0" w:before="0"/>
-        <w:ind w:firstLine="709"/>
-        <w:jc w:val="both"/>
-      </w:pPr>
-      <w:r>
-        <w:rPr>
-          <w:rFonts w:ascii="Times New Roman" w:hAnsi="Times New Roman"/>
-          <w:i w:val="0"/>
-          <w:sz w:val="24"/>
-        </w:rPr>
-        <w:t>Desde sus primeros años de operaciones, la empresa enfocó su estrategia en la diversificación técnica de sus servicios, pasando de ser un proveedor local de insumos a una estructura corporativa especializada en el procesamiento y suministro de productos químicos de alto rendimiento, tratamiento químico de crudo y provisión de maquinaria pesada para proyectos de gran escala. Este desarrollo progresivo le permitió establecer estándares operacionales alineados con las exigencias de la industria energética regional y nacional.</w:t>
-      </w:r>
-    </w:p>
-    <w:p>
-      <w:pPr>
-        <w:spacing w:line="360" w:lineRule="auto" w:after="0" w:before="0"/>
-        <w:ind w:firstLine="709"/>
-        <w:jc w:val="both"/>
-      </w:pPr>
-      <w:r>
-        <w:rPr>
-          <w:rFonts w:ascii="Times New Roman" w:hAnsi="Times New Roman"/>
-          <w:i w:val="0"/>
-          <w:sz w:val="24"/>
-        </w:rPr>
-        <w:t>Su integración como parte fundamental del Grupo Corporativo VTC marcó un hito en su madurez organizacional, impulsando un crecimiento sostenido mediante la profesionalización de sus procesos, la adopción de tecnologías de vanguardia y la consolidación de alianzas comerciales de largo alcance. Hoy en día, Lubricantes y Equipos Varyná, C.A. mantiene su compromiso con el desarrollo productivo del país, sustentando su liderazgo en la innovación continua, la calidad de servicio y el fortalecimiento constante de su capital humano y capacidad logística.</w:t>
-      </w:r>
-    </w:p>
-    <w:p>
-      <w:bookmarkStart w:id="bm_cap1_mision" w:name="bm_cap1_mision"/>
-      <w:pPr>
-        <w:spacing w:before="480" w:after="480" w:line="360" w:lineRule="auto"/>
-        <w:jc w:val="left"/>
-      </w:pPr>
-      <w:r>
-        <w:rPr>
-          <w:rFonts w:ascii="Times New Roman" w:hAnsi="Times New Roman"/>
-          <w:b/>
-          <w:sz w:val="24"/>
-        </w:rPr>
-        <w:t>Misión</w:t>
-      </w:r>
-      <w:bookmarkEnd w:id="bm_cap1_mision"/>
-    </w:p>
-    <w:p>
-      <w:pPr>
-        <w:spacing w:line="360" w:lineRule="auto" w:after="0" w:before="0"/>
-        <w:ind w:firstLine="709"/>
-        <w:jc w:val="both"/>
-      </w:pPr>
-      <w:r>
-        <w:rPr>
-          <w:rFonts w:ascii="Times New Roman" w:hAnsi="Times New Roman"/>
-          <w:i w:val="0"/>
-          <w:sz w:val="24"/>
-        </w:rPr>
-        <w:t>Brindar a nuestros clientes objetivos, soluciones de calidad en las áreas en las cuales nos desempeñamos, para contribuir de manera significativa en sus resultados. Aportando valor con nuestras respuestas a sus requerimientos. En la búsqueda de un mejor país y de una mejor humanidad.</w:t>
-      </w:r>
-    </w:p>
-    <w:p>
-      <w:bookmarkStart w:id="bm_cap1_vision" w:name="bm_cap1_vision"/>
-      <w:pPr>
-        <w:spacing w:before="480" w:after="480" w:line="360" w:lineRule="auto"/>
-        <w:jc w:val="left"/>
-      </w:pPr>
-      <w:r>
-        <w:rPr>
-          <w:rFonts w:ascii="Times New Roman" w:hAnsi="Times New Roman"/>
-          <w:b/>
-          <w:sz w:val="24"/>
-        </w:rPr>
-        <w:t>Visión</w:t>
-      </w:r>
-      <w:bookmarkEnd w:id="bm_cap1_vision"/>
-    </w:p>
-    <w:p>
-      <w:pPr>
-        <w:spacing w:line="360" w:lineRule="auto" w:after="0" w:before="0"/>
-        <w:ind w:firstLine="709"/>
-        <w:jc w:val="both"/>
-      </w:pPr>
-      <w:r>
-        <w:rPr>
-          <w:rFonts w:ascii="Times New Roman" w:hAnsi="Times New Roman"/>
-          <w:i w:val="0"/>
-          <w:sz w:val="24"/>
-        </w:rPr>
-        <w:t>Ser el conglomerado de empresas líderes en cada una de las categorías en las que participamos, generando modelos de negocios altamente competitivos, atendiendo a nuestros distintos beneficiarios con productos y servicios de calidad.</w:t>
-      </w:r>
-    </w:p>
-    <w:p>
-      <w:bookmarkStart w:id="bm_cap1_valores" w:name="bm_cap1_valores"/>
-      <w:pPr>
-        <w:spacing w:before="480" w:after="480" w:line="360" w:lineRule="auto"/>
-        <w:jc w:val="left"/>
-      </w:pPr>
-      <w:r>
-        <w:rPr>
-          <w:rFonts w:ascii="Times New Roman" w:hAnsi="Times New Roman"/>
-          <w:b/>
-          <w:sz w:val="24"/>
-        </w:rPr>
-        <w:t>Valores</w:t>
-      </w:r>
-      <w:bookmarkEnd w:id="bm_cap1_valores"/>
-    </w:p>
-    <w:p>
-      <w:pPr>
-        <w:spacing w:line="360" w:lineRule="auto" w:after="0" w:before="0"/>
-        <w:ind w:firstLine="709"/>
-        <w:jc w:val="both"/>
-      </w:pPr>
-      <w:r>
-        <w:rPr>
-          <w:rFonts w:ascii="Times New Roman" w:hAnsi="Times New Roman"/>
-          <w:i w:val="0"/>
-          <w:sz w:val="24"/>
-        </w:rPr>
-        <w:t>Los valores que orientan las actividades de la organización destacan:</w:t>
-      </w:r>
-    </w:p>
-    <w:p>
-      <w:pPr>
-        <w:spacing w:line="360" w:lineRule="auto"/>
-        <w:ind w:firstLine="709"/>
-        <w:jc w:val="both"/>
-      </w:pPr>
-      <w:r>
-        <w:rPr>
-          <w:rFonts w:ascii="Times New Roman" w:hAnsi="Times New Roman"/>
-          <w:sz w:val="24"/>
-        </w:rPr>
-        <w:t xml:space="preserve">1. </w:t>
-      </w:r>
-      <w:r>
-        <w:rPr>
-          <w:rFonts w:ascii="Times New Roman" w:hAnsi="Times New Roman"/>
-          <w:b/>
-          <w:sz w:val="24"/>
-        </w:rPr>
-        <w:t xml:space="preserve">Planificación: </w:t>
-      </w:r>
-      <w:r>
-        <w:rPr>
-          <w:rFonts w:ascii="Times New Roman" w:hAnsi="Times New Roman"/>
-          <w:sz w:val="24"/>
-        </w:rPr>
-        <w:t>Estructuración anticipada de las adquisiciones para optimizar los recursos financieros de la organización.</w:t>
-      </w:r>
-    </w:p>
-    <w:p>
-      <w:pPr>
-        <w:spacing w:line="360" w:lineRule="auto"/>
-        <w:ind w:firstLine="709"/>
-        <w:jc w:val="both"/>
-      </w:pPr>
-      <w:r>
-        <w:rPr>
-          <w:rFonts w:ascii="Times New Roman" w:hAnsi="Times New Roman"/>
-          <w:sz w:val="24"/>
-        </w:rPr>
-        <w:t xml:space="preserve">2. </w:t>
-      </w:r>
-      <w:r>
-        <w:rPr>
-          <w:rFonts w:ascii="Times New Roman" w:hAnsi="Times New Roman"/>
-          <w:b/>
-          <w:sz w:val="24"/>
-        </w:rPr>
-        <w:t xml:space="preserve">Responsabilidad: </w:t>
-      </w:r>
-      <w:r>
-        <w:rPr>
-          <w:rFonts w:ascii="Times New Roman" w:hAnsi="Times New Roman"/>
-          <w:sz w:val="24"/>
-        </w:rPr>
-        <w:t>Cumplimiento eficiente de los compromisos adquiridos con clientes, proveedores y trabajadores.</w:t>
-      </w:r>
-    </w:p>
-    <w:p>
-      <w:pPr>
-        <w:spacing w:line="360" w:lineRule="auto"/>
-        <w:ind w:firstLine="709"/>
-        <w:jc w:val="both"/>
-      </w:pPr>
-      <w:r>
-        <w:rPr>
-          <w:rFonts w:ascii="Times New Roman" w:hAnsi="Times New Roman"/>
-          <w:sz w:val="24"/>
-        </w:rPr>
-        <w:t xml:space="preserve">3. </w:t>
-      </w:r>
-      <w:r>
-        <w:rPr>
-          <w:rFonts w:ascii="Times New Roman" w:hAnsi="Times New Roman"/>
-          <w:b/>
-          <w:sz w:val="24"/>
-        </w:rPr>
-        <w:t xml:space="preserve">Integridad: </w:t>
-      </w:r>
-      <w:r>
-        <w:rPr>
-          <w:rFonts w:ascii="Times New Roman" w:hAnsi="Times New Roman"/>
-          <w:sz w:val="24"/>
-        </w:rPr>
-        <w:t>Actuar con honestidad, ética y transparencia en todas las operaciones de la empresa.</w:t>
-      </w:r>
-    </w:p>
-    <w:p>
-      <w:pPr>
-        <w:spacing w:line="360" w:lineRule="auto"/>
-        <w:ind w:firstLine="709"/>
-        <w:jc w:val="both"/>
-      </w:pPr>
-      <w:r>
-        <w:rPr>
-          <w:rFonts w:ascii="Times New Roman" w:hAnsi="Times New Roman"/>
-          <w:sz w:val="24"/>
-        </w:rPr>
-        <w:t xml:space="preserve">4. </w:t>
-      </w:r>
-      <w:r>
-        <w:rPr>
-          <w:rFonts w:ascii="Times New Roman" w:hAnsi="Times New Roman"/>
-          <w:b/>
-          <w:sz w:val="24"/>
-        </w:rPr>
-        <w:t xml:space="preserve">Transparencia: </w:t>
-      </w:r>
-      <w:r>
-        <w:rPr>
-          <w:rFonts w:ascii="Times New Roman" w:hAnsi="Times New Roman"/>
-          <w:sz w:val="24"/>
-        </w:rPr>
-        <w:t>Garantizar la trazabilidad y la claridad en los procesos de selección y adjudicación de compras.</w:t>
-      </w:r>
-    </w:p>
-    <w:p>
-      <w:bookmarkStart w:id="bm_cap1_obj" w:name="bm_cap1_obj"/>
-      <w:pPr>
-        <w:spacing w:before="480" w:after="480" w:line="360" w:lineRule="auto"/>
-        <w:jc w:val="left"/>
-      </w:pPr>
-      <w:r>
-        <w:rPr>
-          <w:rFonts w:ascii="Times New Roman" w:hAnsi="Times New Roman"/>
-          <w:b/>
-          <w:sz w:val="24"/>
-        </w:rPr>
-        <w:t>Objetivos Organizacionales</w:t>
-      </w:r>
-      <w:bookmarkEnd w:id="bm_cap1_obj"/>
-    </w:p>
-    <w:p>
-      <w:pPr>
-        <w:spacing w:before="480" w:after="480" w:line="360" w:lineRule="auto"/>
-        <w:jc w:val="left"/>
-      </w:pPr>
-      <w:r>
-        <w:rPr>
-          <w:rFonts w:ascii="Times New Roman" w:hAnsi="Times New Roman"/>
-          <w:b/>
-          <w:sz w:val="24"/>
-        </w:rPr>
-        <w:t>Objetivo General</w:t>
-      </w:r>
-    </w:p>
-    <w:p>
-      <w:pPr>
-        <w:spacing w:line="360" w:lineRule="auto" w:after="0" w:before="0"/>
-        <w:ind w:firstLine="709"/>
-        <w:jc w:val="both"/>
-      </w:pPr>
-      <w:r>
-        <w:rPr>
-          <w:rFonts w:ascii="Times New Roman" w:hAnsi="Times New Roman"/>
-          <w:i w:val="0"/>
-          <w:sz w:val="24"/>
-        </w:rPr>
-        <w:t>Posicionarse como una empresa líder en el sector petrolero, industrial y de construcción a nivel nacional, garantizando la provisión oportuna de productos químicos especializados, tratamiento de crudo y maquinaria pesada, mediante una gestión administrativa, operacional y de procura transparente, eficiente y orientada a la calidad total.</w:t>
-      </w:r>
-    </w:p>
-    <w:p>
-      <w:pPr>
-        <w:spacing w:before="480" w:after="480" w:line="360" w:lineRule="auto"/>
-        <w:jc w:val="left"/>
-      </w:pPr>
-      <w:r>
-        <w:rPr>
-          <w:rFonts w:ascii="Times New Roman" w:hAnsi="Times New Roman"/>
-          <w:b/>
-          <w:sz w:val="24"/>
-        </w:rPr>
-        <w:t>Objetivos Específicos</w:t>
-      </w:r>
-    </w:p>
-    <w:p>
-      <w:pPr>
-        <w:spacing w:line="360" w:lineRule="auto"/>
-        <w:ind w:firstLine="709"/>
-        <w:jc w:val="both"/>
-      </w:pPr>
-      <w:r>
-        <w:rPr>
-          <w:rFonts w:ascii="Times New Roman" w:hAnsi="Times New Roman"/>
-          <w:sz w:val="24"/>
-        </w:rPr>
-        <w:t xml:space="preserve">1. </w:t>
-      </w:r>
-      <w:r>
-        <w:rPr>
-          <w:rFonts w:ascii="Times New Roman" w:hAnsi="Times New Roman"/>
-          <w:sz w:val="24"/>
-        </w:rPr>
-        <w:t>Proporcionar soluciones eficientes y oportunas a las necesidades de sus clientes.</w:t>
-      </w:r>
-    </w:p>
-    <w:p>
-      <w:pPr>
-        <w:spacing w:line="360" w:lineRule="auto"/>
-        <w:ind w:firstLine="709"/>
-        <w:jc w:val="both"/>
-      </w:pPr>
-      <w:r>
-        <w:rPr>
-          <w:rFonts w:ascii="Times New Roman" w:hAnsi="Times New Roman"/>
-          <w:sz w:val="24"/>
-        </w:rPr>
-        <w:t xml:space="preserve">2. </w:t>
-      </w:r>
-      <w:r>
-        <w:rPr>
-          <w:rFonts w:ascii="Times New Roman" w:hAnsi="Times New Roman"/>
-          <w:sz w:val="24"/>
-        </w:rPr>
-        <w:t>Mantener altos estándares de calidad en los productos y servicios ofrecidos.</w:t>
-      </w:r>
-    </w:p>
-    <w:p>
-      <w:pPr>
-        <w:spacing w:line="360" w:lineRule="auto"/>
-        <w:ind w:firstLine="709"/>
-        <w:jc w:val="both"/>
-      </w:pPr>
-      <w:r>
-        <w:rPr>
-          <w:rFonts w:ascii="Times New Roman" w:hAnsi="Times New Roman"/>
-          <w:sz w:val="24"/>
-        </w:rPr>
-        <w:t xml:space="preserve">3. </w:t>
-      </w:r>
-      <w:r>
-        <w:rPr>
-          <w:rFonts w:ascii="Times New Roman" w:hAnsi="Times New Roman"/>
-          <w:sz w:val="24"/>
-        </w:rPr>
-        <w:t>Asegurar el abastecimiento continuo y eficiente de insumos mediante una gestión administrativa transparente.</w:t>
       </w:r>
     </w:p>
     <w:p>

--- a/keidy/reportes/Informe_Pasantia_IUTECP.docx
+++ b/keidy/reportes/Informe_Pasantia_IUTECP.docx
@@ -4581,127 +4581,7 @@
           <w:i w:val="0"/>
           <w:sz w:val="24"/>
         </w:rPr>
-        <w:t>A continuación, se presenta la estructura organizativa de la empresa, reflejando las líneas de mando y la distribución de los departamentos administrativos y de procura. Los departamentos que conforman la organización son los siguientes:</w:t>
-      </w:r>
-    </w:p>
-    <w:p>
-      <w:pPr>
-        <w:spacing w:line="360" w:lineRule="auto" w:after="0" w:before="0"/>
-        <w:ind w:firstLine="709"/>
-        <w:jc w:val="both"/>
-      </w:pPr>
-      <w:r>
-        <w:rPr>
-          <w:rFonts w:ascii="Times New Roman" w:hAnsi="Times New Roman"/>
-          <w:i w:val="0"/>
-          <w:sz w:val="24"/>
-        </w:rPr>
-        <w:t>Gerencia General: Es la máxima autoridad ejecutiva encargada de la dirección estratégica, la toma de decisiones corporativas y el cumplimiento de los objetivos globales de la organización.</w:t>
-      </w:r>
-    </w:p>
-    <w:p>
-      <w:pPr>
-        <w:spacing w:line="360" w:lineRule="auto" w:after="0" w:before="0"/>
-        <w:ind w:firstLine="709"/>
-        <w:jc w:val="both"/>
-      </w:pPr>
-      <w:r>
-        <w:rPr>
-          <w:rFonts w:ascii="Times New Roman" w:hAnsi="Times New Roman"/>
-          <w:i w:val="0"/>
-          <w:sz w:val="24"/>
-        </w:rPr>
-        <w:t>Gerencia de Operaciones: Coordina y supervisa la ejecución técnica y operativa de los proyectos, garantizando la eficiencia en el uso de recursos e infraestructura en campo.</w:t>
-      </w:r>
-    </w:p>
-    <w:p>
-      <w:pPr>
-        <w:spacing w:line="360" w:lineRule="auto" w:after="0" w:before="0"/>
-        <w:ind w:firstLine="709"/>
-        <w:jc w:val="both"/>
-      </w:pPr>
-      <w:r>
-        <w:rPr>
-          <w:rFonts w:ascii="Times New Roman" w:hAnsi="Times New Roman"/>
-          <w:i w:val="0"/>
-          <w:sz w:val="24"/>
-        </w:rPr>
-        <w:t>Gerencia de Control y Avance (y Operaciones Morichal): Responsable de monitorear el rendimiento, cumplimiento de metas de avance físico de obras y la logística operativa regional en el área de Morichal.</w:t>
-      </w:r>
-    </w:p>
-    <w:p>
-      <w:pPr>
-        <w:spacing w:line="360" w:lineRule="auto" w:after="0" w:before="0"/>
-        <w:ind w:firstLine="709"/>
-        <w:jc w:val="both"/>
-      </w:pPr>
-      <w:r>
-        <w:rPr>
-          <w:rFonts w:ascii="Times New Roman" w:hAnsi="Times New Roman"/>
-          <w:i w:val="0"/>
-          <w:sz w:val="24"/>
-        </w:rPr>
-        <w:t>Departamento Administrativo (Área de Pasantía): Unidad encargada de la gestión financiera, presupuestaria, logística interna, control contable e inventarios. En este departamento se desenvuelve la pasante en el rol de Asistente Administrativo, brindando apoyo operativo y de control, con énfasis en el área de Procura (Compras y Logística) mediante la recepción de requerimientos, solicitud de cotizaciones, selección de proveedores y seguimiento a la adquisición oportuna de bienes, materiales y servicios esenciales.</w:t>
-      </w:r>
-    </w:p>
-    <w:p>
-      <w:pPr>
-        <w:spacing w:line="360" w:lineRule="auto" w:after="0" w:before="0"/>
-        <w:ind w:firstLine="709"/>
-        <w:jc w:val="both"/>
-      </w:pPr>
-      <w:r>
-        <w:rPr>
-          <w:rFonts w:ascii="Times New Roman" w:hAnsi="Times New Roman"/>
-          <w:i w:val="0"/>
-          <w:sz w:val="24"/>
-        </w:rPr>
-        <w:t>Gerencia de Contratación y Administración de Contratos: Encargada del análisis de costos, estimaciones presupuestarias, planificación y control legal y operativo de las licitaciones y contratos vigentes.</w:t>
-      </w:r>
-    </w:p>
-    <w:p>
-      <w:pPr>
-        <w:spacing w:line="360" w:lineRule="auto" w:after="0" w:before="0"/>
-        <w:ind w:firstLine="709"/>
-        <w:jc w:val="both"/>
-      </w:pPr>
-      <w:r>
-        <w:rPr>
-          <w:rFonts w:ascii="Times New Roman" w:hAnsi="Times New Roman"/>
-          <w:i w:val="0"/>
-          <w:sz w:val="24"/>
-        </w:rPr>
-        <w:t>Gerencia de Recursos Humanos y Relaciones Laborales: Dirige el reclutamiento, selección, administración de personal, nómina y la gestión del clima laboral de la empresa.</w:t>
-      </w:r>
-    </w:p>
-    <w:p>
-      <w:pPr>
-        <w:spacing w:line="360" w:lineRule="auto" w:after="0" w:before="0"/>
-        <w:ind w:firstLine="709"/>
-        <w:jc w:val="both"/>
-      </w:pPr>
-      <w:r>
-        <w:rPr>
-          <w:rFonts w:ascii="Times New Roman" w:hAnsi="Times New Roman"/>
-          <w:i w:val="0"/>
-          <w:sz w:val="24"/>
-        </w:rPr>
-        <w:t>Gerencias Técnicas (Proyectos, Optimización, Servicios Eléctricos y Metalmecánico): Áreas especializadas dedicadas al diseño, mantenimiento, ejecución de estructuras metálicas y optimización de servicios de ingeniería en campo.</w:t>
-      </w:r>
-    </w:p>
-    <w:p>
-      <w:pPr>
-        <w:spacing w:line="360" w:lineRule="auto" w:after="0" w:before="0"/>
-        <w:ind w:firstLine="709"/>
-        <w:jc w:val="both"/>
-      </w:pPr>
-      <w:r>
-        <w:rPr>
-          <w:rFonts w:ascii="Times New Roman" w:hAnsi="Times New Roman"/>
-          <w:i w:val="0"/>
-          <w:sz w:val="24"/>
-        </w:rPr>
-        <w:t>Coordinaciones de SIHO-A y Calidad: Unidades orientadas a garantizar la Seguridad Industrial, Higiene Ocupacional y Ambiente, asegurando el cumplimiento de normas de prevención de riesgos y estándares de calidad en las operaciones.</w:t>
+        <w:t>La estructura organizativa de Lubricantes y Equipos Varyna, C.A. es de tipo jerárquico-funcional y está integrada por la Gerencia General, Gerencia de Operaciones, Gerencia de Control y Avance, Departamento Administrativo, Gerencia de Contratación y Administración de Contratos, Recursos Humanos, gerencias técnicas y coordinaciones de SIHO-A y Calidad. El Departamento Administrativo, área de pasantía, coordina procesos financieros, logísticos y de procura, incluyendo la recepción de requerimientos, solicitud de cotizaciones, selección de proveedores y seguimiento de adquisiciones. A continuación, se presentan el organigrama general y las unidades relacionadas con el área de procura.</w:t>
       </w:r>
     </w:p>
     <w:p>

--- a/keidy/reportes/Informe_Pasantia_IUTECP.docx
+++ b/keidy/reportes/Informe_Pasantia_IUTECP.docx
@@ -159,10 +159,12 @@
           <w:pgMar w:top="1701" w:right="1701" w:bottom="1701" w:left="2268" w:header="720" w:footer="720" w:gutter="0"/>
           <w:cols w:space="720"/>
           <w:docGrid w:linePitch="360"/>
+          <w:pgNumType w:fmt="lowerRoman" w:start="1"/>
         </w:sectPr>
       </w:pPr>
     </w:p>
     <w:p>
+      <w:bookmarkStart w:id="bm_contraportada" w:name="bm_contraportada"/>
       <w:pPr>
         <w:spacing w:line="240" w:lineRule="auto" w:before="0" w:after="0"/>
         <w:jc w:val="center"/>
@@ -211,6 +213,7 @@
         </w:rPr>
         <w:t>EL TIGRE, ESTADO ANZOÁTEGUI</w:t>
       </w:r>
+      <w:bookmarkEnd w:id="bm_contraportada"/>
     </w:p>
     <w:p>
       <w:pPr>
@@ -324,7 +327,7 @@
                 <w:b/>
                 <w:sz w:val="24"/>
               </w:rPr>
-              <w:t>Dra. Álvarez, Carmen</w:t>
+              <w:t>Dra. Carmen J. Álvarez</w:t>
               <w:br/>
             </w:r>
             <w:r>
@@ -397,8 +400,8 @@
           <w:pgSz w:w="12240" w:h="15840"/>
           <w:pgMar w:top="1701" w:right="1701" w:bottom="1701" w:left="2268" w:header="720" w:footer="720" w:gutter="0"/>
           <w:cols w:space="720"/>
-          <w:titlePg/>
           <w:docGrid w:linePitch="360"/>
+          <w:pgNumType w:fmt="lowerRoman"/>
         </w:sectPr>
       </w:pPr>
     </w:p>
@@ -566,8 +569,8 @@
           <w:pgSz w:w="12240" w:h="15840"/>
           <w:pgMar w:top="1701" w:right="1701" w:bottom="1701" w:left="2268" w:header="720" w:footer="720" w:gutter="0"/>
           <w:cols w:space="720"/>
-          <w:titlePg/>
           <w:docGrid w:linePitch="360"/>
+          <w:pgNumType w:fmt="lowerRoman"/>
         </w:sectPr>
       </w:pPr>
     </w:p>
@@ -712,7 +715,7 @@
           <w:b/>
           <w:sz w:val="24"/>
         </w:rPr>
-        <w:t>Dra. Álvarez, Carmen</w:t>
+        <w:t>Dra. Carmen J. Álvarez</w:t>
       </w:r>
     </w:p>
     <w:p>
@@ -735,12 +738,13 @@
           <w:pgSz w:w="12240" w:h="15840"/>
           <w:pgMar w:top="1701" w:right="1701" w:bottom="1701" w:left="2268" w:header="720" w:footer="720" w:gutter="0"/>
           <w:cols w:space="720"/>
-          <w:titlePg/>
           <w:docGrid w:linePitch="360"/>
+          <w:pgNumType w:fmt="lowerRoman"/>
         </w:sectPr>
       </w:pPr>
     </w:p>
     <w:p>
+      <w:bookmarkStart w:id="bm_agradecimientos" w:name="bm_agradecimientos"/>
       <w:pPr>
         <w:spacing w:before="1140" w:after="480"/>
         <w:jc w:val="center"/>
@@ -751,8 +755,9 @@
           <w:b/>
           <w:sz w:val="24"/>
         </w:rPr>
-        <w:t>ÍNDICE DE CONTENIDO</w:t>
-      </w:r>
+        <w:t>AGRADECIMIENTOS</w:t>
+      </w:r>
+      <w:bookmarkEnd w:id="bm_agradecimientos"/>
     </w:p>
     <w:p>
       <w:pPr>
@@ -761,994 +766,24 @@
           <w:pgSz w:w="12240" w:h="15840"/>
           <w:pgMar w:top="1701" w:right="1701" w:bottom="1701" w:left="2268" w:header="720" w:footer="720" w:gutter="0"/>
           <w:cols w:space="720"/>
-          <w:titlePg/>
           <w:docGrid w:linePitch="360"/>
+          <w:pgNumType w:fmt="lowerRoman"/>
         </w:sectPr>
       </w:pPr>
     </w:p>
     <w:p>
       <w:pPr>
-        <w:spacing w:after="240"/>
-        <w:jc w:val="right"/>
-      </w:pPr>
-      <w:r>
-        <w:rPr>
-          <w:rFonts w:ascii="Times New Roman" w:hAnsi="Times New Roman"/>
-          <w:b/>
-          <w:sz w:val="24"/>
-        </w:rPr>
-        <w:t>pp.</w:t>
-      </w:r>
-    </w:p>
-    <w:p>
-      <w:pPr>
-        <w:tabs>
-          <w:tab w:pos="8271" w:val="right" w:leader="dot"/>
-        </w:tabs>
-        <w:spacing w:line="360" w:lineRule="auto" w:before="0" w:after="80"/>
-        <w:ind w:left="0"/>
-      </w:pPr>
-      <w:r>
-        <w:rPr>
-          <w:rFonts w:ascii="Times New Roman" w:hAnsi="Times New Roman"/>
-          <w:b w:val="0"/>
-          <w:sz w:val="24"/>
-        </w:rPr>
-        <w:t>APROBACIÓN DEL TUTOR INDUSTRIAL</w:t>
-        <w:tab/>
-      </w:r>
-      <w:r>
-        <w:rPr>
-          <w:rFonts w:ascii="Times New Roman" w:hAnsi="Times New Roman"/>
-          <w:b w:val="0"/>
-          <w:sz w:val="24"/>
-        </w:rPr>
-        <w:fldChar w:fldCharType="begin"/>
-        <w:instrText xml:space="preserve"> PAGEREF bm_aprob_ind \h </w:instrText>
-        <w:fldChar w:fldCharType="separate"/>
-        <w:t>?</w:t>
-        <w:fldChar w:fldCharType="end"/>
-      </w:r>
-    </w:p>
-    <w:p>
-      <w:pPr>
-        <w:tabs>
-          <w:tab w:pos="8271" w:val="right" w:leader="dot"/>
-        </w:tabs>
-        <w:spacing w:line="360" w:lineRule="auto" w:before="0" w:after="80"/>
-        <w:ind w:left="0"/>
-      </w:pPr>
-      <w:r>
-        <w:rPr>
-          <w:rFonts w:ascii="Times New Roman" w:hAnsi="Times New Roman"/>
-          <w:b w:val="0"/>
-          <w:sz w:val="24"/>
-        </w:rPr>
-        <w:t>APROBACIÓN DEL TUTOR ACADÉMICO</w:t>
-        <w:tab/>
-      </w:r>
-      <w:r>
-        <w:rPr>
-          <w:rFonts w:ascii="Times New Roman" w:hAnsi="Times New Roman"/>
-          <w:b w:val="0"/>
-          <w:sz w:val="24"/>
-        </w:rPr>
-        <w:fldChar w:fldCharType="begin"/>
-        <w:instrText xml:space="preserve"> PAGEREF bm_aprob_acad \h </w:instrText>
-        <w:fldChar w:fldCharType="separate"/>
-        <w:t>?</w:t>
-        <w:fldChar w:fldCharType="end"/>
-      </w:r>
-    </w:p>
-    <w:p>
-      <w:pPr>
-        <w:tabs>
-          <w:tab w:pos="8271" w:val="right" w:leader="dot"/>
-        </w:tabs>
-        <w:spacing w:line="360" w:lineRule="auto" w:before="0" w:after="80"/>
-        <w:ind w:left="0"/>
-      </w:pPr>
-      <w:r>
-        <w:rPr>
-          <w:rFonts w:ascii="Times New Roman" w:hAnsi="Times New Roman"/>
-          <w:b w:val="0"/>
-          <w:sz w:val="24"/>
-        </w:rPr>
-        <w:t>LISTA DE CUADROS</w:t>
-        <w:tab/>
-      </w:r>
-      <w:r>
-        <w:rPr>
-          <w:rFonts w:ascii="Times New Roman" w:hAnsi="Times New Roman"/>
-          <w:b w:val="0"/>
-          <w:sz w:val="24"/>
-        </w:rPr>
-        <w:fldChar w:fldCharType="begin"/>
-        <w:instrText xml:space="preserve"> PAGEREF bm_lista_cuadros \h </w:instrText>
-        <w:fldChar w:fldCharType="separate"/>
-        <w:t>?</w:t>
-        <w:fldChar w:fldCharType="end"/>
-      </w:r>
-    </w:p>
-    <w:p>
-      <w:pPr>
-        <w:tabs>
-          <w:tab w:pos="8271" w:val="right" w:leader="dot"/>
-        </w:tabs>
-        <w:spacing w:line="360" w:lineRule="auto" w:before="0" w:after="80"/>
-        <w:ind w:left="0"/>
-      </w:pPr>
-      <w:r>
-        <w:rPr>
-          <w:rFonts w:ascii="Times New Roman" w:hAnsi="Times New Roman"/>
-          <w:b w:val="0"/>
-          <w:sz w:val="24"/>
-        </w:rPr>
-        <w:t>LISTA DE GRÁFICOS</w:t>
-        <w:tab/>
-      </w:r>
-      <w:r>
-        <w:rPr>
-          <w:rFonts w:ascii="Times New Roman" w:hAnsi="Times New Roman"/>
-          <w:b w:val="0"/>
-          <w:sz w:val="24"/>
-        </w:rPr>
-        <w:fldChar w:fldCharType="begin"/>
-        <w:instrText xml:space="preserve"> PAGEREF bm_lista_graficos \h </w:instrText>
-        <w:fldChar w:fldCharType="separate"/>
-        <w:t>?</w:t>
-        <w:fldChar w:fldCharType="end"/>
-      </w:r>
-    </w:p>
-    <w:p>
-      <w:pPr>
-        <w:tabs>
-          <w:tab w:pos="8271" w:val="right" w:leader="dot"/>
-        </w:tabs>
-        <w:spacing w:line="360" w:lineRule="auto" w:before="0" w:after="80"/>
-        <w:ind w:left="0"/>
-      </w:pPr>
-      <w:r>
-        <w:rPr>
-          <w:rFonts w:ascii="Times New Roman" w:hAnsi="Times New Roman"/>
-          <w:b w:val="0"/>
-          <w:sz w:val="24"/>
-        </w:rPr>
-        <w:t>LISTA DE ANEXOS</w:t>
-        <w:tab/>
-      </w:r>
-      <w:r>
-        <w:rPr>
-          <w:rFonts w:ascii="Times New Roman" w:hAnsi="Times New Roman"/>
-          <w:b w:val="0"/>
-          <w:sz w:val="24"/>
-        </w:rPr>
-        <w:fldChar w:fldCharType="begin"/>
-        <w:instrText xml:space="preserve"> PAGEREF bm_lista_anexos \h </w:instrText>
-        <w:fldChar w:fldCharType="separate"/>
-        <w:t>?</w:t>
-        <w:fldChar w:fldCharType="end"/>
-      </w:r>
-    </w:p>
-    <w:p>
-      <w:pPr>
-        <w:tabs>
-          <w:tab w:pos="8271" w:val="right" w:leader="dot"/>
-        </w:tabs>
-        <w:spacing w:line="360" w:lineRule="auto" w:before="0" w:after="80"/>
-        <w:ind w:left="0"/>
-      </w:pPr>
-      <w:r>
-        <w:rPr>
-          <w:rFonts w:ascii="Times New Roman" w:hAnsi="Times New Roman"/>
-          <w:b w:val="0"/>
-          <w:sz w:val="24"/>
-        </w:rPr>
-        <w:t>RESUMEN</w:t>
-        <w:tab/>
-      </w:r>
-      <w:r>
-        <w:rPr>
-          <w:rFonts w:ascii="Times New Roman" w:hAnsi="Times New Roman"/>
-          <w:b w:val="0"/>
-          <w:sz w:val="24"/>
-        </w:rPr>
-        <w:fldChar w:fldCharType="begin"/>
-        <w:instrText xml:space="preserve"> PAGEREF bm_resumen \h </w:instrText>
-        <w:fldChar w:fldCharType="separate"/>
-        <w:t>?</w:t>
-        <w:fldChar w:fldCharType="end"/>
-      </w:r>
-    </w:p>
-    <w:p>
-      <w:pPr>
-        <w:tabs>
-          <w:tab w:pos="8271" w:val="right" w:leader="dot"/>
-        </w:tabs>
-        <w:spacing w:line="360" w:lineRule="auto" w:before="0" w:after="80"/>
-        <w:ind w:left="0"/>
-      </w:pPr>
-      <w:r>
-        <w:rPr>
-          <w:rFonts w:ascii="Times New Roman" w:hAnsi="Times New Roman"/>
-          <w:b w:val="0"/>
-          <w:sz w:val="24"/>
-        </w:rPr>
-        <w:t>INTRODUCCIÓN</w:t>
-        <w:tab/>
-      </w:r>
-      <w:r>
-        <w:rPr>
-          <w:rFonts w:ascii="Times New Roman" w:hAnsi="Times New Roman"/>
-          <w:b w:val="0"/>
-          <w:sz w:val="24"/>
-        </w:rPr>
-        <w:fldChar w:fldCharType="begin"/>
-        <w:instrText xml:space="preserve"> PAGEREF bm_introduccion \h </w:instrText>
-        <w:fldChar w:fldCharType="separate"/>
-        <w:t>?</w:t>
-        <w:fldChar w:fldCharType="end"/>
-      </w:r>
-    </w:p>
-    <w:p>
-      <w:pPr>
-        <w:spacing w:before="240" w:after="120"/>
-      </w:pPr>
-      <w:r>
-        <w:rPr>
-          <w:b/>
-        </w:rPr>
-        <w:t>CAPÍTULOS</w:t>
-      </w:r>
-    </w:p>
-    <w:p>
-      <w:pPr>
-        <w:tabs>
-          <w:tab w:pos="8271" w:val="right" w:leader="dot"/>
-        </w:tabs>
-        <w:spacing w:line="360" w:lineRule="auto" w:before="0" w:after="80"/>
-        <w:ind w:left="0"/>
-      </w:pPr>
-      <w:r>
-        <w:rPr>
-          <w:rFonts w:ascii="Times New Roman" w:hAnsi="Times New Roman"/>
-          <w:b/>
-          <w:sz w:val="24"/>
-        </w:rPr>
-        <w:t>CAPÍTULO I: REALIDAD ORGANIZACIONAL</w:t>
-        <w:tab/>
-      </w:r>
-      <w:r>
-        <w:rPr>
-          <w:rFonts w:ascii="Times New Roman" w:hAnsi="Times New Roman"/>
-          <w:b/>
-          <w:sz w:val="24"/>
-        </w:rPr>
-        <w:fldChar w:fldCharType="begin"/>
-        <w:instrText xml:space="preserve"> PAGEREF bm_cap1 \h </w:instrText>
-        <w:fldChar w:fldCharType="separate"/>
-        <w:t>?</w:t>
-        <w:fldChar w:fldCharType="end"/>
-      </w:r>
-    </w:p>
-    <w:p>
-      <w:pPr>
-        <w:tabs>
-          <w:tab w:pos="8271" w:val="right" w:leader="dot"/>
-        </w:tabs>
-        <w:spacing w:line="360" w:lineRule="auto" w:before="0" w:after="80"/>
-        <w:ind w:left="283"/>
-      </w:pPr>
-      <w:r>
-        <w:rPr>
-          <w:rFonts w:ascii="Times New Roman" w:hAnsi="Times New Roman"/>
-          <w:b w:val="0"/>
-          <w:sz w:val="24"/>
-        </w:rPr>
-        <w:t>Identificación de la empresa</w:t>
-        <w:tab/>
-      </w:r>
-      <w:r>
-        <w:rPr>
-          <w:rFonts w:ascii="Times New Roman" w:hAnsi="Times New Roman"/>
-          <w:b w:val="0"/>
-          <w:sz w:val="24"/>
-        </w:rPr>
-        <w:fldChar w:fldCharType="begin"/>
-        <w:instrText xml:space="preserve"> PAGEREF bm_cap1_ident \h </w:instrText>
-        <w:fldChar w:fldCharType="separate"/>
-        <w:t>?</w:t>
-        <w:fldChar w:fldCharType="end"/>
-      </w:r>
-    </w:p>
-    <w:p>
-      <w:pPr>
-        <w:tabs>
-          <w:tab w:pos="8271" w:val="right" w:leader="dot"/>
-        </w:tabs>
-        <w:spacing w:line="360" w:lineRule="auto" w:before="0" w:after="80"/>
-        <w:ind w:left="283"/>
-      </w:pPr>
-      <w:r>
-        <w:rPr>
-          <w:rFonts w:ascii="Times New Roman" w:hAnsi="Times New Roman"/>
-          <w:b w:val="0"/>
-          <w:sz w:val="24"/>
-        </w:rPr>
-        <w:t>Reseña histórica</w:t>
-        <w:tab/>
-      </w:r>
-      <w:r>
-        <w:rPr>
-          <w:rFonts w:ascii="Times New Roman" w:hAnsi="Times New Roman"/>
-          <w:b w:val="0"/>
-          <w:sz w:val="24"/>
-        </w:rPr>
-        <w:fldChar w:fldCharType="begin"/>
-        <w:instrText xml:space="preserve"> PAGEREF bm_cap1_resena \h </w:instrText>
-        <w:fldChar w:fldCharType="separate"/>
-        <w:t>?</w:t>
-        <w:fldChar w:fldCharType="end"/>
-      </w:r>
-    </w:p>
-    <w:p>
-      <w:pPr>
-        <w:tabs>
-          <w:tab w:pos="8271" w:val="right" w:leader="dot"/>
-        </w:tabs>
-        <w:spacing w:line="360" w:lineRule="auto" w:before="0" w:after="80"/>
-        <w:ind w:left="283"/>
-      </w:pPr>
-      <w:r>
-        <w:rPr>
-          <w:rFonts w:ascii="Times New Roman" w:hAnsi="Times New Roman"/>
-          <w:b w:val="0"/>
-          <w:sz w:val="24"/>
-        </w:rPr>
-        <w:t>Misión</w:t>
-        <w:tab/>
-      </w:r>
-      <w:r>
-        <w:rPr>
-          <w:rFonts w:ascii="Times New Roman" w:hAnsi="Times New Roman"/>
-          <w:b w:val="0"/>
-          <w:sz w:val="24"/>
-        </w:rPr>
-        <w:fldChar w:fldCharType="begin"/>
-        <w:instrText xml:space="preserve"> PAGEREF bm_cap1_mision \h </w:instrText>
-        <w:fldChar w:fldCharType="separate"/>
-        <w:t>?</w:t>
-        <w:fldChar w:fldCharType="end"/>
-      </w:r>
-    </w:p>
-    <w:p>
-      <w:pPr>
-        <w:tabs>
-          <w:tab w:pos="8271" w:val="right" w:leader="dot"/>
-        </w:tabs>
-        <w:spacing w:line="360" w:lineRule="auto" w:before="0" w:after="80"/>
-        <w:ind w:left="283"/>
-      </w:pPr>
-      <w:r>
-        <w:rPr>
-          <w:rFonts w:ascii="Times New Roman" w:hAnsi="Times New Roman"/>
-          <w:b w:val="0"/>
-          <w:sz w:val="24"/>
-        </w:rPr>
-        <w:t>Visión</w:t>
-        <w:tab/>
-      </w:r>
-      <w:r>
-        <w:rPr>
-          <w:rFonts w:ascii="Times New Roman" w:hAnsi="Times New Roman"/>
-          <w:b w:val="0"/>
-          <w:sz w:val="24"/>
-        </w:rPr>
-        <w:fldChar w:fldCharType="begin"/>
-        <w:instrText xml:space="preserve"> PAGEREF bm_cap1_vision \h </w:instrText>
-        <w:fldChar w:fldCharType="separate"/>
-        <w:t>?</w:t>
-        <w:fldChar w:fldCharType="end"/>
-      </w:r>
-    </w:p>
-    <w:p>
-      <w:pPr>
-        <w:tabs>
-          <w:tab w:pos="8271" w:val="right" w:leader="dot"/>
-        </w:tabs>
-        <w:spacing w:line="360" w:lineRule="auto" w:before="0" w:after="80"/>
-        <w:ind w:left="283"/>
-      </w:pPr>
-      <w:r>
-        <w:rPr>
-          <w:rFonts w:ascii="Times New Roman" w:hAnsi="Times New Roman"/>
-          <w:b w:val="0"/>
-          <w:sz w:val="24"/>
-        </w:rPr>
-        <w:t>Valores</w:t>
-        <w:tab/>
-      </w:r>
-      <w:r>
-        <w:rPr>
-          <w:rFonts w:ascii="Times New Roman" w:hAnsi="Times New Roman"/>
-          <w:b w:val="0"/>
-          <w:sz w:val="24"/>
-        </w:rPr>
-        <w:fldChar w:fldCharType="begin"/>
-        <w:instrText xml:space="preserve"> PAGEREF bm_cap1_valores \h </w:instrText>
-        <w:fldChar w:fldCharType="separate"/>
-        <w:t>?</w:t>
-        <w:fldChar w:fldCharType="end"/>
-      </w:r>
-    </w:p>
-    <w:p>
-      <w:pPr>
-        <w:tabs>
-          <w:tab w:pos="8271" w:val="right" w:leader="dot"/>
-        </w:tabs>
-        <w:spacing w:line="360" w:lineRule="auto" w:before="0" w:after="80"/>
-        <w:ind w:left="283"/>
-      </w:pPr>
-      <w:r>
-        <w:rPr>
-          <w:rFonts w:ascii="Times New Roman" w:hAnsi="Times New Roman"/>
-          <w:b w:val="0"/>
-          <w:sz w:val="24"/>
-        </w:rPr>
-        <w:t>Objetivos Organizacionales</w:t>
-        <w:tab/>
-      </w:r>
-      <w:r>
-        <w:rPr>
-          <w:rFonts w:ascii="Times New Roman" w:hAnsi="Times New Roman"/>
-          <w:b w:val="0"/>
-          <w:sz w:val="24"/>
-        </w:rPr>
-        <w:fldChar w:fldCharType="begin"/>
-        <w:instrText xml:space="preserve"> PAGEREF bm_cap1_obj \h </w:instrText>
-        <w:fldChar w:fldCharType="separate"/>
-        <w:t>?</w:t>
-        <w:fldChar w:fldCharType="end"/>
-      </w:r>
-    </w:p>
-    <w:p>
-      <w:pPr>
-        <w:tabs>
-          <w:tab w:pos="8271" w:val="right" w:leader="dot"/>
-        </w:tabs>
-        <w:spacing w:line="360" w:lineRule="auto" w:before="0" w:after="80"/>
-        <w:ind w:left="283"/>
-      </w:pPr>
-      <w:r>
-        <w:rPr>
-          <w:rFonts w:ascii="Times New Roman" w:hAnsi="Times New Roman"/>
-          <w:b w:val="0"/>
-          <w:sz w:val="24"/>
-        </w:rPr>
-        <w:t>Ubicación geográfica</w:t>
-        <w:tab/>
-      </w:r>
-      <w:r>
-        <w:rPr>
-          <w:rFonts w:ascii="Times New Roman" w:hAnsi="Times New Roman"/>
-          <w:b w:val="0"/>
-          <w:sz w:val="24"/>
-        </w:rPr>
-        <w:fldChar w:fldCharType="begin"/>
-        <w:instrText xml:space="preserve"> PAGEREF bm_cap1_ubic \h </w:instrText>
-        <w:fldChar w:fldCharType="separate"/>
-        <w:t>?</w:t>
-        <w:fldChar w:fldCharType="end"/>
-      </w:r>
-    </w:p>
-    <w:p>
-      <w:pPr>
-        <w:tabs>
-          <w:tab w:pos="8271" w:val="right" w:leader="dot"/>
-        </w:tabs>
-        <w:spacing w:line="360" w:lineRule="auto" w:before="0" w:after="80"/>
-        <w:ind w:left="283"/>
-      </w:pPr>
-      <w:r>
-        <w:rPr>
-          <w:rFonts w:ascii="Times New Roman" w:hAnsi="Times New Roman"/>
-          <w:b w:val="0"/>
-          <w:sz w:val="24"/>
-        </w:rPr>
-        <w:t>Población de los trabajadores de la empresa</w:t>
-        <w:tab/>
-      </w:r>
-      <w:r>
-        <w:rPr>
-          <w:rFonts w:ascii="Times New Roman" w:hAnsi="Times New Roman"/>
-          <w:b w:val="0"/>
-          <w:sz w:val="24"/>
-        </w:rPr>
-        <w:fldChar w:fldCharType="begin"/>
-        <w:instrText xml:space="preserve"> PAGEREF bm_cap1_pobla \h </w:instrText>
-        <w:fldChar w:fldCharType="separate"/>
-        <w:t>?</w:t>
-        <w:fldChar w:fldCharType="end"/>
-      </w:r>
-    </w:p>
-    <w:p>
-      <w:pPr>
-        <w:tabs>
-          <w:tab w:pos="8271" w:val="right" w:leader="dot"/>
-        </w:tabs>
-        <w:spacing w:line="360" w:lineRule="auto" w:before="0" w:after="80"/>
-        <w:ind w:left="283"/>
-      </w:pPr>
-      <w:r>
-        <w:rPr>
-          <w:rFonts w:ascii="Times New Roman" w:hAnsi="Times New Roman"/>
-          <w:b w:val="0"/>
-          <w:sz w:val="24"/>
-        </w:rPr>
-        <w:t>Estructura organizacional de la empresa (organigrama)</w:t>
-        <w:tab/>
-      </w:r>
-      <w:r>
-        <w:rPr>
-          <w:rFonts w:ascii="Times New Roman" w:hAnsi="Times New Roman"/>
-          <w:b w:val="0"/>
-          <w:sz w:val="24"/>
-        </w:rPr>
-        <w:fldChar w:fldCharType="begin"/>
-        <w:instrText xml:space="preserve"> PAGEREF bm_cap1_estruct \h </w:instrText>
-        <w:fldChar w:fldCharType="separate"/>
-        <w:t>?</w:t>
-        <w:fldChar w:fldCharType="end"/>
-      </w:r>
-    </w:p>
-    <w:p>
-      <w:pPr>
-        <w:tabs>
-          <w:tab w:pos="8271" w:val="right" w:leader="dot"/>
-        </w:tabs>
-        <w:spacing w:line="360" w:lineRule="auto" w:before="0" w:after="80"/>
-        <w:ind w:left="0"/>
-      </w:pPr>
-      <w:r>
-        <w:rPr>
-          <w:rFonts w:ascii="Times New Roman" w:hAnsi="Times New Roman"/>
-          <w:b/>
-          <w:sz w:val="24"/>
-        </w:rPr>
-        <w:t>CAPÍTULO II: DIAGNÓSTICO SITUACIONAL</w:t>
-        <w:tab/>
-      </w:r>
-      <w:r>
-        <w:rPr>
-          <w:rFonts w:ascii="Times New Roman" w:hAnsi="Times New Roman"/>
-          <w:b/>
-          <w:sz w:val="24"/>
-        </w:rPr>
-        <w:fldChar w:fldCharType="begin"/>
-        <w:instrText xml:space="preserve"> PAGEREF bm_cap2 \h </w:instrText>
-        <w:fldChar w:fldCharType="separate"/>
-        <w:t>?</w:t>
-        <w:fldChar w:fldCharType="end"/>
-      </w:r>
-    </w:p>
-    <w:p>
-      <w:pPr>
-        <w:tabs>
-          <w:tab w:pos="8271" w:val="right" w:leader="dot"/>
-        </w:tabs>
-        <w:spacing w:line="360" w:lineRule="auto" w:before="0" w:after="80"/>
-        <w:ind w:left="283"/>
-      </w:pPr>
-      <w:r>
-        <w:rPr>
-          <w:rFonts w:ascii="Times New Roman" w:hAnsi="Times New Roman"/>
-          <w:b w:val="0"/>
-          <w:sz w:val="24"/>
-        </w:rPr>
-        <w:t>Identificación de la situación problemática</w:t>
-        <w:tab/>
-      </w:r>
-      <w:r>
-        <w:rPr>
-          <w:rFonts w:ascii="Times New Roman" w:hAnsi="Times New Roman"/>
-          <w:b w:val="0"/>
-          <w:sz w:val="24"/>
-        </w:rPr>
-        <w:fldChar w:fldCharType="begin"/>
-        <w:instrText xml:space="preserve"> PAGEREF bm_cap2_sit \h </w:instrText>
-        <w:fldChar w:fldCharType="separate"/>
-        <w:t>?</w:t>
-        <w:fldChar w:fldCharType="end"/>
-      </w:r>
-    </w:p>
-    <w:p>
-      <w:pPr>
-        <w:tabs>
-          <w:tab w:pos="8271" w:val="right" w:leader="dot"/>
-        </w:tabs>
-        <w:spacing w:line="360" w:lineRule="auto" w:before="0" w:after="80"/>
-        <w:ind w:left="283"/>
-      </w:pPr>
-      <w:r>
-        <w:rPr>
-          <w:rFonts w:ascii="Times New Roman" w:hAnsi="Times New Roman"/>
-          <w:b w:val="0"/>
-          <w:sz w:val="24"/>
-        </w:rPr>
-        <w:t>Objetivo General</w:t>
-        <w:tab/>
-      </w:r>
-      <w:r>
-        <w:rPr>
-          <w:rFonts w:ascii="Times New Roman" w:hAnsi="Times New Roman"/>
-          <w:b w:val="0"/>
-          <w:sz w:val="24"/>
-        </w:rPr>
-        <w:fldChar w:fldCharType="begin"/>
-        <w:instrText xml:space="preserve"> PAGEREF bm_cap2_objg \h </w:instrText>
-        <w:fldChar w:fldCharType="separate"/>
-        <w:t>?</w:t>
-        <w:fldChar w:fldCharType="end"/>
-      </w:r>
-    </w:p>
-    <w:p>
-      <w:pPr>
-        <w:tabs>
-          <w:tab w:pos="8271" w:val="right" w:leader="dot"/>
-        </w:tabs>
-        <w:spacing w:line="360" w:lineRule="auto" w:before="0" w:after="80"/>
-        <w:ind w:left="283"/>
-      </w:pPr>
-      <w:r>
-        <w:rPr>
-          <w:rFonts w:ascii="Times New Roman" w:hAnsi="Times New Roman"/>
-          <w:b w:val="0"/>
-          <w:sz w:val="24"/>
-        </w:rPr>
-        <w:t>Objetivos Específicos</w:t>
-        <w:tab/>
-      </w:r>
-      <w:r>
-        <w:rPr>
-          <w:rFonts w:ascii="Times New Roman" w:hAnsi="Times New Roman"/>
-          <w:b w:val="0"/>
-          <w:sz w:val="24"/>
-        </w:rPr>
-        <w:fldChar w:fldCharType="begin"/>
-        <w:instrText xml:space="preserve"> PAGEREF bm_cap2_obje \h </w:instrText>
-        <w:fldChar w:fldCharType="separate"/>
-        <w:t>?</w:t>
-        <w:fldChar w:fldCharType="end"/>
-      </w:r>
-    </w:p>
-    <w:p>
-      <w:pPr>
-        <w:tabs>
-          <w:tab w:pos="8271" w:val="right" w:leader="dot"/>
-        </w:tabs>
-        <w:spacing w:line="360" w:lineRule="auto" w:before="0" w:after="80"/>
-        <w:ind w:left="283"/>
-      </w:pPr>
-      <w:r>
-        <w:rPr>
-          <w:rFonts w:ascii="Times New Roman" w:hAnsi="Times New Roman"/>
-          <w:b w:val="0"/>
-          <w:sz w:val="24"/>
-        </w:rPr>
-        <w:t>Planificación integral de objetivos</w:t>
-        <w:tab/>
-      </w:r>
-      <w:r>
-        <w:rPr>
-          <w:rFonts w:ascii="Times New Roman" w:hAnsi="Times New Roman"/>
-          <w:b w:val="0"/>
-          <w:sz w:val="24"/>
-        </w:rPr>
-        <w:fldChar w:fldCharType="begin"/>
-        <w:instrText xml:space="preserve"> PAGEREF bm_cap2_planif \h </w:instrText>
-        <w:fldChar w:fldCharType="separate"/>
-        <w:t>?</w:t>
-        <w:fldChar w:fldCharType="end"/>
-      </w:r>
-    </w:p>
-    <w:p>
-      <w:pPr>
-        <w:tabs>
-          <w:tab w:pos="8271" w:val="right" w:leader="dot"/>
-        </w:tabs>
-        <w:spacing w:line="360" w:lineRule="auto" w:before="0" w:after="80"/>
-        <w:ind w:left="283"/>
-      </w:pPr>
-      <w:r>
-        <w:rPr>
-          <w:rFonts w:ascii="Times New Roman" w:hAnsi="Times New Roman"/>
-          <w:b w:val="0"/>
-          <w:sz w:val="24"/>
-        </w:rPr>
-        <w:t>Cronograma de actividades</w:t>
-        <w:tab/>
-      </w:r>
-      <w:r>
-        <w:rPr>
-          <w:rFonts w:ascii="Times New Roman" w:hAnsi="Times New Roman"/>
-          <w:b w:val="0"/>
-          <w:sz w:val="24"/>
-        </w:rPr>
-        <w:fldChar w:fldCharType="begin"/>
-        <w:instrText xml:space="preserve"> PAGEREF bm_cap2_crono \h </w:instrText>
-        <w:fldChar w:fldCharType="separate"/>
-        <w:t>?</w:t>
-        <w:fldChar w:fldCharType="end"/>
-      </w:r>
-    </w:p>
-    <w:p>
-      <w:pPr>
-        <w:tabs>
-          <w:tab w:pos="8271" w:val="right" w:leader="dot"/>
-        </w:tabs>
-        <w:spacing w:line="360" w:lineRule="auto" w:before="0" w:after="80"/>
-        <w:ind w:left="0"/>
-      </w:pPr>
-      <w:r>
-        <w:rPr>
-          <w:rFonts w:ascii="Times New Roman" w:hAnsi="Times New Roman"/>
-          <w:b/>
-          <w:sz w:val="24"/>
-        </w:rPr>
-        <w:t>CAPÍTULO III: MARCO TEÓRICO</w:t>
-        <w:tab/>
-      </w:r>
-      <w:r>
-        <w:rPr>
-          <w:rFonts w:ascii="Times New Roman" w:hAnsi="Times New Roman"/>
-          <w:b/>
-          <w:sz w:val="24"/>
-        </w:rPr>
-        <w:fldChar w:fldCharType="begin"/>
-        <w:instrText xml:space="preserve"> PAGEREF bm_cap3 \h </w:instrText>
-        <w:fldChar w:fldCharType="separate"/>
-        <w:t>?</w:t>
-        <w:fldChar w:fldCharType="end"/>
-      </w:r>
-    </w:p>
-    <w:p>
-      <w:pPr>
-        <w:tabs>
-          <w:tab w:pos="8271" w:val="right" w:leader="dot"/>
-        </w:tabs>
-        <w:spacing w:line="360" w:lineRule="auto" w:before="0" w:after="80"/>
-        <w:ind w:left="283"/>
-      </w:pPr>
-      <w:r>
-        <w:rPr>
-          <w:rFonts w:ascii="Times New Roman" w:hAnsi="Times New Roman"/>
-          <w:b w:val="0"/>
-          <w:sz w:val="24"/>
-        </w:rPr>
-        <w:t>Bases teóricas referenciales</w:t>
-        <w:tab/>
-      </w:r>
-      <w:r>
-        <w:rPr>
-          <w:rFonts w:ascii="Times New Roman" w:hAnsi="Times New Roman"/>
-          <w:b w:val="0"/>
-          <w:sz w:val="24"/>
-        </w:rPr>
-        <w:fldChar w:fldCharType="begin"/>
-        <w:instrText xml:space="preserve"> PAGEREF bm_cap3_bases \h </w:instrText>
-        <w:fldChar w:fldCharType="separate"/>
-        <w:t>?</w:t>
-        <w:fldChar w:fldCharType="end"/>
-      </w:r>
-    </w:p>
-    <w:p>
-      <w:pPr>
-        <w:tabs>
-          <w:tab w:pos="8271" w:val="right" w:leader="dot"/>
-        </w:tabs>
-        <w:spacing w:line="360" w:lineRule="auto" w:before="0" w:after="80"/>
-        <w:ind w:left="0"/>
-      </w:pPr>
-      <w:r>
-        <w:rPr>
-          <w:rFonts w:ascii="Times New Roman" w:hAnsi="Times New Roman"/>
-          <w:b/>
-          <w:sz w:val="24"/>
-        </w:rPr>
-        <w:t>CAPÍTULO IV: ACTIVIDADES REALIZADAS</w:t>
-        <w:tab/>
-      </w:r>
-      <w:r>
-        <w:rPr>
-          <w:rFonts w:ascii="Times New Roman" w:hAnsi="Times New Roman"/>
-          <w:b/>
-          <w:sz w:val="24"/>
-        </w:rPr>
-        <w:fldChar w:fldCharType="begin"/>
-        <w:instrText xml:space="preserve"> PAGEREF bm_cap4 \h </w:instrText>
-        <w:fldChar w:fldCharType="separate"/>
-        <w:t>?</w:t>
-        <w:fldChar w:fldCharType="end"/>
-      </w:r>
-    </w:p>
-    <w:p>
-      <w:pPr>
-        <w:tabs>
-          <w:tab w:pos="8271" w:val="right" w:leader="dot"/>
-        </w:tabs>
-        <w:spacing w:line="360" w:lineRule="auto" w:before="0" w:after="80"/>
-        <w:ind w:left="283"/>
-      </w:pPr>
-      <w:r>
-        <w:rPr>
-          <w:rFonts w:ascii="Times New Roman" w:hAnsi="Times New Roman"/>
-          <w:b w:val="0"/>
-          <w:sz w:val="24"/>
-        </w:rPr>
-        <w:t>Descripción de actividades ejecutadas por semana</w:t>
-        <w:tab/>
-      </w:r>
-      <w:r>
-        <w:rPr>
-          <w:rFonts w:ascii="Times New Roman" w:hAnsi="Times New Roman"/>
-          <w:b w:val="0"/>
-          <w:sz w:val="24"/>
-        </w:rPr>
-        <w:fldChar w:fldCharType="begin"/>
-        <w:instrText xml:space="preserve"> PAGEREF bm_cap4_desc \h </w:instrText>
-        <w:fldChar w:fldCharType="separate"/>
-        <w:t>?</w:t>
-        <w:fldChar w:fldCharType="end"/>
-      </w:r>
-    </w:p>
-    <w:p>
-      <w:pPr>
-        <w:tabs>
-          <w:tab w:pos="8271" w:val="right" w:leader="dot"/>
-        </w:tabs>
-        <w:spacing w:line="360" w:lineRule="auto" w:before="0" w:after="80"/>
-        <w:ind w:left="0"/>
-      </w:pPr>
-      <w:r>
-        <w:rPr>
-          <w:rFonts w:ascii="Times New Roman" w:hAnsi="Times New Roman"/>
-          <w:b/>
-          <w:sz w:val="24"/>
-        </w:rPr>
-        <w:t>CAPÍTULO V: CONCLUSIONES Y RECOMENDACIONES</w:t>
-        <w:tab/>
-      </w:r>
-      <w:r>
-        <w:rPr>
-          <w:rFonts w:ascii="Times New Roman" w:hAnsi="Times New Roman"/>
-          <w:b/>
-          <w:sz w:val="24"/>
-        </w:rPr>
-        <w:fldChar w:fldCharType="begin"/>
-        <w:instrText xml:space="preserve"> PAGEREF bm_cap5 \h </w:instrText>
-        <w:fldChar w:fldCharType="separate"/>
-        <w:t>?</w:t>
-        <w:fldChar w:fldCharType="end"/>
-      </w:r>
-    </w:p>
-    <w:p>
-      <w:pPr>
-        <w:tabs>
-          <w:tab w:pos="8271" w:val="right" w:leader="dot"/>
-        </w:tabs>
-        <w:spacing w:line="360" w:lineRule="auto" w:before="0" w:after="80"/>
-        <w:ind w:left="283"/>
-      </w:pPr>
-      <w:r>
-        <w:rPr>
-          <w:rFonts w:ascii="Times New Roman" w:hAnsi="Times New Roman"/>
-          <w:b w:val="0"/>
-          <w:sz w:val="24"/>
-        </w:rPr>
-        <w:t>Conclusiones</w:t>
-        <w:tab/>
-      </w:r>
-      <w:r>
-        <w:rPr>
-          <w:rFonts w:ascii="Times New Roman" w:hAnsi="Times New Roman"/>
-          <w:b w:val="0"/>
-          <w:sz w:val="24"/>
-        </w:rPr>
-        <w:fldChar w:fldCharType="begin"/>
-        <w:instrText xml:space="preserve"> PAGEREF bm_cap5_concl \h </w:instrText>
-        <w:fldChar w:fldCharType="separate"/>
-        <w:t>?</w:t>
-        <w:fldChar w:fldCharType="end"/>
-      </w:r>
-    </w:p>
-    <w:p>
-      <w:pPr>
-        <w:tabs>
-          <w:tab w:pos="8271" w:val="right" w:leader="dot"/>
-        </w:tabs>
-        <w:spacing w:line="360" w:lineRule="auto" w:before="0" w:after="80"/>
-        <w:ind w:left="283"/>
-      </w:pPr>
-      <w:r>
-        <w:rPr>
-          <w:rFonts w:ascii="Times New Roman" w:hAnsi="Times New Roman"/>
-          <w:b w:val="0"/>
-          <w:sz w:val="24"/>
-        </w:rPr>
-        <w:t>Recomendaciones</w:t>
-        <w:tab/>
-      </w:r>
-      <w:r>
-        <w:rPr>
-          <w:rFonts w:ascii="Times New Roman" w:hAnsi="Times New Roman"/>
-          <w:b w:val="0"/>
-          <w:sz w:val="24"/>
-        </w:rPr>
-        <w:fldChar w:fldCharType="begin"/>
-        <w:instrText xml:space="preserve"> PAGEREF bm_cap5_recom \h </w:instrText>
-        <w:fldChar w:fldCharType="separate"/>
-        <w:t>?</w:t>
-        <w:fldChar w:fldCharType="end"/>
-      </w:r>
-    </w:p>
-    <w:p>
-      <w:pPr>
-        <w:tabs>
-          <w:tab w:pos="8271" w:val="right" w:leader="dot"/>
-        </w:tabs>
-        <w:spacing w:line="360" w:lineRule="auto" w:before="0" w:after="80"/>
-        <w:ind w:left="0"/>
-      </w:pPr>
-      <w:r>
-        <w:rPr>
-          <w:rFonts w:ascii="Times New Roman" w:hAnsi="Times New Roman"/>
-          <w:b/>
-          <w:sz w:val="24"/>
-        </w:rPr>
-        <w:t>REFERENCIAS</w:t>
-        <w:tab/>
-      </w:r>
-      <w:r>
-        <w:rPr>
-          <w:rFonts w:ascii="Times New Roman" w:hAnsi="Times New Roman"/>
-          <w:b/>
-          <w:sz w:val="24"/>
-        </w:rPr>
-        <w:fldChar w:fldCharType="begin"/>
-        <w:instrText xml:space="preserve"> PAGEREF bm_referencias \h </w:instrText>
-        <w:fldChar w:fldCharType="separate"/>
-        <w:t>?</w:t>
-        <w:fldChar w:fldCharType="end"/>
-      </w:r>
-    </w:p>
-    <w:p>
-      <w:pPr>
-        <w:tabs>
-          <w:tab w:pos="8271" w:val="right" w:leader="dot"/>
-        </w:tabs>
-        <w:spacing w:line="360" w:lineRule="auto" w:before="0" w:after="80"/>
-        <w:ind w:left="0"/>
-      </w:pPr>
-      <w:r>
-        <w:rPr>
-          <w:rFonts w:ascii="Times New Roman" w:hAnsi="Times New Roman"/>
-          <w:b/>
-          <w:sz w:val="24"/>
-        </w:rPr>
-        <w:t>ANEXOS</w:t>
-        <w:tab/>
-      </w:r>
-      <w:r>
-        <w:rPr>
-          <w:rFonts w:ascii="Times New Roman" w:hAnsi="Times New Roman"/>
-          <w:b/>
-          <w:sz w:val="24"/>
-        </w:rPr>
-        <w:fldChar w:fldCharType="begin"/>
-        <w:instrText xml:space="preserve"> PAGEREF bm_anexos \h </w:instrText>
-        <w:fldChar w:fldCharType="separate"/>
-        <w:t>?</w:t>
-        <w:fldChar w:fldCharType="end"/>
+        <w:spacing w:line="360" w:lineRule="auto" w:after="0" w:before="0"/>
+        <w:ind w:firstLine="709"/>
+        <w:jc w:val="both"/>
+      </w:pPr>
+      <w:r>
+        <w:rPr>
+          <w:rFonts w:ascii="Times New Roman" w:hAnsi="Times New Roman"/>
+          <w:i w:val="0"/>
+          <w:sz w:val="24"/>
+        </w:rPr>
+        <w:t>Agradezco al Instituto Universitario de Tecnología "Elías Calixto Pompa" (IUTECP) por los conocimientos y orientaciones brindados durante mi formación; a Lubricantes y Equipos Varyna, C.A., por permitirme realizar las pasantías profesionales en su Departamento Administrativo y conocer de manera directa sus procesos de procura; a mi tutora académica, Dra. Carmen J. Álvarez, y a mi tutora industrial, Martina Rondón, por sus observaciones, acompañamiento y disposición durante el desarrollo del informe; y a todas las personas que colaboraron conmigo durante este período, por su apoyo y por los aprendizajes compartidos.</w:t>
       </w:r>
     </w:p>
     <w:p>
@@ -1759,13 +794,13 @@
           <w:pgSz w:w="12240" w:h="15840"/>
           <w:pgMar w:top="1701" w:right="1701" w:bottom="1701" w:left="2268" w:header="720" w:footer="720" w:gutter="0"/>
           <w:cols w:space="720"/>
-          <w:titlePg/>
           <w:docGrid w:linePitch="360"/>
+          <w:pgNumType w:fmt="lowerRoman"/>
         </w:sectPr>
       </w:pPr>
     </w:p>
     <w:p>
-      <w:bookmarkStart w:id="bm_lista_cuadros" w:name="bm_lista_cuadros"/>
+      <w:bookmarkStart w:id="bm_dedicatoria" w:name="bm_dedicatoria"/>
       <w:pPr>
         <w:spacing w:before="1140" w:after="480"/>
         <w:jc w:val="center"/>
@@ -1776,9 +811,9 @@
           <w:b/>
           <w:sz w:val="24"/>
         </w:rPr>
-        <w:t>LISTA DE CUADROS</w:t>
-      </w:r>
-      <w:bookmarkEnd w:id="bm_lista_cuadros"/>
+        <w:t>DEDICATORIA</w:t>
+      </w:r>
+      <w:bookmarkEnd w:id="bm_dedicatoria"/>
     </w:p>
     <w:p>
       <w:pPr>
@@ -1787,8 +822,1210 @@
           <w:pgSz w:w="12240" w:h="15840"/>
           <w:pgMar w:top="1701" w:right="1701" w:bottom="1701" w:left="2268" w:header="720" w:footer="720" w:gutter="0"/>
           <w:cols w:space="720"/>
-          <w:titlePg/>
           <w:docGrid w:linePitch="360"/>
+          <w:pgNumType w:fmt="lowerRoman"/>
+        </w:sectPr>
+      </w:pPr>
+    </w:p>
+    <w:p>
+      <w:pPr>
+        <w:spacing w:line="360" w:lineRule="auto" w:after="0" w:before="0"/>
+        <w:ind w:firstLine="709"/>
+        <w:jc w:val="both"/>
+      </w:pPr>
+      <w:r>
+        <w:rPr>
+          <w:rFonts w:ascii="Times New Roman" w:hAnsi="Times New Roman"/>
+          <w:i w:val="0"/>
+          <w:sz w:val="24"/>
+        </w:rPr>
+        <w:t>A mi familia, por acompañarme con paciencia, apoyo y motivación durante mi formación académica y en cada etapa de estas pasantías. Dedico especialmente este logro a quienes han confiado en mí y me han impulsado a continuar creciendo personal y profesionalmente.</w:t>
+      </w:r>
+    </w:p>
+    <w:p>
+      <w:pPr>
+        <w:sectPr>
+          <w:footerReference w:type="default" r:id="rId20"/>
+          <w:type w:val="continuous"/>
+          <w:pgSz w:w="12240" w:h="15840"/>
+          <w:pgMar w:top="1701" w:right="1701" w:bottom="1701" w:left="2268" w:header="720" w:footer="720" w:gutter="0"/>
+          <w:cols w:space="720"/>
+          <w:docGrid w:linePitch="360"/>
+          <w:pgNumType w:fmt="lowerRoman"/>
+        </w:sectPr>
+      </w:pPr>
+    </w:p>
+    <w:p>
+      <w:bookmarkStart w:id="bm_indice" w:name="bm_indice"/>
+      <w:pPr>
+        <w:spacing w:before="1140" w:after="480"/>
+        <w:jc w:val="center"/>
+      </w:pPr>
+      <w:r>
+        <w:rPr>
+          <w:rFonts w:ascii="Times New Roman" w:hAnsi="Times New Roman"/>
+          <w:b/>
+          <w:sz w:val="24"/>
+        </w:rPr>
+        <w:t>ÍNDICE DE CONTENIDO</w:t>
+      </w:r>
+      <w:bookmarkEnd w:id="bm_indice"/>
+    </w:p>
+    <w:p>
+      <w:pPr>
+        <w:sectPr>
+          <w:footerReference w:type="default" r:id="rId21"/>
+          <w:pgSz w:w="12240" w:h="15840"/>
+          <w:pgMar w:top="1701" w:right="1701" w:bottom="1701" w:left="2268" w:header="720" w:footer="720" w:gutter="0"/>
+          <w:cols w:space="720"/>
+          <w:docGrid w:linePitch="360"/>
+          <w:pgNumType w:fmt="lowerRoman"/>
+        </w:sectPr>
+      </w:pPr>
+    </w:p>
+    <w:p>
+      <w:pPr>
+        <w:spacing w:after="240"/>
+        <w:jc w:val="right"/>
+      </w:pPr>
+      <w:r>
+        <w:rPr>
+          <w:rFonts w:ascii="Times New Roman" w:hAnsi="Times New Roman"/>
+          <w:b/>
+          <w:sz w:val="24"/>
+        </w:rPr>
+        <w:t>pp.</w:t>
+      </w:r>
+    </w:p>
+    <w:p>
+      <w:pPr>
+        <w:tabs>
+          <w:tab w:pos="8271" w:val="right" w:leader="dot"/>
+        </w:tabs>
+        <w:spacing w:line="360" w:lineRule="auto" w:before="0" w:after="80"/>
+        <w:ind w:left="0"/>
+      </w:pPr>
+      <w:r>
+        <w:rPr>
+          <w:rFonts w:ascii="Times New Roman" w:hAnsi="Times New Roman"/>
+          <w:b w:val="0"/>
+          <w:sz w:val="24"/>
+        </w:rPr>
+        <w:t>CONTRAPORTADA</w:t>
+        <w:tab/>
+      </w:r>
+      <w:r>
+        <w:rPr>
+          <w:rFonts w:ascii="Times New Roman" w:hAnsi="Times New Roman"/>
+          <w:b w:val="0"/>
+          <w:sz w:val="24"/>
+        </w:rPr>
+        <w:fldChar w:fldCharType="begin"/>
+        <w:instrText xml:space="preserve"> PAGEREF bm_contraportada \h </w:instrText>
+        <w:fldChar w:fldCharType="separate"/>
+        <w:t>?</w:t>
+        <w:fldChar w:fldCharType="end"/>
+      </w:r>
+    </w:p>
+    <w:p>
+      <w:pPr>
+        <w:tabs>
+          <w:tab w:pos="8271" w:val="right" w:leader="dot"/>
+        </w:tabs>
+        <w:spacing w:line="360" w:lineRule="auto" w:before="0" w:after="80"/>
+        <w:ind w:left="0"/>
+      </w:pPr>
+      <w:r>
+        <w:rPr>
+          <w:rFonts w:ascii="Times New Roman" w:hAnsi="Times New Roman"/>
+          <w:b w:val="0"/>
+          <w:sz w:val="24"/>
+        </w:rPr>
+        <w:t>APROBACIÓN DEL TUTOR INDUSTRIAL</w:t>
+        <w:tab/>
+      </w:r>
+      <w:r>
+        <w:rPr>
+          <w:rFonts w:ascii="Times New Roman" w:hAnsi="Times New Roman"/>
+          <w:b w:val="0"/>
+          <w:sz w:val="24"/>
+        </w:rPr>
+        <w:fldChar w:fldCharType="begin"/>
+        <w:instrText xml:space="preserve"> PAGEREF bm_aprob_ind \h </w:instrText>
+        <w:fldChar w:fldCharType="separate"/>
+        <w:t>?</w:t>
+        <w:fldChar w:fldCharType="end"/>
+      </w:r>
+    </w:p>
+    <w:p>
+      <w:pPr>
+        <w:tabs>
+          <w:tab w:pos="8271" w:val="right" w:leader="dot"/>
+        </w:tabs>
+        <w:spacing w:line="360" w:lineRule="auto" w:before="0" w:after="80"/>
+        <w:ind w:left="0"/>
+      </w:pPr>
+      <w:r>
+        <w:rPr>
+          <w:rFonts w:ascii="Times New Roman" w:hAnsi="Times New Roman"/>
+          <w:b w:val="0"/>
+          <w:sz w:val="24"/>
+        </w:rPr>
+        <w:t>APROBACIÓN DEL TUTOR ACADÉMICO</w:t>
+        <w:tab/>
+      </w:r>
+      <w:r>
+        <w:rPr>
+          <w:rFonts w:ascii="Times New Roman" w:hAnsi="Times New Roman"/>
+          <w:b w:val="0"/>
+          <w:sz w:val="24"/>
+        </w:rPr>
+        <w:fldChar w:fldCharType="begin"/>
+        <w:instrText xml:space="preserve"> PAGEREF bm_aprob_acad \h </w:instrText>
+        <w:fldChar w:fldCharType="separate"/>
+        <w:t>?</w:t>
+        <w:fldChar w:fldCharType="end"/>
+      </w:r>
+    </w:p>
+    <w:p>
+      <w:pPr>
+        <w:tabs>
+          <w:tab w:pos="8271" w:val="right" w:leader="dot"/>
+        </w:tabs>
+        <w:spacing w:line="360" w:lineRule="auto" w:before="0" w:after="80"/>
+        <w:ind w:left="0"/>
+      </w:pPr>
+      <w:r>
+        <w:rPr>
+          <w:rFonts w:ascii="Times New Roman" w:hAnsi="Times New Roman"/>
+          <w:b w:val="0"/>
+          <w:sz w:val="24"/>
+        </w:rPr>
+        <w:t>AGRADECIMIENTOS</w:t>
+        <w:tab/>
+      </w:r>
+      <w:r>
+        <w:rPr>
+          <w:rFonts w:ascii="Times New Roman" w:hAnsi="Times New Roman"/>
+          <w:b w:val="0"/>
+          <w:sz w:val="24"/>
+        </w:rPr>
+        <w:fldChar w:fldCharType="begin"/>
+        <w:instrText xml:space="preserve"> PAGEREF bm_agradecimientos \h </w:instrText>
+        <w:fldChar w:fldCharType="separate"/>
+        <w:t>?</w:t>
+        <w:fldChar w:fldCharType="end"/>
+      </w:r>
+    </w:p>
+    <w:p>
+      <w:pPr>
+        <w:tabs>
+          <w:tab w:pos="8271" w:val="right" w:leader="dot"/>
+        </w:tabs>
+        <w:spacing w:line="360" w:lineRule="auto" w:before="0" w:after="80"/>
+        <w:ind w:left="0"/>
+      </w:pPr>
+      <w:r>
+        <w:rPr>
+          <w:rFonts w:ascii="Times New Roman" w:hAnsi="Times New Roman"/>
+          <w:b w:val="0"/>
+          <w:sz w:val="24"/>
+        </w:rPr>
+        <w:t>DEDICATORIA</w:t>
+        <w:tab/>
+      </w:r>
+      <w:r>
+        <w:rPr>
+          <w:rFonts w:ascii="Times New Roman" w:hAnsi="Times New Roman"/>
+          <w:b w:val="0"/>
+          <w:sz w:val="24"/>
+        </w:rPr>
+        <w:fldChar w:fldCharType="begin"/>
+        <w:instrText xml:space="preserve"> PAGEREF bm_dedicatoria \h </w:instrText>
+        <w:fldChar w:fldCharType="separate"/>
+        <w:t>?</w:t>
+        <w:fldChar w:fldCharType="end"/>
+      </w:r>
+    </w:p>
+    <w:p>
+      <w:pPr>
+        <w:tabs>
+          <w:tab w:pos="8271" w:val="right" w:leader="dot"/>
+        </w:tabs>
+        <w:spacing w:line="360" w:lineRule="auto" w:before="0" w:after="80"/>
+        <w:ind w:left="0"/>
+      </w:pPr>
+      <w:r>
+        <w:rPr>
+          <w:rFonts w:ascii="Times New Roman" w:hAnsi="Times New Roman"/>
+          <w:b w:val="0"/>
+          <w:sz w:val="24"/>
+        </w:rPr>
+        <w:t>LISTA DE CUADROS</w:t>
+        <w:tab/>
+      </w:r>
+      <w:r>
+        <w:rPr>
+          <w:rFonts w:ascii="Times New Roman" w:hAnsi="Times New Roman"/>
+          <w:b w:val="0"/>
+          <w:sz w:val="24"/>
+        </w:rPr>
+        <w:fldChar w:fldCharType="begin"/>
+        <w:instrText xml:space="preserve"> PAGEREF bm_lista_cuadros \h </w:instrText>
+        <w:fldChar w:fldCharType="separate"/>
+        <w:t>?</w:t>
+        <w:fldChar w:fldCharType="end"/>
+      </w:r>
+    </w:p>
+    <w:p>
+      <w:pPr>
+        <w:tabs>
+          <w:tab w:pos="8271" w:val="right" w:leader="dot"/>
+        </w:tabs>
+        <w:spacing w:line="360" w:lineRule="auto" w:before="0" w:after="80"/>
+        <w:ind w:left="0"/>
+      </w:pPr>
+      <w:r>
+        <w:rPr>
+          <w:rFonts w:ascii="Times New Roman" w:hAnsi="Times New Roman"/>
+          <w:b w:val="0"/>
+          <w:sz w:val="24"/>
+        </w:rPr>
+        <w:t>LISTA DE GRÁFICOS</w:t>
+        <w:tab/>
+      </w:r>
+      <w:r>
+        <w:rPr>
+          <w:rFonts w:ascii="Times New Roman" w:hAnsi="Times New Roman"/>
+          <w:b w:val="0"/>
+          <w:sz w:val="24"/>
+        </w:rPr>
+        <w:fldChar w:fldCharType="begin"/>
+        <w:instrText xml:space="preserve"> PAGEREF bm_lista_graficos \h </w:instrText>
+        <w:fldChar w:fldCharType="separate"/>
+        <w:t>?</w:t>
+        <w:fldChar w:fldCharType="end"/>
+      </w:r>
+    </w:p>
+    <w:p>
+      <w:pPr>
+        <w:tabs>
+          <w:tab w:pos="8271" w:val="right" w:leader="dot"/>
+        </w:tabs>
+        <w:spacing w:line="360" w:lineRule="auto" w:before="0" w:after="80"/>
+        <w:ind w:left="0"/>
+      </w:pPr>
+      <w:r>
+        <w:rPr>
+          <w:rFonts w:ascii="Times New Roman" w:hAnsi="Times New Roman"/>
+          <w:b w:val="0"/>
+          <w:sz w:val="24"/>
+        </w:rPr>
+        <w:t>LISTA DE ANEXOS</w:t>
+        <w:tab/>
+      </w:r>
+      <w:r>
+        <w:rPr>
+          <w:rFonts w:ascii="Times New Roman" w:hAnsi="Times New Roman"/>
+          <w:b w:val="0"/>
+          <w:sz w:val="24"/>
+        </w:rPr>
+        <w:fldChar w:fldCharType="begin"/>
+        <w:instrText xml:space="preserve"> PAGEREF bm_lista_anexos \h </w:instrText>
+        <w:fldChar w:fldCharType="separate"/>
+        <w:t>?</w:t>
+        <w:fldChar w:fldCharType="end"/>
+      </w:r>
+    </w:p>
+    <w:p>
+      <w:pPr>
+        <w:tabs>
+          <w:tab w:pos="8271" w:val="right" w:leader="dot"/>
+        </w:tabs>
+        <w:spacing w:line="360" w:lineRule="auto" w:before="0" w:after="80"/>
+        <w:ind w:left="0"/>
+      </w:pPr>
+      <w:r>
+        <w:rPr>
+          <w:rFonts w:ascii="Times New Roman" w:hAnsi="Times New Roman"/>
+          <w:b w:val="0"/>
+          <w:sz w:val="24"/>
+        </w:rPr>
+        <w:t>RESUMEN</w:t>
+        <w:tab/>
+      </w:r>
+      <w:r>
+        <w:rPr>
+          <w:rFonts w:ascii="Times New Roman" w:hAnsi="Times New Roman"/>
+          <w:b w:val="0"/>
+          <w:sz w:val="24"/>
+        </w:rPr>
+        <w:fldChar w:fldCharType="begin"/>
+        <w:instrText xml:space="preserve"> PAGEREF bm_resumen \h </w:instrText>
+        <w:fldChar w:fldCharType="separate"/>
+        <w:t>?</w:t>
+        <w:fldChar w:fldCharType="end"/>
+      </w:r>
+    </w:p>
+    <w:p>
+      <w:pPr>
+        <w:tabs>
+          <w:tab w:pos="8271" w:val="right" w:leader="dot"/>
+        </w:tabs>
+        <w:spacing w:line="360" w:lineRule="auto" w:before="0" w:after="80"/>
+        <w:ind w:left="0"/>
+      </w:pPr>
+      <w:r>
+        <w:rPr>
+          <w:rFonts w:ascii="Times New Roman" w:hAnsi="Times New Roman"/>
+          <w:b w:val="0"/>
+          <w:sz w:val="24"/>
+        </w:rPr>
+        <w:t>INTRODUCCIÓN</w:t>
+        <w:tab/>
+      </w:r>
+      <w:r>
+        <w:rPr>
+          <w:rFonts w:ascii="Times New Roman" w:hAnsi="Times New Roman"/>
+          <w:b w:val="0"/>
+          <w:sz w:val="24"/>
+        </w:rPr>
+        <w:fldChar w:fldCharType="begin"/>
+        <w:instrText xml:space="preserve"> PAGEREF bm_introduccion \h </w:instrText>
+        <w:fldChar w:fldCharType="separate"/>
+        <w:t>?</w:t>
+        <w:fldChar w:fldCharType="end"/>
+      </w:r>
+    </w:p>
+    <w:p>
+      <w:pPr>
+        <w:spacing w:before="240" w:after="120"/>
+      </w:pPr>
+      <w:r>
+        <w:rPr>
+          <w:b/>
+        </w:rPr>
+        <w:t>CAPÍTULOS</w:t>
+      </w:r>
+    </w:p>
+    <w:p>
+      <w:pPr>
+        <w:tabs>
+          <w:tab w:pos="8271" w:val="right" w:leader="dot"/>
+        </w:tabs>
+        <w:spacing w:line="360" w:lineRule="auto" w:before="0" w:after="80"/>
+        <w:ind w:left="0"/>
+      </w:pPr>
+      <w:r>
+        <w:rPr>
+          <w:rFonts w:ascii="Times New Roman" w:hAnsi="Times New Roman"/>
+          <w:b/>
+          <w:sz w:val="24"/>
+        </w:rPr>
+        <w:t>CAPÍTULO I: REALIDAD ORGANIZACIONAL</w:t>
+        <w:tab/>
+      </w:r>
+      <w:r>
+        <w:rPr>
+          <w:rFonts w:ascii="Times New Roman" w:hAnsi="Times New Roman"/>
+          <w:b/>
+          <w:sz w:val="24"/>
+        </w:rPr>
+        <w:fldChar w:fldCharType="begin"/>
+        <w:instrText xml:space="preserve"> PAGEREF bm_cap1 \h </w:instrText>
+        <w:fldChar w:fldCharType="separate"/>
+        <w:t>?</w:t>
+        <w:fldChar w:fldCharType="end"/>
+      </w:r>
+    </w:p>
+    <w:p>
+      <w:pPr>
+        <w:tabs>
+          <w:tab w:pos="8271" w:val="right" w:leader="dot"/>
+        </w:tabs>
+        <w:spacing w:line="360" w:lineRule="auto" w:before="0" w:after="80"/>
+        <w:ind w:left="283"/>
+      </w:pPr>
+      <w:r>
+        <w:rPr>
+          <w:rFonts w:ascii="Times New Roman" w:hAnsi="Times New Roman"/>
+          <w:b w:val="0"/>
+          <w:sz w:val="24"/>
+        </w:rPr>
+        <w:t>Identificación de la empresa</w:t>
+        <w:tab/>
+      </w:r>
+      <w:r>
+        <w:rPr>
+          <w:rFonts w:ascii="Times New Roman" w:hAnsi="Times New Roman"/>
+          <w:b w:val="0"/>
+          <w:sz w:val="24"/>
+        </w:rPr>
+        <w:fldChar w:fldCharType="begin"/>
+        <w:instrText xml:space="preserve"> PAGEREF bm_cap1_ident \h </w:instrText>
+        <w:fldChar w:fldCharType="separate"/>
+        <w:t>?</w:t>
+        <w:fldChar w:fldCharType="end"/>
+      </w:r>
+    </w:p>
+    <w:p>
+      <w:pPr>
+        <w:tabs>
+          <w:tab w:pos="8271" w:val="right" w:leader="dot"/>
+        </w:tabs>
+        <w:spacing w:line="360" w:lineRule="auto" w:before="0" w:after="80"/>
+        <w:ind w:left="283"/>
+      </w:pPr>
+      <w:r>
+        <w:rPr>
+          <w:rFonts w:ascii="Times New Roman" w:hAnsi="Times New Roman"/>
+          <w:b w:val="0"/>
+          <w:sz w:val="24"/>
+        </w:rPr>
+        <w:t>Reseña histórica</w:t>
+        <w:tab/>
+      </w:r>
+      <w:r>
+        <w:rPr>
+          <w:rFonts w:ascii="Times New Roman" w:hAnsi="Times New Roman"/>
+          <w:b w:val="0"/>
+          <w:sz w:val="24"/>
+        </w:rPr>
+        <w:fldChar w:fldCharType="begin"/>
+        <w:instrText xml:space="preserve"> PAGEREF bm_cap1_resena \h </w:instrText>
+        <w:fldChar w:fldCharType="separate"/>
+        <w:t>?</w:t>
+        <w:fldChar w:fldCharType="end"/>
+      </w:r>
+    </w:p>
+    <w:p>
+      <w:pPr>
+        <w:tabs>
+          <w:tab w:pos="8271" w:val="right" w:leader="dot"/>
+        </w:tabs>
+        <w:spacing w:line="360" w:lineRule="auto" w:before="0" w:after="80"/>
+        <w:ind w:left="283"/>
+      </w:pPr>
+      <w:r>
+        <w:rPr>
+          <w:rFonts w:ascii="Times New Roman" w:hAnsi="Times New Roman"/>
+          <w:b w:val="0"/>
+          <w:sz w:val="24"/>
+        </w:rPr>
+        <w:t>Misión</w:t>
+        <w:tab/>
+      </w:r>
+      <w:r>
+        <w:rPr>
+          <w:rFonts w:ascii="Times New Roman" w:hAnsi="Times New Roman"/>
+          <w:b w:val="0"/>
+          <w:sz w:val="24"/>
+        </w:rPr>
+        <w:fldChar w:fldCharType="begin"/>
+        <w:instrText xml:space="preserve"> PAGEREF bm_cap1_mision \h </w:instrText>
+        <w:fldChar w:fldCharType="separate"/>
+        <w:t>?</w:t>
+        <w:fldChar w:fldCharType="end"/>
+      </w:r>
+    </w:p>
+    <w:p>
+      <w:pPr>
+        <w:tabs>
+          <w:tab w:pos="8271" w:val="right" w:leader="dot"/>
+        </w:tabs>
+        <w:spacing w:line="360" w:lineRule="auto" w:before="0" w:after="80"/>
+        <w:ind w:left="283"/>
+      </w:pPr>
+      <w:r>
+        <w:rPr>
+          <w:rFonts w:ascii="Times New Roman" w:hAnsi="Times New Roman"/>
+          <w:b w:val="0"/>
+          <w:sz w:val="24"/>
+        </w:rPr>
+        <w:t>Visión</w:t>
+        <w:tab/>
+      </w:r>
+      <w:r>
+        <w:rPr>
+          <w:rFonts w:ascii="Times New Roman" w:hAnsi="Times New Roman"/>
+          <w:b w:val="0"/>
+          <w:sz w:val="24"/>
+        </w:rPr>
+        <w:fldChar w:fldCharType="begin"/>
+        <w:instrText xml:space="preserve"> PAGEREF bm_cap1_vision \h </w:instrText>
+        <w:fldChar w:fldCharType="separate"/>
+        <w:t>?</w:t>
+        <w:fldChar w:fldCharType="end"/>
+      </w:r>
+    </w:p>
+    <w:p>
+      <w:pPr>
+        <w:tabs>
+          <w:tab w:pos="8271" w:val="right" w:leader="dot"/>
+        </w:tabs>
+        <w:spacing w:line="360" w:lineRule="auto" w:before="0" w:after="80"/>
+        <w:ind w:left="283"/>
+      </w:pPr>
+      <w:r>
+        <w:rPr>
+          <w:rFonts w:ascii="Times New Roman" w:hAnsi="Times New Roman"/>
+          <w:b w:val="0"/>
+          <w:sz w:val="24"/>
+        </w:rPr>
+        <w:t>Valores</w:t>
+        <w:tab/>
+      </w:r>
+      <w:r>
+        <w:rPr>
+          <w:rFonts w:ascii="Times New Roman" w:hAnsi="Times New Roman"/>
+          <w:b w:val="0"/>
+          <w:sz w:val="24"/>
+        </w:rPr>
+        <w:fldChar w:fldCharType="begin"/>
+        <w:instrText xml:space="preserve"> PAGEREF bm_cap1_valores \h </w:instrText>
+        <w:fldChar w:fldCharType="separate"/>
+        <w:t>?</w:t>
+        <w:fldChar w:fldCharType="end"/>
+      </w:r>
+    </w:p>
+    <w:p>
+      <w:pPr>
+        <w:tabs>
+          <w:tab w:pos="8271" w:val="right" w:leader="dot"/>
+        </w:tabs>
+        <w:spacing w:line="360" w:lineRule="auto" w:before="0" w:after="80"/>
+        <w:ind w:left="283"/>
+      </w:pPr>
+      <w:r>
+        <w:rPr>
+          <w:rFonts w:ascii="Times New Roman" w:hAnsi="Times New Roman"/>
+          <w:b w:val="0"/>
+          <w:sz w:val="24"/>
+        </w:rPr>
+        <w:t>Objetivos Organizacionales</w:t>
+        <w:tab/>
+      </w:r>
+      <w:r>
+        <w:rPr>
+          <w:rFonts w:ascii="Times New Roman" w:hAnsi="Times New Roman"/>
+          <w:b w:val="0"/>
+          <w:sz w:val="24"/>
+        </w:rPr>
+        <w:fldChar w:fldCharType="begin"/>
+        <w:instrText xml:space="preserve"> PAGEREF bm_cap1_obj \h </w:instrText>
+        <w:fldChar w:fldCharType="separate"/>
+        <w:t>?</w:t>
+        <w:fldChar w:fldCharType="end"/>
+      </w:r>
+    </w:p>
+    <w:p>
+      <w:pPr>
+        <w:tabs>
+          <w:tab w:pos="8271" w:val="right" w:leader="dot"/>
+        </w:tabs>
+        <w:spacing w:line="360" w:lineRule="auto" w:before="0" w:after="80"/>
+        <w:ind w:left="283"/>
+      </w:pPr>
+      <w:r>
+        <w:rPr>
+          <w:rFonts w:ascii="Times New Roman" w:hAnsi="Times New Roman"/>
+          <w:b w:val="0"/>
+          <w:sz w:val="24"/>
+        </w:rPr>
+        <w:t>Ubicación geográfica</w:t>
+        <w:tab/>
+      </w:r>
+      <w:r>
+        <w:rPr>
+          <w:rFonts w:ascii="Times New Roman" w:hAnsi="Times New Roman"/>
+          <w:b w:val="0"/>
+          <w:sz w:val="24"/>
+        </w:rPr>
+        <w:fldChar w:fldCharType="begin"/>
+        <w:instrText xml:space="preserve"> PAGEREF bm_cap1_ubic \h </w:instrText>
+        <w:fldChar w:fldCharType="separate"/>
+        <w:t>?</w:t>
+        <w:fldChar w:fldCharType="end"/>
+      </w:r>
+    </w:p>
+    <w:p>
+      <w:pPr>
+        <w:tabs>
+          <w:tab w:pos="8271" w:val="right" w:leader="dot"/>
+        </w:tabs>
+        <w:spacing w:line="360" w:lineRule="auto" w:before="0" w:after="80"/>
+        <w:ind w:left="283"/>
+      </w:pPr>
+      <w:r>
+        <w:rPr>
+          <w:rFonts w:ascii="Times New Roman" w:hAnsi="Times New Roman"/>
+          <w:b w:val="0"/>
+          <w:sz w:val="24"/>
+        </w:rPr>
+        <w:t>Población de los trabajadores de la empresa</w:t>
+        <w:tab/>
+      </w:r>
+      <w:r>
+        <w:rPr>
+          <w:rFonts w:ascii="Times New Roman" w:hAnsi="Times New Roman"/>
+          <w:b w:val="0"/>
+          <w:sz w:val="24"/>
+        </w:rPr>
+        <w:fldChar w:fldCharType="begin"/>
+        <w:instrText xml:space="preserve"> PAGEREF bm_cap1_pobla \h </w:instrText>
+        <w:fldChar w:fldCharType="separate"/>
+        <w:t>?</w:t>
+        <w:fldChar w:fldCharType="end"/>
+      </w:r>
+    </w:p>
+    <w:p>
+      <w:pPr>
+        <w:tabs>
+          <w:tab w:pos="8271" w:val="right" w:leader="dot"/>
+        </w:tabs>
+        <w:spacing w:line="360" w:lineRule="auto" w:before="0" w:after="80"/>
+        <w:ind w:left="283"/>
+      </w:pPr>
+      <w:r>
+        <w:rPr>
+          <w:rFonts w:ascii="Times New Roman" w:hAnsi="Times New Roman"/>
+          <w:b w:val="0"/>
+          <w:sz w:val="24"/>
+        </w:rPr>
+        <w:t>Estructura organizacional de la empresa (organigrama)</w:t>
+        <w:tab/>
+      </w:r>
+      <w:r>
+        <w:rPr>
+          <w:rFonts w:ascii="Times New Roman" w:hAnsi="Times New Roman"/>
+          <w:b w:val="0"/>
+          <w:sz w:val="24"/>
+        </w:rPr>
+        <w:fldChar w:fldCharType="begin"/>
+        <w:instrText xml:space="preserve"> PAGEREF bm_cap1_estruct \h </w:instrText>
+        <w:fldChar w:fldCharType="separate"/>
+        <w:t>?</w:t>
+        <w:fldChar w:fldCharType="end"/>
+      </w:r>
+    </w:p>
+    <w:p>
+      <w:pPr>
+        <w:tabs>
+          <w:tab w:pos="8271" w:val="right" w:leader="dot"/>
+        </w:tabs>
+        <w:spacing w:line="360" w:lineRule="auto" w:before="0" w:after="80"/>
+        <w:ind w:left="283"/>
+      </w:pPr>
+      <w:r>
+        <w:rPr>
+          <w:rFonts w:ascii="Times New Roman" w:hAnsi="Times New Roman"/>
+          <w:b w:val="0"/>
+          <w:sz w:val="24"/>
+        </w:rPr>
+        <w:t>Descripción del departamento donde realizó la pasantía</w:t>
+        <w:tab/>
+      </w:r>
+      <w:r>
+        <w:rPr>
+          <w:rFonts w:ascii="Times New Roman" w:hAnsi="Times New Roman"/>
+          <w:b w:val="0"/>
+          <w:sz w:val="24"/>
+        </w:rPr>
+        <w:fldChar w:fldCharType="begin"/>
+        <w:instrText xml:space="preserve"> PAGEREF bm_cap1_departamento \h </w:instrText>
+        <w:fldChar w:fldCharType="separate"/>
+        <w:t>?</w:t>
+        <w:fldChar w:fldCharType="end"/>
+      </w:r>
+    </w:p>
+    <w:p>
+      <w:pPr>
+        <w:tabs>
+          <w:tab w:pos="8271" w:val="right" w:leader="dot"/>
+        </w:tabs>
+        <w:spacing w:line="360" w:lineRule="auto" w:before="0" w:after="80"/>
+        <w:ind w:left="0"/>
+      </w:pPr>
+      <w:r>
+        <w:rPr>
+          <w:rFonts w:ascii="Times New Roman" w:hAnsi="Times New Roman"/>
+          <w:b/>
+          <w:sz w:val="24"/>
+        </w:rPr>
+        <w:t>CAPÍTULO II: DIAGNÓSTICO SITUACIONAL</w:t>
+        <w:tab/>
+      </w:r>
+      <w:r>
+        <w:rPr>
+          <w:rFonts w:ascii="Times New Roman" w:hAnsi="Times New Roman"/>
+          <w:b/>
+          <w:sz w:val="24"/>
+        </w:rPr>
+        <w:fldChar w:fldCharType="begin"/>
+        <w:instrText xml:space="preserve"> PAGEREF bm_cap2 \h </w:instrText>
+        <w:fldChar w:fldCharType="separate"/>
+        <w:t>?</w:t>
+        <w:fldChar w:fldCharType="end"/>
+      </w:r>
+    </w:p>
+    <w:p>
+      <w:pPr>
+        <w:tabs>
+          <w:tab w:pos="8271" w:val="right" w:leader="dot"/>
+        </w:tabs>
+        <w:spacing w:line="360" w:lineRule="auto" w:before="0" w:after="80"/>
+        <w:ind w:left="283"/>
+      </w:pPr>
+      <w:r>
+        <w:rPr>
+          <w:rFonts w:ascii="Times New Roman" w:hAnsi="Times New Roman"/>
+          <w:b w:val="0"/>
+          <w:sz w:val="24"/>
+        </w:rPr>
+        <w:t>Identificación de la situación problemática</w:t>
+        <w:tab/>
+      </w:r>
+      <w:r>
+        <w:rPr>
+          <w:rFonts w:ascii="Times New Roman" w:hAnsi="Times New Roman"/>
+          <w:b w:val="0"/>
+          <w:sz w:val="24"/>
+        </w:rPr>
+        <w:fldChar w:fldCharType="begin"/>
+        <w:instrText xml:space="preserve"> PAGEREF bm_cap2_sit \h </w:instrText>
+        <w:fldChar w:fldCharType="separate"/>
+        <w:t>?</w:t>
+        <w:fldChar w:fldCharType="end"/>
+      </w:r>
+    </w:p>
+    <w:p>
+      <w:pPr>
+        <w:tabs>
+          <w:tab w:pos="8271" w:val="right" w:leader="dot"/>
+        </w:tabs>
+        <w:spacing w:line="360" w:lineRule="auto" w:before="0" w:after="80"/>
+        <w:ind w:left="283"/>
+      </w:pPr>
+      <w:r>
+        <w:rPr>
+          <w:rFonts w:ascii="Times New Roman" w:hAnsi="Times New Roman"/>
+          <w:b w:val="0"/>
+          <w:sz w:val="24"/>
+        </w:rPr>
+        <w:t>Objetivo General</w:t>
+        <w:tab/>
+      </w:r>
+      <w:r>
+        <w:rPr>
+          <w:rFonts w:ascii="Times New Roman" w:hAnsi="Times New Roman"/>
+          <w:b w:val="0"/>
+          <w:sz w:val="24"/>
+        </w:rPr>
+        <w:fldChar w:fldCharType="begin"/>
+        <w:instrText xml:space="preserve"> PAGEREF bm_cap2_objg \h </w:instrText>
+        <w:fldChar w:fldCharType="separate"/>
+        <w:t>?</w:t>
+        <w:fldChar w:fldCharType="end"/>
+      </w:r>
+    </w:p>
+    <w:p>
+      <w:pPr>
+        <w:tabs>
+          <w:tab w:pos="8271" w:val="right" w:leader="dot"/>
+        </w:tabs>
+        <w:spacing w:line="360" w:lineRule="auto" w:before="0" w:after="80"/>
+        <w:ind w:left="283"/>
+      </w:pPr>
+      <w:r>
+        <w:rPr>
+          <w:rFonts w:ascii="Times New Roman" w:hAnsi="Times New Roman"/>
+          <w:b w:val="0"/>
+          <w:sz w:val="24"/>
+        </w:rPr>
+        <w:t>Objetivos Específicos</w:t>
+        <w:tab/>
+      </w:r>
+      <w:r>
+        <w:rPr>
+          <w:rFonts w:ascii="Times New Roman" w:hAnsi="Times New Roman"/>
+          <w:b w:val="0"/>
+          <w:sz w:val="24"/>
+        </w:rPr>
+        <w:fldChar w:fldCharType="begin"/>
+        <w:instrText xml:space="preserve"> PAGEREF bm_cap2_obje \h </w:instrText>
+        <w:fldChar w:fldCharType="separate"/>
+        <w:t>?</w:t>
+        <w:fldChar w:fldCharType="end"/>
+      </w:r>
+    </w:p>
+    <w:p>
+      <w:pPr>
+        <w:tabs>
+          <w:tab w:pos="8271" w:val="right" w:leader="dot"/>
+        </w:tabs>
+        <w:spacing w:line="360" w:lineRule="auto" w:before="0" w:after="80"/>
+        <w:ind w:left="283"/>
+      </w:pPr>
+      <w:r>
+        <w:rPr>
+          <w:rFonts w:ascii="Times New Roman" w:hAnsi="Times New Roman"/>
+          <w:b w:val="0"/>
+          <w:sz w:val="24"/>
+        </w:rPr>
+        <w:t>Planificación integral de objetivos</w:t>
+        <w:tab/>
+      </w:r>
+      <w:r>
+        <w:rPr>
+          <w:rFonts w:ascii="Times New Roman" w:hAnsi="Times New Roman"/>
+          <w:b w:val="0"/>
+          <w:sz w:val="24"/>
+        </w:rPr>
+        <w:fldChar w:fldCharType="begin"/>
+        <w:instrText xml:space="preserve"> PAGEREF bm_cap2_planif \h </w:instrText>
+        <w:fldChar w:fldCharType="separate"/>
+        <w:t>?</w:t>
+        <w:fldChar w:fldCharType="end"/>
+      </w:r>
+    </w:p>
+    <w:p>
+      <w:pPr>
+        <w:tabs>
+          <w:tab w:pos="8271" w:val="right" w:leader="dot"/>
+        </w:tabs>
+        <w:spacing w:line="360" w:lineRule="auto" w:before="0" w:after="80"/>
+        <w:ind w:left="283"/>
+      </w:pPr>
+      <w:r>
+        <w:rPr>
+          <w:rFonts w:ascii="Times New Roman" w:hAnsi="Times New Roman"/>
+          <w:b w:val="0"/>
+          <w:sz w:val="24"/>
+        </w:rPr>
+        <w:t>Cronograma de actividades</w:t>
+        <w:tab/>
+      </w:r>
+      <w:r>
+        <w:rPr>
+          <w:rFonts w:ascii="Times New Roman" w:hAnsi="Times New Roman"/>
+          <w:b w:val="0"/>
+          <w:sz w:val="24"/>
+        </w:rPr>
+        <w:fldChar w:fldCharType="begin"/>
+        <w:instrText xml:space="preserve"> PAGEREF bm_cap2_crono \h </w:instrText>
+        <w:fldChar w:fldCharType="separate"/>
+        <w:t>?</w:t>
+        <w:fldChar w:fldCharType="end"/>
+      </w:r>
+    </w:p>
+    <w:p>
+      <w:pPr>
+        <w:tabs>
+          <w:tab w:pos="8271" w:val="right" w:leader="dot"/>
+        </w:tabs>
+        <w:spacing w:line="360" w:lineRule="auto" w:before="0" w:after="80"/>
+        <w:ind w:left="0"/>
+      </w:pPr>
+      <w:r>
+        <w:rPr>
+          <w:rFonts w:ascii="Times New Roman" w:hAnsi="Times New Roman"/>
+          <w:b/>
+          <w:sz w:val="24"/>
+        </w:rPr>
+        <w:t>CAPÍTULO III: MARCO TEÓRICO</w:t>
+        <w:tab/>
+      </w:r>
+      <w:r>
+        <w:rPr>
+          <w:rFonts w:ascii="Times New Roman" w:hAnsi="Times New Roman"/>
+          <w:b/>
+          <w:sz w:val="24"/>
+        </w:rPr>
+        <w:fldChar w:fldCharType="begin"/>
+        <w:instrText xml:space="preserve"> PAGEREF bm_cap3 \h </w:instrText>
+        <w:fldChar w:fldCharType="separate"/>
+        <w:t>?</w:t>
+        <w:fldChar w:fldCharType="end"/>
+      </w:r>
+    </w:p>
+    <w:p>
+      <w:pPr>
+        <w:tabs>
+          <w:tab w:pos="8271" w:val="right" w:leader="dot"/>
+        </w:tabs>
+        <w:spacing w:line="360" w:lineRule="auto" w:before="0" w:after="80"/>
+        <w:ind w:left="283"/>
+      </w:pPr>
+      <w:r>
+        <w:rPr>
+          <w:rFonts w:ascii="Times New Roman" w:hAnsi="Times New Roman"/>
+          <w:b w:val="0"/>
+          <w:sz w:val="24"/>
+        </w:rPr>
+        <w:t>Bases teóricas referenciales</w:t>
+        <w:tab/>
+      </w:r>
+      <w:r>
+        <w:rPr>
+          <w:rFonts w:ascii="Times New Roman" w:hAnsi="Times New Roman"/>
+          <w:b w:val="0"/>
+          <w:sz w:val="24"/>
+        </w:rPr>
+        <w:fldChar w:fldCharType="begin"/>
+        <w:instrText xml:space="preserve"> PAGEREF bm_cap3_bases \h </w:instrText>
+        <w:fldChar w:fldCharType="separate"/>
+        <w:t>?</w:t>
+        <w:fldChar w:fldCharType="end"/>
+      </w:r>
+    </w:p>
+    <w:p>
+      <w:pPr>
+        <w:tabs>
+          <w:tab w:pos="8271" w:val="right" w:leader="dot"/>
+        </w:tabs>
+        <w:spacing w:line="360" w:lineRule="auto" w:before="0" w:after="80"/>
+        <w:ind w:left="0"/>
+      </w:pPr>
+      <w:r>
+        <w:rPr>
+          <w:rFonts w:ascii="Times New Roman" w:hAnsi="Times New Roman"/>
+          <w:b/>
+          <w:sz w:val="24"/>
+        </w:rPr>
+        <w:t>CAPÍTULO IV: ACTIVIDADES REALIZADAS</w:t>
+        <w:tab/>
+      </w:r>
+      <w:r>
+        <w:rPr>
+          <w:rFonts w:ascii="Times New Roman" w:hAnsi="Times New Roman"/>
+          <w:b/>
+          <w:sz w:val="24"/>
+        </w:rPr>
+        <w:fldChar w:fldCharType="begin"/>
+        <w:instrText xml:space="preserve"> PAGEREF bm_cap4 \h </w:instrText>
+        <w:fldChar w:fldCharType="separate"/>
+        <w:t>?</w:t>
+        <w:fldChar w:fldCharType="end"/>
+      </w:r>
+    </w:p>
+    <w:p>
+      <w:pPr>
+        <w:tabs>
+          <w:tab w:pos="8271" w:val="right" w:leader="dot"/>
+        </w:tabs>
+        <w:spacing w:line="360" w:lineRule="auto" w:before="0" w:after="80"/>
+        <w:ind w:left="283"/>
+      </w:pPr>
+      <w:r>
+        <w:rPr>
+          <w:rFonts w:ascii="Times New Roman" w:hAnsi="Times New Roman"/>
+          <w:b w:val="0"/>
+          <w:sz w:val="24"/>
+        </w:rPr>
+        <w:t>Descripción de actividades ejecutadas por semana</w:t>
+        <w:tab/>
+      </w:r>
+      <w:r>
+        <w:rPr>
+          <w:rFonts w:ascii="Times New Roman" w:hAnsi="Times New Roman"/>
+          <w:b w:val="0"/>
+          <w:sz w:val="24"/>
+        </w:rPr>
+        <w:fldChar w:fldCharType="begin"/>
+        <w:instrText xml:space="preserve"> PAGEREF bm_cap4_desc \h </w:instrText>
+        <w:fldChar w:fldCharType="separate"/>
+        <w:t>?</w:t>
+        <w:fldChar w:fldCharType="end"/>
+      </w:r>
+    </w:p>
+    <w:p>
+      <w:pPr>
+        <w:tabs>
+          <w:tab w:pos="8271" w:val="right" w:leader="dot"/>
+        </w:tabs>
+        <w:spacing w:line="360" w:lineRule="auto" w:before="0" w:after="80"/>
+        <w:ind w:left="0"/>
+      </w:pPr>
+      <w:r>
+        <w:rPr>
+          <w:rFonts w:ascii="Times New Roman" w:hAnsi="Times New Roman"/>
+          <w:b/>
+          <w:sz w:val="24"/>
+        </w:rPr>
+        <w:t>CAPÍTULO V: CONCLUSIONES Y RECOMENDACIONES</w:t>
+        <w:tab/>
+      </w:r>
+      <w:r>
+        <w:rPr>
+          <w:rFonts w:ascii="Times New Roman" w:hAnsi="Times New Roman"/>
+          <w:b/>
+          <w:sz w:val="24"/>
+        </w:rPr>
+        <w:fldChar w:fldCharType="begin"/>
+        <w:instrText xml:space="preserve"> PAGEREF bm_cap5 \h </w:instrText>
+        <w:fldChar w:fldCharType="separate"/>
+        <w:t>?</w:t>
+        <w:fldChar w:fldCharType="end"/>
+      </w:r>
+    </w:p>
+    <w:p>
+      <w:pPr>
+        <w:tabs>
+          <w:tab w:pos="8271" w:val="right" w:leader="dot"/>
+        </w:tabs>
+        <w:spacing w:line="360" w:lineRule="auto" w:before="0" w:after="80"/>
+        <w:ind w:left="283"/>
+      </w:pPr>
+      <w:r>
+        <w:rPr>
+          <w:rFonts w:ascii="Times New Roman" w:hAnsi="Times New Roman"/>
+          <w:b w:val="0"/>
+          <w:sz w:val="24"/>
+        </w:rPr>
+        <w:t>Conclusiones</w:t>
+        <w:tab/>
+      </w:r>
+      <w:r>
+        <w:rPr>
+          <w:rFonts w:ascii="Times New Roman" w:hAnsi="Times New Roman"/>
+          <w:b w:val="0"/>
+          <w:sz w:val="24"/>
+        </w:rPr>
+        <w:fldChar w:fldCharType="begin"/>
+        <w:instrText xml:space="preserve"> PAGEREF bm_cap5_concl \h </w:instrText>
+        <w:fldChar w:fldCharType="separate"/>
+        <w:t>?</w:t>
+        <w:fldChar w:fldCharType="end"/>
+      </w:r>
+    </w:p>
+    <w:p>
+      <w:pPr>
+        <w:tabs>
+          <w:tab w:pos="8271" w:val="right" w:leader="dot"/>
+        </w:tabs>
+        <w:spacing w:line="360" w:lineRule="auto" w:before="0" w:after="80"/>
+        <w:ind w:left="283"/>
+      </w:pPr>
+      <w:r>
+        <w:rPr>
+          <w:rFonts w:ascii="Times New Roman" w:hAnsi="Times New Roman"/>
+          <w:b w:val="0"/>
+          <w:sz w:val="24"/>
+        </w:rPr>
+        <w:t>Recomendaciones</w:t>
+        <w:tab/>
+      </w:r>
+      <w:r>
+        <w:rPr>
+          <w:rFonts w:ascii="Times New Roman" w:hAnsi="Times New Roman"/>
+          <w:b w:val="0"/>
+          <w:sz w:val="24"/>
+        </w:rPr>
+        <w:fldChar w:fldCharType="begin"/>
+        <w:instrText xml:space="preserve"> PAGEREF bm_cap5_recom \h </w:instrText>
+        <w:fldChar w:fldCharType="separate"/>
+        <w:t>?</w:t>
+        <w:fldChar w:fldCharType="end"/>
+      </w:r>
+    </w:p>
+    <w:p>
+      <w:pPr>
+        <w:tabs>
+          <w:tab w:pos="8271" w:val="right" w:leader="dot"/>
+        </w:tabs>
+        <w:spacing w:line="360" w:lineRule="auto" w:before="0" w:after="80"/>
+        <w:ind w:left="0"/>
+      </w:pPr>
+      <w:r>
+        <w:rPr>
+          <w:rFonts w:ascii="Times New Roman" w:hAnsi="Times New Roman"/>
+          <w:b/>
+          <w:sz w:val="24"/>
+        </w:rPr>
+        <w:t>REFERENCIAS</w:t>
+        <w:tab/>
+      </w:r>
+      <w:r>
+        <w:rPr>
+          <w:rFonts w:ascii="Times New Roman" w:hAnsi="Times New Roman"/>
+          <w:b/>
+          <w:sz w:val="24"/>
+        </w:rPr>
+        <w:fldChar w:fldCharType="begin"/>
+        <w:instrText xml:space="preserve"> PAGEREF bm_referencias \h </w:instrText>
+        <w:fldChar w:fldCharType="separate"/>
+        <w:t>?</w:t>
+        <w:fldChar w:fldCharType="end"/>
+      </w:r>
+    </w:p>
+    <w:p>
+      <w:pPr>
+        <w:tabs>
+          <w:tab w:pos="8271" w:val="right" w:leader="dot"/>
+        </w:tabs>
+        <w:spacing w:line="360" w:lineRule="auto" w:before="0" w:after="80"/>
+        <w:ind w:left="0"/>
+      </w:pPr>
+      <w:r>
+        <w:rPr>
+          <w:rFonts w:ascii="Times New Roman" w:hAnsi="Times New Roman"/>
+          <w:b/>
+          <w:sz w:val="24"/>
+        </w:rPr>
+        <w:t>ANEXOS</w:t>
+        <w:tab/>
+      </w:r>
+      <w:r>
+        <w:rPr>
+          <w:rFonts w:ascii="Times New Roman" w:hAnsi="Times New Roman"/>
+          <w:b/>
+          <w:sz w:val="24"/>
+        </w:rPr>
+        <w:fldChar w:fldCharType="begin"/>
+        <w:instrText xml:space="preserve"> PAGEREF bm_anexos \h </w:instrText>
+        <w:fldChar w:fldCharType="separate"/>
+        <w:t>?</w:t>
+        <w:fldChar w:fldCharType="end"/>
+      </w:r>
+    </w:p>
+    <w:p>
+      <w:pPr>
+        <w:sectPr>
+          <w:footerReference w:type="default" r:id="rId22"/>
+          <w:type w:val="continuous"/>
+          <w:pgSz w:w="12240" w:h="15840"/>
+          <w:pgMar w:top="1701" w:right="1701" w:bottom="1701" w:left="2268" w:header="720" w:footer="720" w:gutter="0"/>
+          <w:cols w:space="720"/>
+          <w:docGrid w:linePitch="360"/>
+          <w:pgNumType w:fmt="lowerRoman"/>
+        </w:sectPr>
+      </w:pPr>
+    </w:p>
+    <w:p>
+      <w:bookmarkStart w:id="bm_lista_cuadros" w:name="bm_lista_cuadros"/>
+      <w:pPr>
+        <w:spacing w:before="1140" w:after="480"/>
+        <w:jc w:val="center"/>
+      </w:pPr>
+      <w:r>
+        <w:rPr>
+          <w:rFonts w:ascii="Times New Roman" w:hAnsi="Times New Roman"/>
+          <w:b/>
+          <w:sz w:val="24"/>
+        </w:rPr>
+        <w:t>LISTA DE CUADROS</w:t>
+      </w:r>
+      <w:bookmarkEnd w:id="bm_lista_cuadros"/>
+    </w:p>
+    <w:p>
+      <w:pPr>
+        <w:sectPr>
+          <w:footerReference w:type="default" r:id="rId23"/>
+          <w:pgSz w:w="12240" w:h="15840"/>
+          <w:pgMar w:top="1701" w:right="1701" w:bottom="1701" w:left="2268" w:header="720" w:footer="720" w:gutter="0"/>
+          <w:cols w:space="720"/>
+          <w:docGrid w:linePitch="360"/>
+          <w:pgNumType w:fmt="lowerRoman"/>
         </w:sectPr>
       </w:pPr>
     </w:p>
@@ -1886,18 +2123,591 @@
     <w:p>
       <w:pPr>
         <w:sectPr>
-          <w:footerReference w:type="default" r:id="rId20"/>
+          <w:footerReference w:type="default" r:id="rId24"/>
+          <w:type w:val="continuous"/>
+          <w:pgSz w:w="12240" w:h="15840"/>
+          <w:pgMar w:top="1701" w:right="1701" w:bottom="1701" w:left="2268" w:header="720" w:footer="720" w:gutter="0"/>
+          <w:cols w:space="720"/>
+          <w:docGrid w:linePitch="360"/>
+          <w:pgNumType w:fmt="lowerRoman"/>
+        </w:sectPr>
+      </w:pPr>
+    </w:p>
+    <w:p>
+      <w:bookmarkStart w:id="bm_lista_graficos" w:name="bm_lista_graficos"/>
+      <w:pPr>
+        <w:spacing w:before="1140" w:after="480"/>
+        <w:jc w:val="center"/>
+      </w:pPr>
+      <w:r>
+        <w:rPr>
+          <w:rFonts w:ascii="Times New Roman" w:hAnsi="Times New Roman"/>
+          <w:b/>
+          <w:sz w:val="24"/>
+        </w:rPr>
+        <w:t>LISTA DE GRÁFICOS</w:t>
+      </w:r>
+      <w:bookmarkEnd w:id="bm_lista_graficos"/>
+    </w:p>
+    <w:p>
+      <w:pPr>
+        <w:sectPr>
+          <w:footerReference w:type="default" r:id="rId25"/>
+          <w:pgSz w:w="12240" w:h="15840"/>
+          <w:pgMar w:top="1701" w:right="1701" w:bottom="1701" w:left="2268" w:header="720" w:footer="720" w:gutter="0"/>
+          <w:cols w:space="720"/>
+          <w:docGrid w:linePitch="360"/>
+          <w:pgNumType w:fmt="lowerRoman"/>
+        </w:sectPr>
+      </w:pPr>
+    </w:p>
+    <w:p>
+      <w:pPr>
+        <w:tabs>
+          <w:tab w:pos="8271" w:val="right"/>
+        </w:tabs>
+        <w:spacing w:before="240" w:after="240"/>
+      </w:pPr>
+      <w:r>
+        <w:rPr>
+          <w:rFonts w:ascii="Times New Roman" w:hAnsi="Times New Roman"/>
+          <w:b/>
+          <w:sz w:val="24"/>
+        </w:rPr>
+        <w:t>GRÁFICO</w:t>
+      </w:r>
+      <w:r>
+        <w:tab/>
+      </w:r>
+      <w:r>
+        <w:rPr>
+          <w:rFonts w:ascii="Times New Roman" w:hAnsi="Times New Roman"/>
+          <w:b/>
+          <w:sz w:val="24"/>
+        </w:rPr>
+        <w:t>pp.</w:t>
+      </w:r>
+    </w:p>
+    <w:p>
+      <w:pPr>
+        <w:tabs>
+          <w:tab w:pos="1020" w:val="left"/>
+          <w:tab w:pos="8271" w:val="right" w:leader="dot"/>
+        </w:tabs>
+        <w:spacing w:line="360" w:lineRule="auto" w:before="0" w:after="80"/>
+        <w:ind w:left="1020" w:hanging="1020"/>
+      </w:pPr>
+      <w:r>
+        <w:rPr>
+          <w:rFonts w:ascii="Times New Roman" w:hAnsi="Times New Roman"/>
+          <w:sz w:val="24"/>
+        </w:rPr>
+        <w:t>1</w:t>
+        <w:tab/>
+        <w:t>Logotipo de Lubricantes y Equipos Varyna, C.A.</w:t>
+        <w:tab/>
+      </w:r>
+      <w:r>
+        <w:rPr>
+          <w:rFonts w:ascii="Times New Roman" w:hAnsi="Times New Roman"/>
+          <w:b w:val="0"/>
+          <w:sz w:val="24"/>
+        </w:rPr>
+        <w:fldChar w:fldCharType="begin"/>
+        <w:instrText xml:space="preserve"> PAGEREF bm_grafico1 \h </w:instrText>
+        <w:fldChar w:fldCharType="separate"/>
+        <w:t>?</w:t>
+        <w:fldChar w:fldCharType="end"/>
+      </w:r>
+    </w:p>
+    <w:p>
+      <w:pPr>
+        <w:tabs>
+          <w:tab w:pos="1020" w:val="left"/>
+          <w:tab w:pos="8271" w:val="right" w:leader="dot"/>
+        </w:tabs>
+        <w:spacing w:line="360" w:lineRule="auto" w:before="0" w:after="80"/>
+        <w:ind w:left="1020" w:hanging="1020"/>
+      </w:pPr>
+      <w:r>
+        <w:rPr>
+          <w:rFonts w:ascii="Times New Roman" w:hAnsi="Times New Roman"/>
+          <w:sz w:val="24"/>
+        </w:rPr>
+        <w:t>2</w:t>
+        <w:tab/>
+        <w:t>Representación cartográfica y ubicación espacial de la empresa</w:t>
+        <w:tab/>
+      </w:r>
+      <w:r>
+        <w:rPr>
+          <w:rFonts w:ascii="Times New Roman" w:hAnsi="Times New Roman"/>
+          <w:b w:val="0"/>
+          <w:sz w:val="24"/>
+        </w:rPr>
+        <w:fldChar w:fldCharType="begin"/>
+        <w:instrText xml:space="preserve"> PAGEREF bm_grafico2 \h </w:instrText>
+        <w:fldChar w:fldCharType="separate"/>
+        <w:t>?</w:t>
+        <w:fldChar w:fldCharType="end"/>
+      </w:r>
+    </w:p>
+    <w:p>
+      <w:pPr>
+        <w:tabs>
+          <w:tab w:pos="1020" w:val="left"/>
+          <w:tab w:pos="8271" w:val="right" w:leader="dot"/>
+        </w:tabs>
+        <w:spacing w:line="360" w:lineRule="auto" w:before="0" w:after="80"/>
+        <w:ind w:left="1020" w:hanging="1020"/>
+      </w:pPr>
+      <w:r>
+        <w:rPr>
+          <w:rFonts w:ascii="Times New Roman" w:hAnsi="Times New Roman"/>
+          <w:sz w:val="24"/>
+        </w:rPr>
+        <w:t>3</w:t>
+        <w:tab/>
+        <w:t>Organigrama estructural y niveles jerárquicos de la organización</w:t>
+        <w:tab/>
+      </w:r>
+      <w:r>
+        <w:rPr>
+          <w:rFonts w:ascii="Times New Roman" w:hAnsi="Times New Roman"/>
+          <w:b w:val="0"/>
+          <w:sz w:val="24"/>
+        </w:rPr>
+        <w:fldChar w:fldCharType="begin"/>
+        <w:instrText xml:space="preserve"> PAGEREF bm_grafico3 \h </w:instrText>
+        <w:fldChar w:fldCharType="separate"/>
+        <w:t>?</w:t>
+        <w:fldChar w:fldCharType="end"/>
+      </w:r>
+    </w:p>
+    <w:p>
+      <w:pPr>
+        <w:sectPr>
+          <w:footerReference w:type="default" r:id="rId26"/>
+          <w:type w:val="continuous"/>
+          <w:pgSz w:w="12240" w:h="15840"/>
+          <w:pgMar w:top="1701" w:right="1701" w:bottom="1701" w:left="2268" w:header="720" w:footer="720" w:gutter="0"/>
+          <w:cols w:space="720"/>
+          <w:docGrid w:linePitch="360"/>
+          <w:pgNumType w:fmt="lowerRoman"/>
+        </w:sectPr>
+      </w:pPr>
+    </w:p>
+    <w:p>
+      <w:bookmarkStart w:id="bm_lista_anexos" w:name="bm_lista_anexos"/>
+      <w:pPr>
+        <w:spacing w:before="1140" w:after="480"/>
+        <w:jc w:val="center"/>
+      </w:pPr>
+      <w:r>
+        <w:rPr>
+          <w:rFonts w:ascii="Times New Roman" w:hAnsi="Times New Roman"/>
+          <w:b/>
+          <w:sz w:val="24"/>
+        </w:rPr>
+        <w:t>LISTA DE ANEXOS</w:t>
+      </w:r>
+      <w:bookmarkEnd w:id="bm_lista_anexos"/>
+    </w:p>
+    <w:p>
+      <w:pPr>
+        <w:sectPr>
+          <w:footerReference w:type="default" r:id="rId27"/>
+          <w:pgSz w:w="12240" w:h="15840"/>
+          <w:pgMar w:top="1701" w:right="1701" w:bottom="1701" w:left="2268" w:header="720" w:footer="720" w:gutter="0"/>
+          <w:cols w:space="720"/>
+          <w:docGrid w:linePitch="360"/>
+          <w:pgNumType w:fmt="lowerRoman"/>
+        </w:sectPr>
+      </w:pPr>
+    </w:p>
+    <w:p>
+      <w:pPr>
+        <w:tabs>
+          <w:tab w:pos="8271" w:val="right"/>
+        </w:tabs>
+        <w:spacing w:before="240" w:after="240"/>
+      </w:pPr>
+      <w:r>
+        <w:rPr>
+          <w:rFonts w:ascii="Times New Roman" w:hAnsi="Times New Roman"/>
+          <w:b/>
+          <w:sz w:val="24"/>
+        </w:rPr>
+        <w:t>ANEXOS</w:t>
+      </w:r>
+      <w:r>
+        <w:tab/>
+      </w:r>
+      <w:r>
+        <w:rPr>
+          <w:rFonts w:ascii="Times New Roman" w:hAnsi="Times New Roman"/>
+          <w:b/>
+          <w:sz w:val="24"/>
+        </w:rPr>
+        <w:t>pp.</w:t>
+      </w:r>
+    </w:p>
+    <w:p>
+      <w:pPr>
+        <w:tabs>
+          <w:tab w:pos="1020" w:val="left"/>
+          <w:tab w:pos="8271" w:val="right" w:leader="dot"/>
+        </w:tabs>
+        <w:spacing w:line="360" w:lineRule="auto" w:before="0" w:after="80"/>
+        <w:ind w:left="1020" w:hanging="1020"/>
+      </w:pPr>
+      <w:r>
+        <w:rPr>
+          <w:rFonts w:ascii="Times New Roman" w:hAnsi="Times New Roman"/>
+          <w:sz w:val="24"/>
+        </w:rPr>
+        <w:t>A</w:t>
+        <w:tab/>
+        <w:t>Diagrama de Ishikawa de las causas asociadas a las demoras del proceso de procura</w:t>
+        <w:tab/>
+      </w:r>
+      <w:r>
+        <w:rPr>
+          <w:rFonts w:ascii="Times New Roman" w:hAnsi="Times New Roman"/>
+          <w:b w:val="0"/>
+          <w:sz w:val="24"/>
+        </w:rPr>
+        <w:fldChar w:fldCharType="begin"/>
+        <w:instrText xml:space="preserve"> PAGEREF bm_anexoA \h </w:instrText>
+        <w:fldChar w:fldCharType="separate"/>
+        <w:t>?</w:t>
+        <w:fldChar w:fldCharType="end"/>
+      </w:r>
+    </w:p>
+    <w:p>
+      <w:pPr>
+        <w:sectPr>
+          <w:footerReference w:type="default" r:id="rId28"/>
+          <w:type w:val="continuous"/>
+          <w:pgSz w:w="12240" w:h="15840"/>
+          <w:pgMar w:top="1701" w:right="1701" w:bottom="1701" w:left="2268" w:header="720" w:footer="720" w:gutter="0"/>
+          <w:cols w:space="720"/>
+          <w:docGrid w:linePitch="360"/>
+          <w:pgNumType w:fmt="lowerRoman"/>
+        </w:sectPr>
+      </w:pPr>
+    </w:p>
+    <w:p>
+      <w:pPr>
+        <w:spacing w:line="240" w:lineRule="auto" w:after="0"/>
+        <w:jc w:val="center"/>
+      </w:pPr>
+      <w:r>
+        <w:rPr>
+          <w:rFonts w:ascii="Times New Roman" w:hAnsi="Times New Roman"/>
+          <w:b/>
+          <w:sz w:val="24"/>
+        </w:rPr>
+        <w:t>REPÚBLICA BOLIVARIANA DE VENEZUELA</w:t>
+      </w:r>
+    </w:p>
+    <w:p>
+      <w:pPr>
+        <w:spacing w:line="240" w:lineRule="auto" w:after="0"/>
+        <w:jc w:val="center"/>
+      </w:pPr>
+      <w:r>
+        <w:rPr>
+          <w:rFonts w:ascii="Times New Roman" w:hAnsi="Times New Roman"/>
+          <w:b/>
+          <w:sz w:val="24"/>
+        </w:rPr>
+        <w:t>MINISTERIO DEL PODER POPULAR PARA LA EDUCACIÓN UNIVERSITARIA</w:t>
+      </w:r>
+    </w:p>
+    <w:p>
+      <w:pPr>
+        <w:spacing w:line="240" w:lineRule="auto" w:after="0"/>
+        <w:jc w:val="center"/>
+      </w:pPr>
+      <w:r>
+        <w:rPr>
+          <w:rFonts w:ascii="Times New Roman" w:hAnsi="Times New Roman"/>
+          <w:b/>
+          <w:sz w:val="24"/>
+        </w:rPr>
+        <w:t>INSTITUTO UNIVERSITARIO DE TECNOLOGÍA</w:t>
+      </w:r>
+    </w:p>
+    <w:p>
+      <w:pPr>
+        <w:spacing w:line="240" w:lineRule="auto" w:after="0"/>
+        <w:jc w:val="center"/>
+      </w:pPr>
+      <w:r>
+        <w:rPr>
+          <w:rFonts w:ascii="Times New Roman" w:hAnsi="Times New Roman"/>
+          <w:b/>
+          <w:sz w:val="24"/>
+        </w:rPr>
+        <w:t>"ELÍAS CALIXTO POMPA"</w:t>
+      </w:r>
+    </w:p>
+    <w:p>
+      <w:pPr>
+        <w:spacing w:line="240" w:lineRule="auto" w:after="0"/>
+        <w:jc w:val="center"/>
+      </w:pPr>
+      <w:r>
+        <w:rPr>
+          <w:rFonts w:ascii="Times New Roman" w:hAnsi="Times New Roman"/>
+          <w:b/>
+          <w:sz w:val="24"/>
+        </w:rPr>
+        <w:t>EL TIGRE, ESTADO ANZOÁTEGUI</w:t>
+      </w:r>
+    </w:p>
+    <w:p>
+      <w:pPr>
+        <w:spacing w:line="240" w:lineRule="auto" w:after="120"/>
+      </w:pPr>
+    </w:p>
+    <w:p>
+      <w:pPr>
+        <w:spacing w:line="240" w:lineRule="auto" w:after="120"/>
+        <w:jc w:val="center"/>
+      </w:pPr>
+      <w:r>
+        <w:rPr>
+          <w:rFonts w:ascii="Times New Roman" w:hAnsi="Times New Roman"/>
+          <w:b/>
+          <w:sz w:val="24"/>
+        </w:rPr>
+        <w:t>PROPUESTA DE SIMPLIFICACIÓN ADMINISTRATIVA DE LA PROCURA EN LUBRICANTES Y EQUIPOS VARYNA, C.A.</w:t>
+      </w:r>
+    </w:p>
+    <w:p>
+      <w:pPr>
+        <w:spacing w:line="240" w:lineRule="auto" w:after="120"/>
+        <w:ind w:left="0"/>
+        <w:jc w:val="right"/>
+      </w:pPr>
+      <w:r>
+        <w:rPr>
+          <w:rFonts w:ascii="Times New Roman" w:hAnsi="Times New Roman"/>
+          <w:b/>
+          <w:sz w:val="24"/>
+        </w:rPr>
+        <w:t>Autor:</w:t>
+        <w:br/>
+      </w:r>
+      <w:r>
+        <w:rPr>
+          <w:rFonts w:ascii="Times New Roman" w:hAnsi="Times New Roman"/>
+          <w:sz w:val="24"/>
+        </w:rPr>
+        <w:t>Guzmán, Keidy</w:t>
+        <w:br/>
+      </w:r>
+      <w:r>
+        <w:rPr>
+          <w:rFonts w:ascii="Times New Roman" w:hAnsi="Times New Roman"/>
+          <w:sz w:val="24"/>
+        </w:rPr>
+        <w:t>C.I.: 28.706.352</w:t>
+        <w:br/>
+      </w:r>
+      <w:r>
+        <w:rPr>
+          <w:rFonts w:ascii="Times New Roman" w:hAnsi="Times New Roman"/>
+          <w:sz w:val="24"/>
+        </w:rPr>
+        <w:t>agosto de 2026</w:t>
+      </w:r>
+    </w:p>
+    <w:p>
+      <w:bookmarkStart w:id="bm_resumen" w:name="bm_resumen"/>
+      <w:pPr>
+        <w:spacing w:line="240" w:lineRule="auto" w:before="120" w:after="120"/>
+        <w:jc w:val="center"/>
+      </w:pPr>
+      <w:r>
+        <w:rPr>
+          <w:rFonts w:ascii="Times New Roman" w:hAnsi="Times New Roman"/>
+          <w:b/>
+          <w:sz w:val="24"/>
+        </w:rPr>
+        <w:t>RESUMEN</w:t>
+      </w:r>
+      <w:bookmarkEnd w:id="bm_resumen"/>
+    </w:p>
+    <w:p>
+      <w:pPr>
+        <w:sectPr>
+          <w:footerReference w:type="default" r:id="rId29"/>
+          <w:pgSz w:w="12240" w:h="15840"/>
+          <w:pgMar w:top="1701" w:right="1701" w:bottom="1701" w:left="2268" w:header="720" w:footer="720" w:gutter="0"/>
+          <w:cols w:space="720"/>
+          <w:docGrid w:linePitch="360"/>
+          <w:pgNumType w:fmt="lowerRoman"/>
+        </w:sectPr>
+      </w:pPr>
+    </w:p>
+    <w:p>
+      <w:pPr>
+        <w:spacing w:line="240" w:lineRule="auto" w:before="0" w:after="0"/>
+        <w:ind w:firstLine="709"/>
+        <w:jc w:val="both"/>
+      </w:pPr>
+      <w:r>
+        <w:rPr>
+          <w:rFonts w:ascii="Times New Roman" w:hAnsi="Times New Roman"/>
+          <w:sz w:val="24"/>
+        </w:rPr>
+        <w:t>El presente informe corresponde a las pasantías profesionales realizadas durante diez (10) semanas en el Departamento Administrativo de Lubricantes y Equipos Varyna, C.A., con participación directa en actividades relacionadas con la procura de materiales e insumos. Durante la práctica se observó que las requisiciones de compra no siempre siguen un canal único y formalizado desde su recepción hasta la emisión y seguimiento de la orden de compra. También se evidenció la ausencia de formatos uniformes para algunas solicitudes, dificultades para conocer oportunamente el estado de las cotizaciones y falta de criterios visibles que faciliten el seguimiento de las aprobaciones. Estas condiciones pueden producir demoras, pérdida de trazabilidad y mayor carga administrativa para el personal encargado. El objetivo general fue proponer la simplificación administrativa del proceso de procura en el departamento, con la finalidad de reducir pasos innecesarios, agilizar los tiempos de adquisición y fortalecer el control interno. Para ello se realizaron observaciones del flujo de compras, entrevistas al personal, revisión de expedientes históricos, análisis de tiempos y un diagrama de causa-efecto para organizar los factores asociados a los retrasos. Como resultado se formuló una propuesta compuesta por un flujo simplificado con responsables definidos, formatos estandarizados de solicitud de cotización y orden de compra, una matriz de autorización por monto y criterios de seguimiento mediante indicadores de gestión. Se concluye que la formalización de estas herramientas puede facilitar el control y reducir la dispersión del proceso. Se recomienda implementar la propuesta de manera gradual, socializarla con el personal involucrado y revisar periódicamente sus resultados para realizar los ajustes necesarios.</w:t>
+      </w:r>
+    </w:p>
+    <w:p/>
+    <w:p>
+      <w:pPr>
+        <w:spacing w:line="240" w:lineRule="auto" w:before="0" w:after="0"/>
+        <w:ind w:firstLine="709"/>
+      </w:pPr>
+      <w:r>
+        <w:rPr>
+          <w:rFonts w:ascii="Times New Roman" w:hAnsi="Times New Roman"/>
+          <w:b/>
+          <w:sz w:val="24"/>
+        </w:rPr>
+        <w:t xml:space="preserve">Palabras claves: </w:t>
+      </w:r>
+      <w:r>
+        <w:rPr>
+          <w:rFonts w:ascii="Times New Roman" w:hAnsi="Times New Roman"/>
+          <w:sz w:val="24"/>
+        </w:rPr>
+        <w:t>procura, simplificación administrativa, control interno, requisiciones, pasantías</w:t>
+      </w:r>
+    </w:p>
+    <w:p>
+      <w:pPr>
+        <w:sectPr>
+          <w:footerReference w:type="default" r:id="rId30"/>
+          <w:type w:val="continuous"/>
+          <w:pgSz w:w="12240" w:h="15840"/>
+          <w:pgMar w:top="1701" w:right="1701" w:bottom="1701" w:left="2268" w:header="720" w:footer="720" w:gutter="0"/>
+          <w:cols w:space="720"/>
+          <w:docGrid w:linePitch="360"/>
+          <w:pgNumType w:fmt="lowerRoman"/>
+        </w:sectPr>
+      </w:pPr>
+    </w:p>
+    <w:p>
+      <w:bookmarkStart w:id="bm_introduccion" w:name="bm_introduccion"/>
+      <w:pPr>
+        <w:spacing w:before="1140" w:after="480"/>
+        <w:jc w:val="center"/>
+      </w:pPr>
+      <w:r>
+        <w:rPr>
+          <w:rFonts w:ascii="Times New Roman" w:hAnsi="Times New Roman"/>
+          <w:b/>
+          <w:sz w:val="24"/>
+        </w:rPr>
+        <w:t>INTRODUCCIÓN</w:t>
+      </w:r>
+      <w:bookmarkEnd w:id="bm_introduccion"/>
+    </w:p>
+    <w:p>
+      <w:pPr>
+        <w:sectPr>
+          <w:footerReference w:type="default" r:id="rId31"/>
+          <w:footerReference w:type="first" r:id="rId32"/>
+          <w:pgSz w:w="12240" w:h="15840"/>
+          <w:pgMar w:top="1701" w:right="1701" w:bottom="1701" w:left="2268" w:header="720" w:footer="720" w:gutter="0"/>
+          <w:cols w:space="720"/>
+          <w:titlePg/>
+          <w:docGrid w:linePitch="360"/>
+          <w:pgNumType w:fmt="decimal" w:start="1"/>
+        </w:sectPr>
+      </w:pPr>
+    </w:p>
+    <w:p>
+      <w:pPr>
+        <w:spacing w:line="360" w:lineRule="auto" w:after="0" w:before="0"/>
+        <w:ind w:firstLine="709"/>
+        <w:jc w:val="both"/>
+      </w:pPr>
+      <w:r>
+        <w:rPr>
+          <w:rFonts w:ascii="Times New Roman" w:hAnsi="Times New Roman"/>
+          <w:i w:val="0"/>
+          <w:sz w:val="24"/>
+        </w:rPr>
+        <w:t>Las pasantías profesionales permiten vincular los conocimientos adquiridos durante la formación en Administración con situaciones reales de funcionamiento organizacional. En el área administrativa, la procura representa un proceso de apoyo indispensable porque articula la recepción de requerimientos, búsqueda de cotizaciones, evaluación de alternativas, aprobación y adquisición de bienes o servicios necesarios para la continuidad de las operaciones.</w:t>
+      </w:r>
+    </w:p>
+    <w:p>
+      <w:pPr>
+        <w:spacing w:line="360" w:lineRule="auto" w:after="0" w:before="0"/>
+        <w:ind w:firstLine="709"/>
+        <w:jc w:val="both"/>
+      </w:pPr>
+      <w:r>
+        <w:rPr>
+          <w:rFonts w:ascii="Times New Roman" w:hAnsi="Times New Roman"/>
+          <w:i w:val="0"/>
+          <w:sz w:val="24"/>
+        </w:rPr>
+        <w:t>En Lubricantes y Equipos Varyna, C.A., las actividades de pasantía se desarrollaron en el Departamento Administrativo con énfasis en el área de procura. Durante la práctica se identificaron oportunidades de mejora relacionadas con la recepción de requisiciones, el seguimiento de cotizaciones, la estandarización de formatos y la definición del recorrido que debe seguir cada solicitud de compra. Estas condiciones justificaron la formulación de una propuesta de simplificación administrativa adaptada a la dinámica del departamento.</w:t>
+      </w:r>
+    </w:p>
+    <w:p>
+      <w:pPr>
+        <w:spacing w:line="360" w:lineRule="auto" w:after="0" w:before="0"/>
+        <w:ind w:firstLine="709"/>
+        <w:jc w:val="both"/>
+      </w:pPr>
+      <w:r>
+        <w:rPr>
+          <w:rFonts w:ascii="Times New Roman" w:hAnsi="Times New Roman"/>
+          <w:i w:val="0"/>
+          <w:sz w:val="24"/>
+        </w:rPr>
+        <w:t>El propósito del informe es presentar el diagnóstico realizado, los objetivos definidos, la planificación de las actividades y la propuesta formulada. Como soporte conceptual se abordan la procura, el proceso administrativo, el control interno y la simplificación de procedimientos, complementados con un marco legal general relacionado con la actividad económica y el orden de los registros mercantiles.</w:t>
+      </w:r>
+    </w:p>
+    <w:p>
+      <w:pPr>
+        <w:spacing w:line="360" w:lineRule="auto" w:after="0" w:before="0"/>
+        <w:ind w:firstLine="709"/>
+        <w:jc w:val="both"/>
+      </w:pPr>
+      <w:r>
+        <w:rPr>
+          <w:rFonts w:ascii="Times New Roman" w:hAnsi="Times New Roman"/>
+          <w:i w:val="0"/>
+          <w:sz w:val="24"/>
+        </w:rPr>
+        <w:t>El informe se organiza en cinco capítulos. El Capítulo I describe la realidad organizacional de Lubricantes y Equipos Varyna, C.A.; el Capítulo II presenta la situación problemática, los objetivos, la planificación integral y el cronograma; el Capítulo III desarrolla los fundamentos teóricos y legales; el Capítulo IV describe las actividades operativas y de análisis realizadas durante las diez semanas; y el Capítulo V contiene las conclusiones y recomendaciones derivadas de la experiencia de pasantía.</w:t>
+      </w:r>
+    </w:p>
+    <w:p>
+      <w:pPr>
+        <w:sectPr>
+          <w:footerReference w:type="default" r:id="rId33"/>
+          <w:footerReference w:type="first" r:id="rId34"/>
           <w:type w:val="continuous"/>
           <w:pgSz w:w="12240" w:h="15840"/>
           <w:pgMar w:top="1701" w:right="1701" w:bottom="1701" w:left="2268" w:header="720" w:footer="720" w:gutter="0"/>
           <w:cols w:space="720"/>
           <w:titlePg/>
           <w:docGrid w:linePitch="360"/>
+          <w:pgNumType w:fmt="decimal"/>
         </w:sectPr>
       </w:pPr>
     </w:p>
     <w:p>
-      <w:bookmarkStart w:id="bm_lista_graficos" w:name="bm_lista_graficos"/>
       <w:pPr>
         <w:spacing w:before="1140" w:after="480"/>
         <w:jc w:val="center"/>
@@ -1908,28 +2718,44 @@
           <w:b/>
           <w:sz w:val="24"/>
         </w:rPr>
-        <w:t>LISTA DE GRÁFICOS</w:t>
-      </w:r>
-      <w:bookmarkEnd w:id="bm_lista_graficos"/>
+        <w:t>CAPÍTULO I</w:t>
+      </w:r>
     </w:p>
     <w:p>
+      <w:bookmarkStart w:id="bm_cap1" w:name="bm_cap1"/>
+      <w:pPr>
+        <w:spacing w:before="480"/>
+        <w:jc w:val="center"/>
+      </w:pPr>
+      <w:r>
+        <w:rPr>
+          <w:rFonts w:ascii="Times New Roman" w:hAnsi="Times New Roman"/>
+          <w:b/>
+          <w:sz w:val="24"/>
+        </w:rPr>
+        <w:t>REALIDAD ORGANIZACIONAL</w:t>
+      </w:r>
+      <w:bookmarkEnd w:id="bm_cap1"/>
+    </w:p>
+    <w:p>
       <w:pPr>
         <w:sectPr>
-          <w:footerReference w:type="default" r:id="rId21"/>
+          <w:footerReference w:type="default" r:id="rId35"/>
+          <w:footerReference w:type="first" r:id="rId36"/>
           <w:pgSz w:w="12240" w:h="15840"/>
           <w:pgMar w:top="1701" w:right="1701" w:bottom="1701" w:left="2268" w:header="720" w:footer="720" w:gutter="0"/>
           <w:cols w:space="720"/>
           <w:titlePg/>
           <w:docGrid w:linePitch="360"/>
+          <w:pgNumType w:fmt="decimal"/>
         </w:sectPr>
       </w:pPr>
     </w:p>
     <w:p>
-      <w:pPr>
-        <w:tabs>
-          <w:tab w:pos="8271" w:val="right"/>
-        </w:tabs>
-        <w:spacing w:before="240" w:after="240"/>
+      <w:bookmarkStart w:id="bm_cap1_ident" w:name="bm_cap1_ident"/>
+      <w:pPr>
+        <w:spacing w:before="480" w:after="480" w:line="360" w:lineRule="auto"/>
+        <w:jc w:val="center"/>
       </w:pPr>
       <w:r>
         <w:rPr>
@@ -1937,134 +2763,44 @@
           <w:b/>
           <w:sz w:val="24"/>
         </w:rPr>
-        <w:t>GRÁFICO</w:t>
-      </w:r>
-      <w:r>
-        <w:tab/>
-      </w:r>
-      <w:r>
-        <w:rPr>
-          <w:rFonts w:ascii="Times New Roman" w:hAnsi="Times New Roman"/>
-          <w:b/>
-          <w:sz w:val="24"/>
-        </w:rPr>
-        <w:t>pp.</w:t>
-      </w:r>
+        <w:t>Identificación de la empresa</w:t>
+      </w:r>
+      <w:bookmarkEnd w:id="bm_cap1_ident"/>
     </w:p>
     <w:p>
       <w:pPr>
-        <w:tabs>
-          <w:tab w:pos="1020" w:val="left"/>
-          <w:tab w:pos="8271" w:val="right" w:leader="dot"/>
-        </w:tabs>
-        <w:spacing w:line="360" w:lineRule="auto" w:before="0" w:after="80"/>
-        <w:ind w:left="1020" w:hanging="1020"/>
-      </w:pPr>
-      <w:r>
-        <w:rPr>
-          <w:rFonts w:ascii="Times New Roman" w:hAnsi="Times New Roman"/>
-          <w:sz w:val="24"/>
-        </w:rPr>
-        <w:t>1</w:t>
-        <w:tab/>
-        <w:t>Logotipo de Lubricantes y Equipos Varyna, C.A.</w:t>
-        <w:tab/>
-      </w:r>
-      <w:r>
-        <w:rPr>
-          <w:rFonts w:ascii="Times New Roman" w:hAnsi="Times New Roman"/>
-          <w:b w:val="0"/>
-          <w:sz w:val="24"/>
-        </w:rPr>
-        <w:fldChar w:fldCharType="begin"/>
-        <w:instrText xml:space="preserve"> PAGEREF bm_grafico1 \h </w:instrText>
-        <w:fldChar w:fldCharType="separate"/>
-        <w:t>?</w:t>
-        <w:fldChar w:fldCharType="end"/>
+        <w:spacing w:before="480" w:after="480" w:line="360" w:lineRule="auto"/>
+        <w:jc w:val="left"/>
+      </w:pPr>
+      <w:r>
+        <w:rPr>
+          <w:rFonts w:ascii="Times New Roman" w:hAnsi="Times New Roman"/>
+          <w:b/>
+          <w:sz w:val="24"/>
+        </w:rPr>
+        <w:t>Razón social</w:t>
       </w:r>
     </w:p>
     <w:p>
       <w:pPr>
-        <w:tabs>
-          <w:tab w:pos="1020" w:val="left"/>
-          <w:tab w:pos="8271" w:val="right" w:leader="dot"/>
-        </w:tabs>
-        <w:spacing w:line="360" w:lineRule="auto" w:before="0" w:after="80"/>
-        <w:ind w:left="1020" w:hanging="1020"/>
-      </w:pPr>
-      <w:r>
-        <w:rPr>
-          <w:rFonts w:ascii="Times New Roman" w:hAnsi="Times New Roman"/>
-          <w:sz w:val="24"/>
-        </w:rPr>
-        <w:t>2</w:t>
-        <w:tab/>
-        <w:t>Representación cartográfica y ubicación espacial de la empresa</w:t>
-        <w:tab/>
-      </w:r>
-      <w:r>
-        <w:rPr>
-          <w:rFonts w:ascii="Times New Roman" w:hAnsi="Times New Roman"/>
-          <w:b w:val="0"/>
-          <w:sz w:val="24"/>
-        </w:rPr>
-        <w:fldChar w:fldCharType="begin"/>
-        <w:instrText xml:space="preserve"> PAGEREF bm_grafico2 \h </w:instrText>
-        <w:fldChar w:fldCharType="separate"/>
-        <w:t>?</w:t>
-        <w:fldChar w:fldCharType="end"/>
+        <w:spacing w:line="360" w:lineRule="auto" w:after="0" w:before="0"/>
+        <w:ind w:firstLine="0"/>
+        <w:jc w:val="both"/>
+      </w:pPr>
+      <w:r>
+        <w:rPr>
+          <w:rFonts w:ascii="Times New Roman" w:hAnsi="Times New Roman"/>
+          <w:i w:val="0"/>
+          <w:sz w:val="24"/>
+        </w:rPr>
+        <w:t>Lubricantes y Equipos Varyna, C.A.</w:t>
       </w:r>
     </w:p>
     <w:p>
-      <w:pPr>
-        <w:tabs>
-          <w:tab w:pos="1020" w:val="left"/>
-          <w:tab w:pos="8271" w:val="right" w:leader="dot"/>
-        </w:tabs>
-        <w:spacing w:line="360" w:lineRule="auto" w:before="0" w:after="80"/>
-        <w:ind w:left="1020" w:hanging="1020"/>
-      </w:pPr>
-      <w:r>
-        <w:rPr>
-          <w:rFonts w:ascii="Times New Roman" w:hAnsi="Times New Roman"/>
-          <w:sz w:val="24"/>
-        </w:rPr>
-        <w:t>3</w:t>
-        <w:tab/>
-        <w:t>Organigrama estructural y niveles jerárquicos de la organización</w:t>
-        <w:tab/>
-      </w:r>
-      <w:r>
-        <w:rPr>
-          <w:rFonts w:ascii="Times New Roman" w:hAnsi="Times New Roman"/>
-          <w:b w:val="0"/>
-          <w:sz w:val="24"/>
-        </w:rPr>
-        <w:fldChar w:fldCharType="begin"/>
-        <w:instrText xml:space="preserve"> PAGEREF bm_grafico3 \h </w:instrText>
-        <w:fldChar w:fldCharType="separate"/>
-        <w:t>?</w:t>
-        <w:fldChar w:fldCharType="end"/>
-      </w:r>
-    </w:p>
-    <w:p>
-      <w:pPr>
-        <w:sectPr>
-          <w:footerReference w:type="default" r:id="rId22"/>
-          <w:type w:val="continuous"/>
-          <w:pgSz w:w="12240" w:h="15840"/>
-          <w:pgMar w:top="1701" w:right="1701" w:bottom="1701" w:left="2268" w:header="720" w:footer="720" w:gutter="0"/>
-          <w:cols w:space="720"/>
-          <w:titlePg/>
-          <w:docGrid w:linePitch="360"/>
-        </w:sectPr>
-      </w:pPr>
-    </w:p>
-    <w:p>
-      <w:bookmarkStart w:id="bm_lista_anexos" w:name="bm_lista_anexos"/>
-      <w:pPr>
-        <w:spacing w:before="1140" w:after="480"/>
-        <w:jc w:val="center"/>
+      <w:bookmarkStart w:id="bm_cap1_resena" w:name="bm_cap1_resena"/>
+      <w:pPr>
+        <w:spacing w:before="480" w:after="480" w:line="360" w:lineRule="auto"/>
+        <w:jc w:val="left"/>
       </w:pPr>
       <w:r>
         <w:rPr>
@@ -2072,249 +2808,9 @@
           <w:b/>
           <w:sz w:val="24"/>
         </w:rPr>
-        <w:t>LISTA DE ANEXOS</w:t>
-      </w:r>
-      <w:bookmarkEnd w:id="bm_lista_anexos"/>
-    </w:p>
-    <w:p>
-      <w:pPr>
-        <w:sectPr>
-          <w:footerReference w:type="default" r:id="rId23"/>
-          <w:pgSz w:w="12240" w:h="15840"/>
-          <w:pgMar w:top="1701" w:right="1701" w:bottom="1701" w:left="2268" w:header="720" w:footer="720" w:gutter="0"/>
-          <w:cols w:space="720"/>
-          <w:titlePg/>
-          <w:docGrid w:linePitch="360"/>
-        </w:sectPr>
-      </w:pPr>
-    </w:p>
-    <w:p>
-      <w:pPr>
-        <w:tabs>
-          <w:tab w:pos="8271" w:val="right"/>
-        </w:tabs>
-        <w:spacing w:before="240" w:after="240"/>
-      </w:pPr>
-      <w:r>
-        <w:rPr>
-          <w:rFonts w:ascii="Times New Roman" w:hAnsi="Times New Roman"/>
-          <w:b/>
-          <w:sz w:val="24"/>
-        </w:rPr>
-        <w:t>ANEXOS</w:t>
-      </w:r>
-      <w:r>
-        <w:tab/>
-      </w:r>
-      <w:r>
-        <w:rPr>
-          <w:rFonts w:ascii="Times New Roman" w:hAnsi="Times New Roman"/>
-          <w:b/>
-          <w:sz w:val="24"/>
-        </w:rPr>
-        <w:t>pp.</w:t>
-      </w:r>
-    </w:p>
-    <w:p>
-      <w:pPr>
-        <w:tabs>
-          <w:tab w:pos="1020" w:val="left"/>
-          <w:tab w:pos="8271" w:val="right" w:leader="dot"/>
-        </w:tabs>
-        <w:spacing w:line="360" w:lineRule="auto" w:before="0" w:after="80"/>
-        <w:ind w:left="1020" w:hanging="1020"/>
-      </w:pPr>
-      <w:r>
-        <w:rPr>
-          <w:rFonts w:ascii="Times New Roman" w:hAnsi="Times New Roman"/>
-          <w:sz w:val="24"/>
-        </w:rPr>
-        <w:t>A</w:t>
-        <w:tab/>
-        <w:t>Diagrama de Ishikawa de las causas asociadas a las demoras del proceso de procura</w:t>
-        <w:tab/>
-      </w:r>
-      <w:r>
-        <w:rPr>
-          <w:rFonts w:ascii="Times New Roman" w:hAnsi="Times New Roman"/>
-          <w:b w:val="0"/>
-          <w:sz w:val="24"/>
-        </w:rPr>
-        <w:fldChar w:fldCharType="begin"/>
-        <w:instrText xml:space="preserve"> PAGEREF bm_anexoA \h </w:instrText>
-        <w:fldChar w:fldCharType="separate"/>
-        <w:t>?</w:t>
-        <w:fldChar w:fldCharType="end"/>
-      </w:r>
-    </w:p>
-    <w:p>
-      <w:pPr>
-        <w:sectPr>
-          <w:footerReference w:type="default" r:id="rId24"/>
-          <w:type w:val="continuous"/>
-          <w:pgSz w:w="12240" w:h="15840"/>
-          <w:pgMar w:top="1701" w:right="1701" w:bottom="1701" w:left="2268" w:header="720" w:footer="720" w:gutter="0"/>
-          <w:cols w:space="720"/>
-          <w:titlePg/>
-          <w:docGrid w:linePitch="360"/>
-        </w:sectPr>
-      </w:pPr>
-    </w:p>
-    <w:p>
-      <w:pPr>
-        <w:spacing w:after="0"/>
-        <w:jc w:val="center"/>
-      </w:pPr>
-      <w:r>
-        <w:rPr>
-          <w:rFonts w:ascii="Times New Roman" w:hAnsi="Times New Roman"/>
-          <w:b/>
-          <w:sz w:val="24"/>
-        </w:rPr>
-        <w:t>REPÚBLICA BOLIVARIANA DE VENEZUELA</w:t>
-      </w:r>
-    </w:p>
-    <w:p>
-      <w:pPr>
-        <w:spacing w:after="0"/>
-        <w:jc w:val="center"/>
-      </w:pPr>
-      <w:r>
-        <w:rPr>
-          <w:rFonts w:ascii="Times New Roman" w:hAnsi="Times New Roman"/>
-          <w:b/>
-          <w:sz w:val="24"/>
-        </w:rPr>
-        <w:t>MINISTERIO DEL PODER POPULAR PARA LA EDUCACIÓN UNIVERSITARIA</w:t>
-      </w:r>
-    </w:p>
-    <w:p>
-      <w:pPr>
-        <w:spacing w:after="0"/>
-        <w:jc w:val="center"/>
-      </w:pPr>
-      <w:r>
-        <w:rPr>
-          <w:rFonts w:ascii="Times New Roman" w:hAnsi="Times New Roman"/>
-          <w:b/>
-          <w:sz w:val="24"/>
-        </w:rPr>
-        <w:t>INSTITUTO UNIVERSITARIO DE TECNOLOGÍA</w:t>
-      </w:r>
-    </w:p>
-    <w:p>
-      <w:pPr>
-        <w:spacing w:after="0"/>
-        <w:jc w:val="center"/>
-      </w:pPr>
-      <w:r>
-        <w:rPr>
-          <w:rFonts w:ascii="Times New Roman" w:hAnsi="Times New Roman"/>
-          <w:b/>
-          <w:sz w:val="24"/>
-        </w:rPr>
-        <w:t>"ELÍAS CALIXTO POMPA"</w:t>
-      </w:r>
-    </w:p>
-    <w:p>
-      <w:pPr>
-        <w:spacing w:after="0"/>
-        <w:jc w:val="center"/>
-      </w:pPr>
-      <w:r>
-        <w:rPr>
-          <w:rFonts w:ascii="Times New Roman" w:hAnsi="Times New Roman"/>
-          <w:b/>
-          <w:sz w:val="24"/>
-        </w:rPr>
-        <w:t>EL TIGRE, ESTADO ANZOÁTEGUI</w:t>
-      </w:r>
-    </w:p>
-    <w:p>
-      <w:pPr>
-        <w:spacing w:after="360"/>
-      </w:pPr>
-    </w:p>
-    <w:p>
-      <w:pPr>
-        <w:spacing w:after="480"/>
-        <w:jc w:val="center"/>
-      </w:pPr>
-      <w:r>
-        <w:rPr>
-          <w:rFonts w:ascii="Times New Roman" w:hAnsi="Times New Roman"/>
-          <w:b/>
-          <w:sz w:val="24"/>
-        </w:rPr>
-        <w:t>PROPUESTA DE SIMPLIFICACIÓN ADMINISTRATIVA DE LA PROCURA EN LUBRICANTES Y EQUIPOS VARYNA, C.A.</w:t>
-      </w:r>
-    </w:p>
-    <w:p>
-      <w:pPr>
-        <w:spacing w:after="480"/>
-        <w:ind w:left="0"/>
-        <w:jc w:val="right"/>
-      </w:pPr>
-      <w:r>
-        <w:rPr>
-          <w:rFonts w:ascii="Times New Roman" w:hAnsi="Times New Roman"/>
-          <w:b/>
-          <w:sz w:val="24"/>
-        </w:rPr>
-        <w:t>Autor:</w:t>
-        <w:br/>
-      </w:r>
-      <w:r>
-        <w:rPr>
-          <w:rFonts w:ascii="Times New Roman" w:hAnsi="Times New Roman"/>
-          <w:sz w:val="24"/>
-        </w:rPr>
-        <w:t>Guzmán, Keidy</w:t>
-        <w:br/>
-      </w:r>
-      <w:r>
-        <w:rPr>
-          <w:rFonts w:ascii="Times New Roman" w:hAnsi="Times New Roman"/>
-          <w:sz w:val="24"/>
-        </w:rPr>
-        <w:t>C.I.: 28.706.352</w:t>
-        <w:br/>
-      </w:r>
-      <w:r>
-        <w:rPr>
-          <w:rFonts w:ascii="Times New Roman" w:hAnsi="Times New Roman"/>
-          <w:sz w:val="24"/>
-        </w:rPr>
-        <w:t>agosto de 2026</w:t>
-      </w:r>
-    </w:p>
-    <w:p>
-      <w:bookmarkStart w:id="bm_resumen" w:name="bm_resumen"/>
-      <w:pPr>
-        <w:spacing w:before="480" w:after="480"/>
-        <w:jc w:val="center"/>
-      </w:pPr>
-      <w:r>
-        <w:rPr>
-          <w:rFonts w:ascii="Times New Roman" w:hAnsi="Times New Roman"/>
-          <w:b/>
-          <w:sz w:val="24"/>
-        </w:rPr>
-        <w:t>RESUMEN</w:t>
-      </w:r>
-      <w:bookmarkEnd w:id="bm_resumen"/>
-    </w:p>
-    <w:p>
-      <w:pPr>
-        <w:sectPr>
-          <w:footerReference w:type="default" r:id="rId25"/>
-          <w:pgSz w:w="12240" w:h="15840"/>
-          <w:pgMar w:top="1701" w:right="1701" w:bottom="1701" w:left="2268" w:header="720" w:footer="720" w:gutter="0"/>
-          <w:cols w:space="720"/>
-          <w:titlePg/>
-          <w:docGrid w:linePitch="360"/>
-        </w:sectPr>
-      </w:pPr>
+        <w:t>Reseña histórica</w:t>
+      </w:r>
+      <w:bookmarkEnd w:id="bm_cap1_resena"/>
     </w:p>
     <w:p>
       <w:pPr>
@@ -2328,64 +2824,8 @@
           <w:i w:val="0"/>
           <w:sz w:val="24"/>
         </w:rPr>
-        <w:t>El presente informe corresponde a las pasantías profesionales realizadas durante diez (10) semanas en el Departamento Administrativo de Lubricantes y Equipos Varyna, C.A., con participación directa en actividades relacionadas con la procura de materiales e insumos. Durante la práctica se observó que las requisiciones de compra no siempre siguen un canal único y formalizado desde su recepción hasta la emisión y seguimiento de la orden de compra. También se evidenció la ausencia de formatos uniformes para algunas solicitudes, dificultades para conocer oportunamente el estado de las cotizaciones y falta de criterios visibles que faciliten el seguimiento de las aprobaciones. Estas condiciones pueden producir demoras, pérdida de trazabilidad y mayor carga administrativa para el personal encargado. El objetivo general fue proponer la simplificación administrativa del proceso de procura en el departamento, con la finalidad de reducir pasos innecesarios, agilizar los tiempos de adquisición y fortalecer el control interno. Para ello se realizaron observaciones del flujo de compras, entrevistas al personal, revisión de expedientes históricos, análisis de tiempos y un diagrama de causa-efecto para organizar los factores asociados a los retrasos. Como resultado se formuló una propuesta compuesta por un flujo simplificado con responsables definidos, formatos estandarizados de solicitud de cotización y orden de compra, una matriz de autorización por monto y criterios de seguimiento mediante indicadores de gestión. Se concluye que la formalización de estas herramientas puede facilitar el control y reducir la dispersión del proceso. Se recomienda implementar la propuesta de manera gradual, socializarla con el personal involucrado y revisar periódicamente sus resultados para realizar los ajustes necesarios.</w:t>
-      </w:r>
-    </w:p>
-    <w:p/>
-    <w:p>
-      <w:pPr>
-        <w:ind w:firstLine="709"/>
-      </w:pPr>
-      <w:r>
-        <w:rPr>
-          <w:b/>
-        </w:rPr>
-        <w:t xml:space="preserve">Palabras claves: </w:t>
-      </w:r>
-      <w:r>
-        <w:t>procura, simplificación administrativa, control interno, requisiciones, pasantías</w:t>
-      </w:r>
-    </w:p>
-    <w:p>
-      <w:pPr>
-        <w:sectPr>
-          <w:footerReference w:type="default" r:id="rId26"/>
-          <w:type w:val="continuous"/>
-          <w:pgSz w:w="12240" w:h="15840"/>
-          <w:pgMar w:top="1701" w:right="1701" w:bottom="1701" w:left="2268" w:header="720" w:footer="720" w:gutter="0"/>
-          <w:cols w:space="720"/>
-          <w:titlePg/>
-          <w:docGrid w:linePitch="360"/>
-        </w:sectPr>
-      </w:pPr>
-    </w:p>
-    <w:p>
-      <w:bookmarkStart w:id="bm_introduccion" w:name="bm_introduccion"/>
-      <w:pPr>
-        <w:spacing w:before="1140" w:after="480"/>
-        <w:jc w:val="center"/>
-      </w:pPr>
-      <w:r>
-        <w:rPr>
-          <w:rFonts w:ascii="Times New Roman" w:hAnsi="Times New Roman"/>
-          <w:b/>
-          <w:sz w:val="24"/>
-        </w:rPr>
-        <w:t>INTRODUCCIÓN</w:t>
-      </w:r>
-      <w:bookmarkEnd w:id="bm_introduccion"/>
-    </w:p>
-    <w:p>
-      <w:pPr>
-        <w:sectPr>
-          <w:footerReference w:type="default" r:id="rId27"/>
-          <w:pgSz w:w="12240" w:h="15840"/>
-          <w:pgMar w:top="1701" w:right="1701" w:bottom="1701" w:left="2268" w:header="720" w:footer="720" w:gutter="0"/>
-          <w:cols w:space="720"/>
-          <w:titlePg/>
-          <w:docGrid w:linePitch="360"/>
-        </w:sectPr>
-      </w:pPr>
+        <w:t>Lubricantes y Equipos Varyna, C.A. es una empresa venezolana fundada con la visión de responder a las crecientes demandas operativas e industriales del país. A lo largo de más de treinta y seis (36) años de trayectoria ininterrumpida, la organización se ha consolidado en el sector petrolero, industrial y de construcción, posicionándose como un aliado estratégico de alta confiabilidad en el mercado nacional gracias a su capacidad de respuesta y solvencia técnica.</w:t>
+      </w:r>
     </w:p>
     <w:p>
       <w:pPr>
@@ -2399,7 +2839,7 @@
           <w:i w:val="0"/>
           <w:sz w:val="24"/>
         </w:rPr>
-        <w:t>Las pasantías profesionales permiten vincular los conocimientos adquiridos durante la formación en Administración con situaciones reales de funcionamiento organizacional. En el área administrativa, la procura representa un proceso de apoyo indispensable porque articula la recepción de requerimientos, búsqueda de cotizaciones, evaluación de alternativas, aprobación y adquisición de bienes o servicios necesarios para la continuidad de las operaciones.</w:t>
+        <w:t>Desde sus primeros años de operaciones, la empresa enfocó su estrategia en la diversificación técnica de sus servicios, pasando de ser un proveedor local de insumos a una estructura corporativa especializada en el procesamiento y suministro de productos químicos de alto rendimiento, tratamiento químico de crudo y provisión de maquinaria pesada para proyectos de gran escala. Este desarrollo progresivo le permitió establecer estándares operacionales alineados con las exigencias de la industria energética regional y nacional.</w:t>
       </w:r>
     </w:p>
     <w:p>
@@ -2414,198 +2854,7 @@
           <w:i w:val="0"/>
           <w:sz w:val="24"/>
         </w:rPr>
-        <w:t>En Lubricantes y Equipos Varyna, C.A., las actividades de pasantía se desarrollaron en el Departamento Administrativo con énfasis en el área de procura. Durante la práctica se identificaron oportunidades de mejora relacionadas con la recepción de requisiciones, el seguimiento de cotizaciones, la estandarización de formatos y la definición del recorrido que debe seguir cada solicitud de compra. Estas condiciones justificaron la formulación de una propuesta de simplificación administrativa adaptada a la dinámica del departamento.</w:t>
-      </w:r>
-    </w:p>
-    <w:p>
-      <w:pPr>
-        <w:spacing w:line="360" w:lineRule="auto" w:after="0" w:before="0"/>
-        <w:ind w:firstLine="709"/>
-        <w:jc w:val="both"/>
-      </w:pPr>
-      <w:r>
-        <w:rPr>
-          <w:rFonts w:ascii="Times New Roman" w:hAnsi="Times New Roman"/>
-          <w:i w:val="0"/>
-          <w:sz w:val="24"/>
-        </w:rPr>
-        <w:t>El propósito del informe es presentar el diagnóstico realizado, los objetivos definidos, la planificación de las actividades y la propuesta formulada. Como soporte conceptual se abordan la procura, el proceso administrativo, el control interno y la simplificación de procedimientos, complementados con un marco legal general relacionado con la actividad económica y el orden de los registros mercantiles.</w:t>
-      </w:r>
-    </w:p>
-    <w:p>
-      <w:pPr>
-        <w:spacing w:line="360" w:lineRule="auto" w:after="0" w:before="0"/>
-        <w:ind w:firstLine="709"/>
-        <w:jc w:val="both"/>
-      </w:pPr>
-      <w:r>
-        <w:rPr>
-          <w:rFonts w:ascii="Times New Roman" w:hAnsi="Times New Roman"/>
-          <w:i w:val="0"/>
-          <w:sz w:val="24"/>
-        </w:rPr>
-        <w:t>El informe se organiza en cinco capítulos. El Capítulo I describe la realidad organizacional de Lubricantes y Equipos Varyna, C.A.; el Capítulo II presenta la situación problemática, los objetivos, la planificación integral y el cronograma; el Capítulo III desarrolla los fundamentos teóricos y legales; el Capítulo IV describe las actividades operativas y de análisis realizadas durante las diez semanas; y el Capítulo V contiene las conclusiones y recomendaciones derivadas de la experiencia de pasantía.</w:t>
-      </w:r>
-    </w:p>
-    <w:p>
-      <w:pPr>
-        <w:sectPr>
-          <w:footerReference w:type="default" r:id="rId28"/>
-          <w:type w:val="continuous"/>
-          <w:pgSz w:w="12240" w:h="15840"/>
-          <w:pgMar w:top="1701" w:right="1701" w:bottom="1701" w:left="2268" w:header="720" w:footer="720" w:gutter="0"/>
-          <w:cols w:space="720"/>
-          <w:titlePg/>
-          <w:docGrid w:linePitch="360"/>
-        </w:sectPr>
-      </w:pPr>
-    </w:p>
-    <w:p>
-      <w:pPr>
-        <w:spacing w:before="1140" w:after="480"/>
-        <w:jc w:val="center"/>
-      </w:pPr>
-      <w:r>
-        <w:rPr>
-          <w:rFonts w:ascii="Times New Roman" w:hAnsi="Times New Roman"/>
-          <w:b/>
-          <w:sz w:val="24"/>
-        </w:rPr>
-        <w:t>CAPÍTULO I</w:t>
-      </w:r>
-    </w:p>
-    <w:p>
-      <w:bookmarkStart w:id="bm_cap1" w:name="bm_cap1"/>
-      <w:pPr>
-        <w:spacing w:before="480"/>
-        <w:jc w:val="center"/>
-      </w:pPr>
-      <w:r>
-        <w:rPr>
-          <w:rFonts w:ascii="Times New Roman" w:hAnsi="Times New Roman"/>
-          <w:b/>
-          <w:sz w:val="24"/>
-        </w:rPr>
-        <w:t>REALIDAD ORGANIZACIONAL</w:t>
-      </w:r>
-      <w:bookmarkEnd w:id="bm_cap1"/>
-    </w:p>
-    <w:p>
-      <w:pPr>
-        <w:sectPr>
-          <w:footerReference w:type="default" r:id="rId29"/>
-          <w:pgSz w:w="12240" w:h="15840"/>
-          <w:pgMar w:top="1701" w:right="1701" w:bottom="1701" w:left="2268" w:header="720" w:footer="720" w:gutter="0"/>
-          <w:cols w:space="720"/>
-          <w:titlePg/>
-          <w:docGrid w:linePitch="360"/>
-        </w:sectPr>
-      </w:pPr>
-    </w:p>
-    <w:p>
-      <w:bookmarkStart w:id="bm_cap1_ident" w:name="bm_cap1_ident"/>
-      <w:pPr>
-        <w:spacing w:before="480" w:after="480" w:line="360" w:lineRule="auto"/>
-        <w:jc w:val="center"/>
-      </w:pPr>
-      <w:r>
-        <w:rPr>
-          <w:rFonts w:ascii="Times New Roman" w:hAnsi="Times New Roman"/>
-          <w:b/>
-          <w:sz w:val="24"/>
-        </w:rPr>
-        <w:t>Identificación de la empresa</w:t>
-      </w:r>
-      <w:bookmarkEnd w:id="bm_cap1_ident"/>
-    </w:p>
-    <w:p>
-      <w:pPr>
-        <w:spacing w:before="480" w:after="480" w:line="360" w:lineRule="auto"/>
-        <w:jc w:val="left"/>
-      </w:pPr>
-      <w:r>
-        <w:rPr>
-          <w:rFonts w:ascii="Times New Roman" w:hAnsi="Times New Roman"/>
-          <w:b/>
-          <w:sz w:val="24"/>
-        </w:rPr>
-        <w:t>Razón social</w:t>
-      </w:r>
-    </w:p>
-    <w:p>
-      <w:pPr>
-        <w:spacing w:line="360" w:lineRule="auto" w:after="0" w:before="0"/>
-        <w:ind w:firstLine="0"/>
-        <w:jc w:val="both"/>
-      </w:pPr>
-      <w:r>
-        <w:rPr>
-          <w:rFonts w:ascii="Times New Roman" w:hAnsi="Times New Roman"/>
-          <w:i w:val="0"/>
-          <w:sz w:val="24"/>
-        </w:rPr>
-        <w:t>Lubricantes y Equipos Varyna, C.A.</w:t>
-      </w:r>
-    </w:p>
-    <w:p>
-      <w:bookmarkStart w:id="bm_cap1_resena" w:name="bm_cap1_resena"/>
-      <w:pPr>
-        <w:spacing w:before="480" w:after="480" w:line="360" w:lineRule="auto"/>
-        <w:jc w:val="left"/>
-      </w:pPr>
-      <w:r>
-        <w:rPr>
-          <w:rFonts w:ascii="Times New Roman" w:hAnsi="Times New Roman"/>
-          <w:b/>
-          <w:sz w:val="24"/>
-        </w:rPr>
-        <w:t>Reseña histórica</w:t>
-      </w:r>
-      <w:bookmarkEnd w:id="bm_cap1_resena"/>
-    </w:p>
-    <w:p>
-      <w:pPr>
-        <w:spacing w:line="360" w:lineRule="auto" w:after="0" w:before="0"/>
-        <w:ind w:firstLine="709"/>
-        <w:jc w:val="both"/>
-      </w:pPr>
-      <w:r>
-        <w:rPr>
-          <w:rFonts w:ascii="Times New Roman" w:hAnsi="Times New Roman"/>
-          <w:i w:val="0"/>
-          <w:sz w:val="24"/>
-        </w:rPr>
-        <w:t>Lubricantes y Equipos Varyná, C.A. es una empresa venezolana fundada con la visión de responder a las crecientes demandas operativas e industriales del país. A lo largo de más de treinta y seis (36) años de trayectoria ininterrumpida, la organización se ha consolidado en el sector petrolero, industrial y de construcción, posicionándose como un aliado estratégico de alta confiabilidad en el mercado nacional gracias a su capacidad de respuesta y solvencia técnica.</w:t>
-      </w:r>
-    </w:p>
-    <w:p>
-      <w:pPr>
-        <w:spacing w:line="360" w:lineRule="auto" w:after="0" w:before="0"/>
-        <w:ind w:firstLine="709"/>
-        <w:jc w:val="both"/>
-      </w:pPr>
-      <w:r>
-        <w:rPr>
-          <w:rFonts w:ascii="Times New Roman" w:hAnsi="Times New Roman"/>
-          <w:i w:val="0"/>
-          <w:sz w:val="24"/>
-        </w:rPr>
-        <w:t>Desde sus primeros años de operaciones, la empresa enfocó su estrategia en la diversificación técnica de sus servicios, pasando de ser un proveedor local de insumos a una estructura corporativa especializada en el procesamiento y suministro de productos químicos de alto rendimiento, tratamiento químico de crudo y provisión de maquinaria pesada para proyectos de gran escala. Este desarrollo progresivo le permitió establecer estándares operacionales alineados con las exigencias de la industria energética regional y nacional.</w:t>
-      </w:r>
-    </w:p>
-    <w:p>
-      <w:pPr>
-        <w:spacing w:line="360" w:lineRule="auto" w:after="0" w:before="0"/>
-        <w:ind w:firstLine="709"/>
-        <w:jc w:val="both"/>
-      </w:pPr>
-      <w:r>
-        <w:rPr>
-          <w:rFonts w:ascii="Times New Roman" w:hAnsi="Times New Roman"/>
-          <w:i w:val="0"/>
-          <w:sz w:val="24"/>
-        </w:rPr>
-        <w:t>Su integración como parte fundamental del Grupo Corporativo VTC marcó un hito en su madurez organizacional, impulsando un crecimiento sostenido mediante la profesionalización de sus procesos, la adopción de tecnologías de vanguardia y la consolidación de alianzas comerciales de largo alcance. Hoy en día, Lubricantes y Equipos Varyná, C.A. mantiene su compromiso con el desarrollo productivo del país, sustentando su liderazgo en la innovación continua, la calidad de servicio y el fortalecimiento constante de su capital humano y capacidad logística.</w:t>
+        <w:t>Su integración como parte fundamental del Grupo Corporativo VTC marcó un hito en su madurez organizacional, impulsando un crecimiento sostenido mediante la profesionalización de sus procesos, la adopción de tecnologías de vanguardia y la consolidación de alianzas comerciales de largo alcance. Hoy en día, Lubricantes y Equipos Varyna, C.A. mantiene su compromiso con el desarrollo productivo del país, sustentando su liderazgo en la innovación continua, la calidad de servicio y el fortalecimiento constante de su capital humano y capacidad logística.</w:t>
       </w:r>
     </w:p>
     <w:p>
@@ -3163,6 +3412,7 @@
           </w:tcPr>
           <w:p>
             <w:pPr>
+              <w:spacing w:line="240" w:lineRule="auto" w:before="40" w:after="40"/>
               <w:jc w:val="center"/>
             </w:pPr>
             <w:r/>
@@ -3170,7 +3420,7 @@
               <w:rPr>
                 <w:rFonts w:ascii="Times New Roman" w:hAnsi="Times New Roman"/>
                 <w:b/>
-                <w:sz w:val="16"/>
+                <w:sz w:val="20"/>
               </w:rPr>
               <w:t>Departamento / Área</w:t>
             </w:r>
@@ -3183,6 +3433,7 @@
           </w:tcPr>
           <w:p>
             <w:pPr>
+              <w:spacing w:line="240" w:lineRule="auto" w:before="40" w:after="40"/>
               <w:jc w:val="center"/>
             </w:pPr>
             <w:r/>
@@ -3190,7 +3441,7 @@
               <w:rPr>
                 <w:rFonts w:ascii="Times New Roman" w:hAnsi="Times New Roman"/>
                 <w:b/>
-                <w:sz w:val="16"/>
+                <w:sz w:val="20"/>
               </w:rPr>
               <w:t>Cargo</w:t>
             </w:r>
@@ -3203,6 +3454,7 @@
           </w:tcPr>
           <w:p>
             <w:pPr>
+              <w:spacing w:line="240" w:lineRule="auto" w:before="40" w:after="40"/>
               <w:jc w:val="center"/>
             </w:pPr>
             <w:r/>
@@ -3210,7 +3462,7 @@
               <w:rPr>
                 <w:rFonts w:ascii="Times New Roman" w:hAnsi="Times New Roman"/>
                 <w:b/>
-                <w:sz w:val="16"/>
+                <w:sz w:val="20"/>
               </w:rPr>
               <w:t>Femenino</w:t>
             </w:r>
@@ -3223,6 +3475,7 @@
           </w:tcPr>
           <w:p>
             <w:pPr>
+              <w:spacing w:line="240" w:lineRule="auto" w:before="40" w:after="40"/>
               <w:jc w:val="center"/>
             </w:pPr>
             <w:r/>
@@ -3230,7 +3483,7 @@
               <w:rPr>
                 <w:rFonts w:ascii="Times New Roman" w:hAnsi="Times New Roman"/>
                 <w:b/>
-                <w:sz w:val="16"/>
+                <w:sz w:val="20"/>
               </w:rPr>
               <w:t>Masculino</w:t>
             </w:r>
@@ -3243,6 +3496,7 @@
           </w:tcPr>
           <w:p>
             <w:pPr>
+              <w:spacing w:line="240" w:lineRule="auto" w:before="40" w:after="40"/>
               <w:jc w:val="center"/>
             </w:pPr>
             <w:r/>
@@ -3250,7 +3504,7 @@
               <w:rPr>
                 <w:rFonts w:ascii="Times New Roman" w:hAnsi="Times New Roman"/>
                 <w:b/>
-                <w:sz w:val="16"/>
+                <w:sz w:val="20"/>
               </w:rPr>
               <w:t>Total</w:t>
             </w:r>
@@ -3264,13 +3518,14 @@
           </w:tcPr>
           <w:p>
             <w:pPr>
+              <w:spacing w:line="240" w:lineRule="auto" w:before="40" w:after="40"/>
               <w:jc w:val="left"/>
             </w:pPr>
             <w:r/>
             <w:r>
               <w:rPr>
                 <w:rFonts w:ascii="Times New Roman" w:hAnsi="Times New Roman"/>
-                <w:sz w:val="16"/>
+                <w:sz w:val="20"/>
               </w:rPr>
               <w:t>Alta Dirección</w:t>
             </w:r>
@@ -3282,13 +3537,14 @@
           </w:tcPr>
           <w:p>
             <w:pPr>
+              <w:spacing w:line="240" w:lineRule="auto" w:before="40" w:after="40"/>
               <w:jc w:val="left"/>
             </w:pPr>
             <w:r/>
             <w:r>
               <w:rPr>
                 <w:rFonts w:ascii="Times New Roman" w:hAnsi="Times New Roman"/>
-                <w:sz w:val="16"/>
+                <w:sz w:val="20"/>
               </w:rPr>
               <w:t>Gerente General</w:t>
             </w:r>
@@ -3300,13 +3556,14 @@
           </w:tcPr>
           <w:p>
             <w:pPr>
+              <w:spacing w:line="240" w:lineRule="auto" w:before="40" w:after="40"/>
               <w:jc w:val="center"/>
             </w:pPr>
             <w:r/>
             <w:r>
               <w:rPr>
                 <w:rFonts w:ascii="Times New Roman" w:hAnsi="Times New Roman"/>
-                <w:sz w:val="16"/>
+                <w:sz w:val="20"/>
               </w:rPr>
               <w:t>0</w:t>
             </w:r>
@@ -3318,13 +3575,14 @@
           </w:tcPr>
           <w:p>
             <w:pPr>
+              <w:spacing w:line="240" w:lineRule="auto" w:before="40" w:after="40"/>
               <w:jc w:val="center"/>
             </w:pPr>
             <w:r/>
             <w:r>
               <w:rPr>
                 <w:rFonts w:ascii="Times New Roman" w:hAnsi="Times New Roman"/>
-                <w:sz w:val="16"/>
+                <w:sz w:val="20"/>
               </w:rPr>
               <w:t>1</w:t>
             </w:r>
@@ -3336,13 +3594,14 @@
           </w:tcPr>
           <w:p>
             <w:pPr>
+              <w:spacing w:line="240" w:lineRule="auto" w:before="40" w:after="40"/>
               <w:jc w:val="center"/>
             </w:pPr>
             <w:r/>
             <w:r>
               <w:rPr>
                 <w:rFonts w:ascii="Times New Roman" w:hAnsi="Times New Roman"/>
-                <w:sz w:val="16"/>
+                <w:sz w:val="20"/>
               </w:rPr>
               <w:t>1</w:t>
             </w:r>
@@ -3356,13 +3615,14 @@
           </w:tcPr>
           <w:p>
             <w:pPr>
+              <w:spacing w:line="240" w:lineRule="auto" w:before="40" w:after="40"/>
               <w:jc w:val="left"/>
             </w:pPr>
             <w:r/>
             <w:r>
               <w:rPr>
                 <w:rFonts w:ascii="Times New Roman" w:hAnsi="Times New Roman"/>
-                <w:sz w:val="16"/>
+                <w:sz w:val="20"/>
               </w:rPr>
               <w:t>Dirección Operativa</w:t>
             </w:r>
@@ -3374,13 +3634,14 @@
           </w:tcPr>
           <w:p>
             <w:pPr>
+              <w:spacing w:line="240" w:lineRule="auto" w:before="40" w:after="40"/>
               <w:jc w:val="left"/>
             </w:pPr>
             <w:r/>
             <w:r>
               <w:rPr>
                 <w:rFonts w:ascii="Times New Roman" w:hAnsi="Times New Roman"/>
-                <w:sz w:val="16"/>
+                <w:sz w:val="20"/>
               </w:rPr>
               <w:t>Gerente de Operaciones</w:t>
             </w:r>
@@ -3392,13 +3653,14 @@
           </w:tcPr>
           <w:p>
             <w:pPr>
+              <w:spacing w:line="240" w:lineRule="auto" w:before="40" w:after="40"/>
               <w:jc w:val="center"/>
             </w:pPr>
             <w:r/>
             <w:r>
               <w:rPr>
                 <w:rFonts w:ascii="Times New Roman" w:hAnsi="Times New Roman"/>
-                <w:sz w:val="16"/>
+                <w:sz w:val="20"/>
               </w:rPr>
               <w:t>0</w:t>
             </w:r>
@@ -3410,13 +3672,14 @@
           </w:tcPr>
           <w:p>
             <w:pPr>
+              <w:spacing w:line="240" w:lineRule="auto" w:before="40" w:after="40"/>
               <w:jc w:val="center"/>
             </w:pPr>
             <w:r/>
             <w:r>
               <w:rPr>
                 <w:rFonts w:ascii="Times New Roman" w:hAnsi="Times New Roman"/>
-                <w:sz w:val="16"/>
+                <w:sz w:val="20"/>
               </w:rPr>
               <w:t>1</w:t>
             </w:r>
@@ -3428,13 +3691,14 @@
           </w:tcPr>
           <w:p>
             <w:pPr>
+              <w:spacing w:line="240" w:lineRule="auto" w:before="40" w:after="40"/>
               <w:jc w:val="center"/>
             </w:pPr>
             <w:r/>
             <w:r>
               <w:rPr>
                 <w:rFonts w:ascii="Times New Roman" w:hAnsi="Times New Roman"/>
-                <w:sz w:val="16"/>
+                <w:sz w:val="20"/>
               </w:rPr>
               <w:t>1</w:t>
             </w:r>
@@ -3448,13 +3712,14 @@
           </w:tcPr>
           <w:p>
             <w:pPr>
+              <w:spacing w:line="240" w:lineRule="auto" w:before="40" w:after="40"/>
               <w:jc w:val="left"/>
             </w:pPr>
             <w:r/>
             <w:r>
               <w:rPr>
                 <w:rFonts w:ascii="Times New Roman" w:hAnsi="Times New Roman"/>
-                <w:sz w:val="16"/>
+                <w:sz w:val="20"/>
               </w:rPr>
               <w:t>Control y Avance</w:t>
             </w:r>
@@ -3466,13 +3731,14 @@
           </w:tcPr>
           <w:p>
             <w:pPr>
+              <w:spacing w:line="240" w:lineRule="auto" w:before="40" w:after="40"/>
               <w:jc w:val="left"/>
             </w:pPr>
             <w:r/>
             <w:r>
               <w:rPr>
                 <w:rFonts w:ascii="Times New Roman" w:hAnsi="Times New Roman"/>
-                <w:sz w:val="16"/>
+                <w:sz w:val="20"/>
               </w:rPr>
               <w:t>Gerente / Operaciones Morichal</w:t>
             </w:r>
@@ -3484,13 +3750,14 @@
           </w:tcPr>
           <w:p>
             <w:pPr>
+              <w:spacing w:line="240" w:lineRule="auto" w:before="40" w:after="40"/>
               <w:jc w:val="center"/>
             </w:pPr>
             <w:r/>
             <w:r>
               <w:rPr>
                 <w:rFonts w:ascii="Times New Roman" w:hAnsi="Times New Roman"/>
-                <w:sz w:val="16"/>
+                <w:sz w:val="20"/>
               </w:rPr>
               <w:t>1</w:t>
             </w:r>
@@ -3502,13 +3769,14 @@
           </w:tcPr>
           <w:p>
             <w:pPr>
+              <w:spacing w:line="240" w:lineRule="auto" w:before="40" w:after="40"/>
               <w:jc w:val="center"/>
             </w:pPr>
             <w:r/>
             <w:r>
               <w:rPr>
                 <w:rFonts w:ascii="Times New Roman" w:hAnsi="Times New Roman"/>
-                <w:sz w:val="16"/>
+                <w:sz w:val="20"/>
               </w:rPr>
               <w:t>1</w:t>
             </w:r>
@@ -3520,13 +3788,14 @@
           </w:tcPr>
           <w:p>
             <w:pPr>
+              <w:spacing w:line="240" w:lineRule="auto" w:before="40" w:after="40"/>
               <w:jc w:val="center"/>
             </w:pPr>
             <w:r/>
             <w:r>
               <w:rPr>
                 <w:rFonts w:ascii="Times New Roman" w:hAnsi="Times New Roman"/>
-                <w:sz w:val="16"/>
+                <w:sz w:val="20"/>
               </w:rPr>
               <w:t>2</w:t>
             </w:r>
@@ -3540,13 +3809,14 @@
           </w:tcPr>
           <w:p>
             <w:pPr>
+              <w:spacing w:line="240" w:lineRule="auto" w:before="40" w:after="40"/>
               <w:jc w:val="left"/>
             </w:pPr>
             <w:r/>
             <w:r>
               <w:rPr>
                 <w:rFonts w:ascii="Times New Roman" w:hAnsi="Times New Roman"/>
-                <w:sz w:val="16"/>
+                <w:sz w:val="20"/>
               </w:rPr>
               <w:t>Administración (Área de Pasantía)</w:t>
             </w:r>
@@ -3558,13 +3828,14 @@
           </w:tcPr>
           <w:p>
             <w:pPr>
+              <w:spacing w:line="240" w:lineRule="auto" w:before="40" w:after="40"/>
               <w:jc w:val="left"/>
             </w:pPr>
             <w:r/>
             <w:r>
               <w:rPr>
                 <w:rFonts w:ascii="Times New Roman" w:hAnsi="Times New Roman"/>
-                <w:sz w:val="16"/>
+                <w:sz w:val="20"/>
               </w:rPr>
               <w:t>Administración / Asistentes Administrativos</w:t>
             </w:r>
@@ -3576,13 +3847,14 @@
           </w:tcPr>
           <w:p>
             <w:pPr>
+              <w:spacing w:line="240" w:lineRule="auto" w:before="40" w:after="40"/>
               <w:jc w:val="center"/>
             </w:pPr>
             <w:r/>
             <w:r>
               <w:rPr>
                 <w:rFonts w:ascii="Times New Roman" w:hAnsi="Times New Roman"/>
-                <w:sz w:val="16"/>
+                <w:sz w:val="20"/>
               </w:rPr>
               <w:t>2</w:t>
             </w:r>
@@ -3594,13 +3866,14 @@
           </w:tcPr>
           <w:p>
             <w:pPr>
+              <w:spacing w:line="240" w:lineRule="auto" w:before="40" w:after="40"/>
               <w:jc w:val="center"/>
             </w:pPr>
             <w:r/>
             <w:r>
               <w:rPr>
                 <w:rFonts w:ascii="Times New Roman" w:hAnsi="Times New Roman"/>
-                <w:sz w:val="16"/>
+                <w:sz w:val="20"/>
               </w:rPr>
               <w:t>1</w:t>
             </w:r>
@@ -3612,13 +3885,14 @@
           </w:tcPr>
           <w:p>
             <w:pPr>
+              <w:spacing w:line="240" w:lineRule="auto" w:before="40" w:after="40"/>
               <w:jc w:val="center"/>
             </w:pPr>
             <w:r/>
             <w:r>
               <w:rPr>
                 <w:rFonts w:ascii="Times New Roman" w:hAnsi="Times New Roman"/>
-                <w:sz w:val="16"/>
+                <w:sz w:val="20"/>
               </w:rPr>
               <w:t>3</w:t>
             </w:r>
@@ -3632,13 +3906,14 @@
           </w:tcPr>
           <w:p>
             <w:pPr>
+              <w:spacing w:line="240" w:lineRule="auto" w:before="40" w:after="40"/>
               <w:jc w:val="left"/>
             </w:pPr>
             <w:r/>
             <w:r>
               <w:rPr>
                 <w:rFonts w:ascii="Times New Roman" w:hAnsi="Times New Roman"/>
-                <w:sz w:val="16"/>
+                <w:sz w:val="20"/>
               </w:rPr>
             </w:r>
           </w:p>
@@ -3649,13 +3924,14 @@
           </w:tcPr>
           <w:p>
             <w:pPr>
+              <w:spacing w:line="240" w:lineRule="auto" w:before="40" w:after="40"/>
               <w:jc w:val="left"/>
             </w:pPr>
             <w:r/>
             <w:r>
               <w:rPr>
                 <w:rFonts w:ascii="Times New Roman" w:hAnsi="Times New Roman"/>
-                <w:sz w:val="16"/>
+                <w:sz w:val="20"/>
               </w:rPr>
               <w:t>Control de Avance, Logística y Compras (Procura)</w:t>
             </w:r>
@@ -3667,13 +3943,14 @@
           </w:tcPr>
           <w:p>
             <w:pPr>
+              <w:spacing w:line="240" w:lineRule="auto" w:before="40" w:after="40"/>
               <w:jc w:val="center"/>
             </w:pPr>
             <w:r/>
             <w:r>
               <w:rPr>
                 <w:rFonts w:ascii="Times New Roman" w:hAnsi="Times New Roman"/>
-                <w:sz w:val="16"/>
+                <w:sz w:val="20"/>
               </w:rPr>
               <w:t>1</w:t>
             </w:r>
@@ -3685,13 +3962,14 @@
           </w:tcPr>
           <w:p>
             <w:pPr>
+              <w:spacing w:line="240" w:lineRule="auto" w:before="40" w:after="40"/>
               <w:jc w:val="center"/>
             </w:pPr>
             <w:r/>
             <w:r>
               <w:rPr>
                 <w:rFonts w:ascii="Times New Roman" w:hAnsi="Times New Roman"/>
-                <w:sz w:val="16"/>
+                <w:sz w:val="20"/>
               </w:rPr>
               <w:t>1</w:t>
             </w:r>
@@ -3703,13 +3981,14 @@
           </w:tcPr>
           <w:p>
             <w:pPr>
+              <w:spacing w:line="240" w:lineRule="auto" w:before="40" w:after="40"/>
               <w:jc w:val="center"/>
             </w:pPr>
             <w:r/>
             <w:r>
               <w:rPr>
                 <w:rFonts w:ascii="Times New Roman" w:hAnsi="Times New Roman"/>
-                <w:sz w:val="16"/>
+                <w:sz w:val="20"/>
               </w:rPr>
               <w:t>2</w:t>
             </w:r>
@@ -3723,13 +4002,14 @@
           </w:tcPr>
           <w:p>
             <w:pPr>
+              <w:spacing w:line="240" w:lineRule="auto" w:before="40" w:after="40"/>
               <w:jc w:val="left"/>
             </w:pPr>
             <w:r/>
             <w:r>
               <w:rPr>
                 <w:rFonts w:ascii="Times New Roman" w:hAnsi="Times New Roman"/>
-                <w:sz w:val="16"/>
+                <w:sz w:val="20"/>
               </w:rPr>
             </w:r>
           </w:p>
@@ -3740,13 +4020,14 @@
           </w:tcPr>
           <w:p>
             <w:pPr>
+              <w:spacing w:line="240" w:lineRule="auto" w:before="40" w:after="40"/>
               <w:jc w:val="left"/>
             </w:pPr>
             <w:r/>
             <w:r>
               <w:rPr>
                 <w:rFonts w:ascii="Times New Roman" w:hAnsi="Times New Roman"/>
-                <w:sz w:val="16"/>
+                <w:sz w:val="20"/>
               </w:rPr>
               <w:t>Operarios, Sup. Patio, Mantenimiento y Logística</w:t>
             </w:r>
@@ -3758,13 +4039,14 @@
           </w:tcPr>
           <w:p>
             <w:pPr>
+              <w:spacing w:line="240" w:lineRule="auto" w:before="40" w:after="40"/>
               <w:jc w:val="center"/>
             </w:pPr>
             <w:r/>
             <w:r>
               <w:rPr>
                 <w:rFonts w:ascii="Times New Roman" w:hAnsi="Times New Roman"/>
-                <w:sz w:val="16"/>
+                <w:sz w:val="20"/>
               </w:rPr>
               <w:t>0</w:t>
             </w:r>
@@ -3776,13 +4058,14 @@
           </w:tcPr>
           <w:p>
             <w:pPr>
+              <w:spacing w:line="240" w:lineRule="auto" w:before="40" w:after="40"/>
               <w:jc w:val="center"/>
             </w:pPr>
             <w:r/>
             <w:r>
               <w:rPr>
                 <w:rFonts w:ascii="Times New Roman" w:hAnsi="Times New Roman"/>
-                <w:sz w:val="16"/>
+                <w:sz w:val="20"/>
               </w:rPr>
               <w:t>2</w:t>
             </w:r>
@@ -3794,13 +4077,14 @@
           </w:tcPr>
           <w:p>
             <w:pPr>
+              <w:spacing w:line="240" w:lineRule="auto" w:before="40" w:after="40"/>
               <w:jc w:val="center"/>
             </w:pPr>
             <w:r/>
             <w:r>
               <w:rPr>
                 <w:rFonts w:ascii="Times New Roman" w:hAnsi="Times New Roman"/>
-                <w:sz w:val="16"/>
+                <w:sz w:val="20"/>
               </w:rPr>
               <w:t>2</w:t>
             </w:r>
@@ -3814,13 +4098,14 @@
           </w:tcPr>
           <w:p>
             <w:pPr>
+              <w:spacing w:line="240" w:lineRule="auto" w:before="40" w:after="40"/>
               <w:jc w:val="left"/>
             </w:pPr>
             <w:r/>
             <w:r>
               <w:rPr>
                 <w:rFonts w:ascii="Times New Roman" w:hAnsi="Times New Roman"/>
-                <w:sz w:val="16"/>
+                <w:sz w:val="20"/>
               </w:rPr>
               <w:t>Contratación y Adm. Contratos</w:t>
             </w:r>
@@ -3832,13 +4117,14 @@
           </w:tcPr>
           <w:p>
             <w:pPr>
+              <w:spacing w:line="240" w:lineRule="auto" w:before="40" w:after="40"/>
               <w:jc w:val="left"/>
             </w:pPr>
             <w:r/>
             <w:r>
               <w:rPr>
                 <w:rFonts w:ascii="Times New Roman" w:hAnsi="Times New Roman"/>
-                <w:sz w:val="16"/>
+                <w:sz w:val="20"/>
               </w:rPr>
               <w:t>Gerente / Estimadores, Administradores, Planificadores</w:t>
             </w:r>
@@ -3850,13 +4136,14 @@
           </w:tcPr>
           <w:p>
             <w:pPr>
+              <w:spacing w:line="240" w:lineRule="auto" w:before="40" w:after="40"/>
               <w:jc w:val="center"/>
             </w:pPr>
             <w:r/>
             <w:r>
               <w:rPr>
                 <w:rFonts w:ascii="Times New Roman" w:hAnsi="Times New Roman"/>
-                <w:sz w:val="16"/>
+                <w:sz w:val="20"/>
               </w:rPr>
               <w:t>2</w:t>
             </w:r>
@@ -3868,13 +4155,14 @@
           </w:tcPr>
           <w:p>
             <w:pPr>
+              <w:spacing w:line="240" w:lineRule="auto" w:before="40" w:after="40"/>
               <w:jc w:val="center"/>
             </w:pPr>
             <w:r/>
             <w:r>
               <w:rPr>
                 <w:rFonts w:ascii="Times New Roman" w:hAnsi="Times New Roman"/>
-                <w:sz w:val="16"/>
+                <w:sz w:val="20"/>
               </w:rPr>
               <w:t>1</w:t>
             </w:r>
@@ -3886,13 +4174,14 @@
           </w:tcPr>
           <w:p>
             <w:pPr>
+              <w:spacing w:line="240" w:lineRule="auto" w:before="40" w:after="40"/>
               <w:jc w:val="center"/>
             </w:pPr>
             <w:r/>
             <w:r>
               <w:rPr>
                 <w:rFonts w:ascii="Times New Roman" w:hAnsi="Times New Roman"/>
-                <w:sz w:val="16"/>
+                <w:sz w:val="20"/>
               </w:rPr>
               <w:t>3</w:t>
             </w:r>
@@ -3906,13 +4195,14 @@
           </w:tcPr>
           <w:p>
             <w:pPr>
+              <w:spacing w:line="240" w:lineRule="auto" w:before="40" w:after="40"/>
               <w:jc w:val="left"/>
             </w:pPr>
             <w:r/>
             <w:r>
               <w:rPr>
                 <w:rFonts w:ascii="Times New Roman" w:hAnsi="Times New Roman"/>
-                <w:sz w:val="16"/>
+                <w:sz w:val="20"/>
               </w:rPr>
               <w:t>Recursos Humanos</w:t>
             </w:r>
@@ -3924,13 +4214,14 @@
           </w:tcPr>
           <w:p>
             <w:pPr>
+              <w:spacing w:line="240" w:lineRule="auto" w:before="40" w:after="40"/>
               <w:jc w:val="left"/>
             </w:pPr>
             <w:r/>
             <w:r>
               <w:rPr>
                 <w:rFonts w:ascii="Times New Roman" w:hAnsi="Times New Roman"/>
-                <w:sz w:val="16"/>
+                <w:sz w:val="20"/>
               </w:rPr>
               <w:t>Gerente de RRHH-Laborales / Asistentes</w:t>
             </w:r>
@@ -3942,13 +4233,14 @@
           </w:tcPr>
           <w:p>
             <w:pPr>
+              <w:spacing w:line="240" w:lineRule="auto" w:before="40" w:after="40"/>
               <w:jc w:val="center"/>
             </w:pPr>
             <w:r/>
             <w:r>
               <w:rPr>
                 <w:rFonts w:ascii="Times New Roman" w:hAnsi="Times New Roman"/>
-                <w:sz w:val="16"/>
+                <w:sz w:val="20"/>
               </w:rPr>
               <w:t>2</w:t>
             </w:r>
@@ -3960,13 +4252,14 @@
           </w:tcPr>
           <w:p>
             <w:pPr>
+              <w:spacing w:line="240" w:lineRule="auto" w:before="40" w:after="40"/>
               <w:jc w:val="center"/>
             </w:pPr>
             <w:r/>
             <w:r>
               <w:rPr>
                 <w:rFonts w:ascii="Times New Roman" w:hAnsi="Times New Roman"/>
-                <w:sz w:val="16"/>
+                <w:sz w:val="20"/>
               </w:rPr>
               <w:t>1</w:t>
             </w:r>
@@ -3978,13 +4271,14 @@
           </w:tcPr>
           <w:p>
             <w:pPr>
+              <w:spacing w:line="240" w:lineRule="auto" w:before="40" w:after="40"/>
               <w:jc w:val="center"/>
             </w:pPr>
             <w:r/>
             <w:r>
               <w:rPr>
                 <w:rFonts w:ascii="Times New Roman" w:hAnsi="Times New Roman"/>
-                <w:sz w:val="16"/>
+                <w:sz w:val="20"/>
               </w:rPr>
               <w:t>3</w:t>
             </w:r>
@@ -3998,13 +4292,14 @@
           </w:tcPr>
           <w:p>
             <w:pPr>
+              <w:spacing w:line="240" w:lineRule="auto" w:before="40" w:after="40"/>
               <w:jc w:val="left"/>
             </w:pPr>
             <w:r/>
             <w:r>
               <w:rPr>
                 <w:rFonts w:ascii="Times New Roman" w:hAnsi="Times New Roman"/>
-                <w:sz w:val="16"/>
+                <w:sz w:val="20"/>
               </w:rPr>
               <w:t>Proyectos y Producción</w:t>
             </w:r>
@@ -4016,13 +4311,14 @@
           </w:tcPr>
           <w:p>
             <w:pPr>
+              <w:spacing w:line="240" w:lineRule="auto" w:before="40" w:after="40"/>
               <w:jc w:val="left"/>
             </w:pPr>
             <w:r/>
             <w:r>
               <w:rPr>
                 <w:rFonts w:ascii="Times New Roman" w:hAnsi="Times New Roman"/>
-                <w:sz w:val="16"/>
+                <w:sz w:val="20"/>
               </w:rPr>
               <w:t>Gerentes de Proyecto, Optimización y Servicios</w:t>
             </w:r>
@@ -4034,13 +4330,14 @@
           </w:tcPr>
           <w:p>
             <w:pPr>
+              <w:spacing w:line="240" w:lineRule="auto" w:before="40" w:after="40"/>
               <w:jc w:val="center"/>
             </w:pPr>
             <w:r/>
             <w:r>
               <w:rPr>
                 <w:rFonts w:ascii="Times New Roman" w:hAnsi="Times New Roman"/>
-                <w:sz w:val="16"/>
+                <w:sz w:val="20"/>
               </w:rPr>
               <w:t>1</w:t>
             </w:r>
@@ -4052,13 +4349,14 @@
           </w:tcPr>
           <w:p>
             <w:pPr>
+              <w:spacing w:line="240" w:lineRule="auto" w:before="40" w:after="40"/>
               <w:jc w:val="center"/>
             </w:pPr>
             <w:r/>
             <w:r>
               <w:rPr>
                 <w:rFonts w:ascii="Times New Roman" w:hAnsi="Times New Roman"/>
-                <w:sz w:val="16"/>
+                <w:sz w:val="20"/>
               </w:rPr>
               <w:t>2</w:t>
             </w:r>
@@ -4070,13 +4368,14 @@
           </w:tcPr>
           <w:p>
             <w:pPr>
+              <w:spacing w:line="240" w:lineRule="auto" w:before="40" w:after="40"/>
               <w:jc w:val="center"/>
             </w:pPr>
             <w:r/>
             <w:r>
               <w:rPr>
                 <w:rFonts w:ascii="Times New Roman" w:hAnsi="Times New Roman"/>
-                <w:sz w:val="16"/>
+                <w:sz w:val="20"/>
               </w:rPr>
               <w:t>3</w:t>
             </w:r>
@@ -4090,13 +4389,14 @@
           </w:tcPr>
           <w:p>
             <w:pPr>
+              <w:spacing w:line="240" w:lineRule="auto" w:before="40" w:after="40"/>
               <w:jc w:val="left"/>
             </w:pPr>
             <w:r/>
             <w:r>
               <w:rPr>
                 <w:rFonts w:ascii="Times New Roman" w:hAnsi="Times New Roman"/>
-                <w:sz w:val="16"/>
+                <w:sz w:val="20"/>
               </w:rPr>
             </w:r>
           </w:p>
@@ -4107,13 +4407,14 @@
           </w:tcPr>
           <w:p>
             <w:pPr>
+              <w:spacing w:line="240" w:lineRule="auto" w:before="40" w:after="40"/>
               <w:jc w:val="left"/>
             </w:pPr>
             <w:r/>
             <w:r>
               <w:rPr>
                 <w:rFonts w:ascii="Times New Roman" w:hAnsi="Times New Roman"/>
-                <w:sz w:val="16"/>
+                <w:sz w:val="20"/>
               </w:rPr>
               <w:t>Gerente Metalmecánico</w:t>
             </w:r>
@@ -4125,13 +4426,14 @@
           </w:tcPr>
           <w:p>
             <w:pPr>
+              <w:spacing w:line="240" w:lineRule="auto" w:before="40" w:after="40"/>
               <w:jc w:val="center"/>
             </w:pPr>
             <w:r/>
             <w:r>
               <w:rPr>
                 <w:rFonts w:ascii="Times New Roman" w:hAnsi="Times New Roman"/>
-                <w:sz w:val="16"/>
+                <w:sz w:val="20"/>
               </w:rPr>
               <w:t>0</w:t>
             </w:r>
@@ -4143,13 +4445,14 @@
           </w:tcPr>
           <w:p>
             <w:pPr>
+              <w:spacing w:line="240" w:lineRule="auto" w:before="40" w:after="40"/>
               <w:jc w:val="center"/>
             </w:pPr>
             <w:r/>
             <w:r>
               <w:rPr>
                 <w:rFonts w:ascii="Times New Roman" w:hAnsi="Times New Roman"/>
-                <w:sz w:val="16"/>
+                <w:sz w:val="20"/>
               </w:rPr>
               <w:t>1</w:t>
             </w:r>
@@ -4161,13 +4464,14 @@
           </w:tcPr>
           <w:p>
             <w:pPr>
+              <w:spacing w:line="240" w:lineRule="auto" w:before="40" w:after="40"/>
               <w:jc w:val="center"/>
             </w:pPr>
             <w:r/>
             <w:r>
               <w:rPr>
                 <w:rFonts w:ascii="Times New Roman" w:hAnsi="Times New Roman"/>
-                <w:sz w:val="16"/>
+                <w:sz w:val="20"/>
               </w:rPr>
               <w:t>1</w:t>
             </w:r>
@@ -4181,13 +4485,14 @@
           </w:tcPr>
           <w:p>
             <w:pPr>
+              <w:spacing w:line="240" w:lineRule="auto" w:before="40" w:after="40"/>
               <w:jc w:val="left"/>
             </w:pPr>
             <w:r/>
             <w:r>
               <w:rPr>
                 <w:rFonts w:ascii="Times New Roman" w:hAnsi="Times New Roman"/>
-                <w:sz w:val="16"/>
+                <w:sz w:val="20"/>
               </w:rPr>
               <w:t>Ingeniería y Campo</w:t>
             </w:r>
@@ -4199,13 +4504,14 @@
           </w:tcPr>
           <w:p>
             <w:pPr>
+              <w:spacing w:line="240" w:lineRule="auto" w:before="40" w:after="40"/>
               <w:jc w:val="left"/>
             </w:pPr>
             <w:r/>
             <w:r>
               <w:rPr>
                 <w:rFonts w:ascii="Times New Roman" w:hAnsi="Times New Roman"/>
-                <w:sz w:val="16"/>
+                <w:sz w:val="20"/>
               </w:rPr>
               <w:t>Ingenieros Residentes / Coordinadores (SIHO-A, Calidad)</w:t>
             </w:r>
@@ -4217,13 +4523,14 @@
           </w:tcPr>
           <w:p>
             <w:pPr>
+              <w:spacing w:line="240" w:lineRule="auto" w:before="40" w:after="40"/>
               <w:jc w:val="center"/>
             </w:pPr>
             <w:r/>
             <w:r>
               <w:rPr>
                 <w:rFonts w:ascii="Times New Roman" w:hAnsi="Times New Roman"/>
-                <w:sz w:val="16"/>
+                <w:sz w:val="20"/>
               </w:rPr>
               <w:t>2</w:t>
             </w:r>
@@ -4235,13 +4542,14 @@
           </w:tcPr>
           <w:p>
             <w:pPr>
+              <w:spacing w:line="240" w:lineRule="auto" w:before="40" w:after="40"/>
               <w:jc w:val="center"/>
             </w:pPr>
             <w:r/>
             <w:r>
               <w:rPr>
                 <w:rFonts w:ascii="Times New Roman" w:hAnsi="Times New Roman"/>
-                <w:sz w:val="16"/>
+                <w:sz w:val="20"/>
               </w:rPr>
               <w:t>3</w:t>
             </w:r>
@@ -4253,13 +4561,14 @@
           </w:tcPr>
           <w:p>
             <w:pPr>
+              <w:spacing w:line="240" w:lineRule="auto" w:before="40" w:after="40"/>
               <w:jc w:val="center"/>
             </w:pPr>
             <w:r/>
             <w:r>
               <w:rPr>
                 <w:rFonts w:ascii="Times New Roman" w:hAnsi="Times New Roman"/>
-                <w:sz w:val="16"/>
+                <w:sz w:val="20"/>
               </w:rPr>
               <w:t>5</w:t>
             </w:r>
@@ -4273,13 +4582,14 @@
           </w:tcPr>
           <w:p>
             <w:pPr>
+              <w:spacing w:line="240" w:lineRule="auto" w:before="40" w:after="40"/>
               <w:jc w:val="left"/>
             </w:pPr>
             <w:r/>
             <w:r>
               <w:rPr>
                 <w:rFonts w:ascii="Times New Roman" w:hAnsi="Times New Roman"/>
-                <w:sz w:val="16"/>
+                <w:sz w:val="20"/>
               </w:rPr>
             </w:r>
           </w:p>
@@ -4290,13 +4600,14 @@
           </w:tcPr>
           <w:p>
             <w:pPr>
+              <w:spacing w:line="240" w:lineRule="auto" w:before="40" w:after="40"/>
               <w:jc w:val="left"/>
             </w:pPr>
             <w:r/>
             <w:r>
               <w:rPr>
                 <w:rFonts w:ascii="Times New Roman" w:hAnsi="Times New Roman"/>
-                <w:sz w:val="16"/>
+                <w:sz w:val="20"/>
               </w:rPr>
               <w:t>Inspectores (SIHO, Ambiente, Paramédicos, Calidad)</w:t>
             </w:r>
@@ -4308,13 +4619,14 @@
           </w:tcPr>
           <w:p>
             <w:pPr>
+              <w:spacing w:line="240" w:lineRule="auto" w:before="40" w:after="40"/>
               <w:jc w:val="center"/>
             </w:pPr>
             <w:r/>
             <w:r>
               <w:rPr>
                 <w:rFonts w:ascii="Times New Roman" w:hAnsi="Times New Roman"/>
-                <w:sz w:val="16"/>
+                <w:sz w:val="20"/>
               </w:rPr>
               <w:t>2</w:t>
             </w:r>
@@ -4326,13 +4638,14 @@
           </w:tcPr>
           <w:p>
             <w:pPr>
+              <w:spacing w:line="240" w:lineRule="auto" w:before="40" w:after="40"/>
               <w:jc w:val="center"/>
             </w:pPr>
             <w:r/>
             <w:r>
               <w:rPr>
                 <w:rFonts w:ascii="Times New Roman" w:hAnsi="Times New Roman"/>
-                <w:sz w:val="16"/>
+                <w:sz w:val="20"/>
               </w:rPr>
               <w:t>2</w:t>
             </w:r>
@@ -4344,13 +4657,14 @@
           </w:tcPr>
           <w:p>
             <w:pPr>
+              <w:spacing w:line="240" w:lineRule="auto" w:before="40" w:after="40"/>
               <w:jc w:val="center"/>
             </w:pPr>
             <w:r/>
             <w:r>
               <w:rPr>
                 <w:rFonts w:ascii="Times New Roman" w:hAnsi="Times New Roman"/>
-                <w:sz w:val="16"/>
+                <w:sz w:val="20"/>
               </w:rPr>
               <w:t>4</w:t>
             </w:r>
@@ -4364,13 +4678,14 @@
           </w:tcPr>
           <w:p>
             <w:pPr>
+              <w:spacing w:line="240" w:lineRule="auto" w:before="40" w:after="40"/>
               <w:jc w:val="left"/>
             </w:pPr>
             <w:r/>
             <w:r>
               <w:rPr>
                 <w:rFonts w:ascii="Times New Roman" w:hAnsi="Times New Roman"/>
-                <w:sz w:val="16"/>
+                <w:sz w:val="20"/>
               </w:rPr>
             </w:r>
           </w:p>
@@ -4381,13 +4696,14 @@
           </w:tcPr>
           <w:p>
             <w:pPr>
+              <w:spacing w:line="240" w:lineRule="auto" w:before="40" w:after="40"/>
               <w:jc w:val="left"/>
             </w:pPr>
             <w:r/>
             <w:r>
               <w:rPr>
                 <w:rFonts w:ascii="Times New Roman" w:hAnsi="Times New Roman"/>
-                <w:sz w:val="16"/>
+                <w:sz w:val="20"/>
               </w:rPr>
               <w:t>Supervisor de Obras, Operadores, Chóferes, Soldadores, Obreros</w:t>
             </w:r>
@@ -4399,13 +4715,14 @@
           </w:tcPr>
           <w:p>
             <w:pPr>
+              <w:spacing w:line="240" w:lineRule="auto" w:before="40" w:after="40"/>
               <w:jc w:val="center"/>
             </w:pPr>
             <w:r/>
             <w:r>
               <w:rPr>
                 <w:rFonts w:ascii="Times New Roman" w:hAnsi="Times New Roman"/>
-                <w:sz w:val="16"/>
+                <w:sz w:val="20"/>
               </w:rPr>
               <w:t>1</w:t>
             </w:r>
@@ -4417,13 +4734,14 @@
           </w:tcPr>
           <w:p>
             <w:pPr>
+              <w:spacing w:line="240" w:lineRule="auto" w:before="40" w:after="40"/>
               <w:jc w:val="center"/>
             </w:pPr>
             <w:r/>
             <w:r>
               <w:rPr>
                 <w:rFonts w:ascii="Times New Roman" w:hAnsi="Times New Roman"/>
-                <w:sz w:val="16"/>
+                <w:sz w:val="20"/>
               </w:rPr>
               <w:t>10</w:t>
             </w:r>
@@ -4435,13 +4753,14 @@
           </w:tcPr>
           <w:p>
             <w:pPr>
+              <w:spacing w:line="240" w:lineRule="auto" w:before="40" w:after="40"/>
               <w:jc w:val="center"/>
             </w:pPr>
             <w:r/>
             <w:r>
               <w:rPr>
                 <w:rFonts w:ascii="Times New Roman" w:hAnsi="Times New Roman"/>
-                <w:sz w:val="16"/>
+                <w:sz w:val="20"/>
               </w:rPr>
               <w:t>11</w:t>
             </w:r>
@@ -4455,13 +4774,14 @@
           </w:tcPr>
           <w:p>
             <w:pPr>
+              <w:spacing w:line="240" w:lineRule="auto" w:before="40" w:after="40"/>
               <w:jc w:val="left"/>
             </w:pPr>
             <w:r/>
             <w:r>
               <w:rPr>
                 <w:rFonts w:ascii="Times New Roman" w:hAnsi="Times New Roman"/>
-                <w:sz w:val="16"/>
+                <w:sz w:val="20"/>
               </w:rPr>
               <w:t>TOTAL GENERAL</w:t>
             </w:r>
@@ -4473,13 +4793,14 @@
           </w:tcPr>
           <w:p>
             <w:pPr>
+              <w:spacing w:line="240" w:lineRule="auto" w:before="40" w:after="40"/>
               <w:jc w:val="left"/>
             </w:pPr>
             <w:r/>
             <w:r>
               <w:rPr>
                 <w:rFonts w:ascii="Times New Roman" w:hAnsi="Times New Roman"/>
-                <w:sz w:val="16"/>
+                <w:sz w:val="20"/>
               </w:rPr>
             </w:r>
           </w:p>
@@ -4490,13 +4811,14 @@
           </w:tcPr>
           <w:p>
             <w:pPr>
+              <w:spacing w:line="240" w:lineRule="auto" w:before="40" w:after="40"/>
               <w:jc w:val="center"/>
             </w:pPr>
             <w:r/>
             <w:r>
               <w:rPr>
                 <w:rFonts w:ascii="Times New Roman" w:hAnsi="Times New Roman"/>
-                <w:sz w:val="16"/>
+                <w:sz w:val="20"/>
               </w:rPr>
               <w:t>14</w:t>
             </w:r>
@@ -4508,13 +4830,14 @@
           </w:tcPr>
           <w:p>
             <w:pPr>
+              <w:spacing w:line="240" w:lineRule="auto" w:before="40" w:after="40"/>
               <w:jc w:val="center"/>
             </w:pPr>
             <w:r/>
             <w:r>
               <w:rPr>
                 <w:rFonts w:ascii="Times New Roman" w:hAnsi="Times New Roman"/>
-                <w:sz w:val="16"/>
+                <w:sz w:val="20"/>
               </w:rPr>
               <w:t>28</w:t>
             </w:r>
@@ -4526,13 +4849,14 @@
           </w:tcPr>
           <w:p>
             <w:pPr>
+              <w:spacing w:line="240" w:lineRule="auto" w:before="40" w:after="40"/>
               <w:jc w:val="center"/>
             </w:pPr>
             <w:r/>
             <w:r>
               <w:rPr>
                 <w:rFonts w:ascii="Times New Roman" w:hAnsi="Times New Roman"/>
-                <w:sz w:val="16"/>
+                <w:sz w:val="20"/>
               </w:rPr>
               <w:t>42</w:t>
             </w:r>
@@ -4542,13 +4866,13 @@
     </w:tbl>
     <w:p>
       <w:pPr>
-        <w:spacing w:before="120"/>
+        <w:spacing w:before="120" w:line="240" w:lineRule="auto"/>
       </w:pPr>
       <w:r>
         <w:rPr>
           <w:rFonts w:ascii="Times New Roman" w:hAnsi="Times New Roman"/>
           <w:i/>
-          <w:sz w:val="16"/>
+          <w:sz w:val="20"/>
         </w:rPr>
         <w:t>Fuente: Información suministrada por Lubricantes y Equipos Varyna, C.A. (2026).</w:t>
       </w:r>
@@ -4581,7 +4905,7 @@
           <w:i w:val="0"/>
           <w:sz w:val="24"/>
         </w:rPr>
-        <w:t>La estructura organizativa de Lubricantes y Equipos Varyna, C.A. es de tipo jerárquico-funcional y está integrada por la Gerencia General, Gerencia de Operaciones, Gerencia de Control y Avance, Departamento Administrativo, Gerencia de Contratación y Administración de Contratos, Recursos Humanos, gerencias técnicas y coordinaciones de SIHO-A y Calidad. El Departamento Administrativo, área de pasantía, coordina procesos financieros, logísticos y de procura, incluyendo la recepción de requerimientos, solicitud de cotizaciones, selección de proveedores y seguimiento de adquisiciones. A continuación, se presentan el organigrama general y las unidades relacionadas con el área de procura.</w:t>
+        <w:t>La estructura organizativa de Lubricantes y Equipos Varyna, C.A. es de tipo jerárquico-funcional y está integrada por la Gerencia General, Gerencia de Operaciones, Gerencia de Control y Avance, Departamento Administrativo, Gerencia de Contratación y Administración de Contratos, Recursos Humanos, gerencias técnicas y coordinaciones de SIHO-A y Calidad. A continuación, se presenta el organigrama general de la organización y las unidades vinculadas con el área donde se desarrollaron las pasantías.</w:t>
       </w:r>
     </w:p>
     <w:p>
@@ -4649,15 +4973,48 @@
       <w:bookmarkEnd w:id="bm_grafico3"/>
     </w:p>
     <w:p>
+      <w:bookmarkStart w:id="bm_cap1_departamento" w:name="bm_cap1_departamento"/>
+      <w:pPr>
+        <w:spacing w:before="480" w:after="480" w:line="360" w:lineRule="auto"/>
+        <w:jc w:val="left"/>
+      </w:pPr>
+      <w:r>
+        <w:rPr>
+          <w:rFonts w:ascii="Times New Roman" w:hAnsi="Times New Roman"/>
+          <w:b/>
+          <w:sz w:val="24"/>
+        </w:rPr>
+        <w:t>Descripción del departamento donde realizó la pasantía</w:t>
+      </w:r>
+      <w:bookmarkEnd w:id="bm_cap1_departamento"/>
+    </w:p>
+    <w:p>
+      <w:pPr>
+        <w:spacing w:line="360" w:lineRule="auto" w:after="0" w:before="0"/>
+        <w:ind w:firstLine="709"/>
+        <w:jc w:val="both"/>
+      </w:pPr>
+      <w:r>
+        <w:rPr>
+          <w:rFonts w:ascii="Times New Roman" w:hAnsi="Times New Roman"/>
+          <w:i w:val="0"/>
+          <w:sz w:val="24"/>
+        </w:rPr>
+        <w:t>El Departamento Administrativo fue el área en la que se desarrollaron las pasantías profesionales. Dentro de esta unidad se realizan actividades relacionadas con administración, control de documentación, logística y procura. En lo relativo al proceso de compras, el departamento recibe requerimientos, gestiona solicitudes de cotización, mantiene comunicación con proveedores, prepara y tramita documentación de compra y realiza seguimiento a las adquisiciones hasta su correspondiente cierre administrativo. La pasantía se concentró especialmente en estas actividades de procura, lo que permitió observar el recorrido de las requisiciones, identificar oportunidades de simplificación y formular una propuesta ajustada a las necesidades operativas del área.</w:t>
+      </w:r>
+    </w:p>
+    <w:p>
       <w:pPr>
         <w:sectPr>
-          <w:footerReference w:type="default" r:id="rId30"/>
+          <w:footerReference w:type="default" r:id="rId37"/>
+          <w:footerReference w:type="first" r:id="rId38"/>
           <w:type w:val="continuous"/>
           <w:pgSz w:w="12240" w:h="15840"/>
           <w:pgMar w:top="1701" w:right="1701" w:bottom="1701" w:left="2268" w:header="720" w:footer="720" w:gutter="0"/>
           <w:cols w:space="720"/>
           <w:titlePg/>
           <w:docGrid w:linePitch="360"/>
+          <w:pgNumType w:fmt="decimal"/>
         </w:sectPr>
       </w:pPr>
     </w:p>
@@ -4694,12 +5051,14 @@
     <w:p>
       <w:pPr>
         <w:sectPr>
-          <w:footerReference w:type="default" r:id="rId31"/>
+          <w:footerReference w:type="default" r:id="rId39"/>
+          <w:footerReference w:type="first" r:id="rId40"/>
           <w:pgSz w:w="12240" w:h="15840"/>
           <w:pgMar w:top="1701" w:right="1701" w:bottom="1701" w:left="2268" w:header="720" w:footer="720" w:gutter="0"/>
           <w:cols w:space="720"/>
           <w:titlePg/>
           <w:docGrid w:linePitch="360"/>
+          <w:pgNumType w:fmt="decimal"/>
         </w:sectPr>
       </w:pPr>
     </w:p>
@@ -5596,22 +5955,22 @@
         <w:tblLayout w:type="fixed"/>
       </w:tblPr>
       <w:tblGrid>
-        <w:gridCol w:w="3033"/>
-        <w:gridCol w:w="523"/>
-        <w:gridCol w:w="523"/>
-        <w:gridCol w:w="523"/>
-        <w:gridCol w:w="523"/>
-        <w:gridCol w:w="523"/>
-        <w:gridCol w:w="523"/>
-        <w:gridCol w:w="523"/>
-        <w:gridCol w:w="523"/>
-        <w:gridCol w:w="523"/>
-        <w:gridCol w:w="523"/>
+        <w:gridCol w:w="2683"/>
+        <w:gridCol w:w="556"/>
+        <w:gridCol w:w="556"/>
+        <w:gridCol w:w="556"/>
+        <w:gridCol w:w="556"/>
+        <w:gridCol w:w="556"/>
+        <w:gridCol w:w="556"/>
+        <w:gridCol w:w="556"/>
+        <w:gridCol w:w="556"/>
+        <w:gridCol w:w="567"/>
+        <w:gridCol w:w="567"/>
       </w:tblGrid>
       <w:tr>
         <w:tc>
           <w:tcPr>
-            <w:tcW w:w="3033" w:type="dxa"/>
+            <w:tcW w:w="2683" w:type="dxa"/>
             <w:shd w:val="clear" w:color="auto" w:fill="4472C4"/>
           </w:tcPr>
           <w:p>
@@ -5632,7 +5991,7 @@
         </w:tc>
         <w:tc>
           <w:tcPr>
-            <w:tcW w:w="2092" w:type="dxa"/>
+            <w:tcW w:w="2224" w:type="dxa"/>
             <w:gridSpan w:val="4"/>
             <w:shd w:val="clear" w:color="auto" w:fill="4472C4"/>
           </w:tcPr>
@@ -5654,7 +6013,7 @@
         </w:tc>
         <w:tc>
           <w:tcPr>
-            <w:tcW w:w="2092" w:type="dxa"/>
+            <w:tcW w:w="2224" w:type="dxa"/>
             <w:gridSpan w:val="4"/>
             <w:shd w:val="clear" w:color="auto" w:fill="4472C4"/>
           </w:tcPr>
@@ -5676,7 +6035,7 @@
         </w:tc>
         <w:tc>
           <w:tcPr>
-            <w:tcW w:w="1046" w:type="dxa"/>
+            <w:tcW w:w="1134" w:type="dxa"/>
             <w:gridSpan w:val="2"/>
             <w:shd w:val="clear" w:color="auto" w:fill="4472C4"/>
           </w:tcPr>
@@ -5700,7 +6059,7 @@
       <w:tr>
         <w:tc>
           <w:tcPr>
-            <w:tcW w:w="3033" w:type="dxa"/>
+            <w:tcW w:w="2683" w:type="dxa"/>
             <w:shd w:val="clear" w:color="auto" w:fill="4472C4"/>
           </w:tcPr>
           <w:p>
@@ -5721,7 +6080,7 @@
         </w:tc>
         <w:tc>
           <w:tcPr>
-            <w:tcW w:w="523" w:type="dxa"/>
+            <w:tcW w:w="556" w:type="dxa"/>
             <w:shd w:val="clear" w:color="auto" w:fill="4472C4"/>
           </w:tcPr>
           <w:p>
@@ -5734,7 +6093,7 @@
                 <w:rFonts w:ascii="Times New Roman" w:hAnsi="Times New Roman"/>
                 <w:b/>
                 <w:color w:val="FFFFFF"/>
-                <w:sz w:val="18"/>
+                <w:sz w:val="20"/>
               </w:rPr>
               <w:t>1</w:t>
             </w:r>
@@ -5742,7 +6101,7 @@
         </w:tc>
         <w:tc>
           <w:tcPr>
-            <w:tcW w:w="523" w:type="dxa"/>
+            <w:tcW w:w="556" w:type="dxa"/>
             <w:shd w:val="clear" w:color="auto" w:fill="4472C4"/>
           </w:tcPr>
           <w:p>
@@ -5755,7 +6114,7 @@
                 <w:rFonts w:ascii="Times New Roman" w:hAnsi="Times New Roman"/>
                 <w:b/>
                 <w:color w:val="FFFFFF"/>
-                <w:sz w:val="18"/>
+                <w:sz w:val="20"/>
               </w:rPr>
               <w:t>2</w:t>
             </w:r>
@@ -5763,7 +6122,7 @@
         </w:tc>
         <w:tc>
           <w:tcPr>
-            <w:tcW w:w="523" w:type="dxa"/>
+            <w:tcW w:w="556" w:type="dxa"/>
             <w:shd w:val="clear" w:color="auto" w:fill="4472C4"/>
           </w:tcPr>
           <w:p>
@@ -5776,7 +6135,7 @@
                 <w:rFonts w:ascii="Times New Roman" w:hAnsi="Times New Roman"/>
                 <w:b/>
                 <w:color w:val="FFFFFF"/>
-                <w:sz w:val="18"/>
+                <w:sz w:val="20"/>
               </w:rPr>
               <w:t>3</w:t>
             </w:r>
@@ -5784,7 +6143,7 @@
         </w:tc>
         <w:tc>
           <w:tcPr>
-            <w:tcW w:w="523" w:type="dxa"/>
+            <w:tcW w:w="556" w:type="dxa"/>
             <w:shd w:val="clear" w:color="auto" w:fill="4472C4"/>
           </w:tcPr>
           <w:p>
@@ -5797,7 +6156,7 @@
                 <w:rFonts w:ascii="Times New Roman" w:hAnsi="Times New Roman"/>
                 <w:b/>
                 <w:color w:val="FFFFFF"/>
-                <w:sz w:val="18"/>
+                <w:sz w:val="20"/>
               </w:rPr>
               <w:t>4</w:t>
             </w:r>
@@ -5805,7 +6164,7 @@
         </w:tc>
         <w:tc>
           <w:tcPr>
-            <w:tcW w:w="523" w:type="dxa"/>
+            <w:tcW w:w="556" w:type="dxa"/>
             <w:shd w:val="clear" w:color="auto" w:fill="4472C4"/>
           </w:tcPr>
           <w:p>
@@ -5818,7 +6177,7 @@
                 <w:rFonts w:ascii="Times New Roman" w:hAnsi="Times New Roman"/>
                 <w:b/>
                 <w:color w:val="FFFFFF"/>
-                <w:sz w:val="18"/>
+                <w:sz w:val="20"/>
               </w:rPr>
               <w:t>1</w:t>
             </w:r>
@@ -5826,7 +6185,7 @@
         </w:tc>
         <w:tc>
           <w:tcPr>
-            <w:tcW w:w="523" w:type="dxa"/>
+            <w:tcW w:w="556" w:type="dxa"/>
             <w:shd w:val="clear" w:color="auto" w:fill="4472C4"/>
           </w:tcPr>
           <w:p>
@@ -5839,7 +6198,7 @@
                 <w:rFonts w:ascii="Times New Roman" w:hAnsi="Times New Roman"/>
                 <w:b/>
                 <w:color w:val="FFFFFF"/>
-                <w:sz w:val="18"/>
+                <w:sz w:val="20"/>
               </w:rPr>
               <w:t>2</w:t>
             </w:r>
@@ -5847,7 +6206,7 @@
         </w:tc>
         <w:tc>
           <w:tcPr>
-            <w:tcW w:w="523" w:type="dxa"/>
+            <w:tcW w:w="556" w:type="dxa"/>
             <w:shd w:val="clear" w:color="auto" w:fill="4472C4"/>
           </w:tcPr>
           <w:p>
@@ -5860,7 +6219,7 @@
                 <w:rFonts w:ascii="Times New Roman" w:hAnsi="Times New Roman"/>
                 <w:b/>
                 <w:color w:val="FFFFFF"/>
-                <w:sz w:val="18"/>
+                <w:sz w:val="20"/>
               </w:rPr>
               <w:t>3</w:t>
             </w:r>
@@ -5868,7 +6227,7 @@
         </w:tc>
         <w:tc>
           <w:tcPr>
-            <w:tcW w:w="523" w:type="dxa"/>
+            <w:tcW w:w="556" w:type="dxa"/>
             <w:shd w:val="clear" w:color="auto" w:fill="4472C4"/>
           </w:tcPr>
           <w:p>
@@ -5881,7 +6240,7 @@
                 <w:rFonts w:ascii="Times New Roman" w:hAnsi="Times New Roman"/>
                 <w:b/>
                 <w:color w:val="FFFFFF"/>
-                <w:sz w:val="18"/>
+                <w:sz w:val="20"/>
               </w:rPr>
               <w:t>4</w:t>
             </w:r>
@@ -5889,7 +6248,7 @@
         </w:tc>
         <w:tc>
           <w:tcPr>
-            <w:tcW w:w="523" w:type="dxa"/>
+            <w:tcW w:w="567" w:type="dxa"/>
             <w:shd w:val="clear" w:color="auto" w:fill="4472C4"/>
           </w:tcPr>
           <w:p>
@@ -5902,7 +6261,7 @@
                 <w:rFonts w:ascii="Times New Roman" w:hAnsi="Times New Roman"/>
                 <w:b/>
                 <w:color w:val="FFFFFF"/>
-                <w:sz w:val="18"/>
+                <w:sz w:val="20"/>
               </w:rPr>
               <w:t>1</w:t>
             </w:r>
@@ -5910,7 +6269,7 @@
         </w:tc>
         <w:tc>
           <w:tcPr>
-            <w:tcW w:w="523" w:type="dxa"/>
+            <w:tcW w:w="567" w:type="dxa"/>
             <w:shd w:val="clear" w:color="auto" w:fill="4472C4"/>
           </w:tcPr>
           <w:p>
@@ -5923,7 +6282,7 @@
                 <w:rFonts w:ascii="Times New Roman" w:hAnsi="Times New Roman"/>
                 <w:b/>
                 <w:color w:val="FFFFFF"/>
-                <w:sz w:val="18"/>
+                <w:sz w:val="20"/>
               </w:rPr>
               <w:t>2</w:t>
             </w:r>
@@ -5933,7 +6292,7 @@
       <w:tr>
         <w:tc>
           <w:tcPr>
-            <w:tcW w:w="3033" w:type="dxa"/>
+            <w:tcW w:w="2683" w:type="dxa"/>
             <w:shd w:val="clear" w:color="auto" w:fill="D9E1F2"/>
           </w:tcPr>
           <w:p>
@@ -5954,7 +6313,7 @@
         </w:tc>
         <w:tc>
           <w:tcPr>
-            <w:tcW w:w="523" w:type="dxa"/>
+            <w:tcW w:w="556" w:type="dxa"/>
             <w:shd w:val="clear" w:color="auto" w:fill="70AD47"/>
           </w:tcPr>
           <w:p>
@@ -5967,7 +6326,7 @@
                 <w:rFonts w:ascii="Times New Roman" w:hAnsi="Times New Roman"/>
                 <w:b w:val="0"/>
                 <w:color w:val="FFFFFF"/>
-                <w:sz w:val="18"/>
+                <w:sz w:val="20"/>
               </w:rPr>
               <w:t>✓</w:t>
             </w:r>
@@ -5975,7 +6334,7 @@
         </w:tc>
         <w:tc>
           <w:tcPr>
-            <w:tcW w:w="523" w:type="dxa"/>
+            <w:tcW w:w="556" w:type="dxa"/>
             <w:shd w:val="clear" w:color="auto" w:fill="D9E1F2"/>
           </w:tcPr>
           <w:p>
@@ -5988,14 +6347,14 @@
                 <w:rFonts w:ascii="Times New Roman" w:hAnsi="Times New Roman"/>
                 <w:b w:val="0"/>
                 <w:color w:val="000000"/>
-                <w:sz w:val="18"/>
+                <w:sz w:val="20"/>
               </w:rPr>
             </w:r>
           </w:p>
         </w:tc>
         <w:tc>
           <w:tcPr>
-            <w:tcW w:w="523" w:type="dxa"/>
+            <w:tcW w:w="556" w:type="dxa"/>
             <w:shd w:val="clear" w:color="auto" w:fill="D9E1F2"/>
           </w:tcPr>
           <w:p>
@@ -6008,14 +6367,14 @@
                 <w:rFonts w:ascii="Times New Roman" w:hAnsi="Times New Roman"/>
                 <w:b w:val="0"/>
                 <w:color w:val="000000"/>
-                <w:sz w:val="18"/>
+                <w:sz w:val="20"/>
               </w:rPr>
             </w:r>
           </w:p>
         </w:tc>
         <w:tc>
           <w:tcPr>
-            <w:tcW w:w="523" w:type="dxa"/>
+            <w:tcW w:w="556" w:type="dxa"/>
             <w:shd w:val="clear" w:color="auto" w:fill="D9E1F2"/>
           </w:tcPr>
           <w:p>
@@ -6028,14 +6387,14 @@
                 <w:rFonts w:ascii="Times New Roman" w:hAnsi="Times New Roman"/>
                 <w:b w:val="0"/>
                 <w:color w:val="000000"/>
-                <w:sz w:val="18"/>
+                <w:sz w:val="20"/>
               </w:rPr>
             </w:r>
           </w:p>
         </w:tc>
         <w:tc>
           <w:tcPr>
-            <w:tcW w:w="523" w:type="dxa"/>
+            <w:tcW w:w="556" w:type="dxa"/>
             <w:shd w:val="clear" w:color="auto" w:fill="D9E1F2"/>
           </w:tcPr>
           <w:p>
@@ -6048,14 +6407,14 @@
                 <w:rFonts w:ascii="Times New Roman" w:hAnsi="Times New Roman"/>
                 <w:b w:val="0"/>
                 <w:color w:val="000000"/>
-                <w:sz w:val="18"/>
+                <w:sz w:val="20"/>
               </w:rPr>
             </w:r>
           </w:p>
         </w:tc>
         <w:tc>
           <w:tcPr>
-            <w:tcW w:w="523" w:type="dxa"/>
+            <w:tcW w:w="556" w:type="dxa"/>
             <w:shd w:val="clear" w:color="auto" w:fill="D9E1F2"/>
           </w:tcPr>
           <w:p>
@@ -6068,14 +6427,14 @@
                 <w:rFonts w:ascii="Times New Roman" w:hAnsi="Times New Roman"/>
                 <w:b w:val="0"/>
                 <w:color w:val="000000"/>
-                <w:sz w:val="18"/>
+                <w:sz w:val="20"/>
               </w:rPr>
             </w:r>
           </w:p>
         </w:tc>
         <w:tc>
           <w:tcPr>
-            <w:tcW w:w="523" w:type="dxa"/>
+            <w:tcW w:w="556" w:type="dxa"/>
             <w:shd w:val="clear" w:color="auto" w:fill="D9E1F2"/>
           </w:tcPr>
           <w:p>
@@ -6088,14 +6447,14 @@
                 <w:rFonts w:ascii="Times New Roman" w:hAnsi="Times New Roman"/>
                 <w:b w:val="0"/>
                 <w:color w:val="000000"/>
-                <w:sz w:val="18"/>
+                <w:sz w:val="20"/>
               </w:rPr>
             </w:r>
           </w:p>
         </w:tc>
         <w:tc>
           <w:tcPr>
-            <w:tcW w:w="523" w:type="dxa"/>
+            <w:tcW w:w="556" w:type="dxa"/>
             <w:shd w:val="clear" w:color="auto" w:fill="D9E1F2"/>
           </w:tcPr>
           <w:p>
@@ -6108,14 +6467,14 @@
                 <w:rFonts w:ascii="Times New Roman" w:hAnsi="Times New Roman"/>
                 <w:b w:val="0"/>
                 <w:color w:val="000000"/>
-                <w:sz w:val="18"/>
+                <w:sz w:val="20"/>
               </w:rPr>
             </w:r>
           </w:p>
         </w:tc>
         <w:tc>
           <w:tcPr>
-            <w:tcW w:w="523" w:type="dxa"/>
+            <w:tcW w:w="567" w:type="dxa"/>
             <w:shd w:val="clear" w:color="auto" w:fill="D9E1F2"/>
           </w:tcPr>
           <w:p>
@@ -6128,14 +6487,14 @@
                 <w:rFonts w:ascii="Times New Roman" w:hAnsi="Times New Roman"/>
                 <w:b w:val="0"/>
                 <w:color w:val="000000"/>
-                <w:sz w:val="18"/>
+                <w:sz w:val="20"/>
               </w:rPr>
             </w:r>
           </w:p>
         </w:tc>
         <w:tc>
           <w:tcPr>
-            <w:tcW w:w="523" w:type="dxa"/>
+            <w:tcW w:w="567" w:type="dxa"/>
             <w:shd w:val="clear" w:color="auto" w:fill="D9E1F2"/>
           </w:tcPr>
           <w:p>
@@ -6148,7 +6507,7 @@
                 <w:rFonts w:ascii="Times New Roman" w:hAnsi="Times New Roman"/>
                 <w:b w:val="0"/>
                 <w:color w:val="000000"/>
-                <w:sz w:val="18"/>
+                <w:sz w:val="20"/>
               </w:rPr>
             </w:r>
           </w:p>
@@ -6157,7 +6516,7 @@
       <w:tr>
         <w:tc>
           <w:tcPr>
-            <w:tcW w:w="3033" w:type="dxa"/>
+            <w:tcW w:w="2683" w:type="dxa"/>
             <w:shd w:val="clear" w:color="auto" w:fill="FFFFFF"/>
           </w:tcPr>
           <w:p>
@@ -6178,7 +6537,7 @@
         </w:tc>
         <w:tc>
           <w:tcPr>
-            <w:tcW w:w="523" w:type="dxa"/>
+            <w:tcW w:w="556" w:type="dxa"/>
             <w:shd w:val="clear" w:color="auto" w:fill="70AD47"/>
           </w:tcPr>
           <w:p>
@@ -6191,7 +6550,7 @@
                 <w:rFonts w:ascii="Times New Roman" w:hAnsi="Times New Roman"/>
                 <w:b w:val="0"/>
                 <w:color w:val="FFFFFF"/>
-                <w:sz w:val="18"/>
+                <w:sz w:val="20"/>
               </w:rPr>
               <w:t>✓</w:t>
             </w:r>
@@ -6199,7 +6558,7 @@
         </w:tc>
         <w:tc>
           <w:tcPr>
-            <w:tcW w:w="523" w:type="dxa"/>
+            <w:tcW w:w="556" w:type="dxa"/>
             <w:shd w:val="clear" w:color="auto" w:fill="70AD47"/>
           </w:tcPr>
           <w:p>
@@ -6212,7 +6571,7 @@
                 <w:rFonts w:ascii="Times New Roman" w:hAnsi="Times New Roman"/>
                 <w:b w:val="0"/>
                 <w:color w:val="FFFFFF"/>
-                <w:sz w:val="18"/>
+                <w:sz w:val="20"/>
               </w:rPr>
               <w:t>✓</w:t>
             </w:r>
@@ -6220,7 +6579,7 @@
         </w:tc>
         <w:tc>
           <w:tcPr>
-            <w:tcW w:w="523" w:type="dxa"/>
+            <w:tcW w:w="556" w:type="dxa"/>
             <w:shd w:val="clear" w:color="auto" w:fill="FFFFFF"/>
           </w:tcPr>
           <w:p>
@@ -6233,14 +6592,14 @@
                 <w:rFonts w:ascii="Times New Roman" w:hAnsi="Times New Roman"/>
                 <w:b w:val="0"/>
                 <w:color w:val="000000"/>
-                <w:sz w:val="18"/>
+                <w:sz w:val="20"/>
               </w:rPr>
             </w:r>
           </w:p>
         </w:tc>
         <w:tc>
           <w:tcPr>
-            <w:tcW w:w="523" w:type="dxa"/>
+            <w:tcW w:w="556" w:type="dxa"/>
             <w:shd w:val="clear" w:color="auto" w:fill="FFFFFF"/>
           </w:tcPr>
           <w:p>
@@ -6253,14 +6612,14 @@
                 <w:rFonts w:ascii="Times New Roman" w:hAnsi="Times New Roman"/>
                 <w:b w:val="0"/>
                 <w:color w:val="000000"/>
-                <w:sz w:val="18"/>
+                <w:sz w:val="20"/>
               </w:rPr>
             </w:r>
           </w:p>
         </w:tc>
         <w:tc>
           <w:tcPr>
-            <w:tcW w:w="523" w:type="dxa"/>
+            <w:tcW w:w="556" w:type="dxa"/>
             <w:shd w:val="clear" w:color="auto" w:fill="FFFFFF"/>
           </w:tcPr>
           <w:p>
@@ -6273,14 +6632,14 @@
                 <w:rFonts w:ascii="Times New Roman" w:hAnsi="Times New Roman"/>
                 <w:b w:val="0"/>
                 <w:color w:val="000000"/>
-                <w:sz w:val="18"/>
+                <w:sz w:val="20"/>
               </w:rPr>
             </w:r>
           </w:p>
         </w:tc>
         <w:tc>
           <w:tcPr>
-            <w:tcW w:w="523" w:type="dxa"/>
+            <w:tcW w:w="556" w:type="dxa"/>
             <w:shd w:val="clear" w:color="auto" w:fill="FFFFFF"/>
           </w:tcPr>
           <w:p>
@@ -6293,14 +6652,14 @@
                 <w:rFonts w:ascii="Times New Roman" w:hAnsi="Times New Roman"/>
                 <w:b w:val="0"/>
                 <w:color w:val="000000"/>
-                <w:sz w:val="18"/>
+                <w:sz w:val="20"/>
               </w:rPr>
             </w:r>
           </w:p>
         </w:tc>
         <w:tc>
           <w:tcPr>
-            <w:tcW w:w="523" w:type="dxa"/>
+            <w:tcW w:w="556" w:type="dxa"/>
             <w:shd w:val="clear" w:color="auto" w:fill="FFFFFF"/>
           </w:tcPr>
           <w:p>
@@ -6313,14 +6672,14 @@
                 <w:rFonts w:ascii="Times New Roman" w:hAnsi="Times New Roman"/>
                 <w:b w:val="0"/>
                 <w:color w:val="000000"/>
-                <w:sz w:val="18"/>
+                <w:sz w:val="20"/>
               </w:rPr>
             </w:r>
           </w:p>
         </w:tc>
         <w:tc>
           <w:tcPr>
-            <w:tcW w:w="523" w:type="dxa"/>
+            <w:tcW w:w="556" w:type="dxa"/>
             <w:shd w:val="clear" w:color="auto" w:fill="FFFFFF"/>
           </w:tcPr>
           <w:p>
@@ -6333,14 +6692,14 @@
                 <w:rFonts w:ascii="Times New Roman" w:hAnsi="Times New Roman"/>
                 <w:b w:val="0"/>
                 <w:color w:val="000000"/>
-                <w:sz w:val="18"/>
+                <w:sz w:val="20"/>
               </w:rPr>
             </w:r>
           </w:p>
         </w:tc>
         <w:tc>
           <w:tcPr>
-            <w:tcW w:w="523" w:type="dxa"/>
+            <w:tcW w:w="567" w:type="dxa"/>
             <w:shd w:val="clear" w:color="auto" w:fill="FFFFFF"/>
           </w:tcPr>
           <w:p>
@@ -6353,14 +6712,14 @@
                 <w:rFonts w:ascii="Times New Roman" w:hAnsi="Times New Roman"/>
                 <w:b w:val="0"/>
                 <w:color w:val="000000"/>
-                <w:sz w:val="18"/>
+                <w:sz w:val="20"/>
               </w:rPr>
             </w:r>
           </w:p>
         </w:tc>
         <w:tc>
           <w:tcPr>
-            <w:tcW w:w="523" w:type="dxa"/>
+            <w:tcW w:w="567" w:type="dxa"/>
             <w:shd w:val="clear" w:color="auto" w:fill="FFFFFF"/>
           </w:tcPr>
           <w:p>
@@ -6373,7 +6732,7 @@
                 <w:rFonts w:ascii="Times New Roman" w:hAnsi="Times New Roman"/>
                 <w:b w:val="0"/>
                 <w:color w:val="000000"/>
-                <w:sz w:val="18"/>
+                <w:sz w:val="20"/>
               </w:rPr>
             </w:r>
           </w:p>
@@ -6382,7 +6741,7 @@
       <w:tr>
         <w:tc>
           <w:tcPr>
-            <w:tcW w:w="3033" w:type="dxa"/>
+            <w:tcW w:w="2683" w:type="dxa"/>
             <w:shd w:val="clear" w:color="auto" w:fill="D9E1F2"/>
           </w:tcPr>
           <w:p>
@@ -6403,7 +6762,7 @@
         </w:tc>
         <w:tc>
           <w:tcPr>
-            <w:tcW w:w="523" w:type="dxa"/>
+            <w:tcW w:w="556" w:type="dxa"/>
             <w:shd w:val="clear" w:color="auto" w:fill="D9E1F2"/>
           </w:tcPr>
           <w:p>
@@ -6416,14 +6775,14 @@
                 <w:rFonts w:ascii="Times New Roman" w:hAnsi="Times New Roman"/>
                 <w:b w:val="0"/>
                 <w:color w:val="000000"/>
-                <w:sz w:val="18"/>
+                <w:sz w:val="20"/>
               </w:rPr>
             </w:r>
           </w:p>
         </w:tc>
         <w:tc>
           <w:tcPr>
-            <w:tcW w:w="523" w:type="dxa"/>
+            <w:tcW w:w="556" w:type="dxa"/>
             <w:shd w:val="clear" w:color="auto" w:fill="D9E1F2"/>
           </w:tcPr>
           <w:p>
@@ -6436,14 +6795,14 @@
                 <w:rFonts w:ascii="Times New Roman" w:hAnsi="Times New Roman"/>
                 <w:b w:val="0"/>
                 <w:color w:val="000000"/>
-                <w:sz w:val="18"/>
+                <w:sz w:val="20"/>
               </w:rPr>
             </w:r>
           </w:p>
         </w:tc>
         <w:tc>
           <w:tcPr>
-            <w:tcW w:w="523" w:type="dxa"/>
+            <w:tcW w:w="556" w:type="dxa"/>
             <w:shd w:val="clear" w:color="auto" w:fill="70AD47"/>
           </w:tcPr>
           <w:p>
@@ -6456,7 +6815,7 @@
                 <w:rFonts w:ascii="Times New Roman" w:hAnsi="Times New Roman"/>
                 <w:b w:val="0"/>
                 <w:color w:val="FFFFFF"/>
-                <w:sz w:val="18"/>
+                <w:sz w:val="20"/>
               </w:rPr>
               <w:t>✓</w:t>
             </w:r>
@@ -6464,7 +6823,7 @@
         </w:tc>
         <w:tc>
           <w:tcPr>
-            <w:tcW w:w="523" w:type="dxa"/>
+            <w:tcW w:w="556" w:type="dxa"/>
             <w:shd w:val="clear" w:color="auto" w:fill="70AD47"/>
           </w:tcPr>
           <w:p>
@@ -6477,7 +6836,7 @@
                 <w:rFonts w:ascii="Times New Roman" w:hAnsi="Times New Roman"/>
                 <w:b w:val="0"/>
                 <w:color w:val="FFFFFF"/>
-                <w:sz w:val="18"/>
+                <w:sz w:val="20"/>
               </w:rPr>
               <w:t>✓</w:t>
             </w:r>
@@ -6485,7 +6844,7 @@
         </w:tc>
         <w:tc>
           <w:tcPr>
-            <w:tcW w:w="523" w:type="dxa"/>
+            <w:tcW w:w="556" w:type="dxa"/>
             <w:shd w:val="clear" w:color="auto" w:fill="D9E1F2"/>
           </w:tcPr>
           <w:p>
@@ -6498,14 +6857,14 @@
                 <w:rFonts w:ascii="Times New Roman" w:hAnsi="Times New Roman"/>
                 <w:b w:val="0"/>
                 <w:color w:val="000000"/>
-                <w:sz w:val="18"/>
+                <w:sz w:val="20"/>
               </w:rPr>
             </w:r>
           </w:p>
         </w:tc>
         <w:tc>
           <w:tcPr>
-            <w:tcW w:w="523" w:type="dxa"/>
+            <w:tcW w:w="556" w:type="dxa"/>
             <w:shd w:val="clear" w:color="auto" w:fill="D9E1F2"/>
           </w:tcPr>
           <w:p>
@@ -6518,14 +6877,14 @@
                 <w:rFonts w:ascii="Times New Roman" w:hAnsi="Times New Roman"/>
                 <w:b w:val="0"/>
                 <w:color w:val="000000"/>
-                <w:sz w:val="18"/>
+                <w:sz w:val="20"/>
               </w:rPr>
             </w:r>
           </w:p>
         </w:tc>
         <w:tc>
           <w:tcPr>
-            <w:tcW w:w="523" w:type="dxa"/>
+            <w:tcW w:w="556" w:type="dxa"/>
             <w:shd w:val="clear" w:color="auto" w:fill="D9E1F2"/>
           </w:tcPr>
           <w:p>
@@ -6538,14 +6897,14 @@
                 <w:rFonts w:ascii="Times New Roman" w:hAnsi="Times New Roman"/>
                 <w:b w:val="0"/>
                 <w:color w:val="000000"/>
-                <w:sz w:val="18"/>
+                <w:sz w:val="20"/>
               </w:rPr>
             </w:r>
           </w:p>
         </w:tc>
         <w:tc>
           <w:tcPr>
-            <w:tcW w:w="523" w:type="dxa"/>
+            <w:tcW w:w="556" w:type="dxa"/>
             <w:shd w:val="clear" w:color="auto" w:fill="D9E1F2"/>
           </w:tcPr>
           <w:p>
@@ -6558,14 +6917,14 @@
                 <w:rFonts w:ascii="Times New Roman" w:hAnsi="Times New Roman"/>
                 <w:b w:val="0"/>
                 <w:color w:val="000000"/>
-                <w:sz w:val="18"/>
+                <w:sz w:val="20"/>
               </w:rPr>
             </w:r>
           </w:p>
         </w:tc>
         <w:tc>
           <w:tcPr>
-            <w:tcW w:w="523" w:type="dxa"/>
+            <w:tcW w:w="567" w:type="dxa"/>
             <w:shd w:val="clear" w:color="auto" w:fill="D9E1F2"/>
           </w:tcPr>
           <w:p>
@@ -6578,14 +6937,14 @@
                 <w:rFonts w:ascii="Times New Roman" w:hAnsi="Times New Roman"/>
                 <w:b w:val="0"/>
                 <w:color w:val="000000"/>
-                <w:sz w:val="18"/>
+                <w:sz w:val="20"/>
               </w:rPr>
             </w:r>
           </w:p>
         </w:tc>
         <w:tc>
           <w:tcPr>
-            <w:tcW w:w="523" w:type="dxa"/>
+            <w:tcW w:w="567" w:type="dxa"/>
             <w:shd w:val="clear" w:color="auto" w:fill="D9E1F2"/>
           </w:tcPr>
           <w:p>
@@ -6598,7 +6957,7 @@
                 <w:rFonts w:ascii="Times New Roman" w:hAnsi="Times New Roman"/>
                 <w:b w:val="0"/>
                 <w:color w:val="000000"/>
-                <w:sz w:val="18"/>
+                <w:sz w:val="20"/>
               </w:rPr>
             </w:r>
           </w:p>
@@ -6607,7 +6966,7 @@
       <w:tr>
         <w:tc>
           <w:tcPr>
-            <w:tcW w:w="3033" w:type="dxa"/>
+            <w:tcW w:w="2683" w:type="dxa"/>
             <w:shd w:val="clear" w:color="auto" w:fill="FFFFFF"/>
           </w:tcPr>
           <w:p>
@@ -6628,7 +6987,7 @@
         </w:tc>
         <w:tc>
           <w:tcPr>
-            <w:tcW w:w="523" w:type="dxa"/>
+            <w:tcW w:w="556" w:type="dxa"/>
             <w:shd w:val="clear" w:color="auto" w:fill="FFFFFF"/>
           </w:tcPr>
           <w:p>
@@ -6641,14 +7000,14 @@
                 <w:rFonts w:ascii="Times New Roman" w:hAnsi="Times New Roman"/>
                 <w:b w:val="0"/>
                 <w:color w:val="000000"/>
-                <w:sz w:val="18"/>
+                <w:sz w:val="20"/>
               </w:rPr>
             </w:r>
           </w:p>
         </w:tc>
         <w:tc>
           <w:tcPr>
-            <w:tcW w:w="523" w:type="dxa"/>
+            <w:tcW w:w="556" w:type="dxa"/>
             <w:shd w:val="clear" w:color="auto" w:fill="FFFFFF"/>
           </w:tcPr>
           <w:p>
@@ -6661,14 +7020,14 @@
                 <w:rFonts w:ascii="Times New Roman" w:hAnsi="Times New Roman"/>
                 <w:b w:val="0"/>
                 <w:color w:val="000000"/>
-                <w:sz w:val="18"/>
+                <w:sz w:val="20"/>
               </w:rPr>
             </w:r>
           </w:p>
         </w:tc>
         <w:tc>
           <w:tcPr>
-            <w:tcW w:w="523" w:type="dxa"/>
+            <w:tcW w:w="556" w:type="dxa"/>
             <w:shd w:val="clear" w:color="auto" w:fill="FFFFFF"/>
           </w:tcPr>
           <w:p>
@@ -6681,14 +7040,14 @@
                 <w:rFonts w:ascii="Times New Roman" w:hAnsi="Times New Roman"/>
                 <w:b w:val="0"/>
                 <w:color w:val="000000"/>
-                <w:sz w:val="18"/>
+                <w:sz w:val="20"/>
               </w:rPr>
             </w:r>
           </w:p>
         </w:tc>
         <w:tc>
           <w:tcPr>
-            <w:tcW w:w="523" w:type="dxa"/>
+            <w:tcW w:w="556" w:type="dxa"/>
             <w:shd w:val="clear" w:color="auto" w:fill="70AD47"/>
           </w:tcPr>
           <w:p>
@@ -6701,7 +7060,7 @@
                 <w:rFonts w:ascii="Times New Roman" w:hAnsi="Times New Roman"/>
                 <w:b w:val="0"/>
                 <w:color w:val="FFFFFF"/>
-                <w:sz w:val="18"/>
+                <w:sz w:val="20"/>
               </w:rPr>
               <w:t>✓</w:t>
             </w:r>
@@ -6709,7 +7068,7 @@
         </w:tc>
         <w:tc>
           <w:tcPr>
-            <w:tcW w:w="523" w:type="dxa"/>
+            <w:tcW w:w="556" w:type="dxa"/>
             <w:shd w:val="clear" w:color="auto" w:fill="70AD47"/>
           </w:tcPr>
           <w:p>
@@ -6722,7 +7081,7 @@
                 <w:rFonts w:ascii="Times New Roman" w:hAnsi="Times New Roman"/>
                 <w:b w:val="0"/>
                 <w:color w:val="FFFFFF"/>
-                <w:sz w:val="18"/>
+                <w:sz w:val="20"/>
               </w:rPr>
               <w:t>✓</w:t>
             </w:r>
@@ -6730,7 +7089,7 @@
         </w:tc>
         <w:tc>
           <w:tcPr>
-            <w:tcW w:w="523" w:type="dxa"/>
+            <w:tcW w:w="556" w:type="dxa"/>
             <w:shd w:val="clear" w:color="auto" w:fill="FFFFFF"/>
           </w:tcPr>
           <w:p>
@@ -6743,14 +7102,14 @@
                 <w:rFonts w:ascii="Times New Roman" w:hAnsi="Times New Roman"/>
                 <w:b w:val="0"/>
                 <w:color w:val="000000"/>
-                <w:sz w:val="18"/>
+                <w:sz w:val="20"/>
               </w:rPr>
             </w:r>
           </w:p>
         </w:tc>
         <w:tc>
           <w:tcPr>
-            <w:tcW w:w="523" w:type="dxa"/>
+            <w:tcW w:w="556" w:type="dxa"/>
             <w:shd w:val="clear" w:color="auto" w:fill="FFFFFF"/>
           </w:tcPr>
           <w:p>
@@ -6763,14 +7122,14 @@
                 <w:rFonts w:ascii="Times New Roman" w:hAnsi="Times New Roman"/>
                 <w:b w:val="0"/>
                 <w:color w:val="000000"/>
-                <w:sz w:val="18"/>
+                <w:sz w:val="20"/>
               </w:rPr>
             </w:r>
           </w:p>
         </w:tc>
         <w:tc>
           <w:tcPr>
-            <w:tcW w:w="523" w:type="dxa"/>
+            <w:tcW w:w="556" w:type="dxa"/>
             <w:shd w:val="clear" w:color="auto" w:fill="FFFFFF"/>
           </w:tcPr>
           <w:p>
@@ -6783,14 +7142,14 @@
                 <w:rFonts w:ascii="Times New Roman" w:hAnsi="Times New Roman"/>
                 <w:b w:val="0"/>
                 <w:color w:val="000000"/>
-                <w:sz w:val="18"/>
+                <w:sz w:val="20"/>
               </w:rPr>
             </w:r>
           </w:p>
         </w:tc>
         <w:tc>
           <w:tcPr>
-            <w:tcW w:w="523" w:type="dxa"/>
+            <w:tcW w:w="567" w:type="dxa"/>
             <w:shd w:val="clear" w:color="auto" w:fill="FFFFFF"/>
           </w:tcPr>
           <w:p>
@@ -6803,14 +7162,14 @@
                 <w:rFonts w:ascii="Times New Roman" w:hAnsi="Times New Roman"/>
                 <w:b w:val="0"/>
                 <w:color w:val="000000"/>
-                <w:sz w:val="18"/>
+                <w:sz w:val="20"/>
               </w:rPr>
             </w:r>
           </w:p>
         </w:tc>
         <w:tc>
           <w:tcPr>
-            <w:tcW w:w="523" w:type="dxa"/>
+            <w:tcW w:w="567" w:type="dxa"/>
             <w:shd w:val="clear" w:color="auto" w:fill="FFFFFF"/>
           </w:tcPr>
           <w:p>
@@ -6823,7 +7182,7 @@
                 <w:rFonts w:ascii="Times New Roman" w:hAnsi="Times New Roman"/>
                 <w:b w:val="0"/>
                 <w:color w:val="000000"/>
-                <w:sz w:val="18"/>
+                <w:sz w:val="20"/>
               </w:rPr>
             </w:r>
           </w:p>
@@ -6832,7 +7191,7 @@
       <w:tr>
         <w:tc>
           <w:tcPr>
-            <w:tcW w:w="3033" w:type="dxa"/>
+            <w:tcW w:w="2683" w:type="dxa"/>
             <w:shd w:val="clear" w:color="auto" w:fill="D9E1F2"/>
           </w:tcPr>
           <w:p>
@@ -6853,7 +7212,7 @@
         </w:tc>
         <w:tc>
           <w:tcPr>
-            <w:tcW w:w="523" w:type="dxa"/>
+            <w:tcW w:w="556" w:type="dxa"/>
             <w:shd w:val="clear" w:color="auto" w:fill="D9E1F2"/>
           </w:tcPr>
           <w:p>
@@ -6866,14 +7225,14 @@
                 <w:rFonts w:ascii="Times New Roman" w:hAnsi="Times New Roman"/>
                 <w:b w:val="0"/>
                 <w:color w:val="000000"/>
-                <w:sz w:val="18"/>
+                <w:sz w:val="20"/>
               </w:rPr>
             </w:r>
           </w:p>
         </w:tc>
         <w:tc>
           <w:tcPr>
-            <w:tcW w:w="523" w:type="dxa"/>
+            <w:tcW w:w="556" w:type="dxa"/>
             <w:shd w:val="clear" w:color="auto" w:fill="D9E1F2"/>
           </w:tcPr>
           <w:p>
@@ -6886,14 +7245,14 @@
                 <w:rFonts w:ascii="Times New Roman" w:hAnsi="Times New Roman"/>
                 <w:b w:val="0"/>
                 <w:color w:val="000000"/>
-                <w:sz w:val="18"/>
+                <w:sz w:val="20"/>
               </w:rPr>
             </w:r>
           </w:p>
         </w:tc>
         <w:tc>
           <w:tcPr>
-            <w:tcW w:w="523" w:type="dxa"/>
+            <w:tcW w:w="556" w:type="dxa"/>
             <w:shd w:val="clear" w:color="auto" w:fill="D9E1F2"/>
           </w:tcPr>
           <w:p>
@@ -6906,14 +7265,14 @@
                 <w:rFonts w:ascii="Times New Roman" w:hAnsi="Times New Roman"/>
                 <w:b w:val="0"/>
                 <w:color w:val="000000"/>
-                <w:sz w:val="18"/>
+                <w:sz w:val="20"/>
               </w:rPr>
             </w:r>
           </w:p>
         </w:tc>
         <w:tc>
           <w:tcPr>
-            <w:tcW w:w="523" w:type="dxa"/>
+            <w:tcW w:w="556" w:type="dxa"/>
             <w:shd w:val="clear" w:color="auto" w:fill="D9E1F2"/>
           </w:tcPr>
           <w:p>
@@ -6926,14 +7285,14 @@
                 <w:rFonts w:ascii="Times New Roman" w:hAnsi="Times New Roman"/>
                 <w:b w:val="0"/>
                 <w:color w:val="000000"/>
-                <w:sz w:val="18"/>
+                <w:sz w:val="20"/>
               </w:rPr>
             </w:r>
           </w:p>
         </w:tc>
         <w:tc>
           <w:tcPr>
-            <w:tcW w:w="523" w:type="dxa"/>
+            <w:tcW w:w="556" w:type="dxa"/>
             <w:shd w:val="clear" w:color="auto" w:fill="D9E1F2"/>
           </w:tcPr>
           <w:p>
@@ -6946,14 +7305,14 @@
                 <w:rFonts w:ascii="Times New Roman" w:hAnsi="Times New Roman"/>
                 <w:b w:val="0"/>
                 <w:color w:val="000000"/>
-                <w:sz w:val="18"/>
+                <w:sz w:val="20"/>
               </w:rPr>
             </w:r>
           </w:p>
         </w:tc>
         <w:tc>
           <w:tcPr>
-            <w:tcW w:w="523" w:type="dxa"/>
+            <w:tcW w:w="556" w:type="dxa"/>
             <w:shd w:val="clear" w:color="auto" w:fill="70AD47"/>
           </w:tcPr>
           <w:p>
@@ -6966,7 +7325,7 @@
                 <w:rFonts w:ascii="Times New Roman" w:hAnsi="Times New Roman"/>
                 <w:b w:val="0"/>
                 <w:color w:val="FFFFFF"/>
-                <w:sz w:val="18"/>
+                <w:sz w:val="20"/>
               </w:rPr>
               <w:t>✓</w:t>
             </w:r>
@@ -6974,7 +7333,7 @@
         </w:tc>
         <w:tc>
           <w:tcPr>
-            <w:tcW w:w="523" w:type="dxa"/>
+            <w:tcW w:w="556" w:type="dxa"/>
             <w:shd w:val="clear" w:color="auto" w:fill="D9E1F2"/>
           </w:tcPr>
           <w:p>
@@ -6987,14 +7346,14 @@
                 <w:rFonts w:ascii="Times New Roman" w:hAnsi="Times New Roman"/>
                 <w:b w:val="0"/>
                 <w:color w:val="000000"/>
-                <w:sz w:val="18"/>
+                <w:sz w:val="20"/>
               </w:rPr>
             </w:r>
           </w:p>
         </w:tc>
         <w:tc>
           <w:tcPr>
-            <w:tcW w:w="523" w:type="dxa"/>
+            <w:tcW w:w="556" w:type="dxa"/>
             <w:shd w:val="clear" w:color="auto" w:fill="D9E1F2"/>
           </w:tcPr>
           <w:p>
@@ -7007,14 +7366,14 @@
                 <w:rFonts w:ascii="Times New Roman" w:hAnsi="Times New Roman"/>
                 <w:b w:val="0"/>
                 <w:color w:val="000000"/>
-                <w:sz w:val="18"/>
+                <w:sz w:val="20"/>
               </w:rPr>
             </w:r>
           </w:p>
         </w:tc>
         <w:tc>
           <w:tcPr>
-            <w:tcW w:w="523" w:type="dxa"/>
+            <w:tcW w:w="567" w:type="dxa"/>
             <w:shd w:val="clear" w:color="auto" w:fill="D9E1F2"/>
           </w:tcPr>
           <w:p>
@@ -7027,14 +7386,14 @@
                 <w:rFonts w:ascii="Times New Roman" w:hAnsi="Times New Roman"/>
                 <w:b w:val="0"/>
                 <w:color w:val="000000"/>
-                <w:sz w:val="18"/>
+                <w:sz w:val="20"/>
               </w:rPr>
             </w:r>
           </w:p>
         </w:tc>
         <w:tc>
           <w:tcPr>
-            <w:tcW w:w="523" w:type="dxa"/>
+            <w:tcW w:w="567" w:type="dxa"/>
             <w:shd w:val="clear" w:color="auto" w:fill="D9E1F2"/>
           </w:tcPr>
           <w:p>
@@ -7047,7 +7406,7 @@
                 <w:rFonts w:ascii="Times New Roman" w:hAnsi="Times New Roman"/>
                 <w:b w:val="0"/>
                 <w:color w:val="000000"/>
-                <w:sz w:val="18"/>
+                <w:sz w:val="20"/>
               </w:rPr>
             </w:r>
           </w:p>
@@ -7056,7 +7415,7 @@
       <w:tr>
         <w:tc>
           <w:tcPr>
-            <w:tcW w:w="3033" w:type="dxa"/>
+            <w:tcW w:w="2683" w:type="dxa"/>
             <w:shd w:val="clear" w:color="auto" w:fill="FFFFFF"/>
           </w:tcPr>
           <w:p>
@@ -7077,7 +7436,7 @@
         </w:tc>
         <w:tc>
           <w:tcPr>
-            <w:tcW w:w="523" w:type="dxa"/>
+            <w:tcW w:w="556" w:type="dxa"/>
             <w:shd w:val="clear" w:color="auto" w:fill="FFFFFF"/>
           </w:tcPr>
           <w:p>
@@ -7090,14 +7449,14 @@
                 <w:rFonts w:ascii="Times New Roman" w:hAnsi="Times New Roman"/>
                 <w:b w:val="0"/>
                 <w:color w:val="000000"/>
-                <w:sz w:val="18"/>
+                <w:sz w:val="20"/>
               </w:rPr>
             </w:r>
           </w:p>
         </w:tc>
         <w:tc>
           <w:tcPr>
-            <w:tcW w:w="523" w:type="dxa"/>
+            <w:tcW w:w="556" w:type="dxa"/>
             <w:shd w:val="clear" w:color="auto" w:fill="FFFFFF"/>
           </w:tcPr>
           <w:p>
@@ -7110,14 +7469,14 @@
                 <w:rFonts w:ascii="Times New Roman" w:hAnsi="Times New Roman"/>
                 <w:b w:val="0"/>
                 <w:color w:val="000000"/>
-                <w:sz w:val="18"/>
+                <w:sz w:val="20"/>
               </w:rPr>
             </w:r>
           </w:p>
         </w:tc>
         <w:tc>
           <w:tcPr>
-            <w:tcW w:w="523" w:type="dxa"/>
+            <w:tcW w:w="556" w:type="dxa"/>
             <w:shd w:val="clear" w:color="auto" w:fill="FFFFFF"/>
           </w:tcPr>
           <w:p>
@@ -7130,14 +7489,14 @@
                 <w:rFonts w:ascii="Times New Roman" w:hAnsi="Times New Roman"/>
                 <w:b w:val="0"/>
                 <w:color w:val="000000"/>
-                <w:sz w:val="18"/>
+                <w:sz w:val="20"/>
               </w:rPr>
             </w:r>
           </w:p>
         </w:tc>
         <w:tc>
           <w:tcPr>
-            <w:tcW w:w="523" w:type="dxa"/>
+            <w:tcW w:w="556" w:type="dxa"/>
             <w:shd w:val="clear" w:color="auto" w:fill="FFFFFF"/>
           </w:tcPr>
           <w:p>
@@ -7150,14 +7509,14 @@
                 <w:rFonts w:ascii="Times New Roman" w:hAnsi="Times New Roman"/>
                 <w:b w:val="0"/>
                 <w:color w:val="000000"/>
-                <w:sz w:val="18"/>
+                <w:sz w:val="20"/>
               </w:rPr>
             </w:r>
           </w:p>
         </w:tc>
         <w:tc>
           <w:tcPr>
-            <w:tcW w:w="523" w:type="dxa"/>
+            <w:tcW w:w="556" w:type="dxa"/>
             <w:shd w:val="clear" w:color="auto" w:fill="FFFFFF"/>
           </w:tcPr>
           <w:p>
@@ -7170,14 +7529,14 @@
                 <w:rFonts w:ascii="Times New Roman" w:hAnsi="Times New Roman"/>
                 <w:b w:val="0"/>
                 <w:color w:val="000000"/>
-                <w:sz w:val="18"/>
+                <w:sz w:val="20"/>
               </w:rPr>
             </w:r>
           </w:p>
         </w:tc>
         <w:tc>
           <w:tcPr>
-            <w:tcW w:w="523" w:type="dxa"/>
+            <w:tcW w:w="556" w:type="dxa"/>
             <w:shd w:val="clear" w:color="auto" w:fill="FFFFFF"/>
           </w:tcPr>
           <w:p>
@@ -7190,14 +7549,14 @@
                 <w:rFonts w:ascii="Times New Roman" w:hAnsi="Times New Roman"/>
                 <w:b w:val="0"/>
                 <w:color w:val="000000"/>
-                <w:sz w:val="18"/>
+                <w:sz w:val="20"/>
               </w:rPr>
             </w:r>
           </w:p>
         </w:tc>
         <w:tc>
           <w:tcPr>
-            <w:tcW w:w="523" w:type="dxa"/>
+            <w:tcW w:w="556" w:type="dxa"/>
             <w:shd w:val="clear" w:color="auto" w:fill="70AD47"/>
           </w:tcPr>
           <w:p>
@@ -7210,7 +7569,7 @@
                 <w:rFonts w:ascii="Times New Roman" w:hAnsi="Times New Roman"/>
                 <w:b w:val="0"/>
                 <w:color w:val="FFFFFF"/>
-                <w:sz w:val="18"/>
+                <w:sz w:val="20"/>
               </w:rPr>
               <w:t>✓</w:t>
             </w:r>
@@ -7218,7 +7577,7 @@
         </w:tc>
         <w:tc>
           <w:tcPr>
-            <w:tcW w:w="523" w:type="dxa"/>
+            <w:tcW w:w="556" w:type="dxa"/>
             <w:shd w:val="clear" w:color="auto" w:fill="FFFFFF"/>
           </w:tcPr>
           <w:p>
@@ -7231,14 +7590,14 @@
                 <w:rFonts w:ascii="Times New Roman" w:hAnsi="Times New Roman"/>
                 <w:b w:val="0"/>
                 <w:color w:val="000000"/>
-                <w:sz w:val="18"/>
+                <w:sz w:val="20"/>
               </w:rPr>
             </w:r>
           </w:p>
         </w:tc>
         <w:tc>
           <w:tcPr>
-            <w:tcW w:w="523" w:type="dxa"/>
+            <w:tcW w:w="567" w:type="dxa"/>
             <w:shd w:val="clear" w:color="auto" w:fill="FFFFFF"/>
           </w:tcPr>
           <w:p>
@@ -7251,14 +7610,14 @@
                 <w:rFonts w:ascii="Times New Roman" w:hAnsi="Times New Roman"/>
                 <w:b w:val="0"/>
                 <w:color w:val="000000"/>
-                <w:sz w:val="18"/>
+                <w:sz w:val="20"/>
               </w:rPr>
             </w:r>
           </w:p>
         </w:tc>
         <w:tc>
           <w:tcPr>
-            <w:tcW w:w="523" w:type="dxa"/>
+            <w:tcW w:w="567" w:type="dxa"/>
             <w:shd w:val="clear" w:color="auto" w:fill="FFFFFF"/>
           </w:tcPr>
           <w:p>
@@ -7271,7 +7630,7 @@
                 <w:rFonts w:ascii="Times New Roman" w:hAnsi="Times New Roman"/>
                 <w:b w:val="0"/>
                 <w:color w:val="000000"/>
-                <w:sz w:val="18"/>
+                <w:sz w:val="20"/>
               </w:rPr>
             </w:r>
           </w:p>
@@ -7280,7 +7639,7 @@
       <w:tr>
         <w:tc>
           <w:tcPr>
-            <w:tcW w:w="3033" w:type="dxa"/>
+            <w:tcW w:w="2683" w:type="dxa"/>
             <w:shd w:val="clear" w:color="auto" w:fill="D9E1F2"/>
           </w:tcPr>
           <w:p>
@@ -7301,7 +7660,7 @@
         </w:tc>
         <w:tc>
           <w:tcPr>
-            <w:tcW w:w="523" w:type="dxa"/>
+            <w:tcW w:w="556" w:type="dxa"/>
             <w:shd w:val="clear" w:color="auto" w:fill="D9E1F2"/>
           </w:tcPr>
           <w:p>
@@ -7314,14 +7673,14 @@
                 <w:rFonts w:ascii="Times New Roman" w:hAnsi="Times New Roman"/>
                 <w:b w:val="0"/>
                 <w:color w:val="000000"/>
-                <w:sz w:val="18"/>
+                <w:sz w:val="20"/>
               </w:rPr>
             </w:r>
           </w:p>
         </w:tc>
         <w:tc>
           <w:tcPr>
-            <w:tcW w:w="523" w:type="dxa"/>
+            <w:tcW w:w="556" w:type="dxa"/>
             <w:shd w:val="clear" w:color="auto" w:fill="D9E1F2"/>
           </w:tcPr>
           <w:p>
@@ -7334,14 +7693,14 @@
                 <w:rFonts w:ascii="Times New Roman" w:hAnsi="Times New Roman"/>
                 <w:b w:val="0"/>
                 <w:color w:val="000000"/>
-                <w:sz w:val="18"/>
+                <w:sz w:val="20"/>
               </w:rPr>
             </w:r>
           </w:p>
         </w:tc>
         <w:tc>
           <w:tcPr>
-            <w:tcW w:w="523" w:type="dxa"/>
+            <w:tcW w:w="556" w:type="dxa"/>
             <w:shd w:val="clear" w:color="auto" w:fill="D9E1F2"/>
           </w:tcPr>
           <w:p>
@@ -7354,14 +7713,14 @@
                 <w:rFonts w:ascii="Times New Roman" w:hAnsi="Times New Roman"/>
                 <w:b w:val="0"/>
                 <w:color w:val="000000"/>
-                <w:sz w:val="18"/>
+                <w:sz w:val="20"/>
               </w:rPr>
             </w:r>
           </w:p>
         </w:tc>
         <w:tc>
           <w:tcPr>
-            <w:tcW w:w="523" w:type="dxa"/>
+            <w:tcW w:w="556" w:type="dxa"/>
             <w:shd w:val="clear" w:color="auto" w:fill="D9E1F2"/>
           </w:tcPr>
           <w:p>
@@ -7374,14 +7733,14 @@
                 <w:rFonts w:ascii="Times New Roman" w:hAnsi="Times New Roman"/>
                 <w:b w:val="0"/>
                 <w:color w:val="000000"/>
-                <w:sz w:val="18"/>
+                <w:sz w:val="20"/>
               </w:rPr>
             </w:r>
           </w:p>
         </w:tc>
         <w:tc>
           <w:tcPr>
-            <w:tcW w:w="523" w:type="dxa"/>
+            <w:tcW w:w="556" w:type="dxa"/>
             <w:shd w:val="clear" w:color="auto" w:fill="D9E1F2"/>
           </w:tcPr>
           <w:p>
@@ -7394,14 +7753,14 @@
                 <w:rFonts w:ascii="Times New Roman" w:hAnsi="Times New Roman"/>
                 <w:b w:val="0"/>
                 <w:color w:val="000000"/>
-                <w:sz w:val="18"/>
+                <w:sz w:val="20"/>
               </w:rPr>
             </w:r>
           </w:p>
         </w:tc>
         <w:tc>
           <w:tcPr>
-            <w:tcW w:w="523" w:type="dxa"/>
+            <w:tcW w:w="556" w:type="dxa"/>
             <w:shd w:val="clear" w:color="auto" w:fill="D9E1F2"/>
           </w:tcPr>
           <w:p>
@@ -7414,14 +7773,14 @@
                 <w:rFonts w:ascii="Times New Roman" w:hAnsi="Times New Roman"/>
                 <w:b w:val="0"/>
                 <w:color w:val="000000"/>
-                <w:sz w:val="18"/>
+                <w:sz w:val="20"/>
               </w:rPr>
             </w:r>
           </w:p>
         </w:tc>
         <w:tc>
           <w:tcPr>
-            <w:tcW w:w="523" w:type="dxa"/>
+            <w:tcW w:w="556" w:type="dxa"/>
             <w:shd w:val="clear" w:color="auto" w:fill="70AD47"/>
           </w:tcPr>
           <w:p>
@@ -7434,7 +7793,7 @@
                 <w:rFonts w:ascii="Times New Roman" w:hAnsi="Times New Roman"/>
                 <w:b w:val="0"/>
                 <w:color w:val="FFFFFF"/>
-                <w:sz w:val="18"/>
+                <w:sz w:val="20"/>
               </w:rPr>
               <w:t>✓</w:t>
             </w:r>
@@ -7442,7 +7801,7 @@
         </w:tc>
         <w:tc>
           <w:tcPr>
-            <w:tcW w:w="523" w:type="dxa"/>
+            <w:tcW w:w="556" w:type="dxa"/>
             <w:shd w:val="clear" w:color="auto" w:fill="70AD47"/>
           </w:tcPr>
           <w:p>
@@ -7455,7 +7814,7 @@
                 <w:rFonts w:ascii="Times New Roman" w:hAnsi="Times New Roman"/>
                 <w:b w:val="0"/>
                 <w:color w:val="FFFFFF"/>
-                <w:sz w:val="18"/>
+                <w:sz w:val="20"/>
               </w:rPr>
               <w:t>✓</w:t>
             </w:r>
@@ -7463,7 +7822,7 @@
         </w:tc>
         <w:tc>
           <w:tcPr>
-            <w:tcW w:w="523" w:type="dxa"/>
+            <w:tcW w:w="567" w:type="dxa"/>
             <w:shd w:val="clear" w:color="auto" w:fill="D9E1F2"/>
           </w:tcPr>
           <w:p>
@@ -7476,14 +7835,14 @@
                 <w:rFonts w:ascii="Times New Roman" w:hAnsi="Times New Roman"/>
                 <w:b w:val="0"/>
                 <w:color w:val="000000"/>
-                <w:sz w:val="18"/>
+                <w:sz w:val="20"/>
               </w:rPr>
             </w:r>
           </w:p>
         </w:tc>
         <w:tc>
           <w:tcPr>
-            <w:tcW w:w="523" w:type="dxa"/>
+            <w:tcW w:w="567" w:type="dxa"/>
             <w:shd w:val="clear" w:color="auto" w:fill="D9E1F2"/>
           </w:tcPr>
           <w:p>
@@ -7496,7 +7855,7 @@
                 <w:rFonts w:ascii="Times New Roman" w:hAnsi="Times New Roman"/>
                 <w:b w:val="0"/>
                 <w:color w:val="000000"/>
-                <w:sz w:val="18"/>
+                <w:sz w:val="20"/>
               </w:rPr>
             </w:r>
           </w:p>
@@ -7505,7 +7864,7 @@
       <w:tr>
         <w:tc>
           <w:tcPr>
-            <w:tcW w:w="3033" w:type="dxa"/>
+            <w:tcW w:w="2683" w:type="dxa"/>
             <w:shd w:val="clear" w:color="auto" w:fill="FFFFFF"/>
           </w:tcPr>
           <w:p>
@@ -7526,7 +7885,7 @@
         </w:tc>
         <w:tc>
           <w:tcPr>
-            <w:tcW w:w="523" w:type="dxa"/>
+            <w:tcW w:w="556" w:type="dxa"/>
             <w:shd w:val="clear" w:color="auto" w:fill="FFFFFF"/>
           </w:tcPr>
           <w:p>
@@ -7539,14 +7898,14 @@
                 <w:rFonts w:ascii="Times New Roman" w:hAnsi="Times New Roman"/>
                 <w:b w:val="0"/>
                 <w:color w:val="000000"/>
-                <w:sz w:val="18"/>
+                <w:sz w:val="20"/>
               </w:rPr>
             </w:r>
           </w:p>
         </w:tc>
         <w:tc>
           <w:tcPr>
-            <w:tcW w:w="523" w:type="dxa"/>
+            <w:tcW w:w="556" w:type="dxa"/>
             <w:shd w:val="clear" w:color="auto" w:fill="FFFFFF"/>
           </w:tcPr>
           <w:p>
@@ -7559,14 +7918,14 @@
                 <w:rFonts w:ascii="Times New Roman" w:hAnsi="Times New Roman"/>
                 <w:b w:val="0"/>
                 <w:color w:val="000000"/>
-                <w:sz w:val="18"/>
+                <w:sz w:val="20"/>
               </w:rPr>
             </w:r>
           </w:p>
         </w:tc>
         <w:tc>
           <w:tcPr>
-            <w:tcW w:w="523" w:type="dxa"/>
+            <w:tcW w:w="556" w:type="dxa"/>
             <w:shd w:val="clear" w:color="auto" w:fill="FFFFFF"/>
           </w:tcPr>
           <w:p>
@@ -7579,14 +7938,14 @@
                 <w:rFonts w:ascii="Times New Roman" w:hAnsi="Times New Roman"/>
                 <w:b w:val="0"/>
                 <w:color w:val="000000"/>
-                <w:sz w:val="18"/>
+                <w:sz w:val="20"/>
               </w:rPr>
             </w:r>
           </w:p>
         </w:tc>
         <w:tc>
           <w:tcPr>
-            <w:tcW w:w="523" w:type="dxa"/>
+            <w:tcW w:w="556" w:type="dxa"/>
             <w:shd w:val="clear" w:color="auto" w:fill="FFFFFF"/>
           </w:tcPr>
           <w:p>
@@ -7599,14 +7958,14 @@
                 <w:rFonts w:ascii="Times New Roman" w:hAnsi="Times New Roman"/>
                 <w:b w:val="0"/>
                 <w:color w:val="000000"/>
-                <w:sz w:val="18"/>
+                <w:sz w:val="20"/>
               </w:rPr>
             </w:r>
           </w:p>
         </w:tc>
         <w:tc>
           <w:tcPr>
-            <w:tcW w:w="523" w:type="dxa"/>
+            <w:tcW w:w="556" w:type="dxa"/>
             <w:shd w:val="clear" w:color="auto" w:fill="FFFFFF"/>
           </w:tcPr>
           <w:p>
@@ -7619,14 +7978,14 @@
                 <w:rFonts w:ascii="Times New Roman" w:hAnsi="Times New Roman"/>
                 <w:b w:val="0"/>
                 <w:color w:val="000000"/>
-                <w:sz w:val="18"/>
+                <w:sz w:val="20"/>
               </w:rPr>
             </w:r>
           </w:p>
         </w:tc>
         <w:tc>
           <w:tcPr>
-            <w:tcW w:w="523" w:type="dxa"/>
+            <w:tcW w:w="556" w:type="dxa"/>
             <w:shd w:val="clear" w:color="auto" w:fill="FFFFFF"/>
           </w:tcPr>
           <w:p>
@@ -7639,14 +7998,14 @@
                 <w:rFonts w:ascii="Times New Roman" w:hAnsi="Times New Roman"/>
                 <w:b w:val="0"/>
                 <w:color w:val="000000"/>
-                <w:sz w:val="18"/>
+                <w:sz w:val="20"/>
               </w:rPr>
             </w:r>
           </w:p>
         </w:tc>
         <w:tc>
           <w:tcPr>
-            <w:tcW w:w="523" w:type="dxa"/>
+            <w:tcW w:w="556" w:type="dxa"/>
             <w:shd w:val="clear" w:color="auto" w:fill="FFFFFF"/>
           </w:tcPr>
           <w:p>
@@ -7659,14 +8018,14 @@
                 <w:rFonts w:ascii="Times New Roman" w:hAnsi="Times New Roman"/>
                 <w:b w:val="0"/>
                 <w:color w:val="000000"/>
-                <w:sz w:val="18"/>
+                <w:sz w:val="20"/>
               </w:rPr>
             </w:r>
           </w:p>
         </w:tc>
         <w:tc>
           <w:tcPr>
-            <w:tcW w:w="523" w:type="dxa"/>
+            <w:tcW w:w="556" w:type="dxa"/>
             <w:shd w:val="clear" w:color="auto" w:fill="FFFFFF"/>
           </w:tcPr>
           <w:p>
@@ -7679,14 +8038,14 @@
                 <w:rFonts w:ascii="Times New Roman" w:hAnsi="Times New Roman"/>
                 <w:b w:val="0"/>
                 <w:color w:val="000000"/>
-                <w:sz w:val="18"/>
+                <w:sz w:val="20"/>
               </w:rPr>
             </w:r>
           </w:p>
         </w:tc>
         <w:tc>
           <w:tcPr>
-            <w:tcW w:w="523" w:type="dxa"/>
+            <w:tcW w:w="567" w:type="dxa"/>
             <w:shd w:val="clear" w:color="auto" w:fill="70AD47"/>
           </w:tcPr>
           <w:p>
@@ -7699,7 +8058,7 @@
                 <w:rFonts w:ascii="Times New Roman" w:hAnsi="Times New Roman"/>
                 <w:b w:val="0"/>
                 <w:color w:val="FFFFFF"/>
-                <w:sz w:val="18"/>
+                <w:sz w:val="20"/>
               </w:rPr>
               <w:t>✓</w:t>
             </w:r>
@@ -7707,7 +8066,7 @@
         </w:tc>
         <w:tc>
           <w:tcPr>
-            <w:tcW w:w="523" w:type="dxa"/>
+            <w:tcW w:w="567" w:type="dxa"/>
             <w:shd w:val="clear" w:color="auto" w:fill="FFFFFF"/>
           </w:tcPr>
           <w:p>
@@ -7720,7 +8079,7 @@
                 <w:rFonts w:ascii="Times New Roman" w:hAnsi="Times New Roman"/>
                 <w:b w:val="0"/>
                 <w:color w:val="000000"/>
-                <w:sz w:val="18"/>
+                <w:sz w:val="20"/>
               </w:rPr>
             </w:r>
           </w:p>
@@ -7729,7 +8088,7 @@
       <w:tr>
         <w:tc>
           <w:tcPr>
-            <w:tcW w:w="3033" w:type="dxa"/>
+            <w:tcW w:w="2683" w:type="dxa"/>
             <w:shd w:val="clear" w:color="auto" w:fill="D9E1F2"/>
           </w:tcPr>
           <w:p>
@@ -7750,7 +8109,7 @@
         </w:tc>
         <w:tc>
           <w:tcPr>
-            <w:tcW w:w="523" w:type="dxa"/>
+            <w:tcW w:w="556" w:type="dxa"/>
             <w:shd w:val="clear" w:color="auto" w:fill="D9E1F2"/>
           </w:tcPr>
           <w:p>
@@ -7763,14 +8122,14 @@
                 <w:rFonts w:ascii="Times New Roman" w:hAnsi="Times New Roman"/>
                 <w:b w:val="0"/>
                 <w:color w:val="000000"/>
-                <w:sz w:val="18"/>
+                <w:sz w:val="20"/>
               </w:rPr>
             </w:r>
           </w:p>
         </w:tc>
         <w:tc>
           <w:tcPr>
-            <w:tcW w:w="523" w:type="dxa"/>
+            <w:tcW w:w="556" w:type="dxa"/>
             <w:shd w:val="clear" w:color="auto" w:fill="D9E1F2"/>
           </w:tcPr>
           <w:p>
@@ -7783,14 +8142,14 @@
                 <w:rFonts w:ascii="Times New Roman" w:hAnsi="Times New Roman"/>
                 <w:b w:val="0"/>
                 <w:color w:val="000000"/>
-                <w:sz w:val="18"/>
+                <w:sz w:val="20"/>
               </w:rPr>
             </w:r>
           </w:p>
         </w:tc>
         <w:tc>
           <w:tcPr>
-            <w:tcW w:w="523" w:type="dxa"/>
+            <w:tcW w:w="556" w:type="dxa"/>
             <w:shd w:val="clear" w:color="auto" w:fill="D9E1F2"/>
           </w:tcPr>
           <w:p>
@@ -7803,14 +8162,14 @@
                 <w:rFonts w:ascii="Times New Roman" w:hAnsi="Times New Roman"/>
                 <w:b w:val="0"/>
                 <w:color w:val="000000"/>
-                <w:sz w:val="18"/>
+                <w:sz w:val="20"/>
               </w:rPr>
             </w:r>
           </w:p>
         </w:tc>
         <w:tc>
           <w:tcPr>
-            <w:tcW w:w="523" w:type="dxa"/>
+            <w:tcW w:w="556" w:type="dxa"/>
             <w:shd w:val="clear" w:color="auto" w:fill="D9E1F2"/>
           </w:tcPr>
           <w:p>
@@ -7823,14 +8182,14 @@
                 <w:rFonts w:ascii="Times New Roman" w:hAnsi="Times New Roman"/>
                 <w:b w:val="0"/>
                 <w:color w:val="000000"/>
-                <w:sz w:val="18"/>
+                <w:sz w:val="20"/>
               </w:rPr>
             </w:r>
           </w:p>
         </w:tc>
         <w:tc>
           <w:tcPr>
-            <w:tcW w:w="523" w:type="dxa"/>
+            <w:tcW w:w="556" w:type="dxa"/>
             <w:shd w:val="clear" w:color="auto" w:fill="D9E1F2"/>
           </w:tcPr>
           <w:p>
@@ -7843,14 +8202,14 @@
                 <w:rFonts w:ascii="Times New Roman" w:hAnsi="Times New Roman"/>
                 <w:b w:val="0"/>
                 <w:color w:val="000000"/>
-                <w:sz w:val="18"/>
+                <w:sz w:val="20"/>
               </w:rPr>
             </w:r>
           </w:p>
         </w:tc>
         <w:tc>
           <w:tcPr>
-            <w:tcW w:w="523" w:type="dxa"/>
+            <w:tcW w:w="556" w:type="dxa"/>
             <w:shd w:val="clear" w:color="auto" w:fill="D9E1F2"/>
           </w:tcPr>
           <w:p>
@@ -7863,14 +8222,14 @@
                 <w:rFonts w:ascii="Times New Roman" w:hAnsi="Times New Roman"/>
                 <w:b w:val="0"/>
                 <w:color w:val="000000"/>
-                <w:sz w:val="18"/>
+                <w:sz w:val="20"/>
               </w:rPr>
             </w:r>
           </w:p>
         </w:tc>
         <w:tc>
           <w:tcPr>
-            <w:tcW w:w="523" w:type="dxa"/>
+            <w:tcW w:w="556" w:type="dxa"/>
             <w:shd w:val="clear" w:color="auto" w:fill="D9E1F2"/>
           </w:tcPr>
           <w:p>
@@ -7883,14 +8242,14 @@
                 <w:rFonts w:ascii="Times New Roman" w:hAnsi="Times New Roman"/>
                 <w:b w:val="0"/>
                 <w:color w:val="000000"/>
-                <w:sz w:val="18"/>
+                <w:sz w:val="20"/>
               </w:rPr>
             </w:r>
           </w:p>
         </w:tc>
         <w:tc>
           <w:tcPr>
-            <w:tcW w:w="523" w:type="dxa"/>
+            <w:tcW w:w="556" w:type="dxa"/>
             <w:shd w:val="clear" w:color="auto" w:fill="D9E1F2"/>
           </w:tcPr>
           <w:p>
@@ -7903,14 +8262,14 @@
                 <w:rFonts w:ascii="Times New Roman" w:hAnsi="Times New Roman"/>
                 <w:b w:val="0"/>
                 <w:color w:val="000000"/>
-                <w:sz w:val="18"/>
+                <w:sz w:val="20"/>
               </w:rPr>
             </w:r>
           </w:p>
         </w:tc>
         <w:tc>
           <w:tcPr>
-            <w:tcW w:w="523" w:type="dxa"/>
+            <w:tcW w:w="567" w:type="dxa"/>
             <w:shd w:val="clear" w:color="auto" w:fill="D9E1F2"/>
           </w:tcPr>
           <w:p>
@@ -7923,14 +8282,14 @@
                 <w:rFonts w:ascii="Times New Roman" w:hAnsi="Times New Roman"/>
                 <w:b w:val="0"/>
                 <w:color w:val="000000"/>
-                <w:sz w:val="18"/>
+                <w:sz w:val="20"/>
               </w:rPr>
             </w:r>
           </w:p>
         </w:tc>
         <w:tc>
           <w:tcPr>
-            <w:tcW w:w="523" w:type="dxa"/>
+            <w:tcW w:w="567" w:type="dxa"/>
             <w:shd w:val="clear" w:color="auto" w:fill="70AD47"/>
           </w:tcPr>
           <w:p>
@@ -7943,7 +8302,7 @@
                 <w:rFonts w:ascii="Times New Roman" w:hAnsi="Times New Roman"/>
                 <w:b w:val="0"/>
                 <w:color w:val="FFFFFF"/>
-                <w:sz w:val="18"/>
+                <w:sz w:val="20"/>
               </w:rPr>
               <w:t>✓</w:t>
             </w:r>
@@ -7953,7 +8312,7 @@
       <w:tr>
         <w:tc>
           <w:tcPr>
-            <w:tcW w:w="3033" w:type="dxa"/>
+            <w:tcW w:w="2683" w:type="dxa"/>
             <w:shd w:val="clear" w:color="auto" w:fill="FFFFFF"/>
           </w:tcPr>
           <w:p>
@@ -7974,7 +8333,7 @@
         </w:tc>
         <w:tc>
           <w:tcPr>
-            <w:tcW w:w="523" w:type="dxa"/>
+            <w:tcW w:w="556" w:type="dxa"/>
             <w:shd w:val="clear" w:color="auto" w:fill="FFFFFF"/>
           </w:tcPr>
           <w:p>
@@ -7987,14 +8346,14 @@
                 <w:rFonts w:ascii="Times New Roman" w:hAnsi="Times New Roman"/>
                 <w:b w:val="0"/>
                 <w:color w:val="000000"/>
-                <w:sz w:val="18"/>
+                <w:sz w:val="20"/>
               </w:rPr>
             </w:r>
           </w:p>
         </w:tc>
         <w:tc>
           <w:tcPr>
-            <w:tcW w:w="523" w:type="dxa"/>
+            <w:tcW w:w="556" w:type="dxa"/>
             <w:shd w:val="clear" w:color="auto" w:fill="70AD47"/>
           </w:tcPr>
           <w:p>
@@ -8007,7 +8366,7 @@
                 <w:rFonts w:ascii="Times New Roman" w:hAnsi="Times New Roman"/>
                 <w:b w:val="0"/>
                 <w:color w:val="FFFFFF"/>
-                <w:sz w:val="18"/>
+                <w:sz w:val="20"/>
               </w:rPr>
               <w:t>✓</w:t>
             </w:r>
@@ -8015,7 +8374,7 @@
         </w:tc>
         <w:tc>
           <w:tcPr>
-            <w:tcW w:w="523" w:type="dxa"/>
+            <w:tcW w:w="556" w:type="dxa"/>
             <w:shd w:val="clear" w:color="auto" w:fill="70AD47"/>
           </w:tcPr>
           <w:p>
@@ -8028,7 +8387,7 @@
                 <w:rFonts w:ascii="Times New Roman" w:hAnsi="Times New Roman"/>
                 <w:b w:val="0"/>
                 <w:color w:val="FFFFFF"/>
-                <w:sz w:val="18"/>
+                <w:sz w:val="20"/>
               </w:rPr>
               <w:t>✓</w:t>
             </w:r>
@@ -8036,7 +8395,7 @@
         </w:tc>
         <w:tc>
           <w:tcPr>
-            <w:tcW w:w="523" w:type="dxa"/>
+            <w:tcW w:w="556" w:type="dxa"/>
             <w:shd w:val="clear" w:color="auto" w:fill="70AD47"/>
           </w:tcPr>
           <w:p>
@@ -8049,7 +8408,7 @@
                 <w:rFonts w:ascii="Times New Roman" w:hAnsi="Times New Roman"/>
                 <w:b w:val="0"/>
                 <w:color w:val="FFFFFF"/>
-                <w:sz w:val="18"/>
+                <w:sz w:val="20"/>
               </w:rPr>
               <w:t>✓</w:t>
             </w:r>
@@ -8057,7 +8416,7 @@
         </w:tc>
         <w:tc>
           <w:tcPr>
-            <w:tcW w:w="523" w:type="dxa"/>
+            <w:tcW w:w="556" w:type="dxa"/>
             <w:shd w:val="clear" w:color="auto" w:fill="70AD47"/>
           </w:tcPr>
           <w:p>
@@ -8070,7 +8429,7 @@
                 <w:rFonts w:ascii="Times New Roman" w:hAnsi="Times New Roman"/>
                 <w:b w:val="0"/>
                 <w:color w:val="FFFFFF"/>
-                <w:sz w:val="18"/>
+                <w:sz w:val="20"/>
               </w:rPr>
               <w:t>✓</w:t>
             </w:r>
@@ -8078,7 +8437,7 @@
         </w:tc>
         <w:tc>
           <w:tcPr>
-            <w:tcW w:w="523" w:type="dxa"/>
+            <w:tcW w:w="556" w:type="dxa"/>
             <w:shd w:val="clear" w:color="auto" w:fill="70AD47"/>
           </w:tcPr>
           <w:p>
@@ -8091,7 +8450,7 @@
                 <w:rFonts w:ascii="Times New Roman" w:hAnsi="Times New Roman"/>
                 <w:b w:val="0"/>
                 <w:color w:val="FFFFFF"/>
-                <w:sz w:val="18"/>
+                <w:sz w:val="20"/>
               </w:rPr>
               <w:t>✓</w:t>
             </w:r>
@@ -8099,7 +8458,7 @@
         </w:tc>
         <w:tc>
           <w:tcPr>
-            <w:tcW w:w="523" w:type="dxa"/>
+            <w:tcW w:w="556" w:type="dxa"/>
             <w:shd w:val="clear" w:color="auto" w:fill="70AD47"/>
           </w:tcPr>
           <w:p>
@@ -8112,7 +8471,7 @@
                 <w:rFonts w:ascii="Times New Roman" w:hAnsi="Times New Roman"/>
                 <w:b w:val="0"/>
                 <w:color w:val="FFFFFF"/>
-                <w:sz w:val="18"/>
+                <w:sz w:val="20"/>
               </w:rPr>
               <w:t>✓</w:t>
             </w:r>
@@ -8120,7 +8479,7 @@
         </w:tc>
         <w:tc>
           <w:tcPr>
-            <w:tcW w:w="523" w:type="dxa"/>
+            <w:tcW w:w="556" w:type="dxa"/>
             <w:shd w:val="clear" w:color="auto" w:fill="70AD47"/>
           </w:tcPr>
           <w:p>
@@ -8133,7 +8492,7 @@
                 <w:rFonts w:ascii="Times New Roman" w:hAnsi="Times New Roman"/>
                 <w:b w:val="0"/>
                 <w:color w:val="FFFFFF"/>
-                <w:sz w:val="18"/>
+                <w:sz w:val="20"/>
               </w:rPr>
               <w:t>✓</w:t>
             </w:r>
@@ -8141,7 +8500,7 @@
         </w:tc>
         <w:tc>
           <w:tcPr>
-            <w:tcW w:w="523" w:type="dxa"/>
+            <w:tcW w:w="567" w:type="dxa"/>
             <w:shd w:val="clear" w:color="auto" w:fill="70AD47"/>
           </w:tcPr>
           <w:p>
@@ -8154,7 +8513,7 @@
                 <w:rFonts w:ascii="Times New Roman" w:hAnsi="Times New Roman"/>
                 <w:b w:val="0"/>
                 <w:color w:val="FFFFFF"/>
-                <w:sz w:val="18"/>
+                <w:sz w:val="20"/>
               </w:rPr>
               <w:t>✓</w:t>
             </w:r>
@@ -8162,7 +8521,7 @@
         </w:tc>
         <w:tc>
           <w:tcPr>
-            <w:tcW w:w="523" w:type="dxa"/>
+            <w:tcW w:w="567" w:type="dxa"/>
             <w:shd w:val="clear" w:color="auto" w:fill="FFFFFF"/>
           </w:tcPr>
           <w:p>
@@ -8175,24 +8534,25 @@
                 <w:rFonts w:ascii="Times New Roman" w:hAnsi="Times New Roman"/>
                 <w:b w:val="0"/>
                 <w:color w:val="000000"/>
-                <w:sz w:val="18"/>
+                <w:sz w:val="20"/>
               </w:rPr>
             </w:r>
           </w:p>
         </w:tc>
       </w:tr>
     </w:tbl>
-    <w:p/>
     <w:p>
       <w:pPr>
         <w:sectPr>
-          <w:footerReference w:type="default" r:id="rId32"/>
+          <w:footerReference w:type="default" r:id="rId41"/>
+          <w:footerReference w:type="first" r:id="rId42"/>
           <w:type w:val="continuous"/>
           <w:pgSz w:w="12240" w:h="15840"/>
           <w:pgMar w:top="1701" w:right="1701" w:bottom="1701" w:left="2268" w:header="720" w:footer="720" w:gutter="0"/>
           <w:cols w:space="720"/>
           <w:titlePg/>
           <w:docGrid w:linePitch="360"/>
+          <w:pgNumType w:fmt="decimal"/>
         </w:sectPr>
       </w:pPr>
     </w:p>
@@ -8229,12 +8589,14 @@
     <w:p>
       <w:pPr>
         <w:sectPr>
-          <w:footerReference w:type="default" r:id="rId33"/>
+          <w:footerReference w:type="default" r:id="rId43"/>
+          <w:footerReference w:type="first" r:id="rId44"/>
           <w:pgSz w:w="12240" w:h="15840"/>
           <w:pgMar w:top="1701" w:right="1701" w:bottom="1701" w:left="2268" w:header="720" w:footer="720" w:gutter="0"/>
           <w:cols w:space="720"/>
           <w:titlePg/>
           <w:docGrid w:linePitch="360"/>
+          <w:pgNumType w:fmt="decimal"/>
         </w:sectPr>
       </w:pPr>
     </w:p>
@@ -8494,7 +8856,7 @@
           <w:i w:val="0"/>
           <w:sz w:val="24"/>
         </w:rPr>
-        <w:t>Esta definición describe con precisión la situación identificada en Lubricantes y Equipos Varyna, C.A.: un proceso que ha crecido en pasos y actores sin que ninguno de esos añadidos haya sido diseñado intencionalmente, sino como respuesta improvisada a contingencias operativas. Quien elabora este trabajo considera que la simplificación no implica eliminar controles, sino eliminar redundancias; no significa reducir responsabilidades, sino clarificarlas. El nuevo flujo propuesto en el Capítulo V parte de este principio, identificando los pasos estrictamente necesarios para que una requisición se convierta en una orden de compra cerrada sin demoras innecesarias. Para que esta propuesta sea metodológicamente válida dentro del ámbito académico, debe enmarcarse además en la modalidad de investigación correspondiente, la cual se explica en el apartado final de este capítulo.</w:t>
+        <w:t>Esta definición describe con precisión la situación identificada en Lubricantes y Equipos Varyna, C.A.: un proceso que ha crecido en pasos y actores sin que todos esos añadidos respondan a una secuencia formalmente definida. Quien elabora este trabajo considera que la simplificación no implica eliminar controles, sino reducir redundancias y clarificar responsabilidades. La propuesta formulada durante las pasantías parte de este principio y organiza los pasos necesarios para que una requisición avance de manera comprensible desde su recepción hasta el cierre de la orden de compra, manteniendo responsables, criterios de autorización y mecanismos de seguimiento que favorezcan el control administrativo del proceso.</w:t>
       </w:r>
     </w:p>
     <w:p>
@@ -8630,13 +8992,15 @@
     <w:p>
       <w:pPr>
         <w:sectPr>
-          <w:footerReference w:type="default" r:id="rId34"/>
+          <w:footerReference w:type="default" r:id="rId45"/>
+          <w:footerReference w:type="first" r:id="rId46"/>
           <w:type w:val="continuous"/>
           <w:pgSz w:w="12240" w:h="15840"/>
           <w:pgMar w:top="1701" w:right="1701" w:bottom="1701" w:left="2268" w:header="720" w:footer="720" w:gutter="0"/>
           <w:cols w:space="720"/>
           <w:titlePg/>
           <w:docGrid w:linePitch="360"/>
+          <w:pgNumType w:fmt="decimal"/>
         </w:sectPr>
       </w:pPr>
     </w:p>
@@ -8673,12 +9037,14 @@
     <w:p>
       <w:pPr>
         <w:sectPr>
-          <w:footerReference w:type="default" r:id="rId35"/>
+          <w:footerReference w:type="default" r:id="rId47"/>
+          <w:footerReference w:type="first" r:id="rId48"/>
           <w:pgSz w:w="12240" w:h="15840"/>
           <w:pgMar w:top="1701" w:right="1701" w:bottom="1701" w:left="2268" w:header="720" w:footer="720" w:gutter="0"/>
           <w:cols w:space="720"/>
           <w:titlePg/>
           <w:docGrid w:linePitch="360"/>
+          <w:pgNumType w:fmt="decimal"/>
         </w:sectPr>
       </w:pPr>
     </w:p>
@@ -9436,13 +9802,15 @@
     <w:p>
       <w:pPr>
         <w:sectPr>
-          <w:footerReference w:type="default" r:id="rId36"/>
+          <w:footerReference w:type="default" r:id="rId49"/>
+          <w:footerReference w:type="first" r:id="rId50"/>
           <w:type w:val="continuous"/>
           <w:pgSz w:w="12240" w:h="15840"/>
           <w:pgMar w:top="1701" w:right="1701" w:bottom="1701" w:left="2268" w:header="720" w:footer="720" w:gutter="0"/>
           <w:cols w:space="720"/>
           <w:titlePg/>
           <w:docGrid w:linePitch="360"/>
+          <w:pgNumType w:fmt="decimal"/>
         </w:sectPr>
       </w:pPr>
     </w:p>
@@ -9479,12 +9847,14 @@
     <w:p>
       <w:pPr>
         <w:sectPr>
-          <w:footerReference w:type="default" r:id="rId37"/>
+          <w:footerReference w:type="default" r:id="rId51"/>
+          <w:footerReference w:type="first" r:id="rId52"/>
           <w:pgSz w:w="12240" w:h="15840"/>
           <w:pgMar w:top="1701" w:right="1701" w:bottom="1701" w:left="2268" w:header="720" w:footer="720" w:gutter="0"/>
           <w:cols w:space="720"/>
           <w:titlePg/>
           <w:docGrid w:linePitch="360"/>
+          <w:pgNumType w:fmt="decimal"/>
         </w:sectPr>
       </w:pPr>
     </w:p>
@@ -9670,13 +10040,15 @@
     <w:p>
       <w:pPr>
         <w:sectPr>
-          <w:footerReference w:type="default" r:id="rId38"/>
+          <w:footerReference w:type="default" r:id="rId53"/>
+          <w:footerReference w:type="first" r:id="rId54"/>
           <w:type w:val="continuous"/>
           <w:pgSz w:w="12240" w:h="15840"/>
           <w:pgMar w:top="1701" w:right="1701" w:bottom="1701" w:left="2268" w:header="720" w:footer="720" w:gutter="0"/>
           <w:cols w:space="720"/>
           <w:titlePg/>
           <w:docGrid w:linePitch="360"/>
+          <w:pgNumType w:fmt="decimal"/>
         </w:sectPr>
       </w:pPr>
     </w:p>
@@ -9699,12 +10071,14 @@
     <w:p>
       <w:pPr>
         <w:sectPr>
-          <w:footerReference w:type="default" r:id="rId39"/>
+          <w:footerReference w:type="default" r:id="rId55"/>
+          <w:footerReference w:type="first" r:id="rId56"/>
           <w:pgSz w:w="12240" w:h="15840"/>
           <w:pgMar w:top="1701" w:right="1701" w:bottom="1701" w:left="2268" w:header="720" w:footer="720" w:gutter="0"/>
           <w:cols w:space="720"/>
           <w:titlePg/>
           <w:docGrid w:linePitch="360"/>
+          <w:pgNumType w:fmt="decimal"/>
         </w:sectPr>
       </w:pPr>
     </w:p>
@@ -9724,7 +10098,7 @@
           <w:rFonts w:ascii="Times New Roman" w:hAnsi="Times New Roman"/>
           <w:sz w:val="24"/>
         </w:rPr>
-        <w:t>Arias, F. (2012). El proyecto de investigación: Introducción a la metodología científica (6ta ed.). Episteme, Venezuela.</w:t>
+        <w:t>Asamblea Nacional Constituyente. (1999). Constitución de la República Bolivariana de Venezuela. Gaceta Oficial de la República Bolivariana de Venezuela.</w:t>
       </w:r>
     </w:p>
     <w:p>
@@ -9738,7 +10112,7 @@
           <w:rFonts w:ascii="Times New Roman" w:hAnsi="Times New Roman"/>
           <w:sz w:val="24"/>
         </w:rPr>
-        <w:t>Asamblea Nacional Constituyente. (1999). Constitución de la República Bolivariana de Venezuela. Gaceta Oficial de la República Bolivariana de Venezuela.</w:t>
+        <w:t>Chiavenato, I. (2006). Introducción a la teoría general de la administración (7ma ed.). McGraw-Hill, México.</w:t>
       </w:r>
     </w:p>
     <w:p>
@@ -9752,7 +10126,7 @@
           <w:rFonts w:ascii="Times New Roman" w:hAnsi="Times New Roman"/>
           <w:sz w:val="24"/>
         </w:rPr>
-        <w:t>Chiavenato, I. (2006). Introducción a la teoría general de la administración (7ma ed.). McGraw-Hill, México.</w:t>
+        <w:t>Congreso de la República de Venezuela. (1955). Código de Comercio. Gaceta Oficial Extraordinaria N.º 475.</w:t>
       </w:r>
     </w:p>
     <w:p>
@@ -9766,7 +10140,7 @@
           <w:rFonts w:ascii="Times New Roman" w:hAnsi="Times New Roman"/>
           <w:sz w:val="24"/>
         </w:rPr>
-        <w:t>Congreso de la República de Venezuela. (1955). Código de Comercio. Gaceta Oficial Extraordinaria N.º 475.</w:t>
+        <w:t>Harrington, H. J. (1993). Mejoramiento de los procesos de la empresa. McGraw-Hill, Colombia.</w:t>
       </w:r>
     </w:p>
     <w:p>
@@ -9780,7 +10154,7 @@
           <w:rFonts w:ascii="Times New Roman" w:hAnsi="Times New Roman"/>
           <w:sz w:val="24"/>
         </w:rPr>
-        <w:t>Harrington, H. J. (1993). Mejoramiento de los procesos de la empresa. McGraw-Hill, Colombia.</w:t>
+        <w:t>Mantilla, S. (2005). Control interno: Informe COSO (4ta ed.). Ecoe Ediciones, Colombia.</w:t>
       </w:r>
     </w:p>
     <w:p>
@@ -9794,33 +10168,21 @@
           <w:rFonts w:ascii="Times New Roman" w:hAnsi="Times New Roman"/>
           <w:sz w:val="24"/>
         </w:rPr>
-        <w:t>Mantilla, S. (2005). Control interno: Informe COSO (4ta ed.). Ecoe Ediciones, Colombia.</w:t>
+        <w:t>Monterroso, E. (2002). El proceso de abastecimiento: El aprovisionamiento. Universidad Nacional de Luján, Argentina.</w:t>
       </w:r>
     </w:p>
     <w:p>
       <w:pPr>
-        <w:spacing w:line="240" w:lineRule="auto" w:after="480" w:before="0"/>
-        <w:ind w:left="425" w:hanging="425"/>
-        <w:jc w:val="both"/>
-      </w:pPr>
-      <w:r>
-        <w:rPr>
-          <w:rFonts w:ascii="Times New Roman" w:hAnsi="Times New Roman"/>
-          <w:sz w:val="24"/>
-        </w:rPr>
-        <w:t>Monterroso, E. (2002). El proceso de abastecimiento: El aprovisionamiento. Universidad Nacional de Luján, Argentina.</w:t>
-      </w:r>
-    </w:p>
-    <w:p>
-      <w:pPr>
         <w:sectPr>
-          <w:footerReference w:type="default" r:id="rId40"/>
+          <w:footerReference w:type="default" r:id="rId57"/>
+          <w:footerReference w:type="first" r:id="rId58"/>
           <w:type w:val="continuous"/>
           <w:pgSz w:w="12240" w:h="15840"/>
           <w:pgMar w:top="1701" w:right="1701" w:bottom="1701" w:left="2268" w:header="720" w:footer="720" w:gutter="0"/>
           <w:cols w:space="720"/>
           <w:titlePg/>
           <w:docGrid w:linePitch="360"/>
+          <w:pgNumType w:fmt="decimal"/>
         </w:sectPr>
       </w:pPr>
     </w:p>
@@ -9843,12 +10205,12 @@
     <w:p>
       <w:pPr>
         <w:sectPr>
-          <w:footerReference w:type="default" r:id="rId41"/>
+          <w:footerReference w:type="default" r:id="rId59"/>
           <w:pgSz w:w="12240" w:h="15840"/>
           <w:pgMar w:top="1701" w:right="1701" w:bottom="1701" w:left="2268" w:header="720" w:footer="720" w:gutter="0"/>
           <w:cols w:space="720"/>
-          <w:titlePg/>
           <w:docGrid w:linePitch="360"/>
+          <w:pgNumType w:fmt="decimal"/>
         </w:sectPr>
       </w:pPr>
     </w:p>
@@ -9958,12 +10320,12 @@
       </w:r>
     </w:p>
     <w:sectPr>
-      <w:footerReference w:type="default" r:id="rId42"/>
+      <w:footerReference w:type="default" r:id="rId60"/>
       <w:pgSz w:w="12240" w:h="15840"/>
       <w:pgMar w:top="1701" w:right="1701" w:bottom="1701" w:left="2268" w:header="720" w:footer="720" w:gutter="0"/>
       <w:cols w:space="720"/>
-      <w:titlePg/>
       <w:docGrid w:linePitch="360"/>
+      <w:pgNumType w:fmt="decimal"/>
     </w:sectPr>
   </w:body>
 </w:document>
@@ -9971,11 +10333,7 @@
 
 <file path=word/footer1.xml><?xml version="1.0" encoding="utf-8"?>
 <w:ftr xmlns:m="http://schemas.openxmlformats.org/officeDocument/2006/math" xmlns:mc="http://schemas.openxmlformats.org/markup-compatibility/2006" xmlns:mo="http://schemas.microsoft.com/office/mac/office/2008/main" xmlns:mv="urn:schemas-microsoft-com:mac:vml" xmlns:o="urn:schemas-microsoft-com:office:office" xmlns:r="http://schemas.openxmlformats.org/officeDocument/2006/relationships" xmlns:v="urn:schemas-microsoft-com:vml" xmlns:w10="urn:schemas-microsoft-com:office:word" xmlns:w14="http://schemas.microsoft.com/office/word/2010/wordml" xmlns:w="http://schemas.openxmlformats.org/wordprocessingml/2006/main" xmlns:wne="http://schemas.microsoft.com/office/word/2006/wordml" xmlns:wp14="http://schemas.microsoft.com/office/word/2010/wordprocessingDrawing" xmlns:wp="http://schemas.openxmlformats.org/drawingml/2006/wordprocessingDrawing" xmlns:wpc="http://schemas.microsoft.com/office/word/2010/wordprocessingCanvas" xmlns:wpg="http://schemas.microsoft.com/office/word/2010/wordprocessingGroup" xmlns:wpi="http://schemas.microsoft.com/office/word/2010/wordprocessingInk" xmlns:wps="http://schemas.microsoft.com/office/word/2010/wordprocessingShape" mc:Ignorable="w14 wp14">
-  <w:p>
-    <w:pPr>
-      <w:pStyle w:val="Footer"/>
-    </w:pPr>
-  </w:p>
+  <w:p/>
 </w:ftr>
 </file>
 
@@ -9983,7 +10341,6 @@
 <w:ftr xmlns:m="http://schemas.openxmlformats.org/officeDocument/2006/math" xmlns:mc="http://schemas.openxmlformats.org/markup-compatibility/2006" xmlns:mo="http://schemas.microsoft.com/office/mac/office/2008/main" xmlns:mv="urn:schemas-microsoft-com:mac:vml" xmlns:o="urn:schemas-microsoft-com:office:office" xmlns:r="http://schemas.openxmlformats.org/officeDocument/2006/relationships" xmlns:v="urn:schemas-microsoft-com:vml" xmlns:w10="urn:schemas-microsoft-com:office:word" xmlns:w14="http://schemas.microsoft.com/office/word/2010/wordml" xmlns:w="http://schemas.openxmlformats.org/wordprocessingml/2006/main" xmlns:wne="http://schemas.microsoft.com/office/word/2006/wordml" xmlns:wp14="http://schemas.microsoft.com/office/word/2010/wordprocessingDrawing" xmlns:wp="http://schemas.openxmlformats.org/drawingml/2006/wordprocessingDrawing" xmlns:wpc="http://schemas.microsoft.com/office/word/2010/wordprocessingCanvas" xmlns:wpg="http://schemas.microsoft.com/office/word/2010/wordprocessingGroup" xmlns:wpi="http://schemas.microsoft.com/office/word/2010/wordprocessingInk" xmlns:wps="http://schemas.microsoft.com/office/word/2010/wordprocessingShape" mc:Ignorable="w14 wp14">
   <w:p>
     <w:pPr>
-      <w:pStyle w:val="Footer"/>
       <w:jc w:val="center"/>
     </w:pPr>
     <w:r>
@@ -9992,7 +10349,7 @@
         <w:sz w:val="24"/>
       </w:rPr>
       <w:fldChar w:fldCharType="begin"/>
-      <w:instrText xml:space="preserve"> PAGE \* roman </w:instrText>
+      <w:instrText xml:space="preserve"> PAGE </w:instrText>
       <w:fldChar w:fldCharType="separate"/>
       <w:fldChar w:fldCharType="end"/>
     </w:r>
@@ -10004,7 +10361,6 @@
 <w:ftr xmlns:m="http://schemas.openxmlformats.org/officeDocument/2006/math" xmlns:mc="http://schemas.openxmlformats.org/markup-compatibility/2006" xmlns:mo="http://schemas.microsoft.com/office/mac/office/2008/main" xmlns:mv="urn:schemas-microsoft-com:mac:vml" xmlns:o="urn:schemas-microsoft-com:office:office" xmlns:r="http://schemas.openxmlformats.org/officeDocument/2006/relationships" xmlns:v="urn:schemas-microsoft-com:vml" xmlns:w10="urn:schemas-microsoft-com:office:word" xmlns:w14="http://schemas.microsoft.com/office/word/2010/wordml" xmlns:w="http://schemas.openxmlformats.org/wordprocessingml/2006/main" xmlns:wne="http://schemas.microsoft.com/office/word/2006/wordml" xmlns:wp14="http://schemas.microsoft.com/office/word/2010/wordprocessingDrawing" xmlns:wp="http://schemas.openxmlformats.org/drawingml/2006/wordprocessingDrawing" xmlns:wpc="http://schemas.microsoft.com/office/word/2010/wordprocessingCanvas" xmlns:wpg="http://schemas.microsoft.com/office/word/2010/wordprocessingGroup" xmlns:wpi="http://schemas.microsoft.com/office/word/2010/wordprocessingInk" xmlns:wps="http://schemas.microsoft.com/office/word/2010/wordprocessingShape" mc:Ignorable="w14 wp14">
   <w:p>
     <w:pPr>
-      <w:pStyle w:val="Footer"/>
       <w:jc w:val="center"/>
     </w:pPr>
     <w:r>
@@ -10013,7 +10369,7 @@
         <w:sz w:val="24"/>
       </w:rPr>
       <w:fldChar w:fldCharType="begin"/>
-      <w:instrText xml:space="preserve"> PAGE \* roman </w:instrText>
+      <w:instrText xml:space="preserve"> PAGE </w:instrText>
       <w:fldChar w:fldCharType="separate"/>
       <w:fldChar w:fldCharType="end"/>
     </w:r>
@@ -10025,7 +10381,6 @@
 <w:ftr xmlns:m="http://schemas.openxmlformats.org/officeDocument/2006/math" xmlns:mc="http://schemas.openxmlformats.org/markup-compatibility/2006" xmlns:mo="http://schemas.microsoft.com/office/mac/office/2008/main" xmlns:mv="urn:schemas-microsoft-com:mac:vml" xmlns:o="urn:schemas-microsoft-com:office:office" xmlns:r="http://schemas.openxmlformats.org/officeDocument/2006/relationships" xmlns:v="urn:schemas-microsoft-com:vml" xmlns:w10="urn:schemas-microsoft-com:office:word" xmlns:w14="http://schemas.microsoft.com/office/word/2010/wordml" xmlns:w="http://schemas.openxmlformats.org/wordprocessingml/2006/main" xmlns:wne="http://schemas.microsoft.com/office/word/2006/wordml" xmlns:wp14="http://schemas.microsoft.com/office/word/2010/wordprocessingDrawing" xmlns:wp="http://schemas.openxmlformats.org/drawingml/2006/wordprocessingDrawing" xmlns:wpc="http://schemas.microsoft.com/office/word/2010/wordprocessingCanvas" xmlns:wpg="http://schemas.microsoft.com/office/word/2010/wordprocessingGroup" xmlns:wpi="http://schemas.microsoft.com/office/word/2010/wordprocessingInk" xmlns:wps="http://schemas.microsoft.com/office/word/2010/wordprocessingShape" mc:Ignorable="w14 wp14">
   <w:p>
     <w:pPr>
-      <w:pStyle w:val="Footer"/>
       <w:jc w:val="center"/>
     </w:pPr>
     <w:r>
@@ -10034,7 +10389,7 @@
         <w:sz w:val="24"/>
       </w:rPr>
       <w:fldChar w:fldCharType="begin"/>
-      <w:instrText xml:space="preserve"> PAGE \* roman </w:instrText>
+      <w:instrText xml:space="preserve"> PAGE </w:instrText>
       <w:fldChar w:fldCharType="separate"/>
       <w:fldChar w:fldCharType="end"/>
     </w:r>
@@ -10046,7 +10401,6 @@
 <w:ftr xmlns:m="http://schemas.openxmlformats.org/officeDocument/2006/math" xmlns:mc="http://schemas.openxmlformats.org/markup-compatibility/2006" xmlns:mo="http://schemas.microsoft.com/office/mac/office/2008/main" xmlns:mv="urn:schemas-microsoft-com:mac:vml" xmlns:o="urn:schemas-microsoft-com:office:office" xmlns:r="http://schemas.openxmlformats.org/officeDocument/2006/relationships" xmlns:v="urn:schemas-microsoft-com:vml" xmlns:w10="urn:schemas-microsoft-com:office:word" xmlns:w14="http://schemas.microsoft.com/office/word/2010/wordml" xmlns:w="http://schemas.openxmlformats.org/wordprocessingml/2006/main" xmlns:wne="http://schemas.microsoft.com/office/word/2006/wordml" xmlns:wp14="http://schemas.microsoft.com/office/word/2010/wordprocessingDrawing" xmlns:wp="http://schemas.openxmlformats.org/drawingml/2006/wordprocessingDrawing" xmlns:wpc="http://schemas.microsoft.com/office/word/2010/wordprocessingCanvas" xmlns:wpg="http://schemas.microsoft.com/office/word/2010/wordprocessingGroup" xmlns:wpi="http://schemas.microsoft.com/office/word/2010/wordprocessingInk" xmlns:wps="http://schemas.microsoft.com/office/word/2010/wordprocessingShape" mc:Ignorable="w14 wp14">
   <w:p>
     <w:pPr>
-      <w:pStyle w:val="Footer"/>
       <w:jc w:val="center"/>
     </w:pPr>
     <w:r>
@@ -10055,7 +10409,7 @@
         <w:sz w:val="24"/>
       </w:rPr>
       <w:fldChar w:fldCharType="begin"/>
-      <w:instrText xml:space="preserve"> PAGE \* roman </w:instrText>
+      <w:instrText xml:space="preserve"> PAGE </w:instrText>
       <w:fldChar w:fldCharType="separate"/>
       <w:fldChar w:fldCharType="end"/>
     </w:r>
@@ -10067,7 +10421,6 @@
 <w:ftr xmlns:m="http://schemas.openxmlformats.org/officeDocument/2006/math" xmlns:mc="http://schemas.openxmlformats.org/markup-compatibility/2006" xmlns:mo="http://schemas.microsoft.com/office/mac/office/2008/main" xmlns:mv="urn:schemas-microsoft-com:mac:vml" xmlns:o="urn:schemas-microsoft-com:office:office" xmlns:r="http://schemas.openxmlformats.org/officeDocument/2006/relationships" xmlns:v="urn:schemas-microsoft-com:vml" xmlns:w10="urn:schemas-microsoft-com:office:word" xmlns:w14="http://schemas.microsoft.com/office/word/2010/wordml" xmlns:w="http://schemas.openxmlformats.org/wordprocessingml/2006/main" xmlns:wne="http://schemas.microsoft.com/office/word/2006/wordml" xmlns:wp14="http://schemas.microsoft.com/office/word/2010/wordprocessingDrawing" xmlns:wp="http://schemas.openxmlformats.org/drawingml/2006/wordprocessingDrawing" xmlns:wpc="http://schemas.microsoft.com/office/word/2010/wordprocessingCanvas" xmlns:wpg="http://schemas.microsoft.com/office/word/2010/wordprocessingGroup" xmlns:wpi="http://schemas.microsoft.com/office/word/2010/wordprocessingInk" xmlns:wps="http://schemas.microsoft.com/office/word/2010/wordprocessingShape" mc:Ignorable="w14 wp14">
   <w:p>
     <w:pPr>
-      <w:pStyle w:val="Footer"/>
       <w:jc w:val="center"/>
     </w:pPr>
     <w:r>
@@ -10076,7 +10429,7 @@
         <w:sz w:val="24"/>
       </w:rPr>
       <w:fldChar w:fldCharType="begin"/>
-      <w:instrText xml:space="preserve"> PAGE \* roman </w:instrText>
+      <w:instrText xml:space="preserve"> PAGE </w:instrText>
       <w:fldChar w:fldCharType="separate"/>
       <w:fldChar w:fldCharType="end"/>
     </w:r>
@@ -10088,7 +10441,6 @@
 <w:ftr xmlns:m="http://schemas.openxmlformats.org/officeDocument/2006/math" xmlns:mc="http://schemas.openxmlformats.org/markup-compatibility/2006" xmlns:mo="http://schemas.microsoft.com/office/mac/office/2008/main" xmlns:mv="urn:schemas-microsoft-com:mac:vml" xmlns:o="urn:schemas-microsoft-com:office:office" xmlns:r="http://schemas.openxmlformats.org/officeDocument/2006/relationships" xmlns:v="urn:schemas-microsoft-com:vml" xmlns:w10="urn:schemas-microsoft-com:office:word" xmlns:w14="http://schemas.microsoft.com/office/word/2010/wordml" xmlns:w="http://schemas.openxmlformats.org/wordprocessingml/2006/main" xmlns:wne="http://schemas.microsoft.com/office/word/2006/wordml" xmlns:wp14="http://schemas.microsoft.com/office/word/2010/wordprocessingDrawing" xmlns:wp="http://schemas.openxmlformats.org/drawingml/2006/wordprocessingDrawing" xmlns:wpc="http://schemas.microsoft.com/office/word/2010/wordprocessingCanvas" xmlns:wpg="http://schemas.microsoft.com/office/word/2010/wordprocessingGroup" xmlns:wpi="http://schemas.microsoft.com/office/word/2010/wordprocessingInk" xmlns:wps="http://schemas.microsoft.com/office/word/2010/wordprocessingShape" mc:Ignorable="w14 wp14">
   <w:p>
     <w:pPr>
-      <w:pStyle w:val="Footer"/>
       <w:jc w:val="center"/>
     </w:pPr>
     <w:r>
@@ -10097,7 +10449,7 @@
         <w:sz w:val="24"/>
       </w:rPr>
       <w:fldChar w:fldCharType="begin"/>
-      <w:instrText xml:space="preserve"> PAGE \* roman </w:instrText>
+      <w:instrText xml:space="preserve"> PAGE </w:instrText>
       <w:fldChar w:fldCharType="separate"/>
       <w:fldChar w:fldCharType="end"/>
     </w:r>
@@ -10109,7 +10461,6 @@
 <w:ftr xmlns:m="http://schemas.openxmlformats.org/officeDocument/2006/math" xmlns:mc="http://schemas.openxmlformats.org/markup-compatibility/2006" xmlns:mo="http://schemas.microsoft.com/office/mac/office/2008/main" xmlns:mv="urn:schemas-microsoft-com:mac:vml" xmlns:o="urn:schemas-microsoft-com:office:office" xmlns:r="http://schemas.openxmlformats.org/officeDocument/2006/relationships" xmlns:v="urn:schemas-microsoft-com:vml" xmlns:w10="urn:schemas-microsoft-com:office:word" xmlns:w14="http://schemas.microsoft.com/office/word/2010/wordml" xmlns:w="http://schemas.openxmlformats.org/wordprocessingml/2006/main" xmlns:wne="http://schemas.microsoft.com/office/word/2006/wordml" xmlns:wp14="http://schemas.microsoft.com/office/word/2010/wordprocessingDrawing" xmlns:wp="http://schemas.openxmlformats.org/drawingml/2006/wordprocessingDrawing" xmlns:wpc="http://schemas.microsoft.com/office/word/2010/wordprocessingCanvas" xmlns:wpg="http://schemas.microsoft.com/office/word/2010/wordprocessingGroup" xmlns:wpi="http://schemas.microsoft.com/office/word/2010/wordprocessingInk" xmlns:wps="http://schemas.microsoft.com/office/word/2010/wordprocessingShape" mc:Ignorable="w14 wp14">
   <w:p>
     <w:pPr>
-      <w:pStyle w:val="Footer"/>
       <w:jc w:val="center"/>
     </w:pPr>
     <w:r>
@@ -10118,7 +10469,7 @@
         <w:sz w:val="24"/>
       </w:rPr>
       <w:fldChar w:fldCharType="begin"/>
-      <w:instrText xml:space="preserve"> PAGE \* roman </w:instrText>
+      <w:instrText xml:space="preserve"> PAGE </w:instrText>
       <w:fldChar w:fldCharType="separate"/>
       <w:fldChar w:fldCharType="end"/>
     </w:r>
@@ -10130,7 +10481,6 @@
 <w:ftr xmlns:m="http://schemas.openxmlformats.org/officeDocument/2006/math" xmlns:mc="http://schemas.openxmlformats.org/markup-compatibility/2006" xmlns:mo="http://schemas.microsoft.com/office/mac/office/2008/main" xmlns:mv="urn:schemas-microsoft-com:mac:vml" xmlns:o="urn:schemas-microsoft-com:office:office" xmlns:r="http://schemas.openxmlformats.org/officeDocument/2006/relationships" xmlns:v="urn:schemas-microsoft-com:vml" xmlns:w10="urn:schemas-microsoft-com:office:word" xmlns:w14="http://schemas.microsoft.com/office/word/2010/wordml" xmlns:w="http://schemas.openxmlformats.org/wordprocessingml/2006/main" xmlns:wne="http://schemas.microsoft.com/office/word/2006/wordml" xmlns:wp14="http://schemas.microsoft.com/office/word/2010/wordprocessingDrawing" xmlns:wp="http://schemas.openxmlformats.org/drawingml/2006/wordprocessingDrawing" xmlns:wpc="http://schemas.microsoft.com/office/word/2010/wordprocessingCanvas" xmlns:wpg="http://schemas.microsoft.com/office/word/2010/wordprocessingGroup" xmlns:wpi="http://schemas.microsoft.com/office/word/2010/wordprocessingInk" xmlns:wps="http://schemas.microsoft.com/office/word/2010/wordprocessingShape" mc:Ignorable="w14 wp14">
   <w:p>
     <w:pPr>
-      <w:pStyle w:val="Footer"/>
       <w:jc w:val="center"/>
     </w:pPr>
     <w:r>
@@ -10151,7 +10501,6 @@
 <w:ftr xmlns:m="http://schemas.openxmlformats.org/officeDocument/2006/math" xmlns:mc="http://schemas.openxmlformats.org/markup-compatibility/2006" xmlns:mo="http://schemas.microsoft.com/office/mac/office/2008/main" xmlns:mv="urn:schemas-microsoft-com:mac:vml" xmlns:o="urn:schemas-microsoft-com:office:office" xmlns:r="http://schemas.openxmlformats.org/officeDocument/2006/relationships" xmlns:v="urn:schemas-microsoft-com:vml" xmlns:w10="urn:schemas-microsoft-com:office:word" xmlns:w14="http://schemas.microsoft.com/office/word/2010/wordml" xmlns:w="http://schemas.openxmlformats.org/wordprocessingml/2006/main" xmlns:wne="http://schemas.microsoft.com/office/word/2006/wordml" xmlns:wp14="http://schemas.microsoft.com/office/word/2010/wordprocessingDrawing" xmlns:wp="http://schemas.openxmlformats.org/drawingml/2006/wordprocessingDrawing" xmlns:wpc="http://schemas.microsoft.com/office/word/2010/wordprocessingCanvas" xmlns:wpg="http://schemas.microsoft.com/office/word/2010/wordprocessingGroup" xmlns:wpi="http://schemas.microsoft.com/office/word/2010/wordprocessingInk" xmlns:wps="http://schemas.microsoft.com/office/word/2010/wordprocessingShape" mc:Ignorable="w14 wp14">
   <w:p>
     <w:pPr>
-      <w:pStyle w:val="Footer"/>
       <w:jc w:val="center"/>
     </w:pPr>
     <w:r>
@@ -10172,7 +10521,6 @@
 <w:ftr xmlns:m="http://schemas.openxmlformats.org/officeDocument/2006/math" xmlns:mc="http://schemas.openxmlformats.org/markup-compatibility/2006" xmlns:mo="http://schemas.microsoft.com/office/mac/office/2008/main" xmlns:mv="urn:schemas-microsoft-com:mac:vml" xmlns:o="urn:schemas-microsoft-com:office:office" xmlns:r="http://schemas.openxmlformats.org/officeDocument/2006/relationships" xmlns:v="urn:schemas-microsoft-com:vml" xmlns:w10="urn:schemas-microsoft-com:office:word" xmlns:w14="http://schemas.microsoft.com/office/word/2010/wordml" xmlns:w="http://schemas.openxmlformats.org/wordprocessingml/2006/main" xmlns:wne="http://schemas.microsoft.com/office/word/2006/wordml" xmlns:wp14="http://schemas.microsoft.com/office/word/2010/wordprocessingDrawing" xmlns:wp="http://schemas.openxmlformats.org/drawingml/2006/wordprocessingDrawing" xmlns:wpc="http://schemas.microsoft.com/office/word/2010/wordprocessingCanvas" xmlns:wpg="http://schemas.microsoft.com/office/word/2010/wordprocessingGroup" xmlns:wpi="http://schemas.microsoft.com/office/word/2010/wordprocessingInk" xmlns:wps="http://schemas.microsoft.com/office/word/2010/wordprocessingShape" mc:Ignorable="w14 wp14">
   <w:p>
     <w:pPr>
-      <w:pStyle w:val="Footer"/>
       <w:jc w:val="center"/>
     </w:pPr>
     <w:r>
@@ -10191,32 +10539,13 @@
 
 <file path=word/footer2.xml><?xml version="1.0" encoding="utf-8"?>
 <w:ftr xmlns:m="http://schemas.openxmlformats.org/officeDocument/2006/math" xmlns:mc="http://schemas.openxmlformats.org/markup-compatibility/2006" xmlns:mo="http://schemas.microsoft.com/office/mac/office/2008/main" xmlns:mv="urn:schemas-microsoft-com:mac:vml" xmlns:o="urn:schemas-microsoft-com:office:office" xmlns:r="http://schemas.openxmlformats.org/officeDocument/2006/relationships" xmlns:v="urn:schemas-microsoft-com:vml" xmlns:w10="urn:schemas-microsoft-com:office:word" xmlns:w14="http://schemas.microsoft.com/office/word/2010/wordml" xmlns:w="http://schemas.openxmlformats.org/wordprocessingml/2006/main" xmlns:wne="http://schemas.microsoft.com/office/word/2006/wordml" xmlns:wp14="http://schemas.microsoft.com/office/word/2010/wordprocessingDrawing" xmlns:wp="http://schemas.openxmlformats.org/drawingml/2006/wordprocessingDrawing" xmlns:wpc="http://schemas.microsoft.com/office/word/2010/wordprocessingCanvas" xmlns:wpg="http://schemas.microsoft.com/office/word/2010/wordprocessingGroup" xmlns:wpi="http://schemas.microsoft.com/office/word/2010/wordprocessingInk" xmlns:wps="http://schemas.microsoft.com/office/word/2010/wordprocessingShape" mc:Ignorable="w14 wp14">
-  <w:p>
-    <w:pPr>
-      <w:pStyle w:val="Footer"/>
-    </w:pPr>
-  </w:p>
+  <w:p/>
 </w:ftr>
 </file>
 
 <file path=word/footer20.xml><?xml version="1.0" encoding="utf-8"?>
 <w:ftr xmlns:m="http://schemas.openxmlformats.org/officeDocument/2006/math" xmlns:mc="http://schemas.openxmlformats.org/markup-compatibility/2006" xmlns:mo="http://schemas.microsoft.com/office/mac/office/2008/main" xmlns:mv="urn:schemas-microsoft-com:mac:vml" xmlns:o="urn:schemas-microsoft-com:office:office" xmlns:r="http://schemas.openxmlformats.org/officeDocument/2006/relationships" xmlns:v="urn:schemas-microsoft-com:vml" xmlns:w10="urn:schemas-microsoft-com:office:word" xmlns:w14="http://schemas.microsoft.com/office/word/2010/wordml" xmlns:w="http://schemas.openxmlformats.org/wordprocessingml/2006/main" xmlns:wne="http://schemas.microsoft.com/office/word/2006/wordml" xmlns:wp14="http://schemas.microsoft.com/office/word/2010/wordprocessingDrawing" xmlns:wp="http://schemas.openxmlformats.org/drawingml/2006/wordprocessingDrawing" xmlns:wpc="http://schemas.microsoft.com/office/word/2010/wordprocessingCanvas" xmlns:wpg="http://schemas.microsoft.com/office/word/2010/wordprocessingGroup" xmlns:wpi="http://schemas.microsoft.com/office/word/2010/wordprocessingInk" xmlns:wps="http://schemas.microsoft.com/office/word/2010/wordprocessingShape" mc:Ignorable="w14 wp14">
-  <w:p>
-    <w:pPr>
-      <w:pStyle w:val="Footer"/>
-      <w:jc w:val="center"/>
-    </w:pPr>
-    <w:r>
-      <w:rPr>
-        <w:rFonts w:ascii="Times New Roman" w:hAnsi="Times New Roman"/>
-        <w:sz w:val="24"/>
-      </w:rPr>
-      <w:fldChar w:fldCharType="begin"/>
-      <w:instrText xml:space="preserve"> PAGE </w:instrText>
-      <w:fldChar w:fldCharType="separate"/>
-      <w:fldChar w:fldCharType="end"/>
-    </w:r>
-  </w:p>
+  <w:p/>
 </w:ftr>
 </file>
 
@@ -10224,7 +10553,6 @@
 <w:ftr xmlns:m="http://schemas.openxmlformats.org/officeDocument/2006/math" xmlns:mc="http://schemas.openxmlformats.org/markup-compatibility/2006" xmlns:mo="http://schemas.microsoft.com/office/mac/office/2008/main" xmlns:mv="urn:schemas-microsoft-com:mac:vml" xmlns:o="urn:schemas-microsoft-com:office:office" xmlns:r="http://schemas.openxmlformats.org/officeDocument/2006/relationships" xmlns:v="urn:schemas-microsoft-com:vml" xmlns:w10="urn:schemas-microsoft-com:office:word" xmlns:w14="http://schemas.microsoft.com/office/word/2010/wordml" xmlns:w="http://schemas.openxmlformats.org/wordprocessingml/2006/main" xmlns:wne="http://schemas.microsoft.com/office/word/2006/wordml" xmlns:wp14="http://schemas.microsoft.com/office/word/2010/wordprocessingDrawing" xmlns:wp="http://schemas.openxmlformats.org/drawingml/2006/wordprocessingDrawing" xmlns:wpc="http://schemas.microsoft.com/office/word/2010/wordprocessingCanvas" xmlns:wpg="http://schemas.microsoft.com/office/word/2010/wordprocessingGroup" xmlns:wpi="http://schemas.microsoft.com/office/word/2010/wordprocessingInk" xmlns:wps="http://schemas.microsoft.com/office/word/2010/wordprocessingShape" mc:Ignorable="w14 wp14">
   <w:p>
     <w:pPr>
-      <w:pStyle w:val="Footer"/>
       <w:jc w:val="center"/>
     </w:pPr>
     <w:r>
@@ -10243,22 +10571,7 @@
 
 <file path=word/footer22.xml><?xml version="1.0" encoding="utf-8"?>
 <w:ftr xmlns:m="http://schemas.openxmlformats.org/officeDocument/2006/math" xmlns:mc="http://schemas.openxmlformats.org/markup-compatibility/2006" xmlns:mo="http://schemas.microsoft.com/office/mac/office/2008/main" xmlns:mv="urn:schemas-microsoft-com:mac:vml" xmlns:o="urn:schemas-microsoft-com:office:office" xmlns:r="http://schemas.openxmlformats.org/officeDocument/2006/relationships" xmlns:v="urn:schemas-microsoft-com:vml" xmlns:w10="urn:schemas-microsoft-com:office:word" xmlns:w14="http://schemas.microsoft.com/office/word/2010/wordml" xmlns:w="http://schemas.openxmlformats.org/wordprocessingml/2006/main" xmlns:wne="http://schemas.microsoft.com/office/word/2006/wordml" xmlns:wp14="http://schemas.microsoft.com/office/word/2010/wordprocessingDrawing" xmlns:wp="http://schemas.openxmlformats.org/drawingml/2006/wordprocessingDrawing" xmlns:wpc="http://schemas.microsoft.com/office/word/2010/wordprocessingCanvas" xmlns:wpg="http://schemas.microsoft.com/office/word/2010/wordprocessingGroup" xmlns:wpi="http://schemas.microsoft.com/office/word/2010/wordprocessingInk" xmlns:wps="http://schemas.microsoft.com/office/word/2010/wordprocessingShape" mc:Ignorable="w14 wp14">
-  <w:p>
-    <w:pPr>
-      <w:pStyle w:val="Footer"/>
-      <w:jc w:val="center"/>
-    </w:pPr>
-    <w:r>
-      <w:rPr>
-        <w:rFonts w:ascii="Times New Roman" w:hAnsi="Times New Roman"/>
-        <w:sz w:val="24"/>
-      </w:rPr>
-      <w:fldChar w:fldCharType="begin"/>
-      <w:instrText xml:space="preserve"> PAGE </w:instrText>
-      <w:fldChar w:fldCharType="separate"/>
-      <w:fldChar w:fldCharType="end"/>
-    </w:r>
-  </w:p>
+  <w:p/>
 </w:ftr>
 </file>
 
@@ -10266,7 +10579,6 @@
 <w:ftr xmlns:m="http://schemas.openxmlformats.org/officeDocument/2006/math" xmlns:mc="http://schemas.openxmlformats.org/markup-compatibility/2006" xmlns:mo="http://schemas.microsoft.com/office/mac/office/2008/main" xmlns:mv="urn:schemas-microsoft-com:mac:vml" xmlns:o="urn:schemas-microsoft-com:office:office" xmlns:r="http://schemas.openxmlformats.org/officeDocument/2006/relationships" xmlns:v="urn:schemas-microsoft-com:vml" xmlns:w10="urn:schemas-microsoft-com:office:word" xmlns:w14="http://schemas.microsoft.com/office/word/2010/wordml" xmlns:w="http://schemas.openxmlformats.org/wordprocessingml/2006/main" xmlns:wne="http://schemas.microsoft.com/office/word/2006/wordml" xmlns:wp14="http://schemas.microsoft.com/office/word/2010/wordprocessingDrawing" xmlns:wp="http://schemas.openxmlformats.org/drawingml/2006/wordprocessingDrawing" xmlns:wpc="http://schemas.microsoft.com/office/word/2010/wordprocessingCanvas" xmlns:wpg="http://schemas.microsoft.com/office/word/2010/wordprocessingGroup" xmlns:wpi="http://schemas.microsoft.com/office/word/2010/wordprocessingInk" xmlns:wps="http://schemas.microsoft.com/office/word/2010/wordprocessingShape" mc:Ignorable="w14 wp14">
   <w:p>
     <w:pPr>
-      <w:pStyle w:val="Footer"/>
       <w:jc w:val="center"/>
     </w:pPr>
     <w:r>
@@ -10285,22 +10597,7 @@
 
 <file path=word/footer24.xml><?xml version="1.0" encoding="utf-8"?>
 <w:ftr xmlns:m="http://schemas.openxmlformats.org/officeDocument/2006/math" xmlns:mc="http://schemas.openxmlformats.org/markup-compatibility/2006" xmlns:mo="http://schemas.microsoft.com/office/mac/office/2008/main" xmlns:mv="urn:schemas-microsoft-com:mac:vml" xmlns:o="urn:schemas-microsoft-com:office:office" xmlns:r="http://schemas.openxmlformats.org/officeDocument/2006/relationships" xmlns:v="urn:schemas-microsoft-com:vml" xmlns:w10="urn:schemas-microsoft-com:office: